--- a/docs/manuals/Role_Guide_7_Analyst.docx
+++ b/docs/manuals/Role_Guide_7_Analyst.docx
@@ -538,7 +538,7 @@
     <w:sdt>
       <w:sdtPr>
         <w:alias w:val="Contents"/>
-        <w:id w:val="-1908057603"/>
+        <w:id w:val="1936092980"/>
       </w:sdtPr>
       <w:sdtEndPr/>
       <w:sdtContent>
@@ -567,7 +567,7 @@
           <w:r>
             <w:fldChar w:fldCharType="separate"/>
           </w:r>
-          <w:hyperlink w:anchor="_Toc240395295" w:history="1">
+          <w:hyperlink w:anchor="_Toc240406069" w:history="1">
             <w:r>
               <w:rPr>
                 <w:rStyle w:val="Hyperlink"/>
@@ -591,7 +591,7 @@
               <w:rPr>
                 <w:noProof/>
               </w:rPr>
-              <w:instrText xml:space="preserve"> PAGEREF _Toc240395295 \h </w:instrText>
+              <w:instrText xml:space="preserve"> PAGEREF _Toc240406069 \h </w:instrText>
             </w:r>
             <w:r>
               <w:rPr>
@@ -634,7 +634,7 @@
               <w14:ligatures w14:val="standardContextual"/>
             </w:rPr>
           </w:pPr>
-          <w:hyperlink w:anchor="_Toc240395296" w:history="1">
+          <w:hyperlink w:anchor="_Toc240406070" w:history="1">
             <w:r>
               <w:rPr>
                 <w:rStyle w:val="Hyperlink"/>
@@ -658,7 +658,7 @@
               <w:rPr>
                 <w:noProof/>
               </w:rPr>
-              <w:instrText xml:space="preserve"> PAGEREF _Toc240395296 \h </w:instrText>
+              <w:instrText xml:space="preserve"> PAGEREF _Toc240406070 \h </w:instrText>
             </w:r>
             <w:r>
               <w:rPr>
@@ -701,7 +701,7 @@
               <w14:ligatures w14:val="standardContextual"/>
             </w:rPr>
           </w:pPr>
-          <w:hyperlink w:anchor="_Toc240395297" w:history="1">
+          <w:hyperlink w:anchor="_Toc240406071" w:history="1">
             <w:r>
               <w:rPr>
                 <w:rStyle w:val="Hyperlink"/>
@@ -725,7 +725,7 @@
               <w:rPr>
                 <w:noProof/>
               </w:rPr>
-              <w:instrText xml:space="preserve"> PAGEREF _Toc240395297 \h </w:instrText>
+              <w:instrText xml:space="preserve"> PAGEREF _Toc240406071 \h </w:instrText>
             </w:r>
             <w:r>
               <w:rPr>
@@ -768,7 +768,7 @@
               <w14:ligatures w14:val="standardContextual"/>
             </w:rPr>
           </w:pPr>
-          <w:hyperlink w:anchor="_Toc240395298" w:history="1">
+          <w:hyperlink w:anchor="_Toc240406072" w:history="1">
             <w:r>
               <w:rPr>
                 <w:rStyle w:val="Hyperlink"/>
@@ -792,7 +792,7 @@
               <w:rPr>
                 <w:noProof/>
               </w:rPr>
-              <w:instrText xml:space="preserve"> PAGEREF _Toc240395298 \h </w:instrText>
+              <w:instrText xml:space="preserve"> PAGEREF _Toc240406072 \h </w:instrText>
             </w:r>
             <w:r>
               <w:rPr>
@@ -835,7 +835,7 @@
               <w14:ligatures w14:val="standardContextual"/>
             </w:rPr>
           </w:pPr>
-          <w:hyperlink w:anchor="_Toc240395299" w:history="1">
+          <w:hyperlink w:anchor="_Toc240406073" w:history="1">
             <w:r>
               <w:rPr>
                 <w:rStyle w:val="Hyperlink"/>
@@ -859,7 +859,7 @@
               <w:rPr>
                 <w:noProof/>
               </w:rPr>
-              <w:instrText xml:space="preserve"> PAGEREF _Toc240395299 \h </w:instrText>
+              <w:instrText xml:space="preserve"> PAGEREF _Toc240406073 \h </w:instrText>
             </w:r>
             <w:r>
               <w:rPr>
@@ -902,7 +902,7 @@
               <w14:ligatures w14:val="standardContextual"/>
             </w:rPr>
           </w:pPr>
-          <w:hyperlink w:anchor="_Toc240395300" w:history="1">
+          <w:hyperlink w:anchor="_Toc240406074" w:history="1">
             <w:r>
               <w:rPr>
                 <w:rStyle w:val="Hyperlink"/>
@@ -926,7 +926,7 @@
               <w:rPr>
                 <w:noProof/>
               </w:rPr>
-              <w:instrText xml:space="preserve"> PAGEREF _Toc240395300 \h </w:instrText>
+              <w:instrText xml:space="preserve"> PAGEREF _Toc240406074 \h </w:instrText>
             </w:r>
             <w:r>
               <w:rPr>
@@ -969,7 +969,7 @@
               <w14:ligatures w14:val="standardContextual"/>
             </w:rPr>
           </w:pPr>
-          <w:hyperlink w:anchor="_Toc240395301" w:history="1">
+          <w:hyperlink w:anchor="_Toc240406075" w:history="1">
             <w:r>
               <w:rPr>
                 <w:rStyle w:val="Hyperlink"/>
@@ -993,7 +993,7 @@
               <w:rPr>
                 <w:noProof/>
               </w:rPr>
-              <w:instrText xml:space="preserve"> PAGEREF _Toc240395301 \h </w:instrText>
+              <w:instrText xml:space="preserve"> PAGEREF _Toc240406075 \h </w:instrText>
             </w:r>
             <w:r>
               <w:rPr>
@@ -1036,7 +1036,7 @@
               <w14:ligatures w14:val="standardContextual"/>
             </w:rPr>
           </w:pPr>
-          <w:hyperlink w:anchor="_Toc240395302" w:history="1">
+          <w:hyperlink w:anchor="_Toc240406076" w:history="1">
             <w:r>
               <w:rPr>
                 <w:rStyle w:val="Hyperlink"/>
@@ -1060,7 +1060,7 @@
               <w:rPr>
                 <w:noProof/>
               </w:rPr>
-              <w:instrText xml:space="preserve"> PAGEREF _Toc240395302 \h </w:instrText>
+              <w:instrText xml:space="preserve"> PAGEREF _Toc240406076 \h </w:instrText>
             </w:r>
             <w:r>
               <w:rPr>
@@ -1103,7 +1103,7 @@
               <w14:ligatures w14:val="standardContextual"/>
             </w:rPr>
           </w:pPr>
-          <w:hyperlink w:anchor="_Toc240395303" w:history="1">
+          <w:hyperlink w:anchor="_Toc240406077" w:history="1">
             <w:r>
               <w:rPr>
                 <w:rStyle w:val="Hyperlink"/>
@@ -1127,7 +1127,7 @@
               <w:rPr>
                 <w:noProof/>
               </w:rPr>
-              <w:instrText xml:space="preserve"> PAGEREF _Toc240395303 \h </w:instrText>
+              <w:instrText xml:space="preserve"> PAGEREF _Toc240406077 \h </w:instrText>
             </w:r>
             <w:r>
               <w:rPr>
@@ -1170,7 +1170,7 @@
               <w14:ligatures w14:val="standardContextual"/>
             </w:rPr>
           </w:pPr>
-          <w:hyperlink w:anchor="_Toc240395304" w:history="1">
+          <w:hyperlink w:anchor="_Toc240406078" w:history="1">
             <w:r>
               <w:rPr>
                 <w:rStyle w:val="Hyperlink"/>
@@ -1194,7 +1194,7 @@
               <w:rPr>
                 <w:noProof/>
               </w:rPr>
-              <w:instrText xml:space="preserve"> PAGEREF _Toc240395304 \h </w:instrText>
+              <w:instrText xml:space="preserve"> PAGEREF _Toc240406078 \h </w:instrText>
             </w:r>
             <w:r>
               <w:rPr>
@@ -1237,7 +1237,7 @@
               <w14:ligatures w14:val="standardContextual"/>
             </w:rPr>
           </w:pPr>
-          <w:hyperlink w:anchor="_Toc240395305" w:history="1">
+          <w:hyperlink w:anchor="_Toc240406079" w:history="1">
             <w:r>
               <w:rPr>
                 <w:rStyle w:val="Hyperlink"/>
@@ -1261,7 +1261,7 @@
               <w:rPr>
                 <w:noProof/>
               </w:rPr>
-              <w:instrText xml:space="preserve"> PAGEREF _Toc240395305 \h </w:instrText>
+              <w:instrText xml:space="preserve"> PAGEREF _Toc240406079 \h </w:instrText>
             </w:r>
             <w:r>
               <w:rPr>
@@ -1304,7 +1304,7 @@
               <w14:ligatures w14:val="standardContextual"/>
             </w:rPr>
           </w:pPr>
-          <w:hyperlink w:anchor="_Toc240395306" w:history="1">
+          <w:hyperlink w:anchor="_Toc240406080" w:history="1">
             <w:r>
               <w:rPr>
                 <w:rStyle w:val="Hyperlink"/>
@@ -1328,7 +1328,7 @@
               <w:rPr>
                 <w:noProof/>
               </w:rPr>
-              <w:instrText xml:space="preserve"> PAGEREF _Toc240395306 \h </w:instrText>
+              <w:instrText xml:space="preserve"> PAGEREF _Toc240406080 \h </w:instrText>
             </w:r>
             <w:r>
               <w:rPr>
@@ -1371,7 +1371,7 @@
               <w14:ligatures w14:val="standardContextual"/>
             </w:rPr>
           </w:pPr>
-          <w:hyperlink w:anchor="_Toc240395307" w:history="1">
+          <w:hyperlink w:anchor="_Toc240406081" w:history="1">
             <w:r>
               <w:rPr>
                 <w:rStyle w:val="Hyperlink"/>
@@ -1395,7 +1395,7 @@
               <w:rPr>
                 <w:noProof/>
               </w:rPr>
-              <w:instrText xml:space="preserve"> PAGEREF _Toc240395307 \h </w:instrText>
+              <w:instrText xml:space="preserve"> PAGEREF _Toc240406081 \h </w:instrText>
             </w:r>
             <w:r>
               <w:rPr>
@@ -1438,7 +1438,7 @@
               <w14:ligatures w14:val="standardContextual"/>
             </w:rPr>
           </w:pPr>
-          <w:hyperlink w:anchor="_Toc240395308" w:history="1">
+          <w:hyperlink w:anchor="_Toc240406082" w:history="1">
             <w:r>
               <w:rPr>
                 <w:rStyle w:val="Hyperlink"/>
@@ -1462,7 +1462,7 @@
               <w:rPr>
                 <w:noProof/>
               </w:rPr>
-              <w:instrText xml:space="preserve"> PAGEREF _Toc240395308 \h </w:instrText>
+              <w:instrText xml:space="preserve"> PAGEREF _Toc240406082 \h </w:instrText>
             </w:r>
             <w:r>
               <w:rPr>
@@ -1505,7 +1505,7 @@
               <w14:ligatures w14:val="standardContextual"/>
             </w:rPr>
           </w:pPr>
-          <w:hyperlink w:anchor="_Toc240395309" w:history="1">
+          <w:hyperlink w:anchor="_Toc240406083" w:history="1">
             <w:r>
               <w:rPr>
                 <w:rStyle w:val="Hyperlink"/>
@@ -1529,7 +1529,7 @@
               <w:rPr>
                 <w:noProof/>
               </w:rPr>
-              <w:instrText xml:space="preserve"> PAGEREF _Toc240395309 \h </w:instrText>
+              <w:instrText xml:space="preserve"> PAGEREF _Toc240406083 \h </w:instrText>
             </w:r>
             <w:r>
               <w:rPr>
@@ -1572,7 +1572,7 @@
               <w14:ligatures w14:val="standardContextual"/>
             </w:rPr>
           </w:pPr>
-          <w:hyperlink w:anchor="_Toc240395310" w:history="1">
+          <w:hyperlink w:anchor="_Toc240406084" w:history="1">
             <w:r>
               <w:rPr>
                 <w:rStyle w:val="Hyperlink"/>
@@ -1596,7 +1596,7 @@
               <w:rPr>
                 <w:noProof/>
               </w:rPr>
-              <w:instrText xml:space="preserve"> PAGEREF _Toc240395310 \h </w:instrText>
+              <w:instrText xml:space="preserve"> PAGEREF _Toc240406084 \h </w:instrText>
             </w:r>
             <w:r>
               <w:rPr>
@@ -1635,7 +1635,7 @@
         <w:pStyle w:val="Heading1"/>
         <w:pageBreakBefore/>
       </w:pPr>
-      <w:bookmarkStart w:id="0" w:name="_Toc240395295"/>
+      <w:bookmarkStart w:id="0" w:name="_Toc240406069"/>
       <w:r>
         <w:lastRenderedPageBreak/>
         <w:t>1. Your role at a glance</w:t>
@@ -1816,7 +1816,7 @@
         <w:pStyle w:val="Heading1"/>
         <w:pageBreakBefore/>
       </w:pPr>
-      <w:bookmarkStart w:id="1" w:name="_Toc240395296"/>
+      <w:bookmarkStart w:id="1" w:name="_Toc240406070"/>
       <w:r>
         <w:lastRenderedPageBreak/>
         <w:t>2. Signing in and your screens</w:t>
@@ -1827,7 +1827,7 @@
       <w:pPr>
         <w:pStyle w:val="Heading2"/>
       </w:pPr>
-      <w:bookmarkStart w:id="2" w:name="_Toc240395297"/>
+      <w:bookmarkStart w:id="2" w:name="_Toc240406071"/>
       <w:r>
         <w:t>Signing in</w:t>
       </w:r>
@@ -1910,7 +1910,7 @@
           <w:noProof/>
         </w:rPr>
         <w:drawing>
-          <wp:inline distT="0" distB="0" distL="0" distR="0" wp14:anchorId="1FD4CE92" wp14:editId="42057D19">
+          <wp:inline distT="0" distB="0" distL="0" distR="0" wp14:anchorId="2E4E074A" wp14:editId="027A5D61">
             <wp:extent cx="5334000" cy="2333625"/>
             <wp:effectExtent l="0" t="0" r="0" b="0"/>
             <wp:docPr id="1" name="adm_login.jpg" descr="The sign-in screen for all internal staff." title="The sign-in screen for all internal staff."/>
@@ -2077,7 +2077,7 @@
       <w:pPr>
         <w:pStyle w:val="Heading2"/>
       </w:pPr>
-      <w:bookmarkStart w:id="3" w:name="_Toc240395298"/>
+      <w:bookmarkStart w:id="3" w:name="_Toc240406072"/>
       <w:r>
         <w:t>Finding your way around</w:t>
       </w:r>
@@ -2252,7 +2252,7 @@
         </w:rPr>
         <w:lastRenderedPageBreak/>
         <w:drawing>
-          <wp:inline distT="0" distB="0" distL="0" distR="0" wp14:anchorId="679CFB8D" wp14:editId="0C6B3767">
+          <wp:inline distT="0" distB="0" distL="0" distR="0" wp14:anchorId="2B5D0E42" wp14:editId="2BF8C06A">
             <wp:extent cx="5715000" cy="1876425"/>
             <wp:effectExtent l="0" t="0" r="0" b="0"/>
             <wp:docPr id="2" name="adm_not_your_role.jpg" descr="Opening a screen outside your role (for example from an old bookmark) shows this card instead of the screen." title="Opening a screen outside your role (for example from an old bookmark) shows this card instead of the screen."/>
@@ -2321,7 +2321,7 @@
       <w:pPr>
         <w:pStyle w:val="Heading2"/>
       </w:pPr>
-      <w:bookmarkStart w:id="4" w:name="_Toc240395299"/>
+      <w:bookmarkStart w:id="4" w:name="_Toc240406073"/>
       <w:r>
         <w:t>Your screens</w:t>
       </w:r>
@@ -2655,7 +2655,7 @@
       <w:pPr>
         <w:pStyle w:val="Heading2"/>
       </w:pPr>
-      <w:bookmarkStart w:id="5" w:name="_Toc240395300"/>
+      <w:bookmarkStart w:id="5" w:name="_Toc240406074"/>
       <w:r>
         <w:t>Changing your password</w:t>
       </w:r>
@@ -2738,7 +2738,7 @@
           <w:noProof/>
         </w:rPr>
         <w:drawing>
-          <wp:inline distT="0" distB="0" distL="0" distR="0" wp14:anchorId="08392278" wp14:editId="12EC03FA">
+          <wp:inline distT="0" distB="0" distL="0" distR="0" wp14:anchorId="00FA631A" wp14:editId="20B87F97">
             <wp:extent cx="5334000" cy="2171700"/>
             <wp:effectExtent l="0" t="0" r="0" b="0"/>
             <wp:docPr id="3" name="adm_account.jpg" descr="Change Password screen." title="Change Password screen."/>
@@ -2826,7 +2826,7 @@
         <w:pStyle w:val="Heading1"/>
         <w:pageBreakBefore/>
       </w:pPr>
-      <w:bookmarkStart w:id="6" w:name="_Toc240395301"/>
+      <w:bookmarkStart w:id="6" w:name="_Toc240406075"/>
       <w:r>
         <w:lastRenderedPageBreak/>
         <w:t>3. Your routine</w:t>
@@ -3111,7 +3111,7 @@
         <w:pStyle w:val="Heading1"/>
         <w:pageBreakBefore/>
       </w:pPr>
-      <w:bookmarkStart w:id="7" w:name="_Toc240395302"/>
+      <w:bookmarkStart w:id="7" w:name="_Toc240406076"/>
       <w:r>
         <w:lastRenderedPageBreak/>
         <w:t>4. Step-by-step tasks</w:t>
@@ -3122,7 +3122,7 @@
       <w:pPr>
         <w:pStyle w:val="Heading2"/>
       </w:pPr>
-      <w:bookmarkStart w:id="8" w:name="_Toc240395303"/>
+      <w:bookmarkStart w:id="8" w:name="_Toc240406077"/>
       <w:r>
         <w:t>4.1 Your start screen</w:t>
       </w:r>
@@ -3139,7 +3139,7 @@
           <w:noProof/>
         </w:rPr>
         <w:drawing>
-          <wp:inline distT="0" distB="0" distL="0" distR="0" wp14:anchorId="03615202" wp14:editId="4793D571">
+          <wp:inline distT="0" distB="0" distL="0" distR="0" wp14:anchorId="61037E99" wp14:editId="5E1CA882">
             <wp:extent cx="5715000" cy="3571875"/>
             <wp:effectExtent l="0" t="0" r="0" b="0"/>
             <wp:docPr id="4" name="an_dashboard.jpg" descr="Executive Dashboard as seen by the Analyst." title="Executive Dashboard as seen by the Analyst."/>
@@ -3208,7 +3208,7 @@
       <w:pPr>
         <w:pStyle w:val="Heading2"/>
       </w:pPr>
-      <w:bookmarkStart w:id="9" w:name="_Toc240395304"/>
+      <w:bookmarkStart w:id="9" w:name="_Toc240406078"/>
       <w:r>
         <w:t>4.2 Reading the dashboards</w:t>
       </w:r>
@@ -3234,7 +3234,7 @@
         </w:rPr>
         <w:lastRenderedPageBreak/>
         <w:drawing>
-          <wp:inline distT="0" distB="0" distL="0" distR="0" wp14:anchorId="0D702B2B" wp14:editId="2334BF4E">
+          <wp:inline distT="0" distB="0" distL="0" distR="0" wp14:anchorId="0C795B32" wp14:editId="26AC4A15">
             <wp:extent cx="5715000" cy="3571875"/>
             <wp:effectExtent l="0" t="0" r="0" b="0"/>
             <wp:docPr id="5" name="adm_exec_dashboard.jpg" descr="Executive Dashboard: completions against the 400 / 60 / 50–75 targets, days to data lock, spend, and the lowest-filled strata." title="Executive Dashboard: completions against the 400 / 60 / 50–75 targets, days to data lock, spend, and the lowest-filled strata."/>
@@ -3899,7 +3899,7 @@
       <w:pPr>
         <w:pStyle w:val="Heading2"/>
       </w:pPr>
-      <w:bookmarkStart w:id="10" w:name="_Toc240395305"/>
+      <w:bookmarkStart w:id="10" w:name="_Toc240406079"/>
       <w:r>
         <w:t>4.3 Using Reports (analytics and charts)</w:t>
       </w:r>
@@ -3940,7 +3940,7 @@
         </w:rPr>
         <w:lastRenderedPageBreak/>
         <w:drawing>
-          <wp:inline distT="0" distB="0" distL="0" distR="0" wp14:anchorId="399BCD08" wp14:editId="29158081">
+          <wp:inline distT="0" distB="0" distL="0" distR="0" wp14:anchorId="3AA2D4F5" wp14:editId="13D07FDE">
             <wp:extent cx="5334000" cy="3333750"/>
             <wp:effectExtent l="0" t="0" r="0" b="0"/>
             <wp:docPr id="6" name="adm_reports_top.jpg" descr="Reports: headline figures for the chosen period." title="Reports: headline figures for the chosen period."/>
@@ -4082,7 +4082,7 @@
           <w:noProof/>
         </w:rPr>
         <w:drawing>
-          <wp:inline distT="0" distB="0" distL="0" distR="0" wp14:anchorId="38EF8B1D" wp14:editId="58B89E7E">
+          <wp:inline distT="0" distB="0" distL="0" distR="0" wp14:anchorId="40C6185A" wp14:editId="0AA11116">
             <wp:extent cx="5334000" cy="3409950"/>
             <wp:effectExtent l="0" t="0" r="0" b="0"/>
             <wp:docPr id="7" name="adm_reports_funnel.jpg" descr="Case funnel: each case counted once at every stage it has reached." title="Case funnel: each case counted once at every stage it has reached."/>
@@ -4182,7 +4182,7 @@
         </w:rPr>
         <w:lastRenderedPageBreak/>
         <w:drawing>
-          <wp:inline distT="0" distB="0" distL="0" distR="0" wp14:anchorId="3DA52223" wp14:editId="031B74CE">
+          <wp:inline distT="0" distB="0" distL="0" distR="0" wp14:anchorId="60192B0B" wp14:editId="40952BB9">
             <wp:extent cx="5334000" cy="3248025"/>
             <wp:effectExtent l="0" t="0" r="0" b="0"/>
             <wp:docPr id="8" name="adm_reports_funnel_table.jpg" descr="The same chart as a table." title="The same chart as a table."/>
@@ -4281,7 +4281,7 @@
           <w:noProof/>
         </w:rPr>
         <w:drawing>
-          <wp:inline distT="0" distB="0" distL="0" distR="0" wp14:anchorId="4F5CBF61" wp14:editId="3426BD17">
+          <wp:inline distT="0" distB="0" distL="0" distR="0" wp14:anchorId="35BB332C" wp14:editId="69A6E617">
             <wp:extent cx="5334000" cy="2628900"/>
             <wp:effectExtent l="0" t="0" r="0" b="0"/>
             <wp:docPr id="9" name="adm_reports_coverage.jpg" descr="Coverage by group." title="Coverage by group."/>
@@ -4381,7 +4381,7 @@
         </w:rPr>
         <w:lastRenderedPageBreak/>
         <w:drawing>
-          <wp:inline distT="0" distB="0" distL="0" distR="0" wp14:anchorId="4D30E576" wp14:editId="67DFABFE">
+          <wp:inline distT="0" distB="0" distL="0" distR="0" wp14:anchorId="42D5E8A8" wp14:editId="234B48E1">
             <wp:extent cx="5334000" cy="2600325"/>
             <wp:effectExtent l="0" t="0" r="0" b="0"/>
             <wp:docPr id="10" name="adm_reports_modes.jpg" descr="Administration modes." title="Administration modes."/>
@@ -4490,7 +4490,7 @@
           <w:noProof/>
         </w:rPr>
         <w:drawing>
-          <wp:inline distT="0" distB="0" distL="0" distR="0" wp14:anchorId="0AD61E19" wp14:editId="534D4AFF">
+          <wp:inline distT="0" distB="0" distL="0" distR="0" wp14:anchorId="1A379D08" wp14:editId="629005B5">
             <wp:extent cx="5334000" cy="2905125"/>
             <wp:effectExtent l="0" t="0" r="0" b="0"/>
             <wp:docPr id="11" name="adm_reports_duration.jpg" descr="Completion-time distribution." title="Completion-time distribution."/>
@@ -4572,7 +4572,7 @@
       <w:pPr>
         <w:pStyle w:val="Heading2"/>
       </w:pPr>
-      <w:bookmarkStart w:id="11" w:name="_Toc240395306"/>
+      <w:bookmarkStart w:id="11" w:name="_Toc240406080"/>
       <w:r>
         <w:lastRenderedPageBreak/>
         <w:t>4.4 Downloading data</w:t>
@@ -4590,7 +4590,7 @@
           <w:noProof/>
         </w:rPr>
         <w:drawing>
-          <wp:inline distT="0" distB="0" distL="0" distR="0" wp14:anchorId="5742EF07" wp14:editId="3DD8C9F1">
+          <wp:inline distT="0" distB="0" distL="0" distR="0" wp14:anchorId="4A37EDBC" wp14:editId="5EA81E3C">
             <wp:extent cx="5715000" cy="1876425"/>
             <wp:effectExtent l="0" t="0" r="0" b="0"/>
             <wp:docPr id="12" name="an_export.jpg" descr="Data Export." title="Data Export."/>
@@ -4821,87 +4821,7 @@
                 <w:sz w:val="19"/>
                 <w:szCs w:val="19"/>
               </w:rPr>
-              <w:t>One row per questionnaire: sample</w:t>
-            </w:r>
-            <w:r>
-              <w:rPr>
-                <w:i/>
-                <w:iCs/>
-                <w:sz w:val="19"/>
-                <w:szCs w:val="19"/>
-              </w:rPr>
-              <w:t>id, master</w:t>
-            </w:r>
-            <w:r>
-              <w:rPr>
-                <w:sz w:val="19"/>
-                <w:szCs w:val="19"/>
-              </w:rPr>
-              <w:t>id, province, actor</w:t>
-            </w:r>
-            <w:r>
-              <w:rPr>
-                <w:i/>
-                <w:iCs/>
-                <w:sz w:val="19"/>
-                <w:szCs w:val="19"/>
-              </w:rPr>
-              <w:t>family, value</w:t>
-            </w:r>
-            <w:r>
-              <w:rPr>
-                <w:sz w:val="19"/>
-                <w:szCs w:val="19"/>
-              </w:rPr>
-              <w:t>chain, size</w:t>
-            </w:r>
-            <w:r>
-              <w:rPr>
-                <w:i/>
-                <w:iCs/>
-                <w:sz w:val="19"/>
-                <w:szCs w:val="19"/>
-              </w:rPr>
-              <w:t>class, administration</w:t>
-            </w:r>
-            <w:r>
-              <w:rPr>
-                <w:sz w:val="19"/>
-                <w:szCs w:val="19"/>
-              </w:rPr>
-              <w:t>mode, qa</w:t>
-            </w:r>
-            <w:r>
-              <w:rPr>
-                <w:i/>
-                <w:iCs/>
-                <w:sz w:val="19"/>
-                <w:szCs w:val="19"/>
-              </w:rPr>
-              <w:t>status, submitted</w:t>
-            </w:r>
-            <w:r>
-              <w:rPr>
-                <w:sz w:val="19"/>
-                <w:szCs w:val="19"/>
-              </w:rPr>
-              <w:t>at, completion</w:t>
-            </w:r>
-            <w:r>
-              <w:rPr>
-                <w:i/>
-                <w:iCs/>
-                <w:sz w:val="19"/>
-                <w:szCs w:val="19"/>
-              </w:rPr>
-              <w:t>seconds, consent</w:t>
-            </w:r>
-            <w:r>
-              <w:rPr>
-                <w:sz w:val="19"/>
-                <w:szCs w:val="19"/>
-              </w:rPr>
-              <w:t>withdrawn. No names or contact details.</w:t>
+              <w:t>One row per questionnaire: sample_id, master_id, province, actor_family, value_chain, size_class, administration_mode, qa_status, submitted_at, completion_seconds. No names or contact details. Participants who withdrew are left out.</w:t>
             </w:r>
           </w:p>
         </w:tc>
@@ -4983,7 +4903,7 @@
                 <w:sz w:val="19"/>
                 <w:szCs w:val="19"/>
               </w:rPr>
-              <w:t>The same plus organisation name, respondent name, phone, email and gatekeeper details. Internal operations only.</w:t>
+              <w:t>Every questionnaire, including withdrawn ones (consent_withdrawn), plus organisation name, respondent name, phone, email and gatekeeper details. Internal operations only.</w:t>
             </w:r>
           </w:p>
         </w:tc>
@@ -5064,23 +4984,7 @@
                 <w:sz w:val="19"/>
                 <w:szCs w:val="19"/>
               </w:rPr>
-              <w:t>Every submission's answers for one form: data</w:t>
-            </w:r>
-            <w:r>
-              <w:rPr>
-                <w:i/>
-                <w:iCs/>
-                <w:sz w:val="19"/>
-                <w:szCs w:val="19"/>
-              </w:rPr>
-              <w:t>codes (codes for SPSS/Stata/R), data</w:t>
-            </w:r>
-            <w:r>
-              <w:rPr>
-                <w:sz w:val="19"/>
-                <w:szCs w:val="19"/>
-              </w:rPr>
-              <w:t>labels, a sheet per repeat group, the questions dictionary, the choices lists, and for the questionnaire the matched case, QA status, withdrawal flag and workflow status.</w:t>
+              <w:t>Every submission's answers for one form: data_codes (codes for SPSS/Stata/R), data_labels, a sheet per repeat group, the questions dictionary, the choices lists, and for the questionnaire the matched case, QA status, withdrawal flag and workflow status.</w:t>
             </w:r>
           </w:p>
         </w:tc>
@@ -5201,7 +5105,7 @@
       <w:pPr>
         <w:pStyle w:val="Heading2"/>
       </w:pPr>
-      <w:bookmarkStart w:id="12" w:name="_Toc240395307"/>
+      <w:bookmarkStart w:id="12" w:name="_Toc240406081"/>
       <w:r>
         <w:t>4.5 Working with the analysis export</w:t>
       </w:r>
@@ -5286,16 +5190,7 @@
         <w:spacing w:after="60" w:line="276" w:lineRule="auto"/>
       </w:pPr>
       <w:r>
-        <w:rPr>
-          <w:rFonts w:ascii="Consolas" w:eastAsia="Consolas" w:hAnsi="Consolas" w:cs="Consolas"/>
-          <w:color w:val="122238"/>
-          <w:sz w:val="19"/>
-          <w:szCs w:val="19"/>
-        </w:rPr>
-        <w:t>consent_withdrawn</w:t>
-      </w:r>
-      <w:r>
-        <w:t xml:space="preserve"> = True marks a participant who later withdrew; follow the PI's decision on how to treat these.</w:t>
+        <w:t>Participants who withdrew after submitting are already left out of this export (PI decision, 15 September 2026).</w:t>
       </w:r>
     </w:p>
     <w:p>
@@ -5355,7 +5250,7 @@
         <w:pStyle w:val="Heading1"/>
         <w:pageBreakBefore/>
       </w:pPr>
-      <w:bookmarkStart w:id="13" w:name="_Toc240395308"/>
+      <w:bookmarkStart w:id="13" w:name="_Toc240406082"/>
       <w:r>
         <w:lastRenderedPageBreak/>
         <w:t>5. Rules you must follow</w:t>
@@ -5493,7 +5388,7 @@
         <w:pStyle w:val="Heading1"/>
         <w:pageBreakBefore/>
       </w:pPr>
-      <w:bookmarkStart w:id="14" w:name="_Toc240395309"/>
+      <w:bookmarkStart w:id="14" w:name="_Toc240406083"/>
       <w:r>
         <w:lastRenderedPageBreak/>
         <w:t>6. Troubleshooting</w:t>
@@ -6208,7 +6103,7 @@
         <w:pStyle w:val="Heading1"/>
         <w:pageBreakBefore/>
       </w:pPr>
-      <w:bookmarkStart w:id="15" w:name="_Toc240395310"/>
+      <w:bookmarkStart w:id="15" w:name="_Toc240406084"/>
       <w:r>
         <w:lastRenderedPageBreak/>
         <w:t>7. Quick reference</w:t>
@@ -6703,68 +6598,69 @@
 <file path=word/numbering.xml><?xml version="1.0" encoding="utf-8"?>
 <w:numbering xmlns:wpc="http://schemas.microsoft.com/office/word/2010/wordprocessingCanvas" xmlns:cx="http://schemas.microsoft.com/office/drawing/2014/chartex" xmlns:cx1="http://schemas.microsoft.com/office/drawing/2015/9/8/chartex" xmlns:cx2="http://schemas.microsoft.com/office/drawing/2015/10/21/chartex" xmlns:cx3="http://schemas.microsoft.com/office/drawing/2016/5/9/chartex" xmlns:cx4="http://schemas.microsoft.com/office/drawing/2016/5/10/chartex" xmlns:cx5="http://schemas.microsoft.com/office/drawing/2016/5/11/chartex" xmlns:cx6="http://schemas.microsoft.com/office/drawing/2016/5/12/chartex" xmlns:cx7="http://schemas.microsoft.com/office/drawing/2016/5/13/chartex" xmlns:cx8="http://schemas.microsoft.com/office/drawing/2016/5/14/chartex" xmlns:mc="http://schemas.openxmlformats.org/markup-compatibility/2006" xmlns:aink="http://schemas.microsoft.com/office/drawing/2016/ink" xmlns:am3d="http://schemas.microsoft.com/office/drawing/2017/model3d" xmlns:o="urn:schemas-microsoft-com:office:office" xmlns:oel="http://schemas.microsoft.com/office/2019/extlst" xmlns:r="http://schemas.openxmlformats.org/officeDocument/2006/relationships" xmlns:m="http://schemas.openxmlformats.org/officeDocument/2006/math" xmlns:v="urn:schemas-microsoft-com:vml" xmlns:wp14="http://schemas.microsoft.com/office/word/2010/wordprocessingDrawing" xmlns:wp="http://schemas.openxmlformats.org/drawingml/2006/wordprocessingDrawing" xmlns:w10="urn:schemas-microsoft-com:office:word" xmlns:w="http://schemas.openxmlformats.org/wordprocessingml/2006/main" xmlns:w14="http://schemas.microsoft.com/office/word/2010/wordml" xmlns:w15="http://schemas.microsoft.com/office/word/2012/wordml" xmlns:w16cex="http://schemas.microsoft.com/office/word/2018/wordml/cex" xmlns:w16cid="http://schemas.microsoft.com/office/word/2016/wordml/cid" xmlns:w16="http://schemas.microsoft.com/office/word/2018/wordml" xmlns:w16sdtdh="http://schemas.microsoft.com/office/word/2020/wordml/sdtdatahash" xmlns:w16se="http://schemas.microsoft.com/office/word/2015/wordml/symex" xmlns:wpg="http://schemas.microsoft.com/office/word/2010/wordprocessingGroup" xmlns:wpi="http://schemas.microsoft.com/office/word/2010/wordprocessingInk" xmlns:wne="http://schemas.microsoft.com/office/word/2006/wordml" xmlns:wps="http://schemas.microsoft.com/office/word/2010/wordprocessingShape" mc:Ignorable="w14 w15 w16se w16cid w16 w16cex w16sdtdh wp14">
   <w:abstractNum w:abstractNumId="0" w15:restartNumberingAfterBreak="0">
-    <w:nsid w:val="16880C56"/>
+    <w:nsid w:val="1C2A34CA"/>
     <w:multiLevelType w:val="hybridMultilevel"/>
-    <w:tmpl w:val="DD0A6DC2"/>
-    <w:lvl w:ilvl="0" w:tplc="1454485E">
+    <w:tmpl w:val="F058201C"/>
+    <w:lvl w:ilvl="0" w:tplc="3DF2C338">
       <w:start w:val="1"/>
-      <w:numFmt w:val="bullet"/>
-      <w:lvlText w:val="•"/>
+      <w:numFmt w:val="decimal"/>
+      <w:lvlText w:val="%1."/>
       <w:lvlJc w:val="left"/>
       <w:pPr>
-        <w:ind w:left="460" w:hanging="280"/>
-      </w:pPr>
+        <w:ind w:left="460" w:hanging="360"/>
+      </w:pPr>
+      <w:rPr>
+        <w:b/>
+        <w:bCs/>
+        <w:color w:val="A67C27"/>
+      </w:rPr>
     </w:lvl>
-    <w:lvl w:ilvl="1" w:tplc="B1164EF4">
-      <w:start w:val="1"/>
-      <w:numFmt w:val="bullet"/>
-      <w:lvlText w:val="–"/>
-      <w:lvlJc w:val="left"/>
-      <w:pPr>
-        <w:ind w:left="900" w:hanging="280"/>
-      </w:pPr>
-    </w:lvl>
-    <w:lvl w:ilvl="2" w:tplc="4F748188">
+    <w:lvl w:ilvl="1" w:tplc="AEDCA1AA">
       <w:numFmt w:val="decimal"/>
       <w:lvlText w:val=""/>
       <w:lvlJc w:val="left"/>
     </w:lvl>
-    <w:lvl w:ilvl="3" w:tplc="BDD66F2C">
+    <w:lvl w:ilvl="2" w:tplc="9A54055E">
       <w:numFmt w:val="decimal"/>
       <w:lvlText w:val=""/>
       <w:lvlJc w:val="left"/>
     </w:lvl>
-    <w:lvl w:ilvl="4" w:tplc="8708DB96">
+    <w:lvl w:ilvl="3" w:tplc="3A02DFCC">
       <w:numFmt w:val="decimal"/>
       <w:lvlText w:val=""/>
       <w:lvlJc w:val="left"/>
     </w:lvl>
-    <w:lvl w:ilvl="5" w:tplc="A1026398">
+    <w:lvl w:ilvl="4" w:tplc="2DFEAF10">
       <w:numFmt w:val="decimal"/>
       <w:lvlText w:val=""/>
       <w:lvlJc w:val="left"/>
     </w:lvl>
-    <w:lvl w:ilvl="6" w:tplc="4F189D7C">
+    <w:lvl w:ilvl="5" w:tplc="7402077C">
       <w:numFmt w:val="decimal"/>
       <w:lvlText w:val=""/>
       <w:lvlJc w:val="left"/>
     </w:lvl>
-    <w:lvl w:ilvl="7" w:tplc="22DA68C8">
+    <w:lvl w:ilvl="6" w:tplc="71D68C88">
       <w:numFmt w:val="decimal"/>
       <w:lvlText w:val=""/>
       <w:lvlJc w:val="left"/>
     </w:lvl>
-    <w:lvl w:ilvl="8" w:tplc="46602012">
+    <w:lvl w:ilvl="7" w:tplc="B178BDEE">
+      <w:numFmt w:val="decimal"/>
+      <w:lvlText w:val=""/>
+      <w:lvlJc w:val="left"/>
+    </w:lvl>
+    <w:lvl w:ilvl="8" w:tplc="F886BBD0">
       <w:numFmt w:val="decimal"/>
       <w:lvlText w:val=""/>
       <w:lvlJc w:val="left"/>
     </w:lvl>
   </w:abstractNum>
   <w:abstractNum w:abstractNumId="1" w15:restartNumberingAfterBreak="0">
-    <w:nsid w:val="54A04B4C"/>
+    <w:nsid w:val="2A9009C6"/>
     <w:multiLevelType w:val="hybridMultilevel"/>
-    <w:tmpl w:val="E718287A"/>
-    <w:lvl w:ilvl="0" w:tplc="5E1E1F7C">
+    <w:tmpl w:val="4B5C884E"/>
+    <w:lvl w:ilvl="0" w:tplc="C1E06822">
       <w:start w:val="1"/>
       <w:numFmt w:val="decimal"/>
       <w:lvlText w:val="%1."/>
@@ -6778,52 +6674,196 @@
         <w:color w:val="A67C27"/>
       </w:rPr>
     </w:lvl>
-    <w:lvl w:ilvl="1" w:tplc="3668B726">
+    <w:lvl w:ilvl="1" w:tplc="60D09F06">
       <w:numFmt w:val="decimal"/>
       <w:lvlText w:val=""/>
       <w:lvlJc w:val="left"/>
     </w:lvl>
-    <w:lvl w:ilvl="2" w:tplc="C83AF7E0">
+    <w:lvl w:ilvl="2" w:tplc="2194ABD8">
       <w:numFmt w:val="decimal"/>
       <w:lvlText w:val=""/>
       <w:lvlJc w:val="left"/>
     </w:lvl>
-    <w:lvl w:ilvl="3" w:tplc="D4E25904">
+    <w:lvl w:ilvl="3" w:tplc="13D8941E">
       <w:numFmt w:val="decimal"/>
       <w:lvlText w:val=""/>
       <w:lvlJc w:val="left"/>
     </w:lvl>
-    <w:lvl w:ilvl="4" w:tplc="3FE80E82">
+    <w:lvl w:ilvl="4" w:tplc="EBB6247C">
       <w:numFmt w:val="decimal"/>
       <w:lvlText w:val=""/>
       <w:lvlJc w:val="left"/>
     </w:lvl>
-    <w:lvl w:ilvl="5" w:tplc="0E260E1A">
+    <w:lvl w:ilvl="5" w:tplc="1C8ED788">
       <w:numFmt w:val="decimal"/>
       <w:lvlText w:val=""/>
       <w:lvlJc w:val="left"/>
     </w:lvl>
-    <w:lvl w:ilvl="6" w:tplc="7C6A6CBE">
+    <w:lvl w:ilvl="6" w:tplc="2638A18A">
       <w:numFmt w:val="decimal"/>
       <w:lvlText w:val=""/>
       <w:lvlJc w:val="left"/>
     </w:lvl>
-    <w:lvl w:ilvl="7" w:tplc="56AEC6E0">
+    <w:lvl w:ilvl="7" w:tplc="DCE62074">
       <w:numFmt w:val="decimal"/>
       <w:lvlText w:val=""/>
       <w:lvlJc w:val="left"/>
     </w:lvl>
-    <w:lvl w:ilvl="8" w:tplc="F1584504">
+    <w:lvl w:ilvl="8" w:tplc="7F4038A8">
       <w:numFmt w:val="decimal"/>
       <w:lvlText w:val=""/>
       <w:lvlJc w:val="left"/>
     </w:lvl>
   </w:abstractNum>
   <w:abstractNum w:abstractNumId="2" w15:restartNumberingAfterBreak="0">
-    <w:nsid w:val="67057D96"/>
+    <w:nsid w:val="2B336F47"/>
     <w:multiLevelType w:val="hybridMultilevel"/>
-    <w:tmpl w:val="8480AC8E"/>
-    <w:lvl w:ilvl="0" w:tplc="5D3E75F0">
+    <w:tmpl w:val="B2481F42"/>
+    <w:lvl w:ilvl="0" w:tplc="829E57FE">
+      <w:start w:val="1"/>
+      <w:numFmt w:val="bullet"/>
+      <w:lvlText w:val="•"/>
+      <w:lvlJc w:val="left"/>
+      <w:pPr>
+        <w:ind w:left="460" w:hanging="280"/>
+      </w:pPr>
+    </w:lvl>
+    <w:lvl w:ilvl="1" w:tplc="2F3440E0">
+      <w:start w:val="1"/>
+      <w:numFmt w:val="bullet"/>
+      <w:lvlText w:val="–"/>
+      <w:lvlJc w:val="left"/>
+      <w:pPr>
+        <w:ind w:left="900" w:hanging="280"/>
+      </w:pPr>
+    </w:lvl>
+    <w:lvl w:ilvl="2" w:tplc="5CD841BA">
+      <w:numFmt w:val="decimal"/>
+      <w:lvlText w:val=""/>
+      <w:lvlJc w:val="left"/>
+    </w:lvl>
+    <w:lvl w:ilvl="3" w:tplc="F1ACE164">
+      <w:numFmt w:val="decimal"/>
+      <w:lvlText w:val=""/>
+      <w:lvlJc w:val="left"/>
+    </w:lvl>
+    <w:lvl w:ilvl="4" w:tplc="69206CDA">
+      <w:numFmt w:val="decimal"/>
+      <w:lvlText w:val=""/>
+      <w:lvlJc w:val="left"/>
+    </w:lvl>
+    <w:lvl w:ilvl="5" w:tplc="79DC4920">
+      <w:numFmt w:val="decimal"/>
+      <w:lvlText w:val=""/>
+      <w:lvlJc w:val="left"/>
+    </w:lvl>
+    <w:lvl w:ilvl="6" w:tplc="9CD6287E">
+      <w:numFmt w:val="decimal"/>
+      <w:lvlText w:val=""/>
+      <w:lvlJc w:val="left"/>
+    </w:lvl>
+    <w:lvl w:ilvl="7" w:tplc="D864EC52">
+      <w:numFmt w:val="decimal"/>
+      <w:lvlText w:val=""/>
+      <w:lvlJc w:val="left"/>
+    </w:lvl>
+    <w:lvl w:ilvl="8" w:tplc="CE10C0F4">
+      <w:numFmt w:val="decimal"/>
+      <w:lvlText w:val=""/>
+      <w:lvlJc w:val="left"/>
+    </w:lvl>
+  </w:abstractNum>
+  <w:abstractNum w:abstractNumId="3" w15:restartNumberingAfterBreak="0">
+    <w:nsid w:val="44506C3E"/>
+    <w:multiLevelType w:val="hybridMultilevel"/>
+    <w:tmpl w:val="854642F6"/>
+    <w:lvl w:ilvl="0" w:tplc="5AEC8E18">
+      <w:start w:val="1"/>
+      <w:numFmt w:val="bullet"/>
+      <w:lvlText w:val="●"/>
+      <w:lvlJc w:val="left"/>
+      <w:pPr>
+        <w:ind w:left="720" w:hanging="360"/>
+      </w:pPr>
+    </w:lvl>
+    <w:lvl w:ilvl="1" w:tplc="9272AA58">
+      <w:start w:val="1"/>
+      <w:numFmt w:val="bullet"/>
+      <w:lvlText w:val="○"/>
+      <w:lvlJc w:val="left"/>
+      <w:pPr>
+        <w:ind w:left="1440" w:hanging="360"/>
+      </w:pPr>
+    </w:lvl>
+    <w:lvl w:ilvl="2" w:tplc="62E8B588">
+      <w:start w:val="1"/>
+      <w:numFmt w:val="bullet"/>
+      <w:lvlText w:val="■"/>
+      <w:lvlJc w:val="left"/>
+      <w:pPr>
+        <w:ind w:left="2160" w:hanging="360"/>
+      </w:pPr>
+    </w:lvl>
+    <w:lvl w:ilvl="3" w:tplc="A6DCD83E">
+      <w:start w:val="1"/>
+      <w:numFmt w:val="bullet"/>
+      <w:lvlText w:val="●"/>
+      <w:lvlJc w:val="left"/>
+      <w:pPr>
+        <w:ind w:left="2880" w:hanging="360"/>
+      </w:pPr>
+    </w:lvl>
+    <w:lvl w:ilvl="4" w:tplc="3E26B2F4">
+      <w:start w:val="1"/>
+      <w:numFmt w:val="bullet"/>
+      <w:lvlText w:val="○"/>
+      <w:lvlJc w:val="left"/>
+      <w:pPr>
+        <w:ind w:left="3600" w:hanging="360"/>
+      </w:pPr>
+    </w:lvl>
+    <w:lvl w:ilvl="5" w:tplc="E7DC92BC">
+      <w:start w:val="1"/>
+      <w:numFmt w:val="bullet"/>
+      <w:lvlText w:val="■"/>
+      <w:lvlJc w:val="left"/>
+      <w:pPr>
+        <w:ind w:left="4320" w:hanging="360"/>
+      </w:pPr>
+    </w:lvl>
+    <w:lvl w:ilvl="6" w:tplc="CC3C96F2">
+      <w:start w:val="1"/>
+      <w:numFmt w:val="bullet"/>
+      <w:lvlText w:val="●"/>
+      <w:lvlJc w:val="left"/>
+      <w:pPr>
+        <w:ind w:left="5040" w:hanging="360"/>
+      </w:pPr>
+    </w:lvl>
+    <w:lvl w:ilvl="7" w:tplc="698EDADC">
+      <w:start w:val="1"/>
+      <w:numFmt w:val="bullet"/>
+      <w:lvlText w:val="●"/>
+      <w:lvlJc w:val="left"/>
+      <w:pPr>
+        <w:ind w:left="5760" w:hanging="360"/>
+      </w:pPr>
+    </w:lvl>
+    <w:lvl w:ilvl="8" w:tplc="CFF8D194">
+      <w:start w:val="1"/>
+      <w:numFmt w:val="bullet"/>
+      <w:lvlText w:val="●"/>
+      <w:lvlJc w:val="left"/>
+      <w:pPr>
+        <w:ind w:left="6480" w:hanging="360"/>
+      </w:pPr>
+    </w:lvl>
+  </w:abstractNum>
+  <w:abstractNum w:abstractNumId="4" w15:restartNumberingAfterBreak="0">
+    <w:nsid w:val="599168D6"/>
+    <w:multiLevelType w:val="hybridMultilevel"/>
+    <w:tmpl w:val="3AD67382"/>
+    <w:lvl w:ilvl="0" w:tplc="ACD036D8">
       <w:start w:val="1"/>
       <w:numFmt w:val="decimal"/>
       <w:lvlText w:val="%1."/>
@@ -6837,218 +6877,73 @@
         <w:color w:val="A67C27"/>
       </w:rPr>
     </w:lvl>
-    <w:lvl w:ilvl="1" w:tplc="DED2AE94">
+    <w:lvl w:ilvl="1" w:tplc="88800B60">
       <w:numFmt w:val="decimal"/>
       <w:lvlText w:val=""/>
       <w:lvlJc w:val="left"/>
     </w:lvl>
-    <w:lvl w:ilvl="2" w:tplc="D93C7FA0">
+    <w:lvl w:ilvl="2" w:tplc="BCA8254C">
       <w:numFmt w:val="decimal"/>
       <w:lvlText w:val=""/>
       <w:lvlJc w:val="left"/>
     </w:lvl>
-    <w:lvl w:ilvl="3" w:tplc="AAFC0D30">
+    <w:lvl w:ilvl="3" w:tplc="3D16DEE8">
       <w:numFmt w:val="decimal"/>
       <w:lvlText w:val=""/>
       <w:lvlJc w:val="left"/>
     </w:lvl>
-    <w:lvl w:ilvl="4" w:tplc="2DD46570">
+    <w:lvl w:ilvl="4" w:tplc="FEB28DAA">
       <w:numFmt w:val="decimal"/>
       <w:lvlText w:val=""/>
       <w:lvlJc w:val="left"/>
     </w:lvl>
-    <w:lvl w:ilvl="5" w:tplc="DA60178E">
+    <w:lvl w:ilvl="5" w:tplc="2C3452D0">
       <w:numFmt w:val="decimal"/>
       <w:lvlText w:val=""/>
       <w:lvlJc w:val="left"/>
     </w:lvl>
-    <w:lvl w:ilvl="6" w:tplc="FE406E70">
+    <w:lvl w:ilvl="6" w:tplc="46B84F8C">
       <w:numFmt w:val="decimal"/>
       <w:lvlText w:val=""/>
       <w:lvlJc w:val="left"/>
     </w:lvl>
-    <w:lvl w:ilvl="7" w:tplc="197C0914">
+    <w:lvl w:ilvl="7" w:tplc="0588A7AC">
       <w:numFmt w:val="decimal"/>
       <w:lvlText w:val=""/>
       <w:lvlJc w:val="left"/>
     </w:lvl>
-    <w:lvl w:ilvl="8" w:tplc="AF74A276">
+    <w:lvl w:ilvl="8" w:tplc="E806CD14">
       <w:numFmt w:val="decimal"/>
       <w:lvlText w:val=""/>
       <w:lvlJc w:val="left"/>
     </w:lvl>
   </w:abstractNum>
-  <w:abstractNum w:abstractNumId="3" w15:restartNumberingAfterBreak="0">
-    <w:nsid w:val="675A4779"/>
-    <w:multiLevelType w:val="hybridMultilevel"/>
-    <w:tmpl w:val="41A4B9E6"/>
-    <w:lvl w:ilvl="0" w:tplc="5CE66B08">
-      <w:start w:val="1"/>
-      <w:numFmt w:val="decimal"/>
-      <w:lvlText w:val="%1."/>
-      <w:lvlJc w:val="left"/>
-      <w:pPr>
-        <w:ind w:left="460" w:hanging="360"/>
-      </w:pPr>
-      <w:rPr>
-        <w:b/>
-        <w:bCs/>
-        <w:color w:val="A67C27"/>
-      </w:rPr>
-    </w:lvl>
-    <w:lvl w:ilvl="1" w:tplc="A88EBD34">
-      <w:numFmt w:val="decimal"/>
-      <w:lvlText w:val=""/>
-      <w:lvlJc w:val="left"/>
-    </w:lvl>
-    <w:lvl w:ilvl="2" w:tplc="148A3EBC">
-      <w:numFmt w:val="decimal"/>
-      <w:lvlText w:val=""/>
-      <w:lvlJc w:val="left"/>
-    </w:lvl>
-    <w:lvl w:ilvl="3" w:tplc="1702002E">
-      <w:numFmt w:val="decimal"/>
-      <w:lvlText w:val=""/>
-      <w:lvlJc w:val="left"/>
-    </w:lvl>
-    <w:lvl w:ilvl="4" w:tplc="61EC3578">
-      <w:numFmt w:val="decimal"/>
-      <w:lvlText w:val=""/>
-      <w:lvlJc w:val="left"/>
-    </w:lvl>
-    <w:lvl w:ilvl="5" w:tplc="96560FAE">
-      <w:numFmt w:val="decimal"/>
-      <w:lvlText w:val=""/>
-      <w:lvlJc w:val="left"/>
-    </w:lvl>
-    <w:lvl w:ilvl="6" w:tplc="0C1CEF60">
-      <w:numFmt w:val="decimal"/>
-      <w:lvlText w:val=""/>
-      <w:lvlJc w:val="left"/>
-    </w:lvl>
-    <w:lvl w:ilvl="7" w:tplc="C8306D4E">
-      <w:numFmt w:val="decimal"/>
-      <w:lvlText w:val=""/>
-      <w:lvlJc w:val="left"/>
-    </w:lvl>
-    <w:lvl w:ilvl="8" w:tplc="DBFAB95E">
-      <w:numFmt w:val="decimal"/>
-      <w:lvlText w:val=""/>
-      <w:lvlJc w:val="left"/>
-    </w:lvl>
-  </w:abstractNum>
-  <w:abstractNum w:abstractNumId="4" w15:restartNumberingAfterBreak="0">
-    <w:nsid w:val="67D074BC"/>
-    <w:multiLevelType w:val="hybridMultilevel"/>
-    <w:tmpl w:val="224E4AC0"/>
-    <w:lvl w:ilvl="0" w:tplc="1D0CA868">
-      <w:start w:val="1"/>
-      <w:numFmt w:val="bullet"/>
-      <w:lvlText w:val="●"/>
-      <w:lvlJc w:val="left"/>
-      <w:pPr>
-        <w:ind w:left="720" w:hanging="360"/>
-      </w:pPr>
-    </w:lvl>
-    <w:lvl w:ilvl="1" w:tplc="47C48250">
-      <w:start w:val="1"/>
-      <w:numFmt w:val="bullet"/>
-      <w:lvlText w:val="○"/>
-      <w:lvlJc w:val="left"/>
-      <w:pPr>
-        <w:ind w:left="1440" w:hanging="360"/>
-      </w:pPr>
-    </w:lvl>
-    <w:lvl w:ilvl="2" w:tplc="BC802914">
-      <w:start w:val="1"/>
-      <w:numFmt w:val="bullet"/>
-      <w:lvlText w:val="■"/>
-      <w:lvlJc w:val="left"/>
-      <w:pPr>
-        <w:ind w:left="2160" w:hanging="360"/>
-      </w:pPr>
-    </w:lvl>
-    <w:lvl w:ilvl="3" w:tplc="6A8CFE8C">
-      <w:start w:val="1"/>
-      <w:numFmt w:val="bullet"/>
-      <w:lvlText w:val="●"/>
-      <w:lvlJc w:val="left"/>
-      <w:pPr>
-        <w:ind w:left="2880" w:hanging="360"/>
-      </w:pPr>
-    </w:lvl>
-    <w:lvl w:ilvl="4" w:tplc="E22A1D82">
-      <w:start w:val="1"/>
-      <w:numFmt w:val="bullet"/>
-      <w:lvlText w:val="○"/>
-      <w:lvlJc w:val="left"/>
-      <w:pPr>
-        <w:ind w:left="3600" w:hanging="360"/>
-      </w:pPr>
-    </w:lvl>
-    <w:lvl w:ilvl="5" w:tplc="7040CD72">
-      <w:start w:val="1"/>
-      <w:numFmt w:val="bullet"/>
-      <w:lvlText w:val="■"/>
-      <w:lvlJc w:val="left"/>
-      <w:pPr>
-        <w:ind w:left="4320" w:hanging="360"/>
-      </w:pPr>
-    </w:lvl>
-    <w:lvl w:ilvl="6" w:tplc="36EE9282">
-      <w:start w:val="1"/>
-      <w:numFmt w:val="bullet"/>
-      <w:lvlText w:val="●"/>
-      <w:lvlJc w:val="left"/>
-      <w:pPr>
-        <w:ind w:left="5040" w:hanging="360"/>
-      </w:pPr>
-    </w:lvl>
-    <w:lvl w:ilvl="7" w:tplc="185CFEC8">
-      <w:start w:val="1"/>
-      <w:numFmt w:val="bullet"/>
-      <w:lvlText w:val="●"/>
-      <w:lvlJc w:val="left"/>
-      <w:pPr>
-        <w:ind w:left="5760" w:hanging="360"/>
-      </w:pPr>
-    </w:lvl>
-    <w:lvl w:ilvl="8" w:tplc="03448F5A">
-      <w:start w:val="1"/>
-      <w:numFmt w:val="bullet"/>
-      <w:lvlText w:val="●"/>
-      <w:lvlJc w:val="left"/>
-      <w:pPr>
-        <w:ind w:left="6480" w:hanging="360"/>
-      </w:pPr>
-    </w:lvl>
-  </w:abstractNum>
-  <w:num w:numId="1" w16cid:durableId="2084795026">
-    <w:abstractNumId w:val="4"/>
+  <w:num w:numId="1" w16cid:durableId="1245604608">
+    <w:abstractNumId w:val="3"/>
     <w:lvlOverride w:ilvl="0">
       <w:startOverride w:val="1"/>
     </w:lvlOverride>
   </w:num>
-  <w:num w:numId="2" w16cid:durableId="919675753">
+  <w:num w:numId="2" w16cid:durableId="1556161056">
+    <w:abstractNumId w:val="2"/>
+    <w:lvlOverride w:ilvl="0">
+      <w:startOverride w:val="1"/>
+    </w:lvlOverride>
+  </w:num>
+  <w:num w:numId="3" w16cid:durableId="1128626494">
+    <w:abstractNumId w:val="1"/>
+    <w:lvlOverride w:ilvl="0">
+      <w:startOverride w:val="1"/>
+    </w:lvlOverride>
+  </w:num>
+  <w:num w:numId="4" w16cid:durableId="139076926">
     <w:abstractNumId w:val="0"/>
     <w:lvlOverride w:ilvl="0">
       <w:startOverride w:val="1"/>
     </w:lvlOverride>
   </w:num>
-  <w:num w:numId="3" w16cid:durableId="1372342902">
-    <w:abstractNumId w:val="1"/>
-    <w:lvlOverride w:ilvl="0">
-      <w:startOverride w:val="1"/>
-    </w:lvlOverride>
-  </w:num>
-  <w:num w:numId="4" w16cid:durableId="866021762">
-    <w:abstractNumId w:val="2"/>
-    <w:lvlOverride w:ilvl="0">
-      <w:startOverride w:val="1"/>
-    </w:lvlOverride>
-  </w:num>
-  <w:num w:numId="5" w16cid:durableId="1750928413">
-    <w:abstractNumId w:val="3"/>
+  <w:num w:numId="5" w16cid:durableId="1870558303">
+    <w:abstractNumId w:val="4"/>
     <w:lvlOverride w:ilvl="0">
       <w:startOverride w:val="1"/>
     </w:lvlOverride>
@@ -7673,7 +7568,7 @@
     <w:autoRedefine/>
     <w:uiPriority w:val="39"/>
     <w:unhideWhenUsed/>
-    <w:rsid w:val="00DC7133"/>
+    <w:rsid w:val="001007B1"/>
     <w:pPr>
       <w:spacing w:after="100"/>
     </w:pPr>
@@ -7685,7 +7580,7 @@
     <w:autoRedefine/>
     <w:uiPriority w:val="39"/>
     <w:unhideWhenUsed/>
-    <w:rsid w:val="00DC7133"/>
+    <w:rsid w:val="001007B1"/>
     <w:pPr>
       <w:spacing w:after="100"/>
       <w:ind w:left="210"/>

--- a/docs/manuals/Role_Guide_7_Analyst.docx
+++ b/docs/manuals/Role_Guide_7_Analyst.docx
@@ -538,7 +538,7 @@
     <w:sdt>
       <w:sdtPr>
         <w:alias w:val="Contents"/>
-        <w:id w:val="1936092980"/>
+        <w:id w:val="-398369143"/>
       </w:sdtPr>
       <w:sdtEndPr/>
       <w:sdtContent>
@@ -567,7 +567,7 @@
           <w:r>
             <w:fldChar w:fldCharType="separate"/>
           </w:r>
-          <w:hyperlink w:anchor="_Toc240406069" w:history="1">
+          <w:hyperlink w:anchor="_Toc240453702" w:history="1">
             <w:r>
               <w:rPr>
                 <w:rStyle w:val="Hyperlink"/>
@@ -591,7 +591,7 @@
               <w:rPr>
                 <w:noProof/>
               </w:rPr>
-              <w:instrText xml:space="preserve"> PAGEREF _Toc240406069 \h </w:instrText>
+              <w:instrText xml:space="preserve"> PAGEREF _Toc240453702 \h </w:instrText>
             </w:r>
             <w:r>
               <w:rPr>
@@ -634,7 +634,7 @@
               <w14:ligatures w14:val="standardContextual"/>
             </w:rPr>
           </w:pPr>
-          <w:hyperlink w:anchor="_Toc240406070" w:history="1">
+          <w:hyperlink w:anchor="_Toc240453703" w:history="1">
             <w:r>
               <w:rPr>
                 <w:rStyle w:val="Hyperlink"/>
@@ -658,7 +658,7 @@
               <w:rPr>
                 <w:noProof/>
               </w:rPr>
-              <w:instrText xml:space="preserve"> PAGEREF _Toc240406070 \h </w:instrText>
+              <w:instrText xml:space="preserve"> PAGEREF _Toc240453703 \h </w:instrText>
             </w:r>
             <w:r>
               <w:rPr>
@@ -701,7 +701,7 @@
               <w14:ligatures w14:val="standardContextual"/>
             </w:rPr>
           </w:pPr>
-          <w:hyperlink w:anchor="_Toc240406071" w:history="1">
+          <w:hyperlink w:anchor="_Toc240453704" w:history="1">
             <w:r>
               <w:rPr>
                 <w:rStyle w:val="Hyperlink"/>
@@ -725,7 +725,7 @@
               <w:rPr>
                 <w:noProof/>
               </w:rPr>
-              <w:instrText xml:space="preserve"> PAGEREF _Toc240406071 \h </w:instrText>
+              <w:instrText xml:space="preserve"> PAGEREF _Toc240453704 \h </w:instrText>
             </w:r>
             <w:r>
               <w:rPr>
@@ -768,7 +768,7 @@
               <w14:ligatures w14:val="standardContextual"/>
             </w:rPr>
           </w:pPr>
-          <w:hyperlink w:anchor="_Toc240406072" w:history="1">
+          <w:hyperlink w:anchor="_Toc240453705" w:history="1">
             <w:r>
               <w:rPr>
                 <w:rStyle w:val="Hyperlink"/>
@@ -792,7 +792,7 @@
               <w:rPr>
                 <w:noProof/>
               </w:rPr>
-              <w:instrText xml:space="preserve"> PAGEREF _Toc240406072 \h </w:instrText>
+              <w:instrText xml:space="preserve"> PAGEREF _Toc240453705 \h </w:instrText>
             </w:r>
             <w:r>
               <w:rPr>
@@ -835,7 +835,7 @@
               <w14:ligatures w14:val="standardContextual"/>
             </w:rPr>
           </w:pPr>
-          <w:hyperlink w:anchor="_Toc240406073" w:history="1">
+          <w:hyperlink w:anchor="_Toc240453706" w:history="1">
             <w:r>
               <w:rPr>
                 <w:rStyle w:val="Hyperlink"/>
@@ -859,7 +859,7 @@
               <w:rPr>
                 <w:noProof/>
               </w:rPr>
-              <w:instrText xml:space="preserve"> PAGEREF _Toc240406073 \h </w:instrText>
+              <w:instrText xml:space="preserve"> PAGEREF _Toc240453706 \h </w:instrText>
             </w:r>
             <w:r>
               <w:rPr>
@@ -902,7 +902,7 @@
               <w14:ligatures w14:val="standardContextual"/>
             </w:rPr>
           </w:pPr>
-          <w:hyperlink w:anchor="_Toc240406074" w:history="1">
+          <w:hyperlink w:anchor="_Toc240453707" w:history="1">
             <w:r>
               <w:rPr>
                 <w:rStyle w:val="Hyperlink"/>
@@ -926,7 +926,7 @@
               <w:rPr>
                 <w:noProof/>
               </w:rPr>
-              <w:instrText xml:space="preserve"> PAGEREF _Toc240406074 \h </w:instrText>
+              <w:instrText xml:space="preserve"> PAGEREF _Toc240453707 \h </w:instrText>
             </w:r>
             <w:r>
               <w:rPr>
@@ -969,7 +969,7 @@
               <w14:ligatures w14:val="standardContextual"/>
             </w:rPr>
           </w:pPr>
-          <w:hyperlink w:anchor="_Toc240406075" w:history="1">
+          <w:hyperlink w:anchor="_Toc240453708" w:history="1">
             <w:r>
               <w:rPr>
                 <w:rStyle w:val="Hyperlink"/>
@@ -993,7 +993,7 @@
               <w:rPr>
                 <w:noProof/>
               </w:rPr>
-              <w:instrText xml:space="preserve"> PAGEREF _Toc240406075 \h </w:instrText>
+              <w:instrText xml:space="preserve"> PAGEREF _Toc240453708 \h </w:instrText>
             </w:r>
             <w:r>
               <w:rPr>
@@ -1036,7 +1036,7 @@
               <w14:ligatures w14:val="standardContextual"/>
             </w:rPr>
           </w:pPr>
-          <w:hyperlink w:anchor="_Toc240406076" w:history="1">
+          <w:hyperlink w:anchor="_Toc240453709" w:history="1">
             <w:r>
               <w:rPr>
                 <w:rStyle w:val="Hyperlink"/>
@@ -1060,7 +1060,7 @@
               <w:rPr>
                 <w:noProof/>
               </w:rPr>
-              <w:instrText xml:space="preserve"> PAGEREF _Toc240406076 \h </w:instrText>
+              <w:instrText xml:space="preserve"> PAGEREF _Toc240453709 \h </w:instrText>
             </w:r>
             <w:r>
               <w:rPr>
@@ -1103,7 +1103,7 @@
               <w14:ligatures w14:val="standardContextual"/>
             </w:rPr>
           </w:pPr>
-          <w:hyperlink w:anchor="_Toc240406077" w:history="1">
+          <w:hyperlink w:anchor="_Toc240453710" w:history="1">
             <w:r>
               <w:rPr>
                 <w:rStyle w:val="Hyperlink"/>
@@ -1127,7 +1127,7 @@
               <w:rPr>
                 <w:noProof/>
               </w:rPr>
-              <w:instrText xml:space="preserve"> PAGEREF _Toc240406077 \h </w:instrText>
+              <w:instrText xml:space="preserve"> PAGEREF _Toc240453710 \h </w:instrText>
             </w:r>
             <w:r>
               <w:rPr>
@@ -1170,7 +1170,7 @@
               <w14:ligatures w14:val="standardContextual"/>
             </w:rPr>
           </w:pPr>
-          <w:hyperlink w:anchor="_Toc240406078" w:history="1">
+          <w:hyperlink w:anchor="_Toc240453711" w:history="1">
             <w:r>
               <w:rPr>
                 <w:rStyle w:val="Hyperlink"/>
@@ -1194,7 +1194,7 @@
               <w:rPr>
                 <w:noProof/>
               </w:rPr>
-              <w:instrText xml:space="preserve"> PAGEREF _Toc240406078 \h </w:instrText>
+              <w:instrText xml:space="preserve"> PAGEREF _Toc240453711 \h </w:instrText>
             </w:r>
             <w:r>
               <w:rPr>
@@ -1237,7 +1237,7 @@
               <w14:ligatures w14:val="standardContextual"/>
             </w:rPr>
           </w:pPr>
-          <w:hyperlink w:anchor="_Toc240406079" w:history="1">
+          <w:hyperlink w:anchor="_Toc240453712" w:history="1">
             <w:r>
               <w:rPr>
                 <w:rStyle w:val="Hyperlink"/>
@@ -1261,7 +1261,7 @@
               <w:rPr>
                 <w:noProof/>
               </w:rPr>
-              <w:instrText xml:space="preserve"> PAGEREF _Toc240406079 \h </w:instrText>
+              <w:instrText xml:space="preserve"> PAGEREF _Toc240453712 \h </w:instrText>
             </w:r>
             <w:r>
               <w:rPr>
@@ -1304,7 +1304,7 @@
               <w14:ligatures w14:val="standardContextual"/>
             </w:rPr>
           </w:pPr>
-          <w:hyperlink w:anchor="_Toc240406080" w:history="1">
+          <w:hyperlink w:anchor="_Toc240453713" w:history="1">
             <w:r>
               <w:rPr>
                 <w:rStyle w:val="Hyperlink"/>
@@ -1328,7 +1328,7 @@
               <w:rPr>
                 <w:noProof/>
               </w:rPr>
-              <w:instrText xml:space="preserve"> PAGEREF _Toc240406080 \h </w:instrText>
+              <w:instrText xml:space="preserve"> PAGEREF _Toc240453713 \h </w:instrText>
             </w:r>
             <w:r>
               <w:rPr>
@@ -1371,7 +1371,7 @@
               <w14:ligatures w14:val="standardContextual"/>
             </w:rPr>
           </w:pPr>
-          <w:hyperlink w:anchor="_Toc240406081" w:history="1">
+          <w:hyperlink w:anchor="_Toc240453714" w:history="1">
             <w:r>
               <w:rPr>
                 <w:rStyle w:val="Hyperlink"/>
@@ -1395,7 +1395,7 @@
               <w:rPr>
                 <w:noProof/>
               </w:rPr>
-              <w:instrText xml:space="preserve"> PAGEREF _Toc240406081 \h </w:instrText>
+              <w:instrText xml:space="preserve"> PAGEREF _Toc240453714 \h </w:instrText>
             </w:r>
             <w:r>
               <w:rPr>
@@ -1438,7 +1438,7 @@
               <w14:ligatures w14:val="standardContextual"/>
             </w:rPr>
           </w:pPr>
-          <w:hyperlink w:anchor="_Toc240406082" w:history="1">
+          <w:hyperlink w:anchor="_Toc240453715" w:history="1">
             <w:r>
               <w:rPr>
                 <w:rStyle w:val="Hyperlink"/>
@@ -1462,7 +1462,7 @@
               <w:rPr>
                 <w:noProof/>
               </w:rPr>
-              <w:instrText xml:space="preserve"> PAGEREF _Toc240406082 \h </w:instrText>
+              <w:instrText xml:space="preserve"> PAGEREF _Toc240453715 \h </w:instrText>
             </w:r>
             <w:r>
               <w:rPr>
@@ -1505,7 +1505,7 @@
               <w14:ligatures w14:val="standardContextual"/>
             </w:rPr>
           </w:pPr>
-          <w:hyperlink w:anchor="_Toc240406083" w:history="1">
+          <w:hyperlink w:anchor="_Toc240453716" w:history="1">
             <w:r>
               <w:rPr>
                 <w:rStyle w:val="Hyperlink"/>
@@ -1529,7 +1529,7 @@
               <w:rPr>
                 <w:noProof/>
               </w:rPr>
-              <w:instrText xml:space="preserve"> PAGEREF _Toc240406083 \h </w:instrText>
+              <w:instrText xml:space="preserve"> PAGEREF _Toc240453716 \h </w:instrText>
             </w:r>
             <w:r>
               <w:rPr>
@@ -1572,7 +1572,7 @@
               <w14:ligatures w14:val="standardContextual"/>
             </w:rPr>
           </w:pPr>
-          <w:hyperlink w:anchor="_Toc240406084" w:history="1">
+          <w:hyperlink w:anchor="_Toc240453717" w:history="1">
             <w:r>
               <w:rPr>
                 <w:rStyle w:val="Hyperlink"/>
@@ -1596,7 +1596,7 @@
               <w:rPr>
                 <w:noProof/>
               </w:rPr>
-              <w:instrText xml:space="preserve"> PAGEREF _Toc240406084 \h </w:instrText>
+              <w:instrText xml:space="preserve"> PAGEREF _Toc240453717 \h </w:instrText>
             </w:r>
             <w:r>
               <w:rPr>
@@ -1635,7 +1635,7 @@
         <w:pStyle w:val="Heading1"/>
         <w:pageBreakBefore/>
       </w:pPr>
-      <w:bookmarkStart w:id="0" w:name="_Toc240406069"/>
+      <w:bookmarkStart w:id="0" w:name="_Toc240453702"/>
       <w:r>
         <w:lastRenderedPageBreak/>
         <w:t>1. Your role at a glance</w:t>
@@ -1816,7 +1816,7 @@
         <w:pStyle w:val="Heading1"/>
         <w:pageBreakBefore/>
       </w:pPr>
-      <w:bookmarkStart w:id="1" w:name="_Toc240406070"/>
+      <w:bookmarkStart w:id="1" w:name="_Toc240453703"/>
       <w:r>
         <w:lastRenderedPageBreak/>
         <w:t>2. Signing in and your screens</w:t>
@@ -1827,7 +1827,7 @@
       <w:pPr>
         <w:pStyle w:val="Heading2"/>
       </w:pPr>
-      <w:bookmarkStart w:id="2" w:name="_Toc240406071"/>
+      <w:bookmarkStart w:id="2" w:name="_Toc240453704"/>
       <w:r>
         <w:t>Signing in</w:t>
       </w:r>
@@ -1910,7 +1910,7 @@
           <w:noProof/>
         </w:rPr>
         <w:drawing>
-          <wp:inline distT="0" distB="0" distL="0" distR="0" wp14:anchorId="2E4E074A" wp14:editId="027A5D61">
+          <wp:inline distT="0" distB="0" distL="0" distR="0">
             <wp:extent cx="5334000" cy="2333625"/>
             <wp:effectExtent l="0" t="0" r="0" b="0"/>
             <wp:docPr id="1" name="adm_login.jpg" descr="The sign-in screen for all internal staff." title="The sign-in screen for all internal staff."/>
@@ -2077,7 +2077,7 @@
       <w:pPr>
         <w:pStyle w:val="Heading2"/>
       </w:pPr>
-      <w:bookmarkStart w:id="3" w:name="_Toc240406072"/>
+      <w:bookmarkStart w:id="3" w:name="_Toc240453705"/>
       <w:r>
         <w:t>Finding your way around</w:t>
       </w:r>
@@ -2252,7 +2252,7 @@
         </w:rPr>
         <w:lastRenderedPageBreak/>
         <w:drawing>
-          <wp:inline distT="0" distB="0" distL="0" distR="0" wp14:anchorId="2B5D0E42" wp14:editId="2BF8C06A">
+          <wp:inline distT="0" distB="0" distL="0" distR="0">
             <wp:extent cx="5715000" cy="1876425"/>
             <wp:effectExtent l="0" t="0" r="0" b="0"/>
             <wp:docPr id="2" name="adm_not_your_role.jpg" descr="Opening a screen outside your role (for example from an old bookmark) shows this card instead of the screen." title="Opening a screen outside your role (for example from an old bookmark) shows this card instead of the screen."/>
@@ -2321,7 +2321,7 @@
       <w:pPr>
         <w:pStyle w:val="Heading2"/>
       </w:pPr>
-      <w:bookmarkStart w:id="4" w:name="_Toc240406073"/>
+      <w:bookmarkStart w:id="4" w:name="_Toc240453706"/>
       <w:r>
         <w:t>Your screens</w:t>
       </w:r>
@@ -2655,7 +2655,7 @@
       <w:pPr>
         <w:pStyle w:val="Heading2"/>
       </w:pPr>
-      <w:bookmarkStart w:id="5" w:name="_Toc240406074"/>
+      <w:bookmarkStart w:id="5" w:name="_Toc240453707"/>
       <w:r>
         <w:t>Changing your password</w:t>
       </w:r>
@@ -2738,7 +2738,7 @@
           <w:noProof/>
         </w:rPr>
         <w:drawing>
-          <wp:inline distT="0" distB="0" distL="0" distR="0" wp14:anchorId="00FA631A" wp14:editId="20B87F97">
+          <wp:inline distT="0" distB="0" distL="0" distR="0">
             <wp:extent cx="5334000" cy="2171700"/>
             <wp:effectExtent l="0" t="0" r="0" b="0"/>
             <wp:docPr id="3" name="adm_account.jpg" descr="Change Password screen." title="Change Password screen."/>
@@ -2826,7 +2826,7 @@
         <w:pStyle w:val="Heading1"/>
         <w:pageBreakBefore/>
       </w:pPr>
-      <w:bookmarkStart w:id="6" w:name="_Toc240406075"/>
+      <w:bookmarkStart w:id="6" w:name="_Toc240453708"/>
       <w:r>
         <w:lastRenderedPageBreak/>
         <w:t>3. Your routine</w:t>
@@ -3111,7 +3111,7 @@
         <w:pStyle w:val="Heading1"/>
         <w:pageBreakBefore/>
       </w:pPr>
-      <w:bookmarkStart w:id="7" w:name="_Toc240406076"/>
+      <w:bookmarkStart w:id="7" w:name="_Toc240453709"/>
       <w:r>
         <w:lastRenderedPageBreak/>
         <w:t>4. Step-by-step tasks</w:t>
@@ -3122,7 +3122,7 @@
       <w:pPr>
         <w:pStyle w:val="Heading2"/>
       </w:pPr>
-      <w:bookmarkStart w:id="8" w:name="_Toc240406077"/>
+      <w:bookmarkStart w:id="8" w:name="_Toc240453710"/>
       <w:r>
         <w:t>4.1 Your start screen</w:t>
       </w:r>
@@ -3139,7 +3139,7 @@
           <w:noProof/>
         </w:rPr>
         <w:drawing>
-          <wp:inline distT="0" distB="0" distL="0" distR="0" wp14:anchorId="61037E99" wp14:editId="5E1CA882">
+          <wp:inline distT="0" distB="0" distL="0" distR="0">
             <wp:extent cx="5715000" cy="3571875"/>
             <wp:effectExtent l="0" t="0" r="0" b="0"/>
             <wp:docPr id="4" name="an_dashboard.jpg" descr="Executive Dashboard as seen by the Analyst." title="Executive Dashboard as seen by the Analyst."/>
@@ -3208,7 +3208,7 @@
       <w:pPr>
         <w:pStyle w:val="Heading2"/>
       </w:pPr>
-      <w:bookmarkStart w:id="9" w:name="_Toc240406078"/>
+      <w:bookmarkStart w:id="9" w:name="_Toc240453711"/>
       <w:r>
         <w:t>4.2 Reading the dashboards</w:t>
       </w:r>
@@ -3234,7 +3234,7 @@
         </w:rPr>
         <w:lastRenderedPageBreak/>
         <w:drawing>
-          <wp:inline distT="0" distB="0" distL="0" distR="0" wp14:anchorId="0C795B32" wp14:editId="26AC4A15">
+          <wp:inline distT="0" distB="0" distL="0" distR="0">
             <wp:extent cx="5715000" cy="3571875"/>
             <wp:effectExtent l="0" t="0" r="0" b="0"/>
             <wp:docPr id="5" name="adm_exec_dashboard.jpg" descr="Executive Dashboard: completions against the 400 / 60 / 50–75 targets, days to data lock, spend, and the lowest-filled strata." title="Executive Dashboard: completions against the 400 / 60 / 50–75 targets, days to data lock, spend, and the lowest-filled strata."/>
@@ -3899,7 +3899,7 @@
       <w:pPr>
         <w:pStyle w:val="Heading2"/>
       </w:pPr>
-      <w:bookmarkStart w:id="10" w:name="_Toc240406079"/>
+      <w:bookmarkStart w:id="10" w:name="_Toc240453712"/>
       <w:r>
         <w:t>4.3 Using Reports (analytics and charts)</w:t>
       </w:r>
@@ -3940,7 +3940,7 @@
         </w:rPr>
         <w:lastRenderedPageBreak/>
         <w:drawing>
-          <wp:inline distT="0" distB="0" distL="0" distR="0" wp14:anchorId="3AA2D4F5" wp14:editId="13D07FDE">
+          <wp:inline distT="0" distB="0" distL="0" distR="0">
             <wp:extent cx="5334000" cy="3333750"/>
             <wp:effectExtent l="0" t="0" r="0" b="0"/>
             <wp:docPr id="6" name="adm_reports_top.jpg" descr="Reports: headline figures for the chosen period." title="Reports: headline figures for the chosen period."/>
@@ -4082,7 +4082,7 @@
           <w:noProof/>
         </w:rPr>
         <w:drawing>
-          <wp:inline distT="0" distB="0" distL="0" distR="0" wp14:anchorId="40C6185A" wp14:editId="0AA11116">
+          <wp:inline distT="0" distB="0" distL="0" distR="0">
             <wp:extent cx="5334000" cy="3409950"/>
             <wp:effectExtent l="0" t="0" r="0" b="0"/>
             <wp:docPr id="7" name="adm_reports_funnel.jpg" descr="Case funnel: each case counted once at every stage it has reached." title="Case funnel: each case counted once at every stage it has reached."/>
@@ -4182,7 +4182,7 @@
         </w:rPr>
         <w:lastRenderedPageBreak/>
         <w:drawing>
-          <wp:inline distT="0" distB="0" distL="0" distR="0" wp14:anchorId="60192B0B" wp14:editId="40952BB9">
+          <wp:inline distT="0" distB="0" distL="0" distR="0">
             <wp:extent cx="5334000" cy="3248025"/>
             <wp:effectExtent l="0" t="0" r="0" b="0"/>
             <wp:docPr id="8" name="adm_reports_funnel_table.jpg" descr="The same chart as a table." title="The same chart as a table."/>
@@ -4281,7 +4281,7 @@
           <w:noProof/>
         </w:rPr>
         <w:drawing>
-          <wp:inline distT="0" distB="0" distL="0" distR="0" wp14:anchorId="35BB332C" wp14:editId="69A6E617">
+          <wp:inline distT="0" distB="0" distL="0" distR="0">
             <wp:extent cx="5334000" cy="2628900"/>
             <wp:effectExtent l="0" t="0" r="0" b="0"/>
             <wp:docPr id="9" name="adm_reports_coverage.jpg" descr="Coverage by group." title="Coverage by group."/>
@@ -4381,7 +4381,7 @@
         </w:rPr>
         <w:lastRenderedPageBreak/>
         <w:drawing>
-          <wp:inline distT="0" distB="0" distL="0" distR="0" wp14:anchorId="42D5E8A8" wp14:editId="234B48E1">
+          <wp:inline distT="0" distB="0" distL="0" distR="0">
             <wp:extent cx="5334000" cy="2600325"/>
             <wp:effectExtent l="0" t="0" r="0" b="0"/>
             <wp:docPr id="10" name="adm_reports_modes.jpg" descr="Administration modes." title="Administration modes."/>
@@ -4490,7 +4490,7 @@
           <w:noProof/>
         </w:rPr>
         <w:drawing>
-          <wp:inline distT="0" distB="0" distL="0" distR="0" wp14:anchorId="1A379D08" wp14:editId="629005B5">
+          <wp:inline distT="0" distB="0" distL="0" distR="0">
             <wp:extent cx="5334000" cy="2905125"/>
             <wp:effectExtent l="0" t="0" r="0" b="0"/>
             <wp:docPr id="11" name="adm_reports_duration.jpg" descr="Completion-time distribution." title="Completion-time distribution."/>
@@ -4572,7 +4572,7 @@
       <w:pPr>
         <w:pStyle w:val="Heading2"/>
       </w:pPr>
-      <w:bookmarkStart w:id="11" w:name="_Toc240406080"/>
+      <w:bookmarkStart w:id="11" w:name="_Toc240453713"/>
       <w:r>
         <w:lastRenderedPageBreak/>
         <w:t>4.4 Downloading data</w:t>
@@ -4590,7 +4590,7 @@
           <w:noProof/>
         </w:rPr>
         <w:drawing>
-          <wp:inline distT="0" distB="0" distL="0" distR="0" wp14:anchorId="4A37EDBC" wp14:editId="5EA81E3C">
+          <wp:inline distT="0" distB="0" distL="0" distR="0">
             <wp:extent cx="5715000" cy="1876425"/>
             <wp:effectExtent l="0" t="0" r="0" b="0"/>
             <wp:docPr id="12" name="an_export.jpg" descr="Data Export." title="Data Export."/>
@@ -5105,7 +5105,7 @@
       <w:pPr>
         <w:pStyle w:val="Heading2"/>
       </w:pPr>
-      <w:bookmarkStart w:id="12" w:name="_Toc240406081"/>
+      <w:bookmarkStart w:id="12" w:name="_Toc240453714"/>
       <w:r>
         <w:t>4.5 Working with the analysis export</w:t>
       </w:r>
@@ -5250,7 +5250,7 @@
         <w:pStyle w:val="Heading1"/>
         <w:pageBreakBefore/>
       </w:pPr>
-      <w:bookmarkStart w:id="13" w:name="_Toc240406082"/>
+      <w:bookmarkStart w:id="13" w:name="_Toc240453715"/>
       <w:r>
         <w:lastRenderedPageBreak/>
         <w:t>5. Rules you must follow</w:t>
@@ -5388,7 +5388,7 @@
         <w:pStyle w:val="Heading1"/>
         <w:pageBreakBefore/>
       </w:pPr>
-      <w:bookmarkStart w:id="14" w:name="_Toc240406083"/>
+      <w:bookmarkStart w:id="14" w:name="_Toc240453716"/>
       <w:r>
         <w:lastRenderedPageBreak/>
         <w:t>6. Troubleshooting</w:t>
@@ -6103,7 +6103,7 @@
         <w:pStyle w:val="Heading1"/>
         <w:pageBreakBefore/>
       </w:pPr>
-      <w:bookmarkStart w:id="15" w:name="_Toc240406084"/>
+      <w:bookmarkStart w:id="15" w:name="_Toc240453717"/>
       <w:r>
         <w:lastRenderedPageBreak/>
         <w:t>7. Quick reference</w:t>
@@ -6598,10 +6598,10 @@
 <file path=word/numbering.xml><?xml version="1.0" encoding="utf-8"?>
 <w:numbering xmlns:wpc="http://schemas.microsoft.com/office/word/2010/wordprocessingCanvas" xmlns:cx="http://schemas.microsoft.com/office/drawing/2014/chartex" xmlns:cx1="http://schemas.microsoft.com/office/drawing/2015/9/8/chartex" xmlns:cx2="http://schemas.microsoft.com/office/drawing/2015/10/21/chartex" xmlns:cx3="http://schemas.microsoft.com/office/drawing/2016/5/9/chartex" xmlns:cx4="http://schemas.microsoft.com/office/drawing/2016/5/10/chartex" xmlns:cx5="http://schemas.microsoft.com/office/drawing/2016/5/11/chartex" xmlns:cx6="http://schemas.microsoft.com/office/drawing/2016/5/12/chartex" xmlns:cx7="http://schemas.microsoft.com/office/drawing/2016/5/13/chartex" xmlns:cx8="http://schemas.microsoft.com/office/drawing/2016/5/14/chartex" xmlns:mc="http://schemas.openxmlformats.org/markup-compatibility/2006" xmlns:aink="http://schemas.microsoft.com/office/drawing/2016/ink" xmlns:am3d="http://schemas.microsoft.com/office/drawing/2017/model3d" xmlns:o="urn:schemas-microsoft-com:office:office" xmlns:oel="http://schemas.microsoft.com/office/2019/extlst" xmlns:r="http://schemas.openxmlformats.org/officeDocument/2006/relationships" xmlns:m="http://schemas.openxmlformats.org/officeDocument/2006/math" xmlns:v="urn:schemas-microsoft-com:vml" xmlns:wp14="http://schemas.microsoft.com/office/word/2010/wordprocessingDrawing" xmlns:wp="http://schemas.openxmlformats.org/drawingml/2006/wordprocessingDrawing" xmlns:w10="urn:schemas-microsoft-com:office:word" xmlns:w="http://schemas.openxmlformats.org/wordprocessingml/2006/main" xmlns:w14="http://schemas.microsoft.com/office/word/2010/wordml" xmlns:w15="http://schemas.microsoft.com/office/word/2012/wordml" xmlns:w16cex="http://schemas.microsoft.com/office/word/2018/wordml/cex" xmlns:w16cid="http://schemas.microsoft.com/office/word/2016/wordml/cid" xmlns:w16="http://schemas.microsoft.com/office/word/2018/wordml" xmlns:w16sdtdh="http://schemas.microsoft.com/office/word/2020/wordml/sdtdatahash" xmlns:w16se="http://schemas.microsoft.com/office/word/2015/wordml/symex" xmlns:wpg="http://schemas.microsoft.com/office/word/2010/wordprocessingGroup" xmlns:wpi="http://schemas.microsoft.com/office/word/2010/wordprocessingInk" xmlns:wne="http://schemas.microsoft.com/office/word/2006/wordml" xmlns:wps="http://schemas.microsoft.com/office/word/2010/wordprocessingShape" mc:Ignorable="w14 w15 w16se w16cid w16 w16cex w16sdtdh wp14">
   <w:abstractNum w:abstractNumId="0" w15:restartNumberingAfterBreak="0">
-    <w:nsid w:val="1C2A34CA"/>
+    <w:nsid w:val="072F459E"/>
     <w:multiLevelType w:val="hybridMultilevel"/>
-    <w:tmpl w:val="F058201C"/>
-    <w:lvl w:ilvl="0" w:tplc="3DF2C338">
+    <w:tmpl w:val="EECA39EA"/>
+    <w:lvl w:ilvl="0" w:tplc="1924C3EE">
       <w:start w:val="1"/>
       <w:numFmt w:val="decimal"/>
       <w:lvlText w:val="%1."/>
@@ -6615,52 +6615,138 @@
         <w:color w:val="A67C27"/>
       </w:rPr>
     </w:lvl>
-    <w:lvl w:ilvl="1" w:tplc="AEDCA1AA">
+    <w:lvl w:ilvl="1" w:tplc="FA4AB252">
       <w:numFmt w:val="decimal"/>
       <w:lvlText w:val=""/>
       <w:lvlJc w:val="left"/>
     </w:lvl>
-    <w:lvl w:ilvl="2" w:tplc="9A54055E">
+    <w:lvl w:ilvl="2" w:tplc="68FCE9C0">
       <w:numFmt w:val="decimal"/>
       <w:lvlText w:val=""/>
       <w:lvlJc w:val="left"/>
     </w:lvl>
-    <w:lvl w:ilvl="3" w:tplc="3A02DFCC">
+    <w:lvl w:ilvl="3" w:tplc="197C2C1C">
       <w:numFmt w:val="decimal"/>
       <w:lvlText w:val=""/>
       <w:lvlJc w:val="left"/>
     </w:lvl>
-    <w:lvl w:ilvl="4" w:tplc="2DFEAF10">
+    <w:lvl w:ilvl="4" w:tplc="8F484342">
       <w:numFmt w:val="decimal"/>
       <w:lvlText w:val=""/>
       <w:lvlJc w:val="left"/>
     </w:lvl>
-    <w:lvl w:ilvl="5" w:tplc="7402077C">
+    <w:lvl w:ilvl="5" w:tplc="C43A921A">
       <w:numFmt w:val="decimal"/>
       <w:lvlText w:val=""/>
       <w:lvlJc w:val="left"/>
     </w:lvl>
-    <w:lvl w:ilvl="6" w:tplc="71D68C88">
+    <w:lvl w:ilvl="6" w:tplc="627A71D4">
       <w:numFmt w:val="decimal"/>
       <w:lvlText w:val=""/>
       <w:lvlJc w:val="left"/>
     </w:lvl>
-    <w:lvl w:ilvl="7" w:tplc="B178BDEE">
+    <w:lvl w:ilvl="7" w:tplc="5028A0D4">
       <w:numFmt w:val="decimal"/>
       <w:lvlText w:val=""/>
       <w:lvlJc w:val="left"/>
     </w:lvl>
-    <w:lvl w:ilvl="8" w:tplc="F886BBD0">
+    <w:lvl w:ilvl="8" w:tplc="7BDAED94">
       <w:numFmt w:val="decimal"/>
       <w:lvlText w:val=""/>
       <w:lvlJc w:val="left"/>
     </w:lvl>
   </w:abstractNum>
   <w:abstractNum w:abstractNumId="1" w15:restartNumberingAfterBreak="0">
-    <w:nsid w:val="2A9009C6"/>
+    <w:nsid w:val="0ED70691"/>
     <w:multiLevelType w:val="hybridMultilevel"/>
-    <w:tmpl w:val="4B5C884E"/>
-    <w:lvl w:ilvl="0" w:tplc="C1E06822">
+    <w:tmpl w:val="1A082BA6"/>
+    <w:lvl w:ilvl="0" w:tplc="D2B4BB16">
+      <w:start w:val="1"/>
+      <w:numFmt w:val="bullet"/>
+      <w:lvlText w:val="●"/>
+      <w:lvlJc w:val="left"/>
+      <w:pPr>
+        <w:ind w:left="720" w:hanging="360"/>
+      </w:pPr>
+    </w:lvl>
+    <w:lvl w:ilvl="1" w:tplc="DCDC6EF0">
+      <w:start w:val="1"/>
+      <w:numFmt w:val="bullet"/>
+      <w:lvlText w:val="○"/>
+      <w:lvlJc w:val="left"/>
+      <w:pPr>
+        <w:ind w:left="1440" w:hanging="360"/>
+      </w:pPr>
+    </w:lvl>
+    <w:lvl w:ilvl="2" w:tplc="627209EC">
+      <w:start w:val="1"/>
+      <w:numFmt w:val="bullet"/>
+      <w:lvlText w:val="■"/>
+      <w:lvlJc w:val="left"/>
+      <w:pPr>
+        <w:ind w:left="2160" w:hanging="360"/>
+      </w:pPr>
+    </w:lvl>
+    <w:lvl w:ilvl="3" w:tplc="19DEC098">
+      <w:start w:val="1"/>
+      <w:numFmt w:val="bullet"/>
+      <w:lvlText w:val="●"/>
+      <w:lvlJc w:val="left"/>
+      <w:pPr>
+        <w:ind w:left="2880" w:hanging="360"/>
+      </w:pPr>
+    </w:lvl>
+    <w:lvl w:ilvl="4" w:tplc="101AFB1C">
+      <w:start w:val="1"/>
+      <w:numFmt w:val="bullet"/>
+      <w:lvlText w:val="○"/>
+      <w:lvlJc w:val="left"/>
+      <w:pPr>
+        <w:ind w:left="3600" w:hanging="360"/>
+      </w:pPr>
+    </w:lvl>
+    <w:lvl w:ilvl="5" w:tplc="ECE83356">
+      <w:start w:val="1"/>
+      <w:numFmt w:val="bullet"/>
+      <w:lvlText w:val="■"/>
+      <w:lvlJc w:val="left"/>
+      <w:pPr>
+        <w:ind w:left="4320" w:hanging="360"/>
+      </w:pPr>
+    </w:lvl>
+    <w:lvl w:ilvl="6" w:tplc="C060AB52">
+      <w:start w:val="1"/>
+      <w:numFmt w:val="bullet"/>
+      <w:lvlText w:val="●"/>
+      <w:lvlJc w:val="left"/>
+      <w:pPr>
+        <w:ind w:left="5040" w:hanging="360"/>
+      </w:pPr>
+    </w:lvl>
+    <w:lvl w:ilvl="7" w:tplc="0C90756E">
+      <w:start w:val="1"/>
+      <w:numFmt w:val="bullet"/>
+      <w:lvlText w:val="●"/>
+      <w:lvlJc w:val="left"/>
+      <w:pPr>
+        <w:ind w:left="5760" w:hanging="360"/>
+      </w:pPr>
+    </w:lvl>
+    <w:lvl w:ilvl="8" w:tplc="97CAB6C8">
+      <w:start w:val="1"/>
+      <w:numFmt w:val="bullet"/>
+      <w:lvlText w:val="●"/>
+      <w:lvlJc w:val="left"/>
+      <w:pPr>
+        <w:ind w:left="6480" w:hanging="360"/>
+      </w:pPr>
+    </w:lvl>
+  </w:abstractNum>
+  <w:abstractNum w:abstractNumId="2" w15:restartNumberingAfterBreak="0">
+    <w:nsid w:val="1B596D86"/>
+    <w:multiLevelType w:val="hybridMultilevel"/>
+    <w:tmpl w:val="FB06A272"/>
+    <w:lvl w:ilvl="0" w:tplc="7C1EF966">
       <w:start w:val="1"/>
       <w:numFmt w:val="decimal"/>
       <w:lvlText w:val="%1."/>
@@ -6674,196 +6760,110 @@
         <w:color w:val="A67C27"/>
       </w:rPr>
     </w:lvl>
-    <w:lvl w:ilvl="1" w:tplc="60D09F06">
+    <w:lvl w:ilvl="1" w:tplc="4F248640">
       <w:numFmt w:val="decimal"/>
       <w:lvlText w:val=""/>
       <w:lvlJc w:val="left"/>
     </w:lvl>
-    <w:lvl w:ilvl="2" w:tplc="2194ABD8">
+    <w:lvl w:ilvl="2" w:tplc="AE02F2BC">
       <w:numFmt w:val="decimal"/>
       <w:lvlText w:val=""/>
       <w:lvlJc w:val="left"/>
     </w:lvl>
-    <w:lvl w:ilvl="3" w:tplc="13D8941E">
+    <w:lvl w:ilvl="3" w:tplc="B28C138E">
       <w:numFmt w:val="decimal"/>
       <w:lvlText w:val=""/>
       <w:lvlJc w:val="left"/>
     </w:lvl>
-    <w:lvl w:ilvl="4" w:tplc="EBB6247C">
+    <w:lvl w:ilvl="4" w:tplc="6A8E68D8">
       <w:numFmt w:val="decimal"/>
       <w:lvlText w:val=""/>
       <w:lvlJc w:val="left"/>
     </w:lvl>
-    <w:lvl w:ilvl="5" w:tplc="1C8ED788">
+    <w:lvl w:ilvl="5" w:tplc="8E6A15C2">
       <w:numFmt w:val="decimal"/>
       <w:lvlText w:val=""/>
       <w:lvlJc w:val="left"/>
     </w:lvl>
-    <w:lvl w:ilvl="6" w:tplc="2638A18A">
+    <w:lvl w:ilvl="6" w:tplc="2848A5E0">
       <w:numFmt w:val="decimal"/>
       <w:lvlText w:val=""/>
       <w:lvlJc w:val="left"/>
     </w:lvl>
-    <w:lvl w:ilvl="7" w:tplc="DCE62074">
+    <w:lvl w:ilvl="7" w:tplc="1714B5AE">
       <w:numFmt w:val="decimal"/>
       <w:lvlText w:val=""/>
       <w:lvlJc w:val="left"/>
     </w:lvl>
-    <w:lvl w:ilvl="8" w:tplc="7F4038A8">
-      <w:numFmt w:val="decimal"/>
-      <w:lvlText w:val=""/>
-      <w:lvlJc w:val="left"/>
-    </w:lvl>
-  </w:abstractNum>
-  <w:abstractNum w:abstractNumId="2" w15:restartNumberingAfterBreak="0">
-    <w:nsid w:val="2B336F47"/>
-    <w:multiLevelType w:val="hybridMultilevel"/>
-    <w:tmpl w:val="B2481F42"/>
-    <w:lvl w:ilvl="0" w:tplc="829E57FE">
-      <w:start w:val="1"/>
-      <w:numFmt w:val="bullet"/>
-      <w:lvlText w:val="•"/>
-      <w:lvlJc w:val="left"/>
-      <w:pPr>
-        <w:ind w:left="460" w:hanging="280"/>
-      </w:pPr>
-    </w:lvl>
-    <w:lvl w:ilvl="1" w:tplc="2F3440E0">
-      <w:start w:val="1"/>
-      <w:numFmt w:val="bullet"/>
-      <w:lvlText w:val="–"/>
-      <w:lvlJc w:val="left"/>
-      <w:pPr>
-        <w:ind w:left="900" w:hanging="280"/>
-      </w:pPr>
-    </w:lvl>
-    <w:lvl w:ilvl="2" w:tplc="5CD841BA">
-      <w:numFmt w:val="decimal"/>
-      <w:lvlText w:val=""/>
-      <w:lvlJc w:val="left"/>
-    </w:lvl>
-    <w:lvl w:ilvl="3" w:tplc="F1ACE164">
-      <w:numFmt w:val="decimal"/>
-      <w:lvlText w:val=""/>
-      <w:lvlJc w:val="left"/>
-    </w:lvl>
-    <w:lvl w:ilvl="4" w:tplc="69206CDA">
-      <w:numFmt w:val="decimal"/>
-      <w:lvlText w:val=""/>
-      <w:lvlJc w:val="left"/>
-    </w:lvl>
-    <w:lvl w:ilvl="5" w:tplc="79DC4920">
-      <w:numFmt w:val="decimal"/>
-      <w:lvlText w:val=""/>
-      <w:lvlJc w:val="left"/>
-    </w:lvl>
-    <w:lvl w:ilvl="6" w:tplc="9CD6287E">
-      <w:numFmt w:val="decimal"/>
-      <w:lvlText w:val=""/>
-      <w:lvlJc w:val="left"/>
-    </w:lvl>
-    <w:lvl w:ilvl="7" w:tplc="D864EC52">
-      <w:numFmt w:val="decimal"/>
-      <w:lvlText w:val=""/>
-      <w:lvlJc w:val="left"/>
-    </w:lvl>
-    <w:lvl w:ilvl="8" w:tplc="CE10C0F4">
+    <w:lvl w:ilvl="8" w:tplc="82D8F896">
       <w:numFmt w:val="decimal"/>
       <w:lvlText w:val=""/>
       <w:lvlJc w:val="left"/>
     </w:lvl>
   </w:abstractNum>
   <w:abstractNum w:abstractNumId="3" w15:restartNumberingAfterBreak="0">
-    <w:nsid w:val="44506C3E"/>
+    <w:nsid w:val="5B3841ED"/>
     <w:multiLevelType w:val="hybridMultilevel"/>
-    <w:tmpl w:val="854642F6"/>
-    <w:lvl w:ilvl="0" w:tplc="5AEC8E18">
+    <w:tmpl w:val="D7F42EE6"/>
+    <w:lvl w:ilvl="0" w:tplc="A04C022C">
       <w:start w:val="1"/>
       <w:numFmt w:val="bullet"/>
-      <w:lvlText w:val="●"/>
+      <w:lvlText w:val="•"/>
       <w:lvlJc w:val="left"/>
       <w:pPr>
-        <w:ind w:left="720" w:hanging="360"/>
+        <w:ind w:left="460" w:hanging="280"/>
       </w:pPr>
     </w:lvl>
-    <w:lvl w:ilvl="1" w:tplc="9272AA58">
+    <w:lvl w:ilvl="1" w:tplc="9FA40788">
       <w:start w:val="1"/>
       <w:numFmt w:val="bullet"/>
-      <w:lvlText w:val="○"/>
+      <w:lvlText w:val="–"/>
       <w:lvlJc w:val="left"/>
       <w:pPr>
-        <w:ind w:left="1440" w:hanging="360"/>
+        <w:ind w:left="900" w:hanging="280"/>
       </w:pPr>
     </w:lvl>
-    <w:lvl w:ilvl="2" w:tplc="62E8B588">
-      <w:start w:val="1"/>
-      <w:numFmt w:val="bullet"/>
-      <w:lvlText w:val="■"/>
+    <w:lvl w:ilvl="2" w:tplc="33A4937C">
+      <w:numFmt w:val="decimal"/>
+      <w:lvlText w:val=""/>
       <w:lvlJc w:val="left"/>
-      <w:pPr>
-        <w:ind w:left="2160" w:hanging="360"/>
-      </w:pPr>
     </w:lvl>
-    <w:lvl w:ilvl="3" w:tplc="A6DCD83E">
-      <w:start w:val="1"/>
-      <w:numFmt w:val="bullet"/>
-      <w:lvlText w:val="●"/>
+    <w:lvl w:ilvl="3" w:tplc="757221E6">
+      <w:numFmt w:val="decimal"/>
+      <w:lvlText w:val=""/>
       <w:lvlJc w:val="left"/>
-      <w:pPr>
-        <w:ind w:left="2880" w:hanging="360"/>
-      </w:pPr>
     </w:lvl>
-    <w:lvl w:ilvl="4" w:tplc="3E26B2F4">
-      <w:start w:val="1"/>
-      <w:numFmt w:val="bullet"/>
-      <w:lvlText w:val="○"/>
+    <w:lvl w:ilvl="4" w:tplc="D82EDA9C">
+      <w:numFmt w:val="decimal"/>
+      <w:lvlText w:val=""/>
       <w:lvlJc w:val="left"/>
-      <w:pPr>
-        <w:ind w:left="3600" w:hanging="360"/>
-      </w:pPr>
     </w:lvl>
-    <w:lvl w:ilvl="5" w:tplc="E7DC92BC">
-      <w:start w:val="1"/>
-      <w:numFmt w:val="bullet"/>
-      <w:lvlText w:val="■"/>
+    <w:lvl w:ilvl="5" w:tplc="1556E03A">
+      <w:numFmt w:val="decimal"/>
+      <w:lvlText w:val=""/>
       <w:lvlJc w:val="left"/>
-      <w:pPr>
-        <w:ind w:left="4320" w:hanging="360"/>
-      </w:pPr>
     </w:lvl>
-    <w:lvl w:ilvl="6" w:tplc="CC3C96F2">
-      <w:start w:val="1"/>
-      <w:numFmt w:val="bullet"/>
-      <w:lvlText w:val="●"/>
+    <w:lvl w:ilvl="6" w:tplc="9468DE70">
+      <w:numFmt w:val="decimal"/>
+      <w:lvlText w:val=""/>
       <w:lvlJc w:val="left"/>
-      <w:pPr>
-        <w:ind w:left="5040" w:hanging="360"/>
-      </w:pPr>
     </w:lvl>
-    <w:lvl w:ilvl="7" w:tplc="698EDADC">
-      <w:start w:val="1"/>
-      <w:numFmt w:val="bullet"/>
-      <w:lvlText w:val="●"/>
+    <w:lvl w:ilvl="7" w:tplc="2D767040">
+      <w:numFmt w:val="decimal"/>
+      <w:lvlText w:val=""/>
       <w:lvlJc w:val="left"/>
-      <w:pPr>
-        <w:ind w:left="5760" w:hanging="360"/>
-      </w:pPr>
     </w:lvl>
-    <w:lvl w:ilvl="8" w:tplc="CFF8D194">
-      <w:start w:val="1"/>
-      <w:numFmt w:val="bullet"/>
-      <w:lvlText w:val="●"/>
+    <w:lvl w:ilvl="8" w:tplc="A72EF8E6">
+      <w:numFmt w:val="decimal"/>
+      <w:lvlText w:val=""/>
       <w:lvlJc w:val="left"/>
-      <w:pPr>
-        <w:ind w:left="6480" w:hanging="360"/>
-      </w:pPr>
     </w:lvl>
   </w:abstractNum>
   <w:abstractNum w:abstractNumId="4" w15:restartNumberingAfterBreak="0">
-    <w:nsid w:val="599168D6"/>
+    <w:nsid w:val="6603572D"/>
     <w:multiLevelType w:val="hybridMultilevel"/>
-    <w:tmpl w:val="3AD67382"/>
-    <w:lvl w:ilvl="0" w:tplc="ACD036D8">
+    <w:tmpl w:val="62AE1578"/>
+    <w:lvl w:ilvl="0" w:tplc="013C9E66">
       <w:start w:val="1"/>
       <w:numFmt w:val="decimal"/>
       <w:lvlText w:val="%1."/>
@@ -6877,73 +6877,73 @@
         <w:color w:val="A67C27"/>
       </w:rPr>
     </w:lvl>
-    <w:lvl w:ilvl="1" w:tplc="88800B60">
+    <w:lvl w:ilvl="1" w:tplc="1954EE9A">
       <w:numFmt w:val="decimal"/>
       <w:lvlText w:val=""/>
       <w:lvlJc w:val="left"/>
     </w:lvl>
-    <w:lvl w:ilvl="2" w:tplc="BCA8254C">
+    <w:lvl w:ilvl="2" w:tplc="1020D808">
       <w:numFmt w:val="decimal"/>
       <w:lvlText w:val=""/>
       <w:lvlJc w:val="left"/>
     </w:lvl>
-    <w:lvl w:ilvl="3" w:tplc="3D16DEE8">
+    <w:lvl w:ilvl="3" w:tplc="2F34387A">
       <w:numFmt w:val="decimal"/>
       <w:lvlText w:val=""/>
       <w:lvlJc w:val="left"/>
     </w:lvl>
-    <w:lvl w:ilvl="4" w:tplc="FEB28DAA">
+    <w:lvl w:ilvl="4" w:tplc="F772776C">
       <w:numFmt w:val="decimal"/>
       <w:lvlText w:val=""/>
       <w:lvlJc w:val="left"/>
     </w:lvl>
-    <w:lvl w:ilvl="5" w:tplc="2C3452D0">
+    <w:lvl w:ilvl="5" w:tplc="E694742E">
       <w:numFmt w:val="decimal"/>
       <w:lvlText w:val=""/>
       <w:lvlJc w:val="left"/>
     </w:lvl>
-    <w:lvl w:ilvl="6" w:tplc="46B84F8C">
+    <w:lvl w:ilvl="6" w:tplc="65BEAD9E">
       <w:numFmt w:val="decimal"/>
       <w:lvlText w:val=""/>
       <w:lvlJc w:val="left"/>
     </w:lvl>
-    <w:lvl w:ilvl="7" w:tplc="0588A7AC">
+    <w:lvl w:ilvl="7" w:tplc="1B3C4C7A">
       <w:numFmt w:val="decimal"/>
       <w:lvlText w:val=""/>
       <w:lvlJc w:val="left"/>
     </w:lvl>
-    <w:lvl w:ilvl="8" w:tplc="E806CD14">
+    <w:lvl w:ilvl="8" w:tplc="7D42E9EA">
       <w:numFmt w:val="decimal"/>
       <w:lvlText w:val=""/>
       <w:lvlJc w:val="left"/>
     </w:lvl>
   </w:abstractNum>
-  <w:num w:numId="1" w16cid:durableId="1245604608">
+  <w:num w:numId="1" w16cid:durableId="2037542855">
+    <w:abstractNumId w:val="1"/>
+    <w:lvlOverride w:ilvl="0">
+      <w:startOverride w:val="1"/>
+    </w:lvlOverride>
+  </w:num>
+  <w:num w:numId="2" w16cid:durableId="444272276">
     <w:abstractNumId w:val="3"/>
     <w:lvlOverride w:ilvl="0">
       <w:startOverride w:val="1"/>
     </w:lvlOverride>
   </w:num>
-  <w:num w:numId="2" w16cid:durableId="1556161056">
+  <w:num w:numId="3" w16cid:durableId="1756396793">
+    <w:abstractNumId w:val="4"/>
+    <w:lvlOverride w:ilvl="0">
+      <w:startOverride w:val="1"/>
+    </w:lvlOverride>
+  </w:num>
+  <w:num w:numId="4" w16cid:durableId="1501895937">
     <w:abstractNumId w:val="2"/>
     <w:lvlOverride w:ilvl="0">
       <w:startOverride w:val="1"/>
     </w:lvlOverride>
   </w:num>
-  <w:num w:numId="3" w16cid:durableId="1128626494">
-    <w:abstractNumId w:val="1"/>
-    <w:lvlOverride w:ilvl="0">
-      <w:startOverride w:val="1"/>
-    </w:lvlOverride>
-  </w:num>
-  <w:num w:numId="4" w16cid:durableId="139076926">
+  <w:num w:numId="5" w16cid:durableId="840005774">
     <w:abstractNumId w:val="0"/>
-    <w:lvlOverride w:ilvl="0">
-      <w:startOverride w:val="1"/>
-    </w:lvlOverride>
-  </w:num>
-  <w:num w:numId="5" w16cid:durableId="1870558303">
-    <w:abstractNumId w:val="4"/>
     <w:lvlOverride w:ilvl="0">
       <w:startOverride w:val="1"/>
     </w:lvlOverride>
@@ -7568,7 +7568,7 @@
     <w:autoRedefine/>
     <w:uiPriority w:val="39"/>
     <w:unhideWhenUsed/>
-    <w:rsid w:val="001007B1"/>
+    <w:rsid w:val="0014751C"/>
     <w:pPr>
       <w:spacing w:after="100"/>
     </w:pPr>
@@ -7580,7 +7580,7 @@
     <w:autoRedefine/>
     <w:uiPriority w:val="39"/>
     <w:unhideWhenUsed/>
-    <w:rsid w:val="001007B1"/>
+    <w:rsid w:val="0014751C"/>
     <w:pPr>
       <w:spacing w:after="100"/>
       <w:ind w:left="210"/>

--- a/docs/manuals/Role_Guide_7_Analyst.docx
+++ b/docs/manuals/Role_Guide_7_Analyst.docx
@@ -69,7 +69,7 @@
           <w:left w:w="10" w:type="dxa"/>
           <w:right w:w="10" w:type="dxa"/>
         </w:tblCellMar>
-        <w:tblLook w:val="0000" w:firstRow="0" w:lastRow="0" w:firstColumn="0" w:lastColumn="0" w:noHBand="0" w:noVBand="0"/>
+        <w:tblLook w:val="04A0" w:firstRow="1" w:lastRow="0" w:firstColumn="1" w:lastColumn="0" w:noHBand="0" w:noVBand="1"/>
       </w:tblPr>
       <w:tblGrid>
         <w:gridCol w:w="2300"/>
@@ -538,7 +538,7 @@
     <w:sdt>
       <w:sdtPr>
         <w:alias w:val="Contents"/>
-        <w:id w:val="-398369143"/>
+        <w:id w:val="818003534"/>
       </w:sdtPr>
       <w:sdtEndPr/>
       <w:sdtContent>
@@ -567,7 +567,7 @@
           <w:r>
             <w:fldChar w:fldCharType="separate"/>
           </w:r>
-          <w:hyperlink w:anchor="_Toc240453702" w:history="1">
+          <w:hyperlink w:anchor="_Toc240455359" w:history="1">
             <w:r>
               <w:rPr>
                 <w:rStyle w:val="Hyperlink"/>
@@ -591,7 +591,7 @@
               <w:rPr>
                 <w:noProof/>
               </w:rPr>
-              <w:instrText xml:space="preserve"> PAGEREF _Toc240453702 \h </w:instrText>
+              <w:instrText xml:space="preserve"> PAGEREF _Toc240455359 \h </w:instrText>
             </w:r>
             <w:r>
               <w:rPr>
@@ -634,7 +634,7 @@
               <w14:ligatures w14:val="standardContextual"/>
             </w:rPr>
           </w:pPr>
-          <w:hyperlink w:anchor="_Toc240453703" w:history="1">
+          <w:hyperlink w:anchor="_Toc240455360" w:history="1">
             <w:r>
               <w:rPr>
                 <w:rStyle w:val="Hyperlink"/>
@@ -658,7 +658,7 @@
               <w:rPr>
                 <w:noProof/>
               </w:rPr>
-              <w:instrText xml:space="preserve"> PAGEREF _Toc240453703 \h </w:instrText>
+              <w:instrText xml:space="preserve"> PAGEREF _Toc240455360 \h </w:instrText>
             </w:r>
             <w:r>
               <w:rPr>
@@ -701,7 +701,7 @@
               <w14:ligatures w14:val="standardContextual"/>
             </w:rPr>
           </w:pPr>
-          <w:hyperlink w:anchor="_Toc240453704" w:history="1">
+          <w:hyperlink w:anchor="_Toc240455361" w:history="1">
             <w:r>
               <w:rPr>
                 <w:rStyle w:val="Hyperlink"/>
@@ -725,7 +725,7 @@
               <w:rPr>
                 <w:noProof/>
               </w:rPr>
-              <w:instrText xml:space="preserve"> PAGEREF _Toc240453704 \h </w:instrText>
+              <w:instrText xml:space="preserve"> PAGEREF _Toc240455361 \h </w:instrText>
             </w:r>
             <w:r>
               <w:rPr>
@@ -768,7 +768,7 @@
               <w14:ligatures w14:val="standardContextual"/>
             </w:rPr>
           </w:pPr>
-          <w:hyperlink w:anchor="_Toc240453705" w:history="1">
+          <w:hyperlink w:anchor="_Toc240455362" w:history="1">
             <w:r>
               <w:rPr>
                 <w:rStyle w:val="Hyperlink"/>
@@ -792,7 +792,7 @@
               <w:rPr>
                 <w:noProof/>
               </w:rPr>
-              <w:instrText xml:space="preserve"> PAGEREF _Toc240453705 \h </w:instrText>
+              <w:instrText xml:space="preserve"> PAGEREF _Toc240455362 \h </w:instrText>
             </w:r>
             <w:r>
               <w:rPr>
@@ -835,7 +835,7 @@
               <w14:ligatures w14:val="standardContextual"/>
             </w:rPr>
           </w:pPr>
-          <w:hyperlink w:anchor="_Toc240453706" w:history="1">
+          <w:hyperlink w:anchor="_Toc240455363" w:history="1">
             <w:r>
               <w:rPr>
                 <w:rStyle w:val="Hyperlink"/>
@@ -859,7 +859,7 @@
               <w:rPr>
                 <w:noProof/>
               </w:rPr>
-              <w:instrText xml:space="preserve"> PAGEREF _Toc240453706 \h </w:instrText>
+              <w:instrText xml:space="preserve"> PAGEREF _Toc240455363 \h </w:instrText>
             </w:r>
             <w:r>
               <w:rPr>
@@ -902,7 +902,7 @@
               <w14:ligatures w14:val="standardContextual"/>
             </w:rPr>
           </w:pPr>
-          <w:hyperlink w:anchor="_Toc240453707" w:history="1">
+          <w:hyperlink w:anchor="_Toc240455364" w:history="1">
             <w:r>
               <w:rPr>
                 <w:rStyle w:val="Hyperlink"/>
@@ -926,7 +926,7 @@
               <w:rPr>
                 <w:noProof/>
               </w:rPr>
-              <w:instrText xml:space="preserve"> PAGEREF _Toc240453707 \h </w:instrText>
+              <w:instrText xml:space="preserve"> PAGEREF _Toc240455364 \h </w:instrText>
             </w:r>
             <w:r>
               <w:rPr>
@@ -969,7 +969,7 @@
               <w14:ligatures w14:val="standardContextual"/>
             </w:rPr>
           </w:pPr>
-          <w:hyperlink w:anchor="_Toc240453708" w:history="1">
+          <w:hyperlink w:anchor="_Toc240455365" w:history="1">
             <w:r>
               <w:rPr>
                 <w:rStyle w:val="Hyperlink"/>
@@ -993,7 +993,7 @@
               <w:rPr>
                 <w:noProof/>
               </w:rPr>
-              <w:instrText xml:space="preserve"> PAGEREF _Toc240453708 \h </w:instrText>
+              <w:instrText xml:space="preserve"> PAGEREF _Toc240455365 \h </w:instrText>
             </w:r>
             <w:r>
               <w:rPr>
@@ -1036,7 +1036,7 @@
               <w14:ligatures w14:val="standardContextual"/>
             </w:rPr>
           </w:pPr>
-          <w:hyperlink w:anchor="_Toc240453709" w:history="1">
+          <w:hyperlink w:anchor="_Toc240455366" w:history="1">
             <w:r>
               <w:rPr>
                 <w:rStyle w:val="Hyperlink"/>
@@ -1060,7 +1060,7 @@
               <w:rPr>
                 <w:noProof/>
               </w:rPr>
-              <w:instrText xml:space="preserve"> PAGEREF _Toc240453709 \h </w:instrText>
+              <w:instrText xml:space="preserve"> PAGEREF _Toc240455366 \h </w:instrText>
             </w:r>
             <w:r>
               <w:rPr>
@@ -1103,7 +1103,7 @@
               <w14:ligatures w14:val="standardContextual"/>
             </w:rPr>
           </w:pPr>
-          <w:hyperlink w:anchor="_Toc240453710" w:history="1">
+          <w:hyperlink w:anchor="_Toc240455367" w:history="1">
             <w:r>
               <w:rPr>
                 <w:rStyle w:val="Hyperlink"/>
@@ -1127,7 +1127,7 @@
               <w:rPr>
                 <w:noProof/>
               </w:rPr>
-              <w:instrText xml:space="preserve"> PAGEREF _Toc240453710 \h </w:instrText>
+              <w:instrText xml:space="preserve"> PAGEREF _Toc240455367 \h </w:instrText>
             </w:r>
             <w:r>
               <w:rPr>
@@ -1170,7 +1170,7 @@
               <w14:ligatures w14:val="standardContextual"/>
             </w:rPr>
           </w:pPr>
-          <w:hyperlink w:anchor="_Toc240453711" w:history="1">
+          <w:hyperlink w:anchor="_Toc240455368" w:history="1">
             <w:r>
               <w:rPr>
                 <w:rStyle w:val="Hyperlink"/>
@@ -1194,7 +1194,7 @@
               <w:rPr>
                 <w:noProof/>
               </w:rPr>
-              <w:instrText xml:space="preserve"> PAGEREF _Toc240453711 \h </w:instrText>
+              <w:instrText xml:space="preserve"> PAGEREF _Toc240455368 \h </w:instrText>
             </w:r>
             <w:r>
               <w:rPr>
@@ -1237,7 +1237,7 @@
               <w14:ligatures w14:val="standardContextual"/>
             </w:rPr>
           </w:pPr>
-          <w:hyperlink w:anchor="_Toc240453712" w:history="1">
+          <w:hyperlink w:anchor="_Toc240455369" w:history="1">
             <w:r>
               <w:rPr>
                 <w:rStyle w:val="Hyperlink"/>
@@ -1261,7 +1261,7 @@
               <w:rPr>
                 <w:noProof/>
               </w:rPr>
-              <w:instrText xml:space="preserve"> PAGEREF _Toc240453712 \h </w:instrText>
+              <w:instrText xml:space="preserve"> PAGEREF _Toc240455369 \h </w:instrText>
             </w:r>
             <w:r>
               <w:rPr>
@@ -1304,7 +1304,7 @@
               <w14:ligatures w14:val="standardContextual"/>
             </w:rPr>
           </w:pPr>
-          <w:hyperlink w:anchor="_Toc240453713" w:history="1">
+          <w:hyperlink w:anchor="_Toc240455370" w:history="1">
             <w:r>
               <w:rPr>
                 <w:rStyle w:val="Hyperlink"/>
@@ -1328,7 +1328,7 @@
               <w:rPr>
                 <w:noProof/>
               </w:rPr>
-              <w:instrText xml:space="preserve"> PAGEREF _Toc240453713 \h </w:instrText>
+              <w:instrText xml:space="preserve"> PAGEREF _Toc240455370 \h </w:instrText>
             </w:r>
             <w:r>
               <w:rPr>
@@ -1371,7 +1371,7 @@
               <w14:ligatures w14:val="standardContextual"/>
             </w:rPr>
           </w:pPr>
-          <w:hyperlink w:anchor="_Toc240453714" w:history="1">
+          <w:hyperlink w:anchor="_Toc240455371" w:history="1">
             <w:r>
               <w:rPr>
                 <w:rStyle w:val="Hyperlink"/>
@@ -1395,7 +1395,7 @@
               <w:rPr>
                 <w:noProof/>
               </w:rPr>
-              <w:instrText xml:space="preserve"> PAGEREF _Toc240453714 \h </w:instrText>
+              <w:instrText xml:space="preserve"> PAGEREF _Toc240455371 \h </w:instrText>
             </w:r>
             <w:r>
               <w:rPr>
@@ -1438,7 +1438,7 @@
               <w14:ligatures w14:val="standardContextual"/>
             </w:rPr>
           </w:pPr>
-          <w:hyperlink w:anchor="_Toc240453715" w:history="1">
+          <w:hyperlink w:anchor="_Toc240455372" w:history="1">
             <w:r>
               <w:rPr>
                 <w:rStyle w:val="Hyperlink"/>
@@ -1462,7 +1462,7 @@
               <w:rPr>
                 <w:noProof/>
               </w:rPr>
-              <w:instrText xml:space="preserve"> PAGEREF _Toc240453715 \h </w:instrText>
+              <w:instrText xml:space="preserve"> PAGEREF _Toc240455372 \h </w:instrText>
             </w:r>
             <w:r>
               <w:rPr>
@@ -1505,7 +1505,7 @@
               <w14:ligatures w14:val="standardContextual"/>
             </w:rPr>
           </w:pPr>
-          <w:hyperlink w:anchor="_Toc240453716" w:history="1">
+          <w:hyperlink w:anchor="_Toc240455373" w:history="1">
             <w:r>
               <w:rPr>
                 <w:rStyle w:val="Hyperlink"/>
@@ -1529,7 +1529,7 @@
               <w:rPr>
                 <w:noProof/>
               </w:rPr>
-              <w:instrText xml:space="preserve"> PAGEREF _Toc240453716 \h </w:instrText>
+              <w:instrText xml:space="preserve"> PAGEREF _Toc240455373 \h </w:instrText>
             </w:r>
             <w:r>
               <w:rPr>
@@ -1572,7 +1572,7 @@
               <w14:ligatures w14:val="standardContextual"/>
             </w:rPr>
           </w:pPr>
-          <w:hyperlink w:anchor="_Toc240453717" w:history="1">
+          <w:hyperlink w:anchor="_Toc240455374" w:history="1">
             <w:r>
               <w:rPr>
                 <w:rStyle w:val="Hyperlink"/>
@@ -1596,7 +1596,7 @@
               <w:rPr>
                 <w:noProof/>
               </w:rPr>
-              <w:instrText xml:space="preserve"> PAGEREF _Toc240453717 \h </w:instrText>
+              <w:instrText xml:space="preserve"> PAGEREF _Toc240455374 \h </w:instrText>
             </w:r>
             <w:r>
               <w:rPr>
@@ -1635,7 +1635,7 @@
         <w:pStyle w:val="Heading1"/>
         <w:pageBreakBefore/>
       </w:pPr>
-      <w:bookmarkStart w:id="0" w:name="_Toc240453702"/>
+      <w:bookmarkStart w:id="0" w:name="_Toc240455359"/>
       <w:r>
         <w:lastRenderedPageBreak/>
         <w:t>1. Your role at a glance</w:t>
@@ -1756,7 +1756,7 @@
           <w:left w:w="10" w:type="dxa"/>
           <w:right w:w="10" w:type="dxa"/>
         </w:tblCellMar>
-        <w:tblLook w:val="0000" w:firstRow="0" w:lastRow="0" w:firstColumn="0" w:lastColumn="0" w:noHBand="0" w:noVBand="0"/>
+        <w:tblLook w:val="04A0" w:firstRow="1" w:lastRow="0" w:firstColumn="1" w:lastColumn="0" w:noHBand="0" w:noVBand="1"/>
       </w:tblPr>
       <w:tblGrid>
         <w:gridCol w:w="9412"/>
@@ -1816,7 +1816,7 @@
         <w:pStyle w:val="Heading1"/>
         <w:pageBreakBefore/>
       </w:pPr>
-      <w:bookmarkStart w:id="1" w:name="_Toc240453703"/>
+      <w:bookmarkStart w:id="1" w:name="_Toc240455360"/>
       <w:r>
         <w:lastRenderedPageBreak/>
         <w:t>2. Signing in and your screens</w:t>
@@ -1827,7 +1827,7 @@
       <w:pPr>
         <w:pStyle w:val="Heading2"/>
       </w:pPr>
-      <w:bookmarkStart w:id="2" w:name="_Toc240453704"/>
+      <w:bookmarkStart w:id="2" w:name="_Toc240455361"/>
       <w:r>
         <w:t>Signing in</w:t>
       </w:r>
@@ -2018,7 +2018,7 @@
           <w:left w:w="10" w:type="dxa"/>
           <w:right w:w="10" w:type="dxa"/>
         </w:tblCellMar>
-        <w:tblLook w:val="0000" w:firstRow="0" w:lastRow="0" w:firstColumn="0" w:lastColumn="0" w:noHBand="0" w:noVBand="0"/>
+        <w:tblLook w:val="04A0" w:firstRow="1" w:lastRow="0" w:firstColumn="1" w:lastColumn="0" w:noHBand="0" w:noVBand="1"/>
       </w:tblPr>
       <w:tblGrid>
         <w:gridCol w:w="9412"/>
@@ -2077,7 +2077,7 @@
       <w:pPr>
         <w:pStyle w:val="Heading2"/>
       </w:pPr>
-      <w:bookmarkStart w:id="3" w:name="_Toc240453705"/>
+      <w:bookmarkStart w:id="3" w:name="_Toc240455362"/>
       <w:r>
         <w:t>Finding your way around</w:t>
       </w:r>
@@ -2321,7 +2321,7 @@
       <w:pPr>
         <w:pStyle w:val="Heading2"/>
       </w:pPr>
-      <w:bookmarkStart w:id="4" w:name="_Toc240453706"/>
+      <w:bookmarkStart w:id="4" w:name="_Toc240455363"/>
       <w:r>
         <w:t>Your screens</w:t>
       </w:r>
@@ -2342,7 +2342,7 @@
           <w:left w:w="10" w:type="dxa"/>
           <w:right w:w="10" w:type="dxa"/>
         </w:tblCellMar>
-        <w:tblLook w:val="0000" w:firstRow="0" w:lastRow="0" w:firstColumn="0" w:lastColumn="0" w:noHBand="0" w:noVBand="0"/>
+        <w:tblLook w:val="04A0" w:firstRow="1" w:lastRow="0" w:firstColumn="1" w:lastColumn="0" w:noHBand="0" w:noVBand="1"/>
       </w:tblPr>
       <w:tblGrid>
         <w:gridCol w:w="2824"/>
@@ -2655,7 +2655,7 @@
       <w:pPr>
         <w:pStyle w:val="Heading2"/>
       </w:pPr>
-      <w:bookmarkStart w:id="5" w:name="_Toc240453707"/>
+      <w:bookmarkStart w:id="5" w:name="_Toc240455364"/>
       <w:r>
         <w:t>Changing your password</w:t>
       </w:r>
@@ -2826,7 +2826,7 @@
         <w:pStyle w:val="Heading1"/>
         <w:pageBreakBefore/>
       </w:pPr>
-      <w:bookmarkStart w:id="6" w:name="_Toc240453708"/>
+      <w:bookmarkStart w:id="6" w:name="_Toc240455365"/>
       <w:r>
         <w:lastRenderedPageBreak/>
         <w:t>3. Your routine</w:t>
@@ -2856,7 +2856,7 @@
           <w:left w:w="10" w:type="dxa"/>
           <w:right w:w="10" w:type="dxa"/>
         </w:tblCellMar>
-        <w:tblLook w:val="0000" w:firstRow="0" w:lastRow="0" w:firstColumn="0" w:lastColumn="0" w:noHBand="0" w:noVBand="0"/>
+        <w:tblLook w:val="04A0" w:firstRow="1" w:lastRow="0" w:firstColumn="1" w:lastColumn="0" w:noHBand="0" w:noVBand="1"/>
       </w:tblPr>
       <w:tblGrid>
         <w:gridCol w:w="2071"/>
@@ -3111,7 +3111,7 @@
         <w:pStyle w:val="Heading1"/>
         <w:pageBreakBefore/>
       </w:pPr>
-      <w:bookmarkStart w:id="7" w:name="_Toc240453709"/>
+      <w:bookmarkStart w:id="7" w:name="_Toc240455366"/>
       <w:r>
         <w:lastRenderedPageBreak/>
         <w:t>4. Step-by-step tasks</w:t>
@@ -3122,7 +3122,7 @@
       <w:pPr>
         <w:pStyle w:val="Heading2"/>
       </w:pPr>
-      <w:bookmarkStart w:id="8" w:name="_Toc240453710"/>
+      <w:bookmarkStart w:id="8" w:name="_Toc240455367"/>
       <w:r>
         <w:t>4.1 Your start screen</w:t>
       </w:r>
@@ -3208,7 +3208,7 @@
       <w:pPr>
         <w:pStyle w:val="Heading2"/>
       </w:pPr>
-      <w:bookmarkStart w:id="9" w:name="_Toc240453711"/>
+      <w:bookmarkStart w:id="9" w:name="_Toc240455368"/>
       <w:r>
         <w:t>4.2 Reading the dashboards</w:t>
       </w:r>
@@ -3314,7 +3314,7 @@
           <w:left w:w="10" w:type="dxa"/>
           <w:right w:w="10" w:type="dxa"/>
         </w:tblCellMar>
-        <w:tblLook w:val="0000" w:firstRow="0" w:lastRow="0" w:firstColumn="0" w:lastColumn="0" w:noHBand="0" w:noVBand="0"/>
+        <w:tblLook w:val="04A0" w:firstRow="1" w:lastRow="0" w:firstColumn="1" w:lastColumn="0" w:noHBand="0" w:noVBand="1"/>
       </w:tblPr>
       <w:tblGrid>
         <w:gridCol w:w="1694"/>
@@ -3840,7 +3840,7 @@
           <w:left w:w="10" w:type="dxa"/>
           <w:right w:w="10" w:type="dxa"/>
         </w:tblCellMar>
-        <w:tblLook w:val="0000" w:firstRow="0" w:lastRow="0" w:firstColumn="0" w:lastColumn="0" w:noHBand="0" w:noVBand="0"/>
+        <w:tblLook w:val="04A0" w:firstRow="1" w:lastRow="0" w:firstColumn="1" w:lastColumn="0" w:noHBand="0" w:noVBand="1"/>
       </w:tblPr>
       <w:tblGrid>
         <w:gridCol w:w="9412"/>
@@ -3899,7 +3899,7 @@
       <w:pPr>
         <w:pStyle w:val="Heading2"/>
       </w:pPr>
-      <w:bookmarkStart w:id="10" w:name="_Toc240453712"/>
+      <w:bookmarkStart w:id="10" w:name="_Toc240455369"/>
       <w:r>
         <w:t>4.3 Using Reports (analytics and charts)</w:t>
       </w:r>
@@ -4572,7 +4572,7 @@
       <w:pPr>
         <w:pStyle w:val="Heading2"/>
       </w:pPr>
-      <w:bookmarkStart w:id="11" w:name="_Toc240453713"/>
+      <w:bookmarkStart w:id="11" w:name="_Toc240455370"/>
       <w:r>
         <w:lastRenderedPageBreak/>
         <w:t>4.4 Downloading data</w:t>
@@ -4670,7 +4670,7 @@
           <w:left w:w="10" w:type="dxa"/>
           <w:right w:w="10" w:type="dxa"/>
         </w:tblCellMar>
-        <w:tblLook w:val="0000" w:firstRow="0" w:lastRow="0" w:firstColumn="0" w:lastColumn="0" w:noHBand="0" w:noVBand="0"/>
+        <w:tblLook w:val="04A0" w:firstRow="1" w:lastRow="0" w:firstColumn="1" w:lastColumn="0" w:noHBand="0" w:noVBand="1"/>
       </w:tblPr>
       <w:tblGrid>
         <w:gridCol w:w="2541"/>
@@ -5105,7 +5105,7 @@
       <w:pPr>
         <w:pStyle w:val="Heading2"/>
       </w:pPr>
-      <w:bookmarkStart w:id="12" w:name="_Toc240453714"/>
+      <w:bookmarkStart w:id="12" w:name="_Toc240455371"/>
       <w:r>
         <w:t>4.5 Working with the analysis export</w:t>
       </w:r>
@@ -5250,7 +5250,7 @@
         <w:pStyle w:val="Heading1"/>
         <w:pageBreakBefore/>
       </w:pPr>
-      <w:bookmarkStart w:id="13" w:name="_Toc240453715"/>
+      <w:bookmarkStart w:id="13" w:name="_Toc240455372"/>
       <w:r>
         <w:lastRenderedPageBreak/>
         <w:t>5. Rules you must follow</w:t>
@@ -5388,7 +5388,7 @@
         <w:pStyle w:val="Heading1"/>
         <w:pageBreakBefore/>
       </w:pPr>
-      <w:bookmarkStart w:id="14" w:name="_Toc240453716"/>
+      <w:bookmarkStart w:id="14" w:name="_Toc240455373"/>
       <w:r>
         <w:lastRenderedPageBreak/>
         <w:t>6. Troubleshooting</w:t>
@@ -5410,7 +5410,7 @@
           <w:left w:w="10" w:type="dxa"/>
           <w:right w:w="10" w:type="dxa"/>
         </w:tblCellMar>
-        <w:tblLook w:val="0000" w:firstRow="0" w:lastRow="0" w:firstColumn="0" w:lastColumn="0" w:noHBand="0" w:noVBand="0"/>
+        <w:tblLook w:val="04A0" w:firstRow="1" w:lastRow="0" w:firstColumn="1" w:lastColumn="0" w:noHBand="0" w:noVBand="1"/>
       </w:tblPr>
       <w:tblGrid>
         <w:gridCol w:w="2635"/>
@@ -6103,7 +6103,7 @@
         <w:pStyle w:val="Heading1"/>
         <w:pageBreakBefore/>
       </w:pPr>
-      <w:bookmarkStart w:id="15" w:name="_Toc240453717"/>
+      <w:bookmarkStart w:id="15" w:name="_Toc240455374"/>
       <w:r>
         <w:lastRenderedPageBreak/>
         <w:t>7. Quick reference</w:t>
@@ -6125,7 +6125,7 @@
           <w:left w:w="10" w:type="dxa"/>
           <w:right w:w="10" w:type="dxa"/>
         </w:tblCellMar>
-        <w:tblLook w:val="0000" w:firstRow="0" w:lastRow="0" w:firstColumn="0" w:lastColumn="0" w:noHBand="0" w:noVBand="0"/>
+        <w:tblLook w:val="04A0" w:firstRow="1" w:lastRow="0" w:firstColumn="1" w:lastColumn="0" w:noHBand="0" w:noVBand="1"/>
       </w:tblPr>
       <w:tblGrid>
         <w:gridCol w:w="2824"/>
@@ -6598,10 +6598,68 @@
 <file path=word/numbering.xml><?xml version="1.0" encoding="utf-8"?>
 <w:numbering xmlns:wpc="http://schemas.microsoft.com/office/word/2010/wordprocessingCanvas" xmlns:cx="http://schemas.microsoft.com/office/drawing/2014/chartex" xmlns:cx1="http://schemas.microsoft.com/office/drawing/2015/9/8/chartex" xmlns:cx2="http://schemas.microsoft.com/office/drawing/2015/10/21/chartex" xmlns:cx3="http://schemas.microsoft.com/office/drawing/2016/5/9/chartex" xmlns:cx4="http://schemas.microsoft.com/office/drawing/2016/5/10/chartex" xmlns:cx5="http://schemas.microsoft.com/office/drawing/2016/5/11/chartex" xmlns:cx6="http://schemas.microsoft.com/office/drawing/2016/5/12/chartex" xmlns:cx7="http://schemas.microsoft.com/office/drawing/2016/5/13/chartex" xmlns:cx8="http://schemas.microsoft.com/office/drawing/2016/5/14/chartex" xmlns:mc="http://schemas.openxmlformats.org/markup-compatibility/2006" xmlns:aink="http://schemas.microsoft.com/office/drawing/2016/ink" xmlns:am3d="http://schemas.microsoft.com/office/drawing/2017/model3d" xmlns:o="urn:schemas-microsoft-com:office:office" xmlns:oel="http://schemas.microsoft.com/office/2019/extlst" xmlns:r="http://schemas.openxmlformats.org/officeDocument/2006/relationships" xmlns:m="http://schemas.openxmlformats.org/officeDocument/2006/math" xmlns:v="urn:schemas-microsoft-com:vml" xmlns:wp14="http://schemas.microsoft.com/office/word/2010/wordprocessingDrawing" xmlns:wp="http://schemas.openxmlformats.org/drawingml/2006/wordprocessingDrawing" xmlns:w10="urn:schemas-microsoft-com:office:word" xmlns:w="http://schemas.openxmlformats.org/wordprocessingml/2006/main" xmlns:w14="http://schemas.microsoft.com/office/word/2010/wordml" xmlns:w15="http://schemas.microsoft.com/office/word/2012/wordml" xmlns:w16cex="http://schemas.microsoft.com/office/word/2018/wordml/cex" xmlns:w16cid="http://schemas.microsoft.com/office/word/2016/wordml/cid" xmlns:w16="http://schemas.microsoft.com/office/word/2018/wordml" xmlns:w16sdtdh="http://schemas.microsoft.com/office/word/2020/wordml/sdtdatahash" xmlns:w16se="http://schemas.microsoft.com/office/word/2015/wordml/symex" xmlns:wpg="http://schemas.microsoft.com/office/word/2010/wordprocessingGroup" xmlns:wpi="http://schemas.microsoft.com/office/word/2010/wordprocessingInk" xmlns:wne="http://schemas.microsoft.com/office/word/2006/wordml" xmlns:wps="http://schemas.microsoft.com/office/word/2010/wordprocessingShape" mc:Ignorable="w14 w15 w16se w16cid w16 w16cex w16sdtdh wp14">
   <w:abstractNum w:abstractNumId="0" w15:restartNumberingAfterBreak="0">
-    <w:nsid w:val="072F459E"/>
+    <w:nsid w:val="0EF91331"/>
     <w:multiLevelType w:val="hybridMultilevel"/>
-    <w:tmpl w:val="EECA39EA"/>
-    <w:lvl w:ilvl="0" w:tplc="1924C3EE">
+    <w:tmpl w:val="C22CCAFE"/>
+    <w:lvl w:ilvl="0" w:tplc="2E9A2B74">
+      <w:start w:val="1"/>
+      <w:numFmt w:val="bullet"/>
+      <w:lvlText w:val="•"/>
+      <w:lvlJc w:val="left"/>
+      <w:pPr>
+        <w:ind w:left="460" w:hanging="280"/>
+      </w:pPr>
+    </w:lvl>
+    <w:lvl w:ilvl="1" w:tplc="6BDA23FA">
+      <w:start w:val="1"/>
+      <w:numFmt w:val="bullet"/>
+      <w:lvlText w:val="–"/>
+      <w:lvlJc w:val="left"/>
+      <w:pPr>
+        <w:ind w:left="900" w:hanging="280"/>
+      </w:pPr>
+    </w:lvl>
+    <w:lvl w:ilvl="2" w:tplc="95402A1C">
+      <w:numFmt w:val="decimal"/>
+      <w:lvlText w:val=""/>
+      <w:lvlJc w:val="left"/>
+    </w:lvl>
+    <w:lvl w:ilvl="3" w:tplc="BA501A9C">
+      <w:numFmt w:val="decimal"/>
+      <w:lvlText w:val=""/>
+      <w:lvlJc w:val="left"/>
+    </w:lvl>
+    <w:lvl w:ilvl="4" w:tplc="49C69BF2">
+      <w:numFmt w:val="decimal"/>
+      <w:lvlText w:val=""/>
+      <w:lvlJc w:val="left"/>
+    </w:lvl>
+    <w:lvl w:ilvl="5" w:tplc="3D5AF512">
+      <w:numFmt w:val="decimal"/>
+      <w:lvlText w:val=""/>
+      <w:lvlJc w:val="left"/>
+    </w:lvl>
+    <w:lvl w:ilvl="6" w:tplc="52F86F20">
+      <w:numFmt w:val="decimal"/>
+      <w:lvlText w:val=""/>
+      <w:lvlJc w:val="left"/>
+    </w:lvl>
+    <w:lvl w:ilvl="7" w:tplc="A6AEFC00">
+      <w:numFmt w:val="decimal"/>
+      <w:lvlText w:val=""/>
+      <w:lvlJc w:val="left"/>
+    </w:lvl>
+    <w:lvl w:ilvl="8" w:tplc="247287A0">
+      <w:numFmt w:val="decimal"/>
+      <w:lvlText w:val=""/>
+      <w:lvlJc w:val="left"/>
+    </w:lvl>
+  </w:abstractNum>
+  <w:abstractNum w:abstractNumId="1" w15:restartNumberingAfterBreak="0">
+    <w:nsid w:val="25F54FC8"/>
+    <w:multiLevelType w:val="hybridMultilevel"/>
+    <w:tmpl w:val="C73A8062"/>
+    <w:lvl w:ilvl="0" w:tplc="BB16E464">
       <w:start w:val="1"/>
       <w:numFmt w:val="decimal"/>
       <w:lvlText w:val="%1."/>
@@ -6615,138 +6673,52 @@
         <w:color w:val="A67C27"/>
       </w:rPr>
     </w:lvl>
-    <w:lvl w:ilvl="1" w:tplc="FA4AB252">
+    <w:lvl w:ilvl="1" w:tplc="527AA1A8">
       <w:numFmt w:val="decimal"/>
       <w:lvlText w:val=""/>
       <w:lvlJc w:val="left"/>
     </w:lvl>
-    <w:lvl w:ilvl="2" w:tplc="68FCE9C0">
+    <w:lvl w:ilvl="2" w:tplc="249CE49A">
       <w:numFmt w:val="decimal"/>
       <w:lvlText w:val=""/>
       <w:lvlJc w:val="left"/>
     </w:lvl>
-    <w:lvl w:ilvl="3" w:tplc="197C2C1C">
+    <w:lvl w:ilvl="3" w:tplc="97DE9382">
       <w:numFmt w:val="decimal"/>
       <w:lvlText w:val=""/>
       <w:lvlJc w:val="left"/>
     </w:lvl>
-    <w:lvl w:ilvl="4" w:tplc="8F484342">
+    <w:lvl w:ilvl="4" w:tplc="70D2B502">
       <w:numFmt w:val="decimal"/>
       <w:lvlText w:val=""/>
       <w:lvlJc w:val="left"/>
     </w:lvl>
-    <w:lvl w:ilvl="5" w:tplc="C43A921A">
+    <w:lvl w:ilvl="5" w:tplc="B2528B1A">
       <w:numFmt w:val="decimal"/>
       <w:lvlText w:val=""/>
       <w:lvlJc w:val="left"/>
     </w:lvl>
-    <w:lvl w:ilvl="6" w:tplc="627A71D4">
+    <w:lvl w:ilvl="6" w:tplc="C4AED21A">
       <w:numFmt w:val="decimal"/>
       <w:lvlText w:val=""/>
       <w:lvlJc w:val="left"/>
     </w:lvl>
-    <w:lvl w:ilvl="7" w:tplc="5028A0D4">
+    <w:lvl w:ilvl="7" w:tplc="B5261016">
       <w:numFmt w:val="decimal"/>
       <w:lvlText w:val=""/>
       <w:lvlJc w:val="left"/>
     </w:lvl>
-    <w:lvl w:ilvl="8" w:tplc="7BDAED94">
+    <w:lvl w:ilvl="8" w:tplc="787CB216">
       <w:numFmt w:val="decimal"/>
       <w:lvlText w:val=""/>
       <w:lvlJc w:val="left"/>
     </w:lvl>
   </w:abstractNum>
-  <w:abstractNum w:abstractNumId="1" w15:restartNumberingAfterBreak="0">
-    <w:nsid w:val="0ED70691"/>
+  <w:abstractNum w:abstractNumId="2" w15:restartNumberingAfterBreak="0">
+    <w:nsid w:val="28463BC4"/>
     <w:multiLevelType w:val="hybridMultilevel"/>
-    <w:tmpl w:val="1A082BA6"/>
-    <w:lvl w:ilvl="0" w:tplc="D2B4BB16">
-      <w:start w:val="1"/>
-      <w:numFmt w:val="bullet"/>
-      <w:lvlText w:val="●"/>
-      <w:lvlJc w:val="left"/>
-      <w:pPr>
-        <w:ind w:left="720" w:hanging="360"/>
-      </w:pPr>
-    </w:lvl>
-    <w:lvl w:ilvl="1" w:tplc="DCDC6EF0">
-      <w:start w:val="1"/>
-      <w:numFmt w:val="bullet"/>
-      <w:lvlText w:val="○"/>
-      <w:lvlJc w:val="left"/>
-      <w:pPr>
-        <w:ind w:left="1440" w:hanging="360"/>
-      </w:pPr>
-    </w:lvl>
-    <w:lvl w:ilvl="2" w:tplc="627209EC">
-      <w:start w:val="1"/>
-      <w:numFmt w:val="bullet"/>
-      <w:lvlText w:val="■"/>
-      <w:lvlJc w:val="left"/>
-      <w:pPr>
-        <w:ind w:left="2160" w:hanging="360"/>
-      </w:pPr>
-    </w:lvl>
-    <w:lvl w:ilvl="3" w:tplc="19DEC098">
-      <w:start w:val="1"/>
-      <w:numFmt w:val="bullet"/>
-      <w:lvlText w:val="●"/>
-      <w:lvlJc w:val="left"/>
-      <w:pPr>
-        <w:ind w:left="2880" w:hanging="360"/>
-      </w:pPr>
-    </w:lvl>
-    <w:lvl w:ilvl="4" w:tplc="101AFB1C">
-      <w:start w:val="1"/>
-      <w:numFmt w:val="bullet"/>
-      <w:lvlText w:val="○"/>
-      <w:lvlJc w:val="left"/>
-      <w:pPr>
-        <w:ind w:left="3600" w:hanging="360"/>
-      </w:pPr>
-    </w:lvl>
-    <w:lvl w:ilvl="5" w:tplc="ECE83356">
-      <w:start w:val="1"/>
-      <w:numFmt w:val="bullet"/>
-      <w:lvlText w:val="■"/>
-      <w:lvlJc w:val="left"/>
-      <w:pPr>
-        <w:ind w:left="4320" w:hanging="360"/>
-      </w:pPr>
-    </w:lvl>
-    <w:lvl w:ilvl="6" w:tplc="C060AB52">
-      <w:start w:val="1"/>
-      <w:numFmt w:val="bullet"/>
-      <w:lvlText w:val="●"/>
-      <w:lvlJc w:val="left"/>
-      <w:pPr>
-        <w:ind w:left="5040" w:hanging="360"/>
-      </w:pPr>
-    </w:lvl>
-    <w:lvl w:ilvl="7" w:tplc="0C90756E">
-      <w:start w:val="1"/>
-      <w:numFmt w:val="bullet"/>
-      <w:lvlText w:val="●"/>
-      <w:lvlJc w:val="left"/>
-      <w:pPr>
-        <w:ind w:left="5760" w:hanging="360"/>
-      </w:pPr>
-    </w:lvl>
-    <w:lvl w:ilvl="8" w:tplc="97CAB6C8">
-      <w:start w:val="1"/>
-      <w:numFmt w:val="bullet"/>
-      <w:lvlText w:val="●"/>
-      <w:lvlJc w:val="left"/>
-      <w:pPr>
-        <w:ind w:left="6480" w:hanging="360"/>
-      </w:pPr>
-    </w:lvl>
-  </w:abstractNum>
-  <w:abstractNum w:abstractNumId="2" w15:restartNumberingAfterBreak="0">
-    <w:nsid w:val="1B596D86"/>
-    <w:multiLevelType w:val="hybridMultilevel"/>
-    <w:tmpl w:val="FB06A272"/>
-    <w:lvl w:ilvl="0" w:tplc="7C1EF966">
+    <w:tmpl w:val="1444B8B6"/>
+    <w:lvl w:ilvl="0" w:tplc="953A4200">
       <w:start w:val="1"/>
       <w:numFmt w:val="decimal"/>
       <w:lvlText w:val="%1."/>
@@ -6760,110 +6732,138 @@
         <w:color w:val="A67C27"/>
       </w:rPr>
     </w:lvl>
-    <w:lvl w:ilvl="1" w:tplc="4F248640">
+    <w:lvl w:ilvl="1" w:tplc="477E277C">
       <w:numFmt w:val="decimal"/>
       <w:lvlText w:val=""/>
       <w:lvlJc w:val="left"/>
     </w:lvl>
-    <w:lvl w:ilvl="2" w:tplc="AE02F2BC">
+    <w:lvl w:ilvl="2" w:tplc="04AE07BC">
       <w:numFmt w:val="decimal"/>
       <w:lvlText w:val=""/>
       <w:lvlJc w:val="left"/>
     </w:lvl>
-    <w:lvl w:ilvl="3" w:tplc="B28C138E">
+    <w:lvl w:ilvl="3" w:tplc="F418F982">
       <w:numFmt w:val="decimal"/>
       <w:lvlText w:val=""/>
       <w:lvlJc w:val="left"/>
     </w:lvl>
-    <w:lvl w:ilvl="4" w:tplc="6A8E68D8">
+    <w:lvl w:ilvl="4" w:tplc="AC2CC38E">
       <w:numFmt w:val="decimal"/>
       <w:lvlText w:val=""/>
       <w:lvlJc w:val="left"/>
     </w:lvl>
-    <w:lvl w:ilvl="5" w:tplc="8E6A15C2">
+    <w:lvl w:ilvl="5" w:tplc="D1A40572">
       <w:numFmt w:val="decimal"/>
       <w:lvlText w:val=""/>
       <w:lvlJc w:val="left"/>
     </w:lvl>
-    <w:lvl w:ilvl="6" w:tplc="2848A5E0">
+    <w:lvl w:ilvl="6" w:tplc="6150D638">
       <w:numFmt w:val="decimal"/>
       <w:lvlText w:val=""/>
       <w:lvlJc w:val="left"/>
     </w:lvl>
-    <w:lvl w:ilvl="7" w:tplc="1714B5AE">
+    <w:lvl w:ilvl="7" w:tplc="D1707630">
       <w:numFmt w:val="decimal"/>
       <w:lvlText w:val=""/>
       <w:lvlJc w:val="left"/>
     </w:lvl>
-    <w:lvl w:ilvl="8" w:tplc="82D8F896">
+    <w:lvl w:ilvl="8" w:tplc="7FDEC774">
       <w:numFmt w:val="decimal"/>
       <w:lvlText w:val=""/>
       <w:lvlJc w:val="left"/>
     </w:lvl>
   </w:abstractNum>
   <w:abstractNum w:abstractNumId="3" w15:restartNumberingAfterBreak="0">
-    <w:nsid w:val="5B3841ED"/>
+    <w:nsid w:val="30015AEE"/>
     <w:multiLevelType w:val="hybridMultilevel"/>
-    <w:tmpl w:val="D7F42EE6"/>
-    <w:lvl w:ilvl="0" w:tplc="A04C022C">
+    <w:tmpl w:val="4CB07EF2"/>
+    <w:lvl w:ilvl="0" w:tplc="AD52D22C">
       <w:start w:val="1"/>
       <w:numFmt w:val="bullet"/>
-      <w:lvlText w:val="•"/>
+      <w:lvlText w:val="●"/>
       <w:lvlJc w:val="left"/>
       <w:pPr>
-        <w:ind w:left="460" w:hanging="280"/>
+        <w:ind w:left="720" w:hanging="360"/>
       </w:pPr>
     </w:lvl>
-    <w:lvl w:ilvl="1" w:tplc="9FA40788">
+    <w:lvl w:ilvl="1" w:tplc="9D1CC90A">
       <w:start w:val="1"/>
       <w:numFmt w:val="bullet"/>
-      <w:lvlText w:val="–"/>
+      <w:lvlText w:val="○"/>
       <w:lvlJc w:val="left"/>
       <w:pPr>
-        <w:ind w:left="900" w:hanging="280"/>
+        <w:ind w:left="1440" w:hanging="360"/>
       </w:pPr>
     </w:lvl>
-    <w:lvl w:ilvl="2" w:tplc="33A4937C">
-      <w:numFmt w:val="decimal"/>
-      <w:lvlText w:val=""/>
+    <w:lvl w:ilvl="2" w:tplc="105E4114">
+      <w:start w:val="1"/>
+      <w:numFmt w:val="bullet"/>
+      <w:lvlText w:val="■"/>
       <w:lvlJc w:val="left"/>
+      <w:pPr>
+        <w:ind w:left="2160" w:hanging="360"/>
+      </w:pPr>
     </w:lvl>
-    <w:lvl w:ilvl="3" w:tplc="757221E6">
-      <w:numFmt w:val="decimal"/>
-      <w:lvlText w:val=""/>
+    <w:lvl w:ilvl="3" w:tplc="17649494">
+      <w:start w:val="1"/>
+      <w:numFmt w:val="bullet"/>
+      <w:lvlText w:val="●"/>
       <w:lvlJc w:val="left"/>
+      <w:pPr>
+        <w:ind w:left="2880" w:hanging="360"/>
+      </w:pPr>
     </w:lvl>
-    <w:lvl w:ilvl="4" w:tplc="D82EDA9C">
-      <w:numFmt w:val="decimal"/>
-      <w:lvlText w:val=""/>
+    <w:lvl w:ilvl="4" w:tplc="63F65EE0">
+      <w:start w:val="1"/>
+      <w:numFmt w:val="bullet"/>
+      <w:lvlText w:val="○"/>
       <w:lvlJc w:val="left"/>
+      <w:pPr>
+        <w:ind w:left="3600" w:hanging="360"/>
+      </w:pPr>
     </w:lvl>
-    <w:lvl w:ilvl="5" w:tplc="1556E03A">
-      <w:numFmt w:val="decimal"/>
-      <w:lvlText w:val=""/>
+    <w:lvl w:ilvl="5" w:tplc="1C2069F2">
+      <w:start w:val="1"/>
+      <w:numFmt w:val="bullet"/>
+      <w:lvlText w:val="■"/>
       <w:lvlJc w:val="left"/>
+      <w:pPr>
+        <w:ind w:left="4320" w:hanging="360"/>
+      </w:pPr>
     </w:lvl>
-    <w:lvl w:ilvl="6" w:tplc="9468DE70">
-      <w:numFmt w:val="decimal"/>
-      <w:lvlText w:val=""/>
+    <w:lvl w:ilvl="6" w:tplc="05D2C884">
+      <w:start w:val="1"/>
+      <w:numFmt w:val="bullet"/>
+      <w:lvlText w:val="●"/>
       <w:lvlJc w:val="left"/>
+      <w:pPr>
+        <w:ind w:left="5040" w:hanging="360"/>
+      </w:pPr>
     </w:lvl>
-    <w:lvl w:ilvl="7" w:tplc="2D767040">
-      <w:numFmt w:val="decimal"/>
-      <w:lvlText w:val=""/>
+    <w:lvl w:ilvl="7" w:tplc="0D46875C">
+      <w:start w:val="1"/>
+      <w:numFmt w:val="bullet"/>
+      <w:lvlText w:val="●"/>
       <w:lvlJc w:val="left"/>
+      <w:pPr>
+        <w:ind w:left="5760" w:hanging="360"/>
+      </w:pPr>
     </w:lvl>
-    <w:lvl w:ilvl="8" w:tplc="A72EF8E6">
-      <w:numFmt w:val="decimal"/>
-      <w:lvlText w:val=""/>
+    <w:lvl w:ilvl="8" w:tplc="43FC9D88">
+      <w:start w:val="1"/>
+      <w:numFmt w:val="bullet"/>
+      <w:lvlText w:val="●"/>
       <w:lvlJc w:val="left"/>
+      <w:pPr>
+        <w:ind w:left="6480" w:hanging="360"/>
+      </w:pPr>
     </w:lvl>
   </w:abstractNum>
   <w:abstractNum w:abstractNumId="4" w15:restartNumberingAfterBreak="0">
-    <w:nsid w:val="6603572D"/>
+    <w:nsid w:val="68624907"/>
     <w:multiLevelType w:val="hybridMultilevel"/>
-    <w:tmpl w:val="62AE1578"/>
-    <w:lvl w:ilvl="0" w:tplc="013C9E66">
+    <w:tmpl w:val="B77EFD3E"/>
+    <w:lvl w:ilvl="0" w:tplc="BE704086">
       <w:start w:val="1"/>
       <w:numFmt w:val="decimal"/>
       <w:lvlText w:val="%1."/>
@@ -6877,73 +6877,73 @@
         <w:color w:val="A67C27"/>
       </w:rPr>
     </w:lvl>
-    <w:lvl w:ilvl="1" w:tplc="1954EE9A">
+    <w:lvl w:ilvl="1" w:tplc="D6B09C8A">
       <w:numFmt w:val="decimal"/>
       <w:lvlText w:val=""/>
       <w:lvlJc w:val="left"/>
     </w:lvl>
-    <w:lvl w:ilvl="2" w:tplc="1020D808">
+    <w:lvl w:ilvl="2" w:tplc="D0644390">
       <w:numFmt w:val="decimal"/>
       <w:lvlText w:val=""/>
       <w:lvlJc w:val="left"/>
     </w:lvl>
-    <w:lvl w:ilvl="3" w:tplc="2F34387A">
+    <w:lvl w:ilvl="3" w:tplc="749A9F22">
       <w:numFmt w:val="decimal"/>
       <w:lvlText w:val=""/>
       <w:lvlJc w:val="left"/>
     </w:lvl>
-    <w:lvl w:ilvl="4" w:tplc="F772776C">
+    <w:lvl w:ilvl="4" w:tplc="66A41C2E">
       <w:numFmt w:val="decimal"/>
       <w:lvlText w:val=""/>
       <w:lvlJc w:val="left"/>
     </w:lvl>
-    <w:lvl w:ilvl="5" w:tplc="E694742E">
+    <w:lvl w:ilvl="5" w:tplc="727673B6">
       <w:numFmt w:val="decimal"/>
       <w:lvlText w:val=""/>
       <w:lvlJc w:val="left"/>
     </w:lvl>
-    <w:lvl w:ilvl="6" w:tplc="65BEAD9E">
+    <w:lvl w:ilvl="6" w:tplc="9B78EBD4">
       <w:numFmt w:val="decimal"/>
       <w:lvlText w:val=""/>
       <w:lvlJc w:val="left"/>
     </w:lvl>
-    <w:lvl w:ilvl="7" w:tplc="1B3C4C7A">
+    <w:lvl w:ilvl="7" w:tplc="D59A0236">
       <w:numFmt w:val="decimal"/>
       <w:lvlText w:val=""/>
       <w:lvlJc w:val="left"/>
     </w:lvl>
-    <w:lvl w:ilvl="8" w:tplc="7D42E9EA">
+    <w:lvl w:ilvl="8" w:tplc="337814B0">
       <w:numFmt w:val="decimal"/>
       <w:lvlText w:val=""/>
       <w:lvlJc w:val="left"/>
     </w:lvl>
   </w:abstractNum>
-  <w:num w:numId="1" w16cid:durableId="2037542855">
+  <w:num w:numId="1" w16cid:durableId="616566373">
+    <w:abstractNumId w:val="3"/>
+    <w:lvlOverride w:ilvl="0">
+      <w:startOverride w:val="1"/>
+    </w:lvlOverride>
+  </w:num>
+  <w:num w:numId="2" w16cid:durableId="1370111641">
+    <w:abstractNumId w:val="0"/>
+    <w:lvlOverride w:ilvl="0">
+      <w:startOverride w:val="1"/>
+    </w:lvlOverride>
+  </w:num>
+  <w:num w:numId="3" w16cid:durableId="1862476469">
     <w:abstractNumId w:val="1"/>
     <w:lvlOverride w:ilvl="0">
       <w:startOverride w:val="1"/>
     </w:lvlOverride>
   </w:num>
-  <w:num w:numId="2" w16cid:durableId="444272276">
-    <w:abstractNumId w:val="3"/>
-    <w:lvlOverride w:ilvl="0">
-      <w:startOverride w:val="1"/>
-    </w:lvlOverride>
-  </w:num>
-  <w:num w:numId="3" w16cid:durableId="1756396793">
+  <w:num w:numId="4" w16cid:durableId="606502753">
     <w:abstractNumId w:val="4"/>
     <w:lvlOverride w:ilvl="0">
       <w:startOverride w:val="1"/>
     </w:lvlOverride>
   </w:num>
-  <w:num w:numId="4" w16cid:durableId="1501895937">
+  <w:num w:numId="5" w16cid:durableId="528955747">
     <w:abstractNumId w:val="2"/>
-    <w:lvlOverride w:ilvl="0">
-      <w:startOverride w:val="1"/>
-    </w:lvlOverride>
-  </w:num>
-  <w:num w:numId="5" w16cid:durableId="840005774">
-    <w:abstractNumId w:val="0"/>
     <w:lvlOverride w:ilvl="0">
       <w:startOverride w:val="1"/>
     </w:lvlOverride>
@@ -7568,7 +7568,7 @@
     <w:autoRedefine/>
     <w:uiPriority w:val="39"/>
     <w:unhideWhenUsed/>
-    <w:rsid w:val="0014751C"/>
+    <w:rsid w:val="00021BA2"/>
     <w:pPr>
       <w:spacing w:after="100"/>
     </w:pPr>
@@ -7580,7 +7580,7 @@
     <w:autoRedefine/>
     <w:uiPriority w:val="39"/>
     <w:unhideWhenUsed/>
-    <w:rsid w:val="0014751C"/>
+    <w:rsid w:val="00021BA2"/>
     <w:pPr>
       <w:spacing w:after="100"/>
       <w:ind w:left="210"/>

--- a/docs/manuals/Role_Guide_7_Analyst.docx
+++ b/docs/manuals/Role_Guide_7_Analyst.docx
@@ -469,7 +469,7 @@
                 <w:sz w:val="19"/>
                 <w:szCs w:val="19"/>
               </w:rPr>
-              <w:t>Version 1.0 · 15 September 2026</w:t>
+              <w:t>Version 1.1 · 19 September 2026</w:t>
             </w:r>
           </w:p>
         </w:tc>
@@ -538,7 +538,7 @@
     <w:sdt>
       <w:sdtPr>
         <w:alias w:val="Contents"/>
-        <w:id w:val="818003534"/>
+        <w:id w:val="599222115"/>
       </w:sdtPr>
       <w:sdtEndPr/>
       <w:sdtContent>
@@ -567,7 +567,7 @@
           <w:r>
             <w:fldChar w:fldCharType="separate"/>
           </w:r>
-          <w:hyperlink w:anchor="_Toc240455359" w:history="1">
+          <w:hyperlink w:anchor="_Toc240713189" w:history="1">
             <w:r>
               <w:rPr>
                 <w:rStyle w:val="Hyperlink"/>
@@ -591,7 +591,7 @@
               <w:rPr>
                 <w:noProof/>
               </w:rPr>
-              <w:instrText xml:space="preserve"> PAGEREF _Toc240455359 \h </w:instrText>
+              <w:instrText xml:space="preserve"> PAGEREF _Toc240713189 \h </w:instrText>
             </w:r>
             <w:r>
               <w:rPr>
@@ -634,7 +634,7 @@
               <w14:ligatures w14:val="standardContextual"/>
             </w:rPr>
           </w:pPr>
-          <w:hyperlink w:anchor="_Toc240455360" w:history="1">
+          <w:hyperlink w:anchor="_Toc240713190" w:history="1">
             <w:r>
               <w:rPr>
                 <w:rStyle w:val="Hyperlink"/>
@@ -658,7 +658,7 @@
               <w:rPr>
                 <w:noProof/>
               </w:rPr>
-              <w:instrText xml:space="preserve"> PAGEREF _Toc240455360 \h </w:instrText>
+              <w:instrText xml:space="preserve"> PAGEREF _Toc240713190 \h </w:instrText>
             </w:r>
             <w:r>
               <w:rPr>
@@ -701,7 +701,7 @@
               <w14:ligatures w14:val="standardContextual"/>
             </w:rPr>
           </w:pPr>
-          <w:hyperlink w:anchor="_Toc240455361" w:history="1">
+          <w:hyperlink w:anchor="_Toc240713191" w:history="1">
             <w:r>
               <w:rPr>
                 <w:rStyle w:val="Hyperlink"/>
@@ -725,7 +725,7 @@
               <w:rPr>
                 <w:noProof/>
               </w:rPr>
-              <w:instrText xml:space="preserve"> PAGEREF _Toc240455361 \h </w:instrText>
+              <w:instrText xml:space="preserve"> PAGEREF _Toc240713191 \h </w:instrText>
             </w:r>
             <w:r>
               <w:rPr>
@@ -768,7 +768,7 @@
               <w14:ligatures w14:val="standardContextual"/>
             </w:rPr>
           </w:pPr>
-          <w:hyperlink w:anchor="_Toc240455362" w:history="1">
+          <w:hyperlink w:anchor="_Toc240713192" w:history="1">
             <w:r>
               <w:rPr>
                 <w:rStyle w:val="Hyperlink"/>
@@ -792,7 +792,7 @@
               <w:rPr>
                 <w:noProof/>
               </w:rPr>
-              <w:instrText xml:space="preserve"> PAGEREF _Toc240455362 \h </w:instrText>
+              <w:instrText xml:space="preserve"> PAGEREF _Toc240713192 \h </w:instrText>
             </w:r>
             <w:r>
               <w:rPr>
@@ -835,7 +835,7 @@
               <w14:ligatures w14:val="standardContextual"/>
             </w:rPr>
           </w:pPr>
-          <w:hyperlink w:anchor="_Toc240455363" w:history="1">
+          <w:hyperlink w:anchor="_Toc240713193" w:history="1">
             <w:r>
               <w:rPr>
                 <w:rStyle w:val="Hyperlink"/>
@@ -859,7 +859,7 @@
               <w:rPr>
                 <w:noProof/>
               </w:rPr>
-              <w:instrText xml:space="preserve"> PAGEREF _Toc240455363 \h </w:instrText>
+              <w:instrText xml:space="preserve"> PAGEREF _Toc240713193 \h </w:instrText>
             </w:r>
             <w:r>
               <w:rPr>
@@ -902,7 +902,7 @@
               <w14:ligatures w14:val="standardContextual"/>
             </w:rPr>
           </w:pPr>
-          <w:hyperlink w:anchor="_Toc240455364" w:history="1">
+          <w:hyperlink w:anchor="_Toc240713194" w:history="1">
             <w:r>
               <w:rPr>
                 <w:rStyle w:val="Hyperlink"/>
@@ -926,7 +926,7 @@
               <w:rPr>
                 <w:noProof/>
               </w:rPr>
-              <w:instrText xml:space="preserve"> PAGEREF _Toc240455364 \h </w:instrText>
+              <w:instrText xml:space="preserve"> PAGEREF _Toc240713194 \h </w:instrText>
             </w:r>
             <w:r>
               <w:rPr>
@@ -969,7 +969,7 @@
               <w14:ligatures w14:val="standardContextual"/>
             </w:rPr>
           </w:pPr>
-          <w:hyperlink w:anchor="_Toc240455365" w:history="1">
+          <w:hyperlink w:anchor="_Toc240713195" w:history="1">
             <w:r>
               <w:rPr>
                 <w:rStyle w:val="Hyperlink"/>
@@ -993,7 +993,7 @@
               <w:rPr>
                 <w:noProof/>
               </w:rPr>
-              <w:instrText xml:space="preserve"> PAGEREF _Toc240455365 \h </w:instrText>
+              <w:instrText xml:space="preserve"> PAGEREF _Toc240713195 \h </w:instrText>
             </w:r>
             <w:r>
               <w:rPr>
@@ -1036,7 +1036,7 @@
               <w14:ligatures w14:val="standardContextual"/>
             </w:rPr>
           </w:pPr>
-          <w:hyperlink w:anchor="_Toc240455366" w:history="1">
+          <w:hyperlink w:anchor="_Toc240713196" w:history="1">
             <w:r>
               <w:rPr>
                 <w:rStyle w:val="Hyperlink"/>
@@ -1060,7 +1060,7 @@
               <w:rPr>
                 <w:noProof/>
               </w:rPr>
-              <w:instrText xml:space="preserve"> PAGEREF _Toc240455366 \h </w:instrText>
+              <w:instrText xml:space="preserve"> PAGEREF _Toc240713196 \h </w:instrText>
             </w:r>
             <w:r>
               <w:rPr>
@@ -1103,7 +1103,7 @@
               <w14:ligatures w14:val="standardContextual"/>
             </w:rPr>
           </w:pPr>
-          <w:hyperlink w:anchor="_Toc240455367" w:history="1">
+          <w:hyperlink w:anchor="_Toc240713197" w:history="1">
             <w:r>
               <w:rPr>
                 <w:rStyle w:val="Hyperlink"/>
@@ -1127,7 +1127,7 @@
               <w:rPr>
                 <w:noProof/>
               </w:rPr>
-              <w:instrText xml:space="preserve"> PAGEREF _Toc240455367 \h </w:instrText>
+              <w:instrText xml:space="preserve"> PAGEREF _Toc240713197 \h </w:instrText>
             </w:r>
             <w:r>
               <w:rPr>
@@ -1170,7 +1170,7 @@
               <w14:ligatures w14:val="standardContextual"/>
             </w:rPr>
           </w:pPr>
-          <w:hyperlink w:anchor="_Toc240455368" w:history="1">
+          <w:hyperlink w:anchor="_Toc240713198" w:history="1">
             <w:r>
               <w:rPr>
                 <w:rStyle w:val="Hyperlink"/>
@@ -1194,7 +1194,7 @@
               <w:rPr>
                 <w:noProof/>
               </w:rPr>
-              <w:instrText xml:space="preserve"> PAGEREF _Toc240455368 \h </w:instrText>
+              <w:instrText xml:space="preserve"> PAGEREF _Toc240713198 \h </w:instrText>
             </w:r>
             <w:r>
               <w:rPr>
@@ -1237,7 +1237,7 @@
               <w14:ligatures w14:val="standardContextual"/>
             </w:rPr>
           </w:pPr>
-          <w:hyperlink w:anchor="_Toc240455369" w:history="1">
+          <w:hyperlink w:anchor="_Toc240713199" w:history="1">
             <w:r>
               <w:rPr>
                 <w:rStyle w:val="Hyperlink"/>
@@ -1261,7 +1261,7 @@
               <w:rPr>
                 <w:noProof/>
               </w:rPr>
-              <w:instrText xml:space="preserve"> PAGEREF _Toc240455369 \h </w:instrText>
+              <w:instrText xml:space="preserve"> PAGEREF _Toc240713199 \h </w:instrText>
             </w:r>
             <w:r>
               <w:rPr>
@@ -1304,7 +1304,7 @@
               <w14:ligatures w14:val="standardContextual"/>
             </w:rPr>
           </w:pPr>
-          <w:hyperlink w:anchor="_Toc240455370" w:history="1">
+          <w:hyperlink w:anchor="_Toc240713200" w:history="1">
             <w:r>
               <w:rPr>
                 <w:rStyle w:val="Hyperlink"/>
@@ -1328,7 +1328,7 @@
               <w:rPr>
                 <w:noProof/>
               </w:rPr>
-              <w:instrText xml:space="preserve"> PAGEREF _Toc240455370 \h </w:instrText>
+              <w:instrText xml:space="preserve"> PAGEREF _Toc240713200 \h </w:instrText>
             </w:r>
             <w:r>
               <w:rPr>
@@ -1371,7 +1371,7 @@
               <w14:ligatures w14:val="standardContextual"/>
             </w:rPr>
           </w:pPr>
-          <w:hyperlink w:anchor="_Toc240455371" w:history="1">
+          <w:hyperlink w:anchor="_Toc240713201" w:history="1">
             <w:r>
               <w:rPr>
                 <w:rStyle w:val="Hyperlink"/>
@@ -1395,7 +1395,7 @@
               <w:rPr>
                 <w:noProof/>
               </w:rPr>
-              <w:instrText xml:space="preserve"> PAGEREF _Toc240455371 \h </w:instrText>
+              <w:instrText xml:space="preserve"> PAGEREF _Toc240713201 \h </w:instrText>
             </w:r>
             <w:r>
               <w:rPr>
@@ -1438,7 +1438,7 @@
               <w14:ligatures w14:val="standardContextual"/>
             </w:rPr>
           </w:pPr>
-          <w:hyperlink w:anchor="_Toc240455372" w:history="1">
+          <w:hyperlink w:anchor="_Toc240713202" w:history="1">
             <w:r>
               <w:rPr>
                 <w:rStyle w:val="Hyperlink"/>
@@ -1462,7 +1462,7 @@
               <w:rPr>
                 <w:noProof/>
               </w:rPr>
-              <w:instrText xml:space="preserve"> PAGEREF _Toc240455372 \h </w:instrText>
+              <w:instrText xml:space="preserve"> PAGEREF _Toc240713202 \h </w:instrText>
             </w:r>
             <w:r>
               <w:rPr>
@@ -1505,7 +1505,7 @@
               <w14:ligatures w14:val="standardContextual"/>
             </w:rPr>
           </w:pPr>
-          <w:hyperlink w:anchor="_Toc240455373" w:history="1">
+          <w:hyperlink w:anchor="_Toc240713203" w:history="1">
             <w:r>
               <w:rPr>
                 <w:rStyle w:val="Hyperlink"/>
@@ -1529,7 +1529,7 @@
               <w:rPr>
                 <w:noProof/>
               </w:rPr>
-              <w:instrText xml:space="preserve"> PAGEREF _Toc240455373 \h </w:instrText>
+              <w:instrText xml:space="preserve"> PAGEREF _Toc240713203 \h </w:instrText>
             </w:r>
             <w:r>
               <w:rPr>
@@ -1572,7 +1572,7 @@
               <w14:ligatures w14:val="standardContextual"/>
             </w:rPr>
           </w:pPr>
-          <w:hyperlink w:anchor="_Toc240455374" w:history="1">
+          <w:hyperlink w:anchor="_Toc240713204" w:history="1">
             <w:r>
               <w:rPr>
                 <w:rStyle w:val="Hyperlink"/>
@@ -1596,7 +1596,7 @@
               <w:rPr>
                 <w:noProof/>
               </w:rPr>
-              <w:instrText xml:space="preserve"> PAGEREF _Toc240455374 \h </w:instrText>
+              <w:instrText xml:space="preserve"> PAGEREF _Toc240713204 \h </w:instrText>
             </w:r>
             <w:r>
               <w:rPr>
@@ -1635,7 +1635,7 @@
         <w:pStyle w:val="Heading1"/>
         <w:pageBreakBefore/>
       </w:pPr>
-      <w:bookmarkStart w:id="0" w:name="_Toc240455359"/>
+      <w:bookmarkStart w:id="0" w:name="_Toc240713189"/>
       <w:r>
         <w:lastRenderedPageBreak/>
         <w:t>1. Your role at a glance</w:t>
@@ -1816,7 +1816,7 @@
         <w:pStyle w:val="Heading1"/>
         <w:pageBreakBefore/>
       </w:pPr>
-      <w:bookmarkStart w:id="1" w:name="_Toc240455360"/>
+      <w:bookmarkStart w:id="1" w:name="_Toc240713190"/>
       <w:r>
         <w:lastRenderedPageBreak/>
         <w:t>2. Signing in and your screens</w:t>
@@ -1827,7 +1827,7 @@
       <w:pPr>
         <w:pStyle w:val="Heading2"/>
       </w:pPr>
-      <w:bookmarkStart w:id="2" w:name="_Toc240455361"/>
+      <w:bookmarkStart w:id="2" w:name="_Toc240713191"/>
       <w:r>
         <w:t>Signing in</w:t>
       </w:r>
@@ -1910,7 +1910,7 @@
           <w:noProof/>
         </w:rPr>
         <w:drawing>
-          <wp:inline distT="0" distB="0" distL="0" distR="0">
+          <wp:inline distT="0" distB="0" distL="0" distR="0" wp14:anchorId="1E3A7457" wp14:editId="438DF264">
             <wp:extent cx="5334000" cy="2333625"/>
             <wp:effectExtent l="0" t="0" r="0" b="0"/>
             <wp:docPr id="1" name="adm_login.jpg" descr="The sign-in screen for all internal staff." title="The sign-in screen for all internal staff."/>
@@ -2077,7 +2077,7 @@
       <w:pPr>
         <w:pStyle w:val="Heading2"/>
       </w:pPr>
-      <w:bookmarkStart w:id="3" w:name="_Toc240455362"/>
+      <w:bookmarkStart w:id="3" w:name="_Toc240713192"/>
       <w:r>
         <w:t>Finding your way around</w:t>
       </w:r>
@@ -2252,7 +2252,7 @@
         </w:rPr>
         <w:lastRenderedPageBreak/>
         <w:drawing>
-          <wp:inline distT="0" distB="0" distL="0" distR="0">
+          <wp:inline distT="0" distB="0" distL="0" distR="0" wp14:anchorId="3798B66D" wp14:editId="789B541A">
             <wp:extent cx="5715000" cy="1876425"/>
             <wp:effectExtent l="0" t="0" r="0" b="0"/>
             <wp:docPr id="2" name="adm_not_your_role.jpg" descr="Opening a screen outside your role (for example from an old bookmark) shows this card instead of the screen." title="Opening a screen outside your role (for example from an old bookmark) shows this card instead of the screen."/>
@@ -2321,7 +2321,7 @@
       <w:pPr>
         <w:pStyle w:val="Heading2"/>
       </w:pPr>
-      <w:bookmarkStart w:id="4" w:name="_Toc240455363"/>
+      <w:bookmarkStart w:id="4" w:name="_Toc240713193"/>
       <w:r>
         <w:t>Your screens</w:t>
       </w:r>
@@ -2655,7 +2655,7 @@
       <w:pPr>
         <w:pStyle w:val="Heading2"/>
       </w:pPr>
-      <w:bookmarkStart w:id="5" w:name="_Toc240455364"/>
+      <w:bookmarkStart w:id="5" w:name="_Toc240713194"/>
       <w:r>
         <w:t>Changing your password</w:t>
       </w:r>
@@ -2738,7 +2738,7 @@
           <w:noProof/>
         </w:rPr>
         <w:drawing>
-          <wp:inline distT="0" distB="0" distL="0" distR="0">
+          <wp:inline distT="0" distB="0" distL="0" distR="0" wp14:anchorId="79F667D9" wp14:editId="7CFADA27">
             <wp:extent cx="5334000" cy="2171700"/>
             <wp:effectExtent l="0" t="0" r="0" b="0"/>
             <wp:docPr id="3" name="adm_account.jpg" descr="Change Password screen." title="Change Password screen."/>
@@ -2826,7 +2826,7 @@
         <w:pStyle w:val="Heading1"/>
         <w:pageBreakBefore/>
       </w:pPr>
-      <w:bookmarkStart w:id="6" w:name="_Toc240455365"/>
+      <w:bookmarkStart w:id="6" w:name="_Toc240713195"/>
       <w:r>
         <w:lastRenderedPageBreak/>
         <w:t>3. Your routine</w:t>
@@ -3111,7 +3111,7 @@
         <w:pStyle w:val="Heading1"/>
         <w:pageBreakBefore/>
       </w:pPr>
-      <w:bookmarkStart w:id="7" w:name="_Toc240455366"/>
+      <w:bookmarkStart w:id="7" w:name="_Toc240713196"/>
       <w:r>
         <w:lastRenderedPageBreak/>
         <w:t>4. Step-by-step tasks</w:t>
@@ -3122,7 +3122,7 @@
       <w:pPr>
         <w:pStyle w:val="Heading2"/>
       </w:pPr>
-      <w:bookmarkStart w:id="8" w:name="_Toc240455367"/>
+      <w:bookmarkStart w:id="8" w:name="_Toc240713197"/>
       <w:r>
         <w:t>4.1 Your start screen</w:t>
       </w:r>
@@ -3139,7 +3139,7 @@
           <w:noProof/>
         </w:rPr>
         <w:drawing>
-          <wp:inline distT="0" distB="0" distL="0" distR="0">
+          <wp:inline distT="0" distB="0" distL="0" distR="0" wp14:anchorId="3E9000C8" wp14:editId="357AC0D0">
             <wp:extent cx="5715000" cy="3571875"/>
             <wp:effectExtent l="0" t="0" r="0" b="0"/>
             <wp:docPr id="4" name="an_dashboard.jpg" descr="Executive Dashboard as seen by the Analyst." title="Executive Dashboard as seen by the Analyst."/>
@@ -3208,7 +3208,7 @@
       <w:pPr>
         <w:pStyle w:val="Heading2"/>
       </w:pPr>
-      <w:bookmarkStart w:id="9" w:name="_Toc240455368"/>
+      <w:bookmarkStart w:id="9" w:name="_Toc240713198"/>
       <w:r>
         <w:t>4.2 Reading the dashboards</w:t>
       </w:r>
@@ -3234,7 +3234,7 @@
         </w:rPr>
         <w:lastRenderedPageBreak/>
         <w:drawing>
-          <wp:inline distT="0" distB="0" distL="0" distR="0">
+          <wp:inline distT="0" distB="0" distL="0" distR="0" wp14:anchorId="4143C254" wp14:editId="5F82F764">
             <wp:extent cx="5715000" cy="3571875"/>
             <wp:effectExtent l="0" t="0" r="0" b="0"/>
             <wp:docPr id="5" name="adm_exec_dashboard.jpg" descr="Executive Dashboard: completions against the 400 / 60 / 50–75 targets, days to data lock, spend, and the lowest-filled strata." title="Executive Dashboard: completions against the 400 / 60 / 50–75 targets, days to data lock, spend, and the lowest-filled strata."/>
@@ -3899,7 +3899,7 @@
       <w:pPr>
         <w:pStyle w:val="Heading2"/>
       </w:pPr>
-      <w:bookmarkStart w:id="10" w:name="_Toc240455369"/>
+      <w:bookmarkStart w:id="10" w:name="_Toc240713199"/>
       <w:r>
         <w:t>4.3 Using Reports (analytics and charts)</w:t>
       </w:r>
@@ -3940,7 +3940,7 @@
         </w:rPr>
         <w:lastRenderedPageBreak/>
         <w:drawing>
-          <wp:inline distT="0" distB="0" distL="0" distR="0">
+          <wp:inline distT="0" distB="0" distL="0" distR="0" wp14:anchorId="3E59A03A" wp14:editId="0F64B64D">
             <wp:extent cx="5334000" cy="3333750"/>
             <wp:effectExtent l="0" t="0" r="0" b="0"/>
             <wp:docPr id="6" name="adm_reports_top.jpg" descr="Reports: headline figures for the chosen period." title="Reports: headline figures for the chosen period."/>
@@ -4082,7 +4082,7 @@
           <w:noProof/>
         </w:rPr>
         <w:drawing>
-          <wp:inline distT="0" distB="0" distL="0" distR="0">
+          <wp:inline distT="0" distB="0" distL="0" distR="0" wp14:anchorId="25B26AA9" wp14:editId="48B2A232">
             <wp:extent cx="5334000" cy="3409950"/>
             <wp:effectExtent l="0" t="0" r="0" b="0"/>
             <wp:docPr id="7" name="adm_reports_funnel.jpg" descr="Case funnel: each case counted once at every stage it has reached." title="Case funnel: each case counted once at every stage it has reached."/>
@@ -4182,7 +4182,7 @@
         </w:rPr>
         <w:lastRenderedPageBreak/>
         <w:drawing>
-          <wp:inline distT="0" distB="0" distL="0" distR="0">
+          <wp:inline distT="0" distB="0" distL="0" distR="0" wp14:anchorId="080538FA" wp14:editId="4B677602">
             <wp:extent cx="5334000" cy="3248025"/>
             <wp:effectExtent l="0" t="0" r="0" b="0"/>
             <wp:docPr id="8" name="adm_reports_funnel_table.jpg" descr="The same chart as a table." title="The same chart as a table."/>
@@ -4281,7 +4281,7 @@
           <w:noProof/>
         </w:rPr>
         <w:drawing>
-          <wp:inline distT="0" distB="0" distL="0" distR="0">
+          <wp:inline distT="0" distB="0" distL="0" distR="0" wp14:anchorId="5B27047D" wp14:editId="02E4207B">
             <wp:extent cx="5334000" cy="2628900"/>
             <wp:effectExtent l="0" t="0" r="0" b="0"/>
             <wp:docPr id="9" name="adm_reports_coverage.jpg" descr="Coverage by group." title="Coverage by group."/>
@@ -4381,7 +4381,7 @@
         </w:rPr>
         <w:lastRenderedPageBreak/>
         <w:drawing>
-          <wp:inline distT="0" distB="0" distL="0" distR="0">
+          <wp:inline distT="0" distB="0" distL="0" distR="0" wp14:anchorId="04BEC5D6" wp14:editId="25B84A3C">
             <wp:extent cx="5334000" cy="2600325"/>
             <wp:effectExtent l="0" t="0" r="0" b="0"/>
             <wp:docPr id="10" name="adm_reports_modes.jpg" descr="Administration modes." title="Administration modes."/>
@@ -4490,7 +4490,7 @@
           <w:noProof/>
         </w:rPr>
         <w:drawing>
-          <wp:inline distT="0" distB="0" distL="0" distR="0">
+          <wp:inline distT="0" distB="0" distL="0" distR="0" wp14:anchorId="2A049FB4" wp14:editId="0E6F84AA">
             <wp:extent cx="5334000" cy="2905125"/>
             <wp:effectExtent l="0" t="0" r="0" b="0"/>
             <wp:docPr id="11" name="adm_reports_duration.jpg" descr="Completion-time distribution." title="Completion-time distribution."/>
@@ -4572,7 +4572,7 @@
       <w:pPr>
         <w:pStyle w:val="Heading2"/>
       </w:pPr>
-      <w:bookmarkStart w:id="11" w:name="_Toc240455370"/>
+      <w:bookmarkStart w:id="11" w:name="_Toc240713200"/>
       <w:r>
         <w:lastRenderedPageBreak/>
         <w:t>4.4 Downloading data</w:t>
@@ -4590,7 +4590,7 @@
           <w:noProof/>
         </w:rPr>
         <w:drawing>
-          <wp:inline distT="0" distB="0" distL="0" distR="0">
+          <wp:inline distT="0" distB="0" distL="0" distR="0" wp14:anchorId="6741156E" wp14:editId="46E010D6">
             <wp:extent cx="5715000" cy="1876425"/>
             <wp:effectExtent l="0" t="0" r="0" b="0"/>
             <wp:docPr id="12" name="an_export.jpg" descr="Data Export." title="Data Export."/>
@@ -5105,7 +5105,7 @@
       <w:pPr>
         <w:pStyle w:val="Heading2"/>
       </w:pPr>
-      <w:bookmarkStart w:id="12" w:name="_Toc240455371"/>
+      <w:bookmarkStart w:id="12" w:name="_Toc240713201"/>
       <w:r>
         <w:t>4.5 Working with the analysis export</w:t>
       </w:r>
@@ -5250,7 +5250,7 @@
         <w:pStyle w:val="Heading1"/>
         <w:pageBreakBefore/>
       </w:pPr>
-      <w:bookmarkStart w:id="13" w:name="_Toc240455372"/>
+      <w:bookmarkStart w:id="13" w:name="_Toc240713202"/>
       <w:r>
         <w:lastRenderedPageBreak/>
         <w:t>5. Rules you must follow</w:t>
@@ -5388,7 +5388,7 @@
         <w:pStyle w:val="Heading1"/>
         <w:pageBreakBefore/>
       </w:pPr>
-      <w:bookmarkStart w:id="14" w:name="_Toc240455373"/>
+      <w:bookmarkStart w:id="14" w:name="_Toc240713203"/>
       <w:r>
         <w:lastRenderedPageBreak/>
         <w:t>6. Troubleshooting</w:t>
@@ -6092,6 +6092,89 @@
           </w:p>
         </w:tc>
       </w:tr>
+      <w:tr>
+        <w:tblPrEx>
+          <w:tblCellMar>
+            <w:top w:w="0" w:type="dxa"/>
+            <w:bottom w:w="0" w:type="dxa"/>
+          </w:tblCellMar>
+        </w:tblPrEx>
+        <w:trPr>
+          <w:cantSplit/>
+        </w:trPr>
+        <w:tc>
+          <w:tcPr>
+            <w:tcW w:w="2635" w:type="dxa"/>
+            <w:shd w:val="clear" w:color="auto" w:fill="F8FAFB"/>
+            <w:tcMar>
+              <w:top w:w="70" w:type="dxa"/>
+              <w:left w:w="110" w:type="dxa"/>
+              <w:bottom w:w="70" w:type="dxa"/>
+              <w:right w:w="110" w:type="dxa"/>
+            </w:tcMar>
+          </w:tcPr>
+          <w:p>
+            <w:pPr>
+              <w:spacing w:after="40"/>
+            </w:pPr>
+            <w:r>
+              <w:rPr>
+                <w:sz w:val="19"/>
+                <w:szCs w:val="19"/>
+              </w:rPr>
+              <w:t>A file upload seems stuck</w:t>
+            </w:r>
+          </w:p>
+        </w:tc>
+        <w:tc>
+          <w:tcPr>
+            <w:tcW w:w="3200" w:type="dxa"/>
+            <w:shd w:val="clear" w:color="auto" w:fill="F8FAFB"/>
+            <w:tcMar>
+              <w:top w:w="70" w:type="dxa"/>
+              <w:left w:w="110" w:type="dxa"/>
+              <w:bottom w:w="70" w:type="dxa"/>
+              <w:right w:w="110" w:type="dxa"/>
+            </w:tcMar>
+          </w:tcPr>
+          <w:p>
+            <w:pPr>
+              <w:spacing w:after="40"/>
+            </w:pPr>
+            <w:r>
+              <w:rPr>
+                <w:sz w:val="19"/>
+                <w:szCs w:val="19"/>
+              </w:rPr>
+              <w:t>A large file on a slow connection takes time; the bar shows how much has been sent.</w:t>
+            </w:r>
+          </w:p>
+        </w:tc>
+        <w:tc>
+          <w:tcPr>
+            <w:tcW w:w="3577" w:type="dxa"/>
+            <w:shd w:val="clear" w:color="auto" w:fill="F8FAFB"/>
+            <w:tcMar>
+              <w:top w:w="70" w:type="dxa"/>
+              <w:left w:w="110" w:type="dxa"/>
+              <w:bottom w:w="70" w:type="dxa"/>
+              <w:right w:w="110" w:type="dxa"/>
+            </w:tcMar>
+          </w:tcPr>
+          <w:p>
+            <w:pPr>
+              <w:spacing w:after="40"/>
+            </w:pPr>
+            <w:r>
+              <w:rPr>
+                <w:sz w:val="19"/>
+                <w:szCs w:val="19"/>
+              </w:rPr>
+              <w:t>Wait for Saving… and the file name. If it fails, try again or upload a smaller version.</w:t>
+            </w:r>
+          </w:p>
+        </w:tc>
+      </w:tr>
     </w:tbl>
     <w:p>
       <w:pPr>
@@ -6103,7 +6186,7 @@
         <w:pStyle w:val="Heading1"/>
         <w:pageBreakBefore/>
       </w:pPr>
-      <w:bookmarkStart w:id="15" w:name="_Toc240455374"/>
+      <w:bookmarkStart w:id="15" w:name="_Toc240713204"/>
       <w:r>
         <w:lastRenderedPageBreak/>
         <w:t>7. Quick reference</w:t>
@@ -6425,7 +6508,7 @@
         <w:sz w:val="16"/>
         <w:szCs w:val="16"/>
       </w:rPr>
-      <w:t>Version 1.0 · 15 September 2026</w:t>
+      <w:t>Version 1.1 · 19 September 2026</w:t>
     </w:r>
     <w:r>
       <w:rPr>
@@ -6598,68 +6681,69 @@
 <file path=word/numbering.xml><?xml version="1.0" encoding="utf-8"?>
 <w:numbering xmlns:wpc="http://schemas.microsoft.com/office/word/2010/wordprocessingCanvas" xmlns:cx="http://schemas.microsoft.com/office/drawing/2014/chartex" xmlns:cx1="http://schemas.microsoft.com/office/drawing/2015/9/8/chartex" xmlns:cx2="http://schemas.microsoft.com/office/drawing/2015/10/21/chartex" xmlns:cx3="http://schemas.microsoft.com/office/drawing/2016/5/9/chartex" xmlns:cx4="http://schemas.microsoft.com/office/drawing/2016/5/10/chartex" xmlns:cx5="http://schemas.microsoft.com/office/drawing/2016/5/11/chartex" xmlns:cx6="http://schemas.microsoft.com/office/drawing/2016/5/12/chartex" xmlns:cx7="http://schemas.microsoft.com/office/drawing/2016/5/13/chartex" xmlns:cx8="http://schemas.microsoft.com/office/drawing/2016/5/14/chartex" xmlns:mc="http://schemas.openxmlformats.org/markup-compatibility/2006" xmlns:aink="http://schemas.microsoft.com/office/drawing/2016/ink" xmlns:am3d="http://schemas.microsoft.com/office/drawing/2017/model3d" xmlns:o="urn:schemas-microsoft-com:office:office" xmlns:oel="http://schemas.microsoft.com/office/2019/extlst" xmlns:r="http://schemas.openxmlformats.org/officeDocument/2006/relationships" xmlns:m="http://schemas.openxmlformats.org/officeDocument/2006/math" xmlns:v="urn:schemas-microsoft-com:vml" xmlns:wp14="http://schemas.microsoft.com/office/word/2010/wordprocessingDrawing" xmlns:wp="http://schemas.openxmlformats.org/drawingml/2006/wordprocessingDrawing" xmlns:w10="urn:schemas-microsoft-com:office:word" xmlns:w="http://schemas.openxmlformats.org/wordprocessingml/2006/main" xmlns:w14="http://schemas.microsoft.com/office/word/2010/wordml" xmlns:w15="http://schemas.microsoft.com/office/word/2012/wordml" xmlns:w16cex="http://schemas.microsoft.com/office/word/2018/wordml/cex" xmlns:w16cid="http://schemas.microsoft.com/office/word/2016/wordml/cid" xmlns:w16="http://schemas.microsoft.com/office/word/2018/wordml" xmlns:w16sdtdh="http://schemas.microsoft.com/office/word/2020/wordml/sdtdatahash" xmlns:w16se="http://schemas.microsoft.com/office/word/2015/wordml/symex" xmlns:wpg="http://schemas.microsoft.com/office/word/2010/wordprocessingGroup" xmlns:wpi="http://schemas.microsoft.com/office/word/2010/wordprocessingInk" xmlns:wne="http://schemas.microsoft.com/office/word/2006/wordml" xmlns:wps="http://schemas.microsoft.com/office/word/2010/wordprocessingShape" mc:Ignorable="w14 w15 w16se w16cid w16 w16cex w16sdtdh wp14">
   <w:abstractNum w:abstractNumId="0" w15:restartNumberingAfterBreak="0">
-    <w:nsid w:val="0EF91331"/>
+    <w:nsid w:val="047A70D6"/>
     <w:multiLevelType w:val="hybridMultilevel"/>
-    <w:tmpl w:val="C22CCAFE"/>
-    <w:lvl w:ilvl="0" w:tplc="2E9A2B74">
+    <w:tmpl w:val="2E5CD02C"/>
+    <w:lvl w:ilvl="0" w:tplc="E90E8362">
       <w:start w:val="1"/>
-      <w:numFmt w:val="bullet"/>
-      <w:lvlText w:val="•"/>
+      <w:numFmt w:val="decimal"/>
+      <w:lvlText w:val="%1."/>
       <w:lvlJc w:val="left"/>
       <w:pPr>
-        <w:ind w:left="460" w:hanging="280"/>
-      </w:pPr>
+        <w:ind w:left="460" w:hanging="360"/>
+      </w:pPr>
+      <w:rPr>
+        <w:b/>
+        <w:bCs/>
+        <w:color w:val="A67C27"/>
+      </w:rPr>
     </w:lvl>
-    <w:lvl w:ilvl="1" w:tplc="6BDA23FA">
-      <w:start w:val="1"/>
-      <w:numFmt w:val="bullet"/>
-      <w:lvlText w:val="–"/>
-      <w:lvlJc w:val="left"/>
-      <w:pPr>
-        <w:ind w:left="900" w:hanging="280"/>
-      </w:pPr>
-    </w:lvl>
-    <w:lvl w:ilvl="2" w:tplc="95402A1C">
+    <w:lvl w:ilvl="1" w:tplc="B726B1EE">
       <w:numFmt w:val="decimal"/>
       <w:lvlText w:val=""/>
       <w:lvlJc w:val="left"/>
     </w:lvl>
-    <w:lvl w:ilvl="3" w:tplc="BA501A9C">
+    <w:lvl w:ilvl="2" w:tplc="AD3A0702">
       <w:numFmt w:val="decimal"/>
       <w:lvlText w:val=""/>
       <w:lvlJc w:val="left"/>
     </w:lvl>
-    <w:lvl w:ilvl="4" w:tplc="49C69BF2">
+    <w:lvl w:ilvl="3" w:tplc="234C9628">
       <w:numFmt w:val="decimal"/>
       <w:lvlText w:val=""/>
       <w:lvlJc w:val="left"/>
     </w:lvl>
-    <w:lvl w:ilvl="5" w:tplc="3D5AF512">
+    <w:lvl w:ilvl="4" w:tplc="26E4687A">
       <w:numFmt w:val="decimal"/>
       <w:lvlText w:val=""/>
       <w:lvlJc w:val="left"/>
     </w:lvl>
-    <w:lvl w:ilvl="6" w:tplc="52F86F20">
+    <w:lvl w:ilvl="5" w:tplc="95962044">
       <w:numFmt w:val="decimal"/>
       <w:lvlText w:val=""/>
       <w:lvlJc w:val="left"/>
     </w:lvl>
-    <w:lvl w:ilvl="7" w:tplc="A6AEFC00">
+    <w:lvl w:ilvl="6" w:tplc="20501788">
       <w:numFmt w:val="decimal"/>
       <w:lvlText w:val=""/>
       <w:lvlJc w:val="left"/>
     </w:lvl>
-    <w:lvl w:ilvl="8" w:tplc="247287A0">
+    <w:lvl w:ilvl="7" w:tplc="150AA570">
+      <w:numFmt w:val="decimal"/>
+      <w:lvlText w:val=""/>
+      <w:lvlJc w:val="left"/>
+    </w:lvl>
+    <w:lvl w:ilvl="8" w:tplc="5E7E69A8">
       <w:numFmt w:val="decimal"/>
       <w:lvlText w:val=""/>
       <w:lvlJc w:val="left"/>
     </w:lvl>
   </w:abstractNum>
   <w:abstractNum w:abstractNumId="1" w15:restartNumberingAfterBreak="0">
-    <w:nsid w:val="25F54FC8"/>
+    <w:nsid w:val="3AB55EE2"/>
     <w:multiLevelType w:val="hybridMultilevel"/>
-    <w:tmpl w:val="C73A8062"/>
-    <w:lvl w:ilvl="0" w:tplc="BB16E464">
+    <w:tmpl w:val="777A1336"/>
+    <w:lvl w:ilvl="0" w:tplc="3F040094">
       <w:start w:val="1"/>
       <w:numFmt w:val="decimal"/>
       <w:lvlText w:val="%1."/>
@@ -6673,52 +6757,196 @@
         <w:color w:val="A67C27"/>
       </w:rPr>
     </w:lvl>
-    <w:lvl w:ilvl="1" w:tplc="527AA1A8">
+    <w:lvl w:ilvl="1" w:tplc="6D223ED8">
       <w:numFmt w:val="decimal"/>
       <w:lvlText w:val=""/>
       <w:lvlJc w:val="left"/>
     </w:lvl>
-    <w:lvl w:ilvl="2" w:tplc="249CE49A">
+    <w:lvl w:ilvl="2" w:tplc="404633C2">
       <w:numFmt w:val="decimal"/>
       <w:lvlText w:val=""/>
       <w:lvlJc w:val="left"/>
     </w:lvl>
-    <w:lvl w:ilvl="3" w:tplc="97DE9382">
+    <w:lvl w:ilvl="3" w:tplc="2700ACF2">
       <w:numFmt w:val="decimal"/>
       <w:lvlText w:val=""/>
       <w:lvlJc w:val="left"/>
     </w:lvl>
-    <w:lvl w:ilvl="4" w:tplc="70D2B502">
+    <w:lvl w:ilvl="4" w:tplc="60F62C96">
       <w:numFmt w:val="decimal"/>
       <w:lvlText w:val=""/>
       <w:lvlJc w:val="left"/>
     </w:lvl>
-    <w:lvl w:ilvl="5" w:tplc="B2528B1A">
+    <w:lvl w:ilvl="5" w:tplc="C3D698AE">
       <w:numFmt w:val="decimal"/>
       <w:lvlText w:val=""/>
       <w:lvlJc w:val="left"/>
     </w:lvl>
-    <w:lvl w:ilvl="6" w:tplc="C4AED21A">
+    <w:lvl w:ilvl="6" w:tplc="C7325702">
       <w:numFmt w:val="decimal"/>
       <w:lvlText w:val=""/>
       <w:lvlJc w:val="left"/>
     </w:lvl>
-    <w:lvl w:ilvl="7" w:tplc="B5261016">
+    <w:lvl w:ilvl="7" w:tplc="7CA401EA">
       <w:numFmt w:val="decimal"/>
       <w:lvlText w:val=""/>
       <w:lvlJc w:val="left"/>
     </w:lvl>
-    <w:lvl w:ilvl="8" w:tplc="787CB216">
+    <w:lvl w:ilvl="8" w:tplc="BC2A1904">
       <w:numFmt w:val="decimal"/>
       <w:lvlText w:val=""/>
       <w:lvlJc w:val="left"/>
     </w:lvl>
   </w:abstractNum>
   <w:abstractNum w:abstractNumId="2" w15:restartNumberingAfterBreak="0">
-    <w:nsid w:val="28463BC4"/>
+    <w:nsid w:val="45800A12"/>
     <w:multiLevelType w:val="hybridMultilevel"/>
-    <w:tmpl w:val="1444B8B6"/>
-    <w:lvl w:ilvl="0" w:tplc="953A4200">
+    <w:tmpl w:val="F15E53A8"/>
+    <w:lvl w:ilvl="0" w:tplc="D63E8236">
+      <w:start w:val="1"/>
+      <w:numFmt w:val="bullet"/>
+      <w:lvlText w:val="●"/>
+      <w:lvlJc w:val="left"/>
+      <w:pPr>
+        <w:ind w:left="720" w:hanging="360"/>
+      </w:pPr>
+    </w:lvl>
+    <w:lvl w:ilvl="1" w:tplc="F6A6CD32">
+      <w:start w:val="1"/>
+      <w:numFmt w:val="bullet"/>
+      <w:lvlText w:val="○"/>
+      <w:lvlJc w:val="left"/>
+      <w:pPr>
+        <w:ind w:left="1440" w:hanging="360"/>
+      </w:pPr>
+    </w:lvl>
+    <w:lvl w:ilvl="2" w:tplc="B04A7E82">
+      <w:start w:val="1"/>
+      <w:numFmt w:val="bullet"/>
+      <w:lvlText w:val="■"/>
+      <w:lvlJc w:val="left"/>
+      <w:pPr>
+        <w:ind w:left="2160" w:hanging="360"/>
+      </w:pPr>
+    </w:lvl>
+    <w:lvl w:ilvl="3" w:tplc="E8328484">
+      <w:start w:val="1"/>
+      <w:numFmt w:val="bullet"/>
+      <w:lvlText w:val="●"/>
+      <w:lvlJc w:val="left"/>
+      <w:pPr>
+        <w:ind w:left="2880" w:hanging="360"/>
+      </w:pPr>
+    </w:lvl>
+    <w:lvl w:ilvl="4" w:tplc="32C2CCA2">
+      <w:start w:val="1"/>
+      <w:numFmt w:val="bullet"/>
+      <w:lvlText w:val="○"/>
+      <w:lvlJc w:val="left"/>
+      <w:pPr>
+        <w:ind w:left="3600" w:hanging="360"/>
+      </w:pPr>
+    </w:lvl>
+    <w:lvl w:ilvl="5" w:tplc="03E01AAA">
+      <w:start w:val="1"/>
+      <w:numFmt w:val="bullet"/>
+      <w:lvlText w:val="■"/>
+      <w:lvlJc w:val="left"/>
+      <w:pPr>
+        <w:ind w:left="4320" w:hanging="360"/>
+      </w:pPr>
+    </w:lvl>
+    <w:lvl w:ilvl="6" w:tplc="4B0EB404">
+      <w:start w:val="1"/>
+      <w:numFmt w:val="bullet"/>
+      <w:lvlText w:val="●"/>
+      <w:lvlJc w:val="left"/>
+      <w:pPr>
+        <w:ind w:left="5040" w:hanging="360"/>
+      </w:pPr>
+    </w:lvl>
+    <w:lvl w:ilvl="7" w:tplc="B44EB112">
+      <w:start w:val="1"/>
+      <w:numFmt w:val="bullet"/>
+      <w:lvlText w:val="●"/>
+      <w:lvlJc w:val="left"/>
+      <w:pPr>
+        <w:ind w:left="5760" w:hanging="360"/>
+      </w:pPr>
+    </w:lvl>
+    <w:lvl w:ilvl="8" w:tplc="6C683652">
+      <w:start w:val="1"/>
+      <w:numFmt w:val="bullet"/>
+      <w:lvlText w:val="●"/>
+      <w:lvlJc w:val="left"/>
+      <w:pPr>
+        <w:ind w:left="6480" w:hanging="360"/>
+      </w:pPr>
+    </w:lvl>
+  </w:abstractNum>
+  <w:abstractNum w:abstractNumId="3" w15:restartNumberingAfterBreak="0">
+    <w:nsid w:val="49C5527E"/>
+    <w:multiLevelType w:val="hybridMultilevel"/>
+    <w:tmpl w:val="0A0E0A82"/>
+    <w:lvl w:ilvl="0" w:tplc="86A27844">
+      <w:start w:val="1"/>
+      <w:numFmt w:val="bullet"/>
+      <w:lvlText w:val="•"/>
+      <w:lvlJc w:val="left"/>
+      <w:pPr>
+        <w:ind w:left="460" w:hanging="280"/>
+      </w:pPr>
+    </w:lvl>
+    <w:lvl w:ilvl="1" w:tplc="693CA710">
+      <w:start w:val="1"/>
+      <w:numFmt w:val="bullet"/>
+      <w:lvlText w:val="–"/>
+      <w:lvlJc w:val="left"/>
+      <w:pPr>
+        <w:ind w:left="900" w:hanging="280"/>
+      </w:pPr>
+    </w:lvl>
+    <w:lvl w:ilvl="2" w:tplc="B99E87B0">
+      <w:numFmt w:val="decimal"/>
+      <w:lvlText w:val=""/>
+      <w:lvlJc w:val="left"/>
+    </w:lvl>
+    <w:lvl w:ilvl="3" w:tplc="D4B226DC">
+      <w:numFmt w:val="decimal"/>
+      <w:lvlText w:val=""/>
+      <w:lvlJc w:val="left"/>
+    </w:lvl>
+    <w:lvl w:ilvl="4" w:tplc="105AB00C">
+      <w:numFmt w:val="decimal"/>
+      <w:lvlText w:val=""/>
+      <w:lvlJc w:val="left"/>
+    </w:lvl>
+    <w:lvl w:ilvl="5" w:tplc="735879AE">
+      <w:numFmt w:val="decimal"/>
+      <w:lvlText w:val=""/>
+      <w:lvlJc w:val="left"/>
+    </w:lvl>
+    <w:lvl w:ilvl="6" w:tplc="8C8AF93A">
+      <w:numFmt w:val="decimal"/>
+      <w:lvlText w:val=""/>
+      <w:lvlJc w:val="left"/>
+    </w:lvl>
+    <w:lvl w:ilvl="7" w:tplc="D4322D68">
+      <w:numFmt w:val="decimal"/>
+      <w:lvlText w:val=""/>
+      <w:lvlJc w:val="left"/>
+    </w:lvl>
+    <w:lvl w:ilvl="8" w:tplc="68E6C30E">
+      <w:numFmt w:val="decimal"/>
+      <w:lvlText w:val=""/>
+      <w:lvlJc w:val="left"/>
+    </w:lvl>
+  </w:abstractNum>
+  <w:abstractNum w:abstractNumId="4" w15:restartNumberingAfterBreak="0">
+    <w:nsid w:val="66F35857"/>
+    <w:multiLevelType w:val="hybridMultilevel"/>
+    <w:tmpl w:val="8A902F9A"/>
+    <w:lvl w:ilvl="0" w:tplc="8D00B9D8">
       <w:start w:val="1"/>
       <w:numFmt w:val="decimal"/>
       <w:lvlText w:val="%1."/>
@@ -6732,218 +6960,73 @@
         <w:color w:val="A67C27"/>
       </w:rPr>
     </w:lvl>
-    <w:lvl w:ilvl="1" w:tplc="477E277C">
+    <w:lvl w:ilvl="1" w:tplc="34C247C4">
       <w:numFmt w:val="decimal"/>
       <w:lvlText w:val=""/>
       <w:lvlJc w:val="left"/>
     </w:lvl>
-    <w:lvl w:ilvl="2" w:tplc="04AE07BC">
+    <w:lvl w:ilvl="2" w:tplc="97925DFE">
       <w:numFmt w:val="decimal"/>
       <w:lvlText w:val=""/>
       <w:lvlJc w:val="left"/>
     </w:lvl>
-    <w:lvl w:ilvl="3" w:tplc="F418F982">
+    <w:lvl w:ilvl="3" w:tplc="3F0039CA">
       <w:numFmt w:val="decimal"/>
       <w:lvlText w:val=""/>
       <w:lvlJc w:val="left"/>
     </w:lvl>
-    <w:lvl w:ilvl="4" w:tplc="AC2CC38E">
+    <w:lvl w:ilvl="4" w:tplc="83B8BA28">
       <w:numFmt w:val="decimal"/>
       <w:lvlText w:val=""/>
       <w:lvlJc w:val="left"/>
     </w:lvl>
-    <w:lvl w:ilvl="5" w:tplc="D1A40572">
+    <w:lvl w:ilvl="5" w:tplc="3634DB36">
       <w:numFmt w:val="decimal"/>
       <w:lvlText w:val=""/>
       <w:lvlJc w:val="left"/>
     </w:lvl>
-    <w:lvl w:ilvl="6" w:tplc="6150D638">
+    <w:lvl w:ilvl="6" w:tplc="5EAC7FFC">
       <w:numFmt w:val="decimal"/>
       <w:lvlText w:val=""/>
       <w:lvlJc w:val="left"/>
     </w:lvl>
-    <w:lvl w:ilvl="7" w:tplc="D1707630">
+    <w:lvl w:ilvl="7" w:tplc="8A72B02A">
       <w:numFmt w:val="decimal"/>
       <w:lvlText w:val=""/>
       <w:lvlJc w:val="left"/>
     </w:lvl>
-    <w:lvl w:ilvl="8" w:tplc="7FDEC774">
+    <w:lvl w:ilvl="8" w:tplc="EC2014CE">
       <w:numFmt w:val="decimal"/>
       <w:lvlText w:val=""/>
       <w:lvlJc w:val="left"/>
     </w:lvl>
   </w:abstractNum>
-  <w:abstractNum w:abstractNumId="3" w15:restartNumberingAfterBreak="0">
-    <w:nsid w:val="30015AEE"/>
-    <w:multiLevelType w:val="hybridMultilevel"/>
-    <w:tmpl w:val="4CB07EF2"/>
-    <w:lvl w:ilvl="0" w:tplc="AD52D22C">
-      <w:start w:val="1"/>
-      <w:numFmt w:val="bullet"/>
-      <w:lvlText w:val="●"/>
-      <w:lvlJc w:val="left"/>
-      <w:pPr>
-        <w:ind w:left="720" w:hanging="360"/>
-      </w:pPr>
-    </w:lvl>
-    <w:lvl w:ilvl="1" w:tplc="9D1CC90A">
-      <w:start w:val="1"/>
-      <w:numFmt w:val="bullet"/>
-      <w:lvlText w:val="○"/>
-      <w:lvlJc w:val="left"/>
-      <w:pPr>
-        <w:ind w:left="1440" w:hanging="360"/>
-      </w:pPr>
-    </w:lvl>
-    <w:lvl w:ilvl="2" w:tplc="105E4114">
-      <w:start w:val="1"/>
-      <w:numFmt w:val="bullet"/>
-      <w:lvlText w:val="■"/>
-      <w:lvlJc w:val="left"/>
-      <w:pPr>
-        <w:ind w:left="2160" w:hanging="360"/>
-      </w:pPr>
-    </w:lvl>
-    <w:lvl w:ilvl="3" w:tplc="17649494">
-      <w:start w:val="1"/>
-      <w:numFmt w:val="bullet"/>
-      <w:lvlText w:val="●"/>
-      <w:lvlJc w:val="left"/>
-      <w:pPr>
-        <w:ind w:left="2880" w:hanging="360"/>
-      </w:pPr>
-    </w:lvl>
-    <w:lvl w:ilvl="4" w:tplc="63F65EE0">
-      <w:start w:val="1"/>
-      <w:numFmt w:val="bullet"/>
-      <w:lvlText w:val="○"/>
-      <w:lvlJc w:val="left"/>
-      <w:pPr>
-        <w:ind w:left="3600" w:hanging="360"/>
-      </w:pPr>
-    </w:lvl>
-    <w:lvl w:ilvl="5" w:tplc="1C2069F2">
-      <w:start w:val="1"/>
-      <w:numFmt w:val="bullet"/>
-      <w:lvlText w:val="■"/>
-      <w:lvlJc w:val="left"/>
-      <w:pPr>
-        <w:ind w:left="4320" w:hanging="360"/>
-      </w:pPr>
-    </w:lvl>
-    <w:lvl w:ilvl="6" w:tplc="05D2C884">
-      <w:start w:val="1"/>
-      <w:numFmt w:val="bullet"/>
-      <w:lvlText w:val="●"/>
-      <w:lvlJc w:val="left"/>
-      <w:pPr>
-        <w:ind w:left="5040" w:hanging="360"/>
-      </w:pPr>
-    </w:lvl>
-    <w:lvl w:ilvl="7" w:tplc="0D46875C">
-      <w:start w:val="1"/>
-      <w:numFmt w:val="bullet"/>
-      <w:lvlText w:val="●"/>
-      <w:lvlJc w:val="left"/>
-      <w:pPr>
-        <w:ind w:left="5760" w:hanging="360"/>
-      </w:pPr>
-    </w:lvl>
-    <w:lvl w:ilvl="8" w:tplc="43FC9D88">
-      <w:start w:val="1"/>
-      <w:numFmt w:val="bullet"/>
-      <w:lvlText w:val="●"/>
-      <w:lvlJc w:val="left"/>
-      <w:pPr>
-        <w:ind w:left="6480" w:hanging="360"/>
-      </w:pPr>
-    </w:lvl>
-  </w:abstractNum>
-  <w:abstractNum w:abstractNumId="4" w15:restartNumberingAfterBreak="0">
-    <w:nsid w:val="68624907"/>
-    <w:multiLevelType w:val="hybridMultilevel"/>
-    <w:tmpl w:val="B77EFD3E"/>
-    <w:lvl w:ilvl="0" w:tplc="BE704086">
-      <w:start w:val="1"/>
-      <w:numFmt w:val="decimal"/>
-      <w:lvlText w:val="%1."/>
-      <w:lvlJc w:val="left"/>
-      <w:pPr>
-        <w:ind w:left="460" w:hanging="360"/>
-      </w:pPr>
-      <w:rPr>
-        <w:b/>
-        <w:bCs/>
-        <w:color w:val="A67C27"/>
-      </w:rPr>
-    </w:lvl>
-    <w:lvl w:ilvl="1" w:tplc="D6B09C8A">
-      <w:numFmt w:val="decimal"/>
-      <w:lvlText w:val=""/>
-      <w:lvlJc w:val="left"/>
-    </w:lvl>
-    <w:lvl w:ilvl="2" w:tplc="D0644390">
-      <w:numFmt w:val="decimal"/>
-      <w:lvlText w:val=""/>
-      <w:lvlJc w:val="left"/>
-    </w:lvl>
-    <w:lvl w:ilvl="3" w:tplc="749A9F22">
-      <w:numFmt w:val="decimal"/>
-      <w:lvlText w:val=""/>
-      <w:lvlJc w:val="left"/>
-    </w:lvl>
-    <w:lvl w:ilvl="4" w:tplc="66A41C2E">
-      <w:numFmt w:val="decimal"/>
-      <w:lvlText w:val=""/>
-      <w:lvlJc w:val="left"/>
-    </w:lvl>
-    <w:lvl w:ilvl="5" w:tplc="727673B6">
-      <w:numFmt w:val="decimal"/>
-      <w:lvlText w:val=""/>
-      <w:lvlJc w:val="left"/>
-    </w:lvl>
-    <w:lvl w:ilvl="6" w:tplc="9B78EBD4">
-      <w:numFmt w:val="decimal"/>
-      <w:lvlText w:val=""/>
-      <w:lvlJc w:val="left"/>
-    </w:lvl>
-    <w:lvl w:ilvl="7" w:tplc="D59A0236">
-      <w:numFmt w:val="decimal"/>
-      <w:lvlText w:val=""/>
-      <w:lvlJc w:val="left"/>
-    </w:lvl>
-    <w:lvl w:ilvl="8" w:tplc="337814B0">
-      <w:numFmt w:val="decimal"/>
-      <w:lvlText w:val=""/>
-      <w:lvlJc w:val="left"/>
-    </w:lvl>
-  </w:abstractNum>
-  <w:num w:numId="1" w16cid:durableId="616566373">
+  <w:num w:numId="1" w16cid:durableId="1893617477">
+    <w:abstractNumId w:val="2"/>
+    <w:lvlOverride w:ilvl="0">
+      <w:startOverride w:val="1"/>
+    </w:lvlOverride>
+  </w:num>
+  <w:num w:numId="2" w16cid:durableId="357439495">
     <w:abstractNumId w:val="3"/>
     <w:lvlOverride w:ilvl="0">
       <w:startOverride w:val="1"/>
     </w:lvlOverride>
   </w:num>
-  <w:num w:numId="2" w16cid:durableId="1370111641">
+  <w:num w:numId="3" w16cid:durableId="707802065">
+    <w:abstractNumId w:val="1"/>
+    <w:lvlOverride w:ilvl="0">
+      <w:startOverride w:val="1"/>
+    </w:lvlOverride>
+  </w:num>
+  <w:num w:numId="4" w16cid:durableId="589431708">
     <w:abstractNumId w:val="0"/>
     <w:lvlOverride w:ilvl="0">
       <w:startOverride w:val="1"/>
     </w:lvlOverride>
   </w:num>
-  <w:num w:numId="3" w16cid:durableId="1862476469">
-    <w:abstractNumId w:val="1"/>
-    <w:lvlOverride w:ilvl="0">
-      <w:startOverride w:val="1"/>
-    </w:lvlOverride>
-  </w:num>
-  <w:num w:numId="4" w16cid:durableId="606502753">
+  <w:num w:numId="5" w16cid:durableId="2124375624">
     <w:abstractNumId w:val="4"/>
-    <w:lvlOverride w:ilvl="0">
-      <w:startOverride w:val="1"/>
-    </w:lvlOverride>
-  </w:num>
-  <w:num w:numId="5" w16cid:durableId="528955747">
-    <w:abstractNumId w:val="2"/>
     <w:lvlOverride w:ilvl="0">
       <w:startOverride w:val="1"/>
     </w:lvlOverride>
@@ -7568,7 +7651,7 @@
     <w:autoRedefine/>
     <w:uiPriority w:val="39"/>
     <w:unhideWhenUsed/>
-    <w:rsid w:val="00021BA2"/>
+    <w:rsid w:val="009B3830"/>
     <w:pPr>
       <w:spacing w:after="100"/>
     </w:pPr>
@@ -7580,7 +7663,7 @@
     <w:autoRedefine/>
     <w:uiPriority w:val="39"/>
     <w:unhideWhenUsed/>
-    <w:rsid w:val="00021BA2"/>
+    <w:rsid w:val="009B3830"/>
     <w:pPr>
       <w:spacing w:after="100"/>
       <w:ind w:left="210"/>

--- a/docs/manuals/Role_Guide_7_Analyst.docx
+++ b/docs/manuals/Role_Guide_7_Analyst.docx
@@ -469,7 +469,7 @@
                 <w:sz w:val="19"/>
                 <w:szCs w:val="19"/>
               </w:rPr>
-              <w:t>Version 1.1 · 19 September 2026</w:t>
+              <w:t>Version 1.2 · 20 September 2026</w:t>
             </w:r>
           </w:p>
         </w:tc>
@@ -538,7 +538,7 @@
     <w:sdt>
       <w:sdtPr>
         <w:alias w:val="Contents"/>
-        <w:id w:val="599222115"/>
+        <w:id w:val="308599513"/>
       </w:sdtPr>
       <w:sdtEndPr/>
       <w:sdtContent>
@@ -567,7 +567,7 @@
           <w:r>
             <w:fldChar w:fldCharType="separate"/>
           </w:r>
-          <w:hyperlink w:anchor="_Toc240713189" w:history="1">
+          <w:hyperlink w:anchor="_Toc240759135" w:history="1">
             <w:r>
               <w:rPr>
                 <w:rStyle w:val="Hyperlink"/>
@@ -591,7 +591,7 @@
               <w:rPr>
                 <w:noProof/>
               </w:rPr>
-              <w:instrText xml:space="preserve"> PAGEREF _Toc240713189 \h </w:instrText>
+              <w:instrText xml:space="preserve"> PAGEREF _Toc240759135 \h </w:instrText>
             </w:r>
             <w:r>
               <w:rPr>
@@ -634,7 +634,7 @@
               <w14:ligatures w14:val="standardContextual"/>
             </w:rPr>
           </w:pPr>
-          <w:hyperlink w:anchor="_Toc240713190" w:history="1">
+          <w:hyperlink w:anchor="_Toc240759136" w:history="1">
             <w:r>
               <w:rPr>
                 <w:rStyle w:val="Hyperlink"/>
@@ -658,7 +658,7 @@
               <w:rPr>
                 <w:noProof/>
               </w:rPr>
-              <w:instrText xml:space="preserve"> PAGEREF _Toc240713190 \h </w:instrText>
+              <w:instrText xml:space="preserve"> PAGEREF _Toc240759136 \h </w:instrText>
             </w:r>
             <w:r>
               <w:rPr>
@@ -701,7 +701,7 @@
               <w14:ligatures w14:val="standardContextual"/>
             </w:rPr>
           </w:pPr>
-          <w:hyperlink w:anchor="_Toc240713191" w:history="1">
+          <w:hyperlink w:anchor="_Toc240759137" w:history="1">
             <w:r>
               <w:rPr>
                 <w:rStyle w:val="Hyperlink"/>
@@ -725,7 +725,7 @@
               <w:rPr>
                 <w:noProof/>
               </w:rPr>
-              <w:instrText xml:space="preserve"> PAGEREF _Toc240713191 \h </w:instrText>
+              <w:instrText xml:space="preserve"> PAGEREF _Toc240759137 \h </w:instrText>
             </w:r>
             <w:r>
               <w:rPr>
@@ -768,7 +768,7 @@
               <w14:ligatures w14:val="standardContextual"/>
             </w:rPr>
           </w:pPr>
-          <w:hyperlink w:anchor="_Toc240713192" w:history="1">
+          <w:hyperlink w:anchor="_Toc240759138" w:history="1">
             <w:r>
               <w:rPr>
                 <w:rStyle w:val="Hyperlink"/>
@@ -792,7 +792,7 @@
               <w:rPr>
                 <w:noProof/>
               </w:rPr>
-              <w:instrText xml:space="preserve"> PAGEREF _Toc240713192 \h </w:instrText>
+              <w:instrText xml:space="preserve"> PAGEREF _Toc240759138 \h </w:instrText>
             </w:r>
             <w:r>
               <w:rPr>
@@ -835,7 +835,7 @@
               <w14:ligatures w14:val="standardContextual"/>
             </w:rPr>
           </w:pPr>
-          <w:hyperlink w:anchor="_Toc240713193" w:history="1">
+          <w:hyperlink w:anchor="_Toc240759139" w:history="1">
             <w:r>
               <w:rPr>
                 <w:rStyle w:val="Hyperlink"/>
@@ -859,7 +859,7 @@
               <w:rPr>
                 <w:noProof/>
               </w:rPr>
-              <w:instrText xml:space="preserve"> PAGEREF _Toc240713193 \h </w:instrText>
+              <w:instrText xml:space="preserve"> PAGEREF _Toc240759139 \h </w:instrText>
             </w:r>
             <w:r>
               <w:rPr>
@@ -902,7 +902,7 @@
               <w14:ligatures w14:val="standardContextual"/>
             </w:rPr>
           </w:pPr>
-          <w:hyperlink w:anchor="_Toc240713194" w:history="1">
+          <w:hyperlink w:anchor="_Toc240759140" w:history="1">
             <w:r>
               <w:rPr>
                 <w:rStyle w:val="Hyperlink"/>
@@ -926,7 +926,7 @@
               <w:rPr>
                 <w:noProof/>
               </w:rPr>
-              <w:instrText xml:space="preserve"> PAGEREF _Toc240713194 \h </w:instrText>
+              <w:instrText xml:space="preserve"> PAGEREF _Toc240759140 \h </w:instrText>
             </w:r>
             <w:r>
               <w:rPr>
@@ -969,7 +969,7 @@
               <w14:ligatures w14:val="standardContextual"/>
             </w:rPr>
           </w:pPr>
-          <w:hyperlink w:anchor="_Toc240713195" w:history="1">
+          <w:hyperlink w:anchor="_Toc240759141" w:history="1">
             <w:r>
               <w:rPr>
                 <w:rStyle w:val="Hyperlink"/>
@@ -993,7 +993,7 @@
               <w:rPr>
                 <w:noProof/>
               </w:rPr>
-              <w:instrText xml:space="preserve"> PAGEREF _Toc240713195 \h </w:instrText>
+              <w:instrText xml:space="preserve"> PAGEREF _Toc240759141 \h </w:instrText>
             </w:r>
             <w:r>
               <w:rPr>
@@ -1036,7 +1036,7 @@
               <w14:ligatures w14:val="standardContextual"/>
             </w:rPr>
           </w:pPr>
-          <w:hyperlink w:anchor="_Toc240713196" w:history="1">
+          <w:hyperlink w:anchor="_Toc240759142" w:history="1">
             <w:r>
               <w:rPr>
                 <w:rStyle w:val="Hyperlink"/>
@@ -1060,7 +1060,7 @@
               <w:rPr>
                 <w:noProof/>
               </w:rPr>
-              <w:instrText xml:space="preserve"> PAGEREF _Toc240713196 \h </w:instrText>
+              <w:instrText xml:space="preserve"> PAGEREF _Toc240759142 \h </w:instrText>
             </w:r>
             <w:r>
               <w:rPr>
@@ -1103,7 +1103,7 @@
               <w14:ligatures w14:val="standardContextual"/>
             </w:rPr>
           </w:pPr>
-          <w:hyperlink w:anchor="_Toc240713197" w:history="1">
+          <w:hyperlink w:anchor="_Toc240759143" w:history="1">
             <w:r>
               <w:rPr>
                 <w:rStyle w:val="Hyperlink"/>
@@ -1127,7 +1127,7 @@
               <w:rPr>
                 <w:noProof/>
               </w:rPr>
-              <w:instrText xml:space="preserve"> PAGEREF _Toc240713197 \h </w:instrText>
+              <w:instrText xml:space="preserve"> PAGEREF _Toc240759143 \h </w:instrText>
             </w:r>
             <w:r>
               <w:rPr>
@@ -1170,7 +1170,7 @@
               <w14:ligatures w14:val="standardContextual"/>
             </w:rPr>
           </w:pPr>
-          <w:hyperlink w:anchor="_Toc240713198" w:history="1">
+          <w:hyperlink w:anchor="_Toc240759144" w:history="1">
             <w:r>
               <w:rPr>
                 <w:rStyle w:val="Hyperlink"/>
@@ -1194,7 +1194,7 @@
               <w:rPr>
                 <w:noProof/>
               </w:rPr>
-              <w:instrText xml:space="preserve"> PAGEREF _Toc240713198 \h </w:instrText>
+              <w:instrText xml:space="preserve"> PAGEREF _Toc240759144 \h </w:instrText>
             </w:r>
             <w:r>
               <w:rPr>
@@ -1237,7 +1237,7 @@
               <w14:ligatures w14:val="standardContextual"/>
             </w:rPr>
           </w:pPr>
-          <w:hyperlink w:anchor="_Toc240713199" w:history="1">
+          <w:hyperlink w:anchor="_Toc240759145" w:history="1">
             <w:r>
               <w:rPr>
                 <w:rStyle w:val="Hyperlink"/>
@@ -1261,7 +1261,7 @@
               <w:rPr>
                 <w:noProof/>
               </w:rPr>
-              <w:instrText xml:space="preserve"> PAGEREF _Toc240713199 \h </w:instrText>
+              <w:instrText xml:space="preserve"> PAGEREF _Toc240759145 \h </w:instrText>
             </w:r>
             <w:r>
               <w:rPr>
@@ -1304,7 +1304,7 @@
               <w14:ligatures w14:val="standardContextual"/>
             </w:rPr>
           </w:pPr>
-          <w:hyperlink w:anchor="_Toc240713200" w:history="1">
+          <w:hyperlink w:anchor="_Toc240759146" w:history="1">
             <w:r>
               <w:rPr>
                 <w:rStyle w:val="Hyperlink"/>
@@ -1328,7 +1328,7 @@
               <w:rPr>
                 <w:noProof/>
               </w:rPr>
-              <w:instrText xml:space="preserve"> PAGEREF _Toc240713200 \h </w:instrText>
+              <w:instrText xml:space="preserve"> PAGEREF _Toc240759146 \h </w:instrText>
             </w:r>
             <w:r>
               <w:rPr>
@@ -1371,7 +1371,7 @@
               <w14:ligatures w14:val="standardContextual"/>
             </w:rPr>
           </w:pPr>
-          <w:hyperlink w:anchor="_Toc240713201" w:history="1">
+          <w:hyperlink w:anchor="_Toc240759147" w:history="1">
             <w:r>
               <w:rPr>
                 <w:rStyle w:val="Hyperlink"/>
@@ -1395,7 +1395,7 @@
               <w:rPr>
                 <w:noProof/>
               </w:rPr>
-              <w:instrText xml:space="preserve"> PAGEREF _Toc240713201 \h </w:instrText>
+              <w:instrText xml:space="preserve"> PAGEREF _Toc240759147 \h </w:instrText>
             </w:r>
             <w:r>
               <w:rPr>
@@ -1438,7 +1438,7 @@
               <w14:ligatures w14:val="standardContextual"/>
             </w:rPr>
           </w:pPr>
-          <w:hyperlink w:anchor="_Toc240713202" w:history="1">
+          <w:hyperlink w:anchor="_Toc240759148" w:history="1">
             <w:r>
               <w:rPr>
                 <w:rStyle w:val="Hyperlink"/>
@@ -1462,7 +1462,7 @@
               <w:rPr>
                 <w:noProof/>
               </w:rPr>
-              <w:instrText xml:space="preserve"> PAGEREF _Toc240713202 \h </w:instrText>
+              <w:instrText xml:space="preserve"> PAGEREF _Toc240759148 \h </w:instrText>
             </w:r>
             <w:r>
               <w:rPr>
@@ -1505,7 +1505,7 @@
               <w14:ligatures w14:val="standardContextual"/>
             </w:rPr>
           </w:pPr>
-          <w:hyperlink w:anchor="_Toc240713203" w:history="1">
+          <w:hyperlink w:anchor="_Toc240759149" w:history="1">
             <w:r>
               <w:rPr>
                 <w:rStyle w:val="Hyperlink"/>
@@ -1529,7 +1529,7 @@
               <w:rPr>
                 <w:noProof/>
               </w:rPr>
-              <w:instrText xml:space="preserve"> PAGEREF _Toc240713203 \h </w:instrText>
+              <w:instrText xml:space="preserve"> PAGEREF _Toc240759149 \h </w:instrText>
             </w:r>
             <w:r>
               <w:rPr>
@@ -1572,7 +1572,7 @@
               <w14:ligatures w14:val="standardContextual"/>
             </w:rPr>
           </w:pPr>
-          <w:hyperlink w:anchor="_Toc240713204" w:history="1">
+          <w:hyperlink w:anchor="_Toc240759150" w:history="1">
             <w:r>
               <w:rPr>
                 <w:rStyle w:val="Hyperlink"/>
@@ -1596,7 +1596,7 @@
               <w:rPr>
                 <w:noProof/>
               </w:rPr>
-              <w:instrText xml:space="preserve"> PAGEREF _Toc240713204 \h </w:instrText>
+              <w:instrText xml:space="preserve"> PAGEREF _Toc240759150 \h </w:instrText>
             </w:r>
             <w:r>
               <w:rPr>
@@ -1635,7 +1635,7 @@
         <w:pStyle w:val="Heading1"/>
         <w:pageBreakBefore/>
       </w:pPr>
-      <w:bookmarkStart w:id="0" w:name="_Toc240713189"/>
+      <w:bookmarkStart w:id="0" w:name="_Toc240759135"/>
       <w:r>
         <w:lastRenderedPageBreak/>
         <w:t>1. Your role at a glance</w:t>
@@ -1816,7 +1816,7 @@
         <w:pStyle w:val="Heading1"/>
         <w:pageBreakBefore/>
       </w:pPr>
-      <w:bookmarkStart w:id="1" w:name="_Toc240713190"/>
+      <w:bookmarkStart w:id="1" w:name="_Toc240759136"/>
       <w:r>
         <w:lastRenderedPageBreak/>
         <w:t>2. Signing in and your screens</w:t>
@@ -1827,7 +1827,7 @@
       <w:pPr>
         <w:pStyle w:val="Heading2"/>
       </w:pPr>
-      <w:bookmarkStart w:id="2" w:name="_Toc240713191"/>
+      <w:bookmarkStart w:id="2" w:name="_Toc240759137"/>
       <w:r>
         <w:t>Signing in</w:t>
       </w:r>
@@ -1910,7 +1910,7 @@
           <w:noProof/>
         </w:rPr>
         <w:drawing>
-          <wp:inline distT="0" distB="0" distL="0" distR="0" wp14:anchorId="1E3A7457" wp14:editId="438DF264">
+          <wp:inline distT="0" distB="0" distL="0" distR="0" wp14:anchorId="3D8C44AE" wp14:editId="4933A060">
             <wp:extent cx="5334000" cy="2333625"/>
             <wp:effectExtent l="0" t="0" r="0" b="0"/>
             <wp:docPr id="1" name="adm_login.jpg" descr="The sign-in screen for all internal staff." title="The sign-in screen for all internal staff."/>
@@ -2077,7 +2077,7 @@
       <w:pPr>
         <w:pStyle w:val="Heading2"/>
       </w:pPr>
-      <w:bookmarkStart w:id="3" w:name="_Toc240713192"/>
+      <w:bookmarkStart w:id="3" w:name="_Toc240759138"/>
       <w:r>
         <w:t>Finding your way around</w:t>
       </w:r>
@@ -2252,7 +2252,7 @@
         </w:rPr>
         <w:lastRenderedPageBreak/>
         <w:drawing>
-          <wp:inline distT="0" distB="0" distL="0" distR="0" wp14:anchorId="3798B66D" wp14:editId="789B541A">
+          <wp:inline distT="0" distB="0" distL="0" distR="0" wp14:anchorId="5C9C628F" wp14:editId="767DE010">
             <wp:extent cx="5715000" cy="1876425"/>
             <wp:effectExtent l="0" t="0" r="0" b="0"/>
             <wp:docPr id="2" name="adm_not_your_role.jpg" descr="Opening a screen outside your role (for example from an old bookmark) shows this card instead of the screen." title="Opening a screen outside your role (for example from an old bookmark) shows this card instead of the screen."/>
@@ -2321,7 +2321,7 @@
       <w:pPr>
         <w:pStyle w:val="Heading2"/>
       </w:pPr>
-      <w:bookmarkStart w:id="4" w:name="_Toc240713193"/>
+      <w:bookmarkStart w:id="4" w:name="_Toc240759139"/>
       <w:r>
         <w:t>Your screens</w:t>
       </w:r>
@@ -2655,7 +2655,7 @@
       <w:pPr>
         <w:pStyle w:val="Heading2"/>
       </w:pPr>
-      <w:bookmarkStart w:id="5" w:name="_Toc240713194"/>
+      <w:bookmarkStart w:id="5" w:name="_Toc240759140"/>
       <w:r>
         <w:t>Changing your password</w:t>
       </w:r>
@@ -2738,7 +2738,7 @@
           <w:noProof/>
         </w:rPr>
         <w:drawing>
-          <wp:inline distT="0" distB="0" distL="0" distR="0" wp14:anchorId="79F667D9" wp14:editId="7CFADA27">
+          <wp:inline distT="0" distB="0" distL="0" distR="0" wp14:anchorId="5609B707" wp14:editId="4DBF7311">
             <wp:extent cx="5334000" cy="2171700"/>
             <wp:effectExtent l="0" t="0" r="0" b="0"/>
             <wp:docPr id="3" name="adm_account.jpg" descr="Change Password screen." title="Change Password screen."/>
@@ -2826,7 +2826,7 @@
         <w:pStyle w:val="Heading1"/>
         <w:pageBreakBefore/>
       </w:pPr>
-      <w:bookmarkStart w:id="6" w:name="_Toc240713195"/>
+      <w:bookmarkStart w:id="6" w:name="_Toc240759141"/>
       <w:r>
         <w:lastRenderedPageBreak/>
         <w:t>3. Your routine</w:t>
@@ -3111,7 +3111,7 @@
         <w:pStyle w:val="Heading1"/>
         <w:pageBreakBefore/>
       </w:pPr>
-      <w:bookmarkStart w:id="7" w:name="_Toc240713196"/>
+      <w:bookmarkStart w:id="7" w:name="_Toc240759142"/>
       <w:r>
         <w:lastRenderedPageBreak/>
         <w:t>4. Step-by-step tasks</w:t>
@@ -3122,7 +3122,7 @@
       <w:pPr>
         <w:pStyle w:val="Heading2"/>
       </w:pPr>
-      <w:bookmarkStart w:id="8" w:name="_Toc240713197"/>
+      <w:bookmarkStart w:id="8" w:name="_Toc240759143"/>
       <w:r>
         <w:t>4.1 Your start screen</w:t>
       </w:r>
@@ -3139,7 +3139,7 @@
           <w:noProof/>
         </w:rPr>
         <w:drawing>
-          <wp:inline distT="0" distB="0" distL="0" distR="0" wp14:anchorId="3E9000C8" wp14:editId="357AC0D0">
+          <wp:inline distT="0" distB="0" distL="0" distR="0" wp14:anchorId="44AE1FC1" wp14:editId="6704FB03">
             <wp:extent cx="5715000" cy="3571875"/>
             <wp:effectExtent l="0" t="0" r="0" b="0"/>
             <wp:docPr id="4" name="an_dashboard.jpg" descr="Executive Dashboard as seen by the Analyst." title="Executive Dashboard as seen by the Analyst."/>
@@ -3208,7 +3208,7 @@
       <w:pPr>
         <w:pStyle w:val="Heading2"/>
       </w:pPr>
-      <w:bookmarkStart w:id="9" w:name="_Toc240713198"/>
+      <w:bookmarkStart w:id="9" w:name="_Toc240759144"/>
       <w:r>
         <w:t>4.2 Reading the dashboards</w:t>
       </w:r>
@@ -3234,7 +3234,7 @@
         </w:rPr>
         <w:lastRenderedPageBreak/>
         <w:drawing>
-          <wp:inline distT="0" distB="0" distL="0" distR="0" wp14:anchorId="4143C254" wp14:editId="5F82F764">
+          <wp:inline distT="0" distB="0" distL="0" distR="0" wp14:anchorId="451EA25E" wp14:editId="4347C8CA">
             <wp:extent cx="5715000" cy="3571875"/>
             <wp:effectExtent l="0" t="0" r="0" b="0"/>
             <wp:docPr id="5" name="adm_exec_dashboard.jpg" descr="Executive Dashboard: completions against the 400 / 60 / 50–75 targets, days to data lock, spend, and the lowest-filled strata." title="Executive Dashboard: completions against the 400 / 60 / 50–75 targets, days to data lock, spend, and the lowest-filled strata."/>
@@ -3899,7 +3899,7 @@
       <w:pPr>
         <w:pStyle w:val="Heading2"/>
       </w:pPr>
-      <w:bookmarkStart w:id="10" w:name="_Toc240713199"/>
+      <w:bookmarkStart w:id="10" w:name="_Toc240759145"/>
       <w:r>
         <w:t>4.3 Using Reports (analytics and charts)</w:t>
       </w:r>
@@ -3940,7 +3940,7 @@
         </w:rPr>
         <w:lastRenderedPageBreak/>
         <w:drawing>
-          <wp:inline distT="0" distB="0" distL="0" distR="0" wp14:anchorId="3E59A03A" wp14:editId="0F64B64D">
+          <wp:inline distT="0" distB="0" distL="0" distR="0" wp14:anchorId="33EEC2A7" wp14:editId="69AE4F44">
             <wp:extent cx="5334000" cy="3333750"/>
             <wp:effectExtent l="0" t="0" r="0" b="0"/>
             <wp:docPr id="6" name="adm_reports_top.jpg" descr="Reports: headline figures for the chosen period." title="Reports: headline figures for the chosen period."/>
@@ -4082,7 +4082,7 @@
           <w:noProof/>
         </w:rPr>
         <w:drawing>
-          <wp:inline distT="0" distB="0" distL="0" distR="0" wp14:anchorId="25B26AA9" wp14:editId="48B2A232">
+          <wp:inline distT="0" distB="0" distL="0" distR="0" wp14:anchorId="5F23D24C" wp14:editId="7C478B57">
             <wp:extent cx="5334000" cy="3409950"/>
             <wp:effectExtent l="0" t="0" r="0" b="0"/>
             <wp:docPr id="7" name="adm_reports_funnel.jpg" descr="Case funnel: each case counted once at every stage it has reached." title="Case funnel: each case counted once at every stage it has reached."/>
@@ -4182,7 +4182,7 @@
         </w:rPr>
         <w:lastRenderedPageBreak/>
         <w:drawing>
-          <wp:inline distT="0" distB="0" distL="0" distR="0" wp14:anchorId="080538FA" wp14:editId="4B677602">
+          <wp:inline distT="0" distB="0" distL="0" distR="0" wp14:anchorId="5FB991B9" wp14:editId="6D184FA1">
             <wp:extent cx="5334000" cy="3248025"/>
             <wp:effectExtent l="0" t="0" r="0" b="0"/>
             <wp:docPr id="8" name="adm_reports_funnel_table.jpg" descr="The same chart as a table." title="The same chart as a table."/>
@@ -4281,7 +4281,7 @@
           <w:noProof/>
         </w:rPr>
         <w:drawing>
-          <wp:inline distT="0" distB="0" distL="0" distR="0" wp14:anchorId="5B27047D" wp14:editId="02E4207B">
+          <wp:inline distT="0" distB="0" distL="0" distR="0" wp14:anchorId="58B3C321" wp14:editId="0351BBB5">
             <wp:extent cx="5334000" cy="2628900"/>
             <wp:effectExtent l="0" t="0" r="0" b="0"/>
             <wp:docPr id="9" name="adm_reports_coverage.jpg" descr="Coverage by group." title="Coverage by group."/>
@@ -4381,7 +4381,7 @@
         </w:rPr>
         <w:lastRenderedPageBreak/>
         <w:drawing>
-          <wp:inline distT="0" distB="0" distL="0" distR="0" wp14:anchorId="04BEC5D6" wp14:editId="25B84A3C">
+          <wp:inline distT="0" distB="0" distL="0" distR="0" wp14:anchorId="719AC5C0" wp14:editId="59A13D07">
             <wp:extent cx="5334000" cy="2600325"/>
             <wp:effectExtent l="0" t="0" r="0" b="0"/>
             <wp:docPr id="10" name="adm_reports_modes.jpg" descr="Administration modes." title="Administration modes."/>
@@ -4490,7 +4490,7 @@
           <w:noProof/>
         </w:rPr>
         <w:drawing>
-          <wp:inline distT="0" distB="0" distL="0" distR="0" wp14:anchorId="2A049FB4" wp14:editId="0E6F84AA">
+          <wp:inline distT="0" distB="0" distL="0" distR="0" wp14:anchorId="19AF2411" wp14:editId="6F075094">
             <wp:extent cx="5334000" cy="2905125"/>
             <wp:effectExtent l="0" t="0" r="0" b="0"/>
             <wp:docPr id="11" name="adm_reports_duration.jpg" descr="Completion-time distribution." title="Completion-time distribution."/>
@@ -4572,7 +4572,7 @@
       <w:pPr>
         <w:pStyle w:val="Heading2"/>
       </w:pPr>
-      <w:bookmarkStart w:id="11" w:name="_Toc240713200"/>
+      <w:bookmarkStart w:id="11" w:name="_Toc240759146"/>
       <w:r>
         <w:lastRenderedPageBreak/>
         <w:t>4.4 Downloading data</w:t>
@@ -4590,7 +4590,7 @@
           <w:noProof/>
         </w:rPr>
         <w:drawing>
-          <wp:inline distT="0" distB="0" distL="0" distR="0" wp14:anchorId="6741156E" wp14:editId="46E010D6">
+          <wp:inline distT="0" distB="0" distL="0" distR="0" wp14:anchorId="06AB24A5" wp14:editId="6EA9908D">
             <wp:extent cx="5715000" cy="1876425"/>
             <wp:effectExtent l="0" t="0" r="0" b="0"/>
             <wp:docPr id="12" name="an_export.jpg" descr="Data Export." title="Data Export."/>
@@ -5105,7 +5105,7 @@
       <w:pPr>
         <w:pStyle w:val="Heading2"/>
       </w:pPr>
-      <w:bookmarkStart w:id="12" w:name="_Toc240713201"/>
+      <w:bookmarkStart w:id="12" w:name="_Toc240759147"/>
       <w:r>
         <w:t>4.5 Working with the analysis export</w:t>
       </w:r>
@@ -5250,7 +5250,7 @@
         <w:pStyle w:val="Heading1"/>
         <w:pageBreakBefore/>
       </w:pPr>
-      <w:bookmarkStart w:id="13" w:name="_Toc240713202"/>
+      <w:bookmarkStart w:id="13" w:name="_Toc240759148"/>
       <w:r>
         <w:lastRenderedPageBreak/>
         <w:t>5. Rules you must follow</w:t>
@@ -5388,7 +5388,7 @@
         <w:pStyle w:val="Heading1"/>
         <w:pageBreakBefore/>
       </w:pPr>
-      <w:bookmarkStart w:id="14" w:name="_Toc240713203"/>
+      <w:bookmarkStart w:id="14" w:name="_Toc240759149"/>
       <w:r>
         <w:lastRenderedPageBreak/>
         <w:t>6. Troubleshooting</w:t>
@@ -6041,7 +6041,7 @@
                 <w:sz w:val="19"/>
                 <w:szCs w:val="19"/>
               </w:rPr>
-              <w:t>A page keeps loading</w:t>
+              <w:t>Form PDFs says "Not in sync with KoboToolbox yet"</w:t>
             </w:r>
           </w:p>
         </w:tc>
@@ -6064,7 +6064,7 @@
                 <w:sz w:val="19"/>
                 <w:szCs w:val="19"/>
               </w:rPr>
-              <w:t>A slow or dropped connection.</w:t>
+              <w:t>The counts differ: a form was submitted or changed in KoboToolbox since the last sync (it runs every 15 minutes).</w:t>
             </w:r>
           </w:p>
         </w:tc>
@@ -6087,7 +6087,7 @@
                 <w:sz w:val="19"/>
                 <w:szCs w:val="19"/>
               </w:rPr>
-              <w:t>Refresh the page. Your saved work is not lost; unsaved typing may be.</w:t>
+              <w:t>Select Sync now. If it still differs, or says it couldn't reach KoboToolbox, try again in a few minutes and tell the PI if it persists.</w:t>
             </w:r>
           </w:p>
         </w:tc>
@@ -6122,7 +6122,7 @@
                 <w:sz w:val="19"/>
                 <w:szCs w:val="19"/>
               </w:rPr>
-              <w:t>A file upload seems stuck</w:t>
+              <w:t>A document says "Already submitted" and its answers are locked</w:t>
             </w:r>
           </w:p>
         </w:tc>
@@ -6146,7 +6146,7 @@
                 <w:sz w:val="19"/>
                 <w:szCs w:val="19"/>
               </w:rPr>
-              <w:t>A large file on a slow connection takes time; the bar shows how much has been sent.</w:t>
+              <w:t>Its coding was already sent to KoboToolbox; changing it here would not change that record.</w:t>
             </w:r>
           </w:p>
         </w:tc>
@@ -6170,6 +6170,169 @@
                 <w:sz w:val="19"/>
                 <w:szCs w:val="19"/>
               </w:rPr>
+              <w:t>To redo the coding, delete that record in KoboToolbox, then select Sync now on Form PDFs. The document unlocks.</w:t>
+            </w:r>
+          </w:p>
+        </w:tc>
+      </w:tr>
+      <w:tr>
+        <w:tblPrEx>
+          <w:tblCellMar>
+            <w:top w:w="0" w:type="dxa"/>
+            <w:bottom w:w="0" w:type="dxa"/>
+          </w:tblCellMar>
+        </w:tblPrEx>
+        <w:trPr>
+          <w:cantSplit/>
+        </w:trPr>
+        <w:tc>
+          <w:tcPr>
+            <w:tcW w:w="2635" w:type="dxa"/>
+            <w:tcMar>
+              <w:top w:w="70" w:type="dxa"/>
+              <w:left w:w="110" w:type="dxa"/>
+              <w:bottom w:w="70" w:type="dxa"/>
+              <w:right w:w="110" w:type="dxa"/>
+            </w:tcMar>
+          </w:tcPr>
+          <w:p>
+            <w:pPr>
+              <w:spacing w:after="40"/>
+            </w:pPr>
+            <w:r>
+              <w:rPr>
+                <w:sz w:val="19"/>
+                <w:szCs w:val="19"/>
+              </w:rPr>
+              <w:t>A page keeps loading</w:t>
+            </w:r>
+          </w:p>
+        </w:tc>
+        <w:tc>
+          <w:tcPr>
+            <w:tcW w:w="3200" w:type="dxa"/>
+            <w:tcMar>
+              <w:top w:w="70" w:type="dxa"/>
+              <w:left w:w="110" w:type="dxa"/>
+              <w:bottom w:w="70" w:type="dxa"/>
+              <w:right w:w="110" w:type="dxa"/>
+            </w:tcMar>
+          </w:tcPr>
+          <w:p>
+            <w:pPr>
+              <w:spacing w:after="40"/>
+            </w:pPr>
+            <w:r>
+              <w:rPr>
+                <w:sz w:val="19"/>
+                <w:szCs w:val="19"/>
+              </w:rPr>
+              <w:t>A slow or dropped connection.</w:t>
+            </w:r>
+          </w:p>
+        </w:tc>
+        <w:tc>
+          <w:tcPr>
+            <w:tcW w:w="3577" w:type="dxa"/>
+            <w:tcMar>
+              <w:top w:w="70" w:type="dxa"/>
+              <w:left w:w="110" w:type="dxa"/>
+              <w:bottom w:w="70" w:type="dxa"/>
+              <w:right w:w="110" w:type="dxa"/>
+            </w:tcMar>
+          </w:tcPr>
+          <w:p>
+            <w:pPr>
+              <w:spacing w:after="40"/>
+            </w:pPr>
+            <w:r>
+              <w:rPr>
+                <w:sz w:val="19"/>
+                <w:szCs w:val="19"/>
+              </w:rPr>
+              <w:t>Refresh the page. Your saved work is not lost; unsaved typing may be.</w:t>
+            </w:r>
+          </w:p>
+        </w:tc>
+      </w:tr>
+      <w:tr>
+        <w:tblPrEx>
+          <w:tblCellMar>
+            <w:top w:w="0" w:type="dxa"/>
+            <w:bottom w:w="0" w:type="dxa"/>
+          </w:tblCellMar>
+        </w:tblPrEx>
+        <w:trPr>
+          <w:cantSplit/>
+        </w:trPr>
+        <w:tc>
+          <w:tcPr>
+            <w:tcW w:w="2635" w:type="dxa"/>
+            <w:shd w:val="clear" w:color="auto" w:fill="F8FAFB"/>
+            <w:tcMar>
+              <w:top w:w="70" w:type="dxa"/>
+              <w:left w:w="110" w:type="dxa"/>
+              <w:bottom w:w="70" w:type="dxa"/>
+              <w:right w:w="110" w:type="dxa"/>
+            </w:tcMar>
+          </w:tcPr>
+          <w:p>
+            <w:pPr>
+              <w:spacing w:after="40"/>
+            </w:pPr>
+            <w:r>
+              <w:rPr>
+                <w:sz w:val="19"/>
+                <w:szCs w:val="19"/>
+              </w:rPr>
+              <w:t>A file upload seems stuck</w:t>
+            </w:r>
+          </w:p>
+        </w:tc>
+        <w:tc>
+          <w:tcPr>
+            <w:tcW w:w="3200" w:type="dxa"/>
+            <w:shd w:val="clear" w:color="auto" w:fill="F8FAFB"/>
+            <w:tcMar>
+              <w:top w:w="70" w:type="dxa"/>
+              <w:left w:w="110" w:type="dxa"/>
+              <w:bottom w:w="70" w:type="dxa"/>
+              <w:right w:w="110" w:type="dxa"/>
+            </w:tcMar>
+          </w:tcPr>
+          <w:p>
+            <w:pPr>
+              <w:spacing w:after="40"/>
+            </w:pPr>
+            <w:r>
+              <w:rPr>
+                <w:sz w:val="19"/>
+                <w:szCs w:val="19"/>
+              </w:rPr>
+              <w:t>A large file on a slow connection takes time; the bar shows how much has been sent.</w:t>
+            </w:r>
+          </w:p>
+        </w:tc>
+        <w:tc>
+          <w:tcPr>
+            <w:tcW w:w="3577" w:type="dxa"/>
+            <w:shd w:val="clear" w:color="auto" w:fill="F8FAFB"/>
+            <w:tcMar>
+              <w:top w:w="70" w:type="dxa"/>
+              <w:left w:w="110" w:type="dxa"/>
+              <w:bottom w:w="70" w:type="dxa"/>
+              <w:right w:w="110" w:type="dxa"/>
+            </w:tcMar>
+          </w:tcPr>
+          <w:p>
+            <w:pPr>
+              <w:spacing w:after="40"/>
+            </w:pPr>
+            <w:r>
+              <w:rPr>
+                <w:sz w:val="19"/>
+                <w:szCs w:val="19"/>
+              </w:rPr>
               <w:t>Wait for Saving… and the file name. If it fails, try again or upload a smaller version.</w:t>
             </w:r>
           </w:p>
@@ -6186,7 +6349,7 @@
         <w:pStyle w:val="Heading1"/>
         <w:pageBreakBefore/>
       </w:pPr>
-      <w:bookmarkStart w:id="15" w:name="_Toc240713204"/>
+      <w:bookmarkStart w:id="15" w:name="_Toc240759150"/>
       <w:r>
         <w:lastRenderedPageBreak/>
         <w:t>7. Quick reference</w:t>
@@ -6508,7 +6671,7 @@
         <w:sz w:val="16"/>
         <w:szCs w:val="16"/>
       </w:rPr>
-      <w:t>Version 1.1 · 19 September 2026</w:t>
+      <w:t>Version 1.2 · 20 September 2026</w:t>
     </w:r>
     <w:r>
       <w:rPr>
@@ -6681,10 +6844,10 @@
 <file path=word/numbering.xml><?xml version="1.0" encoding="utf-8"?>
 <w:numbering xmlns:wpc="http://schemas.microsoft.com/office/word/2010/wordprocessingCanvas" xmlns:cx="http://schemas.microsoft.com/office/drawing/2014/chartex" xmlns:cx1="http://schemas.microsoft.com/office/drawing/2015/9/8/chartex" xmlns:cx2="http://schemas.microsoft.com/office/drawing/2015/10/21/chartex" xmlns:cx3="http://schemas.microsoft.com/office/drawing/2016/5/9/chartex" xmlns:cx4="http://schemas.microsoft.com/office/drawing/2016/5/10/chartex" xmlns:cx5="http://schemas.microsoft.com/office/drawing/2016/5/11/chartex" xmlns:cx6="http://schemas.microsoft.com/office/drawing/2016/5/12/chartex" xmlns:cx7="http://schemas.microsoft.com/office/drawing/2016/5/13/chartex" xmlns:cx8="http://schemas.microsoft.com/office/drawing/2016/5/14/chartex" xmlns:mc="http://schemas.openxmlformats.org/markup-compatibility/2006" xmlns:aink="http://schemas.microsoft.com/office/drawing/2016/ink" xmlns:am3d="http://schemas.microsoft.com/office/drawing/2017/model3d" xmlns:o="urn:schemas-microsoft-com:office:office" xmlns:oel="http://schemas.microsoft.com/office/2019/extlst" xmlns:r="http://schemas.openxmlformats.org/officeDocument/2006/relationships" xmlns:m="http://schemas.openxmlformats.org/officeDocument/2006/math" xmlns:v="urn:schemas-microsoft-com:vml" xmlns:wp14="http://schemas.microsoft.com/office/word/2010/wordprocessingDrawing" xmlns:wp="http://schemas.openxmlformats.org/drawingml/2006/wordprocessingDrawing" xmlns:w10="urn:schemas-microsoft-com:office:word" xmlns:w="http://schemas.openxmlformats.org/wordprocessingml/2006/main" xmlns:w14="http://schemas.microsoft.com/office/word/2010/wordml" xmlns:w15="http://schemas.microsoft.com/office/word/2012/wordml" xmlns:w16cex="http://schemas.microsoft.com/office/word/2018/wordml/cex" xmlns:w16cid="http://schemas.microsoft.com/office/word/2016/wordml/cid" xmlns:w16="http://schemas.microsoft.com/office/word/2018/wordml" xmlns:w16sdtdh="http://schemas.microsoft.com/office/word/2020/wordml/sdtdatahash" xmlns:w16se="http://schemas.microsoft.com/office/word/2015/wordml/symex" xmlns:wpg="http://schemas.microsoft.com/office/word/2010/wordprocessingGroup" xmlns:wpi="http://schemas.microsoft.com/office/word/2010/wordprocessingInk" xmlns:wne="http://schemas.microsoft.com/office/word/2006/wordml" xmlns:wps="http://schemas.microsoft.com/office/word/2010/wordprocessingShape" mc:Ignorable="w14 w15 w16se w16cid w16 w16cex w16sdtdh wp14">
   <w:abstractNum w:abstractNumId="0" w15:restartNumberingAfterBreak="0">
-    <w:nsid w:val="047A70D6"/>
+    <w:nsid w:val="0316132A"/>
     <w:multiLevelType w:val="hybridMultilevel"/>
-    <w:tmpl w:val="2E5CD02C"/>
-    <w:lvl w:ilvl="0" w:tplc="E90E8362">
+    <w:tmpl w:val="D7985E16"/>
+    <w:lvl w:ilvl="0" w:tplc="F4062178">
       <w:start w:val="1"/>
       <w:numFmt w:val="decimal"/>
       <w:lvlText w:val="%1."/>
@@ -6698,52 +6861,196 @@
         <w:color w:val="A67C27"/>
       </w:rPr>
     </w:lvl>
-    <w:lvl w:ilvl="1" w:tplc="B726B1EE">
+    <w:lvl w:ilvl="1" w:tplc="535EC264">
       <w:numFmt w:val="decimal"/>
       <w:lvlText w:val=""/>
       <w:lvlJc w:val="left"/>
     </w:lvl>
-    <w:lvl w:ilvl="2" w:tplc="AD3A0702">
+    <w:lvl w:ilvl="2" w:tplc="204EC3B2">
       <w:numFmt w:val="decimal"/>
       <w:lvlText w:val=""/>
       <w:lvlJc w:val="left"/>
     </w:lvl>
-    <w:lvl w:ilvl="3" w:tplc="234C9628">
+    <w:lvl w:ilvl="3" w:tplc="2E8C0064">
       <w:numFmt w:val="decimal"/>
       <w:lvlText w:val=""/>
       <w:lvlJc w:val="left"/>
     </w:lvl>
-    <w:lvl w:ilvl="4" w:tplc="26E4687A">
+    <w:lvl w:ilvl="4" w:tplc="749E3826">
       <w:numFmt w:val="decimal"/>
       <w:lvlText w:val=""/>
       <w:lvlJc w:val="left"/>
     </w:lvl>
-    <w:lvl w:ilvl="5" w:tplc="95962044">
+    <w:lvl w:ilvl="5" w:tplc="70B43984">
       <w:numFmt w:val="decimal"/>
       <w:lvlText w:val=""/>
       <w:lvlJc w:val="left"/>
     </w:lvl>
-    <w:lvl w:ilvl="6" w:tplc="20501788">
+    <w:lvl w:ilvl="6" w:tplc="DB04BA36">
       <w:numFmt w:val="decimal"/>
       <w:lvlText w:val=""/>
       <w:lvlJc w:val="left"/>
     </w:lvl>
-    <w:lvl w:ilvl="7" w:tplc="150AA570">
+    <w:lvl w:ilvl="7" w:tplc="4620ADA4">
       <w:numFmt w:val="decimal"/>
       <w:lvlText w:val=""/>
       <w:lvlJc w:val="left"/>
     </w:lvl>
-    <w:lvl w:ilvl="8" w:tplc="5E7E69A8">
+    <w:lvl w:ilvl="8" w:tplc="E5AED7BA">
       <w:numFmt w:val="decimal"/>
       <w:lvlText w:val=""/>
       <w:lvlJc w:val="left"/>
     </w:lvl>
   </w:abstractNum>
   <w:abstractNum w:abstractNumId="1" w15:restartNumberingAfterBreak="0">
-    <w:nsid w:val="3AB55EE2"/>
+    <w:nsid w:val="10327D2D"/>
     <w:multiLevelType w:val="hybridMultilevel"/>
-    <w:tmpl w:val="777A1336"/>
-    <w:lvl w:ilvl="0" w:tplc="3F040094">
+    <w:tmpl w:val="003C6D6E"/>
+    <w:lvl w:ilvl="0" w:tplc="954ACB14">
+      <w:start w:val="1"/>
+      <w:numFmt w:val="bullet"/>
+      <w:lvlText w:val="•"/>
+      <w:lvlJc w:val="left"/>
+      <w:pPr>
+        <w:ind w:left="460" w:hanging="280"/>
+      </w:pPr>
+    </w:lvl>
+    <w:lvl w:ilvl="1" w:tplc="427C1D04">
+      <w:start w:val="1"/>
+      <w:numFmt w:val="bullet"/>
+      <w:lvlText w:val="–"/>
+      <w:lvlJc w:val="left"/>
+      <w:pPr>
+        <w:ind w:left="900" w:hanging="280"/>
+      </w:pPr>
+    </w:lvl>
+    <w:lvl w:ilvl="2" w:tplc="6E589D88">
+      <w:numFmt w:val="decimal"/>
+      <w:lvlText w:val=""/>
+      <w:lvlJc w:val="left"/>
+    </w:lvl>
+    <w:lvl w:ilvl="3" w:tplc="EA7AF9F0">
+      <w:numFmt w:val="decimal"/>
+      <w:lvlText w:val=""/>
+      <w:lvlJc w:val="left"/>
+    </w:lvl>
+    <w:lvl w:ilvl="4" w:tplc="17B6F156">
+      <w:numFmt w:val="decimal"/>
+      <w:lvlText w:val=""/>
+      <w:lvlJc w:val="left"/>
+    </w:lvl>
+    <w:lvl w:ilvl="5" w:tplc="0B4CD91C">
+      <w:numFmt w:val="decimal"/>
+      <w:lvlText w:val=""/>
+      <w:lvlJc w:val="left"/>
+    </w:lvl>
+    <w:lvl w:ilvl="6" w:tplc="885211B8">
+      <w:numFmt w:val="decimal"/>
+      <w:lvlText w:val=""/>
+      <w:lvlJc w:val="left"/>
+    </w:lvl>
+    <w:lvl w:ilvl="7" w:tplc="13980824">
+      <w:numFmt w:val="decimal"/>
+      <w:lvlText w:val=""/>
+      <w:lvlJc w:val="left"/>
+    </w:lvl>
+    <w:lvl w:ilvl="8" w:tplc="BF00D8AA">
+      <w:numFmt w:val="decimal"/>
+      <w:lvlText w:val=""/>
+      <w:lvlJc w:val="left"/>
+    </w:lvl>
+  </w:abstractNum>
+  <w:abstractNum w:abstractNumId="2" w15:restartNumberingAfterBreak="0">
+    <w:nsid w:val="1BF675DE"/>
+    <w:multiLevelType w:val="hybridMultilevel"/>
+    <w:tmpl w:val="36548168"/>
+    <w:lvl w:ilvl="0" w:tplc="12A46746">
+      <w:start w:val="1"/>
+      <w:numFmt w:val="bullet"/>
+      <w:lvlText w:val="●"/>
+      <w:lvlJc w:val="left"/>
+      <w:pPr>
+        <w:ind w:left="720" w:hanging="360"/>
+      </w:pPr>
+    </w:lvl>
+    <w:lvl w:ilvl="1" w:tplc="57F263A6">
+      <w:start w:val="1"/>
+      <w:numFmt w:val="bullet"/>
+      <w:lvlText w:val="○"/>
+      <w:lvlJc w:val="left"/>
+      <w:pPr>
+        <w:ind w:left="1440" w:hanging="360"/>
+      </w:pPr>
+    </w:lvl>
+    <w:lvl w:ilvl="2" w:tplc="3DB0EFA8">
+      <w:start w:val="1"/>
+      <w:numFmt w:val="bullet"/>
+      <w:lvlText w:val="■"/>
+      <w:lvlJc w:val="left"/>
+      <w:pPr>
+        <w:ind w:left="2160" w:hanging="360"/>
+      </w:pPr>
+    </w:lvl>
+    <w:lvl w:ilvl="3" w:tplc="BBDA08C0">
+      <w:start w:val="1"/>
+      <w:numFmt w:val="bullet"/>
+      <w:lvlText w:val="●"/>
+      <w:lvlJc w:val="left"/>
+      <w:pPr>
+        <w:ind w:left="2880" w:hanging="360"/>
+      </w:pPr>
+    </w:lvl>
+    <w:lvl w:ilvl="4" w:tplc="23BAFD48">
+      <w:start w:val="1"/>
+      <w:numFmt w:val="bullet"/>
+      <w:lvlText w:val="○"/>
+      <w:lvlJc w:val="left"/>
+      <w:pPr>
+        <w:ind w:left="3600" w:hanging="360"/>
+      </w:pPr>
+    </w:lvl>
+    <w:lvl w:ilvl="5" w:tplc="7B841ABE">
+      <w:start w:val="1"/>
+      <w:numFmt w:val="bullet"/>
+      <w:lvlText w:val="■"/>
+      <w:lvlJc w:val="left"/>
+      <w:pPr>
+        <w:ind w:left="4320" w:hanging="360"/>
+      </w:pPr>
+    </w:lvl>
+    <w:lvl w:ilvl="6" w:tplc="53EA942A">
+      <w:start w:val="1"/>
+      <w:numFmt w:val="bullet"/>
+      <w:lvlText w:val="●"/>
+      <w:lvlJc w:val="left"/>
+      <w:pPr>
+        <w:ind w:left="5040" w:hanging="360"/>
+      </w:pPr>
+    </w:lvl>
+    <w:lvl w:ilvl="7" w:tplc="7A00C9B8">
+      <w:start w:val="1"/>
+      <w:numFmt w:val="bullet"/>
+      <w:lvlText w:val="●"/>
+      <w:lvlJc w:val="left"/>
+      <w:pPr>
+        <w:ind w:left="5760" w:hanging="360"/>
+      </w:pPr>
+    </w:lvl>
+    <w:lvl w:ilvl="8" w:tplc="549AF07C">
+      <w:start w:val="1"/>
+      <w:numFmt w:val="bullet"/>
+      <w:lvlText w:val="●"/>
+      <w:lvlJc w:val="left"/>
+      <w:pPr>
+        <w:ind w:left="6480" w:hanging="360"/>
+      </w:pPr>
+    </w:lvl>
+  </w:abstractNum>
+  <w:abstractNum w:abstractNumId="3" w15:restartNumberingAfterBreak="0">
+    <w:nsid w:val="1CEB09FA"/>
+    <w:multiLevelType w:val="hybridMultilevel"/>
+    <w:tmpl w:val="C88057E8"/>
+    <w:lvl w:ilvl="0" w:tplc="BC7EB958">
       <w:start w:val="1"/>
       <w:numFmt w:val="decimal"/>
       <w:lvlText w:val="%1."/>
@@ -6757,196 +7064,52 @@
         <w:color w:val="A67C27"/>
       </w:rPr>
     </w:lvl>
-    <w:lvl w:ilvl="1" w:tplc="6D223ED8">
+    <w:lvl w:ilvl="1" w:tplc="F9A0F960">
       <w:numFmt w:val="decimal"/>
       <w:lvlText w:val=""/>
       <w:lvlJc w:val="left"/>
     </w:lvl>
-    <w:lvl w:ilvl="2" w:tplc="404633C2">
+    <w:lvl w:ilvl="2" w:tplc="8A86AF32">
       <w:numFmt w:val="decimal"/>
       <w:lvlText w:val=""/>
       <w:lvlJc w:val="left"/>
     </w:lvl>
-    <w:lvl w:ilvl="3" w:tplc="2700ACF2">
+    <w:lvl w:ilvl="3" w:tplc="BE4E3910">
       <w:numFmt w:val="decimal"/>
       <w:lvlText w:val=""/>
       <w:lvlJc w:val="left"/>
     </w:lvl>
-    <w:lvl w:ilvl="4" w:tplc="60F62C96">
+    <w:lvl w:ilvl="4" w:tplc="65E464B2">
       <w:numFmt w:val="decimal"/>
       <w:lvlText w:val=""/>
       <w:lvlJc w:val="left"/>
     </w:lvl>
-    <w:lvl w:ilvl="5" w:tplc="C3D698AE">
+    <w:lvl w:ilvl="5" w:tplc="6326124E">
       <w:numFmt w:val="decimal"/>
       <w:lvlText w:val=""/>
       <w:lvlJc w:val="left"/>
     </w:lvl>
-    <w:lvl w:ilvl="6" w:tplc="C7325702">
+    <w:lvl w:ilvl="6" w:tplc="B97A31BC">
       <w:numFmt w:val="decimal"/>
       <w:lvlText w:val=""/>
       <w:lvlJc w:val="left"/>
     </w:lvl>
-    <w:lvl w:ilvl="7" w:tplc="7CA401EA">
+    <w:lvl w:ilvl="7" w:tplc="813074EA">
       <w:numFmt w:val="decimal"/>
       <w:lvlText w:val=""/>
       <w:lvlJc w:val="left"/>
     </w:lvl>
-    <w:lvl w:ilvl="8" w:tplc="BC2A1904">
-      <w:numFmt w:val="decimal"/>
-      <w:lvlText w:val=""/>
-      <w:lvlJc w:val="left"/>
-    </w:lvl>
-  </w:abstractNum>
-  <w:abstractNum w:abstractNumId="2" w15:restartNumberingAfterBreak="0">
-    <w:nsid w:val="45800A12"/>
-    <w:multiLevelType w:val="hybridMultilevel"/>
-    <w:tmpl w:val="F15E53A8"/>
-    <w:lvl w:ilvl="0" w:tplc="D63E8236">
-      <w:start w:val="1"/>
-      <w:numFmt w:val="bullet"/>
-      <w:lvlText w:val="●"/>
-      <w:lvlJc w:val="left"/>
-      <w:pPr>
-        <w:ind w:left="720" w:hanging="360"/>
-      </w:pPr>
-    </w:lvl>
-    <w:lvl w:ilvl="1" w:tplc="F6A6CD32">
-      <w:start w:val="1"/>
-      <w:numFmt w:val="bullet"/>
-      <w:lvlText w:val="○"/>
-      <w:lvlJc w:val="left"/>
-      <w:pPr>
-        <w:ind w:left="1440" w:hanging="360"/>
-      </w:pPr>
-    </w:lvl>
-    <w:lvl w:ilvl="2" w:tplc="B04A7E82">
-      <w:start w:val="1"/>
-      <w:numFmt w:val="bullet"/>
-      <w:lvlText w:val="■"/>
-      <w:lvlJc w:val="left"/>
-      <w:pPr>
-        <w:ind w:left="2160" w:hanging="360"/>
-      </w:pPr>
-    </w:lvl>
-    <w:lvl w:ilvl="3" w:tplc="E8328484">
-      <w:start w:val="1"/>
-      <w:numFmt w:val="bullet"/>
-      <w:lvlText w:val="●"/>
-      <w:lvlJc w:val="left"/>
-      <w:pPr>
-        <w:ind w:left="2880" w:hanging="360"/>
-      </w:pPr>
-    </w:lvl>
-    <w:lvl w:ilvl="4" w:tplc="32C2CCA2">
-      <w:start w:val="1"/>
-      <w:numFmt w:val="bullet"/>
-      <w:lvlText w:val="○"/>
-      <w:lvlJc w:val="left"/>
-      <w:pPr>
-        <w:ind w:left="3600" w:hanging="360"/>
-      </w:pPr>
-    </w:lvl>
-    <w:lvl w:ilvl="5" w:tplc="03E01AAA">
-      <w:start w:val="1"/>
-      <w:numFmt w:val="bullet"/>
-      <w:lvlText w:val="■"/>
-      <w:lvlJc w:val="left"/>
-      <w:pPr>
-        <w:ind w:left="4320" w:hanging="360"/>
-      </w:pPr>
-    </w:lvl>
-    <w:lvl w:ilvl="6" w:tplc="4B0EB404">
-      <w:start w:val="1"/>
-      <w:numFmt w:val="bullet"/>
-      <w:lvlText w:val="●"/>
-      <w:lvlJc w:val="left"/>
-      <w:pPr>
-        <w:ind w:left="5040" w:hanging="360"/>
-      </w:pPr>
-    </w:lvl>
-    <w:lvl w:ilvl="7" w:tplc="B44EB112">
-      <w:start w:val="1"/>
-      <w:numFmt w:val="bullet"/>
-      <w:lvlText w:val="●"/>
-      <w:lvlJc w:val="left"/>
-      <w:pPr>
-        <w:ind w:left="5760" w:hanging="360"/>
-      </w:pPr>
-    </w:lvl>
-    <w:lvl w:ilvl="8" w:tplc="6C683652">
-      <w:start w:val="1"/>
-      <w:numFmt w:val="bullet"/>
-      <w:lvlText w:val="●"/>
-      <w:lvlJc w:val="left"/>
-      <w:pPr>
-        <w:ind w:left="6480" w:hanging="360"/>
-      </w:pPr>
-    </w:lvl>
-  </w:abstractNum>
-  <w:abstractNum w:abstractNumId="3" w15:restartNumberingAfterBreak="0">
-    <w:nsid w:val="49C5527E"/>
-    <w:multiLevelType w:val="hybridMultilevel"/>
-    <w:tmpl w:val="0A0E0A82"/>
-    <w:lvl w:ilvl="0" w:tplc="86A27844">
-      <w:start w:val="1"/>
-      <w:numFmt w:val="bullet"/>
-      <w:lvlText w:val="•"/>
-      <w:lvlJc w:val="left"/>
-      <w:pPr>
-        <w:ind w:left="460" w:hanging="280"/>
-      </w:pPr>
-    </w:lvl>
-    <w:lvl w:ilvl="1" w:tplc="693CA710">
-      <w:start w:val="1"/>
-      <w:numFmt w:val="bullet"/>
-      <w:lvlText w:val="–"/>
-      <w:lvlJc w:val="left"/>
-      <w:pPr>
-        <w:ind w:left="900" w:hanging="280"/>
-      </w:pPr>
-    </w:lvl>
-    <w:lvl w:ilvl="2" w:tplc="B99E87B0">
-      <w:numFmt w:val="decimal"/>
-      <w:lvlText w:val=""/>
-      <w:lvlJc w:val="left"/>
-    </w:lvl>
-    <w:lvl w:ilvl="3" w:tplc="D4B226DC">
-      <w:numFmt w:val="decimal"/>
-      <w:lvlText w:val=""/>
-      <w:lvlJc w:val="left"/>
-    </w:lvl>
-    <w:lvl w:ilvl="4" w:tplc="105AB00C">
-      <w:numFmt w:val="decimal"/>
-      <w:lvlText w:val=""/>
-      <w:lvlJc w:val="left"/>
-    </w:lvl>
-    <w:lvl w:ilvl="5" w:tplc="735879AE">
-      <w:numFmt w:val="decimal"/>
-      <w:lvlText w:val=""/>
-      <w:lvlJc w:val="left"/>
-    </w:lvl>
-    <w:lvl w:ilvl="6" w:tplc="8C8AF93A">
-      <w:numFmt w:val="decimal"/>
-      <w:lvlText w:val=""/>
-      <w:lvlJc w:val="left"/>
-    </w:lvl>
-    <w:lvl w:ilvl="7" w:tplc="D4322D68">
-      <w:numFmt w:val="decimal"/>
-      <w:lvlText w:val=""/>
-      <w:lvlJc w:val="left"/>
-    </w:lvl>
-    <w:lvl w:ilvl="8" w:tplc="68E6C30E">
+    <w:lvl w:ilvl="8" w:tplc="DAB273DC">
       <w:numFmt w:val="decimal"/>
       <w:lvlText w:val=""/>
       <w:lvlJc w:val="left"/>
     </w:lvl>
   </w:abstractNum>
   <w:abstractNum w:abstractNumId="4" w15:restartNumberingAfterBreak="0">
-    <w:nsid w:val="66F35857"/>
+    <w:nsid w:val="30F03302"/>
     <w:multiLevelType w:val="hybridMultilevel"/>
-    <w:tmpl w:val="8A902F9A"/>
-    <w:lvl w:ilvl="0" w:tplc="8D00B9D8">
+    <w:tmpl w:val="17126B56"/>
+    <w:lvl w:ilvl="0" w:tplc="370C1DB0">
       <w:start w:val="1"/>
       <w:numFmt w:val="decimal"/>
       <w:lvlText w:val="%1."/>
@@ -6960,73 +7123,73 @@
         <w:color w:val="A67C27"/>
       </w:rPr>
     </w:lvl>
-    <w:lvl w:ilvl="1" w:tplc="34C247C4">
+    <w:lvl w:ilvl="1" w:tplc="52C81CAC">
       <w:numFmt w:val="decimal"/>
       <w:lvlText w:val=""/>
       <w:lvlJc w:val="left"/>
     </w:lvl>
-    <w:lvl w:ilvl="2" w:tplc="97925DFE">
+    <w:lvl w:ilvl="2" w:tplc="6E9E30B8">
       <w:numFmt w:val="decimal"/>
       <w:lvlText w:val=""/>
       <w:lvlJc w:val="left"/>
     </w:lvl>
-    <w:lvl w:ilvl="3" w:tplc="3F0039CA">
+    <w:lvl w:ilvl="3" w:tplc="821CFEBA">
       <w:numFmt w:val="decimal"/>
       <w:lvlText w:val=""/>
       <w:lvlJc w:val="left"/>
     </w:lvl>
-    <w:lvl w:ilvl="4" w:tplc="83B8BA28">
+    <w:lvl w:ilvl="4" w:tplc="CBD0A020">
       <w:numFmt w:val="decimal"/>
       <w:lvlText w:val=""/>
       <w:lvlJc w:val="left"/>
     </w:lvl>
-    <w:lvl w:ilvl="5" w:tplc="3634DB36">
+    <w:lvl w:ilvl="5" w:tplc="8FC28A22">
       <w:numFmt w:val="decimal"/>
       <w:lvlText w:val=""/>
       <w:lvlJc w:val="left"/>
     </w:lvl>
-    <w:lvl w:ilvl="6" w:tplc="5EAC7FFC">
+    <w:lvl w:ilvl="6" w:tplc="C134773E">
       <w:numFmt w:val="decimal"/>
       <w:lvlText w:val=""/>
       <w:lvlJc w:val="left"/>
     </w:lvl>
-    <w:lvl w:ilvl="7" w:tplc="8A72B02A">
+    <w:lvl w:ilvl="7" w:tplc="E9121942">
       <w:numFmt w:val="decimal"/>
       <w:lvlText w:val=""/>
       <w:lvlJc w:val="left"/>
     </w:lvl>
-    <w:lvl w:ilvl="8" w:tplc="EC2014CE">
+    <w:lvl w:ilvl="8" w:tplc="7A6E6FE6">
       <w:numFmt w:val="decimal"/>
       <w:lvlText w:val=""/>
       <w:lvlJc w:val="left"/>
     </w:lvl>
   </w:abstractNum>
-  <w:num w:numId="1" w16cid:durableId="1893617477">
+  <w:num w:numId="1" w16cid:durableId="236328513">
     <w:abstractNumId w:val="2"/>
     <w:lvlOverride w:ilvl="0">
       <w:startOverride w:val="1"/>
     </w:lvlOverride>
   </w:num>
-  <w:num w:numId="2" w16cid:durableId="357439495">
+  <w:num w:numId="2" w16cid:durableId="2023244227">
+    <w:abstractNumId w:val="1"/>
+    <w:lvlOverride w:ilvl="0">
+      <w:startOverride w:val="1"/>
+    </w:lvlOverride>
+  </w:num>
+  <w:num w:numId="3" w16cid:durableId="655960690">
+    <w:abstractNumId w:val="4"/>
+    <w:lvlOverride w:ilvl="0">
+      <w:startOverride w:val="1"/>
+    </w:lvlOverride>
+  </w:num>
+  <w:num w:numId="4" w16cid:durableId="605960974">
     <w:abstractNumId w:val="3"/>
     <w:lvlOverride w:ilvl="0">
       <w:startOverride w:val="1"/>
     </w:lvlOverride>
   </w:num>
-  <w:num w:numId="3" w16cid:durableId="707802065">
-    <w:abstractNumId w:val="1"/>
-    <w:lvlOverride w:ilvl="0">
-      <w:startOverride w:val="1"/>
-    </w:lvlOverride>
-  </w:num>
-  <w:num w:numId="4" w16cid:durableId="589431708">
+  <w:num w:numId="5" w16cid:durableId="252008589">
     <w:abstractNumId w:val="0"/>
-    <w:lvlOverride w:ilvl="0">
-      <w:startOverride w:val="1"/>
-    </w:lvlOverride>
-  </w:num>
-  <w:num w:numId="5" w16cid:durableId="2124375624">
-    <w:abstractNumId w:val="4"/>
     <w:lvlOverride w:ilvl="0">
       <w:startOverride w:val="1"/>
     </w:lvlOverride>
@@ -7651,7 +7814,7 @@
     <w:autoRedefine/>
     <w:uiPriority w:val="39"/>
     <w:unhideWhenUsed/>
-    <w:rsid w:val="009B3830"/>
+    <w:rsid w:val="00906A0A"/>
     <w:pPr>
       <w:spacing w:after="100"/>
     </w:pPr>
@@ -7663,7 +7826,7 @@
     <w:autoRedefine/>
     <w:uiPriority w:val="39"/>
     <w:unhideWhenUsed/>
-    <w:rsid w:val="009B3830"/>
+    <w:rsid w:val="00906A0A"/>
     <w:pPr>
       <w:spacing w:after="100"/>
       <w:ind w:left="210"/>

--- a/docs/manuals/Role_Guide_7_Analyst.docx
+++ b/docs/manuals/Role_Guide_7_Analyst.docx
@@ -538,7 +538,7 @@
     <w:sdt>
       <w:sdtPr>
         <w:alias w:val="Contents"/>
-        <w:id w:val="308599513"/>
+        <w:id w:val="-1763829646"/>
       </w:sdtPr>
       <w:sdtEndPr/>
       <w:sdtContent>
@@ -567,7 +567,7 @@
           <w:r>
             <w:fldChar w:fldCharType="separate"/>
           </w:r>
-          <w:hyperlink w:anchor="_Toc240759135" w:history="1">
+          <w:hyperlink w:anchor="_Toc240759395" w:history="1">
             <w:r>
               <w:rPr>
                 <w:rStyle w:val="Hyperlink"/>
@@ -591,7 +591,7 @@
               <w:rPr>
                 <w:noProof/>
               </w:rPr>
-              <w:instrText xml:space="preserve"> PAGEREF _Toc240759135 \h </w:instrText>
+              <w:instrText xml:space="preserve"> PAGEREF _Toc240759395 \h </w:instrText>
             </w:r>
             <w:r>
               <w:rPr>
@@ -634,7 +634,7 @@
               <w14:ligatures w14:val="standardContextual"/>
             </w:rPr>
           </w:pPr>
-          <w:hyperlink w:anchor="_Toc240759136" w:history="1">
+          <w:hyperlink w:anchor="_Toc240759396" w:history="1">
             <w:r>
               <w:rPr>
                 <w:rStyle w:val="Hyperlink"/>
@@ -658,7 +658,7 @@
               <w:rPr>
                 <w:noProof/>
               </w:rPr>
-              <w:instrText xml:space="preserve"> PAGEREF _Toc240759136 \h </w:instrText>
+              <w:instrText xml:space="preserve"> PAGEREF _Toc240759396 \h </w:instrText>
             </w:r>
             <w:r>
               <w:rPr>
@@ -701,7 +701,7 @@
               <w14:ligatures w14:val="standardContextual"/>
             </w:rPr>
           </w:pPr>
-          <w:hyperlink w:anchor="_Toc240759137" w:history="1">
+          <w:hyperlink w:anchor="_Toc240759397" w:history="1">
             <w:r>
               <w:rPr>
                 <w:rStyle w:val="Hyperlink"/>
@@ -725,7 +725,7 @@
               <w:rPr>
                 <w:noProof/>
               </w:rPr>
-              <w:instrText xml:space="preserve"> PAGEREF _Toc240759137 \h </w:instrText>
+              <w:instrText xml:space="preserve"> PAGEREF _Toc240759397 \h </w:instrText>
             </w:r>
             <w:r>
               <w:rPr>
@@ -768,7 +768,7 @@
               <w14:ligatures w14:val="standardContextual"/>
             </w:rPr>
           </w:pPr>
-          <w:hyperlink w:anchor="_Toc240759138" w:history="1">
+          <w:hyperlink w:anchor="_Toc240759398" w:history="1">
             <w:r>
               <w:rPr>
                 <w:rStyle w:val="Hyperlink"/>
@@ -792,7 +792,7 @@
               <w:rPr>
                 <w:noProof/>
               </w:rPr>
-              <w:instrText xml:space="preserve"> PAGEREF _Toc240759138 \h </w:instrText>
+              <w:instrText xml:space="preserve"> PAGEREF _Toc240759398 \h </w:instrText>
             </w:r>
             <w:r>
               <w:rPr>
@@ -835,7 +835,7 @@
               <w14:ligatures w14:val="standardContextual"/>
             </w:rPr>
           </w:pPr>
-          <w:hyperlink w:anchor="_Toc240759139" w:history="1">
+          <w:hyperlink w:anchor="_Toc240759399" w:history="1">
             <w:r>
               <w:rPr>
                 <w:rStyle w:val="Hyperlink"/>
@@ -859,7 +859,7 @@
               <w:rPr>
                 <w:noProof/>
               </w:rPr>
-              <w:instrText xml:space="preserve"> PAGEREF _Toc240759139 \h </w:instrText>
+              <w:instrText xml:space="preserve"> PAGEREF _Toc240759399 \h </w:instrText>
             </w:r>
             <w:r>
               <w:rPr>
@@ -902,7 +902,7 @@
               <w14:ligatures w14:val="standardContextual"/>
             </w:rPr>
           </w:pPr>
-          <w:hyperlink w:anchor="_Toc240759140" w:history="1">
+          <w:hyperlink w:anchor="_Toc240759400" w:history="1">
             <w:r>
               <w:rPr>
                 <w:rStyle w:val="Hyperlink"/>
@@ -926,7 +926,7 @@
               <w:rPr>
                 <w:noProof/>
               </w:rPr>
-              <w:instrText xml:space="preserve"> PAGEREF _Toc240759140 \h </w:instrText>
+              <w:instrText xml:space="preserve"> PAGEREF _Toc240759400 \h </w:instrText>
             </w:r>
             <w:r>
               <w:rPr>
@@ -969,7 +969,7 @@
               <w14:ligatures w14:val="standardContextual"/>
             </w:rPr>
           </w:pPr>
-          <w:hyperlink w:anchor="_Toc240759141" w:history="1">
+          <w:hyperlink w:anchor="_Toc240759401" w:history="1">
             <w:r>
               <w:rPr>
                 <w:rStyle w:val="Hyperlink"/>
@@ -993,7 +993,7 @@
               <w:rPr>
                 <w:noProof/>
               </w:rPr>
-              <w:instrText xml:space="preserve"> PAGEREF _Toc240759141 \h </w:instrText>
+              <w:instrText xml:space="preserve"> PAGEREF _Toc240759401 \h </w:instrText>
             </w:r>
             <w:r>
               <w:rPr>
@@ -1036,7 +1036,7 @@
               <w14:ligatures w14:val="standardContextual"/>
             </w:rPr>
           </w:pPr>
-          <w:hyperlink w:anchor="_Toc240759142" w:history="1">
+          <w:hyperlink w:anchor="_Toc240759402" w:history="1">
             <w:r>
               <w:rPr>
                 <w:rStyle w:val="Hyperlink"/>
@@ -1060,7 +1060,7 @@
               <w:rPr>
                 <w:noProof/>
               </w:rPr>
-              <w:instrText xml:space="preserve"> PAGEREF _Toc240759142 \h </w:instrText>
+              <w:instrText xml:space="preserve"> PAGEREF _Toc240759402 \h </w:instrText>
             </w:r>
             <w:r>
               <w:rPr>
@@ -1103,7 +1103,7 @@
               <w14:ligatures w14:val="standardContextual"/>
             </w:rPr>
           </w:pPr>
-          <w:hyperlink w:anchor="_Toc240759143" w:history="1">
+          <w:hyperlink w:anchor="_Toc240759403" w:history="1">
             <w:r>
               <w:rPr>
                 <w:rStyle w:val="Hyperlink"/>
@@ -1127,7 +1127,7 @@
               <w:rPr>
                 <w:noProof/>
               </w:rPr>
-              <w:instrText xml:space="preserve"> PAGEREF _Toc240759143 \h </w:instrText>
+              <w:instrText xml:space="preserve"> PAGEREF _Toc240759403 \h </w:instrText>
             </w:r>
             <w:r>
               <w:rPr>
@@ -1170,7 +1170,7 @@
               <w14:ligatures w14:val="standardContextual"/>
             </w:rPr>
           </w:pPr>
-          <w:hyperlink w:anchor="_Toc240759144" w:history="1">
+          <w:hyperlink w:anchor="_Toc240759404" w:history="1">
             <w:r>
               <w:rPr>
                 <w:rStyle w:val="Hyperlink"/>
@@ -1194,7 +1194,7 @@
               <w:rPr>
                 <w:noProof/>
               </w:rPr>
-              <w:instrText xml:space="preserve"> PAGEREF _Toc240759144 \h </w:instrText>
+              <w:instrText xml:space="preserve"> PAGEREF _Toc240759404 \h </w:instrText>
             </w:r>
             <w:r>
               <w:rPr>
@@ -1237,7 +1237,7 @@
               <w14:ligatures w14:val="standardContextual"/>
             </w:rPr>
           </w:pPr>
-          <w:hyperlink w:anchor="_Toc240759145" w:history="1">
+          <w:hyperlink w:anchor="_Toc240759405" w:history="1">
             <w:r>
               <w:rPr>
                 <w:rStyle w:val="Hyperlink"/>
@@ -1261,7 +1261,7 @@
               <w:rPr>
                 <w:noProof/>
               </w:rPr>
-              <w:instrText xml:space="preserve"> PAGEREF _Toc240759145 \h </w:instrText>
+              <w:instrText xml:space="preserve"> PAGEREF _Toc240759405 \h </w:instrText>
             </w:r>
             <w:r>
               <w:rPr>
@@ -1304,7 +1304,7 @@
               <w14:ligatures w14:val="standardContextual"/>
             </w:rPr>
           </w:pPr>
-          <w:hyperlink w:anchor="_Toc240759146" w:history="1">
+          <w:hyperlink w:anchor="_Toc240759406" w:history="1">
             <w:r>
               <w:rPr>
                 <w:rStyle w:val="Hyperlink"/>
@@ -1328,7 +1328,7 @@
               <w:rPr>
                 <w:noProof/>
               </w:rPr>
-              <w:instrText xml:space="preserve"> PAGEREF _Toc240759146 \h </w:instrText>
+              <w:instrText xml:space="preserve"> PAGEREF _Toc240759406 \h </w:instrText>
             </w:r>
             <w:r>
               <w:rPr>
@@ -1371,7 +1371,7 @@
               <w14:ligatures w14:val="standardContextual"/>
             </w:rPr>
           </w:pPr>
-          <w:hyperlink w:anchor="_Toc240759147" w:history="1">
+          <w:hyperlink w:anchor="_Toc240759407" w:history="1">
             <w:r>
               <w:rPr>
                 <w:rStyle w:val="Hyperlink"/>
@@ -1395,7 +1395,7 @@
               <w:rPr>
                 <w:noProof/>
               </w:rPr>
-              <w:instrText xml:space="preserve"> PAGEREF _Toc240759147 \h </w:instrText>
+              <w:instrText xml:space="preserve"> PAGEREF _Toc240759407 \h </w:instrText>
             </w:r>
             <w:r>
               <w:rPr>
@@ -1438,7 +1438,7 @@
               <w14:ligatures w14:val="standardContextual"/>
             </w:rPr>
           </w:pPr>
-          <w:hyperlink w:anchor="_Toc240759148" w:history="1">
+          <w:hyperlink w:anchor="_Toc240759408" w:history="1">
             <w:r>
               <w:rPr>
                 <w:rStyle w:val="Hyperlink"/>
@@ -1462,7 +1462,7 @@
               <w:rPr>
                 <w:noProof/>
               </w:rPr>
-              <w:instrText xml:space="preserve"> PAGEREF _Toc240759148 \h </w:instrText>
+              <w:instrText xml:space="preserve"> PAGEREF _Toc240759408 \h </w:instrText>
             </w:r>
             <w:r>
               <w:rPr>
@@ -1505,7 +1505,7 @@
               <w14:ligatures w14:val="standardContextual"/>
             </w:rPr>
           </w:pPr>
-          <w:hyperlink w:anchor="_Toc240759149" w:history="1">
+          <w:hyperlink w:anchor="_Toc240759409" w:history="1">
             <w:r>
               <w:rPr>
                 <w:rStyle w:val="Hyperlink"/>
@@ -1529,7 +1529,7 @@
               <w:rPr>
                 <w:noProof/>
               </w:rPr>
-              <w:instrText xml:space="preserve"> PAGEREF _Toc240759149 \h </w:instrText>
+              <w:instrText xml:space="preserve"> PAGEREF _Toc240759409 \h </w:instrText>
             </w:r>
             <w:r>
               <w:rPr>
@@ -1572,7 +1572,7 @@
               <w14:ligatures w14:val="standardContextual"/>
             </w:rPr>
           </w:pPr>
-          <w:hyperlink w:anchor="_Toc240759150" w:history="1">
+          <w:hyperlink w:anchor="_Toc240759410" w:history="1">
             <w:r>
               <w:rPr>
                 <w:rStyle w:val="Hyperlink"/>
@@ -1596,7 +1596,7 @@
               <w:rPr>
                 <w:noProof/>
               </w:rPr>
-              <w:instrText xml:space="preserve"> PAGEREF _Toc240759150 \h </w:instrText>
+              <w:instrText xml:space="preserve"> PAGEREF _Toc240759410 \h </w:instrText>
             </w:r>
             <w:r>
               <w:rPr>
@@ -1635,7 +1635,7 @@
         <w:pStyle w:val="Heading1"/>
         <w:pageBreakBefore/>
       </w:pPr>
-      <w:bookmarkStart w:id="0" w:name="_Toc240759135"/>
+      <w:bookmarkStart w:id="0" w:name="_Toc240759395"/>
       <w:r>
         <w:lastRenderedPageBreak/>
         <w:t>1. Your role at a glance</w:t>
@@ -1816,7 +1816,7 @@
         <w:pStyle w:val="Heading1"/>
         <w:pageBreakBefore/>
       </w:pPr>
-      <w:bookmarkStart w:id="1" w:name="_Toc240759136"/>
+      <w:bookmarkStart w:id="1" w:name="_Toc240759396"/>
       <w:r>
         <w:lastRenderedPageBreak/>
         <w:t>2. Signing in and your screens</w:t>
@@ -1827,7 +1827,7 @@
       <w:pPr>
         <w:pStyle w:val="Heading2"/>
       </w:pPr>
-      <w:bookmarkStart w:id="2" w:name="_Toc240759137"/>
+      <w:bookmarkStart w:id="2" w:name="_Toc240759397"/>
       <w:r>
         <w:t>Signing in</w:t>
       </w:r>
@@ -1910,7 +1910,7 @@
           <w:noProof/>
         </w:rPr>
         <w:drawing>
-          <wp:inline distT="0" distB="0" distL="0" distR="0" wp14:anchorId="3D8C44AE" wp14:editId="4933A060">
+          <wp:inline distT="0" distB="0" distL="0" distR="0" wp14:anchorId="0DACDB7C" wp14:editId="3B6CD0DB">
             <wp:extent cx="5334000" cy="2333625"/>
             <wp:effectExtent l="0" t="0" r="0" b="0"/>
             <wp:docPr id="1" name="adm_login.jpg" descr="The sign-in screen for all internal staff." title="The sign-in screen for all internal staff."/>
@@ -2077,7 +2077,7 @@
       <w:pPr>
         <w:pStyle w:val="Heading2"/>
       </w:pPr>
-      <w:bookmarkStart w:id="3" w:name="_Toc240759138"/>
+      <w:bookmarkStart w:id="3" w:name="_Toc240759398"/>
       <w:r>
         <w:t>Finding your way around</w:t>
       </w:r>
@@ -2252,7 +2252,7 @@
         </w:rPr>
         <w:lastRenderedPageBreak/>
         <w:drawing>
-          <wp:inline distT="0" distB="0" distL="0" distR="0" wp14:anchorId="5C9C628F" wp14:editId="767DE010">
+          <wp:inline distT="0" distB="0" distL="0" distR="0" wp14:anchorId="58952CDC" wp14:editId="6DE6E2D0">
             <wp:extent cx="5715000" cy="1876425"/>
             <wp:effectExtent l="0" t="0" r="0" b="0"/>
             <wp:docPr id="2" name="adm_not_your_role.jpg" descr="Opening a screen outside your role (for example from an old bookmark) shows this card instead of the screen." title="Opening a screen outside your role (for example from an old bookmark) shows this card instead of the screen."/>
@@ -2321,7 +2321,7 @@
       <w:pPr>
         <w:pStyle w:val="Heading2"/>
       </w:pPr>
-      <w:bookmarkStart w:id="4" w:name="_Toc240759139"/>
+      <w:bookmarkStart w:id="4" w:name="_Toc240759399"/>
       <w:r>
         <w:t>Your screens</w:t>
       </w:r>
@@ -2655,7 +2655,7 @@
       <w:pPr>
         <w:pStyle w:val="Heading2"/>
       </w:pPr>
-      <w:bookmarkStart w:id="5" w:name="_Toc240759140"/>
+      <w:bookmarkStart w:id="5" w:name="_Toc240759400"/>
       <w:r>
         <w:t>Changing your password</w:t>
       </w:r>
@@ -2738,7 +2738,7 @@
           <w:noProof/>
         </w:rPr>
         <w:drawing>
-          <wp:inline distT="0" distB="0" distL="0" distR="0" wp14:anchorId="5609B707" wp14:editId="4DBF7311">
+          <wp:inline distT="0" distB="0" distL="0" distR="0" wp14:anchorId="4D983F2C" wp14:editId="64BC4D54">
             <wp:extent cx="5334000" cy="2171700"/>
             <wp:effectExtent l="0" t="0" r="0" b="0"/>
             <wp:docPr id="3" name="adm_account.jpg" descr="Change Password screen." title="Change Password screen."/>
@@ -2826,7 +2826,7 @@
         <w:pStyle w:val="Heading1"/>
         <w:pageBreakBefore/>
       </w:pPr>
-      <w:bookmarkStart w:id="6" w:name="_Toc240759141"/>
+      <w:bookmarkStart w:id="6" w:name="_Toc240759401"/>
       <w:r>
         <w:lastRenderedPageBreak/>
         <w:t>3. Your routine</w:t>
@@ -3111,7 +3111,7 @@
         <w:pStyle w:val="Heading1"/>
         <w:pageBreakBefore/>
       </w:pPr>
-      <w:bookmarkStart w:id="7" w:name="_Toc240759142"/>
+      <w:bookmarkStart w:id="7" w:name="_Toc240759402"/>
       <w:r>
         <w:lastRenderedPageBreak/>
         <w:t>4. Step-by-step tasks</w:t>
@@ -3122,7 +3122,7 @@
       <w:pPr>
         <w:pStyle w:val="Heading2"/>
       </w:pPr>
-      <w:bookmarkStart w:id="8" w:name="_Toc240759143"/>
+      <w:bookmarkStart w:id="8" w:name="_Toc240759403"/>
       <w:r>
         <w:t>4.1 Your start screen</w:t>
       </w:r>
@@ -3139,7 +3139,7 @@
           <w:noProof/>
         </w:rPr>
         <w:drawing>
-          <wp:inline distT="0" distB="0" distL="0" distR="0" wp14:anchorId="44AE1FC1" wp14:editId="6704FB03">
+          <wp:inline distT="0" distB="0" distL="0" distR="0" wp14:anchorId="26EF8142" wp14:editId="4D3E907A">
             <wp:extent cx="5715000" cy="3571875"/>
             <wp:effectExtent l="0" t="0" r="0" b="0"/>
             <wp:docPr id="4" name="an_dashboard.jpg" descr="Executive Dashboard as seen by the Analyst." title="Executive Dashboard as seen by the Analyst."/>
@@ -3208,7 +3208,7 @@
       <w:pPr>
         <w:pStyle w:val="Heading2"/>
       </w:pPr>
-      <w:bookmarkStart w:id="9" w:name="_Toc240759144"/>
+      <w:bookmarkStart w:id="9" w:name="_Toc240759404"/>
       <w:r>
         <w:t>4.2 Reading the dashboards</w:t>
       </w:r>
@@ -3234,7 +3234,7 @@
         </w:rPr>
         <w:lastRenderedPageBreak/>
         <w:drawing>
-          <wp:inline distT="0" distB="0" distL="0" distR="0" wp14:anchorId="451EA25E" wp14:editId="4347C8CA">
+          <wp:inline distT="0" distB="0" distL="0" distR="0" wp14:anchorId="74396771" wp14:editId="5942530F">
             <wp:extent cx="5715000" cy="3571875"/>
             <wp:effectExtent l="0" t="0" r="0" b="0"/>
             <wp:docPr id="5" name="adm_exec_dashboard.jpg" descr="Executive Dashboard: completions against the 400 / 60 / 50–75 targets, days to data lock, spend, and the lowest-filled strata." title="Executive Dashboard: completions against the 400 / 60 / 50–75 targets, days to data lock, spend, and the lowest-filled strata."/>
@@ -3899,7 +3899,7 @@
       <w:pPr>
         <w:pStyle w:val="Heading2"/>
       </w:pPr>
-      <w:bookmarkStart w:id="10" w:name="_Toc240759145"/>
+      <w:bookmarkStart w:id="10" w:name="_Toc240759405"/>
       <w:r>
         <w:t>4.3 Using Reports (analytics and charts)</w:t>
       </w:r>
@@ -3940,7 +3940,7 @@
         </w:rPr>
         <w:lastRenderedPageBreak/>
         <w:drawing>
-          <wp:inline distT="0" distB="0" distL="0" distR="0" wp14:anchorId="33EEC2A7" wp14:editId="69AE4F44">
+          <wp:inline distT="0" distB="0" distL="0" distR="0" wp14:anchorId="60794DC6" wp14:editId="28A99147">
             <wp:extent cx="5334000" cy="3333750"/>
             <wp:effectExtent l="0" t="0" r="0" b="0"/>
             <wp:docPr id="6" name="adm_reports_top.jpg" descr="Reports: headline figures for the chosen period." title="Reports: headline figures for the chosen period."/>
@@ -4082,7 +4082,7 @@
           <w:noProof/>
         </w:rPr>
         <w:drawing>
-          <wp:inline distT="0" distB="0" distL="0" distR="0" wp14:anchorId="5F23D24C" wp14:editId="7C478B57">
+          <wp:inline distT="0" distB="0" distL="0" distR="0" wp14:anchorId="0C371D4C" wp14:editId="396BB18B">
             <wp:extent cx="5334000" cy="3409950"/>
             <wp:effectExtent l="0" t="0" r="0" b="0"/>
             <wp:docPr id="7" name="adm_reports_funnel.jpg" descr="Case funnel: each case counted once at every stage it has reached." title="Case funnel: each case counted once at every stage it has reached."/>
@@ -4182,7 +4182,7 @@
         </w:rPr>
         <w:lastRenderedPageBreak/>
         <w:drawing>
-          <wp:inline distT="0" distB="0" distL="0" distR="0" wp14:anchorId="5FB991B9" wp14:editId="6D184FA1">
+          <wp:inline distT="0" distB="0" distL="0" distR="0" wp14:anchorId="7386FF87" wp14:editId="1D05DCAD">
             <wp:extent cx="5334000" cy="3248025"/>
             <wp:effectExtent l="0" t="0" r="0" b="0"/>
             <wp:docPr id="8" name="adm_reports_funnel_table.jpg" descr="The same chart as a table." title="The same chart as a table."/>
@@ -4281,7 +4281,7 @@
           <w:noProof/>
         </w:rPr>
         <w:drawing>
-          <wp:inline distT="0" distB="0" distL="0" distR="0" wp14:anchorId="58B3C321" wp14:editId="0351BBB5">
+          <wp:inline distT="0" distB="0" distL="0" distR="0" wp14:anchorId="04EF8B6E" wp14:editId="74C49F60">
             <wp:extent cx="5334000" cy="2628900"/>
             <wp:effectExtent l="0" t="0" r="0" b="0"/>
             <wp:docPr id="9" name="adm_reports_coverage.jpg" descr="Coverage by group." title="Coverage by group."/>
@@ -4381,7 +4381,7 @@
         </w:rPr>
         <w:lastRenderedPageBreak/>
         <w:drawing>
-          <wp:inline distT="0" distB="0" distL="0" distR="0" wp14:anchorId="719AC5C0" wp14:editId="59A13D07">
+          <wp:inline distT="0" distB="0" distL="0" distR="0" wp14:anchorId="36230A5B" wp14:editId="79510EDC">
             <wp:extent cx="5334000" cy="2600325"/>
             <wp:effectExtent l="0" t="0" r="0" b="0"/>
             <wp:docPr id="10" name="adm_reports_modes.jpg" descr="Administration modes." title="Administration modes."/>
@@ -4490,7 +4490,7 @@
           <w:noProof/>
         </w:rPr>
         <w:drawing>
-          <wp:inline distT="0" distB="0" distL="0" distR="0" wp14:anchorId="19AF2411" wp14:editId="6F075094">
+          <wp:inline distT="0" distB="0" distL="0" distR="0" wp14:anchorId="35B40AE7" wp14:editId="571318DB">
             <wp:extent cx="5334000" cy="2905125"/>
             <wp:effectExtent l="0" t="0" r="0" b="0"/>
             <wp:docPr id="11" name="adm_reports_duration.jpg" descr="Completion-time distribution." title="Completion-time distribution."/>
@@ -4572,7 +4572,7 @@
       <w:pPr>
         <w:pStyle w:val="Heading2"/>
       </w:pPr>
-      <w:bookmarkStart w:id="11" w:name="_Toc240759146"/>
+      <w:bookmarkStart w:id="11" w:name="_Toc240759406"/>
       <w:r>
         <w:lastRenderedPageBreak/>
         <w:t>4.4 Downloading data</w:t>
@@ -4590,7 +4590,7 @@
           <w:noProof/>
         </w:rPr>
         <w:drawing>
-          <wp:inline distT="0" distB="0" distL="0" distR="0" wp14:anchorId="06AB24A5" wp14:editId="6EA9908D">
+          <wp:inline distT="0" distB="0" distL="0" distR="0" wp14:anchorId="12AD7AB4" wp14:editId="24490982">
             <wp:extent cx="5715000" cy="1876425"/>
             <wp:effectExtent l="0" t="0" r="0" b="0"/>
             <wp:docPr id="12" name="an_export.jpg" descr="Data Export." title="Data Export."/>
@@ -5105,7 +5105,7 @@
       <w:pPr>
         <w:pStyle w:val="Heading2"/>
       </w:pPr>
-      <w:bookmarkStart w:id="12" w:name="_Toc240759147"/>
+      <w:bookmarkStart w:id="12" w:name="_Toc240759407"/>
       <w:r>
         <w:t>4.5 Working with the analysis export</w:t>
       </w:r>
@@ -5250,7 +5250,7 @@
         <w:pStyle w:val="Heading1"/>
         <w:pageBreakBefore/>
       </w:pPr>
-      <w:bookmarkStart w:id="13" w:name="_Toc240759148"/>
+      <w:bookmarkStart w:id="13" w:name="_Toc240759408"/>
       <w:r>
         <w:lastRenderedPageBreak/>
         <w:t>5. Rules you must follow</w:t>
@@ -5388,7 +5388,7 @@
         <w:pStyle w:val="Heading1"/>
         <w:pageBreakBefore/>
       </w:pPr>
-      <w:bookmarkStart w:id="14" w:name="_Toc240759149"/>
+      <w:bookmarkStart w:id="14" w:name="_Toc240759409"/>
       <w:r>
         <w:lastRenderedPageBreak/>
         <w:t>6. Troubleshooting</w:t>
@@ -6349,7 +6349,7 @@
         <w:pStyle w:val="Heading1"/>
         <w:pageBreakBefore/>
       </w:pPr>
-      <w:bookmarkStart w:id="15" w:name="_Toc240759150"/>
+      <w:bookmarkStart w:id="15" w:name="_Toc240759410"/>
       <w:r>
         <w:lastRenderedPageBreak/>
         <w:t>7. Quick reference</w:t>
@@ -6844,10 +6844,68 @@
 <file path=word/numbering.xml><?xml version="1.0" encoding="utf-8"?>
 <w:numbering xmlns:wpc="http://schemas.microsoft.com/office/word/2010/wordprocessingCanvas" xmlns:cx="http://schemas.microsoft.com/office/drawing/2014/chartex" xmlns:cx1="http://schemas.microsoft.com/office/drawing/2015/9/8/chartex" xmlns:cx2="http://schemas.microsoft.com/office/drawing/2015/10/21/chartex" xmlns:cx3="http://schemas.microsoft.com/office/drawing/2016/5/9/chartex" xmlns:cx4="http://schemas.microsoft.com/office/drawing/2016/5/10/chartex" xmlns:cx5="http://schemas.microsoft.com/office/drawing/2016/5/11/chartex" xmlns:cx6="http://schemas.microsoft.com/office/drawing/2016/5/12/chartex" xmlns:cx7="http://schemas.microsoft.com/office/drawing/2016/5/13/chartex" xmlns:cx8="http://schemas.microsoft.com/office/drawing/2016/5/14/chartex" xmlns:mc="http://schemas.openxmlformats.org/markup-compatibility/2006" xmlns:aink="http://schemas.microsoft.com/office/drawing/2016/ink" xmlns:am3d="http://schemas.microsoft.com/office/drawing/2017/model3d" xmlns:o="urn:schemas-microsoft-com:office:office" xmlns:oel="http://schemas.microsoft.com/office/2019/extlst" xmlns:r="http://schemas.openxmlformats.org/officeDocument/2006/relationships" xmlns:m="http://schemas.openxmlformats.org/officeDocument/2006/math" xmlns:v="urn:schemas-microsoft-com:vml" xmlns:wp14="http://schemas.microsoft.com/office/word/2010/wordprocessingDrawing" xmlns:wp="http://schemas.openxmlformats.org/drawingml/2006/wordprocessingDrawing" xmlns:w10="urn:schemas-microsoft-com:office:word" xmlns:w="http://schemas.openxmlformats.org/wordprocessingml/2006/main" xmlns:w14="http://schemas.microsoft.com/office/word/2010/wordml" xmlns:w15="http://schemas.microsoft.com/office/word/2012/wordml" xmlns:w16cex="http://schemas.microsoft.com/office/word/2018/wordml/cex" xmlns:w16cid="http://schemas.microsoft.com/office/word/2016/wordml/cid" xmlns:w16="http://schemas.microsoft.com/office/word/2018/wordml" xmlns:w16sdtdh="http://schemas.microsoft.com/office/word/2020/wordml/sdtdatahash" xmlns:w16se="http://schemas.microsoft.com/office/word/2015/wordml/symex" xmlns:wpg="http://schemas.microsoft.com/office/word/2010/wordprocessingGroup" xmlns:wpi="http://schemas.microsoft.com/office/word/2010/wordprocessingInk" xmlns:wne="http://schemas.microsoft.com/office/word/2006/wordml" xmlns:wps="http://schemas.microsoft.com/office/word/2010/wordprocessingShape" mc:Ignorable="w14 w15 w16se w16cid w16 w16cex w16sdtdh wp14">
   <w:abstractNum w:abstractNumId="0" w15:restartNumberingAfterBreak="0">
-    <w:nsid w:val="0316132A"/>
+    <w:nsid w:val="142747CC"/>
     <w:multiLevelType w:val="hybridMultilevel"/>
-    <w:tmpl w:val="D7985E16"/>
-    <w:lvl w:ilvl="0" w:tplc="F4062178">
+    <w:tmpl w:val="5E020A5A"/>
+    <w:lvl w:ilvl="0" w:tplc="6D548904">
+      <w:start w:val="1"/>
+      <w:numFmt w:val="bullet"/>
+      <w:lvlText w:val="•"/>
+      <w:lvlJc w:val="left"/>
+      <w:pPr>
+        <w:ind w:left="460" w:hanging="280"/>
+      </w:pPr>
+    </w:lvl>
+    <w:lvl w:ilvl="1" w:tplc="D32A9918">
+      <w:start w:val="1"/>
+      <w:numFmt w:val="bullet"/>
+      <w:lvlText w:val="–"/>
+      <w:lvlJc w:val="left"/>
+      <w:pPr>
+        <w:ind w:left="900" w:hanging="280"/>
+      </w:pPr>
+    </w:lvl>
+    <w:lvl w:ilvl="2" w:tplc="C97C5398">
+      <w:numFmt w:val="decimal"/>
+      <w:lvlText w:val=""/>
+      <w:lvlJc w:val="left"/>
+    </w:lvl>
+    <w:lvl w:ilvl="3" w:tplc="434E540A">
+      <w:numFmt w:val="decimal"/>
+      <w:lvlText w:val=""/>
+      <w:lvlJc w:val="left"/>
+    </w:lvl>
+    <w:lvl w:ilvl="4" w:tplc="6E0C4F44">
+      <w:numFmt w:val="decimal"/>
+      <w:lvlText w:val=""/>
+      <w:lvlJc w:val="left"/>
+    </w:lvl>
+    <w:lvl w:ilvl="5" w:tplc="68169C04">
+      <w:numFmt w:val="decimal"/>
+      <w:lvlText w:val=""/>
+      <w:lvlJc w:val="left"/>
+    </w:lvl>
+    <w:lvl w:ilvl="6" w:tplc="AF18BB4E">
+      <w:numFmt w:val="decimal"/>
+      <w:lvlText w:val=""/>
+      <w:lvlJc w:val="left"/>
+    </w:lvl>
+    <w:lvl w:ilvl="7" w:tplc="3BC0B866">
+      <w:numFmt w:val="decimal"/>
+      <w:lvlText w:val=""/>
+      <w:lvlJc w:val="left"/>
+    </w:lvl>
+    <w:lvl w:ilvl="8" w:tplc="AC34EDC4">
+      <w:numFmt w:val="decimal"/>
+      <w:lvlText w:val=""/>
+      <w:lvlJc w:val="left"/>
+    </w:lvl>
+  </w:abstractNum>
+  <w:abstractNum w:abstractNumId="1" w15:restartNumberingAfterBreak="0">
+    <w:nsid w:val="35B7772D"/>
+    <w:multiLevelType w:val="hybridMultilevel"/>
+    <w:tmpl w:val="7804B204"/>
+    <w:lvl w:ilvl="0" w:tplc="D72AEC92">
       <w:start w:val="1"/>
       <w:numFmt w:val="decimal"/>
       <w:lvlText w:val="%1."/>
@@ -6861,196 +6919,52 @@
         <w:color w:val="A67C27"/>
       </w:rPr>
     </w:lvl>
-    <w:lvl w:ilvl="1" w:tplc="535EC264">
+    <w:lvl w:ilvl="1" w:tplc="4AA055D6">
       <w:numFmt w:val="decimal"/>
       <w:lvlText w:val=""/>
       <w:lvlJc w:val="left"/>
     </w:lvl>
-    <w:lvl w:ilvl="2" w:tplc="204EC3B2">
+    <w:lvl w:ilvl="2" w:tplc="733E8EA4">
       <w:numFmt w:val="decimal"/>
       <w:lvlText w:val=""/>
       <w:lvlJc w:val="left"/>
     </w:lvl>
-    <w:lvl w:ilvl="3" w:tplc="2E8C0064">
+    <w:lvl w:ilvl="3" w:tplc="9834AF6C">
       <w:numFmt w:val="decimal"/>
       <w:lvlText w:val=""/>
       <w:lvlJc w:val="left"/>
     </w:lvl>
-    <w:lvl w:ilvl="4" w:tplc="749E3826">
+    <w:lvl w:ilvl="4" w:tplc="6B38BFAC">
       <w:numFmt w:val="decimal"/>
       <w:lvlText w:val=""/>
       <w:lvlJc w:val="left"/>
     </w:lvl>
-    <w:lvl w:ilvl="5" w:tplc="70B43984">
+    <w:lvl w:ilvl="5" w:tplc="B790C4E6">
       <w:numFmt w:val="decimal"/>
       <w:lvlText w:val=""/>
       <w:lvlJc w:val="left"/>
     </w:lvl>
-    <w:lvl w:ilvl="6" w:tplc="DB04BA36">
+    <w:lvl w:ilvl="6" w:tplc="29842C4C">
       <w:numFmt w:val="decimal"/>
       <w:lvlText w:val=""/>
       <w:lvlJc w:val="left"/>
     </w:lvl>
-    <w:lvl w:ilvl="7" w:tplc="4620ADA4">
+    <w:lvl w:ilvl="7" w:tplc="C67277B0">
       <w:numFmt w:val="decimal"/>
       <w:lvlText w:val=""/>
       <w:lvlJc w:val="left"/>
     </w:lvl>
-    <w:lvl w:ilvl="8" w:tplc="E5AED7BA">
-      <w:numFmt w:val="decimal"/>
-      <w:lvlText w:val=""/>
-      <w:lvlJc w:val="left"/>
-    </w:lvl>
-  </w:abstractNum>
-  <w:abstractNum w:abstractNumId="1" w15:restartNumberingAfterBreak="0">
-    <w:nsid w:val="10327D2D"/>
-    <w:multiLevelType w:val="hybridMultilevel"/>
-    <w:tmpl w:val="003C6D6E"/>
-    <w:lvl w:ilvl="0" w:tplc="954ACB14">
-      <w:start w:val="1"/>
-      <w:numFmt w:val="bullet"/>
-      <w:lvlText w:val="•"/>
-      <w:lvlJc w:val="left"/>
-      <w:pPr>
-        <w:ind w:left="460" w:hanging="280"/>
-      </w:pPr>
-    </w:lvl>
-    <w:lvl w:ilvl="1" w:tplc="427C1D04">
-      <w:start w:val="1"/>
-      <w:numFmt w:val="bullet"/>
-      <w:lvlText w:val="–"/>
-      <w:lvlJc w:val="left"/>
-      <w:pPr>
-        <w:ind w:left="900" w:hanging="280"/>
-      </w:pPr>
-    </w:lvl>
-    <w:lvl w:ilvl="2" w:tplc="6E589D88">
-      <w:numFmt w:val="decimal"/>
-      <w:lvlText w:val=""/>
-      <w:lvlJc w:val="left"/>
-    </w:lvl>
-    <w:lvl w:ilvl="3" w:tplc="EA7AF9F0">
-      <w:numFmt w:val="decimal"/>
-      <w:lvlText w:val=""/>
-      <w:lvlJc w:val="left"/>
-    </w:lvl>
-    <w:lvl w:ilvl="4" w:tplc="17B6F156">
-      <w:numFmt w:val="decimal"/>
-      <w:lvlText w:val=""/>
-      <w:lvlJc w:val="left"/>
-    </w:lvl>
-    <w:lvl w:ilvl="5" w:tplc="0B4CD91C">
-      <w:numFmt w:val="decimal"/>
-      <w:lvlText w:val=""/>
-      <w:lvlJc w:val="left"/>
-    </w:lvl>
-    <w:lvl w:ilvl="6" w:tplc="885211B8">
-      <w:numFmt w:val="decimal"/>
-      <w:lvlText w:val=""/>
-      <w:lvlJc w:val="left"/>
-    </w:lvl>
-    <w:lvl w:ilvl="7" w:tplc="13980824">
-      <w:numFmt w:val="decimal"/>
-      <w:lvlText w:val=""/>
-      <w:lvlJc w:val="left"/>
-    </w:lvl>
-    <w:lvl w:ilvl="8" w:tplc="BF00D8AA">
+    <w:lvl w:ilvl="8" w:tplc="FD901E16">
       <w:numFmt w:val="decimal"/>
       <w:lvlText w:val=""/>
       <w:lvlJc w:val="left"/>
     </w:lvl>
   </w:abstractNum>
   <w:abstractNum w:abstractNumId="2" w15:restartNumberingAfterBreak="0">
-    <w:nsid w:val="1BF675DE"/>
+    <w:nsid w:val="46A26885"/>
     <w:multiLevelType w:val="hybridMultilevel"/>
-    <w:tmpl w:val="36548168"/>
-    <w:lvl w:ilvl="0" w:tplc="12A46746">
-      <w:start w:val="1"/>
-      <w:numFmt w:val="bullet"/>
-      <w:lvlText w:val="●"/>
-      <w:lvlJc w:val="left"/>
-      <w:pPr>
-        <w:ind w:left="720" w:hanging="360"/>
-      </w:pPr>
-    </w:lvl>
-    <w:lvl w:ilvl="1" w:tplc="57F263A6">
-      <w:start w:val="1"/>
-      <w:numFmt w:val="bullet"/>
-      <w:lvlText w:val="○"/>
-      <w:lvlJc w:val="left"/>
-      <w:pPr>
-        <w:ind w:left="1440" w:hanging="360"/>
-      </w:pPr>
-    </w:lvl>
-    <w:lvl w:ilvl="2" w:tplc="3DB0EFA8">
-      <w:start w:val="1"/>
-      <w:numFmt w:val="bullet"/>
-      <w:lvlText w:val="■"/>
-      <w:lvlJc w:val="left"/>
-      <w:pPr>
-        <w:ind w:left="2160" w:hanging="360"/>
-      </w:pPr>
-    </w:lvl>
-    <w:lvl w:ilvl="3" w:tplc="BBDA08C0">
-      <w:start w:val="1"/>
-      <w:numFmt w:val="bullet"/>
-      <w:lvlText w:val="●"/>
-      <w:lvlJc w:val="left"/>
-      <w:pPr>
-        <w:ind w:left="2880" w:hanging="360"/>
-      </w:pPr>
-    </w:lvl>
-    <w:lvl w:ilvl="4" w:tplc="23BAFD48">
-      <w:start w:val="1"/>
-      <w:numFmt w:val="bullet"/>
-      <w:lvlText w:val="○"/>
-      <w:lvlJc w:val="left"/>
-      <w:pPr>
-        <w:ind w:left="3600" w:hanging="360"/>
-      </w:pPr>
-    </w:lvl>
-    <w:lvl w:ilvl="5" w:tplc="7B841ABE">
-      <w:start w:val="1"/>
-      <w:numFmt w:val="bullet"/>
-      <w:lvlText w:val="■"/>
-      <w:lvlJc w:val="left"/>
-      <w:pPr>
-        <w:ind w:left="4320" w:hanging="360"/>
-      </w:pPr>
-    </w:lvl>
-    <w:lvl w:ilvl="6" w:tplc="53EA942A">
-      <w:start w:val="1"/>
-      <w:numFmt w:val="bullet"/>
-      <w:lvlText w:val="●"/>
-      <w:lvlJc w:val="left"/>
-      <w:pPr>
-        <w:ind w:left="5040" w:hanging="360"/>
-      </w:pPr>
-    </w:lvl>
-    <w:lvl w:ilvl="7" w:tplc="7A00C9B8">
-      <w:start w:val="1"/>
-      <w:numFmt w:val="bullet"/>
-      <w:lvlText w:val="●"/>
-      <w:lvlJc w:val="left"/>
-      <w:pPr>
-        <w:ind w:left="5760" w:hanging="360"/>
-      </w:pPr>
-    </w:lvl>
-    <w:lvl w:ilvl="8" w:tplc="549AF07C">
-      <w:start w:val="1"/>
-      <w:numFmt w:val="bullet"/>
-      <w:lvlText w:val="●"/>
-      <w:lvlJc w:val="left"/>
-      <w:pPr>
-        <w:ind w:left="6480" w:hanging="360"/>
-      </w:pPr>
-    </w:lvl>
-  </w:abstractNum>
-  <w:abstractNum w:abstractNumId="3" w15:restartNumberingAfterBreak="0">
-    <w:nsid w:val="1CEB09FA"/>
-    <w:multiLevelType w:val="hybridMultilevel"/>
-    <w:tmpl w:val="C88057E8"/>
-    <w:lvl w:ilvl="0" w:tplc="BC7EB958">
+    <w:tmpl w:val="E9A04BCC"/>
+    <w:lvl w:ilvl="0" w:tplc="383CB858">
       <w:start w:val="1"/>
       <w:numFmt w:val="decimal"/>
       <w:lvlText w:val="%1."/>
@@ -7064,52 +6978,138 @@
         <w:color w:val="A67C27"/>
       </w:rPr>
     </w:lvl>
-    <w:lvl w:ilvl="1" w:tplc="F9A0F960">
+    <w:lvl w:ilvl="1" w:tplc="8A323CE8">
       <w:numFmt w:val="decimal"/>
       <w:lvlText w:val=""/>
       <w:lvlJc w:val="left"/>
     </w:lvl>
-    <w:lvl w:ilvl="2" w:tplc="8A86AF32">
+    <w:lvl w:ilvl="2" w:tplc="0FB01954">
       <w:numFmt w:val="decimal"/>
       <w:lvlText w:val=""/>
       <w:lvlJc w:val="left"/>
     </w:lvl>
-    <w:lvl w:ilvl="3" w:tplc="BE4E3910">
+    <w:lvl w:ilvl="3" w:tplc="19CC1892">
       <w:numFmt w:val="decimal"/>
       <w:lvlText w:val=""/>
       <w:lvlJc w:val="left"/>
     </w:lvl>
-    <w:lvl w:ilvl="4" w:tplc="65E464B2">
+    <w:lvl w:ilvl="4" w:tplc="13D08862">
       <w:numFmt w:val="decimal"/>
       <w:lvlText w:val=""/>
       <w:lvlJc w:val="left"/>
     </w:lvl>
-    <w:lvl w:ilvl="5" w:tplc="6326124E">
+    <w:lvl w:ilvl="5" w:tplc="81EA64F8">
       <w:numFmt w:val="decimal"/>
       <w:lvlText w:val=""/>
       <w:lvlJc w:val="left"/>
     </w:lvl>
-    <w:lvl w:ilvl="6" w:tplc="B97A31BC">
+    <w:lvl w:ilvl="6" w:tplc="06D222AA">
       <w:numFmt w:val="decimal"/>
       <w:lvlText w:val=""/>
       <w:lvlJc w:val="left"/>
     </w:lvl>
-    <w:lvl w:ilvl="7" w:tplc="813074EA">
+    <w:lvl w:ilvl="7" w:tplc="28F81EAC">
       <w:numFmt w:val="decimal"/>
       <w:lvlText w:val=""/>
       <w:lvlJc w:val="left"/>
     </w:lvl>
-    <w:lvl w:ilvl="8" w:tplc="DAB273DC">
+    <w:lvl w:ilvl="8" w:tplc="1A20B6B4">
       <w:numFmt w:val="decimal"/>
       <w:lvlText w:val=""/>
       <w:lvlJc w:val="left"/>
     </w:lvl>
   </w:abstractNum>
+  <w:abstractNum w:abstractNumId="3" w15:restartNumberingAfterBreak="0">
+    <w:nsid w:val="6ADE0A7E"/>
+    <w:multiLevelType w:val="hybridMultilevel"/>
+    <w:tmpl w:val="7ECCBA96"/>
+    <w:lvl w:ilvl="0" w:tplc="9258D30E">
+      <w:start w:val="1"/>
+      <w:numFmt w:val="bullet"/>
+      <w:lvlText w:val="●"/>
+      <w:lvlJc w:val="left"/>
+      <w:pPr>
+        <w:ind w:left="720" w:hanging="360"/>
+      </w:pPr>
+    </w:lvl>
+    <w:lvl w:ilvl="1" w:tplc="76C0389A">
+      <w:start w:val="1"/>
+      <w:numFmt w:val="bullet"/>
+      <w:lvlText w:val="○"/>
+      <w:lvlJc w:val="left"/>
+      <w:pPr>
+        <w:ind w:left="1440" w:hanging="360"/>
+      </w:pPr>
+    </w:lvl>
+    <w:lvl w:ilvl="2" w:tplc="C896CBA2">
+      <w:start w:val="1"/>
+      <w:numFmt w:val="bullet"/>
+      <w:lvlText w:val="■"/>
+      <w:lvlJc w:val="left"/>
+      <w:pPr>
+        <w:ind w:left="2160" w:hanging="360"/>
+      </w:pPr>
+    </w:lvl>
+    <w:lvl w:ilvl="3" w:tplc="AA6C850E">
+      <w:start w:val="1"/>
+      <w:numFmt w:val="bullet"/>
+      <w:lvlText w:val="●"/>
+      <w:lvlJc w:val="left"/>
+      <w:pPr>
+        <w:ind w:left="2880" w:hanging="360"/>
+      </w:pPr>
+    </w:lvl>
+    <w:lvl w:ilvl="4" w:tplc="0DF4914A">
+      <w:start w:val="1"/>
+      <w:numFmt w:val="bullet"/>
+      <w:lvlText w:val="○"/>
+      <w:lvlJc w:val="left"/>
+      <w:pPr>
+        <w:ind w:left="3600" w:hanging="360"/>
+      </w:pPr>
+    </w:lvl>
+    <w:lvl w:ilvl="5" w:tplc="58A4FCFA">
+      <w:start w:val="1"/>
+      <w:numFmt w:val="bullet"/>
+      <w:lvlText w:val="■"/>
+      <w:lvlJc w:val="left"/>
+      <w:pPr>
+        <w:ind w:left="4320" w:hanging="360"/>
+      </w:pPr>
+    </w:lvl>
+    <w:lvl w:ilvl="6" w:tplc="8ED04478">
+      <w:start w:val="1"/>
+      <w:numFmt w:val="bullet"/>
+      <w:lvlText w:val="●"/>
+      <w:lvlJc w:val="left"/>
+      <w:pPr>
+        <w:ind w:left="5040" w:hanging="360"/>
+      </w:pPr>
+    </w:lvl>
+    <w:lvl w:ilvl="7" w:tplc="35B26162">
+      <w:start w:val="1"/>
+      <w:numFmt w:val="bullet"/>
+      <w:lvlText w:val="●"/>
+      <w:lvlJc w:val="left"/>
+      <w:pPr>
+        <w:ind w:left="5760" w:hanging="360"/>
+      </w:pPr>
+    </w:lvl>
+    <w:lvl w:ilvl="8" w:tplc="687CE8E8">
+      <w:start w:val="1"/>
+      <w:numFmt w:val="bullet"/>
+      <w:lvlText w:val="●"/>
+      <w:lvlJc w:val="left"/>
+      <w:pPr>
+        <w:ind w:left="6480" w:hanging="360"/>
+      </w:pPr>
+    </w:lvl>
+  </w:abstractNum>
   <w:abstractNum w:abstractNumId="4" w15:restartNumberingAfterBreak="0">
-    <w:nsid w:val="30F03302"/>
+    <w:nsid w:val="75DE2408"/>
     <w:multiLevelType w:val="hybridMultilevel"/>
-    <w:tmpl w:val="17126B56"/>
-    <w:lvl w:ilvl="0" w:tplc="370C1DB0">
+    <w:tmpl w:val="F7F2AEBC"/>
+    <w:lvl w:ilvl="0" w:tplc="D19E18F0">
       <w:start w:val="1"/>
       <w:numFmt w:val="decimal"/>
       <w:lvlText w:val="%1."/>
@@ -7123,73 +7123,73 @@
         <w:color w:val="A67C27"/>
       </w:rPr>
     </w:lvl>
-    <w:lvl w:ilvl="1" w:tplc="52C81CAC">
+    <w:lvl w:ilvl="1" w:tplc="FBCECE3A">
       <w:numFmt w:val="decimal"/>
       <w:lvlText w:val=""/>
       <w:lvlJc w:val="left"/>
     </w:lvl>
-    <w:lvl w:ilvl="2" w:tplc="6E9E30B8">
+    <w:lvl w:ilvl="2" w:tplc="2B24474A">
       <w:numFmt w:val="decimal"/>
       <w:lvlText w:val=""/>
       <w:lvlJc w:val="left"/>
     </w:lvl>
-    <w:lvl w:ilvl="3" w:tplc="821CFEBA">
+    <w:lvl w:ilvl="3" w:tplc="74A43548">
       <w:numFmt w:val="decimal"/>
       <w:lvlText w:val=""/>
       <w:lvlJc w:val="left"/>
     </w:lvl>
-    <w:lvl w:ilvl="4" w:tplc="CBD0A020">
+    <w:lvl w:ilvl="4" w:tplc="639A64F6">
       <w:numFmt w:val="decimal"/>
       <w:lvlText w:val=""/>
       <w:lvlJc w:val="left"/>
     </w:lvl>
-    <w:lvl w:ilvl="5" w:tplc="8FC28A22">
+    <w:lvl w:ilvl="5" w:tplc="A71A0C0C">
       <w:numFmt w:val="decimal"/>
       <w:lvlText w:val=""/>
       <w:lvlJc w:val="left"/>
     </w:lvl>
-    <w:lvl w:ilvl="6" w:tplc="C134773E">
+    <w:lvl w:ilvl="6" w:tplc="63A40706">
       <w:numFmt w:val="decimal"/>
       <w:lvlText w:val=""/>
       <w:lvlJc w:val="left"/>
     </w:lvl>
-    <w:lvl w:ilvl="7" w:tplc="E9121942">
+    <w:lvl w:ilvl="7" w:tplc="DCA2C326">
       <w:numFmt w:val="decimal"/>
       <w:lvlText w:val=""/>
       <w:lvlJc w:val="left"/>
     </w:lvl>
-    <w:lvl w:ilvl="8" w:tplc="7A6E6FE6">
+    <w:lvl w:ilvl="8" w:tplc="32E278BA">
       <w:numFmt w:val="decimal"/>
       <w:lvlText w:val=""/>
       <w:lvlJc w:val="left"/>
     </w:lvl>
   </w:abstractNum>
-  <w:num w:numId="1" w16cid:durableId="236328513">
+  <w:num w:numId="1" w16cid:durableId="694960936">
+    <w:abstractNumId w:val="3"/>
+    <w:lvlOverride w:ilvl="0">
+      <w:startOverride w:val="1"/>
+    </w:lvlOverride>
+  </w:num>
+  <w:num w:numId="2" w16cid:durableId="1557398943">
+    <w:abstractNumId w:val="0"/>
+    <w:lvlOverride w:ilvl="0">
+      <w:startOverride w:val="1"/>
+    </w:lvlOverride>
+  </w:num>
+  <w:num w:numId="3" w16cid:durableId="305547248">
+    <w:abstractNumId w:val="1"/>
+    <w:lvlOverride w:ilvl="0">
+      <w:startOverride w:val="1"/>
+    </w:lvlOverride>
+  </w:num>
+  <w:num w:numId="4" w16cid:durableId="826165161">
     <w:abstractNumId w:val="2"/>
     <w:lvlOverride w:ilvl="0">
       <w:startOverride w:val="1"/>
     </w:lvlOverride>
   </w:num>
-  <w:num w:numId="2" w16cid:durableId="2023244227">
-    <w:abstractNumId w:val="1"/>
-    <w:lvlOverride w:ilvl="0">
-      <w:startOverride w:val="1"/>
-    </w:lvlOverride>
-  </w:num>
-  <w:num w:numId="3" w16cid:durableId="655960690">
+  <w:num w:numId="5" w16cid:durableId="1580864091">
     <w:abstractNumId w:val="4"/>
-    <w:lvlOverride w:ilvl="0">
-      <w:startOverride w:val="1"/>
-    </w:lvlOverride>
-  </w:num>
-  <w:num w:numId="4" w16cid:durableId="605960974">
-    <w:abstractNumId w:val="3"/>
-    <w:lvlOverride w:ilvl="0">
-      <w:startOverride w:val="1"/>
-    </w:lvlOverride>
-  </w:num>
-  <w:num w:numId="5" w16cid:durableId="252008589">
-    <w:abstractNumId w:val="0"/>
     <w:lvlOverride w:ilvl="0">
       <w:startOverride w:val="1"/>
     </w:lvlOverride>
@@ -7814,7 +7814,7 @@
     <w:autoRedefine/>
     <w:uiPriority w:val="39"/>
     <w:unhideWhenUsed/>
-    <w:rsid w:val="00906A0A"/>
+    <w:rsid w:val="002104B9"/>
     <w:pPr>
       <w:spacing w:after="100"/>
     </w:pPr>
@@ -7826,7 +7826,7 @@
     <w:autoRedefine/>
     <w:uiPriority w:val="39"/>
     <w:unhideWhenUsed/>
-    <w:rsid w:val="00906A0A"/>
+    <w:rsid w:val="002104B9"/>
     <w:pPr>
       <w:spacing w:after="100"/>
       <w:ind w:left="210"/>

--- a/docs/manuals/Role_Guide_7_Analyst.docx
+++ b/docs/manuals/Role_Guide_7_Analyst.docx
@@ -469,7 +469,7 @@
                 <w:sz w:val="19"/>
                 <w:szCs w:val="19"/>
               </w:rPr>
-              <w:t>Version 1.2 · 20 September 2026</w:t>
+              <w:t>Version 1.3 · 20 September 2026</w:t>
             </w:r>
           </w:p>
         </w:tc>
@@ -538,7 +538,7 @@
     <w:sdt>
       <w:sdtPr>
         <w:alias w:val="Contents"/>
-        <w:id w:val="-1763829646"/>
+        <w:id w:val="-1247961698"/>
       </w:sdtPr>
       <w:sdtEndPr/>
       <w:sdtContent>
@@ -567,7 +567,7 @@
           <w:r>
             <w:fldChar w:fldCharType="separate"/>
           </w:r>
-          <w:hyperlink w:anchor="_Toc240759395" w:history="1">
+          <w:hyperlink w:anchor="_Toc240768021" w:history="1">
             <w:r>
               <w:rPr>
                 <w:rStyle w:val="Hyperlink"/>
@@ -591,7 +591,7 @@
               <w:rPr>
                 <w:noProof/>
               </w:rPr>
-              <w:instrText xml:space="preserve"> PAGEREF _Toc240759395 \h </w:instrText>
+              <w:instrText xml:space="preserve"> PAGEREF _Toc240768021 \h </w:instrText>
             </w:r>
             <w:r>
               <w:rPr>
@@ -634,7 +634,7 @@
               <w14:ligatures w14:val="standardContextual"/>
             </w:rPr>
           </w:pPr>
-          <w:hyperlink w:anchor="_Toc240759396" w:history="1">
+          <w:hyperlink w:anchor="_Toc240768022" w:history="1">
             <w:r>
               <w:rPr>
                 <w:rStyle w:val="Hyperlink"/>
@@ -658,7 +658,7 @@
               <w:rPr>
                 <w:noProof/>
               </w:rPr>
-              <w:instrText xml:space="preserve"> PAGEREF _Toc240759396 \h </w:instrText>
+              <w:instrText xml:space="preserve"> PAGEREF _Toc240768022 \h </w:instrText>
             </w:r>
             <w:r>
               <w:rPr>
@@ -701,7 +701,7 @@
               <w14:ligatures w14:val="standardContextual"/>
             </w:rPr>
           </w:pPr>
-          <w:hyperlink w:anchor="_Toc240759397" w:history="1">
+          <w:hyperlink w:anchor="_Toc240768023" w:history="1">
             <w:r>
               <w:rPr>
                 <w:rStyle w:val="Hyperlink"/>
@@ -725,7 +725,7 @@
               <w:rPr>
                 <w:noProof/>
               </w:rPr>
-              <w:instrText xml:space="preserve"> PAGEREF _Toc240759397 \h </w:instrText>
+              <w:instrText xml:space="preserve"> PAGEREF _Toc240768023 \h </w:instrText>
             </w:r>
             <w:r>
               <w:rPr>
@@ -768,7 +768,7 @@
               <w14:ligatures w14:val="standardContextual"/>
             </w:rPr>
           </w:pPr>
-          <w:hyperlink w:anchor="_Toc240759398" w:history="1">
+          <w:hyperlink w:anchor="_Toc240768024" w:history="1">
             <w:r>
               <w:rPr>
                 <w:rStyle w:val="Hyperlink"/>
@@ -792,7 +792,7 @@
               <w:rPr>
                 <w:noProof/>
               </w:rPr>
-              <w:instrText xml:space="preserve"> PAGEREF _Toc240759398 \h </w:instrText>
+              <w:instrText xml:space="preserve"> PAGEREF _Toc240768024 \h </w:instrText>
             </w:r>
             <w:r>
               <w:rPr>
@@ -835,7 +835,7 @@
               <w14:ligatures w14:val="standardContextual"/>
             </w:rPr>
           </w:pPr>
-          <w:hyperlink w:anchor="_Toc240759399" w:history="1">
+          <w:hyperlink w:anchor="_Toc240768025" w:history="1">
             <w:r>
               <w:rPr>
                 <w:rStyle w:val="Hyperlink"/>
@@ -859,7 +859,7 @@
               <w:rPr>
                 <w:noProof/>
               </w:rPr>
-              <w:instrText xml:space="preserve"> PAGEREF _Toc240759399 \h </w:instrText>
+              <w:instrText xml:space="preserve"> PAGEREF _Toc240768025 \h </w:instrText>
             </w:r>
             <w:r>
               <w:rPr>
@@ -902,7 +902,7 @@
               <w14:ligatures w14:val="standardContextual"/>
             </w:rPr>
           </w:pPr>
-          <w:hyperlink w:anchor="_Toc240759400" w:history="1">
+          <w:hyperlink w:anchor="_Toc240768026" w:history="1">
             <w:r>
               <w:rPr>
                 <w:rStyle w:val="Hyperlink"/>
@@ -926,7 +926,7 @@
               <w:rPr>
                 <w:noProof/>
               </w:rPr>
-              <w:instrText xml:space="preserve"> PAGEREF _Toc240759400 \h </w:instrText>
+              <w:instrText xml:space="preserve"> PAGEREF _Toc240768026 \h </w:instrText>
             </w:r>
             <w:r>
               <w:rPr>
@@ -969,7 +969,7 @@
               <w14:ligatures w14:val="standardContextual"/>
             </w:rPr>
           </w:pPr>
-          <w:hyperlink w:anchor="_Toc240759401" w:history="1">
+          <w:hyperlink w:anchor="_Toc240768027" w:history="1">
             <w:r>
               <w:rPr>
                 <w:rStyle w:val="Hyperlink"/>
@@ -993,7 +993,7 @@
               <w:rPr>
                 <w:noProof/>
               </w:rPr>
-              <w:instrText xml:space="preserve"> PAGEREF _Toc240759401 \h </w:instrText>
+              <w:instrText xml:space="preserve"> PAGEREF _Toc240768027 \h </w:instrText>
             </w:r>
             <w:r>
               <w:rPr>
@@ -1036,7 +1036,7 @@
               <w14:ligatures w14:val="standardContextual"/>
             </w:rPr>
           </w:pPr>
-          <w:hyperlink w:anchor="_Toc240759402" w:history="1">
+          <w:hyperlink w:anchor="_Toc240768028" w:history="1">
             <w:r>
               <w:rPr>
                 <w:rStyle w:val="Hyperlink"/>
@@ -1060,7 +1060,7 @@
               <w:rPr>
                 <w:noProof/>
               </w:rPr>
-              <w:instrText xml:space="preserve"> PAGEREF _Toc240759402 \h </w:instrText>
+              <w:instrText xml:space="preserve"> PAGEREF _Toc240768028 \h </w:instrText>
             </w:r>
             <w:r>
               <w:rPr>
@@ -1103,7 +1103,7 @@
               <w14:ligatures w14:val="standardContextual"/>
             </w:rPr>
           </w:pPr>
-          <w:hyperlink w:anchor="_Toc240759403" w:history="1">
+          <w:hyperlink w:anchor="_Toc240768029" w:history="1">
             <w:r>
               <w:rPr>
                 <w:rStyle w:val="Hyperlink"/>
@@ -1127,7 +1127,7 @@
               <w:rPr>
                 <w:noProof/>
               </w:rPr>
-              <w:instrText xml:space="preserve"> PAGEREF _Toc240759403 \h </w:instrText>
+              <w:instrText xml:space="preserve"> PAGEREF _Toc240768029 \h </w:instrText>
             </w:r>
             <w:r>
               <w:rPr>
@@ -1170,7 +1170,7 @@
               <w14:ligatures w14:val="standardContextual"/>
             </w:rPr>
           </w:pPr>
-          <w:hyperlink w:anchor="_Toc240759404" w:history="1">
+          <w:hyperlink w:anchor="_Toc240768030" w:history="1">
             <w:r>
               <w:rPr>
                 <w:rStyle w:val="Hyperlink"/>
@@ -1194,7 +1194,7 @@
               <w:rPr>
                 <w:noProof/>
               </w:rPr>
-              <w:instrText xml:space="preserve"> PAGEREF _Toc240759404 \h </w:instrText>
+              <w:instrText xml:space="preserve"> PAGEREF _Toc240768030 \h </w:instrText>
             </w:r>
             <w:r>
               <w:rPr>
@@ -1237,7 +1237,7 @@
               <w14:ligatures w14:val="standardContextual"/>
             </w:rPr>
           </w:pPr>
-          <w:hyperlink w:anchor="_Toc240759405" w:history="1">
+          <w:hyperlink w:anchor="_Toc240768031" w:history="1">
             <w:r>
               <w:rPr>
                 <w:rStyle w:val="Hyperlink"/>
@@ -1261,7 +1261,7 @@
               <w:rPr>
                 <w:noProof/>
               </w:rPr>
-              <w:instrText xml:space="preserve"> PAGEREF _Toc240759405 \h </w:instrText>
+              <w:instrText xml:space="preserve"> PAGEREF _Toc240768031 \h </w:instrText>
             </w:r>
             <w:r>
               <w:rPr>
@@ -1304,7 +1304,7 @@
               <w14:ligatures w14:val="standardContextual"/>
             </w:rPr>
           </w:pPr>
-          <w:hyperlink w:anchor="_Toc240759406" w:history="1">
+          <w:hyperlink w:anchor="_Toc240768032" w:history="1">
             <w:r>
               <w:rPr>
                 <w:rStyle w:val="Hyperlink"/>
@@ -1328,7 +1328,7 @@
               <w:rPr>
                 <w:noProof/>
               </w:rPr>
-              <w:instrText xml:space="preserve"> PAGEREF _Toc240759406 \h </w:instrText>
+              <w:instrText xml:space="preserve"> PAGEREF _Toc240768032 \h </w:instrText>
             </w:r>
             <w:r>
               <w:rPr>
@@ -1371,7 +1371,7 @@
               <w14:ligatures w14:val="standardContextual"/>
             </w:rPr>
           </w:pPr>
-          <w:hyperlink w:anchor="_Toc240759407" w:history="1">
+          <w:hyperlink w:anchor="_Toc240768033" w:history="1">
             <w:r>
               <w:rPr>
                 <w:rStyle w:val="Hyperlink"/>
@@ -1395,7 +1395,7 @@
               <w:rPr>
                 <w:noProof/>
               </w:rPr>
-              <w:instrText xml:space="preserve"> PAGEREF _Toc240759407 \h </w:instrText>
+              <w:instrText xml:space="preserve"> PAGEREF _Toc240768033 \h </w:instrText>
             </w:r>
             <w:r>
               <w:rPr>
@@ -1438,7 +1438,7 @@
               <w14:ligatures w14:val="standardContextual"/>
             </w:rPr>
           </w:pPr>
-          <w:hyperlink w:anchor="_Toc240759408" w:history="1">
+          <w:hyperlink w:anchor="_Toc240768034" w:history="1">
             <w:r>
               <w:rPr>
                 <w:rStyle w:val="Hyperlink"/>
@@ -1462,7 +1462,7 @@
               <w:rPr>
                 <w:noProof/>
               </w:rPr>
-              <w:instrText xml:space="preserve"> PAGEREF _Toc240759408 \h </w:instrText>
+              <w:instrText xml:space="preserve"> PAGEREF _Toc240768034 \h </w:instrText>
             </w:r>
             <w:r>
               <w:rPr>
@@ -1505,7 +1505,7 @@
               <w14:ligatures w14:val="standardContextual"/>
             </w:rPr>
           </w:pPr>
-          <w:hyperlink w:anchor="_Toc240759409" w:history="1">
+          <w:hyperlink w:anchor="_Toc240768035" w:history="1">
             <w:r>
               <w:rPr>
                 <w:rStyle w:val="Hyperlink"/>
@@ -1529,7 +1529,7 @@
               <w:rPr>
                 <w:noProof/>
               </w:rPr>
-              <w:instrText xml:space="preserve"> PAGEREF _Toc240759409 \h </w:instrText>
+              <w:instrText xml:space="preserve"> PAGEREF _Toc240768035 \h </w:instrText>
             </w:r>
             <w:r>
               <w:rPr>
@@ -1572,7 +1572,7 @@
               <w14:ligatures w14:val="standardContextual"/>
             </w:rPr>
           </w:pPr>
-          <w:hyperlink w:anchor="_Toc240759410" w:history="1">
+          <w:hyperlink w:anchor="_Toc240768036" w:history="1">
             <w:r>
               <w:rPr>
                 <w:rStyle w:val="Hyperlink"/>
@@ -1596,7 +1596,7 @@
               <w:rPr>
                 <w:noProof/>
               </w:rPr>
-              <w:instrText xml:space="preserve"> PAGEREF _Toc240759410 \h </w:instrText>
+              <w:instrText xml:space="preserve"> PAGEREF _Toc240768036 \h </w:instrText>
             </w:r>
             <w:r>
               <w:rPr>
@@ -1635,7 +1635,7 @@
         <w:pStyle w:val="Heading1"/>
         <w:pageBreakBefore/>
       </w:pPr>
-      <w:bookmarkStart w:id="0" w:name="_Toc240759395"/>
+      <w:bookmarkStart w:id="0" w:name="_Toc240768021"/>
       <w:r>
         <w:lastRenderedPageBreak/>
         <w:t>1. Your role at a glance</w:t>
@@ -1816,7 +1816,7 @@
         <w:pStyle w:val="Heading1"/>
         <w:pageBreakBefore/>
       </w:pPr>
-      <w:bookmarkStart w:id="1" w:name="_Toc240759396"/>
+      <w:bookmarkStart w:id="1" w:name="_Toc240768022"/>
       <w:r>
         <w:lastRenderedPageBreak/>
         <w:t>2. Signing in and your screens</w:t>
@@ -1827,7 +1827,7 @@
       <w:pPr>
         <w:pStyle w:val="Heading2"/>
       </w:pPr>
-      <w:bookmarkStart w:id="2" w:name="_Toc240759397"/>
+      <w:bookmarkStart w:id="2" w:name="_Toc240768023"/>
       <w:r>
         <w:t>Signing in</w:t>
       </w:r>
@@ -1910,7 +1910,7 @@
           <w:noProof/>
         </w:rPr>
         <w:drawing>
-          <wp:inline distT="0" distB="0" distL="0" distR="0" wp14:anchorId="0DACDB7C" wp14:editId="3B6CD0DB">
+          <wp:inline distT="0" distB="0" distL="0" distR="0" wp14:anchorId="6097BC50" wp14:editId="38202AD8">
             <wp:extent cx="5334000" cy="2333625"/>
             <wp:effectExtent l="0" t="0" r="0" b="0"/>
             <wp:docPr id="1" name="adm_login.jpg" descr="The sign-in screen for all internal staff." title="The sign-in screen for all internal staff."/>
@@ -2077,7 +2077,7 @@
       <w:pPr>
         <w:pStyle w:val="Heading2"/>
       </w:pPr>
-      <w:bookmarkStart w:id="3" w:name="_Toc240759398"/>
+      <w:bookmarkStart w:id="3" w:name="_Toc240768024"/>
       <w:r>
         <w:t>Finding your way around</w:t>
       </w:r>
@@ -2252,7 +2252,7 @@
         </w:rPr>
         <w:lastRenderedPageBreak/>
         <w:drawing>
-          <wp:inline distT="0" distB="0" distL="0" distR="0" wp14:anchorId="58952CDC" wp14:editId="6DE6E2D0">
+          <wp:inline distT="0" distB="0" distL="0" distR="0" wp14:anchorId="45187BE2" wp14:editId="575557A7">
             <wp:extent cx="5715000" cy="1876425"/>
             <wp:effectExtent l="0" t="0" r="0" b="0"/>
             <wp:docPr id="2" name="adm_not_your_role.jpg" descr="Opening a screen outside your role (for example from an old bookmark) shows this card instead of the screen." title="Opening a screen outside your role (for example from an old bookmark) shows this card instead of the screen."/>
@@ -2321,7 +2321,7 @@
       <w:pPr>
         <w:pStyle w:val="Heading2"/>
       </w:pPr>
-      <w:bookmarkStart w:id="4" w:name="_Toc240759399"/>
+      <w:bookmarkStart w:id="4" w:name="_Toc240768025"/>
       <w:r>
         <w:t>Your screens</w:t>
       </w:r>
@@ -2655,7 +2655,7 @@
       <w:pPr>
         <w:pStyle w:val="Heading2"/>
       </w:pPr>
-      <w:bookmarkStart w:id="5" w:name="_Toc240759400"/>
+      <w:bookmarkStart w:id="5" w:name="_Toc240768026"/>
       <w:r>
         <w:t>Changing your password</w:t>
       </w:r>
@@ -2738,7 +2738,7 @@
           <w:noProof/>
         </w:rPr>
         <w:drawing>
-          <wp:inline distT="0" distB="0" distL="0" distR="0" wp14:anchorId="4D983F2C" wp14:editId="64BC4D54">
+          <wp:inline distT="0" distB="0" distL="0" distR="0" wp14:anchorId="0010979C" wp14:editId="1794EB67">
             <wp:extent cx="5334000" cy="2171700"/>
             <wp:effectExtent l="0" t="0" r="0" b="0"/>
             <wp:docPr id="3" name="adm_account.jpg" descr="Change Password screen." title="Change Password screen."/>
@@ -2826,7 +2826,7 @@
         <w:pStyle w:val="Heading1"/>
         <w:pageBreakBefore/>
       </w:pPr>
-      <w:bookmarkStart w:id="6" w:name="_Toc240759401"/>
+      <w:bookmarkStart w:id="6" w:name="_Toc240768027"/>
       <w:r>
         <w:lastRenderedPageBreak/>
         <w:t>3. Your routine</w:t>
@@ -3111,7 +3111,7 @@
         <w:pStyle w:val="Heading1"/>
         <w:pageBreakBefore/>
       </w:pPr>
-      <w:bookmarkStart w:id="7" w:name="_Toc240759402"/>
+      <w:bookmarkStart w:id="7" w:name="_Toc240768028"/>
       <w:r>
         <w:lastRenderedPageBreak/>
         <w:t>4. Step-by-step tasks</w:t>
@@ -3122,7 +3122,7 @@
       <w:pPr>
         <w:pStyle w:val="Heading2"/>
       </w:pPr>
-      <w:bookmarkStart w:id="8" w:name="_Toc240759403"/>
+      <w:bookmarkStart w:id="8" w:name="_Toc240768029"/>
       <w:r>
         <w:t>4.1 Your start screen</w:t>
       </w:r>
@@ -3139,7 +3139,7 @@
           <w:noProof/>
         </w:rPr>
         <w:drawing>
-          <wp:inline distT="0" distB="0" distL="0" distR="0" wp14:anchorId="26EF8142" wp14:editId="4D3E907A">
+          <wp:inline distT="0" distB="0" distL="0" distR="0" wp14:anchorId="47179CF2" wp14:editId="6FECBED4">
             <wp:extent cx="5715000" cy="3571875"/>
             <wp:effectExtent l="0" t="0" r="0" b="0"/>
             <wp:docPr id="4" name="an_dashboard.jpg" descr="Executive Dashboard as seen by the Analyst." title="Executive Dashboard as seen by the Analyst."/>
@@ -3208,7 +3208,7 @@
       <w:pPr>
         <w:pStyle w:val="Heading2"/>
       </w:pPr>
-      <w:bookmarkStart w:id="9" w:name="_Toc240759404"/>
+      <w:bookmarkStart w:id="9" w:name="_Toc240768030"/>
       <w:r>
         <w:t>4.2 Reading the dashboards</w:t>
       </w:r>
@@ -3234,7 +3234,7 @@
         </w:rPr>
         <w:lastRenderedPageBreak/>
         <w:drawing>
-          <wp:inline distT="0" distB="0" distL="0" distR="0" wp14:anchorId="74396771" wp14:editId="5942530F">
+          <wp:inline distT="0" distB="0" distL="0" distR="0" wp14:anchorId="6861CD9D" wp14:editId="0B19F0F5">
             <wp:extent cx="5715000" cy="3571875"/>
             <wp:effectExtent l="0" t="0" r="0" b="0"/>
             <wp:docPr id="5" name="adm_exec_dashboard.jpg" descr="Executive Dashboard: completions against the 400 / 60 / 50–75 targets, days to data lock, spend, and the lowest-filled strata." title="Executive Dashboard: completions against the 400 / 60 / 50–75 targets, days to data lock, spend, and the lowest-filled strata."/>
@@ -3899,7 +3899,7 @@
       <w:pPr>
         <w:pStyle w:val="Heading2"/>
       </w:pPr>
-      <w:bookmarkStart w:id="10" w:name="_Toc240759405"/>
+      <w:bookmarkStart w:id="10" w:name="_Toc240768031"/>
       <w:r>
         <w:t>4.3 Using Reports (analytics and charts)</w:t>
       </w:r>
@@ -3940,7 +3940,7 @@
         </w:rPr>
         <w:lastRenderedPageBreak/>
         <w:drawing>
-          <wp:inline distT="0" distB="0" distL="0" distR="0" wp14:anchorId="60794DC6" wp14:editId="28A99147">
+          <wp:inline distT="0" distB="0" distL="0" distR="0" wp14:anchorId="7D3D9036" wp14:editId="3DD26413">
             <wp:extent cx="5334000" cy="3333750"/>
             <wp:effectExtent l="0" t="0" r="0" b="0"/>
             <wp:docPr id="6" name="adm_reports_top.jpg" descr="Reports: headline figures for the chosen period." title="Reports: headline figures for the chosen period."/>
@@ -4082,7 +4082,7 @@
           <w:noProof/>
         </w:rPr>
         <w:drawing>
-          <wp:inline distT="0" distB="0" distL="0" distR="0" wp14:anchorId="0C371D4C" wp14:editId="396BB18B">
+          <wp:inline distT="0" distB="0" distL="0" distR="0" wp14:anchorId="4B55FB80" wp14:editId="3C9E4C18">
             <wp:extent cx="5334000" cy="3409950"/>
             <wp:effectExtent l="0" t="0" r="0" b="0"/>
             <wp:docPr id="7" name="adm_reports_funnel.jpg" descr="Case funnel: each case counted once at every stage it has reached." title="Case funnel: each case counted once at every stage it has reached."/>
@@ -4182,7 +4182,7 @@
         </w:rPr>
         <w:lastRenderedPageBreak/>
         <w:drawing>
-          <wp:inline distT="0" distB="0" distL="0" distR="0" wp14:anchorId="7386FF87" wp14:editId="1D05DCAD">
+          <wp:inline distT="0" distB="0" distL="0" distR="0" wp14:anchorId="1FDA1275" wp14:editId="0C02CEE6">
             <wp:extent cx="5334000" cy="3248025"/>
             <wp:effectExtent l="0" t="0" r="0" b="0"/>
             <wp:docPr id="8" name="adm_reports_funnel_table.jpg" descr="The same chart as a table." title="The same chart as a table."/>
@@ -4281,7 +4281,7 @@
           <w:noProof/>
         </w:rPr>
         <w:drawing>
-          <wp:inline distT="0" distB="0" distL="0" distR="0" wp14:anchorId="04EF8B6E" wp14:editId="74C49F60">
+          <wp:inline distT="0" distB="0" distL="0" distR="0" wp14:anchorId="62C81077" wp14:editId="302C86F0">
             <wp:extent cx="5334000" cy="2628900"/>
             <wp:effectExtent l="0" t="0" r="0" b="0"/>
             <wp:docPr id="9" name="adm_reports_coverage.jpg" descr="Coverage by group." title="Coverage by group."/>
@@ -4381,7 +4381,7 @@
         </w:rPr>
         <w:lastRenderedPageBreak/>
         <w:drawing>
-          <wp:inline distT="0" distB="0" distL="0" distR="0" wp14:anchorId="36230A5B" wp14:editId="79510EDC">
+          <wp:inline distT="0" distB="0" distL="0" distR="0" wp14:anchorId="374179A2" wp14:editId="65E40A86">
             <wp:extent cx="5334000" cy="2600325"/>
             <wp:effectExtent l="0" t="0" r="0" b="0"/>
             <wp:docPr id="10" name="adm_reports_modes.jpg" descr="Administration modes." title="Administration modes."/>
@@ -4490,7 +4490,7 @@
           <w:noProof/>
         </w:rPr>
         <w:drawing>
-          <wp:inline distT="0" distB="0" distL="0" distR="0" wp14:anchorId="35B40AE7" wp14:editId="571318DB">
+          <wp:inline distT="0" distB="0" distL="0" distR="0" wp14:anchorId="7874AC3D" wp14:editId="2F00A024">
             <wp:extent cx="5334000" cy="2905125"/>
             <wp:effectExtent l="0" t="0" r="0" b="0"/>
             <wp:docPr id="11" name="adm_reports_duration.jpg" descr="Completion-time distribution." title="Completion-time distribution."/>
@@ -4572,7 +4572,7 @@
       <w:pPr>
         <w:pStyle w:val="Heading2"/>
       </w:pPr>
-      <w:bookmarkStart w:id="11" w:name="_Toc240759406"/>
+      <w:bookmarkStart w:id="11" w:name="_Toc240768032"/>
       <w:r>
         <w:lastRenderedPageBreak/>
         <w:t>4.4 Downloading data</w:t>
@@ -4590,7 +4590,7 @@
           <w:noProof/>
         </w:rPr>
         <w:drawing>
-          <wp:inline distT="0" distB="0" distL="0" distR="0" wp14:anchorId="12AD7AB4" wp14:editId="24490982">
+          <wp:inline distT="0" distB="0" distL="0" distR="0" wp14:anchorId="460C41D8" wp14:editId="5F46E138">
             <wp:extent cx="5715000" cy="1876425"/>
             <wp:effectExtent l="0" t="0" r="0" b="0"/>
             <wp:docPr id="12" name="an_export.jpg" descr="Data Export." title="Data Export."/>
@@ -5105,7 +5105,7 @@
       <w:pPr>
         <w:pStyle w:val="Heading2"/>
       </w:pPr>
-      <w:bookmarkStart w:id="12" w:name="_Toc240759407"/>
+      <w:bookmarkStart w:id="12" w:name="_Toc240768033"/>
       <w:r>
         <w:t>4.5 Working with the analysis export</w:t>
       </w:r>
@@ -5250,7 +5250,7 @@
         <w:pStyle w:val="Heading1"/>
         <w:pageBreakBefore/>
       </w:pPr>
-      <w:bookmarkStart w:id="13" w:name="_Toc240759408"/>
+      <w:bookmarkStart w:id="13" w:name="_Toc240768034"/>
       <w:r>
         <w:lastRenderedPageBreak/>
         <w:t>5. Rules you must follow</w:t>
@@ -5388,7 +5388,7 @@
         <w:pStyle w:val="Heading1"/>
         <w:pageBreakBefore/>
       </w:pPr>
-      <w:bookmarkStart w:id="14" w:name="_Toc240759409"/>
+      <w:bookmarkStart w:id="14" w:name="_Toc240768035"/>
       <w:r>
         <w:lastRenderedPageBreak/>
         <w:t>6. Troubleshooting</w:t>
@@ -6349,7 +6349,7 @@
         <w:pStyle w:val="Heading1"/>
         <w:pageBreakBefore/>
       </w:pPr>
-      <w:bookmarkStart w:id="15" w:name="_Toc240759410"/>
+      <w:bookmarkStart w:id="15" w:name="_Toc240768036"/>
       <w:r>
         <w:lastRenderedPageBreak/>
         <w:t>7. Quick reference</w:t>
@@ -6671,7 +6671,7 @@
         <w:sz w:val="16"/>
         <w:szCs w:val="16"/>
       </w:rPr>
-      <w:t>Version 1.2 · 20 September 2026</w:t>
+      <w:t>Version 1.3 · 20 September 2026</w:t>
     </w:r>
     <w:r>
       <w:rPr>
@@ -6844,10 +6844,10 @@
 <file path=word/numbering.xml><?xml version="1.0" encoding="utf-8"?>
 <w:numbering xmlns:wpc="http://schemas.microsoft.com/office/word/2010/wordprocessingCanvas" xmlns:cx="http://schemas.microsoft.com/office/drawing/2014/chartex" xmlns:cx1="http://schemas.microsoft.com/office/drawing/2015/9/8/chartex" xmlns:cx2="http://schemas.microsoft.com/office/drawing/2015/10/21/chartex" xmlns:cx3="http://schemas.microsoft.com/office/drawing/2016/5/9/chartex" xmlns:cx4="http://schemas.microsoft.com/office/drawing/2016/5/10/chartex" xmlns:cx5="http://schemas.microsoft.com/office/drawing/2016/5/11/chartex" xmlns:cx6="http://schemas.microsoft.com/office/drawing/2016/5/12/chartex" xmlns:cx7="http://schemas.microsoft.com/office/drawing/2016/5/13/chartex" xmlns:cx8="http://schemas.microsoft.com/office/drawing/2016/5/14/chartex" xmlns:mc="http://schemas.openxmlformats.org/markup-compatibility/2006" xmlns:aink="http://schemas.microsoft.com/office/drawing/2016/ink" xmlns:am3d="http://schemas.microsoft.com/office/drawing/2017/model3d" xmlns:o="urn:schemas-microsoft-com:office:office" xmlns:oel="http://schemas.microsoft.com/office/2019/extlst" xmlns:r="http://schemas.openxmlformats.org/officeDocument/2006/relationships" xmlns:m="http://schemas.openxmlformats.org/officeDocument/2006/math" xmlns:v="urn:schemas-microsoft-com:vml" xmlns:wp14="http://schemas.microsoft.com/office/word/2010/wordprocessingDrawing" xmlns:wp="http://schemas.openxmlformats.org/drawingml/2006/wordprocessingDrawing" xmlns:w10="urn:schemas-microsoft-com:office:word" xmlns:w="http://schemas.openxmlformats.org/wordprocessingml/2006/main" xmlns:w14="http://schemas.microsoft.com/office/word/2010/wordml" xmlns:w15="http://schemas.microsoft.com/office/word/2012/wordml" xmlns:w16cex="http://schemas.microsoft.com/office/word/2018/wordml/cex" xmlns:w16cid="http://schemas.microsoft.com/office/word/2016/wordml/cid" xmlns:w16="http://schemas.microsoft.com/office/word/2018/wordml" xmlns:w16sdtdh="http://schemas.microsoft.com/office/word/2020/wordml/sdtdatahash" xmlns:w16se="http://schemas.microsoft.com/office/word/2015/wordml/symex" xmlns:wpg="http://schemas.microsoft.com/office/word/2010/wordprocessingGroup" xmlns:wpi="http://schemas.microsoft.com/office/word/2010/wordprocessingInk" xmlns:wne="http://schemas.microsoft.com/office/word/2006/wordml" xmlns:wps="http://schemas.microsoft.com/office/word/2010/wordprocessingShape" mc:Ignorable="w14 w15 w16se w16cid w16 w16cex w16sdtdh wp14">
   <w:abstractNum w:abstractNumId="0" w15:restartNumberingAfterBreak="0">
-    <w:nsid w:val="142747CC"/>
+    <w:nsid w:val="259C147E"/>
     <w:multiLevelType w:val="hybridMultilevel"/>
-    <w:tmpl w:val="5E020A5A"/>
-    <w:lvl w:ilvl="0" w:tplc="6D548904">
+    <w:tmpl w:val="AD447B20"/>
+    <w:lvl w:ilvl="0" w:tplc="0A9A078E">
       <w:start w:val="1"/>
       <w:numFmt w:val="bullet"/>
       <w:lvlText w:val="•"/>
@@ -6856,7 +6856,7 @@
         <w:ind w:left="460" w:hanging="280"/>
       </w:pPr>
     </w:lvl>
-    <w:lvl w:ilvl="1" w:tplc="D32A9918">
+    <w:lvl w:ilvl="1" w:tplc="56DA4F3E">
       <w:start w:val="1"/>
       <w:numFmt w:val="bullet"/>
       <w:lvlText w:val="–"/>
@@ -6865,47 +6865,47 @@
         <w:ind w:left="900" w:hanging="280"/>
       </w:pPr>
     </w:lvl>
-    <w:lvl w:ilvl="2" w:tplc="C97C5398">
+    <w:lvl w:ilvl="2" w:tplc="5FD27924">
       <w:numFmt w:val="decimal"/>
       <w:lvlText w:val=""/>
       <w:lvlJc w:val="left"/>
     </w:lvl>
-    <w:lvl w:ilvl="3" w:tplc="434E540A">
+    <w:lvl w:ilvl="3" w:tplc="FCFA8F2E">
       <w:numFmt w:val="decimal"/>
       <w:lvlText w:val=""/>
       <w:lvlJc w:val="left"/>
     </w:lvl>
-    <w:lvl w:ilvl="4" w:tplc="6E0C4F44">
+    <w:lvl w:ilvl="4" w:tplc="3AD0CAD8">
       <w:numFmt w:val="decimal"/>
       <w:lvlText w:val=""/>
       <w:lvlJc w:val="left"/>
     </w:lvl>
-    <w:lvl w:ilvl="5" w:tplc="68169C04">
+    <w:lvl w:ilvl="5" w:tplc="76947998">
       <w:numFmt w:val="decimal"/>
       <w:lvlText w:val=""/>
       <w:lvlJc w:val="left"/>
     </w:lvl>
-    <w:lvl w:ilvl="6" w:tplc="AF18BB4E">
+    <w:lvl w:ilvl="6" w:tplc="5FB638F0">
       <w:numFmt w:val="decimal"/>
       <w:lvlText w:val=""/>
       <w:lvlJc w:val="left"/>
     </w:lvl>
-    <w:lvl w:ilvl="7" w:tplc="3BC0B866">
+    <w:lvl w:ilvl="7" w:tplc="DFA6A3A0">
       <w:numFmt w:val="decimal"/>
       <w:lvlText w:val=""/>
       <w:lvlJc w:val="left"/>
     </w:lvl>
-    <w:lvl w:ilvl="8" w:tplc="AC34EDC4">
+    <w:lvl w:ilvl="8" w:tplc="98740F4C">
       <w:numFmt w:val="decimal"/>
       <w:lvlText w:val=""/>
       <w:lvlJc w:val="left"/>
     </w:lvl>
   </w:abstractNum>
   <w:abstractNum w:abstractNumId="1" w15:restartNumberingAfterBreak="0">
-    <w:nsid w:val="35B7772D"/>
+    <w:nsid w:val="4DCB3667"/>
     <w:multiLevelType w:val="hybridMultilevel"/>
-    <w:tmpl w:val="7804B204"/>
-    <w:lvl w:ilvl="0" w:tplc="D72AEC92">
+    <w:tmpl w:val="78CED2B4"/>
+    <w:lvl w:ilvl="0" w:tplc="D07E16AE">
       <w:start w:val="1"/>
       <w:numFmt w:val="decimal"/>
       <w:lvlText w:val="%1."/>
@@ -6919,52 +6919,138 @@
         <w:color w:val="A67C27"/>
       </w:rPr>
     </w:lvl>
-    <w:lvl w:ilvl="1" w:tplc="4AA055D6">
+    <w:lvl w:ilvl="1" w:tplc="5F3299C4">
       <w:numFmt w:val="decimal"/>
       <w:lvlText w:val=""/>
       <w:lvlJc w:val="left"/>
     </w:lvl>
-    <w:lvl w:ilvl="2" w:tplc="733E8EA4">
+    <w:lvl w:ilvl="2" w:tplc="5C801478">
       <w:numFmt w:val="decimal"/>
       <w:lvlText w:val=""/>
       <w:lvlJc w:val="left"/>
     </w:lvl>
-    <w:lvl w:ilvl="3" w:tplc="9834AF6C">
+    <w:lvl w:ilvl="3" w:tplc="BDE69184">
       <w:numFmt w:val="decimal"/>
       <w:lvlText w:val=""/>
       <w:lvlJc w:val="left"/>
     </w:lvl>
-    <w:lvl w:ilvl="4" w:tplc="6B38BFAC">
+    <w:lvl w:ilvl="4" w:tplc="E5BC24B4">
       <w:numFmt w:val="decimal"/>
       <w:lvlText w:val=""/>
       <w:lvlJc w:val="left"/>
     </w:lvl>
-    <w:lvl w:ilvl="5" w:tplc="B790C4E6">
+    <w:lvl w:ilvl="5" w:tplc="5814493A">
       <w:numFmt w:val="decimal"/>
       <w:lvlText w:val=""/>
       <w:lvlJc w:val="left"/>
     </w:lvl>
-    <w:lvl w:ilvl="6" w:tplc="29842C4C">
+    <w:lvl w:ilvl="6" w:tplc="91A4C30E">
       <w:numFmt w:val="decimal"/>
       <w:lvlText w:val=""/>
       <w:lvlJc w:val="left"/>
     </w:lvl>
-    <w:lvl w:ilvl="7" w:tplc="C67277B0">
+    <w:lvl w:ilvl="7" w:tplc="87B48470">
       <w:numFmt w:val="decimal"/>
       <w:lvlText w:val=""/>
       <w:lvlJc w:val="left"/>
     </w:lvl>
-    <w:lvl w:ilvl="8" w:tplc="FD901E16">
+    <w:lvl w:ilvl="8" w:tplc="4552D0FC">
       <w:numFmt w:val="decimal"/>
       <w:lvlText w:val=""/>
       <w:lvlJc w:val="left"/>
     </w:lvl>
   </w:abstractNum>
   <w:abstractNum w:abstractNumId="2" w15:restartNumberingAfterBreak="0">
-    <w:nsid w:val="46A26885"/>
+    <w:nsid w:val="509E7140"/>
     <w:multiLevelType w:val="hybridMultilevel"/>
-    <w:tmpl w:val="E9A04BCC"/>
-    <w:lvl w:ilvl="0" w:tplc="383CB858">
+    <w:tmpl w:val="F04A0040"/>
+    <w:lvl w:ilvl="0" w:tplc="FB80257C">
+      <w:start w:val="1"/>
+      <w:numFmt w:val="bullet"/>
+      <w:lvlText w:val="●"/>
+      <w:lvlJc w:val="left"/>
+      <w:pPr>
+        <w:ind w:left="720" w:hanging="360"/>
+      </w:pPr>
+    </w:lvl>
+    <w:lvl w:ilvl="1" w:tplc="7F685058">
+      <w:start w:val="1"/>
+      <w:numFmt w:val="bullet"/>
+      <w:lvlText w:val="○"/>
+      <w:lvlJc w:val="left"/>
+      <w:pPr>
+        <w:ind w:left="1440" w:hanging="360"/>
+      </w:pPr>
+    </w:lvl>
+    <w:lvl w:ilvl="2" w:tplc="C8AABE84">
+      <w:start w:val="1"/>
+      <w:numFmt w:val="bullet"/>
+      <w:lvlText w:val="■"/>
+      <w:lvlJc w:val="left"/>
+      <w:pPr>
+        <w:ind w:left="2160" w:hanging="360"/>
+      </w:pPr>
+    </w:lvl>
+    <w:lvl w:ilvl="3" w:tplc="7D56F020">
+      <w:start w:val="1"/>
+      <w:numFmt w:val="bullet"/>
+      <w:lvlText w:val="●"/>
+      <w:lvlJc w:val="left"/>
+      <w:pPr>
+        <w:ind w:left="2880" w:hanging="360"/>
+      </w:pPr>
+    </w:lvl>
+    <w:lvl w:ilvl="4" w:tplc="81A88D1E">
+      <w:start w:val="1"/>
+      <w:numFmt w:val="bullet"/>
+      <w:lvlText w:val="○"/>
+      <w:lvlJc w:val="left"/>
+      <w:pPr>
+        <w:ind w:left="3600" w:hanging="360"/>
+      </w:pPr>
+    </w:lvl>
+    <w:lvl w:ilvl="5" w:tplc="4BD6D6F0">
+      <w:start w:val="1"/>
+      <w:numFmt w:val="bullet"/>
+      <w:lvlText w:val="■"/>
+      <w:lvlJc w:val="left"/>
+      <w:pPr>
+        <w:ind w:left="4320" w:hanging="360"/>
+      </w:pPr>
+    </w:lvl>
+    <w:lvl w:ilvl="6" w:tplc="387E80EA">
+      <w:start w:val="1"/>
+      <w:numFmt w:val="bullet"/>
+      <w:lvlText w:val="●"/>
+      <w:lvlJc w:val="left"/>
+      <w:pPr>
+        <w:ind w:left="5040" w:hanging="360"/>
+      </w:pPr>
+    </w:lvl>
+    <w:lvl w:ilvl="7" w:tplc="05ECA284">
+      <w:start w:val="1"/>
+      <w:numFmt w:val="bullet"/>
+      <w:lvlText w:val="●"/>
+      <w:lvlJc w:val="left"/>
+      <w:pPr>
+        <w:ind w:left="5760" w:hanging="360"/>
+      </w:pPr>
+    </w:lvl>
+    <w:lvl w:ilvl="8" w:tplc="191C8A08">
+      <w:start w:val="1"/>
+      <w:numFmt w:val="bullet"/>
+      <w:lvlText w:val="●"/>
+      <w:lvlJc w:val="left"/>
+      <w:pPr>
+        <w:ind w:left="6480" w:hanging="360"/>
+      </w:pPr>
+    </w:lvl>
+  </w:abstractNum>
+  <w:abstractNum w:abstractNumId="3" w15:restartNumberingAfterBreak="0">
+    <w:nsid w:val="7B9E3DF5"/>
+    <w:multiLevelType w:val="hybridMultilevel"/>
+    <w:tmpl w:val="29564122"/>
+    <w:lvl w:ilvl="0" w:tplc="FF52A9AA">
       <w:start w:val="1"/>
       <w:numFmt w:val="decimal"/>
       <w:lvlText w:val="%1."/>
@@ -6978,138 +7064,52 @@
         <w:color w:val="A67C27"/>
       </w:rPr>
     </w:lvl>
-    <w:lvl w:ilvl="1" w:tplc="8A323CE8">
+    <w:lvl w:ilvl="1" w:tplc="9182D45A">
       <w:numFmt w:val="decimal"/>
       <w:lvlText w:val=""/>
       <w:lvlJc w:val="left"/>
     </w:lvl>
-    <w:lvl w:ilvl="2" w:tplc="0FB01954">
+    <w:lvl w:ilvl="2" w:tplc="3968B5B2">
       <w:numFmt w:val="decimal"/>
       <w:lvlText w:val=""/>
       <w:lvlJc w:val="left"/>
     </w:lvl>
-    <w:lvl w:ilvl="3" w:tplc="19CC1892">
+    <w:lvl w:ilvl="3" w:tplc="EF541744">
       <w:numFmt w:val="decimal"/>
       <w:lvlText w:val=""/>
       <w:lvlJc w:val="left"/>
     </w:lvl>
-    <w:lvl w:ilvl="4" w:tplc="13D08862">
+    <w:lvl w:ilvl="4" w:tplc="EF6A3F8C">
       <w:numFmt w:val="decimal"/>
       <w:lvlText w:val=""/>
       <w:lvlJc w:val="left"/>
     </w:lvl>
-    <w:lvl w:ilvl="5" w:tplc="81EA64F8">
+    <w:lvl w:ilvl="5" w:tplc="2FE24ED6">
       <w:numFmt w:val="decimal"/>
       <w:lvlText w:val=""/>
       <w:lvlJc w:val="left"/>
     </w:lvl>
-    <w:lvl w:ilvl="6" w:tplc="06D222AA">
+    <w:lvl w:ilvl="6" w:tplc="C54687C6">
       <w:numFmt w:val="decimal"/>
       <w:lvlText w:val=""/>
       <w:lvlJc w:val="left"/>
     </w:lvl>
-    <w:lvl w:ilvl="7" w:tplc="28F81EAC">
+    <w:lvl w:ilvl="7" w:tplc="4D10C986">
       <w:numFmt w:val="decimal"/>
       <w:lvlText w:val=""/>
       <w:lvlJc w:val="left"/>
     </w:lvl>
-    <w:lvl w:ilvl="8" w:tplc="1A20B6B4">
+    <w:lvl w:ilvl="8" w:tplc="C2769CC4">
       <w:numFmt w:val="decimal"/>
       <w:lvlText w:val=""/>
       <w:lvlJc w:val="left"/>
     </w:lvl>
   </w:abstractNum>
-  <w:abstractNum w:abstractNumId="3" w15:restartNumberingAfterBreak="0">
-    <w:nsid w:val="6ADE0A7E"/>
+  <w:abstractNum w:abstractNumId="4" w15:restartNumberingAfterBreak="0">
+    <w:nsid w:val="7C4241EE"/>
     <w:multiLevelType w:val="hybridMultilevel"/>
-    <w:tmpl w:val="7ECCBA96"/>
-    <w:lvl w:ilvl="0" w:tplc="9258D30E">
-      <w:start w:val="1"/>
-      <w:numFmt w:val="bullet"/>
-      <w:lvlText w:val="●"/>
-      <w:lvlJc w:val="left"/>
-      <w:pPr>
-        <w:ind w:left="720" w:hanging="360"/>
-      </w:pPr>
-    </w:lvl>
-    <w:lvl w:ilvl="1" w:tplc="76C0389A">
-      <w:start w:val="1"/>
-      <w:numFmt w:val="bullet"/>
-      <w:lvlText w:val="○"/>
-      <w:lvlJc w:val="left"/>
-      <w:pPr>
-        <w:ind w:left="1440" w:hanging="360"/>
-      </w:pPr>
-    </w:lvl>
-    <w:lvl w:ilvl="2" w:tplc="C896CBA2">
-      <w:start w:val="1"/>
-      <w:numFmt w:val="bullet"/>
-      <w:lvlText w:val="■"/>
-      <w:lvlJc w:val="left"/>
-      <w:pPr>
-        <w:ind w:left="2160" w:hanging="360"/>
-      </w:pPr>
-    </w:lvl>
-    <w:lvl w:ilvl="3" w:tplc="AA6C850E">
-      <w:start w:val="1"/>
-      <w:numFmt w:val="bullet"/>
-      <w:lvlText w:val="●"/>
-      <w:lvlJc w:val="left"/>
-      <w:pPr>
-        <w:ind w:left="2880" w:hanging="360"/>
-      </w:pPr>
-    </w:lvl>
-    <w:lvl w:ilvl="4" w:tplc="0DF4914A">
-      <w:start w:val="1"/>
-      <w:numFmt w:val="bullet"/>
-      <w:lvlText w:val="○"/>
-      <w:lvlJc w:val="left"/>
-      <w:pPr>
-        <w:ind w:left="3600" w:hanging="360"/>
-      </w:pPr>
-    </w:lvl>
-    <w:lvl w:ilvl="5" w:tplc="58A4FCFA">
-      <w:start w:val="1"/>
-      <w:numFmt w:val="bullet"/>
-      <w:lvlText w:val="■"/>
-      <w:lvlJc w:val="left"/>
-      <w:pPr>
-        <w:ind w:left="4320" w:hanging="360"/>
-      </w:pPr>
-    </w:lvl>
-    <w:lvl w:ilvl="6" w:tplc="8ED04478">
-      <w:start w:val="1"/>
-      <w:numFmt w:val="bullet"/>
-      <w:lvlText w:val="●"/>
-      <w:lvlJc w:val="left"/>
-      <w:pPr>
-        <w:ind w:left="5040" w:hanging="360"/>
-      </w:pPr>
-    </w:lvl>
-    <w:lvl w:ilvl="7" w:tplc="35B26162">
-      <w:start w:val="1"/>
-      <w:numFmt w:val="bullet"/>
-      <w:lvlText w:val="●"/>
-      <w:lvlJc w:val="left"/>
-      <w:pPr>
-        <w:ind w:left="5760" w:hanging="360"/>
-      </w:pPr>
-    </w:lvl>
-    <w:lvl w:ilvl="8" w:tplc="687CE8E8">
-      <w:start w:val="1"/>
-      <w:numFmt w:val="bullet"/>
-      <w:lvlText w:val="●"/>
-      <w:lvlJc w:val="left"/>
-      <w:pPr>
-        <w:ind w:left="6480" w:hanging="360"/>
-      </w:pPr>
-    </w:lvl>
-  </w:abstractNum>
-  <w:abstractNum w:abstractNumId="4" w15:restartNumberingAfterBreak="0">
-    <w:nsid w:val="75DE2408"/>
-    <w:multiLevelType w:val="hybridMultilevel"/>
-    <w:tmpl w:val="F7F2AEBC"/>
-    <w:lvl w:ilvl="0" w:tplc="D19E18F0">
+    <w:tmpl w:val="18E447E6"/>
+    <w:lvl w:ilvl="0" w:tplc="D846AA56">
       <w:start w:val="1"/>
       <w:numFmt w:val="decimal"/>
       <w:lvlText w:val="%1."/>
@@ -7123,73 +7123,73 @@
         <w:color w:val="A67C27"/>
       </w:rPr>
     </w:lvl>
-    <w:lvl w:ilvl="1" w:tplc="FBCECE3A">
+    <w:lvl w:ilvl="1" w:tplc="3F5AB150">
       <w:numFmt w:val="decimal"/>
       <w:lvlText w:val=""/>
       <w:lvlJc w:val="left"/>
     </w:lvl>
-    <w:lvl w:ilvl="2" w:tplc="2B24474A">
+    <w:lvl w:ilvl="2" w:tplc="CF020336">
       <w:numFmt w:val="decimal"/>
       <w:lvlText w:val=""/>
       <w:lvlJc w:val="left"/>
     </w:lvl>
-    <w:lvl w:ilvl="3" w:tplc="74A43548">
+    <w:lvl w:ilvl="3" w:tplc="81AACE4C">
       <w:numFmt w:val="decimal"/>
       <w:lvlText w:val=""/>
       <w:lvlJc w:val="left"/>
     </w:lvl>
-    <w:lvl w:ilvl="4" w:tplc="639A64F6">
+    <w:lvl w:ilvl="4" w:tplc="D598AF2C">
       <w:numFmt w:val="decimal"/>
       <w:lvlText w:val=""/>
       <w:lvlJc w:val="left"/>
     </w:lvl>
-    <w:lvl w:ilvl="5" w:tplc="A71A0C0C">
+    <w:lvl w:ilvl="5" w:tplc="97DE9386">
       <w:numFmt w:val="decimal"/>
       <w:lvlText w:val=""/>
       <w:lvlJc w:val="left"/>
     </w:lvl>
-    <w:lvl w:ilvl="6" w:tplc="63A40706">
+    <w:lvl w:ilvl="6" w:tplc="EEB08C5C">
       <w:numFmt w:val="decimal"/>
       <w:lvlText w:val=""/>
       <w:lvlJc w:val="left"/>
     </w:lvl>
-    <w:lvl w:ilvl="7" w:tplc="DCA2C326">
+    <w:lvl w:ilvl="7" w:tplc="1E04CA3A">
       <w:numFmt w:val="decimal"/>
       <w:lvlText w:val=""/>
       <w:lvlJc w:val="left"/>
     </w:lvl>
-    <w:lvl w:ilvl="8" w:tplc="32E278BA">
+    <w:lvl w:ilvl="8" w:tplc="CBB679F2">
       <w:numFmt w:val="decimal"/>
       <w:lvlText w:val=""/>
       <w:lvlJc w:val="left"/>
     </w:lvl>
   </w:abstractNum>
-  <w:num w:numId="1" w16cid:durableId="694960936">
+  <w:num w:numId="1" w16cid:durableId="104426876">
+    <w:abstractNumId w:val="2"/>
+    <w:lvlOverride w:ilvl="0">
+      <w:startOverride w:val="1"/>
+    </w:lvlOverride>
+  </w:num>
+  <w:num w:numId="2" w16cid:durableId="1616785362">
+    <w:abstractNumId w:val="0"/>
+    <w:lvlOverride w:ilvl="0">
+      <w:startOverride w:val="1"/>
+    </w:lvlOverride>
+  </w:num>
+  <w:num w:numId="3" w16cid:durableId="854542389">
     <w:abstractNumId w:val="3"/>
     <w:lvlOverride w:ilvl="0">
       <w:startOverride w:val="1"/>
     </w:lvlOverride>
   </w:num>
-  <w:num w:numId="2" w16cid:durableId="1557398943">
-    <w:abstractNumId w:val="0"/>
+  <w:num w:numId="4" w16cid:durableId="733965887">
+    <w:abstractNumId w:val="4"/>
     <w:lvlOverride w:ilvl="0">
       <w:startOverride w:val="1"/>
     </w:lvlOverride>
   </w:num>
-  <w:num w:numId="3" w16cid:durableId="305547248">
+  <w:num w:numId="5" w16cid:durableId="264852363">
     <w:abstractNumId w:val="1"/>
-    <w:lvlOverride w:ilvl="0">
-      <w:startOverride w:val="1"/>
-    </w:lvlOverride>
-  </w:num>
-  <w:num w:numId="4" w16cid:durableId="826165161">
-    <w:abstractNumId w:val="2"/>
-    <w:lvlOverride w:ilvl="0">
-      <w:startOverride w:val="1"/>
-    </w:lvlOverride>
-  </w:num>
-  <w:num w:numId="5" w16cid:durableId="1580864091">
-    <w:abstractNumId w:val="4"/>
     <w:lvlOverride w:ilvl="0">
       <w:startOverride w:val="1"/>
     </w:lvlOverride>
@@ -7814,7 +7814,7 @@
     <w:autoRedefine/>
     <w:uiPriority w:val="39"/>
     <w:unhideWhenUsed/>
-    <w:rsid w:val="002104B9"/>
+    <w:rsid w:val="000D298E"/>
     <w:pPr>
       <w:spacing w:after="100"/>
     </w:pPr>
@@ -7826,7 +7826,7 @@
     <w:autoRedefine/>
     <w:uiPriority w:val="39"/>
     <w:unhideWhenUsed/>
-    <w:rsid w:val="002104B9"/>
+    <w:rsid w:val="000D298E"/>
     <w:pPr>
       <w:spacing w:after="100"/>
       <w:ind w:left="210"/>

--- a/docs/manuals/Role_Guide_7_Analyst.docx
+++ b/docs/manuals/Role_Guide_7_Analyst.docx
@@ -469,7 +469,7 @@
                 <w:sz w:val="19"/>
                 <w:szCs w:val="19"/>
               </w:rPr>
-              <w:t>Version 1.3 · 20 September 2026</w:t>
+              <w:t>Version 1.4 · 20 September 2026</w:t>
             </w:r>
           </w:p>
         </w:tc>
@@ -538,7 +538,7 @@
     <w:sdt>
       <w:sdtPr>
         <w:alias w:val="Contents"/>
-        <w:id w:val="-1247961698"/>
+        <w:id w:val="-1895270366"/>
       </w:sdtPr>
       <w:sdtEndPr/>
       <w:sdtContent>
@@ -567,7 +567,7 @@
           <w:r>
             <w:fldChar w:fldCharType="separate"/>
           </w:r>
-          <w:hyperlink w:anchor="_Toc240768021" w:history="1">
+          <w:hyperlink w:anchor="_Toc240773570" w:history="1">
             <w:r>
               <w:rPr>
                 <w:rStyle w:val="Hyperlink"/>
@@ -591,7 +591,7 @@
               <w:rPr>
                 <w:noProof/>
               </w:rPr>
-              <w:instrText xml:space="preserve"> PAGEREF _Toc240768021 \h </w:instrText>
+              <w:instrText xml:space="preserve"> PAGEREF _Toc240773570 \h </w:instrText>
             </w:r>
             <w:r>
               <w:rPr>
@@ -634,7 +634,7 @@
               <w14:ligatures w14:val="standardContextual"/>
             </w:rPr>
           </w:pPr>
-          <w:hyperlink w:anchor="_Toc240768022" w:history="1">
+          <w:hyperlink w:anchor="_Toc240773571" w:history="1">
             <w:r>
               <w:rPr>
                 <w:rStyle w:val="Hyperlink"/>
@@ -658,7 +658,7 @@
               <w:rPr>
                 <w:noProof/>
               </w:rPr>
-              <w:instrText xml:space="preserve"> PAGEREF _Toc240768022 \h </w:instrText>
+              <w:instrText xml:space="preserve"> PAGEREF _Toc240773571 \h </w:instrText>
             </w:r>
             <w:r>
               <w:rPr>
@@ -701,7 +701,7 @@
               <w14:ligatures w14:val="standardContextual"/>
             </w:rPr>
           </w:pPr>
-          <w:hyperlink w:anchor="_Toc240768023" w:history="1">
+          <w:hyperlink w:anchor="_Toc240773572" w:history="1">
             <w:r>
               <w:rPr>
                 <w:rStyle w:val="Hyperlink"/>
@@ -725,7 +725,7 @@
               <w:rPr>
                 <w:noProof/>
               </w:rPr>
-              <w:instrText xml:space="preserve"> PAGEREF _Toc240768023 \h </w:instrText>
+              <w:instrText xml:space="preserve"> PAGEREF _Toc240773572 \h </w:instrText>
             </w:r>
             <w:r>
               <w:rPr>
@@ -768,7 +768,7 @@
               <w14:ligatures w14:val="standardContextual"/>
             </w:rPr>
           </w:pPr>
-          <w:hyperlink w:anchor="_Toc240768024" w:history="1">
+          <w:hyperlink w:anchor="_Toc240773573" w:history="1">
             <w:r>
               <w:rPr>
                 <w:rStyle w:val="Hyperlink"/>
@@ -792,7 +792,7 @@
               <w:rPr>
                 <w:noProof/>
               </w:rPr>
-              <w:instrText xml:space="preserve"> PAGEREF _Toc240768024 \h </w:instrText>
+              <w:instrText xml:space="preserve"> PAGEREF _Toc240773573 \h </w:instrText>
             </w:r>
             <w:r>
               <w:rPr>
@@ -835,7 +835,7 @@
               <w14:ligatures w14:val="standardContextual"/>
             </w:rPr>
           </w:pPr>
-          <w:hyperlink w:anchor="_Toc240768025" w:history="1">
+          <w:hyperlink w:anchor="_Toc240773574" w:history="1">
             <w:r>
               <w:rPr>
                 <w:rStyle w:val="Hyperlink"/>
@@ -859,7 +859,7 @@
               <w:rPr>
                 <w:noProof/>
               </w:rPr>
-              <w:instrText xml:space="preserve"> PAGEREF _Toc240768025 \h </w:instrText>
+              <w:instrText xml:space="preserve"> PAGEREF _Toc240773574 \h </w:instrText>
             </w:r>
             <w:r>
               <w:rPr>
@@ -902,7 +902,7 @@
               <w14:ligatures w14:val="standardContextual"/>
             </w:rPr>
           </w:pPr>
-          <w:hyperlink w:anchor="_Toc240768026" w:history="1">
+          <w:hyperlink w:anchor="_Toc240773575" w:history="1">
             <w:r>
               <w:rPr>
                 <w:rStyle w:val="Hyperlink"/>
@@ -926,7 +926,7 @@
               <w:rPr>
                 <w:noProof/>
               </w:rPr>
-              <w:instrText xml:space="preserve"> PAGEREF _Toc240768026 \h </w:instrText>
+              <w:instrText xml:space="preserve"> PAGEREF _Toc240773575 \h </w:instrText>
             </w:r>
             <w:r>
               <w:rPr>
@@ -969,7 +969,7 @@
               <w14:ligatures w14:val="standardContextual"/>
             </w:rPr>
           </w:pPr>
-          <w:hyperlink w:anchor="_Toc240768027" w:history="1">
+          <w:hyperlink w:anchor="_Toc240773576" w:history="1">
             <w:r>
               <w:rPr>
                 <w:rStyle w:val="Hyperlink"/>
@@ -993,7 +993,7 @@
               <w:rPr>
                 <w:noProof/>
               </w:rPr>
-              <w:instrText xml:space="preserve"> PAGEREF _Toc240768027 \h </w:instrText>
+              <w:instrText xml:space="preserve"> PAGEREF _Toc240773576 \h </w:instrText>
             </w:r>
             <w:r>
               <w:rPr>
@@ -1036,7 +1036,7 @@
               <w14:ligatures w14:val="standardContextual"/>
             </w:rPr>
           </w:pPr>
-          <w:hyperlink w:anchor="_Toc240768028" w:history="1">
+          <w:hyperlink w:anchor="_Toc240773577" w:history="1">
             <w:r>
               <w:rPr>
                 <w:rStyle w:val="Hyperlink"/>
@@ -1060,7 +1060,7 @@
               <w:rPr>
                 <w:noProof/>
               </w:rPr>
-              <w:instrText xml:space="preserve"> PAGEREF _Toc240768028 \h </w:instrText>
+              <w:instrText xml:space="preserve"> PAGEREF _Toc240773577 \h </w:instrText>
             </w:r>
             <w:r>
               <w:rPr>
@@ -1103,7 +1103,7 @@
               <w14:ligatures w14:val="standardContextual"/>
             </w:rPr>
           </w:pPr>
-          <w:hyperlink w:anchor="_Toc240768029" w:history="1">
+          <w:hyperlink w:anchor="_Toc240773578" w:history="1">
             <w:r>
               <w:rPr>
                 <w:rStyle w:val="Hyperlink"/>
@@ -1127,7 +1127,7 @@
               <w:rPr>
                 <w:noProof/>
               </w:rPr>
-              <w:instrText xml:space="preserve"> PAGEREF _Toc240768029 \h </w:instrText>
+              <w:instrText xml:space="preserve"> PAGEREF _Toc240773578 \h </w:instrText>
             </w:r>
             <w:r>
               <w:rPr>
@@ -1170,7 +1170,7 @@
               <w14:ligatures w14:val="standardContextual"/>
             </w:rPr>
           </w:pPr>
-          <w:hyperlink w:anchor="_Toc240768030" w:history="1">
+          <w:hyperlink w:anchor="_Toc240773579" w:history="1">
             <w:r>
               <w:rPr>
                 <w:rStyle w:val="Hyperlink"/>
@@ -1194,7 +1194,7 @@
               <w:rPr>
                 <w:noProof/>
               </w:rPr>
-              <w:instrText xml:space="preserve"> PAGEREF _Toc240768030 \h </w:instrText>
+              <w:instrText xml:space="preserve"> PAGEREF _Toc240773579 \h </w:instrText>
             </w:r>
             <w:r>
               <w:rPr>
@@ -1237,7 +1237,7 @@
               <w14:ligatures w14:val="standardContextual"/>
             </w:rPr>
           </w:pPr>
-          <w:hyperlink w:anchor="_Toc240768031" w:history="1">
+          <w:hyperlink w:anchor="_Toc240773580" w:history="1">
             <w:r>
               <w:rPr>
                 <w:rStyle w:val="Hyperlink"/>
@@ -1261,7 +1261,7 @@
               <w:rPr>
                 <w:noProof/>
               </w:rPr>
-              <w:instrText xml:space="preserve"> PAGEREF _Toc240768031 \h </w:instrText>
+              <w:instrText xml:space="preserve"> PAGEREF _Toc240773580 \h </w:instrText>
             </w:r>
             <w:r>
               <w:rPr>
@@ -1304,7 +1304,7 @@
               <w14:ligatures w14:val="standardContextual"/>
             </w:rPr>
           </w:pPr>
-          <w:hyperlink w:anchor="_Toc240768032" w:history="1">
+          <w:hyperlink w:anchor="_Toc240773581" w:history="1">
             <w:r>
               <w:rPr>
                 <w:rStyle w:val="Hyperlink"/>
@@ -1328,7 +1328,7 @@
               <w:rPr>
                 <w:noProof/>
               </w:rPr>
-              <w:instrText xml:space="preserve"> PAGEREF _Toc240768032 \h </w:instrText>
+              <w:instrText xml:space="preserve"> PAGEREF _Toc240773581 \h </w:instrText>
             </w:r>
             <w:r>
               <w:rPr>
@@ -1371,7 +1371,7 @@
               <w14:ligatures w14:val="standardContextual"/>
             </w:rPr>
           </w:pPr>
-          <w:hyperlink w:anchor="_Toc240768033" w:history="1">
+          <w:hyperlink w:anchor="_Toc240773582" w:history="1">
             <w:r>
               <w:rPr>
                 <w:rStyle w:val="Hyperlink"/>
@@ -1395,7 +1395,7 @@
               <w:rPr>
                 <w:noProof/>
               </w:rPr>
-              <w:instrText xml:space="preserve"> PAGEREF _Toc240768033 \h </w:instrText>
+              <w:instrText xml:space="preserve"> PAGEREF _Toc240773582 \h </w:instrText>
             </w:r>
             <w:r>
               <w:rPr>
@@ -1438,7 +1438,7 @@
               <w14:ligatures w14:val="standardContextual"/>
             </w:rPr>
           </w:pPr>
-          <w:hyperlink w:anchor="_Toc240768034" w:history="1">
+          <w:hyperlink w:anchor="_Toc240773583" w:history="1">
             <w:r>
               <w:rPr>
                 <w:rStyle w:val="Hyperlink"/>
@@ -1462,7 +1462,7 @@
               <w:rPr>
                 <w:noProof/>
               </w:rPr>
-              <w:instrText xml:space="preserve"> PAGEREF _Toc240768034 \h </w:instrText>
+              <w:instrText xml:space="preserve"> PAGEREF _Toc240773583 \h </w:instrText>
             </w:r>
             <w:r>
               <w:rPr>
@@ -1505,7 +1505,7 @@
               <w14:ligatures w14:val="standardContextual"/>
             </w:rPr>
           </w:pPr>
-          <w:hyperlink w:anchor="_Toc240768035" w:history="1">
+          <w:hyperlink w:anchor="_Toc240773584" w:history="1">
             <w:r>
               <w:rPr>
                 <w:rStyle w:val="Hyperlink"/>
@@ -1529,7 +1529,7 @@
               <w:rPr>
                 <w:noProof/>
               </w:rPr>
-              <w:instrText xml:space="preserve"> PAGEREF _Toc240768035 \h </w:instrText>
+              <w:instrText xml:space="preserve"> PAGEREF _Toc240773584 \h </w:instrText>
             </w:r>
             <w:r>
               <w:rPr>
@@ -1572,7 +1572,7 @@
               <w14:ligatures w14:val="standardContextual"/>
             </w:rPr>
           </w:pPr>
-          <w:hyperlink w:anchor="_Toc240768036" w:history="1">
+          <w:hyperlink w:anchor="_Toc240773585" w:history="1">
             <w:r>
               <w:rPr>
                 <w:rStyle w:val="Hyperlink"/>
@@ -1596,7 +1596,7 @@
               <w:rPr>
                 <w:noProof/>
               </w:rPr>
-              <w:instrText xml:space="preserve"> PAGEREF _Toc240768036 \h </w:instrText>
+              <w:instrText xml:space="preserve"> PAGEREF _Toc240773585 \h </w:instrText>
             </w:r>
             <w:r>
               <w:rPr>
@@ -1635,7 +1635,7 @@
         <w:pStyle w:val="Heading1"/>
         <w:pageBreakBefore/>
       </w:pPr>
-      <w:bookmarkStart w:id="0" w:name="_Toc240768021"/>
+      <w:bookmarkStart w:id="0" w:name="_Toc240773570"/>
       <w:r>
         <w:lastRenderedPageBreak/>
         <w:t>1. Your role at a glance</w:t>
@@ -1816,7 +1816,7 @@
         <w:pStyle w:val="Heading1"/>
         <w:pageBreakBefore/>
       </w:pPr>
-      <w:bookmarkStart w:id="1" w:name="_Toc240768022"/>
+      <w:bookmarkStart w:id="1" w:name="_Toc240773571"/>
       <w:r>
         <w:lastRenderedPageBreak/>
         <w:t>2. Signing in and your screens</w:t>
@@ -1827,7 +1827,7 @@
       <w:pPr>
         <w:pStyle w:val="Heading2"/>
       </w:pPr>
-      <w:bookmarkStart w:id="2" w:name="_Toc240768023"/>
+      <w:bookmarkStart w:id="2" w:name="_Toc240773572"/>
       <w:r>
         <w:t>Signing in</w:t>
       </w:r>
@@ -1910,7 +1910,7 @@
           <w:noProof/>
         </w:rPr>
         <w:drawing>
-          <wp:inline distT="0" distB="0" distL="0" distR="0" wp14:anchorId="6097BC50" wp14:editId="38202AD8">
+          <wp:inline distT="0" distB="0" distL="0" distR="0" wp14:anchorId="2704FE93" wp14:editId="05A725BF">
             <wp:extent cx="5334000" cy="2333625"/>
             <wp:effectExtent l="0" t="0" r="0" b="0"/>
             <wp:docPr id="1" name="adm_login.jpg" descr="The sign-in screen for all internal staff." title="The sign-in screen for all internal staff."/>
@@ -2077,7 +2077,7 @@
       <w:pPr>
         <w:pStyle w:val="Heading2"/>
       </w:pPr>
-      <w:bookmarkStart w:id="3" w:name="_Toc240768024"/>
+      <w:bookmarkStart w:id="3" w:name="_Toc240773573"/>
       <w:r>
         <w:t>Finding your way around</w:t>
       </w:r>
@@ -2252,7 +2252,7 @@
         </w:rPr>
         <w:lastRenderedPageBreak/>
         <w:drawing>
-          <wp:inline distT="0" distB="0" distL="0" distR="0" wp14:anchorId="45187BE2" wp14:editId="575557A7">
+          <wp:inline distT="0" distB="0" distL="0" distR="0" wp14:anchorId="785FC9C7" wp14:editId="0DCCDCBE">
             <wp:extent cx="5715000" cy="1876425"/>
             <wp:effectExtent l="0" t="0" r="0" b="0"/>
             <wp:docPr id="2" name="adm_not_your_role.jpg" descr="Opening a screen outside your role (for example from an old bookmark) shows this card instead of the screen." title="Opening a screen outside your role (for example from an old bookmark) shows this card instead of the screen."/>
@@ -2321,7 +2321,7 @@
       <w:pPr>
         <w:pStyle w:val="Heading2"/>
       </w:pPr>
-      <w:bookmarkStart w:id="4" w:name="_Toc240768025"/>
+      <w:bookmarkStart w:id="4" w:name="_Toc240773574"/>
       <w:r>
         <w:t>Your screens</w:t>
       </w:r>
@@ -2655,7 +2655,7 @@
       <w:pPr>
         <w:pStyle w:val="Heading2"/>
       </w:pPr>
-      <w:bookmarkStart w:id="5" w:name="_Toc240768026"/>
+      <w:bookmarkStart w:id="5" w:name="_Toc240773575"/>
       <w:r>
         <w:t>Changing your password</w:t>
       </w:r>
@@ -2738,7 +2738,7 @@
           <w:noProof/>
         </w:rPr>
         <w:drawing>
-          <wp:inline distT="0" distB="0" distL="0" distR="0" wp14:anchorId="0010979C" wp14:editId="1794EB67">
+          <wp:inline distT="0" distB="0" distL="0" distR="0" wp14:anchorId="073D2BD6" wp14:editId="50C756CE">
             <wp:extent cx="5334000" cy="2171700"/>
             <wp:effectExtent l="0" t="0" r="0" b="0"/>
             <wp:docPr id="3" name="adm_account.jpg" descr="Change Password screen." title="Change Password screen."/>
@@ -2826,7 +2826,7 @@
         <w:pStyle w:val="Heading1"/>
         <w:pageBreakBefore/>
       </w:pPr>
-      <w:bookmarkStart w:id="6" w:name="_Toc240768027"/>
+      <w:bookmarkStart w:id="6" w:name="_Toc240773576"/>
       <w:r>
         <w:lastRenderedPageBreak/>
         <w:t>3. Your routine</w:t>
@@ -3111,7 +3111,7 @@
         <w:pStyle w:val="Heading1"/>
         <w:pageBreakBefore/>
       </w:pPr>
-      <w:bookmarkStart w:id="7" w:name="_Toc240768028"/>
+      <w:bookmarkStart w:id="7" w:name="_Toc240773577"/>
       <w:r>
         <w:lastRenderedPageBreak/>
         <w:t>4. Step-by-step tasks</w:t>
@@ -3122,7 +3122,7 @@
       <w:pPr>
         <w:pStyle w:val="Heading2"/>
       </w:pPr>
-      <w:bookmarkStart w:id="8" w:name="_Toc240768029"/>
+      <w:bookmarkStart w:id="8" w:name="_Toc240773578"/>
       <w:r>
         <w:t>4.1 Your start screen</w:t>
       </w:r>
@@ -3139,7 +3139,7 @@
           <w:noProof/>
         </w:rPr>
         <w:drawing>
-          <wp:inline distT="0" distB="0" distL="0" distR="0" wp14:anchorId="47179CF2" wp14:editId="6FECBED4">
+          <wp:inline distT="0" distB="0" distL="0" distR="0" wp14:anchorId="0A5A012B" wp14:editId="39EB8A6A">
             <wp:extent cx="5715000" cy="3571875"/>
             <wp:effectExtent l="0" t="0" r="0" b="0"/>
             <wp:docPr id="4" name="an_dashboard.jpg" descr="Executive Dashboard as seen by the Analyst." title="Executive Dashboard as seen by the Analyst."/>
@@ -3208,7 +3208,7 @@
       <w:pPr>
         <w:pStyle w:val="Heading2"/>
       </w:pPr>
-      <w:bookmarkStart w:id="9" w:name="_Toc240768030"/>
+      <w:bookmarkStart w:id="9" w:name="_Toc240773579"/>
       <w:r>
         <w:t>4.2 Reading the dashboards</w:t>
       </w:r>
@@ -3234,7 +3234,7 @@
         </w:rPr>
         <w:lastRenderedPageBreak/>
         <w:drawing>
-          <wp:inline distT="0" distB="0" distL="0" distR="0" wp14:anchorId="6861CD9D" wp14:editId="0B19F0F5">
+          <wp:inline distT="0" distB="0" distL="0" distR="0" wp14:anchorId="1C29DC67" wp14:editId="0CF9115F">
             <wp:extent cx="5715000" cy="3571875"/>
             <wp:effectExtent l="0" t="0" r="0" b="0"/>
             <wp:docPr id="5" name="adm_exec_dashboard.jpg" descr="Executive Dashboard: completions against the 400 / 60 / 50–75 targets, days to data lock, spend, and the lowest-filled strata." title="Executive Dashboard: completions against the 400 / 60 / 50–75 targets, days to data lock, spend, and the lowest-filled strata."/>
@@ -3899,7 +3899,7 @@
       <w:pPr>
         <w:pStyle w:val="Heading2"/>
       </w:pPr>
-      <w:bookmarkStart w:id="10" w:name="_Toc240768031"/>
+      <w:bookmarkStart w:id="10" w:name="_Toc240773580"/>
       <w:r>
         <w:t>4.3 Using Reports (analytics and charts)</w:t>
       </w:r>
@@ -3940,7 +3940,7 @@
         </w:rPr>
         <w:lastRenderedPageBreak/>
         <w:drawing>
-          <wp:inline distT="0" distB="0" distL="0" distR="0" wp14:anchorId="7D3D9036" wp14:editId="3DD26413">
+          <wp:inline distT="0" distB="0" distL="0" distR="0" wp14:anchorId="4A1C1498" wp14:editId="324EF611">
             <wp:extent cx="5334000" cy="3333750"/>
             <wp:effectExtent l="0" t="0" r="0" b="0"/>
             <wp:docPr id="6" name="adm_reports_top.jpg" descr="Reports: headline figures for the chosen period." title="Reports: headline figures for the chosen period."/>
@@ -4082,7 +4082,7 @@
           <w:noProof/>
         </w:rPr>
         <w:drawing>
-          <wp:inline distT="0" distB="0" distL="0" distR="0" wp14:anchorId="4B55FB80" wp14:editId="3C9E4C18">
+          <wp:inline distT="0" distB="0" distL="0" distR="0" wp14:anchorId="1A42C4C4" wp14:editId="0E835DD6">
             <wp:extent cx="5334000" cy="3409950"/>
             <wp:effectExtent l="0" t="0" r="0" b="0"/>
             <wp:docPr id="7" name="adm_reports_funnel.jpg" descr="Case funnel: each case counted once at every stage it has reached." title="Case funnel: each case counted once at every stage it has reached."/>
@@ -4182,7 +4182,7 @@
         </w:rPr>
         <w:lastRenderedPageBreak/>
         <w:drawing>
-          <wp:inline distT="0" distB="0" distL="0" distR="0" wp14:anchorId="1FDA1275" wp14:editId="0C02CEE6">
+          <wp:inline distT="0" distB="0" distL="0" distR="0" wp14:anchorId="60B38AEB" wp14:editId="62E551B4">
             <wp:extent cx="5334000" cy="3248025"/>
             <wp:effectExtent l="0" t="0" r="0" b="0"/>
             <wp:docPr id="8" name="adm_reports_funnel_table.jpg" descr="The same chart as a table." title="The same chart as a table."/>
@@ -4281,7 +4281,7 @@
           <w:noProof/>
         </w:rPr>
         <w:drawing>
-          <wp:inline distT="0" distB="0" distL="0" distR="0" wp14:anchorId="62C81077" wp14:editId="302C86F0">
+          <wp:inline distT="0" distB="0" distL="0" distR="0" wp14:anchorId="127C5BA8" wp14:editId="47D4F9C6">
             <wp:extent cx="5334000" cy="2628900"/>
             <wp:effectExtent l="0" t="0" r="0" b="0"/>
             <wp:docPr id="9" name="adm_reports_coverage.jpg" descr="Coverage by group." title="Coverage by group."/>
@@ -4381,7 +4381,7 @@
         </w:rPr>
         <w:lastRenderedPageBreak/>
         <w:drawing>
-          <wp:inline distT="0" distB="0" distL="0" distR="0" wp14:anchorId="374179A2" wp14:editId="65E40A86">
+          <wp:inline distT="0" distB="0" distL="0" distR="0" wp14:anchorId="507EEE2E" wp14:editId="30843EF7">
             <wp:extent cx="5334000" cy="2600325"/>
             <wp:effectExtent l="0" t="0" r="0" b="0"/>
             <wp:docPr id="10" name="adm_reports_modes.jpg" descr="Administration modes." title="Administration modes."/>
@@ -4490,7 +4490,7 @@
           <w:noProof/>
         </w:rPr>
         <w:drawing>
-          <wp:inline distT="0" distB="0" distL="0" distR="0" wp14:anchorId="7874AC3D" wp14:editId="2F00A024">
+          <wp:inline distT="0" distB="0" distL="0" distR="0" wp14:anchorId="5C7064EB" wp14:editId="5EDC6762">
             <wp:extent cx="5334000" cy="2905125"/>
             <wp:effectExtent l="0" t="0" r="0" b="0"/>
             <wp:docPr id="11" name="adm_reports_duration.jpg" descr="Completion-time distribution." title="Completion-time distribution."/>
@@ -4572,7 +4572,7 @@
       <w:pPr>
         <w:pStyle w:val="Heading2"/>
       </w:pPr>
-      <w:bookmarkStart w:id="11" w:name="_Toc240768032"/>
+      <w:bookmarkStart w:id="11" w:name="_Toc240773581"/>
       <w:r>
         <w:lastRenderedPageBreak/>
         <w:t>4.4 Downloading data</w:t>
@@ -4590,7 +4590,7 @@
           <w:noProof/>
         </w:rPr>
         <w:drawing>
-          <wp:inline distT="0" distB="0" distL="0" distR="0" wp14:anchorId="460C41D8" wp14:editId="5F46E138">
+          <wp:inline distT="0" distB="0" distL="0" distR="0" wp14:anchorId="4876F68A" wp14:editId="16DCE11B">
             <wp:extent cx="5715000" cy="1876425"/>
             <wp:effectExtent l="0" t="0" r="0" b="0"/>
             <wp:docPr id="12" name="an_export.jpg" descr="Data Export." title="Data Export."/>
@@ -5105,7 +5105,7 @@
       <w:pPr>
         <w:pStyle w:val="Heading2"/>
       </w:pPr>
-      <w:bookmarkStart w:id="12" w:name="_Toc240768033"/>
+      <w:bookmarkStart w:id="12" w:name="_Toc240773582"/>
       <w:r>
         <w:t>4.5 Working with the analysis export</w:t>
       </w:r>
@@ -5250,7 +5250,7 @@
         <w:pStyle w:val="Heading1"/>
         <w:pageBreakBefore/>
       </w:pPr>
-      <w:bookmarkStart w:id="13" w:name="_Toc240768034"/>
+      <w:bookmarkStart w:id="13" w:name="_Toc240773583"/>
       <w:r>
         <w:lastRenderedPageBreak/>
         <w:t>5. Rules you must follow</w:t>
@@ -5388,7 +5388,7 @@
         <w:pStyle w:val="Heading1"/>
         <w:pageBreakBefore/>
       </w:pPr>
-      <w:bookmarkStart w:id="14" w:name="_Toc240768035"/>
+      <w:bookmarkStart w:id="14" w:name="_Toc240773584"/>
       <w:r>
         <w:lastRenderedPageBreak/>
         <w:t>6. Troubleshooting</w:t>
@@ -6349,7 +6349,7 @@
         <w:pStyle w:val="Heading1"/>
         <w:pageBreakBefore/>
       </w:pPr>
-      <w:bookmarkStart w:id="15" w:name="_Toc240768036"/>
+      <w:bookmarkStart w:id="15" w:name="_Toc240773585"/>
       <w:r>
         <w:lastRenderedPageBreak/>
         <w:t>7. Quick reference</w:t>
@@ -6671,7 +6671,7 @@
         <w:sz w:val="16"/>
         <w:szCs w:val="16"/>
       </w:rPr>
-      <w:t>Version 1.3 · 20 September 2026</w:t>
+      <w:t>Version 1.4 · 20 September 2026</w:t>
     </w:r>
     <w:r>
       <w:rPr>
@@ -6844,10 +6844,10 @@
 <file path=word/numbering.xml><?xml version="1.0" encoding="utf-8"?>
 <w:numbering xmlns:wpc="http://schemas.microsoft.com/office/word/2010/wordprocessingCanvas" xmlns:cx="http://schemas.microsoft.com/office/drawing/2014/chartex" xmlns:cx1="http://schemas.microsoft.com/office/drawing/2015/9/8/chartex" xmlns:cx2="http://schemas.microsoft.com/office/drawing/2015/10/21/chartex" xmlns:cx3="http://schemas.microsoft.com/office/drawing/2016/5/9/chartex" xmlns:cx4="http://schemas.microsoft.com/office/drawing/2016/5/10/chartex" xmlns:cx5="http://schemas.microsoft.com/office/drawing/2016/5/11/chartex" xmlns:cx6="http://schemas.microsoft.com/office/drawing/2016/5/12/chartex" xmlns:cx7="http://schemas.microsoft.com/office/drawing/2016/5/13/chartex" xmlns:cx8="http://schemas.microsoft.com/office/drawing/2016/5/14/chartex" xmlns:mc="http://schemas.openxmlformats.org/markup-compatibility/2006" xmlns:aink="http://schemas.microsoft.com/office/drawing/2016/ink" xmlns:am3d="http://schemas.microsoft.com/office/drawing/2017/model3d" xmlns:o="urn:schemas-microsoft-com:office:office" xmlns:oel="http://schemas.microsoft.com/office/2019/extlst" xmlns:r="http://schemas.openxmlformats.org/officeDocument/2006/relationships" xmlns:m="http://schemas.openxmlformats.org/officeDocument/2006/math" xmlns:v="urn:schemas-microsoft-com:vml" xmlns:wp14="http://schemas.microsoft.com/office/word/2010/wordprocessingDrawing" xmlns:wp="http://schemas.openxmlformats.org/drawingml/2006/wordprocessingDrawing" xmlns:w10="urn:schemas-microsoft-com:office:word" xmlns:w="http://schemas.openxmlformats.org/wordprocessingml/2006/main" xmlns:w14="http://schemas.microsoft.com/office/word/2010/wordml" xmlns:w15="http://schemas.microsoft.com/office/word/2012/wordml" xmlns:w16cex="http://schemas.microsoft.com/office/word/2018/wordml/cex" xmlns:w16cid="http://schemas.microsoft.com/office/word/2016/wordml/cid" xmlns:w16="http://schemas.microsoft.com/office/word/2018/wordml" xmlns:w16sdtdh="http://schemas.microsoft.com/office/word/2020/wordml/sdtdatahash" xmlns:w16se="http://schemas.microsoft.com/office/word/2015/wordml/symex" xmlns:wpg="http://schemas.microsoft.com/office/word/2010/wordprocessingGroup" xmlns:wpi="http://schemas.microsoft.com/office/word/2010/wordprocessingInk" xmlns:wne="http://schemas.microsoft.com/office/word/2006/wordml" xmlns:wps="http://schemas.microsoft.com/office/word/2010/wordprocessingShape" mc:Ignorable="w14 w15 w16se w16cid w16 w16cex w16sdtdh wp14">
   <w:abstractNum w:abstractNumId="0" w15:restartNumberingAfterBreak="0">
-    <w:nsid w:val="259C147E"/>
+    <w:nsid w:val="016108C1"/>
     <w:multiLevelType w:val="hybridMultilevel"/>
-    <w:tmpl w:val="AD447B20"/>
-    <w:lvl w:ilvl="0" w:tplc="0A9A078E">
+    <w:tmpl w:val="E4E83502"/>
+    <w:lvl w:ilvl="0" w:tplc="0BA4F974">
       <w:start w:val="1"/>
       <w:numFmt w:val="bullet"/>
       <w:lvlText w:val="•"/>
@@ -6856,7 +6856,7 @@
         <w:ind w:left="460" w:hanging="280"/>
       </w:pPr>
     </w:lvl>
-    <w:lvl w:ilvl="1" w:tplc="56DA4F3E">
+    <w:lvl w:ilvl="1" w:tplc="66BEFD3A">
       <w:start w:val="1"/>
       <w:numFmt w:val="bullet"/>
       <w:lvlText w:val="–"/>
@@ -6865,47 +6865,47 @@
         <w:ind w:left="900" w:hanging="280"/>
       </w:pPr>
     </w:lvl>
-    <w:lvl w:ilvl="2" w:tplc="5FD27924">
+    <w:lvl w:ilvl="2" w:tplc="635E7D8E">
       <w:numFmt w:val="decimal"/>
       <w:lvlText w:val=""/>
       <w:lvlJc w:val="left"/>
     </w:lvl>
-    <w:lvl w:ilvl="3" w:tplc="FCFA8F2E">
+    <w:lvl w:ilvl="3" w:tplc="1C46F6E0">
       <w:numFmt w:val="decimal"/>
       <w:lvlText w:val=""/>
       <w:lvlJc w:val="left"/>
     </w:lvl>
-    <w:lvl w:ilvl="4" w:tplc="3AD0CAD8">
+    <w:lvl w:ilvl="4" w:tplc="7AB041F2">
       <w:numFmt w:val="decimal"/>
       <w:lvlText w:val=""/>
       <w:lvlJc w:val="left"/>
     </w:lvl>
-    <w:lvl w:ilvl="5" w:tplc="76947998">
+    <w:lvl w:ilvl="5" w:tplc="40043108">
       <w:numFmt w:val="decimal"/>
       <w:lvlText w:val=""/>
       <w:lvlJc w:val="left"/>
     </w:lvl>
-    <w:lvl w:ilvl="6" w:tplc="5FB638F0">
+    <w:lvl w:ilvl="6" w:tplc="7FC083A8">
       <w:numFmt w:val="decimal"/>
       <w:lvlText w:val=""/>
       <w:lvlJc w:val="left"/>
     </w:lvl>
-    <w:lvl w:ilvl="7" w:tplc="DFA6A3A0">
+    <w:lvl w:ilvl="7" w:tplc="245C1EAC">
       <w:numFmt w:val="decimal"/>
       <w:lvlText w:val=""/>
       <w:lvlJc w:val="left"/>
     </w:lvl>
-    <w:lvl w:ilvl="8" w:tplc="98740F4C">
+    <w:lvl w:ilvl="8" w:tplc="2DF20696">
       <w:numFmt w:val="decimal"/>
       <w:lvlText w:val=""/>
       <w:lvlJc w:val="left"/>
     </w:lvl>
   </w:abstractNum>
   <w:abstractNum w:abstractNumId="1" w15:restartNumberingAfterBreak="0">
-    <w:nsid w:val="4DCB3667"/>
+    <w:nsid w:val="20DA0501"/>
     <w:multiLevelType w:val="hybridMultilevel"/>
-    <w:tmpl w:val="78CED2B4"/>
-    <w:lvl w:ilvl="0" w:tplc="D07E16AE">
+    <w:tmpl w:val="6AC44B46"/>
+    <w:lvl w:ilvl="0" w:tplc="1F508268">
       <w:start w:val="1"/>
       <w:numFmt w:val="decimal"/>
       <w:lvlText w:val="%1."/>
@@ -6919,138 +6919,52 @@
         <w:color w:val="A67C27"/>
       </w:rPr>
     </w:lvl>
-    <w:lvl w:ilvl="1" w:tplc="5F3299C4">
+    <w:lvl w:ilvl="1" w:tplc="4D66C470">
       <w:numFmt w:val="decimal"/>
       <w:lvlText w:val=""/>
       <w:lvlJc w:val="left"/>
     </w:lvl>
-    <w:lvl w:ilvl="2" w:tplc="5C801478">
+    <w:lvl w:ilvl="2" w:tplc="76BC80EC">
       <w:numFmt w:val="decimal"/>
       <w:lvlText w:val=""/>
       <w:lvlJc w:val="left"/>
     </w:lvl>
-    <w:lvl w:ilvl="3" w:tplc="BDE69184">
+    <w:lvl w:ilvl="3" w:tplc="4802D676">
       <w:numFmt w:val="decimal"/>
       <w:lvlText w:val=""/>
       <w:lvlJc w:val="left"/>
     </w:lvl>
-    <w:lvl w:ilvl="4" w:tplc="E5BC24B4">
+    <w:lvl w:ilvl="4" w:tplc="24320D14">
       <w:numFmt w:val="decimal"/>
       <w:lvlText w:val=""/>
       <w:lvlJc w:val="left"/>
     </w:lvl>
-    <w:lvl w:ilvl="5" w:tplc="5814493A">
+    <w:lvl w:ilvl="5" w:tplc="0B425DD4">
       <w:numFmt w:val="decimal"/>
       <w:lvlText w:val=""/>
       <w:lvlJc w:val="left"/>
     </w:lvl>
-    <w:lvl w:ilvl="6" w:tplc="91A4C30E">
+    <w:lvl w:ilvl="6" w:tplc="E7729AF4">
       <w:numFmt w:val="decimal"/>
       <w:lvlText w:val=""/>
       <w:lvlJc w:val="left"/>
     </w:lvl>
-    <w:lvl w:ilvl="7" w:tplc="87B48470">
+    <w:lvl w:ilvl="7" w:tplc="1AC0BB88">
       <w:numFmt w:val="decimal"/>
       <w:lvlText w:val=""/>
       <w:lvlJc w:val="left"/>
     </w:lvl>
-    <w:lvl w:ilvl="8" w:tplc="4552D0FC">
+    <w:lvl w:ilvl="8" w:tplc="C05C01E2">
       <w:numFmt w:val="decimal"/>
       <w:lvlText w:val=""/>
       <w:lvlJc w:val="left"/>
     </w:lvl>
   </w:abstractNum>
   <w:abstractNum w:abstractNumId="2" w15:restartNumberingAfterBreak="0">
-    <w:nsid w:val="509E7140"/>
+    <w:nsid w:val="2C4F0DB3"/>
     <w:multiLevelType w:val="hybridMultilevel"/>
-    <w:tmpl w:val="F04A0040"/>
-    <w:lvl w:ilvl="0" w:tplc="FB80257C">
-      <w:start w:val="1"/>
-      <w:numFmt w:val="bullet"/>
-      <w:lvlText w:val="●"/>
-      <w:lvlJc w:val="left"/>
-      <w:pPr>
-        <w:ind w:left="720" w:hanging="360"/>
-      </w:pPr>
-    </w:lvl>
-    <w:lvl w:ilvl="1" w:tplc="7F685058">
-      <w:start w:val="1"/>
-      <w:numFmt w:val="bullet"/>
-      <w:lvlText w:val="○"/>
-      <w:lvlJc w:val="left"/>
-      <w:pPr>
-        <w:ind w:left="1440" w:hanging="360"/>
-      </w:pPr>
-    </w:lvl>
-    <w:lvl w:ilvl="2" w:tplc="C8AABE84">
-      <w:start w:val="1"/>
-      <w:numFmt w:val="bullet"/>
-      <w:lvlText w:val="■"/>
-      <w:lvlJc w:val="left"/>
-      <w:pPr>
-        <w:ind w:left="2160" w:hanging="360"/>
-      </w:pPr>
-    </w:lvl>
-    <w:lvl w:ilvl="3" w:tplc="7D56F020">
-      <w:start w:val="1"/>
-      <w:numFmt w:val="bullet"/>
-      <w:lvlText w:val="●"/>
-      <w:lvlJc w:val="left"/>
-      <w:pPr>
-        <w:ind w:left="2880" w:hanging="360"/>
-      </w:pPr>
-    </w:lvl>
-    <w:lvl w:ilvl="4" w:tplc="81A88D1E">
-      <w:start w:val="1"/>
-      <w:numFmt w:val="bullet"/>
-      <w:lvlText w:val="○"/>
-      <w:lvlJc w:val="left"/>
-      <w:pPr>
-        <w:ind w:left="3600" w:hanging="360"/>
-      </w:pPr>
-    </w:lvl>
-    <w:lvl w:ilvl="5" w:tplc="4BD6D6F0">
-      <w:start w:val="1"/>
-      <w:numFmt w:val="bullet"/>
-      <w:lvlText w:val="■"/>
-      <w:lvlJc w:val="left"/>
-      <w:pPr>
-        <w:ind w:left="4320" w:hanging="360"/>
-      </w:pPr>
-    </w:lvl>
-    <w:lvl w:ilvl="6" w:tplc="387E80EA">
-      <w:start w:val="1"/>
-      <w:numFmt w:val="bullet"/>
-      <w:lvlText w:val="●"/>
-      <w:lvlJc w:val="left"/>
-      <w:pPr>
-        <w:ind w:left="5040" w:hanging="360"/>
-      </w:pPr>
-    </w:lvl>
-    <w:lvl w:ilvl="7" w:tplc="05ECA284">
-      <w:start w:val="1"/>
-      <w:numFmt w:val="bullet"/>
-      <w:lvlText w:val="●"/>
-      <w:lvlJc w:val="left"/>
-      <w:pPr>
-        <w:ind w:left="5760" w:hanging="360"/>
-      </w:pPr>
-    </w:lvl>
-    <w:lvl w:ilvl="8" w:tplc="191C8A08">
-      <w:start w:val="1"/>
-      <w:numFmt w:val="bullet"/>
-      <w:lvlText w:val="●"/>
-      <w:lvlJc w:val="left"/>
-      <w:pPr>
-        <w:ind w:left="6480" w:hanging="360"/>
-      </w:pPr>
-    </w:lvl>
-  </w:abstractNum>
-  <w:abstractNum w:abstractNumId="3" w15:restartNumberingAfterBreak="0">
-    <w:nsid w:val="7B9E3DF5"/>
-    <w:multiLevelType w:val="hybridMultilevel"/>
-    <w:tmpl w:val="29564122"/>
-    <w:lvl w:ilvl="0" w:tplc="FF52A9AA">
+    <w:tmpl w:val="6C7AF51C"/>
+    <w:lvl w:ilvl="0" w:tplc="BC1AE032">
       <w:start w:val="1"/>
       <w:numFmt w:val="decimal"/>
       <w:lvlText w:val="%1."/>
@@ -7064,132 +6978,218 @@
         <w:color w:val="A67C27"/>
       </w:rPr>
     </w:lvl>
-    <w:lvl w:ilvl="1" w:tplc="9182D45A">
+    <w:lvl w:ilvl="1" w:tplc="62AAADDA">
       <w:numFmt w:val="decimal"/>
       <w:lvlText w:val=""/>
       <w:lvlJc w:val="left"/>
     </w:lvl>
-    <w:lvl w:ilvl="2" w:tplc="3968B5B2">
+    <w:lvl w:ilvl="2" w:tplc="370AC72E">
       <w:numFmt w:val="decimal"/>
       <w:lvlText w:val=""/>
       <w:lvlJc w:val="left"/>
     </w:lvl>
-    <w:lvl w:ilvl="3" w:tplc="EF541744">
+    <w:lvl w:ilvl="3" w:tplc="C6E82CFA">
       <w:numFmt w:val="decimal"/>
       <w:lvlText w:val=""/>
       <w:lvlJc w:val="left"/>
     </w:lvl>
-    <w:lvl w:ilvl="4" w:tplc="EF6A3F8C">
+    <w:lvl w:ilvl="4" w:tplc="BE041A8E">
       <w:numFmt w:val="decimal"/>
       <w:lvlText w:val=""/>
       <w:lvlJc w:val="left"/>
     </w:lvl>
-    <w:lvl w:ilvl="5" w:tplc="2FE24ED6">
+    <w:lvl w:ilvl="5" w:tplc="15EA0F68">
       <w:numFmt w:val="decimal"/>
       <w:lvlText w:val=""/>
       <w:lvlJc w:val="left"/>
     </w:lvl>
-    <w:lvl w:ilvl="6" w:tplc="C54687C6">
+    <w:lvl w:ilvl="6" w:tplc="7CECE98A">
       <w:numFmt w:val="decimal"/>
       <w:lvlText w:val=""/>
       <w:lvlJc w:val="left"/>
     </w:lvl>
-    <w:lvl w:ilvl="7" w:tplc="4D10C986">
+    <w:lvl w:ilvl="7" w:tplc="D2300C36">
       <w:numFmt w:val="decimal"/>
       <w:lvlText w:val=""/>
       <w:lvlJc w:val="left"/>
     </w:lvl>
-    <w:lvl w:ilvl="8" w:tplc="C2769CC4">
+    <w:lvl w:ilvl="8" w:tplc="B1AE0BD8">
+      <w:numFmt w:val="decimal"/>
+      <w:lvlText w:val=""/>
+      <w:lvlJc w:val="left"/>
+    </w:lvl>
+  </w:abstractNum>
+  <w:abstractNum w:abstractNumId="3" w15:restartNumberingAfterBreak="0">
+    <w:nsid w:val="4ED15D30"/>
+    <w:multiLevelType w:val="hybridMultilevel"/>
+    <w:tmpl w:val="95DE111A"/>
+    <w:lvl w:ilvl="0" w:tplc="5E08B1D2">
+      <w:start w:val="1"/>
+      <w:numFmt w:val="decimal"/>
+      <w:lvlText w:val="%1."/>
+      <w:lvlJc w:val="left"/>
+      <w:pPr>
+        <w:ind w:left="460" w:hanging="360"/>
+      </w:pPr>
+      <w:rPr>
+        <w:b/>
+        <w:bCs/>
+        <w:color w:val="A67C27"/>
+      </w:rPr>
+    </w:lvl>
+    <w:lvl w:ilvl="1" w:tplc="6BF8A28E">
+      <w:numFmt w:val="decimal"/>
+      <w:lvlText w:val=""/>
+      <w:lvlJc w:val="left"/>
+    </w:lvl>
+    <w:lvl w:ilvl="2" w:tplc="8A544FAC">
+      <w:numFmt w:val="decimal"/>
+      <w:lvlText w:val=""/>
+      <w:lvlJc w:val="left"/>
+    </w:lvl>
+    <w:lvl w:ilvl="3" w:tplc="08086A96">
+      <w:numFmt w:val="decimal"/>
+      <w:lvlText w:val=""/>
+      <w:lvlJc w:val="left"/>
+    </w:lvl>
+    <w:lvl w:ilvl="4" w:tplc="52C6D0DE">
+      <w:numFmt w:val="decimal"/>
+      <w:lvlText w:val=""/>
+      <w:lvlJc w:val="left"/>
+    </w:lvl>
+    <w:lvl w:ilvl="5" w:tplc="8076BCF4">
+      <w:numFmt w:val="decimal"/>
+      <w:lvlText w:val=""/>
+      <w:lvlJc w:val="left"/>
+    </w:lvl>
+    <w:lvl w:ilvl="6" w:tplc="5AA26F1C">
+      <w:numFmt w:val="decimal"/>
+      <w:lvlText w:val=""/>
+      <w:lvlJc w:val="left"/>
+    </w:lvl>
+    <w:lvl w:ilvl="7" w:tplc="163C53E4">
+      <w:numFmt w:val="decimal"/>
+      <w:lvlText w:val=""/>
+      <w:lvlJc w:val="left"/>
+    </w:lvl>
+    <w:lvl w:ilvl="8" w:tplc="AB30FAAE">
       <w:numFmt w:val="decimal"/>
       <w:lvlText w:val=""/>
       <w:lvlJc w:val="left"/>
     </w:lvl>
   </w:abstractNum>
   <w:abstractNum w:abstractNumId="4" w15:restartNumberingAfterBreak="0">
-    <w:nsid w:val="7C4241EE"/>
+    <w:nsid w:val="50731F9E"/>
     <w:multiLevelType w:val="hybridMultilevel"/>
-    <w:tmpl w:val="18E447E6"/>
-    <w:lvl w:ilvl="0" w:tplc="D846AA56">
+    <w:tmpl w:val="307EA5F4"/>
+    <w:lvl w:ilvl="0" w:tplc="309C284A">
       <w:start w:val="1"/>
-      <w:numFmt w:val="decimal"/>
-      <w:lvlText w:val="%1."/>
+      <w:numFmt w:val="bullet"/>
+      <w:lvlText w:val="●"/>
       <w:lvlJc w:val="left"/>
       <w:pPr>
-        <w:ind w:left="460" w:hanging="360"/>
-      </w:pPr>
-      <w:rPr>
-        <w:b/>
-        <w:bCs/>
-        <w:color w:val="A67C27"/>
-      </w:rPr>
+        <w:ind w:left="720" w:hanging="360"/>
+      </w:pPr>
     </w:lvl>
-    <w:lvl w:ilvl="1" w:tplc="3F5AB150">
-      <w:numFmt w:val="decimal"/>
-      <w:lvlText w:val=""/>
+    <w:lvl w:ilvl="1" w:tplc="0D66476A">
+      <w:start w:val="1"/>
+      <w:numFmt w:val="bullet"/>
+      <w:lvlText w:val="○"/>
       <w:lvlJc w:val="left"/>
+      <w:pPr>
+        <w:ind w:left="1440" w:hanging="360"/>
+      </w:pPr>
     </w:lvl>
-    <w:lvl w:ilvl="2" w:tplc="CF020336">
-      <w:numFmt w:val="decimal"/>
-      <w:lvlText w:val=""/>
+    <w:lvl w:ilvl="2" w:tplc="FF061F5A">
+      <w:start w:val="1"/>
+      <w:numFmt w:val="bullet"/>
+      <w:lvlText w:val="■"/>
       <w:lvlJc w:val="left"/>
+      <w:pPr>
+        <w:ind w:left="2160" w:hanging="360"/>
+      </w:pPr>
     </w:lvl>
-    <w:lvl w:ilvl="3" w:tplc="81AACE4C">
-      <w:numFmt w:val="decimal"/>
-      <w:lvlText w:val=""/>
+    <w:lvl w:ilvl="3" w:tplc="03ECD94C">
+      <w:start w:val="1"/>
+      <w:numFmt w:val="bullet"/>
+      <w:lvlText w:val="●"/>
       <w:lvlJc w:val="left"/>
+      <w:pPr>
+        <w:ind w:left="2880" w:hanging="360"/>
+      </w:pPr>
     </w:lvl>
-    <w:lvl w:ilvl="4" w:tplc="D598AF2C">
-      <w:numFmt w:val="decimal"/>
-      <w:lvlText w:val=""/>
+    <w:lvl w:ilvl="4" w:tplc="B8FAD73C">
+      <w:start w:val="1"/>
+      <w:numFmt w:val="bullet"/>
+      <w:lvlText w:val="○"/>
       <w:lvlJc w:val="left"/>
+      <w:pPr>
+        <w:ind w:left="3600" w:hanging="360"/>
+      </w:pPr>
     </w:lvl>
-    <w:lvl w:ilvl="5" w:tplc="97DE9386">
-      <w:numFmt w:val="decimal"/>
-      <w:lvlText w:val=""/>
+    <w:lvl w:ilvl="5" w:tplc="B1D25F30">
+      <w:start w:val="1"/>
+      <w:numFmt w:val="bullet"/>
+      <w:lvlText w:val="■"/>
       <w:lvlJc w:val="left"/>
+      <w:pPr>
+        <w:ind w:left="4320" w:hanging="360"/>
+      </w:pPr>
     </w:lvl>
-    <w:lvl w:ilvl="6" w:tplc="EEB08C5C">
-      <w:numFmt w:val="decimal"/>
-      <w:lvlText w:val=""/>
+    <w:lvl w:ilvl="6" w:tplc="0C5A343C">
+      <w:start w:val="1"/>
+      <w:numFmt w:val="bullet"/>
+      <w:lvlText w:val="●"/>
       <w:lvlJc w:val="left"/>
+      <w:pPr>
+        <w:ind w:left="5040" w:hanging="360"/>
+      </w:pPr>
     </w:lvl>
-    <w:lvl w:ilvl="7" w:tplc="1E04CA3A">
-      <w:numFmt w:val="decimal"/>
-      <w:lvlText w:val=""/>
+    <w:lvl w:ilvl="7" w:tplc="54581300">
+      <w:start w:val="1"/>
+      <w:numFmt w:val="bullet"/>
+      <w:lvlText w:val="●"/>
       <w:lvlJc w:val="left"/>
+      <w:pPr>
+        <w:ind w:left="5760" w:hanging="360"/>
+      </w:pPr>
     </w:lvl>
-    <w:lvl w:ilvl="8" w:tplc="CBB679F2">
-      <w:numFmt w:val="decimal"/>
-      <w:lvlText w:val=""/>
+    <w:lvl w:ilvl="8" w:tplc="46A0F974">
+      <w:start w:val="1"/>
+      <w:numFmt w:val="bullet"/>
+      <w:lvlText w:val="●"/>
       <w:lvlJc w:val="left"/>
+      <w:pPr>
+        <w:ind w:left="6480" w:hanging="360"/>
+      </w:pPr>
     </w:lvl>
   </w:abstractNum>
-  <w:num w:numId="1" w16cid:durableId="104426876">
-    <w:abstractNumId w:val="2"/>
+  <w:num w:numId="1" w16cid:durableId="1640568560">
+    <w:abstractNumId w:val="4"/>
     <w:lvlOverride w:ilvl="0">
       <w:startOverride w:val="1"/>
     </w:lvlOverride>
   </w:num>
-  <w:num w:numId="2" w16cid:durableId="1616785362">
+  <w:num w:numId="2" w16cid:durableId="1426148112">
     <w:abstractNumId w:val="0"/>
     <w:lvlOverride w:ilvl="0">
       <w:startOverride w:val="1"/>
     </w:lvlOverride>
   </w:num>
-  <w:num w:numId="3" w16cid:durableId="854542389">
+  <w:num w:numId="3" w16cid:durableId="1834490726">
+    <w:abstractNumId w:val="1"/>
+    <w:lvlOverride w:ilvl="0">
+      <w:startOverride w:val="1"/>
+    </w:lvlOverride>
+  </w:num>
+  <w:num w:numId="4" w16cid:durableId="870607131">
     <w:abstractNumId w:val="3"/>
     <w:lvlOverride w:ilvl="0">
       <w:startOverride w:val="1"/>
     </w:lvlOverride>
   </w:num>
-  <w:num w:numId="4" w16cid:durableId="733965887">
-    <w:abstractNumId w:val="4"/>
-    <w:lvlOverride w:ilvl="0">
-      <w:startOverride w:val="1"/>
-    </w:lvlOverride>
-  </w:num>
-  <w:num w:numId="5" w16cid:durableId="264852363">
-    <w:abstractNumId w:val="1"/>
+  <w:num w:numId="5" w16cid:durableId="1200969913">
+    <w:abstractNumId w:val="2"/>
     <w:lvlOverride w:ilvl="0">
       <w:startOverride w:val="1"/>
     </w:lvlOverride>
@@ -7814,7 +7814,7 @@
     <w:autoRedefine/>
     <w:uiPriority w:val="39"/>
     <w:unhideWhenUsed/>
-    <w:rsid w:val="000D298E"/>
+    <w:rsid w:val="00773E2C"/>
     <w:pPr>
       <w:spacing w:after="100"/>
     </w:pPr>
@@ -7826,7 +7826,7 @@
     <w:autoRedefine/>
     <w:uiPriority w:val="39"/>
     <w:unhideWhenUsed/>
-    <w:rsid w:val="000D298E"/>
+    <w:rsid w:val="00773E2C"/>
     <w:pPr>
       <w:spacing w:after="100"/>
       <w:ind w:left="210"/>

--- a/docs/manuals/Role_Guide_7_Analyst.docx
+++ b/docs/manuals/Role_Guide_7_Analyst.docx
@@ -469,7 +469,7 @@
                 <w:sz w:val="19"/>
                 <w:szCs w:val="19"/>
               </w:rPr>
-              <w:t>Version 1.4 · 20 September 2026</w:t>
+              <w:t>Version 1.5 · 20 September 2026</w:t>
             </w:r>
           </w:p>
         </w:tc>
@@ -538,7 +538,7 @@
     <w:sdt>
       <w:sdtPr>
         <w:alias w:val="Contents"/>
-        <w:id w:val="-1895270366"/>
+        <w:id w:val="-1633081051"/>
       </w:sdtPr>
       <w:sdtEndPr/>
       <w:sdtContent>
@@ -567,7 +567,7 @@
           <w:r>
             <w:fldChar w:fldCharType="separate"/>
           </w:r>
-          <w:hyperlink w:anchor="_Toc240773570" w:history="1">
+          <w:hyperlink w:anchor="_Toc240779754" w:history="1">
             <w:r>
               <w:rPr>
                 <w:rStyle w:val="Hyperlink"/>
@@ -591,7 +591,7 @@
               <w:rPr>
                 <w:noProof/>
               </w:rPr>
-              <w:instrText xml:space="preserve"> PAGEREF _Toc240773570 \h </w:instrText>
+              <w:instrText xml:space="preserve"> PAGEREF _Toc240779754 \h </w:instrText>
             </w:r>
             <w:r>
               <w:rPr>
@@ -634,7 +634,7 @@
               <w14:ligatures w14:val="standardContextual"/>
             </w:rPr>
           </w:pPr>
-          <w:hyperlink w:anchor="_Toc240773571" w:history="1">
+          <w:hyperlink w:anchor="_Toc240779755" w:history="1">
             <w:r>
               <w:rPr>
                 <w:rStyle w:val="Hyperlink"/>
@@ -658,7 +658,7 @@
               <w:rPr>
                 <w:noProof/>
               </w:rPr>
-              <w:instrText xml:space="preserve"> PAGEREF _Toc240773571 \h </w:instrText>
+              <w:instrText xml:space="preserve"> PAGEREF _Toc240779755 \h </w:instrText>
             </w:r>
             <w:r>
               <w:rPr>
@@ -701,7 +701,7 @@
               <w14:ligatures w14:val="standardContextual"/>
             </w:rPr>
           </w:pPr>
-          <w:hyperlink w:anchor="_Toc240773572" w:history="1">
+          <w:hyperlink w:anchor="_Toc240779756" w:history="1">
             <w:r>
               <w:rPr>
                 <w:rStyle w:val="Hyperlink"/>
@@ -725,7 +725,7 @@
               <w:rPr>
                 <w:noProof/>
               </w:rPr>
-              <w:instrText xml:space="preserve"> PAGEREF _Toc240773572 \h </w:instrText>
+              <w:instrText xml:space="preserve"> PAGEREF _Toc240779756 \h </w:instrText>
             </w:r>
             <w:r>
               <w:rPr>
@@ -768,7 +768,7 @@
               <w14:ligatures w14:val="standardContextual"/>
             </w:rPr>
           </w:pPr>
-          <w:hyperlink w:anchor="_Toc240773573" w:history="1">
+          <w:hyperlink w:anchor="_Toc240779757" w:history="1">
             <w:r>
               <w:rPr>
                 <w:rStyle w:val="Hyperlink"/>
@@ -792,7 +792,7 @@
               <w:rPr>
                 <w:noProof/>
               </w:rPr>
-              <w:instrText xml:space="preserve"> PAGEREF _Toc240773573 \h </w:instrText>
+              <w:instrText xml:space="preserve"> PAGEREF _Toc240779757 \h </w:instrText>
             </w:r>
             <w:r>
               <w:rPr>
@@ -835,7 +835,7 @@
               <w14:ligatures w14:val="standardContextual"/>
             </w:rPr>
           </w:pPr>
-          <w:hyperlink w:anchor="_Toc240773574" w:history="1">
+          <w:hyperlink w:anchor="_Toc240779758" w:history="1">
             <w:r>
               <w:rPr>
                 <w:rStyle w:val="Hyperlink"/>
@@ -859,7 +859,7 @@
               <w:rPr>
                 <w:noProof/>
               </w:rPr>
-              <w:instrText xml:space="preserve"> PAGEREF _Toc240773574 \h </w:instrText>
+              <w:instrText xml:space="preserve"> PAGEREF _Toc240779758 \h </w:instrText>
             </w:r>
             <w:r>
               <w:rPr>
@@ -902,7 +902,7 @@
               <w14:ligatures w14:val="standardContextual"/>
             </w:rPr>
           </w:pPr>
-          <w:hyperlink w:anchor="_Toc240773575" w:history="1">
+          <w:hyperlink w:anchor="_Toc240779759" w:history="1">
             <w:r>
               <w:rPr>
                 <w:rStyle w:val="Hyperlink"/>
@@ -926,7 +926,7 @@
               <w:rPr>
                 <w:noProof/>
               </w:rPr>
-              <w:instrText xml:space="preserve"> PAGEREF _Toc240773575 \h </w:instrText>
+              <w:instrText xml:space="preserve"> PAGEREF _Toc240779759 \h </w:instrText>
             </w:r>
             <w:r>
               <w:rPr>
@@ -969,7 +969,7 @@
               <w14:ligatures w14:val="standardContextual"/>
             </w:rPr>
           </w:pPr>
-          <w:hyperlink w:anchor="_Toc240773576" w:history="1">
+          <w:hyperlink w:anchor="_Toc240779760" w:history="1">
             <w:r>
               <w:rPr>
                 <w:rStyle w:val="Hyperlink"/>
@@ -993,7 +993,7 @@
               <w:rPr>
                 <w:noProof/>
               </w:rPr>
-              <w:instrText xml:space="preserve"> PAGEREF _Toc240773576 \h </w:instrText>
+              <w:instrText xml:space="preserve"> PAGEREF _Toc240779760 \h </w:instrText>
             </w:r>
             <w:r>
               <w:rPr>
@@ -1036,7 +1036,7 @@
               <w14:ligatures w14:val="standardContextual"/>
             </w:rPr>
           </w:pPr>
-          <w:hyperlink w:anchor="_Toc240773577" w:history="1">
+          <w:hyperlink w:anchor="_Toc240779761" w:history="1">
             <w:r>
               <w:rPr>
                 <w:rStyle w:val="Hyperlink"/>
@@ -1060,7 +1060,7 @@
               <w:rPr>
                 <w:noProof/>
               </w:rPr>
-              <w:instrText xml:space="preserve"> PAGEREF _Toc240773577 \h </w:instrText>
+              <w:instrText xml:space="preserve"> PAGEREF _Toc240779761 \h </w:instrText>
             </w:r>
             <w:r>
               <w:rPr>
@@ -1103,7 +1103,7 @@
               <w14:ligatures w14:val="standardContextual"/>
             </w:rPr>
           </w:pPr>
-          <w:hyperlink w:anchor="_Toc240773578" w:history="1">
+          <w:hyperlink w:anchor="_Toc240779762" w:history="1">
             <w:r>
               <w:rPr>
                 <w:rStyle w:val="Hyperlink"/>
@@ -1127,7 +1127,7 @@
               <w:rPr>
                 <w:noProof/>
               </w:rPr>
-              <w:instrText xml:space="preserve"> PAGEREF _Toc240773578 \h </w:instrText>
+              <w:instrText xml:space="preserve"> PAGEREF _Toc240779762 \h </w:instrText>
             </w:r>
             <w:r>
               <w:rPr>
@@ -1170,7 +1170,7 @@
               <w14:ligatures w14:val="standardContextual"/>
             </w:rPr>
           </w:pPr>
-          <w:hyperlink w:anchor="_Toc240773579" w:history="1">
+          <w:hyperlink w:anchor="_Toc240779763" w:history="1">
             <w:r>
               <w:rPr>
                 <w:rStyle w:val="Hyperlink"/>
@@ -1194,7 +1194,7 @@
               <w:rPr>
                 <w:noProof/>
               </w:rPr>
-              <w:instrText xml:space="preserve"> PAGEREF _Toc240773579 \h </w:instrText>
+              <w:instrText xml:space="preserve"> PAGEREF _Toc240779763 \h </w:instrText>
             </w:r>
             <w:r>
               <w:rPr>
@@ -1237,7 +1237,7 @@
               <w14:ligatures w14:val="standardContextual"/>
             </w:rPr>
           </w:pPr>
-          <w:hyperlink w:anchor="_Toc240773580" w:history="1">
+          <w:hyperlink w:anchor="_Toc240779764" w:history="1">
             <w:r>
               <w:rPr>
                 <w:rStyle w:val="Hyperlink"/>
@@ -1261,7 +1261,7 @@
               <w:rPr>
                 <w:noProof/>
               </w:rPr>
-              <w:instrText xml:space="preserve"> PAGEREF _Toc240773580 \h </w:instrText>
+              <w:instrText xml:space="preserve"> PAGEREF _Toc240779764 \h </w:instrText>
             </w:r>
             <w:r>
               <w:rPr>
@@ -1304,7 +1304,7 @@
               <w14:ligatures w14:val="standardContextual"/>
             </w:rPr>
           </w:pPr>
-          <w:hyperlink w:anchor="_Toc240773581" w:history="1">
+          <w:hyperlink w:anchor="_Toc240779765" w:history="1">
             <w:r>
               <w:rPr>
                 <w:rStyle w:val="Hyperlink"/>
@@ -1328,7 +1328,7 @@
               <w:rPr>
                 <w:noProof/>
               </w:rPr>
-              <w:instrText xml:space="preserve"> PAGEREF _Toc240773581 \h </w:instrText>
+              <w:instrText xml:space="preserve"> PAGEREF _Toc240779765 \h </w:instrText>
             </w:r>
             <w:r>
               <w:rPr>
@@ -1371,7 +1371,7 @@
               <w14:ligatures w14:val="standardContextual"/>
             </w:rPr>
           </w:pPr>
-          <w:hyperlink w:anchor="_Toc240773582" w:history="1">
+          <w:hyperlink w:anchor="_Toc240779766" w:history="1">
             <w:r>
               <w:rPr>
                 <w:rStyle w:val="Hyperlink"/>
@@ -1395,7 +1395,7 @@
               <w:rPr>
                 <w:noProof/>
               </w:rPr>
-              <w:instrText xml:space="preserve"> PAGEREF _Toc240773582 \h </w:instrText>
+              <w:instrText xml:space="preserve"> PAGEREF _Toc240779766 \h </w:instrText>
             </w:r>
             <w:r>
               <w:rPr>
@@ -1438,7 +1438,7 @@
               <w14:ligatures w14:val="standardContextual"/>
             </w:rPr>
           </w:pPr>
-          <w:hyperlink w:anchor="_Toc240773583" w:history="1">
+          <w:hyperlink w:anchor="_Toc240779767" w:history="1">
             <w:r>
               <w:rPr>
                 <w:rStyle w:val="Hyperlink"/>
@@ -1462,7 +1462,7 @@
               <w:rPr>
                 <w:noProof/>
               </w:rPr>
-              <w:instrText xml:space="preserve"> PAGEREF _Toc240773583 \h </w:instrText>
+              <w:instrText xml:space="preserve"> PAGEREF _Toc240779767 \h </w:instrText>
             </w:r>
             <w:r>
               <w:rPr>
@@ -1505,7 +1505,7 @@
               <w14:ligatures w14:val="standardContextual"/>
             </w:rPr>
           </w:pPr>
-          <w:hyperlink w:anchor="_Toc240773584" w:history="1">
+          <w:hyperlink w:anchor="_Toc240779768" w:history="1">
             <w:r>
               <w:rPr>
                 <w:rStyle w:val="Hyperlink"/>
@@ -1529,7 +1529,7 @@
               <w:rPr>
                 <w:noProof/>
               </w:rPr>
-              <w:instrText xml:space="preserve"> PAGEREF _Toc240773584 \h </w:instrText>
+              <w:instrText xml:space="preserve"> PAGEREF _Toc240779768 \h </w:instrText>
             </w:r>
             <w:r>
               <w:rPr>
@@ -1572,7 +1572,7 @@
               <w14:ligatures w14:val="standardContextual"/>
             </w:rPr>
           </w:pPr>
-          <w:hyperlink w:anchor="_Toc240773585" w:history="1">
+          <w:hyperlink w:anchor="_Toc240779769" w:history="1">
             <w:r>
               <w:rPr>
                 <w:rStyle w:val="Hyperlink"/>
@@ -1596,7 +1596,7 @@
               <w:rPr>
                 <w:noProof/>
               </w:rPr>
-              <w:instrText xml:space="preserve"> PAGEREF _Toc240773585 \h </w:instrText>
+              <w:instrText xml:space="preserve"> PAGEREF _Toc240779769 \h </w:instrText>
             </w:r>
             <w:r>
               <w:rPr>
@@ -1635,7 +1635,7 @@
         <w:pStyle w:val="Heading1"/>
         <w:pageBreakBefore/>
       </w:pPr>
-      <w:bookmarkStart w:id="0" w:name="_Toc240773570"/>
+      <w:bookmarkStart w:id="0" w:name="_Toc240779754"/>
       <w:r>
         <w:lastRenderedPageBreak/>
         <w:t>1. Your role at a glance</w:t>
@@ -1816,7 +1816,7 @@
         <w:pStyle w:val="Heading1"/>
         <w:pageBreakBefore/>
       </w:pPr>
-      <w:bookmarkStart w:id="1" w:name="_Toc240773571"/>
+      <w:bookmarkStart w:id="1" w:name="_Toc240779755"/>
       <w:r>
         <w:lastRenderedPageBreak/>
         <w:t>2. Signing in and your screens</w:t>
@@ -1827,7 +1827,7 @@
       <w:pPr>
         <w:pStyle w:val="Heading2"/>
       </w:pPr>
-      <w:bookmarkStart w:id="2" w:name="_Toc240773572"/>
+      <w:bookmarkStart w:id="2" w:name="_Toc240779756"/>
       <w:r>
         <w:t>Signing in</w:t>
       </w:r>
@@ -1910,7 +1910,7 @@
           <w:noProof/>
         </w:rPr>
         <w:drawing>
-          <wp:inline distT="0" distB="0" distL="0" distR="0" wp14:anchorId="2704FE93" wp14:editId="05A725BF">
+          <wp:inline distT="0" distB="0" distL="0" distR="0" wp14:anchorId="1FEDDF38" wp14:editId="03991A39">
             <wp:extent cx="5334000" cy="2333625"/>
             <wp:effectExtent l="0" t="0" r="0" b="0"/>
             <wp:docPr id="1" name="adm_login.jpg" descr="The sign-in screen for all internal staff." title="The sign-in screen for all internal staff."/>
@@ -2077,7 +2077,7 @@
       <w:pPr>
         <w:pStyle w:val="Heading2"/>
       </w:pPr>
-      <w:bookmarkStart w:id="3" w:name="_Toc240773573"/>
+      <w:bookmarkStart w:id="3" w:name="_Toc240779757"/>
       <w:r>
         <w:t>Finding your way around</w:t>
       </w:r>
@@ -2252,7 +2252,7 @@
         </w:rPr>
         <w:lastRenderedPageBreak/>
         <w:drawing>
-          <wp:inline distT="0" distB="0" distL="0" distR="0" wp14:anchorId="785FC9C7" wp14:editId="0DCCDCBE">
+          <wp:inline distT="0" distB="0" distL="0" distR="0" wp14:anchorId="238FBCFF" wp14:editId="5C5256A1">
             <wp:extent cx="5715000" cy="1876425"/>
             <wp:effectExtent l="0" t="0" r="0" b="0"/>
             <wp:docPr id="2" name="adm_not_your_role.jpg" descr="Opening a screen outside your role (for example from an old bookmark) shows this card instead of the screen." title="Opening a screen outside your role (for example from an old bookmark) shows this card instead of the screen."/>
@@ -2321,7 +2321,7 @@
       <w:pPr>
         <w:pStyle w:val="Heading2"/>
       </w:pPr>
-      <w:bookmarkStart w:id="4" w:name="_Toc240773574"/>
+      <w:bookmarkStart w:id="4" w:name="_Toc240779758"/>
       <w:r>
         <w:t>Your screens</w:t>
       </w:r>
@@ -2655,7 +2655,7 @@
       <w:pPr>
         <w:pStyle w:val="Heading2"/>
       </w:pPr>
-      <w:bookmarkStart w:id="5" w:name="_Toc240773575"/>
+      <w:bookmarkStart w:id="5" w:name="_Toc240779759"/>
       <w:r>
         <w:t>Changing your password</w:t>
       </w:r>
@@ -2738,7 +2738,7 @@
           <w:noProof/>
         </w:rPr>
         <w:drawing>
-          <wp:inline distT="0" distB="0" distL="0" distR="0" wp14:anchorId="073D2BD6" wp14:editId="50C756CE">
+          <wp:inline distT="0" distB="0" distL="0" distR="0" wp14:anchorId="5DD25014" wp14:editId="6856F730">
             <wp:extent cx="5334000" cy="2171700"/>
             <wp:effectExtent l="0" t="0" r="0" b="0"/>
             <wp:docPr id="3" name="adm_account.jpg" descr="Change Password screen." title="Change Password screen."/>
@@ -2826,7 +2826,7 @@
         <w:pStyle w:val="Heading1"/>
         <w:pageBreakBefore/>
       </w:pPr>
-      <w:bookmarkStart w:id="6" w:name="_Toc240773576"/>
+      <w:bookmarkStart w:id="6" w:name="_Toc240779760"/>
       <w:r>
         <w:lastRenderedPageBreak/>
         <w:t>3. Your routine</w:t>
@@ -3111,7 +3111,7 @@
         <w:pStyle w:val="Heading1"/>
         <w:pageBreakBefore/>
       </w:pPr>
-      <w:bookmarkStart w:id="7" w:name="_Toc240773577"/>
+      <w:bookmarkStart w:id="7" w:name="_Toc240779761"/>
       <w:r>
         <w:lastRenderedPageBreak/>
         <w:t>4. Step-by-step tasks</w:t>
@@ -3122,7 +3122,7 @@
       <w:pPr>
         <w:pStyle w:val="Heading2"/>
       </w:pPr>
-      <w:bookmarkStart w:id="8" w:name="_Toc240773578"/>
+      <w:bookmarkStart w:id="8" w:name="_Toc240779762"/>
       <w:r>
         <w:t>4.1 Your start screen</w:t>
       </w:r>
@@ -3139,7 +3139,7 @@
           <w:noProof/>
         </w:rPr>
         <w:drawing>
-          <wp:inline distT="0" distB="0" distL="0" distR="0" wp14:anchorId="0A5A012B" wp14:editId="39EB8A6A">
+          <wp:inline distT="0" distB="0" distL="0" distR="0" wp14:anchorId="6B55EA2A" wp14:editId="5A054584">
             <wp:extent cx="5715000" cy="3571875"/>
             <wp:effectExtent l="0" t="0" r="0" b="0"/>
             <wp:docPr id="4" name="an_dashboard.jpg" descr="Executive Dashboard as seen by the Analyst." title="Executive Dashboard as seen by the Analyst."/>
@@ -3208,7 +3208,7 @@
       <w:pPr>
         <w:pStyle w:val="Heading2"/>
       </w:pPr>
-      <w:bookmarkStart w:id="9" w:name="_Toc240773579"/>
+      <w:bookmarkStart w:id="9" w:name="_Toc240779763"/>
       <w:r>
         <w:t>4.2 Reading the dashboards</w:t>
       </w:r>
@@ -3234,7 +3234,7 @@
         </w:rPr>
         <w:lastRenderedPageBreak/>
         <w:drawing>
-          <wp:inline distT="0" distB="0" distL="0" distR="0" wp14:anchorId="1C29DC67" wp14:editId="0CF9115F">
+          <wp:inline distT="0" distB="0" distL="0" distR="0" wp14:anchorId="1748C753" wp14:editId="5E1383FB">
             <wp:extent cx="5715000" cy="3571875"/>
             <wp:effectExtent l="0" t="0" r="0" b="0"/>
             <wp:docPr id="5" name="adm_exec_dashboard.jpg" descr="Executive Dashboard: completions against the 400 / 60 / 50–75 targets, days to data lock, spend, and the lowest-filled strata." title="Executive Dashboard: completions against the 400 / 60 / 50–75 targets, days to data lock, spend, and the lowest-filled strata."/>
@@ -3899,7 +3899,7 @@
       <w:pPr>
         <w:pStyle w:val="Heading2"/>
       </w:pPr>
-      <w:bookmarkStart w:id="10" w:name="_Toc240773580"/>
+      <w:bookmarkStart w:id="10" w:name="_Toc240779764"/>
       <w:r>
         <w:t>4.3 Using Reports (analytics and charts)</w:t>
       </w:r>
@@ -3940,7 +3940,7 @@
         </w:rPr>
         <w:lastRenderedPageBreak/>
         <w:drawing>
-          <wp:inline distT="0" distB="0" distL="0" distR="0" wp14:anchorId="4A1C1498" wp14:editId="324EF611">
+          <wp:inline distT="0" distB="0" distL="0" distR="0" wp14:anchorId="2DBB234E" wp14:editId="7F46291F">
             <wp:extent cx="5334000" cy="3333750"/>
             <wp:effectExtent l="0" t="0" r="0" b="0"/>
             <wp:docPr id="6" name="adm_reports_top.jpg" descr="Reports: headline figures for the chosen period." title="Reports: headline figures for the chosen period."/>
@@ -4082,7 +4082,7 @@
           <w:noProof/>
         </w:rPr>
         <w:drawing>
-          <wp:inline distT="0" distB="0" distL="0" distR="0" wp14:anchorId="1A42C4C4" wp14:editId="0E835DD6">
+          <wp:inline distT="0" distB="0" distL="0" distR="0" wp14:anchorId="41A47689" wp14:editId="5D642B60">
             <wp:extent cx="5334000" cy="3409950"/>
             <wp:effectExtent l="0" t="0" r="0" b="0"/>
             <wp:docPr id="7" name="adm_reports_funnel.jpg" descr="Case funnel: each case counted once at every stage it has reached." title="Case funnel: each case counted once at every stage it has reached."/>
@@ -4182,7 +4182,7 @@
         </w:rPr>
         <w:lastRenderedPageBreak/>
         <w:drawing>
-          <wp:inline distT="0" distB="0" distL="0" distR="0" wp14:anchorId="60B38AEB" wp14:editId="62E551B4">
+          <wp:inline distT="0" distB="0" distL="0" distR="0" wp14:anchorId="66E0F842" wp14:editId="5FA0FBE1">
             <wp:extent cx="5334000" cy="3248025"/>
             <wp:effectExtent l="0" t="0" r="0" b="0"/>
             <wp:docPr id="8" name="adm_reports_funnel_table.jpg" descr="The same chart as a table." title="The same chart as a table."/>
@@ -4281,7 +4281,7 @@
           <w:noProof/>
         </w:rPr>
         <w:drawing>
-          <wp:inline distT="0" distB="0" distL="0" distR="0" wp14:anchorId="127C5BA8" wp14:editId="47D4F9C6">
+          <wp:inline distT="0" distB="0" distL="0" distR="0" wp14:anchorId="3DEBC2E7" wp14:editId="18A0DB6E">
             <wp:extent cx="5334000" cy="2628900"/>
             <wp:effectExtent l="0" t="0" r="0" b="0"/>
             <wp:docPr id="9" name="adm_reports_coverage.jpg" descr="Coverage by group." title="Coverage by group."/>
@@ -4381,7 +4381,7 @@
         </w:rPr>
         <w:lastRenderedPageBreak/>
         <w:drawing>
-          <wp:inline distT="0" distB="0" distL="0" distR="0" wp14:anchorId="507EEE2E" wp14:editId="30843EF7">
+          <wp:inline distT="0" distB="0" distL="0" distR="0" wp14:anchorId="6E0ED7AF" wp14:editId="4A7554C7">
             <wp:extent cx="5334000" cy="2600325"/>
             <wp:effectExtent l="0" t="0" r="0" b="0"/>
             <wp:docPr id="10" name="adm_reports_modes.jpg" descr="Administration modes." title="Administration modes."/>
@@ -4490,7 +4490,7 @@
           <w:noProof/>
         </w:rPr>
         <w:drawing>
-          <wp:inline distT="0" distB="0" distL="0" distR="0" wp14:anchorId="5C7064EB" wp14:editId="5EDC6762">
+          <wp:inline distT="0" distB="0" distL="0" distR="0" wp14:anchorId="1242280B" wp14:editId="0F06E7FE">
             <wp:extent cx="5334000" cy="2905125"/>
             <wp:effectExtent l="0" t="0" r="0" b="0"/>
             <wp:docPr id="11" name="adm_reports_duration.jpg" descr="Completion-time distribution." title="Completion-time distribution."/>
@@ -4572,7 +4572,7 @@
       <w:pPr>
         <w:pStyle w:val="Heading2"/>
       </w:pPr>
-      <w:bookmarkStart w:id="11" w:name="_Toc240773581"/>
+      <w:bookmarkStart w:id="11" w:name="_Toc240779765"/>
       <w:r>
         <w:lastRenderedPageBreak/>
         <w:t>4.4 Downloading data</w:t>
@@ -4590,7 +4590,7 @@
           <w:noProof/>
         </w:rPr>
         <w:drawing>
-          <wp:inline distT="0" distB="0" distL="0" distR="0" wp14:anchorId="4876F68A" wp14:editId="16DCE11B">
+          <wp:inline distT="0" distB="0" distL="0" distR="0" wp14:anchorId="16FEC561" wp14:editId="46E6E65E">
             <wp:extent cx="5715000" cy="1876425"/>
             <wp:effectExtent l="0" t="0" r="0" b="0"/>
             <wp:docPr id="12" name="an_export.jpg" descr="Data Export." title="Data Export."/>
@@ -5105,7 +5105,7 @@
       <w:pPr>
         <w:pStyle w:val="Heading2"/>
       </w:pPr>
-      <w:bookmarkStart w:id="12" w:name="_Toc240773582"/>
+      <w:bookmarkStart w:id="12" w:name="_Toc240779766"/>
       <w:r>
         <w:t>4.5 Working with the analysis export</w:t>
       </w:r>
@@ -5250,7 +5250,7 @@
         <w:pStyle w:val="Heading1"/>
         <w:pageBreakBefore/>
       </w:pPr>
-      <w:bookmarkStart w:id="13" w:name="_Toc240773583"/>
+      <w:bookmarkStart w:id="13" w:name="_Toc240779767"/>
       <w:r>
         <w:lastRenderedPageBreak/>
         <w:t>5. Rules you must follow</w:t>
@@ -5388,7 +5388,7 @@
         <w:pStyle w:val="Heading1"/>
         <w:pageBreakBefore/>
       </w:pPr>
-      <w:bookmarkStart w:id="14" w:name="_Toc240773584"/>
+      <w:bookmarkStart w:id="14" w:name="_Toc240779768"/>
       <w:r>
         <w:lastRenderedPageBreak/>
         <w:t>6. Troubleshooting</w:t>
@@ -6349,7 +6349,7 @@
         <w:pStyle w:val="Heading1"/>
         <w:pageBreakBefore/>
       </w:pPr>
-      <w:bookmarkStart w:id="15" w:name="_Toc240773585"/>
+      <w:bookmarkStart w:id="15" w:name="_Toc240779769"/>
       <w:r>
         <w:lastRenderedPageBreak/>
         <w:t>7. Quick reference</w:t>
@@ -6671,7 +6671,7 @@
         <w:sz w:val="16"/>
         <w:szCs w:val="16"/>
       </w:rPr>
-      <w:t>Version 1.4 · 20 September 2026</w:t>
+      <w:t>Version 1.5 · 20 September 2026</w:t>
     </w:r>
     <w:r>
       <w:rPr>
@@ -6844,68 +6844,69 @@
 <file path=word/numbering.xml><?xml version="1.0" encoding="utf-8"?>
 <w:numbering xmlns:wpc="http://schemas.microsoft.com/office/word/2010/wordprocessingCanvas" xmlns:cx="http://schemas.microsoft.com/office/drawing/2014/chartex" xmlns:cx1="http://schemas.microsoft.com/office/drawing/2015/9/8/chartex" xmlns:cx2="http://schemas.microsoft.com/office/drawing/2015/10/21/chartex" xmlns:cx3="http://schemas.microsoft.com/office/drawing/2016/5/9/chartex" xmlns:cx4="http://schemas.microsoft.com/office/drawing/2016/5/10/chartex" xmlns:cx5="http://schemas.microsoft.com/office/drawing/2016/5/11/chartex" xmlns:cx6="http://schemas.microsoft.com/office/drawing/2016/5/12/chartex" xmlns:cx7="http://schemas.microsoft.com/office/drawing/2016/5/13/chartex" xmlns:cx8="http://schemas.microsoft.com/office/drawing/2016/5/14/chartex" xmlns:mc="http://schemas.openxmlformats.org/markup-compatibility/2006" xmlns:aink="http://schemas.microsoft.com/office/drawing/2016/ink" xmlns:am3d="http://schemas.microsoft.com/office/drawing/2017/model3d" xmlns:o="urn:schemas-microsoft-com:office:office" xmlns:oel="http://schemas.microsoft.com/office/2019/extlst" xmlns:r="http://schemas.openxmlformats.org/officeDocument/2006/relationships" xmlns:m="http://schemas.openxmlformats.org/officeDocument/2006/math" xmlns:v="urn:schemas-microsoft-com:vml" xmlns:wp14="http://schemas.microsoft.com/office/word/2010/wordprocessingDrawing" xmlns:wp="http://schemas.openxmlformats.org/drawingml/2006/wordprocessingDrawing" xmlns:w10="urn:schemas-microsoft-com:office:word" xmlns:w="http://schemas.openxmlformats.org/wordprocessingml/2006/main" xmlns:w14="http://schemas.microsoft.com/office/word/2010/wordml" xmlns:w15="http://schemas.microsoft.com/office/word/2012/wordml" xmlns:w16cex="http://schemas.microsoft.com/office/word/2018/wordml/cex" xmlns:w16cid="http://schemas.microsoft.com/office/word/2016/wordml/cid" xmlns:w16="http://schemas.microsoft.com/office/word/2018/wordml" xmlns:w16sdtdh="http://schemas.microsoft.com/office/word/2020/wordml/sdtdatahash" xmlns:w16se="http://schemas.microsoft.com/office/word/2015/wordml/symex" xmlns:wpg="http://schemas.microsoft.com/office/word/2010/wordprocessingGroup" xmlns:wpi="http://schemas.microsoft.com/office/word/2010/wordprocessingInk" xmlns:wne="http://schemas.microsoft.com/office/word/2006/wordml" xmlns:wps="http://schemas.microsoft.com/office/word/2010/wordprocessingShape" mc:Ignorable="w14 w15 w16se w16cid w16 w16cex w16sdtdh wp14">
   <w:abstractNum w:abstractNumId="0" w15:restartNumberingAfterBreak="0">
-    <w:nsid w:val="016108C1"/>
+    <w:nsid w:val="0BB83430"/>
     <w:multiLevelType w:val="hybridMultilevel"/>
-    <w:tmpl w:val="E4E83502"/>
-    <w:lvl w:ilvl="0" w:tplc="0BA4F974">
+    <w:tmpl w:val="C98C7F02"/>
+    <w:lvl w:ilvl="0" w:tplc="E112F9F0">
       <w:start w:val="1"/>
-      <w:numFmt w:val="bullet"/>
-      <w:lvlText w:val="•"/>
+      <w:numFmt w:val="decimal"/>
+      <w:lvlText w:val="%1."/>
       <w:lvlJc w:val="left"/>
       <w:pPr>
-        <w:ind w:left="460" w:hanging="280"/>
-      </w:pPr>
+        <w:ind w:left="460" w:hanging="360"/>
+      </w:pPr>
+      <w:rPr>
+        <w:b/>
+        <w:bCs/>
+        <w:color w:val="A67C27"/>
+      </w:rPr>
     </w:lvl>
-    <w:lvl w:ilvl="1" w:tplc="66BEFD3A">
-      <w:start w:val="1"/>
-      <w:numFmt w:val="bullet"/>
-      <w:lvlText w:val="–"/>
-      <w:lvlJc w:val="left"/>
-      <w:pPr>
-        <w:ind w:left="900" w:hanging="280"/>
-      </w:pPr>
-    </w:lvl>
-    <w:lvl w:ilvl="2" w:tplc="635E7D8E">
+    <w:lvl w:ilvl="1" w:tplc="14E84B78">
       <w:numFmt w:val="decimal"/>
       <w:lvlText w:val=""/>
       <w:lvlJc w:val="left"/>
     </w:lvl>
-    <w:lvl w:ilvl="3" w:tplc="1C46F6E0">
+    <w:lvl w:ilvl="2" w:tplc="A992DF30">
       <w:numFmt w:val="decimal"/>
       <w:lvlText w:val=""/>
       <w:lvlJc w:val="left"/>
     </w:lvl>
-    <w:lvl w:ilvl="4" w:tplc="7AB041F2">
+    <w:lvl w:ilvl="3" w:tplc="F1D879D4">
       <w:numFmt w:val="decimal"/>
       <w:lvlText w:val=""/>
       <w:lvlJc w:val="left"/>
     </w:lvl>
-    <w:lvl w:ilvl="5" w:tplc="40043108">
+    <w:lvl w:ilvl="4" w:tplc="15ACD338">
       <w:numFmt w:val="decimal"/>
       <w:lvlText w:val=""/>
       <w:lvlJc w:val="left"/>
     </w:lvl>
-    <w:lvl w:ilvl="6" w:tplc="7FC083A8">
+    <w:lvl w:ilvl="5" w:tplc="B81A6F1C">
       <w:numFmt w:val="decimal"/>
       <w:lvlText w:val=""/>
       <w:lvlJc w:val="left"/>
     </w:lvl>
-    <w:lvl w:ilvl="7" w:tplc="245C1EAC">
+    <w:lvl w:ilvl="6" w:tplc="14C0706A">
       <w:numFmt w:val="decimal"/>
       <w:lvlText w:val=""/>
       <w:lvlJc w:val="left"/>
     </w:lvl>
-    <w:lvl w:ilvl="8" w:tplc="2DF20696">
+    <w:lvl w:ilvl="7" w:tplc="245C5790">
+      <w:numFmt w:val="decimal"/>
+      <w:lvlText w:val=""/>
+      <w:lvlJc w:val="left"/>
+    </w:lvl>
+    <w:lvl w:ilvl="8" w:tplc="C4C8E146">
       <w:numFmt w:val="decimal"/>
       <w:lvlText w:val=""/>
       <w:lvlJc w:val="left"/>
     </w:lvl>
   </w:abstractNum>
   <w:abstractNum w:abstractNumId="1" w15:restartNumberingAfterBreak="0">
-    <w:nsid w:val="20DA0501"/>
+    <w:nsid w:val="18C504ED"/>
     <w:multiLevelType w:val="hybridMultilevel"/>
-    <w:tmpl w:val="6AC44B46"/>
-    <w:lvl w:ilvl="0" w:tplc="1F508268">
+    <w:tmpl w:val="6062196C"/>
+    <w:lvl w:ilvl="0" w:tplc="939AECC6">
       <w:start w:val="1"/>
       <w:numFmt w:val="decimal"/>
       <w:lvlText w:val="%1."/>
@@ -6919,52 +6920,110 @@
         <w:color w:val="A67C27"/>
       </w:rPr>
     </w:lvl>
-    <w:lvl w:ilvl="1" w:tplc="4D66C470">
+    <w:lvl w:ilvl="1" w:tplc="130C35E4">
       <w:numFmt w:val="decimal"/>
       <w:lvlText w:val=""/>
       <w:lvlJc w:val="left"/>
     </w:lvl>
-    <w:lvl w:ilvl="2" w:tplc="76BC80EC">
+    <w:lvl w:ilvl="2" w:tplc="E01C5280">
       <w:numFmt w:val="decimal"/>
       <w:lvlText w:val=""/>
       <w:lvlJc w:val="left"/>
     </w:lvl>
-    <w:lvl w:ilvl="3" w:tplc="4802D676">
+    <w:lvl w:ilvl="3" w:tplc="7612FDE4">
       <w:numFmt w:val="decimal"/>
       <w:lvlText w:val=""/>
       <w:lvlJc w:val="left"/>
     </w:lvl>
-    <w:lvl w:ilvl="4" w:tplc="24320D14">
+    <w:lvl w:ilvl="4" w:tplc="A71EB86C">
       <w:numFmt w:val="decimal"/>
       <w:lvlText w:val=""/>
       <w:lvlJc w:val="left"/>
     </w:lvl>
-    <w:lvl w:ilvl="5" w:tplc="0B425DD4">
+    <w:lvl w:ilvl="5" w:tplc="865CDFC6">
       <w:numFmt w:val="decimal"/>
       <w:lvlText w:val=""/>
       <w:lvlJc w:val="left"/>
     </w:lvl>
-    <w:lvl w:ilvl="6" w:tplc="E7729AF4">
+    <w:lvl w:ilvl="6" w:tplc="69AED044">
       <w:numFmt w:val="decimal"/>
       <w:lvlText w:val=""/>
       <w:lvlJc w:val="left"/>
     </w:lvl>
-    <w:lvl w:ilvl="7" w:tplc="1AC0BB88">
+    <w:lvl w:ilvl="7" w:tplc="724C67DC">
       <w:numFmt w:val="decimal"/>
       <w:lvlText w:val=""/>
       <w:lvlJc w:val="left"/>
     </w:lvl>
-    <w:lvl w:ilvl="8" w:tplc="C05C01E2">
+    <w:lvl w:ilvl="8" w:tplc="F34EB75C">
       <w:numFmt w:val="decimal"/>
       <w:lvlText w:val=""/>
       <w:lvlJc w:val="left"/>
     </w:lvl>
   </w:abstractNum>
   <w:abstractNum w:abstractNumId="2" w15:restartNumberingAfterBreak="0">
-    <w:nsid w:val="2C4F0DB3"/>
+    <w:nsid w:val="3636763A"/>
     <w:multiLevelType w:val="hybridMultilevel"/>
-    <w:tmpl w:val="6C7AF51C"/>
-    <w:lvl w:ilvl="0" w:tplc="BC1AE032">
+    <w:tmpl w:val="D1148484"/>
+    <w:lvl w:ilvl="0" w:tplc="20247FFC">
+      <w:start w:val="1"/>
+      <w:numFmt w:val="bullet"/>
+      <w:lvlText w:val="•"/>
+      <w:lvlJc w:val="left"/>
+      <w:pPr>
+        <w:ind w:left="460" w:hanging="280"/>
+      </w:pPr>
+    </w:lvl>
+    <w:lvl w:ilvl="1" w:tplc="6CB6EF86">
+      <w:start w:val="1"/>
+      <w:numFmt w:val="bullet"/>
+      <w:lvlText w:val="–"/>
+      <w:lvlJc w:val="left"/>
+      <w:pPr>
+        <w:ind w:left="900" w:hanging="280"/>
+      </w:pPr>
+    </w:lvl>
+    <w:lvl w:ilvl="2" w:tplc="A38CA404">
+      <w:numFmt w:val="decimal"/>
+      <w:lvlText w:val=""/>
+      <w:lvlJc w:val="left"/>
+    </w:lvl>
+    <w:lvl w:ilvl="3" w:tplc="A84288F8">
+      <w:numFmt w:val="decimal"/>
+      <w:lvlText w:val=""/>
+      <w:lvlJc w:val="left"/>
+    </w:lvl>
+    <w:lvl w:ilvl="4" w:tplc="3CD6310C">
+      <w:numFmt w:val="decimal"/>
+      <w:lvlText w:val=""/>
+      <w:lvlJc w:val="left"/>
+    </w:lvl>
+    <w:lvl w:ilvl="5" w:tplc="E06628E6">
+      <w:numFmt w:val="decimal"/>
+      <w:lvlText w:val=""/>
+      <w:lvlJc w:val="left"/>
+    </w:lvl>
+    <w:lvl w:ilvl="6" w:tplc="8BA842B2">
+      <w:numFmt w:val="decimal"/>
+      <w:lvlText w:val=""/>
+      <w:lvlJc w:val="left"/>
+    </w:lvl>
+    <w:lvl w:ilvl="7" w:tplc="FE10767C">
+      <w:numFmt w:val="decimal"/>
+      <w:lvlText w:val=""/>
+      <w:lvlJc w:val="left"/>
+    </w:lvl>
+    <w:lvl w:ilvl="8" w:tplc="D5886A96">
+      <w:numFmt w:val="decimal"/>
+      <w:lvlText w:val=""/>
+      <w:lvlJc w:val="left"/>
+    </w:lvl>
+  </w:abstractNum>
+  <w:abstractNum w:abstractNumId="3" w15:restartNumberingAfterBreak="0">
+    <w:nsid w:val="48B1024F"/>
+    <w:multiLevelType w:val="hybridMultilevel"/>
+    <w:tmpl w:val="7F44C1D8"/>
+    <w:lvl w:ilvl="0" w:tplc="1DD246FA">
       <w:start w:val="1"/>
       <w:numFmt w:val="decimal"/>
       <w:lvlText w:val="%1."/>
@@ -6978,111 +7037,52 @@
         <w:color w:val="A67C27"/>
       </w:rPr>
     </w:lvl>
-    <w:lvl w:ilvl="1" w:tplc="62AAADDA">
+    <w:lvl w:ilvl="1" w:tplc="4A9223BE">
       <w:numFmt w:val="decimal"/>
       <w:lvlText w:val=""/>
       <w:lvlJc w:val="left"/>
     </w:lvl>
-    <w:lvl w:ilvl="2" w:tplc="370AC72E">
+    <w:lvl w:ilvl="2" w:tplc="7DD4CBD8">
       <w:numFmt w:val="decimal"/>
       <w:lvlText w:val=""/>
       <w:lvlJc w:val="left"/>
     </w:lvl>
-    <w:lvl w:ilvl="3" w:tplc="C6E82CFA">
+    <w:lvl w:ilvl="3" w:tplc="9584690C">
       <w:numFmt w:val="decimal"/>
       <w:lvlText w:val=""/>
       <w:lvlJc w:val="left"/>
     </w:lvl>
-    <w:lvl w:ilvl="4" w:tplc="BE041A8E">
+    <w:lvl w:ilvl="4" w:tplc="668205BE">
       <w:numFmt w:val="decimal"/>
       <w:lvlText w:val=""/>
       <w:lvlJc w:val="left"/>
     </w:lvl>
-    <w:lvl w:ilvl="5" w:tplc="15EA0F68">
+    <w:lvl w:ilvl="5" w:tplc="CC94C2C6">
       <w:numFmt w:val="decimal"/>
       <w:lvlText w:val=""/>
       <w:lvlJc w:val="left"/>
     </w:lvl>
-    <w:lvl w:ilvl="6" w:tplc="7CECE98A">
+    <w:lvl w:ilvl="6" w:tplc="AA16C282">
       <w:numFmt w:val="decimal"/>
       <w:lvlText w:val=""/>
       <w:lvlJc w:val="left"/>
     </w:lvl>
-    <w:lvl w:ilvl="7" w:tplc="D2300C36">
+    <w:lvl w:ilvl="7" w:tplc="894A6BA8">
       <w:numFmt w:val="decimal"/>
       <w:lvlText w:val=""/>
       <w:lvlJc w:val="left"/>
     </w:lvl>
-    <w:lvl w:ilvl="8" w:tplc="B1AE0BD8">
-      <w:numFmt w:val="decimal"/>
-      <w:lvlText w:val=""/>
-      <w:lvlJc w:val="left"/>
-    </w:lvl>
-  </w:abstractNum>
-  <w:abstractNum w:abstractNumId="3" w15:restartNumberingAfterBreak="0">
-    <w:nsid w:val="4ED15D30"/>
-    <w:multiLevelType w:val="hybridMultilevel"/>
-    <w:tmpl w:val="95DE111A"/>
-    <w:lvl w:ilvl="0" w:tplc="5E08B1D2">
-      <w:start w:val="1"/>
-      <w:numFmt w:val="decimal"/>
-      <w:lvlText w:val="%1."/>
-      <w:lvlJc w:val="left"/>
-      <w:pPr>
-        <w:ind w:left="460" w:hanging="360"/>
-      </w:pPr>
-      <w:rPr>
-        <w:b/>
-        <w:bCs/>
-        <w:color w:val="A67C27"/>
-      </w:rPr>
-    </w:lvl>
-    <w:lvl w:ilvl="1" w:tplc="6BF8A28E">
-      <w:numFmt w:val="decimal"/>
-      <w:lvlText w:val=""/>
-      <w:lvlJc w:val="left"/>
-    </w:lvl>
-    <w:lvl w:ilvl="2" w:tplc="8A544FAC">
-      <w:numFmt w:val="decimal"/>
-      <w:lvlText w:val=""/>
-      <w:lvlJc w:val="left"/>
-    </w:lvl>
-    <w:lvl w:ilvl="3" w:tplc="08086A96">
-      <w:numFmt w:val="decimal"/>
-      <w:lvlText w:val=""/>
-      <w:lvlJc w:val="left"/>
-    </w:lvl>
-    <w:lvl w:ilvl="4" w:tplc="52C6D0DE">
-      <w:numFmt w:val="decimal"/>
-      <w:lvlText w:val=""/>
-      <w:lvlJc w:val="left"/>
-    </w:lvl>
-    <w:lvl w:ilvl="5" w:tplc="8076BCF4">
-      <w:numFmt w:val="decimal"/>
-      <w:lvlText w:val=""/>
-      <w:lvlJc w:val="left"/>
-    </w:lvl>
-    <w:lvl w:ilvl="6" w:tplc="5AA26F1C">
-      <w:numFmt w:val="decimal"/>
-      <w:lvlText w:val=""/>
-      <w:lvlJc w:val="left"/>
-    </w:lvl>
-    <w:lvl w:ilvl="7" w:tplc="163C53E4">
-      <w:numFmt w:val="decimal"/>
-      <w:lvlText w:val=""/>
-      <w:lvlJc w:val="left"/>
-    </w:lvl>
-    <w:lvl w:ilvl="8" w:tplc="AB30FAAE">
+    <w:lvl w:ilvl="8" w:tplc="75E8D944">
       <w:numFmt w:val="decimal"/>
       <w:lvlText w:val=""/>
       <w:lvlJc w:val="left"/>
     </w:lvl>
   </w:abstractNum>
   <w:abstractNum w:abstractNumId="4" w15:restartNumberingAfterBreak="0">
-    <w:nsid w:val="50731F9E"/>
+    <w:nsid w:val="63FC018B"/>
     <w:multiLevelType w:val="hybridMultilevel"/>
-    <w:tmpl w:val="307EA5F4"/>
-    <w:lvl w:ilvl="0" w:tplc="309C284A">
+    <w:tmpl w:val="A5F2D49A"/>
+    <w:lvl w:ilvl="0" w:tplc="A274CCEC">
       <w:start w:val="1"/>
       <w:numFmt w:val="bullet"/>
       <w:lvlText w:val="●"/>
@@ -7091,7 +7091,7 @@
         <w:ind w:left="720" w:hanging="360"/>
       </w:pPr>
     </w:lvl>
-    <w:lvl w:ilvl="1" w:tplc="0D66476A">
+    <w:lvl w:ilvl="1" w:tplc="2FEA7EDA">
       <w:start w:val="1"/>
       <w:numFmt w:val="bullet"/>
       <w:lvlText w:val="○"/>
@@ -7100,7 +7100,7 @@
         <w:ind w:left="1440" w:hanging="360"/>
       </w:pPr>
     </w:lvl>
-    <w:lvl w:ilvl="2" w:tplc="FF061F5A">
+    <w:lvl w:ilvl="2" w:tplc="0C7E7BF6">
       <w:start w:val="1"/>
       <w:numFmt w:val="bullet"/>
       <w:lvlText w:val="■"/>
@@ -7109,7 +7109,7 @@
         <w:ind w:left="2160" w:hanging="360"/>
       </w:pPr>
     </w:lvl>
-    <w:lvl w:ilvl="3" w:tplc="03ECD94C">
+    <w:lvl w:ilvl="3" w:tplc="04B86A62">
       <w:start w:val="1"/>
       <w:numFmt w:val="bullet"/>
       <w:lvlText w:val="●"/>
@@ -7118,7 +7118,7 @@
         <w:ind w:left="2880" w:hanging="360"/>
       </w:pPr>
     </w:lvl>
-    <w:lvl w:ilvl="4" w:tplc="B8FAD73C">
+    <w:lvl w:ilvl="4" w:tplc="BFF46C02">
       <w:start w:val="1"/>
       <w:numFmt w:val="bullet"/>
       <w:lvlText w:val="○"/>
@@ -7127,7 +7127,7 @@
         <w:ind w:left="3600" w:hanging="360"/>
       </w:pPr>
     </w:lvl>
-    <w:lvl w:ilvl="5" w:tplc="B1D25F30">
+    <w:lvl w:ilvl="5" w:tplc="14AA3070">
       <w:start w:val="1"/>
       <w:numFmt w:val="bullet"/>
       <w:lvlText w:val="■"/>
@@ -7136,7 +7136,7 @@
         <w:ind w:left="4320" w:hanging="360"/>
       </w:pPr>
     </w:lvl>
-    <w:lvl w:ilvl="6" w:tplc="0C5A343C">
+    <w:lvl w:ilvl="6" w:tplc="8AC086A6">
       <w:start w:val="1"/>
       <w:numFmt w:val="bullet"/>
       <w:lvlText w:val="●"/>
@@ -7145,7 +7145,7 @@
         <w:ind w:left="5040" w:hanging="360"/>
       </w:pPr>
     </w:lvl>
-    <w:lvl w:ilvl="7" w:tplc="54581300">
+    <w:lvl w:ilvl="7" w:tplc="279CDEEC">
       <w:start w:val="1"/>
       <w:numFmt w:val="bullet"/>
       <w:lvlText w:val="●"/>
@@ -7154,7 +7154,7 @@
         <w:ind w:left="5760" w:hanging="360"/>
       </w:pPr>
     </w:lvl>
-    <w:lvl w:ilvl="8" w:tplc="46A0F974">
+    <w:lvl w:ilvl="8" w:tplc="A4BE7E26">
       <w:start w:val="1"/>
       <w:numFmt w:val="bullet"/>
       <w:lvlText w:val="●"/>
@@ -7164,32 +7164,32 @@
       </w:pPr>
     </w:lvl>
   </w:abstractNum>
-  <w:num w:numId="1" w16cid:durableId="1640568560">
+  <w:num w:numId="1" w16cid:durableId="466820791">
     <w:abstractNumId w:val="4"/>
     <w:lvlOverride w:ilvl="0">
       <w:startOverride w:val="1"/>
     </w:lvlOverride>
   </w:num>
-  <w:num w:numId="2" w16cid:durableId="1426148112">
-    <w:abstractNumId w:val="0"/>
+  <w:num w:numId="2" w16cid:durableId="264457998">
+    <w:abstractNumId w:val="2"/>
     <w:lvlOverride w:ilvl="0">
       <w:startOverride w:val="1"/>
     </w:lvlOverride>
   </w:num>
-  <w:num w:numId="3" w16cid:durableId="1834490726">
+  <w:num w:numId="3" w16cid:durableId="908148984">
+    <w:abstractNumId w:val="3"/>
+    <w:lvlOverride w:ilvl="0">
+      <w:startOverride w:val="1"/>
+    </w:lvlOverride>
+  </w:num>
+  <w:num w:numId="4" w16cid:durableId="1469588892">
     <w:abstractNumId w:val="1"/>
     <w:lvlOverride w:ilvl="0">
       <w:startOverride w:val="1"/>
     </w:lvlOverride>
   </w:num>
-  <w:num w:numId="4" w16cid:durableId="870607131">
-    <w:abstractNumId w:val="3"/>
-    <w:lvlOverride w:ilvl="0">
-      <w:startOverride w:val="1"/>
-    </w:lvlOverride>
-  </w:num>
-  <w:num w:numId="5" w16cid:durableId="1200969913">
-    <w:abstractNumId w:val="2"/>
+  <w:num w:numId="5" w16cid:durableId="1509176300">
+    <w:abstractNumId w:val="0"/>
     <w:lvlOverride w:ilvl="0">
       <w:startOverride w:val="1"/>
     </w:lvlOverride>
@@ -7814,7 +7814,7 @@
     <w:autoRedefine/>
     <w:uiPriority w:val="39"/>
     <w:unhideWhenUsed/>
-    <w:rsid w:val="00773E2C"/>
+    <w:rsid w:val="004A2246"/>
     <w:pPr>
       <w:spacing w:after="100"/>
     </w:pPr>
@@ -7826,7 +7826,7 @@
     <w:autoRedefine/>
     <w:uiPriority w:val="39"/>
     <w:unhideWhenUsed/>
-    <w:rsid w:val="00773E2C"/>
+    <w:rsid w:val="004A2246"/>
     <w:pPr>
       <w:spacing w:after="100"/>
       <w:ind w:left="210"/>

--- a/docs/manuals/Role_Guide_7_Analyst.docx
+++ b/docs/manuals/Role_Guide_7_Analyst.docx
@@ -469,7 +469,7 @@
                 <w:sz w:val="19"/>
                 <w:szCs w:val="19"/>
               </w:rPr>
-              <w:t>Version 1.5 · 20 September 2026</w:t>
+              <w:t>Version 1.6 · 20 September 2026</w:t>
             </w:r>
           </w:p>
         </w:tc>
@@ -538,7 +538,7 @@
     <w:sdt>
       <w:sdtPr>
         <w:alias w:val="Contents"/>
-        <w:id w:val="-1633081051"/>
+        <w:id w:val="3405076"/>
       </w:sdtPr>
       <w:sdtEndPr/>
       <w:sdtContent>
@@ -567,7 +567,7 @@
           <w:r>
             <w:fldChar w:fldCharType="separate"/>
           </w:r>
-          <w:hyperlink w:anchor="_Toc240779754" w:history="1">
+          <w:hyperlink w:anchor="_Toc240784512" w:history="1">
             <w:r>
               <w:rPr>
                 <w:rStyle w:val="Hyperlink"/>
@@ -591,7 +591,7 @@
               <w:rPr>
                 <w:noProof/>
               </w:rPr>
-              <w:instrText xml:space="preserve"> PAGEREF _Toc240779754 \h </w:instrText>
+              <w:instrText xml:space="preserve"> PAGEREF _Toc240784512 \h </w:instrText>
             </w:r>
             <w:r>
               <w:rPr>
@@ -634,7 +634,7 @@
               <w14:ligatures w14:val="standardContextual"/>
             </w:rPr>
           </w:pPr>
-          <w:hyperlink w:anchor="_Toc240779755" w:history="1">
+          <w:hyperlink w:anchor="_Toc240784513" w:history="1">
             <w:r>
               <w:rPr>
                 <w:rStyle w:val="Hyperlink"/>
@@ -658,7 +658,7 @@
               <w:rPr>
                 <w:noProof/>
               </w:rPr>
-              <w:instrText xml:space="preserve"> PAGEREF _Toc240779755 \h </w:instrText>
+              <w:instrText xml:space="preserve"> PAGEREF _Toc240784513 \h </w:instrText>
             </w:r>
             <w:r>
               <w:rPr>
@@ -701,7 +701,7 @@
               <w14:ligatures w14:val="standardContextual"/>
             </w:rPr>
           </w:pPr>
-          <w:hyperlink w:anchor="_Toc240779756" w:history="1">
+          <w:hyperlink w:anchor="_Toc240784514" w:history="1">
             <w:r>
               <w:rPr>
                 <w:rStyle w:val="Hyperlink"/>
@@ -725,7 +725,7 @@
               <w:rPr>
                 <w:noProof/>
               </w:rPr>
-              <w:instrText xml:space="preserve"> PAGEREF _Toc240779756 \h </w:instrText>
+              <w:instrText xml:space="preserve"> PAGEREF _Toc240784514 \h </w:instrText>
             </w:r>
             <w:r>
               <w:rPr>
@@ -768,7 +768,7 @@
               <w14:ligatures w14:val="standardContextual"/>
             </w:rPr>
           </w:pPr>
-          <w:hyperlink w:anchor="_Toc240779757" w:history="1">
+          <w:hyperlink w:anchor="_Toc240784515" w:history="1">
             <w:r>
               <w:rPr>
                 <w:rStyle w:val="Hyperlink"/>
@@ -792,7 +792,7 @@
               <w:rPr>
                 <w:noProof/>
               </w:rPr>
-              <w:instrText xml:space="preserve"> PAGEREF _Toc240779757 \h </w:instrText>
+              <w:instrText xml:space="preserve"> PAGEREF _Toc240784515 \h </w:instrText>
             </w:r>
             <w:r>
               <w:rPr>
@@ -835,7 +835,7 @@
               <w14:ligatures w14:val="standardContextual"/>
             </w:rPr>
           </w:pPr>
-          <w:hyperlink w:anchor="_Toc240779758" w:history="1">
+          <w:hyperlink w:anchor="_Toc240784516" w:history="1">
             <w:r>
               <w:rPr>
                 <w:rStyle w:val="Hyperlink"/>
@@ -859,7 +859,7 @@
               <w:rPr>
                 <w:noProof/>
               </w:rPr>
-              <w:instrText xml:space="preserve"> PAGEREF _Toc240779758 \h </w:instrText>
+              <w:instrText xml:space="preserve"> PAGEREF _Toc240784516 \h </w:instrText>
             </w:r>
             <w:r>
               <w:rPr>
@@ -902,7 +902,7 @@
               <w14:ligatures w14:val="standardContextual"/>
             </w:rPr>
           </w:pPr>
-          <w:hyperlink w:anchor="_Toc240779759" w:history="1">
+          <w:hyperlink w:anchor="_Toc240784517" w:history="1">
             <w:r>
               <w:rPr>
                 <w:rStyle w:val="Hyperlink"/>
@@ -926,7 +926,7 @@
               <w:rPr>
                 <w:noProof/>
               </w:rPr>
-              <w:instrText xml:space="preserve"> PAGEREF _Toc240779759 \h </w:instrText>
+              <w:instrText xml:space="preserve"> PAGEREF _Toc240784517 \h </w:instrText>
             </w:r>
             <w:r>
               <w:rPr>
@@ -969,7 +969,7 @@
               <w14:ligatures w14:val="standardContextual"/>
             </w:rPr>
           </w:pPr>
-          <w:hyperlink w:anchor="_Toc240779760" w:history="1">
+          <w:hyperlink w:anchor="_Toc240784518" w:history="1">
             <w:r>
               <w:rPr>
                 <w:rStyle w:val="Hyperlink"/>
@@ -993,7 +993,7 @@
               <w:rPr>
                 <w:noProof/>
               </w:rPr>
-              <w:instrText xml:space="preserve"> PAGEREF _Toc240779760 \h </w:instrText>
+              <w:instrText xml:space="preserve"> PAGEREF _Toc240784518 \h </w:instrText>
             </w:r>
             <w:r>
               <w:rPr>
@@ -1036,7 +1036,7 @@
               <w14:ligatures w14:val="standardContextual"/>
             </w:rPr>
           </w:pPr>
-          <w:hyperlink w:anchor="_Toc240779761" w:history="1">
+          <w:hyperlink w:anchor="_Toc240784519" w:history="1">
             <w:r>
               <w:rPr>
                 <w:rStyle w:val="Hyperlink"/>
@@ -1060,7 +1060,7 @@
               <w:rPr>
                 <w:noProof/>
               </w:rPr>
-              <w:instrText xml:space="preserve"> PAGEREF _Toc240779761 \h </w:instrText>
+              <w:instrText xml:space="preserve"> PAGEREF _Toc240784519 \h </w:instrText>
             </w:r>
             <w:r>
               <w:rPr>
@@ -1103,7 +1103,7 @@
               <w14:ligatures w14:val="standardContextual"/>
             </w:rPr>
           </w:pPr>
-          <w:hyperlink w:anchor="_Toc240779762" w:history="1">
+          <w:hyperlink w:anchor="_Toc240784520" w:history="1">
             <w:r>
               <w:rPr>
                 <w:rStyle w:val="Hyperlink"/>
@@ -1127,7 +1127,7 @@
               <w:rPr>
                 <w:noProof/>
               </w:rPr>
-              <w:instrText xml:space="preserve"> PAGEREF _Toc240779762 \h </w:instrText>
+              <w:instrText xml:space="preserve"> PAGEREF _Toc240784520 \h </w:instrText>
             </w:r>
             <w:r>
               <w:rPr>
@@ -1170,7 +1170,7 @@
               <w14:ligatures w14:val="standardContextual"/>
             </w:rPr>
           </w:pPr>
-          <w:hyperlink w:anchor="_Toc240779763" w:history="1">
+          <w:hyperlink w:anchor="_Toc240784521" w:history="1">
             <w:r>
               <w:rPr>
                 <w:rStyle w:val="Hyperlink"/>
@@ -1194,7 +1194,7 @@
               <w:rPr>
                 <w:noProof/>
               </w:rPr>
-              <w:instrText xml:space="preserve"> PAGEREF _Toc240779763 \h </w:instrText>
+              <w:instrText xml:space="preserve"> PAGEREF _Toc240784521 \h </w:instrText>
             </w:r>
             <w:r>
               <w:rPr>
@@ -1237,7 +1237,7 @@
               <w14:ligatures w14:val="standardContextual"/>
             </w:rPr>
           </w:pPr>
-          <w:hyperlink w:anchor="_Toc240779764" w:history="1">
+          <w:hyperlink w:anchor="_Toc240784522" w:history="1">
             <w:r>
               <w:rPr>
                 <w:rStyle w:val="Hyperlink"/>
@@ -1261,7 +1261,7 @@
               <w:rPr>
                 <w:noProof/>
               </w:rPr>
-              <w:instrText xml:space="preserve"> PAGEREF _Toc240779764 \h </w:instrText>
+              <w:instrText xml:space="preserve"> PAGEREF _Toc240784522 \h </w:instrText>
             </w:r>
             <w:r>
               <w:rPr>
@@ -1304,7 +1304,7 @@
               <w14:ligatures w14:val="standardContextual"/>
             </w:rPr>
           </w:pPr>
-          <w:hyperlink w:anchor="_Toc240779765" w:history="1">
+          <w:hyperlink w:anchor="_Toc240784523" w:history="1">
             <w:r>
               <w:rPr>
                 <w:rStyle w:val="Hyperlink"/>
@@ -1328,7 +1328,7 @@
               <w:rPr>
                 <w:noProof/>
               </w:rPr>
-              <w:instrText xml:space="preserve"> PAGEREF _Toc240779765 \h </w:instrText>
+              <w:instrText xml:space="preserve"> PAGEREF _Toc240784523 \h </w:instrText>
             </w:r>
             <w:r>
               <w:rPr>
@@ -1371,7 +1371,7 @@
               <w14:ligatures w14:val="standardContextual"/>
             </w:rPr>
           </w:pPr>
-          <w:hyperlink w:anchor="_Toc240779766" w:history="1">
+          <w:hyperlink w:anchor="_Toc240784524" w:history="1">
             <w:r>
               <w:rPr>
                 <w:rStyle w:val="Hyperlink"/>
@@ -1395,7 +1395,7 @@
               <w:rPr>
                 <w:noProof/>
               </w:rPr>
-              <w:instrText xml:space="preserve"> PAGEREF _Toc240779766 \h </w:instrText>
+              <w:instrText xml:space="preserve"> PAGEREF _Toc240784524 \h </w:instrText>
             </w:r>
             <w:r>
               <w:rPr>
@@ -1438,7 +1438,7 @@
               <w14:ligatures w14:val="standardContextual"/>
             </w:rPr>
           </w:pPr>
-          <w:hyperlink w:anchor="_Toc240779767" w:history="1">
+          <w:hyperlink w:anchor="_Toc240784525" w:history="1">
             <w:r>
               <w:rPr>
                 <w:rStyle w:val="Hyperlink"/>
@@ -1462,7 +1462,7 @@
               <w:rPr>
                 <w:noProof/>
               </w:rPr>
-              <w:instrText xml:space="preserve"> PAGEREF _Toc240779767 \h </w:instrText>
+              <w:instrText xml:space="preserve"> PAGEREF _Toc240784525 \h </w:instrText>
             </w:r>
             <w:r>
               <w:rPr>
@@ -1505,7 +1505,7 @@
               <w14:ligatures w14:val="standardContextual"/>
             </w:rPr>
           </w:pPr>
-          <w:hyperlink w:anchor="_Toc240779768" w:history="1">
+          <w:hyperlink w:anchor="_Toc240784526" w:history="1">
             <w:r>
               <w:rPr>
                 <w:rStyle w:val="Hyperlink"/>
@@ -1529,7 +1529,7 @@
               <w:rPr>
                 <w:noProof/>
               </w:rPr>
-              <w:instrText xml:space="preserve"> PAGEREF _Toc240779768 \h </w:instrText>
+              <w:instrText xml:space="preserve"> PAGEREF _Toc240784526 \h </w:instrText>
             </w:r>
             <w:r>
               <w:rPr>
@@ -1572,7 +1572,7 @@
               <w14:ligatures w14:val="standardContextual"/>
             </w:rPr>
           </w:pPr>
-          <w:hyperlink w:anchor="_Toc240779769" w:history="1">
+          <w:hyperlink w:anchor="_Toc240784527" w:history="1">
             <w:r>
               <w:rPr>
                 <w:rStyle w:val="Hyperlink"/>
@@ -1596,7 +1596,7 @@
               <w:rPr>
                 <w:noProof/>
               </w:rPr>
-              <w:instrText xml:space="preserve"> PAGEREF _Toc240779769 \h </w:instrText>
+              <w:instrText xml:space="preserve"> PAGEREF _Toc240784527 \h </w:instrText>
             </w:r>
             <w:r>
               <w:rPr>
@@ -1635,7 +1635,7 @@
         <w:pStyle w:val="Heading1"/>
         <w:pageBreakBefore/>
       </w:pPr>
-      <w:bookmarkStart w:id="0" w:name="_Toc240779754"/>
+      <w:bookmarkStart w:id="0" w:name="_Toc240784512"/>
       <w:r>
         <w:lastRenderedPageBreak/>
         <w:t>1. Your role at a glance</w:t>
@@ -1816,7 +1816,7 @@
         <w:pStyle w:val="Heading1"/>
         <w:pageBreakBefore/>
       </w:pPr>
-      <w:bookmarkStart w:id="1" w:name="_Toc240779755"/>
+      <w:bookmarkStart w:id="1" w:name="_Toc240784513"/>
       <w:r>
         <w:lastRenderedPageBreak/>
         <w:t>2. Signing in and your screens</w:t>
@@ -1827,7 +1827,7 @@
       <w:pPr>
         <w:pStyle w:val="Heading2"/>
       </w:pPr>
-      <w:bookmarkStart w:id="2" w:name="_Toc240779756"/>
+      <w:bookmarkStart w:id="2" w:name="_Toc240784514"/>
       <w:r>
         <w:t>Signing in</w:t>
       </w:r>
@@ -1910,7 +1910,7 @@
           <w:noProof/>
         </w:rPr>
         <w:drawing>
-          <wp:inline distT="0" distB="0" distL="0" distR="0" wp14:anchorId="1FEDDF38" wp14:editId="03991A39">
+          <wp:inline distT="0" distB="0" distL="0" distR="0" wp14:anchorId="3047479F" wp14:editId="399376E1">
             <wp:extent cx="5334000" cy="2333625"/>
             <wp:effectExtent l="0" t="0" r="0" b="0"/>
             <wp:docPr id="1" name="adm_login.jpg" descr="The sign-in screen for all internal staff." title="The sign-in screen for all internal staff."/>
@@ -2077,7 +2077,7 @@
       <w:pPr>
         <w:pStyle w:val="Heading2"/>
       </w:pPr>
-      <w:bookmarkStart w:id="3" w:name="_Toc240779757"/>
+      <w:bookmarkStart w:id="3" w:name="_Toc240784515"/>
       <w:r>
         <w:t>Finding your way around</w:t>
       </w:r>
@@ -2149,7 +2149,17 @@
         <w:t>20 rows per page</w:t>
       </w:r>
       <w:r>
-        <w:t xml:space="preserve">. Use </w:t>
+        <w:t xml:space="preserve"> to begin with. At the foot of the list, </w:t>
+      </w:r>
+      <w:r>
+        <w:rPr>
+          <w:b/>
+          <w:bCs/>
+        </w:rPr>
+        <w:t>Show</w:t>
+      </w:r>
+      <w:r>
+        <w:t xml:space="preserve"> lets you choose 10, 20, 50, 100 or 200 rows per page (the portal remembers your choice), and the page numbers, </w:t>
       </w:r>
       <w:r>
         <w:rPr>
@@ -2159,7 +2169,7 @@
         <w:t>Previous</w:t>
       </w:r>
       <w:r>
-        <w:t xml:space="preserve"> and </w:t>
+        <w:t xml:space="preserve">, </w:t>
       </w:r>
       <w:r>
         <w:rPr>
@@ -2169,7 +2179,7 @@
         <w:t>Next</w:t>
       </w:r>
       <w:r>
-        <w:t xml:space="preserve"> at the foot of the list, and the </w:t>
+        <w:t xml:space="preserve"> and the double arrows take you to any page. The </w:t>
       </w:r>
       <w:r>
         <w:rPr>
@@ -2179,7 +2189,7 @@
         <w:t>Search</w:t>
       </w:r>
       <w:r>
-        <w:t xml:space="preserve"> box above it.</w:t>
+        <w:t xml:space="preserve"> box above the list narrows it.</w:t>
       </w:r>
     </w:p>
     <w:p>
@@ -2252,7 +2262,7 @@
         </w:rPr>
         <w:lastRenderedPageBreak/>
         <w:drawing>
-          <wp:inline distT="0" distB="0" distL="0" distR="0" wp14:anchorId="238FBCFF" wp14:editId="5C5256A1">
+          <wp:inline distT="0" distB="0" distL="0" distR="0" wp14:anchorId="69446097" wp14:editId="7F3A6C4D">
             <wp:extent cx="5715000" cy="1876425"/>
             <wp:effectExtent l="0" t="0" r="0" b="0"/>
             <wp:docPr id="2" name="adm_not_your_role.jpg" descr="Opening a screen outside your role (for example from an old bookmark) shows this card instead of the screen." title="Opening a screen outside your role (for example from an old bookmark) shows this card instead of the screen."/>
@@ -2321,7 +2331,7 @@
       <w:pPr>
         <w:pStyle w:val="Heading2"/>
       </w:pPr>
-      <w:bookmarkStart w:id="4" w:name="_Toc240779758"/>
+      <w:bookmarkStart w:id="4" w:name="_Toc240784516"/>
       <w:r>
         <w:t>Your screens</w:t>
       </w:r>
@@ -2655,7 +2665,7 @@
       <w:pPr>
         <w:pStyle w:val="Heading2"/>
       </w:pPr>
-      <w:bookmarkStart w:id="5" w:name="_Toc240779759"/>
+      <w:bookmarkStart w:id="5" w:name="_Toc240784517"/>
       <w:r>
         <w:t>Changing your password</w:t>
       </w:r>
@@ -2738,7 +2748,7 @@
           <w:noProof/>
         </w:rPr>
         <w:drawing>
-          <wp:inline distT="0" distB="0" distL="0" distR="0" wp14:anchorId="5DD25014" wp14:editId="6856F730">
+          <wp:inline distT="0" distB="0" distL="0" distR="0" wp14:anchorId="7F59B1F1" wp14:editId="2F0C6104">
             <wp:extent cx="5334000" cy="2171700"/>
             <wp:effectExtent l="0" t="0" r="0" b="0"/>
             <wp:docPr id="3" name="adm_account.jpg" descr="Change Password screen." title="Change Password screen."/>
@@ -2826,7 +2836,7 @@
         <w:pStyle w:val="Heading1"/>
         <w:pageBreakBefore/>
       </w:pPr>
-      <w:bookmarkStart w:id="6" w:name="_Toc240779760"/>
+      <w:bookmarkStart w:id="6" w:name="_Toc240784518"/>
       <w:r>
         <w:lastRenderedPageBreak/>
         <w:t>3. Your routine</w:t>
@@ -3111,7 +3121,7 @@
         <w:pStyle w:val="Heading1"/>
         <w:pageBreakBefore/>
       </w:pPr>
-      <w:bookmarkStart w:id="7" w:name="_Toc240779761"/>
+      <w:bookmarkStart w:id="7" w:name="_Toc240784519"/>
       <w:r>
         <w:lastRenderedPageBreak/>
         <w:t>4. Step-by-step tasks</w:t>
@@ -3122,7 +3132,7 @@
       <w:pPr>
         <w:pStyle w:val="Heading2"/>
       </w:pPr>
-      <w:bookmarkStart w:id="8" w:name="_Toc240779762"/>
+      <w:bookmarkStart w:id="8" w:name="_Toc240784520"/>
       <w:r>
         <w:t>4.1 Your start screen</w:t>
       </w:r>
@@ -3139,7 +3149,7 @@
           <w:noProof/>
         </w:rPr>
         <w:drawing>
-          <wp:inline distT="0" distB="0" distL="0" distR="0" wp14:anchorId="6B55EA2A" wp14:editId="5A054584">
+          <wp:inline distT="0" distB="0" distL="0" distR="0" wp14:anchorId="08F290AD" wp14:editId="5CA4F57E">
             <wp:extent cx="5715000" cy="3571875"/>
             <wp:effectExtent l="0" t="0" r="0" b="0"/>
             <wp:docPr id="4" name="an_dashboard.jpg" descr="Executive Dashboard as seen by the Analyst." title="Executive Dashboard as seen by the Analyst."/>
@@ -3208,7 +3218,7 @@
       <w:pPr>
         <w:pStyle w:val="Heading2"/>
       </w:pPr>
-      <w:bookmarkStart w:id="9" w:name="_Toc240779763"/>
+      <w:bookmarkStart w:id="9" w:name="_Toc240784521"/>
       <w:r>
         <w:t>4.2 Reading the dashboards</w:t>
       </w:r>
@@ -3234,7 +3244,7 @@
         </w:rPr>
         <w:lastRenderedPageBreak/>
         <w:drawing>
-          <wp:inline distT="0" distB="0" distL="0" distR="0" wp14:anchorId="1748C753" wp14:editId="5E1383FB">
+          <wp:inline distT="0" distB="0" distL="0" distR="0" wp14:anchorId="3F6AC8E7" wp14:editId="7EAA0F7E">
             <wp:extent cx="5715000" cy="3571875"/>
             <wp:effectExtent l="0" t="0" r="0" b="0"/>
             <wp:docPr id="5" name="adm_exec_dashboard.jpg" descr="Executive Dashboard: completions against the 400 / 60 / 50–75 targets, days to data lock, spend, and the lowest-filled strata." title="Executive Dashboard: completions against the 400 / 60 / 50–75 targets, days to data lock, spend, and the lowest-filled strata."/>
@@ -3899,7 +3909,7 @@
       <w:pPr>
         <w:pStyle w:val="Heading2"/>
       </w:pPr>
-      <w:bookmarkStart w:id="10" w:name="_Toc240779764"/>
+      <w:bookmarkStart w:id="10" w:name="_Toc240784522"/>
       <w:r>
         <w:t>4.3 Using Reports (analytics and charts)</w:t>
       </w:r>
@@ -3940,7 +3950,7 @@
         </w:rPr>
         <w:lastRenderedPageBreak/>
         <w:drawing>
-          <wp:inline distT="0" distB="0" distL="0" distR="0" wp14:anchorId="2DBB234E" wp14:editId="7F46291F">
+          <wp:inline distT="0" distB="0" distL="0" distR="0" wp14:anchorId="5D216336" wp14:editId="64E7F3FE">
             <wp:extent cx="5334000" cy="3333750"/>
             <wp:effectExtent l="0" t="0" r="0" b="0"/>
             <wp:docPr id="6" name="adm_reports_top.jpg" descr="Reports: headline figures for the chosen period." title="Reports: headline figures for the chosen period."/>
@@ -4082,7 +4092,7 @@
           <w:noProof/>
         </w:rPr>
         <w:drawing>
-          <wp:inline distT="0" distB="0" distL="0" distR="0" wp14:anchorId="41A47689" wp14:editId="5D642B60">
+          <wp:inline distT="0" distB="0" distL="0" distR="0" wp14:anchorId="31884E43" wp14:editId="552F24E6">
             <wp:extent cx="5334000" cy="3409950"/>
             <wp:effectExtent l="0" t="0" r="0" b="0"/>
             <wp:docPr id="7" name="adm_reports_funnel.jpg" descr="Case funnel: each case counted once at every stage it has reached." title="Case funnel: each case counted once at every stage it has reached."/>
@@ -4182,7 +4192,7 @@
         </w:rPr>
         <w:lastRenderedPageBreak/>
         <w:drawing>
-          <wp:inline distT="0" distB="0" distL="0" distR="0" wp14:anchorId="66E0F842" wp14:editId="5FA0FBE1">
+          <wp:inline distT="0" distB="0" distL="0" distR="0" wp14:anchorId="0CA76D1D" wp14:editId="0E11B80C">
             <wp:extent cx="5334000" cy="3248025"/>
             <wp:effectExtent l="0" t="0" r="0" b="0"/>
             <wp:docPr id="8" name="adm_reports_funnel_table.jpg" descr="The same chart as a table." title="The same chart as a table."/>
@@ -4281,7 +4291,7 @@
           <w:noProof/>
         </w:rPr>
         <w:drawing>
-          <wp:inline distT="0" distB="0" distL="0" distR="0" wp14:anchorId="3DEBC2E7" wp14:editId="18A0DB6E">
+          <wp:inline distT="0" distB="0" distL="0" distR="0" wp14:anchorId="58CE54E9" wp14:editId="7E9C6374">
             <wp:extent cx="5334000" cy="2628900"/>
             <wp:effectExtent l="0" t="0" r="0" b="0"/>
             <wp:docPr id="9" name="adm_reports_coverage.jpg" descr="Coverage by group." title="Coverage by group."/>
@@ -4381,7 +4391,7 @@
         </w:rPr>
         <w:lastRenderedPageBreak/>
         <w:drawing>
-          <wp:inline distT="0" distB="0" distL="0" distR="0" wp14:anchorId="6E0ED7AF" wp14:editId="4A7554C7">
+          <wp:inline distT="0" distB="0" distL="0" distR="0" wp14:anchorId="50A06029" wp14:editId="3395EB06">
             <wp:extent cx="5334000" cy="2600325"/>
             <wp:effectExtent l="0" t="0" r="0" b="0"/>
             <wp:docPr id="10" name="adm_reports_modes.jpg" descr="Administration modes." title="Administration modes."/>
@@ -4490,7 +4500,7 @@
           <w:noProof/>
         </w:rPr>
         <w:drawing>
-          <wp:inline distT="0" distB="0" distL="0" distR="0" wp14:anchorId="1242280B" wp14:editId="0F06E7FE">
+          <wp:inline distT="0" distB="0" distL="0" distR="0" wp14:anchorId="19660EC3" wp14:editId="7B51108C">
             <wp:extent cx="5334000" cy="2905125"/>
             <wp:effectExtent l="0" t="0" r="0" b="0"/>
             <wp:docPr id="11" name="adm_reports_duration.jpg" descr="Completion-time distribution." title="Completion-time distribution."/>
@@ -4572,7 +4582,7 @@
       <w:pPr>
         <w:pStyle w:val="Heading2"/>
       </w:pPr>
-      <w:bookmarkStart w:id="11" w:name="_Toc240779765"/>
+      <w:bookmarkStart w:id="11" w:name="_Toc240784523"/>
       <w:r>
         <w:lastRenderedPageBreak/>
         <w:t>4.4 Downloading data</w:t>
@@ -4590,7 +4600,7 @@
           <w:noProof/>
         </w:rPr>
         <w:drawing>
-          <wp:inline distT="0" distB="0" distL="0" distR="0" wp14:anchorId="16FEC561" wp14:editId="46E6E65E">
+          <wp:inline distT="0" distB="0" distL="0" distR="0" wp14:anchorId="6FF4D686" wp14:editId="1ED6C2B3">
             <wp:extent cx="5715000" cy="1876425"/>
             <wp:effectExtent l="0" t="0" r="0" b="0"/>
             <wp:docPr id="12" name="an_export.jpg" descr="Data Export." title="Data Export."/>
@@ -5105,7 +5115,7 @@
       <w:pPr>
         <w:pStyle w:val="Heading2"/>
       </w:pPr>
-      <w:bookmarkStart w:id="12" w:name="_Toc240779766"/>
+      <w:bookmarkStart w:id="12" w:name="_Toc240784524"/>
       <w:r>
         <w:t>4.5 Working with the analysis export</w:t>
       </w:r>
@@ -5250,7 +5260,7 @@
         <w:pStyle w:val="Heading1"/>
         <w:pageBreakBefore/>
       </w:pPr>
-      <w:bookmarkStart w:id="13" w:name="_Toc240779767"/>
+      <w:bookmarkStart w:id="13" w:name="_Toc240784525"/>
       <w:r>
         <w:lastRenderedPageBreak/>
         <w:t>5. Rules you must follow</w:t>
@@ -5388,7 +5398,7 @@
         <w:pStyle w:val="Heading1"/>
         <w:pageBreakBefore/>
       </w:pPr>
-      <w:bookmarkStart w:id="14" w:name="_Toc240779768"/>
+      <w:bookmarkStart w:id="14" w:name="_Toc240784526"/>
       <w:r>
         <w:lastRenderedPageBreak/>
         <w:t>6. Troubleshooting</w:t>
@@ -5813,7 +5823,7 @@
                 <w:sz w:val="19"/>
                 <w:szCs w:val="19"/>
               </w:rPr>
-              <w:t>Registers show 20 rows per page; a Contact RA sees only assigned cases.</w:t>
+              <w:t>Registers show 20 rows per page to begin with; a Contact RA sees only assigned cases.</w:t>
             </w:r>
           </w:p>
         </w:tc>
@@ -5837,14 +5847,7 @@
                 <w:sz w:val="19"/>
                 <w:szCs w:val="19"/>
               </w:rPr>
-              <w:t>Use Next</w:t>
-            </w:r>
-            <w:r>
-              <w:rPr>
-                <w:sz w:val="19"/>
-                <w:szCs w:val="19"/>
-              </w:rPr>
-              <w:t>, or search. Ask the Field Coordinator to assign the case.</w:t>
+              <w:t>Choose more rows under Show at the foot of the list, use the page numbers or Next, or search. Ask the Field Coordinator to assign the case.</w:t>
             </w:r>
           </w:p>
         </w:tc>
@@ -6349,7 +6352,7 @@
         <w:pStyle w:val="Heading1"/>
         <w:pageBreakBefore/>
       </w:pPr>
-      <w:bookmarkStart w:id="15" w:name="_Toc240779769"/>
+      <w:bookmarkStart w:id="15" w:name="_Toc240784527"/>
       <w:r>
         <w:lastRenderedPageBreak/>
         <w:t>7. Quick reference</w:t>
@@ -6671,7 +6674,7 @@
         <w:sz w:val="16"/>
         <w:szCs w:val="16"/>
       </w:rPr>
-      <w:t>Version 1.5 · 20 September 2026</w:t>
+      <w:t>Version 1.6 · 20 September 2026</w:t>
     </w:r>
     <w:r>
       <w:rPr>
@@ -6844,10 +6847,154 @@
 <file path=word/numbering.xml><?xml version="1.0" encoding="utf-8"?>
 <w:numbering xmlns:wpc="http://schemas.microsoft.com/office/word/2010/wordprocessingCanvas" xmlns:cx="http://schemas.microsoft.com/office/drawing/2014/chartex" xmlns:cx1="http://schemas.microsoft.com/office/drawing/2015/9/8/chartex" xmlns:cx2="http://schemas.microsoft.com/office/drawing/2015/10/21/chartex" xmlns:cx3="http://schemas.microsoft.com/office/drawing/2016/5/9/chartex" xmlns:cx4="http://schemas.microsoft.com/office/drawing/2016/5/10/chartex" xmlns:cx5="http://schemas.microsoft.com/office/drawing/2016/5/11/chartex" xmlns:cx6="http://schemas.microsoft.com/office/drawing/2016/5/12/chartex" xmlns:cx7="http://schemas.microsoft.com/office/drawing/2016/5/13/chartex" xmlns:cx8="http://schemas.microsoft.com/office/drawing/2016/5/14/chartex" xmlns:mc="http://schemas.openxmlformats.org/markup-compatibility/2006" xmlns:aink="http://schemas.microsoft.com/office/drawing/2016/ink" xmlns:am3d="http://schemas.microsoft.com/office/drawing/2017/model3d" xmlns:o="urn:schemas-microsoft-com:office:office" xmlns:oel="http://schemas.microsoft.com/office/2019/extlst" xmlns:r="http://schemas.openxmlformats.org/officeDocument/2006/relationships" xmlns:m="http://schemas.openxmlformats.org/officeDocument/2006/math" xmlns:v="urn:schemas-microsoft-com:vml" xmlns:wp14="http://schemas.microsoft.com/office/word/2010/wordprocessingDrawing" xmlns:wp="http://schemas.openxmlformats.org/drawingml/2006/wordprocessingDrawing" xmlns:w10="urn:schemas-microsoft-com:office:word" xmlns:w="http://schemas.openxmlformats.org/wordprocessingml/2006/main" xmlns:w14="http://schemas.microsoft.com/office/word/2010/wordml" xmlns:w15="http://schemas.microsoft.com/office/word/2012/wordml" xmlns:w16cex="http://schemas.microsoft.com/office/word/2018/wordml/cex" xmlns:w16cid="http://schemas.microsoft.com/office/word/2016/wordml/cid" xmlns:w16="http://schemas.microsoft.com/office/word/2018/wordml" xmlns:w16sdtdh="http://schemas.microsoft.com/office/word/2020/wordml/sdtdatahash" xmlns:w16se="http://schemas.microsoft.com/office/word/2015/wordml/symex" xmlns:wpg="http://schemas.microsoft.com/office/word/2010/wordprocessingGroup" xmlns:wpi="http://schemas.microsoft.com/office/word/2010/wordprocessingInk" xmlns:wne="http://schemas.microsoft.com/office/word/2006/wordml" xmlns:wps="http://schemas.microsoft.com/office/word/2010/wordprocessingShape" mc:Ignorable="w14 w15 w16se w16cid w16 w16cex w16sdtdh wp14">
   <w:abstractNum w:abstractNumId="0" w15:restartNumberingAfterBreak="0">
-    <w:nsid w:val="0BB83430"/>
+    <w:nsid w:val="0A033E23"/>
     <w:multiLevelType w:val="hybridMultilevel"/>
-    <w:tmpl w:val="C98C7F02"/>
-    <w:lvl w:ilvl="0" w:tplc="E112F9F0">
+    <w:tmpl w:val="FDDA3B0A"/>
+    <w:lvl w:ilvl="0" w:tplc="6C9C3EC6">
+      <w:start w:val="1"/>
+      <w:numFmt w:val="bullet"/>
+      <w:lvlText w:val="●"/>
+      <w:lvlJc w:val="left"/>
+      <w:pPr>
+        <w:ind w:left="720" w:hanging="360"/>
+      </w:pPr>
+    </w:lvl>
+    <w:lvl w:ilvl="1" w:tplc="A39659CE">
+      <w:start w:val="1"/>
+      <w:numFmt w:val="bullet"/>
+      <w:lvlText w:val="○"/>
+      <w:lvlJc w:val="left"/>
+      <w:pPr>
+        <w:ind w:left="1440" w:hanging="360"/>
+      </w:pPr>
+    </w:lvl>
+    <w:lvl w:ilvl="2" w:tplc="CC3A5F52">
+      <w:start w:val="1"/>
+      <w:numFmt w:val="bullet"/>
+      <w:lvlText w:val="■"/>
+      <w:lvlJc w:val="left"/>
+      <w:pPr>
+        <w:ind w:left="2160" w:hanging="360"/>
+      </w:pPr>
+    </w:lvl>
+    <w:lvl w:ilvl="3" w:tplc="52E456EC">
+      <w:start w:val="1"/>
+      <w:numFmt w:val="bullet"/>
+      <w:lvlText w:val="●"/>
+      <w:lvlJc w:val="left"/>
+      <w:pPr>
+        <w:ind w:left="2880" w:hanging="360"/>
+      </w:pPr>
+    </w:lvl>
+    <w:lvl w:ilvl="4" w:tplc="F2E850E0">
+      <w:start w:val="1"/>
+      <w:numFmt w:val="bullet"/>
+      <w:lvlText w:val="○"/>
+      <w:lvlJc w:val="left"/>
+      <w:pPr>
+        <w:ind w:left="3600" w:hanging="360"/>
+      </w:pPr>
+    </w:lvl>
+    <w:lvl w:ilvl="5" w:tplc="13A04FD4">
+      <w:start w:val="1"/>
+      <w:numFmt w:val="bullet"/>
+      <w:lvlText w:val="■"/>
+      <w:lvlJc w:val="left"/>
+      <w:pPr>
+        <w:ind w:left="4320" w:hanging="360"/>
+      </w:pPr>
+    </w:lvl>
+    <w:lvl w:ilvl="6" w:tplc="CCEC0C92">
+      <w:start w:val="1"/>
+      <w:numFmt w:val="bullet"/>
+      <w:lvlText w:val="●"/>
+      <w:lvlJc w:val="left"/>
+      <w:pPr>
+        <w:ind w:left="5040" w:hanging="360"/>
+      </w:pPr>
+    </w:lvl>
+    <w:lvl w:ilvl="7" w:tplc="80BC11C8">
+      <w:start w:val="1"/>
+      <w:numFmt w:val="bullet"/>
+      <w:lvlText w:val="●"/>
+      <w:lvlJc w:val="left"/>
+      <w:pPr>
+        <w:ind w:left="5760" w:hanging="360"/>
+      </w:pPr>
+    </w:lvl>
+    <w:lvl w:ilvl="8" w:tplc="73EED068">
+      <w:start w:val="1"/>
+      <w:numFmt w:val="bullet"/>
+      <w:lvlText w:val="●"/>
+      <w:lvlJc w:val="left"/>
+      <w:pPr>
+        <w:ind w:left="6480" w:hanging="360"/>
+      </w:pPr>
+    </w:lvl>
+  </w:abstractNum>
+  <w:abstractNum w:abstractNumId="1" w15:restartNumberingAfterBreak="0">
+    <w:nsid w:val="43DA5340"/>
+    <w:multiLevelType w:val="hybridMultilevel"/>
+    <w:tmpl w:val="2C38D8EE"/>
+    <w:lvl w:ilvl="0" w:tplc="CF521A2A">
+      <w:start w:val="1"/>
+      <w:numFmt w:val="bullet"/>
+      <w:lvlText w:val="•"/>
+      <w:lvlJc w:val="left"/>
+      <w:pPr>
+        <w:ind w:left="460" w:hanging="280"/>
+      </w:pPr>
+    </w:lvl>
+    <w:lvl w:ilvl="1" w:tplc="0190564E">
+      <w:start w:val="1"/>
+      <w:numFmt w:val="bullet"/>
+      <w:lvlText w:val="–"/>
+      <w:lvlJc w:val="left"/>
+      <w:pPr>
+        <w:ind w:left="900" w:hanging="280"/>
+      </w:pPr>
+    </w:lvl>
+    <w:lvl w:ilvl="2" w:tplc="506E1E12">
+      <w:numFmt w:val="decimal"/>
+      <w:lvlText w:val=""/>
+      <w:lvlJc w:val="left"/>
+    </w:lvl>
+    <w:lvl w:ilvl="3" w:tplc="D8DE5E06">
+      <w:numFmt w:val="decimal"/>
+      <w:lvlText w:val=""/>
+      <w:lvlJc w:val="left"/>
+    </w:lvl>
+    <w:lvl w:ilvl="4" w:tplc="A6B8658E">
+      <w:numFmt w:val="decimal"/>
+      <w:lvlText w:val=""/>
+      <w:lvlJc w:val="left"/>
+    </w:lvl>
+    <w:lvl w:ilvl="5" w:tplc="511CFB84">
+      <w:numFmt w:val="decimal"/>
+      <w:lvlText w:val=""/>
+      <w:lvlJc w:val="left"/>
+    </w:lvl>
+    <w:lvl w:ilvl="6" w:tplc="B49EA2E0">
+      <w:numFmt w:val="decimal"/>
+      <w:lvlText w:val=""/>
+      <w:lvlJc w:val="left"/>
+    </w:lvl>
+    <w:lvl w:ilvl="7" w:tplc="1B364D4A">
+      <w:numFmt w:val="decimal"/>
+      <w:lvlText w:val=""/>
+      <w:lvlJc w:val="left"/>
+    </w:lvl>
+    <w:lvl w:ilvl="8" w:tplc="7AA0B54C">
+      <w:numFmt w:val="decimal"/>
+      <w:lvlText w:val=""/>
+      <w:lvlJc w:val="left"/>
+    </w:lvl>
+  </w:abstractNum>
+  <w:abstractNum w:abstractNumId="2" w15:restartNumberingAfterBreak="0">
+    <w:nsid w:val="53A539C7"/>
+    <w:multiLevelType w:val="hybridMultilevel"/>
+    <w:tmpl w:val="856C09DA"/>
+    <w:lvl w:ilvl="0" w:tplc="60BEE7F6">
       <w:start w:val="1"/>
       <w:numFmt w:val="decimal"/>
       <w:lvlText w:val="%1."/>
@@ -6861,52 +7008,52 @@
         <w:color w:val="A67C27"/>
       </w:rPr>
     </w:lvl>
-    <w:lvl w:ilvl="1" w:tplc="14E84B78">
+    <w:lvl w:ilvl="1" w:tplc="89F85982">
       <w:numFmt w:val="decimal"/>
       <w:lvlText w:val=""/>
       <w:lvlJc w:val="left"/>
     </w:lvl>
-    <w:lvl w:ilvl="2" w:tplc="A992DF30">
+    <w:lvl w:ilvl="2" w:tplc="618E1E1C">
       <w:numFmt w:val="decimal"/>
       <w:lvlText w:val=""/>
       <w:lvlJc w:val="left"/>
     </w:lvl>
-    <w:lvl w:ilvl="3" w:tplc="F1D879D4">
+    <w:lvl w:ilvl="3" w:tplc="78C497FA">
       <w:numFmt w:val="decimal"/>
       <w:lvlText w:val=""/>
       <w:lvlJc w:val="left"/>
     </w:lvl>
-    <w:lvl w:ilvl="4" w:tplc="15ACD338">
+    <w:lvl w:ilvl="4" w:tplc="CCF08836">
       <w:numFmt w:val="decimal"/>
       <w:lvlText w:val=""/>
       <w:lvlJc w:val="left"/>
     </w:lvl>
-    <w:lvl w:ilvl="5" w:tplc="B81A6F1C">
+    <w:lvl w:ilvl="5" w:tplc="F934D064">
       <w:numFmt w:val="decimal"/>
       <w:lvlText w:val=""/>
       <w:lvlJc w:val="left"/>
     </w:lvl>
-    <w:lvl w:ilvl="6" w:tplc="14C0706A">
+    <w:lvl w:ilvl="6" w:tplc="26AC0D0C">
       <w:numFmt w:val="decimal"/>
       <w:lvlText w:val=""/>
       <w:lvlJc w:val="left"/>
     </w:lvl>
-    <w:lvl w:ilvl="7" w:tplc="245C5790">
+    <w:lvl w:ilvl="7" w:tplc="D7FC6582">
       <w:numFmt w:val="decimal"/>
       <w:lvlText w:val=""/>
       <w:lvlJc w:val="left"/>
     </w:lvl>
-    <w:lvl w:ilvl="8" w:tplc="C4C8E146">
+    <w:lvl w:ilvl="8" w:tplc="83B2AE5E">
       <w:numFmt w:val="decimal"/>
       <w:lvlText w:val=""/>
       <w:lvlJc w:val="left"/>
     </w:lvl>
   </w:abstractNum>
-  <w:abstractNum w:abstractNumId="1" w15:restartNumberingAfterBreak="0">
-    <w:nsid w:val="18C504ED"/>
+  <w:abstractNum w:abstractNumId="3" w15:restartNumberingAfterBreak="0">
+    <w:nsid w:val="56205070"/>
     <w:multiLevelType w:val="hybridMultilevel"/>
-    <w:tmpl w:val="6062196C"/>
-    <w:lvl w:ilvl="0" w:tplc="939AECC6">
+    <w:tmpl w:val="54F82D04"/>
+    <w:lvl w:ilvl="0" w:tplc="47446EC2">
       <w:start w:val="1"/>
       <w:numFmt w:val="decimal"/>
       <w:lvlText w:val="%1."/>
@@ -6920,110 +7067,52 @@
         <w:color w:val="A67C27"/>
       </w:rPr>
     </w:lvl>
-    <w:lvl w:ilvl="1" w:tplc="130C35E4">
+    <w:lvl w:ilvl="1" w:tplc="A6741AD8">
       <w:numFmt w:val="decimal"/>
       <w:lvlText w:val=""/>
       <w:lvlJc w:val="left"/>
     </w:lvl>
-    <w:lvl w:ilvl="2" w:tplc="E01C5280">
+    <w:lvl w:ilvl="2" w:tplc="211A2CD8">
       <w:numFmt w:val="decimal"/>
       <w:lvlText w:val=""/>
       <w:lvlJc w:val="left"/>
     </w:lvl>
-    <w:lvl w:ilvl="3" w:tplc="7612FDE4">
+    <w:lvl w:ilvl="3" w:tplc="9E14FEF2">
       <w:numFmt w:val="decimal"/>
       <w:lvlText w:val=""/>
       <w:lvlJc w:val="left"/>
     </w:lvl>
-    <w:lvl w:ilvl="4" w:tplc="A71EB86C">
+    <w:lvl w:ilvl="4" w:tplc="29A4DAD2">
       <w:numFmt w:val="decimal"/>
       <w:lvlText w:val=""/>
       <w:lvlJc w:val="left"/>
     </w:lvl>
-    <w:lvl w:ilvl="5" w:tplc="865CDFC6">
+    <w:lvl w:ilvl="5" w:tplc="39A6DD26">
       <w:numFmt w:val="decimal"/>
       <w:lvlText w:val=""/>
       <w:lvlJc w:val="left"/>
     </w:lvl>
-    <w:lvl w:ilvl="6" w:tplc="69AED044">
+    <w:lvl w:ilvl="6" w:tplc="BE44EF06">
       <w:numFmt w:val="decimal"/>
       <w:lvlText w:val=""/>
       <w:lvlJc w:val="left"/>
     </w:lvl>
-    <w:lvl w:ilvl="7" w:tplc="724C67DC">
+    <w:lvl w:ilvl="7" w:tplc="477CF52C">
       <w:numFmt w:val="decimal"/>
       <w:lvlText w:val=""/>
       <w:lvlJc w:val="left"/>
     </w:lvl>
-    <w:lvl w:ilvl="8" w:tplc="F34EB75C">
+    <w:lvl w:ilvl="8" w:tplc="24867E38">
       <w:numFmt w:val="decimal"/>
       <w:lvlText w:val=""/>
       <w:lvlJc w:val="left"/>
     </w:lvl>
   </w:abstractNum>
-  <w:abstractNum w:abstractNumId="2" w15:restartNumberingAfterBreak="0">
-    <w:nsid w:val="3636763A"/>
+  <w:abstractNum w:abstractNumId="4" w15:restartNumberingAfterBreak="0">
+    <w:nsid w:val="694306D3"/>
     <w:multiLevelType w:val="hybridMultilevel"/>
-    <w:tmpl w:val="D1148484"/>
-    <w:lvl w:ilvl="0" w:tplc="20247FFC">
-      <w:start w:val="1"/>
-      <w:numFmt w:val="bullet"/>
-      <w:lvlText w:val="•"/>
-      <w:lvlJc w:val="left"/>
-      <w:pPr>
-        <w:ind w:left="460" w:hanging="280"/>
-      </w:pPr>
-    </w:lvl>
-    <w:lvl w:ilvl="1" w:tplc="6CB6EF86">
-      <w:start w:val="1"/>
-      <w:numFmt w:val="bullet"/>
-      <w:lvlText w:val="–"/>
-      <w:lvlJc w:val="left"/>
-      <w:pPr>
-        <w:ind w:left="900" w:hanging="280"/>
-      </w:pPr>
-    </w:lvl>
-    <w:lvl w:ilvl="2" w:tplc="A38CA404">
-      <w:numFmt w:val="decimal"/>
-      <w:lvlText w:val=""/>
-      <w:lvlJc w:val="left"/>
-    </w:lvl>
-    <w:lvl w:ilvl="3" w:tplc="A84288F8">
-      <w:numFmt w:val="decimal"/>
-      <w:lvlText w:val=""/>
-      <w:lvlJc w:val="left"/>
-    </w:lvl>
-    <w:lvl w:ilvl="4" w:tplc="3CD6310C">
-      <w:numFmt w:val="decimal"/>
-      <w:lvlText w:val=""/>
-      <w:lvlJc w:val="left"/>
-    </w:lvl>
-    <w:lvl w:ilvl="5" w:tplc="E06628E6">
-      <w:numFmt w:val="decimal"/>
-      <w:lvlText w:val=""/>
-      <w:lvlJc w:val="left"/>
-    </w:lvl>
-    <w:lvl w:ilvl="6" w:tplc="8BA842B2">
-      <w:numFmt w:val="decimal"/>
-      <w:lvlText w:val=""/>
-      <w:lvlJc w:val="left"/>
-    </w:lvl>
-    <w:lvl w:ilvl="7" w:tplc="FE10767C">
-      <w:numFmt w:val="decimal"/>
-      <w:lvlText w:val=""/>
-      <w:lvlJc w:val="left"/>
-    </w:lvl>
-    <w:lvl w:ilvl="8" w:tplc="D5886A96">
-      <w:numFmt w:val="decimal"/>
-      <w:lvlText w:val=""/>
-      <w:lvlJc w:val="left"/>
-    </w:lvl>
-  </w:abstractNum>
-  <w:abstractNum w:abstractNumId="3" w15:restartNumberingAfterBreak="0">
-    <w:nsid w:val="48B1024F"/>
-    <w:multiLevelType w:val="hybridMultilevel"/>
-    <w:tmpl w:val="7F44C1D8"/>
-    <w:lvl w:ilvl="0" w:tplc="1DD246FA">
+    <w:tmpl w:val="16F86820"/>
+    <w:lvl w:ilvl="0" w:tplc="0E9232D4">
       <w:start w:val="1"/>
       <w:numFmt w:val="decimal"/>
       <w:lvlText w:val="%1."/>
@@ -7037,159 +7126,73 @@
         <w:color w:val="A67C27"/>
       </w:rPr>
     </w:lvl>
-    <w:lvl w:ilvl="1" w:tplc="4A9223BE">
+    <w:lvl w:ilvl="1" w:tplc="42F8A084">
       <w:numFmt w:val="decimal"/>
       <w:lvlText w:val=""/>
       <w:lvlJc w:val="left"/>
     </w:lvl>
-    <w:lvl w:ilvl="2" w:tplc="7DD4CBD8">
+    <w:lvl w:ilvl="2" w:tplc="749299B6">
       <w:numFmt w:val="decimal"/>
       <w:lvlText w:val=""/>
       <w:lvlJc w:val="left"/>
     </w:lvl>
-    <w:lvl w:ilvl="3" w:tplc="9584690C">
+    <w:lvl w:ilvl="3" w:tplc="46049D96">
       <w:numFmt w:val="decimal"/>
       <w:lvlText w:val=""/>
       <w:lvlJc w:val="left"/>
     </w:lvl>
-    <w:lvl w:ilvl="4" w:tplc="668205BE">
+    <w:lvl w:ilvl="4" w:tplc="F70E5A6A">
       <w:numFmt w:val="decimal"/>
       <w:lvlText w:val=""/>
       <w:lvlJc w:val="left"/>
     </w:lvl>
-    <w:lvl w:ilvl="5" w:tplc="CC94C2C6">
+    <w:lvl w:ilvl="5" w:tplc="064AA33C">
       <w:numFmt w:val="decimal"/>
       <w:lvlText w:val=""/>
       <w:lvlJc w:val="left"/>
     </w:lvl>
-    <w:lvl w:ilvl="6" w:tplc="AA16C282">
+    <w:lvl w:ilvl="6" w:tplc="AA809812">
       <w:numFmt w:val="decimal"/>
       <w:lvlText w:val=""/>
       <w:lvlJc w:val="left"/>
     </w:lvl>
-    <w:lvl w:ilvl="7" w:tplc="894A6BA8">
+    <w:lvl w:ilvl="7" w:tplc="9940D8C4">
       <w:numFmt w:val="decimal"/>
       <w:lvlText w:val=""/>
       <w:lvlJc w:val="left"/>
     </w:lvl>
-    <w:lvl w:ilvl="8" w:tplc="75E8D944">
+    <w:lvl w:ilvl="8" w:tplc="8C86540A">
       <w:numFmt w:val="decimal"/>
       <w:lvlText w:val=""/>
       <w:lvlJc w:val="left"/>
     </w:lvl>
   </w:abstractNum>
-  <w:abstractNum w:abstractNumId="4" w15:restartNumberingAfterBreak="0">
-    <w:nsid w:val="63FC018B"/>
-    <w:multiLevelType w:val="hybridMultilevel"/>
-    <w:tmpl w:val="A5F2D49A"/>
-    <w:lvl w:ilvl="0" w:tplc="A274CCEC">
-      <w:start w:val="1"/>
-      <w:numFmt w:val="bullet"/>
-      <w:lvlText w:val="●"/>
-      <w:lvlJc w:val="left"/>
-      <w:pPr>
-        <w:ind w:left="720" w:hanging="360"/>
-      </w:pPr>
-    </w:lvl>
-    <w:lvl w:ilvl="1" w:tplc="2FEA7EDA">
-      <w:start w:val="1"/>
-      <w:numFmt w:val="bullet"/>
-      <w:lvlText w:val="○"/>
-      <w:lvlJc w:val="left"/>
-      <w:pPr>
-        <w:ind w:left="1440" w:hanging="360"/>
-      </w:pPr>
-    </w:lvl>
-    <w:lvl w:ilvl="2" w:tplc="0C7E7BF6">
-      <w:start w:val="1"/>
-      <w:numFmt w:val="bullet"/>
-      <w:lvlText w:val="■"/>
-      <w:lvlJc w:val="left"/>
-      <w:pPr>
-        <w:ind w:left="2160" w:hanging="360"/>
-      </w:pPr>
-    </w:lvl>
-    <w:lvl w:ilvl="3" w:tplc="04B86A62">
-      <w:start w:val="1"/>
-      <w:numFmt w:val="bullet"/>
-      <w:lvlText w:val="●"/>
-      <w:lvlJc w:val="left"/>
-      <w:pPr>
-        <w:ind w:left="2880" w:hanging="360"/>
-      </w:pPr>
-    </w:lvl>
-    <w:lvl w:ilvl="4" w:tplc="BFF46C02">
-      <w:start w:val="1"/>
-      <w:numFmt w:val="bullet"/>
-      <w:lvlText w:val="○"/>
-      <w:lvlJc w:val="left"/>
-      <w:pPr>
-        <w:ind w:left="3600" w:hanging="360"/>
-      </w:pPr>
-    </w:lvl>
-    <w:lvl w:ilvl="5" w:tplc="14AA3070">
-      <w:start w:val="1"/>
-      <w:numFmt w:val="bullet"/>
-      <w:lvlText w:val="■"/>
-      <w:lvlJc w:val="left"/>
-      <w:pPr>
-        <w:ind w:left="4320" w:hanging="360"/>
-      </w:pPr>
-    </w:lvl>
-    <w:lvl w:ilvl="6" w:tplc="8AC086A6">
-      <w:start w:val="1"/>
-      <w:numFmt w:val="bullet"/>
-      <w:lvlText w:val="●"/>
-      <w:lvlJc w:val="left"/>
-      <w:pPr>
-        <w:ind w:left="5040" w:hanging="360"/>
-      </w:pPr>
-    </w:lvl>
-    <w:lvl w:ilvl="7" w:tplc="279CDEEC">
-      <w:start w:val="1"/>
-      <w:numFmt w:val="bullet"/>
-      <w:lvlText w:val="●"/>
-      <w:lvlJc w:val="left"/>
-      <w:pPr>
-        <w:ind w:left="5760" w:hanging="360"/>
-      </w:pPr>
-    </w:lvl>
-    <w:lvl w:ilvl="8" w:tplc="A4BE7E26">
-      <w:start w:val="1"/>
-      <w:numFmt w:val="bullet"/>
-      <w:lvlText w:val="●"/>
-      <w:lvlJc w:val="left"/>
-      <w:pPr>
-        <w:ind w:left="6480" w:hanging="360"/>
-      </w:pPr>
-    </w:lvl>
-  </w:abstractNum>
-  <w:num w:numId="1" w16cid:durableId="466820791">
+  <w:num w:numId="1" w16cid:durableId="1618220222">
+    <w:abstractNumId w:val="0"/>
+    <w:lvlOverride w:ilvl="0">
+      <w:startOverride w:val="1"/>
+    </w:lvlOverride>
+  </w:num>
+  <w:num w:numId="2" w16cid:durableId="1689868681">
+    <w:abstractNumId w:val="1"/>
+    <w:lvlOverride w:ilvl="0">
+      <w:startOverride w:val="1"/>
+    </w:lvlOverride>
+  </w:num>
+  <w:num w:numId="3" w16cid:durableId="724988758">
     <w:abstractNumId w:val="4"/>
     <w:lvlOverride w:ilvl="0">
       <w:startOverride w:val="1"/>
     </w:lvlOverride>
   </w:num>
-  <w:num w:numId="2" w16cid:durableId="264457998">
+  <w:num w:numId="4" w16cid:durableId="1443527215">
     <w:abstractNumId w:val="2"/>
     <w:lvlOverride w:ilvl="0">
       <w:startOverride w:val="1"/>
     </w:lvlOverride>
   </w:num>
-  <w:num w:numId="3" w16cid:durableId="908148984">
+  <w:num w:numId="5" w16cid:durableId="701512931">
     <w:abstractNumId w:val="3"/>
-    <w:lvlOverride w:ilvl="0">
-      <w:startOverride w:val="1"/>
-    </w:lvlOverride>
-  </w:num>
-  <w:num w:numId="4" w16cid:durableId="1469588892">
-    <w:abstractNumId w:val="1"/>
-    <w:lvlOverride w:ilvl="0">
-      <w:startOverride w:val="1"/>
-    </w:lvlOverride>
-  </w:num>
-  <w:num w:numId="5" w16cid:durableId="1509176300">
-    <w:abstractNumId w:val="0"/>
     <w:lvlOverride w:ilvl="0">
       <w:startOverride w:val="1"/>
     </w:lvlOverride>
@@ -7814,7 +7817,7 @@
     <w:autoRedefine/>
     <w:uiPriority w:val="39"/>
     <w:unhideWhenUsed/>
-    <w:rsid w:val="004A2246"/>
+    <w:rsid w:val="00587ACE"/>
     <w:pPr>
       <w:spacing w:after="100"/>
     </w:pPr>
@@ -7826,7 +7829,7 @@
     <w:autoRedefine/>
     <w:uiPriority w:val="39"/>
     <w:unhideWhenUsed/>
-    <w:rsid w:val="004A2246"/>
+    <w:rsid w:val="00587ACE"/>
     <w:pPr>
       <w:spacing w:after="100"/>
       <w:ind w:left="210"/>

--- a/docs/manuals/Role_Guide_7_Analyst.docx
+++ b/docs/manuals/Role_Guide_7_Analyst.docx
@@ -469,7 +469,7 @@
                 <w:sz w:val="19"/>
                 <w:szCs w:val="19"/>
               </w:rPr>
-              <w:t>Version 1.6 · 20 September 2026</w:t>
+              <w:t>Version 1.7 · 21 September 2026</w:t>
             </w:r>
           </w:p>
         </w:tc>
@@ -538,7 +538,7 @@
     <w:sdt>
       <w:sdtPr>
         <w:alias w:val="Contents"/>
-        <w:id w:val="3405076"/>
+        <w:id w:val="1832244357"/>
       </w:sdtPr>
       <w:sdtEndPr/>
       <w:sdtContent>
@@ -567,7 +567,7 @@
           <w:r>
             <w:fldChar w:fldCharType="separate"/>
           </w:r>
-          <w:hyperlink w:anchor="_Toc240784512" w:history="1">
+          <w:hyperlink w:anchor="_Toc240889132" w:history="1">
             <w:r>
               <w:rPr>
                 <w:rStyle w:val="Hyperlink"/>
@@ -591,7 +591,7 @@
               <w:rPr>
                 <w:noProof/>
               </w:rPr>
-              <w:instrText xml:space="preserve"> PAGEREF _Toc240784512 \h </w:instrText>
+              <w:instrText xml:space="preserve"> PAGEREF _Toc240889132 \h </w:instrText>
             </w:r>
             <w:r>
               <w:rPr>
@@ -634,7 +634,7 @@
               <w14:ligatures w14:val="standardContextual"/>
             </w:rPr>
           </w:pPr>
-          <w:hyperlink w:anchor="_Toc240784513" w:history="1">
+          <w:hyperlink w:anchor="_Toc240889133" w:history="1">
             <w:r>
               <w:rPr>
                 <w:rStyle w:val="Hyperlink"/>
@@ -658,7 +658,7 @@
               <w:rPr>
                 <w:noProof/>
               </w:rPr>
-              <w:instrText xml:space="preserve"> PAGEREF _Toc240784513 \h </w:instrText>
+              <w:instrText xml:space="preserve"> PAGEREF _Toc240889133 \h </w:instrText>
             </w:r>
             <w:r>
               <w:rPr>
@@ -701,7 +701,7 @@
               <w14:ligatures w14:val="standardContextual"/>
             </w:rPr>
           </w:pPr>
-          <w:hyperlink w:anchor="_Toc240784514" w:history="1">
+          <w:hyperlink w:anchor="_Toc240889134" w:history="1">
             <w:r>
               <w:rPr>
                 <w:rStyle w:val="Hyperlink"/>
@@ -725,7 +725,7 @@
               <w:rPr>
                 <w:noProof/>
               </w:rPr>
-              <w:instrText xml:space="preserve"> PAGEREF _Toc240784514 \h </w:instrText>
+              <w:instrText xml:space="preserve"> PAGEREF _Toc240889134 \h </w:instrText>
             </w:r>
             <w:r>
               <w:rPr>
@@ -768,7 +768,7 @@
               <w14:ligatures w14:val="standardContextual"/>
             </w:rPr>
           </w:pPr>
-          <w:hyperlink w:anchor="_Toc240784515" w:history="1">
+          <w:hyperlink w:anchor="_Toc240889135" w:history="1">
             <w:r>
               <w:rPr>
                 <w:rStyle w:val="Hyperlink"/>
@@ -792,7 +792,7 @@
               <w:rPr>
                 <w:noProof/>
               </w:rPr>
-              <w:instrText xml:space="preserve"> PAGEREF _Toc240784515 \h </w:instrText>
+              <w:instrText xml:space="preserve"> PAGEREF _Toc240889135 \h </w:instrText>
             </w:r>
             <w:r>
               <w:rPr>
@@ -835,7 +835,7 @@
               <w14:ligatures w14:val="standardContextual"/>
             </w:rPr>
           </w:pPr>
-          <w:hyperlink w:anchor="_Toc240784516" w:history="1">
+          <w:hyperlink w:anchor="_Toc240889136" w:history="1">
             <w:r>
               <w:rPr>
                 <w:rStyle w:val="Hyperlink"/>
@@ -859,7 +859,7 @@
               <w:rPr>
                 <w:noProof/>
               </w:rPr>
-              <w:instrText xml:space="preserve"> PAGEREF _Toc240784516 \h </w:instrText>
+              <w:instrText xml:space="preserve"> PAGEREF _Toc240889136 \h </w:instrText>
             </w:r>
             <w:r>
               <w:rPr>
@@ -902,7 +902,7 @@
               <w14:ligatures w14:val="standardContextual"/>
             </w:rPr>
           </w:pPr>
-          <w:hyperlink w:anchor="_Toc240784517" w:history="1">
+          <w:hyperlink w:anchor="_Toc240889137" w:history="1">
             <w:r>
               <w:rPr>
                 <w:rStyle w:val="Hyperlink"/>
@@ -926,7 +926,7 @@
               <w:rPr>
                 <w:noProof/>
               </w:rPr>
-              <w:instrText xml:space="preserve"> PAGEREF _Toc240784517 \h </w:instrText>
+              <w:instrText xml:space="preserve"> PAGEREF _Toc240889137 \h </w:instrText>
             </w:r>
             <w:r>
               <w:rPr>
@@ -969,7 +969,7 @@
               <w14:ligatures w14:val="standardContextual"/>
             </w:rPr>
           </w:pPr>
-          <w:hyperlink w:anchor="_Toc240784518" w:history="1">
+          <w:hyperlink w:anchor="_Toc240889138" w:history="1">
             <w:r>
               <w:rPr>
                 <w:rStyle w:val="Hyperlink"/>
@@ -993,7 +993,7 @@
               <w:rPr>
                 <w:noProof/>
               </w:rPr>
-              <w:instrText xml:space="preserve"> PAGEREF _Toc240784518 \h </w:instrText>
+              <w:instrText xml:space="preserve"> PAGEREF _Toc240889138 \h </w:instrText>
             </w:r>
             <w:r>
               <w:rPr>
@@ -1036,7 +1036,7 @@
               <w14:ligatures w14:val="standardContextual"/>
             </w:rPr>
           </w:pPr>
-          <w:hyperlink w:anchor="_Toc240784519" w:history="1">
+          <w:hyperlink w:anchor="_Toc240889139" w:history="1">
             <w:r>
               <w:rPr>
                 <w:rStyle w:val="Hyperlink"/>
@@ -1060,7 +1060,7 @@
               <w:rPr>
                 <w:noProof/>
               </w:rPr>
-              <w:instrText xml:space="preserve"> PAGEREF _Toc240784519 \h </w:instrText>
+              <w:instrText xml:space="preserve"> PAGEREF _Toc240889139 \h </w:instrText>
             </w:r>
             <w:r>
               <w:rPr>
@@ -1103,7 +1103,7 @@
               <w14:ligatures w14:val="standardContextual"/>
             </w:rPr>
           </w:pPr>
-          <w:hyperlink w:anchor="_Toc240784520" w:history="1">
+          <w:hyperlink w:anchor="_Toc240889140" w:history="1">
             <w:r>
               <w:rPr>
                 <w:rStyle w:val="Hyperlink"/>
@@ -1127,7 +1127,7 @@
               <w:rPr>
                 <w:noProof/>
               </w:rPr>
-              <w:instrText xml:space="preserve"> PAGEREF _Toc240784520 \h </w:instrText>
+              <w:instrText xml:space="preserve"> PAGEREF _Toc240889140 \h </w:instrText>
             </w:r>
             <w:r>
               <w:rPr>
@@ -1170,7 +1170,7 @@
               <w14:ligatures w14:val="standardContextual"/>
             </w:rPr>
           </w:pPr>
-          <w:hyperlink w:anchor="_Toc240784521" w:history="1">
+          <w:hyperlink w:anchor="_Toc240889141" w:history="1">
             <w:r>
               <w:rPr>
                 <w:rStyle w:val="Hyperlink"/>
@@ -1194,7 +1194,7 @@
               <w:rPr>
                 <w:noProof/>
               </w:rPr>
-              <w:instrText xml:space="preserve"> PAGEREF _Toc240784521 \h </w:instrText>
+              <w:instrText xml:space="preserve"> PAGEREF _Toc240889141 \h </w:instrText>
             </w:r>
             <w:r>
               <w:rPr>
@@ -1237,7 +1237,7 @@
               <w14:ligatures w14:val="standardContextual"/>
             </w:rPr>
           </w:pPr>
-          <w:hyperlink w:anchor="_Toc240784522" w:history="1">
+          <w:hyperlink w:anchor="_Toc240889142" w:history="1">
             <w:r>
               <w:rPr>
                 <w:rStyle w:val="Hyperlink"/>
@@ -1261,7 +1261,7 @@
               <w:rPr>
                 <w:noProof/>
               </w:rPr>
-              <w:instrText xml:space="preserve"> PAGEREF _Toc240784522 \h </w:instrText>
+              <w:instrText xml:space="preserve"> PAGEREF _Toc240889142 \h </w:instrText>
             </w:r>
             <w:r>
               <w:rPr>
@@ -1304,7 +1304,7 @@
               <w14:ligatures w14:val="standardContextual"/>
             </w:rPr>
           </w:pPr>
-          <w:hyperlink w:anchor="_Toc240784523" w:history="1">
+          <w:hyperlink w:anchor="_Toc240889143" w:history="1">
             <w:r>
               <w:rPr>
                 <w:rStyle w:val="Hyperlink"/>
@@ -1328,7 +1328,7 @@
               <w:rPr>
                 <w:noProof/>
               </w:rPr>
-              <w:instrText xml:space="preserve"> PAGEREF _Toc240784523 \h </w:instrText>
+              <w:instrText xml:space="preserve"> PAGEREF _Toc240889143 \h </w:instrText>
             </w:r>
             <w:r>
               <w:rPr>
@@ -1371,7 +1371,7 @@
               <w14:ligatures w14:val="standardContextual"/>
             </w:rPr>
           </w:pPr>
-          <w:hyperlink w:anchor="_Toc240784524" w:history="1">
+          <w:hyperlink w:anchor="_Toc240889144" w:history="1">
             <w:r>
               <w:rPr>
                 <w:rStyle w:val="Hyperlink"/>
@@ -1395,7 +1395,7 @@
               <w:rPr>
                 <w:noProof/>
               </w:rPr>
-              <w:instrText xml:space="preserve"> PAGEREF _Toc240784524 \h </w:instrText>
+              <w:instrText xml:space="preserve"> PAGEREF _Toc240889144 \h </w:instrText>
             </w:r>
             <w:r>
               <w:rPr>
@@ -1438,7 +1438,7 @@
               <w14:ligatures w14:val="standardContextual"/>
             </w:rPr>
           </w:pPr>
-          <w:hyperlink w:anchor="_Toc240784525" w:history="1">
+          <w:hyperlink w:anchor="_Toc240889145" w:history="1">
             <w:r>
               <w:rPr>
                 <w:rStyle w:val="Hyperlink"/>
@@ -1462,7 +1462,7 @@
               <w:rPr>
                 <w:noProof/>
               </w:rPr>
-              <w:instrText xml:space="preserve"> PAGEREF _Toc240784525 \h </w:instrText>
+              <w:instrText xml:space="preserve"> PAGEREF _Toc240889145 \h </w:instrText>
             </w:r>
             <w:r>
               <w:rPr>
@@ -1505,7 +1505,7 @@
               <w14:ligatures w14:val="standardContextual"/>
             </w:rPr>
           </w:pPr>
-          <w:hyperlink w:anchor="_Toc240784526" w:history="1">
+          <w:hyperlink w:anchor="_Toc240889146" w:history="1">
             <w:r>
               <w:rPr>
                 <w:rStyle w:val="Hyperlink"/>
@@ -1529,7 +1529,7 @@
               <w:rPr>
                 <w:noProof/>
               </w:rPr>
-              <w:instrText xml:space="preserve"> PAGEREF _Toc240784526 \h </w:instrText>
+              <w:instrText xml:space="preserve"> PAGEREF _Toc240889146 \h </w:instrText>
             </w:r>
             <w:r>
               <w:rPr>
@@ -1572,7 +1572,7 @@
               <w14:ligatures w14:val="standardContextual"/>
             </w:rPr>
           </w:pPr>
-          <w:hyperlink w:anchor="_Toc240784527" w:history="1">
+          <w:hyperlink w:anchor="_Toc240889147" w:history="1">
             <w:r>
               <w:rPr>
                 <w:rStyle w:val="Hyperlink"/>
@@ -1596,7 +1596,7 @@
               <w:rPr>
                 <w:noProof/>
               </w:rPr>
-              <w:instrText xml:space="preserve"> PAGEREF _Toc240784527 \h </w:instrText>
+              <w:instrText xml:space="preserve"> PAGEREF _Toc240889147 \h </w:instrText>
             </w:r>
             <w:r>
               <w:rPr>
@@ -1614,6 +1614,743 @@
                 <w:noProof/>
               </w:rPr>
               <w:t>15</w:t>
+            </w:r>
+            <w:r>
+              <w:rPr>
+                <w:noProof/>
+              </w:rPr>
+              <w:fldChar w:fldCharType="end"/>
+            </w:r>
+          </w:hyperlink>
+        </w:p>
+        <w:p>
+          <w:pPr>
+            <w:pStyle w:val="TOC1"/>
+            <w:tabs>
+              <w:tab w:val="right" w:leader="dot" w:pos="9402"/>
+            </w:tabs>
+            <w:rPr>
+              <w:rFonts w:asciiTheme="minorHAnsi" w:eastAsiaTheme="minorEastAsia" w:hAnsiTheme="minorHAnsi" w:cstheme="minorBidi"/>
+              <w:noProof/>
+              <w:color w:val="auto"/>
+              <w:kern w:val="2"/>
+              <w:sz w:val="24"/>
+              <w:szCs w:val="24"/>
+              <w14:ligatures w14:val="standardContextual"/>
+            </w:rPr>
+          </w:pPr>
+          <w:hyperlink w:anchor="_Toc240889148" w:history="1">
+            <w:r>
+              <w:rPr>
+                <w:rStyle w:val="Hyperlink"/>
+                <w:noProof/>
+              </w:rPr>
+              <w:t>8. Every screen and button for your role</w:t>
+            </w:r>
+            <w:r>
+              <w:rPr>
+                <w:noProof/>
+              </w:rPr>
+              <w:tab/>
+            </w:r>
+            <w:r>
+              <w:rPr>
+                <w:noProof/>
+              </w:rPr>
+              <w:fldChar w:fldCharType="begin"/>
+            </w:r>
+            <w:r>
+              <w:rPr>
+                <w:noProof/>
+              </w:rPr>
+              <w:instrText xml:space="preserve"> PAGEREF _Toc240889148 \h </w:instrText>
+            </w:r>
+            <w:r>
+              <w:rPr>
+                <w:noProof/>
+              </w:rPr>
+            </w:r>
+            <w:r>
+              <w:rPr>
+                <w:noProof/>
+              </w:rPr>
+              <w:fldChar w:fldCharType="separate"/>
+            </w:r>
+            <w:r>
+              <w:rPr>
+                <w:noProof/>
+              </w:rPr>
+              <w:t>16</w:t>
+            </w:r>
+            <w:r>
+              <w:rPr>
+                <w:noProof/>
+              </w:rPr>
+              <w:fldChar w:fldCharType="end"/>
+            </w:r>
+          </w:hyperlink>
+        </w:p>
+        <w:p>
+          <w:pPr>
+            <w:pStyle w:val="TOC2"/>
+            <w:tabs>
+              <w:tab w:val="right" w:leader="dot" w:pos="9402"/>
+            </w:tabs>
+            <w:rPr>
+              <w:rFonts w:asciiTheme="minorHAnsi" w:eastAsiaTheme="minorEastAsia" w:hAnsiTheme="minorHAnsi" w:cstheme="minorBidi"/>
+              <w:noProof/>
+              <w:color w:val="auto"/>
+              <w:kern w:val="2"/>
+              <w:sz w:val="24"/>
+              <w:szCs w:val="24"/>
+              <w14:ligatures w14:val="standardContextual"/>
+            </w:rPr>
+          </w:pPr>
+          <w:hyperlink w:anchor="_Toc240889149" w:history="1">
+            <w:r>
+              <w:rPr>
+                <w:rStyle w:val="Hyperlink"/>
+                <w:noProof/>
+              </w:rPr>
+              <w:t>8.1 Sign in</w:t>
+            </w:r>
+            <w:r>
+              <w:rPr>
+                <w:noProof/>
+              </w:rPr>
+              <w:tab/>
+            </w:r>
+            <w:r>
+              <w:rPr>
+                <w:noProof/>
+              </w:rPr>
+              <w:fldChar w:fldCharType="begin"/>
+            </w:r>
+            <w:r>
+              <w:rPr>
+                <w:noProof/>
+              </w:rPr>
+              <w:instrText xml:space="preserve"> PAGEREF _Toc240889149 \h </w:instrText>
+            </w:r>
+            <w:r>
+              <w:rPr>
+                <w:noProof/>
+              </w:rPr>
+            </w:r>
+            <w:r>
+              <w:rPr>
+                <w:noProof/>
+              </w:rPr>
+              <w:fldChar w:fldCharType="separate"/>
+            </w:r>
+            <w:r>
+              <w:rPr>
+                <w:noProof/>
+              </w:rPr>
+              <w:t>16</w:t>
+            </w:r>
+            <w:r>
+              <w:rPr>
+                <w:noProof/>
+              </w:rPr>
+              <w:fldChar w:fldCharType="end"/>
+            </w:r>
+          </w:hyperlink>
+        </w:p>
+        <w:p>
+          <w:pPr>
+            <w:pStyle w:val="TOC2"/>
+            <w:tabs>
+              <w:tab w:val="right" w:leader="dot" w:pos="9402"/>
+            </w:tabs>
+            <w:rPr>
+              <w:rFonts w:asciiTheme="minorHAnsi" w:eastAsiaTheme="minorEastAsia" w:hAnsiTheme="minorHAnsi" w:cstheme="minorBidi"/>
+              <w:noProof/>
+              <w:color w:val="auto"/>
+              <w:kern w:val="2"/>
+              <w:sz w:val="24"/>
+              <w:szCs w:val="24"/>
+              <w14:ligatures w14:val="standardContextual"/>
+            </w:rPr>
+          </w:pPr>
+          <w:hyperlink w:anchor="_Toc240889150" w:history="1">
+            <w:r>
+              <w:rPr>
+                <w:rStyle w:val="Hyperlink"/>
+                <w:noProof/>
+              </w:rPr>
+              <w:t>8.2 The header and menu bar (every screen)</w:t>
+            </w:r>
+            <w:r>
+              <w:rPr>
+                <w:noProof/>
+              </w:rPr>
+              <w:tab/>
+            </w:r>
+            <w:r>
+              <w:rPr>
+                <w:noProof/>
+              </w:rPr>
+              <w:fldChar w:fldCharType="begin"/>
+            </w:r>
+            <w:r>
+              <w:rPr>
+                <w:noProof/>
+              </w:rPr>
+              <w:instrText xml:space="preserve"> PAGEREF _Toc240889150 \h </w:instrText>
+            </w:r>
+            <w:r>
+              <w:rPr>
+                <w:noProof/>
+              </w:rPr>
+            </w:r>
+            <w:r>
+              <w:rPr>
+                <w:noProof/>
+              </w:rPr>
+              <w:fldChar w:fldCharType="separate"/>
+            </w:r>
+            <w:r>
+              <w:rPr>
+                <w:noProof/>
+              </w:rPr>
+              <w:t>16</w:t>
+            </w:r>
+            <w:r>
+              <w:rPr>
+                <w:noProof/>
+              </w:rPr>
+              <w:fldChar w:fldCharType="end"/>
+            </w:r>
+          </w:hyperlink>
+        </w:p>
+        <w:p>
+          <w:pPr>
+            <w:pStyle w:val="TOC2"/>
+            <w:tabs>
+              <w:tab w:val="right" w:leader="dot" w:pos="9402"/>
+            </w:tabs>
+            <w:rPr>
+              <w:rFonts w:asciiTheme="minorHAnsi" w:eastAsiaTheme="minorEastAsia" w:hAnsiTheme="minorHAnsi" w:cstheme="minorBidi"/>
+              <w:noProof/>
+              <w:color w:val="auto"/>
+              <w:kern w:val="2"/>
+              <w:sz w:val="24"/>
+              <w:szCs w:val="24"/>
+              <w14:ligatures w14:val="standardContextual"/>
+            </w:rPr>
+          </w:pPr>
+          <w:hyperlink w:anchor="_Toc240889151" w:history="1">
+            <w:r>
+              <w:rPr>
+                <w:rStyle w:val="Hyperlink"/>
+                <w:noProof/>
+              </w:rPr>
+              <w:t>8.3 Change Password</w:t>
+            </w:r>
+            <w:r>
+              <w:rPr>
+                <w:noProof/>
+              </w:rPr>
+              <w:tab/>
+            </w:r>
+            <w:r>
+              <w:rPr>
+                <w:noProof/>
+              </w:rPr>
+              <w:fldChar w:fldCharType="begin"/>
+            </w:r>
+            <w:r>
+              <w:rPr>
+                <w:noProof/>
+              </w:rPr>
+              <w:instrText xml:space="preserve"> PAGEREF _Toc240889151 \h </w:instrText>
+            </w:r>
+            <w:r>
+              <w:rPr>
+                <w:noProof/>
+              </w:rPr>
+            </w:r>
+            <w:r>
+              <w:rPr>
+                <w:noProof/>
+              </w:rPr>
+              <w:fldChar w:fldCharType="separate"/>
+            </w:r>
+            <w:r>
+              <w:rPr>
+                <w:noProof/>
+              </w:rPr>
+              <w:t>17</w:t>
+            </w:r>
+            <w:r>
+              <w:rPr>
+                <w:noProof/>
+              </w:rPr>
+              <w:fldChar w:fldCharType="end"/>
+            </w:r>
+          </w:hyperlink>
+        </w:p>
+        <w:p>
+          <w:pPr>
+            <w:pStyle w:val="TOC2"/>
+            <w:tabs>
+              <w:tab w:val="right" w:leader="dot" w:pos="9402"/>
+            </w:tabs>
+            <w:rPr>
+              <w:rFonts w:asciiTheme="minorHAnsi" w:eastAsiaTheme="minorEastAsia" w:hAnsiTheme="minorHAnsi" w:cstheme="minorBidi"/>
+              <w:noProof/>
+              <w:color w:val="auto"/>
+              <w:kern w:val="2"/>
+              <w:sz w:val="24"/>
+              <w:szCs w:val="24"/>
+              <w14:ligatures w14:val="standardContextual"/>
+            </w:rPr>
+          </w:pPr>
+          <w:hyperlink w:anchor="_Toc240889152" w:history="1">
+            <w:r>
+              <w:rPr>
+                <w:rStyle w:val="Hyperlink"/>
+                <w:noProof/>
+              </w:rPr>
+              <w:t>8.4 Executive Dashboard</w:t>
+            </w:r>
+            <w:r>
+              <w:rPr>
+                <w:noProof/>
+              </w:rPr>
+              <w:tab/>
+            </w:r>
+            <w:r>
+              <w:rPr>
+                <w:noProof/>
+              </w:rPr>
+              <w:fldChar w:fldCharType="begin"/>
+            </w:r>
+            <w:r>
+              <w:rPr>
+                <w:noProof/>
+              </w:rPr>
+              <w:instrText xml:space="preserve"> PAGEREF _Toc240889152 \h </w:instrText>
+            </w:r>
+            <w:r>
+              <w:rPr>
+                <w:noProof/>
+              </w:rPr>
+            </w:r>
+            <w:r>
+              <w:rPr>
+                <w:noProof/>
+              </w:rPr>
+              <w:fldChar w:fldCharType="separate"/>
+            </w:r>
+            <w:r>
+              <w:rPr>
+                <w:noProof/>
+              </w:rPr>
+              <w:t>17</w:t>
+            </w:r>
+            <w:r>
+              <w:rPr>
+                <w:noProof/>
+              </w:rPr>
+              <w:fldChar w:fldCharType="end"/>
+            </w:r>
+          </w:hyperlink>
+        </w:p>
+        <w:p>
+          <w:pPr>
+            <w:pStyle w:val="TOC2"/>
+            <w:tabs>
+              <w:tab w:val="right" w:leader="dot" w:pos="9402"/>
+            </w:tabs>
+            <w:rPr>
+              <w:rFonts w:asciiTheme="minorHAnsi" w:eastAsiaTheme="minorEastAsia" w:hAnsiTheme="minorHAnsi" w:cstheme="minorBidi"/>
+              <w:noProof/>
+              <w:color w:val="auto"/>
+              <w:kern w:val="2"/>
+              <w:sz w:val="24"/>
+              <w:szCs w:val="24"/>
+              <w14:ligatures w14:val="standardContextual"/>
+            </w:rPr>
+          </w:pPr>
+          <w:hyperlink w:anchor="_Toc240889153" w:history="1">
+            <w:r>
+              <w:rPr>
+                <w:rStyle w:val="Hyperlink"/>
+                <w:noProof/>
+              </w:rPr>
+              <w:t>8.5 Sampling Dashboard</w:t>
+            </w:r>
+            <w:r>
+              <w:rPr>
+                <w:noProof/>
+              </w:rPr>
+              <w:tab/>
+            </w:r>
+            <w:r>
+              <w:rPr>
+                <w:noProof/>
+              </w:rPr>
+              <w:fldChar w:fldCharType="begin"/>
+            </w:r>
+            <w:r>
+              <w:rPr>
+                <w:noProof/>
+              </w:rPr>
+              <w:instrText xml:space="preserve"> PAGEREF _Toc240889153 \h </w:instrText>
+            </w:r>
+            <w:r>
+              <w:rPr>
+                <w:noProof/>
+              </w:rPr>
+            </w:r>
+            <w:r>
+              <w:rPr>
+                <w:noProof/>
+              </w:rPr>
+              <w:fldChar w:fldCharType="separate"/>
+            </w:r>
+            <w:r>
+              <w:rPr>
+                <w:noProof/>
+              </w:rPr>
+              <w:t>18</w:t>
+            </w:r>
+            <w:r>
+              <w:rPr>
+                <w:noProof/>
+              </w:rPr>
+              <w:fldChar w:fldCharType="end"/>
+            </w:r>
+          </w:hyperlink>
+        </w:p>
+        <w:p>
+          <w:pPr>
+            <w:pStyle w:val="TOC2"/>
+            <w:tabs>
+              <w:tab w:val="right" w:leader="dot" w:pos="9402"/>
+            </w:tabs>
+            <w:rPr>
+              <w:rFonts w:asciiTheme="minorHAnsi" w:eastAsiaTheme="minorEastAsia" w:hAnsiTheme="minorHAnsi" w:cstheme="minorBidi"/>
+              <w:noProof/>
+              <w:color w:val="auto"/>
+              <w:kern w:val="2"/>
+              <w:sz w:val="24"/>
+              <w:szCs w:val="24"/>
+              <w14:ligatures w14:val="standardContextual"/>
+            </w:rPr>
+          </w:pPr>
+          <w:hyperlink w:anchor="_Toc240889154" w:history="1">
+            <w:r>
+              <w:rPr>
+                <w:rStyle w:val="Hyperlink"/>
+                <w:noProof/>
+              </w:rPr>
+              <w:t>8.6 Contact Dashboard</w:t>
+            </w:r>
+            <w:r>
+              <w:rPr>
+                <w:noProof/>
+              </w:rPr>
+              <w:tab/>
+            </w:r>
+            <w:r>
+              <w:rPr>
+                <w:noProof/>
+              </w:rPr>
+              <w:fldChar w:fldCharType="begin"/>
+            </w:r>
+            <w:r>
+              <w:rPr>
+                <w:noProof/>
+              </w:rPr>
+              <w:instrText xml:space="preserve"> PAGEREF _Toc240889154 \h </w:instrText>
+            </w:r>
+            <w:r>
+              <w:rPr>
+                <w:noProof/>
+              </w:rPr>
+            </w:r>
+            <w:r>
+              <w:rPr>
+                <w:noProof/>
+              </w:rPr>
+              <w:fldChar w:fldCharType="separate"/>
+            </w:r>
+            <w:r>
+              <w:rPr>
+                <w:noProof/>
+              </w:rPr>
+              <w:t>18</w:t>
+            </w:r>
+            <w:r>
+              <w:rPr>
+                <w:noProof/>
+              </w:rPr>
+              <w:fldChar w:fldCharType="end"/>
+            </w:r>
+          </w:hyperlink>
+        </w:p>
+        <w:p>
+          <w:pPr>
+            <w:pStyle w:val="TOC2"/>
+            <w:tabs>
+              <w:tab w:val="right" w:leader="dot" w:pos="9402"/>
+            </w:tabs>
+            <w:rPr>
+              <w:rFonts w:asciiTheme="minorHAnsi" w:eastAsiaTheme="minorEastAsia" w:hAnsiTheme="minorHAnsi" w:cstheme="minorBidi"/>
+              <w:noProof/>
+              <w:color w:val="auto"/>
+              <w:kern w:val="2"/>
+              <w:sz w:val="24"/>
+              <w:szCs w:val="24"/>
+              <w14:ligatures w14:val="standardContextual"/>
+            </w:rPr>
+          </w:pPr>
+          <w:hyperlink w:anchor="_Toc240889155" w:history="1">
+            <w:r>
+              <w:rPr>
+                <w:rStyle w:val="Hyperlink"/>
+                <w:noProof/>
+              </w:rPr>
+              <w:t>8.7 KII / Document Dashboard</w:t>
+            </w:r>
+            <w:r>
+              <w:rPr>
+                <w:noProof/>
+              </w:rPr>
+              <w:tab/>
+            </w:r>
+            <w:r>
+              <w:rPr>
+                <w:noProof/>
+              </w:rPr>
+              <w:fldChar w:fldCharType="begin"/>
+            </w:r>
+            <w:r>
+              <w:rPr>
+                <w:noProof/>
+              </w:rPr>
+              <w:instrText xml:space="preserve"> PAGEREF _Toc240889155 \h </w:instrText>
+            </w:r>
+            <w:r>
+              <w:rPr>
+                <w:noProof/>
+              </w:rPr>
+            </w:r>
+            <w:r>
+              <w:rPr>
+                <w:noProof/>
+              </w:rPr>
+              <w:fldChar w:fldCharType="separate"/>
+            </w:r>
+            <w:r>
+              <w:rPr>
+                <w:noProof/>
+              </w:rPr>
+              <w:t>19</w:t>
+            </w:r>
+            <w:r>
+              <w:rPr>
+                <w:noProof/>
+              </w:rPr>
+              <w:fldChar w:fldCharType="end"/>
+            </w:r>
+          </w:hyperlink>
+        </w:p>
+        <w:p>
+          <w:pPr>
+            <w:pStyle w:val="TOC2"/>
+            <w:tabs>
+              <w:tab w:val="right" w:leader="dot" w:pos="9402"/>
+            </w:tabs>
+            <w:rPr>
+              <w:rFonts w:asciiTheme="minorHAnsi" w:eastAsiaTheme="minorEastAsia" w:hAnsiTheme="minorHAnsi" w:cstheme="minorBidi"/>
+              <w:noProof/>
+              <w:color w:val="auto"/>
+              <w:kern w:val="2"/>
+              <w:sz w:val="24"/>
+              <w:szCs w:val="24"/>
+              <w14:ligatures w14:val="standardContextual"/>
+            </w:rPr>
+          </w:pPr>
+          <w:hyperlink w:anchor="_Toc240889156" w:history="1">
+            <w:r>
+              <w:rPr>
+                <w:rStyle w:val="Hyperlink"/>
+                <w:noProof/>
+              </w:rPr>
+              <w:t>8.8 Reports</w:t>
+            </w:r>
+            <w:r>
+              <w:rPr>
+                <w:noProof/>
+              </w:rPr>
+              <w:tab/>
+            </w:r>
+            <w:r>
+              <w:rPr>
+                <w:noProof/>
+              </w:rPr>
+              <w:fldChar w:fldCharType="begin"/>
+            </w:r>
+            <w:r>
+              <w:rPr>
+                <w:noProof/>
+              </w:rPr>
+              <w:instrText xml:space="preserve"> PAGEREF _Toc240889156 \h </w:instrText>
+            </w:r>
+            <w:r>
+              <w:rPr>
+                <w:noProof/>
+              </w:rPr>
+            </w:r>
+            <w:r>
+              <w:rPr>
+                <w:noProof/>
+              </w:rPr>
+              <w:fldChar w:fldCharType="separate"/>
+            </w:r>
+            <w:r>
+              <w:rPr>
+                <w:noProof/>
+              </w:rPr>
+              <w:t>19</w:t>
+            </w:r>
+            <w:r>
+              <w:rPr>
+                <w:noProof/>
+              </w:rPr>
+              <w:fldChar w:fldCharType="end"/>
+            </w:r>
+          </w:hyperlink>
+        </w:p>
+        <w:p>
+          <w:pPr>
+            <w:pStyle w:val="TOC2"/>
+            <w:tabs>
+              <w:tab w:val="right" w:leader="dot" w:pos="9402"/>
+            </w:tabs>
+            <w:rPr>
+              <w:rFonts w:asciiTheme="minorHAnsi" w:eastAsiaTheme="minorEastAsia" w:hAnsiTheme="minorHAnsi" w:cstheme="minorBidi"/>
+              <w:noProof/>
+              <w:color w:val="auto"/>
+              <w:kern w:val="2"/>
+              <w:sz w:val="24"/>
+              <w:szCs w:val="24"/>
+              <w14:ligatures w14:val="standardContextual"/>
+            </w:rPr>
+          </w:pPr>
+          <w:hyperlink w:anchor="_Toc240889157" w:history="1">
+            <w:r>
+              <w:rPr>
+                <w:rStyle w:val="Hyperlink"/>
+                <w:noProof/>
+              </w:rPr>
+              <w:t>8.9 Cost Dashboard</w:t>
+            </w:r>
+            <w:r>
+              <w:rPr>
+                <w:noProof/>
+              </w:rPr>
+              <w:tab/>
+            </w:r>
+            <w:r>
+              <w:rPr>
+                <w:noProof/>
+              </w:rPr>
+              <w:fldChar w:fldCharType="begin"/>
+            </w:r>
+            <w:r>
+              <w:rPr>
+                <w:noProof/>
+              </w:rPr>
+              <w:instrText xml:space="preserve"> PAGEREF _Toc240889157 \h </w:instrText>
+            </w:r>
+            <w:r>
+              <w:rPr>
+                <w:noProof/>
+              </w:rPr>
+            </w:r>
+            <w:r>
+              <w:rPr>
+                <w:noProof/>
+              </w:rPr>
+              <w:fldChar w:fldCharType="separate"/>
+            </w:r>
+            <w:r>
+              <w:rPr>
+                <w:noProof/>
+              </w:rPr>
+              <w:t>19</w:t>
+            </w:r>
+            <w:r>
+              <w:rPr>
+                <w:noProof/>
+              </w:rPr>
+              <w:fldChar w:fldCharType="end"/>
+            </w:r>
+          </w:hyperlink>
+        </w:p>
+        <w:p>
+          <w:pPr>
+            <w:pStyle w:val="TOC2"/>
+            <w:tabs>
+              <w:tab w:val="right" w:leader="dot" w:pos="9402"/>
+            </w:tabs>
+            <w:rPr>
+              <w:rFonts w:asciiTheme="minorHAnsi" w:eastAsiaTheme="minorEastAsia" w:hAnsiTheme="minorHAnsi" w:cstheme="minorBidi"/>
+              <w:noProof/>
+              <w:color w:val="auto"/>
+              <w:kern w:val="2"/>
+              <w:sz w:val="24"/>
+              <w:szCs w:val="24"/>
+              <w14:ligatures w14:val="standardContextual"/>
+            </w:rPr>
+          </w:pPr>
+          <w:hyperlink w:anchor="_Toc240889158" w:history="1">
+            <w:r>
+              <w:rPr>
+                <w:rStyle w:val="Hyperlink"/>
+                <w:noProof/>
+              </w:rPr>
+              <w:t>8.10 Export</w:t>
+            </w:r>
+            <w:r>
+              <w:rPr>
+                <w:noProof/>
+              </w:rPr>
+              <w:tab/>
+            </w:r>
+            <w:r>
+              <w:rPr>
+                <w:noProof/>
+              </w:rPr>
+              <w:fldChar w:fldCharType="begin"/>
+            </w:r>
+            <w:r>
+              <w:rPr>
+                <w:noProof/>
+              </w:rPr>
+              <w:instrText xml:space="preserve"> PAGEREF _Toc240889158 \h </w:instrText>
+            </w:r>
+            <w:r>
+              <w:rPr>
+                <w:noProof/>
+              </w:rPr>
+            </w:r>
+            <w:r>
+              <w:rPr>
+                <w:noProof/>
+              </w:rPr>
+              <w:fldChar w:fldCharType="separate"/>
+            </w:r>
+            <w:r>
+              <w:rPr>
+                <w:noProof/>
+              </w:rPr>
+              <w:t>20</w:t>
             </w:r>
             <w:r>
               <w:rPr>
@@ -1635,7 +2372,7 @@
         <w:pStyle w:val="Heading1"/>
         <w:pageBreakBefore/>
       </w:pPr>
-      <w:bookmarkStart w:id="0" w:name="_Toc240784512"/>
+      <w:bookmarkStart w:id="0" w:name="_Toc240889132"/>
       <w:r>
         <w:lastRenderedPageBreak/>
         <w:t>1. Your role at a glance</w:t>
@@ -1805,7 +2542,7 @@
                 <w:sz w:val="19"/>
                 <w:szCs w:val="19"/>
               </w:rPr>
-              <w:t>The System Manual explains how the whole system works. This guide covers only what you do. Ask the Field Coordinator or PI when something is outside your role.</w:t>
+              <w:t>The System Manual explains how the whole system works. This guide covers only what you do, and its last section lists every screen and button you can use, with what each does and why. Ask the Field Coordinator or PI when something is outside your role.</w:t>
             </w:r>
           </w:p>
         </w:tc>
@@ -1816,7 +2553,7 @@
         <w:pStyle w:val="Heading1"/>
         <w:pageBreakBefore/>
       </w:pPr>
-      <w:bookmarkStart w:id="1" w:name="_Toc240784513"/>
+      <w:bookmarkStart w:id="1" w:name="_Toc240889133"/>
       <w:r>
         <w:lastRenderedPageBreak/>
         <w:t>2. Signing in and your screens</w:t>
@@ -1827,7 +2564,7 @@
       <w:pPr>
         <w:pStyle w:val="Heading2"/>
       </w:pPr>
-      <w:bookmarkStart w:id="2" w:name="_Toc240784514"/>
+      <w:bookmarkStart w:id="2" w:name="_Toc240889134"/>
       <w:r>
         <w:t>Signing in</w:t>
       </w:r>
@@ -1910,7 +2647,7 @@
           <w:noProof/>
         </w:rPr>
         <w:drawing>
-          <wp:inline distT="0" distB="0" distL="0" distR="0" wp14:anchorId="3047479F" wp14:editId="399376E1">
+          <wp:inline distT="0" distB="0" distL="0" distR="0" wp14:anchorId="33A0677F" wp14:editId="2BAF3945">
             <wp:extent cx="5334000" cy="2333625"/>
             <wp:effectExtent l="0" t="0" r="0" b="0"/>
             <wp:docPr id="1" name="adm_login.jpg" descr="The sign-in screen for all internal staff." title="The sign-in screen for all internal staff."/>
@@ -2077,7 +2814,7 @@
       <w:pPr>
         <w:pStyle w:val="Heading2"/>
       </w:pPr>
-      <w:bookmarkStart w:id="3" w:name="_Toc240784515"/>
+      <w:bookmarkStart w:id="3" w:name="_Toc240889135"/>
       <w:r>
         <w:t>Finding your way around</w:t>
       </w:r>
@@ -2262,7 +2999,7 @@
         </w:rPr>
         <w:lastRenderedPageBreak/>
         <w:drawing>
-          <wp:inline distT="0" distB="0" distL="0" distR="0" wp14:anchorId="69446097" wp14:editId="7F3A6C4D">
+          <wp:inline distT="0" distB="0" distL="0" distR="0" wp14:anchorId="7C34E680" wp14:editId="147BC5EC">
             <wp:extent cx="5715000" cy="1876425"/>
             <wp:effectExtent l="0" t="0" r="0" b="0"/>
             <wp:docPr id="2" name="adm_not_your_role.jpg" descr="Opening a screen outside your role (for example from an old bookmark) shows this card instead of the screen." title="Opening a screen outside your role (for example from an old bookmark) shows this card instead of the screen."/>
@@ -2331,7 +3068,7 @@
       <w:pPr>
         <w:pStyle w:val="Heading2"/>
       </w:pPr>
-      <w:bookmarkStart w:id="4" w:name="_Toc240784516"/>
+      <w:bookmarkStart w:id="4" w:name="_Toc240889136"/>
       <w:r>
         <w:t>Your screens</w:t>
       </w:r>
@@ -2665,7 +3402,7 @@
       <w:pPr>
         <w:pStyle w:val="Heading2"/>
       </w:pPr>
-      <w:bookmarkStart w:id="5" w:name="_Toc240784517"/>
+      <w:bookmarkStart w:id="5" w:name="_Toc240889137"/>
       <w:r>
         <w:t>Changing your password</w:t>
       </w:r>
@@ -2748,7 +3485,7 @@
           <w:noProof/>
         </w:rPr>
         <w:drawing>
-          <wp:inline distT="0" distB="0" distL="0" distR="0" wp14:anchorId="7F59B1F1" wp14:editId="2F0C6104">
+          <wp:inline distT="0" distB="0" distL="0" distR="0" wp14:anchorId="6B64A74E" wp14:editId="0F733A80">
             <wp:extent cx="5334000" cy="2171700"/>
             <wp:effectExtent l="0" t="0" r="0" b="0"/>
             <wp:docPr id="3" name="adm_account.jpg" descr="Change Password screen." title="Change Password screen."/>
@@ -2836,7 +3573,7 @@
         <w:pStyle w:val="Heading1"/>
         <w:pageBreakBefore/>
       </w:pPr>
-      <w:bookmarkStart w:id="6" w:name="_Toc240784518"/>
+      <w:bookmarkStart w:id="6" w:name="_Toc240889138"/>
       <w:r>
         <w:lastRenderedPageBreak/>
         <w:t>3. Your routine</w:t>
@@ -3121,7 +3858,7 @@
         <w:pStyle w:val="Heading1"/>
         <w:pageBreakBefore/>
       </w:pPr>
-      <w:bookmarkStart w:id="7" w:name="_Toc240784519"/>
+      <w:bookmarkStart w:id="7" w:name="_Toc240889139"/>
       <w:r>
         <w:lastRenderedPageBreak/>
         <w:t>4. Step-by-step tasks</w:t>
@@ -3132,7 +3869,7 @@
       <w:pPr>
         <w:pStyle w:val="Heading2"/>
       </w:pPr>
-      <w:bookmarkStart w:id="8" w:name="_Toc240784520"/>
+      <w:bookmarkStart w:id="8" w:name="_Toc240889140"/>
       <w:r>
         <w:t>4.1 Your start screen</w:t>
       </w:r>
@@ -3149,7 +3886,7 @@
           <w:noProof/>
         </w:rPr>
         <w:drawing>
-          <wp:inline distT="0" distB="0" distL="0" distR="0" wp14:anchorId="08F290AD" wp14:editId="5CA4F57E">
+          <wp:inline distT="0" distB="0" distL="0" distR="0" wp14:anchorId="5297E7FD" wp14:editId="28ABA430">
             <wp:extent cx="5715000" cy="3571875"/>
             <wp:effectExtent l="0" t="0" r="0" b="0"/>
             <wp:docPr id="4" name="an_dashboard.jpg" descr="Executive Dashboard as seen by the Analyst." title="Executive Dashboard as seen by the Analyst."/>
@@ -3218,7 +3955,7 @@
       <w:pPr>
         <w:pStyle w:val="Heading2"/>
       </w:pPr>
-      <w:bookmarkStart w:id="9" w:name="_Toc240784521"/>
+      <w:bookmarkStart w:id="9" w:name="_Toc240889141"/>
       <w:r>
         <w:t>4.2 Reading the dashboards</w:t>
       </w:r>
@@ -3244,7 +3981,7 @@
         </w:rPr>
         <w:lastRenderedPageBreak/>
         <w:drawing>
-          <wp:inline distT="0" distB="0" distL="0" distR="0" wp14:anchorId="3F6AC8E7" wp14:editId="7EAA0F7E">
+          <wp:inline distT="0" distB="0" distL="0" distR="0" wp14:anchorId="5BC67FA8" wp14:editId="691C2F0A">
             <wp:extent cx="5715000" cy="3571875"/>
             <wp:effectExtent l="0" t="0" r="0" b="0"/>
             <wp:docPr id="5" name="adm_exec_dashboard.jpg" descr="Executive Dashboard: completions against the 400 / 60 / 50–75 targets, days to data lock, spend, and the lowest-filled strata." title="Executive Dashboard: completions against the 400 / 60 / 50–75 targets, days to data lock, spend, and the lowest-filled strata."/>
@@ -3909,7 +4646,7 @@
       <w:pPr>
         <w:pStyle w:val="Heading2"/>
       </w:pPr>
-      <w:bookmarkStart w:id="10" w:name="_Toc240784522"/>
+      <w:bookmarkStart w:id="10" w:name="_Toc240889142"/>
       <w:r>
         <w:t>4.3 Using Reports (analytics and charts)</w:t>
       </w:r>
@@ -3950,7 +4687,7 @@
         </w:rPr>
         <w:lastRenderedPageBreak/>
         <w:drawing>
-          <wp:inline distT="0" distB="0" distL="0" distR="0" wp14:anchorId="5D216336" wp14:editId="64E7F3FE">
+          <wp:inline distT="0" distB="0" distL="0" distR="0" wp14:anchorId="794578C2" wp14:editId="79369A6B">
             <wp:extent cx="5334000" cy="3333750"/>
             <wp:effectExtent l="0" t="0" r="0" b="0"/>
             <wp:docPr id="6" name="adm_reports_top.jpg" descr="Reports: headline figures for the chosen period." title="Reports: headline figures for the chosen period."/>
@@ -4092,7 +4829,7 @@
           <w:noProof/>
         </w:rPr>
         <w:drawing>
-          <wp:inline distT="0" distB="0" distL="0" distR="0" wp14:anchorId="31884E43" wp14:editId="552F24E6">
+          <wp:inline distT="0" distB="0" distL="0" distR="0" wp14:anchorId="3ECEE319" wp14:editId="21EB0309">
             <wp:extent cx="5334000" cy="3409950"/>
             <wp:effectExtent l="0" t="0" r="0" b="0"/>
             <wp:docPr id="7" name="adm_reports_funnel.jpg" descr="Case funnel: each case counted once at every stage it has reached." title="Case funnel: each case counted once at every stage it has reached."/>
@@ -4192,7 +4929,7 @@
         </w:rPr>
         <w:lastRenderedPageBreak/>
         <w:drawing>
-          <wp:inline distT="0" distB="0" distL="0" distR="0" wp14:anchorId="0CA76D1D" wp14:editId="0E11B80C">
+          <wp:inline distT="0" distB="0" distL="0" distR="0" wp14:anchorId="4FE038A6" wp14:editId="67EA23F9">
             <wp:extent cx="5334000" cy="3248025"/>
             <wp:effectExtent l="0" t="0" r="0" b="0"/>
             <wp:docPr id="8" name="adm_reports_funnel_table.jpg" descr="The same chart as a table." title="The same chart as a table."/>
@@ -4291,7 +5028,7 @@
           <w:noProof/>
         </w:rPr>
         <w:drawing>
-          <wp:inline distT="0" distB="0" distL="0" distR="0" wp14:anchorId="58CE54E9" wp14:editId="7E9C6374">
+          <wp:inline distT="0" distB="0" distL="0" distR="0" wp14:anchorId="1C730856" wp14:editId="04138EE8">
             <wp:extent cx="5334000" cy="2628900"/>
             <wp:effectExtent l="0" t="0" r="0" b="0"/>
             <wp:docPr id="9" name="adm_reports_coverage.jpg" descr="Coverage by group." title="Coverage by group."/>
@@ -4391,7 +5128,7 @@
         </w:rPr>
         <w:lastRenderedPageBreak/>
         <w:drawing>
-          <wp:inline distT="0" distB="0" distL="0" distR="0" wp14:anchorId="50A06029" wp14:editId="3395EB06">
+          <wp:inline distT="0" distB="0" distL="0" distR="0" wp14:anchorId="7D5E0E94" wp14:editId="1C623BBA">
             <wp:extent cx="5334000" cy="2600325"/>
             <wp:effectExtent l="0" t="0" r="0" b="0"/>
             <wp:docPr id="10" name="adm_reports_modes.jpg" descr="Administration modes." title="Administration modes."/>
@@ -4500,7 +5237,7 @@
           <w:noProof/>
         </w:rPr>
         <w:drawing>
-          <wp:inline distT="0" distB="0" distL="0" distR="0" wp14:anchorId="19660EC3" wp14:editId="7B51108C">
+          <wp:inline distT="0" distB="0" distL="0" distR="0" wp14:anchorId="7F9A2110" wp14:editId="56F3627D">
             <wp:extent cx="5334000" cy="2905125"/>
             <wp:effectExtent l="0" t="0" r="0" b="0"/>
             <wp:docPr id="11" name="adm_reports_duration.jpg" descr="Completion-time distribution." title="Completion-time distribution."/>
@@ -4582,7 +5319,7 @@
       <w:pPr>
         <w:pStyle w:val="Heading2"/>
       </w:pPr>
-      <w:bookmarkStart w:id="11" w:name="_Toc240784523"/>
+      <w:bookmarkStart w:id="11" w:name="_Toc240889143"/>
       <w:r>
         <w:lastRenderedPageBreak/>
         <w:t>4.4 Downloading data</w:t>
@@ -4600,7 +5337,7 @@
           <w:noProof/>
         </w:rPr>
         <w:drawing>
-          <wp:inline distT="0" distB="0" distL="0" distR="0" wp14:anchorId="6FF4D686" wp14:editId="1ED6C2B3">
+          <wp:inline distT="0" distB="0" distL="0" distR="0" wp14:anchorId="52164308" wp14:editId="3B1659C8">
             <wp:extent cx="5715000" cy="1876425"/>
             <wp:effectExtent l="0" t="0" r="0" b="0"/>
             <wp:docPr id="12" name="an_export.jpg" descr="Data Export." title="Data Export."/>
@@ -5115,7 +5852,7 @@
       <w:pPr>
         <w:pStyle w:val="Heading2"/>
       </w:pPr>
-      <w:bookmarkStart w:id="12" w:name="_Toc240784524"/>
+      <w:bookmarkStart w:id="12" w:name="_Toc240889144"/>
       <w:r>
         <w:t>4.5 Working with the analysis export</w:t>
       </w:r>
@@ -5260,7 +5997,7 @@
         <w:pStyle w:val="Heading1"/>
         <w:pageBreakBefore/>
       </w:pPr>
-      <w:bookmarkStart w:id="13" w:name="_Toc240784525"/>
+      <w:bookmarkStart w:id="13" w:name="_Toc240889145"/>
       <w:r>
         <w:lastRenderedPageBreak/>
         <w:t>5. Rules you must follow</w:t>
@@ -5398,7 +6135,7 @@
         <w:pStyle w:val="Heading1"/>
         <w:pageBreakBefore/>
       </w:pPr>
-      <w:bookmarkStart w:id="14" w:name="_Toc240784526"/>
+      <w:bookmarkStart w:id="14" w:name="_Toc240889146"/>
       <w:r>
         <w:lastRenderedPageBreak/>
         <w:t>6. Troubleshooting</w:t>
@@ -6352,7 +7089,7 @@
         <w:pStyle w:val="Heading1"/>
         <w:pageBreakBefore/>
       </w:pPr>
-      <w:bookmarkStart w:id="15" w:name="_Toc240784527"/>
+      <w:bookmarkStart w:id="15" w:name="_Toc240889147"/>
       <w:r>
         <w:lastRenderedPageBreak/>
         <w:t>7. Quick reference</w:t>
@@ -6626,6 +7363,4888 @@
         <w:spacing w:after="120"/>
       </w:pPr>
     </w:p>
+    <w:p>
+      <w:pPr>
+        <w:pStyle w:val="Heading1"/>
+        <w:pageBreakBefore/>
+      </w:pPr>
+      <w:bookmarkStart w:id="16" w:name="_Toc240889148"/>
+      <w:r>
+        <w:lastRenderedPageBreak/>
+        <w:t>8. Every screen and button for your role</w:t>
+      </w:r>
+      <w:bookmarkEnd w:id="16"/>
+    </w:p>
+    <w:p>
+      <w:pPr>
+        <w:spacing w:after="120" w:line="288" w:lineRule="auto"/>
+      </w:pPr>
+      <w:r>
+        <w:t>This section lists every screen you can open as Data Analyst, and for each control: what it does and when to use it, why it exists (the rule behind it), and what you will see next. It is the same material as the Screen and Button Reference, cut down to your role.</w:t>
+      </w:r>
+    </w:p>
+    <w:tbl>
+      <w:tblPr>
+        <w:tblW w:w="9412" w:type="dxa"/>
+        <w:tblBorders>
+          <w:top w:val="single" w:sz="2" w:space="0" w:color="EAF2FA"/>
+          <w:left w:val="single" w:sz="24" w:space="0" w:color="2A6FB0"/>
+          <w:bottom w:val="single" w:sz="2" w:space="0" w:color="EAF2FA"/>
+          <w:right w:val="single" w:sz="2" w:space="0" w:color="EAF2FA"/>
+          <w:insideH w:val="single" w:sz="4" w:space="0" w:color="EAF2FA"/>
+          <w:insideV w:val="single" w:sz="4" w:space="0" w:color="EAF2FA"/>
+        </w:tblBorders>
+        <w:tblCellMar>
+          <w:left w:w="10" w:type="dxa"/>
+          <w:right w:w="10" w:type="dxa"/>
+        </w:tblCellMar>
+        <w:tblLook w:val="04A0" w:firstRow="1" w:lastRow="0" w:firstColumn="1" w:lastColumn="0" w:noHBand="0" w:noVBand="1"/>
+      </w:tblPr>
+      <w:tblGrid>
+        <w:gridCol w:w="9412"/>
+      </w:tblGrid>
+      <w:tr>
+        <w:tblPrEx>
+          <w:tblCellMar>
+            <w:top w:w="0" w:type="dxa"/>
+            <w:bottom w:w="0" w:type="dxa"/>
+          </w:tblCellMar>
+        </w:tblPrEx>
+        <w:trPr>
+          <w:cantSplit/>
+        </w:trPr>
+        <w:tc>
+          <w:tcPr>
+            <w:tcW w:w="9412" w:type="dxa"/>
+            <w:shd w:val="clear" w:color="auto" w:fill="EAF2FA"/>
+            <w:tcMar>
+              <w:top w:w="100" w:type="dxa"/>
+              <w:left w:w="180" w:type="dxa"/>
+              <w:bottom w:w="100" w:type="dxa"/>
+              <w:right w:w="160" w:type="dxa"/>
+            </w:tcMar>
+          </w:tcPr>
+          <w:p>
+            <w:pPr>
+              <w:spacing w:after="40"/>
+            </w:pPr>
+            <w:r>
+              <w:rPr>
+                <w:b/>
+                <w:bCs/>
+                <w:sz w:val="20"/>
+                <w:szCs w:val="20"/>
+              </w:rPr>
+              <w:t>Your role is read-only</w:t>
+            </w:r>
+          </w:p>
+          <w:p>
+            <w:pPr>
+              <w:spacing w:after="40" w:line="264" w:lineRule="auto"/>
+            </w:pPr>
+            <w:r>
+              <w:rPr>
+                <w:sz w:val="19"/>
+                <w:szCs w:val="19"/>
+              </w:rPr>
+              <w:t>Buttons that change anything are not shown to you: the screen shows “Your role has read-only access” instead. Only the controls you can see are listed here.</w:t>
+            </w:r>
+          </w:p>
+        </w:tc>
+      </w:tr>
+      <w:tr>
+        <w:tblPrEx>
+          <w:tblCellMar>
+            <w:top w:w="0" w:type="dxa"/>
+            <w:bottom w:w="0" w:type="dxa"/>
+          </w:tblCellMar>
+        </w:tblPrEx>
+        <w:trPr>
+          <w:cantSplit/>
+        </w:trPr>
+        <w:tc>
+          <w:tcPr>
+            <w:tcW w:w="9412" w:type="dxa"/>
+            <w:shd w:val="clear" w:color="auto" w:fill="EAF2FA"/>
+            <w:tcMar>
+              <w:top w:w="100" w:type="dxa"/>
+              <w:left w:w="180" w:type="dxa"/>
+              <w:bottom w:w="100" w:type="dxa"/>
+              <w:right w:w="160" w:type="dxa"/>
+            </w:tcMar>
+          </w:tcPr>
+          <w:p>
+            <w:pPr>
+              <w:spacing w:after="40"/>
+            </w:pPr>
+            <w:r>
+              <w:rPr>
+                <w:b/>
+                <w:bCs/>
+                <w:sz w:val="20"/>
+                <w:szCs w:val="20"/>
+              </w:rPr>
+              <w:t>Reading the tables</w:t>
+            </w:r>
+          </w:p>
+          <w:p>
+            <w:pPr>
+              <w:spacing w:after="40" w:line="264" w:lineRule="auto"/>
+            </w:pPr>
+            <w:r>
+              <w:rPr>
+                <w:b/>
+                <w:bCs/>
+                <w:sz w:val="19"/>
+                <w:szCs w:val="19"/>
+              </w:rPr>
+              <w:t>Control</w:t>
+            </w:r>
+            <w:r>
+              <w:rPr>
+                <w:sz w:val="19"/>
+                <w:szCs w:val="19"/>
+              </w:rPr>
+              <w:t xml:space="preserve"> is the label you see on screen. </w:t>
+            </w:r>
+            <w:r>
+              <w:rPr>
+                <w:b/>
+                <w:bCs/>
+                <w:sz w:val="19"/>
+                <w:szCs w:val="19"/>
+              </w:rPr>
+              <w:t>Why it exists</w:t>
+            </w:r>
+            <w:r>
+              <w:rPr>
+                <w:sz w:val="19"/>
+                <w:szCs w:val="19"/>
+              </w:rPr>
+              <w:t xml:space="preserve"> explains the rule or risk behind it; if a button is greyed out, this column usually says why. A control that needs a note or a confirmation says so.</w:t>
+            </w:r>
+          </w:p>
+        </w:tc>
+      </w:tr>
+    </w:tbl>
+    <w:p>
+      <w:pPr>
+        <w:pStyle w:val="Heading2"/>
+      </w:pPr>
+      <w:bookmarkStart w:id="17" w:name="_Toc240889149"/>
+      <w:r>
+        <w:t>8.1 Sign in</w:t>
+      </w:r>
+      <w:bookmarkEnd w:id="17"/>
+    </w:p>
+    <w:p>
+      <w:pPr>
+        <w:spacing w:after="120" w:line="288" w:lineRule="auto"/>
+      </w:pPr>
+      <w:r>
+        <w:rPr>
+          <w:b/>
+          <w:bCs/>
+        </w:rPr>
+        <w:t>Who can open it:</w:t>
+      </w:r>
+      <w:r>
+        <w:t xml:space="preserve"> every role.  </w:t>
+      </w:r>
+      <w:r>
+        <w:rPr>
+          <w:b/>
+          <w:bCs/>
+        </w:rPr>
+        <w:t>Where:</w:t>
+      </w:r>
+      <w:r>
+        <w:t xml:space="preserve"> </w:t>
+      </w:r>
+      <w:r>
+        <w:rPr>
+          <w:rFonts w:ascii="Consolas" w:eastAsia="Consolas" w:hAnsi="Consolas" w:cs="Consolas"/>
+          <w:color w:val="122238"/>
+          <w:sz w:val="19"/>
+          <w:szCs w:val="19"/>
+        </w:rPr>
+        <w:t>/admin/login</w:t>
+      </w:r>
+    </w:p>
+    <w:p>
+      <w:pPr>
+        <w:spacing w:after="120" w:line="288" w:lineRule="auto"/>
+      </w:pPr>
+      <w:r>
+        <w:t>Where every staff member starts. Staff accounts are created by the PI; there is no self-registration.</w:t>
+      </w:r>
+    </w:p>
+    <w:tbl>
+      <w:tblPr>
+        <w:tblW w:w="9412" w:type="dxa"/>
+        <w:tblBorders>
+          <w:top w:val="single" w:sz="4" w:space="0" w:color="D5DAE0"/>
+          <w:left w:val="single" w:sz="4" w:space="0" w:color="D5DAE0"/>
+          <w:bottom w:val="single" w:sz="4" w:space="0" w:color="D5DAE0"/>
+          <w:right w:val="single" w:sz="4" w:space="0" w:color="D5DAE0"/>
+          <w:insideH w:val="single" w:sz="4" w:space="0" w:color="D5DAE0"/>
+          <w:insideV w:val="single" w:sz="4" w:space="0" w:color="D5DAE0"/>
+        </w:tblBorders>
+        <w:tblCellMar>
+          <w:left w:w="10" w:type="dxa"/>
+          <w:right w:w="10" w:type="dxa"/>
+        </w:tblCellMar>
+        <w:tblLook w:val="04A0" w:firstRow="1" w:lastRow="0" w:firstColumn="1" w:lastColumn="0" w:noHBand="0" w:noVBand="1"/>
+      </w:tblPr>
+      <w:tblGrid>
+        <w:gridCol w:w="1882"/>
+        <w:gridCol w:w="3012"/>
+        <w:gridCol w:w="2447"/>
+        <w:gridCol w:w="2071"/>
+      </w:tblGrid>
+      <w:tr>
+        <w:tblPrEx>
+          <w:tblCellMar>
+            <w:top w:w="0" w:type="dxa"/>
+            <w:bottom w:w="0" w:type="dxa"/>
+          </w:tblCellMar>
+        </w:tblPrEx>
+        <w:trPr>
+          <w:tblHeader/>
+        </w:trPr>
+        <w:tc>
+          <w:tcPr>
+            <w:tcW w:w="1882" w:type="dxa"/>
+            <w:shd w:val="clear" w:color="auto" w:fill="1B3350"/>
+            <w:tcMar>
+              <w:top w:w="70" w:type="dxa"/>
+              <w:left w:w="110" w:type="dxa"/>
+              <w:bottom w:w="70" w:type="dxa"/>
+              <w:right w:w="110" w:type="dxa"/>
+            </w:tcMar>
+          </w:tcPr>
+          <w:p>
+            <w:pPr>
+              <w:spacing w:after="40"/>
+            </w:pPr>
+            <w:r>
+              <w:rPr>
+                <w:b/>
+                <w:bCs/>
+                <w:color w:val="FFFFFF"/>
+                <w:sz w:val="19"/>
+                <w:szCs w:val="19"/>
+              </w:rPr>
+              <w:t>Control</w:t>
+            </w:r>
+          </w:p>
+        </w:tc>
+        <w:tc>
+          <w:tcPr>
+            <w:tcW w:w="3012" w:type="dxa"/>
+            <w:shd w:val="clear" w:color="auto" w:fill="1B3350"/>
+            <w:tcMar>
+              <w:top w:w="70" w:type="dxa"/>
+              <w:left w:w="110" w:type="dxa"/>
+              <w:bottom w:w="70" w:type="dxa"/>
+              <w:right w:w="110" w:type="dxa"/>
+            </w:tcMar>
+          </w:tcPr>
+          <w:p>
+            <w:pPr>
+              <w:spacing w:after="40"/>
+            </w:pPr>
+            <w:r>
+              <w:rPr>
+                <w:b/>
+                <w:bCs/>
+                <w:color w:val="FFFFFF"/>
+                <w:sz w:val="19"/>
+                <w:szCs w:val="19"/>
+              </w:rPr>
+              <w:t>What it does and when to use it</w:t>
+            </w:r>
+          </w:p>
+        </w:tc>
+        <w:tc>
+          <w:tcPr>
+            <w:tcW w:w="2447" w:type="dxa"/>
+            <w:shd w:val="clear" w:color="auto" w:fill="1B3350"/>
+            <w:tcMar>
+              <w:top w:w="70" w:type="dxa"/>
+              <w:left w:w="110" w:type="dxa"/>
+              <w:bottom w:w="70" w:type="dxa"/>
+              <w:right w:w="110" w:type="dxa"/>
+            </w:tcMar>
+          </w:tcPr>
+          <w:p>
+            <w:pPr>
+              <w:spacing w:after="40"/>
+            </w:pPr>
+            <w:r>
+              <w:rPr>
+                <w:b/>
+                <w:bCs/>
+                <w:color w:val="FFFFFF"/>
+                <w:sz w:val="19"/>
+                <w:szCs w:val="19"/>
+              </w:rPr>
+              <w:t>Why it exists</w:t>
+            </w:r>
+          </w:p>
+        </w:tc>
+        <w:tc>
+          <w:tcPr>
+            <w:tcW w:w="2071" w:type="dxa"/>
+            <w:shd w:val="clear" w:color="auto" w:fill="1B3350"/>
+            <w:tcMar>
+              <w:top w:w="70" w:type="dxa"/>
+              <w:left w:w="110" w:type="dxa"/>
+              <w:bottom w:w="70" w:type="dxa"/>
+              <w:right w:w="110" w:type="dxa"/>
+            </w:tcMar>
+          </w:tcPr>
+          <w:p>
+            <w:pPr>
+              <w:spacing w:after="40"/>
+            </w:pPr>
+            <w:r>
+              <w:rPr>
+                <w:b/>
+                <w:bCs/>
+                <w:color w:val="FFFFFF"/>
+                <w:sz w:val="19"/>
+                <w:szCs w:val="19"/>
+              </w:rPr>
+              <w:t>What happens next</w:t>
+            </w:r>
+          </w:p>
+        </w:tc>
+      </w:tr>
+      <w:tr>
+        <w:tblPrEx>
+          <w:tblCellMar>
+            <w:top w:w="0" w:type="dxa"/>
+            <w:bottom w:w="0" w:type="dxa"/>
+          </w:tblCellMar>
+        </w:tblPrEx>
+        <w:trPr>
+          <w:cantSplit/>
+        </w:trPr>
+        <w:tc>
+          <w:tcPr>
+            <w:tcW w:w="1882" w:type="dxa"/>
+            <w:tcMar>
+              <w:top w:w="70" w:type="dxa"/>
+              <w:left w:w="110" w:type="dxa"/>
+              <w:bottom w:w="70" w:type="dxa"/>
+              <w:right w:w="110" w:type="dxa"/>
+            </w:tcMar>
+          </w:tcPr>
+          <w:p>
+            <w:pPr>
+              <w:spacing w:after="40"/>
+            </w:pPr>
+            <w:r>
+              <w:rPr>
+                <w:sz w:val="19"/>
+                <w:szCs w:val="19"/>
+              </w:rPr>
+              <w:t>Username</w:t>
+            </w:r>
+          </w:p>
+        </w:tc>
+        <w:tc>
+          <w:tcPr>
+            <w:tcW w:w="3012" w:type="dxa"/>
+            <w:tcMar>
+              <w:top w:w="70" w:type="dxa"/>
+              <w:left w:w="110" w:type="dxa"/>
+              <w:bottom w:w="70" w:type="dxa"/>
+              <w:right w:w="110" w:type="dxa"/>
+            </w:tcMar>
+          </w:tcPr>
+          <w:p>
+            <w:pPr>
+              <w:spacing w:after="40"/>
+            </w:pPr>
+            <w:r>
+              <w:rPr>
+                <w:sz w:val="19"/>
+                <w:szCs w:val="19"/>
+              </w:rPr>
+              <w:t>Type the username the PI gave you.</w:t>
+            </w:r>
+          </w:p>
+        </w:tc>
+        <w:tc>
+          <w:tcPr>
+            <w:tcW w:w="2447" w:type="dxa"/>
+            <w:tcMar>
+              <w:top w:w="70" w:type="dxa"/>
+              <w:left w:w="110" w:type="dxa"/>
+              <w:bottom w:w="70" w:type="dxa"/>
+              <w:right w:w="110" w:type="dxa"/>
+            </w:tcMar>
+          </w:tcPr>
+          <w:p>
+            <w:pPr>
+              <w:spacing w:after="40"/>
+            </w:pPr>
+            <w:r>
+              <w:rPr>
+                <w:sz w:val="19"/>
+                <w:szCs w:val="19"/>
+              </w:rPr>
+              <w:t>Every action in the portal is recorded against a named person, so accounts are never shared.</w:t>
+            </w:r>
+          </w:p>
+        </w:tc>
+        <w:tc>
+          <w:tcPr>
+            <w:tcW w:w="2071" w:type="dxa"/>
+            <w:tcMar>
+              <w:top w:w="70" w:type="dxa"/>
+              <w:left w:w="110" w:type="dxa"/>
+              <w:bottom w:w="70" w:type="dxa"/>
+              <w:right w:w="110" w:type="dxa"/>
+            </w:tcMar>
+          </w:tcPr>
+          <w:p>
+            <w:pPr>
+              <w:spacing w:after="40"/>
+            </w:pPr>
+            <w:r>
+              <w:rPr>
+                <w:sz w:val="19"/>
+                <w:szCs w:val="19"/>
+              </w:rPr>
+              <w:t>Nothing yet; you also need the password.</w:t>
+            </w:r>
+          </w:p>
+        </w:tc>
+      </w:tr>
+      <w:tr>
+        <w:tblPrEx>
+          <w:tblCellMar>
+            <w:top w:w="0" w:type="dxa"/>
+            <w:bottom w:w="0" w:type="dxa"/>
+          </w:tblCellMar>
+        </w:tblPrEx>
+        <w:trPr>
+          <w:cantSplit/>
+        </w:trPr>
+        <w:tc>
+          <w:tcPr>
+            <w:tcW w:w="1882" w:type="dxa"/>
+            <w:shd w:val="clear" w:color="auto" w:fill="F8FAFB"/>
+            <w:tcMar>
+              <w:top w:w="70" w:type="dxa"/>
+              <w:left w:w="110" w:type="dxa"/>
+              <w:bottom w:w="70" w:type="dxa"/>
+              <w:right w:w="110" w:type="dxa"/>
+            </w:tcMar>
+          </w:tcPr>
+          <w:p>
+            <w:pPr>
+              <w:spacing w:after="40"/>
+            </w:pPr>
+            <w:r>
+              <w:rPr>
+                <w:sz w:val="19"/>
+                <w:szCs w:val="19"/>
+              </w:rPr>
+              <w:t>Password</w:t>
+            </w:r>
+          </w:p>
+        </w:tc>
+        <w:tc>
+          <w:tcPr>
+            <w:tcW w:w="3012" w:type="dxa"/>
+            <w:shd w:val="clear" w:color="auto" w:fill="F8FAFB"/>
+            <w:tcMar>
+              <w:top w:w="70" w:type="dxa"/>
+              <w:left w:w="110" w:type="dxa"/>
+              <w:bottom w:w="70" w:type="dxa"/>
+              <w:right w:w="110" w:type="dxa"/>
+            </w:tcMar>
+          </w:tcPr>
+          <w:p>
+            <w:pPr>
+              <w:spacing w:after="40"/>
+            </w:pPr>
+            <w:r>
+              <w:rPr>
+                <w:sz w:val="19"/>
+                <w:szCs w:val="19"/>
+              </w:rPr>
+              <w:t>Type your password. The characters are hidden.</w:t>
+            </w:r>
+          </w:p>
+        </w:tc>
+        <w:tc>
+          <w:tcPr>
+            <w:tcW w:w="2447" w:type="dxa"/>
+            <w:shd w:val="clear" w:color="auto" w:fill="F8FAFB"/>
+            <w:tcMar>
+              <w:top w:w="70" w:type="dxa"/>
+              <w:left w:w="110" w:type="dxa"/>
+              <w:bottom w:w="70" w:type="dxa"/>
+              <w:right w:w="110" w:type="dxa"/>
+            </w:tcMar>
+          </w:tcPr>
+          <w:p>
+            <w:pPr>
+              <w:spacing w:after="40"/>
+            </w:pPr>
+            <w:r>
+              <w:rPr>
+                <w:sz w:val="19"/>
+                <w:szCs w:val="19"/>
+              </w:rPr>
+              <w:t>Passwords are never shown or emailed; the PI can reset yours but cannot read it.</w:t>
+            </w:r>
+          </w:p>
+        </w:tc>
+        <w:tc>
+          <w:tcPr>
+            <w:tcW w:w="2071" w:type="dxa"/>
+            <w:shd w:val="clear" w:color="auto" w:fill="F8FAFB"/>
+            <w:tcMar>
+              <w:top w:w="70" w:type="dxa"/>
+              <w:left w:w="110" w:type="dxa"/>
+              <w:bottom w:w="70" w:type="dxa"/>
+              <w:right w:w="110" w:type="dxa"/>
+            </w:tcMar>
+          </w:tcPr>
+          <w:p>
+            <w:pPr>
+              <w:spacing w:after="40"/>
+            </w:pPr>
+            <w:r>
+              <w:rPr>
+                <w:sz w:val="19"/>
+                <w:szCs w:val="19"/>
+              </w:rPr>
+              <w:t>Nothing yet; select Sign in.</w:t>
+            </w:r>
+          </w:p>
+        </w:tc>
+      </w:tr>
+      <w:tr>
+        <w:tblPrEx>
+          <w:tblCellMar>
+            <w:top w:w="0" w:type="dxa"/>
+            <w:bottom w:w="0" w:type="dxa"/>
+          </w:tblCellMar>
+        </w:tblPrEx>
+        <w:trPr>
+          <w:cantSplit/>
+        </w:trPr>
+        <w:tc>
+          <w:tcPr>
+            <w:tcW w:w="1882" w:type="dxa"/>
+            <w:tcMar>
+              <w:top w:w="70" w:type="dxa"/>
+              <w:left w:w="110" w:type="dxa"/>
+              <w:bottom w:w="70" w:type="dxa"/>
+              <w:right w:w="110" w:type="dxa"/>
+            </w:tcMar>
+          </w:tcPr>
+          <w:p>
+            <w:pPr>
+              <w:spacing w:after="40"/>
+            </w:pPr>
+            <w:r>
+              <w:rPr>
+                <w:sz w:val="19"/>
+                <w:szCs w:val="19"/>
+              </w:rPr>
+              <w:t>Sign in</w:t>
+            </w:r>
+          </w:p>
+        </w:tc>
+        <w:tc>
+          <w:tcPr>
+            <w:tcW w:w="3012" w:type="dxa"/>
+            <w:tcMar>
+              <w:top w:w="70" w:type="dxa"/>
+              <w:left w:w="110" w:type="dxa"/>
+              <w:bottom w:w="70" w:type="dxa"/>
+              <w:right w:w="110" w:type="dxa"/>
+            </w:tcMar>
+          </w:tcPr>
+          <w:p>
+            <w:pPr>
+              <w:spacing w:after="40"/>
+            </w:pPr>
+            <w:r>
+              <w:rPr>
+                <w:sz w:val="19"/>
+                <w:szCs w:val="19"/>
+              </w:rPr>
+              <w:t>Checks your username and password and opens your start screen (the first screen your role uses).</w:t>
+            </w:r>
+          </w:p>
+        </w:tc>
+        <w:tc>
+          <w:tcPr>
+            <w:tcW w:w="2447" w:type="dxa"/>
+            <w:tcMar>
+              <w:top w:w="70" w:type="dxa"/>
+              <w:left w:w="110" w:type="dxa"/>
+              <w:bottom w:w="70" w:type="dxa"/>
+              <w:right w:w="110" w:type="dxa"/>
+            </w:tcMar>
+          </w:tcPr>
+          <w:p>
+            <w:pPr>
+              <w:spacing w:after="40"/>
+            </w:pPr>
+            <w:r>
+              <w:rPr>
+                <w:sz w:val="19"/>
+                <w:szCs w:val="19"/>
+              </w:rPr>
+              <w:t>Repeated wrong attempts from one network are refused for a minute, to stop password guessing.</w:t>
+            </w:r>
+          </w:p>
+        </w:tc>
+        <w:tc>
+          <w:tcPr>
+            <w:tcW w:w="2071" w:type="dxa"/>
+            <w:tcMar>
+              <w:top w:w="70" w:type="dxa"/>
+              <w:left w:w="110" w:type="dxa"/>
+              <w:bottom w:w="70" w:type="dxa"/>
+              <w:right w:w="110" w:type="dxa"/>
+            </w:tcMar>
+          </w:tcPr>
+          <w:p>
+            <w:pPr>
+              <w:spacing w:after="40"/>
+            </w:pPr>
+            <w:r>
+              <w:rPr>
+                <w:sz w:val="19"/>
+                <w:szCs w:val="19"/>
+              </w:rPr>
+              <w:t>Your start screen opens. A wrong password says so. “Too many sign-in attempts” means wait a minute.</w:t>
+            </w:r>
+          </w:p>
+        </w:tc>
+      </w:tr>
+    </w:tbl>
+    <w:p>
+      <w:pPr>
+        <w:spacing w:after="120"/>
+      </w:pPr>
+    </w:p>
+    <w:p>
+      <w:pPr>
+        <w:pStyle w:val="Heading2"/>
+      </w:pPr>
+      <w:bookmarkStart w:id="18" w:name="_Toc240889150"/>
+      <w:r>
+        <w:t>8.2 The header and menu bar (every screen)</w:t>
+      </w:r>
+      <w:bookmarkEnd w:id="18"/>
+    </w:p>
+    <w:p>
+      <w:pPr>
+        <w:spacing w:after="120" w:line="288" w:lineRule="auto"/>
+      </w:pPr>
+      <w:r>
+        <w:rPr>
+          <w:b/>
+          <w:bCs/>
+        </w:rPr>
+        <w:t>Who can open it:</w:t>
+      </w:r>
+      <w:r>
+        <w:t xml:space="preserve"> every role.  </w:t>
+      </w:r>
+      <w:r>
+        <w:rPr>
+          <w:b/>
+          <w:bCs/>
+        </w:rPr>
+        <w:t>Where:</w:t>
+      </w:r>
+      <w:r>
+        <w:t xml:space="preserve"> </w:t>
+      </w:r>
+      <w:r>
+        <w:rPr>
+          <w:rFonts w:ascii="Consolas" w:eastAsia="Consolas" w:hAnsi="Consolas" w:cs="Consolas"/>
+          <w:color w:val="122238"/>
+          <w:sz w:val="19"/>
+          <w:szCs w:val="19"/>
+        </w:rPr>
+        <w:t>(top of every screen)</w:t>
+      </w:r>
+    </w:p>
+    <w:p>
+      <w:pPr>
+        <w:spacing w:after="120" w:line="288" w:lineRule="auto"/>
+      </w:pPr>
+      <w:r>
+        <w:t>Shown at the top of every signed-in screen. The menu bar lists only the screens your role may open.</w:t>
+      </w:r>
+    </w:p>
+    <w:tbl>
+      <w:tblPr>
+        <w:tblW w:w="9412" w:type="dxa"/>
+        <w:tblBorders>
+          <w:top w:val="single" w:sz="4" w:space="0" w:color="D5DAE0"/>
+          <w:left w:val="single" w:sz="4" w:space="0" w:color="D5DAE0"/>
+          <w:bottom w:val="single" w:sz="4" w:space="0" w:color="D5DAE0"/>
+          <w:right w:val="single" w:sz="4" w:space="0" w:color="D5DAE0"/>
+          <w:insideH w:val="single" w:sz="4" w:space="0" w:color="D5DAE0"/>
+          <w:insideV w:val="single" w:sz="4" w:space="0" w:color="D5DAE0"/>
+        </w:tblBorders>
+        <w:tblCellMar>
+          <w:left w:w="10" w:type="dxa"/>
+          <w:right w:w="10" w:type="dxa"/>
+        </w:tblCellMar>
+        <w:tblLook w:val="04A0" w:firstRow="1" w:lastRow="0" w:firstColumn="1" w:lastColumn="0" w:noHBand="0" w:noVBand="1"/>
+      </w:tblPr>
+      <w:tblGrid>
+        <w:gridCol w:w="1882"/>
+        <w:gridCol w:w="3012"/>
+        <w:gridCol w:w="2447"/>
+        <w:gridCol w:w="2071"/>
+      </w:tblGrid>
+      <w:tr>
+        <w:tblPrEx>
+          <w:tblCellMar>
+            <w:top w:w="0" w:type="dxa"/>
+            <w:bottom w:w="0" w:type="dxa"/>
+          </w:tblCellMar>
+        </w:tblPrEx>
+        <w:trPr>
+          <w:tblHeader/>
+        </w:trPr>
+        <w:tc>
+          <w:tcPr>
+            <w:tcW w:w="1882" w:type="dxa"/>
+            <w:shd w:val="clear" w:color="auto" w:fill="1B3350"/>
+            <w:tcMar>
+              <w:top w:w="70" w:type="dxa"/>
+              <w:left w:w="110" w:type="dxa"/>
+              <w:bottom w:w="70" w:type="dxa"/>
+              <w:right w:w="110" w:type="dxa"/>
+            </w:tcMar>
+          </w:tcPr>
+          <w:p>
+            <w:pPr>
+              <w:spacing w:after="40"/>
+            </w:pPr>
+            <w:r>
+              <w:rPr>
+                <w:b/>
+                <w:bCs/>
+                <w:color w:val="FFFFFF"/>
+                <w:sz w:val="19"/>
+                <w:szCs w:val="19"/>
+              </w:rPr>
+              <w:t>Control</w:t>
+            </w:r>
+          </w:p>
+        </w:tc>
+        <w:tc>
+          <w:tcPr>
+            <w:tcW w:w="3012" w:type="dxa"/>
+            <w:shd w:val="clear" w:color="auto" w:fill="1B3350"/>
+            <w:tcMar>
+              <w:top w:w="70" w:type="dxa"/>
+              <w:left w:w="110" w:type="dxa"/>
+              <w:bottom w:w="70" w:type="dxa"/>
+              <w:right w:w="110" w:type="dxa"/>
+            </w:tcMar>
+          </w:tcPr>
+          <w:p>
+            <w:pPr>
+              <w:spacing w:after="40"/>
+            </w:pPr>
+            <w:r>
+              <w:rPr>
+                <w:b/>
+                <w:bCs/>
+                <w:color w:val="FFFFFF"/>
+                <w:sz w:val="19"/>
+                <w:szCs w:val="19"/>
+              </w:rPr>
+              <w:t>What it does and when to use it</w:t>
+            </w:r>
+          </w:p>
+        </w:tc>
+        <w:tc>
+          <w:tcPr>
+            <w:tcW w:w="2447" w:type="dxa"/>
+            <w:shd w:val="clear" w:color="auto" w:fill="1B3350"/>
+            <w:tcMar>
+              <w:top w:w="70" w:type="dxa"/>
+              <w:left w:w="110" w:type="dxa"/>
+              <w:bottom w:w="70" w:type="dxa"/>
+              <w:right w:w="110" w:type="dxa"/>
+            </w:tcMar>
+          </w:tcPr>
+          <w:p>
+            <w:pPr>
+              <w:spacing w:after="40"/>
+            </w:pPr>
+            <w:r>
+              <w:rPr>
+                <w:b/>
+                <w:bCs/>
+                <w:color w:val="FFFFFF"/>
+                <w:sz w:val="19"/>
+                <w:szCs w:val="19"/>
+              </w:rPr>
+              <w:t>Why it exists</w:t>
+            </w:r>
+          </w:p>
+        </w:tc>
+        <w:tc>
+          <w:tcPr>
+            <w:tcW w:w="2071" w:type="dxa"/>
+            <w:shd w:val="clear" w:color="auto" w:fill="1B3350"/>
+            <w:tcMar>
+              <w:top w:w="70" w:type="dxa"/>
+              <w:left w:w="110" w:type="dxa"/>
+              <w:bottom w:w="70" w:type="dxa"/>
+              <w:right w:w="110" w:type="dxa"/>
+            </w:tcMar>
+          </w:tcPr>
+          <w:p>
+            <w:pPr>
+              <w:spacing w:after="40"/>
+            </w:pPr>
+            <w:r>
+              <w:rPr>
+                <w:b/>
+                <w:bCs/>
+                <w:color w:val="FFFFFF"/>
+                <w:sz w:val="19"/>
+                <w:szCs w:val="19"/>
+              </w:rPr>
+              <w:t>What happens next</w:t>
+            </w:r>
+          </w:p>
+        </w:tc>
+      </w:tr>
+      <w:tr>
+        <w:tblPrEx>
+          <w:tblCellMar>
+            <w:top w:w="0" w:type="dxa"/>
+            <w:bottom w:w="0" w:type="dxa"/>
+          </w:tblCellMar>
+        </w:tblPrEx>
+        <w:trPr>
+          <w:cantSplit/>
+        </w:trPr>
+        <w:tc>
+          <w:tcPr>
+            <w:tcW w:w="1882" w:type="dxa"/>
+            <w:tcMar>
+              <w:top w:w="70" w:type="dxa"/>
+              <w:left w:w="110" w:type="dxa"/>
+              <w:bottom w:w="70" w:type="dxa"/>
+              <w:right w:w="110" w:type="dxa"/>
+            </w:tcMar>
+          </w:tcPr>
+          <w:p>
+            <w:pPr>
+              <w:spacing w:after="40"/>
+            </w:pPr>
+            <w:r>
+              <w:rPr>
+                <w:sz w:val="19"/>
+                <w:szCs w:val="19"/>
+              </w:rPr>
+              <w:t>Menu bar (Executive, Sampling, … Audit)</w:t>
+            </w:r>
+          </w:p>
+        </w:tc>
+        <w:tc>
+          <w:tcPr>
+            <w:tcW w:w="3012" w:type="dxa"/>
+            <w:tcMar>
+              <w:top w:w="70" w:type="dxa"/>
+              <w:left w:w="110" w:type="dxa"/>
+              <w:bottom w:w="70" w:type="dxa"/>
+              <w:right w:w="110" w:type="dxa"/>
+            </w:tcMar>
+          </w:tcPr>
+          <w:p>
+            <w:pPr>
+              <w:spacing w:after="40"/>
+            </w:pPr>
+            <w:r>
+              <w:rPr>
+                <w:sz w:val="19"/>
+                <w:szCs w:val="19"/>
+              </w:rPr>
+              <w:t>Opens a screen. The current screen is underlined.</w:t>
+            </w:r>
+          </w:p>
+        </w:tc>
+        <w:tc>
+          <w:tcPr>
+            <w:tcW w:w="2447" w:type="dxa"/>
+            <w:tcMar>
+              <w:top w:w="70" w:type="dxa"/>
+              <w:left w:w="110" w:type="dxa"/>
+              <w:bottom w:w="70" w:type="dxa"/>
+              <w:right w:w="110" w:type="dxa"/>
+            </w:tcMar>
+          </w:tcPr>
+          <w:p>
+            <w:pPr>
+              <w:spacing w:after="40"/>
+            </w:pPr>
+            <w:r>
+              <w:rPr>
+                <w:sz w:val="19"/>
+                <w:szCs w:val="19"/>
+              </w:rPr>
+              <w:t>The list is built by the server from your role, so you never see a screen that would refuse you.</w:t>
+            </w:r>
+          </w:p>
+        </w:tc>
+        <w:tc>
+          <w:tcPr>
+            <w:tcW w:w="2071" w:type="dxa"/>
+            <w:tcMar>
+              <w:top w:w="70" w:type="dxa"/>
+              <w:left w:w="110" w:type="dxa"/>
+              <w:bottom w:w="70" w:type="dxa"/>
+              <w:right w:w="110" w:type="dxa"/>
+            </w:tcMar>
+          </w:tcPr>
+          <w:p>
+            <w:pPr>
+              <w:spacing w:after="40"/>
+            </w:pPr>
+            <w:r>
+              <w:rPr>
+                <w:sz w:val="19"/>
+                <w:szCs w:val="19"/>
+              </w:rPr>
+              <w:t>The screen opens. A screen not in your list shows “This screen isn't part of your role”.</w:t>
+            </w:r>
+          </w:p>
+        </w:tc>
+      </w:tr>
+      <w:tr>
+        <w:tblPrEx>
+          <w:tblCellMar>
+            <w:top w:w="0" w:type="dxa"/>
+            <w:bottom w:w="0" w:type="dxa"/>
+          </w:tblCellMar>
+        </w:tblPrEx>
+        <w:trPr>
+          <w:cantSplit/>
+        </w:trPr>
+        <w:tc>
+          <w:tcPr>
+            <w:tcW w:w="1882" w:type="dxa"/>
+            <w:shd w:val="clear" w:color="auto" w:fill="F8FAFB"/>
+            <w:tcMar>
+              <w:top w:w="70" w:type="dxa"/>
+              <w:left w:w="110" w:type="dxa"/>
+              <w:bottom w:w="70" w:type="dxa"/>
+              <w:right w:w="110" w:type="dxa"/>
+            </w:tcMar>
+          </w:tcPr>
+          <w:p>
+            <w:pPr>
+              <w:spacing w:after="40"/>
+            </w:pPr>
+            <w:r>
+              <w:rPr>
+                <w:sz w:val="19"/>
+                <w:szCs w:val="19"/>
+              </w:rPr>
+              <w:t>Change password</w:t>
+            </w:r>
+          </w:p>
+        </w:tc>
+        <w:tc>
+          <w:tcPr>
+            <w:tcW w:w="3012" w:type="dxa"/>
+            <w:shd w:val="clear" w:color="auto" w:fill="F8FAFB"/>
+            <w:tcMar>
+              <w:top w:w="70" w:type="dxa"/>
+              <w:left w:w="110" w:type="dxa"/>
+              <w:bottom w:w="70" w:type="dxa"/>
+              <w:right w:w="110" w:type="dxa"/>
+            </w:tcMar>
+          </w:tcPr>
+          <w:p>
+            <w:pPr>
+              <w:spacing w:after="40"/>
+            </w:pPr>
+            <w:r>
+              <w:rPr>
+                <w:sz w:val="19"/>
+                <w:szCs w:val="19"/>
+              </w:rPr>
+              <w:t>Opens the Change Password screen.</w:t>
+            </w:r>
+          </w:p>
+        </w:tc>
+        <w:tc>
+          <w:tcPr>
+            <w:tcW w:w="2447" w:type="dxa"/>
+            <w:shd w:val="clear" w:color="auto" w:fill="F8FAFB"/>
+            <w:tcMar>
+              <w:top w:w="70" w:type="dxa"/>
+              <w:left w:w="110" w:type="dxa"/>
+              <w:bottom w:w="70" w:type="dxa"/>
+              <w:right w:w="110" w:type="dxa"/>
+            </w:tcMar>
+          </w:tcPr>
+          <w:p>
+            <w:pPr>
+              <w:spacing w:after="40"/>
+            </w:pPr>
+            <w:r>
+              <w:rPr>
+                <w:sz w:val="19"/>
+                <w:szCs w:val="19"/>
+              </w:rPr>
+              <w:t>You should change the first password you were given, and any password you think someone saw.</w:t>
+            </w:r>
+          </w:p>
+        </w:tc>
+        <w:tc>
+          <w:tcPr>
+            <w:tcW w:w="2071" w:type="dxa"/>
+            <w:shd w:val="clear" w:color="auto" w:fill="F8FAFB"/>
+            <w:tcMar>
+              <w:top w:w="70" w:type="dxa"/>
+              <w:left w:w="110" w:type="dxa"/>
+              <w:bottom w:w="70" w:type="dxa"/>
+              <w:right w:w="110" w:type="dxa"/>
+            </w:tcMar>
+          </w:tcPr>
+          <w:p>
+            <w:pPr>
+              <w:spacing w:after="40"/>
+            </w:pPr>
+            <w:r>
+              <w:rPr>
+                <w:sz w:val="19"/>
+                <w:szCs w:val="19"/>
+              </w:rPr>
+              <w:t>The Change Password screen opens.</w:t>
+            </w:r>
+          </w:p>
+        </w:tc>
+      </w:tr>
+      <w:tr>
+        <w:tblPrEx>
+          <w:tblCellMar>
+            <w:top w:w="0" w:type="dxa"/>
+            <w:bottom w:w="0" w:type="dxa"/>
+          </w:tblCellMar>
+        </w:tblPrEx>
+        <w:trPr>
+          <w:cantSplit/>
+        </w:trPr>
+        <w:tc>
+          <w:tcPr>
+            <w:tcW w:w="1882" w:type="dxa"/>
+            <w:tcMar>
+              <w:top w:w="70" w:type="dxa"/>
+              <w:left w:w="110" w:type="dxa"/>
+              <w:bottom w:w="70" w:type="dxa"/>
+              <w:right w:w="110" w:type="dxa"/>
+            </w:tcMar>
+          </w:tcPr>
+          <w:p>
+            <w:pPr>
+              <w:spacing w:after="40"/>
+            </w:pPr>
+            <w:r>
+              <w:rPr>
+                <w:sz w:val="19"/>
+                <w:szCs w:val="19"/>
+              </w:rPr>
+              <w:lastRenderedPageBreak/>
+              <w:t>Sign out</w:t>
+            </w:r>
+          </w:p>
+        </w:tc>
+        <w:tc>
+          <w:tcPr>
+            <w:tcW w:w="3012" w:type="dxa"/>
+            <w:tcMar>
+              <w:top w:w="70" w:type="dxa"/>
+              <w:left w:w="110" w:type="dxa"/>
+              <w:bottom w:w="70" w:type="dxa"/>
+              <w:right w:w="110" w:type="dxa"/>
+            </w:tcMar>
+          </w:tcPr>
+          <w:p>
+            <w:pPr>
+              <w:spacing w:after="40"/>
+            </w:pPr>
+            <w:r>
+              <w:rPr>
+                <w:sz w:val="19"/>
+                <w:szCs w:val="19"/>
+              </w:rPr>
+              <w:t>Ends your session on this device.</w:t>
+            </w:r>
+          </w:p>
+        </w:tc>
+        <w:tc>
+          <w:tcPr>
+            <w:tcW w:w="2447" w:type="dxa"/>
+            <w:tcMar>
+              <w:top w:w="70" w:type="dxa"/>
+              <w:left w:w="110" w:type="dxa"/>
+              <w:bottom w:w="70" w:type="dxa"/>
+              <w:right w:w="110" w:type="dxa"/>
+            </w:tcMar>
+          </w:tcPr>
+          <w:p>
+            <w:pPr>
+              <w:spacing w:after="40"/>
+            </w:pPr>
+            <w:r>
+              <w:rPr>
+                <w:sz w:val="19"/>
+                <w:szCs w:val="19"/>
+              </w:rPr>
+              <w:t>Protects the data if the device is shared or lost. Always sign out on a shared device.</w:t>
+            </w:r>
+          </w:p>
+        </w:tc>
+        <w:tc>
+          <w:tcPr>
+            <w:tcW w:w="2071" w:type="dxa"/>
+            <w:tcMar>
+              <w:top w:w="70" w:type="dxa"/>
+              <w:left w:w="110" w:type="dxa"/>
+              <w:bottom w:w="70" w:type="dxa"/>
+              <w:right w:w="110" w:type="dxa"/>
+            </w:tcMar>
+          </w:tcPr>
+          <w:p>
+            <w:pPr>
+              <w:spacing w:after="40"/>
+            </w:pPr>
+            <w:r>
+              <w:rPr>
+                <w:sz w:val="19"/>
+                <w:szCs w:val="19"/>
+              </w:rPr>
+              <w:t>Your session on this device ends and you return to the Sign in screen.</w:t>
+            </w:r>
+          </w:p>
+        </w:tc>
+      </w:tr>
+      <w:tr>
+        <w:tblPrEx>
+          <w:tblCellMar>
+            <w:top w:w="0" w:type="dxa"/>
+            <w:bottom w:w="0" w:type="dxa"/>
+          </w:tblCellMar>
+        </w:tblPrEx>
+        <w:trPr>
+          <w:cantSplit/>
+        </w:trPr>
+        <w:tc>
+          <w:tcPr>
+            <w:tcW w:w="1882" w:type="dxa"/>
+            <w:shd w:val="clear" w:color="auto" w:fill="F8FAFB"/>
+            <w:tcMar>
+              <w:top w:w="70" w:type="dxa"/>
+              <w:left w:w="110" w:type="dxa"/>
+              <w:bottom w:w="70" w:type="dxa"/>
+              <w:right w:w="110" w:type="dxa"/>
+            </w:tcMar>
+          </w:tcPr>
+          <w:p>
+            <w:pPr>
+              <w:spacing w:after="40"/>
+            </w:pPr>
+            <w:r>
+              <w:rPr>
+                <w:sz w:val="19"/>
+                <w:szCs w:val="19"/>
+              </w:rPr>
+              <w:t>← Back to … (top left)</w:t>
+            </w:r>
+          </w:p>
+        </w:tc>
+        <w:tc>
+          <w:tcPr>
+            <w:tcW w:w="3012" w:type="dxa"/>
+            <w:shd w:val="clear" w:color="auto" w:fill="F8FAFB"/>
+            <w:tcMar>
+              <w:top w:w="70" w:type="dxa"/>
+              <w:left w:w="110" w:type="dxa"/>
+              <w:bottom w:w="70" w:type="dxa"/>
+              <w:right w:w="110" w:type="dxa"/>
+            </w:tcMar>
+          </w:tcPr>
+          <w:p>
+            <w:pPr>
+              <w:spacing w:after="40"/>
+            </w:pPr>
+            <w:r>
+              <w:rPr>
+                <w:sz w:val="19"/>
+                <w:szCs w:val="19"/>
+              </w:rPr>
+              <w:t>Returns to the parent screen (for example from a case to the register).</w:t>
+            </w:r>
+          </w:p>
+        </w:tc>
+        <w:tc>
+          <w:tcPr>
+            <w:tcW w:w="2447" w:type="dxa"/>
+            <w:shd w:val="clear" w:color="auto" w:fill="F8FAFB"/>
+            <w:tcMar>
+              <w:top w:w="70" w:type="dxa"/>
+              <w:left w:w="110" w:type="dxa"/>
+              <w:bottom w:w="70" w:type="dxa"/>
+              <w:right w:w="110" w:type="dxa"/>
+            </w:tcMar>
+          </w:tcPr>
+          <w:p>
+            <w:pPr>
+              <w:spacing w:after="40"/>
+            </w:pPr>
+            <w:r>
+              <w:rPr>
+                <w:sz w:val="19"/>
+                <w:szCs w:val="19"/>
+              </w:rPr>
+              <w:t>A consistent way back that does not lose your place in the menu.</w:t>
+            </w:r>
+          </w:p>
+        </w:tc>
+        <w:tc>
+          <w:tcPr>
+            <w:tcW w:w="2071" w:type="dxa"/>
+            <w:shd w:val="clear" w:color="auto" w:fill="F8FAFB"/>
+            <w:tcMar>
+              <w:top w:w="70" w:type="dxa"/>
+              <w:left w:w="110" w:type="dxa"/>
+              <w:bottom w:w="70" w:type="dxa"/>
+              <w:right w:w="110" w:type="dxa"/>
+            </w:tcMar>
+          </w:tcPr>
+          <w:p>
+            <w:pPr>
+              <w:spacing w:after="40"/>
+            </w:pPr>
+            <w:r>
+              <w:rPr>
+                <w:sz w:val="19"/>
+                <w:szCs w:val="19"/>
+              </w:rPr>
+              <w:t>The parent screen opens.</w:t>
+            </w:r>
+          </w:p>
+        </w:tc>
+      </w:tr>
+      <w:tr>
+        <w:tblPrEx>
+          <w:tblCellMar>
+            <w:top w:w="0" w:type="dxa"/>
+            <w:bottom w:w="0" w:type="dxa"/>
+          </w:tblCellMar>
+        </w:tblPrEx>
+        <w:trPr>
+          <w:cantSplit/>
+        </w:trPr>
+        <w:tc>
+          <w:tcPr>
+            <w:tcW w:w="1882" w:type="dxa"/>
+            <w:tcMar>
+              <w:top w:w="70" w:type="dxa"/>
+              <w:left w:w="110" w:type="dxa"/>
+              <w:bottom w:w="70" w:type="dxa"/>
+              <w:right w:w="110" w:type="dxa"/>
+            </w:tcMar>
+          </w:tcPr>
+          <w:p>
+            <w:pPr>
+              <w:spacing w:after="40"/>
+            </w:pPr>
+            <w:r>
+              <w:rPr>
+                <w:sz w:val="19"/>
+                <w:szCs w:val="19"/>
+              </w:rPr>
+              <w:t>Go to my start screen</w:t>
+            </w:r>
+          </w:p>
+        </w:tc>
+        <w:tc>
+          <w:tcPr>
+            <w:tcW w:w="3012" w:type="dxa"/>
+            <w:tcMar>
+              <w:top w:w="70" w:type="dxa"/>
+              <w:left w:w="110" w:type="dxa"/>
+              <w:bottom w:w="70" w:type="dxa"/>
+              <w:right w:w="110" w:type="dxa"/>
+            </w:tcMar>
+          </w:tcPr>
+          <w:p>
+            <w:pPr>
+              <w:spacing w:after="40"/>
+            </w:pPr>
+            <w:r>
+              <w:rPr>
+                <w:sz w:val="19"/>
+                <w:szCs w:val="19"/>
+              </w:rPr>
+              <w:t>Appears on the “This screen isn't part of your role” page and takes you to your own start screen.</w:t>
+            </w:r>
+          </w:p>
+        </w:tc>
+        <w:tc>
+          <w:tcPr>
+            <w:tcW w:w="2447" w:type="dxa"/>
+            <w:tcMar>
+              <w:top w:w="70" w:type="dxa"/>
+              <w:left w:w="110" w:type="dxa"/>
+              <w:bottom w:w="70" w:type="dxa"/>
+              <w:right w:w="110" w:type="dxa"/>
+            </w:tcMar>
+          </w:tcPr>
+          <w:p>
+            <w:pPr>
+              <w:spacing w:after="40"/>
+            </w:pPr>
+            <w:r>
+              <w:rPr>
+                <w:sz w:val="19"/>
+                <w:szCs w:val="19"/>
+              </w:rPr>
+              <w:t>An old bookmark or shared link may point at a screen that belongs to another role; this gets you out safely.</w:t>
+            </w:r>
+          </w:p>
+        </w:tc>
+        <w:tc>
+          <w:tcPr>
+            <w:tcW w:w="2071" w:type="dxa"/>
+            <w:tcMar>
+              <w:top w:w="70" w:type="dxa"/>
+              <w:left w:w="110" w:type="dxa"/>
+              <w:bottom w:w="70" w:type="dxa"/>
+              <w:right w:w="110" w:type="dxa"/>
+            </w:tcMar>
+          </w:tcPr>
+          <w:p>
+            <w:pPr>
+              <w:spacing w:after="40"/>
+            </w:pPr>
+            <w:r>
+              <w:rPr>
+                <w:sz w:val="19"/>
+                <w:szCs w:val="19"/>
+              </w:rPr>
+              <w:t>Your start screen opens.</w:t>
+            </w:r>
+          </w:p>
+        </w:tc>
+      </w:tr>
+    </w:tbl>
+    <w:p>
+      <w:pPr>
+        <w:spacing w:after="120"/>
+      </w:pPr>
+    </w:p>
+    <w:p>
+      <w:pPr>
+        <w:pStyle w:val="Heading2"/>
+      </w:pPr>
+      <w:bookmarkStart w:id="19" w:name="_Toc240889151"/>
+      <w:r>
+        <w:t>8.3 Change Password</w:t>
+      </w:r>
+      <w:bookmarkEnd w:id="19"/>
+    </w:p>
+    <w:p>
+      <w:pPr>
+        <w:spacing w:after="120" w:line="288" w:lineRule="auto"/>
+      </w:pPr>
+      <w:r>
+        <w:rPr>
+          <w:b/>
+          <w:bCs/>
+        </w:rPr>
+        <w:t>Who can open it:</w:t>
+      </w:r>
+      <w:r>
+        <w:t xml:space="preserve"> every role.  </w:t>
+      </w:r>
+      <w:r>
+        <w:rPr>
+          <w:b/>
+          <w:bCs/>
+        </w:rPr>
+        <w:t>Where:</w:t>
+      </w:r>
+      <w:r>
+        <w:t xml:space="preserve"> </w:t>
+      </w:r>
+      <w:r>
+        <w:rPr>
+          <w:rFonts w:ascii="Consolas" w:eastAsia="Consolas" w:hAnsi="Consolas" w:cs="Consolas"/>
+          <w:color w:val="122238"/>
+          <w:sz w:val="19"/>
+          <w:szCs w:val="19"/>
+        </w:rPr>
+        <w:t>/admin/account</w:t>
+      </w:r>
+    </w:p>
+    <w:p>
+      <w:pPr>
+        <w:spacing w:after="120" w:line="288" w:lineRule="auto"/>
+      </w:pPr>
+      <w:r>
+        <w:t>Change your own password.</w:t>
+      </w:r>
+    </w:p>
+    <w:tbl>
+      <w:tblPr>
+        <w:tblW w:w="9412" w:type="dxa"/>
+        <w:tblBorders>
+          <w:top w:val="single" w:sz="4" w:space="0" w:color="D5DAE0"/>
+          <w:left w:val="single" w:sz="4" w:space="0" w:color="D5DAE0"/>
+          <w:bottom w:val="single" w:sz="4" w:space="0" w:color="D5DAE0"/>
+          <w:right w:val="single" w:sz="4" w:space="0" w:color="D5DAE0"/>
+          <w:insideH w:val="single" w:sz="4" w:space="0" w:color="D5DAE0"/>
+          <w:insideV w:val="single" w:sz="4" w:space="0" w:color="D5DAE0"/>
+        </w:tblBorders>
+        <w:tblCellMar>
+          <w:left w:w="10" w:type="dxa"/>
+          <w:right w:w="10" w:type="dxa"/>
+        </w:tblCellMar>
+        <w:tblLook w:val="04A0" w:firstRow="1" w:lastRow="0" w:firstColumn="1" w:lastColumn="0" w:noHBand="0" w:noVBand="1"/>
+      </w:tblPr>
+      <w:tblGrid>
+        <w:gridCol w:w="1882"/>
+        <w:gridCol w:w="3012"/>
+        <w:gridCol w:w="2447"/>
+        <w:gridCol w:w="2071"/>
+      </w:tblGrid>
+      <w:tr>
+        <w:tblPrEx>
+          <w:tblCellMar>
+            <w:top w:w="0" w:type="dxa"/>
+            <w:bottom w:w="0" w:type="dxa"/>
+          </w:tblCellMar>
+        </w:tblPrEx>
+        <w:trPr>
+          <w:tblHeader/>
+        </w:trPr>
+        <w:tc>
+          <w:tcPr>
+            <w:tcW w:w="1882" w:type="dxa"/>
+            <w:shd w:val="clear" w:color="auto" w:fill="1B3350"/>
+            <w:tcMar>
+              <w:top w:w="70" w:type="dxa"/>
+              <w:left w:w="110" w:type="dxa"/>
+              <w:bottom w:w="70" w:type="dxa"/>
+              <w:right w:w="110" w:type="dxa"/>
+            </w:tcMar>
+          </w:tcPr>
+          <w:p>
+            <w:pPr>
+              <w:spacing w:after="40"/>
+            </w:pPr>
+            <w:r>
+              <w:rPr>
+                <w:b/>
+                <w:bCs/>
+                <w:color w:val="FFFFFF"/>
+                <w:sz w:val="19"/>
+                <w:szCs w:val="19"/>
+              </w:rPr>
+              <w:t>Control</w:t>
+            </w:r>
+          </w:p>
+        </w:tc>
+        <w:tc>
+          <w:tcPr>
+            <w:tcW w:w="3012" w:type="dxa"/>
+            <w:shd w:val="clear" w:color="auto" w:fill="1B3350"/>
+            <w:tcMar>
+              <w:top w:w="70" w:type="dxa"/>
+              <w:left w:w="110" w:type="dxa"/>
+              <w:bottom w:w="70" w:type="dxa"/>
+              <w:right w:w="110" w:type="dxa"/>
+            </w:tcMar>
+          </w:tcPr>
+          <w:p>
+            <w:pPr>
+              <w:spacing w:after="40"/>
+            </w:pPr>
+            <w:r>
+              <w:rPr>
+                <w:b/>
+                <w:bCs/>
+                <w:color w:val="FFFFFF"/>
+                <w:sz w:val="19"/>
+                <w:szCs w:val="19"/>
+              </w:rPr>
+              <w:t>What it does and when to use it</w:t>
+            </w:r>
+          </w:p>
+        </w:tc>
+        <w:tc>
+          <w:tcPr>
+            <w:tcW w:w="2447" w:type="dxa"/>
+            <w:shd w:val="clear" w:color="auto" w:fill="1B3350"/>
+            <w:tcMar>
+              <w:top w:w="70" w:type="dxa"/>
+              <w:left w:w="110" w:type="dxa"/>
+              <w:bottom w:w="70" w:type="dxa"/>
+              <w:right w:w="110" w:type="dxa"/>
+            </w:tcMar>
+          </w:tcPr>
+          <w:p>
+            <w:pPr>
+              <w:spacing w:after="40"/>
+            </w:pPr>
+            <w:r>
+              <w:rPr>
+                <w:b/>
+                <w:bCs/>
+                <w:color w:val="FFFFFF"/>
+                <w:sz w:val="19"/>
+                <w:szCs w:val="19"/>
+              </w:rPr>
+              <w:t>Why it exists</w:t>
+            </w:r>
+          </w:p>
+        </w:tc>
+        <w:tc>
+          <w:tcPr>
+            <w:tcW w:w="2071" w:type="dxa"/>
+            <w:shd w:val="clear" w:color="auto" w:fill="1B3350"/>
+            <w:tcMar>
+              <w:top w:w="70" w:type="dxa"/>
+              <w:left w:w="110" w:type="dxa"/>
+              <w:bottom w:w="70" w:type="dxa"/>
+              <w:right w:w="110" w:type="dxa"/>
+            </w:tcMar>
+          </w:tcPr>
+          <w:p>
+            <w:pPr>
+              <w:spacing w:after="40"/>
+            </w:pPr>
+            <w:r>
+              <w:rPr>
+                <w:b/>
+                <w:bCs/>
+                <w:color w:val="FFFFFF"/>
+                <w:sz w:val="19"/>
+                <w:szCs w:val="19"/>
+              </w:rPr>
+              <w:t>What happens next</w:t>
+            </w:r>
+          </w:p>
+        </w:tc>
+      </w:tr>
+      <w:tr>
+        <w:tblPrEx>
+          <w:tblCellMar>
+            <w:top w:w="0" w:type="dxa"/>
+            <w:bottom w:w="0" w:type="dxa"/>
+          </w:tblCellMar>
+        </w:tblPrEx>
+        <w:trPr>
+          <w:cantSplit/>
+        </w:trPr>
+        <w:tc>
+          <w:tcPr>
+            <w:tcW w:w="1882" w:type="dxa"/>
+            <w:tcMar>
+              <w:top w:w="70" w:type="dxa"/>
+              <w:left w:w="110" w:type="dxa"/>
+              <w:bottom w:w="70" w:type="dxa"/>
+              <w:right w:w="110" w:type="dxa"/>
+            </w:tcMar>
+          </w:tcPr>
+          <w:p>
+            <w:pPr>
+              <w:spacing w:after="40"/>
+            </w:pPr>
+            <w:r>
+              <w:rPr>
+                <w:sz w:val="19"/>
+                <w:szCs w:val="19"/>
+              </w:rPr>
+              <w:t>Current password</w:t>
+            </w:r>
+          </w:p>
+        </w:tc>
+        <w:tc>
+          <w:tcPr>
+            <w:tcW w:w="3012" w:type="dxa"/>
+            <w:tcMar>
+              <w:top w:w="70" w:type="dxa"/>
+              <w:left w:w="110" w:type="dxa"/>
+              <w:bottom w:w="70" w:type="dxa"/>
+              <w:right w:w="110" w:type="dxa"/>
+            </w:tcMar>
+          </w:tcPr>
+          <w:p>
+            <w:pPr>
+              <w:spacing w:after="40"/>
+            </w:pPr>
+            <w:r>
+              <w:rPr>
+                <w:sz w:val="19"/>
+                <w:szCs w:val="19"/>
+              </w:rPr>
+              <w:t>Type the password you use now.</w:t>
+            </w:r>
+          </w:p>
+        </w:tc>
+        <w:tc>
+          <w:tcPr>
+            <w:tcW w:w="2447" w:type="dxa"/>
+            <w:tcMar>
+              <w:top w:w="70" w:type="dxa"/>
+              <w:left w:w="110" w:type="dxa"/>
+              <w:bottom w:w="70" w:type="dxa"/>
+              <w:right w:w="110" w:type="dxa"/>
+            </w:tcMar>
+          </w:tcPr>
+          <w:p>
+            <w:pPr>
+              <w:spacing w:after="40"/>
+            </w:pPr>
+            <w:r>
+              <w:rPr>
+                <w:sz w:val="19"/>
+                <w:szCs w:val="19"/>
+              </w:rPr>
+              <w:t>Proves it is really you before a change, in case a signed-in device was left open.</w:t>
+            </w:r>
+          </w:p>
+        </w:tc>
+        <w:tc>
+          <w:tcPr>
+            <w:tcW w:w="2071" w:type="dxa"/>
+            <w:tcMar>
+              <w:top w:w="70" w:type="dxa"/>
+              <w:left w:w="110" w:type="dxa"/>
+              <w:bottom w:w="70" w:type="dxa"/>
+              <w:right w:w="110" w:type="dxa"/>
+            </w:tcMar>
+          </w:tcPr>
+          <w:p>
+            <w:pPr>
+              <w:spacing w:after="40"/>
+            </w:pPr>
+            <w:r>
+              <w:rPr>
+                <w:sz w:val="19"/>
+                <w:szCs w:val="19"/>
+              </w:rPr>
+              <w:t>Nothing yet.</w:t>
+            </w:r>
+          </w:p>
+        </w:tc>
+      </w:tr>
+      <w:tr>
+        <w:tblPrEx>
+          <w:tblCellMar>
+            <w:top w:w="0" w:type="dxa"/>
+            <w:bottom w:w="0" w:type="dxa"/>
+          </w:tblCellMar>
+        </w:tblPrEx>
+        <w:trPr>
+          <w:cantSplit/>
+        </w:trPr>
+        <w:tc>
+          <w:tcPr>
+            <w:tcW w:w="1882" w:type="dxa"/>
+            <w:shd w:val="clear" w:color="auto" w:fill="F8FAFB"/>
+            <w:tcMar>
+              <w:top w:w="70" w:type="dxa"/>
+              <w:left w:w="110" w:type="dxa"/>
+              <w:bottom w:w="70" w:type="dxa"/>
+              <w:right w:w="110" w:type="dxa"/>
+            </w:tcMar>
+          </w:tcPr>
+          <w:p>
+            <w:pPr>
+              <w:spacing w:after="40"/>
+            </w:pPr>
+            <w:r>
+              <w:rPr>
+                <w:sz w:val="19"/>
+                <w:szCs w:val="19"/>
+              </w:rPr>
+              <w:t>New password</w:t>
+            </w:r>
+          </w:p>
+        </w:tc>
+        <w:tc>
+          <w:tcPr>
+            <w:tcW w:w="3012" w:type="dxa"/>
+            <w:shd w:val="clear" w:color="auto" w:fill="F8FAFB"/>
+            <w:tcMar>
+              <w:top w:w="70" w:type="dxa"/>
+              <w:left w:w="110" w:type="dxa"/>
+              <w:bottom w:w="70" w:type="dxa"/>
+              <w:right w:w="110" w:type="dxa"/>
+            </w:tcMar>
+          </w:tcPr>
+          <w:p>
+            <w:pPr>
+              <w:spacing w:after="40"/>
+            </w:pPr>
+            <w:r>
+              <w:rPr>
+                <w:sz w:val="19"/>
+                <w:szCs w:val="19"/>
+              </w:rPr>
+              <w:t>Type the new password.</w:t>
+            </w:r>
+          </w:p>
+        </w:tc>
+        <w:tc>
+          <w:tcPr>
+            <w:tcW w:w="2447" w:type="dxa"/>
+            <w:shd w:val="clear" w:color="auto" w:fill="F8FAFB"/>
+            <w:tcMar>
+              <w:top w:w="70" w:type="dxa"/>
+              <w:left w:w="110" w:type="dxa"/>
+              <w:bottom w:w="70" w:type="dxa"/>
+              <w:right w:w="110" w:type="dxa"/>
+            </w:tcMar>
+          </w:tcPr>
+          <w:p>
+            <w:pPr>
+              <w:spacing w:after="40"/>
+            </w:pPr>
+            <w:r>
+              <w:rPr>
+                <w:sz w:val="19"/>
+                <w:szCs w:val="19"/>
+              </w:rPr>
+              <w:t>It must be long enough, not a common password, not all digits and not similar to your username or name; the screen says which rule failed.</w:t>
+            </w:r>
+          </w:p>
+        </w:tc>
+        <w:tc>
+          <w:tcPr>
+            <w:tcW w:w="2071" w:type="dxa"/>
+            <w:shd w:val="clear" w:color="auto" w:fill="F8FAFB"/>
+            <w:tcMar>
+              <w:top w:w="70" w:type="dxa"/>
+              <w:left w:w="110" w:type="dxa"/>
+              <w:bottom w:w="70" w:type="dxa"/>
+              <w:right w:w="110" w:type="dxa"/>
+            </w:tcMar>
+          </w:tcPr>
+          <w:p>
+            <w:pPr>
+              <w:spacing w:after="40"/>
+            </w:pPr>
+            <w:r>
+              <w:rPr>
+                <w:sz w:val="19"/>
+                <w:szCs w:val="19"/>
+              </w:rPr>
+              <w:t>Nothing yet.</w:t>
+            </w:r>
+          </w:p>
+        </w:tc>
+      </w:tr>
+      <w:tr>
+        <w:tblPrEx>
+          <w:tblCellMar>
+            <w:top w:w="0" w:type="dxa"/>
+            <w:bottom w:w="0" w:type="dxa"/>
+          </w:tblCellMar>
+        </w:tblPrEx>
+        <w:trPr>
+          <w:cantSplit/>
+        </w:trPr>
+        <w:tc>
+          <w:tcPr>
+            <w:tcW w:w="1882" w:type="dxa"/>
+            <w:tcMar>
+              <w:top w:w="70" w:type="dxa"/>
+              <w:left w:w="110" w:type="dxa"/>
+              <w:bottom w:w="70" w:type="dxa"/>
+              <w:right w:w="110" w:type="dxa"/>
+            </w:tcMar>
+          </w:tcPr>
+          <w:p>
+            <w:pPr>
+              <w:spacing w:after="40"/>
+            </w:pPr>
+            <w:r>
+              <w:rPr>
+                <w:sz w:val="19"/>
+                <w:szCs w:val="19"/>
+              </w:rPr>
+              <w:t>Confirm new password</w:t>
+            </w:r>
+          </w:p>
+        </w:tc>
+        <w:tc>
+          <w:tcPr>
+            <w:tcW w:w="3012" w:type="dxa"/>
+            <w:tcMar>
+              <w:top w:w="70" w:type="dxa"/>
+              <w:left w:w="110" w:type="dxa"/>
+              <w:bottom w:w="70" w:type="dxa"/>
+              <w:right w:w="110" w:type="dxa"/>
+            </w:tcMar>
+          </w:tcPr>
+          <w:p>
+            <w:pPr>
+              <w:spacing w:after="40"/>
+            </w:pPr>
+            <w:r>
+              <w:rPr>
+                <w:sz w:val="19"/>
+                <w:szCs w:val="19"/>
+              </w:rPr>
+              <w:t>Type the new password again.</w:t>
+            </w:r>
+          </w:p>
+        </w:tc>
+        <w:tc>
+          <w:tcPr>
+            <w:tcW w:w="2447" w:type="dxa"/>
+            <w:tcMar>
+              <w:top w:w="70" w:type="dxa"/>
+              <w:left w:w="110" w:type="dxa"/>
+              <w:bottom w:w="70" w:type="dxa"/>
+              <w:right w:w="110" w:type="dxa"/>
+            </w:tcMar>
+          </w:tcPr>
+          <w:p>
+            <w:pPr>
+              <w:spacing w:after="40"/>
+            </w:pPr>
+            <w:r>
+              <w:rPr>
+                <w:sz w:val="19"/>
+                <w:szCs w:val="19"/>
+              </w:rPr>
+              <w:t>Catches a typing slip that would lock you out.</w:t>
+            </w:r>
+          </w:p>
+        </w:tc>
+        <w:tc>
+          <w:tcPr>
+            <w:tcW w:w="2071" w:type="dxa"/>
+            <w:tcMar>
+              <w:top w:w="70" w:type="dxa"/>
+              <w:left w:w="110" w:type="dxa"/>
+              <w:bottom w:w="70" w:type="dxa"/>
+              <w:right w:w="110" w:type="dxa"/>
+            </w:tcMar>
+          </w:tcPr>
+          <w:p>
+            <w:pPr>
+              <w:spacing w:after="40"/>
+            </w:pPr>
+            <w:r>
+              <w:rPr>
+                <w:sz w:val="19"/>
+                <w:szCs w:val="19"/>
+              </w:rPr>
+              <w:t>Nothing yet.</w:t>
+            </w:r>
+          </w:p>
+        </w:tc>
+      </w:tr>
+      <w:tr>
+        <w:tblPrEx>
+          <w:tblCellMar>
+            <w:top w:w="0" w:type="dxa"/>
+            <w:bottom w:w="0" w:type="dxa"/>
+          </w:tblCellMar>
+        </w:tblPrEx>
+        <w:trPr>
+          <w:cantSplit/>
+        </w:trPr>
+        <w:tc>
+          <w:tcPr>
+            <w:tcW w:w="1882" w:type="dxa"/>
+            <w:shd w:val="clear" w:color="auto" w:fill="F8FAFB"/>
+            <w:tcMar>
+              <w:top w:w="70" w:type="dxa"/>
+              <w:left w:w="110" w:type="dxa"/>
+              <w:bottom w:w="70" w:type="dxa"/>
+              <w:right w:w="110" w:type="dxa"/>
+            </w:tcMar>
+          </w:tcPr>
+          <w:p>
+            <w:pPr>
+              <w:spacing w:after="40"/>
+            </w:pPr>
+            <w:r>
+              <w:rPr>
+                <w:sz w:val="19"/>
+                <w:szCs w:val="19"/>
+              </w:rPr>
+              <w:t>Change password</w:t>
+            </w:r>
+          </w:p>
+        </w:tc>
+        <w:tc>
+          <w:tcPr>
+            <w:tcW w:w="3012" w:type="dxa"/>
+            <w:shd w:val="clear" w:color="auto" w:fill="F8FAFB"/>
+            <w:tcMar>
+              <w:top w:w="70" w:type="dxa"/>
+              <w:left w:w="110" w:type="dxa"/>
+              <w:bottom w:w="70" w:type="dxa"/>
+              <w:right w:w="110" w:type="dxa"/>
+            </w:tcMar>
+          </w:tcPr>
+          <w:p>
+            <w:pPr>
+              <w:spacing w:after="40"/>
+            </w:pPr>
+            <w:r>
+              <w:rPr>
+                <w:sz w:val="19"/>
+                <w:szCs w:val="19"/>
+              </w:rPr>
+              <w:t>Saves the new password.</w:t>
+            </w:r>
+          </w:p>
+        </w:tc>
+        <w:tc>
+          <w:tcPr>
+            <w:tcW w:w="2447" w:type="dxa"/>
+            <w:shd w:val="clear" w:color="auto" w:fill="F8FAFB"/>
+            <w:tcMar>
+              <w:top w:w="70" w:type="dxa"/>
+              <w:left w:w="110" w:type="dxa"/>
+              <w:bottom w:w="70" w:type="dxa"/>
+              <w:right w:w="110" w:type="dxa"/>
+            </w:tcMar>
+          </w:tcPr>
+          <w:p>
+            <w:pPr>
+              <w:spacing w:after="40"/>
+            </w:pPr>
+            <w:r>
+              <w:rPr>
+                <w:sz w:val="19"/>
+                <w:szCs w:val="19"/>
+              </w:rPr>
+              <w:t>Your old password stops working straight away, and other people (including the PI) never see your new one.</w:t>
+            </w:r>
+          </w:p>
+        </w:tc>
+        <w:tc>
+          <w:tcPr>
+            <w:tcW w:w="2071" w:type="dxa"/>
+            <w:shd w:val="clear" w:color="auto" w:fill="F8FAFB"/>
+            <w:tcMar>
+              <w:top w:w="70" w:type="dxa"/>
+              <w:left w:w="110" w:type="dxa"/>
+              <w:bottom w:w="70" w:type="dxa"/>
+              <w:right w:w="110" w:type="dxa"/>
+            </w:tcMar>
+          </w:tcPr>
+          <w:p>
+            <w:pPr>
+              <w:spacing w:after="40"/>
+            </w:pPr>
+            <w:r>
+              <w:rPr>
+                <w:sz w:val="19"/>
+                <w:szCs w:val="19"/>
+              </w:rPr>
+              <w:t>A confirmation appears. Use the new password next time.</w:t>
+            </w:r>
+          </w:p>
+        </w:tc>
+      </w:tr>
+    </w:tbl>
+    <w:p>
+      <w:pPr>
+        <w:spacing w:after="120"/>
+      </w:pPr>
+    </w:p>
+    <w:p>
+      <w:pPr>
+        <w:pStyle w:val="Heading2"/>
+      </w:pPr>
+      <w:bookmarkStart w:id="20" w:name="_Toc240889152"/>
+      <w:r>
+        <w:t>8.4 Executive Dashboard</w:t>
+      </w:r>
+      <w:bookmarkEnd w:id="20"/>
+    </w:p>
+    <w:p>
+      <w:pPr>
+        <w:spacing w:after="120" w:line="288" w:lineRule="auto"/>
+      </w:pPr>
+      <w:r>
+        <w:rPr>
+          <w:b/>
+          <w:bCs/>
+        </w:rPr>
+        <w:t>Who can open it:</w:t>
+      </w:r>
+      <w:r>
+        <w:t xml:space="preserve"> PI / System Admin, Field / Digital Coordinator, Data Analyst, Supervisor.  </w:t>
+      </w:r>
+      <w:r>
+        <w:rPr>
+          <w:b/>
+          <w:bCs/>
+        </w:rPr>
+        <w:t>Where:</w:t>
+      </w:r>
+      <w:r>
+        <w:t xml:space="preserve"> </w:t>
+      </w:r>
+      <w:r>
+        <w:rPr>
+          <w:rFonts w:ascii="Consolas" w:eastAsia="Consolas" w:hAnsi="Consolas" w:cs="Consolas"/>
+          <w:color w:val="122238"/>
+          <w:sz w:val="19"/>
+          <w:szCs w:val="19"/>
+        </w:rPr>
+        <w:t>/admin/dashboard</w:t>
+      </w:r>
+    </w:p>
+    <w:p>
+      <w:pPr>
+        <w:spacing w:after="120" w:line="288" w:lineRule="auto"/>
+      </w:pPr>
+      <w:r>
+        <w:t>The one-page picture of the study: how many cases are where in the funnel, response and quality headlines, and the weakest parts of the sample. Counts and rates only; never a name.</w:t>
+      </w:r>
+    </w:p>
+    <w:tbl>
+      <w:tblPr>
+        <w:tblW w:w="9412" w:type="dxa"/>
+        <w:tblBorders>
+          <w:top w:val="single" w:sz="4" w:space="0" w:color="D5DAE0"/>
+          <w:left w:val="single" w:sz="4" w:space="0" w:color="D5DAE0"/>
+          <w:bottom w:val="single" w:sz="4" w:space="0" w:color="D5DAE0"/>
+          <w:right w:val="single" w:sz="4" w:space="0" w:color="D5DAE0"/>
+          <w:insideH w:val="single" w:sz="4" w:space="0" w:color="D5DAE0"/>
+          <w:insideV w:val="single" w:sz="4" w:space="0" w:color="D5DAE0"/>
+        </w:tblBorders>
+        <w:tblCellMar>
+          <w:left w:w="10" w:type="dxa"/>
+          <w:right w:w="10" w:type="dxa"/>
+        </w:tblCellMar>
+        <w:tblLook w:val="04A0" w:firstRow="1" w:lastRow="0" w:firstColumn="1" w:lastColumn="0" w:noHBand="0" w:noVBand="1"/>
+      </w:tblPr>
+      <w:tblGrid>
+        <w:gridCol w:w="1882"/>
+        <w:gridCol w:w="3012"/>
+        <w:gridCol w:w="2447"/>
+        <w:gridCol w:w="2071"/>
+      </w:tblGrid>
+      <w:tr>
+        <w:tblPrEx>
+          <w:tblCellMar>
+            <w:top w:w="0" w:type="dxa"/>
+            <w:bottom w:w="0" w:type="dxa"/>
+          </w:tblCellMar>
+        </w:tblPrEx>
+        <w:trPr>
+          <w:tblHeader/>
+        </w:trPr>
+        <w:tc>
+          <w:tcPr>
+            <w:tcW w:w="1882" w:type="dxa"/>
+            <w:shd w:val="clear" w:color="auto" w:fill="1B3350"/>
+            <w:tcMar>
+              <w:top w:w="70" w:type="dxa"/>
+              <w:left w:w="110" w:type="dxa"/>
+              <w:bottom w:w="70" w:type="dxa"/>
+              <w:right w:w="110" w:type="dxa"/>
+            </w:tcMar>
+          </w:tcPr>
+          <w:p>
+            <w:pPr>
+              <w:spacing w:after="40"/>
+            </w:pPr>
+            <w:r>
+              <w:rPr>
+                <w:b/>
+                <w:bCs/>
+                <w:color w:val="FFFFFF"/>
+                <w:sz w:val="19"/>
+                <w:szCs w:val="19"/>
+              </w:rPr>
+              <w:lastRenderedPageBreak/>
+              <w:t>Control</w:t>
+            </w:r>
+          </w:p>
+        </w:tc>
+        <w:tc>
+          <w:tcPr>
+            <w:tcW w:w="3012" w:type="dxa"/>
+            <w:shd w:val="clear" w:color="auto" w:fill="1B3350"/>
+            <w:tcMar>
+              <w:top w:w="70" w:type="dxa"/>
+              <w:left w:w="110" w:type="dxa"/>
+              <w:bottom w:w="70" w:type="dxa"/>
+              <w:right w:w="110" w:type="dxa"/>
+            </w:tcMar>
+          </w:tcPr>
+          <w:p>
+            <w:pPr>
+              <w:spacing w:after="40"/>
+            </w:pPr>
+            <w:r>
+              <w:rPr>
+                <w:b/>
+                <w:bCs/>
+                <w:color w:val="FFFFFF"/>
+                <w:sz w:val="19"/>
+                <w:szCs w:val="19"/>
+              </w:rPr>
+              <w:t>What it does and when to use it</w:t>
+            </w:r>
+          </w:p>
+        </w:tc>
+        <w:tc>
+          <w:tcPr>
+            <w:tcW w:w="2447" w:type="dxa"/>
+            <w:shd w:val="clear" w:color="auto" w:fill="1B3350"/>
+            <w:tcMar>
+              <w:top w:w="70" w:type="dxa"/>
+              <w:left w:w="110" w:type="dxa"/>
+              <w:bottom w:w="70" w:type="dxa"/>
+              <w:right w:w="110" w:type="dxa"/>
+            </w:tcMar>
+          </w:tcPr>
+          <w:p>
+            <w:pPr>
+              <w:spacing w:after="40"/>
+            </w:pPr>
+            <w:r>
+              <w:rPr>
+                <w:b/>
+                <w:bCs/>
+                <w:color w:val="FFFFFF"/>
+                <w:sz w:val="19"/>
+                <w:szCs w:val="19"/>
+              </w:rPr>
+              <w:t>Why it exists</w:t>
+            </w:r>
+          </w:p>
+        </w:tc>
+        <w:tc>
+          <w:tcPr>
+            <w:tcW w:w="2071" w:type="dxa"/>
+            <w:shd w:val="clear" w:color="auto" w:fill="1B3350"/>
+            <w:tcMar>
+              <w:top w:w="70" w:type="dxa"/>
+              <w:left w:w="110" w:type="dxa"/>
+              <w:bottom w:w="70" w:type="dxa"/>
+              <w:right w:w="110" w:type="dxa"/>
+            </w:tcMar>
+          </w:tcPr>
+          <w:p>
+            <w:pPr>
+              <w:spacing w:after="40"/>
+            </w:pPr>
+            <w:r>
+              <w:rPr>
+                <w:b/>
+                <w:bCs/>
+                <w:color w:val="FFFFFF"/>
+                <w:sz w:val="19"/>
+                <w:szCs w:val="19"/>
+              </w:rPr>
+              <w:t>What happens next</w:t>
+            </w:r>
+          </w:p>
+        </w:tc>
+      </w:tr>
+      <w:tr>
+        <w:tblPrEx>
+          <w:tblCellMar>
+            <w:top w:w="0" w:type="dxa"/>
+            <w:bottom w:w="0" w:type="dxa"/>
+          </w:tblCellMar>
+        </w:tblPrEx>
+        <w:trPr>
+          <w:cantSplit/>
+        </w:trPr>
+        <w:tc>
+          <w:tcPr>
+            <w:tcW w:w="1882" w:type="dxa"/>
+            <w:tcMar>
+              <w:top w:w="70" w:type="dxa"/>
+              <w:left w:w="110" w:type="dxa"/>
+              <w:bottom w:w="70" w:type="dxa"/>
+              <w:right w:w="110" w:type="dxa"/>
+            </w:tcMar>
+          </w:tcPr>
+          <w:p>
+            <w:pPr>
+              <w:spacing w:after="40"/>
+            </w:pPr>
+            <w:r>
+              <w:rPr>
+                <w:sz w:val="19"/>
+                <w:szCs w:val="19"/>
+              </w:rPr>
+              <w:t>Tiles: QUAN completed, KII completed, Documents coded, Days to data lock, Fieldwork expenditure to date</w:t>
+            </w:r>
+          </w:p>
+        </w:tc>
+        <w:tc>
+          <w:tcPr>
+            <w:tcW w:w="3012" w:type="dxa"/>
+            <w:tcMar>
+              <w:top w:w="70" w:type="dxa"/>
+              <w:left w:w="110" w:type="dxa"/>
+              <w:bottom w:w="70" w:type="dxa"/>
+              <w:right w:w="110" w:type="dxa"/>
+            </w:tcMar>
+          </w:tcPr>
+          <w:p>
+            <w:pPr>
+              <w:spacing w:after="40"/>
+            </w:pPr>
+            <w:r>
+              <w:rPr>
+                <w:sz w:val="19"/>
+                <w:szCs w:val="19"/>
+              </w:rPr>
+              <w:t>Show the headline counts against their targets, the days left to the data lock (30 November 2026) and the spend so far. Read them; there is nothing to press.</w:t>
+            </w:r>
+          </w:p>
+        </w:tc>
+        <w:tc>
+          <w:tcPr>
+            <w:tcW w:w="2447" w:type="dxa"/>
+            <w:tcMar>
+              <w:top w:w="70" w:type="dxa"/>
+              <w:left w:w="110" w:type="dxa"/>
+              <w:bottom w:w="70" w:type="dxa"/>
+              <w:right w:w="110" w:type="dxa"/>
+            </w:tcMar>
+          </w:tcPr>
+          <w:p>
+            <w:pPr>
+              <w:spacing w:after="40"/>
+            </w:pPr>
+            <w:r>
+              <w:rPr>
+                <w:sz w:val="19"/>
+                <w:szCs w:val="19"/>
+              </w:rPr>
+              <w:t>Aggregates only, so the dashboards are safe to show to people who must not see respondent identities.</w:t>
+            </w:r>
+          </w:p>
+        </w:tc>
+        <w:tc>
+          <w:tcPr>
+            <w:tcW w:w="2071" w:type="dxa"/>
+            <w:tcMar>
+              <w:top w:w="70" w:type="dxa"/>
+              <w:left w:w="110" w:type="dxa"/>
+              <w:bottom w:w="70" w:type="dxa"/>
+              <w:right w:w="110" w:type="dxa"/>
+            </w:tcMar>
+          </w:tcPr>
+          <w:p>
+            <w:pPr>
+              <w:spacing w:after="40"/>
+            </w:pPr>
+            <w:r>
+              <w:rPr>
+                <w:sz w:val="19"/>
+                <w:szCs w:val="19"/>
+              </w:rPr>
+              <w:t>Numbers update whenever the screen is opened or refreshed.</w:t>
+            </w:r>
+          </w:p>
+        </w:tc>
+      </w:tr>
+      <w:tr>
+        <w:tblPrEx>
+          <w:tblCellMar>
+            <w:top w:w="0" w:type="dxa"/>
+            <w:bottom w:w="0" w:type="dxa"/>
+          </w:tblCellMar>
+        </w:tblPrEx>
+        <w:trPr>
+          <w:cantSplit/>
+        </w:trPr>
+        <w:tc>
+          <w:tcPr>
+            <w:tcW w:w="1882" w:type="dxa"/>
+            <w:shd w:val="clear" w:color="auto" w:fill="F8FAFB"/>
+            <w:tcMar>
+              <w:top w:w="70" w:type="dxa"/>
+              <w:left w:w="110" w:type="dxa"/>
+              <w:bottom w:w="70" w:type="dxa"/>
+              <w:right w:w="110" w:type="dxa"/>
+            </w:tcMar>
+          </w:tcPr>
+          <w:p>
+            <w:pPr>
+              <w:spacing w:after="40"/>
+            </w:pPr>
+            <w:r>
+              <w:rPr>
+                <w:sz w:val="19"/>
+                <w:szCs w:val="19"/>
+              </w:rPr>
+              <w:t>Highest-risk coverage gaps</w:t>
+            </w:r>
+          </w:p>
+        </w:tc>
+        <w:tc>
+          <w:tcPr>
+            <w:tcW w:w="3012" w:type="dxa"/>
+            <w:shd w:val="clear" w:color="auto" w:fill="F8FAFB"/>
+            <w:tcMar>
+              <w:top w:w="70" w:type="dxa"/>
+              <w:left w:w="110" w:type="dxa"/>
+              <w:bottom w:w="70" w:type="dxa"/>
+              <w:right w:w="110" w:type="dxa"/>
+            </w:tcMar>
+          </w:tcPr>
+          <w:p>
+            <w:pPr>
+              <w:spacing w:after="40"/>
+            </w:pPr>
+            <w:r>
+              <w:rPr>
+                <w:sz w:val="19"/>
+                <w:szCs w:val="19"/>
+              </w:rPr>
+              <w:t>Lists the strata (province × organisation type × size) with the lowest fill so far.</w:t>
+            </w:r>
+          </w:p>
+        </w:tc>
+        <w:tc>
+          <w:tcPr>
+            <w:tcW w:w="2447" w:type="dxa"/>
+            <w:shd w:val="clear" w:color="auto" w:fill="F8FAFB"/>
+            <w:tcMar>
+              <w:top w:w="70" w:type="dxa"/>
+              <w:left w:w="110" w:type="dxa"/>
+              <w:bottom w:w="70" w:type="dxa"/>
+              <w:right w:w="110" w:type="dxa"/>
+            </w:tcMar>
+          </w:tcPr>
+          <w:p>
+            <w:pPr>
+              <w:spacing w:after="40"/>
+            </w:pPr>
+            <w:r>
+              <w:rPr>
+                <w:sz w:val="19"/>
+                <w:szCs w:val="19"/>
+              </w:rPr>
+              <w:t>Tells the coordinator where fieldwork effort is most needed to meet the sample design.</w:t>
+            </w:r>
+          </w:p>
+        </w:tc>
+        <w:tc>
+          <w:tcPr>
+            <w:tcW w:w="2071" w:type="dxa"/>
+            <w:shd w:val="clear" w:color="auto" w:fill="F8FAFB"/>
+            <w:tcMar>
+              <w:top w:w="70" w:type="dxa"/>
+              <w:left w:w="110" w:type="dxa"/>
+              <w:bottom w:w="70" w:type="dxa"/>
+              <w:right w:w="110" w:type="dxa"/>
+            </w:tcMar>
+          </w:tcPr>
+          <w:p>
+            <w:pPr>
+              <w:spacing w:after="40"/>
+            </w:pPr>
+            <w:r>
+              <w:rPr>
+                <w:sz w:val="19"/>
+                <w:szCs w:val="19"/>
+              </w:rPr>
+              <w:t>Use it to decide where to send Contact RAs next.</w:t>
+            </w:r>
+          </w:p>
+        </w:tc>
+      </w:tr>
+      <w:tr>
+        <w:tblPrEx>
+          <w:tblCellMar>
+            <w:top w:w="0" w:type="dxa"/>
+            <w:bottom w:w="0" w:type="dxa"/>
+          </w:tblCellMar>
+        </w:tblPrEx>
+        <w:trPr>
+          <w:cantSplit/>
+        </w:trPr>
+        <w:tc>
+          <w:tcPr>
+            <w:tcW w:w="1882" w:type="dxa"/>
+            <w:tcMar>
+              <w:top w:w="70" w:type="dxa"/>
+              <w:left w:w="110" w:type="dxa"/>
+              <w:bottom w:w="70" w:type="dxa"/>
+              <w:right w:w="110" w:type="dxa"/>
+            </w:tcMar>
+          </w:tcPr>
+          <w:p>
+            <w:pPr>
+              <w:spacing w:after="40"/>
+            </w:pPr>
+            <w:r>
+              <w:rPr>
+                <w:sz w:val="19"/>
+                <w:szCs w:val="19"/>
+              </w:rPr>
+              <w:t>Links: Sampling, Contact, QA, KII / Documents, Cost</w:t>
+            </w:r>
+          </w:p>
+        </w:tc>
+        <w:tc>
+          <w:tcPr>
+            <w:tcW w:w="3012" w:type="dxa"/>
+            <w:tcMar>
+              <w:top w:w="70" w:type="dxa"/>
+              <w:left w:w="110" w:type="dxa"/>
+              <w:bottom w:w="70" w:type="dxa"/>
+              <w:right w:w="110" w:type="dxa"/>
+            </w:tcMar>
+          </w:tcPr>
+          <w:p>
+            <w:pPr>
+              <w:spacing w:after="40"/>
+            </w:pPr>
+            <w:r>
+              <w:rPr>
+                <w:sz w:val="19"/>
+                <w:szCs w:val="19"/>
+              </w:rPr>
+              <w:t>Open the related dashboards.</w:t>
+            </w:r>
+          </w:p>
+        </w:tc>
+        <w:tc>
+          <w:tcPr>
+            <w:tcW w:w="2447" w:type="dxa"/>
+            <w:tcMar>
+              <w:top w:w="70" w:type="dxa"/>
+              <w:left w:w="110" w:type="dxa"/>
+              <w:bottom w:w="70" w:type="dxa"/>
+              <w:right w:w="110" w:type="dxa"/>
+            </w:tcMar>
+          </w:tcPr>
+          <w:p>
+            <w:pPr>
+              <w:spacing w:after="40"/>
+            </w:pPr>
+            <w:r>
+              <w:rPr>
+                <w:sz w:val="19"/>
+                <w:szCs w:val="19"/>
+              </w:rPr>
+              <w:t>Saves hunting through the menu.</w:t>
+            </w:r>
+          </w:p>
+        </w:tc>
+        <w:tc>
+          <w:tcPr>
+            <w:tcW w:w="2071" w:type="dxa"/>
+            <w:tcMar>
+              <w:top w:w="70" w:type="dxa"/>
+              <w:left w:w="110" w:type="dxa"/>
+              <w:bottom w:w="70" w:type="dxa"/>
+              <w:right w:w="110" w:type="dxa"/>
+            </w:tcMar>
+          </w:tcPr>
+          <w:p>
+            <w:pPr>
+              <w:spacing w:after="40"/>
+            </w:pPr>
+            <w:r>
+              <w:rPr>
+                <w:sz w:val="19"/>
+                <w:szCs w:val="19"/>
+              </w:rPr>
+              <w:t>The linked screen opens.</w:t>
+            </w:r>
+          </w:p>
+        </w:tc>
+      </w:tr>
+    </w:tbl>
+    <w:p>
+      <w:pPr>
+        <w:spacing w:after="120"/>
+      </w:pPr>
+    </w:p>
+    <w:p>
+      <w:pPr>
+        <w:pStyle w:val="Heading2"/>
+      </w:pPr>
+      <w:bookmarkStart w:id="21" w:name="_Toc240889153"/>
+      <w:r>
+        <w:t>8.5 Sampling Dashboard</w:t>
+      </w:r>
+      <w:bookmarkEnd w:id="21"/>
+    </w:p>
+    <w:p>
+      <w:pPr>
+        <w:spacing w:after="120" w:line="288" w:lineRule="auto"/>
+      </w:pPr>
+      <w:r>
+        <w:rPr>
+          <w:b/>
+          <w:bCs/>
+        </w:rPr>
+        <w:t>Who can open it:</w:t>
+      </w:r>
+      <w:r>
+        <w:t xml:space="preserve"> PI / System Admin, Field / Digital Coordinator, Data Analyst, Supervisor.  </w:t>
+      </w:r>
+      <w:r>
+        <w:rPr>
+          <w:b/>
+          <w:bCs/>
+        </w:rPr>
+        <w:t>Where:</w:t>
+      </w:r>
+      <w:r>
+        <w:t xml:space="preserve"> </w:t>
+      </w:r>
+      <w:r>
+        <w:rPr>
+          <w:rFonts w:ascii="Consolas" w:eastAsia="Consolas" w:hAnsi="Consolas" w:cs="Consolas"/>
+          <w:color w:val="122238"/>
+          <w:sz w:val="19"/>
+          <w:szCs w:val="19"/>
+        </w:rPr>
+        <w:t>/admin/dashboard/sampling</w:t>
+      </w:r>
+    </w:p>
+    <w:p>
+      <w:pPr>
+        <w:spacing w:after="120" w:line="288" w:lineRule="auto"/>
+      </w:pPr>
+      <w:r>
+        <w:t>How the Main-400 and Reserve-400 samples stand.</w:t>
+      </w:r>
+    </w:p>
+    <w:tbl>
+      <w:tblPr>
+        <w:tblW w:w="9412" w:type="dxa"/>
+        <w:tblBorders>
+          <w:top w:val="single" w:sz="4" w:space="0" w:color="D5DAE0"/>
+          <w:left w:val="single" w:sz="4" w:space="0" w:color="D5DAE0"/>
+          <w:bottom w:val="single" w:sz="4" w:space="0" w:color="D5DAE0"/>
+          <w:right w:val="single" w:sz="4" w:space="0" w:color="D5DAE0"/>
+          <w:insideH w:val="single" w:sz="4" w:space="0" w:color="D5DAE0"/>
+          <w:insideV w:val="single" w:sz="4" w:space="0" w:color="D5DAE0"/>
+        </w:tblBorders>
+        <w:tblCellMar>
+          <w:left w:w="10" w:type="dxa"/>
+          <w:right w:w="10" w:type="dxa"/>
+        </w:tblCellMar>
+        <w:tblLook w:val="04A0" w:firstRow="1" w:lastRow="0" w:firstColumn="1" w:lastColumn="0" w:noHBand="0" w:noVBand="1"/>
+      </w:tblPr>
+      <w:tblGrid>
+        <w:gridCol w:w="1882"/>
+        <w:gridCol w:w="3012"/>
+        <w:gridCol w:w="2447"/>
+        <w:gridCol w:w="2071"/>
+      </w:tblGrid>
+      <w:tr>
+        <w:tblPrEx>
+          <w:tblCellMar>
+            <w:top w:w="0" w:type="dxa"/>
+            <w:bottom w:w="0" w:type="dxa"/>
+          </w:tblCellMar>
+        </w:tblPrEx>
+        <w:trPr>
+          <w:tblHeader/>
+        </w:trPr>
+        <w:tc>
+          <w:tcPr>
+            <w:tcW w:w="1882" w:type="dxa"/>
+            <w:shd w:val="clear" w:color="auto" w:fill="1B3350"/>
+            <w:tcMar>
+              <w:top w:w="70" w:type="dxa"/>
+              <w:left w:w="110" w:type="dxa"/>
+              <w:bottom w:w="70" w:type="dxa"/>
+              <w:right w:w="110" w:type="dxa"/>
+            </w:tcMar>
+          </w:tcPr>
+          <w:p>
+            <w:pPr>
+              <w:spacing w:after="40"/>
+            </w:pPr>
+            <w:r>
+              <w:rPr>
+                <w:b/>
+                <w:bCs/>
+                <w:color w:val="FFFFFF"/>
+                <w:sz w:val="19"/>
+                <w:szCs w:val="19"/>
+              </w:rPr>
+              <w:t>Control</w:t>
+            </w:r>
+          </w:p>
+        </w:tc>
+        <w:tc>
+          <w:tcPr>
+            <w:tcW w:w="3012" w:type="dxa"/>
+            <w:shd w:val="clear" w:color="auto" w:fill="1B3350"/>
+            <w:tcMar>
+              <w:top w:w="70" w:type="dxa"/>
+              <w:left w:w="110" w:type="dxa"/>
+              <w:bottom w:w="70" w:type="dxa"/>
+              <w:right w:w="110" w:type="dxa"/>
+            </w:tcMar>
+          </w:tcPr>
+          <w:p>
+            <w:pPr>
+              <w:spacing w:after="40"/>
+            </w:pPr>
+            <w:r>
+              <w:rPr>
+                <w:b/>
+                <w:bCs/>
+                <w:color w:val="FFFFFF"/>
+                <w:sz w:val="19"/>
+                <w:szCs w:val="19"/>
+              </w:rPr>
+              <w:t>What it does and when to use it</w:t>
+            </w:r>
+          </w:p>
+        </w:tc>
+        <w:tc>
+          <w:tcPr>
+            <w:tcW w:w="2447" w:type="dxa"/>
+            <w:shd w:val="clear" w:color="auto" w:fill="1B3350"/>
+            <w:tcMar>
+              <w:top w:w="70" w:type="dxa"/>
+              <w:left w:w="110" w:type="dxa"/>
+              <w:bottom w:w="70" w:type="dxa"/>
+              <w:right w:w="110" w:type="dxa"/>
+            </w:tcMar>
+          </w:tcPr>
+          <w:p>
+            <w:pPr>
+              <w:spacing w:after="40"/>
+            </w:pPr>
+            <w:r>
+              <w:rPr>
+                <w:b/>
+                <w:bCs/>
+                <w:color w:val="FFFFFF"/>
+                <w:sz w:val="19"/>
+                <w:szCs w:val="19"/>
+              </w:rPr>
+              <w:t>Why it exists</w:t>
+            </w:r>
+          </w:p>
+        </w:tc>
+        <w:tc>
+          <w:tcPr>
+            <w:tcW w:w="2071" w:type="dxa"/>
+            <w:shd w:val="clear" w:color="auto" w:fill="1B3350"/>
+            <w:tcMar>
+              <w:top w:w="70" w:type="dxa"/>
+              <w:left w:w="110" w:type="dxa"/>
+              <w:bottom w:w="70" w:type="dxa"/>
+              <w:right w:w="110" w:type="dxa"/>
+            </w:tcMar>
+          </w:tcPr>
+          <w:p>
+            <w:pPr>
+              <w:spacing w:after="40"/>
+            </w:pPr>
+            <w:r>
+              <w:rPr>
+                <w:b/>
+                <w:bCs/>
+                <w:color w:val="FFFFFF"/>
+                <w:sz w:val="19"/>
+                <w:szCs w:val="19"/>
+              </w:rPr>
+              <w:t>What happens next</w:t>
+            </w:r>
+          </w:p>
+        </w:tc>
+      </w:tr>
+      <w:tr>
+        <w:tblPrEx>
+          <w:tblCellMar>
+            <w:top w:w="0" w:type="dxa"/>
+            <w:bottom w:w="0" w:type="dxa"/>
+          </w:tblCellMar>
+        </w:tblPrEx>
+        <w:trPr>
+          <w:cantSplit/>
+        </w:trPr>
+        <w:tc>
+          <w:tcPr>
+            <w:tcW w:w="1882" w:type="dxa"/>
+            <w:tcMar>
+              <w:top w:w="70" w:type="dxa"/>
+              <w:left w:w="110" w:type="dxa"/>
+              <w:bottom w:w="70" w:type="dxa"/>
+              <w:right w:w="110" w:type="dxa"/>
+            </w:tcMar>
+          </w:tcPr>
+          <w:p>
+            <w:pPr>
+              <w:spacing w:after="40"/>
+            </w:pPr>
+            <w:r>
+              <w:rPr>
+                <w:sz w:val="19"/>
+                <w:szCs w:val="19"/>
+              </w:rPr>
+              <w:t>Main-400 by province</w:t>
+            </w:r>
+          </w:p>
+        </w:tc>
+        <w:tc>
+          <w:tcPr>
+            <w:tcW w:w="3012" w:type="dxa"/>
+            <w:tcMar>
+              <w:top w:w="70" w:type="dxa"/>
+              <w:left w:w="110" w:type="dxa"/>
+              <w:bottom w:w="70" w:type="dxa"/>
+              <w:right w:w="110" w:type="dxa"/>
+            </w:tcMar>
+          </w:tcPr>
+          <w:p>
+            <w:pPr>
+              <w:spacing w:after="40"/>
+            </w:pPr>
+            <w:r>
+              <w:rPr>
+                <w:sz w:val="19"/>
+                <w:szCs w:val="19"/>
+              </w:rPr>
+              <w:t>Shows how many Main cases each province holds and how many are verified.</w:t>
+            </w:r>
+          </w:p>
+        </w:tc>
+        <w:tc>
+          <w:tcPr>
+            <w:tcW w:w="2447" w:type="dxa"/>
+            <w:tcMar>
+              <w:top w:w="70" w:type="dxa"/>
+              <w:left w:w="110" w:type="dxa"/>
+              <w:bottom w:w="70" w:type="dxa"/>
+              <w:right w:w="110" w:type="dxa"/>
+            </w:tcMar>
+          </w:tcPr>
+          <w:p>
+            <w:pPr>
+              <w:spacing w:after="40"/>
+            </w:pPr>
+            <w:r>
+              <w:rPr>
+                <w:sz w:val="19"/>
+                <w:szCs w:val="19"/>
+              </w:rPr>
+              <w:t>The design fixes how many organisations each province must contribute.</w:t>
+            </w:r>
+          </w:p>
+        </w:tc>
+        <w:tc>
+          <w:tcPr>
+            <w:tcW w:w="2071" w:type="dxa"/>
+            <w:tcMar>
+              <w:top w:w="70" w:type="dxa"/>
+              <w:left w:w="110" w:type="dxa"/>
+              <w:bottom w:w="70" w:type="dxa"/>
+              <w:right w:w="110" w:type="dxa"/>
+            </w:tcMar>
+          </w:tcPr>
+          <w:p>
+            <w:pPr>
+              <w:spacing w:after="40"/>
+            </w:pPr>
+            <w:r>
+              <w:rPr>
+                <w:sz w:val="19"/>
+                <w:szCs w:val="19"/>
+              </w:rPr>
+              <w:t>Read only.</w:t>
+            </w:r>
+          </w:p>
+        </w:tc>
+      </w:tr>
+      <w:tr>
+        <w:tblPrEx>
+          <w:tblCellMar>
+            <w:top w:w="0" w:type="dxa"/>
+            <w:bottom w:w="0" w:type="dxa"/>
+          </w:tblCellMar>
+        </w:tblPrEx>
+        <w:trPr>
+          <w:cantSplit/>
+        </w:trPr>
+        <w:tc>
+          <w:tcPr>
+            <w:tcW w:w="1882" w:type="dxa"/>
+            <w:shd w:val="clear" w:color="auto" w:fill="F8FAFB"/>
+            <w:tcMar>
+              <w:top w:w="70" w:type="dxa"/>
+              <w:left w:w="110" w:type="dxa"/>
+              <w:bottom w:w="70" w:type="dxa"/>
+              <w:right w:w="110" w:type="dxa"/>
+            </w:tcMar>
+          </w:tcPr>
+          <w:p>
+            <w:pPr>
+              <w:spacing w:after="40"/>
+            </w:pPr>
+            <w:r>
+              <w:rPr>
+                <w:sz w:val="19"/>
+                <w:szCs w:val="19"/>
+              </w:rPr>
+              <w:t>Verified / total by stratum</w:t>
+            </w:r>
+          </w:p>
+        </w:tc>
+        <w:tc>
+          <w:tcPr>
+            <w:tcW w:w="3012" w:type="dxa"/>
+            <w:shd w:val="clear" w:color="auto" w:fill="F8FAFB"/>
+            <w:tcMar>
+              <w:top w:w="70" w:type="dxa"/>
+              <w:left w:w="110" w:type="dxa"/>
+              <w:bottom w:w="70" w:type="dxa"/>
+              <w:right w:w="110" w:type="dxa"/>
+            </w:tcMar>
+          </w:tcPr>
+          <w:p>
+            <w:pPr>
+              <w:spacing w:after="40"/>
+            </w:pPr>
+            <w:r>
+              <w:rPr>
+                <w:sz w:val="19"/>
+                <w:szCs w:val="19"/>
+              </w:rPr>
+              <w:t>Shows verification progress in each stratum.</w:t>
+            </w:r>
+          </w:p>
+        </w:tc>
+        <w:tc>
+          <w:tcPr>
+            <w:tcW w:w="2447" w:type="dxa"/>
+            <w:shd w:val="clear" w:color="auto" w:fill="F8FAFB"/>
+            <w:tcMar>
+              <w:top w:w="70" w:type="dxa"/>
+              <w:left w:w="110" w:type="dxa"/>
+              <w:bottom w:w="70" w:type="dxa"/>
+              <w:right w:w="110" w:type="dxa"/>
+            </w:tcMar>
+          </w:tcPr>
+          <w:p>
+            <w:pPr>
+              <w:spacing w:after="40"/>
+            </w:pPr>
+            <w:r>
+              <w:rPr>
+                <w:sz w:val="19"/>
+                <w:szCs w:val="19"/>
+              </w:rPr>
+              <w:t>A stratum that cannot be verified may need a Reserve replacement.</w:t>
+            </w:r>
+          </w:p>
+        </w:tc>
+        <w:tc>
+          <w:tcPr>
+            <w:tcW w:w="2071" w:type="dxa"/>
+            <w:shd w:val="clear" w:color="auto" w:fill="F8FAFB"/>
+            <w:tcMar>
+              <w:top w:w="70" w:type="dxa"/>
+              <w:left w:w="110" w:type="dxa"/>
+              <w:bottom w:w="70" w:type="dxa"/>
+              <w:right w:w="110" w:type="dxa"/>
+            </w:tcMar>
+          </w:tcPr>
+          <w:p>
+            <w:pPr>
+              <w:spacing w:after="40"/>
+            </w:pPr>
+            <w:r>
+              <w:rPr>
+                <w:sz w:val="19"/>
+                <w:szCs w:val="19"/>
+              </w:rPr>
+              <w:t>Read only.</w:t>
+            </w:r>
+          </w:p>
+        </w:tc>
+      </w:tr>
+      <w:tr>
+        <w:tblPrEx>
+          <w:tblCellMar>
+            <w:top w:w="0" w:type="dxa"/>
+            <w:bottom w:w="0" w:type="dxa"/>
+          </w:tblCellMar>
+        </w:tblPrEx>
+        <w:trPr>
+          <w:cantSplit/>
+        </w:trPr>
+        <w:tc>
+          <w:tcPr>
+            <w:tcW w:w="1882" w:type="dxa"/>
+            <w:tcMar>
+              <w:top w:w="70" w:type="dxa"/>
+              <w:left w:w="110" w:type="dxa"/>
+              <w:bottom w:w="70" w:type="dxa"/>
+              <w:right w:w="110" w:type="dxa"/>
+            </w:tcMar>
+          </w:tcPr>
+          <w:p>
+            <w:pPr>
+              <w:spacing w:after="40"/>
+            </w:pPr>
+            <w:r>
+              <w:rPr>
+                <w:sz w:val="19"/>
+                <w:szCs w:val="19"/>
+              </w:rPr>
+              <w:t>Reserve activations by reason</w:t>
+            </w:r>
+          </w:p>
+        </w:tc>
+        <w:tc>
+          <w:tcPr>
+            <w:tcW w:w="3012" w:type="dxa"/>
+            <w:tcMar>
+              <w:top w:w="70" w:type="dxa"/>
+              <w:left w:w="110" w:type="dxa"/>
+              <w:bottom w:w="70" w:type="dxa"/>
+              <w:right w:w="110" w:type="dxa"/>
+            </w:tcMar>
+          </w:tcPr>
+          <w:p>
+            <w:pPr>
+              <w:spacing w:after="40"/>
+            </w:pPr>
+            <w:r>
+              <w:rPr>
+                <w:sz w:val="19"/>
+                <w:szCs w:val="19"/>
+              </w:rPr>
+              <w:t>Counts Reserve cases activated, by the authorised reason.</w:t>
+            </w:r>
+          </w:p>
+        </w:tc>
+        <w:tc>
+          <w:tcPr>
+            <w:tcW w:w="2447" w:type="dxa"/>
+            <w:tcMar>
+              <w:top w:w="70" w:type="dxa"/>
+              <w:left w:w="110" w:type="dxa"/>
+              <w:bottom w:w="70" w:type="dxa"/>
+              <w:right w:w="110" w:type="dxa"/>
+            </w:tcMar>
+          </w:tcPr>
+          <w:p>
+            <w:pPr>
+              <w:spacing w:after="40"/>
+            </w:pPr>
+            <w:r>
+              <w:rPr>
+                <w:sz w:val="19"/>
+                <w:szCs w:val="19"/>
+              </w:rPr>
+              <w:t>Reserve replacement is controlled and audited; this shows how often and why it happens.</w:t>
+            </w:r>
+          </w:p>
+        </w:tc>
+        <w:tc>
+          <w:tcPr>
+            <w:tcW w:w="2071" w:type="dxa"/>
+            <w:tcMar>
+              <w:top w:w="70" w:type="dxa"/>
+              <w:left w:w="110" w:type="dxa"/>
+              <w:bottom w:w="70" w:type="dxa"/>
+              <w:right w:w="110" w:type="dxa"/>
+            </w:tcMar>
+          </w:tcPr>
+          <w:p>
+            <w:pPr>
+              <w:spacing w:after="40"/>
+            </w:pPr>
+            <w:r>
+              <w:rPr>
+                <w:sz w:val="19"/>
+                <w:szCs w:val="19"/>
+              </w:rPr>
+              <w:t>Read only. “No reserve activations yet” until one is made.</w:t>
+            </w:r>
+          </w:p>
+        </w:tc>
+      </w:tr>
+    </w:tbl>
+    <w:p>
+      <w:pPr>
+        <w:spacing w:after="120"/>
+      </w:pPr>
+    </w:p>
+    <w:p>
+      <w:pPr>
+        <w:pStyle w:val="Heading2"/>
+      </w:pPr>
+      <w:bookmarkStart w:id="22" w:name="_Toc240889154"/>
+      <w:r>
+        <w:t>8.6 Contact Dashboard</w:t>
+      </w:r>
+      <w:bookmarkEnd w:id="22"/>
+    </w:p>
+    <w:p>
+      <w:pPr>
+        <w:spacing w:after="120" w:line="288" w:lineRule="auto"/>
+      </w:pPr>
+      <w:r>
+        <w:rPr>
+          <w:b/>
+          <w:bCs/>
+        </w:rPr>
+        <w:t>Who can open it:</w:t>
+      </w:r>
+      <w:r>
+        <w:t xml:space="preserve"> PI / System Admin, Field / Digital Coordinator, Data Analyst, Supervisor.  </w:t>
+      </w:r>
+      <w:r>
+        <w:rPr>
+          <w:b/>
+          <w:bCs/>
+        </w:rPr>
+        <w:t>Where:</w:t>
+      </w:r>
+      <w:r>
+        <w:t xml:space="preserve"> </w:t>
+      </w:r>
+      <w:r>
+        <w:rPr>
+          <w:rFonts w:ascii="Consolas" w:eastAsia="Consolas" w:hAnsi="Consolas" w:cs="Consolas"/>
+          <w:color w:val="122238"/>
+          <w:sz w:val="19"/>
+          <w:szCs w:val="19"/>
+        </w:rPr>
+        <w:t>/admin/dashboard/contact</w:t>
+      </w:r>
+    </w:p>
+    <w:p>
+      <w:pPr>
+        <w:spacing w:after="120" w:line="288" w:lineRule="auto"/>
+      </w:pPr>
+      <w:r>
+        <w:t>Contact activity: how many are invited, reminded, reached, and how appointments stand.</w:t>
+      </w:r>
+    </w:p>
+    <w:tbl>
+      <w:tblPr>
+        <w:tblW w:w="9412" w:type="dxa"/>
+        <w:tblBorders>
+          <w:top w:val="single" w:sz="4" w:space="0" w:color="D5DAE0"/>
+          <w:left w:val="single" w:sz="4" w:space="0" w:color="D5DAE0"/>
+          <w:bottom w:val="single" w:sz="4" w:space="0" w:color="D5DAE0"/>
+          <w:right w:val="single" w:sz="4" w:space="0" w:color="D5DAE0"/>
+          <w:insideH w:val="single" w:sz="4" w:space="0" w:color="D5DAE0"/>
+          <w:insideV w:val="single" w:sz="4" w:space="0" w:color="D5DAE0"/>
+        </w:tblBorders>
+        <w:tblCellMar>
+          <w:left w:w="10" w:type="dxa"/>
+          <w:right w:w="10" w:type="dxa"/>
+        </w:tblCellMar>
+        <w:tblLook w:val="04A0" w:firstRow="1" w:lastRow="0" w:firstColumn="1" w:lastColumn="0" w:noHBand="0" w:noVBand="1"/>
+      </w:tblPr>
+      <w:tblGrid>
+        <w:gridCol w:w="1882"/>
+        <w:gridCol w:w="3012"/>
+        <w:gridCol w:w="2447"/>
+        <w:gridCol w:w="2071"/>
+      </w:tblGrid>
+      <w:tr>
+        <w:tblPrEx>
+          <w:tblCellMar>
+            <w:top w:w="0" w:type="dxa"/>
+            <w:bottom w:w="0" w:type="dxa"/>
+          </w:tblCellMar>
+        </w:tblPrEx>
+        <w:trPr>
+          <w:tblHeader/>
+        </w:trPr>
+        <w:tc>
+          <w:tcPr>
+            <w:tcW w:w="1882" w:type="dxa"/>
+            <w:shd w:val="clear" w:color="auto" w:fill="1B3350"/>
+            <w:tcMar>
+              <w:top w:w="70" w:type="dxa"/>
+              <w:left w:w="110" w:type="dxa"/>
+              <w:bottom w:w="70" w:type="dxa"/>
+              <w:right w:w="110" w:type="dxa"/>
+            </w:tcMar>
+          </w:tcPr>
+          <w:p>
+            <w:pPr>
+              <w:spacing w:after="40"/>
+            </w:pPr>
+            <w:r>
+              <w:rPr>
+                <w:b/>
+                <w:bCs/>
+                <w:color w:val="FFFFFF"/>
+                <w:sz w:val="19"/>
+                <w:szCs w:val="19"/>
+              </w:rPr>
+              <w:t>Control</w:t>
+            </w:r>
+          </w:p>
+        </w:tc>
+        <w:tc>
+          <w:tcPr>
+            <w:tcW w:w="3012" w:type="dxa"/>
+            <w:shd w:val="clear" w:color="auto" w:fill="1B3350"/>
+            <w:tcMar>
+              <w:top w:w="70" w:type="dxa"/>
+              <w:left w:w="110" w:type="dxa"/>
+              <w:bottom w:w="70" w:type="dxa"/>
+              <w:right w:w="110" w:type="dxa"/>
+            </w:tcMar>
+          </w:tcPr>
+          <w:p>
+            <w:pPr>
+              <w:spacing w:after="40"/>
+            </w:pPr>
+            <w:r>
+              <w:rPr>
+                <w:b/>
+                <w:bCs/>
+                <w:color w:val="FFFFFF"/>
+                <w:sz w:val="19"/>
+                <w:szCs w:val="19"/>
+              </w:rPr>
+              <w:t>What it does and when to use it</w:t>
+            </w:r>
+          </w:p>
+        </w:tc>
+        <w:tc>
+          <w:tcPr>
+            <w:tcW w:w="2447" w:type="dxa"/>
+            <w:shd w:val="clear" w:color="auto" w:fill="1B3350"/>
+            <w:tcMar>
+              <w:top w:w="70" w:type="dxa"/>
+              <w:left w:w="110" w:type="dxa"/>
+              <w:bottom w:w="70" w:type="dxa"/>
+              <w:right w:w="110" w:type="dxa"/>
+            </w:tcMar>
+          </w:tcPr>
+          <w:p>
+            <w:pPr>
+              <w:spacing w:after="40"/>
+            </w:pPr>
+            <w:r>
+              <w:rPr>
+                <w:b/>
+                <w:bCs/>
+                <w:color w:val="FFFFFF"/>
+                <w:sz w:val="19"/>
+                <w:szCs w:val="19"/>
+              </w:rPr>
+              <w:t>Why it exists</w:t>
+            </w:r>
+          </w:p>
+        </w:tc>
+        <w:tc>
+          <w:tcPr>
+            <w:tcW w:w="2071" w:type="dxa"/>
+            <w:shd w:val="clear" w:color="auto" w:fill="1B3350"/>
+            <w:tcMar>
+              <w:top w:w="70" w:type="dxa"/>
+              <w:left w:w="110" w:type="dxa"/>
+              <w:bottom w:w="70" w:type="dxa"/>
+              <w:right w:w="110" w:type="dxa"/>
+            </w:tcMar>
+          </w:tcPr>
+          <w:p>
+            <w:pPr>
+              <w:spacing w:after="40"/>
+            </w:pPr>
+            <w:r>
+              <w:rPr>
+                <w:b/>
+                <w:bCs/>
+                <w:color w:val="FFFFFF"/>
+                <w:sz w:val="19"/>
+                <w:szCs w:val="19"/>
+              </w:rPr>
+              <w:t>What happens next</w:t>
+            </w:r>
+          </w:p>
+        </w:tc>
+      </w:tr>
+      <w:tr>
+        <w:tblPrEx>
+          <w:tblCellMar>
+            <w:top w:w="0" w:type="dxa"/>
+            <w:bottom w:w="0" w:type="dxa"/>
+          </w:tblCellMar>
+        </w:tblPrEx>
+        <w:trPr>
+          <w:cantSplit/>
+        </w:trPr>
+        <w:tc>
+          <w:tcPr>
+            <w:tcW w:w="1882" w:type="dxa"/>
+            <w:tcMar>
+              <w:top w:w="70" w:type="dxa"/>
+              <w:left w:w="110" w:type="dxa"/>
+              <w:bottom w:w="70" w:type="dxa"/>
+              <w:right w:w="110" w:type="dxa"/>
+            </w:tcMar>
+          </w:tcPr>
+          <w:p>
+            <w:pPr>
+              <w:spacing w:after="40"/>
+            </w:pPr>
+            <w:r>
+              <w:rPr>
+                <w:sz w:val="19"/>
+                <w:szCs w:val="19"/>
+              </w:rPr>
+              <w:t>Contact figures</w:t>
+            </w:r>
+          </w:p>
+        </w:tc>
+        <w:tc>
+          <w:tcPr>
+            <w:tcW w:w="3012" w:type="dxa"/>
+            <w:tcMar>
+              <w:top w:w="70" w:type="dxa"/>
+              <w:left w:w="110" w:type="dxa"/>
+              <w:bottom w:w="70" w:type="dxa"/>
+              <w:right w:w="110" w:type="dxa"/>
+            </w:tcMar>
+          </w:tcPr>
+          <w:p>
+            <w:pPr>
+              <w:spacing w:after="40"/>
+            </w:pPr>
+            <w:r>
+              <w:rPr>
+                <w:sz w:val="19"/>
+                <w:szCs w:val="19"/>
+              </w:rPr>
+              <w:t>Show counts of contacts, reminders and appointments by status.</w:t>
+            </w:r>
+          </w:p>
+        </w:tc>
+        <w:tc>
+          <w:tcPr>
+            <w:tcW w:w="2447" w:type="dxa"/>
+            <w:tcMar>
+              <w:top w:w="70" w:type="dxa"/>
+              <w:left w:w="110" w:type="dxa"/>
+              <w:bottom w:w="70" w:type="dxa"/>
+              <w:right w:w="110" w:type="dxa"/>
+            </w:tcMar>
+          </w:tcPr>
+          <w:p>
+            <w:pPr>
+              <w:spacing w:after="40"/>
+            </w:pPr>
+            <w:r>
+              <w:rPr>
+                <w:sz w:val="19"/>
+                <w:szCs w:val="19"/>
+              </w:rPr>
+              <w:t>Lets the coordinator see whether contact is on schedule without opening cases.</w:t>
+            </w:r>
+          </w:p>
+        </w:tc>
+        <w:tc>
+          <w:tcPr>
+            <w:tcW w:w="2071" w:type="dxa"/>
+            <w:tcMar>
+              <w:top w:w="70" w:type="dxa"/>
+              <w:left w:w="110" w:type="dxa"/>
+              <w:bottom w:w="70" w:type="dxa"/>
+              <w:right w:w="110" w:type="dxa"/>
+            </w:tcMar>
+          </w:tcPr>
+          <w:p>
+            <w:pPr>
+              <w:spacing w:after="40"/>
+            </w:pPr>
+            <w:r>
+              <w:rPr>
+                <w:sz w:val="19"/>
+                <w:szCs w:val="19"/>
+              </w:rPr>
+              <w:t>Read only.</w:t>
+            </w:r>
+          </w:p>
+        </w:tc>
+      </w:tr>
+    </w:tbl>
+    <w:p>
+      <w:pPr>
+        <w:spacing w:after="120"/>
+      </w:pPr>
+    </w:p>
+    <w:p>
+      <w:pPr>
+        <w:pStyle w:val="Heading2"/>
+      </w:pPr>
+      <w:bookmarkStart w:id="23" w:name="_Toc240889155"/>
+      <w:r>
+        <w:lastRenderedPageBreak/>
+        <w:t>8.7 KII / Document Dashboard</w:t>
+      </w:r>
+      <w:bookmarkEnd w:id="23"/>
+    </w:p>
+    <w:p>
+      <w:pPr>
+        <w:spacing w:after="120" w:line="288" w:lineRule="auto"/>
+      </w:pPr>
+      <w:r>
+        <w:rPr>
+          <w:b/>
+          <w:bCs/>
+        </w:rPr>
+        <w:t>Who can open it:</w:t>
+      </w:r>
+      <w:r>
+        <w:t xml:space="preserve"> PI / System Admin, Field / Digital Coordinator, Data Analyst, Supervisor, KII RA, Documentary RA.  </w:t>
+      </w:r>
+      <w:r>
+        <w:rPr>
+          <w:b/>
+          <w:bCs/>
+        </w:rPr>
+        <w:t>Where:</w:t>
+      </w:r>
+      <w:r>
+        <w:t xml:space="preserve"> </w:t>
+      </w:r>
+      <w:r>
+        <w:rPr>
+          <w:rFonts w:ascii="Consolas" w:eastAsia="Consolas" w:hAnsi="Consolas" w:cs="Consolas"/>
+          <w:color w:val="122238"/>
+          <w:sz w:val="19"/>
+          <w:szCs w:val="19"/>
+        </w:rPr>
+        <w:t>/admin/dashboard/kii-documents</w:t>
+      </w:r>
+    </w:p>
+    <w:p>
+      <w:pPr>
+        <w:spacing w:after="120" w:line="288" w:lineRule="auto"/>
+      </w:pPr>
+      <w:r>
+        <w:t>Progress of the two qualitative strands against their targets (about 60 KIIs, 50–75 documents).</w:t>
+      </w:r>
+    </w:p>
+    <w:tbl>
+      <w:tblPr>
+        <w:tblW w:w="9412" w:type="dxa"/>
+        <w:tblBorders>
+          <w:top w:val="single" w:sz="4" w:space="0" w:color="D5DAE0"/>
+          <w:left w:val="single" w:sz="4" w:space="0" w:color="D5DAE0"/>
+          <w:bottom w:val="single" w:sz="4" w:space="0" w:color="D5DAE0"/>
+          <w:right w:val="single" w:sz="4" w:space="0" w:color="D5DAE0"/>
+          <w:insideH w:val="single" w:sz="4" w:space="0" w:color="D5DAE0"/>
+          <w:insideV w:val="single" w:sz="4" w:space="0" w:color="D5DAE0"/>
+        </w:tblBorders>
+        <w:tblCellMar>
+          <w:left w:w="10" w:type="dxa"/>
+          <w:right w:w="10" w:type="dxa"/>
+        </w:tblCellMar>
+        <w:tblLook w:val="04A0" w:firstRow="1" w:lastRow="0" w:firstColumn="1" w:lastColumn="0" w:noHBand="0" w:noVBand="1"/>
+      </w:tblPr>
+      <w:tblGrid>
+        <w:gridCol w:w="1882"/>
+        <w:gridCol w:w="3012"/>
+        <w:gridCol w:w="2447"/>
+        <w:gridCol w:w="2071"/>
+      </w:tblGrid>
+      <w:tr>
+        <w:tblPrEx>
+          <w:tblCellMar>
+            <w:top w:w="0" w:type="dxa"/>
+            <w:bottom w:w="0" w:type="dxa"/>
+          </w:tblCellMar>
+        </w:tblPrEx>
+        <w:trPr>
+          <w:tblHeader/>
+        </w:trPr>
+        <w:tc>
+          <w:tcPr>
+            <w:tcW w:w="1882" w:type="dxa"/>
+            <w:shd w:val="clear" w:color="auto" w:fill="1B3350"/>
+            <w:tcMar>
+              <w:top w:w="70" w:type="dxa"/>
+              <w:left w:w="110" w:type="dxa"/>
+              <w:bottom w:w="70" w:type="dxa"/>
+              <w:right w:w="110" w:type="dxa"/>
+            </w:tcMar>
+          </w:tcPr>
+          <w:p>
+            <w:pPr>
+              <w:spacing w:after="40"/>
+            </w:pPr>
+            <w:r>
+              <w:rPr>
+                <w:b/>
+                <w:bCs/>
+                <w:color w:val="FFFFFF"/>
+                <w:sz w:val="19"/>
+                <w:szCs w:val="19"/>
+              </w:rPr>
+              <w:t>Control</w:t>
+            </w:r>
+          </w:p>
+        </w:tc>
+        <w:tc>
+          <w:tcPr>
+            <w:tcW w:w="3012" w:type="dxa"/>
+            <w:shd w:val="clear" w:color="auto" w:fill="1B3350"/>
+            <w:tcMar>
+              <w:top w:w="70" w:type="dxa"/>
+              <w:left w:w="110" w:type="dxa"/>
+              <w:bottom w:w="70" w:type="dxa"/>
+              <w:right w:w="110" w:type="dxa"/>
+            </w:tcMar>
+          </w:tcPr>
+          <w:p>
+            <w:pPr>
+              <w:spacing w:after="40"/>
+            </w:pPr>
+            <w:r>
+              <w:rPr>
+                <w:b/>
+                <w:bCs/>
+                <w:color w:val="FFFFFF"/>
+                <w:sz w:val="19"/>
+                <w:szCs w:val="19"/>
+              </w:rPr>
+              <w:t>What it does and when to use it</w:t>
+            </w:r>
+          </w:p>
+        </w:tc>
+        <w:tc>
+          <w:tcPr>
+            <w:tcW w:w="2447" w:type="dxa"/>
+            <w:shd w:val="clear" w:color="auto" w:fill="1B3350"/>
+            <w:tcMar>
+              <w:top w:w="70" w:type="dxa"/>
+              <w:left w:w="110" w:type="dxa"/>
+              <w:bottom w:w="70" w:type="dxa"/>
+              <w:right w:w="110" w:type="dxa"/>
+            </w:tcMar>
+          </w:tcPr>
+          <w:p>
+            <w:pPr>
+              <w:spacing w:after="40"/>
+            </w:pPr>
+            <w:r>
+              <w:rPr>
+                <w:b/>
+                <w:bCs/>
+                <w:color w:val="FFFFFF"/>
+                <w:sz w:val="19"/>
+                <w:szCs w:val="19"/>
+              </w:rPr>
+              <w:t>Why it exists</w:t>
+            </w:r>
+          </w:p>
+        </w:tc>
+        <w:tc>
+          <w:tcPr>
+            <w:tcW w:w="2071" w:type="dxa"/>
+            <w:shd w:val="clear" w:color="auto" w:fill="1B3350"/>
+            <w:tcMar>
+              <w:top w:w="70" w:type="dxa"/>
+              <w:left w:w="110" w:type="dxa"/>
+              <w:bottom w:w="70" w:type="dxa"/>
+              <w:right w:w="110" w:type="dxa"/>
+            </w:tcMar>
+          </w:tcPr>
+          <w:p>
+            <w:pPr>
+              <w:spacing w:after="40"/>
+            </w:pPr>
+            <w:r>
+              <w:rPr>
+                <w:b/>
+                <w:bCs/>
+                <w:color w:val="FFFFFF"/>
+                <w:sz w:val="19"/>
+                <w:szCs w:val="19"/>
+              </w:rPr>
+              <w:t>What happens next</w:t>
+            </w:r>
+          </w:p>
+        </w:tc>
+      </w:tr>
+      <w:tr>
+        <w:tblPrEx>
+          <w:tblCellMar>
+            <w:top w:w="0" w:type="dxa"/>
+            <w:bottom w:w="0" w:type="dxa"/>
+          </w:tblCellMar>
+        </w:tblPrEx>
+        <w:trPr>
+          <w:cantSplit/>
+        </w:trPr>
+        <w:tc>
+          <w:tcPr>
+            <w:tcW w:w="1882" w:type="dxa"/>
+            <w:tcMar>
+              <w:top w:w="70" w:type="dxa"/>
+              <w:left w:w="110" w:type="dxa"/>
+              <w:bottom w:w="70" w:type="dxa"/>
+              <w:right w:w="110" w:type="dxa"/>
+            </w:tcMar>
+          </w:tcPr>
+          <w:p>
+            <w:pPr>
+              <w:spacing w:after="40"/>
+            </w:pPr>
+            <w:r>
+              <w:rPr>
+                <w:sz w:val="19"/>
+                <w:szCs w:val="19"/>
+              </w:rPr>
+              <w:t>KII by status</w:t>
+            </w:r>
+          </w:p>
+        </w:tc>
+        <w:tc>
+          <w:tcPr>
+            <w:tcW w:w="3012" w:type="dxa"/>
+            <w:tcMar>
+              <w:top w:w="70" w:type="dxa"/>
+              <w:left w:w="110" w:type="dxa"/>
+              <w:bottom w:w="70" w:type="dxa"/>
+              <w:right w:w="110" w:type="dxa"/>
+            </w:tcMar>
+          </w:tcPr>
+          <w:p>
+            <w:pPr>
+              <w:spacing w:after="40"/>
+            </w:pPr>
+            <w:r>
+              <w:rPr>
+                <w:sz w:val="19"/>
+                <w:szCs w:val="19"/>
+              </w:rPr>
+              <w:t>Counts KII records at each stage (prospect, invited, scheduled, completed, declined, no-show).</w:t>
+            </w:r>
+          </w:p>
+        </w:tc>
+        <w:tc>
+          <w:tcPr>
+            <w:tcW w:w="2447" w:type="dxa"/>
+            <w:tcMar>
+              <w:top w:w="70" w:type="dxa"/>
+              <w:left w:w="110" w:type="dxa"/>
+              <w:bottom w:w="70" w:type="dxa"/>
+              <w:right w:w="110" w:type="dxa"/>
+            </w:tcMar>
+          </w:tcPr>
+          <w:p>
+            <w:pPr>
+              <w:spacing w:after="40"/>
+            </w:pPr>
+            <w:r>
+              <w:rPr>
+                <w:sz w:val="19"/>
+                <w:szCs w:val="19"/>
+              </w:rPr>
+              <w:t>Shows how far the interview target has come.</w:t>
+            </w:r>
+          </w:p>
+        </w:tc>
+        <w:tc>
+          <w:tcPr>
+            <w:tcW w:w="2071" w:type="dxa"/>
+            <w:tcMar>
+              <w:top w:w="70" w:type="dxa"/>
+              <w:left w:w="110" w:type="dxa"/>
+              <w:bottom w:w="70" w:type="dxa"/>
+              <w:right w:w="110" w:type="dxa"/>
+            </w:tcMar>
+          </w:tcPr>
+          <w:p>
+            <w:pPr>
+              <w:spacing w:after="40"/>
+            </w:pPr>
+            <w:r>
+              <w:rPr>
+                <w:sz w:val="19"/>
+                <w:szCs w:val="19"/>
+              </w:rPr>
+              <w:t>Read only.</w:t>
+            </w:r>
+          </w:p>
+        </w:tc>
+      </w:tr>
+      <w:tr>
+        <w:tblPrEx>
+          <w:tblCellMar>
+            <w:top w:w="0" w:type="dxa"/>
+            <w:bottom w:w="0" w:type="dxa"/>
+          </w:tblCellMar>
+        </w:tblPrEx>
+        <w:trPr>
+          <w:cantSplit/>
+        </w:trPr>
+        <w:tc>
+          <w:tcPr>
+            <w:tcW w:w="1882" w:type="dxa"/>
+            <w:shd w:val="clear" w:color="auto" w:fill="F8FAFB"/>
+            <w:tcMar>
+              <w:top w:w="70" w:type="dxa"/>
+              <w:left w:w="110" w:type="dxa"/>
+              <w:bottom w:w="70" w:type="dxa"/>
+              <w:right w:w="110" w:type="dxa"/>
+            </w:tcMar>
+          </w:tcPr>
+          <w:p>
+            <w:pPr>
+              <w:spacing w:after="40"/>
+            </w:pPr>
+            <w:r>
+              <w:rPr>
+                <w:sz w:val="19"/>
+                <w:szCs w:val="19"/>
+              </w:rPr>
+              <w:t>Documents by type / by QA status</w:t>
+            </w:r>
+          </w:p>
+        </w:tc>
+        <w:tc>
+          <w:tcPr>
+            <w:tcW w:w="3012" w:type="dxa"/>
+            <w:shd w:val="clear" w:color="auto" w:fill="F8FAFB"/>
+            <w:tcMar>
+              <w:top w:w="70" w:type="dxa"/>
+              <w:left w:w="110" w:type="dxa"/>
+              <w:bottom w:w="70" w:type="dxa"/>
+              <w:right w:w="110" w:type="dxa"/>
+            </w:tcMar>
+          </w:tcPr>
+          <w:p>
+            <w:pPr>
+              <w:spacing w:after="40"/>
+            </w:pPr>
+            <w:r>
+              <w:rPr>
+                <w:sz w:val="19"/>
+                <w:szCs w:val="19"/>
+              </w:rPr>
+              <w:t>Counts documents by type (official, secondary, platform) and by decision (pending, included, excluded).</w:t>
+            </w:r>
+          </w:p>
+        </w:tc>
+        <w:tc>
+          <w:tcPr>
+            <w:tcW w:w="2447" w:type="dxa"/>
+            <w:shd w:val="clear" w:color="auto" w:fill="F8FAFB"/>
+            <w:tcMar>
+              <w:top w:w="70" w:type="dxa"/>
+              <w:left w:w="110" w:type="dxa"/>
+              <w:bottom w:w="70" w:type="dxa"/>
+              <w:right w:w="110" w:type="dxa"/>
+            </w:tcMar>
+          </w:tcPr>
+          <w:p>
+            <w:pPr>
+              <w:spacing w:after="40"/>
+            </w:pPr>
+            <w:r>
+              <w:rPr>
+                <w:sz w:val="19"/>
+                <w:szCs w:val="19"/>
+              </w:rPr>
+              <w:t>Only included documents count towards the corpus target.</w:t>
+            </w:r>
+          </w:p>
+        </w:tc>
+        <w:tc>
+          <w:tcPr>
+            <w:tcW w:w="2071" w:type="dxa"/>
+            <w:shd w:val="clear" w:color="auto" w:fill="F8FAFB"/>
+            <w:tcMar>
+              <w:top w:w="70" w:type="dxa"/>
+              <w:left w:w="110" w:type="dxa"/>
+              <w:bottom w:w="70" w:type="dxa"/>
+              <w:right w:w="110" w:type="dxa"/>
+            </w:tcMar>
+          </w:tcPr>
+          <w:p>
+            <w:pPr>
+              <w:spacing w:after="40"/>
+            </w:pPr>
+            <w:r>
+              <w:rPr>
+                <w:sz w:val="19"/>
+                <w:szCs w:val="19"/>
+              </w:rPr>
+              <w:t>Read only.</w:t>
+            </w:r>
+          </w:p>
+        </w:tc>
+      </w:tr>
+    </w:tbl>
+    <w:p>
+      <w:pPr>
+        <w:spacing w:after="120"/>
+      </w:pPr>
+    </w:p>
+    <w:p>
+      <w:pPr>
+        <w:pStyle w:val="Heading2"/>
+      </w:pPr>
+      <w:bookmarkStart w:id="24" w:name="_Toc240889156"/>
+      <w:r>
+        <w:t>8.8 Reports</w:t>
+      </w:r>
+      <w:bookmarkEnd w:id="24"/>
+    </w:p>
+    <w:p>
+      <w:pPr>
+        <w:spacing w:after="120" w:line="288" w:lineRule="auto"/>
+      </w:pPr>
+      <w:r>
+        <w:rPr>
+          <w:b/>
+          <w:bCs/>
+        </w:rPr>
+        <w:t>Who can open it:</w:t>
+      </w:r>
+      <w:r>
+        <w:t xml:space="preserve"> PI / System Admin, Field / Digital Coordinator, Data Analyst, Supervisor.  </w:t>
+      </w:r>
+      <w:r>
+        <w:rPr>
+          <w:b/>
+          <w:bCs/>
+        </w:rPr>
+        <w:t>Where:</w:t>
+      </w:r>
+      <w:r>
+        <w:t xml:space="preserve"> </w:t>
+      </w:r>
+      <w:r>
+        <w:rPr>
+          <w:rFonts w:ascii="Consolas" w:eastAsia="Consolas" w:hAnsi="Consolas" w:cs="Consolas"/>
+          <w:color w:val="122238"/>
+          <w:sz w:val="19"/>
+          <w:szCs w:val="19"/>
+        </w:rPr>
+        <w:t>/admin/reports</w:t>
+      </w:r>
+    </w:p>
+    <w:p>
+      <w:pPr>
+        <w:spacing w:after="120" w:line="288" w:lineRule="auto"/>
+      </w:pPr>
+      <w:r>
+        <w:t>Charts for supervision meetings and progress reports: funnel, submissions per day, coverage, time to complete, QA outcomes, modes and workflow. Counts and rates only.</w:t>
+      </w:r>
+    </w:p>
+    <w:tbl>
+      <w:tblPr>
+        <w:tblW w:w="9412" w:type="dxa"/>
+        <w:tblBorders>
+          <w:top w:val="single" w:sz="4" w:space="0" w:color="D5DAE0"/>
+          <w:left w:val="single" w:sz="4" w:space="0" w:color="D5DAE0"/>
+          <w:bottom w:val="single" w:sz="4" w:space="0" w:color="D5DAE0"/>
+          <w:right w:val="single" w:sz="4" w:space="0" w:color="D5DAE0"/>
+          <w:insideH w:val="single" w:sz="4" w:space="0" w:color="D5DAE0"/>
+          <w:insideV w:val="single" w:sz="4" w:space="0" w:color="D5DAE0"/>
+        </w:tblBorders>
+        <w:tblCellMar>
+          <w:left w:w="10" w:type="dxa"/>
+          <w:right w:w="10" w:type="dxa"/>
+        </w:tblCellMar>
+        <w:tblLook w:val="04A0" w:firstRow="1" w:lastRow="0" w:firstColumn="1" w:lastColumn="0" w:noHBand="0" w:noVBand="1"/>
+      </w:tblPr>
+      <w:tblGrid>
+        <w:gridCol w:w="1882"/>
+        <w:gridCol w:w="3012"/>
+        <w:gridCol w:w="2447"/>
+        <w:gridCol w:w="2071"/>
+      </w:tblGrid>
+      <w:tr>
+        <w:tblPrEx>
+          <w:tblCellMar>
+            <w:top w:w="0" w:type="dxa"/>
+            <w:bottom w:w="0" w:type="dxa"/>
+          </w:tblCellMar>
+        </w:tblPrEx>
+        <w:trPr>
+          <w:tblHeader/>
+        </w:trPr>
+        <w:tc>
+          <w:tcPr>
+            <w:tcW w:w="1882" w:type="dxa"/>
+            <w:shd w:val="clear" w:color="auto" w:fill="1B3350"/>
+            <w:tcMar>
+              <w:top w:w="70" w:type="dxa"/>
+              <w:left w:w="110" w:type="dxa"/>
+              <w:bottom w:w="70" w:type="dxa"/>
+              <w:right w:w="110" w:type="dxa"/>
+            </w:tcMar>
+          </w:tcPr>
+          <w:p>
+            <w:pPr>
+              <w:spacing w:after="40"/>
+            </w:pPr>
+            <w:r>
+              <w:rPr>
+                <w:b/>
+                <w:bCs/>
+                <w:color w:val="FFFFFF"/>
+                <w:sz w:val="19"/>
+                <w:szCs w:val="19"/>
+              </w:rPr>
+              <w:t>Control</w:t>
+            </w:r>
+          </w:p>
+        </w:tc>
+        <w:tc>
+          <w:tcPr>
+            <w:tcW w:w="3012" w:type="dxa"/>
+            <w:shd w:val="clear" w:color="auto" w:fill="1B3350"/>
+            <w:tcMar>
+              <w:top w:w="70" w:type="dxa"/>
+              <w:left w:w="110" w:type="dxa"/>
+              <w:bottom w:w="70" w:type="dxa"/>
+              <w:right w:w="110" w:type="dxa"/>
+            </w:tcMar>
+          </w:tcPr>
+          <w:p>
+            <w:pPr>
+              <w:spacing w:after="40"/>
+            </w:pPr>
+            <w:r>
+              <w:rPr>
+                <w:b/>
+                <w:bCs/>
+                <w:color w:val="FFFFFF"/>
+                <w:sz w:val="19"/>
+                <w:szCs w:val="19"/>
+              </w:rPr>
+              <w:t>What it does and when to use it</w:t>
+            </w:r>
+          </w:p>
+        </w:tc>
+        <w:tc>
+          <w:tcPr>
+            <w:tcW w:w="2447" w:type="dxa"/>
+            <w:shd w:val="clear" w:color="auto" w:fill="1B3350"/>
+            <w:tcMar>
+              <w:top w:w="70" w:type="dxa"/>
+              <w:left w:w="110" w:type="dxa"/>
+              <w:bottom w:w="70" w:type="dxa"/>
+              <w:right w:w="110" w:type="dxa"/>
+            </w:tcMar>
+          </w:tcPr>
+          <w:p>
+            <w:pPr>
+              <w:spacing w:after="40"/>
+            </w:pPr>
+            <w:r>
+              <w:rPr>
+                <w:b/>
+                <w:bCs/>
+                <w:color w:val="FFFFFF"/>
+                <w:sz w:val="19"/>
+                <w:szCs w:val="19"/>
+              </w:rPr>
+              <w:t>Why it exists</w:t>
+            </w:r>
+          </w:p>
+        </w:tc>
+        <w:tc>
+          <w:tcPr>
+            <w:tcW w:w="2071" w:type="dxa"/>
+            <w:shd w:val="clear" w:color="auto" w:fill="1B3350"/>
+            <w:tcMar>
+              <w:top w:w="70" w:type="dxa"/>
+              <w:left w:w="110" w:type="dxa"/>
+              <w:bottom w:w="70" w:type="dxa"/>
+              <w:right w:w="110" w:type="dxa"/>
+            </w:tcMar>
+          </w:tcPr>
+          <w:p>
+            <w:pPr>
+              <w:spacing w:after="40"/>
+            </w:pPr>
+            <w:r>
+              <w:rPr>
+                <w:b/>
+                <w:bCs/>
+                <w:color w:val="FFFFFF"/>
+                <w:sz w:val="19"/>
+                <w:szCs w:val="19"/>
+              </w:rPr>
+              <w:t>What happens next</w:t>
+            </w:r>
+          </w:p>
+        </w:tc>
+      </w:tr>
+      <w:tr>
+        <w:tblPrEx>
+          <w:tblCellMar>
+            <w:top w:w="0" w:type="dxa"/>
+            <w:bottom w:w="0" w:type="dxa"/>
+          </w:tblCellMar>
+        </w:tblPrEx>
+        <w:trPr>
+          <w:cantSplit/>
+        </w:trPr>
+        <w:tc>
+          <w:tcPr>
+            <w:tcW w:w="1882" w:type="dxa"/>
+            <w:tcMar>
+              <w:top w:w="70" w:type="dxa"/>
+              <w:left w:w="110" w:type="dxa"/>
+              <w:bottom w:w="70" w:type="dxa"/>
+              <w:right w:w="110" w:type="dxa"/>
+            </w:tcMar>
+          </w:tcPr>
+          <w:p>
+            <w:pPr>
+              <w:spacing w:after="40"/>
+            </w:pPr>
+            <w:r>
+              <w:rPr>
+                <w:sz w:val="19"/>
+                <w:szCs w:val="19"/>
+              </w:rPr>
+              <w:t>Last 7 days / Last 30 days / Last 90 days / All time</w:t>
+            </w:r>
+          </w:p>
+        </w:tc>
+        <w:tc>
+          <w:tcPr>
+            <w:tcW w:w="3012" w:type="dxa"/>
+            <w:tcMar>
+              <w:top w:w="70" w:type="dxa"/>
+              <w:left w:w="110" w:type="dxa"/>
+              <w:bottom w:w="70" w:type="dxa"/>
+              <w:right w:w="110" w:type="dxa"/>
+            </w:tcMar>
+          </w:tcPr>
+          <w:p>
+            <w:pPr>
+              <w:spacing w:after="40"/>
+            </w:pPr>
+            <w:r>
+              <w:rPr>
+                <w:sz w:val="19"/>
+                <w:szCs w:val="19"/>
+              </w:rPr>
+              <w:t>Sets the period the time-based charts cover.</w:t>
+            </w:r>
+          </w:p>
+        </w:tc>
+        <w:tc>
+          <w:tcPr>
+            <w:tcW w:w="2447" w:type="dxa"/>
+            <w:tcMar>
+              <w:top w:w="70" w:type="dxa"/>
+              <w:left w:w="110" w:type="dxa"/>
+              <w:bottom w:w="70" w:type="dxa"/>
+              <w:right w:w="110" w:type="dxa"/>
+            </w:tcMar>
+          </w:tcPr>
+          <w:p>
+            <w:pPr>
+              <w:spacing w:after="40"/>
+            </w:pPr>
+            <w:r>
+              <w:rPr>
+                <w:sz w:val="19"/>
+                <w:szCs w:val="19"/>
+              </w:rPr>
+              <w:t>Meetings usually ask “what happened this week or month”. Case progress is always cumulative.</w:t>
+            </w:r>
+          </w:p>
+        </w:tc>
+        <w:tc>
+          <w:tcPr>
+            <w:tcW w:w="2071" w:type="dxa"/>
+            <w:tcMar>
+              <w:top w:w="70" w:type="dxa"/>
+              <w:left w:w="110" w:type="dxa"/>
+              <w:bottom w:w="70" w:type="dxa"/>
+              <w:right w:w="110" w:type="dxa"/>
+            </w:tcMar>
+          </w:tcPr>
+          <w:p>
+            <w:pPr>
+              <w:spacing w:after="40"/>
+            </w:pPr>
+            <w:r>
+              <w:rPr>
+                <w:sz w:val="19"/>
+                <w:szCs w:val="19"/>
+              </w:rPr>
+              <w:t>Every time-based chart redraws for that period.</w:t>
+            </w:r>
+          </w:p>
+        </w:tc>
+      </w:tr>
+      <w:tr>
+        <w:tblPrEx>
+          <w:tblCellMar>
+            <w:top w:w="0" w:type="dxa"/>
+            <w:bottom w:w="0" w:type="dxa"/>
+          </w:tblCellMar>
+        </w:tblPrEx>
+        <w:trPr>
+          <w:cantSplit/>
+        </w:trPr>
+        <w:tc>
+          <w:tcPr>
+            <w:tcW w:w="1882" w:type="dxa"/>
+            <w:shd w:val="clear" w:color="auto" w:fill="F8FAFB"/>
+            <w:tcMar>
+              <w:top w:w="70" w:type="dxa"/>
+              <w:left w:w="110" w:type="dxa"/>
+              <w:bottom w:w="70" w:type="dxa"/>
+              <w:right w:w="110" w:type="dxa"/>
+            </w:tcMar>
+          </w:tcPr>
+          <w:p>
+            <w:pPr>
+              <w:spacing w:after="40"/>
+            </w:pPr>
+            <w:r>
+              <w:rPr>
+                <w:sz w:val="19"/>
+                <w:szCs w:val="19"/>
+              </w:rPr>
+              <w:t>Province / Organisation type / Size</w:t>
+            </w:r>
+          </w:p>
+        </w:tc>
+        <w:tc>
+          <w:tcPr>
+            <w:tcW w:w="3012" w:type="dxa"/>
+            <w:shd w:val="clear" w:color="auto" w:fill="F8FAFB"/>
+            <w:tcMar>
+              <w:top w:w="70" w:type="dxa"/>
+              <w:left w:w="110" w:type="dxa"/>
+              <w:bottom w:w="70" w:type="dxa"/>
+              <w:right w:w="110" w:type="dxa"/>
+            </w:tcMar>
+          </w:tcPr>
+          <w:p>
+            <w:pPr>
+              <w:spacing w:after="40"/>
+            </w:pPr>
+            <w:r>
+              <w:rPr>
+                <w:sz w:val="19"/>
+                <w:szCs w:val="19"/>
+              </w:rPr>
+              <w:t>Changes what the coverage chart is broken down by.</w:t>
+            </w:r>
+          </w:p>
+        </w:tc>
+        <w:tc>
+          <w:tcPr>
+            <w:tcW w:w="2447" w:type="dxa"/>
+            <w:shd w:val="clear" w:color="auto" w:fill="F8FAFB"/>
+            <w:tcMar>
+              <w:top w:w="70" w:type="dxa"/>
+              <w:left w:w="110" w:type="dxa"/>
+              <w:bottom w:w="70" w:type="dxa"/>
+              <w:right w:w="110" w:type="dxa"/>
+            </w:tcMar>
+          </w:tcPr>
+          <w:p>
+            <w:pPr>
+              <w:spacing w:after="40"/>
+            </w:pPr>
+            <w:r>
+              <w:rPr>
+                <w:sz w:val="19"/>
+                <w:szCs w:val="19"/>
+              </w:rPr>
+              <w:t>Coverage matters along all three design dimensions.</w:t>
+            </w:r>
+          </w:p>
+        </w:tc>
+        <w:tc>
+          <w:tcPr>
+            <w:tcW w:w="2071" w:type="dxa"/>
+            <w:shd w:val="clear" w:color="auto" w:fill="F8FAFB"/>
+            <w:tcMar>
+              <w:top w:w="70" w:type="dxa"/>
+              <w:left w:w="110" w:type="dxa"/>
+              <w:bottom w:w="70" w:type="dxa"/>
+              <w:right w:w="110" w:type="dxa"/>
+            </w:tcMar>
+          </w:tcPr>
+          <w:p>
+            <w:pPr>
+              <w:spacing w:after="40"/>
+            </w:pPr>
+            <w:r>
+              <w:rPr>
+                <w:sz w:val="19"/>
+                <w:szCs w:val="19"/>
+              </w:rPr>
+              <w:t>The coverage chart redraws.</w:t>
+            </w:r>
+          </w:p>
+        </w:tc>
+      </w:tr>
+      <w:tr>
+        <w:tblPrEx>
+          <w:tblCellMar>
+            <w:top w:w="0" w:type="dxa"/>
+            <w:bottom w:w="0" w:type="dxa"/>
+          </w:tblCellMar>
+        </w:tblPrEx>
+        <w:trPr>
+          <w:cantSplit/>
+        </w:trPr>
+        <w:tc>
+          <w:tcPr>
+            <w:tcW w:w="1882" w:type="dxa"/>
+            <w:tcMar>
+              <w:top w:w="70" w:type="dxa"/>
+              <w:left w:w="110" w:type="dxa"/>
+              <w:bottom w:w="70" w:type="dxa"/>
+              <w:right w:w="110" w:type="dxa"/>
+            </w:tcMar>
+          </w:tcPr>
+          <w:p>
+            <w:pPr>
+              <w:spacing w:after="40"/>
+            </w:pPr>
+            <w:r>
+              <w:rPr>
+                <w:sz w:val="19"/>
+                <w:szCs w:val="19"/>
+              </w:rPr>
+              <w:t>Show table / Show chart</w:t>
+            </w:r>
+          </w:p>
+        </w:tc>
+        <w:tc>
+          <w:tcPr>
+            <w:tcW w:w="3012" w:type="dxa"/>
+            <w:tcMar>
+              <w:top w:w="70" w:type="dxa"/>
+              <w:left w:w="110" w:type="dxa"/>
+              <w:bottom w:w="70" w:type="dxa"/>
+              <w:right w:w="110" w:type="dxa"/>
+            </w:tcMar>
+          </w:tcPr>
+          <w:p>
+            <w:pPr>
+              <w:spacing w:after="40"/>
+            </w:pPr>
+            <w:r>
+              <w:rPr>
+                <w:sz w:val="19"/>
+                <w:szCs w:val="19"/>
+              </w:rPr>
+              <w:t>Switches one chart between its picture and the numbers behind it.</w:t>
+            </w:r>
+          </w:p>
+        </w:tc>
+        <w:tc>
+          <w:tcPr>
+            <w:tcW w:w="2447" w:type="dxa"/>
+            <w:tcMar>
+              <w:top w:w="70" w:type="dxa"/>
+              <w:left w:w="110" w:type="dxa"/>
+              <w:bottom w:w="70" w:type="dxa"/>
+              <w:right w:w="110" w:type="dxa"/>
+            </w:tcMar>
+          </w:tcPr>
+          <w:p>
+            <w:pPr>
+              <w:spacing w:after="40"/>
+            </w:pPr>
+            <w:r>
+              <w:rPr>
+                <w:sz w:val="19"/>
+                <w:szCs w:val="19"/>
+              </w:rPr>
+              <w:t>Every chart is available as a table so numbers can be read out, copied or checked.</w:t>
+            </w:r>
+          </w:p>
+        </w:tc>
+        <w:tc>
+          <w:tcPr>
+            <w:tcW w:w="2071" w:type="dxa"/>
+            <w:tcMar>
+              <w:top w:w="70" w:type="dxa"/>
+              <w:left w:w="110" w:type="dxa"/>
+              <w:bottom w:w="70" w:type="dxa"/>
+              <w:right w:w="110" w:type="dxa"/>
+            </w:tcMar>
+          </w:tcPr>
+          <w:p>
+            <w:pPr>
+              <w:spacing w:after="40"/>
+            </w:pPr>
+            <w:r>
+              <w:rPr>
+                <w:sz w:val="19"/>
+                <w:szCs w:val="19"/>
+              </w:rPr>
+              <w:t>The chart is replaced by a table (and back).</w:t>
+            </w:r>
+          </w:p>
+        </w:tc>
+      </w:tr>
+    </w:tbl>
+    <w:p>
+      <w:pPr>
+        <w:spacing w:after="120"/>
+      </w:pPr>
+    </w:p>
+    <w:p>
+      <w:pPr>
+        <w:pStyle w:val="Heading2"/>
+      </w:pPr>
+      <w:bookmarkStart w:id="25" w:name="_Toc240889157"/>
+      <w:r>
+        <w:t>8.9 Cost Dashboard</w:t>
+      </w:r>
+      <w:bookmarkEnd w:id="25"/>
+    </w:p>
+    <w:p>
+      <w:pPr>
+        <w:spacing w:after="120" w:line="288" w:lineRule="auto"/>
+      </w:pPr>
+      <w:r>
+        <w:rPr>
+          <w:b/>
+          <w:bCs/>
+        </w:rPr>
+        <w:t>Who can open it:</w:t>
+      </w:r>
+      <w:r>
+        <w:t xml:space="preserve"> PI / System Admin, Field / Digital Coordinator, Data Analyst, Supervisor.  </w:t>
+      </w:r>
+      <w:r>
+        <w:rPr>
+          <w:b/>
+          <w:bCs/>
+        </w:rPr>
+        <w:t>Where:</w:t>
+      </w:r>
+      <w:r>
+        <w:t xml:space="preserve"> </w:t>
+      </w:r>
+      <w:r>
+        <w:rPr>
+          <w:rFonts w:ascii="Consolas" w:eastAsia="Consolas" w:hAnsi="Consolas" w:cs="Consolas"/>
+          <w:color w:val="122238"/>
+          <w:sz w:val="19"/>
+          <w:szCs w:val="19"/>
+        </w:rPr>
+        <w:t>/admin/cost</w:t>
+      </w:r>
+    </w:p>
+    <w:p>
+      <w:pPr>
+        <w:spacing w:after="120" w:line="288" w:lineRule="auto"/>
+      </w:pPr>
+      <w:r>
+        <w:t>What the fieldwork has cost, by category, so cost per completed case can be reported.</w:t>
+      </w:r>
+    </w:p>
+    <w:tbl>
+      <w:tblPr>
+        <w:tblW w:w="9412" w:type="dxa"/>
+        <w:tblBorders>
+          <w:top w:val="single" w:sz="4" w:space="0" w:color="D5DAE0"/>
+          <w:left w:val="single" w:sz="4" w:space="0" w:color="D5DAE0"/>
+          <w:bottom w:val="single" w:sz="4" w:space="0" w:color="D5DAE0"/>
+          <w:right w:val="single" w:sz="4" w:space="0" w:color="D5DAE0"/>
+          <w:insideH w:val="single" w:sz="4" w:space="0" w:color="D5DAE0"/>
+          <w:insideV w:val="single" w:sz="4" w:space="0" w:color="D5DAE0"/>
+        </w:tblBorders>
+        <w:tblCellMar>
+          <w:left w:w="10" w:type="dxa"/>
+          <w:right w:w="10" w:type="dxa"/>
+        </w:tblCellMar>
+        <w:tblLook w:val="04A0" w:firstRow="1" w:lastRow="0" w:firstColumn="1" w:lastColumn="0" w:noHBand="0" w:noVBand="1"/>
+      </w:tblPr>
+      <w:tblGrid>
+        <w:gridCol w:w="1882"/>
+        <w:gridCol w:w="3012"/>
+        <w:gridCol w:w="2447"/>
+        <w:gridCol w:w="2071"/>
+      </w:tblGrid>
+      <w:tr>
+        <w:tblPrEx>
+          <w:tblCellMar>
+            <w:top w:w="0" w:type="dxa"/>
+            <w:bottom w:w="0" w:type="dxa"/>
+          </w:tblCellMar>
+        </w:tblPrEx>
+        <w:trPr>
+          <w:tblHeader/>
+        </w:trPr>
+        <w:tc>
+          <w:tcPr>
+            <w:tcW w:w="1882" w:type="dxa"/>
+            <w:shd w:val="clear" w:color="auto" w:fill="1B3350"/>
+            <w:tcMar>
+              <w:top w:w="70" w:type="dxa"/>
+              <w:left w:w="110" w:type="dxa"/>
+              <w:bottom w:w="70" w:type="dxa"/>
+              <w:right w:w="110" w:type="dxa"/>
+            </w:tcMar>
+          </w:tcPr>
+          <w:p>
+            <w:pPr>
+              <w:spacing w:after="40"/>
+            </w:pPr>
+            <w:r>
+              <w:rPr>
+                <w:b/>
+                <w:bCs/>
+                <w:color w:val="FFFFFF"/>
+                <w:sz w:val="19"/>
+                <w:szCs w:val="19"/>
+              </w:rPr>
+              <w:t>Control</w:t>
+            </w:r>
+          </w:p>
+        </w:tc>
+        <w:tc>
+          <w:tcPr>
+            <w:tcW w:w="3012" w:type="dxa"/>
+            <w:shd w:val="clear" w:color="auto" w:fill="1B3350"/>
+            <w:tcMar>
+              <w:top w:w="70" w:type="dxa"/>
+              <w:left w:w="110" w:type="dxa"/>
+              <w:bottom w:w="70" w:type="dxa"/>
+              <w:right w:w="110" w:type="dxa"/>
+            </w:tcMar>
+          </w:tcPr>
+          <w:p>
+            <w:pPr>
+              <w:spacing w:after="40"/>
+            </w:pPr>
+            <w:r>
+              <w:rPr>
+                <w:b/>
+                <w:bCs/>
+                <w:color w:val="FFFFFF"/>
+                <w:sz w:val="19"/>
+                <w:szCs w:val="19"/>
+              </w:rPr>
+              <w:t>What it does and when to use it</w:t>
+            </w:r>
+          </w:p>
+        </w:tc>
+        <w:tc>
+          <w:tcPr>
+            <w:tcW w:w="2447" w:type="dxa"/>
+            <w:shd w:val="clear" w:color="auto" w:fill="1B3350"/>
+            <w:tcMar>
+              <w:top w:w="70" w:type="dxa"/>
+              <w:left w:w="110" w:type="dxa"/>
+              <w:bottom w:w="70" w:type="dxa"/>
+              <w:right w:w="110" w:type="dxa"/>
+            </w:tcMar>
+          </w:tcPr>
+          <w:p>
+            <w:pPr>
+              <w:spacing w:after="40"/>
+            </w:pPr>
+            <w:r>
+              <w:rPr>
+                <w:b/>
+                <w:bCs/>
+                <w:color w:val="FFFFFF"/>
+                <w:sz w:val="19"/>
+                <w:szCs w:val="19"/>
+              </w:rPr>
+              <w:t>Why it exists</w:t>
+            </w:r>
+          </w:p>
+        </w:tc>
+        <w:tc>
+          <w:tcPr>
+            <w:tcW w:w="2071" w:type="dxa"/>
+            <w:shd w:val="clear" w:color="auto" w:fill="1B3350"/>
+            <w:tcMar>
+              <w:top w:w="70" w:type="dxa"/>
+              <w:left w:w="110" w:type="dxa"/>
+              <w:bottom w:w="70" w:type="dxa"/>
+              <w:right w:w="110" w:type="dxa"/>
+            </w:tcMar>
+          </w:tcPr>
+          <w:p>
+            <w:pPr>
+              <w:spacing w:after="40"/>
+            </w:pPr>
+            <w:r>
+              <w:rPr>
+                <w:b/>
+                <w:bCs/>
+                <w:color w:val="FFFFFF"/>
+                <w:sz w:val="19"/>
+                <w:szCs w:val="19"/>
+              </w:rPr>
+              <w:t>What happens next</w:t>
+            </w:r>
+          </w:p>
+        </w:tc>
+      </w:tr>
+      <w:tr>
+        <w:tblPrEx>
+          <w:tblCellMar>
+            <w:top w:w="0" w:type="dxa"/>
+            <w:bottom w:w="0" w:type="dxa"/>
+          </w:tblCellMar>
+        </w:tblPrEx>
+        <w:trPr>
+          <w:cantSplit/>
+        </w:trPr>
+        <w:tc>
+          <w:tcPr>
+            <w:tcW w:w="1882" w:type="dxa"/>
+            <w:tcMar>
+              <w:top w:w="70" w:type="dxa"/>
+              <w:left w:w="110" w:type="dxa"/>
+              <w:bottom w:w="70" w:type="dxa"/>
+              <w:right w:w="110" w:type="dxa"/>
+            </w:tcMar>
+          </w:tcPr>
+          <w:p>
+            <w:pPr>
+              <w:spacing w:after="40"/>
+            </w:pPr>
+            <w:r>
+              <w:rPr>
+                <w:sz w:val="19"/>
+                <w:szCs w:val="19"/>
+              </w:rPr>
+              <w:t>Spend by category</w:t>
+            </w:r>
+          </w:p>
+        </w:tc>
+        <w:tc>
+          <w:tcPr>
+            <w:tcW w:w="3012" w:type="dxa"/>
+            <w:tcMar>
+              <w:top w:w="70" w:type="dxa"/>
+              <w:left w:w="110" w:type="dxa"/>
+              <w:bottom w:w="70" w:type="dxa"/>
+              <w:right w:w="110" w:type="dxa"/>
+            </w:tcMar>
+          </w:tcPr>
+          <w:p>
+            <w:pPr>
+              <w:spacing w:after="40"/>
+            </w:pPr>
+            <w:r>
+              <w:rPr>
+                <w:sz w:val="19"/>
+                <w:szCs w:val="19"/>
+              </w:rPr>
+              <w:t>Shows spend for RA allowance, airtime/data, transport, accommodation, hosting, messaging and other.</w:t>
+            </w:r>
+          </w:p>
+        </w:tc>
+        <w:tc>
+          <w:tcPr>
+            <w:tcW w:w="2447" w:type="dxa"/>
+            <w:tcMar>
+              <w:top w:w="70" w:type="dxa"/>
+              <w:left w:w="110" w:type="dxa"/>
+              <w:bottom w:w="70" w:type="dxa"/>
+              <w:right w:w="110" w:type="dxa"/>
+            </w:tcMar>
+          </w:tcPr>
+          <w:p>
+            <w:pPr>
+              <w:spacing w:after="40"/>
+            </w:pPr>
+            <w:r>
+              <w:rPr>
+                <w:sz w:val="19"/>
+                <w:szCs w:val="19"/>
+              </w:rPr>
+              <w:t>Funders and the dissertation need the real cost of each completed case.</w:t>
+            </w:r>
+          </w:p>
+        </w:tc>
+        <w:tc>
+          <w:tcPr>
+            <w:tcW w:w="2071" w:type="dxa"/>
+            <w:tcMar>
+              <w:top w:w="70" w:type="dxa"/>
+              <w:left w:w="110" w:type="dxa"/>
+              <w:bottom w:w="70" w:type="dxa"/>
+              <w:right w:w="110" w:type="dxa"/>
+            </w:tcMar>
+          </w:tcPr>
+          <w:p>
+            <w:pPr>
+              <w:spacing w:after="40"/>
+            </w:pPr>
+            <w:r>
+              <w:rPr>
+                <w:sz w:val="19"/>
+                <w:szCs w:val="19"/>
+              </w:rPr>
+              <w:t>Read only.</w:t>
+            </w:r>
+          </w:p>
+        </w:tc>
+      </w:tr>
+    </w:tbl>
+    <w:p>
+      <w:pPr>
+        <w:spacing w:after="120"/>
+      </w:pPr>
+    </w:p>
+    <w:p>
+      <w:pPr>
+        <w:pStyle w:val="Heading2"/>
+      </w:pPr>
+      <w:bookmarkStart w:id="26" w:name="_Toc240889158"/>
+      <w:r>
+        <w:lastRenderedPageBreak/>
+        <w:t>8.10 Export</w:t>
+      </w:r>
+      <w:bookmarkEnd w:id="26"/>
+    </w:p>
+    <w:p>
+      <w:pPr>
+        <w:spacing w:after="120" w:line="288" w:lineRule="auto"/>
+      </w:pPr>
+      <w:r>
+        <w:rPr>
+          <w:b/>
+          <w:bCs/>
+        </w:rPr>
+        <w:t>Who can open it:</w:t>
+      </w:r>
+      <w:r>
+        <w:t xml:space="preserve"> PI / System Admin, Field / Digital Coordinator, Data Analyst.  </w:t>
+      </w:r>
+      <w:r>
+        <w:rPr>
+          <w:b/>
+          <w:bCs/>
+        </w:rPr>
+        <w:t>Where:</w:t>
+      </w:r>
+      <w:r>
+        <w:t xml:space="preserve"> </w:t>
+      </w:r>
+      <w:r>
+        <w:rPr>
+          <w:rFonts w:ascii="Consolas" w:eastAsia="Consolas" w:hAnsi="Consolas" w:cs="Consolas"/>
+          <w:color w:val="122238"/>
+          <w:sz w:val="19"/>
+          <w:szCs w:val="19"/>
+        </w:rPr>
+        <w:t>/admin/export</w:t>
+      </w:r>
+    </w:p>
+    <w:p>
+      <w:pPr>
+        <w:spacing w:after="120" w:line="288" w:lineRule="auto"/>
+      </w:pPr>
+      <w:r>
+        <w:t>Downloads of data for analysis and for the data lock. Every download is audited, and the disclaimer at the foot applies to everything exported.</w:t>
+      </w:r>
+    </w:p>
+    <w:tbl>
+      <w:tblPr>
+        <w:tblW w:w="9412" w:type="dxa"/>
+        <w:tblBorders>
+          <w:top w:val="single" w:sz="4" w:space="0" w:color="D5DAE0"/>
+          <w:left w:val="single" w:sz="4" w:space="0" w:color="D5DAE0"/>
+          <w:bottom w:val="single" w:sz="4" w:space="0" w:color="D5DAE0"/>
+          <w:right w:val="single" w:sz="4" w:space="0" w:color="D5DAE0"/>
+          <w:insideH w:val="single" w:sz="4" w:space="0" w:color="D5DAE0"/>
+          <w:insideV w:val="single" w:sz="4" w:space="0" w:color="D5DAE0"/>
+        </w:tblBorders>
+        <w:tblCellMar>
+          <w:left w:w="10" w:type="dxa"/>
+          <w:right w:w="10" w:type="dxa"/>
+        </w:tblCellMar>
+        <w:tblLook w:val="04A0" w:firstRow="1" w:lastRow="0" w:firstColumn="1" w:lastColumn="0" w:noHBand="0" w:noVBand="1"/>
+      </w:tblPr>
+      <w:tblGrid>
+        <w:gridCol w:w="1882"/>
+        <w:gridCol w:w="3012"/>
+        <w:gridCol w:w="2447"/>
+        <w:gridCol w:w="2071"/>
+      </w:tblGrid>
+      <w:tr>
+        <w:tblPrEx>
+          <w:tblCellMar>
+            <w:top w:w="0" w:type="dxa"/>
+            <w:bottom w:w="0" w:type="dxa"/>
+          </w:tblCellMar>
+        </w:tblPrEx>
+        <w:trPr>
+          <w:tblHeader/>
+        </w:trPr>
+        <w:tc>
+          <w:tcPr>
+            <w:tcW w:w="1882" w:type="dxa"/>
+            <w:shd w:val="clear" w:color="auto" w:fill="1B3350"/>
+            <w:tcMar>
+              <w:top w:w="70" w:type="dxa"/>
+              <w:left w:w="110" w:type="dxa"/>
+              <w:bottom w:w="70" w:type="dxa"/>
+              <w:right w:w="110" w:type="dxa"/>
+            </w:tcMar>
+          </w:tcPr>
+          <w:p>
+            <w:pPr>
+              <w:spacing w:after="40"/>
+            </w:pPr>
+            <w:r>
+              <w:rPr>
+                <w:b/>
+                <w:bCs/>
+                <w:color w:val="FFFFFF"/>
+                <w:sz w:val="19"/>
+                <w:szCs w:val="19"/>
+              </w:rPr>
+              <w:t>Control</w:t>
+            </w:r>
+          </w:p>
+        </w:tc>
+        <w:tc>
+          <w:tcPr>
+            <w:tcW w:w="3012" w:type="dxa"/>
+            <w:shd w:val="clear" w:color="auto" w:fill="1B3350"/>
+            <w:tcMar>
+              <w:top w:w="70" w:type="dxa"/>
+              <w:left w:w="110" w:type="dxa"/>
+              <w:bottom w:w="70" w:type="dxa"/>
+              <w:right w:w="110" w:type="dxa"/>
+            </w:tcMar>
+          </w:tcPr>
+          <w:p>
+            <w:pPr>
+              <w:spacing w:after="40"/>
+            </w:pPr>
+            <w:r>
+              <w:rPr>
+                <w:b/>
+                <w:bCs/>
+                <w:color w:val="FFFFFF"/>
+                <w:sz w:val="19"/>
+                <w:szCs w:val="19"/>
+              </w:rPr>
+              <w:t>What it does and when to use it</w:t>
+            </w:r>
+          </w:p>
+        </w:tc>
+        <w:tc>
+          <w:tcPr>
+            <w:tcW w:w="2447" w:type="dxa"/>
+            <w:shd w:val="clear" w:color="auto" w:fill="1B3350"/>
+            <w:tcMar>
+              <w:top w:w="70" w:type="dxa"/>
+              <w:left w:w="110" w:type="dxa"/>
+              <w:bottom w:w="70" w:type="dxa"/>
+              <w:right w:w="110" w:type="dxa"/>
+            </w:tcMar>
+          </w:tcPr>
+          <w:p>
+            <w:pPr>
+              <w:spacing w:after="40"/>
+            </w:pPr>
+            <w:r>
+              <w:rPr>
+                <w:b/>
+                <w:bCs/>
+                <w:color w:val="FFFFFF"/>
+                <w:sz w:val="19"/>
+                <w:szCs w:val="19"/>
+              </w:rPr>
+              <w:t>Why it exists</w:t>
+            </w:r>
+          </w:p>
+        </w:tc>
+        <w:tc>
+          <w:tcPr>
+            <w:tcW w:w="2071" w:type="dxa"/>
+            <w:shd w:val="clear" w:color="auto" w:fill="1B3350"/>
+            <w:tcMar>
+              <w:top w:w="70" w:type="dxa"/>
+              <w:left w:w="110" w:type="dxa"/>
+              <w:bottom w:w="70" w:type="dxa"/>
+              <w:right w:w="110" w:type="dxa"/>
+            </w:tcMar>
+          </w:tcPr>
+          <w:p>
+            <w:pPr>
+              <w:spacing w:after="40"/>
+            </w:pPr>
+            <w:r>
+              <w:rPr>
+                <w:b/>
+                <w:bCs/>
+                <w:color w:val="FFFFFF"/>
+                <w:sz w:val="19"/>
+                <w:szCs w:val="19"/>
+              </w:rPr>
+              <w:t>What happens next</w:t>
+            </w:r>
+          </w:p>
+        </w:tc>
+      </w:tr>
+      <w:tr>
+        <w:tblPrEx>
+          <w:tblCellMar>
+            <w:top w:w="0" w:type="dxa"/>
+            <w:bottom w:w="0" w:type="dxa"/>
+          </w:tblCellMar>
+        </w:tblPrEx>
+        <w:trPr>
+          <w:cantSplit/>
+        </w:trPr>
+        <w:tc>
+          <w:tcPr>
+            <w:tcW w:w="1882" w:type="dxa"/>
+            <w:tcMar>
+              <w:top w:w="70" w:type="dxa"/>
+              <w:left w:w="110" w:type="dxa"/>
+              <w:bottom w:w="70" w:type="dxa"/>
+              <w:right w:w="110" w:type="dxa"/>
+            </w:tcMar>
+          </w:tcPr>
+          <w:p>
+            <w:pPr>
+              <w:spacing w:after="40"/>
+            </w:pPr>
+            <w:r>
+              <w:rPr>
+                <w:sz w:val="19"/>
+                <w:szCs w:val="19"/>
+              </w:rPr>
+              <w:t>Download analysis export (CSV)</w:t>
+            </w:r>
+          </w:p>
+        </w:tc>
+        <w:tc>
+          <w:tcPr>
+            <w:tcW w:w="3012" w:type="dxa"/>
+            <w:tcMar>
+              <w:top w:w="70" w:type="dxa"/>
+              <w:left w:w="110" w:type="dxa"/>
+              <w:bottom w:w="70" w:type="dxa"/>
+              <w:right w:w="110" w:type="dxa"/>
+            </w:tcMar>
+          </w:tcPr>
+          <w:p>
+            <w:pPr>
+              <w:spacing w:after="40"/>
+            </w:pPr>
+            <w:r>
+              <w:rPr>
+                <w:sz w:val="19"/>
+                <w:szCs w:val="19"/>
+              </w:rPr>
+              <w:t>Downloads case-level data with no contact-identifying fields (no names, phone numbers or emails). Withdrawn participants' answers are left out.</w:t>
+            </w:r>
+          </w:p>
+        </w:tc>
+        <w:tc>
+          <w:tcPr>
+            <w:tcW w:w="2447" w:type="dxa"/>
+            <w:tcMar>
+              <w:top w:w="70" w:type="dxa"/>
+              <w:left w:w="110" w:type="dxa"/>
+              <w:bottom w:w="70" w:type="dxa"/>
+              <w:right w:w="110" w:type="dxa"/>
+            </w:tcMar>
+          </w:tcPr>
+          <w:p>
+            <w:pPr>
+              <w:spacing w:after="40"/>
+            </w:pPr>
+            <w:r>
+              <w:rPr>
+                <w:sz w:val="19"/>
+                <w:szCs w:val="19"/>
+              </w:rPr>
+              <w:t>The version that is safe for analysis and for sharing with the wider research team.</w:t>
+            </w:r>
+          </w:p>
+        </w:tc>
+        <w:tc>
+          <w:tcPr>
+            <w:tcW w:w="2071" w:type="dxa"/>
+            <w:tcMar>
+              <w:top w:w="70" w:type="dxa"/>
+              <w:left w:w="110" w:type="dxa"/>
+              <w:bottom w:w="70" w:type="dxa"/>
+              <w:right w:w="110" w:type="dxa"/>
+            </w:tcMar>
+          </w:tcPr>
+          <w:p>
+            <w:pPr>
+              <w:spacing w:after="40"/>
+            </w:pPr>
+            <w:r>
+              <w:rPr>
+                <w:sz w:val="19"/>
+                <w:szCs w:val="19"/>
+              </w:rPr>
+              <w:t>A CSV downloads.</w:t>
+            </w:r>
+          </w:p>
+        </w:tc>
+      </w:tr>
+    </w:tbl>
+    <w:p>
+      <w:pPr>
+        <w:spacing w:after="120"/>
+      </w:pPr>
+    </w:p>
     <w:sectPr>
       <w:headerReference w:type="default" r:id="rId19"/>
       <w:footerReference w:type="default" r:id="rId20"/>
@@ -6674,7 +12293,7 @@
         <w:sz w:val="16"/>
         <w:szCs w:val="16"/>
       </w:rPr>
-      <w:t>Version 1.6 · 20 September 2026</w:t>
+      <w:t>Version 1.7 · 21 September 2026</w:t>
     </w:r>
     <w:r>
       <w:rPr>
@@ -6847,154 +12466,128 @@
 <file path=word/numbering.xml><?xml version="1.0" encoding="utf-8"?>
 <w:numbering xmlns:wpc="http://schemas.microsoft.com/office/word/2010/wordprocessingCanvas" xmlns:cx="http://schemas.microsoft.com/office/drawing/2014/chartex" xmlns:cx1="http://schemas.microsoft.com/office/drawing/2015/9/8/chartex" xmlns:cx2="http://schemas.microsoft.com/office/drawing/2015/10/21/chartex" xmlns:cx3="http://schemas.microsoft.com/office/drawing/2016/5/9/chartex" xmlns:cx4="http://schemas.microsoft.com/office/drawing/2016/5/10/chartex" xmlns:cx5="http://schemas.microsoft.com/office/drawing/2016/5/11/chartex" xmlns:cx6="http://schemas.microsoft.com/office/drawing/2016/5/12/chartex" xmlns:cx7="http://schemas.microsoft.com/office/drawing/2016/5/13/chartex" xmlns:cx8="http://schemas.microsoft.com/office/drawing/2016/5/14/chartex" xmlns:mc="http://schemas.openxmlformats.org/markup-compatibility/2006" xmlns:aink="http://schemas.microsoft.com/office/drawing/2016/ink" xmlns:am3d="http://schemas.microsoft.com/office/drawing/2017/model3d" xmlns:o="urn:schemas-microsoft-com:office:office" xmlns:oel="http://schemas.microsoft.com/office/2019/extlst" xmlns:r="http://schemas.openxmlformats.org/officeDocument/2006/relationships" xmlns:m="http://schemas.openxmlformats.org/officeDocument/2006/math" xmlns:v="urn:schemas-microsoft-com:vml" xmlns:wp14="http://schemas.microsoft.com/office/word/2010/wordprocessingDrawing" xmlns:wp="http://schemas.openxmlformats.org/drawingml/2006/wordprocessingDrawing" xmlns:w10="urn:schemas-microsoft-com:office:word" xmlns:w="http://schemas.openxmlformats.org/wordprocessingml/2006/main" xmlns:w14="http://schemas.microsoft.com/office/word/2010/wordml" xmlns:w15="http://schemas.microsoft.com/office/word/2012/wordml" xmlns:w16cex="http://schemas.microsoft.com/office/word/2018/wordml/cex" xmlns:w16cid="http://schemas.microsoft.com/office/word/2016/wordml/cid" xmlns:w16="http://schemas.microsoft.com/office/word/2018/wordml" xmlns:w16sdtdh="http://schemas.microsoft.com/office/word/2020/wordml/sdtdatahash" xmlns:w16se="http://schemas.microsoft.com/office/word/2015/wordml/symex" xmlns:wpg="http://schemas.microsoft.com/office/word/2010/wordprocessingGroup" xmlns:wpi="http://schemas.microsoft.com/office/word/2010/wordprocessingInk" xmlns:wne="http://schemas.microsoft.com/office/word/2006/wordml" xmlns:wps="http://schemas.microsoft.com/office/word/2010/wordprocessingShape" mc:Ignorable="w14 w15 w16se w16cid w16 w16cex w16sdtdh wp14">
   <w:abstractNum w:abstractNumId="0" w15:restartNumberingAfterBreak="0">
-    <w:nsid w:val="0A033E23"/>
+    <w:nsid w:val="1DFB69D2"/>
     <w:multiLevelType w:val="hybridMultilevel"/>
-    <w:tmpl w:val="FDDA3B0A"/>
-    <w:lvl w:ilvl="0" w:tplc="6C9C3EC6">
+    <w:tmpl w:val="B4ACB644"/>
+    <w:lvl w:ilvl="0" w:tplc="FF66A796">
       <w:start w:val="1"/>
-      <w:numFmt w:val="bullet"/>
-      <w:lvlText w:val="●"/>
+      <w:numFmt w:val="decimal"/>
+      <w:lvlText w:val="%1."/>
       <w:lvlJc w:val="left"/>
       <w:pPr>
-        <w:ind w:left="720" w:hanging="360"/>
-      </w:pPr>
+        <w:ind w:left="460" w:hanging="360"/>
+      </w:pPr>
+      <w:rPr>
+        <w:b/>
+        <w:bCs/>
+        <w:color w:val="A67C27"/>
+      </w:rPr>
     </w:lvl>
-    <w:lvl w:ilvl="1" w:tplc="A39659CE">
-      <w:start w:val="1"/>
-      <w:numFmt w:val="bullet"/>
-      <w:lvlText w:val="○"/>
-      <w:lvlJc w:val="left"/>
-      <w:pPr>
-        <w:ind w:left="1440" w:hanging="360"/>
-      </w:pPr>
-    </w:lvl>
-    <w:lvl w:ilvl="2" w:tplc="CC3A5F52">
-      <w:start w:val="1"/>
-      <w:numFmt w:val="bullet"/>
-      <w:lvlText w:val="■"/>
-      <w:lvlJc w:val="left"/>
-      <w:pPr>
-        <w:ind w:left="2160" w:hanging="360"/>
-      </w:pPr>
-    </w:lvl>
-    <w:lvl w:ilvl="3" w:tplc="52E456EC">
-      <w:start w:val="1"/>
-      <w:numFmt w:val="bullet"/>
-      <w:lvlText w:val="●"/>
-      <w:lvlJc w:val="left"/>
-      <w:pPr>
-        <w:ind w:left="2880" w:hanging="360"/>
-      </w:pPr>
-    </w:lvl>
-    <w:lvl w:ilvl="4" w:tplc="F2E850E0">
-      <w:start w:val="1"/>
-      <w:numFmt w:val="bullet"/>
-      <w:lvlText w:val="○"/>
-      <w:lvlJc w:val="left"/>
-      <w:pPr>
-        <w:ind w:left="3600" w:hanging="360"/>
-      </w:pPr>
-    </w:lvl>
-    <w:lvl w:ilvl="5" w:tplc="13A04FD4">
-      <w:start w:val="1"/>
-      <w:numFmt w:val="bullet"/>
-      <w:lvlText w:val="■"/>
-      <w:lvlJc w:val="left"/>
-      <w:pPr>
-        <w:ind w:left="4320" w:hanging="360"/>
-      </w:pPr>
-    </w:lvl>
-    <w:lvl w:ilvl="6" w:tplc="CCEC0C92">
-      <w:start w:val="1"/>
-      <w:numFmt w:val="bullet"/>
-      <w:lvlText w:val="●"/>
-      <w:lvlJc w:val="left"/>
-      <w:pPr>
-        <w:ind w:left="5040" w:hanging="360"/>
-      </w:pPr>
-    </w:lvl>
-    <w:lvl w:ilvl="7" w:tplc="80BC11C8">
-      <w:start w:val="1"/>
-      <w:numFmt w:val="bullet"/>
-      <w:lvlText w:val="●"/>
-      <w:lvlJc w:val="left"/>
-      <w:pPr>
-        <w:ind w:left="5760" w:hanging="360"/>
-      </w:pPr>
-    </w:lvl>
-    <w:lvl w:ilvl="8" w:tplc="73EED068">
-      <w:start w:val="1"/>
-      <w:numFmt w:val="bullet"/>
-      <w:lvlText w:val="●"/>
-      <w:lvlJc w:val="left"/>
-      <w:pPr>
-        <w:ind w:left="6480" w:hanging="360"/>
-      </w:pPr>
-    </w:lvl>
-  </w:abstractNum>
-  <w:abstractNum w:abstractNumId="1" w15:restartNumberingAfterBreak="0">
-    <w:nsid w:val="43DA5340"/>
-    <w:multiLevelType w:val="hybridMultilevel"/>
-    <w:tmpl w:val="2C38D8EE"/>
-    <w:lvl w:ilvl="0" w:tplc="CF521A2A">
-      <w:start w:val="1"/>
-      <w:numFmt w:val="bullet"/>
-      <w:lvlText w:val="•"/>
-      <w:lvlJc w:val="left"/>
-      <w:pPr>
-        <w:ind w:left="460" w:hanging="280"/>
-      </w:pPr>
-    </w:lvl>
-    <w:lvl w:ilvl="1" w:tplc="0190564E">
-      <w:start w:val="1"/>
-      <w:numFmt w:val="bullet"/>
-      <w:lvlText w:val="–"/>
-      <w:lvlJc w:val="left"/>
-      <w:pPr>
-        <w:ind w:left="900" w:hanging="280"/>
-      </w:pPr>
-    </w:lvl>
-    <w:lvl w:ilvl="2" w:tplc="506E1E12">
+    <w:lvl w:ilvl="1" w:tplc="BEC2D392">
       <w:numFmt w:val="decimal"/>
       <w:lvlText w:val=""/>
       <w:lvlJc w:val="left"/>
     </w:lvl>
-    <w:lvl w:ilvl="3" w:tplc="D8DE5E06">
+    <w:lvl w:ilvl="2" w:tplc="0FA8EC0E">
       <w:numFmt w:val="decimal"/>
       <w:lvlText w:val=""/>
       <w:lvlJc w:val="left"/>
     </w:lvl>
-    <w:lvl w:ilvl="4" w:tplc="A6B8658E">
+    <w:lvl w:ilvl="3" w:tplc="7190275A">
       <w:numFmt w:val="decimal"/>
       <w:lvlText w:val=""/>
       <w:lvlJc w:val="left"/>
     </w:lvl>
-    <w:lvl w:ilvl="5" w:tplc="511CFB84">
+    <w:lvl w:ilvl="4" w:tplc="FA5AD822">
       <w:numFmt w:val="decimal"/>
       <w:lvlText w:val=""/>
       <w:lvlJc w:val="left"/>
     </w:lvl>
-    <w:lvl w:ilvl="6" w:tplc="B49EA2E0">
+    <w:lvl w:ilvl="5" w:tplc="2E0A85E2">
       <w:numFmt w:val="decimal"/>
       <w:lvlText w:val=""/>
       <w:lvlJc w:val="left"/>
     </w:lvl>
-    <w:lvl w:ilvl="7" w:tplc="1B364D4A">
+    <w:lvl w:ilvl="6" w:tplc="A2CC1AB8">
       <w:numFmt w:val="decimal"/>
       <w:lvlText w:val=""/>
       <w:lvlJc w:val="left"/>
     </w:lvl>
-    <w:lvl w:ilvl="8" w:tplc="7AA0B54C">
+    <w:lvl w:ilvl="7" w:tplc="89F2A72E">
+      <w:numFmt w:val="decimal"/>
+      <w:lvlText w:val=""/>
+      <w:lvlJc w:val="left"/>
+    </w:lvl>
+    <w:lvl w:ilvl="8" w:tplc="42DA1CD8">
+      <w:numFmt w:val="decimal"/>
+      <w:lvlText w:val=""/>
+      <w:lvlJc w:val="left"/>
+    </w:lvl>
+  </w:abstractNum>
+  <w:abstractNum w:abstractNumId="1" w15:restartNumberingAfterBreak="0">
+    <w:nsid w:val="5812011E"/>
+    <w:multiLevelType w:val="hybridMultilevel"/>
+    <w:tmpl w:val="0294372E"/>
+    <w:lvl w:ilvl="0" w:tplc="68F4D6AA">
+      <w:start w:val="1"/>
+      <w:numFmt w:val="decimal"/>
+      <w:lvlText w:val="%1."/>
+      <w:lvlJc w:val="left"/>
+      <w:pPr>
+        <w:ind w:left="460" w:hanging="360"/>
+      </w:pPr>
+      <w:rPr>
+        <w:b/>
+        <w:bCs/>
+        <w:color w:val="A67C27"/>
+      </w:rPr>
+    </w:lvl>
+    <w:lvl w:ilvl="1" w:tplc="EE6096DE">
+      <w:numFmt w:val="decimal"/>
+      <w:lvlText w:val=""/>
+      <w:lvlJc w:val="left"/>
+    </w:lvl>
+    <w:lvl w:ilvl="2" w:tplc="3B8A71C6">
+      <w:numFmt w:val="decimal"/>
+      <w:lvlText w:val=""/>
+      <w:lvlJc w:val="left"/>
+    </w:lvl>
+    <w:lvl w:ilvl="3" w:tplc="46A0F2BC">
+      <w:numFmt w:val="decimal"/>
+      <w:lvlText w:val=""/>
+      <w:lvlJc w:val="left"/>
+    </w:lvl>
+    <w:lvl w:ilvl="4" w:tplc="B422172C">
+      <w:numFmt w:val="decimal"/>
+      <w:lvlText w:val=""/>
+      <w:lvlJc w:val="left"/>
+    </w:lvl>
+    <w:lvl w:ilvl="5" w:tplc="68E0FA94">
+      <w:numFmt w:val="decimal"/>
+      <w:lvlText w:val=""/>
+      <w:lvlJc w:val="left"/>
+    </w:lvl>
+    <w:lvl w:ilvl="6" w:tplc="C200131E">
+      <w:numFmt w:val="decimal"/>
+      <w:lvlText w:val=""/>
+      <w:lvlJc w:val="left"/>
+    </w:lvl>
+    <w:lvl w:ilvl="7" w:tplc="B58C2D4C">
+      <w:numFmt w:val="decimal"/>
+      <w:lvlText w:val=""/>
+      <w:lvlJc w:val="left"/>
+    </w:lvl>
+    <w:lvl w:ilvl="8" w:tplc="37A06E98">
       <w:numFmt w:val="decimal"/>
       <w:lvlText w:val=""/>
       <w:lvlJc w:val="left"/>
     </w:lvl>
   </w:abstractNum>
   <w:abstractNum w:abstractNumId="2" w15:restartNumberingAfterBreak="0">
-    <w:nsid w:val="53A539C7"/>
+    <w:nsid w:val="5D1B1E86"/>
     <w:multiLevelType w:val="hybridMultilevel"/>
-    <w:tmpl w:val="856C09DA"/>
-    <w:lvl w:ilvl="0" w:tplc="60BEE7F6">
+    <w:tmpl w:val="685607F6"/>
+    <w:lvl w:ilvl="0" w:tplc="BE320B24">
       <w:start w:val="1"/>
       <w:numFmt w:val="decimal"/>
       <w:lvlText w:val="%1."/>
@@ -7008,191 +12601,217 @@
         <w:color w:val="A67C27"/>
       </w:rPr>
     </w:lvl>
-    <w:lvl w:ilvl="1" w:tplc="89F85982">
+    <w:lvl w:ilvl="1" w:tplc="DF566D2A">
       <w:numFmt w:val="decimal"/>
       <w:lvlText w:val=""/>
       <w:lvlJc w:val="left"/>
     </w:lvl>
-    <w:lvl w:ilvl="2" w:tplc="618E1E1C">
+    <w:lvl w:ilvl="2" w:tplc="8676E06E">
       <w:numFmt w:val="decimal"/>
       <w:lvlText w:val=""/>
       <w:lvlJc w:val="left"/>
     </w:lvl>
-    <w:lvl w:ilvl="3" w:tplc="78C497FA">
+    <w:lvl w:ilvl="3" w:tplc="608C5C0A">
       <w:numFmt w:val="decimal"/>
       <w:lvlText w:val=""/>
       <w:lvlJc w:val="left"/>
     </w:lvl>
-    <w:lvl w:ilvl="4" w:tplc="CCF08836">
+    <w:lvl w:ilvl="4" w:tplc="743806BC">
       <w:numFmt w:val="decimal"/>
       <w:lvlText w:val=""/>
       <w:lvlJc w:val="left"/>
     </w:lvl>
-    <w:lvl w:ilvl="5" w:tplc="F934D064">
+    <w:lvl w:ilvl="5" w:tplc="BAD4C876">
       <w:numFmt w:val="decimal"/>
       <w:lvlText w:val=""/>
       <w:lvlJc w:val="left"/>
     </w:lvl>
-    <w:lvl w:ilvl="6" w:tplc="26AC0D0C">
+    <w:lvl w:ilvl="6" w:tplc="14EE42C8">
       <w:numFmt w:val="decimal"/>
       <w:lvlText w:val=""/>
       <w:lvlJc w:val="left"/>
     </w:lvl>
-    <w:lvl w:ilvl="7" w:tplc="D7FC6582">
+    <w:lvl w:ilvl="7" w:tplc="53D6A7E8">
       <w:numFmt w:val="decimal"/>
       <w:lvlText w:val=""/>
       <w:lvlJc w:val="left"/>
     </w:lvl>
-    <w:lvl w:ilvl="8" w:tplc="83B2AE5E">
+    <w:lvl w:ilvl="8" w:tplc="F728444A">
       <w:numFmt w:val="decimal"/>
       <w:lvlText w:val=""/>
       <w:lvlJc w:val="left"/>
     </w:lvl>
   </w:abstractNum>
   <w:abstractNum w:abstractNumId="3" w15:restartNumberingAfterBreak="0">
-    <w:nsid w:val="56205070"/>
+    <w:nsid w:val="67712364"/>
     <w:multiLevelType w:val="hybridMultilevel"/>
-    <w:tmpl w:val="54F82D04"/>
-    <w:lvl w:ilvl="0" w:tplc="47446EC2">
+    <w:tmpl w:val="C4B036FA"/>
+    <w:lvl w:ilvl="0" w:tplc="95BA8EFE">
       <w:start w:val="1"/>
-      <w:numFmt w:val="decimal"/>
-      <w:lvlText w:val="%1."/>
+      <w:numFmt w:val="bullet"/>
+      <w:lvlText w:val="•"/>
       <w:lvlJc w:val="left"/>
       <w:pPr>
-        <w:ind w:left="460" w:hanging="360"/>
-      </w:pPr>
-      <w:rPr>
-        <w:b/>
-        <w:bCs/>
-        <w:color w:val="A67C27"/>
-      </w:rPr>
+        <w:ind w:left="460" w:hanging="280"/>
+      </w:pPr>
     </w:lvl>
-    <w:lvl w:ilvl="1" w:tplc="A6741AD8">
+    <w:lvl w:ilvl="1" w:tplc="439E93BC">
+      <w:start w:val="1"/>
+      <w:numFmt w:val="bullet"/>
+      <w:lvlText w:val="–"/>
+      <w:lvlJc w:val="left"/>
+      <w:pPr>
+        <w:ind w:left="900" w:hanging="280"/>
+      </w:pPr>
+    </w:lvl>
+    <w:lvl w:ilvl="2" w:tplc="38D0F61C">
       <w:numFmt w:val="decimal"/>
       <w:lvlText w:val=""/>
       <w:lvlJc w:val="left"/>
     </w:lvl>
-    <w:lvl w:ilvl="2" w:tplc="211A2CD8">
+    <w:lvl w:ilvl="3" w:tplc="36304468">
       <w:numFmt w:val="decimal"/>
       <w:lvlText w:val=""/>
       <w:lvlJc w:val="left"/>
     </w:lvl>
-    <w:lvl w:ilvl="3" w:tplc="9E14FEF2">
+    <w:lvl w:ilvl="4" w:tplc="B4DE1EEE">
       <w:numFmt w:val="decimal"/>
       <w:lvlText w:val=""/>
       <w:lvlJc w:val="left"/>
     </w:lvl>
-    <w:lvl w:ilvl="4" w:tplc="29A4DAD2">
+    <w:lvl w:ilvl="5" w:tplc="F41C9556">
       <w:numFmt w:val="decimal"/>
       <w:lvlText w:val=""/>
       <w:lvlJc w:val="left"/>
     </w:lvl>
-    <w:lvl w:ilvl="5" w:tplc="39A6DD26">
+    <w:lvl w:ilvl="6" w:tplc="7BB0A756">
       <w:numFmt w:val="decimal"/>
       <w:lvlText w:val=""/>
       <w:lvlJc w:val="left"/>
     </w:lvl>
-    <w:lvl w:ilvl="6" w:tplc="BE44EF06">
+    <w:lvl w:ilvl="7" w:tplc="F842863A">
       <w:numFmt w:val="decimal"/>
       <w:lvlText w:val=""/>
       <w:lvlJc w:val="left"/>
     </w:lvl>
-    <w:lvl w:ilvl="7" w:tplc="477CF52C">
-      <w:numFmt w:val="decimal"/>
-      <w:lvlText w:val=""/>
-      <w:lvlJc w:val="left"/>
-    </w:lvl>
-    <w:lvl w:ilvl="8" w:tplc="24867E38">
+    <w:lvl w:ilvl="8" w:tplc="CD3E6F12">
       <w:numFmt w:val="decimal"/>
       <w:lvlText w:val=""/>
       <w:lvlJc w:val="left"/>
     </w:lvl>
   </w:abstractNum>
   <w:abstractNum w:abstractNumId="4" w15:restartNumberingAfterBreak="0">
-    <w:nsid w:val="694306D3"/>
+    <w:nsid w:val="7C790978"/>
     <w:multiLevelType w:val="hybridMultilevel"/>
-    <w:tmpl w:val="16F86820"/>
-    <w:lvl w:ilvl="0" w:tplc="0E9232D4">
+    <w:tmpl w:val="DE700CF2"/>
+    <w:lvl w:ilvl="0" w:tplc="13F27DD6">
       <w:start w:val="1"/>
-      <w:numFmt w:val="decimal"/>
-      <w:lvlText w:val="%1."/>
+      <w:numFmt w:val="bullet"/>
+      <w:lvlText w:val="●"/>
       <w:lvlJc w:val="left"/>
       <w:pPr>
-        <w:ind w:left="460" w:hanging="360"/>
-      </w:pPr>
-      <w:rPr>
-        <w:b/>
-        <w:bCs/>
-        <w:color w:val="A67C27"/>
-      </w:rPr>
+        <w:ind w:left="720" w:hanging="360"/>
+      </w:pPr>
     </w:lvl>
-    <w:lvl w:ilvl="1" w:tplc="42F8A084">
-      <w:numFmt w:val="decimal"/>
-      <w:lvlText w:val=""/>
+    <w:lvl w:ilvl="1" w:tplc="FD8698BE">
+      <w:start w:val="1"/>
+      <w:numFmt w:val="bullet"/>
+      <w:lvlText w:val="○"/>
       <w:lvlJc w:val="left"/>
+      <w:pPr>
+        <w:ind w:left="1440" w:hanging="360"/>
+      </w:pPr>
     </w:lvl>
-    <w:lvl w:ilvl="2" w:tplc="749299B6">
-      <w:numFmt w:val="decimal"/>
-      <w:lvlText w:val=""/>
+    <w:lvl w:ilvl="2" w:tplc="562E7B7E">
+      <w:start w:val="1"/>
+      <w:numFmt w:val="bullet"/>
+      <w:lvlText w:val="■"/>
       <w:lvlJc w:val="left"/>
+      <w:pPr>
+        <w:ind w:left="2160" w:hanging="360"/>
+      </w:pPr>
     </w:lvl>
-    <w:lvl w:ilvl="3" w:tplc="46049D96">
-      <w:numFmt w:val="decimal"/>
-      <w:lvlText w:val=""/>
+    <w:lvl w:ilvl="3" w:tplc="2B500E68">
+      <w:start w:val="1"/>
+      <w:numFmt w:val="bullet"/>
+      <w:lvlText w:val="●"/>
       <w:lvlJc w:val="left"/>
+      <w:pPr>
+        <w:ind w:left="2880" w:hanging="360"/>
+      </w:pPr>
     </w:lvl>
-    <w:lvl w:ilvl="4" w:tplc="F70E5A6A">
-      <w:numFmt w:val="decimal"/>
-      <w:lvlText w:val=""/>
+    <w:lvl w:ilvl="4" w:tplc="EA763ECE">
+      <w:start w:val="1"/>
+      <w:numFmt w:val="bullet"/>
+      <w:lvlText w:val="○"/>
       <w:lvlJc w:val="left"/>
+      <w:pPr>
+        <w:ind w:left="3600" w:hanging="360"/>
+      </w:pPr>
     </w:lvl>
-    <w:lvl w:ilvl="5" w:tplc="064AA33C">
-      <w:numFmt w:val="decimal"/>
-      <w:lvlText w:val=""/>
+    <w:lvl w:ilvl="5" w:tplc="C0D65622">
+      <w:start w:val="1"/>
+      <w:numFmt w:val="bullet"/>
+      <w:lvlText w:val="■"/>
       <w:lvlJc w:val="left"/>
+      <w:pPr>
+        <w:ind w:left="4320" w:hanging="360"/>
+      </w:pPr>
     </w:lvl>
-    <w:lvl w:ilvl="6" w:tplc="AA809812">
-      <w:numFmt w:val="decimal"/>
-      <w:lvlText w:val=""/>
+    <w:lvl w:ilvl="6" w:tplc="B6849638">
+      <w:start w:val="1"/>
+      <w:numFmt w:val="bullet"/>
+      <w:lvlText w:val="●"/>
       <w:lvlJc w:val="left"/>
+      <w:pPr>
+        <w:ind w:left="5040" w:hanging="360"/>
+      </w:pPr>
     </w:lvl>
-    <w:lvl w:ilvl="7" w:tplc="9940D8C4">
-      <w:numFmt w:val="decimal"/>
-      <w:lvlText w:val=""/>
+    <w:lvl w:ilvl="7" w:tplc="80769F34">
+      <w:start w:val="1"/>
+      <w:numFmt w:val="bullet"/>
+      <w:lvlText w:val="●"/>
       <w:lvlJc w:val="left"/>
+      <w:pPr>
+        <w:ind w:left="5760" w:hanging="360"/>
+      </w:pPr>
     </w:lvl>
-    <w:lvl w:ilvl="8" w:tplc="8C86540A">
-      <w:numFmt w:val="decimal"/>
-      <w:lvlText w:val=""/>
+    <w:lvl w:ilvl="8" w:tplc="2F7CF160">
+      <w:start w:val="1"/>
+      <w:numFmt w:val="bullet"/>
+      <w:lvlText w:val="●"/>
       <w:lvlJc w:val="left"/>
+      <w:pPr>
+        <w:ind w:left="6480" w:hanging="360"/>
+      </w:pPr>
     </w:lvl>
   </w:abstractNum>
-  <w:num w:numId="1" w16cid:durableId="1618220222">
+  <w:num w:numId="1" w16cid:durableId="1815826883">
+    <w:abstractNumId w:val="4"/>
+    <w:lvlOverride w:ilvl="0">
+      <w:startOverride w:val="1"/>
+    </w:lvlOverride>
+  </w:num>
+  <w:num w:numId="2" w16cid:durableId="1478451537">
+    <w:abstractNumId w:val="3"/>
+    <w:lvlOverride w:ilvl="0">
+      <w:startOverride w:val="1"/>
+    </w:lvlOverride>
+  </w:num>
+  <w:num w:numId="3" w16cid:durableId="1127236801">
     <w:abstractNumId w:val="0"/>
     <w:lvlOverride w:ilvl="0">
       <w:startOverride w:val="1"/>
     </w:lvlOverride>
   </w:num>
-  <w:num w:numId="2" w16cid:durableId="1689868681">
-    <w:abstractNumId w:val="1"/>
-    <w:lvlOverride w:ilvl="0">
-      <w:startOverride w:val="1"/>
-    </w:lvlOverride>
-  </w:num>
-  <w:num w:numId="3" w16cid:durableId="724988758">
-    <w:abstractNumId w:val="4"/>
-    <w:lvlOverride w:ilvl="0">
-      <w:startOverride w:val="1"/>
-    </w:lvlOverride>
-  </w:num>
-  <w:num w:numId="4" w16cid:durableId="1443527215">
+  <w:num w:numId="4" w16cid:durableId="1254977120">
     <w:abstractNumId w:val="2"/>
     <w:lvlOverride w:ilvl="0">
       <w:startOverride w:val="1"/>
     </w:lvlOverride>
   </w:num>
-  <w:num w:numId="5" w16cid:durableId="701512931">
-    <w:abstractNumId w:val="3"/>
+  <w:num w:numId="5" w16cid:durableId="852763945">
+    <w:abstractNumId w:val="1"/>
     <w:lvlOverride w:ilvl="0">
       <w:startOverride w:val="1"/>
     </w:lvlOverride>
@@ -7817,7 +13436,7 @@
     <w:autoRedefine/>
     <w:uiPriority w:val="39"/>
     <w:unhideWhenUsed/>
-    <w:rsid w:val="00587ACE"/>
+    <w:rsid w:val="00410686"/>
     <w:pPr>
       <w:spacing w:after="100"/>
     </w:pPr>
@@ -7829,7 +13448,7 @@
     <w:autoRedefine/>
     <w:uiPriority w:val="39"/>
     <w:unhideWhenUsed/>
-    <w:rsid w:val="00587ACE"/>
+    <w:rsid w:val="00410686"/>
     <w:pPr>
       <w:spacing w:after="100"/>
       <w:ind w:left="210"/>

--- a/docs/manuals/Role_Guide_7_Analyst.docx
+++ b/docs/manuals/Role_Guide_7_Analyst.docx
@@ -538,7 +538,7 @@
     <w:sdt>
       <w:sdtPr>
         <w:alias w:val="Contents"/>
-        <w:id w:val="1832244357"/>
+        <w:id w:val="1575627505"/>
       </w:sdtPr>
       <w:sdtEndPr/>
       <w:sdtContent>
@@ -567,7 +567,7 @@
           <w:r>
             <w:fldChar w:fldCharType="separate"/>
           </w:r>
-          <w:hyperlink w:anchor="_Toc240889132" w:history="1">
+          <w:hyperlink w:anchor="_Toc240917226" w:history="1">
             <w:r>
               <w:rPr>
                 <w:rStyle w:val="Hyperlink"/>
@@ -591,7 +591,7 @@
               <w:rPr>
                 <w:noProof/>
               </w:rPr>
-              <w:instrText xml:space="preserve"> PAGEREF _Toc240889132 \h </w:instrText>
+              <w:instrText xml:space="preserve"> PAGEREF _Toc240917226 \h </w:instrText>
             </w:r>
             <w:r>
               <w:rPr>
@@ -634,7 +634,7 @@
               <w14:ligatures w14:val="standardContextual"/>
             </w:rPr>
           </w:pPr>
-          <w:hyperlink w:anchor="_Toc240889133" w:history="1">
+          <w:hyperlink w:anchor="_Toc240917227" w:history="1">
             <w:r>
               <w:rPr>
                 <w:rStyle w:val="Hyperlink"/>
@@ -658,7 +658,7 @@
               <w:rPr>
                 <w:noProof/>
               </w:rPr>
-              <w:instrText xml:space="preserve"> PAGEREF _Toc240889133 \h </w:instrText>
+              <w:instrText xml:space="preserve"> PAGEREF _Toc240917227 \h </w:instrText>
             </w:r>
             <w:r>
               <w:rPr>
@@ -701,7 +701,7 @@
               <w14:ligatures w14:val="standardContextual"/>
             </w:rPr>
           </w:pPr>
-          <w:hyperlink w:anchor="_Toc240889134" w:history="1">
+          <w:hyperlink w:anchor="_Toc240917228" w:history="1">
             <w:r>
               <w:rPr>
                 <w:rStyle w:val="Hyperlink"/>
@@ -725,7 +725,7 @@
               <w:rPr>
                 <w:noProof/>
               </w:rPr>
-              <w:instrText xml:space="preserve"> PAGEREF _Toc240889134 \h </w:instrText>
+              <w:instrText xml:space="preserve"> PAGEREF _Toc240917228 \h </w:instrText>
             </w:r>
             <w:r>
               <w:rPr>
@@ -768,7 +768,7 @@
               <w14:ligatures w14:val="standardContextual"/>
             </w:rPr>
           </w:pPr>
-          <w:hyperlink w:anchor="_Toc240889135" w:history="1">
+          <w:hyperlink w:anchor="_Toc240917229" w:history="1">
             <w:r>
               <w:rPr>
                 <w:rStyle w:val="Hyperlink"/>
@@ -792,7 +792,7 @@
               <w:rPr>
                 <w:noProof/>
               </w:rPr>
-              <w:instrText xml:space="preserve"> PAGEREF _Toc240889135 \h </w:instrText>
+              <w:instrText xml:space="preserve"> PAGEREF _Toc240917229 \h </w:instrText>
             </w:r>
             <w:r>
               <w:rPr>
@@ -835,7 +835,7 @@
               <w14:ligatures w14:val="standardContextual"/>
             </w:rPr>
           </w:pPr>
-          <w:hyperlink w:anchor="_Toc240889136" w:history="1">
+          <w:hyperlink w:anchor="_Toc240917230" w:history="1">
             <w:r>
               <w:rPr>
                 <w:rStyle w:val="Hyperlink"/>
@@ -859,7 +859,7 @@
               <w:rPr>
                 <w:noProof/>
               </w:rPr>
-              <w:instrText xml:space="preserve"> PAGEREF _Toc240889136 \h </w:instrText>
+              <w:instrText xml:space="preserve"> PAGEREF _Toc240917230 \h </w:instrText>
             </w:r>
             <w:r>
               <w:rPr>
@@ -902,7 +902,7 @@
               <w14:ligatures w14:val="standardContextual"/>
             </w:rPr>
           </w:pPr>
-          <w:hyperlink w:anchor="_Toc240889137" w:history="1">
+          <w:hyperlink w:anchor="_Toc240917231" w:history="1">
             <w:r>
               <w:rPr>
                 <w:rStyle w:val="Hyperlink"/>
@@ -926,7 +926,7 @@
               <w:rPr>
                 <w:noProof/>
               </w:rPr>
-              <w:instrText xml:space="preserve"> PAGEREF _Toc240889137 \h </w:instrText>
+              <w:instrText xml:space="preserve"> PAGEREF _Toc240917231 \h </w:instrText>
             </w:r>
             <w:r>
               <w:rPr>
@@ -969,7 +969,7 @@
               <w14:ligatures w14:val="standardContextual"/>
             </w:rPr>
           </w:pPr>
-          <w:hyperlink w:anchor="_Toc240889138" w:history="1">
+          <w:hyperlink w:anchor="_Toc240917232" w:history="1">
             <w:r>
               <w:rPr>
                 <w:rStyle w:val="Hyperlink"/>
@@ -993,7 +993,7 @@
               <w:rPr>
                 <w:noProof/>
               </w:rPr>
-              <w:instrText xml:space="preserve"> PAGEREF _Toc240889138 \h </w:instrText>
+              <w:instrText xml:space="preserve"> PAGEREF _Toc240917232 \h </w:instrText>
             </w:r>
             <w:r>
               <w:rPr>
@@ -1036,7 +1036,7 @@
               <w14:ligatures w14:val="standardContextual"/>
             </w:rPr>
           </w:pPr>
-          <w:hyperlink w:anchor="_Toc240889139" w:history="1">
+          <w:hyperlink w:anchor="_Toc240917233" w:history="1">
             <w:r>
               <w:rPr>
                 <w:rStyle w:val="Hyperlink"/>
@@ -1060,7 +1060,7 @@
               <w:rPr>
                 <w:noProof/>
               </w:rPr>
-              <w:instrText xml:space="preserve"> PAGEREF _Toc240889139 \h </w:instrText>
+              <w:instrText xml:space="preserve"> PAGEREF _Toc240917233 \h </w:instrText>
             </w:r>
             <w:r>
               <w:rPr>
@@ -1103,7 +1103,7 @@
               <w14:ligatures w14:val="standardContextual"/>
             </w:rPr>
           </w:pPr>
-          <w:hyperlink w:anchor="_Toc240889140" w:history="1">
+          <w:hyperlink w:anchor="_Toc240917234" w:history="1">
             <w:r>
               <w:rPr>
                 <w:rStyle w:val="Hyperlink"/>
@@ -1127,7 +1127,7 @@
               <w:rPr>
                 <w:noProof/>
               </w:rPr>
-              <w:instrText xml:space="preserve"> PAGEREF _Toc240889140 \h </w:instrText>
+              <w:instrText xml:space="preserve"> PAGEREF _Toc240917234 \h </w:instrText>
             </w:r>
             <w:r>
               <w:rPr>
@@ -1170,7 +1170,7 @@
               <w14:ligatures w14:val="standardContextual"/>
             </w:rPr>
           </w:pPr>
-          <w:hyperlink w:anchor="_Toc240889141" w:history="1">
+          <w:hyperlink w:anchor="_Toc240917235" w:history="1">
             <w:r>
               <w:rPr>
                 <w:rStyle w:val="Hyperlink"/>
@@ -1194,7 +1194,7 @@
               <w:rPr>
                 <w:noProof/>
               </w:rPr>
-              <w:instrText xml:space="preserve"> PAGEREF _Toc240889141 \h </w:instrText>
+              <w:instrText xml:space="preserve"> PAGEREF _Toc240917235 \h </w:instrText>
             </w:r>
             <w:r>
               <w:rPr>
@@ -1237,7 +1237,7 @@
               <w14:ligatures w14:val="standardContextual"/>
             </w:rPr>
           </w:pPr>
-          <w:hyperlink w:anchor="_Toc240889142" w:history="1">
+          <w:hyperlink w:anchor="_Toc240917236" w:history="1">
             <w:r>
               <w:rPr>
                 <w:rStyle w:val="Hyperlink"/>
@@ -1261,7 +1261,7 @@
               <w:rPr>
                 <w:noProof/>
               </w:rPr>
-              <w:instrText xml:space="preserve"> PAGEREF _Toc240889142 \h </w:instrText>
+              <w:instrText xml:space="preserve"> PAGEREF _Toc240917236 \h </w:instrText>
             </w:r>
             <w:r>
               <w:rPr>
@@ -1304,7 +1304,7 @@
               <w14:ligatures w14:val="standardContextual"/>
             </w:rPr>
           </w:pPr>
-          <w:hyperlink w:anchor="_Toc240889143" w:history="1">
+          <w:hyperlink w:anchor="_Toc240917237" w:history="1">
             <w:r>
               <w:rPr>
                 <w:rStyle w:val="Hyperlink"/>
@@ -1328,7 +1328,7 @@
               <w:rPr>
                 <w:noProof/>
               </w:rPr>
-              <w:instrText xml:space="preserve"> PAGEREF _Toc240889143 \h </w:instrText>
+              <w:instrText xml:space="preserve"> PAGEREF _Toc240917237 \h </w:instrText>
             </w:r>
             <w:r>
               <w:rPr>
@@ -1371,7 +1371,7 @@
               <w14:ligatures w14:val="standardContextual"/>
             </w:rPr>
           </w:pPr>
-          <w:hyperlink w:anchor="_Toc240889144" w:history="1">
+          <w:hyperlink w:anchor="_Toc240917238" w:history="1">
             <w:r>
               <w:rPr>
                 <w:rStyle w:val="Hyperlink"/>
@@ -1395,7 +1395,7 @@
               <w:rPr>
                 <w:noProof/>
               </w:rPr>
-              <w:instrText xml:space="preserve"> PAGEREF _Toc240889144 \h </w:instrText>
+              <w:instrText xml:space="preserve"> PAGEREF _Toc240917238 \h </w:instrText>
             </w:r>
             <w:r>
               <w:rPr>
@@ -1438,7 +1438,7 @@
               <w14:ligatures w14:val="standardContextual"/>
             </w:rPr>
           </w:pPr>
-          <w:hyperlink w:anchor="_Toc240889145" w:history="1">
+          <w:hyperlink w:anchor="_Toc240917239" w:history="1">
             <w:r>
               <w:rPr>
                 <w:rStyle w:val="Hyperlink"/>
@@ -1462,7 +1462,7 @@
               <w:rPr>
                 <w:noProof/>
               </w:rPr>
-              <w:instrText xml:space="preserve"> PAGEREF _Toc240889145 \h </w:instrText>
+              <w:instrText xml:space="preserve"> PAGEREF _Toc240917239 \h </w:instrText>
             </w:r>
             <w:r>
               <w:rPr>
@@ -1505,7 +1505,7 @@
               <w14:ligatures w14:val="standardContextual"/>
             </w:rPr>
           </w:pPr>
-          <w:hyperlink w:anchor="_Toc240889146" w:history="1">
+          <w:hyperlink w:anchor="_Toc240917240" w:history="1">
             <w:r>
               <w:rPr>
                 <w:rStyle w:val="Hyperlink"/>
@@ -1529,7 +1529,7 @@
               <w:rPr>
                 <w:noProof/>
               </w:rPr>
-              <w:instrText xml:space="preserve"> PAGEREF _Toc240889146 \h </w:instrText>
+              <w:instrText xml:space="preserve"> PAGEREF _Toc240917240 \h </w:instrText>
             </w:r>
             <w:r>
               <w:rPr>
@@ -1572,7 +1572,7 @@
               <w14:ligatures w14:val="standardContextual"/>
             </w:rPr>
           </w:pPr>
-          <w:hyperlink w:anchor="_Toc240889147" w:history="1">
+          <w:hyperlink w:anchor="_Toc240917241" w:history="1">
             <w:r>
               <w:rPr>
                 <w:rStyle w:val="Hyperlink"/>
@@ -1596,7 +1596,7 @@
               <w:rPr>
                 <w:noProof/>
               </w:rPr>
-              <w:instrText xml:space="preserve"> PAGEREF _Toc240889147 \h </w:instrText>
+              <w:instrText xml:space="preserve"> PAGEREF _Toc240917241 \h </w:instrText>
             </w:r>
             <w:r>
               <w:rPr>
@@ -1639,7 +1639,7 @@
               <w14:ligatures w14:val="standardContextual"/>
             </w:rPr>
           </w:pPr>
-          <w:hyperlink w:anchor="_Toc240889148" w:history="1">
+          <w:hyperlink w:anchor="_Toc240917242" w:history="1">
             <w:r>
               <w:rPr>
                 <w:rStyle w:val="Hyperlink"/>
@@ -1663,7 +1663,7 @@
               <w:rPr>
                 <w:noProof/>
               </w:rPr>
-              <w:instrText xml:space="preserve"> PAGEREF _Toc240889148 \h </w:instrText>
+              <w:instrText xml:space="preserve"> PAGEREF _Toc240917242 \h </w:instrText>
             </w:r>
             <w:r>
               <w:rPr>
@@ -1706,7 +1706,7 @@
               <w14:ligatures w14:val="standardContextual"/>
             </w:rPr>
           </w:pPr>
-          <w:hyperlink w:anchor="_Toc240889149" w:history="1">
+          <w:hyperlink w:anchor="_Toc240917243" w:history="1">
             <w:r>
               <w:rPr>
                 <w:rStyle w:val="Hyperlink"/>
@@ -1730,7 +1730,7 @@
               <w:rPr>
                 <w:noProof/>
               </w:rPr>
-              <w:instrText xml:space="preserve"> PAGEREF _Toc240889149 \h </w:instrText>
+              <w:instrText xml:space="preserve"> PAGEREF _Toc240917243 \h </w:instrText>
             </w:r>
             <w:r>
               <w:rPr>
@@ -1773,7 +1773,7 @@
               <w14:ligatures w14:val="standardContextual"/>
             </w:rPr>
           </w:pPr>
-          <w:hyperlink w:anchor="_Toc240889150" w:history="1">
+          <w:hyperlink w:anchor="_Toc240917244" w:history="1">
             <w:r>
               <w:rPr>
                 <w:rStyle w:val="Hyperlink"/>
@@ -1797,7 +1797,7 @@
               <w:rPr>
                 <w:noProof/>
               </w:rPr>
-              <w:instrText xml:space="preserve"> PAGEREF _Toc240889150 \h </w:instrText>
+              <w:instrText xml:space="preserve"> PAGEREF _Toc240917244 \h </w:instrText>
             </w:r>
             <w:r>
               <w:rPr>
@@ -1840,7 +1840,7 @@
               <w14:ligatures w14:val="standardContextual"/>
             </w:rPr>
           </w:pPr>
-          <w:hyperlink w:anchor="_Toc240889151" w:history="1">
+          <w:hyperlink w:anchor="_Toc240917245" w:history="1">
             <w:r>
               <w:rPr>
                 <w:rStyle w:val="Hyperlink"/>
@@ -1864,7 +1864,7 @@
               <w:rPr>
                 <w:noProof/>
               </w:rPr>
-              <w:instrText xml:space="preserve"> PAGEREF _Toc240889151 \h </w:instrText>
+              <w:instrText xml:space="preserve"> PAGEREF _Toc240917245 \h </w:instrText>
             </w:r>
             <w:r>
               <w:rPr>
@@ -1907,7 +1907,7 @@
               <w14:ligatures w14:val="standardContextual"/>
             </w:rPr>
           </w:pPr>
-          <w:hyperlink w:anchor="_Toc240889152" w:history="1">
+          <w:hyperlink w:anchor="_Toc240917246" w:history="1">
             <w:r>
               <w:rPr>
                 <w:rStyle w:val="Hyperlink"/>
@@ -1931,7 +1931,7 @@
               <w:rPr>
                 <w:noProof/>
               </w:rPr>
-              <w:instrText xml:space="preserve"> PAGEREF _Toc240889152 \h </w:instrText>
+              <w:instrText xml:space="preserve"> PAGEREF _Toc240917246 \h </w:instrText>
             </w:r>
             <w:r>
               <w:rPr>
@@ -1974,7 +1974,7 @@
               <w14:ligatures w14:val="standardContextual"/>
             </w:rPr>
           </w:pPr>
-          <w:hyperlink w:anchor="_Toc240889153" w:history="1">
+          <w:hyperlink w:anchor="_Toc240917247" w:history="1">
             <w:r>
               <w:rPr>
                 <w:rStyle w:val="Hyperlink"/>
@@ -1998,7 +1998,7 @@
               <w:rPr>
                 <w:noProof/>
               </w:rPr>
-              <w:instrText xml:space="preserve"> PAGEREF _Toc240889153 \h </w:instrText>
+              <w:instrText xml:space="preserve"> PAGEREF _Toc240917247 \h </w:instrText>
             </w:r>
             <w:r>
               <w:rPr>
@@ -2041,7 +2041,7 @@
               <w14:ligatures w14:val="standardContextual"/>
             </w:rPr>
           </w:pPr>
-          <w:hyperlink w:anchor="_Toc240889154" w:history="1">
+          <w:hyperlink w:anchor="_Toc240917248" w:history="1">
             <w:r>
               <w:rPr>
                 <w:rStyle w:val="Hyperlink"/>
@@ -2065,7 +2065,7 @@
               <w:rPr>
                 <w:noProof/>
               </w:rPr>
-              <w:instrText xml:space="preserve"> PAGEREF _Toc240889154 \h </w:instrText>
+              <w:instrText xml:space="preserve"> PAGEREF _Toc240917248 \h </w:instrText>
             </w:r>
             <w:r>
               <w:rPr>
@@ -2108,7 +2108,7 @@
               <w14:ligatures w14:val="standardContextual"/>
             </w:rPr>
           </w:pPr>
-          <w:hyperlink w:anchor="_Toc240889155" w:history="1">
+          <w:hyperlink w:anchor="_Toc240917249" w:history="1">
             <w:r>
               <w:rPr>
                 <w:rStyle w:val="Hyperlink"/>
@@ -2132,7 +2132,7 @@
               <w:rPr>
                 <w:noProof/>
               </w:rPr>
-              <w:instrText xml:space="preserve"> PAGEREF _Toc240889155 \h </w:instrText>
+              <w:instrText xml:space="preserve"> PAGEREF _Toc240917249 \h </w:instrText>
             </w:r>
             <w:r>
               <w:rPr>
@@ -2175,7 +2175,7 @@
               <w14:ligatures w14:val="standardContextual"/>
             </w:rPr>
           </w:pPr>
-          <w:hyperlink w:anchor="_Toc240889156" w:history="1">
+          <w:hyperlink w:anchor="_Toc240917250" w:history="1">
             <w:r>
               <w:rPr>
                 <w:rStyle w:val="Hyperlink"/>
@@ -2199,7 +2199,7 @@
               <w:rPr>
                 <w:noProof/>
               </w:rPr>
-              <w:instrText xml:space="preserve"> PAGEREF _Toc240889156 \h </w:instrText>
+              <w:instrText xml:space="preserve"> PAGEREF _Toc240917250 \h </w:instrText>
             </w:r>
             <w:r>
               <w:rPr>
@@ -2242,7 +2242,7 @@
               <w14:ligatures w14:val="standardContextual"/>
             </w:rPr>
           </w:pPr>
-          <w:hyperlink w:anchor="_Toc240889157" w:history="1">
+          <w:hyperlink w:anchor="_Toc240917251" w:history="1">
             <w:r>
               <w:rPr>
                 <w:rStyle w:val="Hyperlink"/>
@@ -2266,7 +2266,7 @@
               <w:rPr>
                 <w:noProof/>
               </w:rPr>
-              <w:instrText xml:space="preserve"> PAGEREF _Toc240889157 \h </w:instrText>
+              <w:instrText xml:space="preserve"> PAGEREF _Toc240917251 \h </w:instrText>
             </w:r>
             <w:r>
               <w:rPr>
@@ -2309,7 +2309,7 @@
               <w14:ligatures w14:val="standardContextual"/>
             </w:rPr>
           </w:pPr>
-          <w:hyperlink w:anchor="_Toc240889158" w:history="1">
+          <w:hyperlink w:anchor="_Toc240917252" w:history="1">
             <w:r>
               <w:rPr>
                 <w:rStyle w:val="Hyperlink"/>
@@ -2333,7 +2333,7 @@
               <w:rPr>
                 <w:noProof/>
               </w:rPr>
-              <w:instrText xml:space="preserve"> PAGEREF _Toc240889158 \h </w:instrText>
+              <w:instrText xml:space="preserve"> PAGEREF _Toc240917252 \h </w:instrText>
             </w:r>
             <w:r>
               <w:rPr>
@@ -2372,7 +2372,7 @@
         <w:pStyle w:val="Heading1"/>
         <w:pageBreakBefore/>
       </w:pPr>
-      <w:bookmarkStart w:id="0" w:name="_Toc240889132"/>
+      <w:bookmarkStart w:id="0" w:name="_Toc240917226"/>
       <w:r>
         <w:lastRenderedPageBreak/>
         <w:t>1. Your role at a glance</w:t>
@@ -2553,7 +2553,7 @@
         <w:pStyle w:val="Heading1"/>
         <w:pageBreakBefore/>
       </w:pPr>
-      <w:bookmarkStart w:id="1" w:name="_Toc240889133"/>
+      <w:bookmarkStart w:id="1" w:name="_Toc240917227"/>
       <w:r>
         <w:lastRenderedPageBreak/>
         <w:t>2. Signing in and your screens</w:t>
@@ -2564,7 +2564,7 @@
       <w:pPr>
         <w:pStyle w:val="Heading2"/>
       </w:pPr>
-      <w:bookmarkStart w:id="2" w:name="_Toc240889134"/>
+      <w:bookmarkStart w:id="2" w:name="_Toc240917228"/>
       <w:r>
         <w:t>Signing in</w:t>
       </w:r>
@@ -2647,7 +2647,7 @@
           <w:noProof/>
         </w:rPr>
         <w:drawing>
-          <wp:inline distT="0" distB="0" distL="0" distR="0" wp14:anchorId="33A0677F" wp14:editId="2BAF3945">
+          <wp:inline distT="0" distB="0" distL="0" distR="0" wp14:anchorId="56AFED42" wp14:editId="362DDA43">
             <wp:extent cx="5334000" cy="2333625"/>
             <wp:effectExtent l="0" t="0" r="0" b="0"/>
             <wp:docPr id="1" name="adm_login.jpg" descr="The sign-in screen for all internal staff." title="The sign-in screen for all internal staff."/>
@@ -2814,7 +2814,7 @@
       <w:pPr>
         <w:pStyle w:val="Heading2"/>
       </w:pPr>
-      <w:bookmarkStart w:id="3" w:name="_Toc240889135"/>
+      <w:bookmarkStart w:id="3" w:name="_Toc240917229"/>
       <w:r>
         <w:t>Finding your way around</w:t>
       </w:r>
@@ -2999,7 +2999,7 @@
         </w:rPr>
         <w:lastRenderedPageBreak/>
         <w:drawing>
-          <wp:inline distT="0" distB="0" distL="0" distR="0" wp14:anchorId="7C34E680" wp14:editId="147BC5EC">
+          <wp:inline distT="0" distB="0" distL="0" distR="0" wp14:anchorId="181B1BA7" wp14:editId="63008AF1">
             <wp:extent cx="5715000" cy="1876425"/>
             <wp:effectExtent l="0" t="0" r="0" b="0"/>
             <wp:docPr id="2" name="adm_not_your_role.jpg" descr="Opening a screen outside your role (for example from an old bookmark) shows this card instead of the screen." title="Opening a screen outside your role (for example from an old bookmark) shows this card instead of the screen."/>
@@ -3068,7 +3068,7 @@
       <w:pPr>
         <w:pStyle w:val="Heading2"/>
       </w:pPr>
-      <w:bookmarkStart w:id="4" w:name="_Toc240889136"/>
+      <w:bookmarkStart w:id="4" w:name="_Toc240917230"/>
       <w:r>
         <w:t>Your screens</w:t>
       </w:r>
@@ -3402,7 +3402,7 @@
       <w:pPr>
         <w:pStyle w:val="Heading2"/>
       </w:pPr>
-      <w:bookmarkStart w:id="5" w:name="_Toc240889137"/>
+      <w:bookmarkStart w:id="5" w:name="_Toc240917231"/>
       <w:r>
         <w:t>Changing your password</w:t>
       </w:r>
@@ -3485,7 +3485,7 @@
           <w:noProof/>
         </w:rPr>
         <w:drawing>
-          <wp:inline distT="0" distB="0" distL="0" distR="0" wp14:anchorId="6B64A74E" wp14:editId="0F733A80">
+          <wp:inline distT="0" distB="0" distL="0" distR="0" wp14:anchorId="26DF1F03" wp14:editId="58B5794D">
             <wp:extent cx="5334000" cy="2171700"/>
             <wp:effectExtent l="0" t="0" r="0" b="0"/>
             <wp:docPr id="3" name="adm_account.jpg" descr="Change Password screen." title="Change Password screen."/>
@@ -3573,7 +3573,7 @@
         <w:pStyle w:val="Heading1"/>
         <w:pageBreakBefore/>
       </w:pPr>
-      <w:bookmarkStart w:id="6" w:name="_Toc240889138"/>
+      <w:bookmarkStart w:id="6" w:name="_Toc240917232"/>
       <w:r>
         <w:lastRenderedPageBreak/>
         <w:t>3. Your routine</w:t>
@@ -3858,7 +3858,7 @@
         <w:pStyle w:val="Heading1"/>
         <w:pageBreakBefore/>
       </w:pPr>
-      <w:bookmarkStart w:id="7" w:name="_Toc240889139"/>
+      <w:bookmarkStart w:id="7" w:name="_Toc240917233"/>
       <w:r>
         <w:lastRenderedPageBreak/>
         <w:t>4. Step-by-step tasks</w:t>
@@ -3869,7 +3869,7 @@
       <w:pPr>
         <w:pStyle w:val="Heading2"/>
       </w:pPr>
-      <w:bookmarkStart w:id="8" w:name="_Toc240889140"/>
+      <w:bookmarkStart w:id="8" w:name="_Toc240917234"/>
       <w:r>
         <w:t>4.1 Your start screen</w:t>
       </w:r>
@@ -3886,7 +3886,7 @@
           <w:noProof/>
         </w:rPr>
         <w:drawing>
-          <wp:inline distT="0" distB="0" distL="0" distR="0" wp14:anchorId="5297E7FD" wp14:editId="28ABA430">
+          <wp:inline distT="0" distB="0" distL="0" distR="0" wp14:anchorId="44FB5630" wp14:editId="792659C2">
             <wp:extent cx="5715000" cy="3571875"/>
             <wp:effectExtent l="0" t="0" r="0" b="0"/>
             <wp:docPr id="4" name="an_dashboard.jpg" descr="Executive Dashboard as seen by the Analyst." title="Executive Dashboard as seen by the Analyst."/>
@@ -3955,7 +3955,7 @@
       <w:pPr>
         <w:pStyle w:val="Heading2"/>
       </w:pPr>
-      <w:bookmarkStart w:id="9" w:name="_Toc240889141"/>
+      <w:bookmarkStart w:id="9" w:name="_Toc240917235"/>
       <w:r>
         <w:t>4.2 Reading the dashboards</w:t>
       </w:r>
@@ -3981,7 +3981,7 @@
         </w:rPr>
         <w:lastRenderedPageBreak/>
         <w:drawing>
-          <wp:inline distT="0" distB="0" distL="0" distR="0" wp14:anchorId="5BC67FA8" wp14:editId="691C2F0A">
+          <wp:inline distT="0" distB="0" distL="0" distR="0" wp14:anchorId="4F4E5E03" wp14:editId="0C7980B8">
             <wp:extent cx="5715000" cy="3571875"/>
             <wp:effectExtent l="0" t="0" r="0" b="0"/>
             <wp:docPr id="5" name="adm_exec_dashboard.jpg" descr="Executive Dashboard: completions against the 400 / 60 / 50–75 targets, days to data lock, spend, and the lowest-filled strata." title="Executive Dashboard: completions against the 400 / 60 / 50–75 targets, days to data lock, spend, and the lowest-filled strata."/>
@@ -4646,7 +4646,7 @@
       <w:pPr>
         <w:pStyle w:val="Heading2"/>
       </w:pPr>
-      <w:bookmarkStart w:id="10" w:name="_Toc240889142"/>
+      <w:bookmarkStart w:id="10" w:name="_Toc240917236"/>
       <w:r>
         <w:t>4.3 Using Reports (analytics and charts)</w:t>
       </w:r>
@@ -4687,7 +4687,7 @@
         </w:rPr>
         <w:lastRenderedPageBreak/>
         <w:drawing>
-          <wp:inline distT="0" distB="0" distL="0" distR="0" wp14:anchorId="794578C2" wp14:editId="79369A6B">
+          <wp:inline distT="0" distB="0" distL="0" distR="0" wp14:anchorId="2C4BCE57" wp14:editId="73379B9F">
             <wp:extent cx="5334000" cy="3333750"/>
             <wp:effectExtent l="0" t="0" r="0" b="0"/>
             <wp:docPr id="6" name="adm_reports_top.jpg" descr="Reports: headline figures for the chosen period." title="Reports: headline figures for the chosen period."/>
@@ -4829,7 +4829,7 @@
           <w:noProof/>
         </w:rPr>
         <w:drawing>
-          <wp:inline distT="0" distB="0" distL="0" distR="0" wp14:anchorId="3ECEE319" wp14:editId="21EB0309">
+          <wp:inline distT="0" distB="0" distL="0" distR="0" wp14:anchorId="375A0F8F" wp14:editId="1513B0E7">
             <wp:extent cx="5334000" cy="3409950"/>
             <wp:effectExtent l="0" t="0" r="0" b="0"/>
             <wp:docPr id="7" name="adm_reports_funnel.jpg" descr="Case funnel: each case counted once at every stage it has reached." title="Case funnel: each case counted once at every stage it has reached."/>
@@ -4929,7 +4929,7 @@
         </w:rPr>
         <w:lastRenderedPageBreak/>
         <w:drawing>
-          <wp:inline distT="0" distB="0" distL="0" distR="0" wp14:anchorId="4FE038A6" wp14:editId="67EA23F9">
+          <wp:inline distT="0" distB="0" distL="0" distR="0" wp14:anchorId="2F763A21" wp14:editId="65A0BDE8">
             <wp:extent cx="5334000" cy="3248025"/>
             <wp:effectExtent l="0" t="0" r="0" b="0"/>
             <wp:docPr id="8" name="adm_reports_funnel_table.jpg" descr="The same chart as a table." title="The same chart as a table."/>
@@ -5028,7 +5028,7 @@
           <w:noProof/>
         </w:rPr>
         <w:drawing>
-          <wp:inline distT="0" distB="0" distL="0" distR="0" wp14:anchorId="1C730856" wp14:editId="04138EE8">
+          <wp:inline distT="0" distB="0" distL="0" distR="0" wp14:anchorId="62A256C7" wp14:editId="08E806E8">
             <wp:extent cx="5334000" cy="2628900"/>
             <wp:effectExtent l="0" t="0" r="0" b="0"/>
             <wp:docPr id="9" name="adm_reports_coverage.jpg" descr="Coverage by group." title="Coverage by group."/>
@@ -5128,7 +5128,7 @@
         </w:rPr>
         <w:lastRenderedPageBreak/>
         <w:drawing>
-          <wp:inline distT="0" distB="0" distL="0" distR="0" wp14:anchorId="7D5E0E94" wp14:editId="1C623BBA">
+          <wp:inline distT="0" distB="0" distL="0" distR="0" wp14:anchorId="485DBA5D" wp14:editId="4EC35195">
             <wp:extent cx="5334000" cy="2600325"/>
             <wp:effectExtent l="0" t="0" r="0" b="0"/>
             <wp:docPr id="10" name="adm_reports_modes.jpg" descr="Administration modes." title="Administration modes."/>
@@ -5237,7 +5237,7 @@
           <w:noProof/>
         </w:rPr>
         <w:drawing>
-          <wp:inline distT="0" distB="0" distL="0" distR="0" wp14:anchorId="7F9A2110" wp14:editId="56F3627D">
+          <wp:inline distT="0" distB="0" distL="0" distR="0" wp14:anchorId="361DAC21" wp14:editId="2B613027">
             <wp:extent cx="5334000" cy="2905125"/>
             <wp:effectExtent l="0" t="0" r="0" b="0"/>
             <wp:docPr id="11" name="adm_reports_duration.jpg" descr="Completion-time distribution." title="Completion-time distribution."/>
@@ -5319,7 +5319,7 @@
       <w:pPr>
         <w:pStyle w:val="Heading2"/>
       </w:pPr>
-      <w:bookmarkStart w:id="11" w:name="_Toc240889143"/>
+      <w:bookmarkStart w:id="11" w:name="_Toc240917237"/>
       <w:r>
         <w:lastRenderedPageBreak/>
         <w:t>4.4 Downloading data</w:t>
@@ -5337,7 +5337,7 @@
           <w:noProof/>
         </w:rPr>
         <w:drawing>
-          <wp:inline distT="0" distB="0" distL="0" distR="0" wp14:anchorId="52164308" wp14:editId="3B1659C8">
+          <wp:inline distT="0" distB="0" distL="0" distR="0" wp14:anchorId="4A810A8E" wp14:editId="537EC0E0">
             <wp:extent cx="5715000" cy="1876425"/>
             <wp:effectExtent l="0" t="0" r="0" b="0"/>
             <wp:docPr id="12" name="an_export.jpg" descr="Data Export." title="Data Export."/>
@@ -5852,7 +5852,7 @@
       <w:pPr>
         <w:pStyle w:val="Heading2"/>
       </w:pPr>
-      <w:bookmarkStart w:id="12" w:name="_Toc240889144"/>
+      <w:bookmarkStart w:id="12" w:name="_Toc240917238"/>
       <w:r>
         <w:t>4.5 Working with the analysis export</w:t>
       </w:r>
@@ -5997,7 +5997,7 @@
         <w:pStyle w:val="Heading1"/>
         <w:pageBreakBefore/>
       </w:pPr>
-      <w:bookmarkStart w:id="13" w:name="_Toc240889145"/>
+      <w:bookmarkStart w:id="13" w:name="_Toc240917239"/>
       <w:r>
         <w:lastRenderedPageBreak/>
         <w:t>5. Rules you must follow</w:t>
@@ -6135,7 +6135,7 @@
         <w:pStyle w:val="Heading1"/>
         <w:pageBreakBefore/>
       </w:pPr>
-      <w:bookmarkStart w:id="14" w:name="_Toc240889146"/>
+      <w:bookmarkStart w:id="14" w:name="_Toc240917240"/>
       <w:r>
         <w:lastRenderedPageBreak/>
         <w:t>6. Troubleshooting</w:t>
@@ -7089,7 +7089,7 @@
         <w:pStyle w:val="Heading1"/>
         <w:pageBreakBefore/>
       </w:pPr>
-      <w:bookmarkStart w:id="15" w:name="_Toc240889147"/>
+      <w:bookmarkStart w:id="15" w:name="_Toc240917241"/>
       <w:r>
         <w:lastRenderedPageBreak/>
         <w:t>7. Quick reference</w:t>
@@ -7368,7 +7368,7 @@
         <w:pStyle w:val="Heading1"/>
         <w:pageBreakBefore/>
       </w:pPr>
-      <w:bookmarkStart w:id="16" w:name="_Toc240889148"/>
+      <w:bookmarkStart w:id="16" w:name="_Toc240917242"/>
       <w:r>
         <w:lastRenderedPageBreak/>
         <w:t>8. Every screen and button for your role</w:t>
@@ -7531,7 +7531,7 @@
       <w:pPr>
         <w:pStyle w:val="Heading2"/>
       </w:pPr>
-      <w:bookmarkStart w:id="17" w:name="_Toc240889149"/>
+      <w:bookmarkStart w:id="17" w:name="_Toc240917243"/>
       <w:r>
         <w:t>8.1 Sign in</w:t>
       </w:r>
@@ -8044,7 +8044,7 @@
       <w:pPr>
         <w:pStyle w:val="Heading2"/>
       </w:pPr>
-      <w:bookmarkStart w:id="18" w:name="_Toc240889150"/>
+      <w:bookmarkStart w:id="18" w:name="_Toc240917244"/>
       <w:r>
         <w:t>8.2 The header and menu bar (every screen)</w:t>
       </w:r>
@@ -8768,7 +8768,7 @@
       <w:pPr>
         <w:pStyle w:val="Heading2"/>
       </w:pPr>
-      <w:bookmarkStart w:id="19" w:name="_Toc240889151"/>
+      <w:bookmarkStart w:id="19" w:name="_Toc240917245"/>
       <w:r>
         <w:t>8.3 Change Password</w:t>
       </w:r>
@@ -9388,7 +9388,7 @@
       <w:pPr>
         <w:pStyle w:val="Heading2"/>
       </w:pPr>
-      <w:bookmarkStart w:id="20" w:name="_Toc240889152"/>
+      <w:bookmarkStart w:id="20" w:name="_Toc240917246"/>
       <w:r>
         <w:t>8.4 Executive Dashboard</w:t>
       </w:r>
@@ -9902,7 +9902,7 @@
       <w:pPr>
         <w:pStyle w:val="Heading2"/>
       </w:pPr>
-      <w:bookmarkStart w:id="21" w:name="_Toc240889153"/>
+      <w:bookmarkStart w:id="21" w:name="_Toc240917247"/>
       <w:r>
         <w:t>8.5 Sampling Dashboard</w:t>
       </w:r>
@@ -10415,7 +10415,7 @@
       <w:pPr>
         <w:pStyle w:val="Heading2"/>
       </w:pPr>
-      <w:bookmarkStart w:id="22" w:name="_Toc240889154"/>
+      <w:bookmarkStart w:id="22" w:name="_Toc240917248"/>
       <w:r>
         <w:t>8.6 Contact Dashboard</w:t>
       </w:r>
@@ -10718,7 +10718,7 @@
       <w:pPr>
         <w:pStyle w:val="Heading2"/>
       </w:pPr>
-      <w:bookmarkStart w:id="23" w:name="_Toc240889155"/>
+      <w:bookmarkStart w:id="23" w:name="_Toc240917249"/>
       <w:r>
         <w:lastRenderedPageBreak/>
         <w:t>8.7 KII / Document Dashboard</w:t>
@@ -11129,7 +11129,7 @@
       <w:pPr>
         <w:pStyle w:val="Heading2"/>
       </w:pPr>
-      <w:bookmarkStart w:id="24" w:name="_Toc240889156"/>
+      <w:bookmarkStart w:id="24" w:name="_Toc240917250"/>
       <w:r>
         <w:t>8.8 Reports</w:t>
       </w:r>
@@ -11642,7 +11642,7 @@
       <w:pPr>
         <w:pStyle w:val="Heading2"/>
       </w:pPr>
-      <w:bookmarkStart w:id="25" w:name="_Toc240889157"/>
+      <w:bookmarkStart w:id="25" w:name="_Toc240917251"/>
       <w:r>
         <w:t>8.9 Cost Dashboard</w:t>
       </w:r>
@@ -11945,7 +11945,7 @@
       <w:pPr>
         <w:pStyle w:val="Heading2"/>
       </w:pPr>
-      <w:bookmarkStart w:id="26" w:name="_Toc240889158"/>
+      <w:bookmarkStart w:id="26" w:name="_Toc240917252"/>
       <w:r>
         <w:lastRenderedPageBreak/>
         <w:t>8.10 Export</w:t>
@@ -12466,10 +12466,154 @@
 <file path=word/numbering.xml><?xml version="1.0" encoding="utf-8"?>
 <w:numbering xmlns:wpc="http://schemas.microsoft.com/office/word/2010/wordprocessingCanvas" xmlns:cx="http://schemas.microsoft.com/office/drawing/2014/chartex" xmlns:cx1="http://schemas.microsoft.com/office/drawing/2015/9/8/chartex" xmlns:cx2="http://schemas.microsoft.com/office/drawing/2015/10/21/chartex" xmlns:cx3="http://schemas.microsoft.com/office/drawing/2016/5/9/chartex" xmlns:cx4="http://schemas.microsoft.com/office/drawing/2016/5/10/chartex" xmlns:cx5="http://schemas.microsoft.com/office/drawing/2016/5/11/chartex" xmlns:cx6="http://schemas.microsoft.com/office/drawing/2016/5/12/chartex" xmlns:cx7="http://schemas.microsoft.com/office/drawing/2016/5/13/chartex" xmlns:cx8="http://schemas.microsoft.com/office/drawing/2016/5/14/chartex" xmlns:mc="http://schemas.openxmlformats.org/markup-compatibility/2006" xmlns:aink="http://schemas.microsoft.com/office/drawing/2016/ink" xmlns:am3d="http://schemas.microsoft.com/office/drawing/2017/model3d" xmlns:o="urn:schemas-microsoft-com:office:office" xmlns:oel="http://schemas.microsoft.com/office/2019/extlst" xmlns:r="http://schemas.openxmlformats.org/officeDocument/2006/relationships" xmlns:m="http://schemas.openxmlformats.org/officeDocument/2006/math" xmlns:v="urn:schemas-microsoft-com:vml" xmlns:wp14="http://schemas.microsoft.com/office/word/2010/wordprocessingDrawing" xmlns:wp="http://schemas.openxmlformats.org/drawingml/2006/wordprocessingDrawing" xmlns:w10="urn:schemas-microsoft-com:office:word" xmlns:w="http://schemas.openxmlformats.org/wordprocessingml/2006/main" xmlns:w14="http://schemas.microsoft.com/office/word/2010/wordml" xmlns:w15="http://schemas.microsoft.com/office/word/2012/wordml" xmlns:w16cex="http://schemas.microsoft.com/office/word/2018/wordml/cex" xmlns:w16cid="http://schemas.microsoft.com/office/word/2016/wordml/cid" xmlns:w16="http://schemas.microsoft.com/office/word/2018/wordml" xmlns:w16sdtdh="http://schemas.microsoft.com/office/word/2020/wordml/sdtdatahash" xmlns:w16se="http://schemas.microsoft.com/office/word/2015/wordml/symex" xmlns:wpg="http://schemas.microsoft.com/office/word/2010/wordprocessingGroup" xmlns:wpi="http://schemas.microsoft.com/office/word/2010/wordprocessingInk" xmlns:wne="http://schemas.microsoft.com/office/word/2006/wordml" xmlns:wps="http://schemas.microsoft.com/office/word/2010/wordprocessingShape" mc:Ignorable="w14 w15 w16se w16cid w16 w16cex w16sdtdh wp14">
   <w:abstractNum w:abstractNumId="0" w15:restartNumberingAfterBreak="0">
-    <w:nsid w:val="1DFB69D2"/>
+    <w:nsid w:val="01CB72DF"/>
     <w:multiLevelType w:val="hybridMultilevel"/>
-    <w:tmpl w:val="B4ACB644"/>
-    <w:lvl w:ilvl="0" w:tplc="FF66A796">
+    <w:tmpl w:val="33BAC25A"/>
+    <w:lvl w:ilvl="0" w:tplc="9E443336">
+      <w:start w:val="1"/>
+      <w:numFmt w:val="bullet"/>
+      <w:lvlText w:val="●"/>
+      <w:lvlJc w:val="left"/>
+      <w:pPr>
+        <w:ind w:left="720" w:hanging="360"/>
+      </w:pPr>
+    </w:lvl>
+    <w:lvl w:ilvl="1" w:tplc="EDE4D5FA">
+      <w:start w:val="1"/>
+      <w:numFmt w:val="bullet"/>
+      <w:lvlText w:val="○"/>
+      <w:lvlJc w:val="left"/>
+      <w:pPr>
+        <w:ind w:left="1440" w:hanging="360"/>
+      </w:pPr>
+    </w:lvl>
+    <w:lvl w:ilvl="2" w:tplc="81C83840">
+      <w:start w:val="1"/>
+      <w:numFmt w:val="bullet"/>
+      <w:lvlText w:val="■"/>
+      <w:lvlJc w:val="left"/>
+      <w:pPr>
+        <w:ind w:left="2160" w:hanging="360"/>
+      </w:pPr>
+    </w:lvl>
+    <w:lvl w:ilvl="3" w:tplc="66B0E538">
+      <w:start w:val="1"/>
+      <w:numFmt w:val="bullet"/>
+      <w:lvlText w:val="●"/>
+      <w:lvlJc w:val="left"/>
+      <w:pPr>
+        <w:ind w:left="2880" w:hanging="360"/>
+      </w:pPr>
+    </w:lvl>
+    <w:lvl w:ilvl="4" w:tplc="4042A742">
+      <w:start w:val="1"/>
+      <w:numFmt w:val="bullet"/>
+      <w:lvlText w:val="○"/>
+      <w:lvlJc w:val="left"/>
+      <w:pPr>
+        <w:ind w:left="3600" w:hanging="360"/>
+      </w:pPr>
+    </w:lvl>
+    <w:lvl w:ilvl="5" w:tplc="3208BD84">
+      <w:start w:val="1"/>
+      <w:numFmt w:val="bullet"/>
+      <w:lvlText w:val="■"/>
+      <w:lvlJc w:val="left"/>
+      <w:pPr>
+        <w:ind w:left="4320" w:hanging="360"/>
+      </w:pPr>
+    </w:lvl>
+    <w:lvl w:ilvl="6" w:tplc="F7AAFD4C">
+      <w:start w:val="1"/>
+      <w:numFmt w:val="bullet"/>
+      <w:lvlText w:val="●"/>
+      <w:lvlJc w:val="left"/>
+      <w:pPr>
+        <w:ind w:left="5040" w:hanging="360"/>
+      </w:pPr>
+    </w:lvl>
+    <w:lvl w:ilvl="7" w:tplc="EC1C7F40">
+      <w:start w:val="1"/>
+      <w:numFmt w:val="bullet"/>
+      <w:lvlText w:val="●"/>
+      <w:lvlJc w:val="left"/>
+      <w:pPr>
+        <w:ind w:left="5760" w:hanging="360"/>
+      </w:pPr>
+    </w:lvl>
+    <w:lvl w:ilvl="8" w:tplc="23467DE0">
+      <w:start w:val="1"/>
+      <w:numFmt w:val="bullet"/>
+      <w:lvlText w:val="●"/>
+      <w:lvlJc w:val="left"/>
+      <w:pPr>
+        <w:ind w:left="6480" w:hanging="360"/>
+      </w:pPr>
+    </w:lvl>
+  </w:abstractNum>
+  <w:abstractNum w:abstractNumId="1" w15:restartNumberingAfterBreak="0">
+    <w:nsid w:val="333C4D30"/>
+    <w:multiLevelType w:val="hybridMultilevel"/>
+    <w:tmpl w:val="D1B21DF6"/>
+    <w:lvl w:ilvl="0" w:tplc="E110A260">
+      <w:start w:val="1"/>
+      <w:numFmt w:val="bullet"/>
+      <w:lvlText w:val="•"/>
+      <w:lvlJc w:val="left"/>
+      <w:pPr>
+        <w:ind w:left="460" w:hanging="280"/>
+      </w:pPr>
+    </w:lvl>
+    <w:lvl w:ilvl="1" w:tplc="D0ACE0B6">
+      <w:start w:val="1"/>
+      <w:numFmt w:val="bullet"/>
+      <w:lvlText w:val="–"/>
+      <w:lvlJc w:val="left"/>
+      <w:pPr>
+        <w:ind w:left="900" w:hanging="280"/>
+      </w:pPr>
+    </w:lvl>
+    <w:lvl w:ilvl="2" w:tplc="6ACC718E">
+      <w:numFmt w:val="decimal"/>
+      <w:lvlText w:val=""/>
+      <w:lvlJc w:val="left"/>
+    </w:lvl>
+    <w:lvl w:ilvl="3" w:tplc="DC46E5BA">
+      <w:numFmt w:val="decimal"/>
+      <w:lvlText w:val=""/>
+      <w:lvlJc w:val="left"/>
+    </w:lvl>
+    <w:lvl w:ilvl="4" w:tplc="AD70366A">
+      <w:numFmt w:val="decimal"/>
+      <w:lvlText w:val=""/>
+      <w:lvlJc w:val="left"/>
+    </w:lvl>
+    <w:lvl w:ilvl="5" w:tplc="C92E67E8">
+      <w:numFmt w:val="decimal"/>
+      <w:lvlText w:val=""/>
+      <w:lvlJc w:val="left"/>
+    </w:lvl>
+    <w:lvl w:ilvl="6" w:tplc="AC5A911C">
+      <w:numFmt w:val="decimal"/>
+      <w:lvlText w:val=""/>
+      <w:lvlJc w:val="left"/>
+    </w:lvl>
+    <w:lvl w:ilvl="7" w:tplc="55504D7C">
+      <w:numFmt w:val="decimal"/>
+      <w:lvlText w:val=""/>
+      <w:lvlJc w:val="left"/>
+    </w:lvl>
+    <w:lvl w:ilvl="8" w:tplc="E7CC212A">
+      <w:numFmt w:val="decimal"/>
+      <w:lvlText w:val=""/>
+      <w:lvlJc w:val="left"/>
+    </w:lvl>
+  </w:abstractNum>
+  <w:abstractNum w:abstractNumId="2" w15:restartNumberingAfterBreak="0">
+    <w:nsid w:val="44A23E1C"/>
+    <w:multiLevelType w:val="hybridMultilevel"/>
+    <w:tmpl w:val="132A7B56"/>
+    <w:lvl w:ilvl="0" w:tplc="F724D242">
       <w:start w:val="1"/>
       <w:numFmt w:val="decimal"/>
       <w:lvlText w:val="%1."/>
@@ -12483,52 +12627,52 @@
         <w:color w:val="A67C27"/>
       </w:rPr>
     </w:lvl>
-    <w:lvl w:ilvl="1" w:tplc="BEC2D392">
+    <w:lvl w:ilvl="1" w:tplc="C2CA66A2">
       <w:numFmt w:val="decimal"/>
       <w:lvlText w:val=""/>
       <w:lvlJc w:val="left"/>
     </w:lvl>
-    <w:lvl w:ilvl="2" w:tplc="0FA8EC0E">
+    <w:lvl w:ilvl="2" w:tplc="B7281B48">
       <w:numFmt w:val="decimal"/>
       <w:lvlText w:val=""/>
       <w:lvlJc w:val="left"/>
     </w:lvl>
-    <w:lvl w:ilvl="3" w:tplc="7190275A">
+    <w:lvl w:ilvl="3" w:tplc="1CB81BC0">
       <w:numFmt w:val="decimal"/>
       <w:lvlText w:val=""/>
       <w:lvlJc w:val="left"/>
     </w:lvl>
-    <w:lvl w:ilvl="4" w:tplc="FA5AD822">
+    <w:lvl w:ilvl="4" w:tplc="041CEA28">
       <w:numFmt w:val="decimal"/>
       <w:lvlText w:val=""/>
       <w:lvlJc w:val="left"/>
     </w:lvl>
-    <w:lvl w:ilvl="5" w:tplc="2E0A85E2">
+    <w:lvl w:ilvl="5" w:tplc="A83A690E">
       <w:numFmt w:val="decimal"/>
       <w:lvlText w:val=""/>
       <w:lvlJc w:val="left"/>
     </w:lvl>
-    <w:lvl w:ilvl="6" w:tplc="A2CC1AB8">
+    <w:lvl w:ilvl="6" w:tplc="ACE096AE">
       <w:numFmt w:val="decimal"/>
       <w:lvlText w:val=""/>
       <w:lvlJc w:val="left"/>
     </w:lvl>
-    <w:lvl w:ilvl="7" w:tplc="89F2A72E">
+    <w:lvl w:ilvl="7" w:tplc="3DC4FF5A">
       <w:numFmt w:val="decimal"/>
       <w:lvlText w:val=""/>
       <w:lvlJc w:val="left"/>
     </w:lvl>
-    <w:lvl w:ilvl="8" w:tplc="42DA1CD8">
+    <w:lvl w:ilvl="8" w:tplc="EDF67D3C">
       <w:numFmt w:val="decimal"/>
       <w:lvlText w:val=""/>
       <w:lvlJc w:val="left"/>
     </w:lvl>
   </w:abstractNum>
-  <w:abstractNum w:abstractNumId="1" w15:restartNumberingAfterBreak="0">
-    <w:nsid w:val="5812011E"/>
+  <w:abstractNum w:abstractNumId="3" w15:restartNumberingAfterBreak="0">
+    <w:nsid w:val="642E7225"/>
     <w:multiLevelType w:val="hybridMultilevel"/>
-    <w:tmpl w:val="0294372E"/>
-    <w:lvl w:ilvl="0" w:tplc="68F4D6AA">
+    <w:tmpl w:val="98685158"/>
+    <w:lvl w:ilvl="0" w:tplc="3746DDB8">
       <w:start w:val="1"/>
       <w:numFmt w:val="decimal"/>
       <w:lvlText w:val="%1."/>
@@ -12542,52 +12686,52 @@
         <w:color w:val="A67C27"/>
       </w:rPr>
     </w:lvl>
-    <w:lvl w:ilvl="1" w:tplc="EE6096DE">
+    <w:lvl w:ilvl="1" w:tplc="634A9254">
       <w:numFmt w:val="decimal"/>
       <w:lvlText w:val=""/>
       <w:lvlJc w:val="left"/>
     </w:lvl>
-    <w:lvl w:ilvl="2" w:tplc="3B8A71C6">
+    <w:lvl w:ilvl="2" w:tplc="096CB8D4">
       <w:numFmt w:val="decimal"/>
       <w:lvlText w:val=""/>
       <w:lvlJc w:val="left"/>
     </w:lvl>
-    <w:lvl w:ilvl="3" w:tplc="46A0F2BC">
+    <w:lvl w:ilvl="3" w:tplc="0DC0CD98">
       <w:numFmt w:val="decimal"/>
       <w:lvlText w:val=""/>
       <w:lvlJc w:val="left"/>
     </w:lvl>
-    <w:lvl w:ilvl="4" w:tplc="B422172C">
+    <w:lvl w:ilvl="4" w:tplc="B67A0B14">
       <w:numFmt w:val="decimal"/>
       <w:lvlText w:val=""/>
       <w:lvlJc w:val="left"/>
     </w:lvl>
-    <w:lvl w:ilvl="5" w:tplc="68E0FA94">
+    <w:lvl w:ilvl="5" w:tplc="512218E6">
       <w:numFmt w:val="decimal"/>
       <w:lvlText w:val=""/>
       <w:lvlJc w:val="left"/>
     </w:lvl>
-    <w:lvl w:ilvl="6" w:tplc="C200131E">
+    <w:lvl w:ilvl="6" w:tplc="7A72C508">
       <w:numFmt w:val="decimal"/>
       <w:lvlText w:val=""/>
       <w:lvlJc w:val="left"/>
     </w:lvl>
-    <w:lvl w:ilvl="7" w:tplc="B58C2D4C">
+    <w:lvl w:ilvl="7" w:tplc="6B307EBA">
       <w:numFmt w:val="decimal"/>
       <w:lvlText w:val=""/>
       <w:lvlJc w:val="left"/>
     </w:lvl>
-    <w:lvl w:ilvl="8" w:tplc="37A06E98">
+    <w:lvl w:ilvl="8" w:tplc="3A02C556">
       <w:numFmt w:val="decimal"/>
       <w:lvlText w:val=""/>
       <w:lvlJc w:val="left"/>
     </w:lvl>
   </w:abstractNum>
-  <w:abstractNum w:abstractNumId="2" w15:restartNumberingAfterBreak="0">
-    <w:nsid w:val="5D1B1E86"/>
+  <w:abstractNum w:abstractNumId="4" w15:restartNumberingAfterBreak="0">
+    <w:nsid w:val="7DFD31E6"/>
     <w:multiLevelType w:val="hybridMultilevel"/>
-    <w:tmpl w:val="685607F6"/>
-    <w:lvl w:ilvl="0" w:tplc="BE320B24">
+    <w:tmpl w:val="ECB68162"/>
+    <w:lvl w:ilvl="0" w:tplc="FDC8AE5E">
       <w:start w:val="1"/>
       <w:numFmt w:val="decimal"/>
       <w:lvlText w:val="%1."/>
@@ -12601,217 +12745,73 @@
         <w:color w:val="A67C27"/>
       </w:rPr>
     </w:lvl>
-    <w:lvl w:ilvl="1" w:tplc="DF566D2A">
+    <w:lvl w:ilvl="1" w:tplc="BBA43BD6">
       <w:numFmt w:val="decimal"/>
       <w:lvlText w:val=""/>
       <w:lvlJc w:val="left"/>
     </w:lvl>
-    <w:lvl w:ilvl="2" w:tplc="8676E06E">
+    <w:lvl w:ilvl="2" w:tplc="DD42CBBC">
       <w:numFmt w:val="decimal"/>
       <w:lvlText w:val=""/>
       <w:lvlJc w:val="left"/>
     </w:lvl>
-    <w:lvl w:ilvl="3" w:tplc="608C5C0A">
+    <w:lvl w:ilvl="3" w:tplc="8452D9DC">
       <w:numFmt w:val="decimal"/>
       <w:lvlText w:val=""/>
       <w:lvlJc w:val="left"/>
     </w:lvl>
-    <w:lvl w:ilvl="4" w:tplc="743806BC">
+    <w:lvl w:ilvl="4" w:tplc="642A1778">
       <w:numFmt w:val="decimal"/>
       <w:lvlText w:val=""/>
       <w:lvlJc w:val="left"/>
     </w:lvl>
-    <w:lvl w:ilvl="5" w:tplc="BAD4C876">
+    <w:lvl w:ilvl="5" w:tplc="A78E9308">
       <w:numFmt w:val="decimal"/>
       <w:lvlText w:val=""/>
       <w:lvlJc w:val="left"/>
     </w:lvl>
-    <w:lvl w:ilvl="6" w:tplc="14EE42C8">
+    <w:lvl w:ilvl="6" w:tplc="FFD8C0C4">
       <w:numFmt w:val="decimal"/>
       <w:lvlText w:val=""/>
       <w:lvlJc w:val="left"/>
     </w:lvl>
-    <w:lvl w:ilvl="7" w:tplc="53D6A7E8">
+    <w:lvl w:ilvl="7" w:tplc="BF56DE16">
       <w:numFmt w:val="decimal"/>
       <w:lvlText w:val=""/>
       <w:lvlJc w:val="left"/>
     </w:lvl>
-    <w:lvl w:ilvl="8" w:tplc="F728444A">
+    <w:lvl w:ilvl="8" w:tplc="7166F86C">
       <w:numFmt w:val="decimal"/>
       <w:lvlText w:val=""/>
       <w:lvlJc w:val="left"/>
     </w:lvl>
   </w:abstractNum>
-  <w:abstractNum w:abstractNumId="3" w15:restartNumberingAfterBreak="0">
-    <w:nsid w:val="67712364"/>
-    <w:multiLevelType w:val="hybridMultilevel"/>
-    <w:tmpl w:val="C4B036FA"/>
-    <w:lvl w:ilvl="0" w:tplc="95BA8EFE">
-      <w:start w:val="1"/>
-      <w:numFmt w:val="bullet"/>
-      <w:lvlText w:val="•"/>
-      <w:lvlJc w:val="left"/>
-      <w:pPr>
-        <w:ind w:left="460" w:hanging="280"/>
-      </w:pPr>
-    </w:lvl>
-    <w:lvl w:ilvl="1" w:tplc="439E93BC">
-      <w:start w:val="1"/>
-      <w:numFmt w:val="bullet"/>
-      <w:lvlText w:val="–"/>
-      <w:lvlJc w:val="left"/>
-      <w:pPr>
-        <w:ind w:left="900" w:hanging="280"/>
-      </w:pPr>
-    </w:lvl>
-    <w:lvl w:ilvl="2" w:tplc="38D0F61C">
-      <w:numFmt w:val="decimal"/>
-      <w:lvlText w:val=""/>
-      <w:lvlJc w:val="left"/>
-    </w:lvl>
-    <w:lvl w:ilvl="3" w:tplc="36304468">
-      <w:numFmt w:val="decimal"/>
-      <w:lvlText w:val=""/>
-      <w:lvlJc w:val="left"/>
-    </w:lvl>
-    <w:lvl w:ilvl="4" w:tplc="B4DE1EEE">
-      <w:numFmt w:val="decimal"/>
-      <w:lvlText w:val=""/>
-      <w:lvlJc w:val="left"/>
-    </w:lvl>
-    <w:lvl w:ilvl="5" w:tplc="F41C9556">
-      <w:numFmt w:val="decimal"/>
-      <w:lvlText w:val=""/>
-      <w:lvlJc w:val="left"/>
-    </w:lvl>
-    <w:lvl w:ilvl="6" w:tplc="7BB0A756">
-      <w:numFmt w:val="decimal"/>
-      <w:lvlText w:val=""/>
-      <w:lvlJc w:val="left"/>
-    </w:lvl>
-    <w:lvl w:ilvl="7" w:tplc="F842863A">
-      <w:numFmt w:val="decimal"/>
-      <w:lvlText w:val=""/>
-      <w:lvlJc w:val="left"/>
-    </w:lvl>
-    <w:lvl w:ilvl="8" w:tplc="CD3E6F12">
-      <w:numFmt w:val="decimal"/>
-      <w:lvlText w:val=""/>
-      <w:lvlJc w:val="left"/>
-    </w:lvl>
-  </w:abstractNum>
-  <w:abstractNum w:abstractNumId="4" w15:restartNumberingAfterBreak="0">
-    <w:nsid w:val="7C790978"/>
-    <w:multiLevelType w:val="hybridMultilevel"/>
-    <w:tmpl w:val="DE700CF2"/>
-    <w:lvl w:ilvl="0" w:tplc="13F27DD6">
-      <w:start w:val="1"/>
-      <w:numFmt w:val="bullet"/>
-      <w:lvlText w:val="●"/>
-      <w:lvlJc w:val="left"/>
-      <w:pPr>
-        <w:ind w:left="720" w:hanging="360"/>
-      </w:pPr>
-    </w:lvl>
-    <w:lvl w:ilvl="1" w:tplc="FD8698BE">
-      <w:start w:val="1"/>
-      <w:numFmt w:val="bullet"/>
-      <w:lvlText w:val="○"/>
-      <w:lvlJc w:val="left"/>
-      <w:pPr>
-        <w:ind w:left="1440" w:hanging="360"/>
-      </w:pPr>
-    </w:lvl>
-    <w:lvl w:ilvl="2" w:tplc="562E7B7E">
-      <w:start w:val="1"/>
-      <w:numFmt w:val="bullet"/>
-      <w:lvlText w:val="■"/>
-      <w:lvlJc w:val="left"/>
-      <w:pPr>
-        <w:ind w:left="2160" w:hanging="360"/>
-      </w:pPr>
-    </w:lvl>
-    <w:lvl w:ilvl="3" w:tplc="2B500E68">
-      <w:start w:val="1"/>
-      <w:numFmt w:val="bullet"/>
-      <w:lvlText w:val="●"/>
-      <w:lvlJc w:val="left"/>
-      <w:pPr>
-        <w:ind w:left="2880" w:hanging="360"/>
-      </w:pPr>
-    </w:lvl>
-    <w:lvl w:ilvl="4" w:tplc="EA763ECE">
-      <w:start w:val="1"/>
-      <w:numFmt w:val="bullet"/>
-      <w:lvlText w:val="○"/>
-      <w:lvlJc w:val="left"/>
-      <w:pPr>
-        <w:ind w:left="3600" w:hanging="360"/>
-      </w:pPr>
-    </w:lvl>
-    <w:lvl w:ilvl="5" w:tplc="C0D65622">
-      <w:start w:val="1"/>
-      <w:numFmt w:val="bullet"/>
-      <w:lvlText w:val="■"/>
-      <w:lvlJc w:val="left"/>
-      <w:pPr>
-        <w:ind w:left="4320" w:hanging="360"/>
-      </w:pPr>
-    </w:lvl>
-    <w:lvl w:ilvl="6" w:tplc="B6849638">
-      <w:start w:val="1"/>
-      <w:numFmt w:val="bullet"/>
-      <w:lvlText w:val="●"/>
-      <w:lvlJc w:val="left"/>
-      <w:pPr>
-        <w:ind w:left="5040" w:hanging="360"/>
-      </w:pPr>
-    </w:lvl>
-    <w:lvl w:ilvl="7" w:tplc="80769F34">
-      <w:start w:val="1"/>
-      <w:numFmt w:val="bullet"/>
-      <w:lvlText w:val="●"/>
-      <w:lvlJc w:val="left"/>
-      <w:pPr>
-        <w:ind w:left="5760" w:hanging="360"/>
-      </w:pPr>
-    </w:lvl>
-    <w:lvl w:ilvl="8" w:tplc="2F7CF160">
-      <w:start w:val="1"/>
-      <w:numFmt w:val="bullet"/>
-      <w:lvlText w:val="●"/>
-      <w:lvlJc w:val="left"/>
-      <w:pPr>
-        <w:ind w:left="6480" w:hanging="360"/>
-      </w:pPr>
-    </w:lvl>
-  </w:abstractNum>
-  <w:num w:numId="1" w16cid:durableId="1815826883">
-    <w:abstractNumId w:val="4"/>
+  <w:num w:numId="1" w16cid:durableId="444275279">
+    <w:abstractNumId w:val="0"/>
     <w:lvlOverride w:ilvl="0">
       <w:startOverride w:val="1"/>
     </w:lvlOverride>
   </w:num>
-  <w:num w:numId="2" w16cid:durableId="1478451537">
+  <w:num w:numId="2" w16cid:durableId="905840632">
+    <w:abstractNumId w:val="1"/>
+    <w:lvlOverride w:ilvl="0">
+      <w:startOverride w:val="1"/>
+    </w:lvlOverride>
+  </w:num>
+  <w:num w:numId="3" w16cid:durableId="1849366331">
     <w:abstractNumId w:val="3"/>
     <w:lvlOverride w:ilvl="0">
       <w:startOverride w:val="1"/>
     </w:lvlOverride>
   </w:num>
-  <w:num w:numId="3" w16cid:durableId="1127236801">
-    <w:abstractNumId w:val="0"/>
-    <w:lvlOverride w:ilvl="0">
-      <w:startOverride w:val="1"/>
-    </w:lvlOverride>
-  </w:num>
-  <w:num w:numId="4" w16cid:durableId="1254977120">
+  <w:num w:numId="4" w16cid:durableId="1743988680">
     <w:abstractNumId w:val="2"/>
     <w:lvlOverride w:ilvl="0">
       <w:startOverride w:val="1"/>
     </w:lvlOverride>
   </w:num>
-  <w:num w:numId="5" w16cid:durableId="852763945">
-    <w:abstractNumId w:val="1"/>
+  <w:num w:numId="5" w16cid:durableId="1728603089">
+    <w:abstractNumId w:val="4"/>
     <w:lvlOverride w:ilvl="0">
       <w:startOverride w:val="1"/>
     </w:lvlOverride>
@@ -13436,7 +13436,7 @@
     <w:autoRedefine/>
     <w:uiPriority w:val="39"/>
     <w:unhideWhenUsed/>
-    <w:rsid w:val="00410686"/>
+    <w:rsid w:val="00777FAC"/>
     <w:pPr>
       <w:spacing w:after="100"/>
     </w:pPr>
@@ -13448,7 +13448,7 @@
     <w:autoRedefine/>
     <w:uiPriority w:val="39"/>
     <w:unhideWhenUsed/>
-    <w:rsid w:val="00410686"/>
+    <w:rsid w:val="00777FAC"/>
     <w:pPr>
       <w:spacing w:after="100"/>
       <w:ind w:left="210"/>

--- a/docs/manuals/Role_Guide_7_Analyst.docx
+++ b/docs/manuals/Role_Guide_7_Analyst.docx
@@ -469,7 +469,7 @@
                 <w:sz w:val="19"/>
                 <w:szCs w:val="19"/>
               </w:rPr>
-              <w:t>Version 1.7 · 21 September 2026</w:t>
+              <w:t>Version 1.8 · 21 September 2026</w:t>
             </w:r>
           </w:p>
         </w:tc>
@@ -538,7 +538,7 @@
     <w:sdt>
       <w:sdtPr>
         <w:alias w:val="Contents"/>
-        <w:id w:val="1575627505"/>
+        <w:id w:val="2093737323"/>
       </w:sdtPr>
       <w:sdtEndPr/>
       <w:sdtContent>
@@ -567,7 +567,7 @@
           <w:r>
             <w:fldChar w:fldCharType="separate"/>
           </w:r>
-          <w:hyperlink w:anchor="_Toc240917226" w:history="1">
+          <w:hyperlink w:anchor="_Toc240920535" w:history="1">
             <w:r>
               <w:rPr>
                 <w:rStyle w:val="Hyperlink"/>
@@ -591,7 +591,7 @@
               <w:rPr>
                 <w:noProof/>
               </w:rPr>
-              <w:instrText xml:space="preserve"> PAGEREF _Toc240917226 \h </w:instrText>
+              <w:instrText xml:space="preserve"> PAGEREF _Toc240920535 \h </w:instrText>
             </w:r>
             <w:r>
               <w:rPr>
@@ -634,7 +634,7 @@
               <w14:ligatures w14:val="standardContextual"/>
             </w:rPr>
           </w:pPr>
-          <w:hyperlink w:anchor="_Toc240917227" w:history="1">
+          <w:hyperlink w:anchor="_Toc240920536" w:history="1">
             <w:r>
               <w:rPr>
                 <w:rStyle w:val="Hyperlink"/>
@@ -658,7 +658,7 @@
               <w:rPr>
                 <w:noProof/>
               </w:rPr>
-              <w:instrText xml:space="preserve"> PAGEREF _Toc240917227 \h </w:instrText>
+              <w:instrText xml:space="preserve"> PAGEREF _Toc240920536 \h </w:instrText>
             </w:r>
             <w:r>
               <w:rPr>
@@ -701,7 +701,7 @@
               <w14:ligatures w14:val="standardContextual"/>
             </w:rPr>
           </w:pPr>
-          <w:hyperlink w:anchor="_Toc240917228" w:history="1">
+          <w:hyperlink w:anchor="_Toc240920537" w:history="1">
             <w:r>
               <w:rPr>
                 <w:rStyle w:val="Hyperlink"/>
@@ -725,7 +725,7 @@
               <w:rPr>
                 <w:noProof/>
               </w:rPr>
-              <w:instrText xml:space="preserve"> PAGEREF _Toc240917228 \h </w:instrText>
+              <w:instrText xml:space="preserve"> PAGEREF _Toc240920537 \h </w:instrText>
             </w:r>
             <w:r>
               <w:rPr>
@@ -768,7 +768,7 @@
               <w14:ligatures w14:val="standardContextual"/>
             </w:rPr>
           </w:pPr>
-          <w:hyperlink w:anchor="_Toc240917229" w:history="1">
+          <w:hyperlink w:anchor="_Toc240920538" w:history="1">
             <w:r>
               <w:rPr>
                 <w:rStyle w:val="Hyperlink"/>
@@ -792,7 +792,7 @@
               <w:rPr>
                 <w:noProof/>
               </w:rPr>
-              <w:instrText xml:space="preserve"> PAGEREF _Toc240917229 \h </w:instrText>
+              <w:instrText xml:space="preserve"> PAGEREF _Toc240920538 \h </w:instrText>
             </w:r>
             <w:r>
               <w:rPr>
@@ -835,7 +835,7 @@
               <w14:ligatures w14:val="standardContextual"/>
             </w:rPr>
           </w:pPr>
-          <w:hyperlink w:anchor="_Toc240917230" w:history="1">
+          <w:hyperlink w:anchor="_Toc240920539" w:history="1">
             <w:r>
               <w:rPr>
                 <w:rStyle w:val="Hyperlink"/>
@@ -859,7 +859,7 @@
               <w:rPr>
                 <w:noProof/>
               </w:rPr>
-              <w:instrText xml:space="preserve"> PAGEREF _Toc240917230 \h </w:instrText>
+              <w:instrText xml:space="preserve"> PAGEREF _Toc240920539 \h </w:instrText>
             </w:r>
             <w:r>
               <w:rPr>
@@ -902,7 +902,7 @@
               <w14:ligatures w14:val="standardContextual"/>
             </w:rPr>
           </w:pPr>
-          <w:hyperlink w:anchor="_Toc240917231" w:history="1">
+          <w:hyperlink w:anchor="_Toc240920540" w:history="1">
             <w:r>
               <w:rPr>
                 <w:rStyle w:val="Hyperlink"/>
@@ -926,7 +926,7 @@
               <w:rPr>
                 <w:noProof/>
               </w:rPr>
-              <w:instrText xml:space="preserve"> PAGEREF _Toc240917231 \h </w:instrText>
+              <w:instrText xml:space="preserve"> PAGEREF _Toc240920540 \h </w:instrText>
             </w:r>
             <w:r>
               <w:rPr>
@@ -969,7 +969,7 @@
               <w14:ligatures w14:val="standardContextual"/>
             </w:rPr>
           </w:pPr>
-          <w:hyperlink w:anchor="_Toc240917232" w:history="1">
+          <w:hyperlink w:anchor="_Toc240920541" w:history="1">
             <w:r>
               <w:rPr>
                 <w:rStyle w:val="Hyperlink"/>
@@ -993,7 +993,7 @@
               <w:rPr>
                 <w:noProof/>
               </w:rPr>
-              <w:instrText xml:space="preserve"> PAGEREF _Toc240917232 \h </w:instrText>
+              <w:instrText xml:space="preserve"> PAGEREF _Toc240920541 \h </w:instrText>
             </w:r>
             <w:r>
               <w:rPr>
@@ -1036,7 +1036,7 @@
               <w14:ligatures w14:val="standardContextual"/>
             </w:rPr>
           </w:pPr>
-          <w:hyperlink w:anchor="_Toc240917233" w:history="1">
+          <w:hyperlink w:anchor="_Toc240920542" w:history="1">
             <w:r>
               <w:rPr>
                 <w:rStyle w:val="Hyperlink"/>
@@ -1060,7 +1060,7 @@
               <w:rPr>
                 <w:noProof/>
               </w:rPr>
-              <w:instrText xml:space="preserve"> PAGEREF _Toc240917233 \h </w:instrText>
+              <w:instrText xml:space="preserve"> PAGEREF _Toc240920542 \h </w:instrText>
             </w:r>
             <w:r>
               <w:rPr>
@@ -1103,7 +1103,7 @@
               <w14:ligatures w14:val="standardContextual"/>
             </w:rPr>
           </w:pPr>
-          <w:hyperlink w:anchor="_Toc240917234" w:history="1">
+          <w:hyperlink w:anchor="_Toc240920543" w:history="1">
             <w:r>
               <w:rPr>
                 <w:rStyle w:val="Hyperlink"/>
@@ -1127,7 +1127,7 @@
               <w:rPr>
                 <w:noProof/>
               </w:rPr>
-              <w:instrText xml:space="preserve"> PAGEREF _Toc240917234 \h </w:instrText>
+              <w:instrText xml:space="preserve"> PAGEREF _Toc240920543 \h </w:instrText>
             </w:r>
             <w:r>
               <w:rPr>
@@ -1170,7 +1170,7 @@
               <w14:ligatures w14:val="standardContextual"/>
             </w:rPr>
           </w:pPr>
-          <w:hyperlink w:anchor="_Toc240917235" w:history="1">
+          <w:hyperlink w:anchor="_Toc240920544" w:history="1">
             <w:r>
               <w:rPr>
                 <w:rStyle w:val="Hyperlink"/>
@@ -1194,7 +1194,7 @@
               <w:rPr>
                 <w:noProof/>
               </w:rPr>
-              <w:instrText xml:space="preserve"> PAGEREF _Toc240917235 \h </w:instrText>
+              <w:instrText xml:space="preserve"> PAGEREF _Toc240920544 \h </w:instrText>
             </w:r>
             <w:r>
               <w:rPr>
@@ -1237,7 +1237,7 @@
               <w14:ligatures w14:val="standardContextual"/>
             </w:rPr>
           </w:pPr>
-          <w:hyperlink w:anchor="_Toc240917236" w:history="1">
+          <w:hyperlink w:anchor="_Toc240920545" w:history="1">
             <w:r>
               <w:rPr>
                 <w:rStyle w:val="Hyperlink"/>
@@ -1261,7 +1261,7 @@
               <w:rPr>
                 <w:noProof/>
               </w:rPr>
-              <w:instrText xml:space="preserve"> PAGEREF _Toc240917236 \h </w:instrText>
+              <w:instrText xml:space="preserve"> PAGEREF _Toc240920545 \h </w:instrText>
             </w:r>
             <w:r>
               <w:rPr>
@@ -1304,7 +1304,7 @@
               <w14:ligatures w14:val="standardContextual"/>
             </w:rPr>
           </w:pPr>
-          <w:hyperlink w:anchor="_Toc240917237" w:history="1">
+          <w:hyperlink w:anchor="_Toc240920546" w:history="1">
             <w:r>
               <w:rPr>
                 <w:rStyle w:val="Hyperlink"/>
@@ -1328,7 +1328,7 @@
               <w:rPr>
                 <w:noProof/>
               </w:rPr>
-              <w:instrText xml:space="preserve"> PAGEREF _Toc240917237 \h </w:instrText>
+              <w:instrText xml:space="preserve"> PAGEREF _Toc240920546 \h </w:instrText>
             </w:r>
             <w:r>
               <w:rPr>
@@ -1371,7 +1371,7 @@
               <w14:ligatures w14:val="standardContextual"/>
             </w:rPr>
           </w:pPr>
-          <w:hyperlink w:anchor="_Toc240917238" w:history="1">
+          <w:hyperlink w:anchor="_Toc240920547" w:history="1">
             <w:r>
               <w:rPr>
                 <w:rStyle w:val="Hyperlink"/>
@@ -1395,7 +1395,7 @@
               <w:rPr>
                 <w:noProof/>
               </w:rPr>
-              <w:instrText xml:space="preserve"> PAGEREF _Toc240917238 \h </w:instrText>
+              <w:instrText xml:space="preserve"> PAGEREF _Toc240920547 \h </w:instrText>
             </w:r>
             <w:r>
               <w:rPr>
@@ -1438,7 +1438,7 @@
               <w14:ligatures w14:val="standardContextual"/>
             </w:rPr>
           </w:pPr>
-          <w:hyperlink w:anchor="_Toc240917239" w:history="1">
+          <w:hyperlink w:anchor="_Toc240920548" w:history="1">
             <w:r>
               <w:rPr>
                 <w:rStyle w:val="Hyperlink"/>
@@ -1462,7 +1462,7 @@
               <w:rPr>
                 <w:noProof/>
               </w:rPr>
-              <w:instrText xml:space="preserve"> PAGEREF _Toc240917239 \h </w:instrText>
+              <w:instrText xml:space="preserve"> PAGEREF _Toc240920548 \h </w:instrText>
             </w:r>
             <w:r>
               <w:rPr>
@@ -1505,7 +1505,7 @@
               <w14:ligatures w14:val="standardContextual"/>
             </w:rPr>
           </w:pPr>
-          <w:hyperlink w:anchor="_Toc240917240" w:history="1">
+          <w:hyperlink w:anchor="_Toc240920549" w:history="1">
             <w:r>
               <w:rPr>
                 <w:rStyle w:val="Hyperlink"/>
@@ -1529,7 +1529,7 @@
               <w:rPr>
                 <w:noProof/>
               </w:rPr>
-              <w:instrText xml:space="preserve"> PAGEREF _Toc240917240 \h </w:instrText>
+              <w:instrText xml:space="preserve"> PAGEREF _Toc240920549 \h </w:instrText>
             </w:r>
             <w:r>
               <w:rPr>
@@ -1572,7 +1572,7 @@
               <w14:ligatures w14:val="standardContextual"/>
             </w:rPr>
           </w:pPr>
-          <w:hyperlink w:anchor="_Toc240917241" w:history="1">
+          <w:hyperlink w:anchor="_Toc240920550" w:history="1">
             <w:r>
               <w:rPr>
                 <w:rStyle w:val="Hyperlink"/>
@@ -1596,7 +1596,7 @@
               <w:rPr>
                 <w:noProof/>
               </w:rPr>
-              <w:instrText xml:space="preserve"> PAGEREF _Toc240917241 \h </w:instrText>
+              <w:instrText xml:space="preserve"> PAGEREF _Toc240920550 \h </w:instrText>
             </w:r>
             <w:r>
               <w:rPr>
@@ -1639,7 +1639,7 @@
               <w14:ligatures w14:val="standardContextual"/>
             </w:rPr>
           </w:pPr>
-          <w:hyperlink w:anchor="_Toc240917242" w:history="1">
+          <w:hyperlink w:anchor="_Toc240920551" w:history="1">
             <w:r>
               <w:rPr>
                 <w:rStyle w:val="Hyperlink"/>
@@ -1663,7 +1663,7 @@
               <w:rPr>
                 <w:noProof/>
               </w:rPr>
-              <w:instrText xml:space="preserve"> PAGEREF _Toc240917242 \h </w:instrText>
+              <w:instrText xml:space="preserve"> PAGEREF _Toc240920551 \h </w:instrText>
             </w:r>
             <w:r>
               <w:rPr>
@@ -1706,7 +1706,7 @@
               <w14:ligatures w14:val="standardContextual"/>
             </w:rPr>
           </w:pPr>
-          <w:hyperlink w:anchor="_Toc240917243" w:history="1">
+          <w:hyperlink w:anchor="_Toc240920552" w:history="1">
             <w:r>
               <w:rPr>
                 <w:rStyle w:val="Hyperlink"/>
@@ -1730,7 +1730,7 @@
               <w:rPr>
                 <w:noProof/>
               </w:rPr>
-              <w:instrText xml:space="preserve"> PAGEREF _Toc240917243 \h </w:instrText>
+              <w:instrText xml:space="preserve"> PAGEREF _Toc240920552 \h </w:instrText>
             </w:r>
             <w:r>
               <w:rPr>
@@ -1773,7 +1773,7 @@
               <w14:ligatures w14:val="standardContextual"/>
             </w:rPr>
           </w:pPr>
-          <w:hyperlink w:anchor="_Toc240917244" w:history="1">
+          <w:hyperlink w:anchor="_Toc240920553" w:history="1">
             <w:r>
               <w:rPr>
                 <w:rStyle w:val="Hyperlink"/>
@@ -1797,7 +1797,7 @@
               <w:rPr>
                 <w:noProof/>
               </w:rPr>
-              <w:instrText xml:space="preserve"> PAGEREF _Toc240917244 \h </w:instrText>
+              <w:instrText xml:space="preserve"> PAGEREF _Toc240920553 \h </w:instrText>
             </w:r>
             <w:r>
               <w:rPr>
@@ -1840,7 +1840,7 @@
               <w14:ligatures w14:val="standardContextual"/>
             </w:rPr>
           </w:pPr>
-          <w:hyperlink w:anchor="_Toc240917245" w:history="1">
+          <w:hyperlink w:anchor="_Toc240920554" w:history="1">
             <w:r>
               <w:rPr>
                 <w:rStyle w:val="Hyperlink"/>
@@ -1864,7 +1864,7 @@
               <w:rPr>
                 <w:noProof/>
               </w:rPr>
-              <w:instrText xml:space="preserve"> PAGEREF _Toc240917245 \h </w:instrText>
+              <w:instrText xml:space="preserve"> PAGEREF _Toc240920554 \h </w:instrText>
             </w:r>
             <w:r>
               <w:rPr>
@@ -1907,7 +1907,7 @@
               <w14:ligatures w14:val="standardContextual"/>
             </w:rPr>
           </w:pPr>
-          <w:hyperlink w:anchor="_Toc240917246" w:history="1">
+          <w:hyperlink w:anchor="_Toc240920555" w:history="1">
             <w:r>
               <w:rPr>
                 <w:rStyle w:val="Hyperlink"/>
@@ -1931,7 +1931,7 @@
               <w:rPr>
                 <w:noProof/>
               </w:rPr>
-              <w:instrText xml:space="preserve"> PAGEREF _Toc240917246 \h </w:instrText>
+              <w:instrText xml:space="preserve"> PAGEREF _Toc240920555 \h </w:instrText>
             </w:r>
             <w:r>
               <w:rPr>
@@ -1974,7 +1974,7 @@
               <w14:ligatures w14:val="standardContextual"/>
             </w:rPr>
           </w:pPr>
-          <w:hyperlink w:anchor="_Toc240917247" w:history="1">
+          <w:hyperlink w:anchor="_Toc240920556" w:history="1">
             <w:r>
               <w:rPr>
                 <w:rStyle w:val="Hyperlink"/>
@@ -1998,7 +1998,7 @@
               <w:rPr>
                 <w:noProof/>
               </w:rPr>
-              <w:instrText xml:space="preserve"> PAGEREF _Toc240917247 \h </w:instrText>
+              <w:instrText xml:space="preserve"> PAGEREF _Toc240920556 \h </w:instrText>
             </w:r>
             <w:r>
               <w:rPr>
@@ -2041,7 +2041,7 @@
               <w14:ligatures w14:val="standardContextual"/>
             </w:rPr>
           </w:pPr>
-          <w:hyperlink w:anchor="_Toc240917248" w:history="1">
+          <w:hyperlink w:anchor="_Toc240920557" w:history="1">
             <w:r>
               <w:rPr>
                 <w:rStyle w:val="Hyperlink"/>
@@ -2065,7 +2065,7 @@
               <w:rPr>
                 <w:noProof/>
               </w:rPr>
-              <w:instrText xml:space="preserve"> PAGEREF _Toc240917248 \h </w:instrText>
+              <w:instrText xml:space="preserve"> PAGEREF _Toc240920557 \h </w:instrText>
             </w:r>
             <w:r>
               <w:rPr>
@@ -2108,7 +2108,7 @@
               <w14:ligatures w14:val="standardContextual"/>
             </w:rPr>
           </w:pPr>
-          <w:hyperlink w:anchor="_Toc240917249" w:history="1">
+          <w:hyperlink w:anchor="_Toc240920558" w:history="1">
             <w:r>
               <w:rPr>
                 <w:rStyle w:val="Hyperlink"/>
@@ -2132,7 +2132,7 @@
               <w:rPr>
                 <w:noProof/>
               </w:rPr>
-              <w:instrText xml:space="preserve"> PAGEREF _Toc240917249 \h </w:instrText>
+              <w:instrText xml:space="preserve"> PAGEREF _Toc240920558 \h </w:instrText>
             </w:r>
             <w:r>
               <w:rPr>
@@ -2175,7 +2175,7 @@
               <w14:ligatures w14:val="standardContextual"/>
             </w:rPr>
           </w:pPr>
-          <w:hyperlink w:anchor="_Toc240917250" w:history="1">
+          <w:hyperlink w:anchor="_Toc240920559" w:history="1">
             <w:r>
               <w:rPr>
                 <w:rStyle w:val="Hyperlink"/>
@@ -2199,7 +2199,7 @@
               <w:rPr>
                 <w:noProof/>
               </w:rPr>
-              <w:instrText xml:space="preserve"> PAGEREF _Toc240917250 \h </w:instrText>
+              <w:instrText xml:space="preserve"> PAGEREF _Toc240920559 \h </w:instrText>
             </w:r>
             <w:r>
               <w:rPr>
@@ -2242,7 +2242,7 @@
               <w14:ligatures w14:val="standardContextual"/>
             </w:rPr>
           </w:pPr>
-          <w:hyperlink w:anchor="_Toc240917251" w:history="1">
+          <w:hyperlink w:anchor="_Toc240920560" w:history="1">
             <w:r>
               <w:rPr>
                 <w:rStyle w:val="Hyperlink"/>
@@ -2266,7 +2266,7 @@
               <w:rPr>
                 <w:noProof/>
               </w:rPr>
-              <w:instrText xml:space="preserve"> PAGEREF _Toc240917251 \h </w:instrText>
+              <w:instrText xml:space="preserve"> PAGEREF _Toc240920560 \h </w:instrText>
             </w:r>
             <w:r>
               <w:rPr>
@@ -2309,7 +2309,7 @@
               <w14:ligatures w14:val="standardContextual"/>
             </w:rPr>
           </w:pPr>
-          <w:hyperlink w:anchor="_Toc240917252" w:history="1">
+          <w:hyperlink w:anchor="_Toc240920561" w:history="1">
             <w:r>
               <w:rPr>
                 <w:rStyle w:val="Hyperlink"/>
@@ -2333,7 +2333,7 @@
               <w:rPr>
                 <w:noProof/>
               </w:rPr>
-              <w:instrText xml:space="preserve"> PAGEREF _Toc240917252 \h </w:instrText>
+              <w:instrText xml:space="preserve"> PAGEREF _Toc240920561 \h </w:instrText>
             </w:r>
             <w:r>
               <w:rPr>
@@ -2372,7 +2372,7 @@
         <w:pStyle w:val="Heading1"/>
         <w:pageBreakBefore/>
       </w:pPr>
-      <w:bookmarkStart w:id="0" w:name="_Toc240917226"/>
+      <w:bookmarkStart w:id="0" w:name="_Toc240920535"/>
       <w:r>
         <w:lastRenderedPageBreak/>
         <w:t>1. Your role at a glance</w:t>
@@ -2553,7 +2553,7 @@
         <w:pStyle w:val="Heading1"/>
         <w:pageBreakBefore/>
       </w:pPr>
-      <w:bookmarkStart w:id="1" w:name="_Toc240917227"/>
+      <w:bookmarkStart w:id="1" w:name="_Toc240920536"/>
       <w:r>
         <w:lastRenderedPageBreak/>
         <w:t>2. Signing in and your screens</w:t>
@@ -2564,7 +2564,7 @@
       <w:pPr>
         <w:pStyle w:val="Heading2"/>
       </w:pPr>
-      <w:bookmarkStart w:id="2" w:name="_Toc240917228"/>
+      <w:bookmarkStart w:id="2" w:name="_Toc240920537"/>
       <w:r>
         <w:t>Signing in</w:t>
       </w:r>
@@ -2647,7 +2647,7 @@
           <w:noProof/>
         </w:rPr>
         <w:drawing>
-          <wp:inline distT="0" distB="0" distL="0" distR="0" wp14:anchorId="56AFED42" wp14:editId="362DDA43">
+          <wp:inline distT="0" distB="0" distL="0" distR="0">
             <wp:extent cx="5334000" cy="2333625"/>
             <wp:effectExtent l="0" t="0" r="0" b="0"/>
             <wp:docPr id="1" name="adm_login.jpg" descr="The sign-in screen for all internal staff." title="The sign-in screen for all internal staff."/>
@@ -2814,7 +2814,7 @@
       <w:pPr>
         <w:pStyle w:val="Heading2"/>
       </w:pPr>
-      <w:bookmarkStart w:id="3" w:name="_Toc240917229"/>
+      <w:bookmarkStart w:id="3" w:name="_Toc240920538"/>
       <w:r>
         <w:t>Finding your way around</w:t>
       </w:r>
@@ -2999,7 +2999,7 @@
         </w:rPr>
         <w:lastRenderedPageBreak/>
         <w:drawing>
-          <wp:inline distT="0" distB="0" distL="0" distR="0" wp14:anchorId="181B1BA7" wp14:editId="63008AF1">
+          <wp:inline distT="0" distB="0" distL="0" distR="0">
             <wp:extent cx="5715000" cy="1876425"/>
             <wp:effectExtent l="0" t="0" r="0" b="0"/>
             <wp:docPr id="2" name="adm_not_your_role.jpg" descr="Opening a screen outside your role (for example from an old bookmark) shows this card instead of the screen." title="Opening a screen outside your role (for example from an old bookmark) shows this card instead of the screen."/>
@@ -3068,7 +3068,7 @@
       <w:pPr>
         <w:pStyle w:val="Heading2"/>
       </w:pPr>
-      <w:bookmarkStart w:id="4" w:name="_Toc240917230"/>
+      <w:bookmarkStart w:id="4" w:name="_Toc240920539"/>
       <w:r>
         <w:t>Your screens</w:t>
       </w:r>
@@ -3402,7 +3402,7 @@
       <w:pPr>
         <w:pStyle w:val="Heading2"/>
       </w:pPr>
-      <w:bookmarkStart w:id="5" w:name="_Toc240917231"/>
+      <w:bookmarkStart w:id="5" w:name="_Toc240920540"/>
       <w:r>
         <w:t>Changing your password</w:t>
       </w:r>
@@ -3485,7 +3485,7 @@
           <w:noProof/>
         </w:rPr>
         <w:drawing>
-          <wp:inline distT="0" distB="0" distL="0" distR="0" wp14:anchorId="26DF1F03" wp14:editId="58B5794D">
+          <wp:inline distT="0" distB="0" distL="0" distR="0">
             <wp:extent cx="5334000" cy="2171700"/>
             <wp:effectExtent l="0" t="0" r="0" b="0"/>
             <wp:docPr id="3" name="adm_account.jpg" descr="Change Password screen." title="Change Password screen."/>
@@ -3573,7 +3573,7 @@
         <w:pStyle w:val="Heading1"/>
         <w:pageBreakBefore/>
       </w:pPr>
-      <w:bookmarkStart w:id="6" w:name="_Toc240917232"/>
+      <w:bookmarkStart w:id="6" w:name="_Toc240920541"/>
       <w:r>
         <w:lastRenderedPageBreak/>
         <w:t>3. Your routine</w:t>
@@ -3858,7 +3858,7 @@
         <w:pStyle w:val="Heading1"/>
         <w:pageBreakBefore/>
       </w:pPr>
-      <w:bookmarkStart w:id="7" w:name="_Toc240917233"/>
+      <w:bookmarkStart w:id="7" w:name="_Toc240920542"/>
       <w:r>
         <w:lastRenderedPageBreak/>
         <w:t>4. Step-by-step tasks</w:t>
@@ -3869,7 +3869,7 @@
       <w:pPr>
         <w:pStyle w:val="Heading2"/>
       </w:pPr>
-      <w:bookmarkStart w:id="8" w:name="_Toc240917234"/>
+      <w:bookmarkStart w:id="8" w:name="_Toc240920543"/>
       <w:r>
         <w:t>4.1 Your start screen</w:t>
       </w:r>
@@ -3886,7 +3886,7 @@
           <w:noProof/>
         </w:rPr>
         <w:drawing>
-          <wp:inline distT="0" distB="0" distL="0" distR="0" wp14:anchorId="44FB5630" wp14:editId="792659C2">
+          <wp:inline distT="0" distB="0" distL="0" distR="0">
             <wp:extent cx="5715000" cy="3571875"/>
             <wp:effectExtent l="0" t="0" r="0" b="0"/>
             <wp:docPr id="4" name="an_dashboard.jpg" descr="Executive Dashboard as seen by the Analyst." title="Executive Dashboard as seen by the Analyst."/>
@@ -3955,7 +3955,7 @@
       <w:pPr>
         <w:pStyle w:val="Heading2"/>
       </w:pPr>
-      <w:bookmarkStart w:id="9" w:name="_Toc240917235"/>
+      <w:bookmarkStart w:id="9" w:name="_Toc240920544"/>
       <w:r>
         <w:t>4.2 Reading the dashboards</w:t>
       </w:r>
@@ -3981,7 +3981,7 @@
         </w:rPr>
         <w:lastRenderedPageBreak/>
         <w:drawing>
-          <wp:inline distT="0" distB="0" distL="0" distR="0" wp14:anchorId="4F4E5E03" wp14:editId="0C7980B8">
+          <wp:inline distT="0" distB="0" distL="0" distR="0">
             <wp:extent cx="5715000" cy="3571875"/>
             <wp:effectExtent l="0" t="0" r="0" b="0"/>
             <wp:docPr id="5" name="adm_exec_dashboard.jpg" descr="Executive Dashboard: completions against the 400 / 60 / 50–75 targets, days to data lock, spend, and the lowest-filled strata." title="Executive Dashboard: completions against the 400 / 60 / 50–75 targets, days to data lock, spend, and the lowest-filled strata."/>
@@ -4646,7 +4646,7 @@
       <w:pPr>
         <w:pStyle w:val="Heading2"/>
       </w:pPr>
-      <w:bookmarkStart w:id="10" w:name="_Toc240917236"/>
+      <w:bookmarkStart w:id="10" w:name="_Toc240920545"/>
       <w:r>
         <w:t>4.3 Using Reports (analytics and charts)</w:t>
       </w:r>
@@ -4687,7 +4687,7 @@
         </w:rPr>
         <w:lastRenderedPageBreak/>
         <w:drawing>
-          <wp:inline distT="0" distB="0" distL="0" distR="0" wp14:anchorId="2C4BCE57" wp14:editId="73379B9F">
+          <wp:inline distT="0" distB="0" distL="0" distR="0">
             <wp:extent cx="5334000" cy="3333750"/>
             <wp:effectExtent l="0" t="0" r="0" b="0"/>
             <wp:docPr id="6" name="adm_reports_top.jpg" descr="Reports: headline figures for the chosen period." title="Reports: headline figures for the chosen period."/>
@@ -4829,7 +4829,7 @@
           <w:noProof/>
         </w:rPr>
         <w:drawing>
-          <wp:inline distT="0" distB="0" distL="0" distR="0" wp14:anchorId="375A0F8F" wp14:editId="1513B0E7">
+          <wp:inline distT="0" distB="0" distL="0" distR="0">
             <wp:extent cx="5334000" cy="3409950"/>
             <wp:effectExtent l="0" t="0" r="0" b="0"/>
             <wp:docPr id="7" name="adm_reports_funnel.jpg" descr="Case funnel: each case counted once at every stage it has reached." title="Case funnel: each case counted once at every stage it has reached."/>
@@ -4929,7 +4929,7 @@
         </w:rPr>
         <w:lastRenderedPageBreak/>
         <w:drawing>
-          <wp:inline distT="0" distB="0" distL="0" distR="0" wp14:anchorId="2F763A21" wp14:editId="65A0BDE8">
+          <wp:inline distT="0" distB="0" distL="0" distR="0">
             <wp:extent cx="5334000" cy="3248025"/>
             <wp:effectExtent l="0" t="0" r="0" b="0"/>
             <wp:docPr id="8" name="adm_reports_funnel_table.jpg" descr="The same chart as a table." title="The same chart as a table."/>
@@ -5028,7 +5028,7 @@
           <w:noProof/>
         </w:rPr>
         <w:drawing>
-          <wp:inline distT="0" distB="0" distL="0" distR="0" wp14:anchorId="62A256C7" wp14:editId="08E806E8">
+          <wp:inline distT="0" distB="0" distL="0" distR="0">
             <wp:extent cx="5334000" cy="2628900"/>
             <wp:effectExtent l="0" t="0" r="0" b="0"/>
             <wp:docPr id="9" name="adm_reports_coverage.jpg" descr="Coverage by group." title="Coverage by group."/>
@@ -5128,7 +5128,7 @@
         </w:rPr>
         <w:lastRenderedPageBreak/>
         <w:drawing>
-          <wp:inline distT="0" distB="0" distL="0" distR="0" wp14:anchorId="485DBA5D" wp14:editId="4EC35195">
+          <wp:inline distT="0" distB="0" distL="0" distR="0">
             <wp:extent cx="5334000" cy="2600325"/>
             <wp:effectExtent l="0" t="0" r="0" b="0"/>
             <wp:docPr id="10" name="adm_reports_modes.jpg" descr="Administration modes." title="Administration modes."/>
@@ -5237,7 +5237,7 @@
           <w:noProof/>
         </w:rPr>
         <w:drawing>
-          <wp:inline distT="0" distB="0" distL="0" distR="0" wp14:anchorId="361DAC21" wp14:editId="2B613027">
+          <wp:inline distT="0" distB="0" distL="0" distR="0">
             <wp:extent cx="5334000" cy="2905125"/>
             <wp:effectExtent l="0" t="0" r="0" b="0"/>
             <wp:docPr id="11" name="adm_reports_duration.jpg" descr="Completion-time distribution." title="Completion-time distribution."/>
@@ -5319,7 +5319,7 @@
       <w:pPr>
         <w:pStyle w:val="Heading2"/>
       </w:pPr>
-      <w:bookmarkStart w:id="11" w:name="_Toc240917237"/>
+      <w:bookmarkStart w:id="11" w:name="_Toc240920546"/>
       <w:r>
         <w:lastRenderedPageBreak/>
         <w:t>4.4 Downloading data</w:t>
@@ -5337,7 +5337,7 @@
           <w:noProof/>
         </w:rPr>
         <w:drawing>
-          <wp:inline distT="0" distB="0" distL="0" distR="0" wp14:anchorId="4A810A8E" wp14:editId="537EC0E0">
+          <wp:inline distT="0" distB="0" distL="0" distR="0">
             <wp:extent cx="5715000" cy="1876425"/>
             <wp:effectExtent l="0" t="0" r="0" b="0"/>
             <wp:docPr id="12" name="an_export.jpg" descr="Data Export." title="Data Export."/>
@@ -5852,7 +5852,7 @@
       <w:pPr>
         <w:pStyle w:val="Heading2"/>
       </w:pPr>
-      <w:bookmarkStart w:id="12" w:name="_Toc240917238"/>
+      <w:bookmarkStart w:id="12" w:name="_Toc240920547"/>
       <w:r>
         <w:t>4.5 Working with the analysis export</w:t>
       </w:r>
@@ -5997,7 +5997,7 @@
         <w:pStyle w:val="Heading1"/>
         <w:pageBreakBefore/>
       </w:pPr>
-      <w:bookmarkStart w:id="13" w:name="_Toc240917239"/>
+      <w:bookmarkStart w:id="13" w:name="_Toc240920548"/>
       <w:r>
         <w:lastRenderedPageBreak/>
         <w:t>5. Rules you must follow</w:t>
@@ -6135,7 +6135,7 @@
         <w:pStyle w:val="Heading1"/>
         <w:pageBreakBefore/>
       </w:pPr>
-      <w:bookmarkStart w:id="14" w:name="_Toc240917240"/>
+      <w:bookmarkStart w:id="14" w:name="_Toc240920549"/>
       <w:r>
         <w:lastRenderedPageBreak/>
         <w:t>6. Troubleshooting</w:t>
@@ -7089,7 +7089,7 @@
         <w:pStyle w:val="Heading1"/>
         <w:pageBreakBefore/>
       </w:pPr>
-      <w:bookmarkStart w:id="15" w:name="_Toc240917241"/>
+      <w:bookmarkStart w:id="15" w:name="_Toc240920550"/>
       <w:r>
         <w:lastRenderedPageBreak/>
         <w:t>7. Quick reference</w:t>
@@ -7368,7 +7368,7 @@
         <w:pStyle w:val="Heading1"/>
         <w:pageBreakBefore/>
       </w:pPr>
-      <w:bookmarkStart w:id="16" w:name="_Toc240917242"/>
+      <w:bookmarkStart w:id="16" w:name="_Toc240920551"/>
       <w:r>
         <w:lastRenderedPageBreak/>
         <w:t>8. Every screen and button for your role</w:t>
@@ -7531,7 +7531,7 @@
       <w:pPr>
         <w:pStyle w:val="Heading2"/>
       </w:pPr>
-      <w:bookmarkStart w:id="17" w:name="_Toc240917243"/>
+      <w:bookmarkStart w:id="17" w:name="_Toc240920552"/>
       <w:r>
         <w:t>8.1 Sign in</w:t>
       </w:r>
@@ -8044,7 +8044,7 @@
       <w:pPr>
         <w:pStyle w:val="Heading2"/>
       </w:pPr>
-      <w:bookmarkStart w:id="18" w:name="_Toc240917244"/>
+      <w:bookmarkStart w:id="18" w:name="_Toc240920553"/>
       <w:r>
         <w:t>8.2 The header and menu bar (every screen)</w:t>
       </w:r>
@@ -8768,7 +8768,7 @@
       <w:pPr>
         <w:pStyle w:val="Heading2"/>
       </w:pPr>
-      <w:bookmarkStart w:id="19" w:name="_Toc240917245"/>
+      <w:bookmarkStart w:id="19" w:name="_Toc240920554"/>
       <w:r>
         <w:t>8.3 Change Password</w:t>
       </w:r>
@@ -9388,7 +9388,7 @@
       <w:pPr>
         <w:pStyle w:val="Heading2"/>
       </w:pPr>
-      <w:bookmarkStart w:id="20" w:name="_Toc240917246"/>
+      <w:bookmarkStart w:id="20" w:name="_Toc240920555"/>
       <w:r>
         <w:t>8.4 Executive Dashboard</w:t>
       </w:r>
@@ -9902,7 +9902,7 @@
       <w:pPr>
         <w:pStyle w:val="Heading2"/>
       </w:pPr>
-      <w:bookmarkStart w:id="21" w:name="_Toc240917247"/>
+      <w:bookmarkStart w:id="21" w:name="_Toc240920556"/>
       <w:r>
         <w:t>8.5 Sampling Dashboard</w:t>
       </w:r>
@@ -10415,7 +10415,7 @@
       <w:pPr>
         <w:pStyle w:val="Heading2"/>
       </w:pPr>
-      <w:bookmarkStart w:id="22" w:name="_Toc240917248"/>
+      <w:bookmarkStart w:id="22" w:name="_Toc240920557"/>
       <w:r>
         <w:t>8.6 Contact Dashboard</w:t>
       </w:r>
@@ -10718,7 +10718,7 @@
       <w:pPr>
         <w:pStyle w:val="Heading2"/>
       </w:pPr>
-      <w:bookmarkStart w:id="23" w:name="_Toc240917249"/>
+      <w:bookmarkStart w:id="23" w:name="_Toc240920558"/>
       <w:r>
         <w:lastRenderedPageBreak/>
         <w:t>8.7 KII / Document Dashboard</w:t>
@@ -11129,7 +11129,7 @@
       <w:pPr>
         <w:pStyle w:val="Heading2"/>
       </w:pPr>
-      <w:bookmarkStart w:id="24" w:name="_Toc240917250"/>
+      <w:bookmarkStart w:id="24" w:name="_Toc240920559"/>
       <w:r>
         <w:t>8.8 Reports</w:t>
       </w:r>
@@ -11642,7 +11642,7 @@
       <w:pPr>
         <w:pStyle w:val="Heading2"/>
       </w:pPr>
-      <w:bookmarkStart w:id="25" w:name="_Toc240917251"/>
+      <w:bookmarkStart w:id="25" w:name="_Toc240920560"/>
       <w:r>
         <w:t>8.9 Cost Dashboard</w:t>
       </w:r>
@@ -11945,7 +11945,7 @@
       <w:pPr>
         <w:pStyle w:val="Heading2"/>
       </w:pPr>
-      <w:bookmarkStart w:id="26" w:name="_Toc240917252"/>
+      <w:bookmarkStart w:id="26" w:name="_Toc240920561"/>
       <w:r>
         <w:lastRenderedPageBreak/>
         <w:t>8.10 Export</w:t>
@@ -12293,7 +12293,7 @@
         <w:sz w:val="16"/>
         <w:szCs w:val="16"/>
       </w:rPr>
-      <w:t>Version 1.7 · 21 September 2026</w:t>
+      <w:t>Version 1.8 · 21 September 2026</w:t>
     </w:r>
     <w:r>
       <w:rPr>
@@ -12466,154 +12466,10 @@
 <file path=word/numbering.xml><?xml version="1.0" encoding="utf-8"?>
 <w:numbering xmlns:wpc="http://schemas.microsoft.com/office/word/2010/wordprocessingCanvas" xmlns:cx="http://schemas.microsoft.com/office/drawing/2014/chartex" xmlns:cx1="http://schemas.microsoft.com/office/drawing/2015/9/8/chartex" xmlns:cx2="http://schemas.microsoft.com/office/drawing/2015/10/21/chartex" xmlns:cx3="http://schemas.microsoft.com/office/drawing/2016/5/9/chartex" xmlns:cx4="http://schemas.microsoft.com/office/drawing/2016/5/10/chartex" xmlns:cx5="http://schemas.microsoft.com/office/drawing/2016/5/11/chartex" xmlns:cx6="http://schemas.microsoft.com/office/drawing/2016/5/12/chartex" xmlns:cx7="http://schemas.microsoft.com/office/drawing/2016/5/13/chartex" xmlns:cx8="http://schemas.microsoft.com/office/drawing/2016/5/14/chartex" xmlns:mc="http://schemas.openxmlformats.org/markup-compatibility/2006" xmlns:aink="http://schemas.microsoft.com/office/drawing/2016/ink" xmlns:am3d="http://schemas.microsoft.com/office/drawing/2017/model3d" xmlns:o="urn:schemas-microsoft-com:office:office" xmlns:oel="http://schemas.microsoft.com/office/2019/extlst" xmlns:r="http://schemas.openxmlformats.org/officeDocument/2006/relationships" xmlns:m="http://schemas.openxmlformats.org/officeDocument/2006/math" xmlns:v="urn:schemas-microsoft-com:vml" xmlns:wp14="http://schemas.microsoft.com/office/word/2010/wordprocessingDrawing" xmlns:wp="http://schemas.openxmlformats.org/drawingml/2006/wordprocessingDrawing" xmlns:w10="urn:schemas-microsoft-com:office:word" xmlns:w="http://schemas.openxmlformats.org/wordprocessingml/2006/main" xmlns:w14="http://schemas.microsoft.com/office/word/2010/wordml" xmlns:w15="http://schemas.microsoft.com/office/word/2012/wordml" xmlns:w16cex="http://schemas.microsoft.com/office/word/2018/wordml/cex" xmlns:w16cid="http://schemas.microsoft.com/office/word/2016/wordml/cid" xmlns:w16="http://schemas.microsoft.com/office/word/2018/wordml" xmlns:w16sdtdh="http://schemas.microsoft.com/office/word/2020/wordml/sdtdatahash" xmlns:w16se="http://schemas.microsoft.com/office/word/2015/wordml/symex" xmlns:wpg="http://schemas.microsoft.com/office/word/2010/wordprocessingGroup" xmlns:wpi="http://schemas.microsoft.com/office/word/2010/wordprocessingInk" xmlns:wne="http://schemas.microsoft.com/office/word/2006/wordml" xmlns:wps="http://schemas.microsoft.com/office/word/2010/wordprocessingShape" mc:Ignorable="w14 w15 w16se w16cid w16 w16cex w16sdtdh wp14">
   <w:abstractNum w:abstractNumId="0" w15:restartNumberingAfterBreak="0">
-    <w:nsid w:val="01CB72DF"/>
+    <w:nsid w:val="02760C1F"/>
     <w:multiLevelType w:val="hybridMultilevel"/>
-    <w:tmpl w:val="33BAC25A"/>
-    <w:lvl w:ilvl="0" w:tplc="9E443336">
-      <w:start w:val="1"/>
-      <w:numFmt w:val="bullet"/>
-      <w:lvlText w:val="●"/>
-      <w:lvlJc w:val="left"/>
-      <w:pPr>
-        <w:ind w:left="720" w:hanging="360"/>
-      </w:pPr>
-    </w:lvl>
-    <w:lvl w:ilvl="1" w:tplc="EDE4D5FA">
-      <w:start w:val="1"/>
-      <w:numFmt w:val="bullet"/>
-      <w:lvlText w:val="○"/>
-      <w:lvlJc w:val="left"/>
-      <w:pPr>
-        <w:ind w:left="1440" w:hanging="360"/>
-      </w:pPr>
-    </w:lvl>
-    <w:lvl w:ilvl="2" w:tplc="81C83840">
-      <w:start w:val="1"/>
-      <w:numFmt w:val="bullet"/>
-      <w:lvlText w:val="■"/>
-      <w:lvlJc w:val="left"/>
-      <w:pPr>
-        <w:ind w:left="2160" w:hanging="360"/>
-      </w:pPr>
-    </w:lvl>
-    <w:lvl w:ilvl="3" w:tplc="66B0E538">
-      <w:start w:val="1"/>
-      <w:numFmt w:val="bullet"/>
-      <w:lvlText w:val="●"/>
-      <w:lvlJc w:val="left"/>
-      <w:pPr>
-        <w:ind w:left="2880" w:hanging="360"/>
-      </w:pPr>
-    </w:lvl>
-    <w:lvl w:ilvl="4" w:tplc="4042A742">
-      <w:start w:val="1"/>
-      <w:numFmt w:val="bullet"/>
-      <w:lvlText w:val="○"/>
-      <w:lvlJc w:val="left"/>
-      <w:pPr>
-        <w:ind w:left="3600" w:hanging="360"/>
-      </w:pPr>
-    </w:lvl>
-    <w:lvl w:ilvl="5" w:tplc="3208BD84">
-      <w:start w:val="1"/>
-      <w:numFmt w:val="bullet"/>
-      <w:lvlText w:val="■"/>
-      <w:lvlJc w:val="left"/>
-      <w:pPr>
-        <w:ind w:left="4320" w:hanging="360"/>
-      </w:pPr>
-    </w:lvl>
-    <w:lvl w:ilvl="6" w:tplc="F7AAFD4C">
-      <w:start w:val="1"/>
-      <w:numFmt w:val="bullet"/>
-      <w:lvlText w:val="●"/>
-      <w:lvlJc w:val="left"/>
-      <w:pPr>
-        <w:ind w:left="5040" w:hanging="360"/>
-      </w:pPr>
-    </w:lvl>
-    <w:lvl w:ilvl="7" w:tplc="EC1C7F40">
-      <w:start w:val="1"/>
-      <w:numFmt w:val="bullet"/>
-      <w:lvlText w:val="●"/>
-      <w:lvlJc w:val="left"/>
-      <w:pPr>
-        <w:ind w:left="5760" w:hanging="360"/>
-      </w:pPr>
-    </w:lvl>
-    <w:lvl w:ilvl="8" w:tplc="23467DE0">
-      <w:start w:val="1"/>
-      <w:numFmt w:val="bullet"/>
-      <w:lvlText w:val="●"/>
-      <w:lvlJc w:val="left"/>
-      <w:pPr>
-        <w:ind w:left="6480" w:hanging="360"/>
-      </w:pPr>
-    </w:lvl>
-  </w:abstractNum>
-  <w:abstractNum w:abstractNumId="1" w15:restartNumberingAfterBreak="0">
-    <w:nsid w:val="333C4D30"/>
-    <w:multiLevelType w:val="hybridMultilevel"/>
-    <w:tmpl w:val="D1B21DF6"/>
-    <w:lvl w:ilvl="0" w:tplc="E110A260">
-      <w:start w:val="1"/>
-      <w:numFmt w:val="bullet"/>
-      <w:lvlText w:val="•"/>
-      <w:lvlJc w:val="left"/>
-      <w:pPr>
-        <w:ind w:left="460" w:hanging="280"/>
-      </w:pPr>
-    </w:lvl>
-    <w:lvl w:ilvl="1" w:tplc="D0ACE0B6">
-      <w:start w:val="1"/>
-      <w:numFmt w:val="bullet"/>
-      <w:lvlText w:val="–"/>
-      <w:lvlJc w:val="left"/>
-      <w:pPr>
-        <w:ind w:left="900" w:hanging="280"/>
-      </w:pPr>
-    </w:lvl>
-    <w:lvl w:ilvl="2" w:tplc="6ACC718E">
-      <w:numFmt w:val="decimal"/>
-      <w:lvlText w:val=""/>
-      <w:lvlJc w:val="left"/>
-    </w:lvl>
-    <w:lvl w:ilvl="3" w:tplc="DC46E5BA">
-      <w:numFmt w:val="decimal"/>
-      <w:lvlText w:val=""/>
-      <w:lvlJc w:val="left"/>
-    </w:lvl>
-    <w:lvl w:ilvl="4" w:tplc="AD70366A">
-      <w:numFmt w:val="decimal"/>
-      <w:lvlText w:val=""/>
-      <w:lvlJc w:val="left"/>
-    </w:lvl>
-    <w:lvl w:ilvl="5" w:tplc="C92E67E8">
-      <w:numFmt w:val="decimal"/>
-      <w:lvlText w:val=""/>
-      <w:lvlJc w:val="left"/>
-    </w:lvl>
-    <w:lvl w:ilvl="6" w:tplc="AC5A911C">
-      <w:numFmt w:val="decimal"/>
-      <w:lvlText w:val=""/>
-      <w:lvlJc w:val="left"/>
-    </w:lvl>
-    <w:lvl w:ilvl="7" w:tplc="55504D7C">
-      <w:numFmt w:val="decimal"/>
-      <w:lvlText w:val=""/>
-      <w:lvlJc w:val="left"/>
-    </w:lvl>
-    <w:lvl w:ilvl="8" w:tplc="E7CC212A">
-      <w:numFmt w:val="decimal"/>
-      <w:lvlText w:val=""/>
-      <w:lvlJc w:val="left"/>
-    </w:lvl>
-  </w:abstractNum>
-  <w:abstractNum w:abstractNumId="2" w15:restartNumberingAfterBreak="0">
-    <w:nsid w:val="44A23E1C"/>
-    <w:multiLevelType w:val="hybridMultilevel"/>
-    <w:tmpl w:val="132A7B56"/>
-    <w:lvl w:ilvl="0" w:tplc="F724D242">
+    <w:tmpl w:val="581A520A"/>
+    <w:lvl w:ilvl="0" w:tplc="9D66E618">
       <w:start w:val="1"/>
       <w:numFmt w:val="decimal"/>
       <w:lvlText w:val="%1."/>
@@ -12627,52 +12483,197 @@
         <w:color w:val="A67C27"/>
       </w:rPr>
     </w:lvl>
-    <w:lvl w:ilvl="1" w:tplc="C2CA66A2">
+    <w:lvl w:ilvl="1" w:tplc="E96C9BB2">
       <w:numFmt w:val="decimal"/>
       <w:lvlText w:val=""/>
       <w:lvlJc w:val="left"/>
     </w:lvl>
-    <w:lvl w:ilvl="2" w:tplc="B7281B48">
+    <w:lvl w:ilvl="2" w:tplc="902EC0C2">
       <w:numFmt w:val="decimal"/>
       <w:lvlText w:val=""/>
       <w:lvlJc w:val="left"/>
     </w:lvl>
-    <w:lvl w:ilvl="3" w:tplc="1CB81BC0">
+    <w:lvl w:ilvl="3" w:tplc="574A24CC">
       <w:numFmt w:val="decimal"/>
       <w:lvlText w:val=""/>
       <w:lvlJc w:val="left"/>
     </w:lvl>
-    <w:lvl w:ilvl="4" w:tplc="041CEA28">
+    <w:lvl w:ilvl="4" w:tplc="09A0B406">
       <w:numFmt w:val="decimal"/>
       <w:lvlText w:val=""/>
       <w:lvlJc w:val="left"/>
     </w:lvl>
-    <w:lvl w:ilvl="5" w:tplc="A83A690E">
+    <w:lvl w:ilvl="5" w:tplc="F288FD94">
       <w:numFmt w:val="decimal"/>
       <w:lvlText w:val=""/>
       <w:lvlJc w:val="left"/>
     </w:lvl>
-    <w:lvl w:ilvl="6" w:tplc="ACE096AE">
+    <w:lvl w:ilvl="6" w:tplc="A2808D9A">
       <w:numFmt w:val="decimal"/>
       <w:lvlText w:val=""/>
       <w:lvlJc w:val="left"/>
     </w:lvl>
-    <w:lvl w:ilvl="7" w:tplc="3DC4FF5A">
+    <w:lvl w:ilvl="7" w:tplc="DF323F74">
       <w:numFmt w:val="decimal"/>
       <w:lvlText w:val=""/>
       <w:lvlJc w:val="left"/>
     </w:lvl>
-    <w:lvl w:ilvl="8" w:tplc="EDF67D3C">
+    <w:lvl w:ilvl="8" w:tplc="A628E9FE">
+      <w:numFmt w:val="decimal"/>
+      <w:lvlText w:val=""/>
+      <w:lvlJc w:val="left"/>
+    </w:lvl>
+  </w:abstractNum>
+  <w:abstractNum w:abstractNumId="1" w15:restartNumberingAfterBreak="0">
+    <w:nsid w:val="31751DD0"/>
+    <w:multiLevelType w:val="hybridMultilevel"/>
+    <w:tmpl w:val="EA16045E"/>
+    <w:lvl w:ilvl="0" w:tplc="E5D83A90">
+      <w:start w:val="1"/>
+      <w:numFmt w:val="bullet"/>
+      <w:lvlText w:val="●"/>
+      <w:lvlJc w:val="left"/>
+      <w:pPr>
+        <w:ind w:left="720" w:hanging="360"/>
+      </w:pPr>
+    </w:lvl>
+    <w:lvl w:ilvl="1" w:tplc="0220F168">
+      <w:start w:val="1"/>
+      <w:numFmt w:val="bullet"/>
+      <w:lvlText w:val="○"/>
+      <w:lvlJc w:val="left"/>
+      <w:pPr>
+        <w:ind w:left="1440" w:hanging="360"/>
+      </w:pPr>
+    </w:lvl>
+    <w:lvl w:ilvl="2" w:tplc="BAC2252A">
+      <w:start w:val="1"/>
+      <w:numFmt w:val="bullet"/>
+      <w:lvlText w:val="■"/>
+      <w:lvlJc w:val="left"/>
+      <w:pPr>
+        <w:ind w:left="2160" w:hanging="360"/>
+      </w:pPr>
+    </w:lvl>
+    <w:lvl w:ilvl="3" w:tplc="28E8AD38">
+      <w:start w:val="1"/>
+      <w:numFmt w:val="bullet"/>
+      <w:lvlText w:val="●"/>
+      <w:lvlJc w:val="left"/>
+      <w:pPr>
+        <w:ind w:left="2880" w:hanging="360"/>
+      </w:pPr>
+    </w:lvl>
+    <w:lvl w:ilvl="4" w:tplc="F0185912">
+      <w:start w:val="1"/>
+      <w:numFmt w:val="bullet"/>
+      <w:lvlText w:val="○"/>
+      <w:lvlJc w:val="left"/>
+      <w:pPr>
+        <w:ind w:left="3600" w:hanging="360"/>
+      </w:pPr>
+    </w:lvl>
+    <w:lvl w:ilvl="5" w:tplc="86B2DF26">
+      <w:start w:val="1"/>
+      <w:numFmt w:val="bullet"/>
+      <w:lvlText w:val="■"/>
+      <w:lvlJc w:val="left"/>
+      <w:pPr>
+        <w:ind w:left="4320" w:hanging="360"/>
+      </w:pPr>
+    </w:lvl>
+    <w:lvl w:ilvl="6" w:tplc="4FF62A78">
+      <w:start w:val="1"/>
+      <w:numFmt w:val="bullet"/>
+      <w:lvlText w:val="●"/>
+      <w:lvlJc w:val="left"/>
+      <w:pPr>
+        <w:ind w:left="5040" w:hanging="360"/>
+      </w:pPr>
+    </w:lvl>
+    <w:lvl w:ilvl="7" w:tplc="A2CE53AA">
+      <w:start w:val="1"/>
+      <w:numFmt w:val="bullet"/>
+      <w:lvlText w:val="●"/>
+      <w:lvlJc w:val="left"/>
+      <w:pPr>
+        <w:ind w:left="5760" w:hanging="360"/>
+      </w:pPr>
+    </w:lvl>
+    <w:lvl w:ilvl="8" w:tplc="0E1C9A12">
+      <w:start w:val="1"/>
+      <w:numFmt w:val="bullet"/>
+      <w:lvlText w:val="●"/>
+      <w:lvlJc w:val="left"/>
+      <w:pPr>
+        <w:ind w:left="6480" w:hanging="360"/>
+      </w:pPr>
+    </w:lvl>
+  </w:abstractNum>
+  <w:abstractNum w:abstractNumId="2" w15:restartNumberingAfterBreak="0">
+    <w:nsid w:val="321A5216"/>
+    <w:multiLevelType w:val="hybridMultilevel"/>
+    <w:tmpl w:val="9D703CBC"/>
+    <w:lvl w:ilvl="0" w:tplc="577805BE">
+      <w:start w:val="1"/>
+      <w:numFmt w:val="decimal"/>
+      <w:lvlText w:val="%1."/>
+      <w:lvlJc w:val="left"/>
+      <w:pPr>
+        <w:ind w:left="460" w:hanging="360"/>
+      </w:pPr>
+      <w:rPr>
+        <w:b/>
+        <w:bCs/>
+        <w:color w:val="A67C27"/>
+      </w:rPr>
+    </w:lvl>
+    <w:lvl w:ilvl="1" w:tplc="CE88E10E">
+      <w:numFmt w:val="decimal"/>
+      <w:lvlText w:val=""/>
+      <w:lvlJc w:val="left"/>
+    </w:lvl>
+    <w:lvl w:ilvl="2" w:tplc="531CF00C">
+      <w:numFmt w:val="decimal"/>
+      <w:lvlText w:val=""/>
+      <w:lvlJc w:val="left"/>
+    </w:lvl>
+    <w:lvl w:ilvl="3" w:tplc="907688EA">
+      <w:numFmt w:val="decimal"/>
+      <w:lvlText w:val=""/>
+      <w:lvlJc w:val="left"/>
+    </w:lvl>
+    <w:lvl w:ilvl="4" w:tplc="E2D6DED8">
+      <w:numFmt w:val="decimal"/>
+      <w:lvlText w:val=""/>
+      <w:lvlJc w:val="left"/>
+    </w:lvl>
+    <w:lvl w:ilvl="5" w:tplc="B6243864">
+      <w:numFmt w:val="decimal"/>
+      <w:lvlText w:val=""/>
+      <w:lvlJc w:val="left"/>
+    </w:lvl>
+    <w:lvl w:ilvl="6" w:tplc="D20A68D8">
+      <w:numFmt w:val="decimal"/>
+      <w:lvlText w:val=""/>
+      <w:lvlJc w:val="left"/>
+    </w:lvl>
+    <w:lvl w:ilvl="7" w:tplc="B4CEF2AC">
+      <w:numFmt w:val="decimal"/>
+      <w:lvlText w:val=""/>
+      <w:lvlJc w:val="left"/>
+    </w:lvl>
+    <w:lvl w:ilvl="8" w:tplc="61F680AC">
       <w:numFmt w:val="decimal"/>
       <w:lvlText w:val=""/>
       <w:lvlJc w:val="left"/>
     </w:lvl>
   </w:abstractNum>
   <w:abstractNum w:abstractNumId="3" w15:restartNumberingAfterBreak="0">
-    <w:nsid w:val="642E7225"/>
+    <w:nsid w:val="3B5B5D89"/>
     <w:multiLevelType w:val="hybridMultilevel"/>
-    <w:tmpl w:val="98685158"/>
-    <w:lvl w:ilvl="0" w:tplc="3746DDB8">
+    <w:tmpl w:val="5AD0304A"/>
+    <w:lvl w:ilvl="0" w:tplc="E3EA2302">
       <w:start w:val="1"/>
       <w:numFmt w:val="decimal"/>
       <w:lvlText w:val="%1."/>
@@ -12686,132 +12687,131 @@
         <w:color w:val="A67C27"/>
       </w:rPr>
     </w:lvl>
-    <w:lvl w:ilvl="1" w:tplc="634A9254">
+    <w:lvl w:ilvl="1" w:tplc="5CFEFC92">
       <w:numFmt w:val="decimal"/>
       <w:lvlText w:val=""/>
       <w:lvlJc w:val="left"/>
     </w:lvl>
-    <w:lvl w:ilvl="2" w:tplc="096CB8D4">
+    <w:lvl w:ilvl="2" w:tplc="28886920">
       <w:numFmt w:val="decimal"/>
       <w:lvlText w:val=""/>
       <w:lvlJc w:val="left"/>
     </w:lvl>
-    <w:lvl w:ilvl="3" w:tplc="0DC0CD98">
+    <w:lvl w:ilvl="3" w:tplc="51EC1AB6">
       <w:numFmt w:val="decimal"/>
       <w:lvlText w:val=""/>
       <w:lvlJc w:val="left"/>
     </w:lvl>
-    <w:lvl w:ilvl="4" w:tplc="B67A0B14">
+    <w:lvl w:ilvl="4" w:tplc="0B30B08A">
       <w:numFmt w:val="decimal"/>
       <w:lvlText w:val=""/>
       <w:lvlJc w:val="left"/>
     </w:lvl>
-    <w:lvl w:ilvl="5" w:tplc="512218E6">
+    <w:lvl w:ilvl="5" w:tplc="2748476A">
       <w:numFmt w:val="decimal"/>
       <w:lvlText w:val=""/>
       <w:lvlJc w:val="left"/>
     </w:lvl>
-    <w:lvl w:ilvl="6" w:tplc="7A72C508">
+    <w:lvl w:ilvl="6" w:tplc="0BD40B12">
       <w:numFmt w:val="decimal"/>
       <w:lvlText w:val=""/>
       <w:lvlJc w:val="left"/>
     </w:lvl>
-    <w:lvl w:ilvl="7" w:tplc="6B307EBA">
+    <w:lvl w:ilvl="7" w:tplc="08D4F2F2">
       <w:numFmt w:val="decimal"/>
       <w:lvlText w:val=""/>
       <w:lvlJc w:val="left"/>
     </w:lvl>
-    <w:lvl w:ilvl="8" w:tplc="3A02C556">
+    <w:lvl w:ilvl="8" w:tplc="DF08DD76">
       <w:numFmt w:val="decimal"/>
       <w:lvlText w:val=""/>
       <w:lvlJc w:val="left"/>
     </w:lvl>
   </w:abstractNum>
   <w:abstractNum w:abstractNumId="4" w15:restartNumberingAfterBreak="0">
-    <w:nsid w:val="7DFD31E6"/>
+    <w:nsid w:val="7EE7383E"/>
     <w:multiLevelType w:val="hybridMultilevel"/>
-    <w:tmpl w:val="ECB68162"/>
-    <w:lvl w:ilvl="0" w:tplc="FDC8AE5E">
+    <w:tmpl w:val="C068D980"/>
+    <w:lvl w:ilvl="0" w:tplc="800CC6B4">
       <w:start w:val="1"/>
-      <w:numFmt w:val="decimal"/>
-      <w:lvlText w:val="%1."/>
+      <w:numFmt w:val="bullet"/>
+      <w:lvlText w:val="•"/>
       <w:lvlJc w:val="left"/>
       <w:pPr>
-        <w:ind w:left="460" w:hanging="360"/>
-      </w:pPr>
-      <w:rPr>
-        <w:b/>
-        <w:bCs/>
-        <w:color w:val="A67C27"/>
-      </w:rPr>
+        <w:ind w:left="460" w:hanging="280"/>
+      </w:pPr>
     </w:lvl>
-    <w:lvl w:ilvl="1" w:tplc="BBA43BD6">
+    <w:lvl w:ilvl="1" w:tplc="92BA5208">
+      <w:start w:val="1"/>
+      <w:numFmt w:val="bullet"/>
+      <w:lvlText w:val="–"/>
+      <w:lvlJc w:val="left"/>
+      <w:pPr>
+        <w:ind w:left="900" w:hanging="280"/>
+      </w:pPr>
+    </w:lvl>
+    <w:lvl w:ilvl="2" w:tplc="850806DE">
       <w:numFmt w:val="decimal"/>
       <w:lvlText w:val=""/>
       <w:lvlJc w:val="left"/>
     </w:lvl>
-    <w:lvl w:ilvl="2" w:tplc="DD42CBBC">
+    <w:lvl w:ilvl="3" w:tplc="BE8812F4">
       <w:numFmt w:val="decimal"/>
       <w:lvlText w:val=""/>
       <w:lvlJc w:val="left"/>
     </w:lvl>
-    <w:lvl w:ilvl="3" w:tplc="8452D9DC">
+    <w:lvl w:ilvl="4" w:tplc="658635EA">
       <w:numFmt w:val="decimal"/>
       <w:lvlText w:val=""/>
       <w:lvlJc w:val="left"/>
     </w:lvl>
-    <w:lvl w:ilvl="4" w:tplc="642A1778">
+    <w:lvl w:ilvl="5" w:tplc="9DC89732">
       <w:numFmt w:val="decimal"/>
       <w:lvlText w:val=""/>
       <w:lvlJc w:val="left"/>
     </w:lvl>
-    <w:lvl w:ilvl="5" w:tplc="A78E9308">
+    <w:lvl w:ilvl="6" w:tplc="FCF4BD1C">
       <w:numFmt w:val="decimal"/>
       <w:lvlText w:val=""/>
       <w:lvlJc w:val="left"/>
     </w:lvl>
-    <w:lvl w:ilvl="6" w:tplc="FFD8C0C4">
+    <w:lvl w:ilvl="7" w:tplc="5414DAAA">
       <w:numFmt w:val="decimal"/>
       <w:lvlText w:val=""/>
       <w:lvlJc w:val="left"/>
     </w:lvl>
-    <w:lvl w:ilvl="7" w:tplc="BF56DE16">
-      <w:numFmt w:val="decimal"/>
-      <w:lvlText w:val=""/>
-      <w:lvlJc w:val="left"/>
-    </w:lvl>
-    <w:lvl w:ilvl="8" w:tplc="7166F86C">
+    <w:lvl w:ilvl="8" w:tplc="38625882">
       <w:numFmt w:val="decimal"/>
       <w:lvlText w:val=""/>
       <w:lvlJc w:val="left"/>
     </w:lvl>
   </w:abstractNum>
-  <w:num w:numId="1" w16cid:durableId="444275279">
-    <w:abstractNumId w:val="0"/>
-    <w:lvlOverride w:ilvl="0">
-      <w:startOverride w:val="1"/>
-    </w:lvlOverride>
-  </w:num>
-  <w:num w:numId="2" w16cid:durableId="905840632">
+  <w:num w:numId="1" w16cid:durableId="1506477831">
     <w:abstractNumId w:val="1"/>
     <w:lvlOverride w:ilvl="0">
       <w:startOverride w:val="1"/>
     </w:lvlOverride>
   </w:num>
-  <w:num w:numId="3" w16cid:durableId="1849366331">
+  <w:num w:numId="2" w16cid:durableId="317654034">
+    <w:abstractNumId w:val="4"/>
+    <w:lvlOverride w:ilvl="0">
+      <w:startOverride w:val="1"/>
+    </w:lvlOverride>
+  </w:num>
+  <w:num w:numId="3" w16cid:durableId="493758804">
+    <w:abstractNumId w:val="2"/>
+    <w:lvlOverride w:ilvl="0">
+      <w:startOverride w:val="1"/>
+    </w:lvlOverride>
+  </w:num>
+  <w:num w:numId="4" w16cid:durableId="1656454286">
     <w:abstractNumId w:val="3"/>
     <w:lvlOverride w:ilvl="0">
       <w:startOverride w:val="1"/>
     </w:lvlOverride>
   </w:num>
-  <w:num w:numId="4" w16cid:durableId="1743988680">
-    <w:abstractNumId w:val="2"/>
-    <w:lvlOverride w:ilvl="0">
-      <w:startOverride w:val="1"/>
-    </w:lvlOverride>
-  </w:num>
-  <w:num w:numId="5" w16cid:durableId="1728603089">
-    <w:abstractNumId w:val="4"/>
+  <w:num w:numId="5" w16cid:durableId="202326321">
+    <w:abstractNumId w:val="0"/>
     <w:lvlOverride w:ilvl="0">
       <w:startOverride w:val="1"/>
     </w:lvlOverride>
@@ -13436,7 +13436,7 @@
     <w:autoRedefine/>
     <w:uiPriority w:val="39"/>
     <w:unhideWhenUsed/>
-    <w:rsid w:val="00777FAC"/>
+    <w:rsid w:val="0089406B"/>
     <w:pPr>
       <w:spacing w:after="100"/>
     </w:pPr>
@@ -13448,7 +13448,7 @@
     <w:autoRedefine/>
     <w:uiPriority w:val="39"/>
     <w:unhideWhenUsed/>
-    <w:rsid w:val="00777FAC"/>
+    <w:rsid w:val="0089406B"/>
     <w:pPr>
       <w:spacing w:after="100"/>
       <w:ind w:left="210"/>

--- a/docs/manuals/Role_Guide_7_Analyst.docx
+++ b/docs/manuals/Role_Guide_7_Analyst.docx
@@ -538,7 +538,7 @@
     <w:sdt>
       <w:sdtPr>
         <w:alias w:val="Contents"/>
-        <w:id w:val="2093737323"/>
+        <w:id w:val="-28266027"/>
       </w:sdtPr>
       <w:sdtEndPr/>
       <w:sdtContent>
@@ -567,7 +567,7 @@
           <w:r>
             <w:fldChar w:fldCharType="separate"/>
           </w:r>
-          <w:hyperlink w:anchor="_Toc240920535" w:history="1">
+          <w:hyperlink w:anchor="_Toc240923682" w:history="1">
             <w:r>
               <w:rPr>
                 <w:rStyle w:val="Hyperlink"/>
@@ -591,7 +591,7 @@
               <w:rPr>
                 <w:noProof/>
               </w:rPr>
-              <w:instrText xml:space="preserve"> PAGEREF _Toc240920535 \h </w:instrText>
+              <w:instrText xml:space="preserve"> PAGEREF _Toc240923682 \h </w:instrText>
             </w:r>
             <w:r>
               <w:rPr>
@@ -634,7 +634,7 @@
               <w14:ligatures w14:val="standardContextual"/>
             </w:rPr>
           </w:pPr>
-          <w:hyperlink w:anchor="_Toc240920536" w:history="1">
+          <w:hyperlink w:anchor="_Toc240923683" w:history="1">
             <w:r>
               <w:rPr>
                 <w:rStyle w:val="Hyperlink"/>
@@ -658,7 +658,7 @@
               <w:rPr>
                 <w:noProof/>
               </w:rPr>
-              <w:instrText xml:space="preserve"> PAGEREF _Toc240920536 \h </w:instrText>
+              <w:instrText xml:space="preserve"> PAGEREF _Toc240923683 \h </w:instrText>
             </w:r>
             <w:r>
               <w:rPr>
@@ -701,7 +701,7 @@
               <w14:ligatures w14:val="standardContextual"/>
             </w:rPr>
           </w:pPr>
-          <w:hyperlink w:anchor="_Toc240920537" w:history="1">
+          <w:hyperlink w:anchor="_Toc240923684" w:history="1">
             <w:r>
               <w:rPr>
                 <w:rStyle w:val="Hyperlink"/>
@@ -725,7 +725,7 @@
               <w:rPr>
                 <w:noProof/>
               </w:rPr>
-              <w:instrText xml:space="preserve"> PAGEREF _Toc240920537 \h </w:instrText>
+              <w:instrText xml:space="preserve"> PAGEREF _Toc240923684 \h </w:instrText>
             </w:r>
             <w:r>
               <w:rPr>
@@ -768,7 +768,7 @@
               <w14:ligatures w14:val="standardContextual"/>
             </w:rPr>
           </w:pPr>
-          <w:hyperlink w:anchor="_Toc240920538" w:history="1">
+          <w:hyperlink w:anchor="_Toc240923685" w:history="1">
             <w:r>
               <w:rPr>
                 <w:rStyle w:val="Hyperlink"/>
@@ -792,7 +792,7 @@
               <w:rPr>
                 <w:noProof/>
               </w:rPr>
-              <w:instrText xml:space="preserve"> PAGEREF _Toc240920538 \h </w:instrText>
+              <w:instrText xml:space="preserve"> PAGEREF _Toc240923685 \h </w:instrText>
             </w:r>
             <w:r>
               <w:rPr>
@@ -835,7 +835,7 @@
               <w14:ligatures w14:val="standardContextual"/>
             </w:rPr>
           </w:pPr>
-          <w:hyperlink w:anchor="_Toc240920539" w:history="1">
+          <w:hyperlink w:anchor="_Toc240923686" w:history="1">
             <w:r>
               <w:rPr>
                 <w:rStyle w:val="Hyperlink"/>
@@ -859,7 +859,7 @@
               <w:rPr>
                 <w:noProof/>
               </w:rPr>
-              <w:instrText xml:space="preserve"> PAGEREF _Toc240920539 \h </w:instrText>
+              <w:instrText xml:space="preserve"> PAGEREF _Toc240923686 \h </w:instrText>
             </w:r>
             <w:r>
               <w:rPr>
@@ -902,7 +902,7 @@
               <w14:ligatures w14:val="standardContextual"/>
             </w:rPr>
           </w:pPr>
-          <w:hyperlink w:anchor="_Toc240920540" w:history="1">
+          <w:hyperlink w:anchor="_Toc240923687" w:history="1">
             <w:r>
               <w:rPr>
                 <w:rStyle w:val="Hyperlink"/>
@@ -926,7 +926,7 @@
               <w:rPr>
                 <w:noProof/>
               </w:rPr>
-              <w:instrText xml:space="preserve"> PAGEREF _Toc240920540 \h </w:instrText>
+              <w:instrText xml:space="preserve"> PAGEREF _Toc240923687 \h </w:instrText>
             </w:r>
             <w:r>
               <w:rPr>
@@ -969,7 +969,7 @@
               <w14:ligatures w14:val="standardContextual"/>
             </w:rPr>
           </w:pPr>
-          <w:hyperlink w:anchor="_Toc240920541" w:history="1">
+          <w:hyperlink w:anchor="_Toc240923688" w:history="1">
             <w:r>
               <w:rPr>
                 <w:rStyle w:val="Hyperlink"/>
@@ -993,7 +993,7 @@
               <w:rPr>
                 <w:noProof/>
               </w:rPr>
-              <w:instrText xml:space="preserve"> PAGEREF _Toc240920541 \h </w:instrText>
+              <w:instrText xml:space="preserve"> PAGEREF _Toc240923688 \h </w:instrText>
             </w:r>
             <w:r>
               <w:rPr>
@@ -1036,7 +1036,7 @@
               <w14:ligatures w14:val="standardContextual"/>
             </w:rPr>
           </w:pPr>
-          <w:hyperlink w:anchor="_Toc240920542" w:history="1">
+          <w:hyperlink w:anchor="_Toc240923689" w:history="1">
             <w:r>
               <w:rPr>
                 <w:rStyle w:val="Hyperlink"/>
@@ -1060,7 +1060,7 @@
               <w:rPr>
                 <w:noProof/>
               </w:rPr>
-              <w:instrText xml:space="preserve"> PAGEREF _Toc240920542 \h </w:instrText>
+              <w:instrText xml:space="preserve"> PAGEREF _Toc240923689 \h </w:instrText>
             </w:r>
             <w:r>
               <w:rPr>
@@ -1103,7 +1103,7 @@
               <w14:ligatures w14:val="standardContextual"/>
             </w:rPr>
           </w:pPr>
-          <w:hyperlink w:anchor="_Toc240920543" w:history="1">
+          <w:hyperlink w:anchor="_Toc240923690" w:history="1">
             <w:r>
               <w:rPr>
                 <w:rStyle w:val="Hyperlink"/>
@@ -1127,7 +1127,7 @@
               <w:rPr>
                 <w:noProof/>
               </w:rPr>
-              <w:instrText xml:space="preserve"> PAGEREF _Toc240920543 \h </w:instrText>
+              <w:instrText xml:space="preserve"> PAGEREF _Toc240923690 \h </w:instrText>
             </w:r>
             <w:r>
               <w:rPr>
@@ -1170,7 +1170,7 @@
               <w14:ligatures w14:val="standardContextual"/>
             </w:rPr>
           </w:pPr>
-          <w:hyperlink w:anchor="_Toc240920544" w:history="1">
+          <w:hyperlink w:anchor="_Toc240923691" w:history="1">
             <w:r>
               <w:rPr>
                 <w:rStyle w:val="Hyperlink"/>
@@ -1194,7 +1194,7 @@
               <w:rPr>
                 <w:noProof/>
               </w:rPr>
-              <w:instrText xml:space="preserve"> PAGEREF _Toc240920544 \h </w:instrText>
+              <w:instrText xml:space="preserve"> PAGEREF _Toc240923691 \h </w:instrText>
             </w:r>
             <w:r>
               <w:rPr>
@@ -1237,7 +1237,7 @@
               <w14:ligatures w14:val="standardContextual"/>
             </w:rPr>
           </w:pPr>
-          <w:hyperlink w:anchor="_Toc240920545" w:history="1">
+          <w:hyperlink w:anchor="_Toc240923692" w:history="1">
             <w:r>
               <w:rPr>
                 <w:rStyle w:val="Hyperlink"/>
@@ -1261,7 +1261,7 @@
               <w:rPr>
                 <w:noProof/>
               </w:rPr>
-              <w:instrText xml:space="preserve"> PAGEREF _Toc240920545 \h </w:instrText>
+              <w:instrText xml:space="preserve"> PAGEREF _Toc240923692 \h </w:instrText>
             </w:r>
             <w:r>
               <w:rPr>
@@ -1304,7 +1304,7 @@
               <w14:ligatures w14:val="standardContextual"/>
             </w:rPr>
           </w:pPr>
-          <w:hyperlink w:anchor="_Toc240920546" w:history="1">
+          <w:hyperlink w:anchor="_Toc240923693" w:history="1">
             <w:r>
               <w:rPr>
                 <w:rStyle w:val="Hyperlink"/>
@@ -1328,7 +1328,7 @@
               <w:rPr>
                 <w:noProof/>
               </w:rPr>
-              <w:instrText xml:space="preserve"> PAGEREF _Toc240920546 \h </w:instrText>
+              <w:instrText xml:space="preserve"> PAGEREF _Toc240923693 \h </w:instrText>
             </w:r>
             <w:r>
               <w:rPr>
@@ -1371,7 +1371,7 @@
               <w14:ligatures w14:val="standardContextual"/>
             </w:rPr>
           </w:pPr>
-          <w:hyperlink w:anchor="_Toc240920547" w:history="1">
+          <w:hyperlink w:anchor="_Toc240923694" w:history="1">
             <w:r>
               <w:rPr>
                 <w:rStyle w:val="Hyperlink"/>
@@ -1395,7 +1395,7 @@
               <w:rPr>
                 <w:noProof/>
               </w:rPr>
-              <w:instrText xml:space="preserve"> PAGEREF _Toc240920547 \h </w:instrText>
+              <w:instrText xml:space="preserve"> PAGEREF _Toc240923694 \h </w:instrText>
             </w:r>
             <w:r>
               <w:rPr>
@@ -1438,7 +1438,7 @@
               <w14:ligatures w14:val="standardContextual"/>
             </w:rPr>
           </w:pPr>
-          <w:hyperlink w:anchor="_Toc240920548" w:history="1">
+          <w:hyperlink w:anchor="_Toc240923695" w:history="1">
             <w:r>
               <w:rPr>
                 <w:rStyle w:val="Hyperlink"/>
@@ -1462,7 +1462,7 @@
               <w:rPr>
                 <w:noProof/>
               </w:rPr>
-              <w:instrText xml:space="preserve"> PAGEREF _Toc240920548 \h </w:instrText>
+              <w:instrText xml:space="preserve"> PAGEREF _Toc240923695 \h </w:instrText>
             </w:r>
             <w:r>
               <w:rPr>
@@ -1505,7 +1505,7 @@
               <w14:ligatures w14:val="standardContextual"/>
             </w:rPr>
           </w:pPr>
-          <w:hyperlink w:anchor="_Toc240920549" w:history="1">
+          <w:hyperlink w:anchor="_Toc240923696" w:history="1">
             <w:r>
               <w:rPr>
                 <w:rStyle w:val="Hyperlink"/>
@@ -1529,7 +1529,7 @@
               <w:rPr>
                 <w:noProof/>
               </w:rPr>
-              <w:instrText xml:space="preserve"> PAGEREF _Toc240920549 \h </w:instrText>
+              <w:instrText xml:space="preserve"> PAGEREF _Toc240923696 \h </w:instrText>
             </w:r>
             <w:r>
               <w:rPr>
@@ -1572,7 +1572,7 @@
               <w14:ligatures w14:val="standardContextual"/>
             </w:rPr>
           </w:pPr>
-          <w:hyperlink w:anchor="_Toc240920550" w:history="1">
+          <w:hyperlink w:anchor="_Toc240923697" w:history="1">
             <w:r>
               <w:rPr>
                 <w:rStyle w:val="Hyperlink"/>
@@ -1596,7 +1596,7 @@
               <w:rPr>
                 <w:noProof/>
               </w:rPr>
-              <w:instrText xml:space="preserve"> PAGEREF _Toc240920550 \h </w:instrText>
+              <w:instrText xml:space="preserve"> PAGEREF _Toc240923697 \h </w:instrText>
             </w:r>
             <w:r>
               <w:rPr>
@@ -1639,7 +1639,7 @@
               <w14:ligatures w14:val="standardContextual"/>
             </w:rPr>
           </w:pPr>
-          <w:hyperlink w:anchor="_Toc240920551" w:history="1">
+          <w:hyperlink w:anchor="_Toc240923698" w:history="1">
             <w:r>
               <w:rPr>
                 <w:rStyle w:val="Hyperlink"/>
@@ -1663,7 +1663,7 @@
               <w:rPr>
                 <w:noProof/>
               </w:rPr>
-              <w:instrText xml:space="preserve"> PAGEREF _Toc240920551 \h </w:instrText>
+              <w:instrText xml:space="preserve"> PAGEREF _Toc240923698 \h </w:instrText>
             </w:r>
             <w:r>
               <w:rPr>
@@ -1706,7 +1706,7 @@
               <w14:ligatures w14:val="standardContextual"/>
             </w:rPr>
           </w:pPr>
-          <w:hyperlink w:anchor="_Toc240920552" w:history="1">
+          <w:hyperlink w:anchor="_Toc240923699" w:history="1">
             <w:r>
               <w:rPr>
                 <w:rStyle w:val="Hyperlink"/>
@@ -1730,7 +1730,7 @@
               <w:rPr>
                 <w:noProof/>
               </w:rPr>
-              <w:instrText xml:space="preserve"> PAGEREF _Toc240920552 \h </w:instrText>
+              <w:instrText xml:space="preserve"> PAGEREF _Toc240923699 \h </w:instrText>
             </w:r>
             <w:r>
               <w:rPr>
@@ -1773,7 +1773,7 @@
               <w14:ligatures w14:val="standardContextual"/>
             </w:rPr>
           </w:pPr>
-          <w:hyperlink w:anchor="_Toc240920553" w:history="1">
+          <w:hyperlink w:anchor="_Toc240923700" w:history="1">
             <w:r>
               <w:rPr>
                 <w:rStyle w:val="Hyperlink"/>
@@ -1797,7 +1797,7 @@
               <w:rPr>
                 <w:noProof/>
               </w:rPr>
-              <w:instrText xml:space="preserve"> PAGEREF _Toc240920553 \h </w:instrText>
+              <w:instrText xml:space="preserve"> PAGEREF _Toc240923700 \h </w:instrText>
             </w:r>
             <w:r>
               <w:rPr>
@@ -1840,7 +1840,7 @@
               <w14:ligatures w14:val="standardContextual"/>
             </w:rPr>
           </w:pPr>
-          <w:hyperlink w:anchor="_Toc240920554" w:history="1">
+          <w:hyperlink w:anchor="_Toc240923701" w:history="1">
             <w:r>
               <w:rPr>
                 <w:rStyle w:val="Hyperlink"/>
@@ -1864,7 +1864,7 @@
               <w:rPr>
                 <w:noProof/>
               </w:rPr>
-              <w:instrText xml:space="preserve"> PAGEREF _Toc240920554 \h </w:instrText>
+              <w:instrText xml:space="preserve"> PAGEREF _Toc240923701 \h </w:instrText>
             </w:r>
             <w:r>
               <w:rPr>
@@ -1907,7 +1907,7 @@
               <w14:ligatures w14:val="standardContextual"/>
             </w:rPr>
           </w:pPr>
-          <w:hyperlink w:anchor="_Toc240920555" w:history="1">
+          <w:hyperlink w:anchor="_Toc240923702" w:history="1">
             <w:r>
               <w:rPr>
                 <w:rStyle w:val="Hyperlink"/>
@@ -1931,7 +1931,7 @@
               <w:rPr>
                 <w:noProof/>
               </w:rPr>
-              <w:instrText xml:space="preserve"> PAGEREF _Toc240920555 \h </w:instrText>
+              <w:instrText xml:space="preserve"> PAGEREF _Toc240923702 \h </w:instrText>
             </w:r>
             <w:r>
               <w:rPr>
@@ -1974,7 +1974,7 @@
               <w14:ligatures w14:val="standardContextual"/>
             </w:rPr>
           </w:pPr>
-          <w:hyperlink w:anchor="_Toc240920556" w:history="1">
+          <w:hyperlink w:anchor="_Toc240923703" w:history="1">
             <w:r>
               <w:rPr>
                 <w:rStyle w:val="Hyperlink"/>
@@ -1998,7 +1998,7 @@
               <w:rPr>
                 <w:noProof/>
               </w:rPr>
-              <w:instrText xml:space="preserve"> PAGEREF _Toc240920556 \h </w:instrText>
+              <w:instrText xml:space="preserve"> PAGEREF _Toc240923703 \h </w:instrText>
             </w:r>
             <w:r>
               <w:rPr>
@@ -2041,7 +2041,7 @@
               <w14:ligatures w14:val="standardContextual"/>
             </w:rPr>
           </w:pPr>
-          <w:hyperlink w:anchor="_Toc240920557" w:history="1">
+          <w:hyperlink w:anchor="_Toc240923704" w:history="1">
             <w:r>
               <w:rPr>
                 <w:rStyle w:val="Hyperlink"/>
@@ -2065,7 +2065,7 @@
               <w:rPr>
                 <w:noProof/>
               </w:rPr>
-              <w:instrText xml:space="preserve"> PAGEREF _Toc240920557 \h </w:instrText>
+              <w:instrText xml:space="preserve"> PAGEREF _Toc240923704 \h </w:instrText>
             </w:r>
             <w:r>
               <w:rPr>
@@ -2108,7 +2108,7 @@
               <w14:ligatures w14:val="standardContextual"/>
             </w:rPr>
           </w:pPr>
-          <w:hyperlink w:anchor="_Toc240920558" w:history="1">
+          <w:hyperlink w:anchor="_Toc240923705" w:history="1">
             <w:r>
               <w:rPr>
                 <w:rStyle w:val="Hyperlink"/>
@@ -2132,7 +2132,7 @@
               <w:rPr>
                 <w:noProof/>
               </w:rPr>
-              <w:instrText xml:space="preserve"> PAGEREF _Toc240920558 \h </w:instrText>
+              <w:instrText xml:space="preserve"> PAGEREF _Toc240923705 \h </w:instrText>
             </w:r>
             <w:r>
               <w:rPr>
@@ -2175,7 +2175,7 @@
               <w14:ligatures w14:val="standardContextual"/>
             </w:rPr>
           </w:pPr>
-          <w:hyperlink w:anchor="_Toc240920559" w:history="1">
+          <w:hyperlink w:anchor="_Toc240923706" w:history="1">
             <w:r>
               <w:rPr>
                 <w:rStyle w:val="Hyperlink"/>
@@ -2199,7 +2199,7 @@
               <w:rPr>
                 <w:noProof/>
               </w:rPr>
-              <w:instrText xml:space="preserve"> PAGEREF _Toc240920559 \h </w:instrText>
+              <w:instrText xml:space="preserve"> PAGEREF _Toc240923706 \h </w:instrText>
             </w:r>
             <w:r>
               <w:rPr>
@@ -2242,7 +2242,7 @@
               <w14:ligatures w14:val="standardContextual"/>
             </w:rPr>
           </w:pPr>
-          <w:hyperlink w:anchor="_Toc240920560" w:history="1">
+          <w:hyperlink w:anchor="_Toc240923707" w:history="1">
             <w:r>
               <w:rPr>
                 <w:rStyle w:val="Hyperlink"/>
@@ -2266,7 +2266,7 @@
               <w:rPr>
                 <w:noProof/>
               </w:rPr>
-              <w:instrText xml:space="preserve"> PAGEREF _Toc240920560 \h </w:instrText>
+              <w:instrText xml:space="preserve"> PAGEREF _Toc240923707 \h </w:instrText>
             </w:r>
             <w:r>
               <w:rPr>
@@ -2309,7 +2309,7 @@
               <w14:ligatures w14:val="standardContextual"/>
             </w:rPr>
           </w:pPr>
-          <w:hyperlink w:anchor="_Toc240920561" w:history="1">
+          <w:hyperlink w:anchor="_Toc240923708" w:history="1">
             <w:r>
               <w:rPr>
                 <w:rStyle w:val="Hyperlink"/>
@@ -2333,7 +2333,7 @@
               <w:rPr>
                 <w:noProof/>
               </w:rPr>
-              <w:instrText xml:space="preserve"> PAGEREF _Toc240920561 \h </w:instrText>
+              <w:instrText xml:space="preserve"> PAGEREF _Toc240923708 \h </w:instrText>
             </w:r>
             <w:r>
               <w:rPr>
@@ -2372,7 +2372,7 @@
         <w:pStyle w:val="Heading1"/>
         <w:pageBreakBefore/>
       </w:pPr>
-      <w:bookmarkStart w:id="0" w:name="_Toc240920535"/>
+      <w:bookmarkStart w:id="0" w:name="_Toc240923682"/>
       <w:r>
         <w:lastRenderedPageBreak/>
         <w:t>1. Your role at a glance</w:t>
@@ -2553,7 +2553,7 @@
         <w:pStyle w:val="Heading1"/>
         <w:pageBreakBefore/>
       </w:pPr>
-      <w:bookmarkStart w:id="1" w:name="_Toc240920536"/>
+      <w:bookmarkStart w:id="1" w:name="_Toc240923683"/>
       <w:r>
         <w:lastRenderedPageBreak/>
         <w:t>2. Signing in and your screens</w:t>
@@ -2564,7 +2564,7 @@
       <w:pPr>
         <w:pStyle w:val="Heading2"/>
       </w:pPr>
-      <w:bookmarkStart w:id="2" w:name="_Toc240920537"/>
+      <w:bookmarkStart w:id="2" w:name="_Toc240923684"/>
       <w:r>
         <w:t>Signing in</w:t>
       </w:r>
@@ -2814,7 +2814,7 @@
       <w:pPr>
         <w:pStyle w:val="Heading2"/>
       </w:pPr>
-      <w:bookmarkStart w:id="3" w:name="_Toc240920538"/>
+      <w:bookmarkStart w:id="3" w:name="_Toc240923685"/>
       <w:r>
         <w:t>Finding your way around</w:t>
       </w:r>
@@ -3068,7 +3068,7 @@
       <w:pPr>
         <w:pStyle w:val="Heading2"/>
       </w:pPr>
-      <w:bookmarkStart w:id="4" w:name="_Toc240920539"/>
+      <w:bookmarkStart w:id="4" w:name="_Toc240923686"/>
       <w:r>
         <w:t>Your screens</w:t>
       </w:r>
@@ -3402,7 +3402,7 @@
       <w:pPr>
         <w:pStyle w:val="Heading2"/>
       </w:pPr>
-      <w:bookmarkStart w:id="5" w:name="_Toc240920540"/>
+      <w:bookmarkStart w:id="5" w:name="_Toc240923687"/>
       <w:r>
         <w:t>Changing your password</w:t>
       </w:r>
@@ -3573,7 +3573,7 @@
         <w:pStyle w:val="Heading1"/>
         <w:pageBreakBefore/>
       </w:pPr>
-      <w:bookmarkStart w:id="6" w:name="_Toc240920541"/>
+      <w:bookmarkStart w:id="6" w:name="_Toc240923688"/>
       <w:r>
         <w:lastRenderedPageBreak/>
         <w:t>3. Your routine</w:t>
@@ -3858,7 +3858,7 @@
         <w:pStyle w:val="Heading1"/>
         <w:pageBreakBefore/>
       </w:pPr>
-      <w:bookmarkStart w:id="7" w:name="_Toc240920542"/>
+      <w:bookmarkStart w:id="7" w:name="_Toc240923689"/>
       <w:r>
         <w:lastRenderedPageBreak/>
         <w:t>4. Step-by-step tasks</w:t>
@@ -3869,7 +3869,7 @@
       <w:pPr>
         <w:pStyle w:val="Heading2"/>
       </w:pPr>
-      <w:bookmarkStart w:id="8" w:name="_Toc240920543"/>
+      <w:bookmarkStart w:id="8" w:name="_Toc240923690"/>
       <w:r>
         <w:t>4.1 Your start screen</w:t>
       </w:r>
@@ -3955,7 +3955,7 @@
       <w:pPr>
         <w:pStyle w:val="Heading2"/>
       </w:pPr>
-      <w:bookmarkStart w:id="9" w:name="_Toc240920544"/>
+      <w:bookmarkStart w:id="9" w:name="_Toc240923691"/>
       <w:r>
         <w:t>4.2 Reading the dashboards</w:t>
       </w:r>
@@ -4646,7 +4646,7 @@
       <w:pPr>
         <w:pStyle w:val="Heading2"/>
       </w:pPr>
-      <w:bookmarkStart w:id="10" w:name="_Toc240920545"/>
+      <w:bookmarkStart w:id="10" w:name="_Toc240923692"/>
       <w:r>
         <w:t>4.3 Using Reports (analytics and charts)</w:t>
       </w:r>
@@ -5319,7 +5319,7 @@
       <w:pPr>
         <w:pStyle w:val="Heading2"/>
       </w:pPr>
-      <w:bookmarkStart w:id="11" w:name="_Toc240920546"/>
+      <w:bookmarkStart w:id="11" w:name="_Toc240923693"/>
       <w:r>
         <w:lastRenderedPageBreak/>
         <w:t>4.4 Downloading data</w:t>
@@ -5852,7 +5852,7 @@
       <w:pPr>
         <w:pStyle w:val="Heading2"/>
       </w:pPr>
-      <w:bookmarkStart w:id="12" w:name="_Toc240920547"/>
+      <w:bookmarkStart w:id="12" w:name="_Toc240923694"/>
       <w:r>
         <w:t>4.5 Working with the analysis export</w:t>
       </w:r>
@@ -5997,7 +5997,7 @@
         <w:pStyle w:val="Heading1"/>
         <w:pageBreakBefore/>
       </w:pPr>
-      <w:bookmarkStart w:id="13" w:name="_Toc240920548"/>
+      <w:bookmarkStart w:id="13" w:name="_Toc240923695"/>
       <w:r>
         <w:lastRenderedPageBreak/>
         <w:t>5. Rules you must follow</w:t>
@@ -6135,7 +6135,7 @@
         <w:pStyle w:val="Heading1"/>
         <w:pageBreakBefore/>
       </w:pPr>
-      <w:bookmarkStart w:id="14" w:name="_Toc240920549"/>
+      <w:bookmarkStart w:id="14" w:name="_Toc240923696"/>
       <w:r>
         <w:lastRenderedPageBreak/>
         <w:t>6. Troubleshooting</w:t>
@@ -7089,7 +7089,7 @@
         <w:pStyle w:val="Heading1"/>
         <w:pageBreakBefore/>
       </w:pPr>
-      <w:bookmarkStart w:id="15" w:name="_Toc240920550"/>
+      <w:bookmarkStart w:id="15" w:name="_Toc240923697"/>
       <w:r>
         <w:lastRenderedPageBreak/>
         <w:t>7. Quick reference</w:t>
@@ -7368,7 +7368,7 @@
         <w:pStyle w:val="Heading1"/>
         <w:pageBreakBefore/>
       </w:pPr>
-      <w:bookmarkStart w:id="16" w:name="_Toc240920551"/>
+      <w:bookmarkStart w:id="16" w:name="_Toc240923698"/>
       <w:r>
         <w:lastRenderedPageBreak/>
         <w:t>8. Every screen and button for your role</w:t>
@@ -7531,7 +7531,7 @@
       <w:pPr>
         <w:pStyle w:val="Heading2"/>
       </w:pPr>
-      <w:bookmarkStart w:id="17" w:name="_Toc240920552"/>
+      <w:bookmarkStart w:id="17" w:name="_Toc240923699"/>
       <w:r>
         <w:t>8.1 Sign in</w:t>
       </w:r>
@@ -8044,7 +8044,7 @@
       <w:pPr>
         <w:pStyle w:val="Heading2"/>
       </w:pPr>
-      <w:bookmarkStart w:id="18" w:name="_Toc240920553"/>
+      <w:bookmarkStart w:id="18" w:name="_Toc240923700"/>
       <w:r>
         <w:t>8.2 The header and menu bar (every screen)</w:t>
       </w:r>
@@ -8768,7 +8768,7 @@
       <w:pPr>
         <w:pStyle w:val="Heading2"/>
       </w:pPr>
-      <w:bookmarkStart w:id="19" w:name="_Toc240920554"/>
+      <w:bookmarkStart w:id="19" w:name="_Toc240923701"/>
       <w:r>
         <w:t>8.3 Change Password</w:t>
       </w:r>
@@ -9388,7 +9388,7 @@
       <w:pPr>
         <w:pStyle w:val="Heading2"/>
       </w:pPr>
-      <w:bookmarkStart w:id="20" w:name="_Toc240920555"/>
+      <w:bookmarkStart w:id="20" w:name="_Toc240923702"/>
       <w:r>
         <w:t>8.4 Executive Dashboard</w:t>
       </w:r>
@@ -9902,7 +9902,7 @@
       <w:pPr>
         <w:pStyle w:val="Heading2"/>
       </w:pPr>
-      <w:bookmarkStart w:id="21" w:name="_Toc240920556"/>
+      <w:bookmarkStart w:id="21" w:name="_Toc240923703"/>
       <w:r>
         <w:t>8.5 Sampling Dashboard</w:t>
       </w:r>
@@ -10415,7 +10415,7 @@
       <w:pPr>
         <w:pStyle w:val="Heading2"/>
       </w:pPr>
-      <w:bookmarkStart w:id="22" w:name="_Toc240920557"/>
+      <w:bookmarkStart w:id="22" w:name="_Toc240923704"/>
       <w:r>
         <w:t>8.6 Contact Dashboard</w:t>
       </w:r>
@@ -10718,7 +10718,7 @@
       <w:pPr>
         <w:pStyle w:val="Heading2"/>
       </w:pPr>
-      <w:bookmarkStart w:id="23" w:name="_Toc240920558"/>
+      <w:bookmarkStart w:id="23" w:name="_Toc240923705"/>
       <w:r>
         <w:lastRenderedPageBreak/>
         <w:t>8.7 KII / Document Dashboard</w:t>
@@ -11129,7 +11129,7 @@
       <w:pPr>
         <w:pStyle w:val="Heading2"/>
       </w:pPr>
-      <w:bookmarkStart w:id="24" w:name="_Toc240920559"/>
+      <w:bookmarkStart w:id="24" w:name="_Toc240923706"/>
       <w:r>
         <w:t>8.8 Reports</w:t>
       </w:r>
@@ -11642,7 +11642,7 @@
       <w:pPr>
         <w:pStyle w:val="Heading2"/>
       </w:pPr>
-      <w:bookmarkStart w:id="25" w:name="_Toc240920560"/>
+      <w:bookmarkStart w:id="25" w:name="_Toc240923707"/>
       <w:r>
         <w:t>8.9 Cost Dashboard</w:t>
       </w:r>
@@ -11945,7 +11945,7 @@
       <w:pPr>
         <w:pStyle w:val="Heading2"/>
       </w:pPr>
-      <w:bookmarkStart w:id="26" w:name="_Toc240920561"/>
+      <w:bookmarkStart w:id="26" w:name="_Toc240923708"/>
       <w:r>
         <w:lastRenderedPageBreak/>
         <w:t>8.10 Export</w:t>
@@ -12466,10 +12466,96 @@
 <file path=word/numbering.xml><?xml version="1.0" encoding="utf-8"?>
 <w:numbering xmlns:wpc="http://schemas.microsoft.com/office/word/2010/wordprocessingCanvas" xmlns:cx="http://schemas.microsoft.com/office/drawing/2014/chartex" xmlns:cx1="http://schemas.microsoft.com/office/drawing/2015/9/8/chartex" xmlns:cx2="http://schemas.microsoft.com/office/drawing/2015/10/21/chartex" xmlns:cx3="http://schemas.microsoft.com/office/drawing/2016/5/9/chartex" xmlns:cx4="http://schemas.microsoft.com/office/drawing/2016/5/10/chartex" xmlns:cx5="http://schemas.microsoft.com/office/drawing/2016/5/11/chartex" xmlns:cx6="http://schemas.microsoft.com/office/drawing/2016/5/12/chartex" xmlns:cx7="http://schemas.microsoft.com/office/drawing/2016/5/13/chartex" xmlns:cx8="http://schemas.microsoft.com/office/drawing/2016/5/14/chartex" xmlns:mc="http://schemas.openxmlformats.org/markup-compatibility/2006" xmlns:aink="http://schemas.microsoft.com/office/drawing/2016/ink" xmlns:am3d="http://schemas.microsoft.com/office/drawing/2017/model3d" xmlns:o="urn:schemas-microsoft-com:office:office" xmlns:oel="http://schemas.microsoft.com/office/2019/extlst" xmlns:r="http://schemas.openxmlformats.org/officeDocument/2006/relationships" xmlns:m="http://schemas.openxmlformats.org/officeDocument/2006/math" xmlns:v="urn:schemas-microsoft-com:vml" xmlns:wp14="http://schemas.microsoft.com/office/word/2010/wordprocessingDrawing" xmlns:wp="http://schemas.openxmlformats.org/drawingml/2006/wordprocessingDrawing" xmlns:w10="urn:schemas-microsoft-com:office:word" xmlns:w="http://schemas.openxmlformats.org/wordprocessingml/2006/main" xmlns:w14="http://schemas.microsoft.com/office/word/2010/wordml" xmlns:w15="http://schemas.microsoft.com/office/word/2012/wordml" xmlns:w16cex="http://schemas.microsoft.com/office/word/2018/wordml/cex" xmlns:w16cid="http://schemas.microsoft.com/office/word/2016/wordml/cid" xmlns:w16="http://schemas.microsoft.com/office/word/2018/wordml" xmlns:w16sdtdh="http://schemas.microsoft.com/office/word/2020/wordml/sdtdatahash" xmlns:w16se="http://schemas.microsoft.com/office/word/2015/wordml/symex" xmlns:wpg="http://schemas.microsoft.com/office/word/2010/wordprocessingGroup" xmlns:wpi="http://schemas.microsoft.com/office/word/2010/wordprocessingInk" xmlns:wne="http://schemas.microsoft.com/office/word/2006/wordml" xmlns:wps="http://schemas.microsoft.com/office/word/2010/wordprocessingShape" mc:Ignorable="w14 w15 w16se w16cid w16 w16cex w16sdtdh wp14">
   <w:abstractNum w:abstractNumId="0" w15:restartNumberingAfterBreak="0">
-    <w:nsid w:val="02760C1F"/>
+    <w:nsid w:val="34E04415"/>
     <w:multiLevelType w:val="hybridMultilevel"/>
-    <w:tmpl w:val="581A520A"/>
-    <w:lvl w:ilvl="0" w:tplc="9D66E618">
+    <w:tmpl w:val="1CC63F72"/>
+    <w:lvl w:ilvl="0" w:tplc="82FA4A12">
+      <w:start w:val="1"/>
+      <w:numFmt w:val="bullet"/>
+      <w:lvlText w:val="●"/>
+      <w:lvlJc w:val="left"/>
+      <w:pPr>
+        <w:ind w:left="720" w:hanging="360"/>
+      </w:pPr>
+    </w:lvl>
+    <w:lvl w:ilvl="1" w:tplc="05DE92A0">
+      <w:start w:val="1"/>
+      <w:numFmt w:val="bullet"/>
+      <w:lvlText w:val="○"/>
+      <w:lvlJc w:val="left"/>
+      <w:pPr>
+        <w:ind w:left="1440" w:hanging="360"/>
+      </w:pPr>
+    </w:lvl>
+    <w:lvl w:ilvl="2" w:tplc="905E0B24">
+      <w:start w:val="1"/>
+      <w:numFmt w:val="bullet"/>
+      <w:lvlText w:val="■"/>
+      <w:lvlJc w:val="left"/>
+      <w:pPr>
+        <w:ind w:left="2160" w:hanging="360"/>
+      </w:pPr>
+    </w:lvl>
+    <w:lvl w:ilvl="3" w:tplc="E7902626">
+      <w:start w:val="1"/>
+      <w:numFmt w:val="bullet"/>
+      <w:lvlText w:val="●"/>
+      <w:lvlJc w:val="left"/>
+      <w:pPr>
+        <w:ind w:left="2880" w:hanging="360"/>
+      </w:pPr>
+    </w:lvl>
+    <w:lvl w:ilvl="4" w:tplc="E368BDCE">
+      <w:start w:val="1"/>
+      <w:numFmt w:val="bullet"/>
+      <w:lvlText w:val="○"/>
+      <w:lvlJc w:val="left"/>
+      <w:pPr>
+        <w:ind w:left="3600" w:hanging="360"/>
+      </w:pPr>
+    </w:lvl>
+    <w:lvl w:ilvl="5" w:tplc="3C96A904">
+      <w:start w:val="1"/>
+      <w:numFmt w:val="bullet"/>
+      <w:lvlText w:val="■"/>
+      <w:lvlJc w:val="left"/>
+      <w:pPr>
+        <w:ind w:left="4320" w:hanging="360"/>
+      </w:pPr>
+    </w:lvl>
+    <w:lvl w:ilvl="6" w:tplc="8188C0FA">
+      <w:start w:val="1"/>
+      <w:numFmt w:val="bullet"/>
+      <w:lvlText w:val="●"/>
+      <w:lvlJc w:val="left"/>
+      <w:pPr>
+        <w:ind w:left="5040" w:hanging="360"/>
+      </w:pPr>
+    </w:lvl>
+    <w:lvl w:ilvl="7" w:tplc="B2CA6888">
+      <w:start w:val="1"/>
+      <w:numFmt w:val="bullet"/>
+      <w:lvlText w:val="●"/>
+      <w:lvlJc w:val="left"/>
+      <w:pPr>
+        <w:ind w:left="5760" w:hanging="360"/>
+      </w:pPr>
+    </w:lvl>
+    <w:lvl w:ilvl="8" w:tplc="880CAA72">
+      <w:start w:val="1"/>
+      <w:numFmt w:val="bullet"/>
+      <w:lvlText w:val="●"/>
+      <w:lvlJc w:val="left"/>
+      <w:pPr>
+        <w:ind w:left="6480" w:hanging="360"/>
+      </w:pPr>
+    </w:lvl>
+  </w:abstractNum>
+  <w:abstractNum w:abstractNumId="1" w15:restartNumberingAfterBreak="0">
+    <w:nsid w:val="53E2449F"/>
+    <w:multiLevelType w:val="hybridMultilevel"/>
+    <w:tmpl w:val="7C80A912"/>
+    <w:lvl w:ilvl="0" w:tplc="8D0A23DC">
       <w:start w:val="1"/>
       <w:numFmt w:val="decimal"/>
       <w:lvlText w:val="%1."/>
@@ -12483,138 +12569,52 @@
         <w:color w:val="A67C27"/>
       </w:rPr>
     </w:lvl>
-    <w:lvl w:ilvl="1" w:tplc="E96C9BB2">
+    <w:lvl w:ilvl="1" w:tplc="12581C32">
       <w:numFmt w:val="decimal"/>
       <w:lvlText w:val=""/>
       <w:lvlJc w:val="left"/>
     </w:lvl>
-    <w:lvl w:ilvl="2" w:tplc="902EC0C2">
+    <w:lvl w:ilvl="2" w:tplc="0658D418">
       <w:numFmt w:val="decimal"/>
       <w:lvlText w:val=""/>
       <w:lvlJc w:val="left"/>
     </w:lvl>
-    <w:lvl w:ilvl="3" w:tplc="574A24CC">
+    <w:lvl w:ilvl="3" w:tplc="5CA0FAAC">
       <w:numFmt w:val="decimal"/>
       <w:lvlText w:val=""/>
       <w:lvlJc w:val="left"/>
     </w:lvl>
-    <w:lvl w:ilvl="4" w:tplc="09A0B406">
+    <w:lvl w:ilvl="4" w:tplc="4AFE6C06">
       <w:numFmt w:val="decimal"/>
       <w:lvlText w:val=""/>
       <w:lvlJc w:val="left"/>
     </w:lvl>
-    <w:lvl w:ilvl="5" w:tplc="F288FD94">
+    <w:lvl w:ilvl="5" w:tplc="AC0AAB56">
       <w:numFmt w:val="decimal"/>
       <w:lvlText w:val=""/>
       <w:lvlJc w:val="left"/>
     </w:lvl>
-    <w:lvl w:ilvl="6" w:tplc="A2808D9A">
+    <w:lvl w:ilvl="6" w:tplc="A0684478">
       <w:numFmt w:val="decimal"/>
       <w:lvlText w:val=""/>
       <w:lvlJc w:val="left"/>
     </w:lvl>
-    <w:lvl w:ilvl="7" w:tplc="DF323F74">
+    <w:lvl w:ilvl="7" w:tplc="31724662">
       <w:numFmt w:val="decimal"/>
       <w:lvlText w:val=""/>
       <w:lvlJc w:val="left"/>
     </w:lvl>
-    <w:lvl w:ilvl="8" w:tplc="A628E9FE">
+    <w:lvl w:ilvl="8" w:tplc="89D29FA6">
       <w:numFmt w:val="decimal"/>
       <w:lvlText w:val=""/>
       <w:lvlJc w:val="left"/>
     </w:lvl>
   </w:abstractNum>
-  <w:abstractNum w:abstractNumId="1" w15:restartNumberingAfterBreak="0">
-    <w:nsid w:val="31751DD0"/>
+  <w:abstractNum w:abstractNumId="2" w15:restartNumberingAfterBreak="0">
+    <w:nsid w:val="6ACF4380"/>
     <w:multiLevelType w:val="hybridMultilevel"/>
-    <w:tmpl w:val="EA16045E"/>
-    <w:lvl w:ilvl="0" w:tplc="E5D83A90">
-      <w:start w:val="1"/>
-      <w:numFmt w:val="bullet"/>
-      <w:lvlText w:val="●"/>
-      <w:lvlJc w:val="left"/>
-      <w:pPr>
-        <w:ind w:left="720" w:hanging="360"/>
-      </w:pPr>
-    </w:lvl>
-    <w:lvl w:ilvl="1" w:tplc="0220F168">
-      <w:start w:val="1"/>
-      <w:numFmt w:val="bullet"/>
-      <w:lvlText w:val="○"/>
-      <w:lvlJc w:val="left"/>
-      <w:pPr>
-        <w:ind w:left="1440" w:hanging="360"/>
-      </w:pPr>
-    </w:lvl>
-    <w:lvl w:ilvl="2" w:tplc="BAC2252A">
-      <w:start w:val="1"/>
-      <w:numFmt w:val="bullet"/>
-      <w:lvlText w:val="■"/>
-      <w:lvlJc w:val="left"/>
-      <w:pPr>
-        <w:ind w:left="2160" w:hanging="360"/>
-      </w:pPr>
-    </w:lvl>
-    <w:lvl w:ilvl="3" w:tplc="28E8AD38">
-      <w:start w:val="1"/>
-      <w:numFmt w:val="bullet"/>
-      <w:lvlText w:val="●"/>
-      <w:lvlJc w:val="left"/>
-      <w:pPr>
-        <w:ind w:left="2880" w:hanging="360"/>
-      </w:pPr>
-    </w:lvl>
-    <w:lvl w:ilvl="4" w:tplc="F0185912">
-      <w:start w:val="1"/>
-      <w:numFmt w:val="bullet"/>
-      <w:lvlText w:val="○"/>
-      <w:lvlJc w:val="left"/>
-      <w:pPr>
-        <w:ind w:left="3600" w:hanging="360"/>
-      </w:pPr>
-    </w:lvl>
-    <w:lvl w:ilvl="5" w:tplc="86B2DF26">
-      <w:start w:val="1"/>
-      <w:numFmt w:val="bullet"/>
-      <w:lvlText w:val="■"/>
-      <w:lvlJc w:val="left"/>
-      <w:pPr>
-        <w:ind w:left="4320" w:hanging="360"/>
-      </w:pPr>
-    </w:lvl>
-    <w:lvl w:ilvl="6" w:tplc="4FF62A78">
-      <w:start w:val="1"/>
-      <w:numFmt w:val="bullet"/>
-      <w:lvlText w:val="●"/>
-      <w:lvlJc w:val="left"/>
-      <w:pPr>
-        <w:ind w:left="5040" w:hanging="360"/>
-      </w:pPr>
-    </w:lvl>
-    <w:lvl w:ilvl="7" w:tplc="A2CE53AA">
-      <w:start w:val="1"/>
-      <w:numFmt w:val="bullet"/>
-      <w:lvlText w:val="●"/>
-      <w:lvlJc w:val="left"/>
-      <w:pPr>
-        <w:ind w:left="5760" w:hanging="360"/>
-      </w:pPr>
-    </w:lvl>
-    <w:lvl w:ilvl="8" w:tplc="0E1C9A12">
-      <w:start w:val="1"/>
-      <w:numFmt w:val="bullet"/>
-      <w:lvlText w:val="●"/>
-      <w:lvlJc w:val="left"/>
-      <w:pPr>
-        <w:ind w:left="6480" w:hanging="360"/>
-      </w:pPr>
-    </w:lvl>
-  </w:abstractNum>
-  <w:abstractNum w:abstractNumId="2" w15:restartNumberingAfterBreak="0">
-    <w:nsid w:val="321A5216"/>
-    <w:multiLevelType w:val="hybridMultilevel"/>
-    <w:tmpl w:val="9D703CBC"/>
-    <w:lvl w:ilvl="0" w:tplc="577805BE">
+    <w:tmpl w:val="B4F0E488"/>
+    <w:lvl w:ilvl="0" w:tplc="EAAC5696">
       <w:start w:val="1"/>
       <w:numFmt w:val="decimal"/>
       <w:lvlText w:val="%1."/>
@@ -12628,52 +12628,52 @@
         <w:color w:val="A67C27"/>
       </w:rPr>
     </w:lvl>
-    <w:lvl w:ilvl="1" w:tplc="CE88E10E">
+    <w:lvl w:ilvl="1" w:tplc="1D384632">
       <w:numFmt w:val="decimal"/>
       <w:lvlText w:val=""/>
       <w:lvlJc w:val="left"/>
     </w:lvl>
-    <w:lvl w:ilvl="2" w:tplc="531CF00C">
+    <w:lvl w:ilvl="2" w:tplc="75F6EAFC">
       <w:numFmt w:val="decimal"/>
       <w:lvlText w:val=""/>
       <w:lvlJc w:val="left"/>
     </w:lvl>
-    <w:lvl w:ilvl="3" w:tplc="907688EA">
+    <w:lvl w:ilvl="3" w:tplc="87F09142">
       <w:numFmt w:val="decimal"/>
       <w:lvlText w:val=""/>
       <w:lvlJc w:val="left"/>
     </w:lvl>
-    <w:lvl w:ilvl="4" w:tplc="E2D6DED8">
+    <w:lvl w:ilvl="4" w:tplc="338A9486">
       <w:numFmt w:val="decimal"/>
       <w:lvlText w:val=""/>
       <w:lvlJc w:val="left"/>
     </w:lvl>
-    <w:lvl w:ilvl="5" w:tplc="B6243864">
+    <w:lvl w:ilvl="5" w:tplc="73BC85F6">
       <w:numFmt w:val="decimal"/>
       <w:lvlText w:val=""/>
       <w:lvlJc w:val="left"/>
     </w:lvl>
-    <w:lvl w:ilvl="6" w:tplc="D20A68D8">
+    <w:lvl w:ilvl="6" w:tplc="920A3270">
       <w:numFmt w:val="decimal"/>
       <w:lvlText w:val=""/>
       <w:lvlJc w:val="left"/>
     </w:lvl>
-    <w:lvl w:ilvl="7" w:tplc="B4CEF2AC">
+    <w:lvl w:ilvl="7" w:tplc="49886E0E">
       <w:numFmt w:val="decimal"/>
       <w:lvlText w:val=""/>
       <w:lvlJc w:val="left"/>
     </w:lvl>
-    <w:lvl w:ilvl="8" w:tplc="61F680AC">
+    <w:lvl w:ilvl="8" w:tplc="92705096">
       <w:numFmt w:val="decimal"/>
       <w:lvlText w:val=""/>
       <w:lvlJc w:val="left"/>
     </w:lvl>
   </w:abstractNum>
   <w:abstractNum w:abstractNumId="3" w15:restartNumberingAfterBreak="0">
-    <w:nsid w:val="3B5B5D89"/>
+    <w:nsid w:val="6B9170C2"/>
     <w:multiLevelType w:val="hybridMultilevel"/>
-    <w:tmpl w:val="5AD0304A"/>
-    <w:lvl w:ilvl="0" w:tplc="E3EA2302">
+    <w:tmpl w:val="1BACF91E"/>
+    <w:lvl w:ilvl="0" w:tplc="BFF49448">
       <w:start w:val="1"/>
       <w:numFmt w:val="decimal"/>
       <w:lvlText w:val="%1."/>
@@ -12687,52 +12687,52 @@
         <w:color w:val="A67C27"/>
       </w:rPr>
     </w:lvl>
-    <w:lvl w:ilvl="1" w:tplc="5CFEFC92">
+    <w:lvl w:ilvl="1" w:tplc="2AD482B8">
       <w:numFmt w:val="decimal"/>
       <w:lvlText w:val=""/>
       <w:lvlJc w:val="left"/>
     </w:lvl>
-    <w:lvl w:ilvl="2" w:tplc="28886920">
+    <w:lvl w:ilvl="2" w:tplc="55C4A4E8">
       <w:numFmt w:val="decimal"/>
       <w:lvlText w:val=""/>
       <w:lvlJc w:val="left"/>
     </w:lvl>
-    <w:lvl w:ilvl="3" w:tplc="51EC1AB6">
+    <w:lvl w:ilvl="3" w:tplc="C1405640">
       <w:numFmt w:val="decimal"/>
       <w:lvlText w:val=""/>
       <w:lvlJc w:val="left"/>
     </w:lvl>
-    <w:lvl w:ilvl="4" w:tplc="0B30B08A">
+    <w:lvl w:ilvl="4" w:tplc="2698F3E0">
       <w:numFmt w:val="decimal"/>
       <w:lvlText w:val=""/>
       <w:lvlJc w:val="left"/>
     </w:lvl>
-    <w:lvl w:ilvl="5" w:tplc="2748476A">
+    <w:lvl w:ilvl="5" w:tplc="5D7AA304">
       <w:numFmt w:val="decimal"/>
       <w:lvlText w:val=""/>
       <w:lvlJc w:val="left"/>
     </w:lvl>
-    <w:lvl w:ilvl="6" w:tplc="0BD40B12">
+    <w:lvl w:ilvl="6" w:tplc="4C9EC9BA">
       <w:numFmt w:val="decimal"/>
       <w:lvlText w:val=""/>
       <w:lvlJc w:val="left"/>
     </w:lvl>
-    <w:lvl w:ilvl="7" w:tplc="08D4F2F2">
+    <w:lvl w:ilvl="7" w:tplc="81A04F9C">
       <w:numFmt w:val="decimal"/>
       <w:lvlText w:val=""/>
       <w:lvlJc w:val="left"/>
     </w:lvl>
-    <w:lvl w:ilvl="8" w:tplc="DF08DD76">
+    <w:lvl w:ilvl="8" w:tplc="894E16F2">
       <w:numFmt w:val="decimal"/>
       <w:lvlText w:val=""/>
       <w:lvlJc w:val="left"/>
     </w:lvl>
   </w:abstractNum>
   <w:abstractNum w:abstractNumId="4" w15:restartNumberingAfterBreak="0">
-    <w:nsid w:val="7EE7383E"/>
+    <w:nsid w:val="70814DB2"/>
     <w:multiLevelType w:val="hybridMultilevel"/>
-    <w:tmpl w:val="C068D980"/>
-    <w:lvl w:ilvl="0" w:tplc="800CC6B4">
+    <w:tmpl w:val="F99A14EC"/>
+    <w:lvl w:ilvl="0" w:tplc="F822CFA6">
       <w:start w:val="1"/>
       <w:numFmt w:val="bullet"/>
       <w:lvlText w:val="•"/>
@@ -12741,7 +12741,7 @@
         <w:ind w:left="460" w:hanging="280"/>
       </w:pPr>
     </w:lvl>
-    <w:lvl w:ilvl="1" w:tplc="92BA5208">
+    <w:lvl w:ilvl="1" w:tplc="BB125690">
       <w:start w:val="1"/>
       <w:numFmt w:val="bullet"/>
       <w:lvlText w:val="–"/>
@@ -12750,68 +12750,68 @@
         <w:ind w:left="900" w:hanging="280"/>
       </w:pPr>
     </w:lvl>
-    <w:lvl w:ilvl="2" w:tplc="850806DE">
+    <w:lvl w:ilvl="2" w:tplc="68723E4C">
       <w:numFmt w:val="decimal"/>
       <w:lvlText w:val=""/>
       <w:lvlJc w:val="left"/>
     </w:lvl>
-    <w:lvl w:ilvl="3" w:tplc="BE8812F4">
+    <w:lvl w:ilvl="3" w:tplc="43766C8C">
       <w:numFmt w:val="decimal"/>
       <w:lvlText w:val=""/>
       <w:lvlJc w:val="left"/>
     </w:lvl>
-    <w:lvl w:ilvl="4" w:tplc="658635EA">
+    <w:lvl w:ilvl="4" w:tplc="AF5A92EE">
       <w:numFmt w:val="decimal"/>
       <w:lvlText w:val=""/>
       <w:lvlJc w:val="left"/>
     </w:lvl>
-    <w:lvl w:ilvl="5" w:tplc="9DC89732">
+    <w:lvl w:ilvl="5" w:tplc="1A162744">
       <w:numFmt w:val="decimal"/>
       <w:lvlText w:val=""/>
       <w:lvlJc w:val="left"/>
     </w:lvl>
-    <w:lvl w:ilvl="6" w:tplc="FCF4BD1C">
+    <w:lvl w:ilvl="6" w:tplc="A39C460E">
       <w:numFmt w:val="decimal"/>
       <w:lvlText w:val=""/>
       <w:lvlJc w:val="left"/>
     </w:lvl>
-    <w:lvl w:ilvl="7" w:tplc="5414DAAA">
+    <w:lvl w:ilvl="7" w:tplc="12A0EB78">
       <w:numFmt w:val="decimal"/>
       <w:lvlText w:val=""/>
       <w:lvlJc w:val="left"/>
     </w:lvl>
-    <w:lvl w:ilvl="8" w:tplc="38625882">
+    <w:lvl w:ilvl="8" w:tplc="0554AA52">
       <w:numFmt w:val="decimal"/>
       <w:lvlText w:val=""/>
       <w:lvlJc w:val="left"/>
     </w:lvl>
   </w:abstractNum>
-  <w:num w:numId="1" w16cid:durableId="1506477831">
-    <w:abstractNumId w:val="1"/>
+  <w:num w:numId="1" w16cid:durableId="1882284169">
+    <w:abstractNumId w:val="0"/>
     <w:lvlOverride w:ilvl="0">
       <w:startOverride w:val="1"/>
     </w:lvlOverride>
   </w:num>
-  <w:num w:numId="2" w16cid:durableId="317654034">
+  <w:num w:numId="2" w16cid:durableId="1039087241">
     <w:abstractNumId w:val="4"/>
     <w:lvlOverride w:ilvl="0">
       <w:startOverride w:val="1"/>
     </w:lvlOverride>
   </w:num>
-  <w:num w:numId="3" w16cid:durableId="493758804">
+  <w:num w:numId="3" w16cid:durableId="1190408004">
     <w:abstractNumId w:val="2"/>
     <w:lvlOverride w:ilvl="0">
       <w:startOverride w:val="1"/>
     </w:lvlOverride>
   </w:num>
-  <w:num w:numId="4" w16cid:durableId="1656454286">
+  <w:num w:numId="4" w16cid:durableId="66461765">
     <w:abstractNumId w:val="3"/>
     <w:lvlOverride w:ilvl="0">
       <w:startOverride w:val="1"/>
     </w:lvlOverride>
   </w:num>
-  <w:num w:numId="5" w16cid:durableId="202326321">
-    <w:abstractNumId w:val="0"/>
+  <w:num w:numId="5" w16cid:durableId="493028939">
+    <w:abstractNumId w:val="1"/>
     <w:lvlOverride w:ilvl="0">
       <w:startOverride w:val="1"/>
     </w:lvlOverride>
@@ -13436,7 +13436,7 @@
     <w:autoRedefine/>
     <w:uiPriority w:val="39"/>
     <w:unhideWhenUsed/>
-    <w:rsid w:val="0089406B"/>
+    <w:rsid w:val="0055515B"/>
     <w:pPr>
       <w:spacing w:after="100"/>
     </w:pPr>
@@ -13448,7 +13448,7 @@
     <w:autoRedefine/>
     <w:uiPriority w:val="39"/>
     <w:unhideWhenUsed/>
-    <w:rsid w:val="0089406B"/>
+    <w:rsid w:val="0055515B"/>
     <w:pPr>
       <w:spacing w:after="100"/>
       <w:ind w:left="210"/>

--- a/docs/manuals/Role_Guide_7_Analyst.docx
+++ b/docs/manuals/Role_Guide_7_Analyst.docx
@@ -469,7 +469,7 @@
                 <w:sz w:val="19"/>
                 <w:szCs w:val="19"/>
               </w:rPr>
-              <w:t>Version 1.8 · 21 September 2026</w:t>
+              <w:t>Version 1.9 · 22 September 2026</w:t>
             </w:r>
           </w:p>
         </w:tc>
@@ -538,7 +538,7 @@
     <w:sdt>
       <w:sdtPr>
         <w:alias w:val="Contents"/>
-        <w:id w:val="-28266027"/>
+        <w:id w:val="1872871577"/>
       </w:sdtPr>
       <w:sdtEndPr/>
       <w:sdtContent>
@@ -567,7 +567,7 @@
           <w:r>
             <w:fldChar w:fldCharType="separate"/>
           </w:r>
-          <w:hyperlink w:anchor="_Toc240923682" w:history="1">
+          <w:hyperlink w:anchor="_Toc240961202" w:history="1">
             <w:r>
               <w:rPr>
                 <w:rStyle w:val="Hyperlink"/>
@@ -591,7 +591,7 @@
               <w:rPr>
                 <w:noProof/>
               </w:rPr>
-              <w:instrText xml:space="preserve"> PAGEREF _Toc240923682 \h </w:instrText>
+              <w:instrText xml:space="preserve"> PAGEREF _Toc240961202 \h </w:instrText>
             </w:r>
             <w:r>
               <w:rPr>
@@ -634,7 +634,7 @@
               <w14:ligatures w14:val="standardContextual"/>
             </w:rPr>
           </w:pPr>
-          <w:hyperlink w:anchor="_Toc240923683" w:history="1">
+          <w:hyperlink w:anchor="_Toc240961203" w:history="1">
             <w:r>
               <w:rPr>
                 <w:rStyle w:val="Hyperlink"/>
@@ -658,7 +658,7 @@
               <w:rPr>
                 <w:noProof/>
               </w:rPr>
-              <w:instrText xml:space="preserve"> PAGEREF _Toc240923683 \h </w:instrText>
+              <w:instrText xml:space="preserve"> PAGEREF _Toc240961203 \h </w:instrText>
             </w:r>
             <w:r>
               <w:rPr>
@@ -701,7 +701,7 @@
               <w14:ligatures w14:val="standardContextual"/>
             </w:rPr>
           </w:pPr>
-          <w:hyperlink w:anchor="_Toc240923684" w:history="1">
+          <w:hyperlink w:anchor="_Toc240961204" w:history="1">
             <w:r>
               <w:rPr>
                 <w:rStyle w:val="Hyperlink"/>
@@ -725,7 +725,7 @@
               <w:rPr>
                 <w:noProof/>
               </w:rPr>
-              <w:instrText xml:space="preserve"> PAGEREF _Toc240923684 \h </w:instrText>
+              <w:instrText xml:space="preserve"> PAGEREF _Toc240961204 \h </w:instrText>
             </w:r>
             <w:r>
               <w:rPr>
@@ -768,7 +768,7 @@
               <w14:ligatures w14:val="standardContextual"/>
             </w:rPr>
           </w:pPr>
-          <w:hyperlink w:anchor="_Toc240923685" w:history="1">
+          <w:hyperlink w:anchor="_Toc240961205" w:history="1">
             <w:r>
               <w:rPr>
                 <w:rStyle w:val="Hyperlink"/>
@@ -792,7 +792,7 @@
               <w:rPr>
                 <w:noProof/>
               </w:rPr>
-              <w:instrText xml:space="preserve"> PAGEREF _Toc240923685 \h </w:instrText>
+              <w:instrText xml:space="preserve"> PAGEREF _Toc240961205 \h </w:instrText>
             </w:r>
             <w:r>
               <w:rPr>
@@ -835,7 +835,7 @@
               <w14:ligatures w14:val="standardContextual"/>
             </w:rPr>
           </w:pPr>
-          <w:hyperlink w:anchor="_Toc240923686" w:history="1">
+          <w:hyperlink w:anchor="_Toc240961206" w:history="1">
             <w:r>
               <w:rPr>
                 <w:rStyle w:val="Hyperlink"/>
@@ -859,7 +859,7 @@
               <w:rPr>
                 <w:noProof/>
               </w:rPr>
-              <w:instrText xml:space="preserve"> PAGEREF _Toc240923686 \h </w:instrText>
+              <w:instrText xml:space="preserve"> PAGEREF _Toc240961206 \h </w:instrText>
             </w:r>
             <w:r>
               <w:rPr>
@@ -902,7 +902,7 @@
               <w14:ligatures w14:val="standardContextual"/>
             </w:rPr>
           </w:pPr>
-          <w:hyperlink w:anchor="_Toc240923687" w:history="1">
+          <w:hyperlink w:anchor="_Toc240961207" w:history="1">
             <w:r>
               <w:rPr>
                 <w:rStyle w:val="Hyperlink"/>
@@ -926,7 +926,7 @@
               <w:rPr>
                 <w:noProof/>
               </w:rPr>
-              <w:instrText xml:space="preserve"> PAGEREF _Toc240923687 \h </w:instrText>
+              <w:instrText xml:space="preserve"> PAGEREF _Toc240961207 \h </w:instrText>
             </w:r>
             <w:r>
               <w:rPr>
@@ -969,7 +969,7 @@
               <w14:ligatures w14:val="standardContextual"/>
             </w:rPr>
           </w:pPr>
-          <w:hyperlink w:anchor="_Toc240923688" w:history="1">
+          <w:hyperlink w:anchor="_Toc240961208" w:history="1">
             <w:r>
               <w:rPr>
                 <w:rStyle w:val="Hyperlink"/>
@@ -993,7 +993,7 @@
               <w:rPr>
                 <w:noProof/>
               </w:rPr>
-              <w:instrText xml:space="preserve"> PAGEREF _Toc240923688 \h </w:instrText>
+              <w:instrText xml:space="preserve"> PAGEREF _Toc240961208 \h </w:instrText>
             </w:r>
             <w:r>
               <w:rPr>
@@ -1036,7 +1036,7 @@
               <w14:ligatures w14:val="standardContextual"/>
             </w:rPr>
           </w:pPr>
-          <w:hyperlink w:anchor="_Toc240923689" w:history="1">
+          <w:hyperlink w:anchor="_Toc240961209" w:history="1">
             <w:r>
               <w:rPr>
                 <w:rStyle w:val="Hyperlink"/>
@@ -1060,7 +1060,7 @@
               <w:rPr>
                 <w:noProof/>
               </w:rPr>
-              <w:instrText xml:space="preserve"> PAGEREF _Toc240923689 \h </w:instrText>
+              <w:instrText xml:space="preserve"> PAGEREF _Toc240961209 \h </w:instrText>
             </w:r>
             <w:r>
               <w:rPr>
@@ -1103,7 +1103,7 @@
               <w14:ligatures w14:val="standardContextual"/>
             </w:rPr>
           </w:pPr>
-          <w:hyperlink w:anchor="_Toc240923690" w:history="1">
+          <w:hyperlink w:anchor="_Toc240961210" w:history="1">
             <w:r>
               <w:rPr>
                 <w:rStyle w:val="Hyperlink"/>
@@ -1127,7 +1127,7 @@
               <w:rPr>
                 <w:noProof/>
               </w:rPr>
-              <w:instrText xml:space="preserve"> PAGEREF _Toc240923690 \h </w:instrText>
+              <w:instrText xml:space="preserve"> PAGEREF _Toc240961210 \h </w:instrText>
             </w:r>
             <w:r>
               <w:rPr>
@@ -1170,7 +1170,7 @@
               <w14:ligatures w14:val="standardContextual"/>
             </w:rPr>
           </w:pPr>
-          <w:hyperlink w:anchor="_Toc240923691" w:history="1">
+          <w:hyperlink w:anchor="_Toc240961211" w:history="1">
             <w:r>
               <w:rPr>
                 <w:rStyle w:val="Hyperlink"/>
@@ -1194,7 +1194,7 @@
               <w:rPr>
                 <w:noProof/>
               </w:rPr>
-              <w:instrText xml:space="preserve"> PAGEREF _Toc240923691 \h </w:instrText>
+              <w:instrText xml:space="preserve"> PAGEREF _Toc240961211 \h </w:instrText>
             </w:r>
             <w:r>
               <w:rPr>
@@ -1237,7 +1237,7 @@
               <w14:ligatures w14:val="standardContextual"/>
             </w:rPr>
           </w:pPr>
-          <w:hyperlink w:anchor="_Toc240923692" w:history="1">
+          <w:hyperlink w:anchor="_Toc240961212" w:history="1">
             <w:r>
               <w:rPr>
                 <w:rStyle w:val="Hyperlink"/>
@@ -1261,7 +1261,7 @@
               <w:rPr>
                 <w:noProof/>
               </w:rPr>
-              <w:instrText xml:space="preserve"> PAGEREF _Toc240923692 \h </w:instrText>
+              <w:instrText xml:space="preserve"> PAGEREF _Toc240961212 \h </w:instrText>
             </w:r>
             <w:r>
               <w:rPr>
@@ -1304,7 +1304,7 @@
               <w14:ligatures w14:val="standardContextual"/>
             </w:rPr>
           </w:pPr>
-          <w:hyperlink w:anchor="_Toc240923693" w:history="1">
+          <w:hyperlink w:anchor="_Toc240961213" w:history="1">
             <w:r>
               <w:rPr>
                 <w:rStyle w:val="Hyperlink"/>
@@ -1328,7 +1328,7 @@
               <w:rPr>
                 <w:noProof/>
               </w:rPr>
-              <w:instrText xml:space="preserve"> PAGEREF _Toc240923693 \h </w:instrText>
+              <w:instrText xml:space="preserve"> PAGEREF _Toc240961213 \h </w:instrText>
             </w:r>
             <w:r>
               <w:rPr>
@@ -1371,7 +1371,7 @@
               <w14:ligatures w14:val="standardContextual"/>
             </w:rPr>
           </w:pPr>
-          <w:hyperlink w:anchor="_Toc240923694" w:history="1">
+          <w:hyperlink w:anchor="_Toc240961214" w:history="1">
             <w:r>
               <w:rPr>
                 <w:rStyle w:val="Hyperlink"/>
@@ -1395,7 +1395,7 @@
               <w:rPr>
                 <w:noProof/>
               </w:rPr>
-              <w:instrText xml:space="preserve"> PAGEREF _Toc240923694 \h </w:instrText>
+              <w:instrText xml:space="preserve"> PAGEREF _Toc240961214 \h </w:instrText>
             </w:r>
             <w:r>
               <w:rPr>
@@ -1438,7 +1438,7 @@
               <w14:ligatures w14:val="standardContextual"/>
             </w:rPr>
           </w:pPr>
-          <w:hyperlink w:anchor="_Toc240923695" w:history="1">
+          <w:hyperlink w:anchor="_Toc240961215" w:history="1">
             <w:r>
               <w:rPr>
                 <w:rStyle w:val="Hyperlink"/>
@@ -1462,7 +1462,7 @@
               <w:rPr>
                 <w:noProof/>
               </w:rPr>
-              <w:instrText xml:space="preserve"> PAGEREF _Toc240923695 \h </w:instrText>
+              <w:instrText xml:space="preserve"> PAGEREF _Toc240961215 \h </w:instrText>
             </w:r>
             <w:r>
               <w:rPr>
@@ -1505,7 +1505,7 @@
               <w14:ligatures w14:val="standardContextual"/>
             </w:rPr>
           </w:pPr>
-          <w:hyperlink w:anchor="_Toc240923696" w:history="1">
+          <w:hyperlink w:anchor="_Toc240961216" w:history="1">
             <w:r>
               <w:rPr>
                 <w:rStyle w:val="Hyperlink"/>
@@ -1529,7 +1529,7 @@
               <w:rPr>
                 <w:noProof/>
               </w:rPr>
-              <w:instrText xml:space="preserve"> PAGEREF _Toc240923696 \h </w:instrText>
+              <w:instrText xml:space="preserve"> PAGEREF _Toc240961216 \h </w:instrText>
             </w:r>
             <w:r>
               <w:rPr>
@@ -1572,7 +1572,7 @@
               <w14:ligatures w14:val="standardContextual"/>
             </w:rPr>
           </w:pPr>
-          <w:hyperlink w:anchor="_Toc240923697" w:history="1">
+          <w:hyperlink w:anchor="_Toc240961217" w:history="1">
             <w:r>
               <w:rPr>
                 <w:rStyle w:val="Hyperlink"/>
@@ -1596,7 +1596,7 @@
               <w:rPr>
                 <w:noProof/>
               </w:rPr>
-              <w:instrText xml:space="preserve"> PAGEREF _Toc240923697 \h </w:instrText>
+              <w:instrText xml:space="preserve"> PAGEREF _Toc240961217 \h </w:instrText>
             </w:r>
             <w:r>
               <w:rPr>
@@ -1639,7 +1639,7 @@
               <w14:ligatures w14:val="standardContextual"/>
             </w:rPr>
           </w:pPr>
-          <w:hyperlink w:anchor="_Toc240923698" w:history="1">
+          <w:hyperlink w:anchor="_Toc240961218" w:history="1">
             <w:r>
               <w:rPr>
                 <w:rStyle w:val="Hyperlink"/>
@@ -1663,7 +1663,7 @@
               <w:rPr>
                 <w:noProof/>
               </w:rPr>
-              <w:instrText xml:space="preserve"> PAGEREF _Toc240923698 \h </w:instrText>
+              <w:instrText xml:space="preserve"> PAGEREF _Toc240961218 \h </w:instrText>
             </w:r>
             <w:r>
               <w:rPr>
@@ -1706,7 +1706,7 @@
               <w14:ligatures w14:val="standardContextual"/>
             </w:rPr>
           </w:pPr>
-          <w:hyperlink w:anchor="_Toc240923699" w:history="1">
+          <w:hyperlink w:anchor="_Toc240961219" w:history="1">
             <w:r>
               <w:rPr>
                 <w:rStyle w:val="Hyperlink"/>
@@ -1730,7 +1730,7 @@
               <w:rPr>
                 <w:noProof/>
               </w:rPr>
-              <w:instrText xml:space="preserve"> PAGEREF _Toc240923699 \h </w:instrText>
+              <w:instrText xml:space="preserve"> PAGEREF _Toc240961219 \h </w:instrText>
             </w:r>
             <w:r>
               <w:rPr>
@@ -1773,7 +1773,7 @@
               <w14:ligatures w14:val="standardContextual"/>
             </w:rPr>
           </w:pPr>
-          <w:hyperlink w:anchor="_Toc240923700" w:history="1">
+          <w:hyperlink w:anchor="_Toc240961220" w:history="1">
             <w:r>
               <w:rPr>
                 <w:rStyle w:val="Hyperlink"/>
@@ -1797,7 +1797,7 @@
               <w:rPr>
                 <w:noProof/>
               </w:rPr>
-              <w:instrText xml:space="preserve"> PAGEREF _Toc240923700 \h </w:instrText>
+              <w:instrText xml:space="preserve"> PAGEREF _Toc240961220 \h </w:instrText>
             </w:r>
             <w:r>
               <w:rPr>
@@ -1840,7 +1840,7 @@
               <w14:ligatures w14:val="standardContextual"/>
             </w:rPr>
           </w:pPr>
-          <w:hyperlink w:anchor="_Toc240923701" w:history="1">
+          <w:hyperlink w:anchor="_Toc240961221" w:history="1">
             <w:r>
               <w:rPr>
                 <w:rStyle w:val="Hyperlink"/>
@@ -1864,7 +1864,7 @@
               <w:rPr>
                 <w:noProof/>
               </w:rPr>
-              <w:instrText xml:space="preserve"> PAGEREF _Toc240923701 \h </w:instrText>
+              <w:instrText xml:space="preserve"> PAGEREF _Toc240961221 \h </w:instrText>
             </w:r>
             <w:r>
               <w:rPr>
@@ -1907,7 +1907,7 @@
               <w14:ligatures w14:val="standardContextual"/>
             </w:rPr>
           </w:pPr>
-          <w:hyperlink w:anchor="_Toc240923702" w:history="1">
+          <w:hyperlink w:anchor="_Toc240961222" w:history="1">
             <w:r>
               <w:rPr>
                 <w:rStyle w:val="Hyperlink"/>
@@ -1931,7 +1931,7 @@
               <w:rPr>
                 <w:noProof/>
               </w:rPr>
-              <w:instrText xml:space="preserve"> PAGEREF _Toc240923702 \h </w:instrText>
+              <w:instrText xml:space="preserve"> PAGEREF _Toc240961222 \h </w:instrText>
             </w:r>
             <w:r>
               <w:rPr>
@@ -1974,7 +1974,7 @@
               <w14:ligatures w14:val="standardContextual"/>
             </w:rPr>
           </w:pPr>
-          <w:hyperlink w:anchor="_Toc240923703" w:history="1">
+          <w:hyperlink w:anchor="_Toc240961223" w:history="1">
             <w:r>
               <w:rPr>
                 <w:rStyle w:val="Hyperlink"/>
@@ -1998,7 +1998,7 @@
               <w:rPr>
                 <w:noProof/>
               </w:rPr>
-              <w:instrText xml:space="preserve"> PAGEREF _Toc240923703 \h </w:instrText>
+              <w:instrText xml:space="preserve"> PAGEREF _Toc240961223 \h </w:instrText>
             </w:r>
             <w:r>
               <w:rPr>
@@ -2041,7 +2041,7 @@
               <w14:ligatures w14:val="standardContextual"/>
             </w:rPr>
           </w:pPr>
-          <w:hyperlink w:anchor="_Toc240923704" w:history="1">
+          <w:hyperlink w:anchor="_Toc240961224" w:history="1">
             <w:r>
               <w:rPr>
                 <w:rStyle w:val="Hyperlink"/>
@@ -2065,7 +2065,7 @@
               <w:rPr>
                 <w:noProof/>
               </w:rPr>
-              <w:instrText xml:space="preserve"> PAGEREF _Toc240923704 \h </w:instrText>
+              <w:instrText xml:space="preserve"> PAGEREF _Toc240961224 \h </w:instrText>
             </w:r>
             <w:r>
               <w:rPr>
@@ -2108,7 +2108,7 @@
               <w14:ligatures w14:val="standardContextual"/>
             </w:rPr>
           </w:pPr>
-          <w:hyperlink w:anchor="_Toc240923705" w:history="1">
+          <w:hyperlink w:anchor="_Toc240961225" w:history="1">
             <w:r>
               <w:rPr>
                 <w:rStyle w:val="Hyperlink"/>
@@ -2132,7 +2132,7 @@
               <w:rPr>
                 <w:noProof/>
               </w:rPr>
-              <w:instrText xml:space="preserve"> PAGEREF _Toc240923705 \h </w:instrText>
+              <w:instrText xml:space="preserve"> PAGEREF _Toc240961225 \h </w:instrText>
             </w:r>
             <w:r>
               <w:rPr>
@@ -2175,7 +2175,7 @@
               <w14:ligatures w14:val="standardContextual"/>
             </w:rPr>
           </w:pPr>
-          <w:hyperlink w:anchor="_Toc240923706" w:history="1">
+          <w:hyperlink w:anchor="_Toc240961226" w:history="1">
             <w:r>
               <w:rPr>
                 <w:rStyle w:val="Hyperlink"/>
@@ -2199,7 +2199,7 @@
               <w:rPr>
                 <w:noProof/>
               </w:rPr>
-              <w:instrText xml:space="preserve"> PAGEREF _Toc240923706 \h </w:instrText>
+              <w:instrText xml:space="preserve"> PAGEREF _Toc240961226 \h </w:instrText>
             </w:r>
             <w:r>
               <w:rPr>
@@ -2242,7 +2242,7 @@
               <w14:ligatures w14:val="standardContextual"/>
             </w:rPr>
           </w:pPr>
-          <w:hyperlink w:anchor="_Toc240923707" w:history="1">
+          <w:hyperlink w:anchor="_Toc240961227" w:history="1">
             <w:r>
               <w:rPr>
                 <w:rStyle w:val="Hyperlink"/>
@@ -2266,7 +2266,7 @@
               <w:rPr>
                 <w:noProof/>
               </w:rPr>
-              <w:instrText xml:space="preserve"> PAGEREF _Toc240923707 \h </w:instrText>
+              <w:instrText xml:space="preserve"> PAGEREF _Toc240961227 \h </w:instrText>
             </w:r>
             <w:r>
               <w:rPr>
@@ -2309,7 +2309,7 @@
               <w14:ligatures w14:val="standardContextual"/>
             </w:rPr>
           </w:pPr>
-          <w:hyperlink w:anchor="_Toc240923708" w:history="1">
+          <w:hyperlink w:anchor="_Toc240961228" w:history="1">
             <w:r>
               <w:rPr>
                 <w:rStyle w:val="Hyperlink"/>
@@ -2333,7 +2333,7 @@
               <w:rPr>
                 <w:noProof/>
               </w:rPr>
-              <w:instrText xml:space="preserve"> PAGEREF _Toc240923708 \h </w:instrText>
+              <w:instrText xml:space="preserve"> PAGEREF _Toc240961228 \h </w:instrText>
             </w:r>
             <w:r>
               <w:rPr>
@@ -2372,7 +2372,7 @@
         <w:pStyle w:val="Heading1"/>
         <w:pageBreakBefore/>
       </w:pPr>
-      <w:bookmarkStart w:id="0" w:name="_Toc240923682"/>
+      <w:bookmarkStart w:id="0" w:name="_Toc240961202"/>
       <w:r>
         <w:lastRenderedPageBreak/>
         <w:t>1. Your role at a glance</w:t>
@@ -2553,7 +2553,7 @@
         <w:pStyle w:val="Heading1"/>
         <w:pageBreakBefore/>
       </w:pPr>
-      <w:bookmarkStart w:id="1" w:name="_Toc240923683"/>
+      <w:bookmarkStart w:id="1" w:name="_Toc240961203"/>
       <w:r>
         <w:lastRenderedPageBreak/>
         <w:t>2. Signing in and your screens</w:t>
@@ -2564,7 +2564,7 @@
       <w:pPr>
         <w:pStyle w:val="Heading2"/>
       </w:pPr>
-      <w:bookmarkStart w:id="2" w:name="_Toc240923684"/>
+      <w:bookmarkStart w:id="2" w:name="_Toc240961204"/>
       <w:r>
         <w:t>Signing in</w:t>
       </w:r>
@@ -2647,7 +2647,7 @@
           <w:noProof/>
         </w:rPr>
         <w:drawing>
-          <wp:inline distT="0" distB="0" distL="0" distR="0">
+          <wp:inline distT="0" distB="0" distL="0" distR="0" wp14:anchorId="246E91FD" wp14:editId="40E3618A">
             <wp:extent cx="5334000" cy="2333625"/>
             <wp:effectExtent l="0" t="0" r="0" b="0"/>
             <wp:docPr id="1" name="adm_login.jpg" descr="The sign-in screen for all internal staff." title="The sign-in screen for all internal staff."/>
@@ -2814,7 +2814,7 @@
       <w:pPr>
         <w:pStyle w:val="Heading2"/>
       </w:pPr>
-      <w:bookmarkStart w:id="3" w:name="_Toc240923685"/>
+      <w:bookmarkStart w:id="3" w:name="_Toc240961205"/>
       <w:r>
         <w:t>Finding your way around</w:t>
       </w:r>
@@ -2999,7 +2999,7 @@
         </w:rPr>
         <w:lastRenderedPageBreak/>
         <w:drawing>
-          <wp:inline distT="0" distB="0" distL="0" distR="0">
+          <wp:inline distT="0" distB="0" distL="0" distR="0" wp14:anchorId="6E21C1AC" wp14:editId="200FDBD2">
             <wp:extent cx="5715000" cy="1876425"/>
             <wp:effectExtent l="0" t="0" r="0" b="0"/>
             <wp:docPr id="2" name="adm_not_your_role.jpg" descr="Opening a screen outside your role (for example from an old bookmark) shows this card instead of the screen." title="Opening a screen outside your role (for example from an old bookmark) shows this card instead of the screen."/>
@@ -3068,7 +3068,7 @@
       <w:pPr>
         <w:pStyle w:val="Heading2"/>
       </w:pPr>
-      <w:bookmarkStart w:id="4" w:name="_Toc240923686"/>
+      <w:bookmarkStart w:id="4" w:name="_Toc240961206"/>
       <w:r>
         <w:t>Your screens</w:t>
       </w:r>
@@ -3402,7 +3402,7 @@
       <w:pPr>
         <w:pStyle w:val="Heading2"/>
       </w:pPr>
-      <w:bookmarkStart w:id="5" w:name="_Toc240923687"/>
+      <w:bookmarkStart w:id="5" w:name="_Toc240961207"/>
       <w:r>
         <w:t>Changing your password</w:t>
       </w:r>
@@ -3485,7 +3485,7 @@
           <w:noProof/>
         </w:rPr>
         <w:drawing>
-          <wp:inline distT="0" distB="0" distL="0" distR="0">
+          <wp:inline distT="0" distB="0" distL="0" distR="0" wp14:anchorId="1B70D657" wp14:editId="52DB9348">
             <wp:extent cx="5334000" cy="2171700"/>
             <wp:effectExtent l="0" t="0" r="0" b="0"/>
             <wp:docPr id="3" name="adm_account.jpg" descr="Change Password screen." title="Change Password screen."/>
@@ -3573,7 +3573,7 @@
         <w:pStyle w:val="Heading1"/>
         <w:pageBreakBefore/>
       </w:pPr>
-      <w:bookmarkStart w:id="6" w:name="_Toc240923688"/>
+      <w:bookmarkStart w:id="6" w:name="_Toc240961208"/>
       <w:r>
         <w:lastRenderedPageBreak/>
         <w:t>3. Your routine</w:t>
@@ -3858,7 +3858,7 @@
         <w:pStyle w:val="Heading1"/>
         <w:pageBreakBefore/>
       </w:pPr>
-      <w:bookmarkStart w:id="7" w:name="_Toc240923689"/>
+      <w:bookmarkStart w:id="7" w:name="_Toc240961209"/>
       <w:r>
         <w:lastRenderedPageBreak/>
         <w:t>4. Step-by-step tasks</w:t>
@@ -3869,7 +3869,7 @@
       <w:pPr>
         <w:pStyle w:val="Heading2"/>
       </w:pPr>
-      <w:bookmarkStart w:id="8" w:name="_Toc240923690"/>
+      <w:bookmarkStart w:id="8" w:name="_Toc240961210"/>
       <w:r>
         <w:t>4.1 Your start screen</w:t>
       </w:r>
@@ -3886,7 +3886,7 @@
           <w:noProof/>
         </w:rPr>
         <w:drawing>
-          <wp:inline distT="0" distB="0" distL="0" distR="0">
+          <wp:inline distT="0" distB="0" distL="0" distR="0" wp14:anchorId="4CAE1C87" wp14:editId="4E894C0C">
             <wp:extent cx="5715000" cy="3571875"/>
             <wp:effectExtent l="0" t="0" r="0" b="0"/>
             <wp:docPr id="4" name="an_dashboard.jpg" descr="Executive Dashboard as seen by the Analyst." title="Executive Dashboard as seen by the Analyst."/>
@@ -3955,7 +3955,7 @@
       <w:pPr>
         <w:pStyle w:val="Heading2"/>
       </w:pPr>
-      <w:bookmarkStart w:id="9" w:name="_Toc240923691"/>
+      <w:bookmarkStart w:id="9" w:name="_Toc240961211"/>
       <w:r>
         <w:t>4.2 Reading the dashboards</w:t>
       </w:r>
@@ -3981,7 +3981,7 @@
         </w:rPr>
         <w:lastRenderedPageBreak/>
         <w:drawing>
-          <wp:inline distT="0" distB="0" distL="0" distR="0">
+          <wp:inline distT="0" distB="0" distL="0" distR="0" wp14:anchorId="04373C82" wp14:editId="5618FA07">
             <wp:extent cx="5715000" cy="3571875"/>
             <wp:effectExtent l="0" t="0" r="0" b="0"/>
             <wp:docPr id="5" name="adm_exec_dashboard.jpg" descr="Executive Dashboard: completions against the 400 / 60 / 50–75 targets, days to data lock, spend, and the lowest-filled strata." title="Executive Dashboard: completions against the 400 / 60 / 50–75 targets, days to data lock, spend, and the lowest-filled strata."/>
@@ -4646,7 +4646,7 @@
       <w:pPr>
         <w:pStyle w:val="Heading2"/>
       </w:pPr>
-      <w:bookmarkStart w:id="10" w:name="_Toc240923692"/>
+      <w:bookmarkStart w:id="10" w:name="_Toc240961212"/>
       <w:r>
         <w:t>4.3 Using Reports (analytics and charts)</w:t>
       </w:r>
@@ -4687,7 +4687,7 @@
         </w:rPr>
         <w:lastRenderedPageBreak/>
         <w:drawing>
-          <wp:inline distT="0" distB="0" distL="0" distR="0">
+          <wp:inline distT="0" distB="0" distL="0" distR="0" wp14:anchorId="173CBE3B" wp14:editId="105A8F30">
             <wp:extent cx="5334000" cy="3333750"/>
             <wp:effectExtent l="0" t="0" r="0" b="0"/>
             <wp:docPr id="6" name="adm_reports_top.jpg" descr="Reports: headline figures for the chosen period." title="Reports: headline figures for the chosen period."/>
@@ -4829,7 +4829,7 @@
           <w:noProof/>
         </w:rPr>
         <w:drawing>
-          <wp:inline distT="0" distB="0" distL="0" distR="0">
+          <wp:inline distT="0" distB="0" distL="0" distR="0" wp14:anchorId="7D33EF4A" wp14:editId="4C6FD554">
             <wp:extent cx="5334000" cy="3409950"/>
             <wp:effectExtent l="0" t="0" r="0" b="0"/>
             <wp:docPr id="7" name="adm_reports_funnel.jpg" descr="Case funnel: each case counted once at every stage it has reached." title="Case funnel: each case counted once at every stage it has reached."/>
@@ -4929,7 +4929,7 @@
         </w:rPr>
         <w:lastRenderedPageBreak/>
         <w:drawing>
-          <wp:inline distT="0" distB="0" distL="0" distR="0">
+          <wp:inline distT="0" distB="0" distL="0" distR="0" wp14:anchorId="7957E3A2" wp14:editId="3BC4C22D">
             <wp:extent cx="5334000" cy="3248025"/>
             <wp:effectExtent l="0" t="0" r="0" b="0"/>
             <wp:docPr id="8" name="adm_reports_funnel_table.jpg" descr="The same chart as a table." title="The same chart as a table."/>
@@ -5028,7 +5028,7 @@
           <w:noProof/>
         </w:rPr>
         <w:drawing>
-          <wp:inline distT="0" distB="0" distL="0" distR="0">
+          <wp:inline distT="0" distB="0" distL="0" distR="0" wp14:anchorId="065A09CC" wp14:editId="47369B98">
             <wp:extent cx="5334000" cy="2628900"/>
             <wp:effectExtent l="0" t="0" r="0" b="0"/>
             <wp:docPr id="9" name="adm_reports_coverage.jpg" descr="Coverage by group." title="Coverage by group."/>
@@ -5128,7 +5128,7 @@
         </w:rPr>
         <w:lastRenderedPageBreak/>
         <w:drawing>
-          <wp:inline distT="0" distB="0" distL="0" distR="0">
+          <wp:inline distT="0" distB="0" distL="0" distR="0" wp14:anchorId="14FBF0CF" wp14:editId="2051FFD4">
             <wp:extent cx="5334000" cy="2600325"/>
             <wp:effectExtent l="0" t="0" r="0" b="0"/>
             <wp:docPr id="10" name="adm_reports_modes.jpg" descr="Administration modes." title="Administration modes."/>
@@ -5237,7 +5237,7 @@
           <w:noProof/>
         </w:rPr>
         <w:drawing>
-          <wp:inline distT="0" distB="0" distL="0" distR="0">
+          <wp:inline distT="0" distB="0" distL="0" distR="0" wp14:anchorId="04D03E90" wp14:editId="43FCC5EC">
             <wp:extent cx="5334000" cy="2905125"/>
             <wp:effectExtent l="0" t="0" r="0" b="0"/>
             <wp:docPr id="11" name="adm_reports_duration.jpg" descr="Completion-time distribution." title="Completion-time distribution."/>
@@ -5319,7 +5319,7 @@
       <w:pPr>
         <w:pStyle w:val="Heading2"/>
       </w:pPr>
-      <w:bookmarkStart w:id="11" w:name="_Toc240923693"/>
+      <w:bookmarkStart w:id="11" w:name="_Toc240961213"/>
       <w:r>
         <w:lastRenderedPageBreak/>
         <w:t>4.4 Downloading data</w:t>
@@ -5337,7 +5337,7 @@
           <w:noProof/>
         </w:rPr>
         <w:drawing>
-          <wp:inline distT="0" distB="0" distL="0" distR="0">
+          <wp:inline distT="0" distB="0" distL="0" distR="0" wp14:anchorId="5341BDA2" wp14:editId="1C14D3F5">
             <wp:extent cx="5715000" cy="1876425"/>
             <wp:effectExtent l="0" t="0" r="0" b="0"/>
             <wp:docPr id="12" name="an_export.jpg" descr="Data Export." title="Data Export."/>
@@ -5852,7 +5852,7 @@
       <w:pPr>
         <w:pStyle w:val="Heading2"/>
       </w:pPr>
-      <w:bookmarkStart w:id="12" w:name="_Toc240923694"/>
+      <w:bookmarkStart w:id="12" w:name="_Toc240961214"/>
       <w:r>
         <w:t>4.5 Working with the analysis export</w:t>
       </w:r>
@@ -5997,7 +5997,7 @@
         <w:pStyle w:val="Heading1"/>
         <w:pageBreakBefore/>
       </w:pPr>
-      <w:bookmarkStart w:id="13" w:name="_Toc240923695"/>
+      <w:bookmarkStart w:id="13" w:name="_Toc240961215"/>
       <w:r>
         <w:lastRenderedPageBreak/>
         <w:t>5. Rules you must follow</w:t>
@@ -6135,7 +6135,7 @@
         <w:pStyle w:val="Heading1"/>
         <w:pageBreakBefore/>
       </w:pPr>
-      <w:bookmarkStart w:id="14" w:name="_Toc240923696"/>
+      <w:bookmarkStart w:id="14" w:name="_Toc240961216"/>
       <w:r>
         <w:lastRenderedPageBreak/>
         <w:t>6. Troubleshooting</w:t>
@@ -7089,7 +7089,7 @@
         <w:pStyle w:val="Heading1"/>
         <w:pageBreakBefore/>
       </w:pPr>
-      <w:bookmarkStart w:id="15" w:name="_Toc240923697"/>
+      <w:bookmarkStart w:id="15" w:name="_Toc240961217"/>
       <w:r>
         <w:lastRenderedPageBreak/>
         <w:t>7. Quick reference</w:t>
@@ -7368,7 +7368,7 @@
         <w:pStyle w:val="Heading1"/>
         <w:pageBreakBefore/>
       </w:pPr>
-      <w:bookmarkStart w:id="16" w:name="_Toc240923698"/>
+      <w:bookmarkStart w:id="16" w:name="_Toc240961218"/>
       <w:r>
         <w:lastRenderedPageBreak/>
         <w:t>8. Every screen and button for your role</w:t>
@@ -7531,7 +7531,7 @@
       <w:pPr>
         <w:pStyle w:val="Heading2"/>
       </w:pPr>
-      <w:bookmarkStart w:id="17" w:name="_Toc240923699"/>
+      <w:bookmarkStart w:id="17" w:name="_Toc240961219"/>
       <w:r>
         <w:t>8.1 Sign in</w:t>
       </w:r>
@@ -8044,7 +8044,7 @@
       <w:pPr>
         <w:pStyle w:val="Heading2"/>
       </w:pPr>
-      <w:bookmarkStart w:id="18" w:name="_Toc240923700"/>
+      <w:bookmarkStart w:id="18" w:name="_Toc240961220"/>
       <w:r>
         <w:t>8.2 The header and menu bar (every screen)</w:t>
       </w:r>
@@ -8768,7 +8768,7 @@
       <w:pPr>
         <w:pStyle w:val="Heading2"/>
       </w:pPr>
-      <w:bookmarkStart w:id="19" w:name="_Toc240923701"/>
+      <w:bookmarkStart w:id="19" w:name="_Toc240961221"/>
       <w:r>
         <w:t>8.3 Change Password</w:t>
       </w:r>
@@ -9388,7 +9388,7 @@
       <w:pPr>
         <w:pStyle w:val="Heading2"/>
       </w:pPr>
-      <w:bookmarkStart w:id="20" w:name="_Toc240923702"/>
+      <w:bookmarkStart w:id="20" w:name="_Toc240961222"/>
       <w:r>
         <w:t>8.4 Executive Dashboard</w:t>
       </w:r>
@@ -9902,7 +9902,7 @@
       <w:pPr>
         <w:pStyle w:val="Heading2"/>
       </w:pPr>
-      <w:bookmarkStart w:id="21" w:name="_Toc240923703"/>
+      <w:bookmarkStart w:id="21" w:name="_Toc240961223"/>
       <w:r>
         <w:t>8.5 Sampling Dashboard</w:t>
       </w:r>
@@ -10415,7 +10415,7 @@
       <w:pPr>
         <w:pStyle w:val="Heading2"/>
       </w:pPr>
-      <w:bookmarkStart w:id="22" w:name="_Toc240923704"/>
+      <w:bookmarkStart w:id="22" w:name="_Toc240961224"/>
       <w:r>
         <w:t>8.6 Contact Dashboard</w:t>
       </w:r>
@@ -10718,7 +10718,7 @@
       <w:pPr>
         <w:pStyle w:val="Heading2"/>
       </w:pPr>
-      <w:bookmarkStart w:id="23" w:name="_Toc240923705"/>
+      <w:bookmarkStart w:id="23" w:name="_Toc240961225"/>
       <w:r>
         <w:lastRenderedPageBreak/>
         <w:t>8.7 KII / Document Dashboard</w:t>
@@ -11129,7 +11129,7 @@
       <w:pPr>
         <w:pStyle w:val="Heading2"/>
       </w:pPr>
-      <w:bookmarkStart w:id="24" w:name="_Toc240923706"/>
+      <w:bookmarkStart w:id="24" w:name="_Toc240961226"/>
       <w:r>
         <w:t>8.8 Reports</w:t>
       </w:r>
@@ -11642,7 +11642,7 @@
       <w:pPr>
         <w:pStyle w:val="Heading2"/>
       </w:pPr>
-      <w:bookmarkStart w:id="25" w:name="_Toc240923707"/>
+      <w:bookmarkStart w:id="25" w:name="_Toc240961227"/>
       <w:r>
         <w:t>8.9 Cost Dashboard</w:t>
       </w:r>
@@ -11945,7 +11945,7 @@
       <w:pPr>
         <w:pStyle w:val="Heading2"/>
       </w:pPr>
-      <w:bookmarkStart w:id="26" w:name="_Toc240923708"/>
+      <w:bookmarkStart w:id="26" w:name="_Toc240961228"/>
       <w:r>
         <w:lastRenderedPageBreak/>
         <w:t>8.10 Export</w:t>
@@ -12293,7 +12293,7 @@
         <w:sz w:val="16"/>
         <w:szCs w:val="16"/>
       </w:rPr>
-      <w:t>Version 1.8 · 21 September 2026</w:t>
+      <w:t>Version 1.9 · 22 September 2026</w:t>
     </w:r>
     <w:r>
       <w:rPr>
@@ -12466,96 +12466,68 @@
 <file path=word/numbering.xml><?xml version="1.0" encoding="utf-8"?>
 <w:numbering xmlns:wpc="http://schemas.microsoft.com/office/word/2010/wordprocessingCanvas" xmlns:cx="http://schemas.microsoft.com/office/drawing/2014/chartex" xmlns:cx1="http://schemas.microsoft.com/office/drawing/2015/9/8/chartex" xmlns:cx2="http://schemas.microsoft.com/office/drawing/2015/10/21/chartex" xmlns:cx3="http://schemas.microsoft.com/office/drawing/2016/5/9/chartex" xmlns:cx4="http://schemas.microsoft.com/office/drawing/2016/5/10/chartex" xmlns:cx5="http://schemas.microsoft.com/office/drawing/2016/5/11/chartex" xmlns:cx6="http://schemas.microsoft.com/office/drawing/2016/5/12/chartex" xmlns:cx7="http://schemas.microsoft.com/office/drawing/2016/5/13/chartex" xmlns:cx8="http://schemas.microsoft.com/office/drawing/2016/5/14/chartex" xmlns:mc="http://schemas.openxmlformats.org/markup-compatibility/2006" xmlns:aink="http://schemas.microsoft.com/office/drawing/2016/ink" xmlns:am3d="http://schemas.microsoft.com/office/drawing/2017/model3d" xmlns:o="urn:schemas-microsoft-com:office:office" xmlns:oel="http://schemas.microsoft.com/office/2019/extlst" xmlns:r="http://schemas.openxmlformats.org/officeDocument/2006/relationships" xmlns:m="http://schemas.openxmlformats.org/officeDocument/2006/math" xmlns:v="urn:schemas-microsoft-com:vml" xmlns:wp14="http://schemas.microsoft.com/office/word/2010/wordprocessingDrawing" xmlns:wp="http://schemas.openxmlformats.org/drawingml/2006/wordprocessingDrawing" xmlns:w10="urn:schemas-microsoft-com:office:word" xmlns:w="http://schemas.openxmlformats.org/wordprocessingml/2006/main" xmlns:w14="http://schemas.microsoft.com/office/word/2010/wordml" xmlns:w15="http://schemas.microsoft.com/office/word/2012/wordml" xmlns:w16cex="http://schemas.microsoft.com/office/word/2018/wordml/cex" xmlns:w16cid="http://schemas.microsoft.com/office/word/2016/wordml/cid" xmlns:w16="http://schemas.microsoft.com/office/word/2018/wordml" xmlns:w16sdtdh="http://schemas.microsoft.com/office/word/2020/wordml/sdtdatahash" xmlns:w16se="http://schemas.microsoft.com/office/word/2015/wordml/symex" xmlns:wpg="http://schemas.microsoft.com/office/word/2010/wordprocessingGroup" xmlns:wpi="http://schemas.microsoft.com/office/word/2010/wordprocessingInk" xmlns:wne="http://schemas.microsoft.com/office/word/2006/wordml" xmlns:wps="http://schemas.microsoft.com/office/word/2010/wordprocessingShape" mc:Ignorable="w14 w15 w16se w16cid w16 w16cex w16sdtdh wp14">
   <w:abstractNum w:abstractNumId="0" w15:restartNumberingAfterBreak="0">
-    <w:nsid w:val="34E04415"/>
+    <w:nsid w:val="315722FA"/>
     <w:multiLevelType w:val="hybridMultilevel"/>
-    <w:tmpl w:val="1CC63F72"/>
-    <w:lvl w:ilvl="0" w:tplc="82FA4A12">
+    <w:tmpl w:val="EF6A6B38"/>
+    <w:lvl w:ilvl="0" w:tplc="A7945546">
       <w:start w:val="1"/>
       <w:numFmt w:val="bullet"/>
-      <w:lvlText w:val="●"/>
+      <w:lvlText w:val="•"/>
       <w:lvlJc w:val="left"/>
       <w:pPr>
-        <w:ind w:left="720" w:hanging="360"/>
+        <w:ind w:left="460" w:hanging="280"/>
       </w:pPr>
     </w:lvl>
-    <w:lvl w:ilvl="1" w:tplc="05DE92A0">
+    <w:lvl w:ilvl="1" w:tplc="F676BEDC">
       <w:start w:val="1"/>
       <w:numFmt w:val="bullet"/>
-      <w:lvlText w:val="○"/>
+      <w:lvlText w:val="–"/>
       <w:lvlJc w:val="left"/>
       <w:pPr>
-        <w:ind w:left="1440" w:hanging="360"/>
+        <w:ind w:left="900" w:hanging="280"/>
       </w:pPr>
     </w:lvl>
-    <w:lvl w:ilvl="2" w:tplc="905E0B24">
-      <w:start w:val="1"/>
-      <w:numFmt w:val="bullet"/>
-      <w:lvlText w:val="■"/>
+    <w:lvl w:ilvl="2" w:tplc="A524CE28">
+      <w:numFmt w:val="decimal"/>
+      <w:lvlText w:val=""/>
       <w:lvlJc w:val="left"/>
-      <w:pPr>
-        <w:ind w:left="2160" w:hanging="360"/>
-      </w:pPr>
     </w:lvl>
-    <w:lvl w:ilvl="3" w:tplc="E7902626">
-      <w:start w:val="1"/>
-      <w:numFmt w:val="bullet"/>
-      <w:lvlText w:val="●"/>
+    <w:lvl w:ilvl="3" w:tplc="52EEFD7C">
+      <w:numFmt w:val="decimal"/>
+      <w:lvlText w:val=""/>
       <w:lvlJc w:val="left"/>
-      <w:pPr>
-        <w:ind w:left="2880" w:hanging="360"/>
-      </w:pPr>
     </w:lvl>
-    <w:lvl w:ilvl="4" w:tplc="E368BDCE">
-      <w:start w:val="1"/>
-      <w:numFmt w:val="bullet"/>
-      <w:lvlText w:val="○"/>
+    <w:lvl w:ilvl="4" w:tplc="31B69204">
+      <w:numFmt w:val="decimal"/>
+      <w:lvlText w:val=""/>
       <w:lvlJc w:val="left"/>
-      <w:pPr>
-        <w:ind w:left="3600" w:hanging="360"/>
-      </w:pPr>
     </w:lvl>
-    <w:lvl w:ilvl="5" w:tplc="3C96A904">
-      <w:start w:val="1"/>
-      <w:numFmt w:val="bullet"/>
-      <w:lvlText w:val="■"/>
+    <w:lvl w:ilvl="5" w:tplc="154C832A">
+      <w:numFmt w:val="decimal"/>
+      <w:lvlText w:val=""/>
       <w:lvlJc w:val="left"/>
-      <w:pPr>
-        <w:ind w:left="4320" w:hanging="360"/>
-      </w:pPr>
     </w:lvl>
-    <w:lvl w:ilvl="6" w:tplc="8188C0FA">
-      <w:start w:val="1"/>
-      <w:numFmt w:val="bullet"/>
-      <w:lvlText w:val="●"/>
+    <w:lvl w:ilvl="6" w:tplc="856E2B9E">
+      <w:numFmt w:val="decimal"/>
+      <w:lvlText w:val=""/>
       <w:lvlJc w:val="left"/>
-      <w:pPr>
-        <w:ind w:left="5040" w:hanging="360"/>
-      </w:pPr>
     </w:lvl>
-    <w:lvl w:ilvl="7" w:tplc="B2CA6888">
-      <w:start w:val="1"/>
-      <w:numFmt w:val="bullet"/>
-      <w:lvlText w:val="●"/>
+    <w:lvl w:ilvl="7" w:tplc="CBC0205E">
+      <w:numFmt w:val="decimal"/>
+      <w:lvlText w:val=""/>
       <w:lvlJc w:val="left"/>
-      <w:pPr>
-        <w:ind w:left="5760" w:hanging="360"/>
-      </w:pPr>
     </w:lvl>
-    <w:lvl w:ilvl="8" w:tplc="880CAA72">
-      <w:start w:val="1"/>
-      <w:numFmt w:val="bullet"/>
-      <w:lvlText w:val="●"/>
+    <w:lvl w:ilvl="8" w:tplc="3AA8C310">
+      <w:numFmt w:val="decimal"/>
+      <w:lvlText w:val=""/>
       <w:lvlJc w:val="left"/>
-      <w:pPr>
-        <w:ind w:left="6480" w:hanging="360"/>
-      </w:pPr>
     </w:lvl>
   </w:abstractNum>
   <w:abstractNum w:abstractNumId="1" w15:restartNumberingAfterBreak="0">
-    <w:nsid w:val="53E2449F"/>
+    <w:nsid w:val="3E7967A8"/>
     <w:multiLevelType w:val="hybridMultilevel"/>
-    <w:tmpl w:val="7C80A912"/>
-    <w:lvl w:ilvl="0" w:tplc="8D0A23DC">
+    <w:tmpl w:val="EA9CFFFA"/>
+    <w:lvl w:ilvl="0" w:tplc="A5A8A3A2">
       <w:start w:val="1"/>
       <w:numFmt w:val="decimal"/>
       <w:lvlText w:val="%1."/>
@@ -12569,52 +12541,52 @@
         <w:color w:val="A67C27"/>
       </w:rPr>
     </w:lvl>
-    <w:lvl w:ilvl="1" w:tplc="12581C32">
+    <w:lvl w:ilvl="1" w:tplc="00D4408E">
       <w:numFmt w:val="decimal"/>
       <w:lvlText w:val=""/>
       <w:lvlJc w:val="left"/>
     </w:lvl>
-    <w:lvl w:ilvl="2" w:tplc="0658D418">
+    <w:lvl w:ilvl="2" w:tplc="EE281434">
       <w:numFmt w:val="decimal"/>
       <w:lvlText w:val=""/>
       <w:lvlJc w:val="left"/>
     </w:lvl>
-    <w:lvl w:ilvl="3" w:tplc="5CA0FAAC">
+    <w:lvl w:ilvl="3" w:tplc="5E881B9A">
       <w:numFmt w:val="decimal"/>
       <w:lvlText w:val=""/>
       <w:lvlJc w:val="left"/>
     </w:lvl>
-    <w:lvl w:ilvl="4" w:tplc="4AFE6C06">
+    <w:lvl w:ilvl="4" w:tplc="3CE80342">
       <w:numFmt w:val="decimal"/>
       <w:lvlText w:val=""/>
       <w:lvlJc w:val="left"/>
     </w:lvl>
-    <w:lvl w:ilvl="5" w:tplc="AC0AAB56">
+    <w:lvl w:ilvl="5" w:tplc="780835A6">
       <w:numFmt w:val="decimal"/>
       <w:lvlText w:val=""/>
       <w:lvlJc w:val="left"/>
     </w:lvl>
-    <w:lvl w:ilvl="6" w:tplc="A0684478">
+    <w:lvl w:ilvl="6" w:tplc="8C46E2E8">
       <w:numFmt w:val="decimal"/>
       <w:lvlText w:val=""/>
       <w:lvlJc w:val="left"/>
     </w:lvl>
-    <w:lvl w:ilvl="7" w:tplc="31724662">
+    <w:lvl w:ilvl="7" w:tplc="7842022C">
       <w:numFmt w:val="decimal"/>
       <w:lvlText w:val=""/>
       <w:lvlJc w:val="left"/>
     </w:lvl>
-    <w:lvl w:ilvl="8" w:tplc="89D29FA6">
+    <w:lvl w:ilvl="8" w:tplc="C66A6ADA">
       <w:numFmt w:val="decimal"/>
       <w:lvlText w:val=""/>
       <w:lvlJc w:val="left"/>
     </w:lvl>
   </w:abstractNum>
   <w:abstractNum w:abstractNumId="2" w15:restartNumberingAfterBreak="0">
-    <w:nsid w:val="6ACF4380"/>
+    <w:nsid w:val="46F6041C"/>
     <w:multiLevelType w:val="hybridMultilevel"/>
-    <w:tmpl w:val="B4F0E488"/>
-    <w:lvl w:ilvl="0" w:tplc="EAAC5696">
+    <w:tmpl w:val="C5D6503E"/>
+    <w:lvl w:ilvl="0" w:tplc="D3143AD8">
       <w:start w:val="1"/>
       <w:numFmt w:val="decimal"/>
       <w:lvlText w:val="%1."/>
@@ -12628,52 +12600,52 @@
         <w:color w:val="A67C27"/>
       </w:rPr>
     </w:lvl>
-    <w:lvl w:ilvl="1" w:tplc="1D384632">
+    <w:lvl w:ilvl="1" w:tplc="BD4ED3B6">
       <w:numFmt w:val="decimal"/>
       <w:lvlText w:val=""/>
       <w:lvlJc w:val="left"/>
     </w:lvl>
-    <w:lvl w:ilvl="2" w:tplc="75F6EAFC">
+    <w:lvl w:ilvl="2" w:tplc="8760E7FE">
       <w:numFmt w:val="decimal"/>
       <w:lvlText w:val=""/>
       <w:lvlJc w:val="left"/>
     </w:lvl>
-    <w:lvl w:ilvl="3" w:tplc="87F09142">
+    <w:lvl w:ilvl="3" w:tplc="A070864A">
       <w:numFmt w:val="decimal"/>
       <w:lvlText w:val=""/>
       <w:lvlJc w:val="left"/>
     </w:lvl>
-    <w:lvl w:ilvl="4" w:tplc="338A9486">
+    <w:lvl w:ilvl="4" w:tplc="40CE7F9C">
       <w:numFmt w:val="decimal"/>
       <w:lvlText w:val=""/>
       <w:lvlJc w:val="left"/>
     </w:lvl>
-    <w:lvl w:ilvl="5" w:tplc="73BC85F6">
+    <w:lvl w:ilvl="5" w:tplc="E48EC5D4">
       <w:numFmt w:val="decimal"/>
       <w:lvlText w:val=""/>
       <w:lvlJc w:val="left"/>
     </w:lvl>
-    <w:lvl w:ilvl="6" w:tplc="920A3270">
+    <w:lvl w:ilvl="6" w:tplc="F1BEBD0C">
       <w:numFmt w:val="decimal"/>
       <w:lvlText w:val=""/>
       <w:lvlJc w:val="left"/>
     </w:lvl>
-    <w:lvl w:ilvl="7" w:tplc="49886E0E">
+    <w:lvl w:ilvl="7" w:tplc="1BE46FF2">
       <w:numFmt w:val="decimal"/>
       <w:lvlText w:val=""/>
       <w:lvlJc w:val="left"/>
     </w:lvl>
-    <w:lvl w:ilvl="8" w:tplc="92705096">
+    <w:lvl w:ilvl="8" w:tplc="366EA172">
       <w:numFmt w:val="decimal"/>
       <w:lvlText w:val=""/>
       <w:lvlJc w:val="left"/>
     </w:lvl>
   </w:abstractNum>
   <w:abstractNum w:abstractNumId="3" w15:restartNumberingAfterBreak="0">
-    <w:nsid w:val="6B9170C2"/>
+    <w:nsid w:val="47777265"/>
     <w:multiLevelType w:val="hybridMultilevel"/>
-    <w:tmpl w:val="1BACF91E"/>
-    <w:lvl w:ilvl="0" w:tplc="BFF49448">
+    <w:tmpl w:val="B8BEC4A6"/>
+    <w:lvl w:ilvl="0" w:tplc="C88ACA8C">
       <w:start w:val="1"/>
       <w:numFmt w:val="decimal"/>
       <w:lvlText w:val="%1."/>
@@ -12687,131 +12659,159 @@
         <w:color w:val="A67C27"/>
       </w:rPr>
     </w:lvl>
-    <w:lvl w:ilvl="1" w:tplc="2AD482B8">
+    <w:lvl w:ilvl="1" w:tplc="D75C9050">
       <w:numFmt w:val="decimal"/>
       <w:lvlText w:val=""/>
       <w:lvlJc w:val="left"/>
     </w:lvl>
-    <w:lvl w:ilvl="2" w:tplc="55C4A4E8">
+    <w:lvl w:ilvl="2" w:tplc="F62827D6">
       <w:numFmt w:val="decimal"/>
       <w:lvlText w:val=""/>
       <w:lvlJc w:val="left"/>
     </w:lvl>
-    <w:lvl w:ilvl="3" w:tplc="C1405640">
+    <w:lvl w:ilvl="3" w:tplc="9F702F30">
       <w:numFmt w:val="decimal"/>
       <w:lvlText w:val=""/>
       <w:lvlJc w:val="left"/>
     </w:lvl>
-    <w:lvl w:ilvl="4" w:tplc="2698F3E0">
+    <w:lvl w:ilvl="4" w:tplc="D4567224">
       <w:numFmt w:val="decimal"/>
       <w:lvlText w:val=""/>
       <w:lvlJc w:val="left"/>
     </w:lvl>
-    <w:lvl w:ilvl="5" w:tplc="5D7AA304">
+    <w:lvl w:ilvl="5" w:tplc="478C2584">
       <w:numFmt w:val="decimal"/>
       <w:lvlText w:val=""/>
       <w:lvlJc w:val="left"/>
     </w:lvl>
-    <w:lvl w:ilvl="6" w:tplc="4C9EC9BA">
+    <w:lvl w:ilvl="6" w:tplc="B018F4F2">
       <w:numFmt w:val="decimal"/>
       <w:lvlText w:val=""/>
       <w:lvlJc w:val="left"/>
     </w:lvl>
-    <w:lvl w:ilvl="7" w:tplc="81A04F9C">
+    <w:lvl w:ilvl="7" w:tplc="A30EC384">
       <w:numFmt w:val="decimal"/>
       <w:lvlText w:val=""/>
       <w:lvlJc w:val="left"/>
     </w:lvl>
-    <w:lvl w:ilvl="8" w:tplc="894E16F2">
+    <w:lvl w:ilvl="8" w:tplc="35A8E75E">
       <w:numFmt w:val="decimal"/>
       <w:lvlText w:val=""/>
       <w:lvlJc w:val="left"/>
     </w:lvl>
   </w:abstractNum>
   <w:abstractNum w:abstractNumId="4" w15:restartNumberingAfterBreak="0">
-    <w:nsid w:val="70814DB2"/>
+    <w:nsid w:val="776A7446"/>
     <w:multiLevelType w:val="hybridMultilevel"/>
-    <w:tmpl w:val="F99A14EC"/>
-    <w:lvl w:ilvl="0" w:tplc="F822CFA6">
+    <w:tmpl w:val="0AE8D8F4"/>
+    <w:lvl w:ilvl="0" w:tplc="996C2E9A">
       <w:start w:val="1"/>
       <w:numFmt w:val="bullet"/>
-      <w:lvlText w:val="•"/>
+      <w:lvlText w:val="●"/>
       <w:lvlJc w:val="left"/>
       <w:pPr>
-        <w:ind w:left="460" w:hanging="280"/>
+        <w:ind w:left="720" w:hanging="360"/>
       </w:pPr>
     </w:lvl>
-    <w:lvl w:ilvl="1" w:tplc="BB125690">
+    <w:lvl w:ilvl="1" w:tplc="0E320E3A">
       <w:start w:val="1"/>
       <w:numFmt w:val="bullet"/>
-      <w:lvlText w:val="–"/>
+      <w:lvlText w:val="○"/>
       <w:lvlJc w:val="left"/>
       <w:pPr>
-        <w:ind w:left="900" w:hanging="280"/>
+        <w:ind w:left="1440" w:hanging="360"/>
       </w:pPr>
     </w:lvl>
-    <w:lvl w:ilvl="2" w:tplc="68723E4C">
-      <w:numFmt w:val="decimal"/>
-      <w:lvlText w:val=""/>
+    <w:lvl w:ilvl="2" w:tplc="1E46CE12">
+      <w:start w:val="1"/>
+      <w:numFmt w:val="bullet"/>
+      <w:lvlText w:val="■"/>
       <w:lvlJc w:val="left"/>
+      <w:pPr>
+        <w:ind w:left="2160" w:hanging="360"/>
+      </w:pPr>
     </w:lvl>
-    <w:lvl w:ilvl="3" w:tplc="43766C8C">
-      <w:numFmt w:val="decimal"/>
-      <w:lvlText w:val=""/>
+    <w:lvl w:ilvl="3" w:tplc="1F964904">
+      <w:start w:val="1"/>
+      <w:numFmt w:val="bullet"/>
+      <w:lvlText w:val="●"/>
       <w:lvlJc w:val="left"/>
+      <w:pPr>
+        <w:ind w:left="2880" w:hanging="360"/>
+      </w:pPr>
     </w:lvl>
-    <w:lvl w:ilvl="4" w:tplc="AF5A92EE">
-      <w:numFmt w:val="decimal"/>
-      <w:lvlText w:val=""/>
+    <w:lvl w:ilvl="4" w:tplc="76562314">
+      <w:start w:val="1"/>
+      <w:numFmt w:val="bullet"/>
+      <w:lvlText w:val="○"/>
       <w:lvlJc w:val="left"/>
+      <w:pPr>
+        <w:ind w:left="3600" w:hanging="360"/>
+      </w:pPr>
     </w:lvl>
-    <w:lvl w:ilvl="5" w:tplc="1A162744">
-      <w:numFmt w:val="decimal"/>
-      <w:lvlText w:val=""/>
+    <w:lvl w:ilvl="5" w:tplc="29C25C60">
+      <w:start w:val="1"/>
+      <w:numFmt w:val="bullet"/>
+      <w:lvlText w:val="■"/>
       <w:lvlJc w:val="left"/>
+      <w:pPr>
+        <w:ind w:left="4320" w:hanging="360"/>
+      </w:pPr>
     </w:lvl>
-    <w:lvl w:ilvl="6" w:tplc="A39C460E">
-      <w:numFmt w:val="decimal"/>
-      <w:lvlText w:val=""/>
+    <w:lvl w:ilvl="6" w:tplc="436AA8DC">
+      <w:start w:val="1"/>
+      <w:numFmt w:val="bullet"/>
+      <w:lvlText w:val="●"/>
       <w:lvlJc w:val="left"/>
+      <w:pPr>
+        <w:ind w:left="5040" w:hanging="360"/>
+      </w:pPr>
     </w:lvl>
-    <w:lvl w:ilvl="7" w:tplc="12A0EB78">
-      <w:numFmt w:val="decimal"/>
-      <w:lvlText w:val=""/>
+    <w:lvl w:ilvl="7" w:tplc="86387F4E">
+      <w:start w:val="1"/>
+      <w:numFmt w:val="bullet"/>
+      <w:lvlText w:val="●"/>
       <w:lvlJc w:val="left"/>
+      <w:pPr>
+        <w:ind w:left="5760" w:hanging="360"/>
+      </w:pPr>
     </w:lvl>
-    <w:lvl w:ilvl="8" w:tplc="0554AA52">
-      <w:numFmt w:val="decimal"/>
-      <w:lvlText w:val=""/>
+    <w:lvl w:ilvl="8" w:tplc="3C362F52">
+      <w:start w:val="1"/>
+      <w:numFmt w:val="bullet"/>
+      <w:lvlText w:val="●"/>
       <w:lvlJc w:val="left"/>
+      <w:pPr>
+        <w:ind w:left="6480" w:hanging="360"/>
+      </w:pPr>
     </w:lvl>
   </w:abstractNum>
-  <w:num w:numId="1" w16cid:durableId="1882284169">
+  <w:num w:numId="1" w16cid:durableId="568151531">
+    <w:abstractNumId w:val="4"/>
+    <w:lvlOverride w:ilvl="0">
+      <w:startOverride w:val="1"/>
+    </w:lvlOverride>
+  </w:num>
+  <w:num w:numId="2" w16cid:durableId="438064772">
     <w:abstractNumId w:val="0"/>
     <w:lvlOverride w:ilvl="0">
       <w:startOverride w:val="1"/>
     </w:lvlOverride>
   </w:num>
-  <w:num w:numId="2" w16cid:durableId="1039087241">
-    <w:abstractNumId w:val="4"/>
+  <w:num w:numId="3" w16cid:durableId="2031030353">
+    <w:abstractNumId w:val="1"/>
     <w:lvlOverride w:ilvl="0">
       <w:startOverride w:val="1"/>
     </w:lvlOverride>
   </w:num>
-  <w:num w:numId="3" w16cid:durableId="1190408004">
-    <w:abstractNumId w:val="2"/>
-    <w:lvlOverride w:ilvl="0">
-      <w:startOverride w:val="1"/>
-    </w:lvlOverride>
-  </w:num>
-  <w:num w:numId="4" w16cid:durableId="66461765">
+  <w:num w:numId="4" w16cid:durableId="1966810034">
     <w:abstractNumId w:val="3"/>
     <w:lvlOverride w:ilvl="0">
       <w:startOverride w:val="1"/>
     </w:lvlOverride>
   </w:num>
-  <w:num w:numId="5" w16cid:durableId="493028939">
-    <w:abstractNumId w:val="1"/>
+  <w:num w:numId="5" w16cid:durableId="1008213733">
+    <w:abstractNumId w:val="2"/>
     <w:lvlOverride w:ilvl="0">
       <w:startOverride w:val="1"/>
     </w:lvlOverride>
@@ -13436,7 +13436,7 @@
     <w:autoRedefine/>
     <w:uiPriority w:val="39"/>
     <w:unhideWhenUsed/>
-    <w:rsid w:val="0055515B"/>
+    <w:rsid w:val="0097067A"/>
     <w:pPr>
       <w:spacing w:after="100"/>
     </w:pPr>
@@ -13448,7 +13448,7 @@
     <w:autoRedefine/>
     <w:uiPriority w:val="39"/>
     <w:unhideWhenUsed/>
-    <w:rsid w:val="0055515B"/>
+    <w:rsid w:val="0097067A"/>
     <w:pPr>
       <w:spacing w:after="100"/>
       <w:ind w:left="210"/>

--- a/docs/manuals/Role_Guide_7_Analyst.docx
+++ b/docs/manuals/Role_Guide_7_Analyst.docx
@@ -412,7 +412,7 @@
                 <w:sz w:val="19"/>
                 <w:szCs w:val="19"/>
               </w:rPr>
-              <w:t>0773943709 · abffst.research.cut@gmail.com</w:t>
+              <w:t>0773943709 · abffst.research@gmail.com</w:t>
             </w:r>
           </w:p>
         </w:tc>
@@ -469,7 +469,7 @@
                 <w:sz w:val="19"/>
                 <w:szCs w:val="19"/>
               </w:rPr>
-              <w:t>Version 1.9 · 22 September 2026</w:t>
+              <w:t>Version 1.10 · 22 September 2026</w:t>
             </w:r>
           </w:p>
         </w:tc>
@@ -538,7 +538,7 @@
     <w:sdt>
       <w:sdtPr>
         <w:alias w:val="Contents"/>
-        <w:id w:val="1872871577"/>
+        <w:id w:val="-1722896233"/>
       </w:sdtPr>
       <w:sdtEndPr/>
       <w:sdtContent>
@@ -567,7 +567,7 @@
           <w:r>
             <w:fldChar w:fldCharType="separate"/>
           </w:r>
-          <w:hyperlink w:anchor="_Toc240961202" w:history="1">
+          <w:hyperlink w:anchor="_Toc240976232" w:history="1">
             <w:r>
               <w:rPr>
                 <w:rStyle w:val="Hyperlink"/>
@@ -591,7 +591,7 @@
               <w:rPr>
                 <w:noProof/>
               </w:rPr>
-              <w:instrText xml:space="preserve"> PAGEREF _Toc240961202 \h </w:instrText>
+              <w:instrText xml:space="preserve"> PAGEREF _Toc240976232 \h </w:instrText>
             </w:r>
             <w:r>
               <w:rPr>
@@ -634,7 +634,7 @@
               <w14:ligatures w14:val="standardContextual"/>
             </w:rPr>
           </w:pPr>
-          <w:hyperlink w:anchor="_Toc240961203" w:history="1">
+          <w:hyperlink w:anchor="_Toc240976233" w:history="1">
             <w:r>
               <w:rPr>
                 <w:rStyle w:val="Hyperlink"/>
@@ -658,7 +658,7 @@
               <w:rPr>
                 <w:noProof/>
               </w:rPr>
-              <w:instrText xml:space="preserve"> PAGEREF _Toc240961203 \h </w:instrText>
+              <w:instrText xml:space="preserve"> PAGEREF _Toc240976233 \h </w:instrText>
             </w:r>
             <w:r>
               <w:rPr>
@@ -701,7 +701,7 @@
               <w14:ligatures w14:val="standardContextual"/>
             </w:rPr>
           </w:pPr>
-          <w:hyperlink w:anchor="_Toc240961204" w:history="1">
+          <w:hyperlink w:anchor="_Toc240976234" w:history="1">
             <w:r>
               <w:rPr>
                 <w:rStyle w:val="Hyperlink"/>
@@ -725,7 +725,7 @@
               <w:rPr>
                 <w:noProof/>
               </w:rPr>
-              <w:instrText xml:space="preserve"> PAGEREF _Toc240961204 \h </w:instrText>
+              <w:instrText xml:space="preserve"> PAGEREF _Toc240976234 \h </w:instrText>
             </w:r>
             <w:r>
               <w:rPr>
@@ -768,7 +768,7 @@
               <w14:ligatures w14:val="standardContextual"/>
             </w:rPr>
           </w:pPr>
-          <w:hyperlink w:anchor="_Toc240961205" w:history="1">
+          <w:hyperlink w:anchor="_Toc240976235" w:history="1">
             <w:r>
               <w:rPr>
                 <w:rStyle w:val="Hyperlink"/>
@@ -792,7 +792,7 @@
               <w:rPr>
                 <w:noProof/>
               </w:rPr>
-              <w:instrText xml:space="preserve"> PAGEREF _Toc240961205 \h </w:instrText>
+              <w:instrText xml:space="preserve"> PAGEREF _Toc240976235 \h </w:instrText>
             </w:r>
             <w:r>
               <w:rPr>
@@ -835,7 +835,7 @@
               <w14:ligatures w14:val="standardContextual"/>
             </w:rPr>
           </w:pPr>
-          <w:hyperlink w:anchor="_Toc240961206" w:history="1">
+          <w:hyperlink w:anchor="_Toc240976236" w:history="1">
             <w:r>
               <w:rPr>
                 <w:rStyle w:val="Hyperlink"/>
@@ -859,7 +859,7 @@
               <w:rPr>
                 <w:noProof/>
               </w:rPr>
-              <w:instrText xml:space="preserve"> PAGEREF _Toc240961206 \h </w:instrText>
+              <w:instrText xml:space="preserve"> PAGEREF _Toc240976236 \h </w:instrText>
             </w:r>
             <w:r>
               <w:rPr>
@@ -902,7 +902,7 @@
               <w14:ligatures w14:val="standardContextual"/>
             </w:rPr>
           </w:pPr>
-          <w:hyperlink w:anchor="_Toc240961207" w:history="1">
+          <w:hyperlink w:anchor="_Toc240976237" w:history="1">
             <w:r>
               <w:rPr>
                 <w:rStyle w:val="Hyperlink"/>
@@ -926,7 +926,7 @@
               <w:rPr>
                 <w:noProof/>
               </w:rPr>
-              <w:instrText xml:space="preserve"> PAGEREF _Toc240961207 \h </w:instrText>
+              <w:instrText xml:space="preserve"> PAGEREF _Toc240976237 \h </w:instrText>
             </w:r>
             <w:r>
               <w:rPr>
@@ -969,7 +969,7 @@
               <w14:ligatures w14:val="standardContextual"/>
             </w:rPr>
           </w:pPr>
-          <w:hyperlink w:anchor="_Toc240961208" w:history="1">
+          <w:hyperlink w:anchor="_Toc240976238" w:history="1">
             <w:r>
               <w:rPr>
                 <w:rStyle w:val="Hyperlink"/>
@@ -993,7 +993,7 @@
               <w:rPr>
                 <w:noProof/>
               </w:rPr>
-              <w:instrText xml:space="preserve"> PAGEREF _Toc240961208 \h </w:instrText>
+              <w:instrText xml:space="preserve"> PAGEREF _Toc240976238 \h </w:instrText>
             </w:r>
             <w:r>
               <w:rPr>
@@ -1036,7 +1036,7 @@
               <w14:ligatures w14:val="standardContextual"/>
             </w:rPr>
           </w:pPr>
-          <w:hyperlink w:anchor="_Toc240961209" w:history="1">
+          <w:hyperlink w:anchor="_Toc240976239" w:history="1">
             <w:r>
               <w:rPr>
                 <w:rStyle w:val="Hyperlink"/>
@@ -1060,7 +1060,7 @@
               <w:rPr>
                 <w:noProof/>
               </w:rPr>
-              <w:instrText xml:space="preserve"> PAGEREF _Toc240961209 \h </w:instrText>
+              <w:instrText xml:space="preserve"> PAGEREF _Toc240976239 \h </w:instrText>
             </w:r>
             <w:r>
               <w:rPr>
@@ -1103,7 +1103,7 @@
               <w14:ligatures w14:val="standardContextual"/>
             </w:rPr>
           </w:pPr>
-          <w:hyperlink w:anchor="_Toc240961210" w:history="1">
+          <w:hyperlink w:anchor="_Toc240976240" w:history="1">
             <w:r>
               <w:rPr>
                 <w:rStyle w:val="Hyperlink"/>
@@ -1127,7 +1127,7 @@
               <w:rPr>
                 <w:noProof/>
               </w:rPr>
-              <w:instrText xml:space="preserve"> PAGEREF _Toc240961210 \h </w:instrText>
+              <w:instrText xml:space="preserve"> PAGEREF _Toc240976240 \h </w:instrText>
             </w:r>
             <w:r>
               <w:rPr>
@@ -1170,7 +1170,7 @@
               <w14:ligatures w14:val="standardContextual"/>
             </w:rPr>
           </w:pPr>
-          <w:hyperlink w:anchor="_Toc240961211" w:history="1">
+          <w:hyperlink w:anchor="_Toc240976241" w:history="1">
             <w:r>
               <w:rPr>
                 <w:rStyle w:val="Hyperlink"/>
@@ -1194,7 +1194,7 @@
               <w:rPr>
                 <w:noProof/>
               </w:rPr>
-              <w:instrText xml:space="preserve"> PAGEREF _Toc240961211 \h </w:instrText>
+              <w:instrText xml:space="preserve"> PAGEREF _Toc240976241 \h </w:instrText>
             </w:r>
             <w:r>
               <w:rPr>
@@ -1237,7 +1237,7 @@
               <w14:ligatures w14:val="standardContextual"/>
             </w:rPr>
           </w:pPr>
-          <w:hyperlink w:anchor="_Toc240961212" w:history="1">
+          <w:hyperlink w:anchor="_Toc240976242" w:history="1">
             <w:r>
               <w:rPr>
                 <w:rStyle w:val="Hyperlink"/>
@@ -1261,7 +1261,7 @@
               <w:rPr>
                 <w:noProof/>
               </w:rPr>
-              <w:instrText xml:space="preserve"> PAGEREF _Toc240961212 \h </w:instrText>
+              <w:instrText xml:space="preserve"> PAGEREF _Toc240976242 \h </w:instrText>
             </w:r>
             <w:r>
               <w:rPr>
@@ -1304,7 +1304,7 @@
               <w14:ligatures w14:val="standardContextual"/>
             </w:rPr>
           </w:pPr>
-          <w:hyperlink w:anchor="_Toc240961213" w:history="1">
+          <w:hyperlink w:anchor="_Toc240976243" w:history="1">
             <w:r>
               <w:rPr>
                 <w:rStyle w:val="Hyperlink"/>
@@ -1328,7 +1328,7 @@
               <w:rPr>
                 <w:noProof/>
               </w:rPr>
-              <w:instrText xml:space="preserve"> PAGEREF _Toc240961213 \h </w:instrText>
+              <w:instrText xml:space="preserve"> PAGEREF _Toc240976243 \h </w:instrText>
             </w:r>
             <w:r>
               <w:rPr>
@@ -1371,7 +1371,7 @@
               <w14:ligatures w14:val="standardContextual"/>
             </w:rPr>
           </w:pPr>
-          <w:hyperlink w:anchor="_Toc240961214" w:history="1">
+          <w:hyperlink w:anchor="_Toc240976244" w:history="1">
             <w:r>
               <w:rPr>
                 <w:rStyle w:val="Hyperlink"/>
@@ -1395,7 +1395,7 @@
               <w:rPr>
                 <w:noProof/>
               </w:rPr>
-              <w:instrText xml:space="preserve"> PAGEREF _Toc240961214 \h </w:instrText>
+              <w:instrText xml:space="preserve"> PAGEREF _Toc240976244 \h </w:instrText>
             </w:r>
             <w:r>
               <w:rPr>
@@ -1438,7 +1438,7 @@
               <w14:ligatures w14:val="standardContextual"/>
             </w:rPr>
           </w:pPr>
-          <w:hyperlink w:anchor="_Toc240961215" w:history="1">
+          <w:hyperlink w:anchor="_Toc240976245" w:history="1">
             <w:r>
               <w:rPr>
                 <w:rStyle w:val="Hyperlink"/>
@@ -1462,7 +1462,7 @@
               <w:rPr>
                 <w:noProof/>
               </w:rPr>
-              <w:instrText xml:space="preserve"> PAGEREF _Toc240961215 \h </w:instrText>
+              <w:instrText xml:space="preserve"> PAGEREF _Toc240976245 \h </w:instrText>
             </w:r>
             <w:r>
               <w:rPr>
@@ -1505,7 +1505,7 @@
               <w14:ligatures w14:val="standardContextual"/>
             </w:rPr>
           </w:pPr>
-          <w:hyperlink w:anchor="_Toc240961216" w:history="1">
+          <w:hyperlink w:anchor="_Toc240976246" w:history="1">
             <w:r>
               <w:rPr>
                 <w:rStyle w:val="Hyperlink"/>
@@ -1529,7 +1529,7 @@
               <w:rPr>
                 <w:noProof/>
               </w:rPr>
-              <w:instrText xml:space="preserve"> PAGEREF _Toc240961216 \h </w:instrText>
+              <w:instrText xml:space="preserve"> PAGEREF _Toc240976246 \h </w:instrText>
             </w:r>
             <w:r>
               <w:rPr>
@@ -1572,7 +1572,7 @@
               <w14:ligatures w14:val="standardContextual"/>
             </w:rPr>
           </w:pPr>
-          <w:hyperlink w:anchor="_Toc240961217" w:history="1">
+          <w:hyperlink w:anchor="_Toc240976247" w:history="1">
             <w:r>
               <w:rPr>
                 <w:rStyle w:val="Hyperlink"/>
@@ -1596,7 +1596,7 @@
               <w:rPr>
                 <w:noProof/>
               </w:rPr>
-              <w:instrText xml:space="preserve"> PAGEREF _Toc240961217 \h </w:instrText>
+              <w:instrText xml:space="preserve"> PAGEREF _Toc240976247 \h </w:instrText>
             </w:r>
             <w:r>
               <w:rPr>
@@ -1639,7 +1639,7 @@
               <w14:ligatures w14:val="standardContextual"/>
             </w:rPr>
           </w:pPr>
-          <w:hyperlink w:anchor="_Toc240961218" w:history="1">
+          <w:hyperlink w:anchor="_Toc240976248" w:history="1">
             <w:r>
               <w:rPr>
                 <w:rStyle w:val="Hyperlink"/>
@@ -1663,7 +1663,7 @@
               <w:rPr>
                 <w:noProof/>
               </w:rPr>
-              <w:instrText xml:space="preserve"> PAGEREF _Toc240961218 \h </w:instrText>
+              <w:instrText xml:space="preserve"> PAGEREF _Toc240976248 \h </w:instrText>
             </w:r>
             <w:r>
               <w:rPr>
@@ -1706,7 +1706,7 @@
               <w14:ligatures w14:val="standardContextual"/>
             </w:rPr>
           </w:pPr>
-          <w:hyperlink w:anchor="_Toc240961219" w:history="1">
+          <w:hyperlink w:anchor="_Toc240976249" w:history="1">
             <w:r>
               <w:rPr>
                 <w:rStyle w:val="Hyperlink"/>
@@ -1730,7 +1730,7 @@
               <w:rPr>
                 <w:noProof/>
               </w:rPr>
-              <w:instrText xml:space="preserve"> PAGEREF _Toc240961219 \h </w:instrText>
+              <w:instrText xml:space="preserve"> PAGEREF _Toc240976249 \h </w:instrText>
             </w:r>
             <w:r>
               <w:rPr>
@@ -1773,7 +1773,7 @@
               <w14:ligatures w14:val="standardContextual"/>
             </w:rPr>
           </w:pPr>
-          <w:hyperlink w:anchor="_Toc240961220" w:history="1">
+          <w:hyperlink w:anchor="_Toc240976250" w:history="1">
             <w:r>
               <w:rPr>
                 <w:rStyle w:val="Hyperlink"/>
@@ -1797,7 +1797,7 @@
               <w:rPr>
                 <w:noProof/>
               </w:rPr>
-              <w:instrText xml:space="preserve"> PAGEREF _Toc240961220 \h </w:instrText>
+              <w:instrText xml:space="preserve"> PAGEREF _Toc240976250 \h </w:instrText>
             </w:r>
             <w:r>
               <w:rPr>
@@ -1840,7 +1840,7 @@
               <w14:ligatures w14:val="standardContextual"/>
             </w:rPr>
           </w:pPr>
-          <w:hyperlink w:anchor="_Toc240961221" w:history="1">
+          <w:hyperlink w:anchor="_Toc240976251" w:history="1">
             <w:r>
               <w:rPr>
                 <w:rStyle w:val="Hyperlink"/>
@@ -1864,7 +1864,7 @@
               <w:rPr>
                 <w:noProof/>
               </w:rPr>
-              <w:instrText xml:space="preserve"> PAGEREF _Toc240961221 \h </w:instrText>
+              <w:instrText xml:space="preserve"> PAGEREF _Toc240976251 \h </w:instrText>
             </w:r>
             <w:r>
               <w:rPr>
@@ -1907,7 +1907,7 @@
               <w14:ligatures w14:val="standardContextual"/>
             </w:rPr>
           </w:pPr>
-          <w:hyperlink w:anchor="_Toc240961222" w:history="1">
+          <w:hyperlink w:anchor="_Toc240976252" w:history="1">
             <w:r>
               <w:rPr>
                 <w:rStyle w:val="Hyperlink"/>
@@ -1931,7 +1931,7 @@
               <w:rPr>
                 <w:noProof/>
               </w:rPr>
-              <w:instrText xml:space="preserve"> PAGEREF _Toc240961222 \h </w:instrText>
+              <w:instrText xml:space="preserve"> PAGEREF _Toc240976252 \h </w:instrText>
             </w:r>
             <w:r>
               <w:rPr>
@@ -1974,7 +1974,7 @@
               <w14:ligatures w14:val="standardContextual"/>
             </w:rPr>
           </w:pPr>
-          <w:hyperlink w:anchor="_Toc240961223" w:history="1">
+          <w:hyperlink w:anchor="_Toc240976253" w:history="1">
             <w:r>
               <w:rPr>
                 <w:rStyle w:val="Hyperlink"/>
@@ -1998,7 +1998,7 @@
               <w:rPr>
                 <w:noProof/>
               </w:rPr>
-              <w:instrText xml:space="preserve"> PAGEREF _Toc240961223 \h </w:instrText>
+              <w:instrText xml:space="preserve"> PAGEREF _Toc240976253 \h </w:instrText>
             </w:r>
             <w:r>
               <w:rPr>
@@ -2041,7 +2041,7 @@
               <w14:ligatures w14:val="standardContextual"/>
             </w:rPr>
           </w:pPr>
-          <w:hyperlink w:anchor="_Toc240961224" w:history="1">
+          <w:hyperlink w:anchor="_Toc240976254" w:history="1">
             <w:r>
               <w:rPr>
                 <w:rStyle w:val="Hyperlink"/>
@@ -2065,7 +2065,7 @@
               <w:rPr>
                 <w:noProof/>
               </w:rPr>
-              <w:instrText xml:space="preserve"> PAGEREF _Toc240961224 \h </w:instrText>
+              <w:instrText xml:space="preserve"> PAGEREF _Toc240976254 \h </w:instrText>
             </w:r>
             <w:r>
               <w:rPr>
@@ -2108,7 +2108,7 @@
               <w14:ligatures w14:val="standardContextual"/>
             </w:rPr>
           </w:pPr>
-          <w:hyperlink w:anchor="_Toc240961225" w:history="1">
+          <w:hyperlink w:anchor="_Toc240976255" w:history="1">
             <w:r>
               <w:rPr>
                 <w:rStyle w:val="Hyperlink"/>
@@ -2132,7 +2132,7 @@
               <w:rPr>
                 <w:noProof/>
               </w:rPr>
-              <w:instrText xml:space="preserve"> PAGEREF _Toc240961225 \h </w:instrText>
+              <w:instrText xml:space="preserve"> PAGEREF _Toc240976255 \h </w:instrText>
             </w:r>
             <w:r>
               <w:rPr>
@@ -2175,7 +2175,7 @@
               <w14:ligatures w14:val="standardContextual"/>
             </w:rPr>
           </w:pPr>
-          <w:hyperlink w:anchor="_Toc240961226" w:history="1">
+          <w:hyperlink w:anchor="_Toc240976256" w:history="1">
             <w:r>
               <w:rPr>
                 <w:rStyle w:val="Hyperlink"/>
@@ -2199,7 +2199,7 @@
               <w:rPr>
                 <w:noProof/>
               </w:rPr>
-              <w:instrText xml:space="preserve"> PAGEREF _Toc240961226 \h </w:instrText>
+              <w:instrText xml:space="preserve"> PAGEREF _Toc240976256 \h </w:instrText>
             </w:r>
             <w:r>
               <w:rPr>
@@ -2242,7 +2242,7 @@
               <w14:ligatures w14:val="standardContextual"/>
             </w:rPr>
           </w:pPr>
-          <w:hyperlink w:anchor="_Toc240961227" w:history="1">
+          <w:hyperlink w:anchor="_Toc240976257" w:history="1">
             <w:r>
               <w:rPr>
                 <w:rStyle w:val="Hyperlink"/>
@@ -2266,7 +2266,7 @@
               <w:rPr>
                 <w:noProof/>
               </w:rPr>
-              <w:instrText xml:space="preserve"> PAGEREF _Toc240961227 \h </w:instrText>
+              <w:instrText xml:space="preserve"> PAGEREF _Toc240976257 \h </w:instrText>
             </w:r>
             <w:r>
               <w:rPr>
@@ -2309,7 +2309,7 @@
               <w14:ligatures w14:val="standardContextual"/>
             </w:rPr>
           </w:pPr>
-          <w:hyperlink w:anchor="_Toc240961228" w:history="1">
+          <w:hyperlink w:anchor="_Toc240976258" w:history="1">
             <w:r>
               <w:rPr>
                 <w:rStyle w:val="Hyperlink"/>
@@ -2333,7 +2333,7 @@
               <w:rPr>
                 <w:noProof/>
               </w:rPr>
-              <w:instrText xml:space="preserve"> PAGEREF _Toc240961228 \h </w:instrText>
+              <w:instrText xml:space="preserve"> PAGEREF _Toc240976258 \h </w:instrText>
             </w:r>
             <w:r>
               <w:rPr>
@@ -2372,7 +2372,7 @@
         <w:pStyle w:val="Heading1"/>
         <w:pageBreakBefore/>
       </w:pPr>
-      <w:bookmarkStart w:id="0" w:name="_Toc240961202"/>
+      <w:bookmarkStart w:id="0" w:name="_Toc240976232"/>
       <w:r>
         <w:lastRenderedPageBreak/>
         <w:t>1. Your role at a glance</w:t>
@@ -2553,7 +2553,7 @@
         <w:pStyle w:val="Heading1"/>
         <w:pageBreakBefore/>
       </w:pPr>
-      <w:bookmarkStart w:id="1" w:name="_Toc240961203"/>
+      <w:bookmarkStart w:id="1" w:name="_Toc240976233"/>
       <w:r>
         <w:lastRenderedPageBreak/>
         <w:t>2. Signing in and your screens</w:t>
@@ -2564,7 +2564,7 @@
       <w:pPr>
         <w:pStyle w:val="Heading2"/>
       </w:pPr>
-      <w:bookmarkStart w:id="2" w:name="_Toc240961204"/>
+      <w:bookmarkStart w:id="2" w:name="_Toc240976234"/>
       <w:r>
         <w:t>Signing in</w:t>
       </w:r>
@@ -2647,7 +2647,7 @@
           <w:noProof/>
         </w:rPr>
         <w:drawing>
-          <wp:inline distT="0" distB="0" distL="0" distR="0" wp14:anchorId="246E91FD" wp14:editId="40E3618A">
+          <wp:inline distT="0" distB="0" distL="0" distR="0" wp14:anchorId="44FE5630" wp14:editId="6C3D4F45">
             <wp:extent cx="5334000" cy="2333625"/>
             <wp:effectExtent l="0" t="0" r="0" b="0"/>
             <wp:docPr id="1" name="adm_login.jpg" descr="The sign-in screen for all internal staff." title="The sign-in screen for all internal staff."/>
@@ -2814,7 +2814,7 @@
       <w:pPr>
         <w:pStyle w:val="Heading2"/>
       </w:pPr>
-      <w:bookmarkStart w:id="3" w:name="_Toc240961205"/>
+      <w:bookmarkStart w:id="3" w:name="_Toc240976235"/>
       <w:r>
         <w:t>Finding your way around</w:t>
       </w:r>
@@ -2999,7 +2999,7 @@
         </w:rPr>
         <w:lastRenderedPageBreak/>
         <w:drawing>
-          <wp:inline distT="0" distB="0" distL="0" distR="0" wp14:anchorId="6E21C1AC" wp14:editId="200FDBD2">
+          <wp:inline distT="0" distB="0" distL="0" distR="0" wp14:anchorId="0716F01F" wp14:editId="16069807">
             <wp:extent cx="5715000" cy="1876425"/>
             <wp:effectExtent l="0" t="0" r="0" b="0"/>
             <wp:docPr id="2" name="adm_not_your_role.jpg" descr="Opening a screen outside your role (for example from an old bookmark) shows this card instead of the screen." title="Opening a screen outside your role (for example from an old bookmark) shows this card instead of the screen."/>
@@ -3068,7 +3068,7 @@
       <w:pPr>
         <w:pStyle w:val="Heading2"/>
       </w:pPr>
-      <w:bookmarkStart w:id="4" w:name="_Toc240961206"/>
+      <w:bookmarkStart w:id="4" w:name="_Toc240976236"/>
       <w:r>
         <w:t>Your screens</w:t>
       </w:r>
@@ -3402,7 +3402,7 @@
       <w:pPr>
         <w:pStyle w:val="Heading2"/>
       </w:pPr>
-      <w:bookmarkStart w:id="5" w:name="_Toc240961207"/>
+      <w:bookmarkStart w:id="5" w:name="_Toc240976237"/>
       <w:r>
         <w:t>Changing your password</w:t>
       </w:r>
@@ -3485,7 +3485,7 @@
           <w:noProof/>
         </w:rPr>
         <w:drawing>
-          <wp:inline distT="0" distB="0" distL="0" distR="0" wp14:anchorId="1B70D657" wp14:editId="52DB9348">
+          <wp:inline distT="0" distB="0" distL="0" distR="0" wp14:anchorId="1602F1F4" wp14:editId="0A08D3F8">
             <wp:extent cx="5334000" cy="2171700"/>
             <wp:effectExtent l="0" t="0" r="0" b="0"/>
             <wp:docPr id="3" name="adm_account.jpg" descr="Change Password screen." title="Change Password screen."/>
@@ -3573,7 +3573,7 @@
         <w:pStyle w:val="Heading1"/>
         <w:pageBreakBefore/>
       </w:pPr>
-      <w:bookmarkStart w:id="6" w:name="_Toc240961208"/>
+      <w:bookmarkStart w:id="6" w:name="_Toc240976238"/>
       <w:r>
         <w:lastRenderedPageBreak/>
         <w:t>3. Your routine</w:t>
@@ -3858,7 +3858,7 @@
         <w:pStyle w:val="Heading1"/>
         <w:pageBreakBefore/>
       </w:pPr>
-      <w:bookmarkStart w:id="7" w:name="_Toc240961209"/>
+      <w:bookmarkStart w:id="7" w:name="_Toc240976239"/>
       <w:r>
         <w:lastRenderedPageBreak/>
         <w:t>4. Step-by-step tasks</w:t>
@@ -3869,7 +3869,7 @@
       <w:pPr>
         <w:pStyle w:val="Heading2"/>
       </w:pPr>
-      <w:bookmarkStart w:id="8" w:name="_Toc240961210"/>
+      <w:bookmarkStart w:id="8" w:name="_Toc240976240"/>
       <w:r>
         <w:t>4.1 Your start screen</w:t>
       </w:r>
@@ -3886,7 +3886,7 @@
           <w:noProof/>
         </w:rPr>
         <w:drawing>
-          <wp:inline distT="0" distB="0" distL="0" distR="0" wp14:anchorId="4CAE1C87" wp14:editId="4E894C0C">
+          <wp:inline distT="0" distB="0" distL="0" distR="0" wp14:anchorId="0FB878A9" wp14:editId="32F99B46">
             <wp:extent cx="5715000" cy="3571875"/>
             <wp:effectExtent l="0" t="0" r="0" b="0"/>
             <wp:docPr id="4" name="an_dashboard.jpg" descr="Executive Dashboard as seen by the Analyst." title="Executive Dashboard as seen by the Analyst."/>
@@ -3955,7 +3955,7 @@
       <w:pPr>
         <w:pStyle w:val="Heading2"/>
       </w:pPr>
-      <w:bookmarkStart w:id="9" w:name="_Toc240961211"/>
+      <w:bookmarkStart w:id="9" w:name="_Toc240976241"/>
       <w:r>
         <w:t>4.2 Reading the dashboards</w:t>
       </w:r>
@@ -3981,7 +3981,7 @@
         </w:rPr>
         <w:lastRenderedPageBreak/>
         <w:drawing>
-          <wp:inline distT="0" distB="0" distL="0" distR="0" wp14:anchorId="04373C82" wp14:editId="5618FA07">
+          <wp:inline distT="0" distB="0" distL="0" distR="0" wp14:anchorId="2CC6A8E5" wp14:editId="5C4A1236">
             <wp:extent cx="5715000" cy="3571875"/>
             <wp:effectExtent l="0" t="0" r="0" b="0"/>
             <wp:docPr id="5" name="adm_exec_dashboard.jpg" descr="Executive Dashboard: completions against the 400 / 60 / 50–75 targets, days to data lock, spend, and the lowest-filled strata." title="Executive Dashboard: completions against the 400 / 60 / 50–75 targets, days to data lock, spend, and the lowest-filled strata."/>
@@ -4646,7 +4646,7 @@
       <w:pPr>
         <w:pStyle w:val="Heading2"/>
       </w:pPr>
-      <w:bookmarkStart w:id="10" w:name="_Toc240961212"/>
+      <w:bookmarkStart w:id="10" w:name="_Toc240976242"/>
       <w:r>
         <w:t>4.3 Using Reports (analytics and charts)</w:t>
       </w:r>
@@ -4687,7 +4687,7 @@
         </w:rPr>
         <w:lastRenderedPageBreak/>
         <w:drawing>
-          <wp:inline distT="0" distB="0" distL="0" distR="0" wp14:anchorId="173CBE3B" wp14:editId="105A8F30">
+          <wp:inline distT="0" distB="0" distL="0" distR="0" wp14:anchorId="20A9843A" wp14:editId="22425A0C">
             <wp:extent cx="5334000" cy="3333750"/>
             <wp:effectExtent l="0" t="0" r="0" b="0"/>
             <wp:docPr id="6" name="adm_reports_top.jpg" descr="Reports: headline figures for the chosen period." title="Reports: headline figures for the chosen period."/>
@@ -4829,7 +4829,7 @@
           <w:noProof/>
         </w:rPr>
         <w:drawing>
-          <wp:inline distT="0" distB="0" distL="0" distR="0" wp14:anchorId="7D33EF4A" wp14:editId="4C6FD554">
+          <wp:inline distT="0" distB="0" distL="0" distR="0" wp14:anchorId="668541F1" wp14:editId="213FB49C">
             <wp:extent cx="5334000" cy="3409950"/>
             <wp:effectExtent l="0" t="0" r="0" b="0"/>
             <wp:docPr id="7" name="adm_reports_funnel.jpg" descr="Case funnel: each case counted once at every stage it has reached." title="Case funnel: each case counted once at every stage it has reached."/>
@@ -4929,7 +4929,7 @@
         </w:rPr>
         <w:lastRenderedPageBreak/>
         <w:drawing>
-          <wp:inline distT="0" distB="0" distL="0" distR="0" wp14:anchorId="7957E3A2" wp14:editId="3BC4C22D">
+          <wp:inline distT="0" distB="0" distL="0" distR="0" wp14:anchorId="24009A64" wp14:editId="462FC060">
             <wp:extent cx="5334000" cy="3248025"/>
             <wp:effectExtent l="0" t="0" r="0" b="0"/>
             <wp:docPr id="8" name="adm_reports_funnel_table.jpg" descr="The same chart as a table." title="The same chart as a table."/>
@@ -5028,7 +5028,7 @@
           <w:noProof/>
         </w:rPr>
         <w:drawing>
-          <wp:inline distT="0" distB="0" distL="0" distR="0" wp14:anchorId="065A09CC" wp14:editId="47369B98">
+          <wp:inline distT="0" distB="0" distL="0" distR="0" wp14:anchorId="30F3F8BE" wp14:editId="1A9A7102">
             <wp:extent cx="5334000" cy="2628900"/>
             <wp:effectExtent l="0" t="0" r="0" b="0"/>
             <wp:docPr id="9" name="adm_reports_coverage.jpg" descr="Coverage by group." title="Coverage by group."/>
@@ -5128,7 +5128,7 @@
         </w:rPr>
         <w:lastRenderedPageBreak/>
         <w:drawing>
-          <wp:inline distT="0" distB="0" distL="0" distR="0" wp14:anchorId="14FBF0CF" wp14:editId="2051FFD4">
+          <wp:inline distT="0" distB="0" distL="0" distR="0" wp14:anchorId="31EE275A" wp14:editId="1868886E">
             <wp:extent cx="5334000" cy="2600325"/>
             <wp:effectExtent l="0" t="0" r="0" b="0"/>
             <wp:docPr id="10" name="adm_reports_modes.jpg" descr="Administration modes." title="Administration modes."/>
@@ -5237,7 +5237,7 @@
           <w:noProof/>
         </w:rPr>
         <w:drawing>
-          <wp:inline distT="0" distB="0" distL="0" distR="0" wp14:anchorId="04D03E90" wp14:editId="43FCC5EC">
+          <wp:inline distT="0" distB="0" distL="0" distR="0" wp14:anchorId="7D46AA8A" wp14:editId="1B097462">
             <wp:extent cx="5334000" cy="2905125"/>
             <wp:effectExtent l="0" t="0" r="0" b="0"/>
             <wp:docPr id="11" name="adm_reports_duration.jpg" descr="Completion-time distribution." title="Completion-time distribution."/>
@@ -5319,7 +5319,7 @@
       <w:pPr>
         <w:pStyle w:val="Heading2"/>
       </w:pPr>
-      <w:bookmarkStart w:id="11" w:name="_Toc240961213"/>
+      <w:bookmarkStart w:id="11" w:name="_Toc240976243"/>
       <w:r>
         <w:lastRenderedPageBreak/>
         <w:t>4.4 Downloading data</w:t>
@@ -5337,7 +5337,7 @@
           <w:noProof/>
         </w:rPr>
         <w:drawing>
-          <wp:inline distT="0" distB="0" distL="0" distR="0" wp14:anchorId="5341BDA2" wp14:editId="1C14D3F5">
+          <wp:inline distT="0" distB="0" distL="0" distR="0" wp14:anchorId="54C29E01" wp14:editId="4934745D">
             <wp:extent cx="5715000" cy="1876425"/>
             <wp:effectExtent l="0" t="0" r="0" b="0"/>
             <wp:docPr id="12" name="an_export.jpg" descr="Data Export." title="Data Export."/>
@@ -5852,7 +5852,7 @@
       <w:pPr>
         <w:pStyle w:val="Heading2"/>
       </w:pPr>
-      <w:bookmarkStart w:id="12" w:name="_Toc240961214"/>
+      <w:bookmarkStart w:id="12" w:name="_Toc240976244"/>
       <w:r>
         <w:t>4.5 Working with the analysis export</w:t>
       </w:r>
@@ -5997,7 +5997,7 @@
         <w:pStyle w:val="Heading1"/>
         <w:pageBreakBefore/>
       </w:pPr>
-      <w:bookmarkStart w:id="13" w:name="_Toc240961215"/>
+      <w:bookmarkStart w:id="13" w:name="_Toc240976245"/>
       <w:r>
         <w:lastRenderedPageBreak/>
         <w:t>5. Rules you must follow</w:t>
@@ -6135,7 +6135,7 @@
         <w:pStyle w:val="Heading1"/>
         <w:pageBreakBefore/>
       </w:pPr>
-      <w:bookmarkStart w:id="14" w:name="_Toc240961216"/>
+      <w:bookmarkStart w:id="14" w:name="_Toc240976246"/>
       <w:r>
         <w:lastRenderedPageBreak/>
         <w:t>6. Troubleshooting</w:t>
@@ -7089,7 +7089,7 @@
         <w:pStyle w:val="Heading1"/>
         <w:pageBreakBefore/>
       </w:pPr>
-      <w:bookmarkStart w:id="15" w:name="_Toc240961217"/>
+      <w:bookmarkStart w:id="15" w:name="_Toc240976247"/>
       <w:r>
         <w:lastRenderedPageBreak/>
         <w:t>7. Quick reference</w:t>
@@ -7352,7 +7352,7 @@
                 <w:sz w:val="19"/>
                 <w:szCs w:val="19"/>
               </w:rPr>
-              <w:t>Field Coordinator; PI: Happyson Saina, 0773943709, abffst.research.cut@gmail.com</w:t>
+              <w:t>Field Coordinator; PI: Happyson Saina, 0773943709, abffst.research@gmail.com</w:t>
             </w:r>
           </w:p>
         </w:tc>
@@ -7368,7 +7368,7 @@
         <w:pStyle w:val="Heading1"/>
         <w:pageBreakBefore/>
       </w:pPr>
-      <w:bookmarkStart w:id="16" w:name="_Toc240961218"/>
+      <w:bookmarkStart w:id="16" w:name="_Toc240976248"/>
       <w:r>
         <w:lastRenderedPageBreak/>
         <w:t>8. Every screen and button for your role</w:t>
@@ -7531,7 +7531,7 @@
       <w:pPr>
         <w:pStyle w:val="Heading2"/>
       </w:pPr>
-      <w:bookmarkStart w:id="17" w:name="_Toc240961219"/>
+      <w:bookmarkStart w:id="17" w:name="_Toc240976249"/>
       <w:r>
         <w:t>8.1 Sign in</w:t>
       </w:r>
@@ -8044,7 +8044,7 @@
       <w:pPr>
         <w:pStyle w:val="Heading2"/>
       </w:pPr>
-      <w:bookmarkStart w:id="18" w:name="_Toc240961220"/>
+      <w:bookmarkStart w:id="18" w:name="_Toc240976250"/>
       <w:r>
         <w:t>8.2 The header and menu bar (every screen)</w:t>
       </w:r>
@@ -8768,7 +8768,7 @@
       <w:pPr>
         <w:pStyle w:val="Heading2"/>
       </w:pPr>
-      <w:bookmarkStart w:id="19" w:name="_Toc240961221"/>
+      <w:bookmarkStart w:id="19" w:name="_Toc240976251"/>
       <w:r>
         <w:t>8.3 Change Password</w:t>
       </w:r>
@@ -9388,7 +9388,7 @@
       <w:pPr>
         <w:pStyle w:val="Heading2"/>
       </w:pPr>
-      <w:bookmarkStart w:id="20" w:name="_Toc240961222"/>
+      <w:bookmarkStart w:id="20" w:name="_Toc240976252"/>
       <w:r>
         <w:t>8.4 Executive Dashboard</w:t>
       </w:r>
@@ -9902,7 +9902,7 @@
       <w:pPr>
         <w:pStyle w:val="Heading2"/>
       </w:pPr>
-      <w:bookmarkStart w:id="21" w:name="_Toc240961223"/>
+      <w:bookmarkStart w:id="21" w:name="_Toc240976253"/>
       <w:r>
         <w:t>8.5 Sampling Dashboard</w:t>
       </w:r>
@@ -10415,7 +10415,7 @@
       <w:pPr>
         <w:pStyle w:val="Heading2"/>
       </w:pPr>
-      <w:bookmarkStart w:id="22" w:name="_Toc240961224"/>
+      <w:bookmarkStart w:id="22" w:name="_Toc240976254"/>
       <w:r>
         <w:t>8.6 Contact Dashboard</w:t>
       </w:r>
@@ -10718,7 +10718,7 @@
       <w:pPr>
         <w:pStyle w:val="Heading2"/>
       </w:pPr>
-      <w:bookmarkStart w:id="23" w:name="_Toc240961225"/>
+      <w:bookmarkStart w:id="23" w:name="_Toc240976255"/>
       <w:r>
         <w:lastRenderedPageBreak/>
         <w:t>8.7 KII / Document Dashboard</w:t>
@@ -11129,7 +11129,7 @@
       <w:pPr>
         <w:pStyle w:val="Heading2"/>
       </w:pPr>
-      <w:bookmarkStart w:id="24" w:name="_Toc240961226"/>
+      <w:bookmarkStart w:id="24" w:name="_Toc240976256"/>
       <w:r>
         <w:t>8.8 Reports</w:t>
       </w:r>
@@ -11642,7 +11642,7 @@
       <w:pPr>
         <w:pStyle w:val="Heading2"/>
       </w:pPr>
-      <w:bookmarkStart w:id="25" w:name="_Toc240961227"/>
+      <w:bookmarkStart w:id="25" w:name="_Toc240976257"/>
       <w:r>
         <w:t>8.9 Cost Dashboard</w:t>
       </w:r>
@@ -11945,7 +11945,7 @@
       <w:pPr>
         <w:pStyle w:val="Heading2"/>
       </w:pPr>
-      <w:bookmarkStart w:id="26" w:name="_Toc240961228"/>
+      <w:bookmarkStart w:id="26" w:name="_Toc240976258"/>
       <w:r>
         <w:lastRenderedPageBreak/>
         <w:t>8.10 Export</w:t>
@@ -12293,7 +12293,7 @@
         <w:sz w:val="16"/>
         <w:szCs w:val="16"/>
       </w:rPr>
-      <w:t>Version 1.9 · 22 September 2026</w:t>
+      <w:t>Version 1.10 · 22 September 2026</w:t>
     </w:r>
     <w:r>
       <w:rPr>
@@ -12466,10 +12466,10 @@
 <file path=word/numbering.xml><?xml version="1.0" encoding="utf-8"?>
 <w:numbering xmlns:wpc="http://schemas.microsoft.com/office/word/2010/wordprocessingCanvas" xmlns:cx="http://schemas.microsoft.com/office/drawing/2014/chartex" xmlns:cx1="http://schemas.microsoft.com/office/drawing/2015/9/8/chartex" xmlns:cx2="http://schemas.microsoft.com/office/drawing/2015/10/21/chartex" xmlns:cx3="http://schemas.microsoft.com/office/drawing/2016/5/9/chartex" xmlns:cx4="http://schemas.microsoft.com/office/drawing/2016/5/10/chartex" xmlns:cx5="http://schemas.microsoft.com/office/drawing/2016/5/11/chartex" xmlns:cx6="http://schemas.microsoft.com/office/drawing/2016/5/12/chartex" xmlns:cx7="http://schemas.microsoft.com/office/drawing/2016/5/13/chartex" xmlns:cx8="http://schemas.microsoft.com/office/drawing/2016/5/14/chartex" xmlns:mc="http://schemas.openxmlformats.org/markup-compatibility/2006" xmlns:aink="http://schemas.microsoft.com/office/drawing/2016/ink" xmlns:am3d="http://schemas.microsoft.com/office/drawing/2017/model3d" xmlns:o="urn:schemas-microsoft-com:office:office" xmlns:oel="http://schemas.microsoft.com/office/2019/extlst" xmlns:r="http://schemas.openxmlformats.org/officeDocument/2006/relationships" xmlns:m="http://schemas.openxmlformats.org/officeDocument/2006/math" xmlns:v="urn:schemas-microsoft-com:vml" xmlns:wp14="http://schemas.microsoft.com/office/word/2010/wordprocessingDrawing" xmlns:wp="http://schemas.openxmlformats.org/drawingml/2006/wordprocessingDrawing" xmlns:w10="urn:schemas-microsoft-com:office:word" xmlns:w="http://schemas.openxmlformats.org/wordprocessingml/2006/main" xmlns:w14="http://schemas.microsoft.com/office/word/2010/wordml" xmlns:w15="http://schemas.microsoft.com/office/word/2012/wordml" xmlns:w16cex="http://schemas.microsoft.com/office/word/2018/wordml/cex" xmlns:w16cid="http://schemas.microsoft.com/office/word/2016/wordml/cid" xmlns:w16="http://schemas.microsoft.com/office/word/2018/wordml" xmlns:w16sdtdh="http://schemas.microsoft.com/office/word/2020/wordml/sdtdatahash" xmlns:w16se="http://schemas.microsoft.com/office/word/2015/wordml/symex" xmlns:wpg="http://schemas.microsoft.com/office/word/2010/wordprocessingGroup" xmlns:wpi="http://schemas.microsoft.com/office/word/2010/wordprocessingInk" xmlns:wne="http://schemas.microsoft.com/office/word/2006/wordml" xmlns:wps="http://schemas.microsoft.com/office/word/2010/wordprocessingShape" mc:Ignorable="w14 w15 w16se w16cid w16 w16cex w16sdtdh wp14">
   <w:abstractNum w:abstractNumId="0" w15:restartNumberingAfterBreak="0">
-    <w:nsid w:val="315722FA"/>
+    <w:nsid w:val="10553D9F"/>
     <w:multiLevelType w:val="hybridMultilevel"/>
-    <w:tmpl w:val="EF6A6B38"/>
-    <w:lvl w:ilvl="0" w:tplc="A7945546">
+    <w:tmpl w:val="8408AAA4"/>
+    <w:lvl w:ilvl="0" w:tplc="05828E5A">
       <w:start w:val="1"/>
       <w:numFmt w:val="bullet"/>
       <w:lvlText w:val="•"/>
@@ -12478,7 +12478,7 @@
         <w:ind w:left="460" w:hanging="280"/>
       </w:pPr>
     </w:lvl>
-    <w:lvl w:ilvl="1" w:tplc="F676BEDC">
+    <w:lvl w:ilvl="1" w:tplc="AC3E61CE">
       <w:start w:val="1"/>
       <w:numFmt w:val="bullet"/>
       <w:lvlText w:val="–"/>
@@ -12487,47 +12487,47 @@
         <w:ind w:left="900" w:hanging="280"/>
       </w:pPr>
     </w:lvl>
-    <w:lvl w:ilvl="2" w:tplc="A524CE28">
+    <w:lvl w:ilvl="2" w:tplc="A6E05F42">
       <w:numFmt w:val="decimal"/>
       <w:lvlText w:val=""/>
       <w:lvlJc w:val="left"/>
     </w:lvl>
-    <w:lvl w:ilvl="3" w:tplc="52EEFD7C">
+    <w:lvl w:ilvl="3" w:tplc="D164935C">
       <w:numFmt w:val="decimal"/>
       <w:lvlText w:val=""/>
       <w:lvlJc w:val="left"/>
     </w:lvl>
-    <w:lvl w:ilvl="4" w:tplc="31B69204">
+    <w:lvl w:ilvl="4" w:tplc="C5AAB800">
       <w:numFmt w:val="decimal"/>
       <w:lvlText w:val=""/>
       <w:lvlJc w:val="left"/>
     </w:lvl>
-    <w:lvl w:ilvl="5" w:tplc="154C832A">
+    <w:lvl w:ilvl="5" w:tplc="5BB6EFF8">
       <w:numFmt w:val="decimal"/>
       <w:lvlText w:val=""/>
       <w:lvlJc w:val="left"/>
     </w:lvl>
-    <w:lvl w:ilvl="6" w:tplc="856E2B9E">
+    <w:lvl w:ilvl="6" w:tplc="979A9B74">
       <w:numFmt w:val="decimal"/>
       <w:lvlText w:val=""/>
       <w:lvlJc w:val="left"/>
     </w:lvl>
-    <w:lvl w:ilvl="7" w:tplc="CBC0205E">
+    <w:lvl w:ilvl="7" w:tplc="43E4E576">
       <w:numFmt w:val="decimal"/>
       <w:lvlText w:val=""/>
       <w:lvlJc w:val="left"/>
     </w:lvl>
-    <w:lvl w:ilvl="8" w:tplc="3AA8C310">
+    <w:lvl w:ilvl="8" w:tplc="A6941274">
       <w:numFmt w:val="decimal"/>
       <w:lvlText w:val=""/>
       <w:lvlJc w:val="left"/>
     </w:lvl>
   </w:abstractNum>
   <w:abstractNum w:abstractNumId="1" w15:restartNumberingAfterBreak="0">
-    <w:nsid w:val="3E7967A8"/>
+    <w:nsid w:val="163107BD"/>
     <w:multiLevelType w:val="hybridMultilevel"/>
-    <w:tmpl w:val="EA9CFFFA"/>
-    <w:lvl w:ilvl="0" w:tplc="A5A8A3A2">
+    <w:tmpl w:val="2E1AF924"/>
+    <w:lvl w:ilvl="0" w:tplc="A33264F6">
       <w:start w:val="1"/>
       <w:numFmt w:val="decimal"/>
       <w:lvlText w:val="%1."/>
@@ -12541,52 +12541,52 @@
         <w:color w:val="A67C27"/>
       </w:rPr>
     </w:lvl>
-    <w:lvl w:ilvl="1" w:tplc="00D4408E">
+    <w:lvl w:ilvl="1" w:tplc="A8569A22">
       <w:numFmt w:val="decimal"/>
       <w:lvlText w:val=""/>
       <w:lvlJc w:val="left"/>
     </w:lvl>
-    <w:lvl w:ilvl="2" w:tplc="EE281434">
+    <w:lvl w:ilvl="2" w:tplc="803E2BEA">
       <w:numFmt w:val="decimal"/>
       <w:lvlText w:val=""/>
       <w:lvlJc w:val="left"/>
     </w:lvl>
-    <w:lvl w:ilvl="3" w:tplc="5E881B9A">
+    <w:lvl w:ilvl="3" w:tplc="0D68BD8E">
       <w:numFmt w:val="decimal"/>
       <w:lvlText w:val=""/>
       <w:lvlJc w:val="left"/>
     </w:lvl>
-    <w:lvl w:ilvl="4" w:tplc="3CE80342">
+    <w:lvl w:ilvl="4" w:tplc="70109FB2">
       <w:numFmt w:val="decimal"/>
       <w:lvlText w:val=""/>
       <w:lvlJc w:val="left"/>
     </w:lvl>
-    <w:lvl w:ilvl="5" w:tplc="780835A6">
+    <w:lvl w:ilvl="5" w:tplc="09E2A8BE">
       <w:numFmt w:val="decimal"/>
       <w:lvlText w:val=""/>
       <w:lvlJc w:val="left"/>
     </w:lvl>
-    <w:lvl w:ilvl="6" w:tplc="8C46E2E8">
+    <w:lvl w:ilvl="6" w:tplc="091A8008">
       <w:numFmt w:val="decimal"/>
       <w:lvlText w:val=""/>
       <w:lvlJc w:val="left"/>
     </w:lvl>
-    <w:lvl w:ilvl="7" w:tplc="7842022C">
+    <w:lvl w:ilvl="7" w:tplc="1BB2D52A">
       <w:numFmt w:val="decimal"/>
       <w:lvlText w:val=""/>
       <w:lvlJc w:val="left"/>
     </w:lvl>
-    <w:lvl w:ilvl="8" w:tplc="C66A6ADA">
+    <w:lvl w:ilvl="8" w:tplc="2A00C612">
       <w:numFmt w:val="decimal"/>
       <w:lvlText w:val=""/>
       <w:lvlJc w:val="left"/>
     </w:lvl>
   </w:abstractNum>
   <w:abstractNum w:abstractNumId="2" w15:restartNumberingAfterBreak="0">
-    <w:nsid w:val="46F6041C"/>
+    <w:nsid w:val="19243CB7"/>
     <w:multiLevelType w:val="hybridMultilevel"/>
-    <w:tmpl w:val="C5D6503E"/>
-    <w:lvl w:ilvl="0" w:tplc="D3143AD8">
+    <w:tmpl w:val="DCECD92E"/>
+    <w:lvl w:ilvl="0" w:tplc="4D1EE9F8">
       <w:start w:val="1"/>
       <w:numFmt w:val="decimal"/>
       <w:lvlText w:val="%1."/>
@@ -12600,52 +12600,52 @@
         <w:color w:val="A67C27"/>
       </w:rPr>
     </w:lvl>
-    <w:lvl w:ilvl="1" w:tplc="BD4ED3B6">
+    <w:lvl w:ilvl="1" w:tplc="4E3A8858">
       <w:numFmt w:val="decimal"/>
       <w:lvlText w:val=""/>
       <w:lvlJc w:val="left"/>
     </w:lvl>
-    <w:lvl w:ilvl="2" w:tplc="8760E7FE">
+    <w:lvl w:ilvl="2" w:tplc="033435F6">
       <w:numFmt w:val="decimal"/>
       <w:lvlText w:val=""/>
       <w:lvlJc w:val="left"/>
     </w:lvl>
-    <w:lvl w:ilvl="3" w:tplc="A070864A">
+    <w:lvl w:ilvl="3" w:tplc="8028FE6E">
       <w:numFmt w:val="decimal"/>
       <w:lvlText w:val=""/>
       <w:lvlJc w:val="left"/>
     </w:lvl>
-    <w:lvl w:ilvl="4" w:tplc="40CE7F9C">
+    <w:lvl w:ilvl="4" w:tplc="4CF85D24">
       <w:numFmt w:val="decimal"/>
       <w:lvlText w:val=""/>
       <w:lvlJc w:val="left"/>
     </w:lvl>
-    <w:lvl w:ilvl="5" w:tplc="E48EC5D4">
+    <w:lvl w:ilvl="5" w:tplc="85F8FC20">
       <w:numFmt w:val="decimal"/>
       <w:lvlText w:val=""/>
       <w:lvlJc w:val="left"/>
     </w:lvl>
-    <w:lvl w:ilvl="6" w:tplc="F1BEBD0C">
+    <w:lvl w:ilvl="6" w:tplc="0A327FD2">
       <w:numFmt w:val="decimal"/>
       <w:lvlText w:val=""/>
       <w:lvlJc w:val="left"/>
     </w:lvl>
-    <w:lvl w:ilvl="7" w:tplc="1BE46FF2">
+    <w:lvl w:ilvl="7" w:tplc="4420FF94">
       <w:numFmt w:val="decimal"/>
       <w:lvlText w:val=""/>
       <w:lvlJc w:val="left"/>
     </w:lvl>
-    <w:lvl w:ilvl="8" w:tplc="366EA172">
+    <w:lvl w:ilvl="8" w:tplc="5BF677FE">
       <w:numFmt w:val="decimal"/>
       <w:lvlText w:val=""/>
       <w:lvlJc w:val="left"/>
     </w:lvl>
   </w:abstractNum>
   <w:abstractNum w:abstractNumId="3" w15:restartNumberingAfterBreak="0">
-    <w:nsid w:val="47777265"/>
+    <w:nsid w:val="65A368E0"/>
     <w:multiLevelType w:val="hybridMultilevel"/>
-    <w:tmpl w:val="B8BEC4A6"/>
-    <w:lvl w:ilvl="0" w:tplc="C88ACA8C">
+    <w:tmpl w:val="5B52E3CC"/>
+    <w:lvl w:ilvl="0" w:tplc="B5B0A9EE">
       <w:start w:val="1"/>
       <w:numFmt w:val="decimal"/>
       <w:lvlText w:val="%1."/>
@@ -12659,52 +12659,52 @@
         <w:color w:val="A67C27"/>
       </w:rPr>
     </w:lvl>
-    <w:lvl w:ilvl="1" w:tplc="D75C9050">
+    <w:lvl w:ilvl="1" w:tplc="8AEC1522">
       <w:numFmt w:val="decimal"/>
       <w:lvlText w:val=""/>
       <w:lvlJc w:val="left"/>
     </w:lvl>
-    <w:lvl w:ilvl="2" w:tplc="F62827D6">
+    <w:lvl w:ilvl="2" w:tplc="25BE42B4">
       <w:numFmt w:val="decimal"/>
       <w:lvlText w:val=""/>
       <w:lvlJc w:val="left"/>
     </w:lvl>
-    <w:lvl w:ilvl="3" w:tplc="9F702F30">
+    <w:lvl w:ilvl="3" w:tplc="3E18730E">
       <w:numFmt w:val="decimal"/>
       <w:lvlText w:val=""/>
       <w:lvlJc w:val="left"/>
     </w:lvl>
-    <w:lvl w:ilvl="4" w:tplc="D4567224">
+    <w:lvl w:ilvl="4" w:tplc="44D40C14">
       <w:numFmt w:val="decimal"/>
       <w:lvlText w:val=""/>
       <w:lvlJc w:val="left"/>
     </w:lvl>
-    <w:lvl w:ilvl="5" w:tplc="478C2584">
+    <w:lvl w:ilvl="5" w:tplc="A1104A20">
       <w:numFmt w:val="decimal"/>
       <w:lvlText w:val=""/>
       <w:lvlJc w:val="left"/>
     </w:lvl>
-    <w:lvl w:ilvl="6" w:tplc="B018F4F2">
+    <w:lvl w:ilvl="6" w:tplc="123CD2C4">
       <w:numFmt w:val="decimal"/>
       <w:lvlText w:val=""/>
       <w:lvlJc w:val="left"/>
     </w:lvl>
-    <w:lvl w:ilvl="7" w:tplc="A30EC384">
+    <w:lvl w:ilvl="7" w:tplc="5F48D7AC">
       <w:numFmt w:val="decimal"/>
       <w:lvlText w:val=""/>
       <w:lvlJc w:val="left"/>
     </w:lvl>
-    <w:lvl w:ilvl="8" w:tplc="35A8E75E">
+    <w:lvl w:ilvl="8" w:tplc="7C0C6C52">
       <w:numFmt w:val="decimal"/>
       <w:lvlText w:val=""/>
       <w:lvlJc w:val="left"/>
     </w:lvl>
   </w:abstractNum>
   <w:abstractNum w:abstractNumId="4" w15:restartNumberingAfterBreak="0">
-    <w:nsid w:val="776A7446"/>
+    <w:nsid w:val="73820B21"/>
     <w:multiLevelType w:val="hybridMultilevel"/>
-    <w:tmpl w:val="0AE8D8F4"/>
-    <w:lvl w:ilvl="0" w:tplc="996C2E9A">
+    <w:tmpl w:val="605CFCA0"/>
+    <w:lvl w:ilvl="0" w:tplc="0CBE1258">
       <w:start w:val="1"/>
       <w:numFmt w:val="bullet"/>
       <w:lvlText w:val="●"/>
@@ -12713,7 +12713,7 @@
         <w:ind w:left="720" w:hanging="360"/>
       </w:pPr>
     </w:lvl>
-    <w:lvl w:ilvl="1" w:tplc="0E320E3A">
+    <w:lvl w:ilvl="1" w:tplc="F732FFB4">
       <w:start w:val="1"/>
       <w:numFmt w:val="bullet"/>
       <w:lvlText w:val="○"/>
@@ -12722,7 +12722,7 @@
         <w:ind w:left="1440" w:hanging="360"/>
       </w:pPr>
     </w:lvl>
-    <w:lvl w:ilvl="2" w:tplc="1E46CE12">
+    <w:lvl w:ilvl="2" w:tplc="2940D5A4">
       <w:start w:val="1"/>
       <w:numFmt w:val="bullet"/>
       <w:lvlText w:val="■"/>
@@ -12731,7 +12731,7 @@
         <w:ind w:left="2160" w:hanging="360"/>
       </w:pPr>
     </w:lvl>
-    <w:lvl w:ilvl="3" w:tplc="1F964904">
+    <w:lvl w:ilvl="3" w:tplc="823A86A0">
       <w:start w:val="1"/>
       <w:numFmt w:val="bullet"/>
       <w:lvlText w:val="●"/>
@@ -12740,7 +12740,7 @@
         <w:ind w:left="2880" w:hanging="360"/>
       </w:pPr>
     </w:lvl>
-    <w:lvl w:ilvl="4" w:tplc="76562314">
+    <w:lvl w:ilvl="4" w:tplc="4DAAE896">
       <w:start w:val="1"/>
       <w:numFmt w:val="bullet"/>
       <w:lvlText w:val="○"/>
@@ -12749,7 +12749,7 @@
         <w:ind w:left="3600" w:hanging="360"/>
       </w:pPr>
     </w:lvl>
-    <w:lvl w:ilvl="5" w:tplc="29C25C60">
+    <w:lvl w:ilvl="5" w:tplc="7B8C2A9E">
       <w:start w:val="1"/>
       <w:numFmt w:val="bullet"/>
       <w:lvlText w:val="■"/>
@@ -12758,7 +12758,7 @@
         <w:ind w:left="4320" w:hanging="360"/>
       </w:pPr>
     </w:lvl>
-    <w:lvl w:ilvl="6" w:tplc="436AA8DC">
+    <w:lvl w:ilvl="6" w:tplc="594648BC">
       <w:start w:val="1"/>
       <w:numFmt w:val="bullet"/>
       <w:lvlText w:val="●"/>
@@ -12767,7 +12767,7 @@
         <w:ind w:left="5040" w:hanging="360"/>
       </w:pPr>
     </w:lvl>
-    <w:lvl w:ilvl="7" w:tplc="86387F4E">
+    <w:lvl w:ilvl="7" w:tplc="BA2817E0">
       <w:start w:val="1"/>
       <w:numFmt w:val="bullet"/>
       <w:lvlText w:val="●"/>
@@ -12776,7 +12776,7 @@
         <w:ind w:left="5760" w:hanging="360"/>
       </w:pPr>
     </w:lvl>
-    <w:lvl w:ilvl="8" w:tplc="3C362F52">
+    <w:lvl w:ilvl="8" w:tplc="2E0E169C">
       <w:start w:val="1"/>
       <w:numFmt w:val="bullet"/>
       <w:lvlText w:val="●"/>
@@ -12786,32 +12786,32 @@
       </w:pPr>
     </w:lvl>
   </w:abstractNum>
-  <w:num w:numId="1" w16cid:durableId="568151531">
+  <w:num w:numId="1" w16cid:durableId="97720438">
     <w:abstractNumId w:val="4"/>
     <w:lvlOverride w:ilvl="0">
       <w:startOverride w:val="1"/>
     </w:lvlOverride>
   </w:num>
-  <w:num w:numId="2" w16cid:durableId="438064772">
+  <w:num w:numId="2" w16cid:durableId="1652097903">
     <w:abstractNumId w:val="0"/>
     <w:lvlOverride w:ilvl="0">
       <w:startOverride w:val="1"/>
     </w:lvlOverride>
   </w:num>
-  <w:num w:numId="3" w16cid:durableId="2031030353">
-    <w:abstractNumId w:val="1"/>
+  <w:num w:numId="3" w16cid:durableId="1686904268">
+    <w:abstractNumId w:val="2"/>
     <w:lvlOverride w:ilvl="0">
       <w:startOverride w:val="1"/>
     </w:lvlOverride>
   </w:num>
-  <w:num w:numId="4" w16cid:durableId="1966810034">
+  <w:num w:numId="4" w16cid:durableId="2012489388">
     <w:abstractNumId w:val="3"/>
     <w:lvlOverride w:ilvl="0">
       <w:startOverride w:val="1"/>
     </w:lvlOverride>
   </w:num>
-  <w:num w:numId="5" w16cid:durableId="1008213733">
-    <w:abstractNumId w:val="2"/>
+  <w:num w:numId="5" w16cid:durableId="267809814">
+    <w:abstractNumId w:val="1"/>
     <w:lvlOverride w:ilvl="0">
       <w:startOverride w:val="1"/>
     </w:lvlOverride>
@@ -13436,7 +13436,7 @@
     <w:autoRedefine/>
     <w:uiPriority w:val="39"/>
     <w:unhideWhenUsed/>
-    <w:rsid w:val="0097067A"/>
+    <w:rsid w:val="00742D01"/>
     <w:pPr>
       <w:spacing w:after="100"/>
     </w:pPr>
@@ -13448,7 +13448,7 @@
     <w:autoRedefine/>
     <w:uiPriority w:val="39"/>
     <w:unhideWhenUsed/>
-    <w:rsid w:val="0097067A"/>
+    <w:rsid w:val="00742D01"/>
     <w:pPr>
       <w:spacing w:after="100"/>
       <w:ind w:left="210"/>

--- a/docs/manuals/Role_Guide_7_Analyst.docx
+++ b/docs/manuals/Role_Guide_7_Analyst.docx
@@ -469,7 +469,7 @@
                 <w:sz w:val="19"/>
                 <w:szCs w:val="19"/>
               </w:rPr>
-              <w:t>Version 1.10 · 22 September 2026</w:t>
+              <w:t>Version 1.11 · 28 September 2026</w:t>
             </w:r>
           </w:p>
         </w:tc>
@@ -538,7 +538,7 @@
     <w:sdt>
       <w:sdtPr>
         <w:alias w:val="Contents"/>
-        <w:id w:val="-1722896233"/>
+        <w:id w:val="-1191216523"/>
       </w:sdtPr>
       <w:sdtEndPr/>
       <w:sdtContent>
@@ -567,7 +567,7 @@
           <w:r>
             <w:fldChar w:fldCharType="separate"/>
           </w:r>
-          <w:hyperlink w:anchor="_Toc240976232" w:history="1">
+          <w:hyperlink w:anchor="_Toc241491172" w:history="1">
             <w:r>
               <w:rPr>
                 <w:rStyle w:val="Hyperlink"/>
@@ -591,7 +591,7 @@
               <w:rPr>
                 <w:noProof/>
               </w:rPr>
-              <w:instrText xml:space="preserve"> PAGEREF _Toc240976232 \h </w:instrText>
+              <w:instrText xml:space="preserve"> PAGEREF _Toc241491172 \h </w:instrText>
             </w:r>
             <w:r>
               <w:rPr>
@@ -634,7 +634,7 @@
               <w14:ligatures w14:val="standardContextual"/>
             </w:rPr>
           </w:pPr>
-          <w:hyperlink w:anchor="_Toc240976233" w:history="1">
+          <w:hyperlink w:anchor="_Toc241491173" w:history="1">
             <w:r>
               <w:rPr>
                 <w:rStyle w:val="Hyperlink"/>
@@ -658,7 +658,7 @@
               <w:rPr>
                 <w:noProof/>
               </w:rPr>
-              <w:instrText xml:space="preserve"> PAGEREF _Toc240976233 \h </w:instrText>
+              <w:instrText xml:space="preserve"> PAGEREF _Toc241491173 \h </w:instrText>
             </w:r>
             <w:r>
               <w:rPr>
@@ -701,7 +701,7 @@
               <w14:ligatures w14:val="standardContextual"/>
             </w:rPr>
           </w:pPr>
-          <w:hyperlink w:anchor="_Toc240976234" w:history="1">
+          <w:hyperlink w:anchor="_Toc241491174" w:history="1">
             <w:r>
               <w:rPr>
                 <w:rStyle w:val="Hyperlink"/>
@@ -725,7 +725,7 @@
               <w:rPr>
                 <w:noProof/>
               </w:rPr>
-              <w:instrText xml:space="preserve"> PAGEREF _Toc240976234 \h </w:instrText>
+              <w:instrText xml:space="preserve"> PAGEREF _Toc241491174 \h </w:instrText>
             </w:r>
             <w:r>
               <w:rPr>
@@ -768,7 +768,7 @@
               <w14:ligatures w14:val="standardContextual"/>
             </w:rPr>
           </w:pPr>
-          <w:hyperlink w:anchor="_Toc240976235" w:history="1">
+          <w:hyperlink w:anchor="_Toc241491175" w:history="1">
             <w:r>
               <w:rPr>
                 <w:rStyle w:val="Hyperlink"/>
@@ -792,7 +792,7 @@
               <w:rPr>
                 <w:noProof/>
               </w:rPr>
-              <w:instrText xml:space="preserve"> PAGEREF _Toc240976235 \h </w:instrText>
+              <w:instrText xml:space="preserve"> PAGEREF _Toc241491175 \h </w:instrText>
             </w:r>
             <w:r>
               <w:rPr>
@@ -835,7 +835,7 @@
               <w14:ligatures w14:val="standardContextual"/>
             </w:rPr>
           </w:pPr>
-          <w:hyperlink w:anchor="_Toc240976236" w:history="1">
+          <w:hyperlink w:anchor="_Toc241491176" w:history="1">
             <w:r>
               <w:rPr>
                 <w:rStyle w:val="Hyperlink"/>
@@ -859,7 +859,7 @@
               <w:rPr>
                 <w:noProof/>
               </w:rPr>
-              <w:instrText xml:space="preserve"> PAGEREF _Toc240976236 \h </w:instrText>
+              <w:instrText xml:space="preserve"> PAGEREF _Toc241491176 \h </w:instrText>
             </w:r>
             <w:r>
               <w:rPr>
@@ -902,7 +902,7 @@
               <w14:ligatures w14:val="standardContextual"/>
             </w:rPr>
           </w:pPr>
-          <w:hyperlink w:anchor="_Toc240976237" w:history="1">
+          <w:hyperlink w:anchor="_Toc241491177" w:history="1">
             <w:r>
               <w:rPr>
                 <w:rStyle w:val="Hyperlink"/>
@@ -926,7 +926,7 @@
               <w:rPr>
                 <w:noProof/>
               </w:rPr>
-              <w:instrText xml:space="preserve"> PAGEREF _Toc240976237 \h </w:instrText>
+              <w:instrText xml:space="preserve"> PAGEREF _Toc241491177 \h </w:instrText>
             </w:r>
             <w:r>
               <w:rPr>
@@ -969,7 +969,7 @@
               <w14:ligatures w14:val="standardContextual"/>
             </w:rPr>
           </w:pPr>
-          <w:hyperlink w:anchor="_Toc240976238" w:history="1">
+          <w:hyperlink w:anchor="_Toc241491178" w:history="1">
             <w:r>
               <w:rPr>
                 <w:rStyle w:val="Hyperlink"/>
@@ -993,7 +993,7 @@
               <w:rPr>
                 <w:noProof/>
               </w:rPr>
-              <w:instrText xml:space="preserve"> PAGEREF _Toc240976238 \h </w:instrText>
+              <w:instrText xml:space="preserve"> PAGEREF _Toc241491178 \h </w:instrText>
             </w:r>
             <w:r>
               <w:rPr>
@@ -1036,7 +1036,7 @@
               <w14:ligatures w14:val="standardContextual"/>
             </w:rPr>
           </w:pPr>
-          <w:hyperlink w:anchor="_Toc240976239" w:history="1">
+          <w:hyperlink w:anchor="_Toc241491179" w:history="1">
             <w:r>
               <w:rPr>
                 <w:rStyle w:val="Hyperlink"/>
@@ -1060,7 +1060,7 @@
               <w:rPr>
                 <w:noProof/>
               </w:rPr>
-              <w:instrText xml:space="preserve"> PAGEREF _Toc240976239 \h </w:instrText>
+              <w:instrText xml:space="preserve"> PAGEREF _Toc241491179 \h </w:instrText>
             </w:r>
             <w:r>
               <w:rPr>
@@ -1103,7 +1103,7 @@
               <w14:ligatures w14:val="standardContextual"/>
             </w:rPr>
           </w:pPr>
-          <w:hyperlink w:anchor="_Toc240976240" w:history="1">
+          <w:hyperlink w:anchor="_Toc241491180" w:history="1">
             <w:r>
               <w:rPr>
                 <w:rStyle w:val="Hyperlink"/>
@@ -1127,7 +1127,7 @@
               <w:rPr>
                 <w:noProof/>
               </w:rPr>
-              <w:instrText xml:space="preserve"> PAGEREF _Toc240976240 \h </w:instrText>
+              <w:instrText xml:space="preserve"> PAGEREF _Toc241491180 \h </w:instrText>
             </w:r>
             <w:r>
               <w:rPr>
@@ -1170,7 +1170,7 @@
               <w14:ligatures w14:val="standardContextual"/>
             </w:rPr>
           </w:pPr>
-          <w:hyperlink w:anchor="_Toc240976241" w:history="1">
+          <w:hyperlink w:anchor="_Toc241491181" w:history="1">
             <w:r>
               <w:rPr>
                 <w:rStyle w:val="Hyperlink"/>
@@ -1194,7 +1194,7 @@
               <w:rPr>
                 <w:noProof/>
               </w:rPr>
-              <w:instrText xml:space="preserve"> PAGEREF _Toc240976241 \h </w:instrText>
+              <w:instrText xml:space="preserve"> PAGEREF _Toc241491181 \h </w:instrText>
             </w:r>
             <w:r>
               <w:rPr>
@@ -1237,7 +1237,7 @@
               <w14:ligatures w14:val="standardContextual"/>
             </w:rPr>
           </w:pPr>
-          <w:hyperlink w:anchor="_Toc240976242" w:history="1">
+          <w:hyperlink w:anchor="_Toc241491182" w:history="1">
             <w:r>
               <w:rPr>
                 <w:rStyle w:val="Hyperlink"/>
@@ -1261,7 +1261,7 @@
               <w:rPr>
                 <w:noProof/>
               </w:rPr>
-              <w:instrText xml:space="preserve"> PAGEREF _Toc240976242 \h </w:instrText>
+              <w:instrText xml:space="preserve"> PAGEREF _Toc241491182 \h </w:instrText>
             </w:r>
             <w:r>
               <w:rPr>
@@ -1304,7 +1304,7 @@
               <w14:ligatures w14:val="standardContextual"/>
             </w:rPr>
           </w:pPr>
-          <w:hyperlink w:anchor="_Toc240976243" w:history="1">
+          <w:hyperlink w:anchor="_Toc241491183" w:history="1">
             <w:r>
               <w:rPr>
                 <w:rStyle w:val="Hyperlink"/>
@@ -1328,7 +1328,7 @@
               <w:rPr>
                 <w:noProof/>
               </w:rPr>
-              <w:instrText xml:space="preserve"> PAGEREF _Toc240976243 \h </w:instrText>
+              <w:instrText xml:space="preserve"> PAGEREF _Toc241491183 \h </w:instrText>
             </w:r>
             <w:r>
               <w:rPr>
@@ -1371,7 +1371,7 @@
               <w14:ligatures w14:val="standardContextual"/>
             </w:rPr>
           </w:pPr>
-          <w:hyperlink w:anchor="_Toc240976244" w:history="1">
+          <w:hyperlink w:anchor="_Toc241491184" w:history="1">
             <w:r>
               <w:rPr>
                 <w:rStyle w:val="Hyperlink"/>
@@ -1395,7 +1395,7 @@
               <w:rPr>
                 <w:noProof/>
               </w:rPr>
-              <w:instrText xml:space="preserve"> PAGEREF _Toc240976244 \h </w:instrText>
+              <w:instrText xml:space="preserve"> PAGEREF _Toc241491184 \h </w:instrText>
             </w:r>
             <w:r>
               <w:rPr>
@@ -1438,7 +1438,7 @@
               <w14:ligatures w14:val="standardContextual"/>
             </w:rPr>
           </w:pPr>
-          <w:hyperlink w:anchor="_Toc240976245" w:history="1">
+          <w:hyperlink w:anchor="_Toc241491185" w:history="1">
             <w:r>
               <w:rPr>
                 <w:rStyle w:val="Hyperlink"/>
@@ -1462,7 +1462,7 @@
               <w:rPr>
                 <w:noProof/>
               </w:rPr>
-              <w:instrText xml:space="preserve"> PAGEREF _Toc240976245 \h </w:instrText>
+              <w:instrText xml:space="preserve"> PAGEREF _Toc241491185 \h </w:instrText>
             </w:r>
             <w:r>
               <w:rPr>
@@ -1479,7 +1479,7 @@
               <w:rPr>
                 <w:noProof/>
               </w:rPr>
-              <w:t>13</w:t>
+              <w:t>14</w:t>
             </w:r>
             <w:r>
               <w:rPr>
@@ -1505,7 +1505,7 @@
               <w14:ligatures w14:val="standardContextual"/>
             </w:rPr>
           </w:pPr>
-          <w:hyperlink w:anchor="_Toc240976246" w:history="1">
+          <w:hyperlink w:anchor="_Toc241491186" w:history="1">
             <w:r>
               <w:rPr>
                 <w:rStyle w:val="Hyperlink"/>
@@ -1529,7 +1529,7 @@
               <w:rPr>
                 <w:noProof/>
               </w:rPr>
-              <w:instrText xml:space="preserve"> PAGEREF _Toc240976246 \h </w:instrText>
+              <w:instrText xml:space="preserve"> PAGEREF _Toc241491186 \h </w:instrText>
             </w:r>
             <w:r>
               <w:rPr>
@@ -1546,7 +1546,7 @@
               <w:rPr>
                 <w:noProof/>
               </w:rPr>
-              <w:t>14</w:t>
+              <w:t>15</w:t>
             </w:r>
             <w:r>
               <w:rPr>
@@ -1572,7 +1572,7 @@
               <w14:ligatures w14:val="standardContextual"/>
             </w:rPr>
           </w:pPr>
-          <w:hyperlink w:anchor="_Toc240976247" w:history="1">
+          <w:hyperlink w:anchor="_Toc241491187" w:history="1">
             <w:r>
               <w:rPr>
                 <w:rStyle w:val="Hyperlink"/>
@@ -1596,7 +1596,7 @@
               <w:rPr>
                 <w:noProof/>
               </w:rPr>
-              <w:instrText xml:space="preserve"> PAGEREF _Toc240976247 \h </w:instrText>
+              <w:instrText xml:space="preserve"> PAGEREF _Toc241491187 \h </w:instrText>
             </w:r>
             <w:r>
               <w:rPr>
@@ -1613,7 +1613,7 @@
               <w:rPr>
                 <w:noProof/>
               </w:rPr>
-              <w:t>15</w:t>
+              <w:t>16</w:t>
             </w:r>
             <w:r>
               <w:rPr>
@@ -1639,7 +1639,7 @@
               <w14:ligatures w14:val="standardContextual"/>
             </w:rPr>
           </w:pPr>
-          <w:hyperlink w:anchor="_Toc240976248" w:history="1">
+          <w:hyperlink w:anchor="_Toc241491188" w:history="1">
             <w:r>
               <w:rPr>
                 <w:rStyle w:val="Hyperlink"/>
@@ -1663,7 +1663,7 @@
               <w:rPr>
                 <w:noProof/>
               </w:rPr>
-              <w:instrText xml:space="preserve"> PAGEREF _Toc240976248 \h </w:instrText>
+              <w:instrText xml:space="preserve"> PAGEREF _Toc241491188 \h </w:instrText>
             </w:r>
             <w:r>
               <w:rPr>
@@ -1680,7 +1680,7 @@
               <w:rPr>
                 <w:noProof/>
               </w:rPr>
-              <w:t>16</w:t>
+              <w:t>17</w:t>
             </w:r>
             <w:r>
               <w:rPr>
@@ -1706,7 +1706,7 @@
               <w14:ligatures w14:val="standardContextual"/>
             </w:rPr>
           </w:pPr>
-          <w:hyperlink w:anchor="_Toc240976249" w:history="1">
+          <w:hyperlink w:anchor="_Toc241491189" w:history="1">
             <w:r>
               <w:rPr>
                 <w:rStyle w:val="Hyperlink"/>
@@ -1730,7 +1730,7 @@
               <w:rPr>
                 <w:noProof/>
               </w:rPr>
-              <w:instrText xml:space="preserve"> PAGEREF _Toc240976249 \h </w:instrText>
+              <w:instrText xml:space="preserve"> PAGEREF _Toc241491189 \h </w:instrText>
             </w:r>
             <w:r>
               <w:rPr>
@@ -1747,7 +1747,7 @@
               <w:rPr>
                 <w:noProof/>
               </w:rPr>
-              <w:t>16</w:t>
+              <w:t>17</w:t>
             </w:r>
             <w:r>
               <w:rPr>
@@ -1773,7 +1773,7 @@
               <w14:ligatures w14:val="standardContextual"/>
             </w:rPr>
           </w:pPr>
-          <w:hyperlink w:anchor="_Toc240976250" w:history="1">
+          <w:hyperlink w:anchor="_Toc241491190" w:history="1">
             <w:r>
               <w:rPr>
                 <w:rStyle w:val="Hyperlink"/>
@@ -1797,7 +1797,7 @@
               <w:rPr>
                 <w:noProof/>
               </w:rPr>
-              <w:instrText xml:space="preserve"> PAGEREF _Toc240976250 \h </w:instrText>
+              <w:instrText xml:space="preserve"> PAGEREF _Toc241491190 \h </w:instrText>
             </w:r>
             <w:r>
               <w:rPr>
@@ -1814,7 +1814,7 @@
               <w:rPr>
                 <w:noProof/>
               </w:rPr>
-              <w:t>16</w:t>
+              <w:t>17</w:t>
             </w:r>
             <w:r>
               <w:rPr>
@@ -1840,7 +1840,7 @@
               <w14:ligatures w14:val="standardContextual"/>
             </w:rPr>
           </w:pPr>
-          <w:hyperlink w:anchor="_Toc240976251" w:history="1">
+          <w:hyperlink w:anchor="_Toc241491191" w:history="1">
             <w:r>
               <w:rPr>
                 <w:rStyle w:val="Hyperlink"/>
@@ -1864,7 +1864,7 @@
               <w:rPr>
                 <w:noProof/>
               </w:rPr>
-              <w:instrText xml:space="preserve"> PAGEREF _Toc240976251 \h </w:instrText>
+              <w:instrText xml:space="preserve"> PAGEREF _Toc241491191 \h </w:instrText>
             </w:r>
             <w:r>
               <w:rPr>
@@ -1881,7 +1881,7 @@
               <w:rPr>
                 <w:noProof/>
               </w:rPr>
-              <w:t>17</w:t>
+              <w:t>18</w:t>
             </w:r>
             <w:r>
               <w:rPr>
@@ -1907,7 +1907,7 @@
               <w14:ligatures w14:val="standardContextual"/>
             </w:rPr>
           </w:pPr>
-          <w:hyperlink w:anchor="_Toc240976252" w:history="1">
+          <w:hyperlink w:anchor="_Toc241491192" w:history="1">
             <w:r>
               <w:rPr>
                 <w:rStyle w:val="Hyperlink"/>
@@ -1931,7 +1931,7 @@
               <w:rPr>
                 <w:noProof/>
               </w:rPr>
-              <w:instrText xml:space="preserve"> PAGEREF _Toc240976252 \h </w:instrText>
+              <w:instrText xml:space="preserve"> PAGEREF _Toc241491192 \h </w:instrText>
             </w:r>
             <w:r>
               <w:rPr>
@@ -1948,7 +1948,7 @@
               <w:rPr>
                 <w:noProof/>
               </w:rPr>
-              <w:t>17</w:t>
+              <w:t>18</w:t>
             </w:r>
             <w:r>
               <w:rPr>
@@ -1974,7 +1974,7 @@
               <w14:ligatures w14:val="standardContextual"/>
             </w:rPr>
           </w:pPr>
-          <w:hyperlink w:anchor="_Toc240976253" w:history="1">
+          <w:hyperlink w:anchor="_Toc241491193" w:history="1">
             <w:r>
               <w:rPr>
                 <w:rStyle w:val="Hyperlink"/>
@@ -1998,7 +1998,7 @@
               <w:rPr>
                 <w:noProof/>
               </w:rPr>
-              <w:instrText xml:space="preserve"> PAGEREF _Toc240976253 \h </w:instrText>
+              <w:instrText xml:space="preserve"> PAGEREF _Toc241491193 \h </w:instrText>
             </w:r>
             <w:r>
               <w:rPr>
@@ -2015,7 +2015,7 @@
               <w:rPr>
                 <w:noProof/>
               </w:rPr>
-              <w:t>18</w:t>
+              <w:t>19</w:t>
             </w:r>
             <w:r>
               <w:rPr>
@@ -2041,7 +2041,7 @@
               <w14:ligatures w14:val="standardContextual"/>
             </w:rPr>
           </w:pPr>
-          <w:hyperlink w:anchor="_Toc240976254" w:history="1">
+          <w:hyperlink w:anchor="_Toc241491194" w:history="1">
             <w:r>
               <w:rPr>
                 <w:rStyle w:val="Hyperlink"/>
@@ -2065,7 +2065,7 @@
               <w:rPr>
                 <w:noProof/>
               </w:rPr>
-              <w:instrText xml:space="preserve"> PAGEREF _Toc240976254 \h </w:instrText>
+              <w:instrText xml:space="preserve"> PAGEREF _Toc241491194 \h </w:instrText>
             </w:r>
             <w:r>
               <w:rPr>
@@ -2082,7 +2082,7 @@
               <w:rPr>
                 <w:noProof/>
               </w:rPr>
-              <w:t>18</w:t>
+              <w:t>19</w:t>
             </w:r>
             <w:r>
               <w:rPr>
@@ -2108,7 +2108,7 @@
               <w14:ligatures w14:val="standardContextual"/>
             </w:rPr>
           </w:pPr>
-          <w:hyperlink w:anchor="_Toc240976255" w:history="1">
+          <w:hyperlink w:anchor="_Toc241491195" w:history="1">
             <w:r>
               <w:rPr>
                 <w:rStyle w:val="Hyperlink"/>
@@ -2132,7 +2132,7 @@
               <w:rPr>
                 <w:noProof/>
               </w:rPr>
-              <w:instrText xml:space="preserve"> PAGEREF _Toc240976255 \h </w:instrText>
+              <w:instrText xml:space="preserve"> PAGEREF _Toc241491195 \h </w:instrText>
             </w:r>
             <w:r>
               <w:rPr>
@@ -2149,7 +2149,7 @@
               <w:rPr>
                 <w:noProof/>
               </w:rPr>
-              <w:t>19</w:t>
+              <w:t>20</w:t>
             </w:r>
             <w:r>
               <w:rPr>
@@ -2175,7 +2175,7 @@
               <w14:ligatures w14:val="standardContextual"/>
             </w:rPr>
           </w:pPr>
-          <w:hyperlink w:anchor="_Toc240976256" w:history="1">
+          <w:hyperlink w:anchor="_Toc241491196" w:history="1">
             <w:r>
               <w:rPr>
                 <w:rStyle w:val="Hyperlink"/>
@@ -2199,7 +2199,7 @@
               <w:rPr>
                 <w:noProof/>
               </w:rPr>
-              <w:instrText xml:space="preserve"> PAGEREF _Toc240976256 \h </w:instrText>
+              <w:instrText xml:space="preserve"> PAGEREF _Toc241491196 \h </w:instrText>
             </w:r>
             <w:r>
               <w:rPr>
@@ -2216,7 +2216,7 @@
               <w:rPr>
                 <w:noProof/>
               </w:rPr>
-              <w:t>19</w:t>
+              <w:t>20</w:t>
             </w:r>
             <w:r>
               <w:rPr>
@@ -2242,7 +2242,7 @@
               <w14:ligatures w14:val="standardContextual"/>
             </w:rPr>
           </w:pPr>
-          <w:hyperlink w:anchor="_Toc240976257" w:history="1">
+          <w:hyperlink w:anchor="_Toc241491197" w:history="1">
             <w:r>
               <w:rPr>
                 <w:rStyle w:val="Hyperlink"/>
@@ -2266,7 +2266,7 @@
               <w:rPr>
                 <w:noProof/>
               </w:rPr>
-              <w:instrText xml:space="preserve"> PAGEREF _Toc240976257 \h </w:instrText>
+              <w:instrText xml:space="preserve"> PAGEREF _Toc241491197 \h </w:instrText>
             </w:r>
             <w:r>
               <w:rPr>
@@ -2283,7 +2283,7 @@
               <w:rPr>
                 <w:noProof/>
               </w:rPr>
-              <w:t>19</w:t>
+              <w:t>20</w:t>
             </w:r>
             <w:r>
               <w:rPr>
@@ -2309,7 +2309,7 @@
               <w14:ligatures w14:val="standardContextual"/>
             </w:rPr>
           </w:pPr>
-          <w:hyperlink w:anchor="_Toc240976258" w:history="1">
+          <w:hyperlink w:anchor="_Toc241491198" w:history="1">
             <w:r>
               <w:rPr>
                 <w:rStyle w:val="Hyperlink"/>
@@ -2333,7 +2333,7 @@
               <w:rPr>
                 <w:noProof/>
               </w:rPr>
-              <w:instrText xml:space="preserve"> PAGEREF _Toc240976258 \h </w:instrText>
+              <w:instrText xml:space="preserve"> PAGEREF _Toc241491198 \h </w:instrText>
             </w:r>
             <w:r>
               <w:rPr>
@@ -2350,7 +2350,7 @@
               <w:rPr>
                 <w:noProof/>
               </w:rPr>
-              <w:t>20</w:t>
+              <w:t>21</w:t>
             </w:r>
             <w:r>
               <w:rPr>
@@ -2372,7 +2372,7 @@
         <w:pStyle w:val="Heading1"/>
         <w:pageBreakBefore/>
       </w:pPr>
-      <w:bookmarkStart w:id="0" w:name="_Toc240976232"/>
+      <w:bookmarkStart w:id="0" w:name="_Toc241491172"/>
       <w:r>
         <w:lastRenderedPageBreak/>
         <w:t>1. Your role at a glance</w:t>
@@ -2553,7 +2553,7 @@
         <w:pStyle w:val="Heading1"/>
         <w:pageBreakBefore/>
       </w:pPr>
-      <w:bookmarkStart w:id="1" w:name="_Toc240976233"/>
+      <w:bookmarkStart w:id="1" w:name="_Toc241491173"/>
       <w:r>
         <w:lastRenderedPageBreak/>
         <w:t>2. Signing in and your screens</w:t>
@@ -2564,7 +2564,7 @@
       <w:pPr>
         <w:pStyle w:val="Heading2"/>
       </w:pPr>
-      <w:bookmarkStart w:id="2" w:name="_Toc240976234"/>
+      <w:bookmarkStart w:id="2" w:name="_Toc241491174"/>
       <w:r>
         <w:t>Signing in</w:t>
       </w:r>
@@ -2647,7 +2647,7 @@
           <w:noProof/>
         </w:rPr>
         <w:drawing>
-          <wp:inline distT="0" distB="0" distL="0" distR="0" wp14:anchorId="44FE5630" wp14:editId="6C3D4F45">
+          <wp:inline distT="0" distB="0" distL="0" distR="0" wp14:anchorId="293433F7" wp14:editId="52BA506A">
             <wp:extent cx="5334000" cy="2333625"/>
             <wp:effectExtent l="0" t="0" r="0" b="0"/>
             <wp:docPr id="1" name="adm_login.jpg" descr="The sign-in screen for all internal staff." title="The sign-in screen for all internal staff."/>
@@ -2814,7 +2814,7 @@
       <w:pPr>
         <w:pStyle w:val="Heading2"/>
       </w:pPr>
-      <w:bookmarkStart w:id="3" w:name="_Toc240976235"/>
+      <w:bookmarkStart w:id="3" w:name="_Toc241491175"/>
       <w:r>
         <w:t>Finding your way around</w:t>
       </w:r>
@@ -2999,7 +2999,7 @@
         </w:rPr>
         <w:lastRenderedPageBreak/>
         <w:drawing>
-          <wp:inline distT="0" distB="0" distL="0" distR="0" wp14:anchorId="0716F01F" wp14:editId="16069807">
+          <wp:inline distT="0" distB="0" distL="0" distR="0" wp14:anchorId="50ABC980" wp14:editId="695E08EB">
             <wp:extent cx="5715000" cy="1876425"/>
             <wp:effectExtent l="0" t="0" r="0" b="0"/>
             <wp:docPr id="2" name="adm_not_your_role.jpg" descr="Opening a screen outside your role (for example from an old bookmark) shows this card instead of the screen." title="Opening a screen outside your role (for example from an old bookmark) shows this card instead of the screen."/>
@@ -3068,7 +3068,7 @@
       <w:pPr>
         <w:pStyle w:val="Heading2"/>
       </w:pPr>
-      <w:bookmarkStart w:id="4" w:name="_Toc240976236"/>
+      <w:bookmarkStart w:id="4" w:name="_Toc241491176"/>
       <w:r>
         <w:t>Your screens</w:t>
       </w:r>
@@ -3402,7 +3402,7 @@
       <w:pPr>
         <w:pStyle w:val="Heading2"/>
       </w:pPr>
-      <w:bookmarkStart w:id="5" w:name="_Toc240976237"/>
+      <w:bookmarkStart w:id="5" w:name="_Toc241491177"/>
       <w:r>
         <w:t>Changing your password</w:t>
       </w:r>
@@ -3485,7 +3485,7 @@
           <w:noProof/>
         </w:rPr>
         <w:drawing>
-          <wp:inline distT="0" distB="0" distL="0" distR="0" wp14:anchorId="1602F1F4" wp14:editId="0A08D3F8">
+          <wp:inline distT="0" distB="0" distL="0" distR="0" wp14:anchorId="5788FBE8" wp14:editId="3D34D9A2">
             <wp:extent cx="5334000" cy="2171700"/>
             <wp:effectExtent l="0" t="0" r="0" b="0"/>
             <wp:docPr id="3" name="adm_account.jpg" descr="Change Password screen." title="Change Password screen."/>
@@ -3573,7 +3573,7 @@
         <w:pStyle w:val="Heading1"/>
         <w:pageBreakBefore/>
       </w:pPr>
-      <w:bookmarkStart w:id="6" w:name="_Toc240976238"/>
+      <w:bookmarkStart w:id="6" w:name="_Toc241491178"/>
       <w:r>
         <w:lastRenderedPageBreak/>
         <w:t>3. Your routine</w:t>
@@ -3858,7 +3858,7 @@
         <w:pStyle w:val="Heading1"/>
         <w:pageBreakBefore/>
       </w:pPr>
-      <w:bookmarkStart w:id="7" w:name="_Toc240976239"/>
+      <w:bookmarkStart w:id="7" w:name="_Toc241491179"/>
       <w:r>
         <w:lastRenderedPageBreak/>
         <w:t>4. Step-by-step tasks</w:t>
@@ -3869,7 +3869,7 @@
       <w:pPr>
         <w:pStyle w:val="Heading2"/>
       </w:pPr>
-      <w:bookmarkStart w:id="8" w:name="_Toc240976240"/>
+      <w:bookmarkStart w:id="8" w:name="_Toc241491180"/>
       <w:r>
         <w:t>4.1 Your start screen</w:t>
       </w:r>
@@ -3886,7 +3886,7 @@
           <w:noProof/>
         </w:rPr>
         <w:drawing>
-          <wp:inline distT="0" distB="0" distL="0" distR="0" wp14:anchorId="0FB878A9" wp14:editId="32F99B46">
+          <wp:inline distT="0" distB="0" distL="0" distR="0" wp14:anchorId="2F8DFA56" wp14:editId="74C990F4">
             <wp:extent cx="5715000" cy="3571875"/>
             <wp:effectExtent l="0" t="0" r="0" b="0"/>
             <wp:docPr id="4" name="an_dashboard.jpg" descr="Executive Dashboard as seen by the Analyst." title="Executive Dashboard as seen by the Analyst."/>
@@ -3955,7 +3955,7 @@
       <w:pPr>
         <w:pStyle w:val="Heading2"/>
       </w:pPr>
-      <w:bookmarkStart w:id="9" w:name="_Toc240976241"/>
+      <w:bookmarkStart w:id="9" w:name="_Toc241491181"/>
       <w:r>
         <w:t>4.2 Reading the dashboards</w:t>
       </w:r>
@@ -3981,7 +3981,7 @@
         </w:rPr>
         <w:lastRenderedPageBreak/>
         <w:drawing>
-          <wp:inline distT="0" distB="0" distL="0" distR="0" wp14:anchorId="2CC6A8E5" wp14:editId="5C4A1236">
+          <wp:inline distT="0" distB="0" distL="0" distR="0" wp14:anchorId="73CAC711" wp14:editId="4543BCB4">
             <wp:extent cx="5715000" cy="3571875"/>
             <wp:effectExtent l="0" t="0" r="0" b="0"/>
             <wp:docPr id="5" name="adm_exec_dashboard.jpg" descr="Executive Dashboard: completions against the 400 / 60 / 50–75 targets, days to data lock, spend, and the lowest-filled strata." title="Executive Dashboard: completions against the 400 / 60 / 50–75 targets, days to data lock, spend, and the lowest-filled strata."/>
@@ -4646,7 +4646,7 @@
       <w:pPr>
         <w:pStyle w:val="Heading2"/>
       </w:pPr>
-      <w:bookmarkStart w:id="10" w:name="_Toc240976242"/>
+      <w:bookmarkStart w:id="10" w:name="_Toc241491182"/>
       <w:r>
         <w:t>4.3 Using Reports (analytics and charts)</w:t>
       </w:r>
@@ -4687,7 +4687,7 @@
         </w:rPr>
         <w:lastRenderedPageBreak/>
         <w:drawing>
-          <wp:inline distT="0" distB="0" distL="0" distR="0" wp14:anchorId="20A9843A" wp14:editId="22425A0C">
+          <wp:inline distT="0" distB="0" distL="0" distR="0" wp14:anchorId="52AB2406" wp14:editId="0A91E3D5">
             <wp:extent cx="5334000" cy="3333750"/>
             <wp:effectExtent l="0" t="0" r="0" b="0"/>
             <wp:docPr id="6" name="adm_reports_top.jpg" descr="Reports: headline figures for the chosen period." title="Reports: headline figures for the chosen period."/>
@@ -4829,7 +4829,7 @@
           <w:noProof/>
         </w:rPr>
         <w:drawing>
-          <wp:inline distT="0" distB="0" distL="0" distR="0" wp14:anchorId="668541F1" wp14:editId="213FB49C">
+          <wp:inline distT="0" distB="0" distL="0" distR="0" wp14:anchorId="19DE1A34" wp14:editId="789FFCBA">
             <wp:extent cx="5334000" cy="3409950"/>
             <wp:effectExtent l="0" t="0" r="0" b="0"/>
             <wp:docPr id="7" name="adm_reports_funnel.jpg" descr="Case funnel: each case counted once at every stage it has reached." title="Case funnel: each case counted once at every stage it has reached."/>
@@ -4929,7 +4929,7 @@
         </w:rPr>
         <w:lastRenderedPageBreak/>
         <w:drawing>
-          <wp:inline distT="0" distB="0" distL="0" distR="0" wp14:anchorId="24009A64" wp14:editId="462FC060">
+          <wp:inline distT="0" distB="0" distL="0" distR="0" wp14:anchorId="2CAF627C" wp14:editId="5F61ECB6">
             <wp:extent cx="5334000" cy="3248025"/>
             <wp:effectExtent l="0" t="0" r="0" b="0"/>
             <wp:docPr id="8" name="adm_reports_funnel_table.jpg" descr="The same chart as a table." title="The same chart as a table."/>
@@ -5028,7 +5028,7 @@
           <w:noProof/>
         </w:rPr>
         <w:drawing>
-          <wp:inline distT="0" distB="0" distL="0" distR="0" wp14:anchorId="30F3F8BE" wp14:editId="1A9A7102">
+          <wp:inline distT="0" distB="0" distL="0" distR="0" wp14:anchorId="4AC2EEC3" wp14:editId="334E9737">
             <wp:extent cx="5334000" cy="2628900"/>
             <wp:effectExtent l="0" t="0" r="0" b="0"/>
             <wp:docPr id="9" name="adm_reports_coverage.jpg" descr="Coverage by group." title="Coverage by group."/>
@@ -5128,7 +5128,7 @@
         </w:rPr>
         <w:lastRenderedPageBreak/>
         <w:drawing>
-          <wp:inline distT="0" distB="0" distL="0" distR="0" wp14:anchorId="31EE275A" wp14:editId="1868886E">
+          <wp:inline distT="0" distB="0" distL="0" distR="0" wp14:anchorId="690BF3CB" wp14:editId="0A949249">
             <wp:extent cx="5334000" cy="2600325"/>
             <wp:effectExtent l="0" t="0" r="0" b="0"/>
             <wp:docPr id="10" name="adm_reports_modes.jpg" descr="Administration modes." title="Administration modes."/>
@@ -5237,7 +5237,7 @@
           <w:noProof/>
         </w:rPr>
         <w:drawing>
-          <wp:inline distT="0" distB="0" distL="0" distR="0" wp14:anchorId="7D46AA8A" wp14:editId="1B097462">
+          <wp:inline distT="0" distB="0" distL="0" distR="0" wp14:anchorId="00BC9E57" wp14:editId="5F131C56">
             <wp:extent cx="5334000" cy="2905125"/>
             <wp:effectExtent l="0" t="0" r="0" b="0"/>
             <wp:docPr id="11" name="adm_reports_duration.jpg" descr="Completion-time distribution." title="Completion-time distribution."/>
@@ -5319,7 +5319,7 @@
       <w:pPr>
         <w:pStyle w:val="Heading2"/>
       </w:pPr>
-      <w:bookmarkStart w:id="11" w:name="_Toc240976243"/>
+      <w:bookmarkStart w:id="11" w:name="_Toc241491183"/>
       <w:r>
         <w:lastRenderedPageBreak/>
         <w:t>4.4 Downloading data</w:t>
@@ -5337,7 +5337,7 @@
           <w:noProof/>
         </w:rPr>
         <w:drawing>
-          <wp:inline distT="0" distB="0" distL="0" distR="0" wp14:anchorId="54C29E01" wp14:editId="4934745D">
+          <wp:inline distT="0" distB="0" distL="0" distR="0" wp14:anchorId="7B32F9F0" wp14:editId="6DAB6AAA">
             <wp:extent cx="5715000" cy="1876425"/>
             <wp:effectExtent l="0" t="0" r="0" b="0"/>
             <wp:docPr id="12" name="an_export.jpg" descr="Data Export." title="Data Export."/>
@@ -5842,6 +5842,93 @@
           </w:p>
         </w:tc>
       </w:tr>
+      <w:tr>
+        <w:tblPrEx>
+          <w:tblCellMar>
+            <w:top w:w="0" w:type="dxa"/>
+            <w:bottom w:w="0" w:type="dxa"/>
+          </w:tblCellMar>
+        </w:tblPrEx>
+        <w:trPr>
+          <w:cantSplit/>
+        </w:trPr>
+        <w:tc>
+          <w:tcPr>
+            <w:tcW w:w="2541" w:type="dxa"/>
+            <w:tcMar>
+              <w:top w:w="70" w:type="dxa"/>
+              <w:left w:w="110" w:type="dxa"/>
+              <w:bottom w:w="70" w:type="dxa"/>
+              <w:right w:w="110" w:type="dxa"/>
+            </w:tcMar>
+          </w:tcPr>
+          <w:p>
+            <w:pPr>
+              <w:spacing w:after="40"/>
+            </w:pPr>
+            <w:r>
+              <w:rPr>
+                <w:sz w:val="19"/>
+                <w:szCs w:val="19"/>
+              </w:rPr>
+              <w:t>Analysis packs: SmartPLS 4 and ATLAS.ti</w:t>
+            </w:r>
+          </w:p>
+        </w:tc>
+        <w:tc>
+          <w:tcPr>
+            <w:tcW w:w="4988" w:type="dxa"/>
+            <w:tcMar>
+              <w:top w:w="70" w:type="dxa"/>
+              <w:left w:w="110" w:type="dxa"/>
+              <w:bottom w:w="70" w:type="dxa"/>
+              <w:right w:w="110" w:type="dxa"/>
+            </w:tcMar>
+          </w:tcPr>
+          <w:p>
+            <w:pPr>
+              <w:spacing w:after="40"/>
+            </w:pPr>
+            <w:r>
+              <w:rPr>
+                <w:sz w:val="19"/>
+                <w:szCs w:val="19"/>
+              </w:rPr>
+              <w:t>Three ZIP downloads that open directly in your analysis software. SmartPLS pack: the questionnaire as one numeric row per respondent who passed QA, with a data dictionary and a missing-value code of -99. ATLAS.ti interviews pack: one Word document per key informant interview plus an attribute sheet. ATLAS.ti documents pack: the uploaded source files named by document ID plus an attribute sheet. Each has a README that says how to import it. No names, organisation, job title or contact details; anyone who wit</w:t>
+            </w:r>
+            <w:r>
+              <w:rPr>
+                <w:sz w:val="19"/>
+                <w:szCs w:val="19"/>
+              </w:rPr>
+              <w:t>hdrew consent is left out.</w:t>
+            </w:r>
+          </w:p>
+        </w:tc>
+        <w:tc>
+          <w:tcPr>
+            <w:tcW w:w="1883" w:type="dxa"/>
+            <w:tcMar>
+              <w:top w:w="70" w:type="dxa"/>
+              <w:left w:w="110" w:type="dxa"/>
+              <w:bottom w:w="70" w:type="dxa"/>
+              <w:right w:w="110" w:type="dxa"/>
+            </w:tcMar>
+          </w:tcPr>
+          <w:p>
+            <w:pPr>
+              <w:spacing w:after="40"/>
+            </w:pPr>
+            <w:r>
+              <w:rPr>
+                <w:sz w:val="19"/>
+                <w:szCs w:val="19"/>
+              </w:rPr>
+              <w:t>PI only</w:t>
+            </w:r>
+          </w:p>
+        </w:tc>
+      </w:tr>
     </w:tbl>
     <w:p>
       <w:pPr>
@@ -5852,7 +5939,7 @@
       <w:pPr>
         <w:pStyle w:val="Heading2"/>
       </w:pPr>
-      <w:bookmarkStart w:id="12" w:name="_Toc240976244"/>
+      <w:bookmarkStart w:id="12" w:name="_Toc241491184"/>
       <w:r>
         <w:t>4.5 Working with the analysis export</w:t>
       </w:r>
@@ -5984,6 +6071,7 @@
         <w:spacing w:after="60" w:line="276" w:lineRule="auto"/>
       </w:pPr>
       <w:r>
+        <w:lastRenderedPageBreak/>
         <w:t>Store exports only on encrypted, access-controlled storage and delete working copies when no longer needed.</w:t>
       </w:r>
     </w:p>
@@ -5997,7 +6085,7 @@
         <w:pStyle w:val="Heading1"/>
         <w:pageBreakBefore/>
       </w:pPr>
-      <w:bookmarkStart w:id="13" w:name="_Toc240976245"/>
+      <w:bookmarkStart w:id="13" w:name="_Toc241491185"/>
       <w:r>
         <w:lastRenderedPageBreak/>
         <w:t>5. Rules you must follow</w:t>
@@ -6135,7 +6223,7 @@
         <w:pStyle w:val="Heading1"/>
         <w:pageBreakBefore/>
       </w:pPr>
-      <w:bookmarkStart w:id="14" w:name="_Toc240976246"/>
+      <w:bookmarkStart w:id="14" w:name="_Toc241491186"/>
       <w:r>
         <w:lastRenderedPageBreak/>
         <w:t>6. Troubleshooting</w:t>
@@ -6414,14 +6502,7 @@
                 <w:sz w:val="19"/>
                 <w:szCs w:val="19"/>
               </w:rPr>
-              <w:t>Select Go to my start screen</w:t>
-            </w:r>
-            <w:r>
-              <w:rPr>
-                <w:sz w:val="19"/>
-                <w:szCs w:val="19"/>
-              </w:rPr>
-              <w:t>. If you need that screen, ask the PI about your role.</w:t>
+              <w:t>Select Go to my start screen. If you need that screen, ask the PI about your role.</w:t>
             </w:r>
           </w:p>
         </w:tc>
@@ -7089,7 +7170,7 @@
         <w:pStyle w:val="Heading1"/>
         <w:pageBreakBefore/>
       </w:pPr>
-      <w:bookmarkStart w:id="15" w:name="_Toc240976247"/>
+      <w:bookmarkStart w:id="15" w:name="_Toc241491187"/>
       <w:r>
         <w:lastRenderedPageBreak/>
         <w:t>7. Quick reference</w:t>
@@ -7368,7 +7449,7 @@
         <w:pStyle w:val="Heading1"/>
         <w:pageBreakBefore/>
       </w:pPr>
-      <w:bookmarkStart w:id="16" w:name="_Toc240976248"/>
+      <w:bookmarkStart w:id="16" w:name="_Toc241491188"/>
       <w:r>
         <w:lastRenderedPageBreak/>
         <w:t>8. Every screen and button for your role</w:t>
@@ -7531,7 +7612,7 @@
       <w:pPr>
         <w:pStyle w:val="Heading2"/>
       </w:pPr>
-      <w:bookmarkStart w:id="17" w:name="_Toc240976249"/>
+      <w:bookmarkStart w:id="17" w:name="_Toc241491189"/>
       <w:r>
         <w:t>8.1 Sign in</w:t>
       </w:r>
@@ -8044,7 +8125,7 @@
       <w:pPr>
         <w:pStyle w:val="Heading2"/>
       </w:pPr>
-      <w:bookmarkStart w:id="18" w:name="_Toc240976250"/>
+      <w:bookmarkStart w:id="18" w:name="_Toc241491190"/>
       <w:r>
         <w:t>8.2 The header and menu bar (every screen)</w:t>
       </w:r>
@@ -8768,7 +8849,7 @@
       <w:pPr>
         <w:pStyle w:val="Heading2"/>
       </w:pPr>
-      <w:bookmarkStart w:id="19" w:name="_Toc240976251"/>
+      <w:bookmarkStart w:id="19" w:name="_Toc241491191"/>
       <w:r>
         <w:t>8.3 Change Password</w:t>
       </w:r>
@@ -9388,7 +9469,7 @@
       <w:pPr>
         <w:pStyle w:val="Heading2"/>
       </w:pPr>
-      <w:bookmarkStart w:id="20" w:name="_Toc240976252"/>
+      <w:bookmarkStart w:id="20" w:name="_Toc241491192"/>
       <w:r>
         <w:t>8.4 Executive Dashboard</w:t>
       </w:r>
@@ -9902,7 +9983,7 @@
       <w:pPr>
         <w:pStyle w:val="Heading2"/>
       </w:pPr>
-      <w:bookmarkStart w:id="21" w:name="_Toc240976253"/>
+      <w:bookmarkStart w:id="21" w:name="_Toc241491193"/>
       <w:r>
         <w:t>8.5 Sampling Dashboard</w:t>
       </w:r>
@@ -10415,7 +10496,7 @@
       <w:pPr>
         <w:pStyle w:val="Heading2"/>
       </w:pPr>
-      <w:bookmarkStart w:id="22" w:name="_Toc240976254"/>
+      <w:bookmarkStart w:id="22" w:name="_Toc241491194"/>
       <w:r>
         <w:t>8.6 Contact Dashboard</w:t>
       </w:r>
@@ -10718,7 +10799,7 @@
       <w:pPr>
         <w:pStyle w:val="Heading2"/>
       </w:pPr>
-      <w:bookmarkStart w:id="23" w:name="_Toc240976255"/>
+      <w:bookmarkStart w:id="23" w:name="_Toc241491195"/>
       <w:r>
         <w:lastRenderedPageBreak/>
         <w:t>8.7 KII / Document Dashboard</w:t>
@@ -11129,7 +11210,7 @@
       <w:pPr>
         <w:pStyle w:val="Heading2"/>
       </w:pPr>
-      <w:bookmarkStart w:id="24" w:name="_Toc240976256"/>
+      <w:bookmarkStart w:id="24" w:name="_Toc241491196"/>
       <w:r>
         <w:t>8.8 Reports</w:t>
       </w:r>
@@ -11642,7 +11723,7 @@
       <w:pPr>
         <w:pStyle w:val="Heading2"/>
       </w:pPr>
-      <w:bookmarkStart w:id="25" w:name="_Toc240976257"/>
+      <w:bookmarkStart w:id="25" w:name="_Toc241491197"/>
       <w:r>
         <w:t>8.9 Cost Dashboard</w:t>
       </w:r>
@@ -11945,7 +12026,7 @@
       <w:pPr>
         <w:pStyle w:val="Heading2"/>
       </w:pPr>
-      <w:bookmarkStart w:id="26" w:name="_Toc240976258"/>
+      <w:bookmarkStart w:id="26" w:name="_Toc241491198"/>
       <w:r>
         <w:lastRenderedPageBreak/>
         <w:t>8.10 Export</w:t>
@@ -12293,7 +12374,7 @@
         <w:sz w:val="16"/>
         <w:szCs w:val="16"/>
       </w:rPr>
-      <w:t>Version 1.10 · 22 September 2026</w:t>
+      <w:t>Version 1.11 · 28 September 2026</w:t>
     </w:r>
     <w:r>
       <w:rPr>
@@ -12466,68 +12547,213 @@
 <file path=word/numbering.xml><?xml version="1.0" encoding="utf-8"?>
 <w:numbering xmlns:wpc="http://schemas.microsoft.com/office/word/2010/wordprocessingCanvas" xmlns:cx="http://schemas.microsoft.com/office/drawing/2014/chartex" xmlns:cx1="http://schemas.microsoft.com/office/drawing/2015/9/8/chartex" xmlns:cx2="http://schemas.microsoft.com/office/drawing/2015/10/21/chartex" xmlns:cx3="http://schemas.microsoft.com/office/drawing/2016/5/9/chartex" xmlns:cx4="http://schemas.microsoft.com/office/drawing/2016/5/10/chartex" xmlns:cx5="http://schemas.microsoft.com/office/drawing/2016/5/11/chartex" xmlns:cx6="http://schemas.microsoft.com/office/drawing/2016/5/12/chartex" xmlns:cx7="http://schemas.microsoft.com/office/drawing/2016/5/13/chartex" xmlns:cx8="http://schemas.microsoft.com/office/drawing/2016/5/14/chartex" xmlns:mc="http://schemas.openxmlformats.org/markup-compatibility/2006" xmlns:aink="http://schemas.microsoft.com/office/drawing/2016/ink" xmlns:am3d="http://schemas.microsoft.com/office/drawing/2017/model3d" xmlns:o="urn:schemas-microsoft-com:office:office" xmlns:oel="http://schemas.microsoft.com/office/2019/extlst" xmlns:r="http://schemas.openxmlformats.org/officeDocument/2006/relationships" xmlns:m="http://schemas.openxmlformats.org/officeDocument/2006/math" xmlns:v="urn:schemas-microsoft-com:vml" xmlns:wp14="http://schemas.microsoft.com/office/word/2010/wordprocessingDrawing" xmlns:wp="http://schemas.openxmlformats.org/drawingml/2006/wordprocessingDrawing" xmlns:w10="urn:schemas-microsoft-com:office:word" xmlns:w="http://schemas.openxmlformats.org/wordprocessingml/2006/main" xmlns:w14="http://schemas.microsoft.com/office/word/2010/wordml" xmlns:w15="http://schemas.microsoft.com/office/word/2012/wordml" xmlns:w16cex="http://schemas.microsoft.com/office/word/2018/wordml/cex" xmlns:w16cid="http://schemas.microsoft.com/office/word/2016/wordml/cid" xmlns:w16="http://schemas.microsoft.com/office/word/2018/wordml" xmlns:w16sdtdh="http://schemas.microsoft.com/office/word/2020/wordml/sdtdatahash" xmlns:w16se="http://schemas.microsoft.com/office/word/2015/wordml/symex" xmlns:wpg="http://schemas.microsoft.com/office/word/2010/wordprocessingGroup" xmlns:wpi="http://schemas.microsoft.com/office/word/2010/wordprocessingInk" xmlns:wne="http://schemas.microsoft.com/office/word/2006/wordml" xmlns:wps="http://schemas.microsoft.com/office/word/2010/wordprocessingShape" mc:Ignorable="w14 w15 w16se w16cid w16 w16cex w16sdtdh wp14">
   <w:abstractNum w:abstractNumId="0" w15:restartNumberingAfterBreak="0">
-    <w:nsid w:val="10553D9F"/>
+    <w:nsid w:val="32D725A6"/>
     <w:multiLevelType w:val="hybridMultilevel"/>
-    <w:tmpl w:val="8408AAA4"/>
-    <w:lvl w:ilvl="0" w:tplc="05828E5A">
+    <w:tmpl w:val="0F5A6FEA"/>
+    <w:lvl w:ilvl="0" w:tplc="F6E072D6">
       <w:start w:val="1"/>
-      <w:numFmt w:val="bullet"/>
-      <w:lvlText w:val="•"/>
+      <w:numFmt w:val="decimal"/>
+      <w:lvlText w:val="%1."/>
       <w:lvlJc w:val="left"/>
       <w:pPr>
-        <w:ind w:left="460" w:hanging="280"/>
-      </w:pPr>
+        <w:ind w:left="460" w:hanging="360"/>
+      </w:pPr>
+      <w:rPr>
+        <w:b/>
+        <w:bCs/>
+        <w:color w:val="A67C27"/>
+      </w:rPr>
     </w:lvl>
-    <w:lvl w:ilvl="1" w:tplc="AC3E61CE">
-      <w:start w:val="1"/>
-      <w:numFmt w:val="bullet"/>
-      <w:lvlText w:val="–"/>
-      <w:lvlJc w:val="left"/>
-      <w:pPr>
-        <w:ind w:left="900" w:hanging="280"/>
-      </w:pPr>
-    </w:lvl>
-    <w:lvl w:ilvl="2" w:tplc="A6E05F42">
+    <w:lvl w:ilvl="1" w:tplc="00CC0428">
       <w:numFmt w:val="decimal"/>
       <w:lvlText w:val=""/>
       <w:lvlJc w:val="left"/>
     </w:lvl>
-    <w:lvl w:ilvl="3" w:tplc="D164935C">
+    <w:lvl w:ilvl="2" w:tplc="D7182D60">
       <w:numFmt w:val="decimal"/>
       <w:lvlText w:val=""/>
       <w:lvlJc w:val="left"/>
     </w:lvl>
-    <w:lvl w:ilvl="4" w:tplc="C5AAB800">
+    <w:lvl w:ilvl="3" w:tplc="243C92D2">
       <w:numFmt w:val="decimal"/>
       <w:lvlText w:val=""/>
       <w:lvlJc w:val="left"/>
     </w:lvl>
-    <w:lvl w:ilvl="5" w:tplc="5BB6EFF8">
+    <w:lvl w:ilvl="4" w:tplc="0CBE34F4">
       <w:numFmt w:val="decimal"/>
       <w:lvlText w:val=""/>
       <w:lvlJc w:val="left"/>
     </w:lvl>
-    <w:lvl w:ilvl="6" w:tplc="979A9B74">
+    <w:lvl w:ilvl="5" w:tplc="C5A00696">
       <w:numFmt w:val="decimal"/>
       <w:lvlText w:val=""/>
       <w:lvlJc w:val="left"/>
     </w:lvl>
-    <w:lvl w:ilvl="7" w:tplc="43E4E576">
+    <w:lvl w:ilvl="6" w:tplc="23D86218">
       <w:numFmt w:val="decimal"/>
       <w:lvlText w:val=""/>
       <w:lvlJc w:val="left"/>
     </w:lvl>
-    <w:lvl w:ilvl="8" w:tplc="A6941274">
+    <w:lvl w:ilvl="7" w:tplc="996E8F26">
+      <w:numFmt w:val="decimal"/>
+      <w:lvlText w:val=""/>
+      <w:lvlJc w:val="left"/>
+    </w:lvl>
+    <w:lvl w:ilvl="8" w:tplc="2594F568">
       <w:numFmt w:val="decimal"/>
       <w:lvlText w:val=""/>
       <w:lvlJc w:val="left"/>
     </w:lvl>
   </w:abstractNum>
   <w:abstractNum w:abstractNumId="1" w15:restartNumberingAfterBreak="0">
-    <w:nsid w:val="163107BD"/>
+    <w:nsid w:val="3C664610"/>
     <w:multiLevelType w:val="hybridMultilevel"/>
-    <w:tmpl w:val="2E1AF924"/>
-    <w:lvl w:ilvl="0" w:tplc="A33264F6">
+    <w:tmpl w:val="395A7998"/>
+    <w:lvl w:ilvl="0" w:tplc="34A28B6E">
+      <w:start w:val="1"/>
+      <w:numFmt w:val="bullet"/>
+      <w:lvlText w:val="●"/>
+      <w:lvlJc w:val="left"/>
+      <w:pPr>
+        <w:ind w:left="720" w:hanging="360"/>
+      </w:pPr>
+    </w:lvl>
+    <w:lvl w:ilvl="1" w:tplc="93908A70">
+      <w:start w:val="1"/>
+      <w:numFmt w:val="bullet"/>
+      <w:lvlText w:val="○"/>
+      <w:lvlJc w:val="left"/>
+      <w:pPr>
+        <w:ind w:left="1440" w:hanging="360"/>
+      </w:pPr>
+    </w:lvl>
+    <w:lvl w:ilvl="2" w:tplc="64C68BB4">
+      <w:start w:val="1"/>
+      <w:numFmt w:val="bullet"/>
+      <w:lvlText w:val="■"/>
+      <w:lvlJc w:val="left"/>
+      <w:pPr>
+        <w:ind w:left="2160" w:hanging="360"/>
+      </w:pPr>
+    </w:lvl>
+    <w:lvl w:ilvl="3" w:tplc="1DAEECEC">
+      <w:start w:val="1"/>
+      <w:numFmt w:val="bullet"/>
+      <w:lvlText w:val="●"/>
+      <w:lvlJc w:val="left"/>
+      <w:pPr>
+        <w:ind w:left="2880" w:hanging="360"/>
+      </w:pPr>
+    </w:lvl>
+    <w:lvl w:ilvl="4" w:tplc="D7EAB38C">
+      <w:start w:val="1"/>
+      <w:numFmt w:val="bullet"/>
+      <w:lvlText w:val="○"/>
+      <w:lvlJc w:val="left"/>
+      <w:pPr>
+        <w:ind w:left="3600" w:hanging="360"/>
+      </w:pPr>
+    </w:lvl>
+    <w:lvl w:ilvl="5" w:tplc="99582CBA">
+      <w:start w:val="1"/>
+      <w:numFmt w:val="bullet"/>
+      <w:lvlText w:val="■"/>
+      <w:lvlJc w:val="left"/>
+      <w:pPr>
+        <w:ind w:left="4320" w:hanging="360"/>
+      </w:pPr>
+    </w:lvl>
+    <w:lvl w:ilvl="6" w:tplc="3548686C">
+      <w:start w:val="1"/>
+      <w:numFmt w:val="bullet"/>
+      <w:lvlText w:val="●"/>
+      <w:lvlJc w:val="left"/>
+      <w:pPr>
+        <w:ind w:left="5040" w:hanging="360"/>
+      </w:pPr>
+    </w:lvl>
+    <w:lvl w:ilvl="7" w:tplc="72021560">
+      <w:start w:val="1"/>
+      <w:numFmt w:val="bullet"/>
+      <w:lvlText w:val="●"/>
+      <w:lvlJc w:val="left"/>
+      <w:pPr>
+        <w:ind w:left="5760" w:hanging="360"/>
+      </w:pPr>
+    </w:lvl>
+    <w:lvl w:ilvl="8" w:tplc="4976B4AC">
+      <w:start w:val="1"/>
+      <w:numFmt w:val="bullet"/>
+      <w:lvlText w:val="●"/>
+      <w:lvlJc w:val="left"/>
+      <w:pPr>
+        <w:ind w:left="6480" w:hanging="360"/>
+      </w:pPr>
+    </w:lvl>
+  </w:abstractNum>
+  <w:abstractNum w:abstractNumId="2" w15:restartNumberingAfterBreak="0">
+    <w:nsid w:val="52460C32"/>
+    <w:multiLevelType w:val="hybridMultilevel"/>
+    <w:tmpl w:val="1A9648FE"/>
+    <w:lvl w:ilvl="0" w:tplc="A524C4DC">
+      <w:start w:val="1"/>
+      <w:numFmt w:val="bullet"/>
+      <w:lvlText w:val="•"/>
+      <w:lvlJc w:val="left"/>
+      <w:pPr>
+        <w:ind w:left="460" w:hanging="280"/>
+      </w:pPr>
+    </w:lvl>
+    <w:lvl w:ilvl="1" w:tplc="A40AB5A6">
+      <w:start w:val="1"/>
+      <w:numFmt w:val="bullet"/>
+      <w:lvlText w:val="–"/>
+      <w:lvlJc w:val="left"/>
+      <w:pPr>
+        <w:ind w:left="900" w:hanging="280"/>
+      </w:pPr>
+    </w:lvl>
+    <w:lvl w:ilvl="2" w:tplc="26062758">
+      <w:numFmt w:val="decimal"/>
+      <w:lvlText w:val=""/>
+      <w:lvlJc w:val="left"/>
+    </w:lvl>
+    <w:lvl w:ilvl="3" w:tplc="CE4E413A">
+      <w:numFmt w:val="decimal"/>
+      <w:lvlText w:val=""/>
+      <w:lvlJc w:val="left"/>
+    </w:lvl>
+    <w:lvl w:ilvl="4" w:tplc="99387DD8">
+      <w:numFmt w:val="decimal"/>
+      <w:lvlText w:val=""/>
+      <w:lvlJc w:val="left"/>
+    </w:lvl>
+    <w:lvl w:ilvl="5" w:tplc="387AED68">
+      <w:numFmt w:val="decimal"/>
+      <w:lvlText w:val=""/>
+      <w:lvlJc w:val="left"/>
+    </w:lvl>
+    <w:lvl w:ilvl="6" w:tplc="5EF0A8BE">
+      <w:numFmt w:val="decimal"/>
+      <w:lvlText w:val=""/>
+      <w:lvlJc w:val="left"/>
+    </w:lvl>
+    <w:lvl w:ilvl="7" w:tplc="EE0CD3CA">
+      <w:numFmt w:val="decimal"/>
+      <w:lvlText w:val=""/>
+      <w:lvlJc w:val="left"/>
+    </w:lvl>
+    <w:lvl w:ilvl="8" w:tplc="7D7C8EBA">
+      <w:numFmt w:val="decimal"/>
+      <w:lvlText w:val=""/>
+      <w:lvlJc w:val="left"/>
+    </w:lvl>
+  </w:abstractNum>
+  <w:abstractNum w:abstractNumId="3" w15:restartNumberingAfterBreak="0">
+    <w:nsid w:val="5C056C7F"/>
+    <w:multiLevelType w:val="hybridMultilevel"/>
+    <w:tmpl w:val="FFB43C62"/>
+    <w:lvl w:ilvl="0" w:tplc="F198001A">
       <w:start w:val="1"/>
       <w:numFmt w:val="decimal"/>
       <w:lvlText w:val="%1."/>
@@ -12541,52 +12767,52 @@
         <w:color w:val="A67C27"/>
       </w:rPr>
     </w:lvl>
-    <w:lvl w:ilvl="1" w:tplc="A8569A22">
+    <w:lvl w:ilvl="1" w:tplc="56E4DC26">
       <w:numFmt w:val="decimal"/>
       <w:lvlText w:val=""/>
       <w:lvlJc w:val="left"/>
     </w:lvl>
-    <w:lvl w:ilvl="2" w:tplc="803E2BEA">
+    <w:lvl w:ilvl="2" w:tplc="26644FEC">
       <w:numFmt w:val="decimal"/>
       <w:lvlText w:val=""/>
       <w:lvlJc w:val="left"/>
     </w:lvl>
-    <w:lvl w:ilvl="3" w:tplc="0D68BD8E">
+    <w:lvl w:ilvl="3" w:tplc="A7FAC540">
       <w:numFmt w:val="decimal"/>
       <w:lvlText w:val=""/>
       <w:lvlJc w:val="left"/>
     </w:lvl>
-    <w:lvl w:ilvl="4" w:tplc="70109FB2">
+    <w:lvl w:ilvl="4" w:tplc="E4CC233A">
       <w:numFmt w:val="decimal"/>
       <w:lvlText w:val=""/>
       <w:lvlJc w:val="left"/>
     </w:lvl>
-    <w:lvl w:ilvl="5" w:tplc="09E2A8BE">
+    <w:lvl w:ilvl="5" w:tplc="B4F80D04">
       <w:numFmt w:val="decimal"/>
       <w:lvlText w:val=""/>
       <w:lvlJc w:val="left"/>
     </w:lvl>
-    <w:lvl w:ilvl="6" w:tplc="091A8008">
+    <w:lvl w:ilvl="6" w:tplc="B078884E">
       <w:numFmt w:val="decimal"/>
       <w:lvlText w:val=""/>
       <w:lvlJc w:val="left"/>
     </w:lvl>
-    <w:lvl w:ilvl="7" w:tplc="1BB2D52A">
+    <w:lvl w:ilvl="7" w:tplc="96E4360A">
       <w:numFmt w:val="decimal"/>
       <w:lvlText w:val=""/>
       <w:lvlJc w:val="left"/>
     </w:lvl>
-    <w:lvl w:ilvl="8" w:tplc="2A00C612">
+    <w:lvl w:ilvl="8" w:tplc="68A84B4E">
       <w:numFmt w:val="decimal"/>
       <w:lvlText w:val=""/>
       <w:lvlJc w:val="left"/>
     </w:lvl>
   </w:abstractNum>
-  <w:abstractNum w:abstractNumId="2" w15:restartNumberingAfterBreak="0">
-    <w:nsid w:val="19243CB7"/>
+  <w:abstractNum w:abstractNumId="4" w15:restartNumberingAfterBreak="0">
+    <w:nsid w:val="6C025428"/>
     <w:multiLevelType w:val="hybridMultilevel"/>
-    <w:tmpl w:val="DCECD92E"/>
-    <w:lvl w:ilvl="0" w:tplc="4D1EE9F8">
+    <w:tmpl w:val="9462156A"/>
+    <w:lvl w:ilvl="0" w:tplc="0BF2B950">
       <w:start w:val="1"/>
       <w:numFmt w:val="decimal"/>
       <w:lvlText w:val="%1."/>
@@ -12600,218 +12826,73 @@
         <w:color w:val="A67C27"/>
       </w:rPr>
     </w:lvl>
-    <w:lvl w:ilvl="1" w:tplc="4E3A8858">
+    <w:lvl w:ilvl="1" w:tplc="D3B2F36C">
       <w:numFmt w:val="decimal"/>
       <w:lvlText w:val=""/>
       <w:lvlJc w:val="left"/>
     </w:lvl>
-    <w:lvl w:ilvl="2" w:tplc="033435F6">
+    <w:lvl w:ilvl="2" w:tplc="3D0EBB0E">
       <w:numFmt w:val="decimal"/>
       <w:lvlText w:val=""/>
       <w:lvlJc w:val="left"/>
     </w:lvl>
-    <w:lvl w:ilvl="3" w:tplc="8028FE6E">
+    <w:lvl w:ilvl="3" w:tplc="79622672">
       <w:numFmt w:val="decimal"/>
       <w:lvlText w:val=""/>
       <w:lvlJc w:val="left"/>
     </w:lvl>
-    <w:lvl w:ilvl="4" w:tplc="4CF85D24">
+    <w:lvl w:ilvl="4" w:tplc="265C1E06">
       <w:numFmt w:val="decimal"/>
       <w:lvlText w:val=""/>
       <w:lvlJc w:val="left"/>
     </w:lvl>
-    <w:lvl w:ilvl="5" w:tplc="85F8FC20">
+    <w:lvl w:ilvl="5" w:tplc="0D12D870">
       <w:numFmt w:val="decimal"/>
       <w:lvlText w:val=""/>
       <w:lvlJc w:val="left"/>
     </w:lvl>
-    <w:lvl w:ilvl="6" w:tplc="0A327FD2">
+    <w:lvl w:ilvl="6" w:tplc="E29C3B56">
       <w:numFmt w:val="decimal"/>
       <w:lvlText w:val=""/>
       <w:lvlJc w:val="left"/>
     </w:lvl>
-    <w:lvl w:ilvl="7" w:tplc="4420FF94">
+    <w:lvl w:ilvl="7" w:tplc="A7C0FF5A">
       <w:numFmt w:val="decimal"/>
       <w:lvlText w:val=""/>
       <w:lvlJc w:val="left"/>
     </w:lvl>
-    <w:lvl w:ilvl="8" w:tplc="5BF677FE">
+    <w:lvl w:ilvl="8" w:tplc="ABC65F4C">
       <w:numFmt w:val="decimal"/>
       <w:lvlText w:val=""/>
       <w:lvlJc w:val="left"/>
     </w:lvl>
   </w:abstractNum>
-  <w:abstractNum w:abstractNumId="3" w15:restartNumberingAfterBreak="0">
-    <w:nsid w:val="65A368E0"/>
-    <w:multiLevelType w:val="hybridMultilevel"/>
-    <w:tmpl w:val="5B52E3CC"/>
-    <w:lvl w:ilvl="0" w:tplc="B5B0A9EE">
-      <w:start w:val="1"/>
-      <w:numFmt w:val="decimal"/>
-      <w:lvlText w:val="%1."/>
-      <w:lvlJc w:val="left"/>
-      <w:pPr>
-        <w:ind w:left="460" w:hanging="360"/>
-      </w:pPr>
-      <w:rPr>
-        <w:b/>
-        <w:bCs/>
-        <w:color w:val="A67C27"/>
-      </w:rPr>
-    </w:lvl>
-    <w:lvl w:ilvl="1" w:tplc="8AEC1522">
-      <w:numFmt w:val="decimal"/>
-      <w:lvlText w:val=""/>
-      <w:lvlJc w:val="left"/>
-    </w:lvl>
-    <w:lvl w:ilvl="2" w:tplc="25BE42B4">
-      <w:numFmt w:val="decimal"/>
-      <w:lvlText w:val=""/>
-      <w:lvlJc w:val="left"/>
-    </w:lvl>
-    <w:lvl w:ilvl="3" w:tplc="3E18730E">
-      <w:numFmt w:val="decimal"/>
-      <w:lvlText w:val=""/>
-      <w:lvlJc w:val="left"/>
-    </w:lvl>
-    <w:lvl w:ilvl="4" w:tplc="44D40C14">
-      <w:numFmt w:val="decimal"/>
-      <w:lvlText w:val=""/>
-      <w:lvlJc w:val="left"/>
-    </w:lvl>
-    <w:lvl w:ilvl="5" w:tplc="A1104A20">
-      <w:numFmt w:val="decimal"/>
-      <w:lvlText w:val=""/>
-      <w:lvlJc w:val="left"/>
-    </w:lvl>
-    <w:lvl w:ilvl="6" w:tplc="123CD2C4">
-      <w:numFmt w:val="decimal"/>
-      <w:lvlText w:val=""/>
-      <w:lvlJc w:val="left"/>
-    </w:lvl>
-    <w:lvl w:ilvl="7" w:tplc="5F48D7AC">
-      <w:numFmt w:val="decimal"/>
-      <w:lvlText w:val=""/>
-      <w:lvlJc w:val="left"/>
-    </w:lvl>
-    <w:lvl w:ilvl="8" w:tplc="7C0C6C52">
-      <w:numFmt w:val="decimal"/>
-      <w:lvlText w:val=""/>
-      <w:lvlJc w:val="left"/>
-    </w:lvl>
-  </w:abstractNum>
-  <w:abstractNum w:abstractNumId="4" w15:restartNumberingAfterBreak="0">
-    <w:nsid w:val="73820B21"/>
-    <w:multiLevelType w:val="hybridMultilevel"/>
-    <w:tmpl w:val="605CFCA0"/>
-    <w:lvl w:ilvl="0" w:tplc="0CBE1258">
-      <w:start w:val="1"/>
-      <w:numFmt w:val="bullet"/>
-      <w:lvlText w:val="●"/>
-      <w:lvlJc w:val="left"/>
-      <w:pPr>
-        <w:ind w:left="720" w:hanging="360"/>
-      </w:pPr>
-    </w:lvl>
-    <w:lvl w:ilvl="1" w:tplc="F732FFB4">
-      <w:start w:val="1"/>
-      <w:numFmt w:val="bullet"/>
-      <w:lvlText w:val="○"/>
-      <w:lvlJc w:val="left"/>
-      <w:pPr>
-        <w:ind w:left="1440" w:hanging="360"/>
-      </w:pPr>
-    </w:lvl>
-    <w:lvl w:ilvl="2" w:tplc="2940D5A4">
-      <w:start w:val="1"/>
-      <w:numFmt w:val="bullet"/>
-      <w:lvlText w:val="■"/>
-      <w:lvlJc w:val="left"/>
-      <w:pPr>
-        <w:ind w:left="2160" w:hanging="360"/>
-      </w:pPr>
-    </w:lvl>
-    <w:lvl w:ilvl="3" w:tplc="823A86A0">
-      <w:start w:val="1"/>
-      <w:numFmt w:val="bullet"/>
-      <w:lvlText w:val="●"/>
-      <w:lvlJc w:val="left"/>
-      <w:pPr>
-        <w:ind w:left="2880" w:hanging="360"/>
-      </w:pPr>
-    </w:lvl>
-    <w:lvl w:ilvl="4" w:tplc="4DAAE896">
-      <w:start w:val="1"/>
-      <w:numFmt w:val="bullet"/>
-      <w:lvlText w:val="○"/>
-      <w:lvlJc w:val="left"/>
-      <w:pPr>
-        <w:ind w:left="3600" w:hanging="360"/>
-      </w:pPr>
-    </w:lvl>
-    <w:lvl w:ilvl="5" w:tplc="7B8C2A9E">
-      <w:start w:val="1"/>
-      <w:numFmt w:val="bullet"/>
-      <w:lvlText w:val="■"/>
-      <w:lvlJc w:val="left"/>
-      <w:pPr>
-        <w:ind w:left="4320" w:hanging="360"/>
-      </w:pPr>
-    </w:lvl>
-    <w:lvl w:ilvl="6" w:tplc="594648BC">
-      <w:start w:val="1"/>
-      <w:numFmt w:val="bullet"/>
-      <w:lvlText w:val="●"/>
-      <w:lvlJc w:val="left"/>
-      <w:pPr>
-        <w:ind w:left="5040" w:hanging="360"/>
-      </w:pPr>
-    </w:lvl>
-    <w:lvl w:ilvl="7" w:tplc="BA2817E0">
-      <w:start w:val="1"/>
-      <w:numFmt w:val="bullet"/>
-      <w:lvlText w:val="●"/>
-      <w:lvlJc w:val="left"/>
-      <w:pPr>
-        <w:ind w:left="5760" w:hanging="360"/>
-      </w:pPr>
-    </w:lvl>
-    <w:lvl w:ilvl="8" w:tplc="2E0E169C">
-      <w:start w:val="1"/>
-      <w:numFmt w:val="bullet"/>
-      <w:lvlText w:val="●"/>
-      <w:lvlJc w:val="left"/>
-      <w:pPr>
-        <w:ind w:left="6480" w:hanging="360"/>
-      </w:pPr>
-    </w:lvl>
-  </w:abstractNum>
-  <w:num w:numId="1" w16cid:durableId="97720438">
-    <w:abstractNumId w:val="4"/>
+  <w:num w:numId="1" w16cid:durableId="1119759710">
+    <w:abstractNumId w:val="1"/>
     <w:lvlOverride w:ilvl="0">
       <w:startOverride w:val="1"/>
     </w:lvlOverride>
   </w:num>
-  <w:num w:numId="2" w16cid:durableId="1652097903">
+  <w:num w:numId="2" w16cid:durableId="1220019188">
+    <w:abstractNumId w:val="2"/>
+    <w:lvlOverride w:ilvl="0">
+      <w:startOverride w:val="1"/>
+    </w:lvlOverride>
+  </w:num>
+  <w:num w:numId="3" w16cid:durableId="1129204886">
+    <w:abstractNumId w:val="3"/>
+    <w:lvlOverride w:ilvl="0">
+      <w:startOverride w:val="1"/>
+    </w:lvlOverride>
+  </w:num>
+  <w:num w:numId="4" w16cid:durableId="97142416">
     <w:abstractNumId w:val="0"/>
     <w:lvlOverride w:ilvl="0">
       <w:startOverride w:val="1"/>
     </w:lvlOverride>
   </w:num>
-  <w:num w:numId="3" w16cid:durableId="1686904268">
-    <w:abstractNumId w:val="2"/>
-    <w:lvlOverride w:ilvl="0">
-      <w:startOverride w:val="1"/>
-    </w:lvlOverride>
-  </w:num>
-  <w:num w:numId="4" w16cid:durableId="2012489388">
-    <w:abstractNumId w:val="3"/>
-    <w:lvlOverride w:ilvl="0">
-      <w:startOverride w:val="1"/>
-    </w:lvlOverride>
-  </w:num>
-  <w:num w:numId="5" w16cid:durableId="267809814">
-    <w:abstractNumId w:val="1"/>
+  <w:num w:numId="5" w16cid:durableId="1115322925">
+    <w:abstractNumId w:val="4"/>
     <w:lvlOverride w:ilvl="0">
       <w:startOverride w:val="1"/>
     </w:lvlOverride>
@@ -13436,7 +13517,7 @@
     <w:autoRedefine/>
     <w:uiPriority w:val="39"/>
     <w:unhideWhenUsed/>
-    <w:rsid w:val="00742D01"/>
+    <w:rsid w:val="00A365D1"/>
     <w:pPr>
       <w:spacing w:after="100"/>
     </w:pPr>
@@ -13448,7 +13529,7 @@
     <w:autoRedefine/>
     <w:uiPriority w:val="39"/>
     <w:unhideWhenUsed/>
-    <w:rsid w:val="00742D01"/>
+    <w:rsid w:val="00A365D1"/>
     <w:pPr>
       <w:spacing w:after="100"/>
       <w:ind w:left="210"/>

--- a/docs/manuals/Role_Guide_7_Analyst.docx
+++ b/docs/manuals/Role_Guide_7_Analyst.docx
@@ -69,7 +69,7 @@
           <w:left w:w="10" w:type="dxa"/>
           <w:right w:w="10" w:type="dxa"/>
         </w:tblCellMar>
-        <w:tblLook w:val="04A0" w:firstRow="1" w:lastRow="0" w:firstColumn="1" w:lastColumn="0" w:noHBand="0" w:noVBand="1"/>
+        <w:tblLook w:val="0000" w:firstRow="0" w:lastRow="0" w:firstColumn="0" w:lastColumn="0" w:noHBand="0" w:noVBand="0"/>
       </w:tblPr>
       <w:tblGrid>
         <w:gridCol w:w="2300"/>
@@ -469,7 +469,7 @@
                 <w:sz w:val="19"/>
                 <w:szCs w:val="19"/>
               </w:rPr>
-              <w:t>Version 1.11 · 28 September 2026</w:t>
+              <w:t>Version 1.12 · 28 September 2026</w:t>
             </w:r>
           </w:p>
         </w:tc>
@@ -538,7 +538,7 @@
     <w:sdt>
       <w:sdtPr>
         <w:alias w:val="Contents"/>
-        <w:id w:val="-1191216523"/>
+        <w:id w:val="1069232110"/>
       </w:sdtPr>
       <w:sdtEndPr/>
       <w:sdtContent>
@@ -567,7 +567,7 @@
           <w:r>
             <w:fldChar w:fldCharType="separate"/>
           </w:r>
-          <w:hyperlink w:anchor="_Toc241491172" w:history="1">
+          <w:hyperlink w:anchor="_Toc241492593" w:history="1">
             <w:r>
               <w:rPr>
                 <w:rStyle w:val="Hyperlink"/>
@@ -591,7 +591,7 @@
               <w:rPr>
                 <w:noProof/>
               </w:rPr>
-              <w:instrText xml:space="preserve"> PAGEREF _Toc241491172 \h </w:instrText>
+              <w:instrText xml:space="preserve"> PAGEREF _Toc241492593 \h </w:instrText>
             </w:r>
             <w:r>
               <w:rPr>
@@ -634,7 +634,7 @@
               <w14:ligatures w14:val="standardContextual"/>
             </w:rPr>
           </w:pPr>
-          <w:hyperlink w:anchor="_Toc241491173" w:history="1">
+          <w:hyperlink w:anchor="_Toc241492594" w:history="1">
             <w:r>
               <w:rPr>
                 <w:rStyle w:val="Hyperlink"/>
@@ -658,7 +658,7 @@
               <w:rPr>
                 <w:noProof/>
               </w:rPr>
-              <w:instrText xml:space="preserve"> PAGEREF _Toc241491173 \h </w:instrText>
+              <w:instrText xml:space="preserve"> PAGEREF _Toc241492594 \h </w:instrText>
             </w:r>
             <w:r>
               <w:rPr>
@@ -701,7 +701,7 @@
               <w14:ligatures w14:val="standardContextual"/>
             </w:rPr>
           </w:pPr>
-          <w:hyperlink w:anchor="_Toc241491174" w:history="1">
+          <w:hyperlink w:anchor="_Toc241492595" w:history="1">
             <w:r>
               <w:rPr>
                 <w:rStyle w:val="Hyperlink"/>
@@ -725,7 +725,7 @@
               <w:rPr>
                 <w:noProof/>
               </w:rPr>
-              <w:instrText xml:space="preserve"> PAGEREF _Toc241491174 \h </w:instrText>
+              <w:instrText xml:space="preserve"> PAGEREF _Toc241492595 \h </w:instrText>
             </w:r>
             <w:r>
               <w:rPr>
@@ -768,7 +768,7 @@
               <w14:ligatures w14:val="standardContextual"/>
             </w:rPr>
           </w:pPr>
-          <w:hyperlink w:anchor="_Toc241491175" w:history="1">
+          <w:hyperlink w:anchor="_Toc241492596" w:history="1">
             <w:r>
               <w:rPr>
                 <w:rStyle w:val="Hyperlink"/>
@@ -792,7 +792,7 @@
               <w:rPr>
                 <w:noProof/>
               </w:rPr>
-              <w:instrText xml:space="preserve"> PAGEREF _Toc241491175 \h </w:instrText>
+              <w:instrText xml:space="preserve"> PAGEREF _Toc241492596 \h </w:instrText>
             </w:r>
             <w:r>
               <w:rPr>
@@ -835,7 +835,7 @@
               <w14:ligatures w14:val="standardContextual"/>
             </w:rPr>
           </w:pPr>
-          <w:hyperlink w:anchor="_Toc241491176" w:history="1">
+          <w:hyperlink w:anchor="_Toc241492597" w:history="1">
             <w:r>
               <w:rPr>
                 <w:rStyle w:val="Hyperlink"/>
@@ -859,7 +859,7 @@
               <w:rPr>
                 <w:noProof/>
               </w:rPr>
-              <w:instrText xml:space="preserve"> PAGEREF _Toc241491176 \h </w:instrText>
+              <w:instrText xml:space="preserve"> PAGEREF _Toc241492597 \h </w:instrText>
             </w:r>
             <w:r>
               <w:rPr>
@@ -902,7 +902,7 @@
               <w14:ligatures w14:val="standardContextual"/>
             </w:rPr>
           </w:pPr>
-          <w:hyperlink w:anchor="_Toc241491177" w:history="1">
+          <w:hyperlink w:anchor="_Toc241492598" w:history="1">
             <w:r>
               <w:rPr>
                 <w:rStyle w:val="Hyperlink"/>
@@ -926,7 +926,7 @@
               <w:rPr>
                 <w:noProof/>
               </w:rPr>
-              <w:instrText xml:space="preserve"> PAGEREF _Toc241491177 \h </w:instrText>
+              <w:instrText xml:space="preserve"> PAGEREF _Toc241492598 \h </w:instrText>
             </w:r>
             <w:r>
               <w:rPr>
@@ -969,7 +969,7 @@
               <w14:ligatures w14:val="standardContextual"/>
             </w:rPr>
           </w:pPr>
-          <w:hyperlink w:anchor="_Toc241491178" w:history="1">
+          <w:hyperlink w:anchor="_Toc241492599" w:history="1">
             <w:r>
               <w:rPr>
                 <w:rStyle w:val="Hyperlink"/>
@@ -993,7 +993,7 @@
               <w:rPr>
                 <w:noProof/>
               </w:rPr>
-              <w:instrText xml:space="preserve"> PAGEREF _Toc241491178 \h </w:instrText>
+              <w:instrText xml:space="preserve"> PAGEREF _Toc241492599 \h </w:instrText>
             </w:r>
             <w:r>
               <w:rPr>
@@ -1036,7 +1036,7 @@
               <w14:ligatures w14:val="standardContextual"/>
             </w:rPr>
           </w:pPr>
-          <w:hyperlink w:anchor="_Toc241491179" w:history="1">
+          <w:hyperlink w:anchor="_Toc241492600" w:history="1">
             <w:r>
               <w:rPr>
                 <w:rStyle w:val="Hyperlink"/>
@@ -1060,7 +1060,7 @@
               <w:rPr>
                 <w:noProof/>
               </w:rPr>
-              <w:instrText xml:space="preserve"> PAGEREF _Toc241491179 \h </w:instrText>
+              <w:instrText xml:space="preserve"> PAGEREF _Toc241492600 \h </w:instrText>
             </w:r>
             <w:r>
               <w:rPr>
@@ -1103,7 +1103,7 @@
               <w14:ligatures w14:val="standardContextual"/>
             </w:rPr>
           </w:pPr>
-          <w:hyperlink w:anchor="_Toc241491180" w:history="1">
+          <w:hyperlink w:anchor="_Toc241492601" w:history="1">
             <w:r>
               <w:rPr>
                 <w:rStyle w:val="Hyperlink"/>
@@ -1127,7 +1127,7 @@
               <w:rPr>
                 <w:noProof/>
               </w:rPr>
-              <w:instrText xml:space="preserve"> PAGEREF _Toc241491180 \h </w:instrText>
+              <w:instrText xml:space="preserve"> PAGEREF _Toc241492601 \h </w:instrText>
             </w:r>
             <w:r>
               <w:rPr>
@@ -1170,7 +1170,7 @@
               <w14:ligatures w14:val="standardContextual"/>
             </w:rPr>
           </w:pPr>
-          <w:hyperlink w:anchor="_Toc241491181" w:history="1">
+          <w:hyperlink w:anchor="_Toc241492602" w:history="1">
             <w:r>
               <w:rPr>
                 <w:rStyle w:val="Hyperlink"/>
@@ -1194,7 +1194,7 @@
               <w:rPr>
                 <w:noProof/>
               </w:rPr>
-              <w:instrText xml:space="preserve"> PAGEREF _Toc241491181 \h </w:instrText>
+              <w:instrText xml:space="preserve"> PAGEREF _Toc241492602 \h </w:instrText>
             </w:r>
             <w:r>
               <w:rPr>
@@ -1237,7 +1237,7 @@
               <w14:ligatures w14:val="standardContextual"/>
             </w:rPr>
           </w:pPr>
-          <w:hyperlink w:anchor="_Toc241491182" w:history="1">
+          <w:hyperlink w:anchor="_Toc241492603" w:history="1">
             <w:r>
               <w:rPr>
                 <w:rStyle w:val="Hyperlink"/>
@@ -1261,7 +1261,7 @@
               <w:rPr>
                 <w:noProof/>
               </w:rPr>
-              <w:instrText xml:space="preserve"> PAGEREF _Toc241491182 \h </w:instrText>
+              <w:instrText xml:space="preserve"> PAGEREF _Toc241492603 \h </w:instrText>
             </w:r>
             <w:r>
               <w:rPr>
@@ -1304,7 +1304,7 @@
               <w14:ligatures w14:val="standardContextual"/>
             </w:rPr>
           </w:pPr>
-          <w:hyperlink w:anchor="_Toc241491183" w:history="1">
+          <w:hyperlink w:anchor="_Toc241492604" w:history="1">
             <w:r>
               <w:rPr>
                 <w:rStyle w:val="Hyperlink"/>
@@ -1328,7 +1328,7 @@
               <w:rPr>
                 <w:noProof/>
               </w:rPr>
-              <w:instrText xml:space="preserve"> PAGEREF _Toc241491183 \h </w:instrText>
+              <w:instrText xml:space="preserve"> PAGEREF _Toc241492604 \h </w:instrText>
             </w:r>
             <w:r>
               <w:rPr>
@@ -1371,7 +1371,7 @@
               <w14:ligatures w14:val="standardContextual"/>
             </w:rPr>
           </w:pPr>
-          <w:hyperlink w:anchor="_Toc241491184" w:history="1">
+          <w:hyperlink w:anchor="_Toc241492605" w:history="1">
             <w:r>
               <w:rPr>
                 <w:rStyle w:val="Hyperlink"/>
@@ -1395,7 +1395,7 @@
               <w:rPr>
                 <w:noProof/>
               </w:rPr>
-              <w:instrText xml:space="preserve"> PAGEREF _Toc241491184 \h </w:instrText>
+              <w:instrText xml:space="preserve"> PAGEREF _Toc241492605 \h </w:instrText>
             </w:r>
             <w:r>
               <w:rPr>
@@ -1438,7 +1438,7 @@
               <w14:ligatures w14:val="standardContextual"/>
             </w:rPr>
           </w:pPr>
-          <w:hyperlink w:anchor="_Toc241491185" w:history="1">
+          <w:hyperlink w:anchor="_Toc241492606" w:history="1">
             <w:r>
               <w:rPr>
                 <w:rStyle w:val="Hyperlink"/>
@@ -1462,7 +1462,7 @@
               <w:rPr>
                 <w:noProof/>
               </w:rPr>
-              <w:instrText xml:space="preserve"> PAGEREF _Toc241491185 \h </w:instrText>
+              <w:instrText xml:space="preserve"> PAGEREF _Toc241492606 \h </w:instrText>
             </w:r>
             <w:r>
               <w:rPr>
@@ -1505,7 +1505,7 @@
               <w14:ligatures w14:val="standardContextual"/>
             </w:rPr>
           </w:pPr>
-          <w:hyperlink w:anchor="_Toc241491186" w:history="1">
+          <w:hyperlink w:anchor="_Toc241492607" w:history="1">
             <w:r>
               <w:rPr>
                 <w:rStyle w:val="Hyperlink"/>
@@ -1529,7 +1529,7 @@
               <w:rPr>
                 <w:noProof/>
               </w:rPr>
-              <w:instrText xml:space="preserve"> PAGEREF _Toc241491186 \h </w:instrText>
+              <w:instrText xml:space="preserve"> PAGEREF _Toc241492607 \h </w:instrText>
             </w:r>
             <w:r>
               <w:rPr>
@@ -1572,7 +1572,7 @@
               <w14:ligatures w14:val="standardContextual"/>
             </w:rPr>
           </w:pPr>
-          <w:hyperlink w:anchor="_Toc241491187" w:history="1">
+          <w:hyperlink w:anchor="_Toc241492608" w:history="1">
             <w:r>
               <w:rPr>
                 <w:rStyle w:val="Hyperlink"/>
@@ -1596,7 +1596,7 @@
               <w:rPr>
                 <w:noProof/>
               </w:rPr>
-              <w:instrText xml:space="preserve"> PAGEREF _Toc241491187 \h </w:instrText>
+              <w:instrText xml:space="preserve"> PAGEREF _Toc241492608 \h </w:instrText>
             </w:r>
             <w:r>
               <w:rPr>
@@ -1639,7 +1639,7 @@
               <w14:ligatures w14:val="standardContextual"/>
             </w:rPr>
           </w:pPr>
-          <w:hyperlink w:anchor="_Toc241491188" w:history="1">
+          <w:hyperlink w:anchor="_Toc241492609" w:history="1">
             <w:r>
               <w:rPr>
                 <w:rStyle w:val="Hyperlink"/>
@@ -1663,7 +1663,7 @@
               <w:rPr>
                 <w:noProof/>
               </w:rPr>
-              <w:instrText xml:space="preserve"> PAGEREF _Toc241491188 \h </w:instrText>
+              <w:instrText xml:space="preserve"> PAGEREF _Toc241492609 \h </w:instrText>
             </w:r>
             <w:r>
               <w:rPr>
@@ -1706,7 +1706,7 @@
               <w14:ligatures w14:val="standardContextual"/>
             </w:rPr>
           </w:pPr>
-          <w:hyperlink w:anchor="_Toc241491189" w:history="1">
+          <w:hyperlink w:anchor="_Toc241492610" w:history="1">
             <w:r>
               <w:rPr>
                 <w:rStyle w:val="Hyperlink"/>
@@ -1730,7 +1730,7 @@
               <w:rPr>
                 <w:noProof/>
               </w:rPr>
-              <w:instrText xml:space="preserve"> PAGEREF _Toc241491189 \h </w:instrText>
+              <w:instrText xml:space="preserve"> PAGEREF _Toc241492610 \h </w:instrText>
             </w:r>
             <w:r>
               <w:rPr>
@@ -1773,7 +1773,7 @@
               <w14:ligatures w14:val="standardContextual"/>
             </w:rPr>
           </w:pPr>
-          <w:hyperlink w:anchor="_Toc241491190" w:history="1">
+          <w:hyperlink w:anchor="_Toc241492611" w:history="1">
             <w:r>
               <w:rPr>
                 <w:rStyle w:val="Hyperlink"/>
@@ -1797,7 +1797,7 @@
               <w:rPr>
                 <w:noProof/>
               </w:rPr>
-              <w:instrText xml:space="preserve"> PAGEREF _Toc241491190 \h </w:instrText>
+              <w:instrText xml:space="preserve"> PAGEREF _Toc241492611 \h </w:instrText>
             </w:r>
             <w:r>
               <w:rPr>
@@ -1840,7 +1840,7 @@
               <w14:ligatures w14:val="standardContextual"/>
             </w:rPr>
           </w:pPr>
-          <w:hyperlink w:anchor="_Toc241491191" w:history="1">
+          <w:hyperlink w:anchor="_Toc241492612" w:history="1">
             <w:r>
               <w:rPr>
                 <w:rStyle w:val="Hyperlink"/>
@@ -1864,7 +1864,7 @@
               <w:rPr>
                 <w:noProof/>
               </w:rPr>
-              <w:instrText xml:space="preserve"> PAGEREF _Toc241491191 \h </w:instrText>
+              <w:instrText xml:space="preserve"> PAGEREF _Toc241492612 \h </w:instrText>
             </w:r>
             <w:r>
               <w:rPr>
@@ -1907,7 +1907,7 @@
               <w14:ligatures w14:val="standardContextual"/>
             </w:rPr>
           </w:pPr>
-          <w:hyperlink w:anchor="_Toc241491192" w:history="1">
+          <w:hyperlink w:anchor="_Toc241492613" w:history="1">
             <w:r>
               <w:rPr>
                 <w:rStyle w:val="Hyperlink"/>
@@ -1931,7 +1931,7 @@
               <w:rPr>
                 <w:noProof/>
               </w:rPr>
-              <w:instrText xml:space="preserve"> PAGEREF _Toc241491192 \h </w:instrText>
+              <w:instrText xml:space="preserve"> PAGEREF _Toc241492613 \h </w:instrText>
             </w:r>
             <w:r>
               <w:rPr>
@@ -1974,7 +1974,7 @@
               <w14:ligatures w14:val="standardContextual"/>
             </w:rPr>
           </w:pPr>
-          <w:hyperlink w:anchor="_Toc241491193" w:history="1">
+          <w:hyperlink w:anchor="_Toc241492614" w:history="1">
             <w:r>
               <w:rPr>
                 <w:rStyle w:val="Hyperlink"/>
@@ -1998,7 +1998,7 @@
               <w:rPr>
                 <w:noProof/>
               </w:rPr>
-              <w:instrText xml:space="preserve"> PAGEREF _Toc241491193 \h </w:instrText>
+              <w:instrText xml:space="preserve"> PAGEREF _Toc241492614 \h </w:instrText>
             </w:r>
             <w:r>
               <w:rPr>
@@ -2041,7 +2041,7 @@
               <w14:ligatures w14:val="standardContextual"/>
             </w:rPr>
           </w:pPr>
-          <w:hyperlink w:anchor="_Toc241491194" w:history="1">
+          <w:hyperlink w:anchor="_Toc241492615" w:history="1">
             <w:r>
               <w:rPr>
                 <w:rStyle w:val="Hyperlink"/>
@@ -2065,7 +2065,7 @@
               <w:rPr>
                 <w:noProof/>
               </w:rPr>
-              <w:instrText xml:space="preserve"> PAGEREF _Toc241491194 \h </w:instrText>
+              <w:instrText xml:space="preserve"> PAGEREF _Toc241492615 \h </w:instrText>
             </w:r>
             <w:r>
               <w:rPr>
@@ -2108,7 +2108,7 @@
               <w14:ligatures w14:val="standardContextual"/>
             </w:rPr>
           </w:pPr>
-          <w:hyperlink w:anchor="_Toc241491195" w:history="1">
+          <w:hyperlink w:anchor="_Toc241492616" w:history="1">
             <w:r>
               <w:rPr>
                 <w:rStyle w:val="Hyperlink"/>
@@ -2132,7 +2132,7 @@
               <w:rPr>
                 <w:noProof/>
               </w:rPr>
-              <w:instrText xml:space="preserve"> PAGEREF _Toc241491195 \h </w:instrText>
+              <w:instrText xml:space="preserve"> PAGEREF _Toc241492616 \h </w:instrText>
             </w:r>
             <w:r>
               <w:rPr>
@@ -2175,7 +2175,7 @@
               <w14:ligatures w14:val="standardContextual"/>
             </w:rPr>
           </w:pPr>
-          <w:hyperlink w:anchor="_Toc241491196" w:history="1">
+          <w:hyperlink w:anchor="_Toc241492617" w:history="1">
             <w:r>
               <w:rPr>
                 <w:rStyle w:val="Hyperlink"/>
@@ -2199,7 +2199,7 @@
               <w:rPr>
                 <w:noProof/>
               </w:rPr>
-              <w:instrText xml:space="preserve"> PAGEREF _Toc241491196 \h </w:instrText>
+              <w:instrText xml:space="preserve"> PAGEREF _Toc241492617 \h </w:instrText>
             </w:r>
             <w:r>
               <w:rPr>
@@ -2242,7 +2242,7 @@
               <w14:ligatures w14:val="standardContextual"/>
             </w:rPr>
           </w:pPr>
-          <w:hyperlink w:anchor="_Toc241491197" w:history="1">
+          <w:hyperlink w:anchor="_Toc241492618" w:history="1">
             <w:r>
               <w:rPr>
                 <w:rStyle w:val="Hyperlink"/>
@@ -2266,7 +2266,7 @@
               <w:rPr>
                 <w:noProof/>
               </w:rPr>
-              <w:instrText xml:space="preserve"> PAGEREF _Toc241491197 \h </w:instrText>
+              <w:instrText xml:space="preserve"> PAGEREF _Toc241492618 \h </w:instrText>
             </w:r>
             <w:r>
               <w:rPr>
@@ -2309,7 +2309,7 @@
               <w14:ligatures w14:val="standardContextual"/>
             </w:rPr>
           </w:pPr>
-          <w:hyperlink w:anchor="_Toc241491198" w:history="1">
+          <w:hyperlink w:anchor="_Toc241492619" w:history="1">
             <w:r>
               <w:rPr>
                 <w:rStyle w:val="Hyperlink"/>
@@ -2333,7 +2333,7 @@
               <w:rPr>
                 <w:noProof/>
               </w:rPr>
-              <w:instrText xml:space="preserve"> PAGEREF _Toc241491198 \h </w:instrText>
+              <w:instrText xml:space="preserve"> PAGEREF _Toc241492619 \h </w:instrText>
             </w:r>
             <w:r>
               <w:rPr>
@@ -2372,7 +2372,7 @@
         <w:pStyle w:val="Heading1"/>
         <w:pageBreakBefore/>
       </w:pPr>
-      <w:bookmarkStart w:id="0" w:name="_Toc241491172"/>
+      <w:bookmarkStart w:id="0" w:name="_Toc241492593"/>
       <w:r>
         <w:lastRenderedPageBreak/>
         <w:t>1. Your role at a glance</w:t>
@@ -2493,7 +2493,7 @@
           <w:left w:w="10" w:type="dxa"/>
           <w:right w:w="10" w:type="dxa"/>
         </w:tblCellMar>
-        <w:tblLook w:val="04A0" w:firstRow="1" w:lastRow="0" w:firstColumn="1" w:lastColumn="0" w:noHBand="0" w:noVBand="1"/>
+        <w:tblLook w:val="0000" w:firstRow="0" w:lastRow="0" w:firstColumn="0" w:lastColumn="0" w:noHBand="0" w:noVBand="0"/>
       </w:tblPr>
       <w:tblGrid>
         <w:gridCol w:w="9412"/>
@@ -2553,7 +2553,7 @@
         <w:pStyle w:val="Heading1"/>
         <w:pageBreakBefore/>
       </w:pPr>
-      <w:bookmarkStart w:id="1" w:name="_Toc241491173"/>
+      <w:bookmarkStart w:id="1" w:name="_Toc241492594"/>
       <w:r>
         <w:lastRenderedPageBreak/>
         <w:t>2. Signing in and your screens</w:t>
@@ -2564,7 +2564,7 @@
       <w:pPr>
         <w:pStyle w:val="Heading2"/>
       </w:pPr>
-      <w:bookmarkStart w:id="2" w:name="_Toc241491174"/>
+      <w:bookmarkStart w:id="2" w:name="_Toc241492595"/>
       <w:r>
         <w:t>Signing in</w:t>
       </w:r>
@@ -2647,7 +2647,7 @@
           <w:noProof/>
         </w:rPr>
         <w:drawing>
-          <wp:inline distT="0" distB="0" distL="0" distR="0" wp14:anchorId="293433F7" wp14:editId="52BA506A">
+          <wp:inline distT="0" distB="0" distL="0" distR="0" wp14:anchorId="17200238" wp14:editId="4201EF7E">
             <wp:extent cx="5334000" cy="2333625"/>
             <wp:effectExtent l="0" t="0" r="0" b="0"/>
             <wp:docPr id="1" name="adm_login.jpg" descr="The sign-in screen for all internal staff." title="The sign-in screen for all internal staff."/>
@@ -2755,7 +2755,7 @@
           <w:left w:w="10" w:type="dxa"/>
           <w:right w:w="10" w:type="dxa"/>
         </w:tblCellMar>
-        <w:tblLook w:val="04A0" w:firstRow="1" w:lastRow="0" w:firstColumn="1" w:lastColumn="0" w:noHBand="0" w:noVBand="1"/>
+        <w:tblLook w:val="0000" w:firstRow="0" w:lastRow="0" w:firstColumn="0" w:lastColumn="0" w:noHBand="0" w:noVBand="0"/>
       </w:tblPr>
       <w:tblGrid>
         <w:gridCol w:w="9412"/>
@@ -2814,7 +2814,7 @@
       <w:pPr>
         <w:pStyle w:val="Heading2"/>
       </w:pPr>
-      <w:bookmarkStart w:id="3" w:name="_Toc241491175"/>
+      <w:bookmarkStart w:id="3" w:name="_Toc241492596"/>
       <w:r>
         <w:t>Finding your way around</w:t>
       </w:r>
@@ -2999,7 +2999,7 @@
         </w:rPr>
         <w:lastRenderedPageBreak/>
         <w:drawing>
-          <wp:inline distT="0" distB="0" distL="0" distR="0" wp14:anchorId="50ABC980" wp14:editId="695E08EB">
+          <wp:inline distT="0" distB="0" distL="0" distR="0" wp14:anchorId="5F4D83BF" wp14:editId="3BC42176">
             <wp:extent cx="5715000" cy="1876425"/>
             <wp:effectExtent l="0" t="0" r="0" b="0"/>
             <wp:docPr id="2" name="adm_not_your_role.jpg" descr="Opening a screen outside your role (for example from an old bookmark) shows this card instead of the screen." title="Opening a screen outside your role (for example from an old bookmark) shows this card instead of the screen."/>
@@ -3068,7 +3068,7 @@
       <w:pPr>
         <w:pStyle w:val="Heading2"/>
       </w:pPr>
-      <w:bookmarkStart w:id="4" w:name="_Toc241491176"/>
+      <w:bookmarkStart w:id="4" w:name="_Toc241492597"/>
       <w:r>
         <w:t>Your screens</w:t>
       </w:r>
@@ -3089,7 +3089,7 @@
           <w:left w:w="10" w:type="dxa"/>
           <w:right w:w="10" w:type="dxa"/>
         </w:tblCellMar>
-        <w:tblLook w:val="04A0" w:firstRow="1" w:lastRow="0" w:firstColumn="1" w:lastColumn="0" w:noHBand="0" w:noVBand="1"/>
+        <w:tblLook w:val="0000" w:firstRow="0" w:lastRow="0" w:firstColumn="0" w:lastColumn="0" w:noHBand="0" w:noVBand="0"/>
       </w:tblPr>
       <w:tblGrid>
         <w:gridCol w:w="2824"/>
@@ -3402,7 +3402,7 @@
       <w:pPr>
         <w:pStyle w:val="Heading2"/>
       </w:pPr>
-      <w:bookmarkStart w:id="5" w:name="_Toc241491177"/>
+      <w:bookmarkStart w:id="5" w:name="_Toc241492598"/>
       <w:r>
         <w:t>Changing your password</w:t>
       </w:r>
@@ -3485,7 +3485,7 @@
           <w:noProof/>
         </w:rPr>
         <w:drawing>
-          <wp:inline distT="0" distB="0" distL="0" distR="0" wp14:anchorId="5788FBE8" wp14:editId="3D34D9A2">
+          <wp:inline distT="0" distB="0" distL="0" distR="0" wp14:anchorId="6E4474FF" wp14:editId="53493F44">
             <wp:extent cx="5334000" cy="2171700"/>
             <wp:effectExtent l="0" t="0" r="0" b="0"/>
             <wp:docPr id="3" name="adm_account.jpg" descr="Change Password screen." title="Change Password screen."/>
@@ -3573,7 +3573,7 @@
         <w:pStyle w:val="Heading1"/>
         <w:pageBreakBefore/>
       </w:pPr>
-      <w:bookmarkStart w:id="6" w:name="_Toc241491178"/>
+      <w:bookmarkStart w:id="6" w:name="_Toc241492599"/>
       <w:r>
         <w:lastRenderedPageBreak/>
         <w:t>3. Your routine</w:t>
@@ -3603,7 +3603,7 @@
           <w:left w:w="10" w:type="dxa"/>
           <w:right w:w="10" w:type="dxa"/>
         </w:tblCellMar>
-        <w:tblLook w:val="04A0" w:firstRow="1" w:lastRow="0" w:firstColumn="1" w:lastColumn="0" w:noHBand="0" w:noVBand="1"/>
+        <w:tblLook w:val="0000" w:firstRow="0" w:lastRow="0" w:firstColumn="0" w:lastColumn="0" w:noHBand="0" w:noVBand="0"/>
       </w:tblPr>
       <w:tblGrid>
         <w:gridCol w:w="2071"/>
@@ -3858,7 +3858,7 @@
         <w:pStyle w:val="Heading1"/>
         <w:pageBreakBefore/>
       </w:pPr>
-      <w:bookmarkStart w:id="7" w:name="_Toc241491179"/>
+      <w:bookmarkStart w:id="7" w:name="_Toc241492600"/>
       <w:r>
         <w:lastRenderedPageBreak/>
         <w:t>4. Step-by-step tasks</w:t>
@@ -3869,7 +3869,7 @@
       <w:pPr>
         <w:pStyle w:val="Heading2"/>
       </w:pPr>
-      <w:bookmarkStart w:id="8" w:name="_Toc241491180"/>
+      <w:bookmarkStart w:id="8" w:name="_Toc241492601"/>
       <w:r>
         <w:t>4.1 Your start screen</w:t>
       </w:r>
@@ -3886,7 +3886,7 @@
           <w:noProof/>
         </w:rPr>
         <w:drawing>
-          <wp:inline distT="0" distB="0" distL="0" distR="0" wp14:anchorId="2F8DFA56" wp14:editId="74C990F4">
+          <wp:inline distT="0" distB="0" distL="0" distR="0" wp14:anchorId="3C0CEB72" wp14:editId="56B142CA">
             <wp:extent cx="5715000" cy="3571875"/>
             <wp:effectExtent l="0" t="0" r="0" b="0"/>
             <wp:docPr id="4" name="an_dashboard.jpg" descr="Executive Dashboard as seen by the Analyst." title="Executive Dashboard as seen by the Analyst."/>
@@ -3955,7 +3955,7 @@
       <w:pPr>
         <w:pStyle w:val="Heading2"/>
       </w:pPr>
-      <w:bookmarkStart w:id="9" w:name="_Toc241491181"/>
+      <w:bookmarkStart w:id="9" w:name="_Toc241492602"/>
       <w:r>
         <w:t>4.2 Reading the dashboards</w:t>
       </w:r>
@@ -3981,7 +3981,7 @@
         </w:rPr>
         <w:lastRenderedPageBreak/>
         <w:drawing>
-          <wp:inline distT="0" distB="0" distL="0" distR="0" wp14:anchorId="73CAC711" wp14:editId="4543BCB4">
+          <wp:inline distT="0" distB="0" distL="0" distR="0" wp14:anchorId="695C1912" wp14:editId="0D3AB1A4">
             <wp:extent cx="5715000" cy="3571875"/>
             <wp:effectExtent l="0" t="0" r="0" b="0"/>
             <wp:docPr id="5" name="adm_exec_dashboard.jpg" descr="Executive Dashboard: completions against the 400 / 60 / 50–75 targets, days to data lock, spend, and the lowest-filled strata." title="Executive Dashboard: completions against the 400 / 60 / 50–75 targets, days to data lock, spend, and the lowest-filled strata."/>
@@ -4061,7 +4061,7 @@
           <w:left w:w="10" w:type="dxa"/>
           <w:right w:w="10" w:type="dxa"/>
         </w:tblCellMar>
-        <w:tblLook w:val="04A0" w:firstRow="1" w:lastRow="0" w:firstColumn="1" w:lastColumn="0" w:noHBand="0" w:noVBand="1"/>
+        <w:tblLook w:val="0000" w:firstRow="0" w:lastRow="0" w:firstColumn="0" w:lastColumn="0" w:noHBand="0" w:noVBand="0"/>
       </w:tblPr>
       <w:tblGrid>
         <w:gridCol w:w="1694"/>
@@ -4587,7 +4587,7 @@
           <w:left w:w="10" w:type="dxa"/>
           <w:right w:w="10" w:type="dxa"/>
         </w:tblCellMar>
-        <w:tblLook w:val="04A0" w:firstRow="1" w:lastRow="0" w:firstColumn="1" w:lastColumn="0" w:noHBand="0" w:noVBand="1"/>
+        <w:tblLook w:val="0000" w:firstRow="0" w:lastRow="0" w:firstColumn="0" w:lastColumn="0" w:noHBand="0" w:noVBand="0"/>
       </w:tblPr>
       <w:tblGrid>
         <w:gridCol w:w="9412"/>
@@ -4646,7 +4646,7 @@
       <w:pPr>
         <w:pStyle w:val="Heading2"/>
       </w:pPr>
-      <w:bookmarkStart w:id="10" w:name="_Toc241491182"/>
+      <w:bookmarkStart w:id="10" w:name="_Toc241492603"/>
       <w:r>
         <w:t>4.3 Using Reports (analytics and charts)</w:t>
       </w:r>
@@ -4687,7 +4687,7 @@
         </w:rPr>
         <w:lastRenderedPageBreak/>
         <w:drawing>
-          <wp:inline distT="0" distB="0" distL="0" distR="0" wp14:anchorId="52AB2406" wp14:editId="0A91E3D5">
+          <wp:inline distT="0" distB="0" distL="0" distR="0" wp14:anchorId="1FBD9BD9" wp14:editId="4810A14F">
             <wp:extent cx="5334000" cy="3333750"/>
             <wp:effectExtent l="0" t="0" r="0" b="0"/>
             <wp:docPr id="6" name="adm_reports_top.jpg" descr="Reports: headline figures for the chosen period." title="Reports: headline figures for the chosen period."/>
@@ -4829,7 +4829,7 @@
           <w:noProof/>
         </w:rPr>
         <w:drawing>
-          <wp:inline distT="0" distB="0" distL="0" distR="0" wp14:anchorId="19DE1A34" wp14:editId="789FFCBA">
+          <wp:inline distT="0" distB="0" distL="0" distR="0" wp14:anchorId="4109267F" wp14:editId="1716A4F7">
             <wp:extent cx="5334000" cy="3409950"/>
             <wp:effectExtent l="0" t="0" r="0" b="0"/>
             <wp:docPr id="7" name="adm_reports_funnel.jpg" descr="Case funnel: each case counted once at every stage it has reached." title="Case funnel: each case counted once at every stage it has reached."/>
@@ -4929,7 +4929,7 @@
         </w:rPr>
         <w:lastRenderedPageBreak/>
         <w:drawing>
-          <wp:inline distT="0" distB="0" distL="0" distR="0" wp14:anchorId="2CAF627C" wp14:editId="5F61ECB6">
+          <wp:inline distT="0" distB="0" distL="0" distR="0" wp14:anchorId="5AC34E80" wp14:editId="11A77C3D">
             <wp:extent cx="5334000" cy="3248025"/>
             <wp:effectExtent l="0" t="0" r="0" b="0"/>
             <wp:docPr id="8" name="adm_reports_funnel_table.jpg" descr="The same chart as a table." title="The same chart as a table."/>
@@ -5028,7 +5028,7 @@
           <w:noProof/>
         </w:rPr>
         <w:drawing>
-          <wp:inline distT="0" distB="0" distL="0" distR="0" wp14:anchorId="4AC2EEC3" wp14:editId="334E9737">
+          <wp:inline distT="0" distB="0" distL="0" distR="0" wp14:anchorId="6155EDAD" wp14:editId="388BE48F">
             <wp:extent cx="5334000" cy="2628900"/>
             <wp:effectExtent l="0" t="0" r="0" b="0"/>
             <wp:docPr id="9" name="adm_reports_coverage.jpg" descr="Coverage by group." title="Coverage by group."/>
@@ -5128,7 +5128,7 @@
         </w:rPr>
         <w:lastRenderedPageBreak/>
         <w:drawing>
-          <wp:inline distT="0" distB="0" distL="0" distR="0" wp14:anchorId="690BF3CB" wp14:editId="0A949249">
+          <wp:inline distT="0" distB="0" distL="0" distR="0" wp14:anchorId="69CC0C33" wp14:editId="53FD00F4">
             <wp:extent cx="5334000" cy="2600325"/>
             <wp:effectExtent l="0" t="0" r="0" b="0"/>
             <wp:docPr id="10" name="adm_reports_modes.jpg" descr="Administration modes." title="Administration modes."/>
@@ -5237,7 +5237,7 @@
           <w:noProof/>
         </w:rPr>
         <w:drawing>
-          <wp:inline distT="0" distB="0" distL="0" distR="0" wp14:anchorId="00BC9E57" wp14:editId="5F131C56">
+          <wp:inline distT="0" distB="0" distL="0" distR="0" wp14:anchorId="2C1A7738" wp14:editId="0E5C6C60">
             <wp:extent cx="5334000" cy="2905125"/>
             <wp:effectExtent l="0" t="0" r="0" b="0"/>
             <wp:docPr id="11" name="adm_reports_duration.jpg" descr="Completion-time distribution." title="Completion-time distribution."/>
@@ -5319,7 +5319,7 @@
       <w:pPr>
         <w:pStyle w:val="Heading2"/>
       </w:pPr>
-      <w:bookmarkStart w:id="11" w:name="_Toc241491183"/>
+      <w:bookmarkStart w:id="11" w:name="_Toc241492604"/>
       <w:r>
         <w:lastRenderedPageBreak/>
         <w:t>4.4 Downloading data</w:t>
@@ -5337,7 +5337,7 @@
           <w:noProof/>
         </w:rPr>
         <w:drawing>
-          <wp:inline distT="0" distB="0" distL="0" distR="0" wp14:anchorId="7B32F9F0" wp14:editId="6DAB6AAA">
+          <wp:inline distT="0" distB="0" distL="0" distR="0" wp14:anchorId="0AB647DD" wp14:editId="0DEFAA7A">
             <wp:extent cx="5715000" cy="1876425"/>
             <wp:effectExtent l="0" t="0" r="0" b="0"/>
             <wp:docPr id="12" name="an_export.jpg" descr="Data Export." title="Data Export."/>
@@ -5417,7 +5417,7 @@
           <w:left w:w="10" w:type="dxa"/>
           <w:right w:w="10" w:type="dxa"/>
         </w:tblCellMar>
-        <w:tblLook w:val="04A0" w:firstRow="1" w:lastRow="0" w:firstColumn="1" w:lastColumn="0" w:noHBand="0" w:noVBand="1"/>
+        <w:tblLook w:val="0000" w:firstRow="0" w:lastRow="0" w:firstColumn="0" w:lastColumn="0" w:noHBand="0" w:noVBand="0"/>
       </w:tblPr>
       <w:tblGrid>
         <w:gridCol w:w="2541"/>
@@ -5939,7 +5939,7 @@
       <w:pPr>
         <w:pStyle w:val="Heading2"/>
       </w:pPr>
-      <w:bookmarkStart w:id="12" w:name="_Toc241491184"/>
+      <w:bookmarkStart w:id="12" w:name="_Toc241492605"/>
       <w:r>
         <w:t>4.5 Working with the analysis export</w:t>
       </w:r>
@@ -6085,7 +6085,7 @@
         <w:pStyle w:val="Heading1"/>
         <w:pageBreakBefore/>
       </w:pPr>
-      <w:bookmarkStart w:id="13" w:name="_Toc241491185"/>
+      <w:bookmarkStart w:id="13" w:name="_Toc241492606"/>
       <w:r>
         <w:lastRenderedPageBreak/>
         <w:t>5. Rules you must follow</w:t>
@@ -6223,7 +6223,7 @@
         <w:pStyle w:val="Heading1"/>
         <w:pageBreakBefore/>
       </w:pPr>
-      <w:bookmarkStart w:id="14" w:name="_Toc241491186"/>
+      <w:bookmarkStart w:id="14" w:name="_Toc241492607"/>
       <w:r>
         <w:lastRenderedPageBreak/>
         <w:t>6. Troubleshooting</w:t>
@@ -6245,7 +6245,7 @@
           <w:left w:w="10" w:type="dxa"/>
           <w:right w:w="10" w:type="dxa"/>
         </w:tblCellMar>
-        <w:tblLook w:val="04A0" w:firstRow="1" w:lastRow="0" w:firstColumn="1" w:lastColumn="0" w:noHBand="0" w:noVBand="1"/>
+        <w:tblLook w:val="0000" w:firstRow="0" w:lastRow="0" w:firstColumn="0" w:lastColumn="0" w:noHBand="0" w:noVBand="0"/>
       </w:tblPr>
       <w:tblGrid>
         <w:gridCol w:w="2635"/>
@@ -6502,7 +6502,14 @@
                 <w:sz w:val="19"/>
                 <w:szCs w:val="19"/>
               </w:rPr>
-              <w:t>Select Go to my start screen. If you need that screen, ask the PI about your role.</w:t>
+              <w:t>Select Go to my start screen</w:t>
+            </w:r>
+            <w:r>
+              <w:rPr>
+                <w:sz w:val="19"/>
+                <w:szCs w:val="19"/>
+              </w:rPr>
+              <w:t>. If you need that screen, ask the PI about your role.</w:t>
             </w:r>
           </w:p>
         </w:tc>
@@ -7170,7 +7177,7 @@
         <w:pStyle w:val="Heading1"/>
         <w:pageBreakBefore/>
       </w:pPr>
-      <w:bookmarkStart w:id="15" w:name="_Toc241491187"/>
+      <w:bookmarkStart w:id="15" w:name="_Toc241492608"/>
       <w:r>
         <w:lastRenderedPageBreak/>
         <w:t>7. Quick reference</w:t>
@@ -7192,7 +7199,7 @@
           <w:left w:w="10" w:type="dxa"/>
           <w:right w:w="10" w:type="dxa"/>
         </w:tblCellMar>
-        <w:tblLook w:val="04A0" w:firstRow="1" w:lastRow="0" w:firstColumn="1" w:lastColumn="0" w:noHBand="0" w:noVBand="1"/>
+        <w:tblLook w:val="0000" w:firstRow="0" w:lastRow="0" w:firstColumn="0" w:lastColumn="0" w:noHBand="0" w:noVBand="0"/>
       </w:tblPr>
       <w:tblGrid>
         <w:gridCol w:w="2824"/>
@@ -7449,7 +7456,7 @@
         <w:pStyle w:val="Heading1"/>
         <w:pageBreakBefore/>
       </w:pPr>
-      <w:bookmarkStart w:id="16" w:name="_Toc241491188"/>
+      <w:bookmarkStart w:id="16" w:name="_Toc241492609"/>
       <w:r>
         <w:lastRenderedPageBreak/>
         <w:t>8. Every screen and button for your role</w:t>
@@ -7479,7 +7486,7 @@
           <w:left w:w="10" w:type="dxa"/>
           <w:right w:w="10" w:type="dxa"/>
         </w:tblCellMar>
-        <w:tblLook w:val="04A0" w:firstRow="1" w:lastRow="0" w:firstColumn="1" w:lastColumn="0" w:noHBand="0" w:noVBand="1"/>
+        <w:tblLook w:val="0000" w:firstRow="0" w:lastRow="0" w:firstColumn="0" w:lastColumn="0" w:noHBand="0" w:noVBand="0"/>
       </w:tblPr>
       <w:tblGrid>
         <w:gridCol w:w="9412"/>
@@ -7612,7 +7619,7 @@
       <w:pPr>
         <w:pStyle w:val="Heading2"/>
       </w:pPr>
-      <w:bookmarkStart w:id="17" w:name="_Toc241491189"/>
+      <w:bookmarkStart w:id="17" w:name="_Toc241492610"/>
       <w:r>
         <w:t>8.1 Sign in</w:t>
       </w:r>
@@ -7675,7 +7682,7 @@
           <w:left w:w="10" w:type="dxa"/>
           <w:right w:w="10" w:type="dxa"/>
         </w:tblCellMar>
-        <w:tblLook w:val="04A0" w:firstRow="1" w:lastRow="0" w:firstColumn="1" w:lastColumn="0" w:noHBand="0" w:noVBand="1"/>
+        <w:tblLook w:val="0000" w:firstRow="0" w:lastRow="0" w:firstColumn="0" w:lastColumn="0" w:noHBand="0" w:noVBand="0"/>
       </w:tblPr>
       <w:tblGrid>
         <w:gridCol w:w="1882"/>
@@ -8125,7 +8132,7 @@
       <w:pPr>
         <w:pStyle w:val="Heading2"/>
       </w:pPr>
-      <w:bookmarkStart w:id="18" w:name="_Toc241491190"/>
+      <w:bookmarkStart w:id="18" w:name="_Toc241492611"/>
       <w:r>
         <w:t>8.2 The header and menu bar (every screen)</w:t>
       </w:r>
@@ -8188,7 +8195,7 @@
           <w:left w:w="10" w:type="dxa"/>
           <w:right w:w="10" w:type="dxa"/>
         </w:tblCellMar>
-        <w:tblLook w:val="04A0" w:firstRow="1" w:lastRow="0" w:firstColumn="1" w:lastColumn="0" w:noHBand="0" w:noVBand="1"/>
+        <w:tblLook w:val="0000" w:firstRow="0" w:lastRow="0" w:firstColumn="0" w:lastColumn="0" w:noHBand="0" w:noVBand="0"/>
       </w:tblPr>
       <w:tblGrid>
         <w:gridCol w:w="1882"/>
@@ -8849,7 +8856,7 @@
       <w:pPr>
         <w:pStyle w:val="Heading2"/>
       </w:pPr>
-      <w:bookmarkStart w:id="19" w:name="_Toc241491191"/>
+      <w:bookmarkStart w:id="19" w:name="_Toc241492612"/>
       <w:r>
         <w:t>8.3 Change Password</w:t>
       </w:r>
@@ -8912,7 +8919,7 @@
           <w:left w:w="10" w:type="dxa"/>
           <w:right w:w="10" w:type="dxa"/>
         </w:tblCellMar>
-        <w:tblLook w:val="04A0" w:firstRow="1" w:lastRow="0" w:firstColumn="1" w:lastColumn="0" w:noHBand="0" w:noVBand="1"/>
+        <w:tblLook w:val="0000" w:firstRow="0" w:lastRow="0" w:firstColumn="0" w:lastColumn="0" w:noHBand="0" w:noVBand="0"/>
       </w:tblPr>
       <w:tblGrid>
         <w:gridCol w:w="1882"/>
@@ -9469,7 +9476,7 @@
       <w:pPr>
         <w:pStyle w:val="Heading2"/>
       </w:pPr>
-      <w:bookmarkStart w:id="20" w:name="_Toc241491192"/>
+      <w:bookmarkStart w:id="20" w:name="_Toc241492613"/>
       <w:r>
         <w:t>8.4 Executive Dashboard</w:t>
       </w:r>
@@ -9532,7 +9539,7 @@
           <w:left w:w="10" w:type="dxa"/>
           <w:right w:w="10" w:type="dxa"/>
         </w:tblCellMar>
-        <w:tblLook w:val="04A0" w:firstRow="1" w:lastRow="0" w:firstColumn="1" w:lastColumn="0" w:noHBand="0" w:noVBand="1"/>
+        <w:tblLook w:val="0000" w:firstRow="0" w:lastRow="0" w:firstColumn="0" w:lastColumn="0" w:noHBand="0" w:noVBand="0"/>
       </w:tblPr>
       <w:tblGrid>
         <w:gridCol w:w="1882"/>
@@ -9983,7 +9990,7 @@
       <w:pPr>
         <w:pStyle w:val="Heading2"/>
       </w:pPr>
-      <w:bookmarkStart w:id="21" w:name="_Toc241491193"/>
+      <w:bookmarkStart w:id="21" w:name="_Toc241492614"/>
       <w:r>
         <w:t>8.5 Sampling Dashboard</w:t>
       </w:r>
@@ -10046,7 +10053,7 @@
           <w:left w:w="10" w:type="dxa"/>
           <w:right w:w="10" w:type="dxa"/>
         </w:tblCellMar>
-        <w:tblLook w:val="04A0" w:firstRow="1" w:lastRow="0" w:firstColumn="1" w:lastColumn="0" w:noHBand="0" w:noVBand="1"/>
+        <w:tblLook w:val="0000" w:firstRow="0" w:lastRow="0" w:firstColumn="0" w:lastColumn="0" w:noHBand="0" w:noVBand="0"/>
       </w:tblPr>
       <w:tblGrid>
         <w:gridCol w:w="1882"/>
@@ -10496,7 +10503,7 @@
       <w:pPr>
         <w:pStyle w:val="Heading2"/>
       </w:pPr>
-      <w:bookmarkStart w:id="22" w:name="_Toc241491194"/>
+      <w:bookmarkStart w:id="22" w:name="_Toc241492615"/>
       <w:r>
         <w:t>8.6 Contact Dashboard</w:t>
       </w:r>
@@ -10559,7 +10566,7 @@
           <w:left w:w="10" w:type="dxa"/>
           <w:right w:w="10" w:type="dxa"/>
         </w:tblCellMar>
-        <w:tblLook w:val="04A0" w:firstRow="1" w:lastRow="0" w:firstColumn="1" w:lastColumn="0" w:noHBand="0" w:noVBand="1"/>
+        <w:tblLook w:val="0000" w:firstRow="0" w:lastRow="0" w:firstColumn="0" w:lastColumn="0" w:noHBand="0" w:noVBand="0"/>
       </w:tblPr>
       <w:tblGrid>
         <w:gridCol w:w="1882"/>
@@ -10799,7 +10806,7 @@
       <w:pPr>
         <w:pStyle w:val="Heading2"/>
       </w:pPr>
-      <w:bookmarkStart w:id="23" w:name="_Toc241491195"/>
+      <w:bookmarkStart w:id="23" w:name="_Toc241492616"/>
       <w:r>
         <w:lastRenderedPageBreak/>
         <w:t>8.7 KII / Document Dashboard</w:t>
@@ -10863,7 +10870,7 @@
           <w:left w:w="10" w:type="dxa"/>
           <w:right w:w="10" w:type="dxa"/>
         </w:tblCellMar>
-        <w:tblLook w:val="04A0" w:firstRow="1" w:lastRow="0" w:firstColumn="1" w:lastColumn="0" w:noHBand="0" w:noVBand="1"/>
+        <w:tblLook w:val="0000" w:firstRow="0" w:lastRow="0" w:firstColumn="0" w:lastColumn="0" w:noHBand="0" w:noVBand="0"/>
       </w:tblPr>
       <w:tblGrid>
         <w:gridCol w:w="1882"/>
@@ -11210,7 +11217,7 @@
       <w:pPr>
         <w:pStyle w:val="Heading2"/>
       </w:pPr>
-      <w:bookmarkStart w:id="24" w:name="_Toc241491196"/>
+      <w:bookmarkStart w:id="24" w:name="_Toc241492617"/>
       <w:r>
         <w:t>8.8 Reports</w:t>
       </w:r>
@@ -11273,7 +11280,7 @@
           <w:left w:w="10" w:type="dxa"/>
           <w:right w:w="10" w:type="dxa"/>
         </w:tblCellMar>
-        <w:tblLook w:val="04A0" w:firstRow="1" w:lastRow="0" w:firstColumn="1" w:lastColumn="0" w:noHBand="0" w:noVBand="1"/>
+        <w:tblLook w:val="0000" w:firstRow="0" w:lastRow="0" w:firstColumn="0" w:lastColumn="0" w:noHBand="0" w:noVBand="0"/>
       </w:tblPr>
       <w:tblGrid>
         <w:gridCol w:w="1882"/>
@@ -11723,7 +11730,7 @@
       <w:pPr>
         <w:pStyle w:val="Heading2"/>
       </w:pPr>
-      <w:bookmarkStart w:id="25" w:name="_Toc241491197"/>
+      <w:bookmarkStart w:id="25" w:name="_Toc241492618"/>
       <w:r>
         <w:t>8.9 Cost Dashboard</w:t>
       </w:r>
@@ -11786,7 +11793,7 @@
           <w:left w:w="10" w:type="dxa"/>
           <w:right w:w="10" w:type="dxa"/>
         </w:tblCellMar>
-        <w:tblLook w:val="04A0" w:firstRow="1" w:lastRow="0" w:firstColumn="1" w:lastColumn="0" w:noHBand="0" w:noVBand="1"/>
+        <w:tblLook w:val="0000" w:firstRow="0" w:lastRow="0" w:firstColumn="0" w:lastColumn="0" w:noHBand="0" w:noVBand="0"/>
       </w:tblPr>
       <w:tblGrid>
         <w:gridCol w:w="1882"/>
@@ -12026,7 +12033,7 @@
       <w:pPr>
         <w:pStyle w:val="Heading2"/>
       </w:pPr>
-      <w:bookmarkStart w:id="26" w:name="_Toc241491198"/>
+      <w:bookmarkStart w:id="26" w:name="_Toc241492619"/>
       <w:r>
         <w:lastRenderedPageBreak/>
         <w:t>8.10 Export</w:t>
@@ -12090,7 +12097,7 @@
           <w:left w:w="10" w:type="dxa"/>
           <w:right w:w="10" w:type="dxa"/>
         </w:tblCellMar>
-        <w:tblLook w:val="04A0" w:firstRow="1" w:lastRow="0" w:firstColumn="1" w:lastColumn="0" w:noHBand="0" w:noVBand="1"/>
+        <w:tblLook w:val="0000" w:firstRow="0" w:lastRow="0" w:firstColumn="0" w:lastColumn="0" w:noHBand="0" w:noVBand="0"/>
       </w:tblPr>
       <w:tblGrid>
         <w:gridCol w:w="1882"/>
@@ -12374,7 +12381,7 @@
         <w:sz w:val="16"/>
         <w:szCs w:val="16"/>
       </w:rPr>
-      <w:t>Version 1.11 · 28 September 2026</w:t>
+      <w:t>Version 1.12 · 28 September 2026</w:t>
     </w:r>
     <w:r>
       <w:rPr>
@@ -12547,10 +12554,10 @@
 <file path=word/numbering.xml><?xml version="1.0" encoding="utf-8"?>
 <w:numbering xmlns:wpc="http://schemas.microsoft.com/office/word/2010/wordprocessingCanvas" xmlns:cx="http://schemas.microsoft.com/office/drawing/2014/chartex" xmlns:cx1="http://schemas.microsoft.com/office/drawing/2015/9/8/chartex" xmlns:cx2="http://schemas.microsoft.com/office/drawing/2015/10/21/chartex" xmlns:cx3="http://schemas.microsoft.com/office/drawing/2016/5/9/chartex" xmlns:cx4="http://schemas.microsoft.com/office/drawing/2016/5/10/chartex" xmlns:cx5="http://schemas.microsoft.com/office/drawing/2016/5/11/chartex" xmlns:cx6="http://schemas.microsoft.com/office/drawing/2016/5/12/chartex" xmlns:cx7="http://schemas.microsoft.com/office/drawing/2016/5/13/chartex" xmlns:cx8="http://schemas.microsoft.com/office/drawing/2016/5/14/chartex" xmlns:mc="http://schemas.openxmlformats.org/markup-compatibility/2006" xmlns:aink="http://schemas.microsoft.com/office/drawing/2016/ink" xmlns:am3d="http://schemas.microsoft.com/office/drawing/2017/model3d" xmlns:o="urn:schemas-microsoft-com:office:office" xmlns:oel="http://schemas.microsoft.com/office/2019/extlst" xmlns:r="http://schemas.openxmlformats.org/officeDocument/2006/relationships" xmlns:m="http://schemas.openxmlformats.org/officeDocument/2006/math" xmlns:v="urn:schemas-microsoft-com:vml" xmlns:wp14="http://schemas.microsoft.com/office/word/2010/wordprocessingDrawing" xmlns:wp="http://schemas.openxmlformats.org/drawingml/2006/wordprocessingDrawing" xmlns:w10="urn:schemas-microsoft-com:office:word" xmlns:w="http://schemas.openxmlformats.org/wordprocessingml/2006/main" xmlns:w14="http://schemas.microsoft.com/office/word/2010/wordml" xmlns:w15="http://schemas.microsoft.com/office/word/2012/wordml" xmlns:w16cex="http://schemas.microsoft.com/office/word/2018/wordml/cex" xmlns:w16cid="http://schemas.microsoft.com/office/word/2016/wordml/cid" xmlns:w16="http://schemas.microsoft.com/office/word/2018/wordml" xmlns:w16sdtdh="http://schemas.microsoft.com/office/word/2020/wordml/sdtdatahash" xmlns:w16se="http://schemas.microsoft.com/office/word/2015/wordml/symex" xmlns:wpg="http://schemas.microsoft.com/office/word/2010/wordprocessingGroup" xmlns:wpi="http://schemas.microsoft.com/office/word/2010/wordprocessingInk" xmlns:wne="http://schemas.microsoft.com/office/word/2006/wordml" xmlns:wps="http://schemas.microsoft.com/office/word/2010/wordprocessingShape" mc:Ignorable="w14 w15 w16se w16cid w16 w16cex w16sdtdh wp14">
   <w:abstractNum w:abstractNumId="0" w15:restartNumberingAfterBreak="0">
-    <w:nsid w:val="32D725A6"/>
+    <w:nsid w:val="0BDC26A6"/>
     <w:multiLevelType w:val="hybridMultilevel"/>
-    <w:tmpl w:val="0F5A6FEA"/>
-    <w:lvl w:ilvl="0" w:tplc="F6E072D6">
+    <w:tmpl w:val="D5CEC55A"/>
+    <w:lvl w:ilvl="0" w:tplc="C8668802">
       <w:start w:val="1"/>
       <w:numFmt w:val="decimal"/>
       <w:lvlText w:val="%1."/>
@@ -12564,52 +12571,52 @@
         <w:color w:val="A67C27"/>
       </w:rPr>
     </w:lvl>
-    <w:lvl w:ilvl="1" w:tplc="00CC0428">
+    <w:lvl w:ilvl="1" w:tplc="1A0EE86C">
       <w:numFmt w:val="decimal"/>
       <w:lvlText w:val=""/>
       <w:lvlJc w:val="left"/>
     </w:lvl>
-    <w:lvl w:ilvl="2" w:tplc="D7182D60">
+    <w:lvl w:ilvl="2" w:tplc="140671E0">
       <w:numFmt w:val="decimal"/>
       <w:lvlText w:val=""/>
       <w:lvlJc w:val="left"/>
     </w:lvl>
-    <w:lvl w:ilvl="3" w:tplc="243C92D2">
+    <w:lvl w:ilvl="3" w:tplc="0CDA8294">
       <w:numFmt w:val="decimal"/>
       <w:lvlText w:val=""/>
       <w:lvlJc w:val="left"/>
     </w:lvl>
-    <w:lvl w:ilvl="4" w:tplc="0CBE34F4">
+    <w:lvl w:ilvl="4" w:tplc="090C606A">
       <w:numFmt w:val="decimal"/>
       <w:lvlText w:val=""/>
       <w:lvlJc w:val="left"/>
     </w:lvl>
-    <w:lvl w:ilvl="5" w:tplc="C5A00696">
+    <w:lvl w:ilvl="5" w:tplc="45124B3E">
       <w:numFmt w:val="decimal"/>
       <w:lvlText w:val=""/>
       <w:lvlJc w:val="left"/>
     </w:lvl>
-    <w:lvl w:ilvl="6" w:tplc="23D86218">
+    <w:lvl w:ilvl="6" w:tplc="12F0DB28">
       <w:numFmt w:val="decimal"/>
       <w:lvlText w:val=""/>
       <w:lvlJc w:val="left"/>
     </w:lvl>
-    <w:lvl w:ilvl="7" w:tplc="996E8F26">
+    <w:lvl w:ilvl="7" w:tplc="1D26C1CE">
       <w:numFmt w:val="decimal"/>
       <w:lvlText w:val=""/>
       <w:lvlJc w:val="left"/>
     </w:lvl>
-    <w:lvl w:ilvl="8" w:tplc="2594F568">
+    <w:lvl w:ilvl="8" w:tplc="A2425FD4">
       <w:numFmt w:val="decimal"/>
       <w:lvlText w:val=""/>
       <w:lvlJc w:val="left"/>
     </w:lvl>
   </w:abstractNum>
   <w:abstractNum w:abstractNumId="1" w15:restartNumberingAfterBreak="0">
-    <w:nsid w:val="3C664610"/>
+    <w:nsid w:val="298E577D"/>
     <w:multiLevelType w:val="hybridMultilevel"/>
-    <w:tmpl w:val="395A7998"/>
-    <w:lvl w:ilvl="0" w:tplc="34A28B6E">
+    <w:tmpl w:val="201ADA0A"/>
+    <w:lvl w:ilvl="0" w:tplc="5D4ECEC2">
       <w:start w:val="1"/>
       <w:numFmt w:val="bullet"/>
       <w:lvlText w:val="●"/>
@@ -12618,7 +12625,7 @@
         <w:ind w:left="720" w:hanging="360"/>
       </w:pPr>
     </w:lvl>
-    <w:lvl w:ilvl="1" w:tplc="93908A70">
+    <w:lvl w:ilvl="1" w:tplc="6D9EBB5E">
       <w:start w:val="1"/>
       <w:numFmt w:val="bullet"/>
       <w:lvlText w:val="○"/>
@@ -12627,7 +12634,7 @@
         <w:ind w:left="1440" w:hanging="360"/>
       </w:pPr>
     </w:lvl>
-    <w:lvl w:ilvl="2" w:tplc="64C68BB4">
+    <w:lvl w:ilvl="2" w:tplc="A8DEE770">
       <w:start w:val="1"/>
       <w:numFmt w:val="bullet"/>
       <w:lvlText w:val="■"/>
@@ -12636,7 +12643,7 @@
         <w:ind w:left="2160" w:hanging="360"/>
       </w:pPr>
     </w:lvl>
-    <w:lvl w:ilvl="3" w:tplc="1DAEECEC">
+    <w:lvl w:ilvl="3" w:tplc="72884740">
       <w:start w:val="1"/>
       <w:numFmt w:val="bullet"/>
       <w:lvlText w:val="●"/>
@@ -12645,7 +12652,7 @@
         <w:ind w:left="2880" w:hanging="360"/>
       </w:pPr>
     </w:lvl>
-    <w:lvl w:ilvl="4" w:tplc="D7EAB38C">
+    <w:lvl w:ilvl="4" w:tplc="C458F348">
       <w:start w:val="1"/>
       <w:numFmt w:val="bullet"/>
       <w:lvlText w:val="○"/>
@@ -12654,7 +12661,7 @@
         <w:ind w:left="3600" w:hanging="360"/>
       </w:pPr>
     </w:lvl>
-    <w:lvl w:ilvl="5" w:tplc="99582CBA">
+    <w:lvl w:ilvl="5" w:tplc="C5F0013A">
       <w:start w:val="1"/>
       <w:numFmt w:val="bullet"/>
       <w:lvlText w:val="■"/>
@@ -12663,7 +12670,7 @@
         <w:ind w:left="4320" w:hanging="360"/>
       </w:pPr>
     </w:lvl>
-    <w:lvl w:ilvl="6" w:tplc="3548686C">
+    <w:lvl w:ilvl="6" w:tplc="8E6E7734">
       <w:start w:val="1"/>
       <w:numFmt w:val="bullet"/>
       <w:lvlText w:val="●"/>
@@ -12672,7 +12679,7 @@
         <w:ind w:left="5040" w:hanging="360"/>
       </w:pPr>
     </w:lvl>
-    <w:lvl w:ilvl="7" w:tplc="72021560">
+    <w:lvl w:ilvl="7" w:tplc="6966DC30">
       <w:start w:val="1"/>
       <w:numFmt w:val="bullet"/>
       <w:lvlText w:val="●"/>
@@ -12681,7 +12688,7 @@
         <w:ind w:left="5760" w:hanging="360"/>
       </w:pPr>
     </w:lvl>
-    <w:lvl w:ilvl="8" w:tplc="4976B4AC">
+    <w:lvl w:ilvl="8" w:tplc="A9464FD2">
       <w:start w:val="1"/>
       <w:numFmt w:val="bullet"/>
       <w:lvlText w:val="●"/>
@@ -12692,68 +12699,127 @@
     </w:lvl>
   </w:abstractNum>
   <w:abstractNum w:abstractNumId="2" w15:restartNumberingAfterBreak="0">
-    <w:nsid w:val="52460C32"/>
+    <w:nsid w:val="4A2708E8"/>
     <w:multiLevelType w:val="hybridMultilevel"/>
-    <w:tmpl w:val="1A9648FE"/>
-    <w:lvl w:ilvl="0" w:tplc="A524C4DC">
+    <w:tmpl w:val="CA0CE390"/>
+    <w:lvl w:ilvl="0" w:tplc="CE6CBF82">
       <w:start w:val="1"/>
-      <w:numFmt w:val="bullet"/>
-      <w:lvlText w:val="•"/>
+      <w:numFmt w:val="decimal"/>
+      <w:lvlText w:val="%1."/>
       <w:lvlJc w:val="left"/>
       <w:pPr>
-        <w:ind w:left="460" w:hanging="280"/>
-      </w:pPr>
+        <w:ind w:left="460" w:hanging="360"/>
+      </w:pPr>
+      <w:rPr>
+        <w:b/>
+        <w:bCs/>
+        <w:color w:val="A67C27"/>
+      </w:rPr>
     </w:lvl>
-    <w:lvl w:ilvl="1" w:tplc="A40AB5A6">
-      <w:start w:val="1"/>
-      <w:numFmt w:val="bullet"/>
-      <w:lvlText w:val="–"/>
-      <w:lvlJc w:val="left"/>
-      <w:pPr>
-        <w:ind w:left="900" w:hanging="280"/>
-      </w:pPr>
-    </w:lvl>
-    <w:lvl w:ilvl="2" w:tplc="26062758">
+    <w:lvl w:ilvl="1" w:tplc="763093FE">
       <w:numFmt w:val="decimal"/>
       <w:lvlText w:val=""/>
       <w:lvlJc w:val="left"/>
     </w:lvl>
-    <w:lvl w:ilvl="3" w:tplc="CE4E413A">
+    <w:lvl w:ilvl="2" w:tplc="DFAA3BEA">
       <w:numFmt w:val="decimal"/>
       <w:lvlText w:val=""/>
       <w:lvlJc w:val="left"/>
     </w:lvl>
-    <w:lvl w:ilvl="4" w:tplc="99387DD8">
+    <w:lvl w:ilvl="3" w:tplc="E9B8F946">
       <w:numFmt w:val="decimal"/>
       <w:lvlText w:val=""/>
       <w:lvlJc w:val="left"/>
     </w:lvl>
-    <w:lvl w:ilvl="5" w:tplc="387AED68">
+    <w:lvl w:ilvl="4" w:tplc="9FB44B42">
       <w:numFmt w:val="decimal"/>
       <w:lvlText w:val=""/>
       <w:lvlJc w:val="left"/>
     </w:lvl>
-    <w:lvl w:ilvl="6" w:tplc="5EF0A8BE">
+    <w:lvl w:ilvl="5" w:tplc="95324876">
       <w:numFmt w:val="decimal"/>
       <w:lvlText w:val=""/>
       <w:lvlJc w:val="left"/>
     </w:lvl>
-    <w:lvl w:ilvl="7" w:tplc="EE0CD3CA">
+    <w:lvl w:ilvl="6" w:tplc="6250FE6A">
       <w:numFmt w:val="decimal"/>
       <w:lvlText w:val=""/>
       <w:lvlJc w:val="left"/>
     </w:lvl>
-    <w:lvl w:ilvl="8" w:tplc="7D7C8EBA">
+    <w:lvl w:ilvl="7" w:tplc="B38813BA">
+      <w:numFmt w:val="decimal"/>
+      <w:lvlText w:val=""/>
+      <w:lvlJc w:val="left"/>
+    </w:lvl>
+    <w:lvl w:ilvl="8" w:tplc="2584B10C">
       <w:numFmt w:val="decimal"/>
       <w:lvlText w:val=""/>
       <w:lvlJc w:val="left"/>
     </w:lvl>
   </w:abstractNum>
   <w:abstractNum w:abstractNumId="3" w15:restartNumberingAfterBreak="0">
-    <w:nsid w:val="5C056C7F"/>
+    <w:nsid w:val="50C85C1E"/>
     <w:multiLevelType w:val="hybridMultilevel"/>
-    <w:tmpl w:val="FFB43C62"/>
-    <w:lvl w:ilvl="0" w:tplc="F198001A">
+    <w:tmpl w:val="82C2C310"/>
+    <w:lvl w:ilvl="0" w:tplc="E58E1B84">
+      <w:start w:val="1"/>
+      <w:numFmt w:val="bullet"/>
+      <w:lvlText w:val="•"/>
+      <w:lvlJc w:val="left"/>
+      <w:pPr>
+        <w:ind w:left="460" w:hanging="280"/>
+      </w:pPr>
+    </w:lvl>
+    <w:lvl w:ilvl="1" w:tplc="E2DE0868">
+      <w:start w:val="1"/>
+      <w:numFmt w:val="bullet"/>
+      <w:lvlText w:val="–"/>
+      <w:lvlJc w:val="left"/>
+      <w:pPr>
+        <w:ind w:left="900" w:hanging="280"/>
+      </w:pPr>
+    </w:lvl>
+    <w:lvl w:ilvl="2" w:tplc="0310F202">
+      <w:numFmt w:val="decimal"/>
+      <w:lvlText w:val=""/>
+      <w:lvlJc w:val="left"/>
+    </w:lvl>
+    <w:lvl w:ilvl="3" w:tplc="F19C9F7C">
+      <w:numFmt w:val="decimal"/>
+      <w:lvlText w:val=""/>
+      <w:lvlJc w:val="left"/>
+    </w:lvl>
+    <w:lvl w:ilvl="4" w:tplc="E3361654">
+      <w:numFmt w:val="decimal"/>
+      <w:lvlText w:val=""/>
+      <w:lvlJc w:val="left"/>
+    </w:lvl>
+    <w:lvl w:ilvl="5" w:tplc="D55A73AC">
+      <w:numFmt w:val="decimal"/>
+      <w:lvlText w:val=""/>
+      <w:lvlJc w:val="left"/>
+    </w:lvl>
+    <w:lvl w:ilvl="6" w:tplc="31F03ACC">
+      <w:numFmt w:val="decimal"/>
+      <w:lvlText w:val=""/>
+      <w:lvlJc w:val="left"/>
+    </w:lvl>
+    <w:lvl w:ilvl="7" w:tplc="120CC144">
+      <w:numFmt w:val="decimal"/>
+      <w:lvlText w:val=""/>
+      <w:lvlJc w:val="left"/>
+    </w:lvl>
+    <w:lvl w:ilvl="8" w:tplc="090426E0">
+      <w:numFmt w:val="decimal"/>
+      <w:lvlText w:val=""/>
+      <w:lvlJc w:val="left"/>
+    </w:lvl>
+  </w:abstractNum>
+  <w:abstractNum w:abstractNumId="4" w15:restartNumberingAfterBreak="0">
+    <w:nsid w:val="631E545E"/>
+    <w:multiLevelType w:val="hybridMultilevel"/>
+    <w:tmpl w:val="B5949F1A"/>
+    <w:lvl w:ilvl="0" w:tplc="46E40600">
       <w:start w:val="1"/>
       <w:numFmt w:val="decimal"/>
       <w:lvlText w:val="%1."/>
@@ -12767,132 +12833,73 @@
         <w:color w:val="A67C27"/>
       </w:rPr>
     </w:lvl>
-    <w:lvl w:ilvl="1" w:tplc="56E4DC26">
+    <w:lvl w:ilvl="1" w:tplc="88F6E462">
       <w:numFmt w:val="decimal"/>
       <w:lvlText w:val=""/>
       <w:lvlJc w:val="left"/>
     </w:lvl>
-    <w:lvl w:ilvl="2" w:tplc="26644FEC">
+    <w:lvl w:ilvl="2" w:tplc="1A1E7512">
       <w:numFmt w:val="decimal"/>
       <w:lvlText w:val=""/>
       <w:lvlJc w:val="left"/>
     </w:lvl>
-    <w:lvl w:ilvl="3" w:tplc="A7FAC540">
+    <w:lvl w:ilvl="3" w:tplc="B45A8E8A">
       <w:numFmt w:val="decimal"/>
       <w:lvlText w:val=""/>
       <w:lvlJc w:val="left"/>
     </w:lvl>
-    <w:lvl w:ilvl="4" w:tplc="E4CC233A">
+    <w:lvl w:ilvl="4" w:tplc="E1DE93E8">
       <w:numFmt w:val="decimal"/>
       <w:lvlText w:val=""/>
       <w:lvlJc w:val="left"/>
     </w:lvl>
-    <w:lvl w:ilvl="5" w:tplc="B4F80D04">
+    <w:lvl w:ilvl="5" w:tplc="B4C2F15E">
       <w:numFmt w:val="decimal"/>
       <w:lvlText w:val=""/>
       <w:lvlJc w:val="left"/>
     </w:lvl>
-    <w:lvl w:ilvl="6" w:tplc="B078884E">
+    <w:lvl w:ilvl="6" w:tplc="5EFC867E">
       <w:numFmt w:val="decimal"/>
       <w:lvlText w:val=""/>
       <w:lvlJc w:val="left"/>
     </w:lvl>
-    <w:lvl w:ilvl="7" w:tplc="96E4360A">
+    <w:lvl w:ilvl="7" w:tplc="0FA80BE4">
       <w:numFmt w:val="decimal"/>
       <w:lvlText w:val=""/>
       <w:lvlJc w:val="left"/>
     </w:lvl>
-    <w:lvl w:ilvl="8" w:tplc="68A84B4E">
+    <w:lvl w:ilvl="8" w:tplc="84A88DD2">
       <w:numFmt w:val="decimal"/>
       <w:lvlText w:val=""/>
       <w:lvlJc w:val="left"/>
     </w:lvl>
   </w:abstractNum>
-  <w:abstractNum w:abstractNumId="4" w15:restartNumberingAfterBreak="0">
-    <w:nsid w:val="6C025428"/>
-    <w:multiLevelType w:val="hybridMultilevel"/>
-    <w:tmpl w:val="9462156A"/>
-    <w:lvl w:ilvl="0" w:tplc="0BF2B950">
-      <w:start w:val="1"/>
-      <w:numFmt w:val="decimal"/>
-      <w:lvlText w:val="%1."/>
-      <w:lvlJc w:val="left"/>
-      <w:pPr>
-        <w:ind w:left="460" w:hanging="360"/>
-      </w:pPr>
-      <w:rPr>
-        <w:b/>
-        <w:bCs/>
-        <w:color w:val="A67C27"/>
-      </w:rPr>
-    </w:lvl>
-    <w:lvl w:ilvl="1" w:tplc="D3B2F36C">
-      <w:numFmt w:val="decimal"/>
-      <w:lvlText w:val=""/>
-      <w:lvlJc w:val="left"/>
-    </w:lvl>
-    <w:lvl w:ilvl="2" w:tplc="3D0EBB0E">
-      <w:numFmt w:val="decimal"/>
-      <w:lvlText w:val=""/>
-      <w:lvlJc w:val="left"/>
-    </w:lvl>
-    <w:lvl w:ilvl="3" w:tplc="79622672">
-      <w:numFmt w:val="decimal"/>
-      <w:lvlText w:val=""/>
-      <w:lvlJc w:val="left"/>
-    </w:lvl>
-    <w:lvl w:ilvl="4" w:tplc="265C1E06">
-      <w:numFmt w:val="decimal"/>
-      <w:lvlText w:val=""/>
-      <w:lvlJc w:val="left"/>
-    </w:lvl>
-    <w:lvl w:ilvl="5" w:tplc="0D12D870">
-      <w:numFmt w:val="decimal"/>
-      <w:lvlText w:val=""/>
-      <w:lvlJc w:val="left"/>
-    </w:lvl>
-    <w:lvl w:ilvl="6" w:tplc="E29C3B56">
-      <w:numFmt w:val="decimal"/>
-      <w:lvlText w:val=""/>
-      <w:lvlJc w:val="left"/>
-    </w:lvl>
-    <w:lvl w:ilvl="7" w:tplc="A7C0FF5A">
-      <w:numFmt w:val="decimal"/>
-      <w:lvlText w:val=""/>
-      <w:lvlJc w:val="left"/>
-    </w:lvl>
-    <w:lvl w:ilvl="8" w:tplc="ABC65F4C">
-      <w:numFmt w:val="decimal"/>
-      <w:lvlText w:val=""/>
-      <w:lvlJc w:val="left"/>
-    </w:lvl>
-  </w:abstractNum>
-  <w:num w:numId="1" w16cid:durableId="1119759710">
+  <w:num w:numId="1" w16cid:durableId="1593053242">
     <w:abstractNumId w:val="1"/>
     <w:lvlOverride w:ilvl="0">
       <w:startOverride w:val="1"/>
     </w:lvlOverride>
   </w:num>
-  <w:num w:numId="2" w16cid:durableId="1220019188">
-    <w:abstractNumId w:val="2"/>
-    <w:lvlOverride w:ilvl="0">
-      <w:startOverride w:val="1"/>
-    </w:lvlOverride>
-  </w:num>
-  <w:num w:numId="3" w16cid:durableId="1129204886">
+  <w:num w:numId="2" w16cid:durableId="2145659000">
     <w:abstractNumId w:val="3"/>
     <w:lvlOverride w:ilvl="0">
       <w:startOverride w:val="1"/>
     </w:lvlOverride>
   </w:num>
-  <w:num w:numId="4" w16cid:durableId="97142416">
+  <w:num w:numId="3" w16cid:durableId="647247773">
     <w:abstractNumId w:val="0"/>
     <w:lvlOverride w:ilvl="0">
       <w:startOverride w:val="1"/>
     </w:lvlOverride>
   </w:num>
-  <w:num w:numId="5" w16cid:durableId="1115322925">
+  <w:num w:numId="4" w16cid:durableId="1125461026">
     <w:abstractNumId w:val="4"/>
+    <w:lvlOverride w:ilvl="0">
+      <w:startOverride w:val="1"/>
+    </w:lvlOverride>
+  </w:num>
+  <w:num w:numId="5" w16cid:durableId="352927994">
+    <w:abstractNumId w:val="2"/>
     <w:lvlOverride w:ilvl="0">
       <w:startOverride w:val="1"/>
     </w:lvlOverride>
@@ -13517,7 +13524,7 @@
     <w:autoRedefine/>
     <w:uiPriority w:val="39"/>
     <w:unhideWhenUsed/>
-    <w:rsid w:val="00A365D1"/>
+    <w:rsid w:val="00616FC1"/>
     <w:pPr>
       <w:spacing w:after="100"/>
     </w:pPr>
@@ -13529,7 +13536,7 @@
     <w:autoRedefine/>
     <w:uiPriority w:val="39"/>
     <w:unhideWhenUsed/>
-    <w:rsid w:val="00A365D1"/>
+    <w:rsid w:val="00616FC1"/>
     <w:pPr>
       <w:spacing w:after="100"/>
       <w:ind w:left="210"/>

--- a/docs/manuals/Role_Guide_7_Analyst.docx
+++ b/docs/manuals/Role_Guide_7_Analyst.docx
@@ -69,7 +69,7 @@
           <w:left w:w="10" w:type="dxa"/>
           <w:right w:w="10" w:type="dxa"/>
         </w:tblCellMar>
-        <w:tblLook w:val="0000" w:firstRow="0" w:lastRow="0" w:firstColumn="0" w:lastColumn="0" w:noHBand="0" w:noVBand="0"/>
+        <w:tblLook w:val="04A0" w:firstRow="1" w:lastRow="0" w:firstColumn="1" w:lastColumn="0" w:noHBand="0" w:noVBand="1"/>
       </w:tblPr>
       <w:tblGrid>
         <w:gridCol w:w="2300"/>
@@ -469,7 +469,7 @@
                 <w:sz w:val="19"/>
                 <w:szCs w:val="19"/>
               </w:rPr>
-              <w:t>Version 1.12 · 28 September 2026</w:t>
+              <w:t>Version 1.13 · 1 October 2026</w:t>
             </w:r>
           </w:p>
         </w:tc>
@@ -538,7 +538,7 @@
     <w:sdt>
       <w:sdtPr>
         <w:alias w:val="Contents"/>
-        <w:id w:val="1069232110"/>
+        <w:id w:val="1363870875"/>
       </w:sdtPr>
       <w:sdtEndPr/>
       <w:sdtContent>
@@ -567,7 +567,7 @@
           <w:r>
             <w:fldChar w:fldCharType="separate"/>
           </w:r>
-          <w:hyperlink w:anchor="_Toc241492593" w:history="1">
+          <w:hyperlink w:anchor="_Toc241726980" w:history="1">
             <w:r>
               <w:rPr>
                 <w:rStyle w:val="Hyperlink"/>
@@ -591,7 +591,7 @@
               <w:rPr>
                 <w:noProof/>
               </w:rPr>
-              <w:instrText xml:space="preserve"> PAGEREF _Toc241492593 \h </w:instrText>
+              <w:instrText xml:space="preserve"> PAGEREF _Toc241726980 \h </w:instrText>
             </w:r>
             <w:r>
               <w:rPr>
@@ -634,7 +634,7 @@
               <w14:ligatures w14:val="standardContextual"/>
             </w:rPr>
           </w:pPr>
-          <w:hyperlink w:anchor="_Toc241492594" w:history="1">
+          <w:hyperlink w:anchor="_Toc241726981" w:history="1">
             <w:r>
               <w:rPr>
                 <w:rStyle w:val="Hyperlink"/>
@@ -658,7 +658,7 @@
               <w:rPr>
                 <w:noProof/>
               </w:rPr>
-              <w:instrText xml:space="preserve"> PAGEREF _Toc241492594 \h </w:instrText>
+              <w:instrText xml:space="preserve"> PAGEREF _Toc241726981 \h </w:instrText>
             </w:r>
             <w:r>
               <w:rPr>
@@ -701,7 +701,7 @@
               <w14:ligatures w14:val="standardContextual"/>
             </w:rPr>
           </w:pPr>
-          <w:hyperlink w:anchor="_Toc241492595" w:history="1">
+          <w:hyperlink w:anchor="_Toc241726982" w:history="1">
             <w:r>
               <w:rPr>
                 <w:rStyle w:val="Hyperlink"/>
@@ -725,7 +725,7 @@
               <w:rPr>
                 <w:noProof/>
               </w:rPr>
-              <w:instrText xml:space="preserve"> PAGEREF _Toc241492595 \h </w:instrText>
+              <w:instrText xml:space="preserve"> PAGEREF _Toc241726982 \h </w:instrText>
             </w:r>
             <w:r>
               <w:rPr>
@@ -768,7 +768,7 @@
               <w14:ligatures w14:val="standardContextual"/>
             </w:rPr>
           </w:pPr>
-          <w:hyperlink w:anchor="_Toc241492596" w:history="1">
+          <w:hyperlink w:anchor="_Toc241726983" w:history="1">
             <w:r>
               <w:rPr>
                 <w:rStyle w:val="Hyperlink"/>
@@ -792,7 +792,7 @@
               <w:rPr>
                 <w:noProof/>
               </w:rPr>
-              <w:instrText xml:space="preserve"> PAGEREF _Toc241492596 \h </w:instrText>
+              <w:instrText xml:space="preserve"> PAGEREF _Toc241726983 \h </w:instrText>
             </w:r>
             <w:r>
               <w:rPr>
@@ -835,7 +835,7 @@
               <w14:ligatures w14:val="standardContextual"/>
             </w:rPr>
           </w:pPr>
-          <w:hyperlink w:anchor="_Toc241492597" w:history="1">
+          <w:hyperlink w:anchor="_Toc241726984" w:history="1">
             <w:r>
               <w:rPr>
                 <w:rStyle w:val="Hyperlink"/>
@@ -859,7 +859,7 @@
               <w:rPr>
                 <w:noProof/>
               </w:rPr>
-              <w:instrText xml:space="preserve"> PAGEREF _Toc241492597 \h </w:instrText>
+              <w:instrText xml:space="preserve"> PAGEREF _Toc241726984 \h </w:instrText>
             </w:r>
             <w:r>
               <w:rPr>
@@ -902,7 +902,7 @@
               <w14:ligatures w14:val="standardContextual"/>
             </w:rPr>
           </w:pPr>
-          <w:hyperlink w:anchor="_Toc241492598" w:history="1">
+          <w:hyperlink w:anchor="_Toc241726985" w:history="1">
             <w:r>
               <w:rPr>
                 <w:rStyle w:val="Hyperlink"/>
@@ -926,7 +926,7 @@
               <w:rPr>
                 <w:noProof/>
               </w:rPr>
-              <w:instrText xml:space="preserve"> PAGEREF _Toc241492598 \h </w:instrText>
+              <w:instrText xml:space="preserve"> PAGEREF _Toc241726985 \h </w:instrText>
             </w:r>
             <w:r>
               <w:rPr>
@@ -969,7 +969,7 @@
               <w14:ligatures w14:val="standardContextual"/>
             </w:rPr>
           </w:pPr>
-          <w:hyperlink w:anchor="_Toc241492599" w:history="1">
+          <w:hyperlink w:anchor="_Toc241726986" w:history="1">
             <w:r>
               <w:rPr>
                 <w:rStyle w:val="Hyperlink"/>
@@ -993,7 +993,7 @@
               <w:rPr>
                 <w:noProof/>
               </w:rPr>
-              <w:instrText xml:space="preserve"> PAGEREF _Toc241492599 \h </w:instrText>
+              <w:instrText xml:space="preserve"> PAGEREF _Toc241726986 \h </w:instrText>
             </w:r>
             <w:r>
               <w:rPr>
@@ -1036,7 +1036,7 @@
               <w14:ligatures w14:val="standardContextual"/>
             </w:rPr>
           </w:pPr>
-          <w:hyperlink w:anchor="_Toc241492600" w:history="1">
+          <w:hyperlink w:anchor="_Toc241726987" w:history="1">
             <w:r>
               <w:rPr>
                 <w:rStyle w:val="Hyperlink"/>
@@ -1060,7 +1060,7 @@
               <w:rPr>
                 <w:noProof/>
               </w:rPr>
-              <w:instrText xml:space="preserve"> PAGEREF _Toc241492600 \h </w:instrText>
+              <w:instrText xml:space="preserve"> PAGEREF _Toc241726987 \h </w:instrText>
             </w:r>
             <w:r>
               <w:rPr>
@@ -1103,7 +1103,7 @@
               <w14:ligatures w14:val="standardContextual"/>
             </w:rPr>
           </w:pPr>
-          <w:hyperlink w:anchor="_Toc241492601" w:history="1">
+          <w:hyperlink w:anchor="_Toc241726988" w:history="1">
             <w:r>
               <w:rPr>
                 <w:rStyle w:val="Hyperlink"/>
@@ -1127,7 +1127,7 @@
               <w:rPr>
                 <w:noProof/>
               </w:rPr>
-              <w:instrText xml:space="preserve"> PAGEREF _Toc241492601 \h </w:instrText>
+              <w:instrText xml:space="preserve"> PAGEREF _Toc241726988 \h </w:instrText>
             </w:r>
             <w:r>
               <w:rPr>
@@ -1170,7 +1170,7 @@
               <w14:ligatures w14:val="standardContextual"/>
             </w:rPr>
           </w:pPr>
-          <w:hyperlink w:anchor="_Toc241492602" w:history="1">
+          <w:hyperlink w:anchor="_Toc241726989" w:history="1">
             <w:r>
               <w:rPr>
                 <w:rStyle w:val="Hyperlink"/>
@@ -1194,7 +1194,7 @@
               <w:rPr>
                 <w:noProof/>
               </w:rPr>
-              <w:instrText xml:space="preserve"> PAGEREF _Toc241492602 \h </w:instrText>
+              <w:instrText xml:space="preserve"> PAGEREF _Toc241726989 \h </w:instrText>
             </w:r>
             <w:r>
               <w:rPr>
@@ -1237,7 +1237,7 @@
               <w14:ligatures w14:val="standardContextual"/>
             </w:rPr>
           </w:pPr>
-          <w:hyperlink w:anchor="_Toc241492603" w:history="1">
+          <w:hyperlink w:anchor="_Toc241726990" w:history="1">
             <w:r>
               <w:rPr>
                 <w:rStyle w:val="Hyperlink"/>
@@ -1261,7 +1261,7 @@
               <w:rPr>
                 <w:noProof/>
               </w:rPr>
-              <w:instrText xml:space="preserve"> PAGEREF _Toc241492603 \h </w:instrText>
+              <w:instrText xml:space="preserve"> PAGEREF _Toc241726990 \h </w:instrText>
             </w:r>
             <w:r>
               <w:rPr>
@@ -1304,7 +1304,7 @@
               <w14:ligatures w14:val="standardContextual"/>
             </w:rPr>
           </w:pPr>
-          <w:hyperlink w:anchor="_Toc241492604" w:history="1">
+          <w:hyperlink w:anchor="_Toc241726991" w:history="1">
             <w:r>
               <w:rPr>
                 <w:rStyle w:val="Hyperlink"/>
@@ -1328,7 +1328,7 @@
               <w:rPr>
                 <w:noProof/>
               </w:rPr>
-              <w:instrText xml:space="preserve"> PAGEREF _Toc241492604 \h </w:instrText>
+              <w:instrText xml:space="preserve"> PAGEREF _Toc241726991 \h </w:instrText>
             </w:r>
             <w:r>
               <w:rPr>
@@ -1371,7 +1371,7 @@
               <w14:ligatures w14:val="standardContextual"/>
             </w:rPr>
           </w:pPr>
-          <w:hyperlink w:anchor="_Toc241492605" w:history="1">
+          <w:hyperlink w:anchor="_Toc241726992" w:history="1">
             <w:r>
               <w:rPr>
                 <w:rStyle w:val="Hyperlink"/>
@@ -1395,7 +1395,7 @@
               <w:rPr>
                 <w:noProof/>
               </w:rPr>
-              <w:instrText xml:space="preserve"> PAGEREF _Toc241492605 \h </w:instrText>
+              <w:instrText xml:space="preserve"> PAGEREF _Toc241726992 \h </w:instrText>
             </w:r>
             <w:r>
               <w:rPr>
@@ -1438,7 +1438,7 @@
               <w14:ligatures w14:val="standardContextual"/>
             </w:rPr>
           </w:pPr>
-          <w:hyperlink w:anchor="_Toc241492606" w:history="1">
+          <w:hyperlink w:anchor="_Toc241726993" w:history="1">
             <w:r>
               <w:rPr>
                 <w:rStyle w:val="Hyperlink"/>
@@ -1462,7 +1462,7 @@
               <w:rPr>
                 <w:noProof/>
               </w:rPr>
-              <w:instrText xml:space="preserve"> PAGEREF _Toc241492606 \h </w:instrText>
+              <w:instrText xml:space="preserve"> PAGEREF _Toc241726993 \h </w:instrText>
             </w:r>
             <w:r>
               <w:rPr>
@@ -1505,7 +1505,7 @@
               <w14:ligatures w14:val="standardContextual"/>
             </w:rPr>
           </w:pPr>
-          <w:hyperlink w:anchor="_Toc241492607" w:history="1">
+          <w:hyperlink w:anchor="_Toc241726994" w:history="1">
             <w:r>
               <w:rPr>
                 <w:rStyle w:val="Hyperlink"/>
@@ -1529,7 +1529,7 @@
               <w:rPr>
                 <w:noProof/>
               </w:rPr>
-              <w:instrText xml:space="preserve"> PAGEREF _Toc241492607 \h </w:instrText>
+              <w:instrText xml:space="preserve"> PAGEREF _Toc241726994 \h </w:instrText>
             </w:r>
             <w:r>
               <w:rPr>
@@ -1572,7 +1572,7 @@
               <w14:ligatures w14:val="standardContextual"/>
             </w:rPr>
           </w:pPr>
-          <w:hyperlink w:anchor="_Toc241492608" w:history="1">
+          <w:hyperlink w:anchor="_Toc241726995" w:history="1">
             <w:r>
               <w:rPr>
                 <w:rStyle w:val="Hyperlink"/>
@@ -1596,7 +1596,7 @@
               <w:rPr>
                 <w:noProof/>
               </w:rPr>
-              <w:instrText xml:space="preserve"> PAGEREF _Toc241492608 \h </w:instrText>
+              <w:instrText xml:space="preserve"> PAGEREF _Toc241726995 \h </w:instrText>
             </w:r>
             <w:r>
               <w:rPr>
@@ -1639,7 +1639,7 @@
               <w14:ligatures w14:val="standardContextual"/>
             </w:rPr>
           </w:pPr>
-          <w:hyperlink w:anchor="_Toc241492609" w:history="1">
+          <w:hyperlink w:anchor="_Toc241726996" w:history="1">
             <w:r>
               <w:rPr>
                 <w:rStyle w:val="Hyperlink"/>
@@ -1663,7 +1663,7 @@
               <w:rPr>
                 <w:noProof/>
               </w:rPr>
-              <w:instrText xml:space="preserve"> PAGEREF _Toc241492609 \h </w:instrText>
+              <w:instrText xml:space="preserve"> PAGEREF _Toc241726996 \h </w:instrText>
             </w:r>
             <w:r>
               <w:rPr>
@@ -1706,7 +1706,7 @@
               <w14:ligatures w14:val="standardContextual"/>
             </w:rPr>
           </w:pPr>
-          <w:hyperlink w:anchor="_Toc241492610" w:history="1">
+          <w:hyperlink w:anchor="_Toc241726997" w:history="1">
             <w:r>
               <w:rPr>
                 <w:rStyle w:val="Hyperlink"/>
@@ -1730,7 +1730,7 @@
               <w:rPr>
                 <w:noProof/>
               </w:rPr>
-              <w:instrText xml:space="preserve"> PAGEREF _Toc241492610 \h </w:instrText>
+              <w:instrText xml:space="preserve"> PAGEREF _Toc241726997 \h </w:instrText>
             </w:r>
             <w:r>
               <w:rPr>
@@ -1773,7 +1773,7 @@
               <w14:ligatures w14:val="standardContextual"/>
             </w:rPr>
           </w:pPr>
-          <w:hyperlink w:anchor="_Toc241492611" w:history="1">
+          <w:hyperlink w:anchor="_Toc241726998" w:history="1">
             <w:r>
               <w:rPr>
                 <w:rStyle w:val="Hyperlink"/>
@@ -1797,7 +1797,7 @@
               <w:rPr>
                 <w:noProof/>
               </w:rPr>
-              <w:instrText xml:space="preserve"> PAGEREF _Toc241492611 \h </w:instrText>
+              <w:instrText xml:space="preserve"> PAGEREF _Toc241726998 \h </w:instrText>
             </w:r>
             <w:r>
               <w:rPr>
@@ -1840,7 +1840,7 @@
               <w14:ligatures w14:val="standardContextual"/>
             </w:rPr>
           </w:pPr>
-          <w:hyperlink w:anchor="_Toc241492612" w:history="1">
+          <w:hyperlink w:anchor="_Toc241726999" w:history="1">
             <w:r>
               <w:rPr>
                 <w:rStyle w:val="Hyperlink"/>
@@ -1864,7 +1864,7 @@
               <w:rPr>
                 <w:noProof/>
               </w:rPr>
-              <w:instrText xml:space="preserve"> PAGEREF _Toc241492612 \h </w:instrText>
+              <w:instrText xml:space="preserve"> PAGEREF _Toc241726999 \h </w:instrText>
             </w:r>
             <w:r>
               <w:rPr>
@@ -1907,7 +1907,7 @@
               <w14:ligatures w14:val="standardContextual"/>
             </w:rPr>
           </w:pPr>
-          <w:hyperlink w:anchor="_Toc241492613" w:history="1">
+          <w:hyperlink w:anchor="_Toc241727000" w:history="1">
             <w:r>
               <w:rPr>
                 <w:rStyle w:val="Hyperlink"/>
@@ -1931,7 +1931,7 @@
               <w:rPr>
                 <w:noProof/>
               </w:rPr>
-              <w:instrText xml:space="preserve"> PAGEREF _Toc241492613 \h </w:instrText>
+              <w:instrText xml:space="preserve"> PAGEREF _Toc241727000 \h </w:instrText>
             </w:r>
             <w:r>
               <w:rPr>
@@ -1974,7 +1974,7 @@
               <w14:ligatures w14:val="standardContextual"/>
             </w:rPr>
           </w:pPr>
-          <w:hyperlink w:anchor="_Toc241492614" w:history="1">
+          <w:hyperlink w:anchor="_Toc241727001" w:history="1">
             <w:r>
               <w:rPr>
                 <w:rStyle w:val="Hyperlink"/>
@@ -1998,7 +1998,7 @@
               <w:rPr>
                 <w:noProof/>
               </w:rPr>
-              <w:instrText xml:space="preserve"> PAGEREF _Toc241492614 \h </w:instrText>
+              <w:instrText xml:space="preserve"> PAGEREF _Toc241727001 \h </w:instrText>
             </w:r>
             <w:r>
               <w:rPr>
@@ -2041,7 +2041,7 @@
               <w14:ligatures w14:val="standardContextual"/>
             </w:rPr>
           </w:pPr>
-          <w:hyperlink w:anchor="_Toc241492615" w:history="1">
+          <w:hyperlink w:anchor="_Toc241727002" w:history="1">
             <w:r>
               <w:rPr>
                 <w:rStyle w:val="Hyperlink"/>
@@ -2065,7 +2065,7 @@
               <w:rPr>
                 <w:noProof/>
               </w:rPr>
-              <w:instrText xml:space="preserve"> PAGEREF _Toc241492615 \h </w:instrText>
+              <w:instrText xml:space="preserve"> PAGEREF _Toc241727002 \h </w:instrText>
             </w:r>
             <w:r>
               <w:rPr>
@@ -2108,7 +2108,7 @@
               <w14:ligatures w14:val="standardContextual"/>
             </w:rPr>
           </w:pPr>
-          <w:hyperlink w:anchor="_Toc241492616" w:history="1">
+          <w:hyperlink w:anchor="_Toc241727003" w:history="1">
             <w:r>
               <w:rPr>
                 <w:rStyle w:val="Hyperlink"/>
@@ -2132,7 +2132,7 @@
               <w:rPr>
                 <w:noProof/>
               </w:rPr>
-              <w:instrText xml:space="preserve"> PAGEREF _Toc241492616 \h </w:instrText>
+              <w:instrText xml:space="preserve"> PAGEREF _Toc241727003 \h </w:instrText>
             </w:r>
             <w:r>
               <w:rPr>
@@ -2175,7 +2175,7 @@
               <w14:ligatures w14:val="standardContextual"/>
             </w:rPr>
           </w:pPr>
-          <w:hyperlink w:anchor="_Toc241492617" w:history="1">
+          <w:hyperlink w:anchor="_Toc241727004" w:history="1">
             <w:r>
               <w:rPr>
                 <w:rStyle w:val="Hyperlink"/>
@@ -2199,7 +2199,7 @@
               <w:rPr>
                 <w:noProof/>
               </w:rPr>
-              <w:instrText xml:space="preserve"> PAGEREF _Toc241492617 \h </w:instrText>
+              <w:instrText xml:space="preserve"> PAGEREF _Toc241727004 \h </w:instrText>
             </w:r>
             <w:r>
               <w:rPr>
@@ -2242,7 +2242,7 @@
               <w14:ligatures w14:val="standardContextual"/>
             </w:rPr>
           </w:pPr>
-          <w:hyperlink w:anchor="_Toc241492618" w:history="1">
+          <w:hyperlink w:anchor="_Toc241727005" w:history="1">
             <w:r>
               <w:rPr>
                 <w:rStyle w:val="Hyperlink"/>
@@ -2266,7 +2266,7 @@
               <w:rPr>
                 <w:noProof/>
               </w:rPr>
-              <w:instrText xml:space="preserve"> PAGEREF _Toc241492618 \h </w:instrText>
+              <w:instrText xml:space="preserve"> PAGEREF _Toc241727005 \h </w:instrText>
             </w:r>
             <w:r>
               <w:rPr>
@@ -2309,7 +2309,7 @@
               <w14:ligatures w14:val="standardContextual"/>
             </w:rPr>
           </w:pPr>
-          <w:hyperlink w:anchor="_Toc241492619" w:history="1">
+          <w:hyperlink w:anchor="_Toc241727006" w:history="1">
             <w:r>
               <w:rPr>
                 <w:rStyle w:val="Hyperlink"/>
@@ -2333,7 +2333,7 @@
               <w:rPr>
                 <w:noProof/>
               </w:rPr>
-              <w:instrText xml:space="preserve"> PAGEREF _Toc241492619 \h </w:instrText>
+              <w:instrText xml:space="preserve"> PAGEREF _Toc241727006 \h </w:instrText>
             </w:r>
             <w:r>
               <w:rPr>
@@ -2372,7 +2372,7 @@
         <w:pStyle w:val="Heading1"/>
         <w:pageBreakBefore/>
       </w:pPr>
-      <w:bookmarkStart w:id="0" w:name="_Toc241492593"/>
+      <w:bookmarkStart w:id="0" w:name="_Toc241726980"/>
       <w:r>
         <w:lastRenderedPageBreak/>
         <w:t>1. Your role at a glance</w:t>
@@ -2493,7 +2493,7 @@
           <w:left w:w="10" w:type="dxa"/>
           <w:right w:w="10" w:type="dxa"/>
         </w:tblCellMar>
-        <w:tblLook w:val="0000" w:firstRow="0" w:lastRow="0" w:firstColumn="0" w:lastColumn="0" w:noHBand="0" w:noVBand="0"/>
+        <w:tblLook w:val="04A0" w:firstRow="1" w:lastRow="0" w:firstColumn="1" w:lastColumn="0" w:noHBand="0" w:noVBand="1"/>
       </w:tblPr>
       <w:tblGrid>
         <w:gridCol w:w="9412"/>
@@ -2553,7 +2553,7 @@
         <w:pStyle w:val="Heading1"/>
         <w:pageBreakBefore/>
       </w:pPr>
-      <w:bookmarkStart w:id="1" w:name="_Toc241492594"/>
+      <w:bookmarkStart w:id="1" w:name="_Toc241726981"/>
       <w:r>
         <w:lastRenderedPageBreak/>
         <w:t>2. Signing in and your screens</w:t>
@@ -2564,7 +2564,7 @@
       <w:pPr>
         <w:pStyle w:val="Heading2"/>
       </w:pPr>
-      <w:bookmarkStart w:id="2" w:name="_Toc241492595"/>
+      <w:bookmarkStart w:id="2" w:name="_Toc241726982"/>
       <w:r>
         <w:t>Signing in</w:t>
       </w:r>
@@ -2647,7 +2647,7 @@
           <w:noProof/>
         </w:rPr>
         <w:drawing>
-          <wp:inline distT="0" distB="0" distL="0" distR="0" wp14:anchorId="17200238" wp14:editId="4201EF7E">
+          <wp:inline distT="0" distB="0" distL="0" distR="0" wp14:anchorId="16A7DA03" wp14:editId="406367A0">
             <wp:extent cx="5334000" cy="2333625"/>
             <wp:effectExtent l="0" t="0" r="0" b="0"/>
             <wp:docPr id="1" name="adm_login.jpg" descr="The sign-in screen for all internal staff." title="The sign-in screen for all internal staff."/>
@@ -2755,7 +2755,7 @@
           <w:left w:w="10" w:type="dxa"/>
           <w:right w:w="10" w:type="dxa"/>
         </w:tblCellMar>
-        <w:tblLook w:val="0000" w:firstRow="0" w:lastRow="0" w:firstColumn="0" w:lastColumn="0" w:noHBand="0" w:noVBand="0"/>
+        <w:tblLook w:val="04A0" w:firstRow="1" w:lastRow="0" w:firstColumn="1" w:lastColumn="0" w:noHBand="0" w:noVBand="1"/>
       </w:tblPr>
       <w:tblGrid>
         <w:gridCol w:w="9412"/>
@@ -2814,7 +2814,7 @@
       <w:pPr>
         <w:pStyle w:val="Heading2"/>
       </w:pPr>
-      <w:bookmarkStart w:id="3" w:name="_Toc241492596"/>
+      <w:bookmarkStart w:id="3" w:name="_Toc241726983"/>
       <w:r>
         <w:t>Finding your way around</w:t>
       </w:r>
@@ -2999,7 +2999,7 @@
         </w:rPr>
         <w:lastRenderedPageBreak/>
         <w:drawing>
-          <wp:inline distT="0" distB="0" distL="0" distR="0" wp14:anchorId="5F4D83BF" wp14:editId="3BC42176">
+          <wp:inline distT="0" distB="0" distL="0" distR="0" wp14:anchorId="408B4A5A" wp14:editId="3AB047BF">
             <wp:extent cx="5715000" cy="1876425"/>
             <wp:effectExtent l="0" t="0" r="0" b="0"/>
             <wp:docPr id="2" name="adm_not_your_role.jpg" descr="Opening a screen outside your role (for example from an old bookmark) shows this card instead of the screen." title="Opening a screen outside your role (for example from an old bookmark) shows this card instead of the screen."/>
@@ -3068,7 +3068,7 @@
       <w:pPr>
         <w:pStyle w:val="Heading2"/>
       </w:pPr>
-      <w:bookmarkStart w:id="4" w:name="_Toc241492597"/>
+      <w:bookmarkStart w:id="4" w:name="_Toc241726984"/>
       <w:r>
         <w:t>Your screens</w:t>
       </w:r>
@@ -3089,7 +3089,7 @@
           <w:left w:w="10" w:type="dxa"/>
           <w:right w:w="10" w:type="dxa"/>
         </w:tblCellMar>
-        <w:tblLook w:val="0000" w:firstRow="0" w:lastRow="0" w:firstColumn="0" w:lastColumn="0" w:noHBand="0" w:noVBand="0"/>
+        <w:tblLook w:val="04A0" w:firstRow="1" w:lastRow="0" w:firstColumn="1" w:lastColumn="0" w:noHBand="0" w:noVBand="1"/>
       </w:tblPr>
       <w:tblGrid>
         <w:gridCol w:w="2824"/>
@@ -3402,7 +3402,7 @@
       <w:pPr>
         <w:pStyle w:val="Heading2"/>
       </w:pPr>
-      <w:bookmarkStart w:id="5" w:name="_Toc241492598"/>
+      <w:bookmarkStart w:id="5" w:name="_Toc241726985"/>
       <w:r>
         <w:t>Changing your password</w:t>
       </w:r>
@@ -3485,7 +3485,7 @@
           <w:noProof/>
         </w:rPr>
         <w:drawing>
-          <wp:inline distT="0" distB="0" distL="0" distR="0" wp14:anchorId="6E4474FF" wp14:editId="53493F44">
+          <wp:inline distT="0" distB="0" distL="0" distR="0" wp14:anchorId="17BD3731" wp14:editId="50FB0D3F">
             <wp:extent cx="5334000" cy="2171700"/>
             <wp:effectExtent l="0" t="0" r="0" b="0"/>
             <wp:docPr id="3" name="adm_account.jpg" descr="Change Password screen." title="Change Password screen."/>
@@ -3573,7 +3573,7 @@
         <w:pStyle w:val="Heading1"/>
         <w:pageBreakBefore/>
       </w:pPr>
-      <w:bookmarkStart w:id="6" w:name="_Toc241492599"/>
+      <w:bookmarkStart w:id="6" w:name="_Toc241726986"/>
       <w:r>
         <w:lastRenderedPageBreak/>
         <w:t>3. Your routine</w:t>
@@ -3603,7 +3603,7 @@
           <w:left w:w="10" w:type="dxa"/>
           <w:right w:w="10" w:type="dxa"/>
         </w:tblCellMar>
-        <w:tblLook w:val="0000" w:firstRow="0" w:lastRow="0" w:firstColumn="0" w:lastColumn="0" w:noHBand="0" w:noVBand="0"/>
+        <w:tblLook w:val="04A0" w:firstRow="1" w:lastRow="0" w:firstColumn="1" w:lastColumn="0" w:noHBand="0" w:noVBand="1"/>
       </w:tblPr>
       <w:tblGrid>
         <w:gridCol w:w="2071"/>
@@ -3858,7 +3858,7 @@
         <w:pStyle w:val="Heading1"/>
         <w:pageBreakBefore/>
       </w:pPr>
-      <w:bookmarkStart w:id="7" w:name="_Toc241492600"/>
+      <w:bookmarkStart w:id="7" w:name="_Toc241726987"/>
       <w:r>
         <w:lastRenderedPageBreak/>
         <w:t>4. Step-by-step tasks</w:t>
@@ -3869,7 +3869,7 @@
       <w:pPr>
         <w:pStyle w:val="Heading2"/>
       </w:pPr>
-      <w:bookmarkStart w:id="8" w:name="_Toc241492601"/>
+      <w:bookmarkStart w:id="8" w:name="_Toc241726988"/>
       <w:r>
         <w:t>4.1 Your start screen</w:t>
       </w:r>
@@ -3886,7 +3886,7 @@
           <w:noProof/>
         </w:rPr>
         <w:drawing>
-          <wp:inline distT="0" distB="0" distL="0" distR="0" wp14:anchorId="3C0CEB72" wp14:editId="56B142CA">
+          <wp:inline distT="0" distB="0" distL="0" distR="0" wp14:anchorId="4A37F770" wp14:editId="601C5D73">
             <wp:extent cx="5715000" cy="3571875"/>
             <wp:effectExtent l="0" t="0" r="0" b="0"/>
             <wp:docPr id="4" name="an_dashboard.jpg" descr="Executive Dashboard as seen by the Analyst." title="Executive Dashboard as seen by the Analyst."/>
@@ -3955,7 +3955,7 @@
       <w:pPr>
         <w:pStyle w:val="Heading2"/>
       </w:pPr>
-      <w:bookmarkStart w:id="9" w:name="_Toc241492602"/>
+      <w:bookmarkStart w:id="9" w:name="_Toc241726989"/>
       <w:r>
         <w:t>4.2 Reading the dashboards</w:t>
       </w:r>
@@ -3981,7 +3981,7 @@
         </w:rPr>
         <w:lastRenderedPageBreak/>
         <w:drawing>
-          <wp:inline distT="0" distB="0" distL="0" distR="0" wp14:anchorId="695C1912" wp14:editId="0D3AB1A4">
+          <wp:inline distT="0" distB="0" distL="0" distR="0" wp14:anchorId="3B39F5D8" wp14:editId="39993CFB">
             <wp:extent cx="5715000" cy="3571875"/>
             <wp:effectExtent l="0" t="0" r="0" b="0"/>
             <wp:docPr id="5" name="adm_exec_dashboard.jpg" descr="Executive Dashboard: completions against the 400 / 60 / 50–75 targets, days to data lock, spend, and the lowest-filled strata." title="Executive Dashboard: completions against the 400 / 60 / 50–75 targets, days to data lock, spend, and the lowest-filled strata."/>
@@ -4061,7 +4061,7 @@
           <w:left w:w="10" w:type="dxa"/>
           <w:right w:w="10" w:type="dxa"/>
         </w:tblCellMar>
-        <w:tblLook w:val="0000" w:firstRow="0" w:lastRow="0" w:firstColumn="0" w:lastColumn="0" w:noHBand="0" w:noVBand="0"/>
+        <w:tblLook w:val="04A0" w:firstRow="1" w:lastRow="0" w:firstColumn="1" w:lastColumn="0" w:noHBand="0" w:noVBand="1"/>
       </w:tblPr>
       <w:tblGrid>
         <w:gridCol w:w="1694"/>
@@ -4587,7 +4587,7 @@
           <w:left w:w="10" w:type="dxa"/>
           <w:right w:w="10" w:type="dxa"/>
         </w:tblCellMar>
-        <w:tblLook w:val="0000" w:firstRow="0" w:lastRow="0" w:firstColumn="0" w:lastColumn="0" w:noHBand="0" w:noVBand="0"/>
+        <w:tblLook w:val="04A0" w:firstRow="1" w:lastRow="0" w:firstColumn="1" w:lastColumn="0" w:noHBand="0" w:noVBand="1"/>
       </w:tblPr>
       <w:tblGrid>
         <w:gridCol w:w="9412"/>
@@ -4646,7 +4646,7 @@
       <w:pPr>
         <w:pStyle w:val="Heading2"/>
       </w:pPr>
-      <w:bookmarkStart w:id="10" w:name="_Toc241492603"/>
+      <w:bookmarkStart w:id="10" w:name="_Toc241726990"/>
       <w:r>
         <w:t>4.3 Using Reports (analytics and charts)</w:t>
       </w:r>
@@ -4687,7 +4687,7 @@
         </w:rPr>
         <w:lastRenderedPageBreak/>
         <w:drawing>
-          <wp:inline distT="0" distB="0" distL="0" distR="0" wp14:anchorId="1FBD9BD9" wp14:editId="4810A14F">
+          <wp:inline distT="0" distB="0" distL="0" distR="0" wp14:anchorId="46C53709" wp14:editId="16DD238C">
             <wp:extent cx="5334000" cy="3333750"/>
             <wp:effectExtent l="0" t="0" r="0" b="0"/>
             <wp:docPr id="6" name="adm_reports_top.jpg" descr="Reports: headline figures for the chosen period." title="Reports: headline figures for the chosen period."/>
@@ -4829,7 +4829,7 @@
           <w:noProof/>
         </w:rPr>
         <w:drawing>
-          <wp:inline distT="0" distB="0" distL="0" distR="0" wp14:anchorId="4109267F" wp14:editId="1716A4F7">
+          <wp:inline distT="0" distB="0" distL="0" distR="0" wp14:anchorId="3CA96C14" wp14:editId="4AA41A46">
             <wp:extent cx="5334000" cy="3409950"/>
             <wp:effectExtent l="0" t="0" r="0" b="0"/>
             <wp:docPr id="7" name="adm_reports_funnel.jpg" descr="Case funnel: each case counted once at every stage it has reached." title="Case funnel: each case counted once at every stage it has reached."/>
@@ -4929,7 +4929,7 @@
         </w:rPr>
         <w:lastRenderedPageBreak/>
         <w:drawing>
-          <wp:inline distT="0" distB="0" distL="0" distR="0" wp14:anchorId="5AC34E80" wp14:editId="11A77C3D">
+          <wp:inline distT="0" distB="0" distL="0" distR="0" wp14:anchorId="1490D58F" wp14:editId="135D9888">
             <wp:extent cx="5334000" cy="3248025"/>
             <wp:effectExtent l="0" t="0" r="0" b="0"/>
             <wp:docPr id="8" name="adm_reports_funnel_table.jpg" descr="The same chart as a table." title="The same chart as a table."/>
@@ -5028,7 +5028,7 @@
           <w:noProof/>
         </w:rPr>
         <w:drawing>
-          <wp:inline distT="0" distB="0" distL="0" distR="0" wp14:anchorId="6155EDAD" wp14:editId="388BE48F">
+          <wp:inline distT="0" distB="0" distL="0" distR="0" wp14:anchorId="08B15B1F" wp14:editId="17017334">
             <wp:extent cx="5334000" cy="2628900"/>
             <wp:effectExtent l="0" t="0" r="0" b="0"/>
             <wp:docPr id="9" name="adm_reports_coverage.jpg" descr="Coverage by group." title="Coverage by group."/>
@@ -5128,7 +5128,7 @@
         </w:rPr>
         <w:lastRenderedPageBreak/>
         <w:drawing>
-          <wp:inline distT="0" distB="0" distL="0" distR="0" wp14:anchorId="69CC0C33" wp14:editId="53FD00F4">
+          <wp:inline distT="0" distB="0" distL="0" distR="0" wp14:anchorId="2DAD5B8C" wp14:editId="6E9DD28A">
             <wp:extent cx="5334000" cy="2600325"/>
             <wp:effectExtent l="0" t="0" r="0" b="0"/>
             <wp:docPr id="10" name="adm_reports_modes.jpg" descr="Administration modes." title="Administration modes."/>
@@ -5237,7 +5237,7 @@
           <w:noProof/>
         </w:rPr>
         <w:drawing>
-          <wp:inline distT="0" distB="0" distL="0" distR="0" wp14:anchorId="2C1A7738" wp14:editId="0E5C6C60">
+          <wp:inline distT="0" distB="0" distL="0" distR="0" wp14:anchorId="37A2D951" wp14:editId="7D77C287">
             <wp:extent cx="5334000" cy="2905125"/>
             <wp:effectExtent l="0" t="0" r="0" b="0"/>
             <wp:docPr id="11" name="adm_reports_duration.jpg" descr="Completion-time distribution." title="Completion-time distribution."/>
@@ -5319,7 +5319,7 @@
       <w:pPr>
         <w:pStyle w:val="Heading2"/>
       </w:pPr>
-      <w:bookmarkStart w:id="11" w:name="_Toc241492604"/>
+      <w:bookmarkStart w:id="11" w:name="_Toc241726991"/>
       <w:r>
         <w:lastRenderedPageBreak/>
         <w:t>4.4 Downloading data</w:t>
@@ -5337,7 +5337,7 @@
           <w:noProof/>
         </w:rPr>
         <w:drawing>
-          <wp:inline distT="0" distB="0" distL="0" distR="0" wp14:anchorId="0AB647DD" wp14:editId="0DEFAA7A">
+          <wp:inline distT="0" distB="0" distL="0" distR="0" wp14:anchorId="766EA788" wp14:editId="0E1DFB3B">
             <wp:extent cx="5715000" cy="1876425"/>
             <wp:effectExtent l="0" t="0" r="0" b="0"/>
             <wp:docPr id="12" name="an_export.jpg" descr="Data Export." title="Data Export."/>
@@ -5417,7 +5417,7 @@
           <w:left w:w="10" w:type="dxa"/>
           <w:right w:w="10" w:type="dxa"/>
         </w:tblCellMar>
-        <w:tblLook w:val="0000" w:firstRow="0" w:lastRow="0" w:firstColumn="0" w:lastColumn="0" w:noHBand="0" w:noVBand="0"/>
+        <w:tblLook w:val="04A0" w:firstRow="1" w:lastRow="0" w:firstColumn="1" w:lastColumn="0" w:noHBand="0" w:noVBand="1"/>
       </w:tblPr>
       <w:tblGrid>
         <w:gridCol w:w="2541"/>
@@ -5939,7 +5939,7 @@
       <w:pPr>
         <w:pStyle w:val="Heading2"/>
       </w:pPr>
-      <w:bookmarkStart w:id="12" w:name="_Toc241492605"/>
+      <w:bookmarkStart w:id="12" w:name="_Toc241726992"/>
       <w:r>
         <w:t>4.5 Working with the analysis export</w:t>
       </w:r>
@@ -6085,7 +6085,7 @@
         <w:pStyle w:val="Heading1"/>
         <w:pageBreakBefore/>
       </w:pPr>
-      <w:bookmarkStart w:id="13" w:name="_Toc241492606"/>
+      <w:bookmarkStart w:id="13" w:name="_Toc241726993"/>
       <w:r>
         <w:lastRenderedPageBreak/>
         <w:t>5. Rules you must follow</w:t>
@@ -6223,7 +6223,7 @@
         <w:pStyle w:val="Heading1"/>
         <w:pageBreakBefore/>
       </w:pPr>
-      <w:bookmarkStart w:id="14" w:name="_Toc241492607"/>
+      <w:bookmarkStart w:id="14" w:name="_Toc241726994"/>
       <w:r>
         <w:lastRenderedPageBreak/>
         <w:t>6. Troubleshooting</w:t>
@@ -6245,7 +6245,7 @@
           <w:left w:w="10" w:type="dxa"/>
           <w:right w:w="10" w:type="dxa"/>
         </w:tblCellMar>
-        <w:tblLook w:val="0000" w:firstRow="0" w:lastRow="0" w:firstColumn="0" w:lastColumn="0" w:noHBand="0" w:noVBand="0"/>
+        <w:tblLook w:val="04A0" w:firstRow="1" w:lastRow="0" w:firstColumn="1" w:lastColumn="0" w:noHBand="0" w:noVBand="1"/>
       </w:tblPr>
       <w:tblGrid>
         <w:gridCol w:w="2635"/>
@@ -6502,14 +6502,7 @@
                 <w:sz w:val="19"/>
                 <w:szCs w:val="19"/>
               </w:rPr>
-              <w:t>Select Go to my start screen</w:t>
-            </w:r>
-            <w:r>
-              <w:rPr>
-                <w:sz w:val="19"/>
-                <w:szCs w:val="19"/>
-              </w:rPr>
-              <w:t>. If you need that screen, ask the PI about your role.</w:t>
+              <w:t>Select Go to my start screen. If you need that screen, ask the PI about your role.</w:t>
             </w:r>
           </w:p>
         </w:tc>
@@ -7177,7 +7170,7 @@
         <w:pStyle w:val="Heading1"/>
         <w:pageBreakBefore/>
       </w:pPr>
-      <w:bookmarkStart w:id="15" w:name="_Toc241492608"/>
+      <w:bookmarkStart w:id="15" w:name="_Toc241726995"/>
       <w:r>
         <w:lastRenderedPageBreak/>
         <w:t>7. Quick reference</w:t>
@@ -7199,7 +7192,7 @@
           <w:left w:w="10" w:type="dxa"/>
           <w:right w:w="10" w:type="dxa"/>
         </w:tblCellMar>
-        <w:tblLook w:val="0000" w:firstRow="0" w:lastRow="0" w:firstColumn="0" w:lastColumn="0" w:noHBand="0" w:noVBand="0"/>
+        <w:tblLook w:val="04A0" w:firstRow="1" w:lastRow="0" w:firstColumn="1" w:lastColumn="0" w:noHBand="0" w:noVBand="1"/>
       </w:tblPr>
       <w:tblGrid>
         <w:gridCol w:w="2824"/>
@@ -7456,7 +7449,7 @@
         <w:pStyle w:val="Heading1"/>
         <w:pageBreakBefore/>
       </w:pPr>
-      <w:bookmarkStart w:id="16" w:name="_Toc241492609"/>
+      <w:bookmarkStart w:id="16" w:name="_Toc241726996"/>
       <w:r>
         <w:lastRenderedPageBreak/>
         <w:t>8. Every screen and button for your role</w:t>
@@ -7486,7 +7479,7 @@
           <w:left w:w="10" w:type="dxa"/>
           <w:right w:w="10" w:type="dxa"/>
         </w:tblCellMar>
-        <w:tblLook w:val="0000" w:firstRow="0" w:lastRow="0" w:firstColumn="0" w:lastColumn="0" w:noHBand="0" w:noVBand="0"/>
+        <w:tblLook w:val="04A0" w:firstRow="1" w:lastRow="0" w:firstColumn="1" w:lastColumn="0" w:noHBand="0" w:noVBand="1"/>
       </w:tblPr>
       <w:tblGrid>
         <w:gridCol w:w="9412"/>
@@ -7619,7 +7612,7 @@
       <w:pPr>
         <w:pStyle w:val="Heading2"/>
       </w:pPr>
-      <w:bookmarkStart w:id="17" w:name="_Toc241492610"/>
+      <w:bookmarkStart w:id="17" w:name="_Toc241726997"/>
       <w:r>
         <w:t>8.1 Sign in</w:t>
       </w:r>
@@ -7682,7 +7675,7 @@
           <w:left w:w="10" w:type="dxa"/>
           <w:right w:w="10" w:type="dxa"/>
         </w:tblCellMar>
-        <w:tblLook w:val="0000" w:firstRow="0" w:lastRow="0" w:firstColumn="0" w:lastColumn="0" w:noHBand="0" w:noVBand="0"/>
+        <w:tblLook w:val="04A0" w:firstRow="1" w:lastRow="0" w:firstColumn="1" w:lastColumn="0" w:noHBand="0" w:noVBand="1"/>
       </w:tblPr>
       <w:tblGrid>
         <w:gridCol w:w="1882"/>
@@ -8132,7 +8125,7 @@
       <w:pPr>
         <w:pStyle w:val="Heading2"/>
       </w:pPr>
-      <w:bookmarkStart w:id="18" w:name="_Toc241492611"/>
+      <w:bookmarkStart w:id="18" w:name="_Toc241726998"/>
       <w:r>
         <w:t>8.2 The header and menu bar (every screen)</w:t>
       </w:r>
@@ -8195,7 +8188,7 @@
           <w:left w:w="10" w:type="dxa"/>
           <w:right w:w="10" w:type="dxa"/>
         </w:tblCellMar>
-        <w:tblLook w:val="0000" w:firstRow="0" w:lastRow="0" w:firstColumn="0" w:lastColumn="0" w:noHBand="0" w:noVBand="0"/>
+        <w:tblLook w:val="04A0" w:firstRow="1" w:lastRow="0" w:firstColumn="1" w:lastColumn="0" w:noHBand="0" w:noVBand="1"/>
       </w:tblPr>
       <w:tblGrid>
         <w:gridCol w:w="1882"/>
@@ -8856,7 +8849,7 @@
       <w:pPr>
         <w:pStyle w:val="Heading2"/>
       </w:pPr>
-      <w:bookmarkStart w:id="19" w:name="_Toc241492612"/>
+      <w:bookmarkStart w:id="19" w:name="_Toc241726999"/>
       <w:r>
         <w:t>8.3 Change Password</w:t>
       </w:r>
@@ -8919,7 +8912,7 @@
           <w:left w:w="10" w:type="dxa"/>
           <w:right w:w="10" w:type="dxa"/>
         </w:tblCellMar>
-        <w:tblLook w:val="0000" w:firstRow="0" w:lastRow="0" w:firstColumn="0" w:lastColumn="0" w:noHBand="0" w:noVBand="0"/>
+        <w:tblLook w:val="04A0" w:firstRow="1" w:lastRow="0" w:firstColumn="1" w:lastColumn="0" w:noHBand="0" w:noVBand="1"/>
       </w:tblPr>
       <w:tblGrid>
         <w:gridCol w:w="1882"/>
@@ -9476,7 +9469,7 @@
       <w:pPr>
         <w:pStyle w:val="Heading2"/>
       </w:pPr>
-      <w:bookmarkStart w:id="20" w:name="_Toc241492613"/>
+      <w:bookmarkStart w:id="20" w:name="_Toc241727000"/>
       <w:r>
         <w:t>8.4 Executive Dashboard</w:t>
       </w:r>
@@ -9539,7 +9532,7 @@
           <w:left w:w="10" w:type="dxa"/>
           <w:right w:w="10" w:type="dxa"/>
         </w:tblCellMar>
-        <w:tblLook w:val="0000" w:firstRow="0" w:lastRow="0" w:firstColumn="0" w:lastColumn="0" w:noHBand="0" w:noVBand="0"/>
+        <w:tblLook w:val="04A0" w:firstRow="1" w:lastRow="0" w:firstColumn="1" w:lastColumn="0" w:noHBand="0" w:noVBand="1"/>
       </w:tblPr>
       <w:tblGrid>
         <w:gridCol w:w="1882"/>
@@ -9990,7 +9983,7 @@
       <w:pPr>
         <w:pStyle w:val="Heading2"/>
       </w:pPr>
-      <w:bookmarkStart w:id="21" w:name="_Toc241492614"/>
+      <w:bookmarkStart w:id="21" w:name="_Toc241727001"/>
       <w:r>
         <w:t>8.5 Sampling Dashboard</w:t>
       </w:r>
@@ -10053,7 +10046,7 @@
           <w:left w:w="10" w:type="dxa"/>
           <w:right w:w="10" w:type="dxa"/>
         </w:tblCellMar>
-        <w:tblLook w:val="0000" w:firstRow="0" w:lastRow="0" w:firstColumn="0" w:lastColumn="0" w:noHBand="0" w:noVBand="0"/>
+        <w:tblLook w:val="04A0" w:firstRow="1" w:lastRow="0" w:firstColumn="1" w:lastColumn="0" w:noHBand="0" w:noVBand="1"/>
       </w:tblPr>
       <w:tblGrid>
         <w:gridCol w:w="1882"/>
@@ -10503,7 +10496,7 @@
       <w:pPr>
         <w:pStyle w:val="Heading2"/>
       </w:pPr>
-      <w:bookmarkStart w:id="22" w:name="_Toc241492615"/>
+      <w:bookmarkStart w:id="22" w:name="_Toc241727002"/>
       <w:r>
         <w:t>8.6 Contact Dashboard</w:t>
       </w:r>
@@ -10566,7 +10559,7 @@
           <w:left w:w="10" w:type="dxa"/>
           <w:right w:w="10" w:type="dxa"/>
         </w:tblCellMar>
-        <w:tblLook w:val="0000" w:firstRow="0" w:lastRow="0" w:firstColumn="0" w:lastColumn="0" w:noHBand="0" w:noVBand="0"/>
+        <w:tblLook w:val="04A0" w:firstRow="1" w:lastRow="0" w:firstColumn="1" w:lastColumn="0" w:noHBand="0" w:noVBand="1"/>
       </w:tblPr>
       <w:tblGrid>
         <w:gridCol w:w="1882"/>
@@ -10806,7 +10799,7 @@
       <w:pPr>
         <w:pStyle w:val="Heading2"/>
       </w:pPr>
-      <w:bookmarkStart w:id="23" w:name="_Toc241492616"/>
+      <w:bookmarkStart w:id="23" w:name="_Toc241727003"/>
       <w:r>
         <w:lastRenderedPageBreak/>
         <w:t>8.7 KII / Document Dashboard</w:t>
@@ -10870,7 +10863,7 @@
           <w:left w:w="10" w:type="dxa"/>
           <w:right w:w="10" w:type="dxa"/>
         </w:tblCellMar>
-        <w:tblLook w:val="0000" w:firstRow="0" w:lastRow="0" w:firstColumn="0" w:lastColumn="0" w:noHBand="0" w:noVBand="0"/>
+        <w:tblLook w:val="04A0" w:firstRow="1" w:lastRow="0" w:firstColumn="1" w:lastColumn="0" w:noHBand="0" w:noVBand="1"/>
       </w:tblPr>
       <w:tblGrid>
         <w:gridCol w:w="1882"/>
@@ -11217,7 +11210,7 @@
       <w:pPr>
         <w:pStyle w:val="Heading2"/>
       </w:pPr>
-      <w:bookmarkStart w:id="24" w:name="_Toc241492617"/>
+      <w:bookmarkStart w:id="24" w:name="_Toc241727004"/>
       <w:r>
         <w:t>8.8 Reports</w:t>
       </w:r>
@@ -11280,7 +11273,7 @@
           <w:left w:w="10" w:type="dxa"/>
           <w:right w:w="10" w:type="dxa"/>
         </w:tblCellMar>
-        <w:tblLook w:val="0000" w:firstRow="0" w:lastRow="0" w:firstColumn="0" w:lastColumn="0" w:noHBand="0" w:noVBand="0"/>
+        <w:tblLook w:val="04A0" w:firstRow="1" w:lastRow="0" w:firstColumn="1" w:lastColumn="0" w:noHBand="0" w:noVBand="1"/>
       </w:tblPr>
       <w:tblGrid>
         <w:gridCol w:w="1882"/>
@@ -11730,7 +11723,7 @@
       <w:pPr>
         <w:pStyle w:val="Heading2"/>
       </w:pPr>
-      <w:bookmarkStart w:id="25" w:name="_Toc241492618"/>
+      <w:bookmarkStart w:id="25" w:name="_Toc241727005"/>
       <w:r>
         <w:t>8.9 Cost Dashboard</w:t>
       </w:r>
@@ -11793,7 +11786,7 @@
           <w:left w:w="10" w:type="dxa"/>
           <w:right w:w="10" w:type="dxa"/>
         </w:tblCellMar>
-        <w:tblLook w:val="0000" w:firstRow="0" w:lastRow="0" w:firstColumn="0" w:lastColumn="0" w:noHBand="0" w:noVBand="0"/>
+        <w:tblLook w:val="04A0" w:firstRow="1" w:lastRow="0" w:firstColumn="1" w:lastColumn="0" w:noHBand="0" w:noVBand="1"/>
       </w:tblPr>
       <w:tblGrid>
         <w:gridCol w:w="1882"/>
@@ -12033,7 +12026,7 @@
       <w:pPr>
         <w:pStyle w:val="Heading2"/>
       </w:pPr>
-      <w:bookmarkStart w:id="26" w:name="_Toc241492619"/>
+      <w:bookmarkStart w:id="26" w:name="_Toc241727006"/>
       <w:r>
         <w:lastRenderedPageBreak/>
         <w:t>8.10 Export</w:t>
@@ -12097,7 +12090,7 @@
           <w:left w:w="10" w:type="dxa"/>
           <w:right w:w="10" w:type="dxa"/>
         </w:tblCellMar>
-        <w:tblLook w:val="0000" w:firstRow="0" w:lastRow="0" w:firstColumn="0" w:lastColumn="0" w:noHBand="0" w:noVBand="0"/>
+        <w:tblLook w:val="04A0" w:firstRow="1" w:lastRow="0" w:firstColumn="1" w:lastColumn="0" w:noHBand="0" w:noVBand="1"/>
       </w:tblPr>
       <w:tblGrid>
         <w:gridCol w:w="1882"/>
@@ -12381,7 +12374,7 @@
         <w:sz w:val="16"/>
         <w:szCs w:val="16"/>
       </w:rPr>
-      <w:t>Version 1.12 · 28 September 2026</w:t>
+      <w:t>Version 1.13 · 1 October 2026</w:t>
     </w:r>
     <w:r>
       <w:rPr>
@@ -12554,10 +12547,10 @@
 <file path=word/numbering.xml><?xml version="1.0" encoding="utf-8"?>
 <w:numbering xmlns:wpc="http://schemas.microsoft.com/office/word/2010/wordprocessingCanvas" xmlns:cx="http://schemas.microsoft.com/office/drawing/2014/chartex" xmlns:cx1="http://schemas.microsoft.com/office/drawing/2015/9/8/chartex" xmlns:cx2="http://schemas.microsoft.com/office/drawing/2015/10/21/chartex" xmlns:cx3="http://schemas.microsoft.com/office/drawing/2016/5/9/chartex" xmlns:cx4="http://schemas.microsoft.com/office/drawing/2016/5/10/chartex" xmlns:cx5="http://schemas.microsoft.com/office/drawing/2016/5/11/chartex" xmlns:cx6="http://schemas.microsoft.com/office/drawing/2016/5/12/chartex" xmlns:cx7="http://schemas.microsoft.com/office/drawing/2016/5/13/chartex" xmlns:cx8="http://schemas.microsoft.com/office/drawing/2016/5/14/chartex" xmlns:mc="http://schemas.openxmlformats.org/markup-compatibility/2006" xmlns:aink="http://schemas.microsoft.com/office/drawing/2016/ink" xmlns:am3d="http://schemas.microsoft.com/office/drawing/2017/model3d" xmlns:o="urn:schemas-microsoft-com:office:office" xmlns:oel="http://schemas.microsoft.com/office/2019/extlst" xmlns:r="http://schemas.openxmlformats.org/officeDocument/2006/relationships" xmlns:m="http://schemas.openxmlformats.org/officeDocument/2006/math" xmlns:v="urn:schemas-microsoft-com:vml" xmlns:wp14="http://schemas.microsoft.com/office/word/2010/wordprocessingDrawing" xmlns:wp="http://schemas.openxmlformats.org/drawingml/2006/wordprocessingDrawing" xmlns:w10="urn:schemas-microsoft-com:office:word" xmlns:w="http://schemas.openxmlformats.org/wordprocessingml/2006/main" xmlns:w14="http://schemas.microsoft.com/office/word/2010/wordml" xmlns:w15="http://schemas.microsoft.com/office/word/2012/wordml" xmlns:w16cex="http://schemas.microsoft.com/office/word/2018/wordml/cex" xmlns:w16cid="http://schemas.microsoft.com/office/word/2016/wordml/cid" xmlns:w16="http://schemas.microsoft.com/office/word/2018/wordml" xmlns:w16sdtdh="http://schemas.microsoft.com/office/word/2020/wordml/sdtdatahash" xmlns:w16se="http://schemas.microsoft.com/office/word/2015/wordml/symex" xmlns:wpg="http://schemas.microsoft.com/office/word/2010/wordprocessingGroup" xmlns:wpi="http://schemas.microsoft.com/office/word/2010/wordprocessingInk" xmlns:wne="http://schemas.microsoft.com/office/word/2006/wordml" xmlns:wps="http://schemas.microsoft.com/office/word/2010/wordprocessingShape" mc:Ignorable="w14 w15 w16se w16cid w16 w16cex w16sdtdh wp14">
   <w:abstractNum w:abstractNumId="0" w15:restartNumberingAfterBreak="0">
-    <w:nsid w:val="0BDC26A6"/>
+    <w:nsid w:val="09E1250A"/>
     <w:multiLevelType w:val="hybridMultilevel"/>
-    <w:tmpl w:val="D5CEC55A"/>
-    <w:lvl w:ilvl="0" w:tplc="C8668802">
+    <w:tmpl w:val="4B101DF2"/>
+    <w:lvl w:ilvl="0" w:tplc="41D62AA4">
       <w:start w:val="1"/>
       <w:numFmt w:val="decimal"/>
       <w:lvlText w:val="%1."/>
@@ -12571,138 +12564,52 @@
         <w:color w:val="A67C27"/>
       </w:rPr>
     </w:lvl>
-    <w:lvl w:ilvl="1" w:tplc="1A0EE86C">
+    <w:lvl w:ilvl="1" w:tplc="40904E00">
       <w:numFmt w:val="decimal"/>
       <w:lvlText w:val=""/>
       <w:lvlJc w:val="left"/>
     </w:lvl>
-    <w:lvl w:ilvl="2" w:tplc="140671E0">
+    <w:lvl w:ilvl="2" w:tplc="D55E2A3C">
       <w:numFmt w:val="decimal"/>
       <w:lvlText w:val=""/>
       <w:lvlJc w:val="left"/>
     </w:lvl>
-    <w:lvl w:ilvl="3" w:tplc="0CDA8294">
+    <w:lvl w:ilvl="3" w:tplc="8C503FEC">
       <w:numFmt w:val="decimal"/>
       <w:lvlText w:val=""/>
       <w:lvlJc w:val="left"/>
     </w:lvl>
-    <w:lvl w:ilvl="4" w:tplc="090C606A">
+    <w:lvl w:ilvl="4" w:tplc="8AD0CE96">
       <w:numFmt w:val="decimal"/>
       <w:lvlText w:val=""/>
       <w:lvlJc w:val="left"/>
     </w:lvl>
-    <w:lvl w:ilvl="5" w:tplc="45124B3E">
+    <w:lvl w:ilvl="5" w:tplc="CE1EE7BA">
       <w:numFmt w:val="decimal"/>
       <w:lvlText w:val=""/>
       <w:lvlJc w:val="left"/>
     </w:lvl>
-    <w:lvl w:ilvl="6" w:tplc="12F0DB28">
+    <w:lvl w:ilvl="6" w:tplc="5A061C1A">
       <w:numFmt w:val="decimal"/>
       <w:lvlText w:val=""/>
       <w:lvlJc w:val="left"/>
     </w:lvl>
-    <w:lvl w:ilvl="7" w:tplc="1D26C1CE">
+    <w:lvl w:ilvl="7" w:tplc="701C69AA">
       <w:numFmt w:val="decimal"/>
       <w:lvlText w:val=""/>
       <w:lvlJc w:val="left"/>
     </w:lvl>
-    <w:lvl w:ilvl="8" w:tplc="A2425FD4">
+    <w:lvl w:ilvl="8" w:tplc="2496D01C">
       <w:numFmt w:val="decimal"/>
       <w:lvlText w:val=""/>
       <w:lvlJc w:val="left"/>
     </w:lvl>
   </w:abstractNum>
   <w:abstractNum w:abstractNumId="1" w15:restartNumberingAfterBreak="0">
-    <w:nsid w:val="298E577D"/>
+    <w:nsid w:val="0B6A1D69"/>
     <w:multiLevelType w:val="hybridMultilevel"/>
-    <w:tmpl w:val="201ADA0A"/>
-    <w:lvl w:ilvl="0" w:tplc="5D4ECEC2">
-      <w:start w:val="1"/>
-      <w:numFmt w:val="bullet"/>
-      <w:lvlText w:val="●"/>
-      <w:lvlJc w:val="left"/>
-      <w:pPr>
-        <w:ind w:left="720" w:hanging="360"/>
-      </w:pPr>
-    </w:lvl>
-    <w:lvl w:ilvl="1" w:tplc="6D9EBB5E">
-      <w:start w:val="1"/>
-      <w:numFmt w:val="bullet"/>
-      <w:lvlText w:val="○"/>
-      <w:lvlJc w:val="left"/>
-      <w:pPr>
-        <w:ind w:left="1440" w:hanging="360"/>
-      </w:pPr>
-    </w:lvl>
-    <w:lvl w:ilvl="2" w:tplc="A8DEE770">
-      <w:start w:val="1"/>
-      <w:numFmt w:val="bullet"/>
-      <w:lvlText w:val="■"/>
-      <w:lvlJc w:val="left"/>
-      <w:pPr>
-        <w:ind w:left="2160" w:hanging="360"/>
-      </w:pPr>
-    </w:lvl>
-    <w:lvl w:ilvl="3" w:tplc="72884740">
-      <w:start w:val="1"/>
-      <w:numFmt w:val="bullet"/>
-      <w:lvlText w:val="●"/>
-      <w:lvlJc w:val="left"/>
-      <w:pPr>
-        <w:ind w:left="2880" w:hanging="360"/>
-      </w:pPr>
-    </w:lvl>
-    <w:lvl w:ilvl="4" w:tplc="C458F348">
-      <w:start w:val="1"/>
-      <w:numFmt w:val="bullet"/>
-      <w:lvlText w:val="○"/>
-      <w:lvlJc w:val="left"/>
-      <w:pPr>
-        <w:ind w:left="3600" w:hanging="360"/>
-      </w:pPr>
-    </w:lvl>
-    <w:lvl w:ilvl="5" w:tplc="C5F0013A">
-      <w:start w:val="1"/>
-      <w:numFmt w:val="bullet"/>
-      <w:lvlText w:val="■"/>
-      <w:lvlJc w:val="left"/>
-      <w:pPr>
-        <w:ind w:left="4320" w:hanging="360"/>
-      </w:pPr>
-    </w:lvl>
-    <w:lvl w:ilvl="6" w:tplc="8E6E7734">
-      <w:start w:val="1"/>
-      <w:numFmt w:val="bullet"/>
-      <w:lvlText w:val="●"/>
-      <w:lvlJc w:val="left"/>
-      <w:pPr>
-        <w:ind w:left="5040" w:hanging="360"/>
-      </w:pPr>
-    </w:lvl>
-    <w:lvl w:ilvl="7" w:tplc="6966DC30">
-      <w:start w:val="1"/>
-      <w:numFmt w:val="bullet"/>
-      <w:lvlText w:val="●"/>
-      <w:lvlJc w:val="left"/>
-      <w:pPr>
-        <w:ind w:left="5760" w:hanging="360"/>
-      </w:pPr>
-    </w:lvl>
-    <w:lvl w:ilvl="8" w:tplc="A9464FD2">
-      <w:start w:val="1"/>
-      <w:numFmt w:val="bullet"/>
-      <w:lvlText w:val="●"/>
-      <w:lvlJc w:val="left"/>
-      <w:pPr>
-        <w:ind w:left="6480" w:hanging="360"/>
-      </w:pPr>
-    </w:lvl>
-  </w:abstractNum>
-  <w:abstractNum w:abstractNumId="2" w15:restartNumberingAfterBreak="0">
-    <w:nsid w:val="4A2708E8"/>
-    <w:multiLevelType w:val="hybridMultilevel"/>
-    <w:tmpl w:val="CA0CE390"/>
-    <w:lvl w:ilvl="0" w:tplc="CE6CBF82">
+    <w:tmpl w:val="E04AF1FE"/>
+    <w:lvl w:ilvl="0" w:tplc="4BF0972C">
       <w:start w:val="1"/>
       <w:numFmt w:val="decimal"/>
       <w:lvlText w:val="%1."/>
@@ -12716,190 +12623,276 @@
         <w:color w:val="A67C27"/>
       </w:rPr>
     </w:lvl>
-    <w:lvl w:ilvl="1" w:tplc="763093FE">
+    <w:lvl w:ilvl="1" w:tplc="22F6B132">
       <w:numFmt w:val="decimal"/>
       <w:lvlText w:val=""/>
       <w:lvlJc w:val="left"/>
     </w:lvl>
-    <w:lvl w:ilvl="2" w:tplc="DFAA3BEA">
+    <w:lvl w:ilvl="2" w:tplc="5C5A5176">
       <w:numFmt w:val="decimal"/>
       <w:lvlText w:val=""/>
       <w:lvlJc w:val="left"/>
     </w:lvl>
-    <w:lvl w:ilvl="3" w:tplc="E9B8F946">
+    <w:lvl w:ilvl="3" w:tplc="75EC72C4">
       <w:numFmt w:val="decimal"/>
       <w:lvlText w:val=""/>
       <w:lvlJc w:val="left"/>
     </w:lvl>
-    <w:lvl w:ilvl="4" w:tplc="9FB44B42">
+    <w:lvl w:ilvl="4" w:tplc="2CE8055E">
       <w:numFmt w:val="decimal"/>
       <w:lvlText w:val=""/>
       <w:lvlJc w:val="left"/>
     </w:lvl>
-    <w:lvl w:ilvl="5" w:tplc="95324876">
+    <w:lvl w:ilvl="5" w:tplc="44D65CC2">
       <w:numFmt w:val="decimal"/>
       <w:lvlText w:val=""/>
       <w:lvlJc w:val="left"/>
     </w:lvl>
-    <w:lvl w:ilvl="6" w:tplc="6250FE6A">
+    <w:lvl w:ilvl="6" w:tplc="D6484268">
       <w:numFmt w:val="decimal"/>
       <w:lvlText w:val=""/>
       <w:lvlJc w:val="left"/>
     </w:lvl>
-    <w:lvl w:ilvl="7" w:tplc="B38813BA">
+    <w:lvl w:ilvl="7" w:tplc="FB4A0816">
       <w:numFmt w:val="decimal"/>
       <w:lvlText w:val=""/>
       <w:lvlJc w:val="left"/>
     </w:lvl>
-    <w:lvl w:ilvl="8" w:tplc="2584B10C">
+    <w:lvl w:ilvl="8" w:tplc="6E7ADD32">
+      <w:numFmt w:val="decimal"/>
+      <w:lvlText w:val=""/>
+      <w:lvlJc w:val="left"/>
+    </w:lvl>
+  </w:abstractNum>
+  <w:abstractNum w:abstractNumId="2" w15:restartNumberingAfterBreak="0">
+    <w:nsid w:val="1ADB097F"/>
+    <w:multiLevelType w:val="hybridMultilevel"/>
+    <w:tmpl w:val="043CCDC4"/>
+    <w:lvl w:ilvl="0" w:tplc="596A95CC">
+      <w:start w:val="1"/>
+      <w:numFmt w:val="bullet"/>
+      <w:lvlText w:val="•"/>
+      <w:lvlJc w:val="left"/>
+      <w:pPr>
+        <w:ind w:left="460" w:hanging="280"/>
+      </w:pPr>
+    </w:lvl>
+    <w:lvl w:ilvl="1" w:tplc="45A0856C">
+      <w:start w:val="1"/>
+      <w:numFmt w:val="bullet"/>
+      <w:lvlText w:val="–"/>
+      <w:lvlJc w:val="left"/>
+      <w:pPr>
+        <w:ind w:left="900" w:hanging="280"/>
+      </w:pPr>
+    </w:lvl>
+    <w:lvl w:ilvl="2" w:tplc="188ADACC">
+      <w:numFmt w:val="decimal"/>
+      <w:lvlText w:val=""/>
+      <w:lvlJc w:val="left"/>
+    </w:lvl>
+    <w:lvl w:ilvl="3" w:tplc="55D434D4">
+      <w:numFmt w:val="decimal"/>
+      <w:lvlText w:val=""/>
+      <w:lvlJc w:val="left"/>
+    </w:lvl>
+    <w:lvl w:ilvl="4" w:tplc="FB8829FE">
+      <w:numFmt w:val="decimal"/>
+      <w:lvlText w:val=""/>
+      <w:lvlJc w:val="left"/>
+    </w:lvl>
+    <w:lvl w:ilvl="5" w:tplc="55F28798">
+      <w:numFmt w:val="decimal"/>
+      <w:lvlText w:val=""/>
+      <w:lvlJc w:val="left"/>
+    </w:lvl>
+    <w:lvl w:ilvl="6" w:tplc="4E4040EC">
+      <w:numFmt w:val="decimal"/>
+      <w:lvlText w:val=""/>
+      <w:lvlJc w:val="left"/>
+    </w:lvl>
+    <w:lvl w:ilvl="7" w:tplc="FF10A840">
+      <w:numFmt w:val="decimal"/>
+      <w:lvlText w:val=""/>
+      <w:lvlJc w:val="left"/>
+    </w:lvl>
+    <w:lvl w:ilvl="8" w:tplc="26C241AC">
       <w:numFmt w:val="decimal"/>
       <w:lvlText w:val=""/>
       <w:lvlJc w:val="left"/>
     </w:lvl>
   </w:abstractNum>
   <w:abstractNum w:abstractNumId="3" w15:restartNumberingAfterBreak="0">
-    <w:nsid w:val="50C85C1E"/>
+    <w:nsid w:val="435D15AF"/>
     <w:multiLevelType w:val="hybridMultilevel"/>
-    <w:tmpl w:val="82C2C310"/>
-    <w:lvl w:ilvl="0" w:tplc="E58E1B84">
+    <w:tmpl w:val="3E2EFFA8"/>
+    <w:lvl w:ilvl="0" w:tplc="8F5EA452">
       <w:start w:val="1"/>
-      <w:numFmt w:val="bullet"/>
-      <w:lvlText w:val="•"/>
+      <w:numFmt w:val="decimal"/>
+      <w:lvlText w:val="%1."/>
       <w:lvlJc w:val="left"/>
       <w:pPr>
-        <w:ind w:left="460" w:hanging="280"/>
-      </w:pPr>
+        <w:ind w:left="460" w:hanging="360"/>
+      </w:pPr>
+      <w:rPr>
+        <w:b/>
+        <w:bCs/>
+        <w:color w:val="A67C27"/>
+      </w:rPr>
     </w:lvl>
-    <w:lvl w:ilvl="1" w:tplc="E2DE0868">
-      <w:start w:val="1"/>
-      <w:numFmt w:val="bullet"/>
-      <w:lvlText w:val="–"/>
-      <w:lvlJc w:val="left"/>
-      <w:pPr>
-        <w:ind w:left="900" w:hanging="280"/>
-      </w:pPr>
-    </w:lvl>
-    <w:lvl w:ilvl="2" w:tplc="0310F202">
+    <w:lvl w:ilvl="1" w:tplc="610C734C">
       <w:numFmt w:val="decimal"/>
       <w:lvlText w:val=""/>
       <w:lvlJc w:val="left"/>
     </w:lvl>
-    <w:lvl w:ilvl="3" w:tplc="F19C9F7C">
+    <w:lvl w:ilvl="2" w:tplc="B8507794">
       <w:numFmt w:val="decimal"/>
       <w:lvlText w:val=""/>
       <w:lvlJc w:val="left"/>
     </w:lvl>
-    <w:lvl w:ilvl="4" w:tplc="E3361654">
+    <w:lvl w:ilvl="3" w:tplc="E8C6B520">
       <w:numFmt w:val="decimal"/>
       <w:lvlText w:val=""/>
       <w:lvlJc w:val="left"/>
     </w:lvl>
-    <w:lvl w:ilvl="5" w:tplc="D55A73AC">
+    <w:lvl w:ilvl="4" w:tplc="449EB016">
       <w:numFmt w:val="decimal"/>
       <w:lvlText w:val=""/>
       <w:lvlJc w:val="left"/>
     </w:lvl>
-    <w:lvl w:ilvl="6" w:tplc="31F03ACC">
+    <w:lvl w:ilvl="5" w:tplc="DE60CC7C">
       <w:numFmt w:val="decimal"/>
       <w:lvlText w:val=""/>
       <w:lvlJc w:val="left"/>
     </w:lvl>
-    <w:lvl w:ilvl="7" w:tplc="120CC144">
+    <w:lvl w:ilvl="6" w:tplc="64883584">
       <w:numFmt w:val="decimal"/>
       <w:lvlText w:val=""/>
       <w:lvlJc w:val="left"/>
     </w:lvl>
-    <w:lvl w:ilvl="8" w:tplc="090426E0">
+    <w:lvl w:ilvl="7" w:tplc="6182436A">
+      <w:numFmt w:val="decimal"/>
+      <w:lvlText w:val=""/>
+      <w:lvlJc w:val="left"/>
+    </w:lvl>
+    <w:lvl w:ilvl="8" w:tplc="ADB44406">
       <w:numFmt w:val="decimal"/>
       <w:lvlText w:val=""/>
       <w:lvlJc w:val="left"/>
     </w:lvl>
   </w:abstractNum>
   <w:abstractNum w:abstractNumId="4" w15:restartNumberingAfterBreak="0">
-    <w:nsid w:val="631E545E"/>
+    <w:nsid w:val="4493703A"/>
     <w:multiLevelType w:val="hybridMultilevel"/>
-    <w:tmpl w:val="B5949F1A"/>
-    <w:lvl w:ilvl="0" w:tplc="46E40600">
+    <w:tmpl w:val="6BB8099A"/>
+    <w:lvl w:ilvl="0" w:tplc="DA30E4CC">
       <w:start w:val="1"/>
-      <w:numFmt w:val="decimal"/>
-      <w:lvlText w:val="%1."/>
+      <w:numFmt w:val="bullet"/>
+      <w:lvlText w:val="●"/>
       <w:lvlJc w:val="left"/>
       <w:pPr>
-        <w:ind w:left="460" w:hanging="360"/>
-      </w:pPr>
-      <w:rPr>
-        <w:b/>
-        <w:bCs/>
-        <w:color w:val="A67C27"/>
-      </w:rPr>
+        <w:ind w:left="720" w:hanging="360"/>
+      </w:pPr>
     </w:lvl>
-    <w:lvl w:ilvl="1" w:tplc="88F6E462">
-      <w:numFmt w:val="decimal"/>
-      <w:lvlText w:val=""/>
+    <w:lvl w:ilvl="1" w:tplc="E2EE5B2C">
+      <w:start w:val="1"/>
+      <w:numFmt w:val="bullet"/>
+      <w:lvlText w:val="○"/>
       <w:lvlJc w:val="left"/>
+      <w:pPr>
+        <w:ind w:left="1440" w:hanging="360"/>
+      </w:pPr>
     </w:lvl>
-    <w:lvl w:ilvl="2" w:tplc="1A1E7512">
-      <w:numFmt w:val="decimal"/>
-      <w:lvlText w:val=""/>
+    <w:lvl w:ilvl="2" w:tplc="2848D600">
+      <w:start w:val="1"/>
+      <w:numFmt w:val="bullet"/>
+      <w:lvlText w:val="■"/>
       <w:lvlJc w:val="left"/>
+      <w:pPr>
+        <w:ind w:left="2160" w:hanging="360"/>
+      </w:pPr>
     </w:lvl>
-    <w:lvl w:ilvl="3" w:tplc="B45A8E8A">
-      <w:numFmt w:val="decimal"/>
-      <w:lvlText w:val=""/>
+    <w:lvl w:ilvl="3" w:tplc="6032C82E">
+      <w:start w:val="1"/>
+      <w:numFmt w:val="bullet"/>
+      <w:lvlText w:val="●"/>
       <w:lvlJc w:val="left"/>
+      <w:pPr>
+        <w:ind w:left="2880" w:hanging="360"/>
+      </w:pPr>
     </w:lvl>
-    <w:lvl w:ilvl="4" w:tplc="E1DE93E8">
-      <w:numFmt w:val="decimal"/>
-      <w:lvlText w:val=""/>
+    <w:lvl w:ilvl="4" w:tplc="3B909238">
+      <w:start w:val="1"/>
+      <w:numFmt w:val="bullet"/>
+      <w:lvlText w:val="○"/>
       <w:lvlJc w:val="left"/>
+      <w:pPr>
+        <w:ind w:left="3600" w:hanging="360"/>
+      </w:pPr>
     </w:lvl>
-    <w:lvl w:ilvl="5" w:tplc="B4C2F15E">
-      <w:numFmt w:val="decimal"/>
-      <w:lvlText w:val=""/>
+    <w:lvl w:ilvl="5" w:tplc="DE7A7E12">
+      <w:start w:val="1"/>
+      <w:numFmt w:val="bullet"/>
+      <w:lvlText w:val="■"/>
       <w:lvlJc w:val="left"/>
+      <w:pPr>
+        <w:ind w:left="4320" w:hanging="360"/>
+      </w:pPr>
     </w:lvl>
-    <w:lvl w:ilvl="6" w:tplc="5EFC867E">
-      <w:numFmt w:val="decimal"/>
-      <w:lvlText w:val=""/>
+    <w:lvl w:ilvl="6" w:tplc="EA50A646">
+      <w:start w:val="1"/>
+      <w:numFmt w:val="bullet"/>
+      <w:lvlText w:val="●"/>
       <w:lvlJc w:val="left"/>
+      <w:pPr>
+        <w:ind w:left="5040" w:hanging="360"/>
+      </w:pPr>
     </w:lvl>
-    <w:lvl w:ilvl="7" w:tplc="0FA80BE4">
-      <w:numFmt w:val="decimal"/>
-      <w:lvlText w:val=""/>
+    <w:lvl w:ilvl="7" w:tplc="6E2ADDBA">
+      <w:start w:val="1"/>
+      <w:numFmt w:val="bullet"/>
+      <w:lvlText w:val="●"/>
       <w:lvlJc w:val="left"/>
+      <w:pPr>
+        <w:ind w:left="5760" w:hanging="360"/>
+      </w:pPr>
     </w:lvl>
-    <w:lvl w:ilvl="8" w:tplc="84A88DD2">
-      <w:numFmt w:val="decimal"/>
-      <w:lvlText w:val=""/>
+    <w:lvl w:ilvl="8" w:tplc="C5DC1B14">
+      <w:start w:val="1"/>
+      <w:numFmt w:val="bullet"/>
+      <w:lvlText w:val="●"/>
       <w:lvlJc w:val="left"/>
+      <w:pPr>
+        <w:ind w:left="6480" w:hanging="360"/>
+      </w:pPr>
     </w:lvl>
   </w:abstractNum>
-  <w:num w:numId="1" w16cid:durableId="1593053242">
+  <w:num w:numId="1" w16cid:durableId="166868981">
+    <w:abstractNumId w:val="4"/>
+    <w:lvlOverride w:ilvl="0">
+      <w:startOverride w:val="1"/>
+    </w:lvlOverride>
+  </w:num>
+  <w:num w:numId="2" w16cid:durableId="275143298">
+    <w:abstractNumId w:val="2"/>
+    <w:lvlOverride w:ilvl="0">
+      <w:startOverride w:val="1"/>
+    </w:lvlOverride>
+  </w:num>
+  <w:num w:numId="3" w16cid:durableId="130757063">
+    <w:abstractNumId w:val="3"/>
+    <w:lvlOverride w:ilvl="0">
+      <w:startOverride w:val="1"/>
+    </w:lvlOverride>
+  </w:num>
+  <w:num w:numId="4" w16cid:durableId="1725526088">
     <w:abstractNumId w:val="1"/>
     <w:lvlOverride w:ilvl="0">
       <w:startOverride w:val="1"/>
     </w:lvlOverride>
   </w:num>
-  <w:num w:numId="2" w16cid:durableId="2145659000">
-    <w:abstractNumId w:val="3"/>
-    <w:lvlOverride w:ilvl="0">
-      <w:startOverride w:val="1"/>
-    </w:lvlOverride>
-  </w:num>
-  <w:num w:numId="3" w16cid:durableId="647247773">
+  <w:num w:numId="5" w16cid:durableId="1284728053">
     <w:abstractNumId w:val="0"/>
-    <w:lvlOverride w:ilvl="0">
-      <w:startOverride w:val="1"/>
-    </w:lvlOverride>
-  </w:num>
-  <w:num w:numId="4" w16cid:durableId="1125461026">
-    <w:abstractNumId w:val="4"/>
-    <w:lvlOverride w:ilvl="0">
-      <w:startOverride w:val="1"/>
-    </w:lvlOverride>
-  </w:num>
-  <w:num w:numId="5" w16cid:durableId="352927994">
-    <w:abstractNumId w:val="2"/>
     <w:lvlOverride w:ilvl="0">
       <w:startOverride w:val="1"/>
     </w:lvlOverride>
@@ -13524,7 +13517,7 @@
     <w:autoRedefine/>
     <w:uiPriority w:val="39"/>
     <w:unhideWhenUsed/>
-    <w:rsid w:val="00616FC1"/>
+    <w:rsid w:val="00267B56"/>
     <w:pPr>
       <w:spacing w:after="100"/>
     </w:pPr>
@@ -13536,7 +13529,7 @@
     <w:autoRedefine/>
     <w:uiPriority w:val="39"/>
     <w:unhideWhenUsed/>
-    <w:rsid w:val="00616FC1"/>
+    <w:rsid w:val="00267B56"/>
     <w:pPr>
       <w:spacing w:after="100"/>
       <w:ind w:left="210"/>

--- a/docs/manuals/Role_Guide_7_Analyst.docx
+++ b/docs/manuals/Role_Guide_7_Analyst.docx
@@ -469,7 +469,7 @@
                 <w:sz w:val="19"/>
                 <w:szCs w:val="19"/>
               </w:rPr>
-              <w:t>Version 1.13 · 1 October 2026</w:t>
+              <w:t>Version 1.14 · 1 October 2026</w:t>
             </w:r>
           </w:p>
         </w:tc>
@@ -538,7 +538,7 @@
     <w:sdt>
       <w:sdtPr>
         <w:alias w:val="Contents"/>
-        <w:id w:val="1363870875"/>
+        <w:id w:val="2132824994"/>
       </w:sdtPr>
       <w:sdtEndPr/>
       <w:sdtContent>
@@ -567,7 +567,7 @@
           <w:r>
             <w:fldChar w:fldCharType="separate"/>
           </w:r>
-          <w:hyperlink w:anchor="_Toc241726980" w:history="1">
+          <w:hyperlink w:anchor="_Toc241780898" w:history="1">
             <w:r>
               <w:rPr>
                 <w:rStyle w:val="Hyperlink"/>
@@ -591,7 +591,7 @@
               <w:rPr>
                 <w:noProof/>
               </w:rPr>
-              <w:instrText xml:space="preserve"> PAGEREF _Toc241726980 \h </w:instrText>
+              <w:instrText xml:space="preserve"> PAGEREF _Toc241780898 \h </w:instrText>
             </w:r>
             <w:r>
               <w:rPr>
@@ -634,7 +634,7 @@
               <w14:ligatures w14:val="standardContextual"/>
             </w:rPr>
           </w:pPr>
-          <w:hyperlink w:anchor="_Toc241726981" w:history="1">
+          <w:hyperlink w:anchor="_Toc241780899" w:history="1">
             <w:r>
               <w:rPr>
                 <w:rStyle w:val="Hyperlink"/>
@@ -658,7 +658,7 @@
               <w:rPr>
                 <w:noProof/>
               </w:rPr>
-              <w:instrText xml:space="preserve"> PAGEREF _Toc241726981 \h </w:instrText>
+              <w:instrText xml:space="preserve"> PAGEREF _Toc241780899 \h </w:instrText>
             </w:r>
             <w:r>
               <w:rPr>
@@ -701,7 +701,7 @@
               <w14:ligatures w14:val="standardContextual"/>
             </w:rPr>
           </w:pPr>
-          <w:hyperlink w:anchor="_Toc241726982" w:history="1">
+          <w:hyperlink w:anchor="_Toc241780900" w:history="1">
             <w:r>
               <w:rPr>
                 <w:rStyle w:val="Hyperlink"/>
@@ -725,7 +725,7 @@
               <w:rPr>
                 <w:noProof/>
               </w:rPr>
-              <w:instrText xml:space="preserve"> PAGEREF _Toc241726982 \h </w:instrText>
+              <w:instrText xml:space="preserve"> PAGEREF _Toc241780900 \h </w:instrText>
             </w:r>
             <w:r>
               <w:rPr>
@@ -768,7 +768,7 @@
               <w14:ligatures w14:val="standardContextual"/>
             </w:rPr>
           </w:pPr>
-          <w:hyperlink w:anchor="_Toc241726983" w:history="1">
+          <w:hyperlink w:anchor="_Toc241780901" w:history="1">
             <w:r>
               <w:rPr>
                 <w:rStyle w:val="Hyperlink"/>
@@ -792,7 +792,7 @@
               <w:rPr>
                 <w:noProof/>
               </w:rPr>
-              <w:instrText xml:space="preserve"> PAGEREF _Toc241726983 \h </w:instrText>
+              <w:instrText xml:space="preserve"> PAGEREF _Toc241780901 \h </w:instrText>
             </w:r>
             <w:r>
               <w:rPr>
@@ -835,7 +835,7 @@
               <w14:ligatures w14:val="standardContextual"/>
             </w:rPr>
           </w:pPr>
-          <w:hyperlink w:anchor="_Toc241726984" w:history="1">
+          <w:hyperlink w:anchor="_Toc241780902" w:history="1">
             <w:r>
               <w:rPr>
                 <w:rStyle w:val="Hyperlink"/>
@@ -859,7 +859,7 @@
               <w:rPr>
                 <w:noProof/>
               </w:rPr>
-              <w:instrText xml:space="preserve"> PAGEREF _Toc241726984 \h </w:instrText>
+              <w:instrText xml:space="preserve"> PAGEREF _Toc241780902 \h </w:instrText>
             </w:r>
             <w:r>
               <w:rPr>
@@ -902,7 +902,7 @@
               <w14:ligatures w14:val="standardContextual"/>
             </w:rPr>
           </w:pPr>
-          <w:hyperlink w:anchor="_Toc241726985" w:history="1">
+          <w:hyperlink w:anchor="_Toc241780903" w:history="1">
             <w:r>
               <w:rPr>
                 <w:rStyle w:val="Hyperlink"/>
@@ -926,7 +926,7 @@
               <w:rPr>
                 <w:noProof/>
               </w:rPr>
-              <w:instrText xml:space="preserve"> PAGEREF _Toc241726985 \h </w:instrText>
+              <w:instrText xml:space="preserve"> PAGEREF _Toc241780903 \h </w:instrText>
             </w:r>
             <w:r>
               <w:rPr>
@@ -969,7 +969,7 @@
               <w14:ligatures w14:val="standardContextual"/>
             </w:rPr>
           </w:pPr>
-          <w:hyperlink w:anchor="_Toc241726986" w:history="1">
+          <w:hyperlink w:anchor="_Toc241780904" w:history="1">
             <w:r>
               <w:rPr>
                 <w:rStyle w:val="Hyperlink"/>
@@ -993,7 +993,7 @@
               <w:rPr>
                 <w:noProof/>
               </w:rPr>
-              <w:instrText xml:space="preserve"> PAGEREF _Toc241726986 \h </w:instrText>
+              <w:instrText xml:space="preserve"> PAGEREF _Toc241780904 \h </w:instrText>
             </w:r>
             <w:r>
               <w:rPr>
@@ -1036,7 +1036,7 @@
               <w14:ligatures w14:val="standardContextual"/>
             </w:rPr>
           </w:pPr>
-          <w:hyperlink w:anchor="_Toc241726987" w:history="1">
+          <w:hyperlink w:anchor="_Toc241780905" w:history="1">
             <w:r>
               <w:rPr>
                 <w:rStyle w:val="Hyperlink"/>
@@ -1060,7 +1060,7 @@
               <w:rPr>
                 <w:noProof/>
               </w:rPr>
-              <w:instrText xml:space="preserve"> PAGEREF _Toc241726987 \h </w:instrText>
+              <w:instrText xml:space="preserve"> PAGEREF _Toc241780905 \h </w:instrText>
             </w:r>
             <w:r>
               <w:rPr>
@@ -1103,7 +1103,7 @@
               <w14:ligatures w14:val="standardContextual"/>
             </w:rPr>
           </w:pPr>
-          <w:hyperlink w:anchor="_Toc241726988" w:history="1">
+          <w:hyperlink w:anchor="_Toc241780906" w:history="1">
             <w:r>
               <w:rPr>
                 <w:rStyle w:val="Hyperlink"/>
@@ -1127,7 +1127,7 @@
               <w:rPr>
                 <w:noProof/>
               </w:rPr>
-              <w:instrText xml:space="preserve"> PAGEREF _Toc241726988 \h </w:instrText>
+              <w:instrText xml:space="preserve"> PAGEREF _Toc241780906 \h </w:instrText>
             </w:r>
             <w:r>
               <w:rPr>
@@ -1170,7 +1170,7 @@
               <w14:ligatures w14:val="standardContextual"/>
             </w:rPr>
           </w:pPr>
-          <w:hyperlink w:anchor="_Toc241726989" w:history="1">
+          <w:hyperlink w:anchor="_Toc241780907" w:history="1">
             <w:r>
               <w:rPr>
                 <w:rStyle w:val="Hyperlink"/>
@@ -1194,7 +1194,7 @@
               <w:rPr>
                 <w:noProof/>
               </w:rPr>
-              <w:instrText xml:space="preserve"> PAGEREF _Toc241726989 \h </w:instrText>
+              <w:instrText xml:space="preserve"> PAGEREF _Toc241780907 \h </w:instrText>
             </w:r>
             <w:r>
               <w:rPr>
@@ -1237,7 +1237,7 @@
               <w14:ligatures w14:val="standardContextual"/>
             </w:rPr>
           </w:pPr>
-          <w:hyperlink w:anchor="_Toc241726990" w:history="1">
+          <w:hyperlink w:anchor="_Toc241780908" w:history="1">
             <w:r>
               <w:rPr>
                 <w:rStyle w:val="Hyperlink"/>
@@ -1261,7 +1261,7 @@
               <w:rPr>
                 <w:noProof/>
               </w:rPr>
-              <w:instrText xml:space="preserve"> PAGEREF _Toc241726990 \h </w:instrText>
+              <w:instrText xml:space="preserve"> PAGEREF _Toc241780908 \h </w:instrText>
             </w:r>
             <w:r>
               <w:rPr>
@@ -1304,7 +1304,7 @@
               <w14:ligatures w14:val="standardContextual"/>
             </w:rPr>
           </w:pPr>
-          <w:hyperlink w:anchor="_Toc241726991" w:history="1">
+          <w:hyperlink w:anchor="_Toc241780909" w:history="1">
             <w:r>
               <w:rPr>
                 <w:rStyle w:val="Hyperlink"/>
@@ -1328,7 +1328,7 @@
               <w:rPr>
                 <w:noProof/>
               </w:rPr>
-              <w:instrText xml:space="preserve"> PAGEREF _Toc241726991 \h </w:instrText>
+              <w:instrText xml:space="preserve"> PAGEREF _Toc241780909 \h </w:instrText>
             </w:r>
             <w:r>
               <w:rPr>
@@ -1371,7 +1371,7 @@
               <w14:ligatures w14:val="standardContextual"/>
             </w:rPr>
           </w:pPr>
-          <w:hyperlink w:anchor="_Toc241726992" w:history="1">
+          <w:hyperlink w:anchor="_Toc241780910" w:history="1">
             <w:r>
               <w:rPr>
                 <w:rStyle w:val="Hyperlink"/>
@@ -1395,7 +1395,7 @@
               <w:rPr>
                 <w:noProof/>
               </w:rPr>
-              <w:instrText xml:space="preserve"> PAGEREF _Toc241726992 \h </w:instrText>
+              <w:instrText xml:space="preserve"> PAGEREF _Toc241780910 \h </w:instrText>
             </w:r>
             <w:r>
               <w:rPr>
@@ -1438,7 +1438,7 @@
               <w14:ligatures w14:val="standardContextual"/>
             </w:rPr>
           </w:pPr>
-          <w:hyperlink w:anchor="_Toc241726993" w:history="1">
+          <w:hyperlink w:anchor="_Toc241780911" w:history="1">
             <w:r>
               <w:rPr>
                 <w:rStyle w:val="Hyperlink"/>
@@ -1462,7 +1462,7 @@
               <w:rPr>
                 <w:noProof/>
               </w:rPr>
-              <w:instrText xml:space="preserve"> PAGEREF _Toc241726993 \h </w:instrText>
+              <w:instrText xml:space="preserve"> PAGEREF _Toc241780911 \h </w:instrText>
             </w:r>
             <w:r>
               <w:rPr>
@@ -1505,7 +1505,7 @@
               <w14:ligatures w14:val="standardContextual"/>
             </w:rPr>
           </w:pPr>
-          <w:hyperlink w:anchor="_Toc241726994" w:history="1">
+          <w:hyperlink w:anchor="_Toc241780912" w:history="1">
             <w:r>
               <w:rPr>
                 <w:rStyle w:val="Hyperlink"/>
@@ -1529,7 +1529,7 @@
               <w:rPr>
                 <w:noProof/>
               </w:rPr>
-              <w:instrText xml:space="preserve"> PAGEREF _Toc241726994 \h </w:instrText>
+              <w:instrText xml:space="preserve"> PAGEREF _Toc241780912 \h </w:instrText>
             </w:r>
             <w:r>
               <w:rPr>
@@ -1572,7 +1572,7 @@
               <w14:ligatures w14:val="standardContextual"/>
             </w:rPr>
           </w:pPr>
-          <w:hyperlink w:anchor="_Toc241726995" w:history="1">
+          <w:hyperlink w:anchor="_Toc241780913" w:history="1">
             <w:r>
               <w:rPr>
                 <w:rStyle w:val="Hyperlink"/>
@@ -1596,7 +1596,7 @@
               <w:rPr>
                 <w:noProof/>
               </w:rPr>
-              <w:instrText xml:space="preserve"> PAGEREF _Toc241726995 \h </w:instrText>
+              <w:instrText xml:space="preserve"> PAGEREF _Toc241780913 \h </w:instrText>
             </w:r>
             <w:r>
               <w:rPr>
@@ -1639,7 +1639,7 @@
               <w14:ligatures w14:val="standardContextual"/>
             </w:rPr>
           </w:pPr>
-          <w:hyperlink w:anchor="_Toc241726996" w:history="1">
+          <w:hyperlink w:anchor="_Toc241780914" w:history="1">
             <w:r>
               <w:rPr>
                 <w:rStyle w:val="Hyperlink"/>
@@ -1663,7 +1663,7 @@
               <w:rPr>
                 <w:noProof/>
               </w:rPr>
-              <w:instrText xml:space="preserve"> PAGEREF _Toc241726996 \h </w:instrText>
+              <w:instrText xml:space="preserve"> PAGEREF _Toc241780914 \h </w:instrText>
             </w:r>
             <w:r>
               <w:rPr>
@@ -1706,7 +1706,7 @@
               <w14:ligatures w14:val="standardContextual"/>
             </w:rPr>
           </w:pPr>
-          <w:hyperlink w:anchor="_Toc241726997" w:history="1">
+          <w:hyperlink w:anchor="_Toc241780915" w:history="1">
             <w:r>
               <w:rPr>
                 <w:rStyle w:val="Hyperlink"/>
@@ -1730,7 +1730,7 @@
               <w:rPr>
                 <w:noProof/>
               </w:rPr>
-              <w:instrText xml:space="preserve"> PAGEREF _Toc241726997 \h </w:instrText>
+              <w:instrText xml:space="preserve"> PAGEREF _Toc241780915 \h </w:instrText>
             </w:r>
             <w:r>
               <w:rPr>
@@ -1773,7 +1773,7 @@
               <w14:ligatures w14:val="standardContextual"/>
             </w:rPr>
           </w:pPr>
-          <w:hyperlink w:anchor="_Toc241726998" w:history="1">
+          <w:hyperlink w:anchor="_Toc241780916" w:history="1">
             <w:r>
               <w:rPr>
                 <w:rStyle w:val="Hyperlink"/>
@@ -1797,7 +1797,7 @@
               <w:rPr>
                 <w:noProof/>
               </w:rPr>
-              <w:instrText xml:space="preserve"> PAGEREF _Toc241726998 \h </w:instrText>
+              <w:instrText xml:space="preserve"> PAGEREF _Toc241780916 \h </w:instrText>
             </w:r>
             <w:r>
               <w:rPr>
@@ -1840,7 +1840,7 @@
               <w14:ligatures w14:val="standardContextual"/>
             </w:rPr>
           </w:pPr>
-          <w:hyperlink w:anchor="_Toc241726999" w:history="1">
+          <w:hyperlink w:anchor="_Toc241780917" w:history="1">
             <w:r>
               <w:rPr>
                 <w:rStyle w:val="Hyperlink"/>
@@ -1864,7 +1864,7 @@
               <w:rPr>
                 <w:noProof/>
               </w:rPr>
-              <w:instrText xml:space="preserve"> PAGEREF _Toc241726999 \h </w:instrText>
+              <w:instrText xml:space="preserve"> PAGEREF _Toc241780917 \h </w:instrText>
             </w:r>
             <w:r>
               <w:rPr>
@@ -1907,7 +1907,7 @@
               <w14:ligatures w14:val="standardContextual"/>
             </w:rPr>
           </w:pPr>
-          <w:hyperlink w:anchor="_Toc241727000" w:history="1">
+          <w:hyperlink w:anchor="_Toc241780918" w:history="1">
             <w:r>
               <w:rPr>
                 <w:rStyle w:val="Hyperlink"/>
@@ -1931,7 +1931,7 @@
               <w:rPr>
                 <w:noProof/>
               </w:rPr>
-              <w:instrText xml:space="preserve"> PAGEREF _Toc241727000 \h </w:instrText>
+              <w:instrText xml:space="preserve"> PAGEREF _Toc241780918 \h </w:instrText>
             </w:r>
             <w:r>
               <w:rPr>
@@ -1974,7 +1974,7 @@
               <w14:ligatures w14:val="standardContextual"/>
             </w:rPr>
           </w:pPr>
-          <w:hyperlink w:anchor="_Toc241727001" w:history="1">
+          <w:hyperlink w:anchor="_Toc241780919" w:history="1">
             <w:r>
               <w:rPr>
                 <w:rStyle w:val="Hyperlink"/>
@@ -1998,7 +1998,7 @@
               <w:rPr>
                 <w:noProof/>
               </w:rPr>
-              <w:instrText xml:space="preserve"> PAGEREF _Toc241727001 \h </w:instrText>
+              <w:instrText xml:space="preserve"> PAGEREF _Toc241780919 \h </w:instrText>
             </w:r>
             <w:r>
               <w:rPr>
@@ -2041,7 +2041,7 @@
               <w14:ligatures w14:val="standardContextual"/>
             </w:rPr>
           </w:pPr>
-          <w:hyperlink w:anchor="_Toc241727002" w:history="1">
+          <w:hyperlink w:anchor="_Toc241780920" w:history="1">
             <w:r>
               <w:rPr>
                 <w:rStyle w:val="Hyperlink"/>
@@ -2065,7 +2065,7 @@
               <w:rPr>
                 <w:noProof/>
               </w:rPr>
-              <w:instrText xml:space="preserve"> PAGEREF _Toc241727002 \h </w:instrText>
+              <w:instrText xml:space="preserve"> PAGEREF _Toc241780920 \h </w:instrText>
             </w:r>
             <w:r>
               <w:rPr>
@@ -2108,7 +2108,7 @@
               <w14:ligatures w14:val="standardContextual"/>
             </w:rPr>
           </w:pPr>
-          <w:hyperlink w:anchor="_Toc241727003" w:history="1">
+          <w:hyperlink w:anchor="_Toc241780921" w:history="1">
             <w:r>
               <w:rPr>
                 <w:rStyle w:val="Hyperlink"/>
@@ -2132,7 +2132,7 @@
               <w:rPr>
                 <w:noProof/>
               </w:rPr>
-              <w:instrText xml:space="preserve"> PAGEREF _Toc241727003 \h </w:instrText>
+              <w:instrText xml:space="preserve"> PAGEREF _Toc241780921 \h </w:instrText>
             </w:r>
             <w:r>
               <w:rPr>
@@ -2175,7 +2175,7 @@
               <w14:ligatures w14:val="standardContextual"/>
             </w:rPr>
           </w:pPr>
-          <w:hyperlink w:anchor="_Toc241727004" w:history="1">
+          <w:hyperlink w:anchor="_Toc241780922" w:history="1">
             <w:r>
               <w:rPr>
                 <w:rStyle w:val="Hyperlink"/>
@@ -2199,7 +2199,7 @@
               <w:rPr>
                 <w:noProof/>
               </w:rPr>
-              <w:instrText xml:space="preserve"> PAGEREF _Toc241727004 \h </w:instrText>
+              <w:instrText xml:space="preserve"> PAGEREF _Toc241780922 \h </w:instrText>
             </w:r>
             <w:r>
               <w:rPr>
@@ -2242,7 +2242,7 @@
               <w14:ligatures w14:val="standardContextual"/>
             </w:rPr>
           </w:pPr>
-          <w:hyperlink w:anchor="_Toc241727005" w:history="1">
+          <w:hyperlink w:anchor="_Toc241780923" w:history="1">
             <w:r>
               <w:rPr>
                 <w:rStyle w:val="Hyperlink"/>
@@ -2266,7 +2266,7 @@
               <w:rPr>
                 <w:noProof/>
               </w:rPr>
-              <w:instrText xml:space="preserve"> PAGEREF _Toc241727005 \h </w:instrText>
+              <w:instrText xml:space="preserve"> PAGEREF _Toc241780923 \h </w:instrText>
             </w:r>
             <w:r>
               <w:rPr>
@@ -2309,7 +2309,7 @@
               <w14:ligatures w14:val="standardContextual"/>
             </w:rPr>
           </w:pPr>
-          <w:hyperlink w:anchor="_Toc241727006" w:history="1">
+          <w:hyperlink w:anchor="_Toc241780924" w:history="1">
             <w:r>
               <w:rPr>
                 <w:rStyle w:val="Hyperlink"/>
@@ -2333,7 +2333,7 @@
               <w:rPr>
                 <w:noProof/>
               </w:rPr>
-              <w:instrText xml:space="preserve"> PAGEREF _Toc241727006 \h </w:instrText>
+              <w:instrText xml:space="preserve"> PAGEREF _Toc241780924 \h </w:instrText>
             </w:r>
             <w:r>
               <w:rPr>
@@ -2372,7 +2372,7 @@
         <w:pStyle w:val="Heading1"/>
         <w:pageBreakBefore/>
       </w:pPr>
-      <w:bookmarkStart w:id="0" w:name="_Toc241726980"/>
+      <w:bookmarkStart w:id="0" w:name="_Toc241780898"/>
       <w:r>
         <w:lastRenderedPageBreak/>
         <w:t>1. Your role at a glance</w:t>
@@ -2553,7 +2553,7 @@
         <w:pStyle w:val="Heading1"/>
         <w:pageBreakBefore/>
       </w:pPr>
-      <w:bookmarkStart w:id="1" w:name="_Toc241726981"/>
+      <w:bookmarkStart w:id="1" w:name="_Toc241780899"/>
       <w:r>
         <w:lastRenderedPageBreak/>
         <w:t>2. Signing in and your screens</w:t>
@@ -2564,7 +2564,7 @@
       <w:pPr>
         <w:pStyle w:val="Heading2"/>
       </w:pPr>
-      <w:bookmarkStart w:id="2" w:name="_Toc241726982"/>
+      <w:bookmarkStart w:id="2" w:name="_Toc241780900"/>
       <w:r>
         <w:t>Signing in</w:t>
       </w:r>
@@ -2647,7 +2647,7 @@
           <w:noProof/>
         </w:rPr>
         <w:drawing>
-          <wp:inline distT="0" distB="0" distL="0" distR="0" wp14:anchorId="16A7DA03" wp14:editId="406367A0">
+          <wp:inline distT="0" distB="0" distL="0" distR="0" wp14:anchorId="7F8818EC" wp14:editId="233115CA">
             <wp:extent cx="5334000" cy="2333625"/>
             <wp:effectExtent l="0" t="0" r="0" b="0"/>
             <wp:docPr id="1" name="adm_login.jpg" descr="The sign-in screen for all internal staff." title="The sign-in screen for all internal staff."/>
@@ -2814,7 +2814,7 @@
       <w:pPr>
         <w:pStyle w:val="Heading2"/>
       </w:pPr>
-      <w:bookmarkStart w:id="3" w:name="_Toc241726983"/>
+      <w:bookmarkStart w:id="3" w:name="_Toc241780901"/>
       <w:r>
         <w:t>Finding your way around</w:t>
       </w:r>
@@ -2999,7 +2999,7 @@
         </w:rPr>
         <w:lastRenderedPageBreak/>
         <w:drawing>
-          <wp:inline distT="0" distB="0" distL="0" distR="0" wp14:anchorId="408B4A5A" wp14:editId="3AB047BF">
+          <wp:inline distT="0" distB="0" distL="0" distR="0" wp14:anchorId="2D1DAA32" wp14:editId="66170266">
             <wp:extent cx="5715000" cy="1876425"/>
             <wp:effectExtent l="0" t="0" r="0" b="0"/>
             <wp:docPr id="2" name="adm_not_your_role.jpg" descr="Opening a screen outside your role (for example from an old bookmark) shows this card instead of the screen." title="Opening a screen outside your role (for example from an old bookmark) shows this card instead of the screen."/>
@@ -3068,7 +3068,7 @@
       <w:pPr>
         <w:pStyle w:val="Heading2"/>
       </w:pPr>
-      <w:bookmarkStart w:id="4" w:name="_Toc241726984"/>
+      <w:bookmarkStart w:id="4" w:name="_Toc241780902"/>
       <w:r>
         <w:t>Your screens</w:t>
       </w:r>
@@ -3402,7 +3402,7 @@
       <w:pPr>
         <w:pStyle w:val="Heading2"/>
       </w:pPr>
-      <w:bookmarkStart w:id="5" w:name="_Toc241726985"/>
+      <w:bookmarkStart w:id="5" w:name="_Toc241780903"/>
       <w:r>
         <w:t>Changing your password</w:t>
       </w:r>
@@ -3485,7 +3485,7 @@
           <w:noProof/>
         </w:rPr>
         <w:drawing>
-          <wp:inline distT="0" distB="0" distL="0" distR="0" wp14:anchorId="17BD3731" wp14:editId="50FB0D3F">
+          <wp:inline distT="0" distB="0" distL="0" distR="0" wp14:anchorId="1BC3F2C6" wp14:editId="4745691A">
             <wp:extent cx="5334000" cy="2171700"/>
             <wp:effectExtent l="0" t="0" r="0" b="0"/>
             <wp:docPr id="3" name="adm_account.jpg" descr="Change Password screen." title="Change Password screen."/>
@@ -3573,7 +3573,7 @@
         <w:pStyle w:val="Heading1"/>
         <w:pageBreakBefore/>
       </w:pPr>
-      <w:bookmarkStart w:id="6" w:name="_Toc241726986"/>
+      <w:bookmarkStart w:id="6" w:name="_Toc241780904"/>
       <w:r>
         <w:lastRenderedPageBreak/>
         <w:t>3. Your routine</w:t>
@@ -3858,7 +3858,7 @@
         <w:pStyle w:val="Heading1"/>
         <w:pageBreakBefore/>
       </w:pPr>
-      <w:bookmarkStart w:id="7" w:name="_Toc241726987"/>
+      <w:bookmarkStart w:id="7" w:name="_Toc241780905"/>
       <w:r>
         <w:lastRenderedPageBreak/>
         <w:t>4. Step-by-step tasks</w:t>
@@ -3869,7 +3869,7 @@
       <w:pPr>
         <w:pStyle w:val="Heading2"/>
       </w:pPr>
-      <w:bookmarkStart w:id="8" w:name="_Toc241726988"/>
+      <w:bookmarkStart w:id="8" w:name="_Toc241780906"/>
       <w:r>
         <w:t>4.1 Your start screen</w:t>
       </w:r>
@@ -3886,7 +3886,7 @@
           <w:noProof/>
         </w:rPr>
         <w:drawing>
-          <wp:inline distT="0" distB="0" distL="0" distR="0" wp14:anchorId="4A37F770" wp14:editId="601C5D73">
+          <wp:inline distT="0" distB="0" distL="0" distR="0" wp14:anchorId="4CDDD5BF" wp14:editId="755DEF47">
             <wp:extent cx="5715000" cy="3571875"/>
             <wp:effectExtent l="0" t="0" r="0" b="0"/>
             <wp:docPr id="4" name="an_dashboard.jpg" descr="Executive Dashboard as seen by the Analyst." title="Executive Dashboard as seen by the Analyst."/>
@@ -3955,7 +3955,7 @@
       <w:pPr>
         <w:pStyle w:val="Heading2"/>
       </w:pPr>
-      <w:bookmarkStart w:id="9" w:name="_Toc241726989"/>
+      <w:bookmarkStart w:id="9" w:name="_Toc241780907"/>
       <w:r>
         <w:t>4.2 Reading the dashboards</w:t>
       </w:r>
@@ -3981,7 +3981,7 @@
         </w:rPr>
         <w:lastRenderedPageBreak/>
         <w:drawing>
-          <wp:inline distT="0" distB="0" distL="0" distR="0" wp14:anchorId="3B39F5D8" wp14:editId="39993CFB">
+          <wp:inline distT="0" distB="0" distL="0" distR="0" wp14:anchorId="2FB17067" wp14:editId="4531F1C4">
             <wp:extent cx="5715000" cy="3571875"/>
             <wp:effectExtent l="0" t="0" r="0" b="0"/>
             <wp:docPr id="5" name="adm_exec_dashboard.jpg" descr="Executive Dashboard: completions against the 400 / 60 / 50–75 targets, days to data lock, spend, and the lowest-filled strata." title="Executive Dashboard: completions against the 400 / 60 / 50–75 targets, days to data lock, spend, and the lowest-filled strata."/>
@@ -4646,7 +4646,7 @@
       <w:pPr>
         <w:pStyle w:val="Heading2"/>
       </w:pPr>
-      <w:bookmarkStart w:id="10" w:name="_Toc241726990"/>
+      <w:bookmarkStart w:id="10" w:name="_Toc241780908"/>
       <w:r>
         <w:t>4.3 Using Reports (analytics and charts)</w:t>
       </w:r>
@@ -4687,7 +4687,7 @@
         </w:rPr>
         <w:lastRenderedPageBreak/>
         <w:drawing>
-          <wp:inline distT="0" distB="0" distL="0" distR="0" wp14:anchorId="46C53709" wp14:editId="16DD238C">
+          <wp:inline distT="0" distB="0" distL="0" distR="0" wp14:anchorId="2814B795" wp14:editId="3DD39EA1">
             <wp:extent cx="5334000" cy="3333750"/>
             <wp:effectExtent l="0" t="0" r="0" b="0"/>
             <wp:docPr id="6" name="adm_reports_top.jpg" descr="Reports: headline figures for the chosen period." title="Reports: headline figures for the chosen period."/>
@@ -4829,7 +4829,7 @@
           <w:noProof/>
         </w:rPr>
         <w:drawing>
-          <wp:inline distT="0" distB="0" distL="0" distR="0" wp14:anchorId="3CA96C14" wp14:editId="4AA41A46">
+          <wp:inline distT="0" distB="0" distL="0" distR="0" wp14:anchorId="7A79559C" wp14:editId="1BD63AAF">
             <wp:extent cx="5334000" cy="3409950"/>
             <wp:effectExtent l="0" t="0" r="0" b="0"/>
             <wp:docPr id="7" name="adm_reports_funnel.jpg" descr="Case funnel: each case counted once at every stage it has reached." title="Case funnel: each case counted once at every stage it has reached."/>
@@ -4929,7 +4929,7 @@
         </w:rPr>
         <w:lastRenderedPageBreak/>
         <w:drawing>
-          <wp:inline distT="0" distB="0" distL="0" distR="0" wp14:anchorId="1490D58F" wp14:editId="135D9888">
+          <wp:inline distT="0" distB="0" distL="0" distR="0" wp14:anchorId="04960C8A" wp14:editId="0B6BD01F">
             <wp:extent cx="5334000" cy="3248025"/>
             <wp:effectExtent l="0" t="0" r="0" b="0"/>
             <wp:docPr id="8" name="adm_reports_funnel_table.jpg" descr="The same chart as a table." title="The same chart as a table."/>
@@ -5028,7 +5028,7 @@
           <w:noProof/>
         </w:rPr>
         <w:drawing>
-          <wp:inline distT="0" distB="0" distL="0" distR="0" wp14:anchorId="08B15B1F" wp14:editId="17017334">
+          <wp:inline distT="0" distB="0" distL="0" distR="0" wp14:anchorId="421BDB67" wp14:editId="41BCC35A">
             <wp:extent cx="5334000" cy="2628900"/>
             <wp:effectExtent l="0" t="0" r="0" b="0"/>
             <wp:docPr id="9" name="adm_reports_coverage.jpg" descr="Coverage by group." title="Coverage by group."/>
@@ -5128,7 +5128,7 @@
         </w:rPr>
         <w:lastRenderedPageBreak/>
         <w:drawing>
-          <wp:inline distT="0" distB="0" distL="0" distR="0" wp14:anchorId="2DAD5B8C" wp14:editId="6E9DD28A">
+          <wp:inline distT="0" distB="0" distL="0" distR="0" wp14:anchorId="019F31BC" wp14:editId="5343AB33">
             <wp:extent cx="5334000" cy="2600325"/>
             <wp:effectExtent l="0" t="0" r="0" b="0"/>
             <wp:docPr id="10" name="adm_reports_modes.jpg" descr="Administration modes." title="Administration modes."/>
@@ -5237,7 +5237,7 @@
           <w:noProof/>
         </w:rPr>
         <w:drawing>
-          <wp:inline distT="0" distB="0" distL="0" distR="0" wp14:anchorId="37A2D951" wp14:editId="7D77C287">
+          <wp:inline distT="0" distB="0" distL="0" distR="0" wp14:anchorId="660B9C51" wp14:editId="6678BE18">
             <wp:extent cx="5334000" cy="2905125"/>
             <wp:effectExtent l="0" t="0" r="0" b="0"/>
             <wp:docPr id="11" name="adm_reports_duration.jpg" descr="Completion-time distribution." title="Completion-time distribution."/>
@@ -5319,7 +5319,7 @@
       <w:pPr>
         <w:pStyle w:val="Heading2"/>
       </w:pPr>
-      <w:bookmarkStart w:id="11" w:name="_Toc241726991"/>
+      <w:bookmarkStart w:id="11" w:name="_Toc241780909"/>
       <w:r>
         <w:lastRenderedPageBreak/>
         <w:t>4.4 Downloading data</w:t>
@@ -5337,7 +5337,7 @@
           <w:noProof/>
         </w:rPr>
         <w:drawing>
-          <wp:inline distT="0" distB="0" distL="0" distR="0" wp14:anchorId="766EA788" wp14:editId="0E1DFB3B">
+          <wp:inline distT="0" distB="0" distL="0" distR="0" wp14:anchorId="4121836C" wp14:editId="3DBBA4DF">
             <wp:extent cx="5715000" cy="1876425"/>
             <wp:effectExtent l="0" t="0" r="0" b="0"/>
             <wp:docPr id="12" name="an_export.jpg" descr="Data Export." title="Data Export."/>
@@ -5939,7 +5939,7 @@
       <w:pPr>
         <w:pStyle w:val="Heading2"/>
       </w:pPr>
-      <w:bookmarkStart w:id="12" w:name="_Toc241726992"/>
+      <w:bookmarkStart w:id="12" w:name="_Toc241780910"/>
       <w:r>
         <w:t>4.5 Working with the analysis export</w:t>
       </w:r>
@@ -6085,7 +6085,7 @@
         <w:pStyle w:val="Heading1"/>
         <w:pageBreakBefore/>
       </w:pPr>
-      <w:bookmarkStart w:id="13" w:name="_Toc241726993"/>
+      <w:bookmarkStart w:id="13" w:name="_Toc241780911"/>
       <w:r>
         <w:lastRenderedPageBreak/>
         <w:t>5. Rules you must follow</w:t>
@@ -6223,7 +6223,7 @@
         <w:pStyle w:val="Heading1"/>
         <w:pageBreakBefore/>
       </w:pPr>
-      <w:bookmarkStart w:id="14" w:name="_Toc241726994"/>
+      <w:bookmarkStart w:id="14" w:name="_Toc241780912"/>
       <w:r>
         <w:lastRenderedPageBreak/>
         <w:t>6. Troubleshooting</w:t>
@@ -7170,7 +7170,7 @@
         <w:pStyle w:val="Heading1"/>
         <w:pageBreakBefore/>
       </w:pPr>
-      <w:bookmarkStart w:id="15" w:name="_Toc241726995"/>
+      <w:bookmarkStart w:id="15" w:name="_Toc241780913"/>
       <w:r>
         <w:lastRenderedPageBreak/>
         <w:t>7. Quick reference</w:t>
@@ -7449,7 +7449,7 @@
         <w:pStyle w:val="Heading1"/>
         <w:pageBreakBefore/>
       </w:pPr>
-      <w:bookmarkStart w:id="16" w:name="_Toc241726996"/>
+      <w:bookmarkStart w:id="16" w:name="_Toc241780914"/>
       <w:r>
         <w:lastRenderedPageBreak/>
         <w:t>8. Every screen and button for your role</w:t>
@@ -7612,7 +7612,7 @@
       <w:pPr>
         <w:pStyle w:val="Heading2"/>
       </w:pPr>
-      <w:bookmarkStart w:id="17" w:name="_Toc241726997"/>
+      <w:bookmarkStart w:id="17" w:name="_Toc241780915"/>
       <w:r>
         <w:t>8.1 Sign in</w:t>
       </w:r>
@@ -8125,7 +8125,7 @@
       <w:pPr>
         <w:pStyle w:val="Heading2"/>
       </w:pPr>
-      <w:bookmarkStart w:id="18" w:name="_Toc241726998"/>
+      <w:bookmarkStart w:id="18" w:name="_Toc241780916"/>
       <w:r>
         <w:t>8.2 The header and menu bar (every screen)</w:t>
       </w:r>
@@ -8849,7 +8849,7 @@
       <w:pPr>
         <w:pStyle w:val="Heading2"/>
       </w:pPr>
-      <w:bookmarkStart w:id="19" w:name="_Toc241726999"/>
+      <w:bookmarkStart w:id="19" w:name="_Toc241780917"/>
       <w:r>
         <w:t>8.3 Change Password</w:t>
       </w:r>
@@ -9469,7 +9469,7 @@
       <w:pPr>
         <w:pStyle w:val="Heading2"/>
       </w:pPr>
-      <w:bookmarkStart w:id="20" w:name="_Toc241727000"/>
+      <w:bookmarkStart w:id="20" w:name="_Toc241780918"/>
       <w:r>
         <w:t>8.4 Executive Dashboard</w:t>
       </w:r>
@@ -9983,7 +9983,7 @@
       <w:pPr>
         <w:pStyle w:val="Heading2"/>
       </w:pPr>
-      <w:bookmarkStart w:id="21" w:name="_Toc241727001"/>
+      <w:bookmarkStart w:id="21" w:name="_Toc241780919"/>
       <w:r>
         <w:t>8.5 Sampling Dashboard</w:t>
       </w:r>
@@ -10496,7 +10496,7 @@
       <w:pPr>
         <w:pStyle w:val="Heading2"/>
       </w:pPr>
-      <w:bookmarkStart w:id="22" w:name="_Toc241727002"/>
+      <w:bookmarkStart w:id="22" w:name="_Toc241780920"/>
       <w:r>
         <w:t>8.6 Contact Dashboard</w:t>
       </w:r>
@@ -10799,7 +10799,7 @@
       <w:pPr>
         <w:pStyle w:val="Heading2"/>
       </w:pPr>
-      <w:bookmarkStart w:id="23" w:name="_Toc241727003"/>
+      <w:bookmarkStart w:id="23" w:name="_Toc241780921"/>
       <w:r>
         <w:lastRenderedPageBreak/>
         <w:t>8.7 KII / Document Dashboard</w:t>
@@ -11210,7 +11210,7 @@
       <w:pPr>
         <w:pStyle w:val="Heading2"/>
       </w:pPr>
-      <w:bookmarkStart w:id="24" w:name="_Toc241727004"/>
+      <w:bookmarkStart w:id="24" w:name="_Toc241780922"/>
       <w:r>
         <w:t>8.8 Reports</w:t>
       </w:r>
@@ -11723,7 +11723,7 @@
       <w:pPr>
         <w:pStyle w:val="Heading2"/>
       </w:pPr>
-      <w:bookmarkStart w:id="25" w:name="_Toc241727005"/>
+      <w:bookmarkStart w:id="25" w:name="_Toc241780923"/>
       <w:r>
         <w:t>8.9 Cost Dashboard</w:t>
       </w:r>
@@ -12026,7 +12026,7 @@
       <w:pPr>
         <w:pStyle w:val="Heading2"/>
       </w:pPr>
-      <w:bookmarkStart w:id="26" w:name="_Toc241727006"/>
+      <w:bookmarkStart w:id="26" w:name="_Toc241780924"/>
       <w:r>
         <w:lastRenderedPageBreak/>
         <w:t>8.10 Export</w:t>
@@ -12374,7 +12374,7 @@
         <w:sz w:val="16"/>
         <w:szCs w:val="16"/>
       </w:rPr>
-      <w:t>Version 1.13 · 1 October 2026</w:t>
+      <w:t>Version 1.14 · 1 October 2026</w:t>
     </w:r>
     <w:r>
       <w:rPr>
@@ -12547,10 +12547,10 @@
 <file path=word/numbering.xml><?xml version="1.0" encoding="utf-8"?>
 <w:numbering xmlns:wpc="http://schemas.microsoft.com/office/word/2010/wordprocessingCanvas" xmlns:cx="http://schemas.microsoft.com/office/drawing/2014/chartex" xmlns:cx1="http://schemas.microsoft.com/office/drawing/2015/9/8/chartex" xmlns:cx2="http://schemas.microsoft.com/office/drawing/2015/10/21/chartex" xmlns:cx3="http://schemas.microsoft.com/office/drawing/2016/5/9/chartex" xmlns:cx4="http://schemas.microsoft.com/office/drawing/2016/5/10/chartex" xmlns:cx5="http://schemas.microsoft.com/office/drawing/2016/5/11/chartex" xmlns:cx6="http://schemas.microsoft.com/office/drawing/2016/5/12/chartex" xmlns:cx7="http://schemas.microsoft.com/office/drawing/2016/5/13/chartex" xmlns:cx8="http://schemas.microsoft.com/office/drawing/2016/5/14/chartex" xmlns:mc="http://schemas.openxmlformats.org/markup-compatibility/2006" xmlns:aink="http://schemas.microsoft.com/office/drawing/2016/ink" xmlns:am3d="http://schemas.microsoft.com/office/drawing/2017/model3d" xmlns:o="urn:schemas-microsoft-com:office:office" xmlns:oel="http://schemas.microsoft.com/office/2019/extlst" xmlns:r="http://schemas.openxmlformats.org/officeDocument/2006/relationships" xmlns:m="http://schemas.openxmlformats.org/officeDocument/2006/math" xmlns:v="urn:schemas-microsoft-com:vml" xmlns:wp14="http://schemas.microsoft.com/office/word/2010/wordprocessingDrawing" xmlns:wp="http://schemas.openxmlformats.org/drawingml/2006/wordprocessingDrawing" xmlns:w10="urn:schemas-microsoft-com:office:word" xmlns:w="http://schemas.openxmlformats.org/wordprocessingml/2006/main" xmlns:w14="http://schemas.microsoft.com/office/word/2010/wordml" xmlns:w15="http://schemas.microsoft.com/office/word/2012/wordml" xmlns:w16cex="http://schemas.microsoft.com/office/word/2018/wordml/cex" xmlns:w16cid="http://schemas.microsoft.com/office/word/2016/wordml/cid" xmlns:w16="http://schemas.microsoft.com/office/word/2018/wordml" xmlns:w16sdtdh="http://schemas.microsoft.com/office/word/2020/wordml/sdtdatahash" xmlns:w16se="http://schemas.microsoft.com/office/word/2015/wordml/symex" xmlns:wpg="http://schemas.microsoft.com/office/word/2010/wordprocessingGroup" xmlns:wpi="http://schemas.microsoft.com/office/word/2010/wordprocessingInk" xmlns:wne="http://schemas.microsoft.com/office/word/2006/wordml" xmlns:wps="http://schemas.microsoft.com/office/word/2010/wordprocessingShape" mc:Ignorable="w14 w15 w16se w16cid w16 w16cex w16sdtdh wp14">
   <w:abstractNum w:abstractNumId="0" w15:restartNumberingAfterBreak="0">
-    <w:nsid w:val="09E1250A"/>
+    <w:nsid w:val="08D50182"/>
     <w:multiLevelType w:val="hybridMultilevel"/>
-    <w:tmpl w:val="4B101DF2"/>
-    <w:lvl w:ilvl="0" w:tplc="41D62AA4">
+    <w:tmpl w:val="3072F068"/>
+    <w:lvl w:ilvl="0" w:tplc="4F109F54">
       <w:start w:val="1"/>
       <w:numFmt w:val="decimal"/>
       <w:lvlText w:val="%1."/>
@@ -12564,52 +12564,52 @@
         <w:color w:val="A67C27"/>
       </w:rPr>
     </w:lvl>
-    <w:lvl w:ilvl="1" w:tplc="40904E00">
+    <w:lvl w:ilvl="1" w:tplc="F4D4F894">
       <w:numFmt w:val="decimal"/>
       <w:lvlText w:val=""/>
       <w:lvlJc w:val="left"/>
     </w:lvl>
-    <w:lvl w:ilvl="2" w:tplc="D55E2A3C">
+    <w:lvl w:ilvl="2" w:tplc="EB907472">
       <w:numFmt w:val="decimal"/>
       <w:lvlText w:val=""/>
       <w:lvlJc w:val="left"/>
     </w:lvl>
-    <w:lvl w:ilvl="3" w:tplc="8C503FEC">
+    <w:lvl w:ilvl="3" w:tplc="C5724D5E">
       <w:numFmt w:val="decimal"/>
       <w:lvlText w:val=""/>
       <w:lvlJc w:val="left"/>
     </w:lvl>
-    <w:lvl w:ilvl="4" w:tplc="8AD0CE96">
+    <w:lvl w:ilvl="4" w:tplc="7368DB8A">
       <w:numFmt w:val="decimal"/>
       <w:lvlText w:val=""/>
       <w:lvlJc w:val="left"/>
     </w:lvl>
-    <w:lvl w:ilvl="5" w:tplc="CE1EE7BA">
+    <w:lvl w:ilvl="5" w:tplc="D6CE5888">
       <w:numFmt w:val="decimal"/>
       <w:lvlText w:val=""/>
       <w:lvlJc w:val="left"/>
     </w:lvl>
-    <w:lvl w:ilvl="6" w:tplc="5A061C1A">
+    <w:lvl w:ilvl="6" w:tplc="DFDECD2E">
       <w:numFmt w:val="decimal"/>
       <w:lvlText w:val=""/>
       <w:lvlJc w:val="left"/>
     </w:lvl>
-    <w:lvl w:ilvl="7" w:tplc="701C69AA">
+    <w:lvl w:ilvl="7" w:tplc="05FAB58E">
       <w:numFmt w:val="decimal"/>
       <w:lvlText w:val=""/>
       <w:lvlJc w:val="left"/>
     </w:lvl>
-    <w:lvl w:ilvl="8" w:tplc="2496D01C">
+    <w:lvl w:ilvl="8" w:tplc="A9744BC0">
       <w:numFmt w:val="decimal"/>
       <w:lvlText w:val=""/>
       <w:lvlJc w:val="left"/>
     </w:lvl>
   </w:abstractNum>
   <w:abstractNum w:abstractNumId="1" w15:restartNumberingAfterBreak="0">
-    <w:nsid w:val="0B6A1D69"/>
+    <w:nsid w:val="0D9C4BD7"/>
     <w:multiLevelType w:val="hybridMultilevel"/>
-    <w:tmpl w:val="E04AF1FE"/>
-    <w:lvl w:ilvl="0" w:tplc="4BF0972C">
+    <w:tmpl w:val="85CAFAE0"/>
+    <w:lvl w:ilvl="0" w:tplc="EBFEFF3C">
       <w:start w:val="1"/>
       <w:numFmt w:val="decimal"/>
       <w:lvlText w:val="%1."/>
@@ -12623,110 +12623,138 @@
         <w:color w:val="A67C27"/>
       </w:rPr>
     </w:lvl>
-    <w:lvl w:ilvl="1" w:tplc="22F6B132">
+    <w:lvl w:ilvl="1" w:tplc="2D86B836">
       <w:numFmt w:val="decimal"/>
       <w:lvlText w:val=""/>
       <w:lvlJc w:val="left"/>
     </w:lvl>
-    <w:lvl w:ilvl="2" w:tplc="5C5A5176">
+    <w:lvl w:ilvl="2" w:tplc="646E3DA2">
       <w:numFmt w:val="decimal"/>
       <w:lvlText w:val=""/>
       <w:lvlJc w:val="left"/>
     </w:lvl>
-    <w:lvl w:ilvl="3" w:tplc="75EC72C4">
+    <w:lvl w:ilvl="3" w:tplc="C66CD034">
       <w:numFmt w:val="decimal"/>
       <w:lvlText w:val=""/>
       <w:lvlJc w:val="left"/>
     </w:lvl>
-    <w:lvl w:ilvl="4" w:tplc="2CE8055E">
+    <w:lvl w:ilvl="4" w:tplc="D9481A92">
       <w:numFmt w:val="decimal"/>
       <w:lvlText w:val=""/>
       <w:lvlJc w:val="left"/>
     </w:lvl>
-    <w:lvl w:ilvl="5" w:tplc="44D65CC2">
+    <w:lvl w:ilvl="5" w:tplc="B2DE6954">
       <w:numFmt w:val="decimal"/>
       <w:lvlText w:val=""/>
       <w:lvlJc w:val="left"/>
     </w:lvl>
-    <w:lvl w:ilvl="6" w:tplc="D6484268">
+    <w:lvl w:ilvl="6" w:tplc="53BE2258">
       <w:numFmt w:val="decimal"/>
       <w:lvlText w:val=""/>
       <w:lvlJc w:val="left"/>
     </w:lvl>
-    <w:lvl w:ilvl="7" w:tplc="FB4A0816">
+    <w:lvl w:ilvl="7" w:tplc="04E4F206">
       <w:numFmt w:val="decimal"/>
       <w:lvlText w:val=""/>
       <w:lvlJc w:val="left"/>
     </w:lvl>
-    <w:lvl w:ilvl="8" w:tplc="6E7ADD32">
+    <w:lvl w:ilvl="8" w:tplc="993AF50A">
       <w:numFmt w:val="decimal"/>
       <w:lvlText w:val=""/>
       <w:lvlJc w:val="left"/>
     </w:lvl>
   </w:abstractNum>
   <w:abstractNum w:abstractNumId="2" w15:restartNumberingAfterBreak="0">
-    <w:nsid w:val="1ADB097F"/>
+    <w:nsid w:val="11A80F71"/>
     <w:multiLevelType w:val="hybridMultilevel"/>
-    <w:tmpl w:val="043CCDC4"/>
-    <w:lvl w:ilvl="0" w:tplc="596A95CC">
+    <w:tmpl w:val="4FF86CBA"/>
+    <w:lvl w:ilvl="0" w:tplc="8AFE9B8C">
       <w:start w:val="1"/>
       <w:numFmt w:val="bullet"/>
-      <w:lvlText w:val="•"/>
+      <w:lvlText w:val="●"/>
       <w:lvlJc w:val="left"/>
       <w:pPr>
-        <w:ind w:left="460" w:hanging="280"/>
+        <w:ind w:left="720" w:hanging="360"/>
       </w:pPr>
     </w:lvl>
-    <w:lvl w:ilvl="1" w:tplc="45A0856C">
+    <w:lvl w:ilvl="1" w:tplc="B65A26B6">
       <w:start w:val="1"/>
       <w:numFmt w:val="bullet"/>
-      <w:lvlText w:val="–"/>
+      <w:lvlText w:val="○"/>
       <w:lvlJc w:val="left"/>
       <w:pPr>
-        <w:ind w:left="900" w:hanging="280"/>
+        <w:ind w:left="1440" w:hanging="360"/>
       </w:pPr>
     </w:lvl>
-    <w:lvl w:ilvl="2" w:tplc="188ADACC">
-      <w:numFmt w:val="decimal"/>
-      <w:lvlText w:val=""/>
+    <w:lvl w:ilvl="2" w:tplc="913C2D36">
+      <w:start w:val="1"/>
+      <w:numFmt w:val="bullet"/>
+      <w:lvlText w:val="■"/>
       <w:lvlJc w:val="left"/>
+      <w:pPr>
+        <w:ind w:left="2160" w:hanging="360"/>
+      </w:pPr>
     </w:lvl>
-    <w:lvl w:ilvl="3" w:tplc="55D434D4">
-      <w:numFmt w:val="decimal"/>
-      <w:lvlText w:val=""/>
+    <w:lvl w:ilvl="3" w:tplc="F168EB70">
+      <w:start w:val="1"/>
+      <w:numFmt w:val="bullet"/>
+      <w:lvlText w:val="●"/>
       <w:lvlJc w:val="left"/>
+      <w:pPr>
+        <w:ind w:left="2880" w:hanging="360"/>
+      </w:pPr>
     </w:lvl>
-    <w:lvl w:ilvl="4" w:tplc="FB8829FE">
-      <w:numFmt w:val="decimal"/>
-      <w:lvlText w:val=""/>
+    <w:lvl w:ilvl="4" w:tplc="A4CE0E28">
+      <w:start w:val="1"/>
+      <w:numFmt w:val="bullet"/>
+      <w:lvlText w:val="○"/>
       <w:lvlJc w:val="left"/>
+      <w:pPr>
+        <w:ind w:left="3600" w:hanging="360"/>
+      </w:pPr>
     </w:lvl>
-    <w:lvl w:ilvl="5" w:tplc="55F28798">
-      <w:numFmt w:val="decimal"/>
-      <w:lvlText w:val=""/>
+    <w:lvl w:ilvl="5" w:tplc="8722CD04">
+      <w:start w:val="1"/>
+      <w:numFmt w:val="bullet"/>
+      <w:lvlText w:val="■"/>
       <w:lvlJc w:val="left"/>
+      <w:pPr>
+        <w:ind w:left="4320" w:hanging="360"/>
+      </w:pPr>
     </w:lvl>
-    <w:lvl w:ilvl="6" w:tplc="4E4040EC">
-      <w:numFmt w:val="decimal"/>
-      <w:lvlText w:val=""/>
+    <w:lvl w:ilvl="6" w:tplc="D122B78C">
+      <w:start w:val="1"/>
+      <w:numFmt w:val="bullet"/>
+      <w:lvlText w:val="●"/>
       <w:lvlJc w:val="left"/>
+      <w:pPr>
+        <w:ind w:left="5040" w:hanging="360"/>
+      </w:pPr>
     </w:lvl>
-    <w:lvl w:ilvl="7" w:tplc="FF10A840">
-      <w:numFmt w:val="decimal"/>
-      <w:lvlText w:val=""/>
+    <w:lvl w:ilvl="7" w:tplc="2668DED4">
+      <w:start w:val="1"/>
+      <w:numFmt w:val="bullet"/>
+      <w:lvlText w:val="●"/>
       <w:lvlJc w:val="left"/>
+      <w:pPr>
+        <w:ind w:left="5760" w:hanging="360"/>
+      </w:pPr>
     </w:lvl>
-    <w:lvl w:ilvl="8" w:tplc="26C241AC">
-      <w:numFmt w:val="decimal"/>
-      <w:lvlText w:val=""/>
+    <w:lvl w:ilvl="8" w:tplc="E71836DC">
+      <w:start w:val="1"/>
+      <w:numFmt w:val="bullet"/>
+      <w:lvlText w:val="●"/>
       <w:lvlJc w:val="left"/>
+      <w:pPr>
+        <w:ind w:left="6480" w:hanging="360"/>
+      </w:pPr>
     </w:lvl>
   </w:abstractNum>
   <w:abstractNum w:abstractNumId="3" w15:restartNumberingAfterBreak="0">
-    <w:nsid w:val="435D15AF"/>
+    <w:nsid w:val="29172073"/>
     <w:multiLevelType w:val="hybridMultilevel"/>
-    <w:tmpl w:val="3E2EFFA8"/>
-    <w:lvl w:ilvl="0" w:tplc="8F5EA452">
+    <w:tmpl w:val="33F45EFA"/>
+    <w:lvl w:ilvl="0" w:tplc="13B0BF06">
       <w:start w:val="1"/>
       <w:numFmt w:val="decimal"/>
       <w:lvlText w:val="%1."/>
@@ -12740,159 +12768,131 @@
         <w:color w:val="A67C27"/>
       </w:rPr>
     </w:lvl>
-    <w:lvl w:ilvl="1" w:tplc="610C734C">
+    <w:lvl w:ilvl="1" w:tplc="F28695BE">
       <w:numFmt w:val="decimal"/>
       <w:lvlText w:val=""/>
       <w:lvlJc w:val="left"/>
     </w:lvl>
-    <w:lvl w:ilvl="2" w:tplc="B8507794">
+    <w:lvl w:ilvl="2" w:tplc="1526ADEC">
       <w:numFmt w:val="decimal"/>
       <w:lvlText w:val=""/>
       <w:lvlJc w:val="left"/>
     </w:lvl>
-    <w:lvl w:ilvl="3" w:tplc="E8C6B520">
+    <w:lvl w:ilvl="3" w:tplc="AEEC289C">
       <w:numFmt w:val="decimal"/>
       <w:lvlText w:val=""/>
       <w:lvlJc w:val="left"/>
     </w:lvl>
-    <w:lvl w:ilvl="4" w:tplc="449EB016">
+    <w:lvl w:ilvl="4" w:tplc="34C0151C">
       <w:numFmt w:val="decimal"/>
       <w:lvlText w:val=""/>
       <w:lvlJc w:val="left"/>
     </w:lvl>
-    <w:lvl w:ilvl="5" w:tplc="DE60CC7C">
+    <w:lvl w:ilvl="5" w:tplc="51606650">
       <w:numFmt w:val="decimal"/>
       <w:lvlText w:val=""/>
       <w:lvlJc w:val="left"/>
     </w:lvl>
-    <w:lvl w:ilvl="6" w:tplc="64883584">
+    <w:lvl w:ilvl="6" w:tplc="798A36EE">
       <w:numFmt w:val="decimal"/>
       <w:lvlText w:val=""/>
       <w:lvlJc w:val="left"/>
     </w:lvl>
-    <w:lvl w:ilvl="7" w:tplc="6182436A">
+    <w:lvl w:ilvl="7" w:tplc="C93201EC">
       <w:numFmt w:val="decimal"/>
       <w:lvlText w:val=""/>
       <w:lvlJc w:val="left"/>
     </w:lvl>
-    <w:lvl w:ilvl="8" w:tplc="ADB44406">
+    <w:lvl w:ilvl="8" w:tplc="1AA8FE9A">
       <w:numFmt w:val="decimal"/>
       <w:lvlText w:val=""/>
       <w:lvlJc w:val="left"/>
     </w:lvl>
   </w:abstractNum>
   <w:abstractNum w:abstractNumId="4" w15:restartNumberingAfterBreak="0">
-    <w:nsid w:val="4493703A"/>
+    <w:nsid w:val="4A3C2AD0"/>
     <w:multiLevelType w:val="hybridMultilevel"/>
-    <w:tmpl w:val="6BB8099A"/>
-    <w:lvl w:ilvl="0" w:tplc="DA30E4CC">
+    <w:tmpl w:val="5FBAF6AC"/>
+    <w:lvl w:ilvl="0" w:tplc="DCCABE6A">
       <w:start w:val="1"/>
       <w:numFmt w:val="bullet"/>
-      <w:lvlText w:val="●"/>
+      <w:lvlText w:val="•"/>
       <w:lvlJc w:val="left"/>
       <w:pPr>
-        <w:ind w:left="720" w:hanging="360"/>
+        <w:ind w:left="460" w:hanging="280"/>
       </w:pPr>
     </w:lvl>
-    <w:lvl w:ilvl="1" w:tplc="E2EE5B2C">
+    <w:lvl w:ilvl="1" w:tplc="68FE5E26">
       <w:start w:val="1"/>
       <w:numFmt w:val="bullet"/>
-      <w:lvlText w:val="○"/>
+      <w:lvlText w:val="–"/>
       <w:lvlJc w:val="left"/>
       <w:pPr>
-        <w:ind w:left="1440" w:hanging="360"/>
+        <w:ind w:left="900" w:hanging="280"/>
       </w:pPr>
     </w:lvl>
-    <w:lvl w:ilvl="2" w:tplc="2848D600">
-      <w:start w:val="1"/>
-      <w:numFmt w:val="bullet"/>
-      <w:lvlText w:val="■"/>
+    <w:lvl w:ilvl="2" w:tplc="76C498F4">
+      <w:numFmt w:val="decimal"/>
+      <w:lvlText w:val=""/>
       <w:lvlJc w:val="left"/>
-      <w:pPr>
-        <w:ind w:left="2160" w:hanging="360"/>
-      </w:pPr>
     </w:lvl>
-    <w:lvl w:ilvl="3" w:tplc="6032C82E">
-      <w:start w:val="1"/>
-      <w:numFmt w:val="bullet"/>
-      <w:lvlText w:val="●"/>
+    <w:lvl w:ilvl="3" w:tplc="4824EAB4">
+      <w:numFmt w:val="decimal"/>
+      <w:lvlText w:val=""/>
       <w:lvlJc w:val="left"/>
-      <w:pPr>
-        <w:ind w:left="2880" w:hanging="360"/>
-      </w:pPr>
     </w:lvl>
-    <w:lvl w:ilvl="4" w:tplc="3B909238">
-      <w:start w:val="1"/>
-      <w:numFmt w:val="bullet"/>
-      <w:lvlText w:val="○"/>
+    <w:lvl w:ilvl="4" w:tplc="913422F0">
+      <w:numFmt w:val="decimal"/>
+      <w:lvlText w:val=""/>
       <w:lvlJc w:val="left"/>
-      <w:pPr>
-        <w:ind w:left="3600" w:hanging="360"/>
-      </w:pPr>
     </w:lvl>
-    <w:lvl w:ilvl="5" w:tplc="DE7A7E12">
-      <w:start w:val="1"/>
-      <w:numFmt w:val="bullet"/>
-      <w:lvlText w:val="■"/>
+    <w:lvl w:ilvl="5" w:tplc="C5B66FC6">
+      <w:numFmt w:val="decimal"/>
+      <w:lvlText w:val=""/>
       <w:lvlJc w:val="left"/>
-      <w:pPr>
-        <w:ind w:left="4320" w:hanging="360"/>
-      </w:pPr>
     </w:lvl>
-    <w:lvl w:ilvl="6" w:tplc="EA50A646">
-      <w:start w:val="1"/>
-      <w:numFmt w:val="bullet"/>
-      <w:lvlText w:val="●"/>
+    <w:lvl w:ilvl="6" w:tplc="73CCDD74">
+      <w:numFmt w:val="decimal"/>
+      <w:lvlText w:val=""/>
       <w:lvlJc w:val="left"/>
-      <w:pPr>
-        <w:ind w:left="5040" w:hanging="360"/>
-      </w:pPr>
     </w:lvl>
-    <w:lvl w:ilvl="7" w:tplc="6E2ADDBA">
-      <w:start w:val="1"/>
-      <w:numFmt w:val="bullet"/>
-      <w:lvlText w:val="●"/>
+    <w:lvl w:ilvl="7" w:tplc="3432DD96">
+      <w:numFmt w:val="decimal"/>
+      <w:lvlText w:val=""/>
       <w:lvlJc w:val="left"/>
-      <w:pPr>
-        <w:ind w:left="5760" w:hanging="360"/>
-      </w:pPr>
     </w:lvl>
-    <w:lvl w:ilvl="8" w:tplc="C5DC1B14">
-      <w:start w:val="1"/>
-      <w:numFmt w:val="bullet"/>
-      <w:lvlText w:val="●"/>
+    <w:lvl w:ilvl="8" w:tplc="4AF86A88">
+      <w:numFmt w:val="decimal"/>
+      <w:lvlText w:val=""/>
       <w:lvlJc w:val="left"/>
-      <w:pPr>
-        <w:ind w:left="6480" w:hanging="360"/>
-      </w:pPr>
     </w:lvl>
   </w:abstractNum>
-  <w:num w:numId="1" w16cid:durableId="166868981">
+  <w:num w:numId="1" w16cid:durableId="1200119685">
+    <w:abstractNumId w:val="2"/>
+    <w:lvlOverride w:ilvl="0">
+      <w:startOverride w:val="1"/>
+    </w:lvlOverride>
+  </w:num>
+  <w:num w:numId="2" w16cid:durableId="2017883577">
     <w:abstractNumId w:val="4"/>
     <w:lvlOverride w:ilvl="0">
       <w:startOverride w:val="1"/>
     </w:lvlOverride>
   </w:num>
-  <w:num w:numId="2" w16cid:durableId="275143298">
-    <w:abstractNumId w:val="2"/>
+  <w:num w:numId="3" w16cid:durableId="1286160021">
+    <w:abstractNumId w:val="0"/>
     <w:lvlOverride w:ilvl="0">
       <w:startOverride w:val="1"/>
     </w:lvlOverride>
   </w:num>
-  <w:num w:numId="3" w16cid:durableId="130757063">
+  <w:num w:numId="4" w16cid:durableId="87897898">
     <w:abstractNumId w:val="3"/>
     <w:lvlOverride w:ilvl="0">
       <w:startOverride w:val="1"/>
     </w:lvlOverride>
   </w:num>
-  <w:num w:numId="4" w16cid:durableId="1725526088">
+  <w:num w:numId="5" w16cid:durableId="1443843521">
     <w:abstractNumId w:val="1"/>
-    <w:lvlOverride w:ilvl="0">
-      <w:startOverride w:val="1"/>
-    </w:lvlOverride>
-  </w:num>
-  <w:num w:numId="5" w16cid:durableId="1284728053">
-    <w:abstractNumId w:val="0"/>
     <w:lvlOverride w:ilvl="0">
       <w:startOverride w:val="1"/>
     </w:lvlOverride>
@@ -13517,7 +13517,7 @@
     <w:autoRedefine/>
     <w:uiPriority w:val="39"/>
     <w:unhideWhenUsed/>
-    <w:rsid w:val="00267B56"/>
+    <w:rsid w:val="001F6893"/>
     <w:pPr>
       <w:spacing w:after="100"/>
     </w:pPr>
@@ -13529,7 +13529,7 @@
     <w:autoRedefine/>
     <w:uiPriority w:val="39"/>
     <w:unhideWhenUsed/>
-    <w:rsid w:val="00267B56"/>
+    <w:rsid w:val="001F6893"/>
     <w:pPr>
       <w:spacing w:after="100"/>
       <w:ind w:left="210"/>

--- a/docs/manuals/Role_Guide_7_Analyst.docx
+++ b/docs/manuals/Role_Guide_7_Analyst.docx
@@ -69,7 +69,7 @@
           <w:left w:w="10" w:type="dxa"/>
           <w:right w:w="10" w:type="dxa"/>
         </w:tblCellMar>
-        <w:tblLook w:val="04A0" w:firstRow="1" w:lastRow="0" w:firstColumn="1" w:lastColumn="0" w:noHBand="0" w:noVBand="1"/>
+        <w:tblLook w:val="0000" w:firstRow="0" w:lastRow="0" w:firstColumn="0" w:lastColumn="0" w:noHBand="0" w:noVBand="0"/>
       </w:tblPr>
       <w:tblGrid>
         <w:gridCol w:w="2300"/>
@@ -469,7 +469,7 @@
                 <w:sz w:val="19"/>
                 <w:szCs w:val="19"/>
               </w:rPr>
-              <w:t>Version 1.14 · 1 October 2026</w:t>
+              <w:t>Version 1.15 · 1 October 2026</w:t>
             </w:r>
           </w:p>
         </w:tc>
@@ -538,7 +538,7 @@
     <w:sdt>
       <w:sdtPr>
         <w:alias w:val="Contents"/>
-        <w:id w:val="2132824994"/>
+        <w:id w:val="2130199938"/>
       </w:sdtPr>
       <w:sdtEndPr/>
       <w:sdtContent>
@@ -567,7 +567,7 @@
           <w:r>
             <w:fldChar w:fldCharType="separate"/>
           </w:r>
-          <w:hyperlink w:anchor="_Toc241780898" w:history="1">
+          <w:hyperlink w:anchor="_Toc241781965" w:history="1">
             <w:r>
               <w:rPr>
                 <w:rStyle w:val="Hyperlink"/>
@@ -591,7 +591,7 @@
               <w:rPr>
                 <w:noProof/>
               </w:rPr>
-              <w:instrText xml:space="preserve"> PAGEREF _Toc241780898 \h </w:instrText>
+              <w:instrText xml:space="preserve"> PAGEREF _Toc241781965 \h </w:instrText>
             </w:r>
             <w:r>
               <w:rPr>
@@ -634,7 +634,7 @@
               <w14:ligatures w14:val="standardContextual"/>
             </w:rPr>
           </w:pPr>
-          <w:hyperlink w:anchor="_Toc241780899" w:history="1">
+          <w:hyperlink w:anchor="_Toc241781966" w:history="1">
             <w:r>
               <w:rPr>
                 <w:rStyle w:val="Hyperlink"/>
@@ -658,7 +658,7 @@
               <w:rPr>
                 <w:noProof/>
               </w:rPr>
-              <w:instrText xml:space="preserve"> PAGEREF _Toc241780899 \h </w:instrText>
+              <w:instrText xml:space="preserve"> PAGEREF _Toc241781966 \h </w:instrText>
             </w:r>
             <w:r>
               <w:rPr>
@@ -701,7 +701,7 @@
               <w14:ligatures w14:val="standardContextual"/>
             </w:rPr>
           </w:pPr>
-          <w:hyperlink w:anchor="_Toc241780900" w:history="1">
+          <w:hyperlink w:anchor="_Toc241781967" w:history="1">
             <w:r>
               <w:rPr>
                 <w:rStyle w:val="Hyperlink"/>
@@ -725,7 +725,7 @@
               <w:rPr>
                 <w:noProof/>
               </w:rPr>
-              <w:instrText xml:space="preserve"> PAGEREF _Toc241780900 \h </w:instrText>
+              <w:instrText xml:space="preserve"> PAGEREF _Toc241781967 \h </w:instrText>
             </w:r>
             <w:r>
               <w:rPr>
@@ -768,7 +768,7 @@
               <w14:ligatures w14:val="standardContextual"/>
             </w:rPr>
           </w:pPr>
-          <w:hyperlink w:anchor="_Toc241780901" w:history="1">
+          <w:hyperlink w:anchor="_Toc241781968" w:history="1">
             <w:r>
               <w:rPr>
                 <w:rStyle w:val="Hyperlink"/>
@@ -792,7 +792,7 @@
               <w:rPr>
                 <w:noProof/>
               </w:rPr>
-              <w:instrText xml:space="preserve"> PAGEREF _Toc241780901 \h </w:instrText>
+              <w:instrText xml:space="preserve"> PAGEREF _Toc241781968 \h </w:instrText>
             </w:r>
             <w:r>
               <w:rPr>
@@ -835,7 +835,7 @@
               <w14:ligatures w14:val="standardContextual"/>
             </w:rPr>
           </w:pPr>
-          <w:hyperlink w:anchor="_Toc241780902" w:history="1">
+          <w:hyperlink w:anchor="_Toc241781969" w:history="1">
             <w:r>
               <w:rPr>
                 <w:rStyle w:val="Hyperlink"/>
@@ -859,7 +859,7 @@
               <w:rPr>
                 <w:noProof/>
               </w:rPr>
-              <w:instrText xml:space="preserve"> PAGEREF _Toc241780902 \h </w:instrText>
+              <w:instrText xml:space="preserve"> PAGEREF _Toc241781969 \h </w:instrText>
             </w:r>
             <w:r>
               <w:rPr>
@@ -902,7 +902,7 @@
               <w14:ligatures w14:val="standardContextual"/>
             </w:rPr>
           </w:pPr>
-          <w:hyperlink w:anchor="_Toc241780903" w:history="1">
+          <w:hyperlink w:anchor="_Toc241781970" w:history="1">
             <w:r>
               <w:rPr>
                 <w:rStyle w:val="Hyperlink"/>
@@ -926,7 +926,7 @@
               <w:rPr>
                 <w:noProof/>
               </w:rPr>
-              <w:instrText xml:space="preserve"> PAGEREF _Toc241780903 \h </w:instrText>
+              <w:instrText xml:space="preserve"> PAGEREF _Toc241781970 \h </w:instrText>
             </w:r>
             <w:r>
               <w:rPr>
@@ -969,7 +969,7 @@
               <w14:ligatures w14:val="standardContextual"/>
             </w:rPr>
           </w:pPr>
-          <w:hyperlink w:anchor="_Toc241780904" w:history="1">
+          <w:hyperlink w:anchor="_Toc241781971" w:history="1">
             <w:r>
               <w:rPr>
                 <w:rStyle w:val="Hyperlink"/>
@@ -993,7 +993,7 @@
               <w:rPr>
                 <w:noProof/>
               </w:rPr>
-              <w:instrText xml:space="preserve"> PAGEREF _Toc241780904 \h </w:instrText>
+              <w:instrText xml:space="preserve"> PAGEREF _Toc241781971 \h </w:instrText>
             </w:r>
             <w:r>
               <w:rPr>
@@ -1036,7 +1036,7 @@
               <w14:ligatures w14:val="standardContextual"/>
             </w:rPr>
           </w:pPr>
-          <w:hyperlink w:anchor="_Toc241780905" w:history="1">
+          <w:hyperlink w:anchor="_Toc241781972" w:history="1">
             <w:r>
               <w:rPr>
                 <w:rStyle w:val="Hyperlink"/>
@@ -1060,7 +1060,7 @@
               <w:rPr>
                 <w:noProof/>
               </w:rPr>
-              <w:instrText xml:space="preserve"> PAGEREF _Toc241780905 \h </w:instrText>
+              <w:instrText xml:space="preserve"> PAGEREF _Toc241781972 \h </w:instrText>
             </w:r>
             <w:r>
               <w:rPr>
@@ -1103,7 +1103,7 @@
               <w14:ligatures w14:val="standardContextual"/>
             </w:rPr>
           </w:pPr>
-          <w:hyperlink w:anchor="_Toc241780906" w:history="1">
+          <w:hyperlink w:anchor="_Toc241781973" w:history="1">
             <w:r>
               <w:rPr>
                 <w:rStyle w:val="Hyperlink"/>
@@ -1127,7 +1127,7 @@
               <w:rPr>
                 <w:noProof/>
               </w:rPr>
-              <w:instrText xml:space="preserve"> PAGEREF _Toc241780906 \h </w:instrText>
+              <w:instrText xml:space="preserve"> PAGEREF _Toc241781973 \h </w:instrText>
             </w:r>
             <w:r>
               <w:rPr>
@@ -1170,7 +1170,7 @@
               <w14:ligatures w14:val="standardContextual"/>
             </w:rPr>
           </w:pPr>
-          <w:hyperlink w:anchor="_Toc241780907" w:history="1">
+          <w:hyperlink w:anchor="_Toc241781974" w:history="1">
             <w:r>
               <w:rPr>
                 <w:rStyle w:val="Hyperlink"/>
@@ -1194,7 +1194,7 @@
               <w:rPr>
                 <w:noProof/>
               </w:rPr>
-              <w:instrText xml:space="preserve"> PAGEREF _Toc241780907 \h </w:instrText>
+              <w:instrText xml:space="preserve"> PAGEREF _Toc241781974 \h </w:instrText>
             </w:r>
             <w:r>
               <w:rPr>
@@ -1237,7 +1237,7 @@
               <w14:ligatures w14:val="standardContextual"/>
             </w:rPr>
           </w:pPr>
-          <w:hyperlink w:anchor="_Toc241780908" w:history="1">
+          <w:hyperlink w:anchor="_Toc241781975" w:history="1">
             <w:r>
               <w:rPr>
                 <w:rStyle w:val="Hyperlink"/>
@@ -1261,7 +1261,7 @@
               <w:rPr>
                 <w:noProof/>
               </w:rPr>
-              <w:instrText xml:space="preserve"> PAGEREF _Toc241780908 \h </w:instrText>
+              <w:instrText xml:space="preserve"> PAGEREF _Toc241781975 \h </w:instrText>
             </w:r>
             <w:r>
               <w:rPr>
@@ -1304,7 +1304,7 @@
               <w14:ligatures w14:val="standardContextual"/>
             </w:rPr>
           </w:pPr>
-          <w:hyperlink w:anchor="_Toc241780909" w:history="1">
+          <w:hyperlink w:anchor="_Toc241781976" w:history="1">
             <w:r>
               <w:rPr>
                 <w:rStyle w:val="Hyperlink"/>
@@ -1328,7 +1328,7 @@
               <w:rPr>
                 <w:noProof/>
               </w:rPr>
-              <w:instrText xml:space="preserve"> PAGEREF _Toc241780909 \h </w:instrText>
+              <w:instrText xml:space="preserve"> PAGEREF _Toc241781976 \h </w:instrText>
             </w:r>
             <w:r>
               <w:rPr>
@@ -1371,7 +1371,7 @@
               <w14:ligatures w14:val="standardContextual"/>
             </w:rPr>
           </w:pPr>
-          <w:hyperlink w:anchor="_Toc241780910" w:history="1">
+          <w:hyperlink w:anchor="_Toc241781977" w:history="1">
             <w:r>
               <w:rPr>
                 <w:rStyle w:val="Hyperlink"/>
@@ -1395,7 +1395,7 @@
               <w:rPr>
                 <w:noProof/>
               </w:rPr>
-              <w:instrText xml:space="preserve"> PAGEREF _Toc241780910 \h </w:instrText>
+              <w:instrText xml:space="preserve"> PAGEREF _Toc241781977 \h </w:instrText>
             </w:r>
             <w:r>
               <w:rPr>
@@ -1438,7 +1438,7 @@
               <w14:ligatures w14:val="standardContextual"/>
             </w:rPr>
           </w:pPr>
-          <w:hyperlink w:anchor="_Toc241780911" w:history="1">
+          <w:hyperlink w:anchor="_Toc241781978" w:history="1">
             <w:r>
               <w:rPr>
                 <w:rStyle w:val="Hyperlink"/>
@@ -1462,7 +1462,7 @@
               <w:rPr>
                 <w:noProof/>
               </w:rPr>
-              <w:instrText xml:space="preserve"> PAGEREF _Toc241780911 \h </w:instrText>
+              <w:instrText xml:space="preserve"> PAGEREF _Toc241781978 \h </w:instrText>
             </w:r>
             <w:r>
               <w:rPr>
@@ -1505,7 +1505,7 @@
               <w14:ligatures w14:val="standardContextual"/>
             </w:rPr>
           </w:pPr>
-          <w:hyperlink w:anchor="_Toc241780912" w:history="1">
+          <w:hyperlink w:anchor="_Toc241781979" w:history="1">
             <w:r>
               <w:rPr>
                 <w:rStyle w:val="Hyperlink"/>
@@ -1529,7 +1529,7 @@
               <w:rPr>
                 <w:noProof/>
               </w:rPr>
-              <w:instrText xml:space="preserve"> PAGEREF _Toc241780912 \h </w:instrText>
+              <w:instrText xml:space="preserve"> PAGEREF _Toc241781979 \h </w:instrText>
             </w:r>
             <w:r>
               <w:rPr>
@@ -1572,7 +1572,7 @@
               <w14:ligatures w14:val="standardContextual"/>
             </w:rPr>
           </w:pPr>
-          <w:hyperlink w:anchor="_Toc241780913" w:history="1">
+          <w:hyperlink w:anchor="_Toc241781980" w:history="1">
             <w:r>
               <w:rPr>
                 <w:rStyle w:val="Hyperlink"/>
@@ -1596,7 +1596,7 @@
               <w:rPr>
                 <w:noProof/>
               </w:rPr>
-              <w:instrText xml:space="preserve"> PAGEREF _Toc241780913 \h </w:instrText>
+              <w:instrText xml:space="preserve"> PAGEREF _Toc241781980 \h </w:instrText>
             </w:r>
             <w:r>
               <w:rPr>
@@ -1639,7 +1639,7 @@
               <w14:ligatures w14:val="standardContextual"/>
             </w:rPr>
           </w:pPr>
-          <w:hyperlink w:anchor="_Toc241780914" w:history="1">
+          <w:hyperlink w:anchor="_Toc241781981" w:history="1">
             <w:r>
               <w:rPr>
                 <w:rStyle w:val="Hyperlink"/>
@@ -1663,7 +1663,7 @@
               <w:rPr>
                 <w:noProof/>
               </w:rPr>
-              <w:instrText xml:space="preserve"> PAGEREF _Toc241780914 \h </w:instrText>
+              <w:instrText xml:space="preserve"> PAGEREF _Toc241781981 \h </w:instrText>
             </w:r>
             <w:r>
               <w:rPr>
@@ -1706,7 +1706,7 @@
               <w14:ligatures w14:val="standardContextual"/>
             </w:rPr>
           </w:pPr>
-          <w:hyperlink w:anchor="_Toc241780915" w:history="1">
+          <w:hyperlink w:anchor="_Toc241781982" w:history="1">
             <w:r>
               <w:rPr>
                 <w:rStyle w:val="Hyperlink"/>
@@ -1730,7 +1730,7 @@
               <w:rPr>
                 <w:noProof/>
               </w:rPr>
-              <w:instrText xml:space="preserve"> PAGEREF _Toc241780915 \h </w:instrText>
+              <w:instrText xml:space="preserve"> PAGEREF _Toc241781982 \h </w:instrText>
             </w:r>
             <w:r>
               <w:rPr>
@@ -1773,7 +1773,7 @@
               <w14:ligatures w14:val="standardContextual"/>
             </w:rPr>
           </w:pPr>
-          <w:hyperlink w:anchor="_Toc241780916" w:history="1">
+          <w:hyperlink w:anchor="_Toc241781983" w:history="1">
             <w:r>
               <w:rPr>
                 <w:rStyle w:val="Hyperlink"/>
@@ -1797,7 +1797,7 @@
               <w:rPr>
                 <w:noProof/>
               </w:rPr>
-              <w:instrText xml:space="preserve"> PAGEREF _Toc241780916 \h </w:instrText>
+              <w:instrText xml:space="preserve"> PAGEREF _Toc241781983 \h </w:instrText>
             </w:r>
             <w:r>
               <w:rPr>
@@ -1840,7 +1840,7 @@
               <w14:ligatures w14:val="standardContextual"/>
             </w:rPr>
           </w:pPr>
-          <w:hyperlink w:anchor="_Toc241780917" w:history="1">
+          <w:hyperlink w:anchor="_Toc241781984" w:history="1">
             <w:r>
               <w:rPr>
                 <w:rStyle w:val="Hyperlink"/>
@@ -1864,7 +1864,7 @@
               <w:rPr>
                 <w:noProof/>
               </w:rPr>
-              <w:instrText xml:space="preserve"> PAGEREF _Toc241780917 \h </w:instrText>
+              <w:instrText xml:space="preserve"> PAGEREF _Toc241781984 \h </w:instrText>
             </w:r>
             <w:r>
               <w:rPr>
@@ -1907,7 +1907,7 @@
               <w14:ligatures w14:val="standardContextual"/>
             </w:rPr>
           </w:pPr>
-          <w:hyperlink w:anchor="_Toc241780918" w:history="1">
+          <w:hyperlink w:anchor="_Toc241781985" w:history="1">
             <w:r>
               <w:rPr>
                 <w:rStyle w:val="Hyperlink"/>
@@ -1931,7 +1931,7 @@
               <w:rPr>
                 <w:noProof/>
               </w:rPr>
-              <w:instrText xml:space="preserve"> PAGEREF _Toc241780918 \h </w:instrText>
+              <w:instrText xml:space="preserve"> PAGEREF _Toc241781985 \h </w:instrText>
             </w:r>
             <w:r>
               <w:rPr>
@@ -1974,7 +1974,7 @@
               <w14:ligatures w14:val="standardContextual"/>
             </w:rPr>
           </w:pPr>
-          <w:hyperlink w:anchor="_Toc241780919" w:history="1">
+          <w:hyperlink w:anchor="_Toc241781986" w:history="1">
             <w:r>
               <w:rPr>
                 <w:rStyle w:val="Hyperlink"/>
@@ -1998,7 +1998,7 @@
               <w:rPr>
                 <w:noProof/>
               </w:rPr>
-              <w:instrText xml:space="preserve"> PAGEREF _Toc241780919 \h </w:instrText>
+              <w:instrText xml:space="preserve"> PAGEREF _Toc241781986 \h </w:instrText>
             </w:r>
             <w:r>
               <w:rPr>
@@ -2041,7 +2041,7 @@
               <w14:ligatures w14:val="standardContextual"/>
             </w:rPr>
           </w:pPr>
-          <w:hyperlink w:anchor="_Toc241780920" w:history="1">
+          <w:hyperlink w:anchor="_Toc241781987" w:history="1">
             <w:r>
               <w:rPr>
                 <w:rStyle w:val="Hyperlink"/>
@@ -2065,7 +2065,7 @@
               <w:rPr>
                 <w:noProof/>
               </w:rPr>
-              <w:instrText xml:space="preserve"> PAGEREF _Toc241780920 \h </w:instrText>
+              <w:instrText xml:space="preserve"> PAGEREF _Toc241781987 \h </w:instrText>
             </w:r>
             <w:r>
               <w:rPr>
@@ -2108,7 +2108,7 @@
               <w14:ligatures w14:val="standardContextual"/>
             </w:rPr>
           </w:pPr>
-          <w:hyperlink w:anchor="_Toc241780921" w:history="1">
+          <w:hyperlink w:anchor="_Toc241781988" w:history="1">
             <w:r>
               <w:rPr>
                 <w:rStyle w:val="Hyperlink"/>
@@ -2132,7 +2132,7 @@
               <w:rPr>
                 <w:noProof/>
               </w:rPr>
-              <w:instrText xml:space="preserve"> PAGEREF _Toc241780921 \h </w:instrText>
+              <w:instrText xml:space="preserve"> PAGEREF _Toc241781988 \h </w:instrText>
             </w:r>
             <w:r>
               <w:rPr>
@@ -2175,7 +2175,7 @@
               <w14:ligatures w14:val="standardContextual"/>
             </w:rPr>
           </w:pPr>
-          <w:hyperlink w:anchor="_Toc241780922" w:history="1">
+          <w:hyperlink w:anchor="_Toc241781989" w:history="1">
             <w:r>
               <w:rPr>
                 <w:rStyle w:val="Hyperlink"/>
@@ -2199,7 +2199,7 @@
               <w:rPr>
                 <w:noProof/>
               </w:rPr>
-              <w:instrText xml:space="preserve"> PAGEREF _Toc241780922 \h </w:instrText>
+              <w:instrText xml:space="preserve"> PAGEREF _Toc241781989 \h </w:instrText>
             </w:r>
             <w:r>
               <w:rPr>
@@ -2242,7 +2242,7 @@
               <w14:ligatures w14:val="standardContextual"/>
             </w:rPr>
           </w:pPr>
-          <w:hyperlink w:anchor="_Toc241780923" w:history="1">
+          <w:hyperlink w:anchor="_Toc241781990" w:history="1">
             <w:r>
               <w:rPr>
                 <w:rStyle w:val="Hyperlink"/>
@@ -2266,7 +2266,7 @@
               <w:rPr>
                 <w:noProof/>
               </w:rPr>
-              <w:instrText xml:space="preserve"> PAGEREF _Toc241780923 \h </w:instrText>
+              <w:instrText xml:space="preserve"> PAGEREF _Toc241781990 \h </w:instrText>
             </w:r>
             <w:r>
               <w:rPr>
@@ -2309,7 +2309,7 @@
               <w14:ligatures w14:val="standardContextual"/>
             </w:rPr>
           </w:pPr>
-          <w:hyperlink w:anchor="_Toc241780924" w:history="1">
+          <w:hyperlink w:anchor="_Toc241781991" w:history="1">
             <w:r>
               <w:rPr>
                 <w:rStyle w:val="Hyperlink"/>
@@ -2333,7 +2333,7 @@
               <w:rPr>
                 <w:noProof/>
               </w:rPr>
-              <w:instrText xml:space="preserve"> PAGEREF _Toc241780924 \h </w:instrText>
+              <w:instrText xml:space="preserve"> PAGEREF _Toc241781991 \h </w:instrText>
             </w:r>
             <w:r>
               <w:rPr>
@@ -2372,7 +2372,7 @@
         <w:pStyle w:val="Heading1"/>
         <w:pageBreakBefore/>
       </w:pPr>
-      <w:bookmarkStart w:id="0" w:name="_Toc241780898"/>
+      <w:bookmarkStart w:id="0" w:name="_Toc241781965"/>
       <w:r>
         <w:lastRenderedPageBreak/>
         <w:t>1. Your role at a glance</w:t>
@@ -2493,7 +2493,7 @@
           <w:left w:w="10" w:type="dxa"/>
           <w:right w:w="10" w:type="dxa"/>
         </w:tblCellMar>
-        <w:tblLook w:val="04A0" w:firstRow="1" w:lastRow="0" w:firstColumn="1" w:lastColumn="0" w:noHBand="0" w:noVBand="1"/>
+        <w:tblLook w:val="0000" w:firstRow="0" w:lastRow="0" w:firstColumn="0" w:lastColumn="0" w:noHBand="0" w:noVBand="0"/>
       </w:tblPr>
       <w:tblGrid>
         <w:gridCol w:w="9412"/>
@@ -2553,7 +2553,7 @@
         <w:pStyle w:val="Heading1"/>
         <w:pageBreakBefore/>
       </w:pPr>
-      <w:bookmarkStart w:id="1" w:name="_Toc241780899"/>
+      <w:bookmarkStart w:id="1" w:name="_Toc241781966"/>
       <w:r>
         <w:lastRenderedPageBreak/>
         <w:t>2. Signing in and your screens</w:t>
@@ -2564,7 +2564,7 @@
       <w:pPr>
         <w:pStyle w:val="Heading2"/>
       </w:pPr>
-      <w:bookmarkStart w:id="2" w:name="_Toc241780900"/>
+      <w:bookmarkStart w:id="2" w:name="_Toc241781967"/>
       <w:r>
         <w:t>Signing in</w:t>
       </w:r>
@@ -2647,7 +2647,7 @@
           <w:noProof/>
         </w:rPr>
         <w:drawing>
-          <wp:inline distT="0" distB="0" distL="0" distR="0" wp14:anchorId="7F8818EC" wp14:editId="233115CA">
+          <wp:inline distT="0" distB="0" distL="0" distR="0" wp14:anchorId="094B853D" wp14:editId="3143189A">
             <wp:extent cx="5334000" cy="2333625"/>
             <wp:effectExtent l="0" t="0" r="0" b="0"/>
             <wp:docPr id="1" name="adm_login.jpg" descr="The sign-in screen for all internal staff." title="The sign-in screen for all internal staff."/>
@@ -2755,7 +2755,7 @@
           <w:left w:w="10" w:type="dxa"/>
           <w:right w:w="10" w:type="dxa"/>
         </w:tblCellMar>
-        <w:tblLook w:val="04A0" w:firstRow="1" w:lastRow="0" w:firstColumn="1" w:lastColumn="0" w:noHBand="0" w:noVBand="1"/>
+        <w:tblLook w:val="0000" w:firstRow="0" w:lastRow="0" w:firstColumn="0" w:lastColumn="0" w:noHBand="0" w:noVBand="0"/>
       </w:tblPr>
       <w:tblGrid>
         <w:gridCol w:w="9412"/>
@@ -2814,7 +2814,7 @@
       <w:pPr>
         <w:pStyle w:val="Heading2"/>
       </w:pPr>
-      <w:bookmarkStart w:id="3" w:name="_Toc241780901"/>
+      <w:bookmarkStart w:id="3" w:name="_Toc241781968"/>
       <w:r>
         <w:t>Finding your way around</w:t>
       </w:r>
@@ -2999,7 +2999,7 @@
         </w:rPr>
         <w:lastRenderedPageBreak/>
         <w:drawing>
-          <wp:inline distT="0" distB="0" distL="0" distR="0" wp14:anchorId="2D1DAA32" wp14:editId="66170266">
+          <wp:inline distT="0" distB="0" distL="0" distR="0" wp14:anchorId="7613A28F" wp14:editId="6A504740">
             <wp:extent cx="5715000" cy="1876425"/>
             <wp:effectExtent l="0" t="0" r="0" b="0"/>
             <wp:docPr id="2" name="adm_not_your_role.jpg" descr="Opening a screen outside your role (for example from an old bookmark) shows this card instead of the screen." title="Opening a screen outside your role (for example from an old bookmark) shows this card instead of the screen."/>
@@ -3068,7 +3068,7 @@
       <w:pPr>
         <w:pStyle w:val="Heading2"/>
       </w:pPr>
-      <w:bookmarkStart w:id="4" w:name="_Toc241780902"/>
+      <w:bookmarkStart w:id="4" w:name="_Toc241781969"/>
       <w:r>
         <w:t>Your screens</w:t>
       </w:r>
@@ -3089,7 +3089,7 @@
           <w:left w:w="10" w:type="dxa"/>
           <w:right w:w="10" w:type="dxa"/>
         </w:tblCellMar>
-        <w:tblLook w:val="04A0" w:firstRow="1" w:lastRow="0" w:firstColumn="1" w:lastColumn="0" w:noHBand="0" w:noVBand="1"/>
+        <w:tblLook w:val="0000" w:firstRow="0" w:lastRow="0" w:firstColumn="0" w:lastColumn="0" w:noHBand="0" w:noVBand="0"/>
       </w:tblPr>
       <w:tblGrid>
         <w:gridCol w:w="2824"/>
@@ -3402,7 +3402,7 @@
       <w:pPr>
         <w:pStyle w:val="Heading2"/>
       </w:pPr>
-      <w:bookmarkStart w:id="5" w:name="_Toc241780903"/>
+      <w:bookmarkStart w:id="5" w:name="_Toc241781970"/>
       <w:r>
         <w:t>Changing your password</w:t>
       </w:r>
@@ -3485,7 +3485,7 @@
           <w:noProof/>
         </w:rPr>
         <w:drawing>
-          <wp:inline distT="0" distB="0" distL="0" distR="0" wp14:anchorId="1BC3F2C6" wp14:editId="4745691A">
+          <wp:inline distT="0" distB="0" distL="0" distR="0" wp14:anchorId="24CA5378" wp14:editId="00F0E7AF">
             <wp:extent cx="5334000" cy="2171700"/>
             <wp:effectExtent l="0" t="0" r="0" b="0"/>
             <wp:docPr id="3" name="adm_account.jpg" descr="Change Password screen." title="Change Password screen."/>
@@ -3573,7 +3573,7 @@
         <w:pStyle w:val="Heading1"/>
         <w:pageBreakBefore/>
       </w:pPr>
-      <w:bookmarkStart w:id="6" w:name="_Toc241780904"/>
+      <w:bookmarkStart w:id="6" w:name="_Toc241781971"/>
       <w:r>
         <w:lastRenderedPageBreak/>
         <w:t>3. Your routine</w:t>
@@ -3603,7 +3603,7 @@
           <w:left w:w="10" w:type="dxa"/>
           <w:right w:w="10" w:type="dxa"/>
         </w:tblCellMar>
-        <w:tblLook w:val="04A0" w:firstRow="1" w:lastRow="0" w:firstColumn="1" w:lastColumn="0" w:noHBand="0" w:noVBand="1"/>
+        <w:tblLook w:val="0000" w:firstRow="0" w:lastRow="0" w:firstColumn="0" w:lastColumn="0" w:noHBand="0" w:noVBand="0"/>
       </w:tblPr>
       <w:tblGrid>
         <w:gridCol w:w="2071"/>
@@ -3858,7 +3858,7 @@
         <w:pStyle w:val="Heading1"/>
         <w:pageBreakBefore/>
       </w:pPr>
-      <w:bookmarkStart w:id="7" w:name="_Toc241780905"/>
+      <w:bookmarkStart w:id="7" w:name="_Toc241781972"/>
       <w:r>
         <w:lastRenderedPageBreak/>
         <w:t>4. Step-by-step tasks</w:t>
@@ -3869,7 +3869,7 @@
       <w:pPr>
         <w:pStyle w:val="Heading2"/>
       </w:pPr>
-      <w:bookmarkStart w:id="8" w:name="_Toc241780906"/>
+      <w:bookmarkStart w:id="8" w:name="_Toc241781973"/>
       <w:r>
         <w:t>4.1 Your start screen</w:t>
       </w:r>
@@ -3886,7 +3886,7 @@
           <w:noProof/>
         </w:rPr>
         <w:drawing>
-          <wp:inline distT="0" distB="0" distL="0" distR="0" wp14:anchorId="4CDDD5BF" wp14:editId="755DEF47">
+          <wp:inline distT="0" distB="0" distL="0" distR="0" wp14:anchorId="34F4C3D2" wp14:editId="2D091F51">
             <wp:extent cx="5715000" cy="3571875"/>
             <wp:effectExtent l="0" t="0" r="0" b="0"/>
             <wp:docPr id="4" name="an_dashboard.jpg" descr="Executive Dashboard as seen by the Analyst." title="Executive Dashboard as seen by the Analyst."/>
@@ -3955,7 +3955,7 @@
       <w:pPr>
         <w:pStyle w:val="Heading2"/>
       </w:pPr>
-      <w:bookmarkStart w:id="9" w:name="_Toc241780907"/>
+      <w:bookmarkStart w:id="9" w:name="_Toc241781974"/>
       <w:r>
         <w:t>4.2 Reading the dashboards</w:t>
       </w:r>
@@ -3981,7 +3981,7 @@
         </w:rPr>
         <w:lastRenderedPageBreak/>
         <w:drawing>
-          <wp:inline distT="0" distB="0" distL="0" distR="0" wp14:anchorId="2FB17067" wp14:editId="4531F1C4">
+          <wp:inline distT="0" distB="0" distL="0" distR="0" wp14:anchorId="5203251A" wp14:editId="5DB34141">
             <wp:extent cx="5715000" cy="3571875"/>
             <wp:effectExtent l="0" t="0" r="0" b="0"/>
             <wp:docPr id="5" name="adm_exec_dashboard.jpg" descr="Executive Dashboard: completions against the 400 / 60 / 50–75 targets, days to data lock, spend, and the lowest-filled strata." title="Executive Dashboard: completions against the 400 / 60 / 50–75 targets, days to data lock, spend, and the lowest-filled strata."/>
@@ -4061,7 +4061,7 @@
           <w:left w:w="10" w:type="dxa"/>
           <w:right w:w="10" w:type="dxa"/>
         </w:tblCellMar>
-        <w:tblLook w:val="04A0" w:firstRow="1" w:lastRow="0" w:firstColumn="1" w:lastColumn="0" w:noHBand="0" w:noVBand="1"/>
+        <w:tblLook w:val="0000" w:firstRow="0" w:lastRow="0" w:firstColumn="0" w:lastColumn="0" w:noHBand="0" w:noVBand="0"/>
       </w:tblPr>
       <w:tblGrid>
         <w:gridCol w:w="1694"/>
@@ -4587,7 +4587,7 @@
           <w:left w:w="10" w:type="dxa"/>
           <w:right w:w="10" w:type="dxa"/>
         </w:tblCellMar>
-        <w:tblLook w:val="04A0" w:firstRow="1" w:lastRow="0" w:firstColumn="1" w:lastColumn="0" w:noHBand="0" w:noVBand="1"/>
+        <w:tblLook w:val="0000" w:firstRow="0" w:lastRow="0" w:firstColumn="0" w:lastColumn="0" w:noHBand="0" w:noVBand="0"/>
       </w:tblPr>
       <w:tblGrid>
         <w:gridCol w:w="9412"/>
@@ -4646,7 +4646,7 @@
       <w:pPr>
         <w:pStyle w:val="Heading2"/>
       </w:pPr>
-      <w:bookmarkStart w:id="10" w:name="_Toc241780908"/>
+      <w:bookmarkStart w:id="10" w:name="_Toc241781975"/>
       <w:r>
         <w:t>4.3 Using Reports (analytics and charts)</w:t>
       </w:r>
@@ -4687,7 +4687,7 @@
         </w:rPr>
         <w:lastRenderedPageBreak/>
         <w:drawing>
-          <wp:inline distT="0" distB="0" distL="0" distR="0" wp14:anchorId="2814B795" wp14:editId="3DD39EA1">
+          <wp:inline distT="0" distB="0" distL="0" distR="0" wp14:anchorId="40DB44DD" wp14:editId="36ED9B7E">
             <wp:extent cx="5334000" cy="3333750"/>
             <wp:effectExtent l="0" t="0" r="0" b="0"/>
             <wp:docPr id="6" name="adm_reports_top.jpg" descr="Reports: headline figures for the chosen period." title="Reports: headline figures for the chosen period."/>
@@ -4829,7 +4829,7 @@
           <w:noProof/>
         </w:rPr>
         <w:drawing>
-          <wp:inline distT="0" distB="0" distL="0" distR="0" wp14:anchorId="7A79559C" wp14:editId="1BD63AAF">
+          <wp:inline distT="0" distB="0" distL="0" distR="0" wp14:anchorId="5472F602" wp14:editId="59547E45">
             <wp:extent cx="5334000" cy="3409950"/>
             <wp:effectExtent l="0" t="0" r="0" b="0"/>
             <wp:docPr id="7" name="adm_reports_funnel.jpg" descr="Case funnel: each case counted once at every stage it has reached." title="Case funnel: each case counted once at every stage it has reached."/>
@@ -4929,7 +4929,7 @@
         </w:rPr>
         <w:lastRenderedPageBreak/>
         <w:drawing>
-          <wp:inline distT="0" distB="0" distL="0" distR="0" wp14:anchorId="04960C8A" wp14:editId="0B6BD01F">
+          <wp:inline distT="0" distB="0" distL="0" distR="0" wp14:anchorId="197D0B37" wp14:editId="6D23F0E7">
             <wp:extent cx="5334000" cy="3248025"/>
             <wp:effectExtent l="0" t="0" r="0" b="0"/>
             <wp:docPr id="8" name="adm_reports_funnel_table.jpg" descr="The same chart as a table." title="The same chart as a table."/>
@@ -5028,7 +5028,7 @@
           <w:noProof/>
         </w:rPr>
         <w:drawing>
-          <wp:inline distT="0" distB="0" distL="0" distR="0" wp14:anchorId="421BDB67" wp14:editId="41BCC35A">
+          <wp:inline distT="0" distB="0" distL="0" distR="0" wp14:anchorId="16DDC967" wp14:editId="55843515">
             <wp:extent cx="5334000" cy="2628900"/>
             <wp:effectExtent l="0" t="0" r="0" b="0"/>
             <wp:docPr id="9" name="adm_reports_coverage.jpg" descr="Coverage by group." title="Coverage by group."/>
@@ -5128,7 +5128,7 @@
         </w:rPr>
         <w:lastRenderedPageBreak/>
         <w:drawing>
-          <wp:inline distT="0" distB="0" distL="0" distR="0" wp14:anchorId="019F31BC" wp14:editId="5343AB33">
+          <wp:inline distT="0" distB="0" distL="0" distR="0" wp14:anchorId="4BF5371A" wp14:editId="194FBD6F">
             <wp:extent cx="5334000" cy="2600325"/>
             <wp:effectExtent l="0" t="0" r="0" b="0"/>
             <wp:docPr id="10" name="adm_reports_modes.jpg" descr="Administration modes." title="Administration modes."/>
@@ -5237,7 +5237,7 @@
           <w:noProof/>
         </w:rPr>
         <w:drawing>
-          <wp:inline distT="0" distB="0" distL="0" distR="0" wp14:anchorId="660B9C51" wp14:editId="6678BE18">
+          <wp:inline distT="0" distB="0" distL="0" distR="0" wp14:anchorId="23230EC3" wp14:editId="12FA149A">
             <wp:extent cx="5334000" cy="2905125"/>
             <wp:effectExtent l="0" t="0" r="0" b="0"/>
             <wp:docPr id="11" name="adm_reports_duration.jpg" descr="Completion-time distribution." title="Completion-time distribution."/>
@@ -5319,7 +5319,7 @@
       <w:pPr>
         <w:pStyle w:val="Heading2"/>
       </w:pPr>
-      <w:bookmarkStart w:id="11" w:name="_Toc241780909"/>
+      <w:bookmarkStart w:id="11" w:name="_Toc241781976"/>
       <w:r>
         <w:lastRenderedPageBreak/>
         <w:t>4.4 Downloading data</w:t>
@@ -5337,7 +5337,7 @@
           <w:noProof/>
         </w:rPr>
         <w:drawing>
-          <wp:inline distT="0" distB="0" distL="0" distR="0" wp14:anchorId="4121836C" wp14:editId="3DBBA4DF">
+          <wp:inline distT="0" distB="0" distL="0" distR="0" wp14:anchorId="1EF50F8B" wp14:editId="3A6218CB">
             <wp:extent cx="5715000" cy="1876425"/>
             <wp:effectExtent l="0" t="0" r="0" b="0"/>
             <wp:docPr id="12" name="an_export.jpg" descr="Data Export." title="Data Export."/>
@@ -5417,7 +5417,7 @@
           <w:left w:w="10" w:type="dxa"/>
           <w:right w:w="10" w:type="dxa"/>
         </w:tblCellMar>
-        <w:tblLook w:val="04A0" w:firstRow="1" w:lastRow="0" w:firstColumn="1" w:lastColumn="0" w:noHBand="0" w:noVBand="1"/>
+        <w:tblLook w:val="0000" w:firstRow="0" w:lastRow="0" w:firstColumn="0" w:lastColumn="0" w:noHBand="0" w:noVBand="0"/>
       </w:tblPr>
       <w:tblGrid>
         <w:gridCol w:w="2541"/>
@@ -5939,7 +5939,7 @@
       <w:pPr>
         <w:pStyle w:val="Heading2"/>
       </w:pPr>
-      <w:bookmarkStart w:id="12" w:name="_Toc241780910"/>
+      <w:bookmarkStart w:id="12" w:name="_Toc241781977"/>
       <w:r>
         <w:t>4.5 Working with the analysis export</w:t>
       </w:r>
@@ -6085,7 +6085,7 @@
         <w:pStyle w:val="Heading1"/>
         <w:pageBreakBefore/>
       </w:pPr>
-      <w:bookmarkStart w:id="13" w:name="_Toc241780911"/>
+      <w:bookmarkStart w:id="13" w:name="_Toc241781978"/>
       <w:r>
         <w:lastRenderedPageBreak/>
         <w:t>5. Rules you must follow</w:t>
@@ -6223,7 +6223,7 @@
         <w:pStyle w:val="Heading1"/>
         <w:pageBreakBefore/>
       </w:pPr>
-      <w:bookmarkStart w:id="14" w:name="_Toc241780912"/>
+      <w:bookmarkStart w:id="14" w:name="_Toc241781979"/>
       <w:r>
         <w:lastRenderedPageBreak/>
         <w:t>6. Troubleshooting</w:t>
@@ -6245,7 +6245,7 @@
           <w:left w:w="10" w:type="dxa"/>
           <w:right w:w="10" w:type="dxa"/>
         </w:tblCellMar>
-        <w:tblLook w:val="04A0" w:firstRow="1" w:lastRow="0" w:firstColumn="1" w:lastColumn="0" w:noHBand="0" w:noVBand="1"/>
+        <w:tblLook w:val="0000" w:firstRow="0" w:lastRow="0" w:firstColumn="0" w:lastColumn="0" w:noHBand="0" w:noVBand="0"/>
       </w:tblPr>
       <w:tblGrid>
         <w:gridCol w:w="2635"/>
@@ -6502,7 +6502,14 @@
                 <w:sz w:val="19"/>
                 <w:szCs w:val="19"/>
               </w:rPr>
-              <w:t>Select Go to my start screen. If you need that screen, ask the PI about your role.</w:t>
+              <w:t>Select Go to my start screen</w:t>
+            </w:r>
+            <w:r>
+              <w:rPr>
+                <w:sz w:val="19"/>
+                <w:szCs w:val="19"/>
+              </w:rPr>
+              <w:t>. If you need that screen, ask the PI about your role.</w:t>
             </w:r>
           </w:p>
         </w:tc>
@@ -7170,7 +7177,7 @@
         <w:pStyle w:val="Heading1"/>
         <w:pageBreakBefore/>
       </w:pPr>
-      <w:bookmarkStart w:id="15" w:name="_Toc241780913"/>
+      <w:bookmarkStart w:id="15" w:name="_Toc241781980"/>
       <w:r>
         <w:lastRenderedPageBreak/>
         <w:t>7. Quick reference</w:t>
@@ -7192,7 +7199,7 @@
           <w:left w:w="10" w:type="dxa"/>
           <w:right w:w="10" w:type="dxa"/>
         </w:tblCellMar>
-        <w:tblLook w:val="04A0" w:firstRow="1" w:lastRow="0" w:firstColumn="1" w:lastColumn="0" w:noHBand="0" w:noVBand="1"/>
+        <w:tblLook w:val="0000" w:firstRow="0" w:lastRow="0" w:firstColumn="0" w:lastColumn="0" w:noHBand="0" w:noVBand="0"/>
       </w:tblPr>
       <w:tblGrid>
         <w:gridCol w:w="2824"/>
@@ -7449,7 +7456,7 @@
         <w:pStyle w:val="Heading1"/>
         <w:pageBreakBefore/>
       </w:pPr>
-      <w:bookmarkStart w:id="16" w:name="_Toc241780914"/>
+      <w:bookmarkStart w:id="16" w:name="_Toc241781981"/>
       <w:r>
         <w:lastRenderedPageBreak/>
         <w:t>8. Every screen and button for your role</w:t>
@@ -7479,7 +7486,7 @@
           <w:left w:w="10" w:type="dxa"/>
           <w:right w:w="10" w:type="dxa"/>
         </w:tblCellMar>
-        <w:tblLook w:val="04A0" w:firstRow="1" w:lastRow="0" w:firstColumn="1" w:lastColumn="0" w:noHBand="0" w:noVBand="1"/>
+        <w:tblLook w:val="0000" w:firstRow="0" w:lastRow="0" w:firstColumn="0" w:lastColumn="0" w:noHBand="0" w:noVBand="0"/>
       </w:tblPr>
       <w:tblGrid>
         <w:gridCol w:w="9412"/>
@@ -7612,7 +7619,7 @@
       <w:pPr>
         <w:pStyle w:val="Heading2"/>
       </w:pPr>
-      <w:bookmarkStart w:id="17" w:name="_Toc241780915"/>
+      <w:bookmarkStart w:id="17" w:name="_Toc241781982"/>
       <w:r>
         <w:t>8.1 Sign in</w:t>
       </w:r>
@@ -7675,7 +7682,7 @@
           <w:left w:w="10" w:type="dxa"/>
           <w:right w:w="10" w:type="dxa"/>
         </w:tblCellMar>
-        <w:tblLook w:val="04A0" w:firstRow="1" w:lastRow="0" w:firstColumn="1" w:lastColumn="0" w:noHBand="0" w:noVBand="1"/>
+        <w:tblLook w:val="0000" w:firstRow="0" w:lastRow="0" w:firstColumn="0" w:lastColumn="0" w:noHBand="0" w:noVBand="0"/>
       </w:tblPr>
       <w:tblGrid>
         <w:gridCol w:w="1882"/>
@@ -8125,7 +8132,7 @@
       <w:pPr>
         <w:pStyle w:val="Heading2"/>
       </w:pPr>
-      <w:bookmarkStart w:id="18" w:name="_Toc241780916"/>
+      <w:bookmarkStart w:id="18" w:name="_Toc241781983"/>
       <w:r>
         <w:t>8.2 The header and menu bar (every screen)</w:t>
       </w:r>
@@ -8188,7 +8195,7 @@
           <w:left w:w="10" w:type="dxa"/>
           <w:right w:w="10" w:type="dxa"/>
         </w:tblCellMar>
-        <w:tblLook w:val="04A0" w:firstRow="1" w:lastRow="0" w:firstColumn="1" w:lastColumn="0" w:noHBand="0" w:noVBand="1"/>
+        <w:tblLook w:val="0000" w:firstRow="0" w:lastRow="0" w:firstColumn="0" w:lastColumn="0" w:noHBand="0" w:noVBand="0"/>
       </w:tblPr>
       <w:tblGrid>
         <w:gridCol w:w="1882"/>
@@ -8849,7 +8856,7 @@
       <w:pPr>
         <w:pStyle w:val="Heading2"/>
       </w:pPr>
-      <w:bookmarkStart w:id="19" w:name="_Toc241780917"/>
+      <w:bookmarkStart w:id="19" w:name="_Toc241781984"/>
       <w:r>
         <w:t>8.3 Change Password</w:t>
       </w:r>
@@ -8912,7 +8919,7 @@
           <w:left w:w="10" w:type="dxa"/>
           <w:right w:w="10" w:type="dxa"/>
         </w:tblCellMar>
-        <w:tblLook w:val="04A0" w:firstRow="1" w:lastRow="0" w:firstColumn="1" w:lastColumn="0" w:noHBand="0" w:noVBand="1"/>
+        <w:tblLook w:val="0000" w:firstRow="0" w:lastRow="0" w:firstColumn="0" w:lastColumn="0" w:noHBand="0" w:noVBand="0"/>
       </w:tblPr>
       <w:tblGrid>
         <w:gridCol w:w="1882"/>
@@ -9469,7 +9476,7 @@
       <w:pPr>
         <w:pStyle w:val="Heading2"/>
       </w:pPr>
-      <w:bookmarkStart w:id="20" w:name="_Toc241780918"/>
+      <w:bookmarkStart w:id="20" w:name="_Toc241781985"/>
       <w:r>
         <w:t>8.4 Executive Dashboard</w:t>
       </w:r>
@@ -9532,7 +9539,7 @@
           <w:left w:w="10" w:type="dxa"/>
           <w:right w:w="10" w:type="dxa"/>
         </w:tblCellMar>
-        <w:tblLook w:val="04A0" w:firstRow="1" w:lastRow="0" w:firstColumn="1" w:lastColumn="0" w:noHBand="0" w:noVBand="1"/>
+        <w:tblLook w:val="0000" w:firstRow="0" w:lastRow="0" w:firstColumn="0" w:lastColumn="0" w:noHBand="0" w:noVBand="0"/>
       </w:tblPr>
       <w:tblGrid>
         <w:gridCol w:w="1882"/>
@@ -9983,7 +9990,7 @@
       <w:pPr>
         <w:pStyle w:val="Heading2"/>
       </w:pPr>
-      <w:bookmarkStart w:id="21" w:name="_Toc241780919"/>
+      <w:bookmarkStart w:id="21" w:name="_Toc241781986"/>
       <w:r>
         <w:t>8.5 Sampling Dashboard</w:t>
       </w:r>
@@ -10046,7 +10053,7 @@
           <w:left w:w="10" w:type="dxa"/>
           <w:right w:w="10" w:type="dxa"/>
         </w:tblCellMar>
-        <w:tblLook w:val="04A0" w:firstRow="1" w:lastRow="0" w:firstColumn="1" w:lastColumn="0" w:noHBand="0" w:noVBand="1"/>
+        <w:tblLook w:val="0000" w:firstRow="0" w:lastRow="0" w:firstColumn="0" w:lastColumn="0" w:noHBand="0" w:noVBand="0"/>
       </w:tblPr>
       <w:tblGrid>
         <w:gridCol w:w="1882"/>
@@ -10496,7 +10503,7 @@
       <w:pPr>
         <w:pStyle w:val="Heading2"/>
       </w:pPr>
-      <w:bookmarkStart w:id="22" w:name="_Toc241780920"/>
+      <w:bookmarkStart w:id="22" w:name="_Toc241781987"/>
       <w:r>
         <w:t>8.6 Contact Dashboard</w:t>
       </w:r>
@@ -10559,7 +10566,7 @@
           <w:left w:w="10" w:type="dxa"/>
           <w:right w:w="10" w:type="dxa"/>
         </w:tblCellMar>
-        <w:tblLook w:val="04A0" w:firstRow="1" w:lastRow="0" w:firstColumn="1" w:lastColumn="0" w:noHBand="0" w:noVBand="1"/>
+        <w:tblLook w:val="0000" w:firstRow="0" w:lastRow="0" w:firstColumn="0" w:lastColumn="0" w:noHBand="0" w:noVBand="0"/>
       </w:tblPr>
       <w:tblGrid>
         <w:gridCol w:w="1882"/>
@@ -10799,7 +10806,7 @@
       <w:pPr>
         <w:pStyle w:val="Heading2"/>
       </w:pPr>
-      <w:bookmarkStart w:id="23" w:name="_Toc241780921"/>
+      <w:bookmarkStart w:id="23" w:name="_Toc241781988"/>
       <w:r>
         <w:lastRenderedPageBreak/>
         <w:t>8.7 KII / Document Dashboard</w:t>
@@ -10863,7 +10870,7 @@
           <w:left w:w="10" w:type="dxa"/>
           <w:right w:w="10" w:type="dxa"/>
         </w:tblCellMar>
-        <w:tblLook w:val="04A0" w:firstRow="1" w:lastRow="0" w:firstColumn="1" w:lastColumn="0" w:noHBand="0" w:noVBand="1"/>
+        <w:tblLook w:val="0000" w:firstRow="0" w:lastRow="0" w:firstColumn="0" w:lastColumn="0" w:noHBand="0" w:noVBand="0"/>
       </w:tblPr>
       <w:tblGrid>
         <w:gridCol w:w="1882"/>
@@ -11210,7 +11217,7 @@
       <w:pPr>
         <w:pStyle w:val="Heading2"/>
       </w:pPr>
-      <w:bookmarkStart w:id="24" w:name="_Toc241780922"/>
+      <w:bookmarkStart w:id="24" w:name="_Toc241781989"/>
       <w:r>
         <w:t>8.8 Reports</w:t>
       </w:r>
@@ -11273,7 +11280,7 @@
           <w:left w:w="10" w:type="dxa"/>
           <w:right w:w="10" w:type="dxa"/>
         </w:tblCellMar>
-        <w:tblLook w:val="04A0" w:firstRow="1" w:lastRow="0" w:firstColumn="1" w:lastColumn="0" w:noHBand="0" w:noVBand="1"/>
+        <w:tblLook w:val="0000" w:firstRow="0" w:lastRow="0" w:firstColumn="0" w:lastColumn="0" w:noHBand="0" w:noVBand="0"/>
       </w:tblPr>
       <w:tblGrid>
         <w:gridCol w:w="1882"/>
@@ -11723,7 +11730,7 @@
       <w:pPr>
         <w:pStyle w:val="Heading2"/>
       </w:pPr>
-      <w:bookmarkStart w:id="25" w:name="_Toc241780923"/>
+      <w:bookmarkStart w:id="25" w:name="_Toc241781990"/>
       <w:r>
         <w:t>8.9 Cost Dashboard</w:t>
       </w:r>
@@ -11786,7 +11793,7 @@
           <w:left w:w="10" w:type="dxa"/>
           <w:right w:w="10" w:type="dxa"/>
         </w:tblCellMar>
-        <w:tblLook w:val="04A0" w:firstRow="1" w:lastRow="0" w:firstColumn="1" w:lastColumn="0" w:noHBand="0" w:noVBand="1"/>
+        <w:tblLook w:val="0000" w:firstRow="0" w:lastRow="0" w:firstColumn="0" w:lastColumn="0" w:noHBand="0" w:noVBand="0"/>
       </w:tblPr>
       <w:tblGrid>
         <w:gridCol w:w="1882"/>
@@ -12026,7 +12033,7 @@
       <w:pPr>
         <w:pStyle w:val="Heading2"/>
       </w:pPr>
-      <w:bookmarkStart w:id="26" w:name="_Toc241780924"/>
+      <w:bookmarkStart w:id="26" w:name="_Toc241781991"/>
       <w:r>
         <w:lastRenderedPageBreak/>
         <w:t>8.10 Export</w:t>
@@ -12090,7 +12097,7 @@
           <w:left w:w="10" w:type="dxa"/>
           <w:right w:w="10" w:type="dxa"/>
         </w:tblCellMar>
-        <w:tblLook w:val="04A0" w:firstRow="1" w:lastRow="0" w:firstColumn="1" w:lastColumn="0" w:noHBand="0" w:noVBand="1"/>
+        <w:tblLook w:val="0000" w:firstRow="0" w:lastRow="0" w:firstColumn="0" w:lastColumn="0" w:noHBand="0" w:noVBand="0"/>
       </w:tblPr>
       <w:tblGrid>
         <w:gridCol w:w="1882"/>
@@ -12374,7 +12381,7 @@
         <w:sz w:val="16"/>
         <w:szCs w:val="16"/>
       </w:rPr>
-      <w:t>Version 1.14 · 1 October 2026</w:t>
+      <w:t>Version 1.15 · 1 October 2026</w:t>
     </w:r>
     <w:r>
       <w:rPr>
@@ -12547,10 +12554,96 @@
 <file path=word/numbering.xml><?xml version="1.0" encoding="utf-8"?>
 <w:numbering xmlns:wpc="http://schemas.microsoft.com/office/word/2010/wordprocessingCanvas" xmlns:cx="http://schemas.microsoft.com/office/drawing/2014/chartex" xmlns:cx1="http://schemas.microsoft.com/office/drawing/2015/9/8/chartex" xmlns:cx2="http://schemas.microsoft.com/office/drawing/2015/10/21/chartex" xmlns:cx3="http://schemas.microsoft.com/office/drawing/2016/5/9/chartex" xmlns:cx4="http://schemas.microsoft.com/office/drawing/2016/5/10/chartex" xmlns:cx5="http://schemas.microsoft.com/office/drawing/2016/5/11/chartex" xmlns:cx6="http://schemas.microsoft.com/office/drawing/2016/5/12/chartex" xmlns:cx7="http://schemas.microsoft.com/office/drawing/2016/5/13/chartex" xmlns:cx8="http://schemas.microsoft.com/office/drawing/2016/5/14/chartex" xmlns:mc="http://schemas.openxmlformats.org/markup-compatibility/2006" xmlns:aink="http://schemas.microsoft.com/office/drawing/2016/ink" xmlns:am3d="http://schemas.microsoft.com/office/drawing/2017/model3d" xmlns:o="urn:schemas-microsoft-com:office:office" xmlns:oel="http://schemas.microsoft.com/office/2019/extlst" xmlns:r="http://schemas.openxmlformats.org/officeDocument/2006/relationships" xmlns:m="http://schemas.openxmlformats.org/officeDocument/2006/math" xmlns:v="urn:schemas-microsoft-com:vml" xmlns:wp14="http://schemas.microsoft.com/office/word/2010/wordprocessingDrawing" xmlns:wp="http://schemas.openxmlformats.org/drawingml/2006/wordprocessingDrawing" xmlns:w10="urn:schemas-microsoft-com:office:word" xmlns:w="http://schemas.openxmlformats.org/wordprocessingml/2006/main" xmlns:w14="http://schemas.microsoft.com/office/word/2010/wordml" xmlns:w15="http://schemas.microsoft.com/office/word/2012/wordml" xmlns:w16cex="http://schemas.microsoft.com/office/word/2018/wordml/cex" xmlns:w16cid="http://schemas.microsoft.com/office/word/2016/wordml/cid" xmlns:w16="http://schemas.microsoft.com/office/word/2018/wordml" xmlns:w16sdtdh="http://schemas.microsoft.com/office/word/2020/wordml/sdtdatahash" xmlns:w16se="http://schemas.microsoft.com/office/word/2015/wordml/symex" xmlns:wpg="http://schemas.microsoft.com/office/word/2010/wordprocessingGroup" xmlns:wpi="http://schemas.microsoft.com/office/word/2010/wordprocessingInk" xmlns:wne="http://schemas.microsoft.com/office/word/2006/wordml" xmlns:wps="http://schemas.microsoft.com/office/word/2010/wordprocessingShape" mc:Ignorable="w14 w15 w16se w16cid w16 w16cex w16sdtdh wp14">
   <w:abstractNum w:abstractNumId="0" w15:restartNumberingAfterBreak="0">
-    <w:nsid w:val="08D50182"/>
+    <w:nsid w:val="062D1B10"/>
     <w:multiLevelType w:val="hybridMultilevel"/>
-    <w:tmpl w:val="3072F068"/>
-    <w:lvl w:ilvl="0" w:tplc="4F109F54">
+    <w:tmpl w:val="B6241518"/>
+    <w:lvl w:ilvl="0" w:tplc="BF92C59E">
+      <w:start w:val="1"/>
+      <w:numFmt w:val="bullet"/>
+      <w:lvlText w:val="●"/>
+      <w:lvlJc w:val="left"/>
+      <w:pPr>
+        <w:ind w:left="720" w:hanging="360"/>
+      </w:pPr>
+    </w:lvl>
+    <w:lvl w:ilvl="1" w:tplc="C7547084">
+      <w:start w:val="1"/>
+      <w:numFmt w:val="bullet"/>
+      <w:lvlText w:val="○"/>
+      <w:lvlJc w:val="left"/>
+      <w:pPr>
+        <w:ind w:left="1440" w:hanging="360"/>
+      </w:pPr>
+    </w:lvl>
+    <w:lvl w:ilvl="2" w:tplc="D34E0DDE">
+      <w:start w:val="1"/>
+      <w:numFmt w:val="bullet"/>
+      <w:lvlText w:val="■"/>
+      <w:lvlJc w:val="left"/>
+      <w:pPr>
+        <w:ind w:left="2160" w:hanging="360"/>
+      </w:pPr>
+    </w:lvl>
+    <w:lvl w:ilvl="3" w:tplc="715A269A">
+      <w:start w:val="1"/>
+      <w:numFmt w:val="bullet"/>
+      <w:lvlText w:val="●"/>
+      <w:lvlJc w:val="left"/>
+      <w:pPr>
+        <w:ind w:left="2880" w:hanging="360"/>
+      </w:pPr>
+    </w:lvl>
+    <w:lvl w:ilvl="4" w:tplc="278EC6BA">
+      <w:start w:val="1"/>
+      <w:numFmt w:val="bullet"/>
+      <w:lvlText w:val="○"/>
+      <w:lvlJc w:val="left"/>
+      <w:pPr>
+        <w:ind w:left="3600" w:hanging="360"/>
+      </w:pPr>
+    </w:lvl>
+    <w:lvl w:ilvl="5" w:tplc="4D6C9802">
+      <w:start w:val="1"/>
+      <w:numFmt w:val="bullet"/>
+      <w:lvlText w:val="■"/>
+      <w:lvlJc w:val="left"/>
+      <w:pPr>
+        <w:ind w:left="4320" w:hanging="360"/>
+      </w:pPr>
+    </w:lvl>
+    <w:lvl w:ilvl="6" w:tplc="F7C87EE8">
+      <w:start w:val="1"/>
+      <w:numFmt w:val="bullet"/>
+      <w:lvlText w:val="●"/>
+      <w:lvlJc w:val="left"/>
+      <w:pPr>
+        <w:ind w:left="5040" w:hanging="360"/>
+      </w:pPr>
+    </w:lvl>
+    <w:lvl w:ilvl="7" w:tplc="F390702C">
+      <w:start w:val="1"/>
+      <w:numFmt w:val="bullet"/>
+      <w:lvlText w:val="●"/>
+      <w:lvlJc w:val="left"/>
+      <w:pPr>
+        <w:ind w:left="5760" w:hanging="360"/>
+      </w:pPr>
+    </w:lvl>
+    <w:lvl w:ilvl="8" w:tplc="B68831DA">
+      <w:start w:val="1"/>
+      <w:numFmt w:val="bullet"/>
+      <w:lvlText w:val="●"/>
+      <w:lvlJc w:val="left"/>
+      <w:pPr>
+        <w:ind w:left="6480" w:hanging="360"/>
+      </w:pPr>
+    </w:lvl>
+  </w:abstractNum>
+  <w:abstractNum w:abstractNumId="1" w15:restartNumberingAfterBreak="0">
+    <w:nsid w:val="319D1184"/>
+    <w:multiLevelType w:val="hybridMultilevel"/>
+    <w:tmpl w:val="4F08561A"/>
+    <w:lvl w:ilvl="0" w:tplc="962A2F28">
       <w:start w:val="1"/>
       <w:numFmt w:val="decimal"/>
       <w:lvlText w:val="%1."/>
@@ -12564,52 +12657,52 @@
         <w:color w:val="A67C27"/>
       </w:rPr>
     </w:lvl>
-    <w:lvl w:ilvl="1" w:tplc="F4D4F894">
+    <w:lvl w:ilvl="1" w:tplc="710E8F54">
       <w:numFmt w:val="decimal"/>
       <w:lvlText w:val=""/>
       <w:lvlJc w:val="left"/>
     </w:lvl>
-    <w:lvl w:ilvl="2" w:tplc="EB907472">
+    <w:lvl w:ilvl="2" w:tplc="0B32FA04">
       <w:numFmt w:val="decimal"/>
       <w:lvlText w:val=""/>
       <w:lvlJc w:val="left"/>
     </w:lvl>
-    <w:lvl w:ilvl="3" w:tplc="C5724D5E">
+    <w:lvl w:ilvl="3" w:tplc="00E012A8">
       <w:numFmt w:val="decimal"/>
       <w:lvlText w:val=""/>
       <w:lvlJc w:val="left"/>
     </w:lvl>
-    <w:lvl w:ilvl="4" w:tplc="7368DB8A">
+    <w:lvl w:ilvl="4" w:tplc="046286B8">
       <w:numFmt w:val="decimal"/>
       <w:lvlText w:val=""/>
       <w:lvlJc w:val="left"/>
     </w:lvl>
-    <w:lvl w:ilvl="5" w:tplc="D6CE5888">
+    <w:lvl w:ilvl="5" w:tplc="E6CA8DC4">
       <w:numFmt w:val="decimal"/>
       <w:lvlText w:val=""/>
       <w:lvlJc w:val="left"/>
     </w:lvl>
-    <w:lvl w:ilvl="6" w:tplc="DFDECD2E">
+    <w:lvl w:ilvl="6" w:tplc="F9ACD7FC">
       <w:numFmt w:val="decimal"/>
       <w:lvlText w:val=""/>
       <w:lvlJc w:val="left"/>
     </w:lvl>
-    <w:lvl w:ilvl="7" w:tplc="05FAB58E">
+    <w:lvl w:ilvl="7" w:tplc="65EA2178">
       <w:numFmt w:val="decimal"/>
       <w:lvlText w:val=""/>
       <w:lvlJc w:val="left"/>
     </w:lvl>
-    <w:lvl w:ilvl="8" w:tplc="A9744BC0">
+    <w:lvl w:ilvl="8" w:tplc="4BCE7D44">
       <w:numFmt w:val="decimal"/>
       <w:lvlText w:val=""/>
       <w:lvlJc w:val="left"/>
     </w:lvl>
   </w:abstractNum>
-  <w:abstractNum w:abstractNumId="1" w15:restartNumberingAfterBreak="0">
-    <w:nsid w:val="0D9C4BD7"/>
+  <w:abstractNum w:abstractNumId="2" w15:restartNumberingAfterBreak="0">
+    <w:nsid w:val="607D68C7"/>
     <w:multiLevelType w:val="hybridMultilevel"/>
-    <w:tmpl w:val="85CAFAE0"/>
-    <w:lvl w:ilvl="0" w:tplc="EBFEFF3C">
+    <w:tmpl w:val="DBACED6E"/>
+    <w:lvl w:ilvl="0" w:tplc="39BADE7C">
       <w:start w:val="1"/>
       <w:numFmt w:val="decimal"/>
       <w:lvlText w:val="%1."/>
@@ -12623,138 +12716,110 @@
         <w:color w:val="A67C27"/>
       </w:rPr>
     </w:lvl>
-    <w:lvl w:ilvl="1" w:tplc="2D86B836">
+    <w:lvl w:ilvl="1" w:tplc="DFE62386">
       <w:numFmt w:val="decimal"/>
       <w:lvlText w:val=""/>
       <w:lvlJc w:val="left"/>
     </w:lvl>
-    <w:lvl w:ilvl="2" w:tplc="646E3DA2">
+    <w:lvl w:ilvl="2" w:tplc="23E8DA86">
       <w:numFmt w:val="decimal"/>
       <w:lvlText w:val=""/>
       <w:lvlJc w:val="left"/>
     </w:lvl>
-    <w:lvl w:ilvl="3" w:tplc="C66CD034">
+    <w:lvl w:ilvl="3" w:tplc="CC8C8E54">
       <w:numFmt w:val="decimal"/>
       <w:lvlText w:val=""/>
       <w:lvlJc w:val="left"/>
     </w:lvl>
-    <w:lvl w:ilvl="4" w:tplc="D9481A92">
+    <w:lvl w:ilvl="4" w:tplc="ADD43566">
       <w:numFmt w:val="decimal"/>
       <w:lvlText w:val=""/>
       <w:lvlJc w:val="left"/>
     </w:lvl>
-    <w:lvl w:ilvl="5" w:tplc="B2DE6954">
+    <w:lvl w:ilvl="5" w:tplc="F1701E5A">
       <w:numFmt w:val="decimal"/>
       <w:lvlText w:val=""/>
       <w:lvlJc w:val="left"/>
     </w:lvl>
-    <w:lvl w:ilvl="6" w:tplc="53BE2258">
+    <w:lvl w:ilvl="6" w:tplc="DAF22EA8">
       <w:numFmt w:val="decimal"/>
       <w:lvlText w:val=""/>
       <w:lvlJc w:val="left"/>
     </w:lvl>
-    <w:lvl w:ilvl="7" w:tplc="04E4F206">
+    <w:lvl w:ilvl="7" w:tplc="397A8CE8">
       <w:numFmt w:val="decimal"/>
       <w:lvlText w:val=""/>
       <w:lvlJc w:val="left"/>
     </w:lvl>
-    <w:lvl w:ilvl="8" w:tplc="993AF50A">
+    <w:lvl w:ilvl="8" w:tplc="47DC29B8">
       <w:numFmt w:val="decimal"/>
       <w:lvlText w:val=""/>
       <w:lvlJc w:val="left"/>
     </w:lvl>
   </w:abstractNum>
-  <w:abstractNum w:abstractNumId="2" w15:restartNumberingAfterBreak="0">
-    <w:nsid w:val="11A80F71"/>
+  <w:abstractNum w:abstractNumId="3" w15:restartNumberingAfterBreak="0">
+    <w:nsid w:val="627206C1"/>
     <w:multiLevelType w:val="hybridMultilevel"/>
-    <w:tmpl w:val="4FF86CBA"/>
-    <w:lvl w:ilvl="0" w:tplc="8AFE9B8C">
+    <w:tmpl w:val="7F8480E8"/>
+    <w:lvl w:ilvl="0" w:tplc="B8504CFE">
       <w:start w:val="1"/>
       <w:numFmt w:val="bullet"/>
-      <w:lvlText w:val="●"/>
+      <w:lvlText w:val="•"/>
       <w:lvlJc w:val="left"/>
       <w:pPr>
-        <w:ind w:left="720" w:hanging="360"/>
+        <w:ind w:left="460" w:hanging="280"/>
       </w:pPr>
     </w:lvl>
-    <w:lvl w:ilvl="1" w:tplc="B65A26B6">
+    <w:lvl w:ilvl="1" w:tplc="3BE8B51E">
       <w:start w:val="1"/>
       <w:numFmt w:val="bullet"/>
-      <w:lvlText w:val="○"/>
+      <w:lvlText w:val="–"/>
       <w:lvlJc w:val="left"/>
       <w:pPr>
-        <w:ind w:left="1440" w:hanging="360"/>
+        <w:ind w:left="900" w:hanging="280"/>
       </w:pPr>
     </w:lvl>
-    <w:lvl w:ilvl="2" w:tplc="913C2D36">
-      <w:start w:val="1"/>
-      <w:numFmt w:val="bullet"/>
-      <w:lvlText w:val="■"/>
+    <w:lvl w:ilvl="2" w:tplc="AFC0D322">
+      <w:numFmt w:val="decimal"/>
+      <w:lvlText w:val=""/>
       <w:lvlJc w:val="left"/>
-      <w:pPr>
-        <w:ind w:left="2160" w:hanging="360"/>
-      </w:pPr>
     </w:lvl>
-    <w:lvl w:ilvl="3" w:tplc="F168EB70">
-      <w:start w:val="1"/>
-      <w:numFmt w:val="bullet"/>
-      <w:lvlText w:val="●"/>
+    <w:lvl w:ilvl="3" w:tplc="43A8F5EE">
+      <w:numFmt w:val="decimal"/>
+      <w:lvlText w:val=""/>
       <w:lvlJc w:val="left"/>
-      <w:pPr>
-        <w:ind w:left="2880" w:hanging="360"/>
-      </w:pPr>
     </w:lvl>
-    <w:lvl w:ilvl="4" w:tplc="A4CE0E28">
-      <w:start w:val="1"/>
-      <w:numFmt w:val="bullet"/>
-      <w:lvlText w:val="○"/>
+    <w:lvl w:ilvl="4" w:tplc="45A4FE9A">
+      <w:numFmt w:val="decimal"/>
+      <w:lvlText w:val=""/>
       <w:lvlJc w:val="left"/>
-      <w:pPr>
-        <w:ind w:left="3600" w:hanging="360"/>
-      </w:pPr>
     </w:lvl>
-    <w:lvl w:ilvl="5" w:tplc="8722CD04">
-      <w:start w:val="1"/>
-      <w:numFmt w:val="bullet"/>
-      <w:lvlText w:val="■"/>
+    <w:lvl w:ilvl="5" w:tplc="1A84B2E6">
+      <w:numFmt w:val="decimal"/>
+      <w:lvlText w:val=""/>
       <w:lvlJc w:val="left"/>
-      <w:pPr>
-        <w:ind w:left="4320" w:hanging="360"/>
-      </w:pPr>
     </w:lvl>
-    <w:lvl w:ilvl="6" w:tplc="D122B78C">
-      <w:start w:val="1"/>
-      <w:numFmt w:val="bullet"/>
-      <w:lvlText w:val="●"/>
+    <w:lvl w:ilvl="6" w:tplc="D996D7FC">
+      <w:numFmt w:val="decimal"/>
+      <w:lvlText w:val=""/>
       <w:lvlJc w:val="left"/>
-      <w:pPr>
-        <w:ind w:left="5040" w:hanging="360"/>
-      </w:pPr>
     </w:lvl>
-    <w:lvl w:ilvl="7" w:tplc="2668DED4">
-      <w:start w:val="1"/>
-      <w:numFmt w:val="bullet"/>
-      <w:lvlText w:val="●"/>
+    <w:lvl w:ilvl="7" w:tplc="7CB2229E">
+      <w:numFmt w:val="decimal"/>
+      <w:lvlText w:val=""/>
       <w:lvlJc w:val="left"/>
-      <w:pPr>
-        <w:ind w:left="5760" w:hanging="360"/>
-      </w:pPr>
     </w:lvl>
-    <w:lvl w:ilvl="8" w:tplc="E71836DC">
-      <w:start w:val="1"/>
-      <w:numFmt w:val="bullet"/>
-      <w:lvlText w:val="●"/>
+    <w:lvl w:ilvl="8" w:tplc="81DA2942">
+      <w:numFmt w:val="decimal"/>
+      <w:lvlText w:val=""/>
       <w:lvlJc w:val="left"/>
-      <w:pPr>
-        <w:ind w:left="6480" w:hanging="360"/>
-      </w:pPr>
     </w:lvl>
   </w:abstractNum>
-  <w:abstractNum w:abstractNumId="3" w15:restartNumberingAfterBreak="0">
-    <w:nsid w:val="29172073"/>
+  <w:abstractNum w:abstractNumId="4" w15:restartNumberingAfterBreak="0">
+    <w:nsid w:val="7F1343BD"/>
     <w:multiLevelType w:val="hybridMultilevel"/>
-    <w:tmpl w:val="33F45EFA"/>
-    <w:lvl w:ilvl="0" w:tplc="13B0BF06">
+    <w:tmpl w:val="E1144722"/>
+    <w:lvl w:ilvl="0" w:tplc="42C4C998">
       <w:start w:val="1"/>
       <w:numFmt w:val="decimal"/>
       <w:lvlText w:val="%1."/>
@@ -12768,130 +12833,72 @@
         <w:color w:val="A67C27"/>
       </w:rPr>
     </w:lvl>
-    <w:lvl w:ilvl="1" w:tplc="F28695BE">
+    <w:lvl w:ilvl="1" w:tplc="6152DF62">
       <w:numFmt w:val="decimal"/>
       <w:lvlText w:val=""/>
       <w:lvlJc w:val="left"/>
     </w:lvl>
-    <w:lvl w:ilvl="2" w:tplc="1526ADEC">
+    <w:lvl w:ilvl="2" w:tplc="5A88A254">
       <w:numFmt w:val="decimal"/>
       <w:lvlText w:val=""/>
       <w:lvlJc w:val="left"/>
     </w:lvl>
-    <w:lvl w:ilvl="3" w:tplc="AEEC289C">
+    <w:lvl w:ilvl="3" w:tplc="0F34942A">
       <w:numFmt w:val="decimal"/>
       <w:lvlText w:val=""/>
       <w:lvlJc w:val="left"/>
     </w:lvl>
-    <w:lvl w:ilvl="4" w:tplc="34C0151C">
+    <w:lvl w:ilvl="4" w:tplc="7486A0E2">
       <w:numFmt w:val="decimal"/>
       <w:lvlText w:val=""/>
       <w:lvlJc w:val="left"/>
     </w:lvl>
-    <w:lvl w:ilvl="5" w:tplc="51606650">
+    <w:lvl w:ilvl="5" w:tplc="82FEA938">
       <w:numFmt w:val="decimal"/>
       <w:lvlText w:val=""/>
       <w:lvlJc w:val="left"/>
     </w:lvl>
-    <w:lvl w:ilvl="6" w:tplc="798A36EE">
+    <w:lvl w:ilvl="6" w:tplc="5826FBD0">
       <w:numFmt w:val="decimal"/>
       <w:lvlText w:val=""/>
       <w:lvlJc w:val="left"/>
     </w:lvl>
-    <w:lvl w:ilvl="7" w:tplc="C93201EC">
+    <w:lvl w:ilvl="7" w:tplc="23200A44">
       <w:numFmt w:val="decimal"/>
       <w:lvlText w:val=""/>
       <w:lvlJc w:val="left"/>
     </w:lvl>
-    <w:lvl w:ilvl="8" w:tplc="1AA8FE9A">
+    <w:lvl w:ilvl="8" w:tplc="15D86416">
       <w:numFmt w:val="decimal"/>
       <w:lvlText w:val=""/>
       <w:lvlJc w:val="left"/>
     </w:lvl>
   </w:abstractNum>
-  <w:abstractNum w:abstractNumId="4" w15:restartNumberingAfterBreak="0">
-    <w:nsid w:val="4A3C2AD0"/>
-    <w:multiLevelType w:val="hybridMultilevel"/>
-    <w:tmpl w:val="5FBAF6AC"/>
-    <w:lvl w:ilvl="0" w:tplc="DCCABE6A">
-      <w:start w:val="1"/>
-      <w:numFmt w:val="bullet"/>
-      <w:lvlText w:val="•"/>
-      <w:lvlJc w:val="left"/>
-      <w:pPr>
-        <w:ind w:left="460" w:hanging="280"/>
-      </w:pPr>
-    </w:lvl>
-    <w:lvl w:ilvl="1" w:tplc="68FE5E26">
-      <w:start w:val="1"/>
-      <w:numFmt w:val="bullet"/>
-      <w:lvlText w:val="–"/>
-      <w:lvlJc w:val="left"/>
-      <w:pPr>
-        <w:ind w:left="900" w:hanging="280"/>
-      </w:pPr>
-    </w:lvl>
-    <w:lvl w:ilvl="2" w:tplc="76C498F4">
-      <w:numFmt w:val="decimal"/>
-      <w:lvlText w:val=""/>
-      <w:lvlJc w:val="left"/>
-    </w:lvl>
-    <w:lvl w:ilvl="3" w:tplc="4824EAB4">
-      <w:numFmt w:val="decimal"/>
-      <w:lvlText w:val=""/>
-      <w:lvlJc w:val="left"/>
-    </w:lvl>
-    <w:lvl w:ilvl="4" w:tplc="913422F0">
-      <w:numFmt w:val="decimal"/>
-      <w:lvlText w:val=""/>
-      <w:lvlJc w:val="left"/>
-    </w:lvl>
-    <w:lvl w:ilvl="5" w:tplc="C5B66FC6">
-      <w:numFmt w:val="decimal"/>
-      <w:lvlText w:val=""/>
-      <w:lvlJc w:val="left"/>
-    </w:lvl>
-    <w:lvl w:ilvl="6" w:tplc="73CCDD74">
-      <w:numFmt w:val="decimal"/>
-      <w:lvlText w:val=""/>
-      <w:lvlJc w:val="left"/>
-    </w:lvl>
-    <w:lvl w:ilvl="7" w:tplc="3432DD96">
-      <w:numFmt w:val="decimal"/>
-      <w:lvlText w:val=""/>
-      <w:lvlJc w:val="left"/>
-    </w:lvl>
-    <w:lvl w:ilvl="8" w:tplc="4AF86A88">
-      <w:numFmt w:val="decimal"/>
-      <w:lvlText w:val=""/>
-      <w:lvlJc w:val="left"/>
-    </w:lvl>
-  </w:abstractNum>
-  <w:num w:numId="1" w16cid:durableId="1200119685">
+  <w:num w:numId="1" w16cid:durableId="126434070">
+    <w:abstractNumId w:val="0"/>
+    <w:lvlOverride w:ilvl="0">
+      <w:startOverride w:val="1"/>
+    </w:lvlOverride>
+  </w:num>
+  <w:num w:numId="2" w16cid:durableId="1901360865">
+    <w:abstractNumId w:val="3"/>
+    <w:lvlOverride w:ilvl="0">
+      <w:startOverride w:val="1"/>
+    </w:lvlOverride>
+  </w:num>
+  <w:num w:numId="3" w16cid:durableId="1564094801">
+    <w:abstractNumId w:val="4"/>
+    <w:lvlOverride w:ilvl="0">
+      <w:startOverride w:val="1"/>
+    </w:lvlOverride>
+  </w:num>
+  <w:num w:numId="4" w16cid:durableId="1742022302">
     <w:abstractNumId w:val="2"/>
     <w:lvlOverride w:ilvl="0">
       <w:startOverride w:val="1"/>
     </w:lvlOverride>
   </w:num>
-  <w:num w:numId="2" w16cid:durableId="2017883577">
-    <w:abstractNumId w:val="4"/>
-    <w:lvlOverride w:ilvl="0">
-      <w:startOverride w:val="1"/>
-    </w:lvlOverride>
-  </w:num>
-  <w:num w:numId="3" w16cid:durableId="1286160021">
-    <w:abstractNumId w:val="0"/>
-    <w:lvlOverride w:ilvl="0">
-      <w:startOverride w:val="1"/>
-    </w:lvlOverride>
-  </w:num>
-  <w:num w:numId="4" w16cid:durableId="87897898">
-    <w:abstractNumId w:val="3"/>
-    <w:lvlOverride w:ilvl="0">
-      <w:startOverride w:val="1"/>
-    </w:lvlOverride>
-  </w:num>
-  <w:num w:numId="5" w16cid:durableId="1443843521">
+  <w:num w:numId="5" w16cid:durableId="625501635">
     <w:abstractNumId w:val="1"/>
     <w:lvlOverride w:ilvl="0">
       <w:startOverride w:val="1"/>
@@ -13517,7 +13524,7 @@
     <w:autoRedefine/>
     <w:uiPriority w:val="39"/>
     <w:unhideWhenUsed/>
-    <w:rsid w:val="001F6893"/>
+    <w:rsid w:val="00153B20"/>
     <w:pPr>
       <w:spacing w:after="100"/>
     </w:pPr>
@@ -13529,7 +13536,7 @@
     <w:autoRedefine/>
     <w:uiPriority w:val="39"/>
     <w:unhideWhenUsed/>
-    <w:rsid w:val="001F6893"/>
+    <w:rsid w:val="00153B20"/>
     <w:pPr>
       <w:spacing w:after="100"/>
       <w:ind w:left="210"/>

--- a/docs/manuals/Role_Guide_7_Analyst.docx
+++ b/docs/manuals/Role_Guide_7_Analyst.docx
@@ -469,7 +469,7 @@
                 <w:sz w:val="19"/>
                 <w:szCs w:val="19"/>
               </w:rPr>
-              <w:t>Version 1.15 · 1 October 2026</w:t>
+              <w:t>Version 1.16 · 1 October 2026</w:t>
             </w:r>
           </w:p>
         </w:tc>
@@ -538,7 +538,7 @@
     <w:sdt>
       <w:sdtPr>
         <w:alias w:val="Contents"/>
-        <w:id w:val="2130199938"/>
+        <w:id w:val="1383749117"/>
       </w:sdtPr>
       <w:sdtEndPr/>
       <w:sdtContent>
@@ -567,7 +567,7 @@
           <w:r>
             <w:fldChar w:fldCharType="separate"/>
           </w:r>
-          <w:hyperlink w:anchor="_Toc241781965" w:history="1">
+          <w:hyperlink w:anchor="_Toc241782493" w:history="1">
             <w:r>
               <w:rPr>
                 <w:rStyle w:val="Hyperlink"/>
@@ -591,7 +591,7 @@
               <w:rPr>
                 <w:noProof/>
               </w:rPr>
-              <w:instrText xml:space="preserve"> PAGEREF _Toc241781965 \h </w:instrText>
+              <w:instrText xml:space="preserve"> PAGEREF _Toc241782493 \h </w:instrText>
             </w:r>
             <w:r>
               <w:rPr>
@@ -634,7 +634,7 @@
               <w14:ligatures w14:val="standardContextual"/>
             </w:rPr>
           </w:pPr>
-          <w:hyperlink w:anchor="_Toc241781966" w:history="1">
+          <w:hyperlink w:anchor="_Toc241782494" w:history="1">
             <w:r>
               <w:rPr>
                 <w:rStyle w:val="Hyperlink"/>
@@ -658,7 +658,7 @@
               <w:rPr>
                 <w:noProof/>
               </w:rPr>
-              <w:instrText xml:space="preserve"> PAGEREF _Toc241781966 \h </w:instrText>
+              <w:instrText xml:space="preserve"> PAGEREF _Toc241782494 \h </w:instrText>
             </w:r>
             <w:r>
               <w:rPr>
@@ -701,7 +701,7 @@
               <w14:ligatures w14:val="standardContextual"/>
             </w:rPr>
           </w:pPr>
-          <w:hyperlink w:anchor="_Toc241781967" w:history="1">
+          <w:hyperlink w:anchor="_Toc241782495" w:history="1">
             <w:r>
               <w:rPr>
                 <w:rStyle w:val="Hyperlink"/>
@@ -725,7 +725,7 @@
               <w:rPr>
                 <w:noProof/>
               </w:rPr>
-              <w:instrText xml:space="preserve"> PAGEREF _Toc241781967 \h </w:instrText>
+              <w:instrText xml:space="preserve"> PAGEREF _Toc241782495 \h </w:instrText>
             </w:r>
             <w:r>
               <w:rPr>
@@ -768,7 +768,7 @@
               <w14:ligatures w14:val="standardContextual"/>
             </w:rPr>
           </w:pPr>
-          <w:hyperlink w:anchor="_Toc241781968" w:history="1">
+          <w:hyperlink w:anchor="_Toc241782496" w:history="1">
             <w:r>
               <w:rPr>
                 <w:rStyle w:val="Hyperlink"/>
@@ -792,7 +792,7 @@
               <w:rPr>
                 <w:noProof/>
               </w:rPr>
-              <w:instrText xml:space="preserve"> PAGEREF _Toc241781968 \h </w:instrText>
+              <w:instrText xml:space="preserve"> PAGEREF _Toc241782496 \h </w:instrText>
             </w:r>
             <w:r>
               <w:rPr>
@@ -835,7 +835,7 @@
               <w14:ligatures w14:val="standardContextual"/>
             </w:rPr>
           </w:pPr>
-          <w:hyperlink w:anchor="_Toc241781969" w:history="1">
+          <w:hyperlink w:anchor="_Toc241782497" w:history="1">
             <w:r>
               <w:rPr>
                 <w:rStyle w:val="Hyperlink"/>
@@ -859,7 +859,7 @@
               <w:rPr>
                 <w:noProof/>
               </w:rPr>
-              <w:instrText xml:space="preserve"> PAGEREF _Toc241781969 \h </w:instrText>
+              <w:instrText xml:space="preserve"> PAGEREF _Toc241782497 \h </w:instrText>
             </w:r>
             <w:r>
               <w:rPr>
@@ -902,7 +902,7 @@
               <w14:ligatures w14:val="standardContextual"/>
             </w:rPr>
           </w:pPr>
-          <w:hyperlink w:anchor="_Toc241781970" w:history="1">
+          <w:hyperlink w:anchor="_Toc241782498" w:history="1">
             <w:r>
               <w:rPr>
                 <w:rStyle w:val="Hyperlink"/>
@@ -926,7 +926,7 @@
               <w:rPr>
                 <w:noProof/>
               </w:rPr>
-              <w:instrText xml:space="preserve"> PAGEREF _Toc241781970 \h </w:instrText>
+              <w:instrText xml:space="preserve"> PAGEREF _Toc241782498 \h </w:instrText>
             </w:r>
             <w:r>
               <w:rPr>
@@ -969,7 +969,7 @@
               <w14:ligatures w14:val="standardContextual"/>
             </w:rPr>
           </w:pPr>
-          <w:hyperlink w:anchor="_Toc241781971" w:history="1">
+          <w:hyperlink w:anchor="_Toc241782499" w:history="1">
             <w:r>
               <w:rPr>
                 <w:rStyle w:val="Hyperlink"/>
@@ -993,7 +993,7 @@
               <w:rPr>
                 <w:noProof/>
               </w:rPr>
-              <w:instrText xml:space="preserve"> PAGEREF _Toc241781971 \h </w:instrText>
+              <w:instrText xml:space="preserve"> PAGEREF _Toc241782499 \h </w:instrText>
             </w:r>
             <w:r>
               <w:rPr>
@@ -1036,7 +1036,7 @@
               <w14:ligatures w14:val="standardContextual"/>
             </w:rPr>
           </w:pPr>
-          <w:hyperlink w:anchor="_Toc241781972" w:history="1">
+          <w:hyperlink w:anchor="_Toc241782500" w:history="1">
             <w:r>
               <w:rPr>
                 <w:rStyle w:val="Hyperlink"/>
@@ -1060,7 +1060,7 @@
               <w:rPr>
                 <w:noProof/>
               </w:rPr>
-              <w:instrText xml:space="preserve"> PAGEREF _Toc241781972 \h </w:instrText>
+              <w:instrText xml:space="preserve"> PAGEREF _Toc241782500 \h </w:instrText>
             </w:r>
             <w:r>
               <w:rPr>
@@ -1103,7 +1103,7 @@
               <w14:ligatures w14:val="standardContextual"/>
             </w:rPr>
           </w:pPr>
-          <w:hyperlink w:anchor="_Toc241781973" w:history="1">
+          <w:hyperlink w:anchor="_Toc241782501" w:history="1">
             <w:r>
               <w:rPr>
                 <w:rStyle w:val="Hyperlink"/>
@@ -1127,7 +1127,7 @@
               <w:rPr>
                 <w:noProof/>
               </w:rPr>
-              <w:instrText xml:space="preserve"> PAGEREF _Toc241781973 \h </w:instrText>
+              <w:instrText xml:space="preserve"> PAGEREF _Toc241782501 \h </w:instrText>
             </w:r>
             <w:r>
               <w:rPr>
@@ -1170,7 +1170,7 @@
               <w14:ligatures w14:val="standardContextual"/>
             </w:rPr>
           </w:pPr>
-          <w:hyperlink w:anchor="_Toc241781974" w:history="1">
+          <w:hyperlink w:anchor="_Toc241782502" w:history="1">
             <w:r>
               <w:rPr>
                 <w:rStyle w:val="Hyperlink"/>
@@ -1194,7 +1194,7 @@
               <w:rPr>
                 <w:noProof/>
               </w:rPr>
-              <w:instrText xml:space="preserve"> PAGEREF _Toc241781974 \h </w:instrText>
+              <w:instrText xml:space="preserve"> PAGEREF _Toc241782502 \h </w:instrText>
             </w:r>
             <w:r>
               <w:rPr>
@@ -1237,7 +1237,7 @@
               <w14:ligatures w14:val="standardContextual"/>
             </w:rPr>
           </w:pPr>
-          <w:hyperlink w:anchor="_Toc241781975" w:history="1">
+          <w:hyperlink w:anchor="_Toc241782503" w:history="1">
             <w:r>
               <w:rPr>
                 <w:rStyle w:val="Hyperlink"/>
@@ -1261,7 +1261,7 @@
               <w:rPr>
                 <w:noProof/>
               </w:rPr>
-              <w:instrText xml:space="preserve"> PAGEREF _Toc241781975 \h </w:instrText>
+              <w:instrText xml:space="preserve"> PAGEREF _Toc241782503 \h </w:instrText>
             </w:r>
             <w:r>
               <w:rPr>
@@ -1304,7 +1304,7 @@
               <w14:ligatures w14:val="standardContextual"/>
             </w:rPr>
           </w:pPr>
-          <w:hyperlink w:anchor="_Toc241781976" w:history="1">
+          <w:hyperlink w:anchor="_Toc241782504" w:history="1">
             <w:r>
               <w:rPr>
                 <w:rStyle w:val="Hyperlink"/>
@@ -1328,7 +1328,7 @@
               <w:rPr>
                 <w:noProof/>
               </w:rPr>
-              <w:instrText xml:space="preserve"> PAGEREF _Toc241781976 \h </w:instrText>
+              <w:instrText xml:space="preserve"> PAGEREF _Toc241782504 \h </w:instrText>
             </w:r>
             <w:r>
               <w:rPr>
@@ -1371,7 +1371,7 @@
               <w14:ligatures w14:val="standardContextual"/>
             </w:rPr>
           </w:pPr>
-          <w:hyperlink w:anchor="_Toc241781977" w:history="1">
+          <w:hyperlink w:anchor="_Toc241782505" w:history="1">
             <w:r>
               <w:rPr>
                 <w:rStyle w:val="Hyperlink"/>
@@ -1395,7 +1395,7 @@
               <w:rPr>
                 <w:noProof/>
               </w:rPr>
-              <w:instrText xml:space="preserve"> PAGEREF _Toc241781977 \h </w:instrText>
+              <w:instrText xml:space="preserve"> PAGEREF _Toc241782505 \h </w:instrText>
             </w:r>
             <w:r>
               <w:rPr>
@@ -1438,7 +1438,7 @@
               <w14:ligatures w14:val="standardContextual"/>
             </w:rPr>
           </w:pPr>
-          <w:hyperlink w:anchor="_Toc241781978" w:history="1">
+          <w:hyperlink w:anchor="_Toc241782506" w:history="1">
             <w:r>
               <w:rPr>
                 <w:rStyle w:val="Hyperlink"/>
@@ -1462,7 +1462,7 @@
               <w:rPr>
                 <w:noProof/>
               </w:rPr>
-              <w:instrText xml:space="preserve"> PAGEREF _Toc241781978 \h </w:instrText>
+              <w:instrText xml:space="preserve"> PAGEREF _Toc241782506 \h </w:instrText>
             </w:r>
             <w:r>
               <w:rPr>
@@ -1505,7 +1505,7 @@
               <w14:ligatures w14:val="standardContextual"/>
             </w:rPr>
           </w:pPr>
-          <w:hyperlink w:anchor="_Toc241781979" w:history="1">
+          <w:hyperlink w:anchor="_Toc241782507" w:history="1">
             <w:r>
               <w:rPr>
                 <w:rStyle w:val="Hyperlink"/>
@@ -1529,7 +1529,7 @@
               <w:rPr>
                 <w:noProof/>
               </w:rPr>
-              <w:instrText xml:space="preserve"> PAGEREF _Toc241781979 \h </w:instrText>
+              <w:instrText xml:space="preserve"> PAGEREF _Toc241782507 \h </w:instrText>
             </w:r>
             <w:r>
               <w:rPr>
@@ -1572,7 +1572,7 @@
               <w14:ligatures w14:val="standardContextual"/>
             </w:rPr>
           </w:pPr>
-          <w:hyperlink w:anchor="_Toc241781980" w:history="1">
+          <w:hyperlink w:anchor="_Toc241782508" w:history="1">
             <w:r>
               <w:rPr>
                 <w:rStyle w:val="Hyperlink"/>
@@ -1596,7 +1596,7 @@
               <w:rPr>
                 <w:noProof/>
               </w:rPr>
-              <w:instrText xml:space="preserve"> PAGEREF _Toc241781980 \h </w:instrText>
+              <w:instrText xml:space="preserve"> PAGEREF _Toc241782508 \h </w:instrText>
             </w:r>
             <w:r>
               <w:rPr>
@@ -1639,7 +1639,7 @@
               <w14:ligatures w14:val="standardContextual"/>
             </w:rPr>
           </w:pPr>
-          <w:hyperlink w:anchor="_Toc241781981" w:history="1">
+          <w:hyperlink w:anchor="_Toc241782509" w:history="1">
             <w:r>
               <w:rPr>
                 <w:rStyle w:val="Hyperlink"/>
@@ -1663,7 +1663,7 @@
               <w:rPr>
                 <w:noProof/>
               </w:rPr>
-              <w:instrText xml:space="preserve"> PAGEREF _Toc241781981 \h </w:instrText>
+              <w:instrText xml:space="preserve"> PAGEREF _Toc241782509 \h </w:instrText>
             </w:r>
             <w:r>
               <w:rPr>
@@ -1706,7 +1706,7 @@
               <w14:ligatures w14:val="standardContextual"/>
             </w:rPr>
           </w:pPr>
-          <w:hyperlink w:anchor="_Toc241781982" w:history="1">
+          <w:hyperlink w:anchor="_Toc241782510" w:history="1">
             <w:r>
               <w:rPr>
                 <w:rStyle w:val="Hyperlink"/>
@@ -1730,7 +1730,7 @@
               <w:rPr>
                 <w:noProof/>
               </w:rPr>
-              <w:instrText xml:space="preserve"> PAGEREF _Toc241781982 \h </w:instrText>
+              <w:instrText xml:space="preserve"> PAGEREF _Toc241782510 \h </w:instrText>
             </w:r>
             <w:r>
               <w:rPr>
@@ -1773,7 +1773,7 @@
               <w14:ligatures w14:val="standardContextual"/>
             </w:rPr>
           </w:pPr>
-          <w:hyperlink w:anchor="_Toc241781983" w:history="1">
+          <w:hyperlink w:anchor="_Toc241782511" w:history="1">
             <w:r>
               <w:rPr>
                 <w:rStyle w:val="Hyperlink"/>
@@ -1797,7 +1797,7 @@
               <w:rPr>
                 <w:noProof/>
               </w:rPr>
-              <w:instrText xml:space="preserve"> PAGEREF _Toc241781983 \h </w:instrText>
+              <w:instrText xml:space="preserve"> PAGEREF _Toc241782511 \h </w:instrText>
             </w:r>
             <w:r>
               <w:rPr>
@@ -1840,7 +1840,7 @@
               <w14:ligatures w14:val="standardContextual"/>
             </w:rPr>
           </w:pPr>
-          <w:hyperlink w:anchor="_Toc241781984" w:history="1">
+          <w:hyperlink w:anchor="_Toc241782512" w:history="1">
             <w:r>
               <w:rPr>
                 <w:rStyle w:val="Hyperlink"/>
@@ -1864,7 +1864,7 @@
               <w:rPr>
                 <w:noProof/>
               </w:rPr>
-              <w:instrText xml:space="preserve"> PAGEREF _Toc241781984 \h </w:instrText>
+              <w:instrText xml:space="preserve"> PAGEREF _Toc241782512 \h </w:instrText>
             </w:r>
             <w:r>
               <w:rPr>
@@ -1907,7 +1907,7 @@
               <w14:ligatures w14:val="standardContextual"/>
             </w:rPr>
           </w:pPr>
-          <w:hyperlink w:anchor="_Toc241781985" w:history="1">
+          <w:hyperlink w:anchor="_Toc241782513" w:history="1">
             <w:r>
               <w:rPr>
                 <w:rStyle w:val="Hyperlink"/>
@@ -1931,7 +1931,7 @@
               <w:rPr>
                 <w:noProof/>
               </w:rPr>
-              <w:instrText xml:space="preserve"> PAGEREF _Toc241781985 \h </w:instrText>
+              <w:instrText xml:space="preserve"> PAGEREF _Toc241782513 \h </w:instrText>
             </w:r>
             <w:r>
               <w:rPr>
@@ -1974,7 +1974,7 @@
               <w14:ligatures w14:val="standardContextual"/>
             </w:rPr>
           </w:pPr>
-          <w:hyperlink w:anchor="_Toc241781986" w:history="1">
+          <w:hyperlink w:anchor="_Toc241782514" w:history="1">
             <w:r>
               <w:rPr>
                 <w:rStyle w:val="Hyperlink"/>
@@ -1998,7 +1998,7 @@
               <w:rPr>
                 <w:noProof/>
               </w:rPr>
-              <w:instrText xml:space="preserve"> PAGEREF _Toc241781986 \h </w:instrText>
+              <w:instrText xml:space="preserve"> PAGEREF _Toc241782514 \h </w:instrText>
             </w:r>
             <w:r>
               <w:rPr>
@@ -2041,7 +2041,7 @@
               <w14:ligatures w14:val="standardContextual"/>
             </w:rPr>
           </w:pPr>
-          <w:hyperlink w:anchor="_Toc241781987" w:history="1">
+          <w:hyperlink w:anchor="_Toc241782515" w:history="1">
             <w:r>
               <w:rPr>
                 <w:rStyle w:val="Hyperlink"/>
@@ -2065,7 +2065,7 @@
               <w:rPr>
                 <w:noProof/>
               </w:rPr>
-              <w:instrText xml:space="preserve"> PAGEREF _Toc241781987 \h </w:instrText>
+              <w:instrText xml:space="preserve"> PAGEREF _Toc241782515 \h </w:instrText>
             </w:r>
             <w:r>
               <w:rPr>
@@ -2108,7 +2108,7 @@
               <w14:ligatures w14:val="standardContextual"/>
             </w:rPr>
           </w:pPr>
-          <w:hyperlink w:anchor="_Toc241781988" w:history="1">
+          <w:hyperlink w:anchor="_Toc241782516" w:history="1">
             <w:r>
               <w:rPr>
                 <w:rStyle w:val="Hyperlink"/>
@@ -2132,7 +2132,7 @@
               <w:rPr>
                 <w:noProof/>
               </w:rPr>
-              <w:instrText xml:space="preserve"> PAGEREF _Toc241781988 \h </w:instrText>
+              <w:instrText xml:space="preserve"> PAGEREF _Toc241782516 \h </w:instrText>
             </w:r>
             <w:r>
               <w:rPr>
@@ -2175,7 +2175,7 @@
               <w14:ligatures w14:val="standardContextual"/>
             </w:rPr>
           </w:pPr>
-          <w:hyperlink w:anchor="_Toc241781989" w:history="1">
+          <w:hyperlink w:anchor="_Toc241782517" w:history="1">
             <w:r>
               <w:rPr>
                 <w:rStyle w:val="Hyperlink"/>
@@ -2199,7 +2199,7 @@
               <w:rPr>
                 <w:noProof/>
               </w:rPr>
-              <w:instrText xml:space="preserve"> PAGEREF _Toc241781989 \h </w:instrText>
+              <w:instrText xml:space="preserve"> PAGEREF _Toc241782517 \h </w:instrText>
             </w:r>
             <w:r>
               <w:rPr>
@@ -2242,7 +2242,7 @@
               <w14:ligatures w14:val="standardContextual"/>
             </w:rPr>
           </w:pPr>
-          <w:hyperlink w:anchor="_Toc241781990" w:history="1">
+          <w:hyperlink w:anchor="_Toc241782518" w:history="1">
             <w:r>
               <w:rPr>
                 <w:rStyle w:val="Hyperlink"/>
@@ -2266,7 +2266,7 @@
               <w:rPr>
                 <w:noProof/>
               </w:rPr>
-              <w:instrText xml:space="preserve"> PAGEREF _Toc241781990 \h </w:instrText>
+              <w:instrText xml:space="preserve"> PAGEREF _Toc241782518 \h </w:instrText>
             </w:r>
             <w:r>
               <w:rPr>
@@ -2309,7 +2309,7 @@
               <w14:ligatures w14:val="standardContextual"/>
             </w:rPr>
           </w:pPr>
-          <w:hyperlink w:anchor="_Toc241781991" w:history="1">
+          <w:hyperlink w:anchor="_Toc241782519" w:history="1">
             <w:r>
               <w:rPr>
                 <w:rStyle w:val="Hyperlink"/>
@@ -2333,7 +2333,7 @@
               <w:rPr>
                 <w:noProof/>
               </w:rPr>
-              <w:instrText xml:space="preserve"> PAGEREF _Toc241781991 \h </w:instrText>
+              <w:instrText xml:space="preserve"> PAGEREF _Toc241782519 \h </w:instrText>
             </w:r>
             <w:r>
               <w:rPr>
@@ -2372,7 +2372,7 @@
         <w:pStyle w:val="Heading1"/>
         <w:pageBreakBefore/>
       </w:pPr>
-      <w:bookmarkStart w:id="0" w:name="_Toc241781965"/>
+      <w:bookmarkStart w:id="0" w:name="_Toc241782493"/>
       <w:r>
         <w:lastRenderedPageBreak/>
         <w:t>1. Your role at a glance</w:t>
@@ -2553,7 +2553,7 @@
         <w:pStyle w:val="Heading1"/>
         <w:pageBreakBefore/>
       </w:pPr>
-      <w:bookmarkStart w:id="1" w:name="_Toc241781966"/>
+      <w:bookmarkStart w:id="1" w:name="_Toc241782494"/>
       <w:r>
         <w:lastRenderedPageBreak/>
         <w:t>2. Signing in and your screens</w:t>
@@ -2564,7 +2564,7 @@
       <w:pPr>
         <w:pStyle w:val="Heading2"/>
       </w:pPr>
-      <w:bookmarkStart w:id="2" w:name="_Toc241781967"/>
+      <w:bookmarkStart w:id="2" w:name="_Toc241782495"/>
       <w:r>
         <w:t>Signing in</w:t>
       </w:r>
@@ -2647,7 +2647,7 @@
           <w:noProof/>
         </w:rPr>
         <w:drawing>
-          <wp:inline distT="0" distB="0" distL="0" distR="0" wp14:anchorId="094B853D" wp14:editId="3143189A">
+          <wp:inline distT="0" distB="0" distL="0" distR="0" wp14:anchorId="5646B5E8" wp14:editId="71BD63B0">
             <wp:extent cx="5334000" cy="2333625"/>
             <wp:effectExtent l="0" t="0" r="0" b="0"/>
             <wp:docPr id="1" name="adm_login.jpg" descr="The sign-in screen for all internal staff." title="The sign-in screen for all internal staff."/>
@@ -2814,7 +2814,7 @@
       <w:pPr>
         <w:pStyle w:val="Heading2"/>
       </w:pPr>
-      <w:bookmarkStart w:id="3" w:name="_Toc241781968"/>
+      <w:bookmarkStart w:id="3" w:name="_Toc241782496"/>
       <w:r>
         <w:t>Finding your way around</w:t>
       </w:r>
@@ -2999,7 +2999,7 @@
         </w:rPr>
         <w:lastRenderedPageBreak/>
         <w:drawing>
-          <wp:inline distT="0" distB="0" distL="0" distR="0" wp14:anchorId="7613A28F" wp14:editId="6A504740">
+          <wp:inline distT="0" distB="0" distL="0" distR="0" wp14:anchorId="09A6520C" wp14:editId="4CA65A9E">
             <wp:extent cx="5715000" cy="1876425"/>
             <wp:effectExtent l="0" t="0" r="0" b="0"/>
             <wp:docPr id="2" name="adm_not_your_role.jpg" descr="Opening a screen outside your role (for example from an old bookmark) shows this card instead of the screen." title="Opening a screen outside your role (for example from an old bookmark) shows this card instead of the screen."/>
@@ -3068,7 +3068,7 @@
       <w:pPr>
         <w:pStyle w:val="Heading2"/>
       </w:pPr>
-      <w:bookmarkStart w:id="4" w:name="_Toc241781969"/>
+      <w:bookmarkStart w:id="4" w:name="_Toc241782497"/>
       <w:r>
         <w:t>Your screens</w:t>
       </w:r>
@@ -3402,7 +3402,7 @@
       <w:pPr>
         <w:pStyle w:val="Heading2"/>
       </w:pPr>
-      <w:bookmarkStart w:id="5" w:name="_Toc241781970"/>
+      <w:bookmarkStart w:id="5" w:name="_Toc241782498"/>
       <w:r>
         <w:t>Changing your password</w:t>
       </w:r>
@@ -3485,7 +3485,7 @@
           <w:noProof/>
         </w:rPr>
         <w:drawing>
-          <wp:inline distT="0" distB="0" distL="0" distR="0" wp14:anchorId="24CA5378" wp14:editId="00F0E7AF">
+          <wp:inline distT="0" distB="0" distL="0" distR="0" wp14:anchorId="24EF4B72" wp14:editId="0B2E2B69">
             <wp:extent cx="5334000" cy="2171700"/>
             <wp:effectExtent l="0" t="0" r="0" b="0"/>
             <wp:docPr id="3" name="adm_account.jpg" descr="Change Password screen." title="Change Password screen."/>
@@ -3573,7 +3573,7 @@
         <w:pStyle w:val="Heading1"/>
         <w:pageBreakBefore/>
       </w:pPr>
-      <w:bookmarkStart w:id="6" w:name="_Toc241781971"/>
+      <w:bookmarkStart w:id="6" w:name="_Toc241782499"/>
       <w:r>
         <w:lastRenderedPageBreak/>
         <w:t>3. Your routine</w:t>
@@ -3858,7 +3858,7 @@
         <w:pStyle w:val="Heading1"/>
         <w:pageBreakBefore/>
       </w:pPr>
-      <w:bookmarkStart w:id="7" w:name="_Toc241781972"/>
+      <w:bookmarkStart w:id="7" w:name="_Toc241782500"/>
       <w:r>
         <w:lastRenderedPageBreak/>
         <w:t>4. Step-by-step tasks</w:t>
@@ -3869,7 +3869,7 @@
       <w:pPr>
         <w:pStyle w:val="Heading2"/>
       </w:pPr>
-      <w:bookmarkStart w:id="8" w:name="_Toc241781973"/>
+      <w:bookmarkStart w:id="8" w:name="_Toc241782501"/>
       <w:r>
         <w:t>4.1 Your start screen</w:t>
       </w:r>
@@ -3886,7 +3886,7 @@
           <w:noProof/>
         </w:rPr>
         <w:drawing>
-          <wp:inline distT="0" distB="0" distL="0" distR="0" wp14:anchorId="34F4C3D2" wp14:editId="2D091F51">
+          <wp:inline distT="0" distB="0" distL="0" distR="0" wp14:anchorId="05440A34" wp14:editId="1E482311">
             <wp:extent cx="5715000" cy="3571875"/>
             <wp:effectExtent l="0" t="0" r="0" b="0"/>
             <wp:docPr id="4" name="an_dashboard.jpg" descr="Executive Dashboard as seen by the Analyst." title="Executive Dashboard as seen by the Analyst."/>
@@ -3955,7 +3955,7 @@
       <w:pPr>
         <w:pStyle w:val="Heading2"/>
       </w:pPr>
-      <w:bookmarkStart w:id="9" w:name="_Toc241781974"/>
+      <w:bookmarkStart w:id="9" w:name="_Toc241782502"/>
       <w:r>
         <w:t>4.2 Reading the dashboards</w:t>
       </w:r>
@@ -3981,7 +3981,7 @@
         </w:rPr>
         <w:lastRenderedPageBreak/>
         <w:drawing>
-          <wp:inline distT="0" distB="0" distL="0" distR="0" wp14:anchorId="5203251A" wp14:editId="5DB34141">
+          <wp:inline distT="0" distB="0" distL="0" distR="0" wp14:anchorId="5076032A" wp14:editId="5A6440BE">
             <wp:extent cx="5715000" cy="3571875"/>
             <wp:effectExtent l="0" t="0" r="0" b="0"/>
             <wp:docPr id="5" name="adm_exec_dashboard.jpg" descr="Executive Dashboard: completions against the 400 / 60 / 50–75 targets, days to data lock, spend, and the lowest-filled strata." title="Executive Dashboard: completions against the 400 / 60 / 50–75 targets, days to data lock, spend, and the lowest-filled strata."/>
@@ -4646,7 +4646,7 @@
       <w:pPr>
         <w:pStyle w:val="Heading2"/>
       </w:pPr>
-      <w:bookmarkStart w:id="10" w:name="_Toc241781975"/>
+      <w:bookmarkStart w:id="10" w:name="_Toc241782503"/>
       <w:r>
         <w:t>4.3 Using Reports (analytics and charts)</w:t>
       </w:r>
@@ -4687,7 +4687,7 @@
         </w:rPr>
         <w:lastRenderedPageBreak/>
         <w:drawing>
-          <wp:inline distT="0" distB="0" distL="0" distR="0" wp14:anchorId="40DB44DD" wp14:editId="36ED9B7E">
+          <wp:inline distT="0" distB="0" distL="0" distR="0" wp14:anchorId="531494BC" wp14:editId="579AD6B9">
             <wp:extent cx="5334000" cy="3333750"/>
             <wp:effectExtent l="0" t="0" r="0" b="0"/>
             <wp:docPr id="6" name="adm_reports_top.jpg" descr="Reports: headline figures for the chosen period." title="Reports: headline figures for the chosen period."/>
@@ -4829,7 +4829,7 @@
           <w:noProof/>
         </w:rPr>
         <w:drawing>
-          <wp:inline distT="0" distB="0" distL="0" distR="0" wp14:anchorId="5472F602" wp14:editId="59547E45">
+          <wp:inline distT="0" distB="0" distL="0" distR="0" wp14:anchorId="6A2C5CA8" wp14:editId="42EB96FC">
             <wp:extent cx="5334000" cy="3409950"/>
             <wp:effectExtent l="0" t="0" r="0" b="0"/>
             <wp:docPr id="7" name="adm_reports_funnel.jpg" descr="Case funnel: each case counted once at every stage it has reached." title="Case funnel: each case counted once at every stage it has reached."/>
@@ -4929,7 +4929,7 @@
         </w:rPr>
         <w:lastRenderedPageBreak/>
         <w:drawing>
-          <wp:inline distT="0" distB="0" distL="0" distR="0" wp14:anchorId="197D0B37" wp14:editId="6D23F0E7">
+          <wp:inline distT="0" distB="0" distL="0" distR="0" wp14:anchorId="630C2859" wp14:editId="6474C043">
             <wp:extent cx="5334000" cy="3248025"/>
             <wp:effectExtent l="0" t="0" r="0" b="0"/>
             <wp:docPr id="8" name="adm_reports_funnel_table.jpg" descr="The same chart as a table." title="The same chart as a table."/>
@@ -5028,7 +5028,7 @@
           <w:noProof/>
         </w:rPr>
         <w:drawing>
-          <wp:inline distT="0" distB="0" distL="0" distR="0" wp14:anchorId="16DDC967" wp14:editId="55843515">
+          <wp:inline distT="0" distB="0" distL="0" distR="0" wp14:anchorId="6E00B3B0" wp14:editId="2BFA4F9D">
             <wp:extent cx="5334000" cy="2628900"/>
             <wp:effectExtent l="0" t="0" r="0" b="0"/>
             <wp:docPr id="9" name="adm_reports_coverage.jpg" descr="Coverage by group." title="Coverage by group."/>
@@ -5128,7 +5128,7 @@
         </w:rPr>
         <w:lastRenderedPageBreak/>
         <w:drawing>
-          <wp:inline distT="0" distB="0" distL="0" distR="0" wp14:anchorId="4BF5371A" wp14:editId="194FBD6F">
+          <wp:inline distT="0" distB="0" distL="0" distR="0" wp14:anchorId="3CCD0A6F" wp14:editId="21161A58">
             <wp:extent cx="5334000" cy="2600325"/>
             <wp:effectExtent l="0" t="0" r="0" b="0"/>
             <wp:docPr id="10" name="adm_reports_modes.jpg" descr="Administration modes." title="Administration modes."/>
@@ -5237,7 +5237,7 @@
           <w:noProof/>
         </w:rPr>
         <w:drawing>
-          <wp:inline distT="0" distB="0" distL="0" distR="0" wp14:anchorId="23230EC3" wp14:editId="12FA149A">
+          <wp:inline distT="0" distB="0" distL="0" distR="0" wp14:anchorId="67FD6986" wp14:editId="7FC6256C">
             <wp:extent cx="5334000" cy="2905125"/>
             <wp:effectExtent l="0" t="0" r="0" b="0"/>
             <wp:docPr id="11" name="adm_reports_duration.jpg" descr="Completion-time distribution." title="Completion-time distribution."/>
@@ -5319,7 +5319,7 @@
       <w:pPr>
         <w:pStyle w:val="Heading2"/>
       </w:pPr>
-      <w:bookmarkStart w:id="11" w:name="_Toc241781976"/>
+      <w:bookmarkStart w:id="11" w:name="_Toc241782504"/>
       <w:r>
         <w:lastRenderedPageBreak/>
         <w:t>4.4 Downloading data</w:t>
@@ -5337,7 +5337,7 @@
           <w:noProof/>
         </w:rPr>
         <w:drawing>
-          <wp:inline distT="0" distB="0" distL="0" distR="0" wp14:anchorId="1EF50F8B" wp14:editId="3A6218CB">
+          <wp:inline distT="0" distB="0" distL="0" distR="0" wp14:anchorId="6F96A814" wp14:editId="01BAED3F">
             <wp:extent cx="5715000" cy="1876425"/>
             <wp:effectExtent l="0" t="0" r="0" b="0"/>
             <wp:docPr id="12" name="an_export.jpg" descr="Data Export." title="Data Export."/>
@@ -5939,7 +5939,7 @@
       <w:pPr>
         <w:pStyle w:val="Heading2"/>
       </w:pPr>
-      <w:bookmarkStart w:id="12" w:name="_Toc241781977"/>
+      <w:bookmarkStart w:id="12" w:name="_Toc241782505"/>
       <w:r>
         <w:t>4.5 Working with the analysis export</w:t>
       </w:r>
@@ -6085,7 +6085,7 @@
         <w:pStyle w:val="Heading1"/>
         <w:pageBreakBefore/>
       </w:pPr>
-      <w:bookmarkStart w:id="13" w:name="_Toc241781978"/>
+      <w:bookmarkStart w:id="13" w:name="_Toc241782506"/>
       <w:r>
         <w:lastRenderedPageBreak/>
         <w:t>5. Rules you must follow</w:t>
@@ -6223,7 +6223,7 @@
         <w:pStyle w:val="Heading1"/>
         <w:pageBreakBefore/>
       </w:pPr>
-      <w:bookmarkStart w:id="14" w:name="_Toc241781979"/>
+      <w:bookmarkStart w:id="14" w:name="_Toc241782507"/>
       <w:r>
         <w:lastRenderedPageBreak/>
         <w:t>6. Troubleshooting</w:t>
@@ -7177,7 +7177,7 @@
         <w:pStyle w:val="Heading1"/>
         <w:pageBreakBefore/>
       </w:pPr>
-      <w:bookmarkStart w:id="15" w:name="_Toc241781980"/>
+      <w:bookmarkStart w:id="15" w:name="_Toc241782508"/>
       <w:r>
         <w:lastRenderedPageBreak/>
         <w:t>7. Quick reference</w:t>
@@ -7456,7 +7456,7 @@
         <w:pStyle w:val="Heading1"/>
         <w:pageBreakBefore/>
       </w:pPr>
-      <w:bookmarkStart w:id="16" w:name="_Toc241781981"/>
+      <w:bookmarkStart w:id="16" w:name="_Toc241782509"/>
       <w:r>
         <w:lastRenderedPageBreak/>
         <w:t>8. Every screen and button for your role</w:t>
@@ -7619,7 +7619,7 @@
       <w:pPr>
         <w:pStyle w:val="Heading2"/>
       </w:pPr>
-      <w:bookmarkStart w:id="17" w:name="_Toc241781982"/>
+      <w:bookmarkStart w:id="17" w:name="_Toc241782510"/>
       <w:r>
         <w:t>8.1 Sign in</w:t>
       </w:r>
@@ -8132,7 +8132,7 @@
       <w:pPr>
         <w:pStyle w:val="Heading2"/>
       </w:pPr>
-      <w:bookmarkStart w:id="18" w:name="_Toc241781983"/>
+      <w:bookmarkStart w:id="18" w:name="_Toc241782511"/>
       <w:r>
         <w:t>8.2 The header and menu bar (every screen)</w:t>
       </w:r>
@@ -8856,7 +8856,7 @@
       <w:pPr>
         <w:pStyle w:val="Heading2"/>
       </w:pPr>
-      <w:bookmarkStart w:id="19" w:name="_Toc241781984"/>
+      <w:bookmarkStart w:id="19" w:name="_Toc241782512"/>
       <w:r>
         <w:t>8.3 Change Password</w:t>
       </w:r>
@@ -9476,7 +9476,7 @@
       <w:pPr>
         <w:pStyle w:val="Heading2"/>
       </w:pPr>
-      <w:bookmarkStart w:id="20" w:name="_Toc241781985"/>
+      <w:bookmarkStart w:id="20" w:name="_Toc241782513"/>
       <w:r>
         <w:t>8.4 Executive Dashboard</w:t>
       </w:r>
@@ -9990,7 +9990,7 @@
       <w:pPr>
         <w:pStyle w:val="Heading2"/>
       </w:pPr>
-      <w:bookmarkStart w:id="21" w:name="_Toc241781986"/>
+      <w:bookmarkStart w:id="21" w:name="_Toc241782514"/>
       <w:r>
         <w:t>8.5 Sampling Dashboard</w:t>
       </w:r>
@@ -10503,7 +10503,7 @@
       <w:pPr>
         <w:pStyle w:val="Heading2"/>
       </w:pPr>
-      <w:bookmarkStart w:id="22" w:name="_Toc241781987"/>
+      <w:bookmarkStart w:id="22" w:name="_Toc241782515"/>
       <w:r>
         <w:t>8.6 Contact Dashboard</w:t>
       </w:r>
@@ -10806,7 +10806,7 @@
       <w:pPr>
         <w:pStyle w:val="Heading2"/>
       </w:pPr>
-      <w:bookmarkStart w:id="23" w:name="_Toc241781988"/>
+      <w:bookmarkStart w:id="23" w:name="_Toc241782516"/>
       <w:r>
         <w:lastRenderedPageBreak/>
         <w:t>8.7 KII / Document Dashboard</w:t>
@@ -11217,7 +11217,7 @@
       <w:pPr>
         <w:pStyle w:val="Heading2"/>
       </w:pPr>
-      <w:bookmarkStart w:id="24" w:name="_Toc241781989"/>
+      <w:bookmarkStart w:id="24" w:name="_Toc241782517"/>
       <w:r>
         <w:t>8.8 Reports</w:t>
       </w:r>
@@ -11730,7 +11730,7 @@
       <w:pPr>
         <w:pStyle w:val="Heading2"/>
       </w:pPr>
-      <w:bookmarkStart w:id="25" w:name="_Toc241781990"/>
+      <w:bookmarkStart w:id="25" w:name="_Toc241782518"/>
       <w:r>
         <w:t>8.9 Cost Dashboard</w:t>
       </w:r>
@@ -12033,7 +12033,7 @@
       <w:pPr>
         <w:pStyle w:val="Heading2"/>
       </w:pPr>
-      <w:bookmarkStart w:id="26" w:name="_Toc241781991"/>
+      <w:bookmarkStart w:id="26" w:name="_Toc241782519"/>
       <w:r>
         <w:lastRenderedPageBreak/>
         <w:t>8.10 Export</w:t>
@@ -12381,7 +12381,7 @@
         <w:sz w:val="16"/>
         <w:szCs w:val="16"/>
       </w:rPr>
-      <w:t>Version 1.15 · 1 October 2026</w:t>
+      <w:t>Version 1.16 · 1 October 2026</w:t>
     </w:r>
     <w:r>
       <w:rPr>
@@ -12554,10 +12554,10 @@
 <file path=word/numbering.xml><?xml version="1.0" encoding="utf-8"?>
 <w:numbering xmlns:wpc="http://schemas.microsoft.com/office/word/2010/wordprocessingCanvas" xmlns:cx="http://schemas.microsoft.com/office/drawing/2014/chartex" xmlns:cx1="http://schemas.microsoft.com/office/drawing/2015/9/8/chartex" xmlns:cx2="http://schemas.microsoft.com/office/drawing/2015/10/21/chartex" xmlns:cx3="http://schemas.microsoft.com/office/drawing/2016/5/9/chartex" xmlns:cx4="http://schemas.microsoft.com/office/drawing/2016/5/10/chartex" xmlns:cx5="http://schemas.microsoft.com/office/drawing/2016/5/11/chartex" xmlns:cx6="http://schemas.microsoft.com/office/drawing/2016/5/12/chartex" xmlns:cx7="http://schemas.microsoft.com/office/drawing/2016/5/13/chartex" xmlns:cx8="http://schemas.microsoft.com/office/drawing/2016/5/14/chartex" xmlns:mc="http://schemas.openxmlformats.org/markup-compatibility/2006" xmlns:aink="http://schemas.microsoft.com/office/drawing/2016/ink" xmlns:am3d="http://schemas.microsoft.com/office/drawing/2017/model3d" xmlns:o="urn:schemas-microsoft-com:office:office" xmlns:oel="http://schemas.microsoft.com/office/2019/extlst" xmlns:r="http://schemas.openxmlformats.org/officeDocument/2006/relationships" xmlns:m="http://schemas.openxmlformats.org/officeDocument/2006/math" xmlns:v="urn:schemas-microsoft-com:vml" xmlns:wp14="http://schemas.microsoft.com/office/word/2010/wordprocessingDrawing" xmlns:wp="http://schemas.openxmlformats.org/drawingml/2006/wordprocessingDrawing" xmlns:w10="urn:schemas-microsoft-com:office:word" xmlns:w="http://schemas.openxmlformats.org/wordprocessingml/2006/main" xmlns:w14="http://schemas.microsoft.com/office/word/2010/wordml" xmlns:w15="http://schemas.microsoft.com/office/word/2012/wordml" xmlns:w16cex="http://schemas.microsoft.com/office/word/2018/wordml/cex" xmlns:w16cid="http://schemas.microsoft.com/office/word/2016/wordml/cid" xmlns:w16="http://schemas.microsoft.com/office/word/2018/wordml" xmlns:w16sdtdh="http://schemas.microsoft.com/office/word/2020/wordml/sdtdatahash" xmlns:w16se="http://schemas.microsoft.com/office/word/2015/wordml/symex" xmlns:wpg="http://schemas.microsoft.com/office/word/2010/wordprocessingGroup" xmlns:wpi="http://schemas.microsoft.com/office/word/2010/wordprocessingInk" xmlns:wne="http://schemas.microsoft.com/office/word/2006/wordml" xmlns:wps="http://schemas.microsoft.com/office/word/2010/wordprocessingShape" mc:Ignorable="w14 w15 w16se w16cid w16 w16cex w16sdtdh wp14">
   <w:abstractNum w:abstractNumId="0" w15:restartNumberingAfterBreak="0">
-    <w:nsid w:val="062D1B10"/>
+    <w:nsid w:val="105F2F56"/>
     <w:multiLevelType w:val="hybridMultilevel"/>
-    <w:tmpl w:val="B6241518"/>
-    <w:lvl w:ilvl="0" w:tplc="BF92C59E">
+    <w:tmpl w:val="6F2EA9F6"/>
+    <w:lvl w:ilvl="0" w:tplc="E028F204">
       <w:start w:val="1"/>
       <w:numFmt w:val="bullet"/>
       <w:lvlText w:val="●"/>
@@ -12566,7 +12566,7 @@
         <w:ind w:left="720" w:hanging="360"/>
       </w:pPr>
     </w:lvl>
-    <w:lvl w:ilvl="1" w:tplc="C7547084">
+    <w:lvl w:ilvl="1" w:tplc="34786E06">
       <w:start w:val="1"/>
       <w:numFmt w:val="bullet"/>
       <w:lvlText w:val="○"/>
@@ -12575,7 +12575,7 @@
         <w:ind w:left="1440" w:hanging="360"/>
       </w:pPr>
     </w:lvl>
-    <w:lvl w:ilvl="2" w:tplc="D34E0DDE">
+    <w:lvl w:ilvl="2" w:tplc="3BD85606">
       <w:start w:val="1"/>
       <w:numFmt w:val="bullet"/>
       <w:lvlText w:val="■"/>
@@ -12584,7 +12584,7 @@
         <w:ind w:left="2160" w:hanging="360"/>
       </w:pPr>
     </w:lvl>
-    <w:lvl w:ilvl="3" w:tplc="715A269A">
+    <w:lvl w:ilvl="3" w:tplc="876225EA">
       <w:start w:val="1"/>
       <w:numFmt w:val="bullet"/>
       <w:lvlText w:val="●"/>
@@ -12593,7 +12593,7 @@
         <w:ind w:left="2880" w:hanging="360"/>
       </w:pPr>
     </w:lvl>
-    <w:lvl w:ilvl="4" w:tplc="278EC6BA">
+    <w:lvl w:ilvl="4" w:tplc="0E042C9C">
       <w:start w:val="1"/>
       <w:numFmt w:val="bullet"/>
       <w:lvlText w:val="○"/>
@@ -12602,7 +12602,7 @@
         <w:ind w:left="3600" w:hanging="360"/>
       </w:pPr>
     </w:lvl>
-    <w:lvl w:ilvl="5" w:tplc="4D6C9802">
+    <w:lvl w:ilvl="5" w:tplc="C068F7F6">
       <w:start w:val="1"/>
       <w:numFmt w:val="bullet"/>
       <w:lvlText w:val="■"/>
@@ -12611,7 +12611,7 @@
         <w:ind w:left="4320" w:hanging="360"/>
       </w:pPr>
     </w:lvl>
-    <w:lvl w:ilvl="6" w:tplc="F7C87EE8">
+    <w:lvl w:ilvl="6" w:tplc="1C8EF190">
       <w:start w:val="1"/>
       <w:numFmt w:val="bullet"/>
       <w:lvlText w:val="●"/>
@@ -12620,7 +12620,7 @@
         <w:ind w:left="5040" w:hanging="360"/>
       </w:pPr>
     </w:lvl>
-    <w:lvl w:ilvl="7" w:tplc="F390702C">
+    <w:lvl w:ilvl="7" w:tplc="E15E7102">
       <w:start w:val="1"/>
       <w:numFmt w:val="bullet"/>
       <w:lvlText w:val="●"/>
@@ -12629,7 +12629,7 @@
         <w:ind w:left="5760" w:hanging="360"/>
       </w:pPr>
     </w:lvl>
-    <w:lvl w:ilvl="8" w:tplc="B68831DA">
+    <w:lvl w:ilvl="8" w:tplc="F1F250D2">
       <w:start w:val="1"/>
       <w:numFmt w:val="bullet"/>
       <w:lvlText w:val="●"/>
@@ -12640,10 +12640,10 @@
     </w:lvl>
   </w:abstractNum>
   <w:abstractNum w:abstractNumId="1" w15:restartNumberingAfterBreak="0">
-    <w:nsid w:val="319D1184"/>
+    <w:nsid w:val="1D34078A"/>
     <w:multiLevelType w:val="hybridMultilevel"/>
-    <w:tmpl w:val="4F08561A"/>
-    <w:lvl w:ilvl="0" w:tplc="962A2F28">
+    <w:tmpl w:val="C7A6A9A4"/>
+    <w:lvl w:ilvl="0" w:tplc="70167C06">
       <w:start w:val="1"/>
       <w:numFmt w:val="decimal"/>
       <w:lvlText w:val="%1."/>
@@ -12657,52 +12657,52 @@
         <w:color w:val="A67C27"/>
       </w:rPr>
     </w:lvl>
-    <w:lvl w:ilvl="1" w:tplc="710E8F54">
+    <w:lvl w:ilvl="1" w:tplc="94FACCE6">
       <w:numFmt w:val="decimal"/>
       <w:lvlText w:val=""/>
       <w:lvlJc w:val="left"/>
     </w:lvl>
-    <w:lvl w:ilvl="2" w:tplc="0B32FA04">
+    <w:lvl w:ilvl="2" w:tplc="17FA34A8">
       <w:numFmt w:val="decimal"/>
       <w:lvlText w:val=""/>
       <w:lvlJc w:val="left"/>
     </w:lvl>
-    <w:lvl w:ilvl="3" w:tplc="00E012A8">
+    <w:lvl w:ilvl="3" w:tplc="6DC0FA1A">
       <w:numFmt w:val="decimal"/>
       <w:lvlText w:val=""/>
       <w:lvlJc w:val="left"/>
     </w:lvl>
-    <w:lvl w:ilvl="4" w:tplc="046286B8">
+    <w:lvl w:ilvl="4" w:tplc="5FE0721C">
       <w:numFmt w:val="decimal"/>
       <w:lvlText w:val=""/>
       <w:lvlJc w:val="left"/>
     </w:lvl>
-    <w:lvl w:ilvl="5" w:tplc="E6CA8DC4">
+    <w:lvl w:ilvl="5" w:tplc="1F742078">
       <w:numFmt w:val="decimal"/>
       <w:lvlText w:val=""/>
       <w:lvlJc w:val="left"/>
     </w:lvl>
-    <w:lvl w:ilvl="6" w:tplc="F9ACD7FC">
+    <w:lvl w:ilvl="6" w:tplc="FDA2CBF8">
       <w:numFmt w:val="decimal"/>
       <w:lvlText w:val=""/>
       <w:lvlJc w:val="left"/>
     </w:lvl>
-    <w:lvl w:ilvl="7" w:tplc="65EA2178">
+    <w:lvl w:ilvl="7" w:tplc="A13E5524">
       <w:numFmt w:val="decimal"/>
       <w:lvlText w:val=""/>
       <w:lvlJc w:val="left"/>
     </w:lvl>
-    <w:lvl w:ilvl="8" w:tplc="4BCE7D44">
+    <w:lvl w:ilvl="8" w:tplc="B3E038C2">
       <w:numFmt w:val="decimal"/>
       <w:lvlText w:val=""/>
       <w:lvlJc w:val="left"/>
     </w:lvl>
   </w:abstractNum>
   <w:abstractNum w:abstractNumId="2" w15:restartNumberingAfterBreak="0">
-    <w:nsid w:val="607D68C7"/>
+    <w:nsid w:val="495765D0"/>
     <w:multiLevelType w:val="hybridMultilevel"/>
-    <w:tmpl w:val="DBACED6E"/>
-    <w:lvl w:ilvl="0" w:tplc="39BADE7C">
+    <w:tmpl w:val="74CC5802"/>
+    <w:lvl w:ilvl="0" w:tplc="CEE6E866">
       <w:start w:val="1"/>
       <w:numFmt w:val="decimal"/>
       <w:lvlText w:val="%1."/>
@@ -12716,52 +12716,52 @@
         <w:color w:val="A67C27"/>
       </w:rPr>
     </w:lvl>
-    <w:lvl w:ilvl="1" w:tplc="DFE62386">
+    <w:lvl w:ilvl="1" w:tplc="0D0AB814">
       <w:numFmt w:val="decimal"/>
       <w:lvlText w:val=""/>
       <w:lvlJc w:val="left"/>
     </w:lvl>
-    <w:lvl w:ilvl="2" w:tplc="23E8DA86">
+    <w:lvl w:ilvl="2" w:tplc="8EA27784">
       <w:numFmt w:val="decimal"/>
       <w:lvlText w:val=""/>
       <w:lvlJc w:val="left"/>
     </w:lvl>
-    <w:lvl w:ilvl="3" w:tplc="CC8C8E54">
+    <w:lvl w:ilvl="3" w:tplc="7EA4DF22">
       <w:numFmt w:val="decimal"/>
       <w:lvlText w:val=""/>
       <w:lvlJc w:val="left"/>
     </w:lvl>
-    <w:lvl w:ilvl="4" w:tplc="ADD43566">
+    <w:lvl w:ilvl="4" w:tplc="9EF23FB2">
       <w:numFmt w:val="decimal"/>
       <w:lvlText w:val=""/>
       <w:lvlJc w:val="left"/>
     </w:lvl>
-    <w:lvl w:ilvl="5" w:tplc="F1701E5A">
+    <w:lvl w:ilvl="5" w:tplc="FA88E8F0">
       <w:numFmt w:val="decimal"/>
       <w:lvlText w:val=""/>
       <w:lvlJc w:val="left"/>
     </w:lvl>
-    <w:lvl w:ilvl="6" w:tplc="DAF22EA8">
+    <w:lvl w:ilvl="6" w:tplc="E8442706">
       <w:numFmt w:val="decimal"/>
       <w:lvlText w:val=""/>
       <w:lvlJc w:val="left"/>
     </w:lvl>
-    <w:lvl w:ilvl="7" w:tplc="397A8CE8">
+    <w:lvl w:ilvl="7" w:tplc="558672E0">
       <w:numFmt w:val="decimal"/>
       <w:lvlText w:val=""/>
       <w:lvlJc w:val="left"/>
     </w:lvl>
-    <w:lvl w:ilvl="8" w:tplc="47DC29B8">
+    <w:lvl w:ilvl="8" w:tplc="93361338">
       <w:numFmt w:val="decimal"/>
       <w:lvlText w:val=""/>
       <w:lvlJc w:val="left"/>
     </w:lvl>
   </w:abstractNum>
   <w:abstractNum w:abstractNumId="3" w15:restartNumberingAfterBreak="0">
-    <w:nsid w:val="627206C1"/>
+    <w:nsid w:val="5D20716C"/>
     <w:multiLevelType w:val="hybridMultilevel"/>
-    <w:tmpl w:val="7F8480E8"/>
-    <w:lvl w:ilvl="0" w:tplc="B8504CFE">
+    <w:tmpl w:val="0FA8DC02"/>
+    <w:lvl w:ilvl="0" w:tplc="E4BEF718">
       <w:start w:val="1"/>
       <w:numFmt w:val="bullet"/>
       <w:lvlText w:val="•"/>
@@ -12770,7 +12770,7 @@
         <w:ind w:left="460" w:hanging="280"/>
       </w:pPr>
     </w:lvl>
-    <w:lvl w:ilvl="1" w:tplc="3BE8B51E">
+    <w:lvl w:ilvl="1" w:tplc="0AE0B8E8">
       <w:start w:val="1"/>
       <w:numFmt w:val="bullet"/>
       <w:lvlText w:val="–"/>
@@ -12779,47 +12779,47 @@
         <w:ind w:left="900" w:hanging="280"/>
       </w:pPr>
     </w:lvl>
-    <w:lvl w:ilvl="2" w:tplc="AFC0D322">
+    <w:lvl w:ilvl="2" w:tplc="4DDEA4E4">
       <w:numFmt w:val="decimal"/>
       <w:lvlText w:val=""/>
       <w:lvlJc w:val="left"/>
     </w:lvl>
-    <w:lvl w:ilvl="3" w:tplc="43A8F5EE">
+    <w:lvl w:ilvl="3" w:tplc="45821216">
       <w:numFmt w:val="decimal"/>
       <w:lvlText w:val=""/>
       <w:lvlJc w:val="left"/>
     </w:lvl>
-    <w:lvl w:ilvl="4" w:tplc="45A4FE9A">
+    <w:lvl w:ilvl="4" w:tplc="216A5E42">
       <w:numFmt w:val="decimal"/>
       <w:lvlText w:val=""/>
       <w:lvlJc w:val="left"/>
     </w:lvl>
-    <w:lvl w:ilvl="5" w:tplc="1A84B2E6">
+    <w:lvl w:ilvl="5" w:tplc="823A884C">
       <w:numFmt w:val="decimal"/>
       <w:lvlText w:val=""/>
       <w:lvlJc w:val="left"/>
     </w:lvl>
-    <w:lvl w:ilvl="6" w:tplc="D996D7FC">
+    <w:lvl w:ilvl="6" w:tplc="5B2280FA">
       <w:numFmt w:val="decimal"/>
       <w:lvlText w:val=""/>
       <w:lvlJc w:val="left"/>
     </w:lvl>
-    <w:lvl w:ilvl="7" w:tplc="7CB2229E">
+    <w:lvl w:ilvl="7" w:tplc="625604B4">
       <w:numFmt w:val="decimal"/>
       <w:lvlText w:val=""/>
       <w:lvlJc w:val="left"/>
     </w:lvl>
-    <w:lvl w:ilvl="8" w:tplc="81DA2942">
+    <w:lvl w:ilvl="8" w:tplc="CBF653E6">
       <w:numFmt w:val="decimal"/>
       <w:lvlText w:val=""/>
       <w:lvlJc w:val="left"/>
     </w:lvl>
   </w:abstractNum>
   <w:abstractNum w:abstractNumId="4" w15:restartNumberingAfterBreak="0">
-    <w:nsid w:val="7F1343BD"/>
+    <w:nsid w:val="6EF73B70"/>
     <w:multiLevelType w:val="hybridMultilevel"/>
-    <w:tmpl w:val="E1144722"/>
-    <w:lvl w:ilvl="0" w:tplc="42C4C998">
+    <w:tmpl w:val="F0882F0E"/>
+    <w:lvl w:ilvl="0" w:tplc="93C8D1A8">
       <w:start w:val="1"/>
       <w:numFmt w:val="decimal"/>
       <w:lvlText w:val="%1."/>
@@ -12833,72 +12833,72 @@
         <w:color w:val="A67C27"/>
       </w:rPr>
     </w:lvl>
-    <w:lvl w:ilvl="1" w:tplc="6152DF62">
+    <w:lvl w:ilvl="1" w:tplc="A82080CE">
       <w:numFmt w:val="decimal"/>
       <w:lvlText w:val=""/>
       <w:lvlJc w:val="left"/>
     </w:lvl>
-    <w:lvl w:ilvl="2" w:tplc="5A88A254">
+    <w:lvl w:ilvl="2" w:tplc="F892ABDE">
       <w:numFmt w:val="decimal"/>
       <w:lvlText w:val=""/>
       <w:lvlJc w:val="left"/>
     </w:lvl>
-    <w:lvl w:ilvl="3" w:tplc="0F34942A">
+    <w:lvl w:ilvl="3" w:tplc="F4F0518C">
       <w:numFmt w:val="decimal"/>
       <w:lvlText w:val=""/>
       <w:lvlJc w:val="left"/>
     </w:lvl>
-    <w:lvl w:ilvl="4" w:tplc="7486A0E2">
+    <w:lvl w:ilvl="4" w:tplc="BD6EC3CE">
       <w:numFmt w:val="decimal"/>
       <w:lvlText w:val=""/>
       <w:lvlJc w:val="left"/>
     </w:lvl>
-    <w:lvl w:ilvl="5" w:tplc="82FEA938">
+    <w:lvl w:ilvl="5" w:tplc="349E224E">
       <w:numFmt w:val="decimal"/>
       <w:lvlText w:val=""/>
       <w:lvlJc w:val="left"/>
     </w:lvl>
-    <w:lvl w:ilvl="6" w:tplc="5826FBD0">
+    <w:lvl w:ilvl="6" w:tplc="5E069508">
       <w:numFmt w:val="decimal"/>
       <w:lvlText w:val=""/>
       <w:lvlJc w:val="left"/>
     </w:lvl>
-    <w:lvl w:ilvl="7" w:tplc="23200A44">
+    <w:lvl w:ilvl="7" w:tplc="CF965150">
       <w:numFmt w:val="decimal"/>
       <w:lvlText w:val=""/>
       <w:lvlJc w:val="left"/>
     </w:lvl>
-    <w:lvl w:ilvl="8" w:tplc="15D86416">
+    <w:lvl w:ilvl="8" w:tplc="D45A24EE">
       <w:numFmt w:val="decimal"/>
       <w:lvlText w:val=""/>
       <w:lvlJc w:val="left"/>
     </w:lvl>
   </w:abstractNum>
-  <w:num w:numId="1" w16cid:durableId="126434070">
+  <w:num w:numId="1" w16cid:durableId="1207596987">
     <w:abstractNumId w:val="0"/>
     <w:lvlOverride w:ilvl="0">
       <w:startOverride w:val="1"/>
     </w:lvlOverride>
   </w:num>
-  <w:num w:numId="2" w16cid:durableId="1901360865">
+  <w:num w:numId="2" w16cid:durableId="402778">
     <w:abstractNumId w:val="3"/>
     <w:lvlOverride w:ilvl="0">
       <w:startOverride w:val="1"/>
     </w:lvlOverride>
   </w:num>
-  <w:num w:numId="3" w16cid:durableId="1564094801">
+  <w:num w:numId="3" w16cid:durableId="217206029">
     <w:abstractNumId w:val="4"/>
     <w:lvlOverride w:ilvl="0">
       <w:startOverride w:val="1"/>
     </w:lvlOverride>
   </w:num>
-  <w:num w:numId="4" w16cid:durableId="1742022302">
+  <w:num w:numId="4" w16cid:durableId="1441680271">
     <w:abstractNumId w:val="2"/>
     <w:lvlOverride w:ilvl="0">
       <w:startOverride w:val="1"/>
     </w:lvlOverride>
   </w:num>
-  <w:num w:numId="5" w16cid:durableId="625501635">
+  <w:num w:numId="5" w16cid:durableId="448863268">
     <w:abstractNumId w:val="1"/>
     <w:lvlOverride w:ilvl="0">
       <w:startOverride w:val="1"/>
@@ -13524,7 +13524,7 @@
     <w:autoRedefine/>
     <w:uiPriority w:val="39"/>
     <w:unhideWhenUsed/>
-    <w:rsid w:val="00153B20"/>
+    <w:rsid w:val="00202E3A"/>
     <w:pPr>
       <w:spacing w:after="100"/>
     </w:pPr>
@@ -13536,7 +13536,7 @@
     <w:autoRedefine/>
     <w:uiPriority w:val="39"/>
     <w:unhideWhenUsed/>
-    <w:rsid w:val="00153B20"/>
+    <w:rsid w:val="00202E3A"/>
     <w:pPr>
       <w:spacing w:after="100"/>
       <w:ind w:left="210"/>

--- a/docs/manuals/Role_Guide_7_Analyst.docx
+++ b/docs/manuals/Role_Guide_7_Analyst.docx
@@ -69,7 +69,7 @@
           <w:left w:w="10" w:type="dxa"/>
           <w:right w:w="10" w:type="dxa"/>
         </w:tblCellMar>
-        <w:tblLook w:val="0000" w:firstRow="0" w:lastRow="0" w:firstColumn="0" w:lastColumn="0" w:noHBand="0" w:noVBand="0"/>
+        <w:tblLook w:val="04A0" w:firstRow="1" w:lastRow="0" w:firstColumn="1" w:lastColumn="0" w:noHBand="0" w:noVBand="1"/>
       </w:tblPr>
       <w:tblGrid>
         <w:gridCol w:w="2300"/>
@@ -469,7 +469,7 @@
                 <w:sz w:val="19"/>
                 <w:szCs w:val="19"/>
               </w:rPr>
-              <w:t>Version 1.16 · 1 October 2026</w:t>
+              <w:t>Version 1.17 · 3 October 2026</w:t>
             </w:r>
           </w:p>
         </w:tc>
@@ -538,7 +538,7 @@
     <w:sdt>
       <w:sdtPr>
         <w:alias w:val="Contents"/>
-        <w:id w:val="1383749117"/>
+        <w:id w:val="1549791211"/>
       </w:sdtPr>
       <w:sdtEndPr/>
       <w:sdtContent>
@@ -567,7 +567,7 @@
           <w:r>
             <w:fldChar w:fldCharType="separate"/>
           </w:r>
-          <w:hyperlink w:anchor="_Toc241782493" w:history="1">
+          <w:hyperlink w:anchor="_Toc241897342" w:history="1">
             <w:r>
               <w:rPr>
                 <w:rStyle w:val="Hyperlink"/>
@@ -591,7 +591,7 @@
               <w:rPr>
                 <w:noProof/>
               </w:rPr>
-              <w:instrText xml:space="preserve"> PAGEREF _Toc241782493 \h </w:instrText>
+              <w:instrText xml:space="preserve"> PAGEREF _Toc241897342 \h </w:instrText>
             </w:r>
             <w:r>
               <w:rPr>
@@ -634,7 +634,7 @@
               <w14:ligatures w14:val="standardContextual"/>
             </w:rPr>
           </w:pPr>
-          <w:hyperlink w:anchor="_Toc241782494" w:history="1">
+          <w:hyperlink w:anchor="_Toc241897343" w:history="1">
             <w:r>
               <w:rPr>
                 <w:rStyle w:val="Hyperlink"/>
@@ -658,7 +658,7 @@
               <w:rPr>
                 <w:noProof/>
               </w:rPr>
-              <w:instrText xml:space="preserve"> PAGEREF _Toc241782494 \h </w:instrText>
+              <w:instrText xml:space="preserve"> PAGEREF _Toc241897343 \h </w:instrText>
             </w:r>
             <w:r>
               <w:rPr>
@@ -701,7 +701,7 @@
               <w14:ligatures w14:val="standardContextual"/>
             </w:rPr>
           </w:pPr>
-          <w:hyperlink w:anchor="_Toc241782495" w:history="1">
+          <w:hyperlink w:anchor="_Toc241897344" w:history="1">
             <w:r>
               <w:rPr>
                 <w:rStyle w:val="Hyperlink"/>
@@ -725,7 +725,7 @@
               <w:rPr>
                 <w:noProof/>
               </w:rPr>
-              <w:instrText xml:space="preserve"> PAGEREF _Toc241782495 \h </w:instrText>
+              <w:instrText xml:space="preserve"> PAGEREF _Toc241897344 \h </w:instrText>
             </w:r>
             <w:r>
               <w:rPr>
@@ -768,7 +768,7 @@
               <w14:ligatures w14:val="standardContextual"/>
             </w:rPr>
           </w:pPr>
-          <w:hyperlink w:anchor="_Toc241782496" w:history="1">
+          <w:hyperlink w:anchor="_Toc241897345" w:history="1">
             <w:r>
               <w:rPr>
                 <w:rStyle w:val="Hyperlink"/>
@@ -792,7 +792,7 @@
               <w:rPr>
                 <w:noProof/>
               </w:rPr>
-              <w:instrText xml:space="preserve"> PAGEREF _Toc241782496 \h </w:instrText>
+              <w:instrText xml:space="preserve"> PAGEREF _Toc241897345 \h </w:instrText>
             </w:r>
             <w:r>
               <w:rPr>
@@ -835,7 +835,7 @@
               <w14:ligatures w14:val="standardContextual"/>
             </w:rPr>
           </w:pPr>
-          <w:hyperlink w:anchor="_Toc241782497" w:history="1">
+          <w:hyperlink w:anchor="_Toc241897346" w:history="1">
             <w:r>
               <w:rPr>
                 <w:rStyle w:val="Hyperlink"/>
@@ -859,7 +859,7 @@
               <w:rPr>
                 <w:noProof/>
               </w:rPr>
-              <w:instrText xml:space="preserve"> PAGEREF _Toc241782497 \h </w:instrText>
+              <w:instrText xml:space="preserve"> PAGEREF _Toc241897346 \h </w:instrText>
             </w:r>
             <w:r>
               <w:rPr>
@@ -902,7 +902,7 @@
               <w14:ligatures w14:val="standardContextual"/>
             </w:rPr>
           </w:pPr>
-          <w:hyperlink w:anchor="_Toc241782498" w:history="1">
+          <w:hyperlink w:anchor="_Toc241897347" w:history="1">
             <w:r>
               <w:rPr>
                 <w:rStyle w:val="Hyperlink"/>
@@ -926,7 +926,7 @@
               <w:rPr>
                 <w:noProof/>
               </w:rPr>
-              <w:instrText xml:space="preserve"> PAGEREF _Toc241782498 \h </w:instrText>
+              <w:instrText xml:space="preserve"> PAGEREF _Toc241897347 \h </w:instrText>
             </w:r>
             <w:r>
               <w:rPr>
@@ -969,7 +969,7 @@
               <w14:ligatures w14:val="standardContextual"/>
             </w:rPr>
           </w:pPr>
-          <w:hyperlink w:anchor="_Toc241782499" w:history="1">
+          <w:hyperlink w:anchor="_Toc241897348" w:history="1">
             <w:r>
               <w:rPr>
                 <w:rStyle w:val="Hyperlink"/>
@@ -993,7 +993,7 @@
               <w:rPr>
                 <w:noProof/>
               </w:rPr>
-              <w:instrText xml:space="preserve"> PAGEREF _Toc241782499 \h </w:instrText>
+              <w:instrText xml:space="preserve"> PAGEREF _Toc241897348 \h </w:instrText>
             </w:r>
             <w:r>
               <w:rPr>
@@ -1036,7 +1036,7 @@
               <w14:ligatures w14:val="standardContextual"/>
             </w:rPr>
           </w:pPr>
-          <w:hyperlink w:anchor="_Toc241782500" w:history="1">
+          <w:hyperlink w:anchor="_Toc241897349" w:history="1">
             <w:r>
               <w:rPr>
                 <w:rStyle w:val="Hyperlink"/>
@@ -1060,7 +1060,7 @@
               <w:rPr>
                 <w:noProof/>
               </w:rPr>
-              <w:instrText xml:space="preserve"> PAGEREF _Toc241782500 \h </w:instrText>
+              <w:instrText xml:space="preserve"> PAGEREF _Toc241897349 \h </w:instrText>
             </w:r>
             <w:r>
               <w:rPr>
@@ -1103,7 +1103,7 @@
               <w14:ligatures w14:val="standardContextual"/>
             </w:rPr>
           </w:pPr>
-          <w:hyperlink w:anchor="_Toc241782501" w:history="1">
+          <w:hyperlink w:anchor="_Toc241897350" w:history="1">
             <w:r>
               <w:rPr>
                 <w:rStyle w:val="Hyperlink"/>
@@ -1127,7 +1127,7 @@
               <w:rPr>
                 <w:noProof/>
               </w:rPr>
-              <w:instrText xml:space="preserve"> PAGEREF _Toc241782501 \h </w:instrText>
+              <w:instrText xml:space="preserve"> PAGEREF _Toc241897350 \h </w:instrText>
             </w:r>
             <w:r>
               <w:rPr>
@@ -1170,7 +1170,7 @@
               <w14:ligatures w14:val="standardContextual"/>
             </w:rPr>
           </w:pPr>
-          <w:hyperlink w:anchor="_Toc241782502" w:history="1">
+          <w:hyperlink w:anchor="_Toc241897351" w:history="1">
             <w:r>
               <w:rPr>
                 <w:rStyle w:val="Hyperlink"/>
@@ -1194,7 +1194,7 @@
               <w:rPr>
                 <w:noProof/>
               </w:rPr>
-              <w:instrText xml:space="preserve"> PAGEREF _Toc241782502 \h </w:instrText>
+              <w:instrText xml:space="preserve"> PAGEREF _Toc241897351 \h </w:instrText>
             </w:r>
             <w:r>
               <w:rPr>
@@ -1237,7 +1237,7 @@
               <w14:ligatures w14:val="standardContextual"/>
             </w:rPr>
           </w:pPr>
-          <w:hyperlink w:anchor="_Toc241782503" w:history="1">
+          <w:hyperlink w:anchor="_Toc241897352" w:history="1">
             <w:r>
               <w:rPr>
                 <w:rStyle w:val="Hyperlink"/>
@@ -1261,7 +1261,7 @@
               <w:rPr>
                 <w:noProof/>
               </w:rPr>
-              <w:instrText xml:space="preserve"> PAGEREF _Toc241782503 \h </w:instrText>
+              <w:instrText xml:space="preserve"> PAGEREF _Toc241897352 \h </w:instrText>
             </w:r>
             <w:r>
               <w:rPr>
@@ -1304,7 +1304,7 @@
               <w14:ligatures w14:val="standardContextual"/>
             </w:rPr>
           </w:pPr>
-          <w:hyperlink w:anchor="_Toc241782504" w:history="1">
+          <w:hyperlink w:anchor="_Toc241897353" w:history="1">
             <w:r>
               <w:rPr>
                 <w:rStyle w:val="Hyperlink"/>
@@ -1328,7 +1328,7 @@
               <w:rPr>
                 <w:noProof/>
               </w:rPr>
-              <w:instrText xml:space="preserve"> PAGEREF _Toc241782504 \h </w:instrText>
+              <w:instrText xml:space="preserve"> PAGEREF _Toc241897353 \h </w:instrText>
             </w:r>
             <w:r>
               <w:rPr>
@@ -1371,7 +1371,7 @@
               <w14:ligatures w14:val="standardContextual"/>
             </w:rPr>
           </w:pPr>
-          <w:hyperlink w:anchor="_Toc241782505" w:history="1">
+          <w:hyperlink w:anchor="_Toc241897354" w:history="1">
             <w:r>
               <w:rPr>
                 <w:rStyle w:val="Hyperlink"/>
@@ -1395,7 +1395,7 @@
               <w:rPr>
                 <w:noProof/>
               </w:rPr>
-              <w:instrText xml:space="preserve"> PAGEREF _Toc241782505 \h </w:instrText>
+              <w:instrText xml:space="preserve"> PAGEREF _Toc241897354 \h </w:instrText>
             </w:r>
             <w:r>
               <w:rPr>
@@ -1438,7 +1438,7 @@
               <w14:ligatures w14:val="standardContextual"/>
             </w:rPr>
           </w:pPr>
-          <w:hyperlink w:anchor="_Toc241782506" w:history="1">
+          <w:hyperlink w:anchor="_Toc241897355" w:history="1">
             <w:r>
               <w:rPr>
                 <w:rStyle w:val="Hyperlink"/>
@@ -1462,7 +1462,7 @@
               <w:rPr>
                 <w:noProof/>
               </w:rPr>
-              <w:instrText xml:space="preserve"> PAGEREF _Toc241782506 \h </w:instrText>
+              <w:instrText xml:space="preserve"> PAGEREF _Toc241897355 \h </w:instrText>
             </w:r>
             <w:r>
               <w:rPr>
@@ -1505,7 +1505,7 @@
               <w14:ligatures w14:val="standardContextual"/>
             </w:rPr>
           </w:pPr>
-          <w:hyperlink w:anchor="_Toc241782507" w:history="1">
+          <w:hyperlink w:anchor="_Toc241897356" w:history="1">
             <w:r>
               <w:rPr>
                 <w:rStyle w:val="Hyperlink"/>
@@ -1529,7 +1529,7 @@
               <w:rPr>
                 <w:noProof/>
               </w:rPr>
-              <w:instrText xml:space="preserve"> PAGEREF _Toc241782507 \h </w:instrText>
+              <w:instrText xml:space="preserve"> PAGEREF _Toc241897356 \h </w:instrText>
             </w:r>
             <w:r>
               <w:rPr>
@@ -1572,7 +1572,7 @@
               <w14:ligatures w14:val="standardContextual"/>
             </w:rPr>
           </w:pPr>
-          <w:hyperlink w:anchor="_Toc241782508" w:history="1">
+          <w:hyperlink w:anchor="_Toc241897357" w:history="1">
             <w:r>
               <w:rPr>
                 <w:rStyle w:val="Hyperlink"/>
@@ -1596,7 +1596,7 @@
               <w:rPr>
                 <w:noProof/>
               </w:rPr>
-              <w:instrText xml:space="preserve"> PAGEREF _Toc241782508 \h </w:instrText>
+              <w:instrText xml:space="preserve"> PAGEREF _Toc241897357 \h </w:instrText>
             </w:r>
             <w:r>
               <w:rPr>
@@ -1639,7 +1639,7 @@
               <w14:ligatures w14:val="standardContextual"/>
             </w:rPr>
           </w:pPr>
-          <w:hyperlink w:anchor="_Toc241782509" w:history="1">
+          <w:hyperlink w:anchor="_Toc241897358" w:history="1">
             <w:r>
               <w:rPr>
                 <w:rStyle w:val="Hyperlink"/>
@@ -1663,7 +1663,7 @@
               <w:rPr>
                 <w:noProof/>
               </w:rPr>
-              <w:instrText xml:space="preserve"> PAGEREF _Toc241782509 \h </w:instrText>
+              <w:instrText xml:space="preserve"> PAGEREF _Toc241897358 \h </w:instrText>
             </w:r>
             <w:r>
               <w:rPr>
@@ -1706,7 +1706,7 @@
               <w14:ligatures w14:val="standardContextual"/>
             </w:rPr>
           </w:pPr>
-          <w:hyperlink w:anchor="_Toc241782510" w:history="1">
+          <w:hyperlink w:anchor="_Toc241897359" w:history="1">
             <w:r>
               <w:rPr>
                 <w:rStyle w:val="Hyperlink"/>
@@ -1730,7 +1730,7 @@
               <w:rPr>
                 <w:noProof/>
               </w:rPr>
-              <w:instrText xml:space="preserve"> PAGEREF _Toc241782510 \h </w:instrText>
+              <w:instrText xml:space="preserve"> PAGEREF _Toc241897359 \h </w:instrText>
             </w:r>
             <w:r>
               <w:rPr>
@@ -1773,7 +1773,7 @@
               <w14:ligatures w14:val="standardContextual"/>
             </w:rPr>
           </w:pPr>
-          <w:hyperlink w:anchor="_Toc241782511" w:history="1">
+          <w:hyperlink w:anchor="_Toc241897360" w:history="1">
             <w:r>
               <w:rPr>
                 <w:rStyle w:val="Hyperlink"/>
@@ -1797,7 +1797,7 @@
               <w:rPr>
                 <w:noProof/>
               </w:rPr>
-              <w:instrText xml:space="preserve"> PAGEREF _Toc241782511 \h </w:instrText>
+              <w:instrText xml:space="preserve"> PAGEREF _Toc241897360 \h </w:instrText>
             </w:r>
             <w:r>
               <w:rPr>
@@ -1840,7 +1840,7 @@
               <w14:ligatures w14:val="standardContextual"/>
             </w:rPr>
           </w:pPr>
-          <w:hyperlink w:anchor="_Toc241782512" w:history="1">
+          <w:hyperlink w:anchor="_Toc241897361" w:history="1">
             <w:r>
               <w:rPr>
                 <w:rStyle w:val="Hyperlink"/>
@@ -1864,7 +1864,7 @@
               <w:rPr>
                 <w:noProof/>
               </w:rPr>
-              <w:instrText xml:space="preserve"> PAGEREF _Toc241782512 \h </w:instrText>
+              <w:instrText xml:space="preserve"> PAGEREF _Toc241897361 \h </w:instrText>
             </w:r>
             <w:r>
               <w:rPr>
@@ -1907,7 +1907,7 @@
               <w14:ligatures w14:val="standardContextual"/>
             </w:rPr>
           </w:pPr>
-          <w:hyperlink w:anchor="_Toc241782513" w:history="1">
+          <w:hyperlink w:anchor="_Toc241897362" w:history="1">
             <w:r>
               <w:rPr>
                 <w:rStyle w:val="Hyperlink"/>
@@ -1931,7 +1931,7 @@
               <w:rPr>
                 <w:noProof/>
               </w:rPr>
-              <w:instrText xml:space="preserve"> PAGEREF _Toc241782513 \h </w:instrText>
+              <w:instrText xml:space="preserve"> PAGEREF _Toc241897362 \h </w:instrText>
             </w:r>
             <w:r>
               <w:rPr>
@@ -1974,7 +1974,7 @@
               <w14:ligatures w14:val="standardContextual"/>
             </w:rPr>
           </w:pPr>
-          <w:hyperlink w:anchor="_Toc241782514" w:history="1">
+          <w:hyperlink w:anchor="_Toc241897363" w:history="1">
             <w:r>
               <w:rPr>
                 <w:rStyle w:val="Hyperlink"/>
@@ -1998,7 +1998,7 @@
               <w:rPr>
                 <w:noProof/>
               </w:rPr>
-              <w:instrText xml:space="preserve"> PAGEREF _Toc241782514 \h </w:instrText>
+              <w:instrText xml:space="preserve"> PAGEREF _Toc241897363 \h </w:instrText>
             </w:r>
             <w:r>
               <w:rPr>
@@ -2041,7 +2041,7 @@
               <w14:ligatures w14:val="standardContextual"/>
             </w:rPr>
           </w:pPr>
-          <w:hyperlink w:anchor="_Toc241782515" w:history="1">
+          <w:hyperlink w:anchor="_Toc241897364" w:history="1">
             <w:r>
               <w:rPr>
                 <w:rStyle w:val="Hyperlink"/>
@@ -2065,7 +2065,7 @@
               <w:rPr>
                 <w:noProof/>
               </w:rPr>
-              <w:instrText xml:space="preserve"> PAGEREF _Toc241782515 \h </w:instrText>
+              <w:instrText xml:space="preserve"> PAGEREF _Toc241897364 \h </w:instrText>
             </w:r>
             <w:r>
               <w:rPr>
@@ -2108,7 +2108,7 @@
               <w14:ligatures w14:val="standardContextual"/>
             </w:rPr>
           </w:pPr>
-          <w:hyperlink w:anchor="_Toc241782516" w:history="1">
+          <w:hyperlink w:anchor="_Toc241897365" w:history="1">
             <w:r>
               <w:rPr>
                 <w:rStyle w:val="Hyperlink"/>
@@ -2132,7 +2132,7 @@
               <w:rPr>
                 <w:noProof/>
               </w:rPr>
-              <w:instrText xml:space="preserve"> PAGEREF _Toc241782516 \h </w:instrText>
+              <w:instrText xml:space="preserve"> PAGEREF _Toc241897365 \h </w:instrText>
             </w:r>
             <w:r>
               <w:rPr>
@@ -2175,7 +2175,7 @@
               <w14:ligatures w14:val="standardContextual"/>
             </w:rPr>
           </w:pPr>
-          <w:hyperlink w:anchor="_Toc241782517" w:history="1">
+          <w:hyperlink w:anchor="_Toc241897366" w:history="1">
             <w:r>
               <w:rPr>
                 <w:rStyle w:val="Hyperlink"/>
@@ -2199,7 +2199,7 @@
               <w:rPr>
                 <w:noProof/>
               </w:rPr>
-              <w:instrText xml:space="preserve"> PAGEREF _Toc241782517 \h </w:instrText>
+              <w:instrText xml:space="preserve"> PAGEREF _Toc241897366 \h </w:instrText>
             </w:r>
             <w:r>
               <w:rPr>
@@ -2242,7 +2242,7 @@
               <w14:ligatures w14:val="standardContextual"/>
             </w:rPr>
           </w:pPr>
-          <w:hyperlink w:anchor="_Toc241782518" w:history="1">
+          <w:hyperlink w:anchor="_Toc241897367" w:history="1">
             <w:r>
               <w:rPr>
                 <w:rStyle w:val="Hyperlink"/>
@@ -2266,7 +2266,7 @@
               <w:rPr>
                 <w:noProof/>
               </w:rPr>
-              <w:instrText xml:space="preserve"> PAGEREF _Toc241782518 \h </w:instrText>
+              <w:instrText xml:space="preserve"> PAGEREF _Toc241897367 \h </w:instrText>
             </w:r>
             <w:r>
               <w:rPr>
@@ -2309,7 +2309,7 @@
               <w14:ligatures w14:val="standardContextual"/>
             </w:rPr>
           </w:pPr>
-          <w:hyperlink w:anchor="_Toc241782519" w:history="1">
+          <w:hyperlink w:anchor="_Toc241897368" w:history="1">
             <w:r>
               <w:rPr>
                 <w:rStyle w:val="Hyperlink"/>
@@ -2333,7 +2333,7 @@
               <w:rPr>
                 <w:noProof/>
               </w:rPr>
-              <w:instrText xml:space="preserve"> PAGEREF _Toc241782519 \h </w:instrText>
+              <w:instrText xml:space="preserve"> PAGEREF _Toc241897368 \h </w:instrText>
             </w:r>
             <w:r>
               <w:rPr>
@@ -2372,7 +2372,7 @@
         <w:pStyle w:val="Heading1"/>
         <w:pageBreakBefore/>
       </w:pPr>
-      <w:bookmarkStart w:id="0" w:name="_Toc241782493"/>
+      <w:bookmarkStart w:id="0" w:name="_Toc241897342"/>
       <w:r>
         <w:lastRenderedPageBreak/>
         <w:t>1. Your role at a glance</w:t>
@@ -2493,7 +2493,7 @@
           <w:left w:w="10" w:type="dxa"/>
           <w:right w:w="10" w:type="dxa"/>
         </w:tblCellMar>
-        <w:tblLook w:val="0000" w:firstRow="0" w:lastRow="0" w:firstColumn="0" w:lastColumn="0" w:noHBand="0" w:noVBand="0"/>
+        <w:tblLook w:val="04A0" w:firstRow="1" w:lastRow="0" w:firstColumn="1" w:lastColumn="0" w:noHBand="0" w:noVBand="1"/>
       </w:tblPr>
       <w:tblGrid>
         <w:gridCol w:w="9412"/>
@@ -2553,7 +2553,7 @@
         <w:pStyle w:val="Heading1"/>
         <w:pageBreakBefore/>
       </w:pPr>
-      <w:bookmarkStart w:id="1" w:name="_Toc241782494"/>
+      <w:bookmarkStart w:id="1" w:name="_Toc241897343"/>
       <w:r>
         <w:lastRenderedPageBreak/>
         <w:t>2. Signing in and your screens</w:t>
@@ -2564,7 +2564,7 @@
       <w:pPr>
         <w:pStyle w:val="Heading2"/>
       </w:pPr>
-      <w:bookmarkStart w:id="2" w:name="_Toc241782495"/>
+      <w:bookmarkStart w:id="2" w:name="_Toc241897344"/>
       <w:r>
         <w:t>Signing in</w:t>
       </w:r>
@@ -2647,7 +2647,7 @@
           <w:noProof/>
         </w:rPr>
         <w:drawing>
-          <wp:inline distT="0" distB="0" distL="0" distR="0" wp14:anchorId="5646B5E8" wp14:editId="71BD63B0">
+          <wp:inline distT="0" distB="0" distL="0" distR="0" wp14:anchorId="33B45B18" wp14:editId="29176F80">
             <wp:extent cx="5334000" cy="2333625"/>
             <wp:effectExtent l="0" t="0" r="0" b="0"/>
             <wp:docPr id="1" name="adm_login.jpg" descr="The sign-in screen for all internal staff." title="The sign-in screen for all internal staff."/>
@@ -2755,7 +2755,7 @@
           <w:left w:w="10" w:type="dxa"/>
           <w:right w:w="10" w:type="dxa"/>
         </w:tblCellMar>
-        <w:tblLook w:val="0000" w:firstRow="0" w:lastRow="0" w:firstColumn="0" w:lastColumn="0" w:noHBand="0" w:noVBand="0"/>
+        <w:tblLook w:val="04A0" w:firstRow="1" w:lastRow="0" w:firstColumn="1" w:lastColumn="0" w:noHBand="0" w:noVBand="1"/>
       </w:tblPr>
       <w:tblGrid>
         <w:gridCol w:w="9412"/>
@@ -2814,7 +2814,7 @@
       <w:pPr>
         <w:pStyle w:val="Heading2"/>
       </w:pPr>
-      <w:bookmarkStart w:id="3" w:name="_Toc241782496"/>
+      <w:bookmarkStart w:id="3" w:name="_Toc241897345"/>
       <w:r>
         <w:t>Finding your way around</w:t>
       </w:r>
@@ -2999,7 +2999,7 @@
         </w:rPr>
         <w:lastRenderedPageBreak/>
         <w:drawing>
-          <wp:inline distT="0" distB="0" distL="0" distR="0" wp14:anchorId="09A6520C" wp14:editId="4CA65A9E">
+          <wp:inline distT="0" distB="0" distL="0" distR="0" wp14:anchorId="031D5BCB" wp14:editId="18572981">
             <wp:extent cx="5715000" cy="1876425"/>
             <wp:effectExtent l="0" t="0" r="0" b="0"/>
             <wp:docPr id="2" name="adm_not_your_role.jpg" descr="Opening a screen outside your role (for example from an old bookmark) shows this card instead of the screen." title="Opening a screen outside your role (for example from an old bookmark) shows this card instead of the screen."/>
@@ -3068,7 +3068,7 @@
       <w:pPr>
         <w:pStyle w:val="Heading2"/>
       </w:pPr>
-      <w:bookmarkStart w:id="4" w:name="_Toc241782497"/>
+      <w:bookmarkStart w:id="4" w:name="_Toc241897346"/>
       <w:r>
         <w:t>Your screens</w:t>
       </w:r>
@@ -3089,7 +3089,7 @@
           <w:left w:w="10" w:type="dxa"/>
           <w:right w:w="10" w:type="dxa"/>
         </w:tblCellMar>
-        <w:tblLook w:val="0000" w:firstRow="0" w:lastRow="0" w:firstColumn="0" w:lastColumn="0" w:noHBand="0" w:noVBand="0"/>
+        <w:tblLook w:val="04A0" w:firstRow="1" w:lastRow="0" w:firstColumn="1" w:lastColumn="0" w:noHBand="0" w:noVBand="1"/>
       </w:tblPr>
       <w:tblGrid>
         <w:gridCol w:w="2824"/>
@@ -3402,7 +3402,7 @@
       <w:pPr>
         <w:pStyle w:val="Heading2"/>
       </w:pPr>
-      <w:bookmarkStart w:id="5" w:name="_Toc241782498"/>
+      <w:bookmarkStart w:id="5" w:name="_Toc241897347"/>
       <w:r>
         <w:t>Changing your password</w:t>
       </w:r>
@@ -3485,7 +3485,7 @@
           <w:noProof/>
         </w:rPr>
         <w:drawing>
-          <wp:inline distT="0" distB="0" distL="0" distR="0" wp14:anchorId="24EF4B72" wp14:editId="0B2E2B69">
+          <wp:inline distT="0" distB="0" distL="0" distR="0" wp14:anchorId="62DFFA87" wp14:editId="459AF485">
             <wp:extent cx="5334000" cy="2171700"/>
             <wp:effectExtent l="0" t="0" r="0" b="0"/>
             <wp:docPr id="3" name="adm_account.jpg" descr="Change Password screen." title="Change Password screen."/>
@@ -3573,7 +3573,7 @@
         <w:pStyle w:val="Heading1"/>
         <w:pageBreakBefore/>
       </w:pPr>
-      <w:bookmarkStart w:id="6" w:name="_Toc241782499"/>
+      <w:bookmarkStart w:id="6" w:name="_Toc241897348"/>
       <w:r>
         <w:lastRenderedPageBreak/>
         <w:t>3. Your routine</w:t>
@@ -3603,7 +3603,7 @@
           <w:left w:w="10" w:type="dxa"/>
           <w:right w:w="10" w:type="dxa"/>
         </w:tblCellMar>
-        <w:tblLook w:val="0000" w:firstRow="0" w:lastRow="0" w:firstColumn="0" w:lastColumn="0" w:noHBand="0" w:noVBand="0"/>
+        <w:tblLook w:val="04A0" w:firstRow="1" w:lastRow="0" w:firstColumn="1" w:lastColumn="0" w:noHBand="0" w:noVBand="1"/>
       </w:tblPr>
       <w:tblGrid>
         <w:gridCol w:w="2071"/>
@@ -3858,7 +3858,7 @@
         <w:pStyle w:val="Heading1"/>
         <w:pageBreakBefore/>
       </w:pPr>
-      <w:bookmarkStart w:id="7" w:name="_Toc241782500"/>
+      <w:bookmarkStart w:id="7" w:name="_Toc241897349"/>
       <w:r>
         <w:lastRenderedPageBreak/>
         <w:t>4. Step-by-step tasks</w:t>
@@ -3869,7 +3869,7 @@
       <w:pPr>
         <w:pStyle w:val="Heading2"/>
       </w:pPr>
-      <w:bookmarkStart w:id="8" w:name="_Toc241782501"/>
+      <w:bookmarkStart w:id="8" w:name="_Toc241897350"/>
       <w:r>
         <w:t>4.1 Your start screen</w:t>
       </w:r>
@@ -3886,7 +3886,7 @@
           <w:noProof/>
         </w:rPr>
         <w:drawing>
-          <wp:inline distT="0" distB="0" distL="0" distR="0" wp14:anchorId="05440A34" wp14:editId="1E482311">
+          <wp:inline distT="0" distB="0" distL="0" distR="0" wp14:anchorId="64A3663C" wp14:editId="6B95F66B">
             <wp:extent cx="5715000" cy="3571875"/>
             <wp:effectExtent l="0" t="0" r="0" b="0"/>
             <wp:docPr id="4" name="an_dashboard.jpg" descr="Executive Dashboard as seen by the Analyst." title="Executive Dashboard as seen by the Analyst."/>
@@ -3955,7 +3955,7 @@
       <w:pPr>
         <w:pStyle w:val="Heading2"/>
       </w:pPr>
-      <w:bookmarkStart w:id="9" w:name="_Toc241782502"/>
+      <w:bookmarkStart w:id="9" w:name="_Toc241897351"/>
       <w:r>
         <w:t>4.2 Reading the dashboards</w:t>
       </w:r>
@@ -3981,7 +3981,7 @@
         </w:rPr>
         <w:lastRenderedPageBreak/>
         <w:drawing>
-          <wp:inline distT="0" distB="0" distL="0" distR="0" wp14:anchorId="5076032A" wp14:editId="5A6440BE">
+          <wp:inline distT="0" distB="0" distL="0" distR="0" wp14:anchorId="731B52EA" wp14:editId="7A48D882">
             <wp:extent cx="5715000" cy="3571875"/>
             <wp:effectExtent l="0" t="0" r="0" b="0"/>
             <wp:docPr id="5" name="adm_exec_dashboard.jpg" descr="Executive Dashboard: completions against the 400 / 60 / 50–75 targets, days to data lock, spend, and the lowest-filled strata." title="Executive Dashboard: completions against the 400 / 60 / 50–75 targets, days to data lock, spend, and the lowest-filled strata."/>
@@ -4061,7 +4061,7 @@
           <w:left w:w="10" w:type="dxa"/>
           <w:right w:w="10" w:type="dxa"/>
         </w:tblCellMar>
-        <w:tblLook w:val="0000" w:firstRow="0" w:lastRow="0" w:firstColumn="0" w:lastColumn="0" w:noHBand="0" w:noVBand="0"/>
+        <w:tblLook w:val="04A0" w:firstRow="1" w:lastRow="0" w:firstColumn="1" w:lastColumn="0" w:noHBand="0" w:noVBand="1"/>
       </w:tblPr>
       <w:tblGrid>
         <w:gridCol w:w="1694"/>
@@ -4587,7 +4587,7 @@
           <w:left w:w="10" w:type="dxa"/>
           <w:right w:w="10" w:type="dxa"/>
         </w:tblCellMar>
-        <w:tblLook w:val="0000" w:firstRow="0" w:lastRow="0" w:firstColumn="0" w:lastColumn="0" w:noHBand="0" w:noVBand="0"/>
+        <w:tblLook w:val="04A0" w:firstRow="1" w:lastRow="0" w:firstColumn="1" w:lastColumn="0" w:noHBand="0" w:noVBand="1"/>
       </w:tblPr>
       <w:tblGrid>
         <w:gridCol w:w="9412"/>
@@ -4646,7 +4646,7 @@
       <w:pPr>
         <w:pStyle w:val="Heading2"/>
       </w:pPr>
-      <w:bookmarkStart w:id="10" w:name="_Toc241782503"/>
+      <w:bookmarkStart w:id="10" w:name="_Toc241897352"/>
       <w:r>
         <w:t>4.3 Using Reports (analytics and charts)</w:t>
       </w:r>
@@ -4687,7 +4687,7 @@
         </w:rPr>
         <w:lastRenderedPageBreak/>
         <w:drawing>
-          <wp:inline distT="0" distB="0" distL="0" distR="0" wp14:anchorId="531494BC" wp14:editId="579AD6B9">
+          <wp:inline distT="0" distB="0" distL="0" distR="0" wp14:anchorId="57A6FD05" wp14:editId="3C458428">
             <wp:extent cx="5334000" cy="3333750"/>
             <wp:effectExtent l="0" t="0" r="0" b="0"/>
             <wp:docPr id="6" name="adm_reports_top.jpg" descr="Reports: headline figures for the chosen period." title="Reports: headline figures for the chosen period."/>
@@ -4829,7 +4829,7 @@
           <w:noProof/>
         </w:rPr>
         <w:drawing>
-          <wp:inline distT="0" distB="0" distL="0" distR="0" wp14:anchorId="6A2C5CA8" wp14:editId="42EB96FC">
+          <wp:inline distT="0" distB="0" distL="0" distR="0" wp14:anchorId="51EBB61E" wp14:editId="5AB67098">
             <wp:extent cx="5334000" cy="3409950"/>
             <wp:effectExtent l="0" t="0" r="0" b="0"/>
             <wp:docPr id="7" name="adm_reports_funnel.jpg" descr="Case funnel: each case counted once at every stage it has reached." title="Case funnel: each case counted once at every stage it has reached."/>
@@ -4929,7 +4929,7 @@
         </w:rPr>
         <w:lastRenderedPageBreak/>
         <w:drawing>
-          <wp:inline distT="0" distB="0" distL="0" distR="0" wp14:anchorId="630C2859" wp14:editId="6474C043">
+          <wp:inline distT="0" distB="0" distL="0" distR="0" wp14:anchorId="240A4CF0" wp14:editId="3A36653C">
             <wp:extent cx="5334000" cy="3248025"/>
             <wp:effectExtent l="0" t="0" r="0" b="0"/>
             <wp:docPr id="8" name="adm_reports_funnel_table.jpg" descr="The same chart as a table." title="The same chart as a table."/>
@@ -5028,7 +5028,7 @@
           <w:noProof/>
         </w:rPr>
         <w:drawing>
-          <wp:inline distT="0" distB="0" distL="0" distR="0" wp14:anchorId="6E00B3B0" wp14:editId="2BFA4F9D">
+          <wp:inline distT="0" distB="0" distL="0" distR="0" wp14:anchorId="53D684AA" wp14:editId="67AC4DBD">
             <wp:extent cx="5334000" cy="2628900"/>
             <wp:effectExtent l="0" t="0" r="0" b="0"/>
             <wp:docPr id="9" name="adm_reports_coverage.jpg" descr="Coverage by group." title="Coverage by group."/>
@@ -5128,7 +5128,7 @@
         </w:rPr>
         <w:lastRenderedPageBreak/>
         <w:drawing>
-          <wp:inline distT="0" distB="0" distL="0" distR="0" wp14:anchorId="3CCD0A6F" wp14:editId="21161A58">
+          <wp:inline distT="0" distB="0" distL="0" distR="0" wp14:anchorId="582F3FA6" wp14:editId="27A9A40A">
             <wp:extent cx="5334000" cy="2600325"/>
             <wp:effectExtent l="0" t="0" r="0" b="0"/>
             <wp:docPr id="10" name="adm_reports_modes.jpg" descr="Administration modes." title="Administration modes."/>
@@ -5237,7 +5237,7 @@
           <w:noProof/>
         </w:rPr>
         <w:drawing>
-          <wp:inline distT="0" distB="0" distL="0" distR="0" wp14:anchorId="67FD6986" wp14:editId="7FC6256C">
+          <wp:inline distT="0" distB="0" distL="0" distR="0" wp14:anchorId="3206DA37" wp14:editId="4BEE4DDD">
             <wp:extent cx="5334000" cy="2905125"/>
             <wp:effectExtent l="0" t="0" r="0" b="0"/>
             <wp:docPr id="11" name="adm_reports_duration.jpg" descr="Completion-time distribution." title="Completion-time distribution."/>
@@ -5319,7 +5319,7 @@
       <w:pPr>
         <w:pStyle w:val="Heading2"/>
       </w:pPr>
-      <w:bookmarkStart w:id="11" w:name="_Toc241782504"/>
+      <w:bookmarkStart w:id="11" w:name="_Toc241897353"/>
       <w:r>
         <w:lastRenderedPageBreak/>
         <w:t>4.4 Downloading data</w:t>
@@ -5337,7 +5337,7 @@
           <w:noProof/>
         </w:rPr>
         <w:drawing>
-          <wp:inline distT="0" distB="0" distL="0" distR="0" wp14:anchorId="6F96A814" wp14:editId="01BAED3F">
+          <wp:inline distT="0" distB="0" distL="0" distR="0" wp14:anchorId="102E07FB" wp14:editId="50F4E2DA">
             <wp:extent cx="5715000" cy="1876425"/>
             <wp:effectExtent l="0" t="0" r="0" b="0"/>
             <wp:docPr id="12" name="an_export.jpg" descr="Data Export." title="Data Export."/>
@@ -5417,7 +5417,7 @@
           <w:left w:w="10" w:type="dxa"/>
           <w:right w:w="10" w:type="dxa"/>
         </w:tblCellMar>
-        <w:tblLook w:val="0000" w:firstRow="0" w:lastRow="0" w:firstColumn="0" w:lastColumn="0" w:noHBand="0" w:noVBand="0"/>
+        <w:tblLook w:val="04A0" w:firstRow="1" w:lastRow="0" w:firstColumn="1" w:lastColumn="0" w:noHBand="0" w:noVBand="1"/>
       </w:tblPr>
       <w:tblGrid>
         <w:gridCol w:w="2541"/>
@@ -5939,7 +5939,7 @@
       <w:pPr>
         <w:pStyle w:val="Heading2"/>
       </w:pPr>
-      <w:bookmarkStart w:id="12" w:name="_Toc241782505"/>
+      <w:bookmarkStart w:id="12" w:name="_Toc241897354"/>
       <w:r>
         <w:t>4.5 Working with the analysis export</w:t>
       </w:r>
@@ -6085,7 +6085,7 @@
         <w:pStyle w:val="Heading1"/>
         <w:pageBreakBefore/>
       </w:pPr>
-      <w:bookmarkStart w:id="13" w:name="_Toc241782506"/>
+      <w:bookmarkStart w:id="13" w:name="_Toc241897355"/>
       <w:r>
         <w:lastRenderedPageBreak/>
         <w:t>5. Rules you must follow</w:t>
@@ -6223,7 +6223,7 @@
         <w:pStyle w:val="Heading1"/>
         <w:pageBreakBefore/>
       </w:pPr>
-      <w:bookmarkStart w:id="14" w:name="_Toc241782507"/>
+      <w:bookmarkStart w:id="14" w:name="_Toc241897356"/>
       <w:r>
         <w:lastRenderedPageBreak/>
         <w:t>6. Troubleshooting</w:t>
@@ -6245,7 +6245,7 @@
           <w:left w:w="10" w:type="dxa"/>
           <w:right w:w="10" w:type="dxa"/>
         </w:tblCellMar>
-        <w:tblLook w:val="0000" w:firstRow="0" w:lastRow="0" w:firstColumn="0" w:lastColumn="0" w:noHBand="0" w:noVBand="0"/>
+        <w:tblLook w:val="04A0" w:firstRow="1" w:lastRow="0" w:firstColumn="1" w:lastColumn="0" w:noHBand="0" w:noVBand="1"/>
       </w:tblPr>
       <w:tblGrid>
         <w:gridCol w:w="2635"/>
@@ -6502,14 +6502,7 @@
                 <w:sz w:val="19"/>
                 <w:szCs w:val="19"/>
               </w:rPr>
-              <w:t>Select Go to my start screen</w:t>
-            </w:r>
-            <w:r>
-              <w:rPr>
-                <w:sz w:val="19"/>
-                <w:szCs w:val="19"/>
-              </w:rPr>
-              <w:t>. If you need that screen, ask the PI about your role.</w:t>
+              <w:t>Select Go to my start screen. If you need that screen, ask the PI about your role.</w:t>
             </w:r>
           </w:p>
         </w:tc>
@@ -7113,7 +7106,7 @@
                 <w:sz w:val="19"/>
                 <w:szCs w:val="19"/>
               </w:rPr>
-              <w:t>A file upload seems stuck</w:t>
+              <w:t>Email invitations says email isn't set up</w:t>
             </w:r>
           </w:p>
         </w:tc>
@@ -7137,7 +7130,7 @@
                 <w:sz w:val="19"/>
                 <w:szCs w:val="19"/>
               </w:rPr>
-              <w:t>A large file on a slow connection takes time; the bar shows how much has been sent.</w:t>
+              <w:t>Outgoing email has not been configured on the server.</w:t>
             </w:r>
           </w:p>
         </w:tc>
@@ -7161,6 +7154,354 @@
                 <w:sz w:val="19"/>
                 <w:szCs w:val="19"/>
               </w:rPr>
+              <w:t xml:space="preserve">Ask the administrator to run </w:t>
+            </w:r>
+            <w:r>
+              <w:rPr>
+                <w:rFonts w:ascii="Consolas" w:eastAsia="Consolas" w:hAnsi="Consolas" w:cs="Consolas"/>
+                <w:sz w:val="19"/>
+                <w:szCs w:val="19"/>
+              </w:rPr>
+              <w:t>configure-email.sh</w:t>
+            </w:r>
+            <w:r>
+              <w:rPr>
+                <w:sz w:val="19"/>
+                <w:szCs w:val="19"/>
+              </w:rPr>
+              <w:t>. Until then, send invitations by WhatsApp.</w:t>
+            </w:r>
+          </w:p>
+        </w:tc>
+      </w:tr>
+      <w:tr>
+        <w:tblPrEx>
+          <w:tblCellMar>
+            <w:top w:w="0" w:type="dxa"/>
+            <w:bottom w:w="0" w:type="dxa"/>
+          </w:tblCellMar>
+        </w:tblPrEx>
+        <w:trPr>
+          <w:cantSplit/>
+        </w:trPr>
+        <w:tc>
+          <w:tcPr>
+            <w:tcW w:w="2635" w:type="dxa"/>
+            <w:tcMar>
+              <w:top w:w="70" w:type="dxa"/>
+              <w:left w:w="110" w:type="dxa"/>
+              <w:bottom w:w="70" w:type="dxa"/>
+              <w:right w:w="110" w:type="dxa"/>
+            </w:tcMar>
+          </w:tcPr>
+          <w:p>
+            <w:pPr>
+              <w:spacing w:after="40"/>
+            </w:pPr>
+            <w:r>
+              <w:rPr>
+                <w:sz w:val="19"/>
+                <w:szCs w:val="19"/>
+              </w:rPr>
+              <w:t>A WhatsApp invitation was prepared but never sent</w:t>
+            </w:r>
+          </w:p>
+        </w:tc>
+        <w:tc>
+          <w:tcPr>
+            <w:tcW w:w="3200" w:type="dxa"/>
+            <w:tcMar>
+              <w:top w:w="70" w:type="dxa"/>
+              <w:left w:w="110" w:type="dxa"/>
+              <w:bottom w:w="70" w:type="dxa"/>
+              <w:right w:w="110" w:type="dxa"/>
+            </w:tcMar>
+          </w:tcPr>
+          <w:p>
+            <w:pPr>
+              <w:spacing w:after="40"/>
+            </w:pPr>
+            <w:r>
+              <w:rPr>
+                <w:sz w:val="19"/>
+                <w:szCs w:val="19"/>
+              </w:rPr>
+              <w:t>Prepare</w:t>
+            </w:r>
+            <w:r>
+              <w:rPr>
+                <w:sz w:val="19"/>
+                <w:szCs w:val="19"/>
+              </w:rPr>
+              <w:t xml:space="preserve"> counts it as sent and moves the case to S05.</w:t>
+            </w:r>
+          </w:p>
+        </w:tc>
+        <w:tc>
+          <w:tcPr>
+            <w:tcW w:w="3577" w:type="dxa"/>
+            <w:tcMar>
+              <w:top w:w="70" w:type="dxa"/>
+              <w:left w:w="110" w:type="dxa"/>
+              <w:bottom w:w="70" w:type="dxa"/>
+              <w:right w:w="110" w:type="dxa"/>
+            </w:tcMar>
+          </w:tcPr>
+          <w:p>
+            <w:pPr>
+              <w:spacing w:after="40"/>
+            </w:pPr>
+            <w:r>
+              <w:rPr>
+                <w:sz w:val="19"/>
+                <w:szCs w:val="19"/>
+              </w:rPr>
+              <w:t>Open the case and Revoke that invitation; send a new one from the case's Invitations panel when you can reach the person.</w:t>
+            </w:r>
+          </w:p>
+        </w:tc>
+      </w:tr>
+      <w:tr>
+        <w:tblPrEx>
+          <w:tblCellMar>
+            <w:top w:w="0" w:type="dxa"/>
+            <w:bottom w:w="0" w:type="dxa"/>
+          </w:tblCellMar>
+        </w:tblPrEx>
+        <w:trPr>
+          <w:cantSplit/>
+        </w:trPr>
+        <w:tc>
+          <w:tcPr>
+            <w:tcW w:w="2635" w:type="dxa"/>
+            <w:shd w:val="clear" w:color="auto" w:fill="F8FAFB"/>
+            <w:tcMar>
+              <w:top w:w="70" w:type="dxa"/>
+              <w:left w:w="110" w:type="dxa"/>
+              <w:bottom w:w="70" w:type="dxa"/>
+              <w:right w:w="110" w:type="dxa"/>
+            </w:tcMar>
+          </w:tcPr>
+          <w:p>
+            <w:pPr>
+              <w:spacing w:after="40"/>
+            </w:pPr>
+            <w:r>
+              <w:rPr>
+                <w:sz w:val="19"/>
+                <w:szCs w:val="19"/>
+              </w:rPr>
+              <w:t>A case is missing from the WhatsApp or email queue</w:t>
+            </w:r>
+          </w:p>
+        </w:tc>
+        <w:tc>
+          <w:tcPr>
+            <w:tcW w:w="3200" w:type="dxa"/>
+            <w:shd w:val="clear" w:color="auto" w:fill="F8FAFB"/>
+            <w:tcMar>
+              <w:top w:w="70" w:type="dxa"/>
+              <w:left w:w="110" w:type="dxa"/>
+              <w:bottom w:w="70" w:type="dxa"/>
+              <w:right w:w="110" w:type="dxa"/>
+            </w:tcMar>
+          </w:tcPr>
+          <w:p>
+            <w:pPr>
+              <w:spacing w:after="40"/>
+            </w:pPr>
+            <w:r>
+              <w:rPr>
+                <w:sz w:val="19"/>
+                <w:szCs w:val="19"/>
+              </w:rPr>
+              <w:t>It is not verified (S03 or S04), has no number or email on file, already has an open invitation, or is assigned to another Contact RA.</w:t>
+            </w:r>
+          </w:p>
+        </w:tc>
+        <w:tc>
+          <w:tcPr>
+            <w:tcW w:w="3577" w:type="dxa"/>
+            <w:shd w:val="clear" w:color="auto" w:fill="F8FAFB"/>
+            <w:tcMar>
+              <w:top w:w="70" w:type="dxa"/>
+              <w:left w:w="110" w:type="dxa"/>
+              <w:bottom w:w="70" w:type="dxa"/>
+              <w:right w:w="110" w:type="dxa"/>
+            </w:tcMar>
+          </w:tcPr>
+          <w:p>
+            <w:pPr>
+              <w:spacing w:after="40"/>
+            </w:pPr>
+            <w:r>
+              <w:rPr>
+                <w:sz w:val="19"/>
+                <w:szCs w:val="19"/>
+              </w:rPr>
+              <w:t>Verify the case, add the contact detail, or check its invitation history.</w:t>
+            </w:r>
+          </w:p>
+        </w:tc>
+      </w:tr>
+      <w:tr>
+        <w:tblPrEx>
+          <w:tblCellMar>
+            <w:top w:w="0" w:type="dxa"/>
+            <w:bottom w:w="0" w:type="dxa"/>
+          </w:tblCellMar>
+        </w:tblPrEx>
+        <w:trPr>
+          <w:cantSplit/>
+        </w:trPr>
+        <w:tc>
+          <w:tcPr>
+            <w:tcW w:w="2635" w:type="dxa"/>
+            <w:tcMar>
+              <w:top w:w="70" w:type="dxa"/>
+              <w:left w:w="110" w:type="dxa"/>
+              <w:bottom w:w="70" w:type="dxa"/>
+              <w:right w:w="110" w:type="dxa"/>
+            </w:tcMar>
+          </w:tcPr>
+          <w:p>
+            <w:pPr>
+              <w:spacing w:after="40"/>
+            </w:pPr>
+            <w:r>
+              <w:rPr>
+                <w:sz w:val="19"/>
+                <w:szCs w:val="19"/>
+              </w:rPr>
+              <w:t>The contact finder says it would overwrite a detail</w:t>
+            </w:r>
+          </w:p>
+        </w:tc>
+        <w:tc>
+          <w:tcPr>
+            <w:tcW w:w="3200" w:type="dxa"/>
+            <w:tcMar>
+              <w:top w:w="70" w:type="dxa"/>
+              <w:left w:w="110" w:type="dxa"/>
+              <w:bottom w:w="70" w:type="dxa"/>
+              <w:right w:w="110" w:type="dxa"/>
+            </w:tcMar>
+          </w:tcPr>
+          <w:p>
+            <w:pPr>
+              <w:spacing w:after="40"/>
+            </w:pPr>
+            <w:r>
+              <w:rPr>
+                <w:sz w:val="19"/>
+                <w:szCs w:val="19"/>
+              </w:rPr>
+              <w:t>The organisation contact already has a different phone or email.</w:t>
+            </w:r>
+          </w:p>
+        </w:tc>
+        <w:tc>
+          <w:tcPr>
+            <w:tcW w:w="3577" w:type="dxa"/>
+            <w:tcMar>
+              <w:top w:w="70" w:type="dxa"/>
+              <w:left w:w="110" w:type="dxa"/>
+              <w:bottom w:w="70" w:type="dxa"/>
+              <w:right w:w="110" w:type="dxa"/>
+            </w:tcMar>
+          </w:tcPr>
+          <w:p>
+            <w:pPr>
+              <w:spacing w:after="40"/>
+            </w:pPr>
+            <w:r>
+              <w:rPr>
+                <w:sz w:val="19"/>
+                <w:szCs w:val="19"/>
+              </w:rPr>
+              <w:t>Check which is right and correct it under Respondents and contact details.</w:t>
+            </w:r>
+          </w:p>
+        </w:tc>
+      </w:tr>
+      <w:tr>
+        <w:tblPrEx>
+          <w:tblCellMar>
+            <w:top w:w="0" w:type="dxa"/>
+            <w:bottom w:w="0" w:type="dxa"/>
+          </w:tblCellMar>
+        </w:tblPrEx>
+        <w:trPr>
+          <w:cantSplit/>
+        </w:trPr>
+        <w:tc>
+          <w:tcPr>
+            <w:tcW w:w="2635" w:type="dxa"/>
+            <w:shd w:val="clear" w:color="auto" w:fill="F8FAFB"/>
+            <w:tcMar>
+              <w:top w:w="70" w:type="dxa"/>
+              <w:left w:w="110" w:type="dxa"/>
+              <w:bottom w:w="70" w:type="dxa"/>
+              <w:right w:w="110" w:type="dxa"/>
+            </w:tcMar>
+          </w:tcPr>
+          <w:p>
+            <w:pPr>
+              <w:spacing w:after="40"/>
+            </w:pPr>
+            <w:r>
+              <w:rPr>
+                <w:sz w:val="19"/>
+                <w:szCs w:val="19"/>
+              </w:rPr>
+              <w:t>A file upload seems stuck</w:t>
+            </w:r>
+          </w:p>
+        </w:tc>
+        <w:tc>
+          <w:tcPr>
+            <w:tcW w:w="3200" w:type="dxa"/>
+            <w:shd w:val="clear" w:color="auto" w:fill="F8FAFB"/>
+            <w:tcMar>
+              <w:top w:w="70" w:type="dxa"/>
+              <w:left w:w="110" w:type="dxa"/>
+              <w:bottom w:w="70" w:type="dxa"/>
+              <w:right w:w="110" w:type="dxa"/>
+            </w:tcMar>
+          </w:tcPr>
+          <w:p>
+            <w:pPr>
+              <w:spacing w:after="40"/>
+            </w:pPr>
+            <w:r>
+              <w:rPr>
+                <w:sz w:val="19"/>
+                <w:szCs w:val="19"/>
+              </w:rPr>
+              <w:t>A large file on a slow connection takes time; the bar shows how much has been sent.</w:t>
+            </w:r>
+          </w:p>
+        </w:tc>
+        <w:tc>
+          <w:tcPr>
+            <w:tcW w:w="3577" w:type="dxa"/>
+            <w:shd w:val="clear" w:color="auto" w:fill="F8FAFB"/>
+            <w:tcMar>
+              <w:top w:w="70" w:type="dxa"/>
+              <w:left w:w="110" w:type="dxa"/>
+              <w:bottom w:w="70" w:type="dxa"/>
+              <w:right w:w="110" w:type="dxa"/>
+            </w:tcMar>
+          </w:tcPr>
+          <w:p>
+            <w:pPr>
+              <w:spacing w:after="40"/>
+            </w:pPr>
+            <w:r>
+              <w:rPr>
+                <w:sz w:val="19"/>
+                <w:szCs w:val="19"/>
+              </w:rPr>
               <w:t>Wait for Saving… and the file name. If it fails, try again or upload a smaller version.</w:t>
             </w:r>
           </w:p>
@@ -7177,7 +7518,7 @@
         <w:pStyle w:val="Heading1"/>
         <w:pageBreakBefore/>
       </w:pPr>
-      <w:bookmarkStart w:id="15" w:name="_Toc241782508"/>
+      <w:bookmarkStart w:id="15" w:name="_Toc241897357"/>
       <w:r>
         <w:lastRenderedPageBreak/>
         <w:t>7. Quick reference</w:t>
@@ -7199,7 +7540,7 @@
           <w:left w:w="10" w:type="dxa"/>
           <w:right w:w="10" w:type="dxa"/>
         </w:tblCellMar>
-        <w:tblLook w:val="0000" w:firstRow="0" w:lastRow="0" w:firstColumn="0" w:lastColumn="0" w:noHBand="0" w:noVBand="0"/>
+        <w:tblLook w:val="04A0" w:firstRow="1" w:lastRow="0" w:firstColumn="1" w:lastColumn="0" w:noHBand="0" w:noVBand="1"/>
       </w:tblPr>
       <w:tblGrid>
         <w:gridCol w:w="2824"/>
@@ -7456,7 +7797,7 @@
         <w:pStyle w:val="Heading1"/>
         <w:pageBreakBefore/>
       </w:pPr>
-      <w:bookmarkStart w:id="16" w:name="_Toc241782509"/>
+      <w:bookmarkStart w:id="16" w:name="_Toc241897358"/>
       <w:r>
         <w:lastRenderedPageBreak/>
         <w:t>8. Every screen and button for your role</w:t>
@@ -7486,7 +7827,7 @@
           <w:left w:w="10" w:type="dxa"/>
           <w:right w:w="10" w:type="dxa"/>
         </w:tblCellMar>
-        <w:tblLook w:val="0000" w:firstRow="0" w:lastRow="0" w:firstColumn="0" w:lastColumn="0" w:noHBand="0" w:noVBand="0"/>
+        <w:tblLook w:val="04A0" w:firstRow="1" w:lastRow="0" w:firstColumn="1" w:lastColumn="0" w:noHBand="0" w:noVBand="1"/>
       </w:tblPr>
       <w:tblGrid>
         <w:gridCol w:w="9412"/>
@@ -7619,7 +7960,7 @@
       <w:pPr>
         <w:pStyle w:val="Heading2"/>
       </w:pPr>
-      <w:bookmarkStart w:id="17" w:name="_Toc241782510"/>
+      <w:bookmarkStart w:id="17" w:name="_Toc241897359"/>
       <w:r>
         <w:t>8.1 Sign in</w:t>
       </w:r>
@@ -7682,7 +8023,7 @@
           <w:left w:w="10" w:type="dxa"/>
           <w:right w:w="10" w:type="dxa"/>
         </w:tblCellMar>
-        <w:tblLook w:val="0000" w:firstRow="0" w:lastRow="0" w:firstColumn="0" w:lastColumn="0" w:noHBand="0" w:noVBand="0"/>
+        <w:tblLook w:val="04A0" w:firstRow="1" w:lastRow="0" w:firstColumn="1" w:lastColumn="0" w:noHBand="0" w:noVBand="1"/>
       </w:tblPr>
       <w:tblGrid>
         <w:gridCol w:w="1882"/>
@@ -8132,7 +8473,7 @@
       <w:pPr>
         <w:pStyle w:val="Heading2"/>
       </w:pPr>
-      <w:bookmarkStart w:id="18" w:name="_Toc241782511"/>
+      <w:bookmarkStart w:id="18" w:name="_Toc241897360"/>
       <w:r>
         <w:t>8.2 The header and menu bar (every screen)</w:t>
       </w:r>
@@ -8195,7 +8536,7 @@
           <w:left w:w="10" w:type="dxa"/>
           <w:right w:w="10" w:type="dxa"/>
         </w:tblCellMar>
-        <w:tblLook w:val="0000" w:firstRow="0" w:lastRow="0" w:firstColumn="0" w:lastColumn="0" w:noHBand="0" w:noVBand="0"/>
+        <w:tblLook w:val="04A0" w:firstRow="1" w:lastRow="0" w:firstColumn="1" w:lastColumn="0" w:noHBand="0" w:noVBand="1"/>
       </w:tblPr>
       <w:tblGrid>
         <w:gridCol w:w="1882"/>
@@ -8856,7 +9197,7 @@
       <w:pPr>
         <w:pStyle w:val="Heading2"/>
       </w:pPr>
-      <w:bookmarkStart w:id="19" w:name="_Toc241782512"/>
+      <w:bookmarkStart w:id="19" w:name="_Toc241897361"/>
       <w:r>
         <w:t>8.3 Change Password</w:t>
       </w:r>
@@ -8919,7 +9260,7 @@
           <w:left w:w="10" w:type="dxa"/>
           <w:right w:w="10" w:type="dxa"/>
         </w:tblCellMar>
-        <w:tblLook w:val="0000" w:firstRow="0" w:lastRow="0" w:firstColumn="0" w:lastColumn="0" w:noHBand="0" w:noVBand="0"/>
+        <w:tblLook w:val="04A0" w:firstRow="1" w:lastRow="0" w:firstColumn="1" w:lastColumn="0" w:noHBand="0" w:noVBand="1"/>
       </w:tblPr>
       <w:tblGrid>
         <w:gridCol w:w="1882"/>
@@ -9476,7 +9817,7 @@
       <w:pPr>
         <w:pStyle w:val="Heading2"/>
       </w:pPr>
-      <w:bookmarkStart w:id="20" w:name="_Toc241782513"/>
+      <w:bookmarkStart w:id="20" w:name="_Toc241897362"/>
       <w:r>
         <w:t>8.4 Executive Dashboard</w:t>
       </w:r>
@@ -9539,7 +9880,7 @@
           <w:left w:w="10" w:type="dxa"/>
           <w:right w:w="10" w:type="dxa"/>
         </w:tblCellMar>
-        <w:tblLook w:val="0000" w:firstRow="0" w:lastRow="0" w:firstColumn="0" w:lastColumn="0" w:noHBand="0" w:noVBand="0"/>
+        <w:tblLook w:val="04A0" w:firstRow="1" w:lastRow="0" w:firstColumn="1" w:lastColumn="0" w:noHBand="0" w:noVBand="1"/>
       </w:tblPr>
       <w:tblGrid>
         <w:gridCol w:w="1882"/>
@@ -9990,7 +10331,7 @@
       <w:pPr>
         <w:pStyle w:val="Heading2"/>
       </w:pPr>
-      <w:bookmarkStart w:id="21" w:name="_Toc241782514"/>
+      <w:bookmarkStart w:id="21" w:name="_Toc241897363"/>
       <w:r>
         <w:t>8.5 Sampling Dashboard</w:t>
       </w:r>
@@ -10053,7 +10394,7 @@
           <w:left w:w="10" w:type="dxa"/>
           <w:right w:w="10" w:type="dxa"/>
         </w:tblCellMar>
-        <w:tblLook w:val="0000" w:firstRow="0" w:lastRow="0" w:firstColumn="0" w:lastColumn="0" w:noHBand="0" w:noVBand="0"/>
+        <w:tblLook w:val="04A0" w:firstRow="1" w:lastRow="0" w:firstColumn="1" w:lastColumn="0" w:noHBand="0" w:noVBand="1"/>
       </w:tblPr>
       <w:tblGrid>
         <w:gridCol w:w="1882"/>
@@ -10503,7 +10844,7 @@
       <w:pPr>
         <w:pStyle w:val="Heading2"/>
       </w:pPr>
-      <w:bookmarkStart w:id="22" w:name="_Toc241782515"/>
+      <w:bookmarkStart w:id="22" w:name="_Toc241897364"/>
       <w:r>
         <w:t>8.6 Contact Dashboard</w:t>
       </w:r>
@@ -10566,7 +10907,7 @@
           <w:left w:w="10" w:type="dxa"/>
           <w:right w:w="10" w:type="dxa"/>
         </w:tblCellMar>
-        <w:tblLook w:val="0000" w:firstRow="0" w:lastRow="0" w:firstColumn="0" w:lastColumn="0" w:noHBand="0" w:noVBand="0"/>
+        <w:tblLook w:val="04A0" w:firstRow="1" w:lastRow="0" w:firstColumn="1" w:lastColumn="0" w:noHBand="0" w:noVBand="1"/>
       </w:tblPr>
       <w:tblGrid>
         <w:gridCol w:w="1882"/>
@@ -10806,7 +11147,7 @@
       <w:pPr>
         <w:pStyle w:val="Heading2"/>
       </w:pPr>
-      <w:bookmarkStart w:id="23" w:name="_Toc241782516"/>
+      <w:bookmarkStart w:id="23" w:name="_Toc241897365"/>
       <w:r>
         <w:lastRenderedPageBreak/>
         <w:t>8.7 KII / Document Dashboard</w:t>
@@ -10870,7 +11211,7 @@
           <w:left w:w="10" w:type="dxa"/>
           <w:right w:w="10" w:type="dxa"/>
         </w:tblCellMar>
-        <w:tblLook w:val="0000" w:firstRow="0" w:lastRow="0" w:firstColumn="0" w:lastColumn="0" w:noHBand="0" w:noVBand="0"/>
+        <w:tblLook w:val="04A0" w:firstRow="1" w:lastRow="0" w:firstColumn="1" w:lastColumn="0" w:noHBand="0" w:noVBand="1"/>
       </w:tblPr>
       <w:tblGrid>
         <w:gridCol w:w="1882"/>
@@ -11217,7 +11558,7 @@
       <w:pPr>
         <w:pStyle w:val="Heading2"/>
       </w:pPr>
-      <w:bookmarkStart w:id="24" w:name="_Toc241782517"/>
+      <w:bookmarkStart w:id="24" w:name="_Toc241897366"/>
       <w:r>
         <w:t>8.8 Reports</w:t>
       </w:r>
@@ -11280,7 +11621,7 @@
           <w:left w:w="10" w:type="dxa"/>
           <w:right w:w="10" w:type="dxa"/>
         </w:tblCellMar>
-        <w:tblLook w:val="0000" w:firstRow="0" w:lastRow="0" w:firstColumn="0" w:lastColumn="0" w:noHBand="0" w:noVBand="0"/>
+        <w:tblLook w:val="04A0" w:firstRow="1" w:lastRow="0" w:firstColumn="1" w:lastColumn="0" w:noHBand="0" w:noVBand="1"/>
       </w:tblPr>
       <w:tblGrid>
         <w:gridCol w:w="1882"/>
@@ -11730,7 +12071,7 @@
       <w:pPr>
         <w:pStyle w:val="Heading2"/>
       </w:pPr>
-      <w:bookmarkStart w:id="25" w:name="_Toc241782518"/>
+      <w:bookmarkStart w:id="25" w:name="_Toc241897367"/>
       <w:r>
         <w:t>8.9 Cost Dashboard</w:t>
       </w:r>
@@ -11793,7 +12134,7 @@
           <w:left w:w="10" w:type="dxa"/>
           <w:right w:w="10" w:type="dxa"/>
         </w:tblCellMar>
-        <w:tblLook w:val="0000" w:firstRow="0" w:lastRow="0" w:firstColumn="0" w:lastColumn="0" w:noHBand="0" w:noVBand="0"/>
+        <w:tblLook w:val="04A0" w:firstRow="1" w:lastRow="0" w:firstColumn="1" w:lastColumn="0" w:noHBand="0" w:noVBand="1"/>
       </w:tblPr>
       <w:tblGrid>
         <w:gridCol w:w="1882"/>
@@ -12033,7 +12374,7 @@
       <w:pPr>
         <w:pStyle w:val="Heading2"/>
       </w:pPr>
-      <w:bookmarkStart w:id="26" w:name="_Toc241782519"/>
+      <w:bookmarkStart w:id="26" w:name="_Toc241897368"/>
       <w:r>
         <w:lastRenderedPageBreak/>
         <w:t>8.10 Export</w:t>
@@ -12097,7 +12438,7 @@
           <w:left w:w="10" w:type="dxa"/>
           <w:right w:w="10" w:type="dxa"/>
         </w:tblCellMar>
-        <w:tblLook w:val="0000" w:firstRow="0" w:lastRow="0" w:firstColumn="0" w:lastColumn="0" w:noHBand="0" w:noVBand="0"/>
+        <w:tblLook w:val="04A0" w:firstRow="1" w:lastRow="0" w:firstColumn="1" w:lastColumn="0" w:noHBand="0" w:noVBand="1"/>
       </w:tblPr>
       <w:tblGrid>
         <w:gridCol w:w="1882"/>
@@ -12381,7 +12722,7 @@
         <w:sz w:val="16"/>
         <w:szCs w:val="16"/>
       </w:rPr>
-      <w:t>Version 1.16 · 1 October 2026</w:t>
+      <w:t>Version 1.17 · 3 October 2026</w:t>
     </w:r>
     <w:r>
       <w:rPr>
@@ -12554,96 +12895,10 @@
 <file path=word/numbering.xml><?xml version="1.0" encoding="utf-8"?>
 <w:numbering xmlns:wpc="http://schemas.microsoft.com/office/word/2010/wordprocessingCanvas" xmlns:cx="http://schemas.microsoft.com/office/drawing/2014/chartex" xmlns:cx1="http://schemas.microsoft.com/office/drawing/2015/9/8/chartex" xmlns:cx2="http://schemas.microsoft.com/office/drawing/2015/10/21/chartex" xmlns:cx3="http://schemas.microsoft.com/office/drawing/2016/5/9/chartex" xmlns:cx4="http://schemas.microsoft.com/office/drawing/2016/5/10/chartex" xmlns:cx5="http://schemas.microsoft.com/office/drawing/2016/5/11/chartex" xmlns:cx6="http://schemas.microsoft.com/office/drawing/2016/5/12/chartex" xmlns:cx7="http://schemas.microsoft.com/office/drawing/2016/5/13/chartex" xmlns:cx8="http://schemas.microsoft.com/office/drawing/2016/5/14/chartex" xmlns:mc="http://schemas.openxmlformats.org/markup-compatibility/2006" xmlns:aink="http://schemas.microsoft.com/office/drawing/2016/ink" xmlns:am3d="http://schemas.microsoft.com/office/drawing/2017/model3d" xmlns:o="urn:schemas-microsoft-com:office:office" xmlns:oel="http://schemas.microsoft.com/office/2019/extlst" xmlns:r="http://schemas.openxmlformats.org/officeDocument/2006/relationships" xmlns:m="http://schemas.openxmlformats.org/officeDocument/2006/math" xmlns:v="urn:schemas-microsoft-com:vml" xmlns:wp14="http://schemas.microsoft.com/office/word/2010/wordprocessingDrawing" xmlns:wp="http://schemas.openxmlformats.org/drawingml/2006/wordprocessingDrawing" xmlns:w10="urn:schemas-microsoft-com:office:word" xmlns:w="http://schemas.openxmlformats.org/wordprocessingml/2006/main" xmlns:w14="http://schemas.microsoft.com/office/word/2010/wordml" xmlns:w15="http://schemas.microsoft.com/office/word/2012/wordml" xmlns:w16cex="http://schemas.microsoft.com/office/word/2018/wordml/cex" xmlns:w16cid="http://schemas.microsoft.com/office/word/2016/wordml/cid" xmlns:w16="http://schemas.microsoft.com/office/word/2018/wordml" xmlns:w16sdtdh="http://schemas.microsoft.com/office/word/2020/wordml/sdtdatahash" xmlns:w16se="http://schemas.microsoft.com/office/word/2015/wordml/symex" xmlns:wpg="http://schemas.microsoft.com/office/word/2010/wordprocessingGroup" xmlns:wpi="http://schemas.microsoft.com/office/word/2010/wordprocessingInk" xmlns:wne="http://schemas.microsoft.com/office/word/2006/wordml" xmlns:wps="http://schemas.microsoft.com/office/word/2010/wordprocessingShape" mc:Ignorable="w14 w15 w16se w16cid w16 w16cex w16sdtdh wp14">
   <w:abstractNum w:abstractNumId="0" w15:restartNumberingAfterBreak="0">
-    <w:nsid w:val="105F2F56"/>
+    <w:nsid w:val="03F9074A"/>
     <w:multiLevelType w:val="hybridMultilevel"/>
-    <w:tmpl w:val="6F2EA9F6"/>
-    <w:lvl w:ilvl="0" w:tplc="E028F204">
-      <w:start w:val="1"/>
-      <w:numFmt w:val="bullet"/>
-      <w:lvlText w:val="●"/>
-      <w:lvlJc w:val="left"/>
-      <w:pPr>
-        <w:ind w:left="720" w:hanging="360"/>
-      </w:pPr>
-    </w:lvl>
-    <w:lvl w:ilvl="1" w:tplc="34786E06">
-      <w:start w:val="1"/>
-      <w:numFmt w:val="bullet"/>
-      <w:lvlText w:val="○"/>
-      <w:lvlJc w:val="left"/>
-      <w:pPr>
-        <w:ind w:left="1440" w:hanging="360"/>
-      </w:pPr>
-    </w:lvl>
-    <w:lvl w:ilvl="2" w:tplc="3BD85606">
-      <w:start w:val="1"/>
-      <w:numFmt w:val="bullet"/>
-      <w:lvlText w:val="■"/>
-      <w:lvlJc w:val="left"/>
-      <w:pPr>
-        <w:ind w:left="2160" w:hanging="360"/>
-      </w:pPr>
-    </w:lvl>
-    <w:lvl w:ilvl="3" w:tplc="876225EA">
-      <w:start w:val="1"/>
-      <w:numFmt w:val="bullet"/>
-      <w:lvlText w:val="●"/>
-      <w:lvlJc w:val="left"/>
-      <w:pPr>
-        <w:ind w:left="2880" w:hanging="360"/>
-      </w:pPr>
-    </w:lvl>
-    <w:lvl w:ilvl="4" w:tplc="0E042C9C">
-      <w:start w:val="1"/>
-      <w:numFmt w:val="bullet"/>
-      <w:lvlText w:val="○"/>
-      <w:lvlJc w:val="left"/>
-      <w:pPr>
-        <w:ind w:left="3600" w:hanging="360"/>
-      </w:pPr>
-    </w:lvl>
-    <w:lvl w:ilvl="5" w:tplc="C068F7F6">
-      <w:start w:val="1"/>
-      <w:numFmt w:val="bullet"/>
-      <w:lvlText w:val="■"/>
-      <w:lvlJc w:val="left"/>
-      <w:pPr>
-        <w:ind w:left="4320" w:hanging="360"/>
-      </w:pPr>
-    </w:lvl>
-    <w:lvl w:ilvl="6" w:tplc="1C8EF190">
-      <w:start w:val="1"/>
-      <w:numFmt w:val="bullet"/>
-      <w:lvlText w:val="●"/>
-      <w:lvlJc w:val="left"/>
-      <w:pPr>
-        <w:ind w:left="5040" w:hanging="360"/>
-      </w:pPr>
-    </w:lvl>
-    <w:lvl w:ilvl="7" w:tplc="E15E7102">
-      <w:start w:val="1"/>
-      <w:numFmt w:val="bullet"/>
-      <w:lvlText w:val="●"/>
-      <w:lvlJc w:val="left"/>
-      <w:pPr>
-        <w:ind w:left="5760" w:hanging="360"/>
-      </w:pPr>
-    </w:lvl>
-    <w:lvl w:ilvl="8" w:tplc="F1F250D2">
-      <w:start w:val="1"/>
-      <w:numFmt w:val="bullet"/>
-      <w:lvlText w:val="●"/>
-      <w:lvlJc w:val="left"/>
-      <w:pPr>
-        <w:ind w:left="6480" w:hanging="360"/>
-      </w:pPr>
-    </w:lvl>
-  </w:abstractNum>
-  <w:abstractNum w:abstractNumId="1" w15:restartNumberingAfterBreak="0">
-    <w:nsid w:val="1D34078A"/>
-    <w:multiLevelType w:val="hybridMultilevel"/>
-    <w:tmpl w:val="C7A6A9A4"/>
-    <w:lvl w:ilvl="0" w:tplc="70167C06">
+    <w:tmpl w:val="98F67EDE"/>
+    <w:lvl w:ilvl="0" w:tplc="B374DF3E">
       <w:start w:val="1"/>
       <w:numFmt w:val="decimal"/>
       <w:lvlText w:val="%1."/>
@@ -12657,52 +12912,197 @@
         <w:color w:val="A67C27"/>
       </w:rPr>
     </w:lvl>
-    <w:lvl w:ilvl="1" w:tplc="94FACCE6">
+    <w:lvl w:ilvl="1" w:tplc="EBF0156C">
       <w:numFmt w:val="decimal"/>
       <w:lvlText w:val=""/>
       <w:lvlJc w:val="left"/>
     </w:lvl>
-    <w:lvl w:ilvl="2" w:tplc="17FA34A8">
+    <w:lvl w:ilvl="2" w:tplc="5606A138">
       <w:numFmt w:val="decimal"/>
       <w:lvlText w:val=""/>
       <w:lvlJc w:val="left"/>
     </w:lvl>
-    <w:lvl w:ilvl="3" w:tplc="6DC0FA1A">
+    <w:lvl w:ilvl="3" w:tplc="59CA06CA">
       <w:numFmt w:val="decimal"/>
       <w:lvlText w:val=""/>
       <w:lvlJc w:val="left"/>
     </w:lvl>
-    <w:lvl w:ilvl="4" w:tplc="5FE0721C">
+    <w:lvl w:ilvl="4" w:tplc="F558F7E4">
       <w:numFmt w:val="decimal"/>
       <w:lvlText w:val=""/>
       <w:lvlJc w:val="left"/>
     </w:lvl>
-    <w:lvl w:ilvl="5" w:tplc="1F742078">
+    <w:lvl w:ilvl="5" w:tplc="8A6E4568">
       <w:numFmt w:val="decimal"/>
       <w:lvlText w:val=""/>
       <w:lvlJc w:val="left"/>
     </w:lvl>
-    <w:lvl w:ilvl="6" w:tplc="FDA2CBF8">
+    <w:lvl w:ilvl="6" w:tplc="09D0C270">
       <w:numFmt w:val="decimal"/>
       <w:lvlText w:val=""/>
       <w:lvlJc w:val="left"/>
     </w:lvl>
-    <w:lvl w:ilvl="7" w:tplc="A13E5524">
+    <w:lvl w:ilvl="7" w:tplc="BEE61CEE">
       <w:numFmt w:val="decimal"/>
       <w:lvlText w:val=""/>
       <w:lvlJc w:val="left"/>
     </w:lvl>
-    <w:lvl w:ilvl="8" w:tplc="B3E038C2">
+    <w:lvl w:ilvl="8" w:tplc="5C2A3CC8">
+      <w:numFmt w:val="decimal"/>
+      <w:lvlText w:val=""/>
+      <w:lvlJc w:val="left"/>
+    </w:lvl>
+  </w:abstractNum>
+  <w:abstractNum w:abstractNumId="1" w15:restartNumberingAfterBreak="0">
+    <w:nsid w:val="0811333E"/>
+    <w:multiLevelType w:val="hybridMultilevel"/>
+    <w:tmpl w:val="1254920C"/>
+    <w:lvl w:ilvl="0" w:tplc="5694FBF0">
+      <w:start w:val="1"/>
+      <w:numFmt w:val="decimal"/>
+      <w:lvlText w:val="%1."/>
+      <w:lvlJc w:val="left"/>
+      <w:pPr>
+        <w:ind w:left="460" w:hanging="360"/>
+      </w:pPr>
+      <w:rPr>
+        <w:b/>
+        <w:bCs/>
+        <w:color w:val="A67C27"/>
+      </w:rPr>
+    </w:lvl>
+    <w:lvl w:ilvl="1" w:tplc="AE4C3A92">
+      <w:numFmt w:val="decimal"/>
+      <w:lvlText w:val=""/>
+      <w:lvlJc w:val="left"/>
+    </w:lvl>
+    <w:lvl w:ilvl="2" w:tplc="84285A9C">
+      <w:numFmt w:val="decimal"/>
+      <w:lvlText w:val=""/>
+      <w:lvlJc w:val="left"/>
+    </w:lvl>
+    <w:lvl w:ilvl="3" w:tplc="7086232E">
+      <w:numFmt w:val="decimal"/>
+      <w:lvlText w:val=""/>
+      <w:lvlJc w:val="left"/>
+    </w:lvl>
+    <w:lvl w:ilvl="4" w:tplc="F578A114">
+      <w:numFmt w:val="decimal"/>
+      <w:lvlText w:val=""/>
+      <w:lvlJc w:val="left"/>
+    </w:lvl>
+    <w:lvl w:ilvl="5" w:tplc="03D8E0B0">
+      <w:numFmt w:val="decimal"/>
+      <w:lvlText w:val=""/>
+      <w:lvlJc w:val="left"/>
+    </w:lvl>
+    <w:lvl w:ilvl="6" w:tplc="43BCDBC0">
+      <w:numFmt w:val="decimal"/>
+      <w:lvlText w:val=""/>
+      <w:lvlJc w:val="left"/>
+    </w:lvl>
+    <w:lvl w:ilvl="7" w:tplc="09EE4FF6">
+      <w:numFmt w:val="decimal"/>
+      <w:lvlText w:val=""/>
+      <w:lvlJc w:val="left"/>
+    </w:lvl>
+    <w:lvl w:ilvl="8" w:tplc="25F6D044">
       <w:numFmt w:val="decimal"/>
       <w:lvlText w:val=""/>
       <w:lvlJc w:val="left"/>
     </w:lvl>
   </w:abstractNum>
   <w:abstractNum w:abstractNumId="2" w15:restartNumberingAfterBreak="0">
-    <w:nsid w:val="495765D0"/>
+    <w:nsid w:val="59D92A8F"/>
     <w:multiLevelType w:val="hybridMultilevel"/>
-    <w:tmpl w:val="74CC5802"/>
-    <w:lvl w:ilvl="0" w:tplc="CEE6E866">
+    <w:tmpl w:val="EF66AE38"/>
+    <w:lvl w:ilvl="0" w:tplc="2504805E">
+      <w:start w:val="1"/>
+      <w:numFmt w:val="bullet"/>
+      <w:lvlText w:val="●"/>
+      <w:lvlJc w:val="left"/>
+      <w:pPr>
+        <w:ind w:left="720" w:hanging="360"/>
+      </w:pPr>
+    </w:lvl>
+    <w:lvl w:ilvl="1" w:tplc="1B1E99C8">
+      <w:start w:val="1"/>
+      <w:numFmt w:val="bullet"/>
+      <w:lvlText w:val="○"/>
+      <w:lvlJc w:val="left"/>
+      <w:pPr>
+        <w:ind w:left="1440" w:hanging="360"/>
+      </w:pPr>
+    </w:lvl>
+    <w:lvl w:ilvl="2" w:tplc="F976C992">
+      <w:start w:val="1"/>
+      <w:numFmt w:val="bullet"/>
+      <w:lvlText w:val="■"/>
+      <w:lvlJc w:val="left"/>
+      <w:pPr>
+        <w:ind w:left="2160" w:hanging="360"/>
+      </w:pPr>
+    </w:lvl>
+    <w:lvl w:ilvl="3" w:tplc="5E2666E2">
+      <w:start w:val="1"/>
+      <w:numFmt w:val="bullet"/>
+      <w:lvlText w:val="●"/>
+      <w:lvlJc w:val="left"/>
+      <w:pPr>
+        <w:ind w:left="2880" w:hanging="360"/>
+      </w:pPr>
+    </w:lvl>
+    <w:lvl w:ilvl="4" w:tplc="56207620">
+      <w:start w:val="1"/>
+      <w:numFmt w:val="bullet"/>
+      <w:lvlText w:val="○"/>
+      <w:lvlJc w:val="left"/>
+      <w:pPr>
+        <w:ind w:left="3600" w:hanging="360"/>
+      </w:pPr>
+    </w:lvl>
+    <w:lvl w:ilvl="5" w:tplc="39CE0B9C">
+      <w:start w:val="1"/>
+      <w:numFmt w:val="bullet"/>
+      <w:lvlText w:val="■"/>
+      <w:lvlJc w:val="left"/>
+      <w:pPr>
+        <w:ind w:left="4320" w:hanging="360"/>
+      </w:pPr>
+    </w:lvl>
+    <w:lvl w:ilvl="6" w:tplc="DB8AE29A">
+      <w:start w:val="1"/>
+      <w:numFmt w:val="bullet"/>
+      <w:lvlText w:val="●"/>
+      <w:lvlJc w:val="left"/>
+      <w:pPr>
+        <w:ind w:left="5040" w:hanging="360"/>
+      </w:pPr>
+    </w:lvl>
+    <w:lvl w:ilvl="7" w:tplc="C19632E2">
+      <w:start w:val="1"/>
+      <w:numFmt w:val="bullet"/>
+      <w:lvlText w:val="●"/>
+      <w:lvlJc w:val="left"/>
+      <w:pPr>
+        <w:ind w:left="5760" w:hanging="360"/>
+      </w:pPr>
+    </w:lvl>
+    <w:lvl w:ilvl="8" w:tplc="8A5A1794">
+      <w:start w:val="1"/>
+      <w:numFmt w:val="bullet"/>
+      <w:lvlText w:val="●"/>
+      <w:lvlJc w:val="left"/>
+      <w:pPr>
+        <w:ind w:left="6480" w:hanging="360"/>
+      </w:pPr>
+    </w:lvl>
+  </w:abstractNum>
+  <w:abstractNum w:abstractNumId="3" w15:restartNumberingAfterBreak="0">
+    <w:nsid w:val="62F633F2"/>
+    <w:multiLevelType w:val="hybridMultilevel"/>
+    <w:tmpl w:val="08A613D2"/>
+    <w:lvl w:ilvl="0" w:tplc="C126856C">
       <w:start w:val="1"/>
       <w:numFmt w:val="decimal"/>
       <w:lvlText w:val="%1."/>
@@ -12716,189 +13116,130 @@
         <w:color w:val="A67C27"/>
       </w:rPr>
     </w:lvl>
-    <w:lvl w:ilvl="1" w:tplc="0D0AB814">
+    <w:lvl w:ilvl="1" w:tplc="06A8D8B4">
       <w:numFmt w:val="decimal"/>
       <w:lvlText w:val=""/>
       <w:lvlJc w:val="left"/>
     </w:lvl>
-    <w:lvl w:ilvl="2" w:tplc="8EA27784">
+    <w:lvl w:ilvl="2" w:tplc="146CE82E">
       <w:numFmt w:val="decimal"/>
       <w:lvlText w:val=""/>
       <w:lvlJc w:val="left"/>
     </w:lvl>
-    <w:lvl w:ilvl="3" w:tplc="7EA4DF22">
+    <w:lvl w:ilvl="3" w:tplc="F19ECFEE">
       <w:numFmt w:val="decimal"/>
       <w:lvlText w:val=""/>
       <w:lvlJc w:val="left"/>
     </w:lvl>
-    <w:lvl w:ilvl="4" w:tplc="9EF23FB2">
+    <w:lvl w:ilvl="4" w:tplc="7CDEBD52">
       <w:numFmt w:val="decimal"/>
       <w:lvlText w:val=""/>
       <w:lvlJc w:val="left"/>
     </w:lvl>
-    <w:lvl w:ilvl="5" w:tplc="FA88E8F0">
+    <w:lvl w:ilvl="5" w:tplc="AADE9B9E">
       <w:numFmt w:val="decimal"/>
       <w:lvlText w:val=""/>
       <w:lvlJc w:val="left"/>
     </w:lvl>
-    <w:lvl w:ilvl="6" w:tplc="E8442706">
+    <w:lvl w:ilvl="6" w:tplc="734C9BB4">
       <w:numFmt w:val="decimal"/>
       <w:lvlText w:val=""/>
       <w:lvlJc w:val="left"/>
     </w:lvl>
-    <w:lvl w:ilvl="7" w:tplc="558672E0">
+    <w:lvl w:ilvl="7" w:tplc="E8662FDA">
       <w:numFmt w:val="decimal"/>
       <w:lvlText w:val=""/>
       <w:lvlJc w:val="left"/>
     </w:lvl>
-    <w:lvl w:ilvl="8" w:tplc="93361338">
-      <w:numFmt w:val="decimal"/>
-      <w:lvlText w:val=""/>
-      <w:lvlJc w:val="left"/>
-    </w:lvl>
-  </w:abstractNum>
-  <w:abstractNum w:abstractNumId="3" w15:restartNumberingAfterBreak="0">
-    <w:nsid w:val="5D20716C"/>
-    <w:multiLevelType w:val="hybridMultilevel"/>
-    <w:tmpl w:val="0FA8DC02"/>
-    <w:lvl w:ilvl="0" w:tplc="E4BEF718">
-      <w:start w:val="1"/>
-      <w:numFmt w:val="bullet"/>
-      <w:lvlText w:val="•"/>
-      <w:lvlJc w:val="left"/>
-      <w:pPr>
-        <w:ind w:left="460" w:hanging="280"/>
-      </w:pPr>
-    </w:lvl>
-    <w:lvl w:ilvl="1" w:tplc="0AE0B8E8">
-      <w:start w:val="1"/>
-      <w:numFmt w:val="bullet"/>
-      <w:lvlText w:val="–"/>
-      <w:lvlJc w:val="left"/>
-      <w:pPr>
-        <w:ind w:left="900" w:hanging="280"/>
-      </w:pPr>
-    </w:lvl>
-    <w:lvl w:ilvl="2" w:tplc="4DDEA4E4">
-      <w:numFmt w:val="decimal"/>
-      <w:lvlText w:val=""/>
-      <w:lvlJc w:val="left"/>
-    </w:lvl>
-    <w:lvl w:ilvl="3" w:tplc="45821216">
-      <w:numFmt w:val="decimal"/>
-      <w:lvlText w:val=""/>
-      <w:lvlJc w:val="left"/>
-    </w:lvl>
-    <w:lvl w:ilvl="4" w:tplc="216A5E42">
-      <w:numFmt w:val="decimal"/>
-      <w:lvlText w:val=""/>
-      <w:lvlJc w:val="left"/>
-    </w:lvl>
-    <w:lvl w:ilvl="5" w:tplc="823A884C">
-      <w:numFmt w:val="decimal"/>
-      <w:lvlText w:val=""/>
-      <w:lvlJc w:val="left"/>
-    </w:lvl>
-    <w:lvl w:ilvl="6" w:tplc="5B2280FA">
-      <w:numFmt w:val="decimal"/>
-      <w:lvlText w:val=""/>
-      <w:lvlJc w:val="left"/>
-    </w:lvl>
-    <w:lvl w:ilvl="7" w:tplc="625604B4">
-      <w:numFmt w:val="decimal"/>
-      <w:lvlText w:val=""/>
-      <w:lvlJc w:val="left"/>
-    </w:lvl>
-    <w:lvl w:ilvl="8" w:tplc="CBF653E6">
+    <w:lvl w:ilvl="8" w:tplc="3A80B772">
       <w:numFmt w:val="decimal"/>
       <w:lvlText w:val=""/>
       <w:lvlJc w:val="left"/>
     </w:lvl>
   </w:abstractNum>
   <w:abstractNum w:abstractNumId="4" w15:restartNumberingAfterBreak="0">
-    <w:nsid w:val="6EF73B70"/>
+    <w:nsid w:val="7C564089"/>
     <w:multiLevelType w:val="hybridMultilevel"/>
-    <w:tmpl w:val="F0882F0E"/>
-    <w:lvl w:ilvl="0" w:tplc="93C8D1A8">
+    <w:tmpl w:val="2FE84AE2"/>
+    <w:lvl w:ilvl="0" w:tplc="1BE0C4E8">
       <w:start w:val="1"/>
-      <w:numFmt w:val="decimal"/>
-      <w:lvlText w:val="%1."/>
+      <w:numFmt w:val="bullet"/>
+      <w:lvlText w:val="•"/>
       <w:lvlJc w:val="left"/>
       <w:pPr>
-        <w:ind w:left="460" w:hanging="360"/>
-      </w:pPr>
-      <w:rPr>
-        <w:b/>
-        <w:bCs/>
-        <w:color w:val="A67C27"/>
-      </w:rPr>
+        <w:ind w:left="460" w:hanging="280"/>
+      </w:pPr>
     </w:lvl>
-    <w:lvl w:ilvl="1" w:tplc="A82080CE">
+    <w:lvl w:ilvl="1" w:tplc="6D34F8B0">
+      <w:start w:val="1"/>
+      <w:numFmt w:val="bullet"/>
+      <w:lvlText w:val="–"/>
+      <w:lvlJc w:val="left"/>
+      <w:pPr>
+        <w:ind w:left="900" w:hanging="280"/>
+      </w:pPr>
+    </w:lvl>
+    <w:lvl w:ilvl="2" w:tplc="21702A06">
       <w:numFmt w:val="decimal"/>
       <w:lvlText w:val=""/>
       <w:lvlJc w:val="left"/>
     </w:lvl>
-    <w:lvl w:ilvl="2" w:tplc="F892ABDE">
+    <w:lvl w:ilvl="3" w:tplc="7CAE7ACE">
       <w:numFmt w:val="decimal"/>
       <w:lvlText w:val=""/>
       <w:lvlJc w:val="left"/>
     </w:lvl>
-    <w:lvl w:ilvl="3" w:tplc="F4F0518C">
+    <w:lvl w:ilvl="4" w:tplc="90DE33B4">
       <w:numFmt w:val="decimal"/>
       <w:lvlText w:val=""/>
       <w:lvlJc w:val="left"/>
     </w:lvl>
-    <w:lvl w:ilvl="4" w:tplc="BD6EC3CE">
+    <w:lvl w:ilvl="5" w:tplc="C6987000">
       <w:numFmt w:val="decimal"/>
       <w:lvlText w:val=""/>
       <w:lvlJc w:val="left"/>
     </w:lvl>
-    <w:lvl w:ilvl="5" w:tplc="349E224E">
+    <w:lvl w:ilvl="6" w:tplc="0AAE0EB8">
       <w:numFmt w:val="decimal"/>
       <w:lvlText w:val=""/>
       <w:lvlJc w:val="left"/>
     </w:lvl>
-    <w:lvl w:ilvl="6" w:tplc="5E069508">
+    <w:lvl w:ilvl="7" w:tplc="0B8A01D6">
       <w:numFmt w:val="decimal"/>
       <w:lvlText w:val=""/>
       <w:lvlJc w:val="left"/>
     </w:lvl>
-    <w:lvl w:ilvl="7" w:tplc="CF965150">
-      <w:numFmt w:val="decimal"/>
-      <w:lvlText w:val=""/>
-      <w:lvlJc w:val="left"/>
-    </w:lvl>
-    <w:lvl w:ilvl="8" w:tplc="D45A24EE">
+    <w:lvl w:ilvl="8" w:tplc="D06C7498">
       <w:numFmt w:val="decimal"/>
       <w:lvlText w:val=""/>
       <w:lvlJc w:val="left"/>
     </w:lvl>
   </w:abstractNum>
-  <w:num w:numId="1" w16cid:durableId="1207596987">
+  <w:num w:numId="1" w16cid:durableId="1939898323">
+    <w:abstractNumId w:val="2"/>
+    <w:lvlOverride w:ilvl="0">
+      <w:startOverride w:val="1"/>
+    </w:lvlOverride>
+  </w:num>
+  <w:num w:numId="2" w16cid:durableId="225648673">
+    <w:abstractNumId w:val="4"/>
+    <w:lvlOverride w:ilvl="0">
+      <w:startOverride w:val="1"/>
+    </w:lvlOverride>
+  </w:num>
+  <w:num w:numId="3" w16cid:durableId="534272080">
     <w:abstractNumId w:val="0"/>
     <w:lvlOverride w:ilvl="0">
       <w:startOverride w:val="1"/>
     </w:lvlOverride>
   </w:num>
-  <w:num w:numId="2" w16cid:durableId="402778">
+  <w:num w:numId="4" w16cid:durableId="2009601137">
     <w:abstractNumId w:val="3"/>
     <w:lvlOverride w:ilvl="0">
       <w:startOverride w:val="1"/>
     </w:lvlOverride>
   </w:num>
-  <w:num w:numId="3" w16cid:durableId="217206029">
-    <w:abstractNumId w:val="4"/>
-    <w:lvlOverride w:ilvl="0">
-      <w:startOverride w:val="1"/>
-    </w:lvlOverride>
-  </w:num>
-  <w:num w:numId="4" w16cid:durableId="1441680271">
-    <w:abstractNumId w:val="2"/>
-    <w:lvlOverride w:ilvl="0">
-      <w:startOverride w:val="1"/>
-    </w:lvlOverride>
-  </w:num>
-  <w:num w:numId="5" w16cid:durableId="448863268">
+  <w:num w:numId="5" w16cid:durableId="61023240">
     <w:abstractNumId w:val="1"/>
     <w:lvlOverride w:ilvl="0">
       <w:startOverride w:val="1"/>
@@ -13524,7 +13865,7 @@
     <w:autoRedefine/>
     <w:uiPriority w:val="39"/>
     <w:unhideWhenUsed/>
-    <w:rsid w:val="00202E3A"/>
+    <w:rsid w:val="006429A8"/>
     <w:pPr>
       <w:spacing w:after="100"/>
     </w:pPr>
@@ -13536,7 +13877,7 @@
     <w:autoRedefine/>
     <w:uiPriority w:val="39"/>
     <w:unhideWhenUsed/>
-    <w:rsid w:val="00202E3A"/>
+    <w:rsid w:val="006429A8"/>
     <w:pPr>
       <w:spacing w:after="100"/>
       <w:ind w:left="210"/>

--- a/docs/manuals/Role_Guide_7_Analyst.docx
+++ b/docs/manuals/Role_Guide_7_Analyst.docx
@@ -469,7 +469,7 @@
                 <w:sz w:val="19"/>
                 <w:szCs w:val="19"/>
               </w:rPr>
-              <w:t>Version 1.17 · 3 October 2026</w:t>
+              <w:t>Version 1.18 · 4 October 2026</w:t>
             </w:r>
           </w:p>
         </w:tc>
@@ -538,7 +538,7 @@
     <w:sdt>
       <w:sdtPr>
         <w:alias w:val="Contents"/>
-        <w:id w:val="1549791211"/>
+        <w:id w:val="752243903"/>
       </w:sdtPr>
       <w:sdtEndPr/>
       <w:sdtContent>
@@ -567,7 +567,7 @@
           <w:r>
             <w:fldChar w:fldCharType="separate"/>
           </w:r>
-          <w:hyperlink w:anchor="_Toc241897342" w:history="1">
+          <w:hyperlink w:anchor="_Toc241998739" w:history="1">
             <w:r>
               <w:rPr>
                 <w:rStyle w:val="Hyperlink"/>
@@ -591,7 +591,7 @@
               <w:rPr>
                 <w:noProof/>
               </w:rPr>
-              <w:instrText xml:space="preserve"> PAGEREF _Toc241897342 \h </w:instrText>
+              <w:instrText xml:space="preserve"> PAGEREF _Toc241998739 \h </w:instrText>
             </w:r>
             <w:r>
               <w:rPr>
@@ -634,7 +634,7 @@
               <w14:ligatures w14:val="standardContextual"/>
             </w:rPr>
           </w:pPr>
-          <w:hyperlink w:anchor="_Toc241897343" w:history="1">
+          <w:hyperlink w:anchor="_Toc241998740" w:history="1">
             <w:r>
               <w:rPr>
                 <w:rStyle w:val="Hyperlink"/>
@@ -658,7 +658,7 @@
               <w:rPr>
                 <w:noProof/>
               </w:rPr>
-              <w:instrText xml:space="preserve"> PAGEREF _Toc241897343 \h </w:instrText>
+              <w:instrText xml:space="preserve"> PAGEREF _Toc241998740 \h </w:instrText>
             </w:r>
             <w:r>
               <w:rPr>
@@ -701,7 +701,7 @@
               <w14:ligatures w14:val="standardContextual"/>
             </w:rPr>
           </w:pPr>
-          <w:hyperlink w:anchor="_Toc241897344" w:history="1">
+          <w:hyperlink w:anchor="_Toc241998741" w:history="1">
             <w:r>
               <w:rPr>
                 <w:rStyle w:val="Hyperlink"/>
@@ -725,7 +725,7 @@
               <w:rPr>
                 <w:noProof/>
               </w:rPr>
-              <w:instrText xml:space="preserve"> PAGEREF _Toc241897344 \h </w:instrText>
+              <w:instrText xml:space="preserve"> PAGEREF _Toc241998741 \h </w:instrText>
             </w:r>
             <w:r>
               <w:rPr>
@@ -768,7 +768,7 @@
               <w14:ligatures w14:val="standardContextual"/>
             </w:rPr>
           </w:pPr>
-          <w:hyperlink w:anchor="_Toc241897345" w:history="1">
+          <w:hyperlink w:anchor="_Toc241998742" w:history="1">
             <w:r>
               <w:rPr>
                 <w:rStyle w:val="Hyperlink"/>
@@ -792,7 +792,7 @@
               <w:rPr>
                 <w:noProof/>
               </w:rPr>
-              <w:instrText xml:space="preserve"> PAGEREF _Toc241897345 \h </w:instrText>
+              <w:instrText xml:space="preserve"> PAGEREF _Toc241998742 \h </w:instrText>
             </w:r>
             <w:r>
               <w:rPr>
@@ -835,7 +835,7 @@
               <w14:ligatures w14:val="standardContextual"/>
             </w:rPr>
           </w:pPr>
-          <w:hyperlink w:anchor="_Toc241897346" w:history="1">
+          <w:hyperlink w:anchor="_Toc241998743" w:history="1">
             <w:r>
               <w:rPr>
                 <w:rStyle w:val="Hyperlink"/>
@@ -859,7 +859,7 @@
               <w:rPr>
                 <w:noProof/>
               </w:rPr>
-              <w:instrText xml:space="preserve"> PAGEREF _Toc241897346 \h </w:instrText>
+              <w:instrText xml:space="preserve"> PAGEREF _Toc241998743 \h </w:instrText>
             </w:r>
             <w:r>
               <w:rPr>
@@ -902,7 +902,7 @@
               <w14:ligatures w14:val="standardContextual"/>
             </w:rPr>
           </w:pPr>
-          <w:hyperlink w:anchor="_Toc241897347" w:history="1">
+          <w:hyperlink w:anchor="_Toc241998744" w:history="1">
             <w:r>
               <w:rPr>
                 <w:rStyle w:val="Hyperlink"/>
@@ -926,7 +926,7 @@
               <w:rPr>
                 <w:noProof/>
               </w:rPr>
-              <w:instrText xml:space="preserve"> PAGEREF _Toc241897347 \h </w:instrText>
+              <w:instrText xml:space="preserve"> PAGEREF _Toc241998744 \h </w:instrText>
             </w:r>
             <w:r>
               <w:rPr>
@@ -969,7 +969,7 @@
               <w14:ligatures w14:val="standardContextual"/>
             </w:rPr>
           </w:pPr>
-          <w:hyperlink w:anchor="_Toc241897348" w:history="1">
+          <w:hyperlink w:anchor="_Toc241998745" w:history="1">
             <w:r>
               <w:rPr>
                 <w:rStyle w:val="Hyperlink"/>
@@ -993,7 +993,7 @@
               <w:rPr>
                 <w:noProof/>
               </w:rPr>
-              <w:instrText xml:space="preserve"> PAGEREF _Toc241897348 \h </w:instrText>
+              <w:instrText xml:space="preserve"> PAGEREF _Toc241998745 \h </w:instrText>
             </w:r>
             <w:r>
               <w:rPr>
@@ -1036,7 +1036,7 @@
               <w14:ligatures w14:val="standardContextual"/>
             </w:rPr>
           </w:pPr>
-          <w:hyperlink w:anchor="_Toc241897349" w:history="1">
+          <w:hyperlink w:anchor="_Toc241998746" w:history="1">
             <w:r>
               <w:rPr>
                 <w:rStyle w:val="Hyperlink"/>
@@ -1060,7 +1060,7 @@
               <w:rPr>
                 <w:noProof/>
               </w:rPr>
-              <w:instrText xml:space="preserve"> PAGEREF _Toc241897349 \h </w:instrText>
+              <w:instrText xml:space="preserve"> PAGEREF _Toc241998746 \h </w:instrText>
             </w:r>
             <w:r>
               <w:rPr>
@@ -1103,7 +1103,7 @@
               <w14:ligatures w14:val="standardContextual"/>
             </w:rPr>
           </w:pPr>
-          <w:hyperlink w:anchor="_Toc241897350" w:history="1">
+          <w:hyperlink w:anchor="_Toc241998747" w:history="1">
             <w:r>
               <w:rPr>
                 <w:rStyle w:val="Hyperlink"/>
@@ -1127,7 +1127,7 @@
               <w:rPr>
                 <w:noProof/>
               </w:rPr>
-              <w:instrText xml:space="preserve"> PAGEREF _Toc241897350 \h </w:instrText>
+              <w:instrText xml:space="preserve"> PAGEREF _Toc241998747 \h </w:instrText>
             </w:r>
             <w:r>
               <w:rPr>
@@ -1170,7 +1170,7 @@
               <w14:ligatures w14:val="standardContextual"/>
             </w:rPr>
           </w:pPr>
-          <w:hyperlink w:anchor="_Toc241897351" w:history="1">
+          <w:hyperlink w:anchor="_Toc241998748" w:history="1">
             <w:r>
               <w:rPr>
                 <w:rStyle w:val="Hyperlink"/>
@@ -1194,7 +1194,7 @@
               <w:rPr>
                 <w:noProof/>
               </w:rPr>
-              <w:instrText xml:space="preserve"> PAGEREF _Toc241897351 \h </w:instrText>
+              <w:instrText xml:space="preserve"> PAGEREF _Toc241998748 \h </w:instrText>
             </w:r>
             <w:r>
               <w:rPr>
@@ -1237,7 +1237,7 @@
               <w14:ligatures w14:val="standardContextual"/>
             </w:rPr>
           </w:pPr>
-          <w:hyperlink w:anchor="_Toc241897352" w:history="1">
+          <w:hyperlink w:anchor="_Toc241998749" w:history="1">
             <w:r>
               <w:rPr>
                 <w:rStyle w:val="Hyperlink"/>
@@ -1261,7 +1261,7 @@
               <w:rPr>
                 <w:noProof/>
               </w:rPr>
-              <w:instrText xml:space="preserve"> PAGEREF _Toc241897352 \h </w:instrText>
+              <w:instrText xml:space="preserve"> PAGEREF _Toc241998749 \h </w:instrText>
             </w:r>
             <w:r>
               <w:rPr>
@@ -1304,7 +1304,7 @@
               <w14:ligatures w14:val="standardContextual"/>
             </w:rPr>
           </w:pPr>
-          <w:hyperlink w:anchor="_Toc241897353" w:history="1">
+          <w:hyperlink w:anchor="_Toc241998750" w:history="1">
             <w:r>
               <w:rPr>
                 <w:rStyle w:val="Hyperlink"/>
@@ -1328,7 +1328,7 @@
               <w:rPr>
                 <w:noProof/>
               </w:rPr>
-              <w:instrText xml:space="preserve"> PAGEREF _Toc241897353 \h </w:instrText>
+              <w:instrText xml:space="preserve"> PAGEREF _Toc241998750 \h </w:instrText>
             </w:r>
             <w:r>
               <w:rPr>
@@ -1371,7 +1371,7 @@
               <w14:ligatures w14:val="standardContextual"/>
             </w:rPr>
           </w:pPr>
-          <w:hyperlink w:anchor="_Toc241897354" w:history="1">
+          <w:hyperlink w:anchor="_Toc241998751" w:history="1">
             <w:r>
               <w:rPr>
                 <w:rStyle w:val="Hyperlink"/>
@@ -1395,7 +1395,7 @@
               <w:rPr>
                 <w:noProof/>
               </w:rPr>
-              <w:instrText xml:space="preserve"> PAGEREF _Toc241897354 \h </w:instrText>
+              <w:instrText xml:space="preserve"> PAGEREF _Toc241998751 \h </w:instrText>
             </w:r>
             <w:r>
               <w:rPr>
@@ -1438,7 +1438,7 @@
               <w14:ligatures w14:val="standardContextual"/>
             </w:rPr>
           </w:pPr>
-          <w:hyperlink w:anchor="_Toc241897355" w:history="1">
+          <w:hyperlink w:anchor="_Toc241998752" w:history="1">
             <w:r>
               <w:rPr>
                 <w:rStyle w:val="Hyperlink"/>
@@ -1462,7 +1462,7 @@
               <w:rPr>
                 <w:noProof/>
               </w:rPr>
-              <w:instrText xml:space="preserve"> PAGEREF _Toc241897355 \h </w:instrText>
+              <w:instrText xml:space="preserve"> PAGEREF _Toc241998752 \h </w:instrText>
             </w:r>
             <w:r>
               <w:rPr>
@@ -1505,7 +1505,7 @@
               <w14:ligatures w14:val="standardContextual"/>
             </w:rPr>
           </w:pPr>
-          <w:hyperlink w:anchor="_Toc241897356" w:history="1">
+          <w:hyperlink w:anchor="_Toc241998753" w:history="1">
             <w:r>
               <w:rPr>
                 <w:rStyle w:val="Hyperlink"/>
@@ -1529,7 +1529,7 @@
               <w:rPr>
                 <w:noProof/>
               </w:rPr>
-              <w:instrText xml:space="preserve"> PAGEREF _Toc241897356 \h </w:instrText>
+              <w:instrText xml:space="preserve"> PAGEREF _Toc241998753 \h </w:instrText>
             </w:r>
             <w:r>
               <w:rPr>
@@ -1572,7 +1572,7 @@
               <w14:ligatures w14:val="standardContextual"/>
             </w:rPr>
           </w:pPr>
-          <w:hyperlink w:anchor="_Toc241897357" w:history="1">
+          <w:hyperlink w:anchor="_Toc241998754" w:history="1">
             <w:r>
               <w:rPr>
                 <w:rStyle w:val="Hyperlink"/>
@@ -1596,7 +1596,7 @@
               <w:rPr>
                 <w:noProof/>
               </w:rPr>
-              <w:instrText xml:space="preserve"> PAGEREF _Toc241897357 \h </w:instrText>
+              <w:instrText xml:space="preserve"> PAGEREF _Toc241998754 \h </w:instrText>
             </w:r>
             <w:r>
               <w:rPr>
@@ -1639,7 +1639,7 @@
               <w14:ligatures w14:val="standardContextual"/>
             </w:rPr>
           </w:pPr>
-          <w:hyperlink w:anchor="_Toc241897358" w:history="1">
+          <w:hyperlink w:anchor="_Toc241998755" w:history="1">
             <w:r>
               <w:rPr>
                 <w:rStyle w:val="Hyperlink"/>
@@ -1663,7 +1663,7 @@
               <w:rPr>
                 <w:noProof/>
               </w:rPr>
-              <w:instrText xml:space="preserve"> PAGEREF _Toc241897358 \h </w:instrText>
+              <w:instrText xml:space="preserve"> PAGEREF _Toc241998755 \h </w:instrText>
             </w:r>
             <w:r>
               <w:rPr>
@@ -1706,7 +1706,7 @@
               <w14:ligatures w14:val="standardContextual"/>
             </w:rPr>
           </w:pPr>
-          <w:hyperlink w:anchor="_Toc241897359" w:history="1">
+          <w:hyperlink w:anchor="_Toc241998756" w:history="1">
             <w:r>
               <w:rPr>
                 <w:rStyle w:val="Hyperlink"/>
@@ -1730,7 +1730,7 @@
               <w:rPr>
                 <w:noProof/>
               </w:rPr>
-              <w:instrText xml:space="preserve"> PAGEREF _Toc241897359 \h </w:instrText>
+              <w:instrText xml:space="preserve"> PAGEREF _Toc241998756 \h </w:instrText>
             </w:r>
             <w:r>
               <w:rPr>
@@ -1773,7 +1773,7 @@
               <w14:ligatures w14:val="standardContextual"/>
             </w:rPr>
           </w:pPr>
-          <w:hyperlink w:anchor="_Toc241897360" w:history="1">
+          <w:hyperlink w:anchor="_Toc241998757" w:history="1">
             <w:r>
               <w:rPr>
                 <w:rStyle w:val="Hyperlink"/>
@@ -1797,7 +1797,7 @@
               <w:rPr>
                 <w:noProof/>
               </w:rPr>
-              <w:instrText xml:space="preserve"> PAGEREF _Toc241897360 \h </w:instrText>
+              <w:instrText xml:space="preserve"> PAGEREF _Toc241998757 \h </w:instrText>
             </w:r>
             <w:r>
               <w:rPr>
@@ -1840,7 +1840,7 @@
               <w14:ligatures w14:val="standardContextual"/>
             </w:rPr>
           </w:pPr>
-          <w:hyperlink w:anchor="_Toc241897361" w:history="1">
+          <w:hyperlink w:anchor="_Toc241998758" w:history="1">
             <w:r>
               <w:rPr>
                 <w:rStyle w:val="Hyperlink"/>
@@ -1864,7 +1864,7 @@
               <w:rPr>
                 <w:noProof/>
               </w:rPr>
-              <w:instrText xml:space="preserve"> PAGEREF _Toc241897361 \h </w:instrText>
+              <w:instrText xml:space="preserve"> PAGEREF _Toc241998758 \h </w:instrText>
             </w:r>
             <w:r>
               <w:rPr>
@@ -1907,7 +1907,7 @@
               <w14:ligatures w14:val="standardContextual"/>
             </w:rPr>
           </w:pPr>
-          <w:hyperlink w:anchor="_Toc241897362" w:history="1">
+          <w:hyperlink w:anchor="_Toc241998759" w:history="1">
             <w:r>
               <w:rPr>
                 <w:rStyle w:val="Hyperlink"/>
@@ -1931,7 +1931,7 @@
               <w:rPr>
                 <w:noProof/>
               </w:rPr>
-              <w:instrText xml:space="preserve"> PAGEREF _Toc241897362 \h </w:instrText>
+              <w:instrText xml:space="preserve"> PAGEREF _Toc241998759 \h </w:instrText>
             </w:r>
             <w:r>
               <w:rPr>
@@ -1974,7 +1974,7 @@
               <w14:ligatures w14:val="standardContextual"/>
             </w:rPr>
           </w:pPr>
-          <w:hyperlink w:anchor="_Toc241897363" w:history="1">
+          <w:hyperlink w:anchor="_Toc241998760" w:history="1">
             <w:r>
               <w:rPr>
                 <w:rStyle w:val="Hyperlink"/>
@@ -1998,7 +1998,7 @@
               <w:rPr>
                 <w:noProof/>
               </w:rPr>
-              <w:instrText xml:space="preserve"> PAGEREF _Toc241897363 \h </w:instrText>
+              <w:instrText xml:space="preserve"> PAGEREF _Toc241998760 \h </w:instrText>
             </w:r>
             <w:r>
               <w:rPr>
@@ -2041,7 +2041,7 @@
               <w14:ligatures w14:val="standardContextual"/>
             </w:rPr>
           </w:pPr>
-          <w:hyperlink w:anchor="_Toc241897364" w:history="1">
+          <w:hyperlink w:anchor="_Toc241998761" w:history="1">
             <w:r>
               <w:rPr>
                 <w:rStyle w:val="Hyperlink"/>
@@ -2065,7 +2065,7 @@
               <w:rPr>
                 <w:noProof/>
               </w:rPr>
-              <w:instrText xml:space="preserve"> PAGEREF _Toc241897364 \h </w:instrText>
+              <w:instrText xml:space="preserve"> PAGEREF _Toc241998761 \h </w:instrText>
             </w:r>
             <w:r>
               <w:rPr>
@@ -2108,7 +2108,7 @@
               <w14:ligatures w14:val="standardContextual"/>
             </w:rPr>
           </w:pPr>
-          <w:hyperlink w:anchor="_Toc241897365" w:history="1">
+          <w:hyperlink w:anchor="_Toc241998762" w:history="1">
             <w:r>
               <w:rPr>
                 <w:rStyle w:val="Hyperlink"/>
@@ -2132,7 +2132,7 @@
               <w:rPr>
                 <w:noProof/>
               </w:rPr>
-              <w:instrText xml:space="preserve"> PAGEREF _Toc241897365 \h </w:instrText>
+              <w:instrText xml:space="preserve"> PAGEREF _Toc241998762 \h </w:instrText>
             </w:r>
             <w:r>
               <w:rPr>
@@ -2175,7 +2175,7 @@
               <w14:ligatures w14:val="standardContextual"/>
             </w:rPr>
           </w:pPr>
-          <w:hyperlink w:anchor="_Toc241897366" w:history="1">
+          <w:hyperlink w:anchor="_Toc241998763" w:history="1">
             <w:r>
               <w:rPr>
                 <w:rStyle w:val="Hyperlink"/>
@@ -2199,7 +2199,7 @@
               <w:rPr>
                 <w:noProof/>
               </w:rPr>
-              <w:instrText xml:space="preserve"> PAGEREF _Toc241897366 \h </w:instrText>
+              <w:instrText xml:space="preserve"> PAGEREF _Toc241998763 \h </w:instrText>
             </w:r>
             <w:r>
               <w:rPr>
@@ -2242,7 +2242,7 @@
               <w14:ligatures w14:val="standardContextual"/>
             </w:rPr>
           </w:pPr>
-          <w:hyperlink w:anchor="_Toc241897367" w:history="1">
+          <w:hyperlink w:anchor="_Toc241998764" w:history="1">
             <w:r>
               <w:rPr>
                 <w:rStyle w:val="Hyperlink"/>
@@ -2266,7 +2266,7 @@
               <w:rPr>
                 <w:noProof/>
               </w:rPr>
-              <w:instrText xml:space="preserve"> PAGEREF _Toc241897367 \h </w:instrText>
+              <w:instrText xml:space="preserve"> PAGEREF _Toc241998764 \h </w:instrText>
             </w:r>
             <w:r>
               <w:rPr>
@@ -2309,7 +2309,7 @@
               <w14:ligatures w14:val="standardContextual"/>
             </w:rPr>
           </w:pPr>
-          <w:hyperlink w:anchor="_Toc241897368" w:history="1">
+          <w:hyperlink w:anchor="_Toc241998765" w:history="1">
             <w:r>
               <w:rPr>
                 <w:rStyle w:val="Hyperlink"/>
@@ -2333,7 +2333,7 @@
               <w:rPr>
                 <w:noProof/>
               </w:rPr>
-              <w:instrText xml:space="preserve"> PAGEREF _Toc241897368 \h </w:instrText>
+              <w:instrText xml:space="preserve"> PAGEREF _Toc241998765 \h </w:instrText>
             </w:r>
             <w:r>
               <w:rPr>
@@ -2372,7 +2372,7 @@
         <w:pStyle w:val="Heading1"/>
         <w:pageBreakBefore/>
       </w:pPr>
-      <w:bookmarkStart w:id="0" w:name="_Toc241897342"/>
+      <w:bookmarkStart w:id="0" w:name="_Toc241998739"/>
       <w:r>
         <w:lastRenderedPageBreak/>
         <w:t>1. Your role at a glance</w:t>
@@ -2553,7 +2553,7 @@
         <w:pStyle w:val="Heading1"/>
         <w:pageBreakBefore/>
       </w:pPr>
-      <w:bookmarkStart w:id="1" w:name="_Toc241897343"/>
+      <w:bookmarkStart w:id="1" w:name="_Toc241998740"/>
       <w:r>
         <w:lastRenderedPageBreak/>
         <w:t>2. Signing in and your screens</w:t>
@@ -2564,7 +2564,7 @@
       <w:pPr>
         <w:pStyle w:val="Heading2"/>
       </w:pPr>
-      <w:bookmarkStart w:id="2" w:name="_Toc241897344"/>
+      <w:bookmarkStart w:id="2" w:name="_Toc241998741"/>
       <w:r>
         <w:t>Signing in</w:t>
       </w:r>
@@ -2647,7 +2647,7 @@
           <w:noProof/>
         </w:rPr>
         <w:drawing>
-          <wp:inline distT="0" distB="0" distL="0" distR="0" wp14:anchorId="33B45B18" wp14:editId="29176F80">
+          <wp:inline distT="0" distB="0" distL="0" distR="0">
             <wp:extent cx="5334000" cy="2333625"/>
             <wp:effectExtent l="0" t="0" r="0" b="0"/>
             <wp:docPr id="1" name="adm_login.jpg" descr="The sign-in screen for all internal staff." title="The sign-in screen for all internal staff."/>
@@ -2814,7 +2814,7 @@
       <w:pPr>
         <w:pStyle w:val="Heading2"/>
       </w:pPr>
-      <w:bookmarkStart w:id="3" w:name="_Toc241897345"/>
+      <w:bookmarkStart w:id="3" w:name="_Toc241998742"/>
       <w:r>
         <w:t>Finding your way around</w:t>
       </w:r>
@@ -2999,7 +2999,7 @@
         </w:rPr>
         <w:lastRenderedPageBreak/>
         <w:drawing>
-          <wp:inline distT="0" distB="0" distL="0" distR="0" wp14:anchorId="031D5BCB" wp14:editId="18572981">
+          <wp:inline distT="0" distB="0" distL="0" distR="0">
             <wp:extent cx="5715000" cy="1876425"/>
             <wp:effectExtent l="0" t="0" r="0" b="0"/>
             <wp:docPr id="2" name="adm_not_your_role.jpg" descr="Opening a screen outside your role (for example from an old bookmark) shows this card instead of the screen." title="Opening a screen outside your role (for example from an old bookmark) shows this card instead of the screen."/>
@@ -3068,7 +3068,7 @@
       <w:pPr>
         <w:pStyle w:val="Heading2"/>
       </w:pPr>
-      <w:bookmarkStart w:id="4" w:name="_Toc241897346"/>
+      <w:bookmarkStart w:id="4" w:name="_Toc241998743"/>
       <w:r>
         <w:t>Your screens</w:t>
       </w:r>
@@ -3402,7 +3402,7 @@
       <w:pPr>
         <w:pStyle w:val="Heading2"/>
       </w:pPr>
-      <w:bookmarkStart w:id="5" w:name="_Toc241897347"/>
+      <w:bookmarkStart w:id="5" w:name="_Toc241998744"/>
       <w:r>
         <w:t>Changing your password</w:t>
       </w:r>
@@ -3485,7 +3485,7 @@
           <w:noProof/>
         </w:rPr>
         <w:drawing>
-          <wp:inline distT="0" distB="0" distL="0" distR="0" wp14:anchorId="62DFFA87" wp14:editId="459AF485">
+          <wp:inline distT="0" distB="0" distL="0" distR="0">
             <wp:extent cx="5334000" cy="2171700"/>
             <wp:effectExtent l="0" t="0" r="0" b="0"/>
             <wp:docPr id="3" name="adm_account.jpg" descr="Change Password screen." title="Change Password screen."/>
@@ -3573,7 +3573,7 @@
         <w:pStyle w:val="Heading1"/>
         <w:pageBreakBefore/>
       </w:pPr>
-      <w:bookmarkStart w:id="6" w:name="_Toc241897348"/>
+      <w:bookmarkStart w:id="6" w:name="_Toc241998745"/>
       <w:r>
         <w:lastRenderedPageBreak/>
         <w:t>3. Your routine</w:t>
@@ -3858,7 +3858,7 @@
         <w:pStyle w:val="Heading1"/>
         <w:pageBreakBefore/>
       </w:pPr>
-      <w:bookmarkStart w:id="7" w:name="_Toc241897349"/>
+      <w:bookmarkStart w:id="7" w:name="_Toc241998746"/>
       <w:r>
         <w:lastRenderedPageBreak/>
         <w:t>4. Step-by-step tasks</w:t>
@@ -3869,7 +3869,7 @@
       <w:pPr>
         <w:pStyle w:val="Heading2"/>
       </w:pPr>
-      <w:bookmarkStart w:id="8" w:name="_Toc241897350"/>
+      <w:bookmarkStart w:id="8" w:name="_Toc241998747"/>
       <w:r>
         <w:t>4.1 Your start screen</w:t>
       </w:r>
@@ -3886,7 +3886,7 @@
           <w:noProof/>
         </w:rPr>
         <w:drawing>
-          <wp:inline distT="0" distB="0" distL="0" distR="0" wp14:anchorId="64A3663C" wp14:editId="6B95F66B">
+          <wp:inline distT="0" distB="0" distL="0" distR="0">
             <wp:extent cx="5715000" cy="3571875"/>
             <wp:effectExtent l="0" t="0" r="0" b="0"/>
             <wp:docPr id="4" name="an_dashboard.jpg" descr="Executive Dashboard as seen by the Analyst." title="Executive Dashboard as seen by the Analyst."/>
@@ -3955,7 +3955,7 @@
       <w:pPr>
         <w:pStyle w:val="Heading2"/>
       </w:pPr>
-      <w:bookmarkStart w:id="9" w:name="_Toc241897351"/>
+      <w:bookmarkStart w:id="9" w:name="_Toc241998748"/>
       <w:r>
         <w:t>4.2 Reading the dashboards</w:t>
       </w:r>
@@ -3981,7 +3981,7 @@
         </w:rPr>
         <w:lastRenderedPageBreak/>
         <w:drawing>
-          <wp:inline distT="0" distB="0" distL="0" distR="0" wp14:anchorId="731B52EA" wp14:editId="7A48D882">
+          <wp:inline distT="0" distB="0" distL="0" distR="0">
             <wp:extent cx="5715000" cy="3571875"/>
             <wp:effectExtent l="0" t="0" r="0" b="0"/>
             <wp:docPr id="5" name="adm_exec_dashboard.jpg" descr="Executive Dashboard: completions against the 400 / 60 / 50–75 targets, days to data lock, spend, and the lowest-filled strata." title="Executive Dashboard: completions against the 400 / 60 / 50–75 targets, days to data lock, spend, and the lowest-filled strata."/>
@@ -4646,7 +4646,7 @@
       <w:pPr>
         <w:pStyle w:val="Heading2"/>
       </w:pPr>
-      <w:bookmarkStart w:id="10" w:name="_Toc241897352"/>
+      <w:bookmarkStart w:id="10" w:name="_Toc241998749"/>
       <w:r>
         <w:t>4.3 Using Reports (analytics and charts)</w:t>
       </w:r>
@@ -4687,7 +4687,7 @@
         </w:rPr>
         <w:lastRenderedPageBreak/>
         <w:drawing>
-          <wp:inline distT="0" distB="0" distL="0" distR="0" wp14:anchorId="57A6FD05" wp14:editId="3C458428">
+          <wp:inline distT="0" distB="0" distL="0" distR="0">
             <wp:extent cx="5334000" cy="3333750"/>
             <wp:effectExtent l="0" t="0" r="0" b="0"/>
             <wp:docPr id="6" name="adm_reports_top.jpg" descr="Reports: headline figures for the chosen period." title="Reports: headline figures for the chosen period."/>
@@ -4829,7 +4829,7 @@
           <w:noProof/>
         </w:rPr>
         <w:drawing>
-          <wp:inline distT="0" distB="0" distL="0" distR="0" wp14:anchorId="51EBB61E" wp14:editId="5AB67098">
+          <wp:inline distT="0" distB="0" distL="0" distR="0">
             <wp:extent cx="5334000" cy="3409950"/>
             <wp:effectExtent l="0" t="0" r="0" b="0"/>
             <wp:docPr id="7" name="adm_reports_funnel.jpg" descr="Case funnel: each case counted once at every stage it has reached." title="Case funnel: each case counted once at every stage it has reached."/>
@@ -4929,7 +4929,7 @@
         </w:rPr>
         <w:lastRenderedPageBreak/>
         <w:drawing>
-          <wp:inline distT="0" distB="0" distL="0" distR="0" wp14:anchorId="240A4CF0" wp14:editId="3A36653C">
+          <wp:inline distT="0" distB="0" distL="0" distR="0">
             <wp:extent cx="5334000" cy="3248025"/>
             <wp:effectExtent l="0" t="0" r="0" b="0"/>
             <wp:docPr id="8" name="adm_reports_funnel_table.jpg" descr="The same chart as a table." title="The same chart as a table."/>
@@ -5028,7 +5028,7 @@
           <w:noProof/>
         </w:rPr>
         <w:drawing>
-          <wp:inline distT="0" distB="0" distL="0" distR="0" wp14:anchorId="53D684AA" wp14:editId="67AC4DBD">
+          <wp:inline distT="0" distB="0" distL="0" distR="0">
             <wp:extent cx="5334000" cy="2628900"/>
             <wp:effectExtent l="0" t="0" r="0" b="0"/>
             <wp:docPr id="9" name="adm_reports_coverage.jpg" descr="Coverage by group." title="Coverage by group."/>
@@ -5128,7 +5128,7 @@
         </w:rPr>
         <w:lastRenderedPageBreak/>
         <w:drawing>
-          <wp:inline distT="0" distB="0" distL="0" distR="0" wp14:anchorId="582F3FA6" wp14:editId="27A9A40A">
+          <wp:inline distT="0" distB="0" distL="0" distR="0">
             <wp:extent cx="5334000" cy="2600325"/>
             <wp:effectExtent l="0" t="0" r="0" b="0"/>
             <wp:docPr id="10" name="adm_reports_modes.jpg" descr="Administration modes." title="Administration modes."/>
@@ -5237,7 +5237,7 @@
           <w:noProof/>
         </w:rPr>
         <w:drawing>
-          <wp:inline distT="0" distB="0" distL="0" distR="0" wp14:anchorId="3206DA37" wp14:editId="4BEE4DDD">
+          <wp:inline distT="0" distB="0" distL="0" distR="0">
             <wp:extent cx="5334000" cy="2905125"/>
             <wp:effectExtent l="0" t="0" r="0" b="0"/>
             <wp:docPr id="11" name="adm_reports_duration.jpg" descr="Completion-time distribution." title="Completion-time distribution."/>
@@ -5319,7 +5319,7 @@
       <w:pPr>
         <w:pStyle w:val="Heading2"/>
       </w:pPr>
-      <w:bookmarkStart w:id="11" w:name="_Toc241897353"/>
+      <w:bookmarkStart w:id="11" w:name="_Toc241998750"/>
       <w:r>
         <w:lastRenderedPageBreak/>
         <w:t>4.4 Downloading data</w:t>
@@ -5337,7 +5337,7 @@
           <w:noProof/>
         </w:rPr>
         <w:drawing>
-          <wp:inline distT="0" distB="0" distL="0" distR="0" wp14:anchorId="102E07FB" wp14:editId="50F4E2DA">
+          <wp:inline distT="0" distB="0" distL="0" distR="0">
             <wp:extent cx="5715000" cy="1876425"/>
             <wp:effectExtent l="0" t="0" r="0" b="0"/>
             <wp:docPr id="12" name="an_export.jpg" descr="Data Export." title="Data Export."/>
@@ -5939,7 +5939,7 @@
       <w:pPr>
         <w:pStyle w:val="Heading2"/>
       </w:pPr>
-      <w:bookmarkStart w:id="12" w:name="_Toc241897354"/>
+      <w:bookmarkStart w:id="12" w:name="_Toc241998751"/>
       <w:r>
         <w:t>4.5 Working with the analysis export</w:t>
       </w:r>
@@ -6085,7 +6085,7 @@
         <w:pStyle w:val="Heading1"/>
         <w:pageBreakBefore/>
       </w:pPr>
-      <w:bookmarkStart w:id="13" w:name="_Toc241897355"/>
+      <w:bookmarkStart w:id="13" w:name="_Toc241998752"/>
       <w:r>
         <w:lastRenderedPageBreak/>
         <w:t>5. Rules you must follow</w:t>
@@ -6223,7 +6223,7 @@
         <w:pStyle w:val="Heading1"/>
         <w:pageBreakBefore/>
       </w:pPr>
-      <w:bookmarkStart w:id="14" w:name="_Toc241897356"/>
+      <w:bookmarkStart w:id="14" w:name="_Toc241998753"/>
       <w:r>
         <w:lastRenderedPageBreak/>
         <w:t>6. Troubleshooting</w:t>
@@ -7518,7 +7518,7 @@
         <w:pStyle w:val="Heading1"/>
         <w:pageBreakBefore/>
       </w:pPr>
-      <w:bookmarkStart w:id="15" w:name="_Toc241897357"/>
+      <w:bookmarkStart w:id="15" w:name="_Toc241998754"/>
       <w:r>
         <w:lastRenderedPageBreak/>
         <w:t>7. Quick reference</w:t>
@@ -7797,7 +7797,7 @@
         <w:pStyle w:val="Heading1"/>
         <w:pageBreakBefore/>
       </w:pPr>
-      <w:bookmarkStart w:id="16" w:name="_Toc241897358"/>
+      <w:bookmarkStart w:id="16" w:name="_Toc241998755"/>
       <w:r>
         <w:lastRenderedPageBreak/>
         <w:t>8. Every screen and button for your role</w:t>
@@ -7960,7 +7960,7 @@
       <w:pPr>
         <w:pStyle w:val="Heading2"/>
       </w:pPr>
-      <w:bookmarkStart w:id="17" w:name="_Toc241897359"/>
+      <w:bookmarkStart w:id="17" w:name="_Toc241998756"/>
       <w:r>
         <w:t>8.1 Sign in</w:t>
       </w:r>
@@ -8473,7 +8473,7 @@
       <w:pPr>
         <w:pStyle w:val="Heading2"/>
       </w:pPr>
-      <w:bookmarkStart w:id="18" w:name="_Toc241897360"/>
+      <w:bookmarkStart w:id="18" w:name="_Toc241998757"/>
       <w:r>
         <w:t>8.2 The header and menu bar (every screen)</w:t>
       </w:r>
@@ -9197,7 +9197,7 @@
       <w:pPr>
         <w:pStyle w:val="Heading2"/>
       </w:pPr>
-      <w:bookmarkStart w:id="19" w:name="_Toc241897361"/>
+      <w:bookmarkStart w:id="19" w:name="_Toc241998758"/>
       <w:r>
         <w:t>8.3 Change Password</w:t>
       </w:r>
@@ -9817,7 +9817,7 @@
       <w:pPr>
         <w:pStyle w:val="Heading2"/>
       </w:pPr>
-      <w:bookmarkStart w:id="20" w:name="_Toc241897362"/>
+      <w:bookmarkStart w:id="20" w:name="_Toc241998759"/>
       <w:r>
         <w:t>8.4 Executive Dashboard</w:t>
       </w:r>
@@ -10331,7 +10331,7 @@
       <w:pPr>
         <w:pStyle w:val="Heading2"/>
       </w:pPr>
-      <w:bookmarkStart w:id="21" w:name="_Toc241897363"/>
+      <w:bookmarkStart w:id="21" w:name="_Toc241998760"/>
       <w:r>
         <w:t>8.5 Sampling Dashboard</w:t>
       </w:r>
@@ -10844,7 +10844,7 @@
       <w:pPr>
         <w:pStyle w:val="Heading2"/>
       </w:pPr>
-      <w:bookmarkStart w:id="22" w:name="_Toc241897364"/>
+      <w:bookmarkStart w:id="22" w:name="_Toc241998761"/>
       <w:r>
         <w:t>8.6 Contact Dashboard</w:t>
       </w:r>
@@ -11147,7 +11147,7 @@
       <w:pPr>
         <w:pStyle w:val="Heading2"/>
       </w:pPr>
-      <w:bookmarkStart w:id="23" w:name="_Toc241897365"/>
+      <w:bookmarkStart w:id="23" w:name="_Toc241998762"/>
       <w:r>
         <w:lastRenderedPageBreak/>
         <w:t>8.7 KII / Document Dashboard</w:t>
@@ -11558,7 +11558,7 @@
       <w:pPr>
         <w:pStyle w:val="Heading2"/>
       </w:pPr>
-      <w:bookmarkStart w:id="24" w:name="_Toc241897366"/>
+      <w:bookmarkStart w:id="24" w:name="_Toc241998763"/>
       <w:r>
         <w:t>8.8 Reports</w:t>
       </w:r>
@@ -12071,7 +12071,7 @@
       <w:pPr>
         <w:pStyle w:val="Heading2"/>
       </w:pPr>
-      <w:bookmarkStart w:id="25" w:name="_Toc241897367"/>
+      <w:bookmarkStart w:id="25" w:name="_Toc241998764"/>
       <w:r>
         <w:t>8.9 Cost Dashboard</w:t>
       </w:r>
@@ -12374,7 +12374,7 @@
       <w:pPr>
         <w:pStyle w:val="Heading2"/>
       </w:pPr>
-      <w:bookmarkStart w:id="26" w:name="_Toc241897368"/>
+      <w:bookmarkStart w:id="26" w:name="_Toc241998765"/>
       <w:r>
         <w:lastRenderedPageBreak/>
         <w:t>8.10 Export</w:t>
@@ -12722,7 +12722,7 @@
         <w:sz w:val="16"/>
         <w:szCs w:val="16"/>
       </w:rPr>
-      <w:t>Version 1.17 · 3 October 2026</w:t>
+      <w:t>Version 1.18 · 4 October 2026</w:t>
     </w:r>
     <w:r>
       <w:rPr>
@@ -12895,10 +12895,10 @@
 <file path=word/numbering.xml><?xml version="1.0" encoding="utf-8"?>
 <w:numbering xmlns:wpc="http://schemas.microsoft.com/office/word/2010/wordprocessingCanvas" xmlns:cx="http://schemas.microsoft.com/office/drawing/2014/chartex" xmlns:cx1="http://schemas.microsoft.com/office/drawing/2015/9/8/chartex" xmlns:cx2="http://schemas.microsoft.com/office/drawing/2015/10/21/chartex" xmlns:cx3="http://schemas.microsoft.com/office/drawing/2016/5/9/chartex" xmlns:cx4="http://schemas.microsoft.com/office/drawing/2016/5/10/chartex" xmlns:cx5="http://schemas.microsoft.com/office/drawing/2016/5/11/chartex" xmlns:cx6="http://schemas.microsoft.com/office/drawing/2016/5/12/chartex" xmlns:cx7="http://schemas.microsoft.com/office/drawing/2016/5/13/chartex" xmlns:cx8="http://schemas.microsoft.com/office/drawing/2016/5/14/chartex" xmlns:mc="http://schemas.openxmlformats.org/markup-compatibility/2006" xmlns:aink="http://schemas.microsoft.com/office/drawing/2016/ink" xmlns:am3d="http://schemas.microsoft.com/office/drawing/2017/model3d" xmlns:o="urn:schemas-microsoft-com:office:office" xmlns:oel="http://schemas.microsoft.com/office/2019/extlst" xmlns:r="http://schemas.openxmlformats.org/officeDocument/2006/relationships" xmlns:m="http://schemas.openxmlformats.org/officeDocument/2006/math" xmlns:v="urn:schemas-microsoft-com:vml" xmlns:wp14="http://schemas.microsoft.com/office/word/2010/wordprocessingDrawing" xmlns:wp="http://schemas.openxmlformats.org/drawingml/2006/wordprocessingDrawing" xmlns:w10="urn:schemas-microsoft-com:office:word" xmlns:w="http://schemas.openxmlformats.org/wordprocessingml/2006/main" xmlns:w14="http://schemas.microsoft.com/office/word/2010/wordml" xmlns:w15="http://schemas.microsoft.com/office/word/2012/wordml" xmlns:w16cex="http://schemas.microsoft.com/office/word/2018/wordml/cex" xmlns:w16cid="http://schemas.microsoft.com/office/word/2016/wordml/cid" xmlns:w16="http://schemas.microsoft.com/office/word/2018/wordml" xmlns:w16sdtdh="http://schemas.microsoft.com/office/word/2020/wordml/sdtdatahash" xmlns:w16se="http://schemas.microsoft.com/office/word/2015/wordml/symex" xmlns:wpg="http://schemas.microsoft.com/office/word/2010/wordprocessingGroup" xmlns:wpi="http://schemas.microsoft.com/office/word/2010/wordprocessingInk" xmlns:wne="http://schemas.microsoft.com/office/word/2006/wordml" xmlns:wps="http://schemas.microsoft.com/office/word/2010/wordprocessingShape" mc:Ignorable="w14 w15 w16se w16cid w16 w16cex w16sdtdh wp14">
   <w:abstractNum w:abstractNumId="0" w15:restartNumberingAfterBreak="0">
-    <w:nsid w:val="03F9074A"/>
+    <w:nsid w:val="15B566E8"/>
     <w:multiLevelType w:val="hybridMultilevel"/>
-    <w:tmpl w:val="98F67EDE"/>
-    <w:lvl w:ilvl="0" w:tplc="B374DF3E">
+    <w:tmpl w:val="28D83F20"/>
+    <w:lvl w:ilvl="0" w:tplc="22209782">
       <w:start w:val="1"/>
       <w:numFmt w:val="decimal"/>
       <w:lvlText w:val="%1."/>
@@ -12912,52 +12912,138 @@
         <w:color w:val="A67C27"/>
       </w:rPr>
     </w:lvl>
-    <w:lvl w:ilvl="1" w:tplc="EBF0156C">
+    <w:lvl w:ilvl="1" w:tplc="F9525278">
       <w:numFmt w:val="decimal"/>
       <w:lvlText w:val=""/>
       <w:lvlJc w:val="left"/>
     </w:lvl>
-    <w:lvl w:ilvl="2" w:tplc="5606A138">
+    <w:lvl w:ilvl="2" w:tplc="2D56A430">
       <w:numFmt w:val="decimal"/>
       <w:lvlText w:val=""/>
       <w:lvlJc w:val="left"/>
     </w:lvl>
-    <w:lvl w:ilvl="3" w:tplc="59CA06CA">
+    <w:lvl w:ilvl="3" w:tplc="6FF0BB4C">
       <w:numFmt w:val="decimal"/>
       <w:lvlText w:val=""/>
       <w:lvlJc w:val="left"/>
     </w:lvl>
-    <w:lvl w:ilvl="4" w:tplc="F558F7E4">
+    <w:lvl w:ilvl="4" w:tplc="F680151A">
       <w:numFmt w:val="decimal"/>
       <w:lvlText w:val=""/>
       <w:lvlJc w:val="left"/>
     </w:lvl>
-    <w:lvl w:ilvl="5" w:tplc="8A6E4568">
+    <w:lvl w:ilvl="5" w:tplc="FD58D6DE">
       <w:numFmt w:val="decimal"/>
       <w:lvlText w:val=""/>
       <w:lvlJc w:val="left"/>
     </w:lvl>
-    <w:lvl w:ilvl="6" w:tplc="09D0C270">
+    <w:lvl w:ilvl="6" w:tplc="91306120">
       <w:numFmt w:val="decimal"/>
       <w:lvlText w:val=""/>
       <w:lvlJc w:val="left"/>
     </w:lvl>
-    <w:lvl w:ilvl="7" w:tplc="BEE61CEE">
+    <w:lvl w:ilvl="7" w:tplc="94E6AA98">
       <w:numFmt w:val="decimal"/>
       <w:lvlText w:val=""/>
       <w:lvlJc w:val="left"/>
     </w:lvl>
-    <w:lvl w:ilvl="8" w:tplc="5C2A3CC8">
+    <w:lvl w:ilvl="8" w:tplc="1D94FB54">
       <w:numFmt w:val="decimal"/>
       <w:lvlText w:val=""/>
       <w:lvlJc w:val="left"/>
     </w:lvl>
   </w:abstractNum>
   <w:abstractNum w:abstractNumId="1" w15:restartNumberingAfterBreak="0">
-    <w:nsid w:val="0811333E"/>
+    <w:nsid w:val="2B5F225A"/>
     <w:multiLevelType w:val="hybridMultilevel"/>
-    <w:tmpl w:val="1254920C"/>
-    <w:lvl w:ilvl="0" w:tplc="5694FBF0">
+    <w:tmpl w:val="09D2FA88"/>
+    <w:lvl w:ilvl="0" w:tplc="BD702786">
+      <w:start w:val="1"/>
+      <w:numFmt w:val="bullet"/>
+      <w:lvlText w:val="●"/>
+      <w:lvlJc w:val="left"/>
+      <w:pPr>
+        <w:ind w:left="720" w:hanging="360"/>
+      </w:pPr>
+    </w:lvl>
+    <w:lvl w:ilvl="1" w:tplc="9BEE67A8">
+      <w:start w:val="1"/>
+      <w:numFmt w:val="bullet"/>
+      <w:lvlText w:val="○"/>
+      <w:lvlJc w:val="left"/>
+      <w:pPr>
+        <w:ind w:left="1440" w:hanging="360"/>
+      </w:pPr>
+    </w:lvl>
+    <w:lvl w:ilvl="2" w:tplc="16503848">
+      <w:start w:val="1"/>
+      <w:numFmt w:val="bullet"/>
+      <w:lvlText w:val="■"/>
+      <w:lvlJc w:val="left"/>
+      <w:pPr>
+        <w:ind w:left="2160" w:hanging="360"/>
+      </w:pPr>
+    </w:lvl>
+    <w:lvl w:ilvl="3" w:tplc="73A4E638">
+      <w:start w:val="1"/>
+      <w:numFmt w:val="bullet"/>
+      <w:lvlText w:val="●"/>
+      <w:lvlJc w:val="left"/>
+      <w:pPr>
+        <w:ind w:left="2880" w:hanging="360"/>
+      </w:pPr>
+    </w:lvl>
+    <w:lvl w:ilvl="4" w:tplc="84809B48">
+      <w:start w:val="1"/>
+      <w:numFmt w:val="bullet"/>
+      <w:lvlText w:val="○"/>
+      <w:lvlJc w:val="left"/>
+      <w:pPr>
+        <w:ind w:left="3600" w:hanging="360"/>
+      </w:pPr>
+    </w:lvl>
+    <w:lvl w:ilvl="5" w:tplc="C8D8B03A">
+      <w:start w:val="1"/>
+      <w:numFmt w:val="bullet"/>
+      <w:lvlText w:val="■"/>
+      <w:lvlJc w:val="left"/>
+      <w:pPr>
+        <w:ind w:left="4320" w:hanging="360"/>
+      </w:pPr>
+    </w:lvl>
+    <w:lvl w:ilvl="6" w:tplc="21A8B0E0">
+      <w:start w:val="1"/>
+      <w:numFmt w:val="bullet"/>
+      <w:lvlText w:val="●"/>
+      <w:lvlJc w:val="left"/>
+      <w:pPr>
+        <w:ind w:left="5040" w:hanging="360"/>
+      </w:pPr>
+    </w:lvl>
+    <w:lvl w:ilvl="7" w:tplc="2D04401E">
+      <w:start w:val="1"/>
+      <w:numFmt w:val="bullet"/>
+      <w:lvlText w:val="●"/>
+      <w:lvlJc w:val="left"/>
+      <w:pPr>
+        <w:ind w:left="5760" w:hanging="360"/>
+      </w:pPr>
+    </w:lvl>
+    <w:lvl w:ilvl="8" w:tplc="23AA7710">
+      <w:start w:val="1"/>
+      <w:numFmt w:val="bullet"/>
+      <w:lvlText w:val="●"/>
+      <w:lvlJc w:val="left"/>
+      <w:pPr>
+        <w:ind w:left="6480" w:hanging="360"/>
+      </w:pPr>
+    </w:lvl>
+  </w:abstractNum>
+  <w:abstractNum w:abstractNumId="2" w15:restartNumberingAfterBreak="0">
+    <w:nsid w:val="38683187"/>
+    <w:multiLevelType w:val="hybridMultilevel"/>
+    <w:tmpl w:val="7702FEAC"/>
+    <w:lvl w:ilvl="0" w:tplc="CB785250">
       <w:start w:val="1"/>
       <w:numFmt w:val="decimal"/>
       <w:lvlText w:val="%1."/>
@@ -12971,138 +13057,110 @@
         <w:color w:val="A67C27"/>
       </w:rPr>
     </w:lvl>
-    <w:lvl w:ilvl="1" w:tplc="AE4C3A92">
+    <w:lvl w:ilvl="1" w:tplc="1A34A4B4">
       <w:numFmt w:val="decimal"/>
       <w:lvlText w:val=""/>
       <w:lvlJc w:val="left"/>
     </w:lvl>
-    <w:lvl w:ilvl="2" w:tplc="84285A9C">
+    <w:lvl w:ilvl="2" w:tplc="3DD81222">
       <w:numFmt w:val="decimal"/>
       <w:lvlText w:val=""/>
       <w:lvlJc w:val="left"/>
     </w:lvl>
-    <w:lvl w:ilvl="3" w:tplc="7086232E">
+    <w:lvl w:ilvl="3" w:tplc="ED626F5E">
       <w:numFmt w:val="decimal"/>
       <w:lvlText w:val=""/>
       <w:lvlJc w:val="left"/>
     </w:lvl>
-    <w:lvl w:ilvl="4" w:tplc="F578A114">
+    <w:lvl w:ilvl="4" w:tplc="0010A41C">
       <w:numFmt w:val="decimal"/>
       <w:lvlText w:val=""/>
       <w:lvlJc w:val="left"/>
     </w:lvl>
-    <w:lvl w:ilvl="5" w:tplc="03D8E0B0">
+    <w:lvl w:ilvl="5" w:tplc="2DB83974">
       <w:numFmt w:val="decimal"/>
       <w:lvlText w:val=""/>
       <w:lvlJc w:val="left"/>
     </w:lvl>
-    <w:lvl w:ilvl="6" w:tplc="43BCDBC0">
+    <w:lvl w:ilvl="6" w:tplc="8B9A1AC2">
       <w:numFmt w:val="decimal"/>
       <w:lvlText w:val=""/>
       <w:lvlJc w:val="left"/>
     </w:lvl>
-    <w:lvl w:ilvl="7" w:tplc="09EE4FF6">
+    <w:lvl w:ilvl="7" w:tplc="D7BCC234">
       <w:numFmt w:val="decimal"/>
       <w:lvlText w:val=""/>
       <w:lvlJc w:val="left"/>
     </w:lvl>
-    <w:lvl w:ilvl="8" w:tplc="25F6D044">
+    <w:lvl w:ilvl="8" w:tplc="C012FC7E">
       <w:numFmt w:val="decimal"/>
       <w:lvlText w:val=""/>
       <w:lvlJc w:val="left"/>
     </w:lvl>
   </w:abstractNum>
-  <w:abstractNum w:abstractNumId="2" w15:restartNumberingAfterBreak="0">
-    <w:nsid w:val="59D92A8F"/>
+  <w:abstractNum w:abstractNumId="3" w15:restartNumberingAfterBreak="0">
+    <w:nsid w:val="397915C5"/>
     <w:multiLevelType w:val="hybridMultilevel"/>
-    <w:tmpl w:val="EF66AE38"/>
-    <w:lvl w:ilvl="0" w:tplc="2504805E">
+    <w:tmpl w:val="9528B36A"/>
+    <w:lvl w:ilvl="0" w:tplc="7B46ABA4">
       <w:start w:val="1"/>
       <w:numFmt w:val="bullet"/>
-      <w:lvlText w:val="●"/>
+      <w:lvlText w:val="•"/>
       <w:lvlJc w:val="left"/>
       <w:pPr>
-        <w:ind w:left="720" w:hanging="360"/>
+        <w:ind w:left="460" w:hanging="280"/>
       </w:pPr>
     </w:lvl>
-    <w:lvl w:ilvl="1" w:tplc="1B1E99C8">
+    <w:lvl w:ilvl="1" w:tplc="21760620">
       <w:start w:val="1"/>
       <w:numFmt w:val="bullet"/>
-      <w:lvlText w:val="○"/>
+      <w:lvlText w:val="–"/>
       <w:lvlJc w:val="left"/>
       <w:pPr>
-        <w:ind w:left="1440" w:hanging="360"/>
+        <w:ind w:left="900" w:hanging="280"/>
       </w:pPr>
     </w:lvl>
-    <w:lvl w:ilvl="2" w:tplc="F976C992">
-      <w:start w:val="1"/>
-      <w:numFmt w:val="bullet"/>
-      <w:lvlText w:val="■"/>
+    <w:lvl w:ilvl="2" w:tplc="740A204C">
+      <w:numFmt w:val="decimal"/>
+      <w:lvlText w:val=""/>
       <w:lvlJc w:val="left"/>
-      <w:pPr>
-        <w:ind w:left="2160" w:hanging="360"/>
-      </w:pPr>
     </w:lvl>
-    <w:lvl w:ilvl="3" w:tplc="5E2666E2">
-      <w:start w:val="1"/>
-      <w:numFmt w:val="bullet"/>
-      <w:lvlText w:val="●"/>
+    <w:lvl w:ilvl="3" w:tplc="5088CDD6">
+      <w:numFmt w:val="decimal"/>
+      <w:lvlText w:val=""/>
       <w:lvlJc w:val="left"/>
-      <w:pPr>
-        <w:ind w:left="2880" w:hanging="360"/>
-      </w:pPr>
     </w:lvl>
-    <w:lvl w:ilvl="4" w:tplc="56207620">
-      <w:start w:val="1"/>
-      <w:numFmt w:val="bullet"/>
-      <w:lvlText w:val="○"/>
+    <w:lvl w:ilvl="4" w:tplc="0374E944">
+      <w:numFmt w:val="decimal"/>
+      <w:lvlText w:val=""/>
       <w:lvlJc w:val="left"/>
-      <w:pPr>
-        <w:ind w:left="3600" w:hanging="360"/>
-      </w:pPr>
     </w:lvl>
-    <w:lvl w:ilvl="5" w:tplc="39CE0B9C">
-      <w:start w:val="1"/>
-      <w:numFmt w:val="bullet"/>
-      <w:lvlText w:val="■"/>
+    <w:lvl w:ilvl="5" w:tplc="56545E8E">
+      <w:numFmt w:val="decimal"/>
+      <w:lvlText w:val=""/>
       <w:lvlJc w:val="left"/>
-      <w:pPr>
-        <w:ind w:left="4320" w:hanging="360"/>
-      </w:pPr>
     </w:lvl>
-    <w:lvl w:ilvl="6" w:tplc="DB8AE29A">
-      <w:start w:val="1"/>
-      <w:numFmt w:val="bullet"/>
-      <w:lvlText w:val="●"/>
+    <w:lvl w:ilvl="6" w:tplc="E0AE27AA">
+      <w:numFmt w:val="decimal"/>
+      <w:lvlText w:val=""/>
       <w:lvlJc w:val="left"/>
-      <w:pPr>
-        <w:ind w:left="5040" w:hanging="360"/>
-      </w:pPr>
     </w:lvl>
-    <w:lvl w:ilvl="7" w:tplc="C19632E2">
-      <w:start w:val="1"/>
-      <w:numFmt w:val="bullet"/>
-      <w:lvlText w:val="●"/>
+    <w:lvl w:ilvl="7" w:tplc="2B6AE02A">
+      <w:numFmt w:val="decimal"/>
+      <w:lvlText w:val=""/>
       <w:lvlJc w:val="left"/>
-      <w:pPr>
-        <w:ind w:left="5760" w:hanging="360"/>
-      </w:pPr>
     </w:lvl>
-    <w:lvl w:ilvl="8" w:tplc="8A5A1794">
-      <w:start w:val="1"/>
-      <w:numFmt w:val="bullet"/>
-      <w:lvlText w:val="●"/>
+    <w:lvl w:ilvl="8" w:tplc="64C0BA84">
+      <w:numFmt w:val="decimal"/>
+      <w:lvlText w:val=""/>
       <w:lvlJc w:val="left"/>
-      <w:pPr>
-        <w:ind w:left="6480" w:hanging="360"/>
-      </w:pPr>
     </w:lvl>
   </w:abstractNum>
-  <w:abstractNum w:abstractNumId="3" w15:restartNumberingAfterBreak="0">
-    <w:nsid w:val="62F633F2"/>
+  <w:abstractNum w:abstractNumId="4" w15:restartNumberingAfterBreak="0">
+    <w:nsid w:val="3FB5374F"/>
     <w:multiLevelType w:val="hybridMultilevel"/>
-    <w:tmpl w:val="08A613D2"/>
-    <w:lvl w:ilvl="0" w:tplc="C126856C">
+    <w:tmpl w:val="2AF2F61A"/>
+    <w:lvl w:ilvl="0" w:tplc="E73EC18A">
       <w:start w:val="1"/>
       <w:numFmt w:val="decimal"/>
       <w:lvlText w:val="%1."/>
@@ -13116,131 +13174,73 @@
         <w:color w:val="A67C27"/>
       </w:rPr>
     </w:lvl>
-    <w:lvl w:ilvl="1" w:tplc="06A8D8B4">
+    <w:lvl w:ilvl="1" w:tplc="692C4024">
       <w:numFmt w:val="decimal"/>
       <w:lvlText w:val=""/>
       <w:lvlJc w:val="left"/>
     </w:lvl>
-    <w:lvl w:ilvl="2" w:tplc="146CE82E">
+    <w:lvl w:ilvl="2" w:tplc="3A228F40">
       <w:numFmt w:val="decimal"/>
       <w:lvlText w:val=""/>
       <w:lvlJc w:val="left"/>
     </w:lvl>
-    <w:lvl w:ilvl="3" w:tplc="F19ECFEE">
+    <w:lvl w:ilvl="3" w:tplc="EB8AA74A">
       <w:numFmt w:val="decimal"/>
       <w:lvlText w:val=""/>
       <w:lvlJc w:val="left"/>
     </w:lvl>
-    <w:lvl w:ilvl="4" w:tplc="7CDEBD52">
+    <w:lvl w:ilvl="4" w:tplc="6FA6C756">
       <w:numFmt w:val="decimal"/>
       <w:lvlText w:val=""/>
       <w:lvlJc w:val="left"/>
     </w:lvl>
-    <w:lvl w:ilvl="5" w:tplc="AADE9B9E">
+    <w:lvl w:ilvl="5" w:tplc="D2022374">
       <w:numFmt w:val="decimal"/>
       <w:lvlText w:val=""/>
       <w:lvlJc w:val="left"/>
     </w:lvl>
-    <w:lvl w:ilvl="6" w:tplc="734C9BB4">
+    <w:lvl w:ilvl="6" w:tplc="7EA4E2F2">
       <w:numFmt w:val="decimal"/>
       <w:lvlText w:val=""/>
       <w:lvlJc w:val="left"/>
     </w:lvl>
-    <w:lvl w:ilvl="7" w:tplc="E8662FDA">
+    <w:lvl w:ilvl="7" w:tplc="10C47A48">
       <w:numFmt w:val="decimal"/>
       <w:lvlText w:val=""/>
       <w:lvlJc w:val="left"/>
     </w:lvl>
-    <w:lvl w:ilvl="8" w:tplc="3A80B772">
+    <w:lvl w:ilvl="8" w:tplc="87CE61FA">
       <w:numFmt w:val="decimal"/>
       <w:lvlText w:val=""/>
       <w:lvlJc w:val="left"/>
     </w:lvl>
   </w:abstractNum>
-  <w:abstractNum w:abstractNumId="4" w15:restartNumberingAfterBreak="0">
-    <w:nsid w:val="7C564089"/>
-    <w:multiLevelType w:val="hybridMultilevel"/>
-    <w:tmpl w:val="2FE84AE2"/>
-    <w:lvl w:ilvl="0" w:tplc="1BE0C4E8">
-      <w:start w:val="1"/>
-      <w:numFmt w:val="bullet"/>
-      <w:lvlText w:val="•"/>
-      <w:lvlJc w:val="left"/>
-      <w:pPr>
-        <w:ind w:left="460" w:hanging="280"/>
-      </w:pPr>
-    </w:lvl>
-    <w:lvl w:ilvl="1" w:tplc="6D34F8B0">
-      <w:start w:val="1"/>
-      <w:numFmt w:val="bullet"/>
-      <w:lvlText w:val="–"/>
-      <w:lvlJc w:val="left"/>
-      <w:pPr>
-        <w:ind w:left="900" w:hanging="280"/>
-      </w:pPr>
-    </w:lvl>
-    <w:lvl w:ilvl="2" w:tplc="21702A06">
-      <w:numFmt w:val="decimal"/>
-      <w:lvlText w:val=""/>
-      <w:lvlJc w:val="left"/>
-    </w:lvl>
-    <w:lvl w:ilvl="3" w:tplc="7CAE7ACE">
-      <w:numFmt w:val="decimal"/>
-      <w:lvlText w:val=""/>
-      <w:lvlJc w:val="left"/>
-    </w:lvl>
-    <w:lvl w:ilvl="4" w:tplc="90DE33B4">
-      <w:numFmt w:val="decimal"/>
-      <w:lvlText w:val=""/>
-      <w:lvlJc w:val="left"/>
-    </w:lvl>
-    <w:lvl w:ilvl="5" w:tplc="C6987000">
-      <w:numFmt w:val="decimal"/>
-      <w:lvlText w:val=""/>
-      <w:lvlJc w:val="left"/>
-    </w:lvl>
-    <w:lvl w:ilvl="6" w:tplc="0AAE0EB8">
-      <w:numFmt w:val="decimal"/>
-      <w:lvlText w:val=""/>
-      <w:lvlJc w:val="left"/>
-    </w:lvl>
-    <w:lvl w:ilvl="7" w:tplc="0B8A01D6">
-      <w:numFmt w:val="decimal"/>
-      <w:lvlText w:val=""/>
-      <w:lvlJc w:val="left"/>
-    </w:lvl>
-    <w:lvl w:ilvl="8" w:tplc="D06C7498">
-      <w:numFmt w:val="decimal"/>
-      <w:lvlText w:val=""/>
-      <w:lvlJc w:val="left"/>
-    </w:lvl>
-  </w:abstractNum>
-  <w:num w:numId="1" w16cid:durableId="1939898323">
+  <w:num w:numId="1" w16cid:durableId="1366712069">
+    <w:abstractNumId w:val="1"/>
+    <w:lvlOverride w:ilvl="0">
+      <w:startOverride w:val="1"/>
+    </w:lvlOverride>
+  </w:num>
+  <w:num w:numId="2" w16cid:durableId="676468067">
+    <w:abstractNumId w:val="3"/>
+    <w:lvlOverride w:ilvl="0">
+      <w:startOverride w:val="1"/>
+    </w:lvlOverride>
+  </w:num>
+  <w:num w:numId="3" w16cid:durableId="349645908">
+    <w:abstractNumId w:val="0"/>
+    <w:lvlOverride w:ilvl="0">
+      <w:startOverride w:val="1"/>
+    </w:lvlOverride>
+  </w:num>
+  <w:num w:numId="4" w16cid:durableId="163017308">
     <w:abstractNumId w:val="2"/>
     <w:lvlOverride w:ilvl="0">
       <w:startOverride w:val="1"/>
     </w:lvlOverride>
   </w:num>
-  <w:num w:numId="2" w16cid:durableId="225648673">
+  <w:num w:numId="5" w16cid:durableId="2125414619">
     <w:abstractNumId w:val="4"/>
-    <w:lvlOverride w:ilvl="0">
-      <w:startOverride w:val="1"/>
-    </w:lvlOverride>
-  </w:num>
-  <w:num w:numId="3" w16cid:durableId="534272080">
-    <w:abstractNumId w:val="0"/>
-    <w:lvlOverride w:ilvl="0">
-      <w:startOverride w:val="1"/>
-    </w:lvlOverride>
-  </w:num>
-  <w:num w:numId="4" w16cid:durableId="2009601137">
-    <w:abstractNumId w:val="3"/>
-    <w:lvlOverride w:ilvl="0">
-      <w:startOverride w:val="1"/>
-    </w:lvlOverride>
-  </w:num>
-  <w:num w:numId="5" w16cid:durableId="61023240">
-    <w:abstractNumId w:val="1"/>
     <w:lvlOverride w:ilvl="0">
       <w:startOverride w:val="1"/>
     </w:lvlOverride>
@@ -13865,7 +13865,7 @@
     <w:autoRedefine/>
     <w:uiPriority w:val="39"/>
     <w:unhideWhenUsed/>
-    <w:rsid w:val="006429A8"/>
+    <w:rsid w:val="00C32153"/>
     <w:pPr>
       <w:spacing w:after="100"/>
     </w:pPr>
@@ -13877,7 +13877,7 @@
     <w:autoRedefine/>
     <w:uiPriority w:val="39"/>
     <w:unhideWhenUsed/>
-    <w:rsid w:val="006429A8"/>
+    <w:rsid w:val="00C32153"/>
     <w:pPr>
       <w:spacing w:after="100"/>
       <w:ind w:left="210"/>

--- a/docs/manuals/Role_Guide_7_Analyst.docx
+++ b/docs/manuals/Role_Guide_7_Analyst.docx
@@ -469,7 +469,7 @@
                 <w:sz w:val="19"/>
                 <w:szCs w:val="19"/>
               </w:rPr>
-              <w:t>Version 1.18 · 4 October 2026</w:t>
+              <w:t>Version 1.19 · 4 October 2026</w:t>
             </w:r>
           </w:p>
         </w:tc>
@@ -538,7 +538,7 @@
     <w:sdt>
       <w:sdtPr>
         <w:alias w:val="Contents"/>
-        <w:id w:val="752243903"/>
+        <w:id w:val="-1033108990"/>
       </w:sdtPr>
       <w:sdtEndPr/>
       <w:sdtContent>
@@ -567,7 +567,7 @@
           <w:r>
             <w:fldChar w:fldCharType="separate"/>
           </w:r>
-          <w:hyperlink w:anchor="_Toc241998739" w:history="1">
+          <w:hyperlink w:anchor="_Toc242009394" w:history="1">
             <w:r>
               <w:rPr>
                 <w:rStyle w:val="Hyperlink"/>
@@ -591,7 +591,7 @@
               <w:rPr>
                 <w:noProof/>
               </w:rPr>
-              <w:instrText xml:space="preserve"> PAGEREF _Toc241998739 \h </w:instrText>
+              <w:instrText xml:space="preserve"> PAGEREF _Toc242009394 \h </w:instrText>
             </w:r>
             <w:r>
               <w:rPr>
@@ -634,7 +634,7 @@
               <w14:ligatures w14:val="standardContextual"/>
             </w:rPr>
           </w:pPr>
-          <w:hyperlink w:anchor="_Toc241998740" w:history="1">
+          <w:hyperlink w:anchor="_Toc242009395" w:history="1">
             <w:r>
               <w:rPr>
                 <w:rStyle w:val="Hyperlink"/>
@@ -658,7 +658,7 @@
               <w:rPr>
                 <w:noProof/>
               </w:rPr>
-              <w:instrText xml:space="preserve"> PAGEREF _Toc241998740 \h </w:instrText>
+              <w:instrText xml:space="preserve"> PAGEREF _Toc242009395 \h </w:instrText>
             </w:r>
             <w:r>
               <w:rPr>
@@ -701,7 +701,7 @@
               <w14:ligatures w14:val="standardContextual"/>
             </w:rPr>
           </w:pPr>
-          <w:hyperlink w:anchor="_Toc241998741" w:history="1">
+          <w:hyperlink w:anchor="_Toc242009396" w:history="1">
             <w:r>
               <w:rPr>
                 <w:rStyle w:val="Hyperlink"/>
@@ -725,7 +725,7 @@
               <w:rPr>
                 <w:noProof/>
               </w:rPr>
-              <w:instrText xml:space="preserve"> PAGEREF _Toc241998741 \h </w:instrText>
+              <w:instrText xml:space="preserve"> PAGEREF _Toc242009396 \h </w:instrText>
             </w:r>
             <w:r>
               <w:rPr>
@@ -768,7 +768,7 @@
               <w14:ligatures w14:val="standardContextual"/>
             </w:rPr>
           </w:pPr>
-          <w:hyperlink w:anchor="_Toc241998742" w:history="1">
+          <w:hyperlink w:anchor="_Toc242009397" w:history="1">
             <w:r>
               <w:rPr>
                 <w:rStyle w:val="Hyperlink"/>
@@ -792,7 +792,7 @@
               <w:rPr>
                 <w:noProof/>
               </w:rPr>
-              <w:instrText xml:space="preserve"> PAGEREF _Toc241998742 \h </w:instrText>
+              <w:instrText xml:space="preserve"> PAGEREF _Toc242009397 \h </w:instrText>
             </w:r>
             <w:r>
               <w:rPr>
@@ -835,7 +835,7 @@
               <w14:ligatures w14:val="standardContextual"/>
             </w:rPr>
           </w:pPr>
-          <w:hyperlink w:anchor="_Toc241998743" w:history="1">
+          <w:hyperlink w:anchor="_Toc242009398" w:history="1">
             <w:r>
               <w:rPr>
                 <w:rStyle w:val="Hyperlink"/>
@@ -859,7 +859,7 @@
               <w:rPr>
                 <w:noProof/>
               </w:rPr>
-              <w:instrText xml:space="preserve"> PAGEREF _Toc241998743 \h </w:instrText>
+              <w:instrText xml:space="preserve"> PAGEREF _Toc242009398 \h </w:instrText>
             </w:r>
             <w:r>
               <w:rPr>
@@ -902,7 +902,7 @@
               <w14:ligatures w14:val="standardContextual"/>
             </w:rPr>
           </w:pPr>
-          <w:hyperlink w:anchor="_Toc241998744" w:history="1">
+          <w:hyperlink w:anchor="_Toc242009399" w:history="1">
             <w:r>
               <w:rPr>
                 <w:rStyle w:val="Hyperlink"/>
@@ -926,7 +926,7 @@
               <w:rPr>
                 <w:noProof/>
               </w:rPr>
-              <w:instrText xml:space="preserve"> PAGEREF _Toc241998744 \h </w:instrText>
+              <w:instrText xml:space="preserve"> PAGEREF _Toc242009399 \h </w:instrText>
             </w:r>
             <w:r>
               <w:rPr>
@@ -969,7 +969,7 @@
               <w14:ligatures w14:val="standardContextual"/>
             </w:rPr>
           </w:pPr>
-          <w:hyperlink w:anchor="_Toc241998745" w:history="1">
+          <w:hyperlink w:anchor="_Toc242009400" w:history="1">
             <w:r>
               <w:rPr>
                 <w:rStyle w:val="Hyperlink"/>
@@ -993,7 +993,7 @@
               <w:rPr>
                 <w:noProof/>
               </w:rPr>
-              <w:instrText xml:space="preserve"> PAGEREF _Toc241998745 \h </w:instrText>
+              <w:instrText xml:space="preserve"> PAGEREF _Toc242009400 \h </w:instrText>
             </w:r>
             <w:r>
               <w:rPr>
@@ -1036,7 +1036,7 @@
               <w14:ligatures w14:val="standardContextual"/>
             </w:rPr>
           </w:pPr>
-          <w:hyperlink w:anchor="_Toc241998746" w:history="1">
+          <w:hyperlink w:anchor="_Toc242009401" w:history="1">
             <w:r>
               <w:rPr>
                 <w:rStyle w:val="Hyperlink"/>
@@ -1060,7 +1060,7 @@
               <w:rPr>
                 <w:noProof/>
               </w:rPr>
-              <w:instrText xml:space="preserve"> PAGEREF _Toc241998746 \h </w:instrText>
+              <w:instrText xml:space="preserve"> PAGEREF _Toc242009401 \h </w:instrText>
             </w:r>
             <w:r>
               <w:rPr>
@@ -1103,7 +1103,7 @@
               <w14:ligatures w14:val="standardContextual"/>
             </w:rPr>
           </w:pPr>
-          <w:hyperlink w:anchor="_Toc241998747" w:history="1">
+          <w:hyperlink w:anchor="_Toc242009402" w:history="1">
             <w:r>
               <w:rPr>
                 <w:rStyle w:val="Hyperlink"/>
@@ -1127,7 +1127,7 @@
               <w:rPr>
                 <w:noProof/>
               </w:rPr>
-              <w:instrText xml:space="preserve"> PAGEREF _Toc241998747 \h </w:instrText>
+              <w:instrText xml:space="preserve"> PAGEREF _Toc242009402 \h </w:instrText>
             </w:r>
             <w:r>
               <w:rPr>
@@ -1170,7 +1170,7 @@
               <w14:ligatures w14:val="standardContextual"/>
             </w:rPr>
           </w:pPr>
-          <w:hyperlink w:anchor="_Toc241998748" w:history="1">
+          <w:hyperlink w:anchor="_Toc242009403" w:history="1">
             <w:r>
               <w:rPr>
                 <w:rStyle w:val="Hyperlink"/>
@@ -1194,7 +1194,7 @@
               <w:rPr>
                 <w:noProof/>
               </w:rPr>
-              <w:instrText xml:space="preserve"> PAGEREF _Toc241998748 \h </w:instrText>
+              <w:instrText xml:space="preserve"> PAGEREF _Toc242009403 \h </w:instrText>
             </w:r>
             <w:r>
               <w:rPr>
@@ -1237,7 +1237,7 @@
               <w14:ligatures w14:val="standardContextual"/>
             </w:rPr>
           </w:pPr>
-          <w:hyperlink w:anchor="_Toc241998749" w:history="1">
+          <w:hyperlink w:anchor="_Toc242009404" w:history="1">
             <w:r>
               <w:rPr>
                 <w:rStyle w:val="Hyperlink"/>
@@ -1261,7 +1261,7 @@
               <w:rPr>
                 <w:noProof/>
               </w:rPr>
-              <w:instrText xml:space="preserve"> PAGEREF _Toc241998749 \h </w:instrText>
+              <w:instrText xml:space="preserve"> PAGEREF _Toc242009404 \h </w:instrText>
             </w:r>
             <w:r>
               <w:rPr>
@@ -1304,7 +1304,7 @@
               <w14:ligatures w14:val="standardContextual"/>
             </w:rPr>
           </w:pPr>
-          <w:hyperlink w:anchor="_Toc241998750" w:history="1">
+          <w:hyperlink w:anchor="_Toc242009405" w:history="1">
             <w:r>
               <w:rPr>
                 <w:rStyle w:val="Hyperlink"/>
@@ -1328,7 +1328,7 @@
               <w:rPr>
                 <w:noProof/>
               </w:rPr>
-              <w:instrText xml:space="preserve"> PAGEREF _Toc241998750 \h </w:instrText>
+              <w:instrText xml:space="preserve"> PAGEREF _Toc242009405 \h </w:instrText>
             </w:r>
             <w:r>
               <w:rPr>
@@ -1371,7 +1371,7 @@
               <w14:ligatures w14:val="standardContextual"/>
             </w:rPr>
           </w:pPr>
-          <w:hyperlink w:anchor="_Toc241998751" w:history="1">
+          <w:hyperlink w:anchor="_Toc242009406" w:history="1">
             <w:r>
               <w:rPr>
                 <w:rStyle w:val="Hyperlink"/>
@@ -1395,7 +1395,7 @@
               <w:rPr>
                 <w:noProof/>
               </w:rPr>
-              <w:instrText xml:space="preserve"> PAGEREF _Toc241998751 \h </w:instrText>
+              <w:instrText xml:space="preserve"> PAGEREF _Toc242009406 \h </w:instrText>
             </w:r>
             <w:r>
               <w:rPr>
@@ -1438,7 +1438,7 @@
               <w14:ligatures w14:val="standardContextual"/>
             </w:rPr>
           </w:pPr>
-          <w:hyperlink w:anchor="_Toc241998752" w:history="1">
+          <w:hyperlink w:anchor="_Toc242009407" w:history="1">
             <w:r>
               <w:rPr>
                 <w:rStyle w:val="Hyperlink"/>
@@ -1462,7 +1462,7 @@
               <w:rPr>
                 <w:noProof/>
               </w:rPr>
-              <w:instrText xml:space="preserve"> PAGEREF _Toc241998752 \h </w:instrText>
+              <w:instrText xml:space="preserve"> PAGEREF _Toc242009407 \h </w:instrText>
             </w:r>
             <w:r>
               <w:rPr>
@@ -1505,7 +1505,7 @@
               <w14:ligatures w14:val="standardContextual"/>
             </w:rPr>
           </w:pPr>
-          <w:hyperlink w:anchor="_Toc241998753" w:history="1">
+          <w:hyperlink w:anchor="_Toc242009408" w:history="1">
             <w:r>
               <w:rPr>
                 <w:rStyle w:val="Hyperlink"/>
@@ -1529,7 +1529,7 @@
               <w:rPr>
                 <w:noProof/>
               </w:rPr>
-              <w:instrText xml:space="preserve"> PAGEREF _Toc241998753 \h </w:instrText>
+              <w:instrText xml:space="preserve"> PAGEREF _Toc242009408 \h </w:instrText>
             </w:r>
             <w:r>
               <w:rPr>
@@ -1572,7 +1572,7 @@
               <w14:ligatures w14:val="standardContextual"/>
             </w:rPr>
           </w:pPr>
-          <w:hyperlink w:anchor="_Toc241998754" w:history="1">
+          <w:hyperlink w:anchor="_Toc242009409" w:history="1">
             <w:r>
               <w:rPr>
                 <w:rStyle w:val="Hyperlink"/>
@@ -1596,7 +1596,7 @@
               <w:rPr>
                 <w:noProof/>
               </w:rPr>
-              <w:instrText xml:space="preserve"> PAGEREF _Toc241998754 \h </w:instrText>
+              <w:instrText xml:space="preserve"> PAGEREF _Toc242009409 \h </w:instrText>
             </w:r>
             <w:r>
               <w:rPr>
@@ -1639,7 +1639,7 @@
               <w14:ligatures w14:val="standardContextual"/>
             </w:rPr>
           </w:pPr>
-          <w:hyperlink w:anchor="_Toc241998755" w:history="1">
+          <w:hyperlink w:anchor="_Toc242009410" w:history="1">
             <w:r>
               <w:rPr>
                 <w:rStyle w:val="Hyperlink"/>
@@ -1663,7 +1663,7 @@
               <w:rPr>
                 <w:noProof/>
               </w:rPr>
-              <w:instrText xml:space="preserve"> PAGEREF _Toc241998755 \h </w:instrText>
+              <w:instrText xml:space="preserve"> PAGEREF _Toc242009410 \h </w:instrText>
             </w:r>
             <w:r>
               <w:rPr>
@@ -1706,7 +1706,7 @@
               <w14:ligatures w14:val="standardContextual"/>
             </w:rPr>
           </w:pPr>
-          <w:hyperlink w:anchor="_Toc241998756" w:history="1">
+          <w:hyperlink w:anchor="_Toc242009411" w:history="1">
             <w:r>
               <w:rPr>
                 <w:rStyle w:val="Hyperlink"/>
@@ -1730,7 +1730,7 @@
               <w:rPr>
                 <w:noProof/>
               </w:rPr>
-              <w:instrText xml:space="preserve"> PAGEREF _Toc241998756 \h </w:instrText>
+              <w:instrText xml:space="preserve"> PAGEREF _Toc242009411 \h </w:instrText>
             </w:r>
             <w:r>
               <w:rPr>
@@ -1773,7 +1773,7 @@
               <w14:ligatures w14:val="standardContextual"/>
             </w:rPr>
           </w:pPr>
-          <w:hyperlink w:anchor="_Toc241998757" w:history="1">
+          <w:hyperlink w:anchor="_Toc242009412" w:history="1">
             <w:r>
               <w:rPr>
                 <w:rStyle w:val="Hyperlink"/>
@@ -1797,7 +1797,7 @@
               <w:rPr>
                 <w:noProof/>
               </w:rPr>
-              <w:instrText xml:space="preserve"> PAGEREF _Toc241998757 \h </w:instrText>
+              <w:instrText xml:space="preserve"> PAGEREF _Toc242009412 \h </w:instrText>
             </w:r>
             <w:r>
               <w:rPr>
@@ -1840,7 +1840,7 @@
               <w14:ligatures w14:val="standardContextual"/>
             </w:rPr>
           </w:pPr>
-          <w:hyperlink w:anchor="_Toc241998758" w:history="1">
+          <w:hyperlink w:anchor="_Toc242009413" w:history="1">
             <w:r>
               <w:rPr>
                 <w:rStyle w:val="Hyperlink"/>
@@ -1864,7 +1864,7 @@
               <w:rPr>
                 <w:noProof/>
               </w:rPr>
-              <w:instrText xml:space="preserve"> PAGEREF _Toc241998758 \h </w:instrText>
+              <w:instrText xml:space="preserve"> PAGEREF _Toc242009413 \h </w:instrText>
             </w:r>
             <w:r>
               <w:rPr>
@@ -1907,7 +1907,7 @@
               <w14:ligatures w14:val="standardContextual"/>
             </w:rPr>
           </w:pPr>
-          <w:hyperlink w:anchor="_Toc241998759" w:history="1">
+          <w:hyperlink w:anchor="_Toc242009414" w:history="1">
             <w:r>
               <w:rPr>
                 <w:rStyle w:val="Hyperlink"/>
@@ -1931,7 +1931,7 @@
               <w:rPr>
                 <w:noProof/>
               </w:rPr>
-              <w:instrText xml:space="preserve"> PAGEREF _Toc241998759 \h </w:instrText>
+              <w:instrText xml:space="preserve"> PAGEREF _Toc242009414 \h </w:instrText>
             </w:r>
             <w:r>
               <w:rPr>
@@ -1974,7 +1974,7 @@
               <w14:ligatures w14:val="standardContextual"/>
             </w:rPr>
           </w:pPr>
-          <w:hyperlink w:anchor="_Toc241998760" w:history="1">
+          <w:hyperlink w:anchor="_Toc242009415" w:history="1">
             <w:r>
               <w:rPr>
                 <w:rStyle w:val="Hyperlink"/>
@@ -1998,7 +1998,7 @@
               <w:rPr>
                 <w:noProof/>
               </w:rPr>
-              <w:instrText xml:space="preserve"> PAGEREF _Toc241998760 \h </w:instrText>
+              <w:instrText xml:space="preserve"> PAGEREF _Toc242009415 \h </w:instrText>
             </w:r>
             <w:r>
               <w:rPr>
@@ -2041,7 +2041,7 @@
               <w14:ligatures w14:val="standardContextual"/>
             </w:rPr>
           </w:pPr>
-          <w:hyperlink w:anchor="_Toc241998761" w:history="1">
+          <w:hyperlink w:anchor="_Toc242009416" w:history="1">
             <w:r>
               <w:rPr>
                 <w:rStyle w:val="Hyperlink"/>
@@ -2065,7 +2065,7 @@
               <w:rPr>
                 <w:noProof/>
               </w:rPr>
-              <w:instrText xml:space="preserve"> PAGEREF _Toc241998761 \h </w:instrText>
+              <w:instrText xml:space="preserve"> PAGEREF _Toc242009416 \h </w:instrText>
             </w:r>
             <w:r>
               <w:rPr>
@@ -2108,7 +2108,7 @@
               <w14:ligatures w14:val="standardContextual"/>
             </w:rPr>
           </w:pPr>
-          <w:hyperlink w:anchor="_Toc241998762" w:history="1">
+          <w:hyperlink w:anchor="_Toc242009417" w:history="1">
             <w:r>
               <w:rPr>
                 <w:rStyle w:val="Hyperlink"/>
@@ -2132,7 +2132,7 @@
               <w:rPr>
                 <w:noProof/>
               </w:rPr>
-              <w:instrText xml:space="preserve"> PAGEREF _Toc241998762 \h </w:instrText>
+              <w:instrText xml:space="preserve"> PAGEREF _Toc242009417 \h </w:instrText>
             </w:r>
             <w:r>
               <w:rPr>
@@ -2175,7 +2175,7 @@
               <w14:ligatures w14:val="standardContextual"/>
             </w:rPr>
           </w:pPr>
-          <w:hyperlink w:anchor="_Toc241998763" w:history="1">
+          <w:hyperlink w:anchor="_Toc242009418" w:history="1">
             <w:r>
               <w:rPr>
                 <w:rStyle w:val="Hyperlink"/>
@@ -2199,7 +2199,7 @@
               <w:rPr>
                 <w:noProof/>
               </w:rPr>
-              <w:instrText xml:space="preserve"> PAGEREF _Toc241998763 \h </w:instrText>
+              <w:instrText xml:space="preserve"> PAGEREF _Toc242009418 \h </w:instrText>
             </w:r>
             <w:r>
               <w:rPr>
@@ -2242,7 +2242,7 @@
               <w14:ligatures w14:val="standardContextual"/>
             </w:rPr>
           </w:pPr>
-          <w:hyperlink w:anchor="_Toc241998764" w:history="1">
+          <w:hyperlink w:anchor="_Toc242009419" w:history="1">
             <w:r>
               <w:rPr>
                 <w:rStyle w:val="Hyperlink"/>
@@ -2266,7 +2266,7 @@
               <w:rPr>
                 <w:noProof/>
               </w:rPr>
-              <w:instrText xml:space="preserve"> PAGEREF _Toc241998764 \h </w:instrText>
+              <w:instrText xml:space="preserve"> PAGEREF _Toc242009419 \h </w:instrText>
             </w:r>
             <w:r>
               <w:rPr>
@@ -2309,7 +2309,7 @@
               <w14:ligatures w14:val="standardContextual"/>
             </w:rPr>
           </w:pPr>
-          <w:hyperlink w:anchor="_Toc241998765" w:history="1">
+          <w:hyperlink w:anchor="_Toc242009420" w:history="1">
             <w:r>
               <w:rPr>
                 <w:rStyle w:val="Hyperlink"/>
@@ -2333,7 +2333,7 @@
               <w:rPr>
                 <w:noProof/>
               </w:rPr>
-              <w:instrText xml:space="preserve"> PAGEREF _Toc241998765 \h </w:instrText>
+              <w:instrText xml:space="preserve"> PAGEREF _Toc242009420 \h </w:instrText>
             </w:r>
             <w:r>
               <w:rPr>
@@ -2372,7 +2372,7 @@
         <w:pStyle w:val="Heading1"/>
         <w:pageBreakBefore/>
       </w:pPr>
-      <w:bookmarkStart w:id="0" w:name="_Toc241998739"/>
+      <w:bookmarkStart w:id="0" w:name="_Toc242009394"/>
       <w:r>
         <w:lastRenderedPageBreak/>
         <w:t>1. Your role at a glance</w:t>
@@ -2553,7 +2553,7 @@
         <w:pStyle w:val="Heading1"/>
         <w:pageBreakBefore/>
       </w:pPr>
-      <w:bookmarkStart w:id="1" w:name="_Toc241998740"/>
+      <w:bookmarkStart w:id="1" w:name="_Toc242009395"/>
       <w:r>
         <w:lastRenderedPageBreak/>
         <w:t>2. Signing in and your screens</w:t>
@@ -2564,7 +2564,7 @@
       <w:pPr>
         <w:pStyle w:val="Heading2"/>
       </w:pPr>
-      <w:bookmarkStart w:id="2" w:name="_Toc241998741"/>
+      <w:bookmarkStart w:id="2" w:name="_Toc242009396"/>
       <w:r>
         <w:t>Signing in</w:t>
       </w:r>
@@ -2814,7 +2814,7 @@
       <w:pPr>
         <w:pStyle w:val="Heading2"/>
       </w:pPr>
-      <w:bookmarkStart w:id="3" w:name="_Toc241998742"/>
+      <w:bookmarkStart w:id="3" w:name="_Toc242009397"/>
       <w:r>
         <w:t>Finding your way around</w:t>
       </w:r>
@@ -3068,7 +3068,7 @@
       <w:pPr>
         <w:pStyle w:val="Heading2"/>
       </w:pPr>
-      <w:bookmarkStart w:id="4" w:name="_Toc241998743"/>
+      <w:bookmarkStart w:id="4" w:name="_Toc242009398"/>
       <w:r>
         <w:t>Your screens</w:t>
       </w:r>
@@ -3402,7 +3402,7 @@
       <w:pPr>
         <w:pStyle w:val="Heading2"/>
       </w:pPr>
-      <w:bookmarkStart w:id="5" w:name="_Toc241998744"/>
+      <w:bookmarkStart w:id="5" w:name="_Toc242009399"/>
       <w:r>
         <w:t>Changing your password</w:t>
       </w:r>
@@ -3573,7 +3573,7 @@
         <w:pStyle w:val="Heading1"/>
         <w:pageBreakBefore/>
       </w:pPr>
-      <w:bookmarkStart w:id="6" w:name="_Toc241998745"/>
+      <w:bookmarkStart w:id="6" w:name="_Toc242009400"/>
       <w:r>
         <w:lastRenderedPageBreak/>
         <w:t>3. Your routine</w:t>
@@ -3858,7 +3858,7 @@
         <w:pStyle w:val="Heading1"/>
         <w:pageBreakBefore/>
       </w:pPr>
-      <w:bookmarkStart w:id="7" w:name="_Toc241998746"/>
+      <w:bookmarkStart w:id="7" w:name="_Toc242009401"/>
       <w:r>
         <w:lastRenderedPageBreak/>
         <w:t>4. Step-by-step tasks</w:t>
@@ -3869,7 +3869,7 @@
       <w:pPr>
         <w:pStyle w:val="Heading2"/>
       </w:pPr>
-      <w:bookmarkStart w:id="8" w:name="_Toc241998747"/>
+      <w:bookmarkStart w:id="8" w:name="_Toc242009402"/>
       <w:r>
         <w:t>4.1 Your start screen</w:t>
       </w:r>
@@ -3955,7 +3955,7 @@
       <w:pPr>
         <w:pStyle w:val="Heading2"/>
       </w:pPr>
-      <w:bookmarkStart w:id="9" w:name="_Toc241998748"/>
+      <w:bookmarkStart w:id="9" w:name="_Toc242009403"/>
       <w:r>
         <w:t>4.2 Reading the dashboards</w:t>
       </w:r>
@@ -4646,7 +4646,7 @@
       <w:pPr>
         <w:pStyle w:val="Heading2"/>
       </w:pPr>
-      <w:bookmarkStart w:id="10" w:name="_Toc241998749"/>
+      <w:bookmarkStart w:id="10" w:name="_Toc242009404"/>
       <w:r>
         <w:t>4.3 Using Reports (analytics and charts)</w:t>
       </w:r>
@@ -5319,7 +5319,7 @@
       <w:pPr>
         <w:pStyle w:val="Heading2"/>
       </w:pPr>
-      <w:bookmarkStart w:id="11" w:name="_Toc241998750"/>
+      <w:bookmarkStart w:id="11" w:name="_Toc242009405"/>
       <w:r>
         <w:lastRenderedPageBreak/>
         <w:t>4.4 Downloading data</w:t>
@@ -5939,7 +5939,7 @@
       <w:pPr>
         <w:pStyle w:val="Heading2"/>
       </w:pPr>
-      <w:bookmarkStart w:id="12" w:name="_Toc241998751"/>
+      <w:bookmarkStart w:id="12" w:name="_Toc242009406"/>
       <w:r>
         <w:t>4.5 Working with the analysis export</w:t>
       </w:r>
@@ -6085,7 +6085,7 @@
         <w:pStyle w:val="Heading1"/>
         <w:pageBreakBefore/>
       </w:pPr>
-      <w:bookmarkStart w:id="13" w:name="_Toc241998752"/>
+      <w:bookmarkStart w:id="13" w:name="_Toc242009407"/>
       <w:r>
         <w:lastRenderedPageBreak/>
         <w:t>5. Rules you must follow</w:t>
@@ -6223,7 +6223,7 @@
         <w:pStyle w:val="Heading1"/>
         <w:pageBreakBefore/>
       </w:pPr>
-      <w:bookmarkStart w:id="14" w:name="_Toc241998753"/>
+      <w:bookmarkStart w:id="14" w:name="_Toc242009408"/>
       <w:r>
         <w:lastRenderedPageBreak/>
         <w:t>6. Troubleshooting</w:t>
@@ -7518,7 +7518,7 @@
         <w:pStyle w:val="Heading1"/>
         <w:pageBreakBefore/>
       </w:pPr>
-      <w:bookmarkStart w:id="15" w:name="_Toc241998754"/>
+      <w:bookmarkStart w:id="15" w:name="_Toc242009409"/>
       <w:r>
         <w:lastRenderedPageBreak/>
         <w:t>7. Quick reference</w:t>
@@ -7797,7 +7797,7 @@
         <w:pStyle w:val="Heading1"/>
         <w:pageBreakBefore/>
       </w:pPr>
-      <w:bookmarkStart w:id="16" w:name="_Toc241998755"/>
+      <w:bookmarkStart w:id="16" w:name="_Toc242009410"/>
       <w:r>
         <w:lastRenderedPageBreak/>
         <w:t>8. Every screen and button for your role</w:t>
@@ -7960,7 +7960,7 @@
       <w:pPr>
         <w:pStyle w:val="Heading2"/>
       </w:pPr>
-      <w:bookmarkStart w:id="17" w:name="_Toc241998756"/>
+      <w:bookmarkStart w:id="17" w:name="_Toc242009411"/>
       <w:r>
         <w:t>8.1 Sign in</w:t>
       </w:r>
@@ -8473,7 +8473,7 @@
       <w:pPr>
         <w:pStyle w:val="Heading2"/>
       </w:pPr>
-      <w:bookmarkStart w:id="18" w:name="_Toc241998757"/>
+      <w:bookmarkStart w:id="18" w:name="_Toc242009412"/>
       <w:r>
         <w:t>8.2 The header and menu bar (every screen)</w:t>
       </w:r>
@@ -9197,7 +9197,7 @@
       <w:pPr>
         <w:pStyle w:val="Heading2"/>
       </w:pPr>
-      <w:bookmarkStart w:id="19" w:name="_Toc241998758"/>
+      <w:bookmarkStart w:id="19" w:name="_Toc242009413"/>
       <w:r>
         <w:t>8.3 Change Password</w:t>
       </w:r>
@@ -9817,7 +9817,7 @@
       <w:pPr>
         <w:pStyle w:val="Heading2"/>
       </w:pPr>
-      <w:bookmarkStart w:id="20" w:name="_Toc241998759"/>
+      <w:bookmarkStart w:id="20" w:name="_Toc242009414"/>
       <w:r>
         <w:t>8.4 Executive Dashboard</w:t>
       </w:r>
@@ -10331,7 +10331,7 @@
       <w:pPr>
         <w:pStyle w:val="Heading2"/>
       </w:pPr>
-      <w:bookmarkStart w:id="21" w:name="_Toc241998760"/>
+      <w:bookmarkStart w:id="21" w:name="_Toc242009415"/>
       <w:r>
         <w:t>8.5 Sampling Dashboard</w:t>
       </w:r>
@@ -10844,7 +10844,7 @@
       <w:pPr>
         <w:pStyle w:val="Heading2"/>
       </w:pPr>
-      <w:bookmarkStart w:id="22" w:name="_Toc241998761"/>
+      <w:bookmarkStart w:id="22" w:name="_Toc242009416"/>
       <w:r>
         <w:t>8.6 Contact Dashboard</w:t>
       </w:r>
@@ -11147,7 +11147,7 @@
       <w:pPr>
         <w:pStyle w:val="Heading2"/>
       </w:pPr>
-      <w:bookmarkStart w:id="23" w:name="_Toc241998762"/>
+      <w:bookmarkStart w:id="23" w:name="_Toc242009417"/>
       <w:r>
         <w:lastRenderedPageBreak/>
         <w:t>8.7 KII / Document Dashboard</w:t>
@@ -11558,7 +11558,7 @@
       <w:pPr>
         <w:pStyle w:val="Heading2"/>
       </w:pPr>
-      <w:bookmarkStart w:id="24" w:name="_Toc241998763"/>
+      <w:bookmarkStart w:id="24" w:name="_Toc242009418"/>
       <w:r>
         <w:t>8.8 Reports</w:t>
       </w:r>
@@ -12071,7 +12071,7 @@
       <w:pPr>
         <w:pStyle w:val="Heading2"/>
       </w:pPr>
-      <w:bookmarkStart w:id="25" w:name="_Toc241998764"/>
+      <w:bookmarkStart w:id="25" w:name="_Toc242009419"/>
       <w:r>
         <w:t>8.9 Cost Dashboard</w:t>
       </w:r>
@@ -12374,7 +12374,7 @@
       <w:pPr>
         <w:pStyle w:val="Heading2"/>
       </w:pPr>
-      <w:bookmarkStart w:id="26" w:name="_Toc241998765"/>
+      <w:bookmarkStart w:id="26" w:name="_Toc242009420"/>
       <w:r>
         <w:lastRenderedPageBreak/>
         <w:t>8.10 Export</w:t>
@@ -12722,7 +12722,7 @@
         <w:sz w:val="16"/>
         <w:szCs w:val="16"/>
       </w:rPr>
-      <w:t>Version 1.18 · 4 October 2026</w:t>
+      <w:t>Version 1.19 · 4 October 2026</w:t>
     </w:r>
     <w:r>
       <w:rPr>
@@ -12895,10 +12895,10 @@
 <file path=word/numbering.xml><?xml version="1.0" encoding="utf-8"?>
 <w:numbering xmlns:wpc="http://schemas.microsoft.com/office/word/2010/wordprocessingCanvas" xmlns:cx="http://schemas.microsoft.com/office/drawing/2014/chartex" xmlns:cx1="http://schemas.microsoft.com/office/drawing/2015/9/8/chartex" xmlns:cx2="http://schemas.microsoft.com/office/drawing/2015/10/21/chartex" xmlns:cx3="http://schemas.microsoft.com/office/drawing/2016/5/9/chartex" xmlns:cx4="http://schemas.microsoft.com/office/drawing/2016/5/10/chartex" xmlns:cx5="http://schemas.microsoft.com/office/drawing/2016/5/11/chartex" xmlns:cx6="http://schemas.microsoft.com/office/drawing/2016/5/12/chartex" xmlns:cx7="http://schemas.microsoft.com/office/drawing/2016/5/13/chartex" xmlns:cx8="http://schemas.microsoft.com/office/drawing/2016/5/14/chartex" xmlns:mc="http://schemas.openxmlformats.org/markup-compatibility/2006" xmlns:aink="http://schemas.microsoft.com/office/drawing/2016/ink" xmlns:am3d="http://schemas.microsoft.com/office/drawing/2017/model3d" xmlns:o="urn:schemas-microsoft-com:office:office" xmlns:oel="http://schemas.microsoft.com/office/2019/extlst" xmlns:r="http://schemas.openxmlformats.org/officeDocument/2006/relationships" xmlns:m="http://schemas.openxmlformats.org/officeDocument/2006/math" xmlns:v="urn:schemas-microsoft-com:vml" xmlns:wp14="http://schemas.microsoft.com/office/word/2010/wordprocessingDrawing" xmlns:wp="http://schemas.openxmlformats.org/drawingml/2006/wordprocessingDrawing" xmlns:w10="urn:schemas-microsoft-com:office:word" xmlns:w="http://schemas.openxmlformats.org/wordprocessingml/2006/main" xmlns:w14="http://schemas.microsoft.com/office/word/2010/wordml" xmlns:w15="http://schemas.microsoft.com/office/word/2012/wordml" xmlns:w16cex="http://schemas.microsoft.com/office/word/2018/wordml/cex" xmlns:w16cid="http://schemas.microsoft.com/office/word/2016/wordml/cid" xmlns:w16="http://schemas.microsoft.com/office/word/2018/wordml" xmlns:w16sdtdh="http://schemas.microsoft.com/office/word/2020/wordml/sdtdatahash" xmlns:w16se="http://schemas.microsoft.com/office/word/2015/wordml/symex" xmlns:wpg="http://schemas.microsoft.com/office/word/2010/wordprocessingGroup" xmlns:wpi="http://schemas.microsoft.com/office/word/2010/wordprocessingInk" xmlns:wne="http://schemas.microsoft.com/office/word/2006/wordml" xmlns:wps="http://schemas.microsoft.com/office/word/2010/wordprocessingShape" mc:Ignorable="w14 w15 w16se w16cid w16 w16cex w16sdtdh wp14">
   <w:abstractNum w:abstractNumId="0" w15:restartNumberingAfterBreak="0">
-    <w:nsid w:val="15B566E8"/>
+    <w:nsid w:val="0B882362"/>
     <w:multiLevelType w:val="hybridMultilevel"/>
-    <w:tmpl w:val="28D83F20"/>
-    <w:lvl w:ilvl="0" w:tplc="22209782">
+    <w:tmpl w:val="59928AC2"/>
+    <w:lvl w:ilvl="0" w:tplc="A2DEA4FC">
       <w:start w:val="1"/>
       <w:numFmt w:val="decimal"/>
       <w:lvlText w:val="%1."/>
@@ -12912,138 +12912,52 @@
         <w:color w:val="A67C27"/>
       </w:rPr>
     </w:lvl>
-    <w:lvl w:ilvl="1" w:tplc="F9525278">
+    <w:lvl w:ilvl="1" w:tplc="DB40D0F8">
       <w:numFmt w:val="decimal"/>
       <w:lvlText w:val=""/>
       <w:lvlJc w:val="left"/>
     </w:lvl>
-    <w:lvl w:ilvl="2" w:tplc="2D56A430">
+    <w:lvl w:ilvl="2" w:tplc="5DBEA57E">
       <w:numFmt w:val="decimal"/>
       <w:lvlText w:val=""/>
       <w:lvlJc w:val="left"/>
     </w:lvl>
-    <w:lvl w:ilvl="3" w:tplc="6FF0BB4C">
+    <w:lvl w:ilvl="3" w:tplc="63DA1878">
       <w:numFmt w:val="decimal"/>
       <w:lvlText w:val=""/>
       <w:lvlJc w:val="left"/>
     </w:lvl>
-    <w:lvl w:ilvl="4" w:tplc="F680151A">
+    <w:lvl w:ilvl="4" w:tplc="F9527FCC">
       <w:numFmt w:val="decimal"/>
       <w:lvlText w:val=""/>
       <w:lvlJc w:val="left"/>
     </w:lvl>
-    <w:lvl w:ilvl="5" w:tplc="FD58D6DE">
+    <w:lvl w:ilvl="5" w:tplc="5E16CB30">
       <w:numFmt w:val="decimal"/>
       <w:lvlText w:val=""/>
       <w:lvlJc w:val="left"/>
     </w:lvl>
-    <w:lvl w:ilvl="6" w:tplc="91306120">
+    <w:lvl w:ilvl="6" w:tplc="895C2B9E">
       <w:numFmt w:val="decimal"/>
       <w:lvlText w:val=""/>
       <w:lvlJc w:val="left"/>
     </w:lvl>
-    <w:lvl w:ilvl="7" w:tplc="94E6AA98">
+    <w:lvl w:ilvl="7" w:tplc="A3662A44">
       <w:numFmt w:val="decimal"/>
       <w:lvlText w:val=""/>
       <w:lvlJc w:val="left"/>
     </w:lvl>
-    <w:lvl w:ilvl="8" w:tplc="1D94FB54">
+    <w:lvl w:ilvl="8" w:tplc="E8D49410">
       <w:numFmt w:val="decimal"/>
       <w:lvlText w:val=""/>
       <w:lvlJc w:val="left"/>
     </w:lvl>
   </w:abstractNum>
   <w:abstractNum w:abstractNumId="1" w15:restartNumberingAfterBreak="0">
-    <w:nsid w:val="2B5F225A"/>
+    <w:nsid w:val="3B1D7472"/>
     <w:multiLevelType w:val="hybridMultilevel"/>
-    <w:tmpl w:val="09D2FA88"/>
-    <w:lvl w:ilvl="0" w:tplc="BD702786">
-      <w:start w:val="1"/>
-      <w:numFmt w:val="bullet"/>
-      <w:lvlText w:val="●"/>
-      <w:lvlJc w:val="left"/>
-      <w:pPr>
-        <w:ind w:left="720" w:hanging="360"/>
-      </w:pPr>
-    </w:lvl>
-    <w:lvl w:ilvl="1" w:tplc="9BEE67A8">
-      <w:start w:val="1"/>
-      <w:numFmt w:val="bullet"/>
-      <w:lvlText w:val="○"/>
-      <w:lvlJc w:val="left"/>
-      <w:pPr>
-        <w:ind w:left="1440" w:hanging="360"/>
-      </w:pPr>
-    </w:lvl>
-    <w:lvl w:ilvl="2" w:tplc="16503848">
-      <w:start w:val="1"/>
-      <w:numFmt w:val="bullet"/>
-      <w:lvlText w:val="■"/>
-      <w:lvlJc w:val="left"/>
-      <w:pPr>
-        <w:ind w:left="2160" w:hanging="360"/>
-      </w:pPr>
-    </w:lvl>
-    <w:lvl w:ilvl="3" w:tplc="73A4E638">
-      <w:start w:val="1"/>
-      <w:numFmt w:val="bullet"/>
-      <w:lvlText w:val="●"/>
-      <w:lvlJc w:val="left"/>
-      <w:pPr>
-        <w:ind w:left="2880" w:hanging="360"/>
-      </w:pPr>
-    </w:lvl>
-    <w:lvl w:ilvl="4" w:tplc="84809B48">
-      <w:start w:val="1"/>
-      <w:numFmt w:val="bullet"/>
-      <w:lvlText w:val="○"/>
-      <w:lvlJc w:val="left"/>
-      <w:pPr>
-        <w:ind w:left="3600" w:hanging="360"/>
-      </w:pPr>
-    </w:lvl>
-    <w:lvl w:ilvl="5" w:tplc="C8D8B03A">
-      <w:start w:val="1"/>
-      <w:numFmt w:val="bullet"/>
-      <w:lvlText w:val="■"/>
-      <w:lvlJc w:val="left"/>
-      <w:pPr>
-        <w:ind w:left="4320" w:hanging="360"/>
-      </w:pPr>
-    </w:lvl>
-    <w:lvl w:ilvl="6" w:tplc="21A8B0E0">
-      <w:start w:val="1"/>
-      <w:numFmt w:val="bullet"/>
-      <w:lvlText w:val="●"/>
-      <w:lvlJc w:val="left"/>
-      <w:pPr>
-        <w:ind w:left="5040" w:hanging="360"/>
-      </w:pPr>
-    </w:lvl>
-    <w:lvl w:ilvl="7" w:tplc="2D04401E">
-      <w:start w:val="1"/>
-      <w:numFmt w:val="bullet"/>
-      <w:lvlText w:val="●"/>
-      <w:lvlJc w:val="left"/>
-      <w:pPr>
-        <w:ind w:left="5760" w:hanging="360"/>
-      </w:pPr>
-    </w:lvl>
-    <w:lvl w:ilvl="8" w:tplc="23AA7710">
-      <w:start w:val="1"/>
-      <w:numFmt w:val="bullet"/>
-      <w:lvlText w:val="●"/>
-      <w:lvlJc w:val="left"/>
-      <w:pPr>
-        <w:ind w:left="6480" w:hanging="360"/>
-      </w:pPr>
-    </w:lvl>
-  </w:abstractNum>
-  <w:abstractNum w:abstractNumId="2" w15:restartNumberingAfterBreak="0">
-    <w:nsid w:val="38683187"/>
-    <w:multiLevelType w:val="hybridMultilevel"/>
-    <w:tmpl w:val="7702FEAC"/>
-    <w:lvl w:ilvl="0" w:tplc="CB785250">
+    <w:tmpl w:val="0F0E00B4"/>
+    <w:lvl w:ilvl="0" w:tplc="4BEE70C4">
       <w:start w:val="1"/>
       <w:numFmt w:val="decimal"/>
       <w:lvlText w:val="%1."/>
@@ -13057,52 +12971,197 @@
         <w:color w:val="A67C27"/>
       </w:rPr>
     </w:lvl>
-    <w:lvl w:ilvl="1" w:tplc="1A34A4B4">
+    <w:lvl w:ilvl="1" w:tplc="A8203F7A">
       <w:numFmt w:val="decimal"/>
       <w:lvlText w:val=""/>
       <w:lvlJc w:val="left"/>
     </w:lvl>
-    <w:lvl w:ilvl="2" w:tplc="3DD81222">
+    <w:lvl w:ilvl="2" w:tplc="BAB64840">
       <w:numFmt w:val="decimal"/>
       <w:lvlText w:val=""/>
       <w:lvlJc w:val="left"/>
     </w:lvl>
-    <w:lvl w:ilvl="3" w:tplc="ED626F5E">
+    <w:lvl w:ilvl="3" w:tplc="1E28544C">
       <w:numFmt w:val="decimal"/>
       <w:lvlText w:val=""/>
       <w:lvlJc w:val="left"/>
     </w:lvl>
-    <w:lvl w:ilvl="4" w:tplc="0010A41C">
+    <w:lvl w:ilvl="4" w:tplc="5C64F538">
       <w:numFmt w:val="decimal"/>
       <w:lvlText w:val=""/>
       <w:lvlJc w:val="left"/>
     </w:lvl>
-    <w:lvl w:ilvl="5" w:tplc="2DB83974">
+    <w:lvl w:ilvl="5" w:tplc="F1BEC93E">
       <w:numFmt w:val="decimal"/>
       <w:lvlText w:val=""/>
       <w:lvlJc w:val="left"/>
     </w:lvl>
-    <w:lvl w:ilvl="6" w:tplc="8B9A1AC2">
+    <w:lvl w:ilvl="6" w:tplc="CFF6A93C">
       <w:numFmt w:val="decimal"/>
       <w:lvlText w:val=""/>
       <w:lvlJc w:val="left"/>
     </w:lvl>
-    <w:lvl w:ilvl="7" w:tplc="D7BCC234">
+    <w:lvl w:ilvl="7" w:tplc="E91A525E">
       <w:numFmt w:val="decimal"/>
       <w:lvlText w:val=""/>
       <w:lvlJc w:val="left"/>
     </w:lvl>
-    <w:lvl w:ilvl="8" w:tplc="C012FC7E">
+    <w:lvl w:ilvl="8" w:tplc="3DBA8380">
+      <w:numFmt w:val="decimal"/>
+      <w:lvlText w:val=""/>
+      <w:lvlJc w:val="left"/>
+    </w:lvl>
+  </w:abstractNum>
+  <w:abstractNum w:abstractNumId="2" w15:restartNumberingAfterBreak="0">
+    <w:nsid w:val="4A8A555B"/>
+    <w:multiLevelType w:val="hybridMultilevel"/>
+    <w:tmpl w:val="76BED984"/>
+    <w:lvl w:ilvl="0" w:tplc="41C6AC48">
+      <w:start w:val="1"/>
+      <w:numFmt w:val="decimal"/>
+      <w:lvlText w:val="%1."/>
+      <w:lvlJc w:val="left"/>
+      <w:pPr>
+        <w:ind w:left="460" w:hanging="360"/>
+      </w:pPr>
+      <w:rPr>
+        <w:b/>
+        <w:bCs/>
+        <w:color w:val="A67C27"/>
+      </w:rPr>
+    </w:lvl>
+    <w:lvl w:ilvl="1" w:tplc="FBEC4B16">
+      <w:numFmt w:val="decimal"/>
+      <w:lvlText w:val=""/>
+      <w:lvlJc w:val="left"/>
+    </w:lvl>
+    <w:lvl w:ilvl="2" w:tplc="F5823E62">
+      <w:numFmt w:val="decimal"/>
+      <w:lvlText w:val=""/>
+      <w:lvlJc w:val="left"/>
+    </w:lvl>
+    <w:lvl w:ilvl="3" w:tplc="B928A91C">
+      <w:numFmt w:val="decimal"/>
+      <w:lvlText w:val=""/>
+      <w:lvlJc w:val="left"/>
+    </w:lvl>
+    <w:lvl w:ilvl="4" w:tplc="00784E66">
+      <w:numFmt w:val="decimal"/>
+      <w:lvlText w:val=""/>
+      <w:lvlJc w:val="left"/>
+    </w:lvl>
+    <w:lvl w:ilvl="5" w:tplc="3692DAB4">
+      <w:numFmt w:val="decimal"/>
+      <w:lvlText w:val=""/>
+      <w:lvlJc w:val="left"/>
+    </w:lvl>
+    <w:lvl w:ilvl="6" w:tplc="A5A436E6">
+      <w:numFmt w:val="decimal"/>
+      <w:lvlText w:val=""/>
+      <w:lvlJc w:val="left"/>
+    </w:lvl>
+    <w:lvl w:ilvl="7" w:tplc="A89A9AA6">
+      <w:numFmt w:val="decimal"/>
+      <w:lvlText w:val=""/>
+      <w:lvlJc w:val="left"/>
+    </w:lvl>
+    <w:lvl w:ilvl="8" w:tplc="63902BE0">
       <w:numFmt w:val="decimal"/>
       <w:lvlText w:val=""/>
       <w:lvlJc w:val="left"/>
     </w:lvl>
   </w:abstractNum>
   <w:abstractNum w:abstractNumId="3" w15:restartNumberingAfterBreak="0">
-    <w:nsid w:val="397915C5"/>
+    <w:nsid w:val="5B215A66"/>
     <w:multiLevelType w:val="hybridMultilevel"/>
-    <w:tmpl w:val="9528B36A"/>
-    <w:lvl w:ilvl="0" w:tplc="7B46ABA4">
+    <w:tmpl w:val="76BC720A"/>
+    <w:lvl w:ilvl="0" w:tplc="8770346C">
+      <w:start w:val="1"/>
+      <w:numFmt w:val="bullet"/>
+      <w:lvlText w:val="●"/>
+      <w:lvlJc w:val="left"/>
+      <w:pPr>
+        <w:ind w:left="720" w:hanging="360"/>
+      </w:pPr>
+    </w:lvl>
+    <w:lvl w:ilvl="1" w:tplc="7C80A6B6">
+      <w:start w:val="1"/>
+      <w:numFmt w:val="bullet"/>
+      <w:lvlText w:val="○"/>
+      <w:lvlJc w:val="left"/>
+      <w:pPr>
+        <w:ind w:left="1440" w:hanging="360"/>
+      </w:pPr>
+    </w:lvl>
+    <w:lvl w:ilvl="2" w:tplc="3B8CCBAC">
+      <w:start w:val="1"/>
+      <w:numFmt w:val="bullet"/>
+      <w:lvlText w:val="■"/>
+      <w:lvlJc w:val="left"/>
+      <w:pPr>
+        <w:ind w:left="2160" w:hanging="360"/>
+      </w:pPr>
+    </w:lvl>
+    <w:lvl w:ilvl="3" w:tplc="3F4259AC">
+      <w:start w:val="1"/>
+      <w:numFmt w:val="bullet"/>
+      <w:lvlText w:val="●"/>
+      <w:lvlJc w:val="left"/>
+      <w:pPr>
+        <w:ind w:left="2880" w:hanging="360"/>
+      </w:pPr>
+    </w:lvl>
+    <w:lvl w:ilvl="4" w:tplc="8992310E">
+      <w:start w:val="1"/>
+      <w:numFmt w:val="bullet"/>
+      <w:lvlText w:val="○"/>
+      <w:lvlJc w:val="left"/>
+      <w:pPr>
+        <w:ind w:left="3600" w:hanging="360"/>
+      </w:pPr>
+    </w:lvl>
+    <w:lvl w:ilvl="5" w:tplc="7034F47A">
+      <w:start w:val="1"/>
+      <w:numFmt w:val="bullet"/>
+      <w:lvlText w:val="■"/>
+      <w:lvlJc w:val="left"/>
+      <w:pPr>
+        <w:ind w:left="4320" w:hanging="360"/>
+      </w:pPr>
+    </w:lvl>
+    <w:lvl w:ilvl="6" w:tplc="8B385B40">
+      <w:start w:val="1"/>
+      <w:numFmt w:val="bullet"/>
+      <w:lvlText w:val="●"/>
+      <w:lvlJc w:val="left"/>
+      <w:pPr>
+        <w:ind w:left="5040" w:hanging="360"/>
+      </w:pPr>
+    </w:lvl>
+    <w:lvl w:ilvl="7" w:tplc="298E7B0C">
+      <w:start w:val="1"/>
+      <w:numFmt w:val="bullet"/>
+      <w:lvlText w:val="●"/>
+      <w:lvlJc w:val="left"/>
+      <w:pPr>
+        <w:ind w:left="5760" w:hanging="360"/>
+      </w:pPr>
+    </w:lvl>
+    <w:lvl w:ilvl="8" w:tplc="F6D03E30">
+      <w:start w:val="1"/>
+      <w:numFmt w:val="bullet"/>
+      <w:lvlText w:val="●"/>
+      <w:lvlJc w:val="left"/>
+      <w:pPr>
+        <w:ind w:left="6480" w:hanging="360"/>
+      </w:pPr>
+    </w:lvl>
+  </w:abstractNum>
+  <w:abstractNum w:abstractNumId="4" w15:restartNumberingAfterBreak="0">
+    <w:nsid w:val="68CC297D"/>
+    <w:multiLevelType w:val="hybridMultilevel"/>
+    <w:tmpl w:val="9720392E"/>
+    <w:lvl w:ilvl="0" w:tplc="EB1299CE">
       <w:start w:val="1"/>
       <w:numFmt w:val="bullet"/>
       <w:lvlText w:val="•"/>
@@ -13111,7 +13170,7 @@
         <w:ind w:left="460" w:hanging="280"/>
       </w:pPr>
     </w:lvl>
-    <w:lvl w:ilvl="1" w:tplc="21760620">
+    <w:lvl w:ilvl="1" w:tplc="EE5A77EA">
       <w:start w:val="1"/>
       <w:numFmt w:val="bullet"/>
       <w:lvlText w:val="–"/>
@@ -13120,127 +13179,68 @@
         <w:ind w:left="900" w:hanging="280"/>
       </w:pPr>
     </w:lvl>
-    <w:lvl w:ilvl="2" w:tplc="740A204C">
+    <w:lvl w:ilvl="2" w:tplc="D20C9BDC">
       <w:numFmt w:val="decimal"/>
       <w:lvlText w:val=""/>
       <w:lvlJc w:val="left"/>
     </w:lvl>
-    <w:lvl w:ilvl="3" w:tplc="5088CDD6">
+    <w:lvl w:ilvl="3" w:tplc="C556E94C">
       <w:numFmt w:val="decimal"/>
       <w:lvlText w:val=""/>
       <w:lvlJc w:val="left"/>
     </w:lvl>
-    <w:lvl w:ilvl="4" w:tplc="0374E944">
+    <w:lvl w:ilvl="4" w:tplc="BC0E15C4">
       <w:numFmt w:val="decimal"/>
       <w:lvlText w:val=""/>
       <w:lvlJc w:val="left"/>
     </w:lvl>
-    <w:lvl w:ilvl="5" w:tplc="56545E8E">
+    <w:lvl w:ilvl="5" w:tplc="8202E682">
       <w:numFmt w:val="decimal"/>
       <w:lvlText w:val=""/>
       <w:lvlJc w:val="left"/>
     </w:lvl>
-    <w:lvl w:ilvl="6" w:tplc="E0AE27AA">
+    <w:lvl w:ilvl="6" w:tplc="84CC11C0">
       <w:numFmt w:val="decimal"/>
       <w:lvlText w:val=""/>
       <w:lvlJc w:val="left"/>
     </w:lvl>
-    <w:lvl w:ilvl="7" w:tplc="2B6AE02A">
+    <w:lvl w:ilvl="7" w:tplc="76948A1A">
       <w:numFmt w:val="decimal"/>
       <w:lvlText w:val=""/>
       <w:lvlJc w:val="left"/>
     </w:lvl>
-    <w:lvl w:ilvl="8" w:tplc="64C0BA84">
+    <w:lvl w:ilvl="8" w:tplc="7222E890">
       <w:numFmt w:val="decimal"/>
       <w:lvlText w:val=""/>
       <w:lvlJc w:val="left"/>
     </w:lvl>
   </w:abstractNum>
-  <w:abstractNum w:abstractNumId="4" w15:restartNumberingAfterBreak="0">
-    <w:nsid w:val="3FB5374F"/>
-    <w:multiLevelType w:val="hybridMultilevel"/>
-    <w:tmpl w:val="2AF2F61A"/>
-    <w:lvl w:ilvl="0" w:tplc="E73EC18A">
-      <w:start w:val="1"/>
-      <w:numFmt w:val="decimal"/>
-      <w:lvlText w:val="%1."/>
-      <w:lvlJc w:val="left"/>
-      <w:pPr>
-        <w:ind w:left="460" w:hanging="360"/>
-      </w:pPr>
-      <w:rPr>
-        <w:b/>
-        <w:bCs/>
-        <w:color w:val="A67C27"/>
-      </w:rPr>
-    </w:lvl>
-    <w:lvl w:ilvl="1" w:tplc="692C4024">
-      <w:numFmt w:val="decimal"/>
-      <w:lvlText w:val=""/>
-      <w:lvlJc w:val="left"/>
-    </w:lvl>
-    <w:lvl w:ilvl="2" w:tplc="3A228F40">
-      <w:numFmt w:val="decimal"/>
-      <w:lvlText w:val=""/>
-      <w:lvlJc w:val="left"/>
-    </w:lvl>
-    <w:lvl w:ilvl="3" w:tplc="EB8AA74A">
-      <w:numFmt w:val="decimal"/>
-      <w:lvlText w:val=""/>
-      <w:lvlJc w:val="left"/>
-    </w:lvl>
-    <w:lvl w:ilvl="4" w:tplc="6FA6C756">
-      <w:numFmt w:val="decimal"/>
-      <w:lvlText w:val=""/>
-      <w:lvlJc w:val="left"/>
-    </w:lvl>
-    <w:lvl w:ilvl="5" w:tplc="D2022374">
-      <w:numFmt w:val="decimal"/>
-      <w:lvlText w:val=""/>
-      <w:lvlJc w:val="left"/>
-    </w:lvl>
-    <w:lvl w:ilvl="6" w:tplc="7EA4E2F2">
-      <w:numFmt w:val="decimal"/>
-      <w:lvlText w:val=""/>
-      <w:lvlJc w:val="left"/>
-    </w:lvl>
-    <w:lvl w:ilvl="7" w:tplc="10C47A48">
-      <w:numFmt w:val="decimal"/>
-      <w:lvlText w:val=""/>
-      <w:lvlJc w:val="left"/>
-    </w:lvl>
-    <w:lvl w:ilvl="8" w:tplc="87CE61FA">
-      <w:numFmt w:val="decimal"/>
-      <w:lvlText w:val=""/>
-      <w:lvlJc w:val="left"/>
-    </w:lvl>
-  </w:abstractNum>
-  <w:num w:numId="1" w16cid:durableId="1366712069">
+  <w:num w:numId="1" w16cid:durableId="830369558">
+    <w:abstractNumId w:val="3"/>
+    <w:lvlOverride w:ilvl="0">
+      <w:startOverride w:val="1"/>
+    </w:lvlOverride>
+  </w:num>
+  <w:num w:numId="2" w16cid:durableId="1611165890">
+    <w:abstractNumId w:val="4"/>
+    <w:lvlOverride w:ilvl="0">
+      <w:startOverride w:val="1"/>
+    </w:lvlOverride>
+  </w:num>
+  <w:num w:numId="3" w16cid:durableId="2046590390">
+    <w:abstractNumId w:val="2"/>
+    <w:lvlOverride w:ilvl="0">
+      <w:startOverride w:val="1"/>
+    </w:lvlOverride>
+  </w:num>
+  <w:num w:numId="4" w16cid:durableId="2019194825">
     <w:abstractNumId w:val="1"/>
     <w:lvlOverride w:ilvl="0">
       <w:startOverride w:val="1"/>
     </w:lvlOverride>
   </w:num>
-  <w:num w:numId="2" w16cid:durableId="676468067">
-    <w:abstractNumId w:val="3"/>
-    <w:lvlOverride w:ilvl="0">
-      <w:startOverride w:val="1"/>
-    </w:lvlOverride>
-  </w:num>
-  <w:num w:numId="3" w16cid:durableId="349645908">
+  <w:num w:numId="5" w16cid:durableId="1183011828">
     <w:abstractNumId w:val="0"/>
-    <w:lvlOverride w:ilvl="0">
-      <w:startOverride w:val="1"/>
-    </w:lvlOverride>
-  </w:num>
-  <w:num w:numId="4" w16cid:durableId="163017308">
-    <w:abstractNumId w:val="2"/>
-    <w:lvlOverride w:ilvl="0">
-      <w:startOverride w:val="1"/>
-    </w:lvlOverride>
-  </w:num>
-  <w:num w:numId="5" w16cid:durableId="2125414619">
-    <w:abstractNumId w:val="4"/>
     <w:lvlOverride w:ilvl="0">
       <w:startOverride w:val="1"/>
     </w:lvlOverride>
@@ -13865,7 +13865,7 @@
     <w:autoRedefine/>
     <w:uiPriority w:val="39"/>
     <w:unhideWhenUsed/>
-    <w:rsid w:val="00C32153"/>
+    <w:rsid w:val="0021570F"/>
     <w:pPr>
       <w:spacing w:after="100"/>
     </w:pPr>
@@ -13877,7 +13877,7 @@
     <w:autoRedefine/>
     <w:uiPriority w:val="39"/>
     <w:unhideWhenUsed/>
-    <w:rsid w:val="00C32153"/>
+    <w:rsid w:val="0021570F"/>
     <w:pPr>
       <w:spacing w:after="100"/>
       <w:ind w:left="210"/>

--- a/docs/manuals/Role_Guide_7_Analyst.docx
+++ b/docs/manuals/Role_Guide_7_Analyst.docx
@@ -469,7 +469,7 @@
                 <w:sz w:val="19"/>
                 <w:szCs w:val="19"/>
               </w:rPr>
-              <w:t>Version 1.19 · 4 October 2026</w:t>
+              <w:t>Version 1.20 · 4 October 2026</w:t>
             </w:r>
           </w:p>
         </w:tc>
@@ -538,7 +538,7 @@
     <w:sdt>
       <w:sdtPr>
         <w:alias w:val="Contents"/>
-        <w:id w:val="-1033108990"/>
+        <w:id w:val="541559533"/>
       </w:sdtPr>
       <w:sdtEndPr/>
       <w:sdtContent>
@@ -567,7 +567,7 @@
           <w:r>
             <w:fldChar w:fldCharType="separate"/>
           </w:r>
-          <w:hyperlink w:anchor="_Toc242009394" w:history="1">
+          <w:hyperlink w:anchor="_Toc242011376" w:history="1">
             <w:r>
               <w:rPr>
                 <w:rStyle w:val="Hyperlink"/>
@@ -591,7 +591,7 @@
               <w:rPr>
                 <w:noProof/>
               </w:rPr>
-              <w:instrText xml:space="preserve"> PAGEREF _Toc242009394 \h </w:instrText>
+              <w:instrText xml:space="preserve"> PAGEREF _Toc242011376 \h </w:instrText>
             </w:r>
             <w:r>
               <w:rPr>
@@ -634,7 +634,7 @@
               <w14:ligatures w14:val="standardContextual"/>
             </w:rPr>
           </w:pPr>
-          <w:hyperlink w:anchor="_Toc242009395" w:history="1">
+          <w:hyperlink w:anchor="_Toc242011377" w:history="1">
             <w:r>
               <w:rPr>
                 <w:rStyle w:val="Hyperlink"/>
@@ -658,7 +658,7 @@
               <w:rPr>
                 <w:noProof/>
               </w:rPr>
-              <w:instrText xml:space="preserve"> PAGEREF _Toc242009395 \h </w:instrText>
+              <w:instrText xml:space="preserve"> PAGEREF _Toc242011377 \h </w:instrText>
             </w:r>
             <w:r>
               <w:rPr>
@@ -701,7 +701,7 @@
               <w14:ligatures w14:val="standardContextual"/>
             </w:rPr>
           </w:pPr>
-          <w:hyperlink w:anchor="_Toc242009396" w:history="1">
+          <w:hyperlink w:anchor="_Toc242011378" w:history="1">
             <w:r>
               <w:rPr>
                 <w:rStyle w:val="Hyperlink"/>
@@ -725,7 +725,7 @@
               <w:rPr>
                 <w:noProof/>
               </w:rPr>
-              <w:instrText xml:space="preserve"> PAGEREF _Toc242009396 \h </w:instrText>
+              <w:instrText xml:space="preserve"> PAGEREF _Toc242011378 \h </w:instrText>
             </w:r>
             <w:r>
               <w:rPr>
@@ -768,7 +768,7 @@
               <w14:ligatures w14:val="standardContextual"/>
             </w:rPr>
           </w:pPr>
-          <w:hyperlink w:anchor="_Toc242009397" w:history="1">
+          <w:hyperlink w:anchor="_Toc242011379" w:history="1">
             <w:r>
               <w:rPr>
                 <w:rStyle w:val="Hyperlink"/>
@@ -792,7 +792,7 @@
               <w:rPr>
                 <w:noProof/>
               </w:rPr>
-              <w:instrText xml:space="preserve"> PAGEREF _Toc242009397 \h </w:instrText>
+              <w:instrText xml:space="preserve"> PAGEREF _Toc242011379 \h </w:instrText>
             </w:r>
             <w:r>
               <w:rPr>
@@ -835,7 +835,7 @@
               <w14:ligatures w14:val="standardContextual"/>
             </w:rPr>
           </w:pPr>
-          <w:hyperlink w:anchor="_Toc242009398" w:history="1">
+          <w:hyperlink w:anchor="_Toc242011380" w:history="1">
             <w:r>
               <w:rPr>
                 <w:rStyle w:val="Hyperlink"/>
@@ -859,7 +859,7 @@
               <w:rPr>
                 <w:noProof/>
               </w:rPr>
-              <w:instrText xml:space="preserve"> PAGEREF _Toc242009398 \h </w:instrText>
+              <w:instrText xml:space="preserve"> PAGEREF _Toc242011380 \h </w:instrText>
             </w:r>
             <w:r>
               <w:rPr>
@@ -902,7 +902,7 @@
               <w14:ligatures w14:val="standardContextual"/>
             </w:rPr>
           </w:pPr>
-          <w:hyperlink w:anchor="_Toc242009399" w:history="1">
+          <w:hyperlink w:anchor="_Toc242011381" w:history="1">
             <w:r>
               <w:rPr>
                 <w:rStyle w:val="Hyperlink"/>
@@ -926,7 +926,7 @@
               <w:rPr>
                 <w:noProof/>
               </w:rPr>
-              <w:instrText xml:space="preserve"> PAGEREF _Toc242009399 \h </w:instrText>
+              <w:instrText xml:space="preserve"> PAGEREF _Toc242011381 \h </w:instrText>
             </w:r>
             <w:r>
               <w:rPr>
@@ -969,7 +969,7 @@
               <w14:ligatures w14:val="standardContextual"/>
             </w:rPr>
           </w:pPr>
-          <w:hyperlink w:anchor="_Toc242009400" w:history="1">
+          <w:hyperlink w:anchor="_Toc242011382" w:history="1">
             <w:r>
               <w:rPr>
                 <w:rStyle w:val="Hyperlink"/>
@@ -993,7 +993,7 @@
               <w:rPr>
                 <w:noProof/>
               </w:rPr>
-              <w:instrText xml:space="preserve"> PAGEREF _Toc242009400 \h </w:instrText>
+              <w:instrText xml:space="preserve"> PAGEREF _Toc242011382 \h </w:instrText>
             </w:r>
             <w:r>
               <w:rPr>
@@ -1036,7 +1036,7 @@
               <w14:ligatures w14:val="standardContextual"/>
             </w:rPr>
           </w:pPr>
-          <w:hyperlink w:anchor="_Toc242009401" w:history="1">
+          <w:hyperlink w:anchor="_Toc242011383" w:history="1">
             <w:r>
               <w:rPr>
                 <w:rStyle w:val="Hyperlink"/>
@@ -1060,7 +1060,7 @@
               <w:rPr>
                 <w:noProof/>
               </w:rPr>
-              <w:instrText xml:space="preserve"> PAGEREF _Toc242009401 \h </w:instrText>
+              <w:instrText xml:space="preserve"> PAGEREF _Toc242011383 \h </w:instrText>
             </w:r>
             <w:r>
               <w:rPr>
@@ -1103,7 +1103,7 @@
               <w14:ligatures w14:val="standardContextual"/>
             </w:rPr>
           </w:pPr>
-          <w:hyperlink w:anchor="_Toc242009402" w:history="1">
+          <w:hyperlink w:anchor="_Toc242011384" w:history="1">
             <w:r>
               <w:rPr>
                 <w:rStyle w:val="Hyperlink"/>
@@ -1127,7 +1127,7 @@
               <w:rPr>
                 <w:noProof/>
               </w:rPr>
-              <w:instrText xml:space="preserve"> PAGEREF _Toc242009402 \h </w:instrText>
+              <w:instrText xml:space="preserve"> PAGEREF _Toc242011384 \h </w:instrText>
             </w:r>
             <w:r>
               <w:rPr>
@@ -1170,7 +1170,7 @@
               <w14:ligatures w14:val="standardContextual"/>
             </w:rPr>
           </w:pPr>
-          <w:hyperlink w:anchor="_Toc242009403" w:history="1">
+          <w:hyperlink w:anchor="_Toc242011385" w:history="1">
             <w:r>
               <w:rPr>
                 <w:rStyle w:val="Hyperlink"/>
@@ -1194,7 +1194,7 @@
               <w:rPr>
                 <w:noProof/>
               </w:rPr>
-              <w:instrText xml:space="preserve"> PAGEREF _Toc242009403 \h </w:instrText>
+              <w:instrText xml:space="preserve"> PAGEREF _Toc242011385 \h </w:instrText>
             </w:r>
             <w:r>
               <w:rPr>
@@ -1237,7 +1237,7 @@
               <w14:ligatures w14:val="standardContextual"/>
             </w:rPr>
           </w:pPr>
-          <w:hyperlink w:anchor="_Toc242009404" w:history="1">
+          <w:hyperlink w:anchor="_Toc242011386" w:history="1">
             <w:r>
               <w:rPr>
                 <w:rStyle w:val="Hyperlink"/>
@@ -1261,7 +1261,7 @@
               <w:rPr>
                 <w:noProof/>
               </w:rPr>
-              <w:instrText xml:space="preserve"> PAGEREF _Toc242009404 \h </w:instrText>
+              <w:instrText xml:space="preserve"> PAGEREF _Toc242011386 \h </w:instrText>
             </w:r>
             <w:r>
               <w:rPr>
@@ -1304,7 +1304,7 @@
               <w14:ligatures w14:val="standardContextual"/>
             </w:rPr>
           </w:pPr>
-          <w:hyperlink w:anchor="_Toc242009405" w:history="1">
+          <w:hyperlink w:anchor="_Toc242011387" w:history="1">
             <w:r>
               <w:rPr>
                 <w:rStyle w:val="Hyperlink"/>
@@ -1328,7 +1328,7 @@
               <w:rPr>
                 <w:noProof/>
               </w:rPr>
-              <w:instrText xml:space="preserve"> PAGEREF _Toc242009405 \h </w:instrText>
+              <w:instrText xml:space="preserve"> PAGEREF _Toc242011387 \h </w:instrText>
             </w:r>
             <w:r>
               <w:rPr>
@@ -1371,7 +1371,7 @@
               <w14:ligatures w14:val="standardContextual"/>
             </w:rPr>
           </w:pPr>
-          <w:hyperlink w:anchor="_Toc242009406" w:history="1">
+          <w:hyperlink w:anchor="_Toc242011388" w:history="1">
             <w:r>
               <w:rPr>
                 <w:rStyle w:val="Hyperlink"/>
@@ -1395,7 +1395,7 @@
               <w:rPr>
                 <w:noProof/>
               </w:rPr>
-              <w:instrText xml:space="preserve"> PAGEREF _Toc242009406 \h </w:instrText>
+              <w:instrText xml:space="preserve"> PAGEREF _Toc242011388 \h </w:instrText>
             </w:r>
             <w:r>
               <w:rPr>
@@ -1438,7 +1438,7 @@
               <w14:ligatures w14:val="standardContextual"/>
             </w:rPr>
           </w:pPr>
-          <w:hyperlink w:anchor="_Toc242009407" w:history="1">
+          <w:hyperlink w:anchor="_Toc242011389" w:history="1">
             <w:r>
               <w:rPr>
                 <w:rStyle w:val="Hyperlink"/>
@@ -1462,7 +1462,7 @@
               <w:rPr>
                 <w:noProof/>
               </w:rPr>
-              <w:instrText xml:space="preserve"> PAGEREF _Toc242009407 \h </w:instrText>
+              <w:instrText xml:space="preserve"> PAGEREF _Toc242011389 \h </w:instrText>
             </w:r>
             <w:r>
               <w:rPr>
@@ -1505,7 +1505,7 @@
               <w14:ligatures w14:val="standardContextual"/>
             </w:rPr>
           </w:pPr>
-          <w:hyperlink w:anchor="_Toc242009408" w:history="1">
+          <w:hyperlink w:anchor="_Toc242011390" w:history="1">
             <w:r>
               <w:rPr>
                 <w:rStyle w:val="Hyperlink"/>
@@ -1529,7 +1529,7 @@
               <w:rPr>
                 <w:noProof/>
               </w:rPr>
-              <w:instrText xml:space="preserve"> PAGEREF _Toc242009408 \h </w:instrText>
+              <w:instrText xml:space="preserve"> PAGEREF _Toc242011390 \h </w:instrText>
             </w:r>
             <w:r>
               <w:rPr>
@@ -1572,7 +1572,7 @@
               <w14:ligatures w14:val="standardContextual"/>
             </w:rPr>
           </w:pPr>
-          <w:hyperlink w:anchor="_Toc242009409" w:history="1">
+          <w:hyperlink w:anchor="_Toc242011391" w:history="1">
             <w:r>
               <w:rPr>
                 <w:rStyle w:val="Hyperlink"/>
@@ -1596,7 +1596,7 @@
               <w:rPr>
                 <w:noProof/>
               </w:rPr>
-              <w:instrText xml:space="preserve"> PAGEREF _Toc242009409 \h </w:instrText>
+              <w:instrText xml:space="preserve"> PAGEREF _Toc242011391 \h </w:instrText>
             </w:r>
             <w:r>
               <w:rPr>
@@ -1639,7 +1639,7 @@
               <w14:ligatures w14:val="standardContextual"/>
             </w:rPr>
           </w:pPr>
-          <w:hyperlink w:anchor="_Toc242009410" w:history="1">
+          <w:hyperlink w:anchor="_Toc242011392" w:history="1">
             <w:r>
               <w:rPr>
                 <w:rStyle w:val="Hyperlink"/>
@@ -1663,7 +1663,7 @@
               <w:rPr>
                 <w:noProof/>
               </w:rPr>
-              <w:instrText xml:space="preserve"> PAGEREF _Toc242009410 \h </w:instrText>
+              <w:instrText xml:space="preserve"> PAGEREF _Toc242011392 \h </w:instrText>
             </w:r>
             <w:r>
               <w:rPr>
@@ -1706,7 +1706,7 @@
               <w14:ligatures w14:val="standardContextual"/>
             </w:rPr>
           </w:pPr>
-          <w:hyperlink w:anchor="_Toc242009411" w:history="1">
+          <w:hyperlink w:anchor="_Toc242011393" w:history="1">
             <w:r>
               <w:rPr>
                 <w:rStyle w:val="Hyperlink"/>
@@ -1730,7 +1730,7 @@
               <w:rPr>
                 <w:noProof/>
               </w:rPr>
-              <w:instrText xml:space="preserve"> PAGEREF _Toc242009411 \h </w:instrText>
+              <w:instrText xml:space="preserve"> PAGEREF _Toc242011393 \h </w:instrText>
             </w:r>
             <w:r>
               <w:rPr>
@@ -1773,7 +1773,7 @@
               <w14:ligatures w14:val="standardContextual"/>
             </w:rPr>
           </w:pPr>
-          <w:hyperlink w:anchor="_Toc242009412" w:history="1">
+          <w:hyperlink w:anchor="_Toc242011394" w:history="1">
             <w:r>
               <w:rPr>
                 <w:rStyle w:val="Hyperlink"/>
@@ -1797,7 +1797,7 @@
               <w:rPr>
                 <w:noProof/>
               </w:rPr>
-              <w:instrText xml:space="preserve"> PAGEREF _Toc242009412 \h </w:instrText>
+              <w:instrText xml:space="preserve"> PAGEREF _Toc242011394 \h </w:instrText>
             </w:r>
             <w:r>
               <w:rPr>
@@ -1840,7 +1840,7 @@
               <w14:ligatures w14:val="standardContextual"/>
             </w:rPr>
           </w:pPr>
-          <w:hyperlink w:anchor="_Toc242009413" w:history="1">
+          <w:hyperlink w:anchor="_Toc242011395" w:history="1">
             <w:r>
               <w:rPr>
                 <w:rStyle w:val="Hyperlink"/>
@@ -1864,7 +1864,7 @@
               <w:rPr>
                 <w:noProof/>
               </w:rPr>
-              <w:instrText xml:space="preserve"> PAGEREF _Toc242009413 \h </w:instrText>
+              <w:instrText xml:space="preserve"> PAGEREF _Toc242011395 \h </w:instrText>
             </w:r>
             <w:r>
               <w:rPr>
@@ -1907,7 +1907,7 @@
               <w14:ligatures w14:val="standardContextual"/>
             </w:rPr>
           </w:pPr>
-          <w:hyperlink w:anchor="_Toc242009414" w:history="1">
+          <w:hyperlink w:anchor="_Toc242011396" w:history="1">
             <w:r>
               <w:rPr>
                 <w:rStyle w:val="Hyperlink"/>
@@ -1931,7 +1931,7 @@
               <w:rPr>
                 <w:noProof/>
               </w:rPr>
-              <w:instrText xml:space="preserve"> PAGEREF _Toc242009414 \h </w:instrText>
+              <w:instrText xml:space="preserve"> PAGEREF _Toc242011396 \h </w:instrText>
             </w:r>
             <w:r>
               <w:rPr>
@@ -1974,7 +1974,7 @@
               <w14:ligatures w14:val="standardContextual"/>
             </w:rPr>
           </w:pPr>
-          <w:hyperlink w:anchor="_Toc242009415" w:history="1">
+          <w:hyperlink w:anchor="_Toc242011397" w:history="1">
             <w:r>
               <w:rPr>
                 <w:rStyle w:val="Hyperlink"/>
@@ -1998,7 +1998,7 @@
               <w:rPr>
                 <w:noProof/>
               </w:rPr>
-              <w:instrText xml:space="preserve"> PAGEREF _Toc242009415 \h </w:instrText>
+              <w:instrText xml:space="preserve"> PAGEREF _Toc242011397 \h </w:instrText>
             </w:r>
             <w:r>
               <w:rPr>
@@ -2041,7 +2041,7 @@
               <w14:ligatures w14:val="standardContextual"/>
             </w:rPr>
           </w:pPr>
-          <w:hyperlink w:anchor="_Toc242009416" w:history="1">
+          <w:hyperlink w:anchor="_Toc242011398" w:history="1">
             <w:r>
               <w:rPr>
                 <w:rStyle w:val="Hyperlink"/>
@@ -2065,7 +2065,7 @@
               <w:rPr>
                 <w:noProof/>
               </w:rPr>
-              <w:instrText xml:space="preserve"> PAGEREF _Toc242009416 \h </w:instrText>
+              <w:instrText xml:space="preserve"> PAGEREF _Toc242011398 \h </w:instrText>
             </w:r>
             <w:r>
               <w:rPr>
@@ -2108,7 +2108,7 @@
               <w14:ligatures w14:val="standardContextual"/>
             </w:rPr>
           </w:pPr>
-          <w:hyperlink w:anchor="_Toc242009417" w:history="1">
+          <w:hyperlink w:anchor="_Toc242011399" w:history="1">
             <w:r>
               <w:rPr>
                 <w:rStyle w:val="Hyperlink"/>
@@ -2132,7 +2132,7 @@
               <w:rPr>
                 <w:noProof/>
               </w:rPr>
-              <w:instrText xml:space="preserve"> PAGEREF _Toc242009417 \h </w:instrText>
+              <w:instrText xml:space="preserve"> PAGEREF _Toc242011399 \h </w:instrText>
             </w:r>
             <w:r>
               <w:rPr>
@@ -2175,7 +2175,7 @@
               <w14:ligatures w14:val="standardContextual"/>
             </w:rPr>
           </w:pPr>
-          <w:hyperlink w:anchor="_Toc242009418" w:history="1">
+          <w:hyperlink w:anchor="_Toc242011400" w:history="1">
             <w:r>
               <w:rPr>
                 <w:rStyle w:val="Hyperlink"/>
@@ -2199,7 +2199,7 @@
               <w:rPr>
                 <w:noProof/>
               </w:rPr>
-              <w:instrText xml:space="preserve"> PAGEREF _Toc242009418 \h </w:instrText>
+              <w:instrText xml:space="preserve"> PAGEREF _Toc242011400 \h </w:instrText>
             </w:r>
             <w:r>
               <w:rPr>
@@ -2242,7 +2242,7 @@
               <w14:ligatures w14:val="standardContextual"/>
             </w:rPr>
           </w:pPr>
-          <w:hyperlink w:anchor="_Toc242009419" w:history="1">
+          <w:hyperlink w:anchor="_Toc242011401" w:history="1">
             <w:r>
               <w:rPr>
                 <w:rStyle w:val="Hyperlink"/>
@@ -2266,7 +2266,7 @@
               <w:rPr>
                 <w:noProof/>
               </w:rPr>
-              <w:instrText xml:space="preserve"> PAGEREF _Toc242009419 \h </w:instrText>
+              <w:instrText xml:space="preserve"> PAGEREF _Toc242011401 \h </w:instrText>
             </w:r>
             <w:r>
               <w:rPr>
@@ -2309,7 +2309,7 @@
               <w14:ligatures w14:val="standardContextual"/>
             </w:rPr>
           </w:pPr>
-          <w:hyperlink w:anchor="_Toc242009420" w:history="1">
+          <w:hyperlink w:anchor="_Toc242011402" w:history="1">
             <w:r>
               <w:rPr>
                 <w:rStyle w:val="Hyperlink"/>
@@ -2333,7 +2333,7 @@
               <w:rPr>
                 <w:noProof/>
               </w:rPr>
-              <w:instrText xml:space="preserve"> PAGEREF _Toc242009420 \h </w:instrText>
+              <w:instrText xml:space="preserve"> PAGEREF _Toc242011402 \h </w:instrText>
             </w:r>
             <w:r>
               <w:rPr>
@@ -2372,7 +2372,7 @@
         <w:pStyle w:val="Heading1"/>
         <w:pageBreakBefore/>
       </w:pPr>
-      <w:bookmarkStart w:id="0" w:name="_Toc242009394"/>
+      <w:bookmarkStart w:id="0" w:name="_Toc242011376"/>
       <w:r>
         <w:lastRenderedPageBreak/>
         <w:t>1. Your role at a glance</w:t>
@@ -2553,7 +2553,7 @@
         <w:pStyle w:val="Heading1"/>
         <w:pageBreakBefore/>
       </w:pPr>
-      <w:bookmarkStart w:id="1" w:name="_Toc242009395"/>
+      <w:bookmarkStart w:id="1" w:name="_Toc242011377"/>
       <w:r>
         <w:lastRenderedPageBreak/>
         <w:t>2. Signing in and your screens</w:t>
@@ -2564,7 +2564,7 @@
       <w:pPr>
         <w:pStyle w:val="Heading2"/>
       </w:pPr>
-      <w:bookmarkStart w:id="2" w:name="_Toc242009396"/>
+      <w:bookmarkStart w:id="2" w:name="_Toc242011378"/>
       <w:r>
         <w:t>Signing in</w:t>
       </w:r>
@@ -2647,7 +2647,7 @@
           <w:noProof/>
         </w:rPr>
         <w:drawing>
-          <wp:inline distT="0" distB="0" distL="0" distR="0">
+          <wp:inline distT="0" distB="0" distL="0" distR="0" wp14:anchorId="09900476" wp14:editId="7507E82C">
             <wp:extent cx="5334000" cy="2333625"/>
             <wp:effectExtent l="0" t="0" r="0" b="0"/>
             <wp:docPr id="1" name="adm_login.jpg" descr="The sign-in screen for all internal staff." title="The sign-in screen for all internal staff."/>
@@ -2814,7 +2814,7 @@
       <w:pPr>
         <w:pStyle w:val="Heading2"/>
       </w:pPr>
-      <w:bookmarkStart w:id="3" w:name="_Toc242009397"/>
+      <w:bookmarkStart w:id="3" w:name="_Toc242011379"/>
       <w:r>
         <w:t>Finding your way around</w:t>
       </w:r>
@@ -2999,7 +2999,7 @@
         </w:rPr>
         <w:lastRenderedPageBreak/>
         <w:drawing>
-          <wp:inline distT="0" distB="0" distL="0" distR="0">
+          <wp:inline distT="0" distB="0" distL="0" distR="0" wp14:anchorId="4B62E0DC" wp14:editId="2B5941F2">
             <wp:extent cx="5715000" cy="1876425"/>
             <wp:effectExtent l="0" t="0" r="0" b="0"/>
             <wp:docPr id="2" name="adm_not_your_role.jpg" descr="Opening a screen outside your role (for example from an old bookmark) shows this card instead of the screen." title="Opening a screen outside your role (for example from an old bookmark) shows this card instead of the screen."/>
@@ -3068,7 +3068,7 @@
       <w:pPr>
         <w:pStyle w:val="Heading2"/>
       </w:pPr>
-      <w:bookmarkStart w:id="4" w:name="_Toc242009398"/>
+      <w:bookmarkStart w:id="4" w:name="_Toc242011380"/>
       <w:r>
         <w:t>Your screens</w:t>
       </w:r>
@@ -3402,7 +3402,7 @@
       <w:pPr>
         <w:pStyle w:val="Heading2"/>
       </w:pPr>
-      <w:bookmarkStart w:id="5" w:name="_Toc242009399"/>
+      <w:bookmarkStart w:id="5" w:name="_Toc242011381"/>
       <w:r>
         <w:t>Changing your password</w:t>
       </w:r>
@@ -3485,7 +3485,7 @@
           <w:noProof/>
         </w:rPr>
         <w:drawing>
-          <wp:inline distT="0" distB="0" distL="0" distR="0">
+          <wp:inline distT="0" distB="0" distL="0" distR="0" wp14:anchorId="1A43BB94" wp14:editId="337FEE5D">
             <wp:extent cx="5334000" cy="2171700"/>
             <wp:effectExtent l="0" t="0" r="0" b="0"/>
             <wp:docPr id="3" name="adm_account.jpg" descr="Change Password screen." title="Change Password screen."/>
@@ -3573,7 +3573,7 @@
         <w:pStyle w:val="Heading1"/>
         <w:pageBreakBefore/>
       </w:pPr>
-      <w:bookmarkStart w:id="6" w:name="_Toc242009400"/>
+      <w:bookmarkStart w:id="6" w:name="_Toc242011382"/>
       <w:r>
         <w:lastRenderedPageBreak/>
         <w:t>3. Your routine</w:t>
@@ -3858,7 +3858,7 @@
         <w:pStyle w:val="Heading1"/>
         <w:pageBreakBefore/>
       </w:pPr>
-      <w:bookmarkStart w:id="7" w:name="_Toc242009401"/>
+      <w:bookmarkStart w:id="7" w:name="_Toc242011383"/>
       <w:r>
         <w:lastRenderedPageBreak/>
         <w:t>4. Step-by-step tasks</w:t>
@@ -3869,7 +3869,7 @@
       <w:pPr>
         <w:pStyle w:val="Heading2"/>
       </w:pPr>
-      <w:bookmarkStart w:id="8" w:name="_Toc242009402"/>
+      <w:bookmarkStart w:id="8" w:name="_Toc242011384"/>
       <w:r>
         <w:t>4.1 Your start screen</w:t>
       </w:r>
@@ -3886,7 +3886,7 @@
           <w:noProof/>
         </w:rPr>
         <w:drawing>
-          <wp:inline distT="0" distB="0" distL="0" distR="0">
+          <wp:inline distT="0" distB="0" distL="0" distR="0" wp14:anchorId="4DE83835" wp14:editId="60C11B99">
             <wp:extent cx="5715000" cy="3571875"/>
             <wp:effectExtent l="0" t="0" r="0" b="0"/>
             <wp:docPr id="4" name="an_dashboard.jpg" descr="Executive Dashboard as seen by the Analyst." title="Executive Dashboard as seen by the Analyst."/>
@@ -3955,7 +3955,7 @@
       <w:pPr>
         <w:pStyle w:val="Heading2"/>
       </w:pPr>
-      <w:bookmarkStart w:id="9" w:name="_Toc242009403"/>
+      <w:bookmarkStart w:id="9" w:name="_Toc242011385"/>
       <w:r>
         <w:t>4.2 Reading the dashboards</w:t>
       </w:r>
@@ -3981,7 +3981,7 @@
         </w:rPr>
         <w:lastRenderedPageBreak/>
         <w:drawing>
-          <wp:inline distT="0" distB="0" distL="0" distR="0">
+          <wp:inline distT="0" distB="0" distL="0" distR="0" wp14:anchorId="6B4CAE52" wp14:editId="77C875A6">
             <wp:extent cx="5715000" cy="3571875"/>
             <wp:effectExtent l="0" t="0" r="0" b="0"/>
             <wp:docPr id="5" name="adm_exec_dashboard.jpg" descr="Executive Dashboard: completions against the 400 / 60 / 50–75 targets, days to data lock, spend, and the lowest-filled strata." title="Executive Dashboard: completions against the 400 / 60 / 50–75 targets, days to data lock, spend, and the lowest-filled strata."/>
@@ -4646,7 +4646,7 @@
       <w:pPr>
         <w:pStyle w:val="Heading2"/>
       </w:pPr>
-      <w:bookmarkStart w:id="10" w:name="_Toc242009404"/>
+      <w:bookmarkStart w:id="10" w:name="_Toc242011386"/>
       <w:r>
         <w:t>4.3 Using Reports (analytics and charts)</w:t>
       </w:r>
@@ -4687,7 +4687,7 @@
         </w:rPr>
         <w:lastRenderedPageBreak/>
         <w:drawing>
-          <wp:inline distT="0" distB="0" distL="0" distR="0">
+          <wp:inline distT="0" distB="0" distL="0" distR="0" wp14:anchorId="605656DE" wp14:editId="6B4F5C56">
             <wp:extent cx="5334000" cy="3333750"/>
             <wp:effectExtent l="0" t="0" r="0" b="0"/>
             <wp:docPr id="6" name="adm_reports_top.jpg" descr="Reports: headline figures for the chosen period." title="Reports: headline figures for the chosen period."/>
@@ -4829,7 +4829,7 @@
           <w:noProof/>
         </w:rPr>
         <w:drawing>
-          <wp:inline distT="0" distB="0" distL="0" distR="0">
+          <wp:inline distT="0" distB="0" distL="0" distR="0" wp14:anchorId="5E963957" wp14:editId="4422A03D">
             <wp:extent cx="5334000" cy="3409950"/>
             <wp:effectExtent l="0" t="0" r="0" b="0"/>
             <wp:docPr id="7" name="adm_reports_funnel.jpg" descr="Case funnel: each case counted once at every stage it has reached." title="Case funnel: each case counted once at every stage it has reached."/>
@@ -4929,7 +4929,7 @@
         </w:rPr>
         <w:lastRenderedPageBreak/>
         <w:drawing>
-          <wp:inline distT="0" distB="0" distL="0" distR="0">
+          <wp:inline distT="0" distB="0" distL="0" distR="0" wp14:anchorId="7F6A11A2" wp14:editId="23336D03">
             <wp:extent cx="5334000" cy="3248025"/>
             <wp:effectExtent l="0" t="0" r="0" b="0"/>
             <wp:docPr id="8" name="adm_reports_funnel_table.jpg" descr="The same chart as a table." title="The same chart as a table."/>
@@ -5028,7 +5028,7 @@
           <w:noProof/>
         </w:rPr>
         <w:drawing>
-          <wp:inline distT="0" distB="0" distL="0" distR="0">
+          <wp:inline distT="0" distB="0" distL="0" distR="0" wp14:anchorId="06E9DAFE" wp14:editId="54830003">
             <wp:extent cx="5334000" cy="2628900"/>
             <wp:effectExtent l="0" t="0" r="0" b="0"/>
             <wp:docPr id="9" name="adm_reports_coverage.jpg" descr="Coverage by group." title="Coverage by group."/>
@@ -5128,7 +5128,7 @@
         </w:rPr>
         <w:lastRenderedPageBreak/>
         <w:drawing>
-          <wp:inline distT="0" distB="0" distL="0" distR="0">
+          <wp:inline distT="0" distB="0" distL="0" distR="0" wp14:anchorId="40A466B4" wp14:editId="7E04EBA4">
             <wp:extent cx="5334000" cy="2600325"/>
             <wp:effectExtent l="0" t="0" r="0" b="0"/>
             <wp:docPr id="10" name="adm_reports_modes.jpg" descr="Administration modes." title="Administration modes."/>
@@ -5237,7 +5237,7 @@
           <w:noProof/>
         </w:rPr>
         <w:drawing>
-          <wp:inline distT="0" distB="0" distL="0" distR="0">
+          <wp:inline distT="0" distB="0" distL="0" distR="0" wp14:anchorId="1DD0F422" wp14:editId="74327213">
             <wp:extent cx="5334000" cy="2905125"/>
             <wp:effectExtent l="0" t="0" r="0" b="0"/>
             <wp:docPr id="11" name="adm_reports_duration.jpg" descr="Completion-time distribution." title="Completion-time distribution."/>
@@ -5319,7 +5319,7 @@
       <w:pPr>
         <w:pStyle w:val="Heading2"/>
       </w:pPr>
-      <w:bookmarkStart w:id="11" w:name="_Toc242009405"/>
+      <w:bookmarkStart w:id="11" w:name="_Toc242011387"/>
       <w:r>
         <w:lastRenderedPageBreak/>
         <w:t>4.4 Downloading data</w:t>
@@ -5337,7 +5337,7 @@
           <w:noProof/>
         </w:rPr>
         <w:drawing>
-          <wp:inline distT="0" distB="0" distL="0" distR="0">
+          <wp:inline distT="0" distB="0" distL="0" distR="0" wp14:anchorId="4E4F25CF" wp14:editId="4D6A470C">
             <wp:extent cx="5715000" cy="1876425"/>
             <wp:effectExtent l="0" t="0" r="0" b="0"/>
             <wp:docPr id="12" name="an_export.jpg" descr="Data Export." title="Data Export."/>
@@ -5939,7 +5939,7 @@
       <w:pPr>
         <w:pStyle w:val="Heading2"/>
       </w:pPr>
-      <w:bookmarkStart w:id="12" w:name="_Toc242009406"/>
+      <w:bookmarkStart w:id="12" w:name="_Toc242011388"/>
       <w:r>
         <w:t>4.5 Working with the analysis export</w:t>
       </w:r>
@@ -6085,7 +6085,7 @@
         <w:pStyle w:val="Heading1"/>
         <w:pageBreakBefore/>
       </w:pPr>
-      <w:bookmarkStart w:id="13" w:name="_Toc242009407"/>
+      <w:bookmarkStart w:id="13" w:name="_Toc242011389"/>
       <w:r>
         <w:lastRenderedPageBreak/>
         <w:t>5. Rules you must follow</w:t>
@@ -6223,7 +6223,7 @@
         <w:pStyle w:val="Heading1"/>
         <w:pageBreakBefore/>
       </w:pPr>
-      <w:bookmarkStart w:id="14" w:name="_Toc242009408"/>
+      <w:bookmarkStart w:id="14" w:name="_Toc242011390"/>
       <w:r>
         <w:lastRenderedPageBreak/>
         <w:t>6. Troubleshooting</w:t>
@@ -7518,7 +7518,7 @@
         <w:pStyle w:val="Heading1"/>
         <w:pageBreakBefore/>
       </w:pPr>
-      <w:bookmarkStart w:id="15" w:name="_Toc242009409"/>
+      <w:bookmarkStart w:id="15" w:name="_Toc242011391"/>
       <w:r>
         <w:lastRenderedPageBreak/>
         <w:t>7. Quick reference</w:t>
@@ -7797,7 +7797,7 @@
         <w:pStyle w:val="Heading1"/>
         <w:pageBreakBefore/>
       </w:pPr>
-      <w:bookmarkStart w:id="16" w:name="_Toc242009410"/>
+      <w:bookmarkStart w:id="16" w:name="_Toc242011392"/>
       <w:r>
         <w:lastRenderedPageBreak/>
         <w:t>8. Every screen and button for your role</w:t>
@@ -7960,7 +7960,7 @@
       <w:pPr>
         <w:pStyle w:val="Heading2"/>
       </w:pPr>
-      <w:bookmarkStart w:id="17" w:name="_Toc242009411"/>
+      <w:bookmarkStart w:id="17" w:name="_Toc242011393"/>
       <w:r>
         <w:t>8.1 Sign in</w:t>
       </w:r>
@@ -8473,7 +8473,7 @@
       <w:pPr>
         <w:pStyle w:val="Heading2"/>
       </w:pPr>
-      <w:bookmarkStart w:id="18" w:name="_Toc242009412"/>
+      <w:bookmarkStart w:id="18" w:name="_Toc242011394"/>
       <w:r>
         <w:t>8.2 The header and menu bar (every screen)</w:t>
       </w:r>
@@ -9197,7 +9197,7 @@
       <w:pPr>
         <w:pStyle w:val="Heading2"/>
       </w:pPr>
-      <w:bookmarkStart w:id="19" w:name="_Toc242009413"/>
+      <w:bookmarkStart w:id="19" w:name="_Toc242011395"/>
       <w:r>
         <w:t>8.3 Change Password</w:t>
       </w:r>
@@ -9817,7 +9817,7 @@
       <w:pPr>
         <w:pStyle w:val="Heading2"/>
       </w:pPr>
-      <w:bookmarkStart w:id="20" w:name="_Toc242009414"/>
+      <w:bookmarkStart w:id="20" w:name="_Toc242011396"/>
       <w:r>
         <w:t>8.4 Executive Dashboard</w:t>
       </w:r>
@@ -10331,7 +10331,7 @@
       <w:pPr>
         <w:pStyle w:val="Heading2"/>
       </w:pPr>
-      <w:bookmarkStart w:id="21" w:name="_Toc242009415"/>
+      <w:bookmarkStart w:id="21" w:name="_Toc242011397"/>
       <w:r>
         <w:t>8.5 Sampling Dashboard</w:t>
       </w:r>
@@ -10844,7 +10844,7 @@
       <w:pPr>
         <w:pStyle w:val="Heading2"/>
       </w:pPr>
-      <w:bookmarkStart w:id="22" w:name="_Toc242009416"/>
+      <w:bookmarkStart w:id="22" w:name="_Toc242011398"/>
       <w:r>
         <w:t>8.6 Contact Dashboard</w:t>
       </w:r>
@@ -11147,7 +11147,7 @@
       <w:pPr>
         <w:pStyle w:val="Heading2"/>
       </w:pPr>
-      <w:bookmarkStart w:id="23" w:name="_Toc242009417"/>
+      <w:bookmarkStart w:id="23" w:name="_Toc242011399"/>
       <w:r>
         <w:lastRenderedPageBreak/>
         <w:t>8.7 KII / Document Dashboard</w:t>
@@ -11558,7 +11558,7 @@
       <w:pPr>
         <w:pStyle w:val="Heading2"/>
       </w:pPr>
-      <w:bookmarkStart w:id="24" w:name="_Toc242009418"/>
+      <w:bookmarkStart w:id="24" w:name="_Toc242011400"/>
       <w:r>
         <w:t>8.8 Reports</w:t>
       </w:r>
@@ -12071,7 +12071,7 @@
       <w:pPr>
         <w:pStyle w:val="Heading2"/>
       </w:pPr>
-      <w:bookmarkStart w:id="25" w:name="_Toc242009419"/>
+      <w:bookmarkStart w:id="25" w:name="_Toc242011401"/>
       <w:r>
         <w:t>8.9 Cost Dashboard</w:t>
       </w:r>
@@ -12374,7 +12374,7 @@
       <w:pPr>
         <w:pStyle w:val="Heading2"/>
       </w:pPr>
-      <w:bookmarkStart w:id="26" w:name="_Toc242009420"/>
+      <w:bookmarkStart w:id="26" w:name="_Toc242011402"/>
       <w:r>
         <w:lastRenderedPageBreak/>
         <w:t>8.10 Export</w:t>
@@ -12722,7 +12722,7 @@
         <w:sz w:val="16"/>
         <w:szCs w:val="16"/>
       </w:rPr>
-      <w:t>Version 1.19 · 4 October 2026</w:t>
+      <w:t>Version 1.20 · 4 October 2026</w:t>
     </w:r>
     <w:r>
       <w:rPr>
@@ -12895,10 +12895,10 @@
 <file path=word/numbering.xml><?xml version="1.0" encoding="utf-8"?>
 <w:numbering xmlns:wpc="http://schemas.microsoft.com/office/word/2010/wordprocessingCanvas" xmlns:cx="http://schemas.microsoft.com/office/drawing/2014/chartex" xmlns:cx1="http://schemas.microsoft.com/office/drawing/2015/9/8/chartex" xmlns:cx2="http://schemas.microsoft.com/office/drawing/2015/10/21/chartex" xmlns:cx3="http://schemas.microsoft.com/office/drawing/2016/5/9/chartex" xmlns:cx4="http://schemas.microsoft.com/office/drawing/2016/5/10/chartex" xmlns:cx5="http://schemas.microsoft.com/office/drawing/2016/5/11/chartex" xmlns:cx6="http://schemas.microsoft.com/office/drawing/2016/5/12/chartex" xmlns:cx7="http://schemas.microsoft.com/office/drawing/2016/5/13/chartex" xmlns:cx8="http://schemas.microsoft.com/office/drawing/2016/5/14/chartex" xmlns:mc="http://schemas.openxmlformats.org/markup-compatibility/2006" xmlns:aink="http://schemas.microsoft.com/office/drawing/2016/ink" xmlns:am3d="http://schemas.microsoft.com/office/drawing/2017/model3d" xmlns:o="urn:schemas-microsoft-com:office:office" xmlns:oel="http://schemas.microsoft.com/office/2019/extlst" xmlns:r="http://schemas.openxmlformats.org/officeDocument/2006/relationships" xmlns:m="http://schemas.openxmlformats.org/officeDocument/2006/math" xmlns:v="urn:schemas-microsoft-com:vml" xmlns:wp14="http://schemas.microsoft.com/office/word/2010/wordprocessingDrawing" xmlns:wp="http://schemas.openxmlformats.org/drawingml/2006/wordprocessingDrawing" xmlns:w10="urn:schemas-microsoft-com:office:word" xmlns:w="http://schemas.openxmlformats.org/wordprocessingml/2006/main" xmlns:w14="http://schemas.microsoft.com/office/word/2010/wordml" xmlns:w15="http://schemas.microsoft.com/office/word/2012/wordml" xmlns:w16cex="http://schemas.microsoft.com/office/word/2018/wordml/cex" xmlns:w16cid="http://schemas.microsoft.com/office/word/2016/wordml/cid" xmlns:w16="http://schemas.microsoft.com/office/word/2018/wordml" xmlns:w16sdtdh="http://schemas.microsoft.com/office/word/2020/wordml/sdtdatahash" xmlns:w16se="http://schemas.microsoft.com/office/word/2015/wordml/symex" xmlns:wpg="http://schemas.microsoft.com/office/word/2010/wordprocessingGroup" xmlns:wpi="http://schemas.microsoft.com/office/word/2010/wordprocessingInk" xmlns:wne="http://schemas.microsoft.com/office/word/2006/wordml" xmlns:wps="http://schemas.microsoft.com/office/word/2010/wordprocessingShape" mc:Ignorable="w14 w15 w16se w16cid w16 w16cex w16sdtdh wp14">
   <w:abstractNum w:abstractNumId="0" w15:restartNumberingAfterBreak="0">
-    <w:nsid w:val="0B882362"/>
+    <w:nsid w:val="26E02A1E"/>
     <w:multiLevelType w:val="hybridMultilevel"/>
-    <w:tmpl w:val="59928AC2"/>
-    <w:lvl w:ilvl="0" w:tplc="A2DEA4FC">
+    <w:tmpl w:val="E5E87080"/>
+    <w:lvl w:ilvl="0" w:tplc="7810936E">
       <w:start w:val="1"/>
       <w:numFmt w:val="decimal"/>
       <w:lvlText w:val="%1."/>
@@ -12912,52 +12912,196 @@
         <w:color w:val="A67C27"/>
       </w:rPr>
     </w:lvl>
-    <w:lvl w:ilvl="1" w:tplc="DB40D0F8">
+    <w:lvl w:ilvl="1" w:tplc="6AFA5EFA">
       <w:numFmt w:val="decimal"/>
       <w:lvlText w:val=""/>
       <w:lvlJc w:val="left"/>
     </w:lvl>
-    <w:lvl w:ilvl="2" w:tplc="5DBEA57E">
+    <w:lvl w:ilvl="2" w:tplc="F70AFCF8">
       <w:numFmt w:val="decimal"/>
       <w:lvlText w:val=""/>
       <w:lvlJc w:val="left"/>
     </w:lvl>
-    <w:lvl w:ilvl="3" w:tplc="63DA1878">
+    <w:lvl w:ilvl="3" w:tplc="80640212">
       <w:numFmt w:val="decimal"/>
       <w:lvlText w:val=""/>
       <w:lvlJc w:val="left"/>
     </w:lvl>
-    <w:lvl w:ilvl="4" w:tplc="F9527FCC">
+    <w:lvl w:ilvl="4" w:tplc="E8F0D40A">
       <w:numFmt w:val="decimal"/>
       <w:lvlText w:val=""/>
       <w:lvlJc w:val="left"/>
     </w:lvl>
-    <w:lvl w:ilvl="5" w:tplc="5E16CB30">
+    <w:lvl w:ilvl="5" w:tplc="34841D82">
       <w:numFmt w:val="decimal"/>
       <w:lvlText w:val=""/>
       <w:lvlJc w:val="left"/>
     </w:lvl>
-    <w:lvl w:ilvl="6" w:tplc="895C2B9E">
+    <w:lvl w:ilvl="6" w:tplc="6338B74E">
       <w:numFmt w:val="decimal"/>
       <w:lvlText w:val=""/>
       <w:lvlJc w:val="left"/>
     </w:lvl>
-    <w:lvl w:ilvl="7" w:tplc="A3662A44">
+    <w:lvl w:ilvl="7" w:tplc="E0244526">
       <w:numFmt w:val="decimal"/>
       <w:lvlText w:val=""/>
       <w:lvlJc w:val="left"/>
     </w:lvl>
-    <w:lvl w:ilvl="8" w:tplc="E8D49410">
+    <w:lvl w:ilvl="8" w:tplc="595215C8">
       <w:numFmt w:val="decimal"/>
       <w:lvlText w:val=""/>
       <w:lvlJc w:val="left"/>
     </w:lvl>
   </w:abstractNum>
   <w:abstractNum w:abstractNumId="1" w15:restartNumberingAfterBreak="0">
-    <w:nsid w:val="3B1D7472"/>
+    <w:nsid w:val="29875BE0"/>
     <w:multiLevelType w:val="hybridMultilevel"/>
-    <w:tmpl w:val="0F0E00B4"/>
-    <w:lvl w:ilvl="0" w:tplc="4BEE70C4">
+    <w:tmpl w:val="F6FE11E4"/>
+    <w:lvl w:ilvl="0" w:tplc="A108409C">
+      <w:start w:val="1"/>
+      <w:numFmt w:val="bullet"/>
+      <w:lvlText w:val="●"/>
+      <w:lvlJc w:val="left"/>
+      <w:pPr>
+        <w:ind w:left="720" w:hanging="360"/>
+      </w:pPr>
+    </w:lvl>
+    <w:lvl w:ilvl="1" w:tplc="24BA58F8">
+      <w:start w:val="1"/>
+      <w:numFmt w:val="bullet"/>
+      <w:lvlText w:val="○"/>
+      <w:lvlJc w:val="left"/>
+      <w:pPr>
+        <w:ind w:left="1440" w:hanging="360"/>
+      </w:pPr>
+    </w:lvl>
+    <w:lvl w:ilvl="2" w:tplc="96EA0A40">
+      <w:start w:val="1"/>
+      <w:numFmt w:val="bullet"/>
+      <w:lvlText w:val="■"/>
+      <w:lvlJc w:val="left"/>
+      <w:pPr>
+        <w:ind w:left="2160" w:hanging="360"/>
+      </w:pPr>
+    </w:lvl>
+    <w:lvl w:ilvl="3" w:tplc="AA32B7E4">
+      <w:start w:val="1"/>
+      <w:numFmt w:val="bullet"/>
+      <w:lvlText w:val="●"/>
+      <w:lvlJc w:val="left"/>
+      <w:pPr>
+        <w:ind w:left="2880" w:hanging="360"/>
+      </w:pPr>
+    </w:lvl>
+    <w:lvl w:ilvl="4" w:tplc="5D90C9F4">
+      <w:start w:val="1"/>
+      <w:numFmt w:val="bullet"/>
+      <w:lvlText w:val="○"/>
+      <w:lvlJc w:val="left"/>
+      <w:pPr>
+        <w:ind w:left="3600" w:hanging="360"/>
+      </w:pPr>
+    </w:lvl>
+    <w:lvl w:ilvl="5" w:tplc="3AA42DC0">
+      <w:start w:val="1"/>
+      <w:numFmt w:val="bullet"/>
+      <w:lvlText w:val="■"/>
+      <w:lvlJc w:val="left"/>
+      <w:pPr>
+        <w:ind w:left="4320" w:hanging="360"/>
+      </w:pPr>
+    </w:lvl>
+    <w:lvl w:ilvl="6" w:tplc="7C36A816">
+      <w:start w:val="1"/>
+      <w:numFmt w:val="bullet"/>
+      <w:lvlText w:val="●"/>
+      <w:lvlJc w:val="left"/>
+      <w:pPr>
+        <w:ind w:left="5040" w:hanging="360"/>
+      </w:pPr>
+    </w:lvl>
+    <w:lvl w:ilvl="7" w:tplc="ECB46334">
+      <w:start w:val="1"/>
+      <w:numFmt w:val="bullet"/>
+      <w:lvlText w:val="●"/>
+      <w:lvlJc w:val="left"/>
+      <w:pPr>
+        <w:ind w:left="5760" w:hanging="360"/>
+      </w:pPr>
+    </w:lvl>
+    <w:lvl w:ilvl="8" w:tplc="50C03730">
+      <w:start w:val="1"/>
+      <w:numFmt w:val="bullet"/>
+      <w:lvlText w:val="●"/>
+      <w:lvlJc w:val="left"/>
+      <w:pPr>
+        <w:ind w:left="6480" w:hanging="360"/>
+      </w:pPr>
+    </w:lvl>
+  </w:abstractNum>
+  <w:abstractNum w:abstractNumId="2" w15:restartNumberingAfterBreak="0">
+    <w:nsid w:val="2DC6462C"/>
+    <w:multiLevelType w:val="hybridMultilevel"/>
+    <w:tmpl w:val="A22E4308"/>
+    <w:lvl w:ilvl="0" w:tplc="DF5ECB50">
+      <w:start w:val="1"/>
+      <w:numFmt w:val="bullet"/>
+      <w:lvlText w:val="•"/>
+      <w:lvlJc w:val="left"/>
+      <w:pPr>
+        <w:ind w:left="460" w:hanging="280"/>
+      </w:pPr>
+    </w:lvl>
+    <w:lvl w:ilvl="1" w:tplc="4C70DFFC">
+      <w:start w:val="1"/>
+      <w:numFmt w:val="bullet"/>
+      <w:lvlText w:val="–"/>
+      <w:lvlJc w:val="left"/>
+      <w:pPr>
+        <w:ind w:left="900" w:hanging="280"/>
+      </w:pPr>
+    </w:lvl>
+    <w:lvl w:ilvl="2" w:tplc="5732A09C">
+      <w:numFmt w:val="decimal"/>
+      <w:lvlText w:val=""/>
+      <w:lvlJc w:val="left"/>
+    </w:lvl>
+    <w:lvl w:ilvl="3" w:tplc="167AAE08">
+      <w:numFmt w:val="decimal"/>
+      <w:lvlText w:val=""/>
+      <w:lvlJc w:val="left"/>
+    </w:lvl>
+    <w:lvl w:ilvl="4" w:tplc="E64A2306">
+      <w:numFmt w:val="decimal"/>
+      <w:lvlText w:val=""/>
+      <w:lvlJc w:val="left"/>
+    </w:lvl>
+    <w:lvl w:ilvl="5" w:tplc="04129ED2">
+      <w:numFmt w:val="decimal"/>
+      <w:lvlText w:val=""/>
+      <w:lvlJc w:val="left"/>
+    </w:lvl>
+    <w:lvl w:ilvl="6" w:tplc="8A043952">
+      <w:numFmt w:val="decimal"/>
+      <w:lvlText w:val=""/>
+      <w:lvlJc w:val="left"/>
+    </w:lvl>
+    <w:lvl w:ilvl="7" w:tplc="5B7640DA">
+      <w:numFmt w:val="decimal"/>
+      <w:lvlText w:val=""/>
+      <w:lvlJc w:val="left"/>
+    </w:lvl>
+    <w:lvl w:ilvl="8" w:tplc="49247BFA">
+      <w:numFmt w:val="decimal"/>
+      <w:lvlText w:val=""/>
+      <w:lvlJc w:val="left"/>
+    </w:lvl>
+  </w:abstractNum>
+  <w:abstractNum w:abstractNumId="3" w15:restartNumberingAfterBreak="0">
+    <w:nsid w:val="444141A8"/>
+    <w:multiLevelType w:val="hybridMultilevel"/>
+    <w:tmpl w:val="0BF874AE"/>
+    <w:lvl w:ilvl="0" w:tplc="A2B43D40">
       <w:start w:val="1"/>
       <w:numFmt w:val="decimal"/>
       <w:lvlText w:val="%1."/>
@@ -12971,52 +13115,52 @@
         <w:color w:val="A67C27"/>
       </w:rPr>
     </w:lvl>
-    <w:lvl w:ilvl="1" w:tplc="A8203F7A">
+    <w:lvl w:ilvl="1" w:tplc="12DAA50A">
       <w:numFmt w:val="decimal"/>
       <w:lvlText w:val=""/>
       <w:lvlJc w:val="left"/>
     </w:lvl>
-    <w:lvl w:ilvl="2" w:tplc="BAB64840">
+    <w:lvl w:ilvl="2" w:tplc="F40E564E">
       <w:numFmt w:val="decimal"/>
       <w:lvlText w:val=""/>
       <w:lvlJc w:val="left"/>
     </w:lvl>
-    <w:lvl w:ilvl="3" w:tplc="1E28544C">
+    <w:lvl w:ilvl="3" w:tplc="777A0966">
       <w:numFmt w:val="decimal"/>
       <w:lvlText w:val=""/>
       <w:lvlJc w:val="left"/>
     </w:lvl>
-    <w:lvl w:ilvl="4" w:tplc="5C64F538">
+    <w:lvl w:ilvl="4" w:tplc="FA94A8E6">
       <w:numFmt w:val="decimal"/>
       <w:lvlText w:val=""/>
       <w:lvlJc w:val="left"/>
     </w:lvl>
-    <w:lvl w:ilvl="5" w:tplc="F1BEC93E">
+    <w:lvl w:ilvl="5" w:tplc="01BE1D18">
       <w:numFmt w:val="decimal"/>
       <w:lvlText w:val=""/>
       <w:lvlJc w:val="left"/>
     </w:lvl>
-    <w:lvl w:ilvl="6" w:tplc="CFF6A93C">
+    <w:lvl w:ilvl="6" w:tplc="925427EC">
       <w:numFmt w:val="decimal"/>
       <w:lvlText w:val=""/>
       <w:lvlJc w:val="left"/>
     </w:lvl>
-    <w:lvl w:ilvl="7" w:tplc="E91A525E">
+    <w:lvl w:ilvl="7" w:tplc="ECD8DD1A">
       <w:numFmt w:val="decimal"/>
       <w:lvlText w:val=""/>
       <w:lvlJc w:val="left"/>
     </w:lvl>
-    <w:lvl w:ilvl="8" w:tplc="3DBA8380">
+    <w:lvl w:ilvl="8" w:tplc="BFD62608">
       <w:numFmt w:val="decimal"/>
       <w:lvlText w:val=""/>
       <w:lvlJc w:val="left"/>
     </w:lvl>
   </w:abstractNum>
-  <w:abstractNum w:abstractNumId="2" w15:restartNumberingAfterBreak="0">
-    <w:nsid w:val="4A8A555B"/>
+  <w:abstractNum w:abstractNumId="4" w15:restartNumberingAfterBreak="0">
+    <w:nsid w:val="7A4213C9"/>
     <w:multiLevelType w:val="hybridMultilevel"/>
-    <w:tmpl w:val="76BED984"/>
-    <w:lvl w:ilvl="0" w:tplc="41C6AC48">
+    <w:tmpl w:val="9182D698"/>
+    <w:lvl w:ilvl="0" w:tplc="09A45BB4">
       <w:start w:val="1"/>
       <w:numFmt w:val="decimal"/>
       <w:lvlText w:val="%1."/>
@@ -13030,217 +13174,73 @@
         <w:color w:val="A67C27"/>
       </w:rPr>
     </w:lvl>
-    <w:lvl w:ilvl="1" w:tplc="FBEC4B16">
+    <w:lvl w:ilvl="1" w:tplc="8D4E6C4E">
       <w:numFmt w:val="decimal"/>
       <w:lvlText w:val=""/>
       <w:lvlJc w:val="left"/>
     </w:lvl>
-    <w:lvl w:ilvl="2" w:tplc="F5823E62">
+    <w:lvl w:ilvl="2" w:tplc="8F366E98">
       <w:numFmt w:val="decimal"/>
       <w:lvlText w:val=""/>
       <w:lvlJc w:val="left"/>
     </w:lvl>
-    <w:lvl w:ilvl="3" w:tplc="B928A91C">
+    <w:lvl w:ilvl="3" w:tplc="26F4C720">
       <w:numFmt w:val="decimal"/>
       <w:lvlText w:val=""/>
       <w:lvlJc w:val="left"/>
     </w:lvl>
-    <w:lvl w:ilvl="4" w:tplc="00784E66">
+    <w:lvl w:ilvl="4" w:tplc="ACB8B8C0">
       <w:numFmt w:val="decimal"/>
       <w:lvlText w:val=""/>
       <w:lvlJc w:val="left"/>
     </w:lvl>
-    <w:lvl w:ilvl="5" w:tplc="3692DAB4">
+    <w:lvl w:ilvl="5" w:tplc="39C0E218">
       <w:numFmt w:val="decimal"/>
       <w:lvlText w:val=""/>
       <w:lvlJc w:val="left"/>
     </w:lvl>
-    <w:lvl w:ilvl="6" w:tplc="A5A436E6">
+    <w:lvl w:ilvl="6" w:tplc="6D02772C">
       <w:numFmt w:val="decimal"/>
       <w:lvlText w:val=""/>
       <w:lvlJc w:val="left"/>
     </w:lvl>
-    <w:lvl w:ilvl="7" w:tplc="A89A9AA6">
+    <w:lvl w:ilvl="7" w:tplc="49BE731E">
       <w:numFmt w:val="decimal"/>
       <w:lvlText w:val=""/>
       <w:lvlJc w:val="left"/>
     </w:lvl>
-    <w:lvl w:ilvl="8" w:tplc="63902BE0">
+    <w:lvl w:ilvl="8" w:tplc="A1188B58">
       <w:numFmt w:val="decimal"/>
       <w:lvlText w:val=""/>
       <w:lvlJc w:val="left"/>
     </w:lvl>
   </w:abstractNum>
-  <w:abstractNum w:abstractNumId="3" w15:restartNumberingAfterBreak="0">
-    <w:nsid w:val="5B215A66"/>
-    <w:multiLevelType w:val="hybridMultilevel"/>
-    <w:tmpl w:val="76BC720A"/>
-    <w:lvl w:ilvl="0" w:tplc="8770346C">
-      <w:start w:val="1"/>
-      <w:numFmt w:val="bullet"/>
-      <w:lvlText w:val="●"/>
-      <w:lvlJc w:val="left"/>
-      <w:pPr>
-        <w:ind w:left="720" w:hanging="360"/>
-      </w:pPr>
-    </w:lvl>
-    <w:lvl w:ilvl="1" w:tplc="7C80A6B6">
-      <w:start w:val="1"/>
-      <w:numFmt w:val="bullet"/>
-      <w:lvlText w:val="○"/>
-      <w:lvlJc w:val="left"/>
-      <w:pPr>
-        <w:ind w:left="1440" w:hanging="360"/>
-      </w:pPr>
-    </w:lvl>
-    <w:lvl w:ilvl="2" w:tplc="3B8CCBAC">
-      <w:start w:val="1"/>
-      <w:numFmt w:val="bullet"/>
-      <w:lvlText w:val="■"/>
-      <w:lvlJc w:val="left"/>
-      <w:pPr>
-        <w:ind w:left="2160" w:hanging="360"/>
-      </w:pPr>
-    </w:lvl>
-    <w:lvl w:ilvl="3" w:tplc="3F4259AC">
-      <w:start w:val="1"/>
-      <w:numFmt w:val="bullet"/>
-      <w:lvlText w:val="●"/>
-      <w:lvlJc w:val="left"/>
-      <w:pPr>
-        <w:ind w:left="2880" w:hanging="360"/>
-      </w:pPr>
-    </w:lvl>
-    <w:lvl w:ilvl="4" w:tplc="8992310E">
-      <w:start w:val="1"/>
-      <w:numFmt w:val="bullet"/>
-      <w:lvlText w:val="○"/>
-      <w:lvlJc w:val="left"/>
-      <w:pPr>
-        <w:ind w:left="3600" w:hanging="360"/>
-      </w:pPr>
-    </w:lvl>
-    <w:lvl w:ilvl="5" w:tplc="7034F47A">
-      <w:start w:val="1"/>
-      <w:numFmt w:val="bullet"/>
-      <w:lvlText w:val="■"/>
-      <w:lvlJc w:val="left"/>
-      <w:pPr>
-        <w:ind w:left="4320" w:hanging="360"/>
-      </w:pPr>
-    </w:lvl>
-    <w:lvl w:ilvl="6" w:tplc="8B385B40">
-      <w:start w:val="1"/>
-      <w:numFmt w:val="bullet"/>
-      <w:lvlText w:val="●"/>
-      <w:lvlJc w:val="left"/>
-      <w:pPr>
-        <w:ind w:left="5040" w:hanging="360"/>
-      </w:pPr>
-    </w:lvl>
-    <w:lvl w:ilvl="7" w:tplc="298E7B0C">
-      <w:start w:val="1"/>
-      <w:numFmt w:val="bullet"/>
-      <w:lvlText w:val="●"/>
-      <w:lvlJc w:val="left"/>
-      <w:pPr>
-        <w:ind w:left="5760" w:hanging="360"/>
-      </w:pPr>
-    </w:lvl>
-    <w:lvl w:ilvl="8" w:tplc="F6D03E30">
-      <w:start w:val="1"/>
-      <w:numFmt w:val="bullet"/>
-      <w:lvlText w:val="●"/>
-      <w:lvlJc w:val="left"/>
-      <w:pPr>
-        <w:ind w:left="6480" w:hanging="360"/>
-      </w:pPr>
-    </w:lvl>
-  </w:abstractNum>
-  <w:abstractNum w:abstractNumId="4" w15:restartNumberingAfterBreak="0">
-    <w:nsid w:val="68CC297D"/>
-    <w:multiLevelType w:val="hybridMultilevel"/>
-    <w:tmpl w:val="9720392E"/>
-    <w:lvl w:ilvl="0" w:tplc="EB1299CE">
-      <w:start w:val="1"/>
-      <w:numFmt w:val="bullet"/>
-      <w:lvlText w:val="•"/>
-      <w:lvlJc w:val="left"/>
-      <w:pPr>
-        <w:ind w:left="460" w:hanging="280"/>
-      </w:pPr>
-    </w:lvl>
-    <w:lvl w:ilvl="1" w:tplc="EE5A77EA">
-      <w:start w:val="1"/>
-      <w:numFmt w:val="bullet"/>
-      <w:lvlText w:val="–"/>
-      <w:lvlJc w:val="left"/>
-      <w:pPr>
-        <w:ind w:left="900" w:hanging="280"/>
-      </w:pPr>
-    </w:lvl>
-    <w:lvl w:ilvl="2" w:tplc="D20C9BDC">
-      <w:numFmt w:val="decimal"/>
-      <w:lvlText w:val=""/>
-      <w:lvlJc w:val="left"/>
-    </w:lvl>
-    <w:lvl w:ilvl="3" w:tplc="C556E94C">
-      <w:numFmt w:val="decimal"/>
-      <w:lvlText w:val=""/>
-      <w:lvlJc w:val="left"/>
-    </w:lvl>
-    <w:lvl w:ilvl="4" w:tplc="BC0E15C4">
-      <w:numFmt w:val="decimal"/>
-      <w:lvlText w:val=""/>
-      <w:lvlJc w:val="left"/>
-    </w:lvl>
-    <w:lvl w:ilvl="5" w:tplc="8202E682">
-      <w:numFmt w:val="decimal"/>
-      <w:lvlText w:val=""/>
-      <w:lvlJc w:val="left"/>
-    </w:lvl>
-    <w:lvl w:ilvl="6" w:tplc="84CC11C0">
-      <w:numFmt w:val="decimal"/>
-      <w:lvlText w:val=""/>
-      <w:lvlJc w:val="left"/>
-    </w:lvl>
-    <w:lvl w:ilvl="7" w:tplc="76948A1A">
-      <w:numFmt w:val="decimal"/>
-      <w:lvlText w:val=""/>
-      <w:lvlJc w:val="left"/>
-    </w:lvl>
-    <w:lvl w:ilvl="8" w:tplc="7222E890">
-      <w:numFmt w:val="decimal"/>
-      <w:lvlText w:val=""/>
-      <w:lvlJc w:val="left"/>
-    </w:lvl>
-  </w:abstractNum>
-  <w:num w:numId="1" w16cid:durableId="830369558">
-    <w:abstractNumId w:val="3"/>
+  <w:num w:numId="1" w16cid:durableId="994917550">
+    <w:abstractNumId w:val="1"/>
     <w:lvlOverride w:ilvl="0">
       <w:startOverride w:val="1"/>
     </w:lvlOverride>
   </w:num>
-  <w:num w:numId="2" w16cid:durableId="1611165890">
+  <w:num w:numId="2" w16cid:durableId="93523134">
+    <w:abstractNumId w:val="2"/>
+    <w:lvlOverride w:ilvl="0">
+      <w:startOverride w:val="1"/>
+    </w:lvlOverride>
+  </w:num>
+  <w:num w:numId="3" w16cid:durableId="1492139218">
+    <w:abstractNumId w:val="0"/>
+    <w:lvlOverride w:ilvl="0">
+      <w:startOverride w:val="1"/>
+    </w:lvlOverride>
+  </w:num>
+  <w:num w:numId="4" w16cid:durableId="204030729">
     <w:abstractNumId w:val="4"/>
     <w:lvlOverride w:ilvl="0">
       <w:startOverride w:val="1"/>
     </w:lvlOverride>
   </w:num>
-  <w:num w:numId="3" w16cid:durableId="2046590390">
-    <w:abstractNumId w:val="2"/>
-    <w:lvlOverride w:ilvl="0">
-      <w:startOverride w:val="1"/>
-    </w:lvlOverride>
-  </w:num>
-  <w:num w:numId="4" w16cid:durableId="2019194825">
-    <w:abstractNumId w:val="1"/>
-    <w:lvlOverride w:ilvl="0">
-      <w:startOverride w:val="1"/>
-    </w:lvlOverride>
-  </w:num>
-  <w:num w:numId="5" w16cid:durableId="1183011828">
-    <w:abstractNumId w:val="0"/>
+  <w:num w:numId="5" w16cid:durableId="931663937">
+    <w:abstractNumId w:val="3"/>
     <w:lvlOverride w:ilvl="0">
       <w:startOverride w:val="1"/>
     </w:lvlOverride>
@@ -13865,7 +13865,7 @@
     <w:autoRedefine/>
     <w:uiPriority w:val="39"/>
     <w:unhideWhenUsed/>
-    <w:rsid w:val="0021570F"/>
+    <w:rsid w:val="0012391A"/>
     <w:pPr>
       <w:spacing w:after="100"/>
     </w:pPr>
@@ -13877,7 +13877,7 @@
     <w:autoRedefine/>
     <w:uiPriority w:val="39"/>
     <w:unhideWhenUsed/>
-    <w:rsid w:val="0021570F"/>
+    <w:rsid w:val="0012391A"/>
     <w:pPr>
       <w:spacing w:after="100"/>
       <w:ind w:left="210"/>

--- a/docs/manuals/Role_Guide_7_Analyst.docx
+++ b/docs/manuals/Role_Guide_7_Analyst.docx
@@ -469,7 +469,7 @@
                 <w:sz w:val="19"/>
                 <w:szCs w:val="19"/>
               </w:rPr>
-              <w:t>Version 1.20 · 4 October 2026</w:t>
+              <w:t>Version 1.21 · 4 October 2026</w:t>
             </w:r>
           </w:p>
         </w:tc>
@@ -538,7 +538,7 @@
     <w:sdt>
       <w:sdtPr>
         <w:alias w:val="Contents"/>
-        <w:id w:val="541559533"/>
+        <w:id w:val="-58948252"/>
       </w:sdtPr>
       <w:sdtEndPr/>
       <w:sdtContent>
@@ -567,7 +567,7 @@
           <w:r>
             <w:fldChar w:fldCharType="separate"/>
           </w:r>
-          <w:hyperlink w:anchor="_Toc242011376" w:history="1">
+          <w:hyperlink w:anchor="_Toc242012432" w:history="1">
             <w:r>
               <w:rPr>
                 <w:rStyle w:val="Hyperlink"/>
@@ -591,7 +591,7 @@
               <w:rPr>
                 <w:noProof/>
               </w:rPr>
-              <w:instrText xml:space="preserve"> PAGEREF _Toc242011376 \h </w:instrText>
+              <w:instrText xml:space="preserve"> PAGEREF _Toc242012432 \h </w:instrText>
             </w:r>
             <w:r>
               <w:rPr>
@@ -634,7 +634,7 @@
               <w14:ligatures w14:val="standardContextual"/>
             </w:rPr>
           </w:pPr>
-          <w:hyperlink w:anchor="_Toc242011377" w:history="1">
+          <w:hyperlink w:anchor="_Toc242012433" w:history="1">
             <w:r>
               <w:rPr>
                 <w:rStyle w:val="Hyperlink"/>
@@ -658,7 +658,7 @@
               <w:rPr>
                 <w:noProof/>
               </w:rPr>
-              <w:instrText xml:space="preserve"> PAGEREF _Toc242011377 \h </w:instrText>
+              <w:instrText xml:space="preserve"> PAGEREF _Toc242012433 \h </w:instrText>
             </w:r>
             <w:r>
               <w:rPr>
@@ -701,7 +701,7 @@
               <w14:ligatures w14:val="standardContextual"/>
             </w:rPr>
           </w:pPr>
-          <w:hyperlink w:anchor="_Toc242011378" w:history="1">
+          <w:hyperlink w:anchor="_Toc242012434" w:history="1">
             <w:r>
               <w:rPr>
                 <w:rStyle w:val="Hyperlink"/>
@@ -725,7 +725,7 @@
               <w:rPr>
                 <w:noProof/>
               </w:rPr>
-              <w:instrText xml:space="preserve"> PAGEREF _Toc242011378 \h </w:instrText>
+              <w:instrText xml:space="preserve"> PAGEREF _Toc242012434 \h </w:instrText>
             </w:r>
             <w:r>
               <w:rPr>
@@ -768,7 +768,7 @@
               <w14:ligatures w14:val="standardContextual"/>
             </w:rPr>
           </w:pPr>
-          <w:hyperlink w:anchor="_Toc242011379" w:history="1">
+          <w:hyperlink w:anchor="_Toc242012435" w:history="1">
             <w:r>
               <w:rPr>
                 <w:rStyle w:val="Hyperlink"/>
@@ -792,7 +792,7 @@
               <w:rPr>
                 <w:noProof/>
               </w:rPr>
-              <w:instrText xml:space="preserve"> PAGEREF _Toc242011379 \h </w:instrText>
+              <w:instrText xml:space="preserve"> PAGEREF _Toc242012435 \h </w:instrText>
             </w:r>
             <w:r>
               <w:rPr>
@@ -835,7 +835,7 @@
               <w14:ligatures w14:val="standardContextual"/>
             </w:rPr>
           </w:pPr>
-          <w:hyperlink w:anchor="_Toc242011380" w:history="1">
+          <w:hyperlink w:anchor="_Toc242012436" w:history="1">
             <w:r>
               <w:rPr>
                 <w:rStyle w:val="Hyperlink"/>
@@ -859,7 +859,7 @@
               <w:rPr>
                 <w:noProof/>
               </w:rPr>
-              <w:instrText xml:space="preserve"> PAGEREF _Toc242011380 \h </w:instrText>
+              <w:instrText xml:space="preserve"> PAGEREF _Toc242012436 \h </w:instrText>
             </w:r>
             <w:r>
               <w:rPr>
@@ -902,7 +902,7 @@
               <w14:ligatures w14:val="standardContextual"/>
             </w:rPr>
           </w:pPr>
-          <w:hyperlink w:anchor="_Toc242011381" w:history="1">
+          <w:hyperlink w:anchor="_Toc242012437" w:history="1">
             <w:r>
               <w:rPr>
                 <w:rStyle w:val="Hyperlink"/>
@@ -926,7 +926,7 @@
               <w:rPr>
                 <w:noProof/>
               </w:rPr>
-              <w:instrText xml:space="preserve"> PAGEREF _Toc242011381 \h </w:instrText>
+              <w:instrText xml:space="preserve"> PAGEREF _Toc242012437 \h </w:instrText>
             </w:r>
             <w:r>
               <w:rPr>
@@ -969,7 +969,7 @@
               <w14:ligatures w14:val="standardContextual"/>
             </w:rPr>
           </w:pPr>
-          <w:hyperlink w:anchor="_Toc242011382" w:history="1">
+          <w:hyperlink w:anchor="_Toc242012438" w:history="1">
             <w:r>
               <w:rPr>
                 <w:rStyle w:val="Hyperlink"/>
@@ -993,7 +993,7 @@
               <w:rPr>
                 <w:noProof/>
               </w:rPr>
-              <w:instrText xml:space="preserve"> PAGEREF _Toc242011382 \h </w:instrText>
+              <w:instrText xml:space="preserve"> PAGEREF _Toc242012438 \h </w:instrText>
             </w:r>
             <w:r>
               <w:rPr>
@@ -1036,7 +1036,7 @@
               <w14:ligatures w14:val="standardContextual"/>
             </w:rPr>
           </w:pPr>
-          <w:hyperlink w:anchor="_Toc242011383" w:history="1">
+          <w:hyperlink w:anchor="_Toc242012439" w:history="1">
             <w:r>
               <w:rPr>
                 <w:rStyle w:val="Hyperlink"/>
@@ -1060,7 +1060,7 @@
               <w:rPr>
                 <w:noProof/>
               </w:rPr>
-              <w:instrText xml:space="preserve"> PAGEREF _Toc242011383 \h </w:instrText>
+              <w:instrText xml:space="preserve"> PAGEREF _Toc242012439 \h </w:instrText>
             </w:r>
             <w:r>
               <w:rPr>
@@ -1103,7 +1103,7 @@
               <w14:ligatures w14:val="standardContextual"/>
             </w:rPr>
           </w:pPr>
-          <w:hyperlink w:anchor="_Toc242011384" w:history="1">
+          <w:hyperlink w:anchor="_Toc242012440" w:history="1">
             <w:r>
               <w:rPr>
                 <w:rStyle w:val="Hyperlink"/>
@@ -1127,7 +1127,7 @@
               <w:rPr>
                 <w:noProof/>
               </w:rPr>
-              <w:instrText xml:space="preserve"> PAGEREF _Toc242011384 \h </w:instrText>
+              <w:instrText xml:space="preserve"> PAGEREF _Toc242012440 \h </w:instrText>
             </w:r>
             <w:r>
               <w:rPr>
@@ -1170,7 +1170,7 @@
               <w14:ligatures w14:val="standardContextual"/>
             </w:rPr>
           </w:pPr>
-          <w:hyperlink w:anchor="_Toc242011385" w:history="1">
+          <w:hyperlink w:anchor="_Toc242012441" w:history="1">
             <w:r>
               <w:rPr>
                 <w:rStyle w:val="Hyperlink"/>
@@ -1194,7 +1194,7 @@
               <w:rPr>
                 <w:noProof/>
               </w:rPr>
-              <w:instrText xml:space="preserve"> PAGEREF _Toc242011385 \h </w:instrText>
+              <w:instrText xml:space="preserve"> PAGEREF _Toc242012441 \h </w:instrText>
             </w:r>
             <w:r>
               <w:rPr>
@@ -1237,7 +1237,7 @@
               <w14:ligatures w14:val="standardContextual"/>
             </w:rPr>
           </w:pPr>
-          <w:hyperlink w:anchor="_Toc242011386" w:history="1">
+          <w:hyperlink w:anchor="_Toc242012442" w:history="1">
             <w:r>
               <w:rPr>
                 <w:rStyle w:val="Hyperlink"/>
@@ -1261,7 +1261,7 @@
               <w:rPr>
                 <w:noProof/>
               </w:rPr>
-              <w:instrText xml:space="preserve"> PAGEREF _Toc242011386 \h </w:instrText>
+              <w:instrText xml:space="preserve"> PAGEREF _Toc242012442 \h </w:instrText>
             </w:r>
             <w:r>
               <w:rPr>
@@ -1304,7 +1304,7 @@
               <w14:ligatures w14:val="standardContextual"/>
             </w:rPr>
           </w:pPr>
-          <w:hyperlink w:anchor="_Toc242011387" w:history="1">
+          <w:hyperlink w:anchor="_Toc242012443" w:history="1">
             <w:r>
               <w:rPr>
                 <w:rStyle w:val="Hyperlink"/>
@@ -1328,7 +1328,7 @@
               <w:rPr>
                 <w:noProof/>
               </w:rPr>
-              <w:instrText xml:space="preserve"> PAGEREF _Toc242011387 \h </w:instrText>
+              <w:instrText xml:space="preserve"> PAGEREF _Toc242012443 \h </w:instrText>
             </w:r>
             <w:r>
               <w:rPr>
@@ -1371,7 +1371,7 @@
               <w14:ligatures w14:val="standardContextual"/>
             </w:rPr>
           </w:pPr>
-          <w:hyperlink w:anchor="_Toc242011388" w:history="1">
+          <w:hyperlink w:anchor="_Toc242012444" w:history="1">
             <w:r>
               <w:rPr>
                 <w:rStyle w:val="Hyperlink"/>
@@ -1395,7 +1395,7 @@
               <w:rPr>
                 <w:noProof/>
               </w:rPr>
-              <w:instrText xml:space="preserve"> PAGEREF _Toc242011388 \h </w:instrText>
+              <w:instrText xml:space="preserve"> PAGEREF _Toc242012444 \h </w:instrText>
             </w:r>
             <w:r>
               <w:rPr>
@@ -1438,7 +1438,7 @@
               <w14:ligatures w14:val="standardContextual"/>
             </w:rPr>
           </w:pPr>
-          <w:hyperlink w:anchor="_Toc242011389" w:history="1">
+          <w:hyperlink w:anchor="_Toc242012445" w:history="1">
             <w:r>
               <w:rPr>
                 <w:rStyle w:val="Hyperlink"/>
@@ -1462,7 +1462,7 @@
               <w:rPr>
                 <w:noProof/>
               </w:rPr>
-              <w:instrText xml:space="preserve"> PAGEREF _Toc242011389 \h </w:instrText>
+              <w:instrText xml:space="preserve"> PAGEREF _Toc242012445 \h </w:instrText>
             </w:r>
             <w:r>
               <w:rPr>
@@ -1505,7 +1505,7 @@
               <w14:ligatures w14:val="standardContextual"/>
             </w:rPr>
           </w:pPr>
-          <w:hyperlink w:anchor="_Toc242011390" w:history="1">
+          <w:hyperlink w:anchor="_Toc242012446" w:history="1">
             <w:r>
               <w:rPr>
                 <w:rStyle w:val="Hyperlink"/>
@@ -1529,7 +1529,7 @@
               <w:rPr>
                 <w:noProof/>
               </w:rPr>
-              <w:instrText xml:space="preserve"> PAGEREF _Toc242011390 \h </w:instrText>
+              <w:instrText xml:space="preserve"> PAGEREF _Toc242012446 \h </w:instrText>
             </w:r>
             <w:r>
               <w:rPr>
@@ -1572,7 +1572,7 @@
               <w14:ligatures w14:val="standardContextual"/>
             </w:rPr>
           </w:pPr>
-          <w:hyperlink w:anchor="_Toc242011391" w:history="1">
+          <w:hyperlink w:anchor="_Toc242012447" w:history="1">
             <w:r>
               <w:rPr>
                 <w:rStyle w:val="Hyperlink"/>
@@ -1596,7 +1596,7 @@
               <w:rPr>
                 <w:noProof/>
               </w:rPr>
-              <w:instrText xml:space="preserve"> PAGEREF _Toc242011391 \h </w:instrText>
+              <w:instrText xml:space="preserve"> PAGEREF _Toc242012447 \h </w:instrText>
             </w:r>
             <w:r>
               <w:rPr>
@@ -1639,7 +1639,7 @@
               <w14:ligatures w14:val="standardContextual"/>
             </w:rPr>
           </w:pPr>
-          <w:hyperlink w:anchor="_Toc242011392" w:history="1">
+          <w:hyperlink w:anchor="_Toc242012448" w:history="1">
             <w:r>
               <w:rPr>
                 <w:rStyle w:val="Hyperlink"/>
@@ -1663,7 +1663,7 @@
               <w:rPr>
                 <w:noProof/>
               </w:rPr>
-              <w:instrText xml:space="preserve"> PAGEREF _Toc242011392 \h </w:instrText>
+              <w:instrText xml:space="preserve"> PAGEREF _Toc242012448 \h </w:instrText>
             </w:r>
             <w:r>
               <w:rPr>
@@ -1706,7 +1706,7 @@
               <w14:ligatures w14:val="standardContextual"/>
             </w:rPr>
           </w:pPr>
-          <w:hyperlink w:anchor="_Toc242011393" w:history="1">
+          <w:hyperlink w:anchor="_Toc242012449" w:history="1">
             <w:r>
               <w:rPr>
                 <w:rStyle w:val="Hyperlink"/>
@@ -1730,7 +1730,7 @@
               <w:rPr>
                 <w:noProof/>
               </w:rPr>
-              <w:instrText xml:space="preserve"> PAGEREF _Toc242011393 \h </w:instrText>
+              <w:instrText xml:space="preserve"> PAGEREF _Toc242012449 \h </w:instrText>
             </w:r>
             <w:r>
               <w:rPr>
@@ -1773,7 +1773,7 @@
               <w14:ligatures w14:val="standardContextual"/>
             </w:rPr>
           </w:pPr>
-          <w:hyperlink w:anchor="_Toc242011394" w:history="1">
+          <w:hyperlink w:anchor="_Toc242012450" w:history="1">
             <w:r>
               <w:rPr>
                 <w:rStyle w:val="Hyperlink"/>
@@ -1797,7 +1797,7 @@
               <w:rPr>
                 <w:noProof/>
               </w:rPr>
-              <w:instrText xml:space="preserve"> PAGEREF _Toc242011394 \h </w:instrText>
+              <w:instrText xml:space="preserve"> PAGEREF _Toc242012450 \h </w:instrText>
             </w:r>
             <w:r>
               <w:rPr>
@@ -1840,7 +1840,7 @@
               <w14:ligatures w14:val="standardContextual"/>
             </w:rPr>
           </w:pPr>
-          <w:hyperlink w:anchor="_Toc242011395" w:history="1">
+          <w:hyperlink w:anchor="_Toc242012451" w:history="1">
             <w:r>
               <w:rPr>
                 <w:rStyle w:val="Hyperlink"/>
@@ -1864,7 +1864,7 @@
               <w:rPr>
                 <w:noProof/>
               </w:rPr>
-              <w:instrText xml:space="preserve"> PAGEREF _Toc242011395 \h </w:instrText>
+              <w:instrText xml:space="preserve"> PAGEREF _Toc242012451 \h </w:instrText>
             </w:r>
             <w:r>
               <w:rPr>
@@ -1907,7 +1907,7 @@
               <w14:ligatures w14:val="standardContextual"/>
             </w:rPr>
           </w:pPr>
-          <w:hyperlink w:anchor="_Toc242011396" w:history="1">
+          <w:hyperlink w:anchor="_Toc242012452" w:history="1">
             <w:r>
               <w:rPr>
                 <w:rStyle w:val="Hyperlink"/>
@@ -1931,7 +1931,7 @@
               <w:rPr>
                 <w:noProof/>
               </w:rPr>
-              <w:instrText xml:space="preserve"> PAGEREF _Toc242011396 \h </w:instrText>
+              <w:instrText xml:space="preserve"> PAGEREF _Toc242012452 \h </w:instrText>
             </w:r>
             <w:r>
               <w:rPr>
@@ -1974,7 +1974,7 @@
               <w14:ligatures w14:val="standardContextual"/>
             </w:rPr>
           </w:pPr>
-          <w:hyperlink w:anchor="_Toc242011397" w:history="1">
+          <w:hyperlink w:anchor="_Toc242012453" w:history="1">
             <w:r>
               <w:rPr>
                 <w:rStyle w:val="Hyperlink"/>
@@ -1998,7 +1998,7 @@
               <w:rPr>
                 <w:noProof/>
               </w:rPr>
-              <w:instrText xml:space="preserve"> PAGEREF _Toc242011397 \h </w:instrText>
+              <w:instrText xml:space="preserve"> PAGEREF _Toc242012453 \h </w:instrText>
             </w:r>
             <w:r>
               <w:rPr>
@@ -2041,7 +2041,7 @@
               <w14:ligatures w14:val="standardContextual"/>
             </w:rPr>
           </w:pPr>
-          <w:hyperlink w:anchor="_Toc242011398" w:history="1">
+          <w:hyperlink w:anchor="_Toc242012454" w:history="1">
             <w:r>
               <w:rPr>
                 <w:rStyle w:val="Hyperlink"/>
@@ -2065,7 +2065,7 @@
               <w:rPr>
                 <w:noProof/>
               </w:rPr>
-              <w:instrText xml:space="preserve"> PAGEREF _Toc242011398 \h </w:instrText>
+              <w:instrText xml:space="preserve"> PAGEREF _Toc242012454 \h </w:instrText>
             </w:r>
             <w:r>
               <w:rPr>
@@ -2108,7 +2108,7 @@
               <w14:ligatures w14:val="standardContextual"/>
             </w:rPr>
           </w:pPr>
-          <w:hyperlink w:anchor="_Toc242011399" w:history="1">
+          <w:hyperlink w:anchor="_Toc242012455" w:history="1">
             <w:r>
               <w:rPr>
                 <w:rStyle w:val="Hyperlink"/>
@@ -2132,7 +2132,7 @@
               <w:rPr>
                 <w:noProof/>
               </w:rPr>
-              <w:instrText xml:space="preserve"> PAGEREF _Toc242011399 \h </w:instrText>
+              <w:instrText xml:space="preserve"> PAGEREF _Toc242012455 \h </w:instrText>
             </w:r>
             <w:r>
               <w:rPr>
@@ -2175,7 +2175,7 @@
               <w14:ligatures w14:val="standardContextual"/>
             </w:rPr>
           </w:pPr>
-          <w:hyperlink w:anchor="_Toc242011400" w:history="1">
+          <w:hyperlink w:anchor="_Toc242012456" w:history="1">
             <w:r>
               <w:rPr>
                 <w:rStyle w:val="Hyperlink"/>
@@ -2199,7 +2199,7 @@
               <w:rPr>
                 <w:noProof/>
               </w:rPr>
-              <w:instrText xml:space="preserve"> PAGEREF _Toc242011400 \h </w:instrText>
+              <w:instrText xml:space="preserve"> PAGEREF _Toc242012456 \h </w:instrText>
             </w:r>
             <w:r>
               <w:rPr>
@@ -2242,7 +2242,7 @@
               <w14:ligatures w14:val="standardContextual"/>
             </w:rPr>
           </w:pPr>
-          <w:hyperlink w:anchor="_Toc242011401" w:history="1">
+          <w:hyperlink w:anchor="_Toc242012457" w:history="1">
             <w:r>
               <w:rPr>
                 <w:rStyle w:val="Hyperlink"/>
@@ -2266,7 +2266,7 @@
               <w:rPr>
                 <w:noProof/>
               </w:rPr>
-              <w:instrText xml:space="preserve"> PAGEREF _Toc242011401 \h </w:instrText>
+              <w:instrText xml:space="preserve"> PAGEREF _Toc242012457 \h </w:instrText>
             </w:r>
             <w:r>
               <w:rPr>
@@ -2309,7 +2309,7 @@
               <w14:ligatures w14:val="standardContextual"/>
             </w:rPr>
           </w:pPr>
-          <w:hyperlink w:anchor="_Toc242011402" w:history="1">
+          <w:hyperlink w:anchor="_Toc242012458" w:history="1">
             <w:r>
               <w:rPr>
                 <w:rStyle w:val="Hyperlink"/>
@@ -2333,7 +2333,7 @@
               <w:rPr>
                 <w:noProof/>
               </w:rPr>
-              <w:instrText xml:space="preserve"> PAGEREF _Toc242011402 \h </w:instrText>
+              <w:instrText xml:space="preserve"> PAGEREF _Toc242012458 \h </w:instrText>
             </w:r>
             <w:r>
               <w:rPr>
@@ -2372,7 +2372,7 @@
         <w:pStyle w:val="Heading1"/>
         <w:pageBreakBefore/>
       </w:pPr>
-      <w:bookmarkStart w:id="0" w:name="_Toc242011376"/>
+      <w:bookmarkStart w:id="0" w:name="_Toc242012432"/>
       <w:r>
         <w:lastRenderedPageBreak/>
         <w:t>1. Your role at a glance</w:t>
@@ -2553,7 +2553,7 @@
         <w:pStyle w:val="Heading1"/>
         <w:pageBreakBefore/>
       </w:pPr>
-      <w:bookmarkStart w:id="1" w:name="_Toc242011377"/>
+      <w:bookmarkStart w:id="1" w:name="_Toc242012433"/>
       <w:r>
         <w:lastRenderedPageBreak/>
         <w:t>2. Signing in and your screens</w:t>
@@ -2564,7 +2564,7 @@
       <w:pPr>
         <w:pStyle w:val="Heading2"/>
       </w:pPr>
-      <w:bookmarkStart w:id="2" w:name="_Toc242011378"/>
+      <w:bookmarkStart w:id="2" w:name="_Toc242012434"/>
       <w:r>
         <w:t>Signing in</w:t>
       </w:r>
@@ -2647,7 +2647,7 @@
           <w:noProof/>
         </w:rPr>
         <w:drawing>
-          <wp:inline distT="0" distB="0" distL="0" distR="0" wp14:anchorId="09900476" wp14:editId="7507E82C">
+          <wp:inline distT="0" distB="0" distL="0" distR="0">
             <wp:extent cx="5334000" cy="2333625"/>
             <wp:effectExtent l="0" t="0" r="0" b="0"/>
             <wp:docPr id="1" name="adm_login.jpg" descr="The sign-in screen for all internal staff." title="The sign-in screen for all internal staff."/>
@@ -2814,7 +2814,7 @@
       <w:pPr>
         <w:pStyle w:val="Heading2"/>
       </w:pPr>
-      <w:bookmarkStart w:id="3" w:name="_Toc242011379"/>
+      <w:bookmarkStart w:id="3" w:name="_Toc242012435"/>
       <w:r>
         <w:t>Finding your way around</w:t>
       </w:r>
@@ -2999,7 +2999,7 @@
         </w:rPr>
         <w:lastRenderedPageBreak/>
         <w:drawing>
-          <wp:inline distT="0" distB="0" distL="0" distR="0" wp14:anchorId="4B62E0DC" wp14:editId="2B5941F2">
+          <wp:inline distT="0" distB="0" distL="0" distR="0">
             <wp:extent cx="5715000" cy="1876425"/>
             <wp:effectExtent l="0" t="0" r="0" b="0"/>
             <wp:docPr id="2" name="adm_not_your_role.jpg" descr="Opening a screen outside your role (for example from an old bookmark) shows this card instead of the screen." title="Opening a screen outside your role (for example from an old bookmark) shows this card instead of the screen."/>
@@ -3068,7 +3068,7 @@
       <w:pPr>
         <w:pStyle w:val="Heading2"/>
       </w:pPr>
-      <w:bookmarkStart w:id="4" w:name="_Toc242011380"/>
+      <w:bookmarkStart w:id="4" w:name="_Toc242012436"/>
       <w:r>
         <w:t>Your screens</w:t>
       </w:r>
@@ -3402,7 +3402,7 @@
       <w:pPr>
         <w:pStyle w:val="Heading2"/>
       </w:pPr>
-      <w:bookmarkStart w:id="5" w:name="_Toc242011381"/>
+      <w:bookmarkStart w:id="5" w:name="_Toc242012437"/>
       <w:r>
         <w:t>Changing your password</w:t>
       </w:r>
@@ -3485,7 +3485,7 @@
           <w:noProof/>
         </w:rPr>
         <w:drawing>
-          <wp:inline distT="0" distB="0" distL="0" distR="0" wp14:anchorId="1A43BB94" wp14:editId="337FEE5D">
+          <wp:inline distT="0" distB="0" distL="0" distR="0">
             <wp:extent cx="5334000" cy="2171700"/>
             <wp:effectExtent l="0" t="0" r="0" b="0"/>
             <wp:docPr id="3" name="adm_account.jpg" descr="Change Password screen." title="Change Password screen."/>
@@ -3573,7 +3573,7 @@
         <w:pStyle w:val="Heading1"/>
         <w:pageBreakBefore/>
       </w:pPr>
-      <w:bookmarkStart w:id="6" w:name="_Toc242011382"/>
+      <w:bookmarkStart w:id="6" w:name="_Toc242012438"/>
       <w:r>
         <w:lastRenderedPageBreak/>
         <w:t>3. Your routine</w:t>
@@ -3858,7 +3858,7 @@
         <w:pStyle w:val="Heading1"/>
         <w:pageBreakBefore/>
       </w:pPr>
-      <w:bookmarkStart w:id="7" w:name="_Toc242011383"/>
+      <w:bookmarkStart w:id="7" w:name="_Toc242012439"/>
       <w:r>
         <w:lastRenderedPageBreak/>
         <w:t>4. Step-by-step tasks</w:t>
@@ -3869,7 +3869,7 @@
       <w:pPr>
         <w:pStyle w:val="Heading2"/>
       </w:pPr>
-      <w:bookmarkStart w:id="8" w:name="_Toc242011384"/>
+      <w:bookmarkStart w:id="8" w:name="_Toc242012440"/>
       <w:r>
         <w:t>4.1 Your start screen</w:t>
       </w:r>
@@ -3886,7 +3886,7 @@
           <w:noProof/>
         </w:rPr>
         <w:drawing>
-          <wp:inline distT="0" distB="0" distL="0" distR="0" wp14:anchorId="4DE83835" wp14:editId="60C11B99">
+          <wp:inline distT="0" distB="0" distL="0" distR="0">
             <wp:extent cx="5715000" cy="3571875"/>
             <wp:effectExtent l="0" t="0" r="0" b="0"/>
             <wp:docPr id="4" name="an_dashboard.jpg" descr="Executive Dashboard as seen by the Analyst." title="Executive Dashboard as seen by the Analyst."/>
@@ -3955,7 +3955,7 @@
       <w:pPr>
         <w:pStyle w:val="Heading2"/>
       </w:pPr>
-      <w:bookmarkStart w:id="9" w:name="_Toc242011385"/>
+      <w:bookmarkStart w:id="9" w:name="_Toc242012441"/>
       <w:r>
         <w:t>4.2 Reading the dashboards</w:t>
       </w:r>
@@ -3981,7 +3981,7 @@
         </w:rPr>
         <w:lastRenderedPageBreak/>
         <w:drawing>
-          <wp:inline distT="0" distB="0" distL="0" distR="0" wp14:anchorId="6B4CAE52" wp14:editId="77C875A6">
+          <wp:inline distT="0" distB="0" distL="0" distR="0">
             <wp:extent cx="5715000" cy="3571875"/>
             <wp:effectExtent l="0" t="0" r="0" b="0"/>
             <wp:docPr id="5" name="adm_exec_dashboard.jpg" descr="Executive Dashboard: completions against the 400 / 60 / 50–75 targets, days to data lock, spend, and the lowest-filled strata." title="Executive Dashboard: completions against the 400 / 60 / 50–75 targets, days to data lock, spend, and the lowest-filled strata."/>
@@ -4646,7 +4646,7 @@
       <w:pPr>
         <w:pStyle w:val="Heading2"/>
       </w:pPr>
-      <w:bookmarkStart w:id="10" w:name="_Toc242011386"/>
+      <w:bookmarkStart w:id="10" w:name="_Toc242012442"/>
       <w:r>
         <w:t>4.3 Using Reports (analytics and charts)</w:t>
       </w:r>
@@ -4687,7 +4687,7 @@
         </w:rPr>
         <w:lastRenderedPageBreak/>
         <w:drawing>
-          <wp:inline distT="0" distB="0" distL="0" distR="0" wp14:anchorId="605656DE" wp14:editId="6B4F5C56">
+          <wp:inline distT="0" distB="0" distL="0" distR="0">
             <wp:extent cx="5334000" cy="3333750"/>
             <wp:effectExtent l="0" t="0" r="0" b="0"/>
             <wp:docPr id="6" name="adm_reports_top.jpg" descr="Reports: headline figures for the chosen period." title="Reports: headline figures for the chosen period."/>
@@ -4829,7 +4829,7 @@
           <w:noProof/>
         </w:rPr>
         <w:drawing>
-          <wp:inline distT="0" distB="0" distL="0" distR="0" wp14:anchorId="5E963957" wp14:editId="4422A03D">
+          <wp:inline distT="0" distB="0" distL="0" distR="0">
             <wp:extent cx="5334000" cy="3409950"/>
             <wp:effectExtent l="0" t="0" r="0" b="0"/>
             <wp:docPr id="7" name="adm_reports_funnel.jpg" descr="Case funnel: each case counted once at every stage it has reached." title="Case funnel: each case counted once at every stage it has reached."/>
@@ -4929,7 +4929,7 @@
         </w:rPr>
         <w:lastRenderedPageBreak/>
         <w:drawing>
-          <wp:inline distT="0" distB="0" distL="0" distR="0" wp14:anchorId="7F6A11A2" wp14:editId="23336D03">
+          <wp:inline distT="0" distB="0" distL="0" distR="0">
             <wp:extent cx="5334000" cy="3248025"/>
             <wp:effectExtent l="0" t="0" r="0" b="0"/>
             <wp:docPr id="8" name="adm_reports_funnel_table.jpg" descr="The same chart as a table." title="The same chart as a table."/>
@@ -5028,7 +5028,7 @@
           <w:noProof/>
         </w:rPr>
         <w:drawing>
-          <wp:inline distT="0" distB="0" distL="0" distR="0" wp14:anchorId="06E9DAFE" wp14:editId="54830003">
+          <wp:inline distT="0" distB="0" distL="0" distR="0">
             <wp:extent cx="5334000" cy="2628900"/>
             <wp:effectExtent l="0" t="0" r="0" b="0"/>
             <wp:docPr id="9" name="adm_reports_coverage.jpg" descr="Coverage by group." title="Coverage by group."/>
@@ -5128,7 +5128,7 @@
         </w:rPr>
         <w:lastRenderedPageBreak/>
         <w:drawing>
-          <wp:inline distT="0" distB="0" distL="0" distR="0" wp14:anchorId="40A466B4" wp14:editId="7E04EBA4">
+          <wp:inline distT="0" distB="0" distL="0" distR="0">
             <wp:extent cx="5334000" cy="2600325"/>
             <wp:effectExtent l="0" t="0" r="0" b="0"/>
             <wp:docPr id="10" name="adm_reports_modes.jpg" descr="Administration modes." title="Administration modes."/>
@@ -5237,7 +5237,7 @@
           <w:noProof/>
         </w:rPr>
         <w:drawing>
-          <wp:inline distT="0" distB="0" distL="0" distR="0" wp14:anchorId="1DD0F422" wp14:editId="74327213">
+          <wp:inline distT="0" distB="0" distL="0" distR="0">
             <wp:extent cx="5334000" cy="2905125"/>
             <wp:effectExtent l="0" t="0" r="0" b="0"/>
             <wp:docPr id="11" name="adm_reports_duration.jpg" descr="Completion-time distribution." title="Completion-time distribution."/>
@@ -5319,7 +5319,7 @@
       <w:pPr>
         <w:pStyle w:val="Heading2"/>
       </w:pPr>
-      <w:bookmarkStart w:id="11" w:name="_Toc242011387"/>
+      <w:bookmarkStart w:id="11" w:name="_Toc242012443"/>
       <w:r>
         <w:lastRenderedPageBreak/>
         <w:t>4.4 Downloading data</w:t>
@@ -5337,7 +5337,7 @@
           <w:noProof/>
         </w:rPr>
         <w:drawing>
-          <wp:inline distT="0" distB="0" distL="0" distR="0" wp14:anchorId="4E4F25CF" wp14:editId="4D6A470C">
+          <wp:inline distT="0" distB="0" distL="0" distR="0">
             <wp:extent cx="5715000" cy="1876425"/>
             <wp:effectExtent l="0" t="0" r="0" b="0"/>
             <wp:docPr id="12" name="an_export.jpg" descr="Data Export." title="Data Export."/>
@@ -5939,7 +5939,7 @@
       <w:pPr>
         <w:pStyle w:val="Heading2"/>
       </w:pPr>
-      <w:bookmarkStart w:id="12" w:name="_Toc242011388"/>
+      <w:bookmarkStart w:id="12" w:name="_Toc242012444"/>
       <w:r>
         <w:t>4.5 Working with the analysis export</w:t>
       </w:r>
@@ -6085,7 +6085,7 @@
         <w:pStyle w:val="Heading1"/>
         <w:pageBreakBefore/>
       </w:pPr>
-      <w:bookmarkStart w:id="13" w:name="_Toc242011389"/>
+      <w:bookmarkStart w:id="13" w:name="_Toc242012445"/>
       <w:r>
         <w:lastRenderedPageBreak/>
         <w:t>5. Rules you must follow</w:t>
@@ -6223,7 +6223,7 @@
         <w:pStyle w:val="Heading1"/>
         <w:pageBreakBefore/>
       </w:pPr>
-      <w:bookmarkStart w:id="14" w:name="_Toc242011390"/>
+      <w:bookmarkStart w:id="14" w:name="_Toc242012446"/>
       <w:r>
         <w:lastRenderedPageBreak/>
         <w:t>6. Troubleshooting</w:t>
@@ -7518,7 +7518,7 @@
         <w:pStyle w:val="Heading1"/>
         <w:pageBreakBefore/>
       </w:pPr>
-      <w:bookmarkStart w:id="15" w:name="_Toc242011391"/>
+      <w:bookmarkStart w:id="15" w:name="_Toc242012447"/>
       <w:r>
         <w:lastRenderedPageBreak/>
         <w:t>7. Quick reference</w:t>
@@ -7797,7 +7797,7 @@
         <w:pStyle w:val="Heading1"/>
         <w:pageBreakBefore/>
       </w:pPr>
-      <w:bookmarkStart w:id="16" w:name="_Toc242011392"/>
+      <w:bookmarkStart w:id="16" w:name="_Toc242012448"/>
       <w:r>
         <w:lastRenderedPageBreak/>
         <w:t>8. Every screen and button for your role</w:t>
@@ -7960,7 +7960,7 @@
       <w:pPr>
         <w:pStyle w:val="Heading2"/>
       </w:pPr>
-      <w:bookmarkStart w:id="17" w:name="_Toc242011393"/>
+      <w:bookmarkStart w:id="17" w:name="_Toc242012449"/>
       <w:r>
         <w:t>8.1 Sign in</w:t>
       </w:r>
@@ -8473,7 +8473,7 @@
       <w:pPr>
         <w:pStyle w:val="Heading2"/>
       </w:pPr>
-      <w:bookmarkStart w:id="18" w:name="_Toc242011394"/>
+      <w:bookmarkStart w:id="18" w:name="_Toc242012450"/>
       <w:r>
         <w:t>8.2 The header and menu bar (every screen)</w:t>
       </w:r>
@@ -9197,7 +9197,7 @@
       <w:pPr>
         <w:pStyle w:val="Heading2"/>
       </w:pPr>
-      <w:bookmarkStart w:id="19" w:name="_Toc242011395"/>
+      <w:bookmarkStart w:id="19" w:name="_Toc242012451"/>
       <w:r>
         <w:t>8.3 Change Password</w:t>
       </w:r>
@@ -9817,7 +9817,7 @@
       <w:pPr>
         <w:pStyle w:val="Heading2"/>
       </w:pPr>
-      <w:bookmarkStart w:id="20" w:name="_Toc242011396"/>
+      <w:bookmarkStart w:id="20" w:name="_Toc242012452"/>
       <w:r>
         <w:t>8.4 Executive Dashboard</w:t>
       </w:r>
@@ -10331,7 +10331,7 @@
       <w:pPr>
         <w:pStyle w:val="Heading2"/>
       </w:pPr>
-      <w:bookmarkStart w:id="21" w:name="_Toc242011397"/>
+      <w:bookmarkStart w:id="21" w:name="_Toc242012453"/>
       <w:r>
         <w:t>8.5 Sampling Dashboard</w:t>
       </w:r>
@@ -10844,7 +10844,7 @@
       <w:pPr>
         <w:pStyle w:val="Heading2"/>
       </w:pPr>
-      <w:bookmarkStart w:id="22" w:name="_Toc242011398"/>
+      <w:bookmarkStart w:id="22" w:name="_Toc242012454"/>
       <w:r>
         <w:t>8.6 Contact Dashboard</w:t>
       </w:r>
@@ -11147,7 +11147,7 @@
       <w:pPr>
         <w:pStyle w:val="Heading2"/>
       </w:pPr>
-      <w:bookmarkStart w:id="23" w:name="_Toc242011399"/>
+      <w:bookmarkStart w:id="23" w:name="_Toc242012455"/>
       <w:r>
         <w:lastRenderedPageBreak/>
         <w:t>8.7 KII / Document Dashboard</w:t>
@@ -11558,7 +11558,7 @@
       <w:pPr>
         <w:pStyle w:val="Heading2"/>
       </w:pPr>
-      <w:bookmarkStart w:id="24" w:name="_Toc242011400"/>
+      <w:bookmarkStart w:id="24" w:name="_Toc242012456"/>
       <w:r>
         <w:t>8.8 Reports</w:t>
       </w:r>
@@ -12071,7 +12071,7 @@
       <w:pPr>
         <w:pStyle w:val="Heading2"/>
       </w:pPr>
-      <w:bookmarkStart w:id="25" w:name="_Toc242011401"/>
+      <w:bookmarkStart w:id="25" w:name="_Toc242012457"/>
       <w:r>
         <w:t>8.9 Cost Dashboard</w:t>
       </w:r>
@@ -12374,7 +12374,7 @@
       <w:pPr>
         <w:pStyle w:val="Heading2"/>
       </w:pPr>
-      <w:bookmarkStart w:id="26" w:name="_Toc242011402"/>
+      <w:bookmarkStart w:id="26" w:name="_Toc242012458"/>
       <w:r>
         <w:lastRenderedPageBreak/>
         <w:t>8.10 Export</w:t>
@@ -12722,7 +12722,7 @@
         <w:sz w:val="16"/>
         <w:szCs w:val="16"/>
       </w:rPr>
-      <w:t>Version 1.20 · 4 October 2026</w:t>
+      <w:t>Version 1.21 · 4 October 2026</w:t>
     </w:r>
     <w:r>
       <w:rPr>
@@ -12895,10 +12895,10 @@
 <file path=word/numbering.xml><?xml version="1.0" encoding="utf-8"?>
 <w:numbering xmlns:wpc="http://schemas.microsoft.com/office/word/2010/wordprocessingCanvas" xmlns:cx="http://schemas.microsoft.com/office/drawing/2014/chartex" xmlns:cx1="http://schemas.microsoft.com/office/drawing/2015/9/8/chartex" xmlns:cx2="http://schemas.microsoft.com/office/drawing/2015/10/21/chartex" xmlns:cx3="http://schemas.microsoft.com/office/drawing/2016/5/9/chartex" xmlns:cx4="http://schemas.microsoft.com/office/drawing/2016/5/10/chartex" xmlns:cx5="http://schemas.microsoft.com/office/drawing/2016/5/11/chartex" xmlns:cx6="http://schemas.microsoft.com/office/drawing/2016/5/12/chartex" xmlns:cx7="http://schemas.microsoft.com/office/drawing/2016/5/13/chartex" xmlns:cx8="http://schemas.microsoft.com/office/drawing/2016/5/14/chartex" xmlns:mc="http://schemas.openxmlformats.org/markup-compatibility/2006" xmlns:aink="http://schemas.microsoft.com/office/drawing/2016/ink" xmlns:am3d="http://schemas.microsoft.com/office/drawing/2017/model3d" xmlns:o="urn:schemas-microsoft-com:office:office" xmlns:oel="http://schemas.microsoft.com/office/2019/extlst" xmlns:r="http://schemas.openxmlformats.org/officeDocument/2006/relationships" xmlns:m="http://schemas.openxmlformats.org/officeDocument/2006/math" xmlns:v="urn:schemas-microsoft-com:vml" xmlns:wp14="http://schemas.microsoft.com/office/word/2010/wordprocessingDrawing" xmlns:wp="http://schemas.openxmlformats.org/drawingml/2006/wordprocessingDrawing" xmlns:w10="urn:schemas-microsoft-com:office:word" xmlns:w="http://schemas.openxmlformats.org/wordprocessingml/2006/main" xmlns:w14="http://schemas.microsoft.com/office/word/2010/wordml" xmlns:w15="http://schemas.microsoft.com/office/word/2012/wordml" xmlns:w16cex="http://schemas.microsoft.com/office/word/2018/wordml/cex" xmlns:w16cid="http://schemas.microsoft.com/office/word/2016/wordml/cid" xmlns:w16="http://schemas.microsoft.com/office/word/2018/wordml" xmlns:w16sdtdh="http://schemas.microsoft.com/office/word/2020/wordml/sdtdatahash" xmlns:w16se="http://schemas.microsoft.com/office/word/2015/wordml/symex" xmlns:wpg="http://schemas.microsoft.com/office/word/2010/wordprocessingGroup" xmlns:wpi="http://schemas.microsoft.com/office/word/2010/wordprocessingInk" xmlns:wne="http://schemas.microsoft.com/office/word/2006/wordml" xmlns:wps="http://schemas.microsoft.com/office/word/2010/wordprocessingShape" mc:Ignorable="w14 w15 w16se w16cid w16 w16cex w16sdtdh wp14">
   <w:abstractNum w:abstractNumId="0" w15:restartNumberingAfterBreak="0">
-    <w:nsid w:val="26E02A1E"/>
+    <w:nsid w:val="188D7E99"/>
     <w:multiLevelType w:val="hybridMultilevel"/>
-    <w:tmpl w:val="E5E87080"/>
-    <w:lvl w:ilvl="0" w:tplc="7810936E">
+    <w:tmpl w:val="1BD4ED68"/>
+    <w:lvl w:ilvl="0" w:tplc="70889FC4">
       <w:start w:val="1"/>
       <w:numFmt w:val="decimal"/>
       <w:lvlText w:val="%1."/>
@@ -12912,138 +12912,111 @@
         <w:color w:val="A67C27"/>
       </w:rPr>
     </w:lvl>
-    <w:lvl w:ilvl="1" w:tplc="6AFA5EFA">
+    <w:lvl w:ilvl="1" w:tplc="ABAA4EDC">
       <w:numFmt w:val="decimal"/>
       <w:lvlText w:val=""/>
       <w:lvlJc w:val="left"/>
     </w:lvl>
-    <w:lvl w:ilvl="2" w:tplc="F70AFCF8">
+    <w:lvl w:ilvl="2" w:tplc="A97C94DC">
       <w:numFmt w:val="decimal"/>
       <w:lvlText w:val=""/>
       <w:lvlJc w:val="left"/>
     </w:lvl>
-    <w:lvl w:ilvl="3" w:tplc="80640212">
+    <w:lvl w:ilvl="3" w:tplc="44782EC4">
       <w:numFmt w:val="decimal"/>
       <w:lvlText w:val=""/>
       <w:lvlJc w:val="left"/>
     </w:lvl>
-    <w:lvl w:ilvl="4" w:tplc="E8F0D40A">
+    <w:lvl w:ilvl="4" w:tplc="A4B665F0">
       <w:numFmt w:val="decimal"/>
       <w:lvlText w:val=""/>
       <w:lvlJc w:val="left"/>
     </w:lvl>
-    <w:lvl w:ilvl="5" w:tplc="34841D82">
+    <w:lvl w:ilvl="5" w:tplc="194CBB5A">
       <w:numFmt w:val="decimal"/>
       <w:lvlText w:val=""/>
       <w:lvlJc w:val="left"/>
     </w:lvl>
-    <w:lvl w:ilvl="6" w:tplc="6338B74E">
+    <w:lvl w:ilvl="6" w:tplc="EF565C34">
       <w:numFmt w:val="decimal"/>
       <w:lvlText w:val=""/>
       <w:lvlJc w:val="left"/>
     </w:lvl>
-    <w:lvl w:ilvl="7" w:tplc="E0244526">
+    <w:lvl w:ilvl="7" w:tplc="90E4FDFE">
       <w:numFmt w:val="decimal"/>
       <w:lvlText w:val=""/>
       <w:lvlJc w:val="left"/>
     </w:lvl>
-    <w:lvl w:ilvl="8" w:tplc="595215C8">
+    <w:lvl w:ilvl="8" w:tplc="9D22A812">
       <w:numFmt w:val="decimal"/>
       <w:lvlText w:val=""/>
       <w:lvlJc w:val="left"/>
     </w:lvl>
   </w:abstractNum>
   <w:abstractNum w:abstractNumId="1" w15:restartNumberingAfterBreak="0">
-    <w:nsid w:val="29875BE0"/>
+    <w:nsid w:val="241A3F18"/>
     <w:multiLevelType w:val="hybridMultilevel"/>
-    <w:tmpl w:val="F6FE11E4"/>
-    <w:lvl w:ilvl="0" w:tplc="A108409C">
+    <w:tmpl w:val="5F1E5FC8"/>
+    <w:lvl w:ilvl="0" w:tplc="0C06A38E">
       <w:start w:val="1"/>
-      <w:numFmt w:val="bullet"/>
-      <w:lvlText w:val="●"/>
+      <w:numFmt w:val="decimal"/>
+      <w:lvlText w:val="%1."/>
       <w:lvlJc w:val="left"/>
       <w:pPr>
-        <w:ind w:left="720" w:hanging="360"/>
-      </w:pPr>
+        <w:ind w:left="460" w:hanging="360"/>
+      </w:pPr>
+      <w:rPr>
+        <w:b/>
+        <w:bCs/>
+        <w:color w:val="A67C27"/>
+      </w:rPr>
     </w:lvl>
-    <w:lvl w:ilvl="1" w:tplc="24BA58F8">
-      <w:start w:val="1"/>
-      <w:numFmt w:val="bullet"/>
-      <w:lvlText w:val="○"/>
+    <w:lvl w:ilvl="1" w:tplc="F700575C">
+      <w:numFmt w:val="decimal"/>
+      <w:lvlText w:val=""/>
       <w:lvlJc w:val="left"/>
-      <w:pPr>
-        <w:ind w:left="1440" w:hanging="360"/>
-      </w:pPr>
     </w:lvl>
-    <w:lvl w:ilvl="2" w:tplc="96EA0A40">
-      <w:start w:val="1"/>
-      <w:numFmt w:val="bullet"/>
-      <w:lvlText w:val="■"/>
+    <w:lvl w:ilvl="2" w:tplc="F5C05D60">
+      <w:numFmt w:val="decimal"/>
+      <w:lvlText w:val=""/>
       <w:lvlJc w:val="left"/>
-      <w:pPr>
-        <w:ind w:left="2160" w:hanging="360"/>
-      </w:pPr>
     </w:lvl>
-    <w:lvl w:ilvl="3" w:tplc="AA32B7E4">
-      <w:start w:val="1"/>
-      <w:numFmt w:val="bullet"/>
-      <w:lvlText w:val="●"/>
+    <w:lvl w:ilvl="3" w:tplc="9B103A0C">
+      <w:numFmt w:val="decimal"/>
+      <w:lvlText w:val=""/>
       <w:lvlJc w:val="left"/>
-      <w:pPr>
-        <w:ind w:left="2880" w:hanging="360"/>
-      </w:pPr>
     </w:lvl>
-    <w:lvl w:ilvl="4" w:tplc="5D90C9F4">
-      <w:start w:val="1"/>
-      <w:numFmt w:val="bullet"/>
-      <w:lvlText w:val="○"/>
+    <w:lvl w:ilvl="4" w:tplc="39AA7B70">
+      <w:numFmt w:val="decimal"/>
+      <w:lvlText w:val=""/>
       <w:lvlJc w:val="left"/>
-      <w:pPr>
-        <w:ind w:left="3600" w:hanging="360"/>
-      </w:pPr>
     </w:lvl>
-    <w:lvl w:ilvl="5" w:tplc="3AA42DC0">
-      <w:start w:val="1"/>
-      <w:numFmt w:val="bullet"/>
-      <w:lvlText w:val="■"/>
+    <w:lvl w:ilvl="5" w:tplc="072EC0B2">
+      <w:numFmt w:val="decimal"/>
+      <w:lvlText w:val=""/>
       <w:lvlJc w:val="left"/>
-      <w:pPr>
-        <w:ind w:left="4320" w:hanging="360"/>
-      </w:pPr>
     </w:lvl>
-    <w:lvl w:ilvl="6" w:tplc="7C36A816">
-      <w:start w:val="1"/>
-      <w:numFmt w:val="bullet"/>
-      <w:lvlText w:val="●"/>
+    <w:lvl w:ilvl="6" w:tplc="FC7EF5EA">
+      <w:numFmt w:val="decimal"/>
+      <w:lvlText w:val=""/>
       <w:lvlJc w:val="left"/>
-      <w:pPr>
-        <w:ind w:left="5040" w:hanging="360"/>
-      </w:pPr>
     </w:lvl>
-    <w:lvl w:ilvl="7" w:tplc="ECB46334">
-      <w:start w:val="1"/>
-      <w:numFmt w:val="bullet"/>
-      <w:lvlText w:val="●"/>
+    <w:lvl w:ilvl="7" w:tplc="B832C8D6">
+      <w:numFmt w:val="decimal"/>
+      <w:lvlText w:val=""/>
       <w:lvlJc w:val="left"/>
-      <w:pPr>
-        <w:ind w:left="5760" w:hanging="360"/>
-      </w:pPr>
     </w:lvl>
-    <w:lvl w:ilvl="8" w:tplc="50C03730">
-      <w:start w:val="1"/>
-      <w:numFmt w:val="bullet"/>
-      <w:lvlText w:val="●"/>
+    <w:lvl w:ilvl="8" w:tplc="3490CF08">
+      <w:numFmt w:val="decimal"/>
+      <w:lvlText w:val=""/>
       <w:lvlJc w:val="left"/>
-      <w:pPr>
-        <w:ind w:left="6480" w:hanging="360"/>
-      </w:pPr>
     </w:lvl>
   </w:abstractNum>
   <w:abstractNum w:abstractNumId="2" w15:restartNumberingAfterBreak="0">
-    <w:nsid w:val="2DC6462C"/>
+    <w:nsid w:val="29A6037D"/>
     <w:multiLevelType w:val="hybridMultilevel"/>
-    <w:tmpl w:val="A22E4308"/>
-    <w:lvl w:ilvl="0" w:tplc="DF5ECB50">
+    <w:tmpl w:val="283840E8"/>
+    <w:lvl w:ilvl="0" w:tplc="94E6AEB6">
       <w:start w:val="1"/>
       <w:numFmt w:val="bullet"/>
       <w:lvlText w:val="•"/>
@@ -13052,7 +13025,7 @@
         <w:ind w:left="460" w:hanging="280"/>
       </w:pPr>
     </w:lvl>
-    <w:lvl w:ilvl="1" w:tplc="4C70DFFC">
+    <w:lvl w:ilvl="1" w:tplc="F4027B8E">
       <w:start w:val="1"/>
       <w:numFmt w:val="bullet"/>
       <w:lvlText w:val="–"/>
@@ -13061,47 +13034,133 @@
         <w:ind w:left="900" w:hanging="280"/>
       </w:pPr>
     </w:lvl>
-    <w:lvl w:ilvl="2" w:tplc="5732A09C">
+    <w:lvl w:ilvl="2" w:tplc="6DEA3498">
       <w:numFmt w:val="decimal"/>
       <w:lvlText w:val=""/>
       <w:lvlJc w:val="left"/>
     </w:lvl>
-    <w:lvl w:ilvl="3" w:tplc="167AAE08">
+    <w:lvl w:ilvl="3" w:tplc="24A2A8C0">
       <w:numFmt w:val="decimal"/>
       <w:lvlText w:val=""/>
       <w:lvlJc w:val="left"/>
     </w:lvl>
-    <w:lvl w:ilvl="4" w:tplc="E64A2306">
+    <w:lvl w:ilvl="4" w:tplc="5C360F84">
       <w:numFmt w:val="decimal"/>
       <w:lvlText w:val=""/>
       <w:lvlJc w:val="left"/>
     </w:lvl>
-    <w:lvl w:ilvl="5" w:tplc="04129ED2">
+    <w:lvl w:ilvl="5" w:tplc="A4E45050">
       <w:numFmt w:val="decimal"/>
       <w:lvlText w:val=""/>
       <w:lvlJc w:val="left"/>
     </w:lvl>
-    <w:lvl w:ilvl="6" w:tplc="8A043952">
+    <w:lvl w:ilvl="6" w:tplc="5C58F4E8">
       <w:numFmt w:val="decimal"/>
       <w:lvlText w:val=""/>
       <w:lvlJc w:val="left"/>
     </w:lvl>
-    <w:lvl w:ilvl="7" w:tplc="5B7640DA">
+    <w:lvl w:ilvl="7" w:tplc="0D54D48C">
       <w:numFmt w:val="decimal"/>
       <w:lvlText w:val=""/>
       <w:lvlJc w:val="left"/>
     </w:lvl>
-    <w:lvl w:ilvl="8" w:tplc="49247BFA">
+    <w:lvl w:ilvl="8" w:tplc="932A5C6C">
       <w:numFmt w:val="decimal"/>
       <w:lvlText w:val=""/>
       <w:lvlJc w:val="left"/>
     </w:lvl>
   </w:abstractNum>
   <w:abstractNum w:abstractNumId="3" w15:restartNumberingAfterBreak="0">
-    <w:nsid w:val="444141A8"/>
+    <w:nsid w:val="740A0777"/>
     <w:multiLevelType w:val="hybridMultilevel"/>
-    <w:tmpl w:val="0BF874AE"/>
-    <w:lvl w:ilvl="0" w:tplc="A2B43D40">
+    <w:tmpl w:val="3BC082C8"/>
+    <w:lvl w:ilvl="0" w:tplc="C1BE19CA">
+      <w:start w:val="1"/>
+      <w:numFmt w:val="bullet"/>
+      <w:lvlText w:val="●"/>
+      <w:lvlJc w:val="left"/>
+      <w:pPr>
+        <w:ind w:left="720" w:hanging="360"/>
+      </w:pPr>
+    </w:lvl>
+    <w:lvl w:ilvl="1" w:tplc="DF6CE282">
+      <w:start w:val="1"/>
+      <w:numFmt w:val="bullet"/>
+      <w:lvlText w:val="○"/>
+      <w:lvlJc w:val="left"/>
+      <w:pPr>
+        <w:ind w:left="1440" w:hanging="360"/>
+      </w:pPr>
+    </w:lvl>
+    <w:lvl w:ilvl="2" w:tplc="3754FCDC">
+      <w:start w:val="1"/>
+      <w:numFmt w:val="bullet"/>
+      <w:lvlText w:val="■"/>
+      <w:lvlJc w:val="left"/>
+      <w:pPr>
+        <w:ind w:left="2160" w:hanging="360"/>
+      </w:pPr>
+    </w:lvl>
+    <w:lvl w:ilvl="3" w:tplc="40BE3606">
+      <w:start w:val="1"/>
+      <w:numFmt w:val="bullet"/>
+      <w:lvlText w:val="●"/>
+      <w:lvlJc w:val="left"/>
+      <w:pPr>
+        <w:ind w:left="2880" w:hanging="360"/>
+      </w:pPr>
+    </w:lvl>
+    <w:lvl w:ilvl="4" w:tplc="E6CA8C36">
+      <w:start w:val="1"/>
+      <w:numFmt w:val="bullet"/>
+      <w:lvlText w:val="○"/>
+      <w:lvlJc w:val="left"/>
+      <w:pPr>
+        <w:ind w:left="3600" w:hanging="360"/>
+      </w:pPr>
+    </w:lvl>
+    <w:lvl w:ilvl="5" w:tplc="673870D8">
+      <w:start w:val="1"/>
+      <w:numFmt w:val="bullet"/>
+      <w:lvlText w:val="■"/>
+      <w:lvlJc w:val="left"/>
+      <w:pPr>
+        <w:ind w:left="4320" w:hanging="360"/>
+      </w:pPr>
+    </w:lvl>
+    <w:lvl w:ilvl="6" w:tplc="8A822C14">
+      <w:start w:val="1"/>
+      <w:numFmt w:val="bullet"/>
+      <w:lvlText w:val="●"/>
+      <w:lvlJc w:val="left"/>
+      <w:pPr>
+        <w:ind w:left="5040" w:hanging="360"/>
+      </w:pPr>
+    </w:lvl>
+    <w:lvl w:ilvl="7" w:tplc="7E90C5B0">
+      <w:start w:val="1"/>
+      <w:numFmt w:val="bullet"/>
+      <w:lvlText w:val="●"/>
+      <w:lvlJc w:val="left"/>
+      <w:pPr>
+        <w:ind w:left="5760" w:hanging="360"/>
+      </w:pPr>
+    </w:lvl>
+    <w:lvl w:ilvl="8" w:tplc="7BC82BF6">
+      <w:start w:val="1"/>
+      <w:numFmt w:val="bullet"/>
+      <w:lvlText w:val="●"/>
+      <w:lvlJc w:val="left"/>
+      <w:pPr>
+        <w:ind w:left="6480" w:hanging="360"/>
+      </w:pPr>
+    </w:lvl>
+  </w:abstractNum>
+  <w:abstractNum w:abstractNumId="4" w15:restartNumberingAfterBreak="0">
+    <w:nsid w:val="7E94384C"/>
+    <w:multiLevelType w:val="hybridMultilevel"/>
+    <w:tmpl w:val="075CB05E"/>
+    <w:lvl w:ilvl="0" w:tplc="A8D68F0A">
       <w:start w:val="1"/>
       <w:numFmt w:val="decimal"/>
       <w:lvlText w:val="%1."/>
@@ -13115,132 +13174,73 @@
         <w:color w:val="A67C27"/>
       </w:rPr>
     </w:lvl>
-    <w:lvl w:ilvl="1" w:tplc="12DAA50A">
+    <w:lvl w:ilvl="1" w:tplc="FBC2DAD8">
       <w:numFmt w:val="decimal"/>
       <w:lvlText w:val=""/>
       <w:lvlJc w:val="left"/>
     </w:lvl>
-    <w:lvl w:ilvl="2" w:tplc="F40E564E">
+    <w:lvl w:ilvl="2" w:tplc="37ECB0B2">
       <w:numFmt w:val="decimal"/>
       <w:lvlText w:val=""/>
       <w:lvlJc w:val="left"/>
     </w:lvl>
-    <w:lvl w:ilvl="3" w:tplc="777A0966">
+    <w:lvl w:ilvl="3" w:tplc="3D0C3F46">
       <w:numFmt w:val="decimal"/>
       <w:lvlText w:val=""/>
       <w:lvlJc w:val="left"/>
     </w:lvl>
-    <w:lvl w:ilvl="4" w:tplc="FA94A8E6">
+    <w:lvl w:ilvl="4" w:tplc="D7E043CE">
       <w:numFmt w:val="decimal"/>
       <w:lvlText w:val=""/>
       <w:lvlJc w:val="left"/>
     </w:lvl>
-    <w:lvl w:ilvl="5" w:tplc="01BE1D18">
+    <w:lvl w:ilvl="5" w:tplc="BE4AB78C">
       <w:numFmt w:val="decimal"/>
       <w:lvlText w:val=""/>
       <w:lvlJc w:val="left"/>
     </w:lvl>
-    <w:lvl w:ilvl="6" w:tplc="925427EC">
+    <w:lvl w:ilvl="6" w:tplc="02F4BBBE">
       <w:numFmt w:val="decimal"/>
       <w:lvlText w:val=""/>
       <w:lvlJc w:val="left"/>
     </w:lvl>
-    <w:lvl w:ilvl="7" w:tplc="ECD8DD1A">
+    <w:lvl w:ilvl="7" w:tplc="1728E010">
       <w:numFmt w:val="decimal"/>
       <w:lvlText w:val=""/>
       <w:lvlJc w:val="left"/>
     </w:lvl>
-    <w:lvl w:ilvl="8" w:tplc="BFD62608">
+    <w:lvl w:ilvl="8" w:tplc="808AB186">
       <w:numFmt w:val="decimal"/>
       <w:lvlText w:val=""/>
       <w:lvlJc w:val="left"/>
     </w:lvl>
   </w:abstractNum>
-  <w:abstractNum w:abstractNumId="4" w15:restartNumberingAfterBreak="0">
-    <w:nsid w:val="7A4213C9"/>
-    <w:multiLevelType w:val="hybridMultilevel"/>
-    <w:tmpl w:val="9182D698"/>
-    <w:lvl w:ilvl="0" w:tplc="09A45BB4">
-      <w:start w:val="1"/>
-      <w:numFmt w:val="decimal"/>
-      <w:lvlText w:val="%1."/>
-      <w:lvlJc w:val="left"/>
-      <w:pPr>
-        <w:ind w:left="460" w:hanging="360"/>
-      </w:pPr>
-      <w:rPr>
-        <w:b/>
-        <w:bCs/>
-        <w:color w:val="A67C27"/>
-      </w:rPr>
-    </w:lvl>
-    <w:lvl w:ilvl="1" w:tplc="8D4E6C4E">
-      <w:numFmt w:val="decimal"/>
-      <w:lvlText w:val=""/>
-      <w:lvlJc w:val="left"/>
-    </w:lvl>
-    <w:lvl w:ilvl="2" w:tplc="8F366E98">
-      <w:numFmt w:val="decimal"/>
-      <w:lvlText w:val=""/>
-      <w:lvlJc w:val="left"/>
-    </w:lvl>
-    <w:lvl w:ilvl="3" w:tplc="26F4C720">
-      <w:numFmt w:val="decimal"/>
-      <w:lvlText w:val=""/>
-      <w:lvlJc w:val="left"/>
-    </w:lvl>
-    <w:lvl w:ilvl="4" w:tplc="ACB8B8C0">
-      <w:numFmt w:val="decimal"/>
-      <w:lvlText w:val=""/>
-      <w:lvlJc w:val="left"/>
-    </w:lvl>
-    <w:lvl w:ilvl="5" w:tplc="39C0E218">
-      <w:numFmt w:val="decimal"/>
-      <w:lvlText w:val=""/>
-      <w:lvlJc w:val="left"/>
-    </w:lvl>
-    <w:lvl w:ilvl="6" w:tplc="6D02772C">
-      <w:numFmt w:val="decimal"/>
-      <w:lvlText w:val=""/>
-      <w:lvlJc w:val="left"/>
-    </w:lvl>
-    <w:lvl w:ilvl="7" w:tplc="49BE731E">
-      <w:numFmt w:val="decimal"/>
-      <w:lvlText w:val=""/>
-      <w:lvlJc w:val="left"/>
-    </w:lvl>
-    <w:lvl w:ilvl="8" w:tplc="A1188B58">
-      <w:numFmt w:val="decimal"/>
-      <w:lvlText w:val=""/>
-      <w:lvlJc w:val="left"/>
-    </w:lvl>
-  </w:abstractNum>
-  <w:num w:numId="1" w16cid:durableId="994917550">
+  <w:num w:numId="1" w16cid:durableId="667753910">
+    <w:abstractNumId w:val="3"/>
+    <w:lvlOverride w:ilvl="0">
+      <w:startOverride w:val="1"/>
+    </w:lvlOverride>
+  </w:num>
+  <w:num w:numId="2" w16cid:durableId="1710690660">
+    <w:abstractNumId w:val="2"/>
+    <w:lvlOverride w:ilvl="0">
+      <w:startOverride w:val="1"/>
+    </w:lvlOverride>
+  </w:num>
+  <w:num w:numId="3" w16cid:durableId="1248421732">
     <w:abstractNumId w:val="1"/>
     <w:lvlOverride w:ilvl="0">
       <w:startOverride w:val="1"/>
     </w:lvlOverride>
   </w:num>
-  <w:num w:numId="2" w16cid:durableId="93523134">
-    <w:abstractNumId w:val="2"/>
-    <w:lvlOverride w:ilvl="0">
-      <w:startOverride w:val="1"/>
-    </w:lvlOverride>
-  </w:num>
-  <w:num w:numId="3" w16cid:durableId="1492139218">
-    <w:abstractNumId w:val="0"/>
-    <w:lvlOverride w:ilvl="0">
-      <w:startOverride w:val="1"/>
-    </w:lvlOverride>
-  </w:num>
-  <w:num w:numId="4" w16cid:durableId="204030729">
+  <w:num w:numId="4" w16cid:durableId="2002615143">
     <w:abstractNumId w:val="4"/>
     <w:lvlOverride w:ilvl="0">
       <w:startOverride w:val="1"/>
     </w:lvlOverride>
   </w:num>
-  <w:num w:numId="5" w16cid:durableId="931663937">
-    <w:abstractNumId w:val="3"/>
+  <w:num w:numId="5" w16cid:durableId="1507331393">
+    <w:abstractNumId w:val="0"/>
     <w:lvlOverride w:ilvl="0">
       <w:startOverride w:val="1"/>
     </w:lvlOverride>
@@ -13865,7 +13865,7 @@
     <w:autoRedefine/>
     <w:uiPriority w:val="39"/>
     <w:unhideWhenUsed/>
-    <w:rsid w:val="0012391A"/>
+    <w:rsid w:val="007C2A5C"/>
     <w:pPr>
       <w:spacing w:after="100"/>
     </w:pPr>
@@ -13877,7 +13877,7 @@
     <w:autoRedefine/>
     <w:uiPriority w:val="39"/>
     <w:unhideWhenUsed/>
-    <w:rsid w:val="0012391A"/>
+    <w:rsid w:val="007C2A5C"/>
     <w:pPr>
       <w:spacing w:after="100"/>
       <w:ind w:left="210"/>

--- a/docs/manuals/Role_Guide_7_Analyst.docx
+++ b/docs/manuals/Role_Guide_7_Analyst.docx
@@ -469,7 +469,7 @@
                 <w:sz w:val="19"/>
                 <w:szCs w:val="19"/>
               </w:rPr>
-              <w:t>Version 1.21 · 4 October 2026</w:t>
+              <w:t>Version 1.22 · 4 October 2026</w:t>
             </w:r>
           </w:p>
         </w:tc>
@@ -538,7 +538,7 @@
     <w:sdt>
       <w:sdtPr>
         <w:alias w:val="Contents"/>
-        <w:id w:val="-58948252"/>
+        <w:id w:val="420688486"/>
       </w:sdtPr>
       <w:sdtEndPr/>
       <w:sdtContent>
@@ -567,7 +567,7 @@
           <w:r>
             <w:fldChar w:fldCharType="separate"/>
           </w:r>
-          <w:hyperlink w:anchor="_Toc242012432" w:history="1">
+          <w:hyperlink w:anchor="_Toc242020032" w:history="1">
             <w:r>
               <w:rPr>
                 <w:rStyle w:val="Hyperlink"/>
@@ -591,7 +591,7 @@
               <w:rPr>
                 <w:noProof/>
               </w:rPr>
-              <w:instrText xml:space="preserve"> PAGEREF _Toc242012432 \h </w:instrText>
+              <w:instrText xml:space="preserve"> PAGEREF _Toc242020032 \h </w:instrText>
             </w:r>
             <w:r>
               <w:rPr>
@@ -634,7 +634,7 @@
               <w14:ligatures w14:val="standardContextual"/>
             </w:rPr>
           </w:pPr>
-          <w:hyperlink w:anchor="_Toc242012433" w:history="1">
+          <w:hyperlink w:anchor="_Toc242020033" w:history="1">
             <w:r>
               <w:rPr>
                 <w:rStyle w:val="Hyperlink"/>
@@ -658,7 +658,7 @@
               <w:rPr>
                 <w:noProof/>
               </w:rPr>
-              <w:instrText xml:space="preserve"> PAGEREF _Toc242012433 \h </w:instrText>
+              <w:instrText xml:space="preserve"> PAGEREF _Toc242020033 \h </w:instrText>
             </w:r>
             <w:r>
               <w:rPr>
@@ -701,7 +701,7 @@
               <w14:ligatures w14:val="standardContextual"/>
             </w:rPr>
           </w:pPr>
-          <w:hyperlink w:anchor="_Toc242012434" w:history="1">
+          <w:hyperlink w:anchor="_Toc242020034" w:history="1">
             <w:r>
               <w:rPr>
                 <w:rStyle w:val="Hyperlink"/>
@@ -725,7 +725,7 @@
               <w:rPr>
                 <w:noProof/>
               </w:rPr>
-              <w:instrText xml:space="preserve"> PAGEREF _Toc242012434 \h </w:instrText>
+              <w:instrText xml:space="preserve"> PAGEREF _Toc242020034 \h </w:instrText>
             </w:r>
             <w:r>
               <w:rPr>
@@ -768,7 +768,7 @@
               <w14:ligatures w14:val="standardContextual"/>
             </w:rPr>
           </w:pPr>
-          <w:hyperlink w:anchor="_Toc242012435" w:history="1">
+          <w:hyperlink w:anchor="_Toc242020035" w:history="1">
             <w:r>
               <w:rPr>
                 <w:rStyle w:val="Hyperlink"/>
@@ -792,7 +792,7 @@
               <w:rPr>
                 <w:noProof/>
               </w:rPr>
-              <w:instrText xml:space="preserve"> PAGEREF _Toc242012435 \h </w:instrText>
+              <w:instrText xml:space="preserve"> PAGEREF _Toc242020035 \h </w:instrText>
             </w:r>
             <w:r>
               <w:rPr>
@@ -835,7 +835,7 @@
               <w14:ligatures w14:val="standardContextual"/>
             </w:rPr>
           </w:pPr>
-          <w:hyperlink w:anchor="_Toc242012436" w:history="1">
+          <w:hyperlink w:anchor="_Toc242020036" w:history="1">
             <w:r>
               <w:rPr>
                 <w:rStyle w:val="Hyperlink"/>
@@ -859,7 +859,7 @@
               <w:rPr>
                 <w:noProof/>
               </w:rPr>
-              <w:instrText xml:space="preserve"> PAGEREF _Toc242012436 \h </w:instrText>
+              <w:instrText xml:space="preserve"> PAGEREF _Toc242020036 \h </w:instrText>
             </w:r>
             <w:r>
               <w:rPr>
@@ -902,7 +902,7 @@
               <w14:ligatures w14:val="standardContextual"/>
             </w:rPr>
           </w:pPr>
-          <w:hyperlink w:anchor="_Toc242012437" w:history="1">
+          <w:hyperlink w:anchor="_Toc242020037" w:history="1">
             <w:r>
               <w:rPr>
                 <w:rStyle w:val="Hyperlink"/>
@@ -926,7 +926,7 @@
               <w:rPr>
                 <w:noProof/>
               </w:rPr>
-              <w:instrText xml:space="preserve"> PAGEREF _Toc242012437 \h </w:instrText>
+              <w:instrText xml:space="preserve"> PAGEREF _Toc242020037 \h </w:instrText>
             </w:r>
             <w:r>
               <w:rPr>
@@ -969,7 +969,7 @@
               <w14:ligatures w14:val="standardContextual"/>
             </w:rPr>
           </w:pPr>
-          <w:hyperlink w:anchor="_Toc242012438" w:history="1">
+          <w:hyperlink w:anchor="_Toc242020038" w:history="1">
             <w:r>
               <w:rPr>
                 <w:rStyle w:val="Hyperlink"/>
@@ -993,7 +993,7 @@
               <w:rPr>
                 <w:noProof/>
               </w:rPr>
-              <w:instrText xml:space="preserve"> PAGEREF _Toc242012438 \h </w:instrText>
+              <w:instrText xml:space="preserve"> PAGEREF _Toc242020038 \h </w:instrText>
             </w:r>
             <w:r>
               <w:rPr>
@@ -1036,7 +1036,7 @@
               <w14:ligatures w14:val="standardContextual"/>
             </w:rPr>
           </w:pPr>
-          <w:hyperlink w:anchor="_Toc242012439" w:history="1">
+          <w:hyperlink w:anchor="_Toc242020039" w:history="1">
             <w:r>
               <w:rPr>
                 <w:rStyle w:val="Hyperlink"/>
@@ -1060,7 +1060,7 @@
               <w:rPr>
                 <w:noProof/>
               </w:rPr>
-              <w:instrText xml:space="preserve"> PAGEREF _Toc242012439 \h </w:instrText>
+              <w:instrText xml:space="preserve"> PAGEREF _Toc242020039 \h </w:instrText>
             </w:r>
             <w:r>
               <w:rPr>
@@ -1103,7 +1103,7 @@
               <w14:ligatures w14:val="standardContextual"/>
             </w:rPr>
           </w:pPr>
-          <w:hyperlink w:anchor="_Toc242012440" w:history="1">
+          <w:hyperlink w:anchor="_Toc242020040" w:history="1">
             <w:r>
               <w:rPr>
                 <w:rStyle w:val="Hyperlink"/>
@@ -1127,7 +1127,7 @@
               <w:rPr>
                 <w:noProof/>
               </w:rPr>
-              <w:instrText xml:space="preserve"> PAGEREF _Toc242012440 \h </w:instrText>
+              <w:instrText xml:space="preserve"> PAGEREF _Toc242020040 \h </w:instrText>
             </w:r>
             <w:r>
               <w:rPr>
@@ -1170,7 +1170,7 @@
               <w14:ligatures w14:val="standardContextual"/>
             </w:rPr>
           </w:pPr>
-          <w:hyperlink w:anchor="_Toc242012441" w:history="1">
+          <w:hyperlink w:anchor="_Toc242020041" w:history="1">
             <w:r>
               <w:rPr>
                 <w:rStyle w:val="Hyperlink"/>
@@ -1194,7 +1194,7 @@
               <w:rPr>
                 <w:noProof/>
               </w:rPr>
-              <w:instrText xml:space="preserve"> PAGEREF _Toc242012441 \h </w:instrText>
+              <w:instrText xml:space="preserve"> PAGEREF _Toc242020041 \h </w:instrText>
             </w:r>
             <w:r>
               <w:rPr>
@@ -1237,7 +1237,7 @@
               <w14:ligatures w14:val="standardContextual"/>
             </w:rPr>
           </w:pPr>
-          <w:hyperlink w:anchor="_Toc242012442" w:history="1">
+          <w:hyperlink w:anchor="_Toc242020042" w:history="1">
             <w:r>
               <w:rPr>
                 <w:rStyle w:val="Hyperlink"/>
@@ -1261,7 +1261,7 @@
               <w:rPr>
                 <w:noProof/>
               </w:rPr>
-              <w:instrText xml:space="preserve"> PAGEREF _Toc242012442 \h </w:instrText>
+              <w:instrText xml:space="preserve"> PAGEREF _Toc242020042 \h </w:instrText>
             </w:r>
             <w:r>
               <w:rPr>
@@ -1304,7 +1304,7 @@
               <w14:ligatures w14:val="standardContextual"/>
             </w:rPr>
           </w:pPr>
-          <w:hyperlink w:anchor="_Toc242012443" w:history="1">
+          <w:hyperlink w:anchor="_Toc242020043" w:history="1">
             <w:r>
               <w:rPr>
                 <w:rStyle w:val="Hyperlink"/>
@@ -1328,7 +1328,7 @@
               <w:rPr>
                 <w:noProof/>
               </w:rPr>
-              <w:instrText xml:space="preserve"> PAGEREF _Toc242012443 \h </w:instrText>
+              <w:instrText xml:space="preserve"> PAGEREF _Toc242020043 \h </w:instrText>
             </w:r>
             <w:r>
               <w:rPr>
@@ -1371,7 +1371,7 @@
               <w14:ligatures w14:val="standardContextual"/>
             </w:rPr>
           </w:pPr>
-          <w:hyperlink w:anchor="_Toc242012444" w:history="1">
+          <w:hyperlink w:anchor="_Toc242020044" w:history="1">
             <w:r>
               <w:rPr>
                 <w:rStyle w:val="Hyperlink"/>
@@ -1395,7 +1395,7 @@
               <w:rPr>
                 <w:noProof/>
               </w:rPr>
-              <w:instrText xml:space="preserve"> PAGEREF _Toc242012444 \h </w:instrText>
+              <w:instrText xml:space="preserve"> PAGEREF _Toc242020044 \h </w:instrText>
             </w:r>
             <w:r>
               <w:rPr>
@@ -1438,7 +1438,7 @@
               <w14:ligatures w14:val="standardContextual"/>
             </w:rPr>
           </w:pPr>
-          <w:hyperlink w:anchor="_Toc242012445" w:history="1">
+          <w:hyperlink w:anchor="_Toc242020045" w:history="1">
             <w:r>
               <w:rPr>
                 <w:rStyle w:val="Hyperlink"/>
@@ -1462,7 +1462,7 @@
               <w:rPr>
                 <w:noProof/>
               </w:rPr>
-              <w:instrText xml:space="preserve"> PAGEREF _Toc242012445 \h </w:instrText>
+              <w:instrText xml:space="preserve"> PAGEREF _Toc242020045 \h </w:instrText>
             </w:r>
             <w:r>
               <w:rPr>
@@ -1505,7 +1505,7 @@
               <w14:ligatures w14:val="standardContextual"/>
             </w:rPr>
           </w:pPr>
-          <w:hyperlink w:anchor="_Toc242012446" w:history="1">
+          <w:hyperlink w:anchor="_Toc242020046" w:history="1">
             <w:r>
               <w:rPr>
                 <w:rStyle w:val="Hyperlink"/>
@@ -1529,7 +1529,7 @@
               <w:rPr>
                 <w:noProof/>
               </w:rPr>
-              <w:instrText xml:space="preserve"> PAGEREF _Toc242012446 \h </w:instrText>
+              <w:instrText xml:space="preserve"> PAGEREF _Toc242020046 \h </w:instrText>
             </w:r>
             <w:r>
               <w:rPr>
@@ -1572,7 +1572,7 @@
               <w14:ligatures w14:val="standardContextual"/>
             </w:rPr>
           </w:pPr>
-          <w:hyperlink w:anchor="_Toc242012447" w:history="1">
+          <w:hyperlink w:anchor="_Toc242020047" w:history="1">
             <w:r>
               <w:rPr>
                 <w:rStyle w:val="Hyperlink"/>
@@ -1596,7 +1596,7 @@
               <w:rPr>
                 <w:noProof/>
               </w:rPr>
-              <w:instrText xml:space="preserve"> PAGEREF _Toc242012447 \h </w:instrText>
+              <w:instrText xml:space="preserve"> PAGEREF _Toc242020047 \h </w:instrText>
             </w:r>
             <w:r>
               <w:rPr>
@@ -1639,7 +1639,7 @@
               <w14:ligatures w14:val="standardContextual"/>
             </w:rPr>
           </w:pPr>
-          <w:hyperlink w:anchor="_Toc242012448" w:history="1">
+          <w:hyperlink w:anchor="_Toc242020048" w:history="1">
             <w:r>
               <w:rPr>
                 <w:rStyle w:val="Hyperlink"/>
@@ -1663,7 +1663,7 @@
               <w:rPr>
                 <w:noProof/>
               </w:rPr>
-              <w:instrText xml:space="preserve"> PAGEREF _Toc242012448 \h </w:instrText>
+              <w:instrText xml:space="preserve"> PAGEREF _Toc242020048 \h </w:instrText>
             </w:r>
             <w:r>
               <w:rPr>
@@ -1706,7 +1706,7 @@
               <w14:ligatures w14:val="standardContextual"/>
             </w:rPr>
           </w:pPr>
-          <w:hyperlink w:anchor="_Toc242012449" w:history="1">
+          <w:hyperlink w:anchor="_Toc242020049" w:history="1">
             <w:r>
               <w:rPr>
                 <w:rStyle w:val="Hyperlink"/>
@@ -1730,7 +1730,7 @@
               <w:rPr>
                 <w:noProof/>
               </w:rPr>
-              <w:instrText xml:space="preserve"> PAGEREF _Toc242012449 \h </w:instrText>
+              <w:instrText xml:space="preserve"> PAGEREF _Toc242020049 \h </w:instrText>
             </w:r>
             <w:r>
               <w:rPr>
@@ -1773,7 +1773,7 @@
               <w14:ligatures w14:val="standardContextual"/>
             </w:rPr>
           </w:pPr>
-          <w:hyperlink w:anchor="_Toc242012450" w:history="1">
+          <w:hyperlink w:anchor="_Toc242020050" w:history="1">
             <w:r>
               <w:rPr>
                 <w:rStyle w:val="Hyperlink"/>
@@ -1797,7 +1797,7 @@
               <w:rPr>
                 <w:noProof/>
               </w:rPr>
-              <w:instrText xml:space="preserve"> PAGEREF _Toc242012450 \h </w:instrText>
+              <w:instrText xml:space="preserve"> PAGEREF _Toc242020050 \h </w:instrText>
             </w:r>
             <w:r>
               <w:rPr>
@@ -1840,7 +1840,7 @@
               <w14:ligatures w14:val="standardContextual"/>
             </w:rPr>
           </w:pPr>
-          <w:hyperlink w:anchor="_Toc242012451" w:history="1">
+          <w:hyperlink w:anchor="_Toc242020051" w:history="1">
             <w:r>
               <w:rPr>
                 <w:rStyle w:val="Hyperlink"/>
@@ -1864,7 +1864,7 @@
               <w:rPr>
                 <w:noProof/>
               </w:rPr>
-              <w:instrText xml:space="preserve"> PAGEREF _Toc242012451 \h </w:instrText>
+              <w:instrText xml:space="preserve"> PAGEREF _Toc242020051 \h </w:instrText>
             </w:r>
             <w:r>
               <w:rPr>
@@ -1907,7 +1907,7 @@
               <w14:ligatures w14:val="standardContextual"/>
             </w:rPr>
           </w:pPr>
-          <w:hyperlink w:anchor="_Toc242012452" w:history="1">
+          <w:hyperlink w:anchor="_Toc242020052" w:history="1">
             <w:r>
               <w:rPr>
                 <w:rStyle w:val="Hyperlink"/>
@@ -1931,7 +1931,7 @@
               <w:rPr>
                 <w:noProof/>
               </w:rPr>
-              <w:instrText xml:space="preserve"> PAGEREF _Toc242012452 \h </w:instrText>
+              <w:instrText xml:space="preserve"> PAGEREF _Toc242020052 \h </w:instrText>
             </w:r>
             <w:r>
               <w:rPr>
@@ -1974,7 +1974,7 @@
               <w14:ligatures w14:val="standardContextual"/>
             </w:rPr>
           </w:pPr>
-          <w:hyperlink w:anchor="_Toc242012453" w:history="1">
+          <w:hyperlink w:anchor="_Toc242020053" w:history="1">
             <w:r>
               <w:rPr>
                 <w:rStyle w:val="Hyperlink"/>
@@ -1998,7 +1998,7 @@
               <w:rPr>
                 <w:noProof/>
               </w:rPr>
-              <w:instrText xml:space="preserve"> PAGEREF _Toc242012453 \h </w:instrText>
+              <w:instrText xml:space="preserve"> PAGEREF _Toc242020053 \h </w:instrText>
             </w:r>
             <w:r>
               <w:rPr>
@@ -2041,7 +2041,7 @@
               <w14:ligatures w14:val="standardContextual"/>
             </w:rPr>
           </w:pPr>
-          <w:hyperlink w:anchor="_Toc242012454" w:history="1">
+          <w:hyperlink w:anchor="_Toc242020054" w:history="1">
             <w:r>
               <w:rPr>
                 <w:rStyle w:val="Hyperlink"/>
@@ -2065,7 +2065,7 @@
               <w:rPr>
                 <w:noProof/>
               </w:rPr>
-              <w:instrText xml:space="preserve"> PAGEREF _Toc242012454 \h </w:instrText>
+              <w:instrText xml:space="preserve"> PAGEREF _Toc242020054 \h </w:instrText>
             </w:r>
             <w:r>
               <w:rPr>
@@ -2108,7 +2108,7 @@
               <w14:ligatures w14:val="standardContextual"/>
             </w:rPr>
           </w:pPr>
-          <w:hyperlink w:anchor="_Toc242012455" w:history="1">
+          <w:hyperlink w:anchor="_Toc242020055" w:history="1">
             <w:r>
               <w:rPr>
                 <w:rStyle w:val="Hyperlink"/>
@@ -2132,7 +2132,7 @@
               <w:rPr>
                 <w:noProof/>
               </w:rPr>
-              <w:instrText xml:space="preserve"> PAGEREF _Toc242012455 \h </w:instrText>
+              <w:instrText xml:space="preserve"> PAGEREF _Toc242020055 \h </w:instrText>
             </w:r>
             <w:r>
               <w:rPr>
@@ -2175,7 +2175,7 @@
               <w14:ligatures w14:val="standardContextual"/>
             </w:rPr>
           </w:pPr>
-          <w:hyperlink w:anchor="_Toc242012456" w:history="1">
+          <w:hyperlink w:anchor="_Toc242020056" w:history="1">
             <w:r>
               <w:rPr>
                 <w:rStyle w:val="Hyperlink"/>
@@ -2199,7 +2199,7 @@
               <w:rPr>
                 <w:noProof/>
               </w:rPr>
-              <w:instrText xml:space="preserve"> PAGEREF _Toc242012456 \h </w:instrText>
+              <w:instrText xml:space="preserve"> PAGEREF _Toc242020056 \h </w:instrText>
             </w:r>
             <w:r>
               <w:rPr>
@@ -2242,7 +2242,7 @@
               <w14:ligatures w14:val="standardContextual"/>
             </w:rPr>
           </w:pPr>
-          <w:hyperlink w:anchor="_Toc242012457" w:history="1">
+          <w:hyperlink w:anchor="_Toc242020057" w:history="1">
             <w:r>
               <w:rPr>
                 <w:rStyle w:val="Hyperlink"/>
@@ -2266,7 +2266,7 @@
               <w:rPr>
                 <w:noProof/>
               </w:rPr>
-              <w:instrText xml:space="preserve"> PAGEREF _Toc242012457 \h </w:instrText>
+              <w:instrText xml:space="preserve"> PAGEREF _Toc242020057 \h </w:instrText>
             </w:r>
             <w:r>
               <w:rPr>
@@ -2309,7 +2309,7 @@
               <w14:ligatures w14:val="standardContextual"/>
             </w:rPr>
           </w:pPr>
-          <w:hyperlink w:anchor="_Toc242012458" w:history="1">
+          <w:hyperlink w:anchor="_Toc242020058" w:history="1">
             <w:r>
               <w:rPr>
                 <w:rStyle w:val="Hyperlink"/>
@@ -2333,7 +2333,7 @@
               <w:rPr>
                 <w:noProof/>
               </w:rPr>
-              <w:instrText xml:space="preserve"> PAGEREF _Toc242012458 \h </w:instrText>
+              <w:instrText xml:space="preserve"> PAGEREF _Toc242020058 \h </w:instrText>
             </w:r>
             <w:r>
               <w:rPr>
@@ -2372,7 +2372,7 @@
         <w:pStyle w:val="Heading1"/>
         <w:pageBreakBefore/>
       </w:pPr>
-      <w:bookmarkStart w:id="0" w:name="_Toc242012432"/>
+      <w:bookmarkStart w:id="0" w:name="_Toc242020032"/>
       <w:r>
         <w:lastRenderedPageBreak/>
         <w:t>1. Your role at a glance</w:t>
@@ -2553,7 +2553,7 @@
         <w:pStyle w:val="Heading1"/>
         <w:pageBreakBefore/>
       </w:pPr>
-      <w:bookmarkStart w:id="1" w:name="_Toc242012433"/>
+      <w:bookmarkStart w:id="1" w:name="_Toc242020033"/>
       <w:r>
         <w:lastRenderedPageBreak/>
         <w:t>2. Signing in and your screens</w:t>
@@ -2564,7 +2564,7 @@
       <w:pPr>
         <w:pStyle w:val="Heading2"/>
       </w:pPr>
-      <w:bookmarkStart w:id="2" w:name="_Toc242012434"/>
+      <w:bookmarkStart w:id="2" w:name="_Toc242020034"/>
       <w:r>
         <w:t>Signing in</w:t>
       </w:r>
@@ -2814,7 +2814,7 @@
       <w:pPr>
         <w:pStyle w:val="Heading2"/>
       </w:pPr>
-      <w:bookmarkStart w:id="3" w:name="_Toc242012435"/>
+      <w:bookmarkStart w:id="3" w:name="_Toc242020035"/>
       <w:r>
         <w:t>Finding your way around</w:t>
       </w:r>
@@ -3068,7 +3068,7 @@
       <w:pPr>
         <w:pStyle w:val="Heading2"/>
       </w:pPr>
-      <w:bookmarkStart w:id="4" w:name="_Toc242012436"/>
+      <w:bookmarkStart w:id="4" w:name="_Toc242020036"/>
       <w:r>
         <w:t>Your screens</w:t>
       </w:r>
@@ -3402,7 +3402,7 @@
       <w:pPr>
         <w:pStyle w:val="Heading2"/>
       </w:pPr>
-      <w:bookmarkStart w:id="5" w:name="_Toc242012437"/>
+      <w:bookmarkStart w:id="5" w:name="_Toc242020037"/>
       <w:r>
         <w:t>Changing your password</w:t>
       </w:r>
@@ -3573,7 +3573,7 @@
         <w:pStyle w:val="Heading1"/>
         <w:pageBreakBefore/>
       </w:pPr>
-      <w:bookmarkStart w:id="6" w:name="_Toc242012438"/>
+      <w:bookmarkStart w:id="6" w:name="_Toc242020038"/>
       <w:r>
         <w:lastRenderedPageBreak/>
         <w:t>3. Your routine</w:t>
@@ -3858,7 +3858,7 @@
         <w:pStyle w:val="Heading1"/>
         <w:pageBreakBefore/>
       </w:pPr>
-      <w:bookmarkStart w:id="7" w:name="_Toc242012439"/>
+      <w:bookmarkStart w:id="7" w:name="_Toc242020039"/>
       <w:r>
         <w:lastRenderedPageBreak/>
         <w:t>4. Step-by-step tasks</w:t>
@@ -3869,7 +3869,7 @@
       <w:pPr>
         <w:pStyle w:val="Heading2"/>
       </w:pPr>
-      <w:bookmarkStart w:id="8" w:name="_Toc242012440"/>
+      <w:bookmarkStart w:id="8" w:name="_Toc242020040"/>
       <w:r>
         <w:t>4.1 Your start screen</w:t>
       </w:r>
@@ -3955,7 +3955,7 @@
       <w:pPr>
         <w:pStyle w:val="Heading2"/>
       </w:pPr>
-      <w:bookmarkStart w:id="9" w:name="_Toc242012441"/>
+      <w:bookmarkStart w:id="9" w:name="_Toc242020041"/>
       <w:r>
         <w:t>4.2 Reading the dashboards</w:t>
       </w:r>
@@ -4646,7 +4646,7 @@
       <w:pPr>
         <w:pStyle w:val="Heading2"/>
       </w:pPr>
-      <w:bookmarkStart w:id="10" w:name="_Toc242012442"/>
+      <w:bookmarkStart w:id="10" w:name="_Toc242020042"/>
       <w:r>
         <w:t>4.3 Using Reports (analytics and charts)</w:t>
       </w:r>
@@ -5319,7 +5319,7 @@
       <w:pPr>
         <w:pStyle w:val="Heading2"/>
       </w:pPr>
-      <w:bookmarkStart w:id="11" w:name="_Toc242012443"/>
+      <w:bookmarkStart w:id="11" w:name="_Toc242020043"/>
       <w:r>
         <w:lastRenderedPageBreak/>
         <w:t>4.4 Downloading data</w:t>
@@ -5939,7 +5939,7 @@
       <w:pPr>
         <w:pStyle w:val="Heading2"/>
       </w:pPr>
-      <w:bookmarkStart w:id="12" w:name="_Toc242012444"/>
+      <w:bookmarkStart w:id="12" w:name="_Toc242020044"/>
       <w:r>
         <w:t>4.5 Working with the analysis export</w:t>
       </w:r>
@@ -6085,7 +6085,7 @@
         <w:pStyle w:val="Heading1"/>
         <w:pageBreakBefore/>
       </w:pPr>
-      <w:bookmarkStart w:id="13" w:name="_Toc242012445"/>
+      <w:bookmarkStart w:id="13" w:name="_Toc242020045"/>
       <w:r>
         <w:lastRenderedPageBreak/>
         <w:t>5. Rules you must follow</w:t>
@@ -6223,7 +6223,7 @@
         <w:pStyle w:val="Heading1"/>
         <w:pageBreakBefore/>
       </w:pPr>
-      <w:bookmarkStart w:id="14" w:name="_Toc242012446"/>
+      <w:bookmarkStart w:id="14" w:name="_Toc242020046"/>
       <w:r>
         <w:lastRenderedPageBreak/>
         <w:t>6. Troubleshooting</w:t>
@@ -7518,7 +7518,7 @@
         <w:pStyle w:val="Heading1"/>
         <w:pageBreakBefore/>
       </w:pPr>
-      <w:bookmarkStart w:id="15" w:name="_Toc242012447"/>
+      <w:bookmarkStart w:id="15" w:name="_Toc242020047"/>
       <w:r>
         <w:lastRenderedPageBreak/>
         <w:t>7. Quick reference</w:t>
@@ -7797,7 +7797,7 @@
         <w:pStyle w:val="Heading1"/>
         <w:pageBreakBefore/>
       </w:pPr>
-      <w:bookmarkStart w:id="16" w:name="_Toc242012448"/>
+      <w:bookmarkStart w:id="16" w:name="_Toc242020048"/>
       <w:r>
         <w:lastRenderedPageBreak/>
         <w:t>8. Every screen and button for your role</w:t>
@@ -7960,7 +7960,7 @@
       <w:pPr>
         <w:pStyle w:val="Heading2"/>
       </w:pPr>
-      <w:bookmarkStart w:id="17" w:name="_Toc242012449"/>
+      <w:bookmarkStart w:id="17" w:name="_Toc242020049"/>
       <w:r>
         <w:t>8.1 Sign in</w:t>
       </w:r>
@@ -8473,7 +8473,7 @@
       <w:pPr>
         <w:pStyle w:val="Heading2"/>
       </w:pPr>
-      <w:bookmarkStart w:id="18" w:name="_Toc242012450"/>
+      <w:bookmarkStart w:id="18" w:name="_Toc242020050"/>
       <w:r>
         <w:t>8.2 The header and menu bar (every screen)</w:t>
       </w:r>
@@ -9197,7 +9197,7 @@
       <w:pPr>
         <w:pStyle w:val="Heading2"/>
       </w:pPr>
-      <w:bookmarkStart w:id="19" w:name="_Toc242012451"/>
+      <w:bookmarkStart w:id="19" w:name="_Toc242020051"/>
       <w:r>
         <w:t>8.3 Change Password</w:t>
       </w:r>
@@ -9817,7 +9817,7 @@
       <w:pPr>
         <w:pStyle w:val="Heading2"/>
       </w:pPr>
-      <w:bookmarkStart w:id="20" w:name="_Toc242012452"/>
+      <w:bookmarkStart w:id="20" w:name="_Toc242020052"/>
       <w:r>
         <w:t>8.4 Executive Dashboard</w:t>
       </w:r>
@@ -10331,7 +10331,7 @@
       <w:pPr>
         <w:pStyle w:val="Heading2"/>
       </w:pPr>
-      <w:bookmarkStart w:id="21" w:name="_Toc242012453"/>
+      <w:bookmarkStart w:id="21" w:name="_Toc242020053"/>
       <w:r>
         <w:t>8.5 Sampling Dashboard</w:t>
       </w:r>
@@ -10844,7 +10844,7 @@
       <w:pPr>
         <w:pStyle w:val="Heading2"/>
       </w:pPr>
-      <w:bookmarkStart w:id="22" w:name="_Toc242012454"/>
+      <w:bookmarkStart w:id="22" w:name="_Toc242020054"/>
       <w:r>
         <w:t>8.6 Contact Dashboard</w:t>
       </w:r>
@@ -11147,7 +11147,7 @@
       <w:pPr>
         <w:pStyle w:val="Heading2"/>
       </w:pPr>
-      <w:bookmarkStart w:id="23" w:name="_Toc242012455"/>
+      <w:bookmarkStart w:id="23" w:name="_Toc242020055"/>
       <w:r>
         <w:lastRenderedPageBreak/>
         <w:t>8.7 KII / Document Dashboard</w:t>
@@ -11558,7 +11558,7 @@
       <w:pPr>
         <w:pStyle w:val="Heading2"/>
       </w:pPr>
-      <w:bookmarkStart w:id="24" w:name="_Toc242012456"/>
+      <w:bookmarkStart w:id="24" w:name="_Toc242020056"/>
       <w:r>
         <w:t>8.8 Reports</w:t>
       </w:r>
@@ -12071,7 +12071,7 @@
       <w:pPr>
         <w:pStyle w:val="Heading2"/>
       </w:pPr>
-      <w:bookmarkStart w:id="25" w:name="_Toc242012457"/>
+      <w:bookmarkStart w:id="25" w:name="_Toc242020057"/>
       <w:r>
         <w:t>8.9 Cost Dashboard</w:t>
       </w:r>
@@ -12374,7 +12374,7 @@
       <w:pPr>
         <w:pStyle w:val="Heading2"/>
       </w:pPr>
-      <w:bookmarkStart w:id="26" w:name="_Toc242012458"/>
+      <w:bookmarkStart w:id="26" w:name="_Toc242020058"/>
       <w:r>
         <w:lastRenderedPageBreak/>
         <w:t>8.10 Export</w:t>
@@ -12722,7 +12722,7 @@
         <w:sz w:val="16"/>
         <w:szCs w:val="16"/>
       </w:rPr>
-      <w:t>Version 1.21 · 4 October 2026</w:t>
+      <w:t>Version 1.22 · 4 October 2026</w:t>
     </w:r>
     <w:r>
       <w:rPr>
@@ -12895,10 +12895,68 @@
 <file path=word/numbering.xml><?xml version="1.0" encoding="utf-8"?>
 <w:numbering xmlns:wpc="http://schemas.microsoft.com/office/word/2010/wordprocessingCanvas" xmlns:cx="http://schemas.microsoft.com/office/drawing/2014/chartex" xmlns:cx1="http://schemas.microsoft.com/office/drawing/2015/9/8/chartex" xmlns:cx2="http://schemas.microsoft.com/office/drawing/2015/10/21/chartex" xmlns:cx3="http://schemas.microsoft.com/office/drawing/2016/5/9/chartex" xmlns:cx4="http://schemas.microsoft.com/office/drawing/2016/5/10/chartex" xmlns:cx5="http://schemas.microsoft.com/office/drawing/2016/5/11/chartex" xmlns:cx6="http://schemas.microsoft.com/office/drawing/2016/5/12/chartex" xmlns:cx7="http://schemas.microsoft.com/office/drawing/2016/5/13/chartex" xmlns:cx8="http://schemas.microsoft.com/office/drawing/2016/5/14/chartex" xmlns:mc="http://schemas.openxmlformats.org/markup-compatibility/2006" xmlns:aink="http://schemas.microsoft.com/office/drawing/2016/ink" xmlns:am3d="http://schemas.microsoft.com/office/drawing/2017/model3d" xmlns:o="urn:schemas-microsoft-com:office:office" xmlns:oel="http://schemas.microsoft.com/office/2019/extlst" xmlns:r="http://schemas.openxmlformats.org/officeDocument/2006/relationships" xmlns:m="http://schemas.openxmlformats.org/officeDocument/2006/math" xmlns:v="urn:schemas-microsoft-com:vml" xmlns:wp14="http://schemas.microsoft.com/office/word/2010/wordprocessingDrawing" xmlns:wp="http://schemas.openxmlformats.org/drawingml/2006/wordprocessingDrawing" xmlns:w10="urn:schemas-microsoft-com:office:word" xmlns:w="http://schemas.openxmlformats.org/wordprocessingml/2006/main" xmlns:w14="http://schemas.microsoft.com/office/word/2010/wordml" xmlns:w15="http://schemas.microsoft.com/office/word/2012/wordml" xmlns:w16cex="http://schemas.microsoft.com/office/word/2018/wordml/cex" xmlns:w16cid="http://schemas.microsoft.com/office/word/2016/wordml/cid" xmlns:w16="http://schemas.microsoft.com/office/word/2018/wordml" xmlns:w16sdtdh="http://schemas.microsoft.com/office/word/2020/wordml/sdtdatahash" xmlns:w16se="http://schemas.microsoft.com/office/word/2015/wordml/symex" xmlns:wpg="http://schemas.microsoft.com/office/word/2010/wordprocessingGroup" xmlns:wpi="http://schemas.microsoft.com/office/word/2010/wordprocessingInk" xmlns:wne="http://schemas.microsoft.com/office/word/2006/wordml" xmlns:wps="http://schemas.microsoft.com/office/word/2010/wordprocessingShape" mc:Ignorable="w14 w15 w16se w16cid w16 w16cex w16sdtdh wp14">
   <w:abstractNum w:abstractNumId="0" w15:restartNumberingAfterBreak="0">
-    <w:nsid w:val="188D7E99"/>
+    <w:nsid w:val="44AD7528"/>
     <w:multiLevelType w:val="hybridMultilevel"/>
-    <w:tmpl w:val="1BD4ED68"/>
-    <w:lvl w:ilvl="0" w:tplc="70889FC4">
+    <w:tmpl w:val="A4A607A8"/>
+    <w:lvl w:ilvl="0" w:tplc="36026EC2">
+      <w:start w:val="1"/>
+      <w:numFmt w:val="bullet"/>
+      <w:lvlText w:val="•"/>
+      <w:lvlJc w:val="left"/>
+      <w:pPr>
+        <w:ind w:left="460" w:hanging="280"/>
+      </w:pPr>
+    </w:lvl>
+    <w:lvl w:ilvl="1" w:tplc="7E16787E">
+      <w:start w:val="1"/>
+      <w:numFmt w:val="bullet"/>
+      <w:lvlText w:val="–"/>
+      <w:lvlJc w:val="left"/>
+      <w:pPr>
+        <w:ind w:left="900" w:hanging="280"/>
+      </w:pPr>
+    </w:lvl>
+    <w:lvl w:ilvl="2" w:tplc="EBF25D00">
+      <w:numFmt w:val="decimal"/>
+      <w:lvlText w:val=""/>
+      <w:lvlJc w:val="left"/>
+    </w:lvl>
+    <w:lvl w:ilvl="3" w:tplc="52C82054">
+      <w:numFmt w:val="decimal"/>
+      <w:lvlText w:val=""/>
+      <w:lvlJc w:val="left"/>
+    </w:lvl>
+    <w:lvl w:ilvl="4" w:tplc="ACD020FA">
+      <w:numFmt w:val="decimal"/>
+      <w:lvlText w:val=""/>
+      <w:lvlJc w:val="left"/>
+    </w:lvl>
+    <w:lvl w:ilvl="5" w:tplc="7A92B88E">
+      <w:numFmt w:val="decimal"/>
+      <w:lvlText w:val=""/>
+      <w:lvlJc w:val="left"/>
+    </w:lvl>
+    <w:lvl w:ilvl="6" w:tplc="CF547362">
+      <w:numFmt w:val="decimal"/>
+      <w:lvlText w:val=""/>
+      <w:lvlJc w:val="left"/>
+    </w:lvl>
+    <w:lvl w:ilvl="7" w:tplc="E71E1CAC">
+      <w:numFmt w:val="decimal"/>
+      <w:lvlText w:val=""/>
+      <w:lvlJc w:val="left"/>
+    </w:lvl>
+    <w:lvl w:ilvl="8" w:tplc="654A32D8">
+      <w:numFmt w:val="decimal"/>
+      <w:lvlText w:val=""/>
+      <w:lvlJc w:val="left"/>
+    </w:lvl>
+  </w:abstractNum>
+  <w:abstractNum w:abstractNumId="1" w15:restartNumberingAfterBreak="0">
+    <w:nsid w:val="4B5A7D7D"/>
+    <w:multiLevelType w:val="hybridMultilevel"/>
+    <w:tmpl w:val="D8362072"/>
+    <w:lvl w:ilvl="0" w:tplc="28A824FC">
       <w:start w:val="1"/>
       <w:numFmt w:val="decimal"/>
       <w:lvlText w:val="%1."/>
@@ -12912,52 +12970,138 @@
         <w:color w:val="A67C27"/>
       </w:rPr>
     </w:lvl>
-    <w:lvl w:ilvl="1" w:tplc="ABAA4EDC">
+    <w:lvl w:ilvl="1" w:tplc="4134F10C">
       <w:numFmt w:val="decimal"/>
       <w:lvlText w:val=""/>
       <w:lvlJc w:val="left"/>
     </w:lvl>
-    <w:lvl w:ilvl="2" w:tplc="A97C94DC">
+    <w:lvl w:ilvl="2" w:tplc="0E26042E">
       <w:numFmt w:val="decimal"/>
       <w:lvlText w:val=""/>
       <w:lvlJc w:val="left"/>
     </w:lvl>
-    <w:lvl w:ilvl="3" w:tplc="44782EC4">
+    <w:lvl w:ilvl="3" w:tplc="A09AC90C">
       <w:numFmt w:val="decimal"/>
       <w:lvlText w:val=""/>
       <w:lvlJc w:val="left"/>
     </w:lvl>
-    <w:lvl w:ilvl="4" w:tplc="A4B665F0">
+    <w:lvl w:ilvl="4" w:tplc="54E66046">
       <w:numFmt w:val="decimal"/>
       <w:lvlText w:val=""/>
       <w:lvlJc w:val="left"/>
     </w:lvl>
-    <w:lvl w:ilvl="5" w:tplc="194CBB5A">
+    <w:lvl w:ilvl="5" w:tplc="B9C67FA0">
       <w:numFmt w:val="decimal"/>
       <w:lvlText w:val=""/>
       <w:lvlJc w:val="left"/>
     </w:lvl>
-    <w:lvl w:ilvl="6" w:tplc="EF565C34">
+    <w:lvl w:ilvl="6" w:tplc="B41ADA50">
       <w:numFmt w:val="decimal"/>
       <w:lvlText w:val=""/>
       <w:lvlJc w:val="left"/>
     </w:lvl>
-    <w:lvl w:ilvl="7" w:tplc="90E4FDFE">
+    <w:lvl w:ilvl="7" w:tplc="E9CE116C">
       <w:numFmt w:val="decimal"/>
       <w:lvlText w:val=""/>
       <w:lvlJc w:val="left"/>
     </w:lvl>
-    <w:lvl w:ilvl="8" w:tplc="9D22A812">
+    <w:lvl w:ilvl="8" w:tplc="DAF44810">
       <w:numFmt w:val="decimal"/>
       <w:lvlText w:val=""/>
       <w:lvlJc w:val="left"/>
     </w:lvl>
   </w:abstractNum>
-  <w:abstractNum w:abstractNumId="1" w15:restartNumberingAfterBreak="0">
-    <w:nsid w:val="241A3F18"/>
+  <w:abstractNum w:abstractNumId="2" w15:restartNumberingAfterBreak="0">
+    <w:nsid w:val="54E1164B"/>
     <w:multiLevelType w:val="hybridMultilevel"/>
-    <w:tmpl w:val="5F1E5FC8"/>
-    <w:lvl w:ilvl="0" w:tplc="0C06A38E">
+    <w:tmpl w:val="F6C6CB20"/>
+    <w:lvl w:ilvl="0" w:tplc="3FF270A6">
+      <w:start w:val="1"/>
+      <w:numFmt w:val="bullet"/>
+      <w:lvlText w:val="●"/>
+      <w:lvlJc w:val="left"/>
+      <w:pPr>
+        <w:ind w:left="720" w:hanging="360"/>
+      </w:pPr>
+    </w:lvl>
+    <w:lvl w:ilvl="1" w:tplc="17FC9F8E">
+      <w:start w:val="1"/>
+      <w:numFmt w:val="bullet"/>
+      <w:lvlText w:val="○"/>
+      <w:lvlJc w:val="left"/>
+      <w:pPr>
+        <w:ind w:left="1440" w:hanging="360"/>
+      </w:pPr>
+    </w:lvl>
+    <w:lvl w:ilvl="2" w:tplc="80B87EFA">
+      <w:start w:val="1"/>
+      <w:numFmt w:val="bullet"/>
+      <w:lvlText w:val="■"/>
+      <w:lvlJc w:val="left"/>
+      <w:pPr>
+        <w:ind w:left="2160" w:hanging="360"/>
+      </w:pPr>
+    </w:lvl>
+    <w:lvl w:ilvl="3" w:tplc="A400FBFA">
+      <w:start w:val="1"/>
+      <w:numFmt w:val="bullet"/>
+      <w:lvlText w:val="●"/>
+      <w:lvlJc w:val="left"/>
+      <w:pPr>
+        <w:ind w:left="2880" w:hanging="360"/>
+      </w:pPr>
+    </w:lvl>
+    <w:lvl w:ilvl="4" w:tplc="2B92FE66">
+      <w:start w:val="1"/>
+      <w:numFmt w:val="bullet"/>
+      <w:lvlText w:val="○"/>
+      <w:lvlJc w:val="left"/>
+      <w:pPr>
+        <w:ind w:left="3600" w:hanging="360"/>
+      </w:pPr>
+    </w:lvl>
+    <w:lvl w:ilvl="5" w:tplc="3592999A">
+      <w:start w:val="1"/>
+      <w:numFmt w:val="bullet"/>
+      <w:lvlText w:val="■"/>
+      <w:lvlJc w:val="left"/>
+      <w:pPr>
+        <w:ind w:left="4320" w:hanging="360"/>
+      </w:pPr>
+    </w:lvl>
+    <w:lvl w:ilvl="6" w:tplc="2590815C">
+      <w:start w:val="1"/>
+      <w:numFmt w:val="bullet"/>
+      <w:lvlText w:val="●"/>
+      <w:lvlJc w:val="left"/>
+      <w:pPr>
+        <w:ind w:left="5040" w:hanging="360"/>
+      </w:pPr>
+    </w:lvl>
+    <w:lvl w:ilvl="7" w:tplc="1C3E0080">
+      <w:start w:val="1"/>
+      <w:numFmt w:val="bullet"/>
+      <w:lvlText w:val="●"/>
+      <w:lvlJc w:val="left"/>
+      <w:pPr>
+        <w:ind w:left="5760" w:hanging="360"/>
+      </w:pPr>
+    </w:lvl>
+    <w:lvl w:ilvl="8" w:tplc="A85A1EC2">
+      <w:start w:val="1"/>
+      <w:numFmt w:val="bullet"/>
+      <w:lvlText w:val="●"/>
+      <w:lvlJc w:val="left"/>
+      <w:pPr>
+        <w:ind w:left="6480" w:hanging="360"/>
+      </w:pPr>
+    </w:lvl>
+  </w:abstractNum>
+  <w:abstractNum w:abstractNumId="3" w15:restartNumberingAfterBreak="0">
+    <w:nsid w:val="6B6D105A"/>
+    <w:multiLevelType w:val="hybridMultilevel"/>
+    <w:tmpl w:val="FA681B64"/>
+    <w:lvl w:ilvl="0" w:tplc="1FE638A2">
       <w:start w:val="1"/>
       <w:numFmt w:val="decimal"/>
       <w:lvlText w:val="%1."/>
@@ -12971,196 +13115,52 @@
         <w:color w:val="A67C27"/>
       </w:rPr>
     </w:lvl>
-    <w:lvl w:ilvl="1" w:tplc="F700575C">
+    <w:lvl w:ilvl="1" w:tplc="03E6F1AC">
       <w:numFmt w:val="decimal"/>
       <w:lvlText w:val=""/>
       <w:lvlJc w:val="left"/>
     </w:lvl>
-    <w:lvl w:ilvl="2" w:tplc="F5C05D60">
+    <w:lvl w:ilvl="2" w:tplc="17127334">
       <w:numFmt w:val="decimal"/>
       <w:lvlText w:val=""/>
       <w:lvlJc w:val="left"/>
     </w:lvl>
-    <w:lvl w:ilvl="3" w:tplc="9B103A0C">
+    <w:lvl w:ilvl="3" w:tplc="3022177E">
       <w:numFmt w:val="decimal"/>
       <w:lvlText w:val=""/>
       <w:lvlJc w:val="left"/>
     </w:lvl>
-    <w:lvl w:ilvl="4" w:tplc="39AA7B70">
+    <w:lvl w:ilvl="4" w:tplc="96B89E3C">
       <w:numFmt w:val="decimal"/>
       <w:lvlText w:val=""/>
       <w:lvlJc w:val="left"/>
     </w:lvl>
-    <w:lvl w:ilvl="5" w:tplc="072EC0B2">
+    <w:lvl w:ilvl="5" w:tplc="DF86D418">
       <w:numFmt w:val="decimal"/>
       <w:lvlText w:val=""/>
       <w:lvlJc w:val="left"/>
     </w:lvl>
-    <w:lvl w:ilvl="6" w:tplc="FC7EF5EA">
+    <w:lvl w:ilvl="6" w:tplc="3DEC014A">
       <w:numFmt w:val="decimal"/>
       <w:lvlText w:val=""/>
       <w:lvlJc w:val="left"/>
     </w:lvl>
-    <w:lvl w:ilvl="7" w:tplc="B832C8D6">
+    <w:lvl w:ilvl="7" w:tplc="EF448728">
       <w:numFmt w:val="decimal"/>
       <w:lvlText w:val=""/>
       <w:lvlJc w:val="left"/>
     </w:lvl>
-    <w:lvl w:ilvl="8" w:tplc="3490CF08">
+    <w:lvl w:ilvl="8" w:tplc="8C10B036">
       <w:numFmt w:val="decimal"/>
       <w:lvlText w:val=""/>
       <w:lvlJc w:val="left"/>
     </w:lvl>
   </w:abstractNum>
-  <w:abstractNum w:abstractNumId="2" w15:restartNumberingAfterBreak="0">
-    <w:nsid w:val="29A6037D"/>
+  <w:abstractNum w:abstractNumId="4" w15:restartNumberingAfterBreak="0">
+    <w:nsid w:val="766D7DDC"/>
     <w:multiLevelType w:val="hybridMultilevel"/>
-    <w:tmpl w:val="283840E8"/>
-    <w:lvl w:ilvl="0" w:tplc="94E6AEB6">
-      <w:start w:val="1"/>
-      <w:numFmt w:val="bullet"/>
-      <w:lvlText w:val="•"/>
-      <w:lvlJc w:val="left"/>
-      <w:pPr>
-        <w:ind w:left="460" w:hanging="280"/>
-      </w:pPr>
-    </w:lvl>
-    <w:lvl w:ilvl="1" w:tplc="F4027B8E">
-      <w:start w:val="1"/>
-      <w:numFmt w:val="bullet"/>
-      <w:lvlText w:val="–"/>
-      <w:lvlJc w:val="left"/>
-      <w:pPr>
-        <w:ind w:left="900" w:hanging="280"/>
-      </w:pPr>
-    </w:lvl>
-    <w:lvl w:ilvl="2" w:tplc="6DEA3498">
-      <w:numFmt w:val="decimal"/>
-      <w:lvlText w:val=""/>
-      <w:lvlJc w:val="left"/>
-    </w:lvl>
-    <w:lvl w:ilvl="3" w:tplc="24A2A8C0">
-      <w:numFmt w:val="decimal"/>
-      <w:lvlText w:val=""/>
-      <w:lvlJc w:val="left"/>
-    </w:lvl>
-    <w:lvl w:ilvl="4" w:tplc="5C360F84">
-      <w:numFmt w:val="decimal"/>
-      <w:lvlText w:val=""/>
-      <w:lvlJc w:val="left"/>
-    </w:lvl>
-    <w:lvl w:ilvl="5" w:tplc="A4E45050">
-      <w:numFmt w:val="decimal"/>
-      <w:lvlText w:val=""/>
-      <w:lvlJc w:val="left"/>
-    </w:lvl>
-    <w:lvl w:ilvl="6" w:tplc="5C58F4E8">
-      <w:numFmt w:val="decimal"/>
-      <w:lvlText w:val=""/>
-      <w:lvlJc w:val="left"/>
-    </w:lvl>
-    <w:lvl w:ilvl="7" w:tplc="0D54D48C">
-      <w:numFmt w:val="decimal"/>
-      <w:lvlText w:val=""/>
-      <w:lvlJc w:val="left"/>
-    </w:lvl>
-    <w:lvl w:ilvl="8" w:tplc="932A5C6C">
-      <w:numFmt w:val="decimal"/>
-      <w:lvlText w:val=""/>
-      <w:lvlJc w:val="left"/>
-    </w:lvl>
-  </w:abstractNum>
-  <w:abstractNum w:abstractNumId="3" w15:restartNumberingAfterBreak="0">
-    <w:nsid w:val="740A0777"/>
-    <w:multiLevelType w:val="hybridMultilevel"/>
-    <w:tmpl w:val="3BC082C8"/>
-    <w:lvl w:ilvl="0" w:tplc="C1BE19CA">
-      <w:start w:val="1"/>
-      <w:numFmt w:val="bullet"/>
-      <w:lvlText w:val="●"/>
-      <w:lvlJc w:val="left"/>
-      <w:pPr>
-        <w:ind w:left="720" w:hanging="360"/>
-      </w:pPr>
-    </w:lvl>
-    <w:lvl w:ilvl="1" w:tplc="DF6CE282">
-      <w:start w:val="1"/>
-      <w:numFmt w:val="bullet"/>
-      <w:lvlText w:val="○"/>
-      <w:lvlJc w:val="left"/>
-      <w:pPr>
-        <w:ind w:left="1440" w:hanging="360"/>
-      </w:pPr>
-    </w:lvl>
-    <w:lvl w:ilvl="2" w:tplc="3754FCDC">
-      <w:start w:val="1"/>
-      <w:numFmt w:val="bullet"/>
-      <w:lvlText w:val="■"/>
-      <w:lvlJc w:val="left"/>
-      <w:pPr>
-        <w:ind w:left="2160" w:hanging="360"/>
-      </w:pPr>
-    </w:lvl>
-    <w:lvl w:ilvl="3" w:tplc="40BE3606">
-      <w:start w:val="1"/>
-      <w:numFmt w:val="bullet"/>
-      <w:lvlText w:val="●"/>
-      <w:lvlJc w:val="left"/>
-      <w:pPr>
-        <w:ind w:left="2880" w:hanging="360"/>
-      </w:pPr>
-    </w:lvl>
-    <w:lvl w:ilvl="4" w:tplc="E6CA8C36">
-      <w:start w:val="1"/>
-      <w:numFmt w:val="bullet"/>
-      <w:lvlText w:val="○"/>
-      <w:lvlJc w:val="left"/>
-      <w:pPr>
-        <w:ind w:left="3600" w:hanging="360"/>
-      </w:pPr>
-    </w:lvl>
-    <w:lvl w:ilvl="5" w:tplc="673870D8">
-      <w:start w:val="1"/>
-      <w:numFmt w:val="bullet"/>
-      <w:lvlText w:val="■"/>
-      <w:lvlJc w:val="left"/>
-      <w:pPr>
-        <w:ind w:left="4320" w:hanging="360"/>
-      </w:pPr>
-    </w:lvl>
-    <w:lvl w:ilvl="6" w:tplc="8A822C14">
-      <w:start w:val="1"/>
-      <w:numFmt w:val="bullet"/>
-      <w:lvlText w:val="●"/>
-      <w:lvlJc w:val="left"/>
-      <w:pPr>
-        <w:ind w:left="5040" w:hanging="360"/>
-      </w:pPr>
-    </w:lvl>
-    <w:lvl w:ilvl="7" w:tplc="7E90C5B0">
-      <w:start w:val="1"/>
-      <w:numFmt w:val="bullet"/>
-      <w:lvlText w:val="●"/>
-      <w:lvlJc w:val="left"/>
-      <w:pPr>
-        <w:ind w:left="5760" w:hanging="360"/>
-      </w:pPr>
-    </w:lvl>
-    <w:lvl w:ilvl="8" w:tplc="7BC82BF6">
-      <w:start w:val="1"/>
-      <w:numFmt w:val="bullet"/>
-      <w:lvlText w:val="●"/>
-      <w:lvlJc w:val="left"/>
-      <w:pPr>
-        <w:ind w:left="6480" w:hanging="360"/>
-      </w:pPr>
-    </w:lvl>
-  </w:abstractNum>
-  <w:abstractNum w:abstractNumId="4" w15:restartNumberingAfterBreak="0">
-    <w:nsid w:val="7E94384C"/>
-    <w:multiLevelType w:val="hybridMultilevel"/>
-    <w:tmpl w:val="075CB05E"/>
-    <w:lvl w:ilvl="0" w:tplc="A8D68F0A">
+    <w:tmpl w:val="6A105AAA"/>
+    <w:lvl w:ilvl="0" w:tplc="926A56DA">
       <w:start w:val="1"/>
       <w:numFmt w:val="decimal"/>
       <w:lvlText w:val="%1."/>
@@ -13174,73 +13174,73 @@
         <w:color w:val="A67C27"/>
       </w:rPr>
     </w:lvl>
-    <w:lvl w:ilvl="1" w:tplc="FBC2DAD8">
+    <w:lvl w:ilvl="1" w:tplc="45C8A0E8">
       <w:numFmt w:val="decimal"/>
       <w:lvlText w:val=""/>
       <w:lvlJc w:val="left"/>
     </w:lvl>
-    <w:lvl w:ilvl="2" w:tplc="37ECB0B2">
+    <w:lvl w:ilvl="2" w:tplc="6AE4337A">
       <w:numFmt w:val="decimal"/>
       <w:lvlText w:val=""/>
       <w:lvlJc w:val="left"/>
     </w:lvl>
-    <w:lvl w:ilvl="3" w:tplc="3D0C3F46">
+    <w:lvl w:ilvl="3" w:tplc="558655EA">
       <w:numFmt w:val="decimal"/>
       <w:lvlText w:val=""/>
       <w:lvlJc w:val="left"/>
     </w:lvl>
-    <w:lvl w:ilvl="4" w:tplc="D7E043CE">
+    <w:lvl w:ilvl="4" w:tplc="4790EAC2">
       <w:numFmt w:val="decimal"/>
       <w:lvlText w:val=""/>
       <w:lvlJc w:val="left"/>
     </w:lvl>
-    <w:lvl w:ilvl="5" w:tplc="BE4AB78C">
+    <w:lvl w:ilvl="5" w:tplc="9448321C">
       <w:numFmt w:val="decimal"/>
       <w:lvlText w:val=""/>
       <w:lvlJc w:val="left"/>
     </w:lvl>
-    <w:lvl w:ilvl="6" w:tplc="02F4BBBE">
+    <w:lvl w:ilvl="6" w:tplc="DD34CCF2">
       <w:numFmt w:val="decimal"/>
       <w:lvlText w:val=""/>
       <w:lvlJc w:val="left"/>
     </w:lvl>
-    <w:lvl w:ilvl="7" w:tplc="1728E010">
+    <w:lvl w:ilvl="7" w:tplc="F782BBD6">
       <w:numFmt w:val="decimal"/>
       <w:lvlText w:val=""/>
       <w:lvlJc w:val="left"/>
     </w:lvl>
-    <w:lvl w:ilvl="8" w:tplc="808AB186">
+    <w:lvl w:ilvl="8" w:tplc="A09CE8F6">
       <w:numFmt w:val="decimal"/>
       <w:lvlText w:val=""/>
       <w:lvlJc w:val="left"/>
     </w:lvl>
   </w:abstractNum>
-  <w:num w:numId="1" w16cid:durableId="667753910">
-    <w:abstractNumId w:val="3"/>
-    <w:lvlOverride w:ilvl="0">
-      <w:startOverride w:val="1"/>
-    </w:lvlOverride>
-  </w:num>
-  <w:num w:numId="2" w16cid:durableId="1710690660">
+  <w:num w:numId="1" w16cid:durableId="1028216830">
     <w:abstractNumId w:val="2"/>
     <w:lvlOverride w:ilvl="0">
       <w:startOverride w:val="1"/>
     </w:lvlOverride>
   </w:num>
-  <w:num w:numId="3" w16cid:durableId="1248421732">
+  <w:num w:numId="2" w16cid:durableId="1928928583">
+    <w:abstractNumId w:val="0"/>
+    <w:lvlOverride w:ilvl="0">
+      <w:startOverride w:val="1"/>
+    </w:lvlOverride>
+  </w:num>
+  <w:num w:numId="3" w16cid:durableId="524951931">
+    <w:abstractNumId w:val="4"/>
+    <w:lvlOverride w:ilvl="0">
+      <w:startOverride w:val="1"/>
+    </w:lvlOverride>
+  </w:num>
+  <w:num w:numId="4" w16cid:durableId="2082634010">
     <w:abstractNumId w:val="1"/>
     <w:lvlOverride w:ilvl="0">
       <w:startOverride w:val="1"/>
     </w:lvlOverride>
   </w:num>
-  <w:num w:numId="4" w16cid:durableId="2002615143">
-    <w:abstractNumId w:val="4"/>
-    <w:lvlOverride w:ilvl="0">
-      <w:startOverride w:val="1"/>
-    </w:lvlOverride>
-  </w:num>
-  <w:num w:numId="5" w16cid:durableId="1507331393">
-    <w:abstractNumId w:val="0"/>
+  <w:num w:numId="5" w16cid:durableId="1982492751">
+    <w:abstractNumId w:val="3"/>
     <w:lvlOverride w:ilvl="0">
       <w:startOverride w:val="1"/>
     </w:lvlOverride>
@@ -13865,7 +13865,7 @@
     <w:autoRedefine/>
     <w:uiPriority w:val="39"/>
     <w:unhideWhenUsed/>
-    <w:rsid w:val="007C2A5C"/>
+    <w:rsid w:val="008F05CA"/>
     <w:pPr>
       <w:spacing w:after="100"/>
     </w:pPr>
@@ -13877,7 +13877,7 @@
     <w:autoRedefine/>
     <w:uiPriority w:val="39"/>
     <w:unhideWhenUsed/>
-    <w:rsid w:val="007C2A5C"/>
+    <w:rsid w:val="008F05CA"/>
     <w:pPr>
       <w:spacing w:after="100"/>
       <w:ind w:left="210"/>

--- a/docs/manuals/Role_Guide_7_Analyst.docx
+++ b/docs/manuals/Role_Guide_7_Analyst.docx
@@ -469,7 +469,7 @@
                 <w:sz w:val="19"/>
                 <w:szCs w:val="19"/>
               </w:rPr>
-              <w:t>Version 1.22 · 4 October 2026</w:t>
+              <w:t>Version 1.23 · 6 October 2026</w:t>
             </w:r>
           </w:p>
         </w:tc>
@@ -538,7 +538,7 @@
     <w:sdt>
       <w:sdtPr>
         <w:alias w:val="Contents"/>
-        <w:id w:val="420688486"/>
+        <w:id w:val="1459760169"/>
       </w:sdtPr>
       <w:sdtEndPr/>
       <w:sdtContent>
@@ -567,7 +567,7 @@
           <w:r>
             <w:fldChar w:fldCharType="separate"/>
           </w:r>
-          <w:hyperlink w:anchor="_Toc242020032" w:history="1">
+          <w:hyperlink w:anchor="_Toc242164418" w:history="1">
             <w:r>
               <w:rPr>
                 <w:rStyle w:val="Hyperlink"/>
@@ -591,7 +591,7 @@
               <w:rPr>
                 <w:noProof/>
               </w:rPr>
-              <w:instrText xml:space="preserve"> PAGEREF _Toc242020032 \h </w:instrText>
+              <w:instrText xml:space="preserve"> PAGEREF _Toc242164418 \h </w:instrText>
             </w:r>
             <w:r>
               <w:rPr>
@@ -634,7 +634,7 @@
               <w14:ligatures w14:val="standardContextual"/>
             </w:rPr>
           </w:pPr>
-          <w:hyperlink w:anchor="_Toc242020033" w:history="1">
+          <w:hyperlink w:anchor="_Toc242164419" w:history="1">
             <w:r>
               <w:rPr>
                 <w:rStyle w:val="Hyperlink"/>
@@ -658,7 +658,7 @@
               <w:rPr>
                 <w:noProof/>
               </w:rPr>
-              <w:instrText xml:space="preserve"> PAGEREF _Toc242020033 \h </w:instrText>
+              <w:instrText xml:space="preserve"> PAGEREF _Toc242164419 \h </w:instrText>
             </w:r>
             <w:r>
               <w:rPr>
@@ -701,7 +701,7 @@
               <w14:ligatures w14:val="standardContextual"/>
             </w:rPr>
           </w:pPr>
-          <w:hyperlink w:anchor="_Toc242020034" w:history="1">
+          <w:hyperlink w:anchor="_Toc242164420" w:history="1">
             <w:r>
               <w:rPr>
                 <w:rStyle w:val="Hyperlink"/>
@@ -725,7 +725,7 @@
               <w:rPr>
                 <w:noProof/>
               </w:rPr>
-              <w:instrText xml:space="preserve"> PAGEREF _Toc242020034 \h </w:instrText>
+              <w:instrText xml:space="preserve"> PAGEREF _Toc242164420 \h </w:instrText>
             </w:r>
             <w:r>
               <w:rPr>
@@ -768,7 +768,7 @@
               <w14:ligatures w14:val="standardContextual"/>
             </w:rPr>
           </w:pPr>
-          <w:hyperlink w:anchor="_Toc242020035" w:history="1">
+          <w:hyperlink w:anchor="_Toc242164421" w:history="1">
             <w:r>
               <w:rPr>
                 <w:rStyle w:val="Hyperlink"/>
@@ -792,7 +792,7 @@
               <w:rPr>
                 <w:noProof/>
               </w:rPr>
-              <w:instrText xml:space="preserve"> PAGEREF _Toc242020035 \h </w:instrText>
+              <w:instrText xml:space="preserve"> PAGEREF _Toc242164421 \h </w:instrText>
             </w:r>
             <w:r>
               <w:rPr>
@@ -835,7 +835,7 @@
               <w14:ligatures w14:val="standardContextual"/>
             </w:rPr>
           </w:pPr>
-          <w:hyperlink w:anchor="_Toc242020036" w:history="1">
+          <w:hyperlink w:anchor="_Toc242164422" w:history="1">
             <w:r>
               <w:rPr>
                 <w:rStyle w:val="Hyperlink"/>
@@ -859,7 +859,7 @@
               <w:rPr>
                 <w:noProof/>
               </w:rPr>
-              <w:instrText xml:space="preserve"> PAGEREF _Toc242020036 \h </w:instrText>
+              <w:instrText xml:space="preserve"> PAGEREF _Toc242164422 \h </w:instrText>
             </w:r>
             <w:r>
               <w:rPr>
@@ -902,7 +902,7 @@
               <w14:ligatures w14:val="standardContextual"/>
             </w:rPr>
           </w:pPr>
-          <w:hyperlink w:anchor="_Toc242020037" w:history="1">
+          <w:hyperlink w:anchor="_Toc242164423" w:history="1">
             <w:r>
               <w:rPr>
                 <w:rStyle w:val="Hyperlink"/>
@@ -926,7 +926,7 @@
               <w:rPr>
                 <w:noProof/>
               </w:rPr>
-              <w:instrText xml:space="preserve"> PAGEREF _Toc242020037 \h </w:instrText>
+              <w:instrText xml:space="preserve"> PAGEREF _Toc242164423 \h </w:instrText>
             </w:r>
             <w:r>
               <w:rPr>
@@ -969,7 +969,7 @@
               <w14:ligatures w14:val="standardContextual"/>
             </w:rPr>
           </w:pPr>
-          <w:hyperlink w:anchor="_Toc242020038" w:history="1">
+          <w:hyperlink w:anchor="_Toc242164424" w:history="1">
             <w:r>
               <w:rPr>
                 <w:rStyle w:val="Hyperlink"/>
@@ -993,7 +993,7 @@
               <w:rPr>
                 <w:noProof/>
               </w:rPr>
-              <w:instrText xml:space="preserve"> PAGEREF _Toc242020038 \h </w:instrText>
+              <w:instrText xml:space="preserve"> PAGEREF _Toc242164424 \h </w:instrText>
             </w:r>
             <w:r>
               <w:rPr>
@@ -1036,7 +1036,7 @@
               <w14:ligatures w14:val="standardContextual"/>
             </w:rPr>
           </w:pPr>
-          <w:hyperlink w:anchor="_Toc242020039" w:history="1">
+          <w:hyperlink w:anchor="_Toc242164425" w:history="1">
             <w:r>
               <w:rPr>
                 <w:rStyle w:val="Hyperlink"/>
@@ -1060,7 +1060,7 @@
               <w:rPr>
                 <w:noProof/>
               </w:rPr>
-              <w:instrText xml:space="preserve"> PAGEREF _Toc242020039 \h </w:instrText>
+              <w:instrText xml:space="preserve"> PAGEREF _Toc242164425 \h </w:instrText>
             </w:r>
             <w:r>
               <w:rPr>
@@ -1103,7 +1103,7 @@
               <w14:ligatures w14:val="standardContextual"/>
             </w:rPr>
           </w:pPr>
-          <w:hyperlink w:anchor="_Toc242020040" w:history="1">
+          <w:hyperlink w:anchor="_Toc242164426" w:history="1">
             <w:r>
               <w:rPr>
                 <w:rStyle w:val="Hyperlink"/>
@@ -1127,7 +1127,7 @@
               <w:rPr>
                 <w:noProof/>
               </w:rPr>
-              <w:instrText xml:space="preserve"> PAGEREF _Toc242020040 \h </w:instrText>
+              <w:instrText xml:space="preserve"> PAGEREF _Toc242164426 \h </w:instrText>
             </w:r>
             <w:r>
               <w:rPr>
@@ -1170,7 +1170,7 @@
               <w14:ligatures w14:val="standardContextual"/>
             </w:rPr>
           </w:pPr>
-          <w:hyperlink w:anchor="_Toc242020041" w:history="1">
+          <w:hyperlink w:anchor="_Toc242164427" w:history="1">
             <w:r>
               <w:rPr>
                 <w:rStyle w:val="Hyperlink"/>
@@ -1194,7 +1194,7 @@
               <w:rPr>
                 <w:noProof/>
               </w:rPr>
-              <w:instrText xml:space="preserve"> PAGEREF _Toc242020041 \h </w:instrText>
+              <w:instrText xml:space="preserve"> PAGEREF _Toc242164427 \h </w:instrText>
             </w:r>
             <w:r>
               <w:rPr>
@@ -1237,7 +1237,7 @@
               <w14:ligatures w14:val="standardContextual"/>
             </w:rPr>
           </w:pPr>
-          <w:hyperlink w:anchor="_Toc242020042" w:history="1">
+          <w:hyperlink w:anchor="_Toc242164428" w:history="1">
             <w:r>
               <w:rPr>
                 <w:rStyle w:val="Hyperlink"/>
@@ -1261,7 +1261,7 @@
               <w:rPr>
                 <w:noProof/>
               </w:rPr>
-              <w:instrText xml:space="preserve"> PAGEREF _Toc242020042 \h </w:instrText>
+              <w:instrText xml:space="preserve"> PAGEREF _Toc242164428 \h </w:instrText>
             </w:r>
             <w:r>
               <w:rPr>
@@ -1304,7 +1304,7 @@
               <w14:ligatures w14:val="standardContextual"/>
             </w:rPr>
           </w:pPr>
-          <w:hyperlink w:anchor="_Toc242020043" w:history="1">
+          <w:hyperlink w:anchor="_Toc242164429" w:history="1">
             <w:r>
               <w:rPr>
                 <w:rStyle w:val="Hyperlink"/>
@@ -1328,7 +1328,7 @@
               <w:rPr>
                 <w:noProof/>
               </w:rPr>
-              <w:instrText xml:space="preserve"> PAGEREF _Toc242020043 \h </w:instrText>
+              <w:instrText xml:space="preserve"> PAGEREF _Toc242164429 \h </w:instrText>
             </w:r>
             <w:r>
               <w:rPr>
@@ -1371,7 +1371,7 @@
               <w14:ligatures w14:val="standardContextual"/>
             </w:rPr>
           </w:pPr>
-          <w:hyperlink w:anchor="_Toc242020044" w:history="1">
+          <w:hyperlink w:anchor="_Toc242164430" w:history="1">
             <w:r>
               <w:rPr>
                 <w:rStyle w:val="Hyperlink"/>
@@ -1395,7 +1395,7 @@
               <w:rPr>
                 <w:noProof/>
               </w:rPr>
-              <w:instrText xml:space="preserve"> PAGEREF _Toc242020044 \h </w:instrText>
+              <w:instrText xml:space="preserve"> PAGEREF _Toc242164430 \h </w:instrText>
             </w:r>
             <w:r>
               <w:rPr>
@@ -1438,7 +1438,7 @@
               <w14:ligatures w14:val="standardContextual"/>
             </w:rPr>
           </w:pPr>
-          <w:hyperlink w:anchor="_Toc242020045" w:history="1">
+          <w:hyperlink w:anchor="_Toc242164431" w:history="1">
             <w:r>
               <w:rPr>
                 <w:rStyle w:val="Hyperlink"/>
@@ -1462,7 +1462,7 @@
               <w:rPr>
                 <w:noProof/>
               </w:rPr>
-              <w:instrText xml:space="preserve"> PAGEREF _Toc242020045 \h </w:instrText>
+              <w:instrText xml:space="preserve"> PAGEREF _Toc242164431 \h </w:instrText>
             </w:r>
             <w:r>
               <w:rPr>
@@ -1505,7 +1505,7 @@
               <w14:ligatures w14:val="standardContextual"/>
             </w:rPr>
           </w:pPr>
-          <w:hyperlink w:anchor="_Toc242020046" w:history="1">
+          <w:hyperlink w:anchor="_Toc242164432" w:history="1">
             <w:r>
               <w:rPr>
                 <w:rStyle w:val="Hyperlink"/>
@@ -1529,7 +1529,7 @@
               <w:rPr>
                 <w:noProof/>
               </w:rPr>
-              <w:instrText xml:space="preserve"> PAGEREF _Toc242020046 \h </w:instrText>
+              <w:instrText xml:space="preserve"> PAGEREF _Toc242164432 \h </w:instrText>
             </w:r>
             <w:r>
               <w:rPr>
@@ -1572,7 +1572,7 @@
               <w14:ligatures w14:val="standardContextual"/>
             </w:rPr>
           </w:pPr>
-          <w:hyperlink w:anchor="_Toc242020047" w:history="1">
+          <w:hyperlink w:anchor="_Toc242164433" w:history="1">
             <w:r>
               <w:rPr>
                 <w:rStyle w:val="Hyperlink"/>
@@ -1596,7 +1596,7 @@
               <w:rPr>
                 <w:noProof/>
               </w:rPr>
-              <w:instrText xml:space="preserve"> PAGEREF _Toc242020047 \h </w:instrText>
+              <w:instrText xml:space="preserve"> PAGEREF _Toc242164433 \h </w:instrText>
             </w:r>
             <w:r>
               <w:rPr>
@@ -1639,7 +1639,7 @@
               <w14:ligatures w14:val="standardContextual"/>
             </w:rPr>
           </w:pPr>
-          <w:hyperlink w:anchor="_Toc242020048" w:history="1">
+          <w:hyperlink w:anchor="_Toc242164434" w:history="1">
             <w:r>
               <w:rPr>
                 <w:rStyle w:val="Hyperlink"/>
@@ -1663,7 +1663,7 @@
               <w:rPr>
                 <w:noProof/>
               </w:rPr>
-              <w:instrText xml:space="preserve"> PAGEREF _Toc242020048 \h </w:instrText>
+              <w:instrText xml:space="preserve"> PAGEREF _Toc242164434 \h </w:instrText>
             </w:r>
             <w:r>
               <w:rPr>
@@ -1706,7 +1706,7 @@
               <w14:ligatures w14:val="standardContextual"/>
             </w:rPr>
           </w:pPr>
-          <w:hyperlink w:anchor="_Toc242020049" w:history="1">
+          <w:hyperlink w:anchor="_Toc242164435" w:history="1">
             <w:r>
               <w:rPr>
                 <w:rStyle w:val="Hyperlink"/>
@@ -1730,7 +1730,7 @@
               <w:rPr>
                 <w:noProof/>
               </w:rPr>
-              <w:instrText xml:space="preserve"> PAGEREF _Toc242020049 \h </w:instrText>
+              <w:instrText xml:space="preserve"> PAGEREF _Toc242164435 \h </w:instrText>
             </w:r>
             <w:r>
               <w:rPr>
@@ -1773,7 +1773,7 @@
               <w14:ligatures w14:val="standardContextual"/>
             </w:rPr>
           </w:pPr>
-          <w:hyperlink w:anchor="_Toc242020050" w:history="1">
+          <w:hyperlink w:anchor="_Toc242164436" w:history="1">
             <w:r>
               <w:rPr>
                 <w:rStyle w:val="Hyperlink"/>
@@ -1797,7 +1797,7 @@
               <w:rPr>
                 <w:noProof/>
               </w:rPr>
-              <w:instrText xml:space="preserve"> PAGEREF _Toc242020050 \h </w:instrText>
+              <w:instrText xml:space="preserve"> PAGEREF _Toc242164436 \h </w:instrText>
             </w:r>
             <w:r>
               <w:rPr>
@@ -1840,7 +1840,7 @@
               <w14:ligatures w14:val="standardContextual"/>
             </w:rPr>
           </w:pPr>
-          <w:hyperlink w:anchor="_Toc242020051" w:history="1">
+          <w:hyperlink w:anchor="_Toc242164437" w:history="1">
             <w:r>
               <w:rPr>
                 <w:rStyle w:val="Hyperlink"/>
@@ -1864,7 +1864,7 @@
               <w:rPr>
                 <w:noProof/>
               </w:rPr>
-              <w:instrText xml:space="preserve"> PAGEREF _Toc242020051 \h </w:instrText>
+              <w:instrText xml:space="preserve"> PAGEREF _Toc242164437 \h </w:instrText>
             </w:r>
             <w:r>
               <w:rPr>
@@ -1907,7 +1907,7 @@
               <w14:ligatures w14:val="standardContextual"/>
             </w:rPr>
           </w:pPr>
-          <w:hyperlink w:anchor="_Toc242020052" w:history="1">
+          <w:hyperlink w:anchor="_Toc242164438" w:history="1">
             <w:r>
               <w:rPr>
                 <w:rStyle w:val="Hyperlink"/>
@@ -1931,7 +1931,7 @@
               <w:rPr>
                 <w:noProof/>
               </w:rPr>
-              <w:instrText xml:space="preserve"> PAGEREF _Toc242020052 \h </w:instrText>
+              <w:instrText xml:space="preserve"> PAGEREF _Toc242164438 \h </w:instrText>
             </w:r>
             <w:r>
               <w:rPr>
@@ -1974,7 +1974,7 @@
               <w14:ligatures w14:val="standardContextual"/>
             </w:rPr>
           </w:pPr>
-          <w:hyperlink w:anchor="_Toc242020053" w:history="1">
+          <w:hyperlink w:anchor="_Toc242164439" w:history="1">
             <w:r>
               <w:rPr>
                 <w:rStyle w:val="Hyperlink"/>
@@ -1998,7 +1998,7 @@
               <w:rPr>
                 <w:noProof/>
               </w:rPr>
-              <w:instrText xml:space="preserve"> PAGEREF _Toc242020053 \h </w:instrText>
+              <w:instrText xml:space="preserve"> PAGEREF _Toc242164439 \h </w:instrText>
             </w:r>
             <w:r>
               <w:rPr>
@@ -2041,7 +2041,7 @@
               <w14:ligatures w14:val="standardContextual"/>
             </w:rPr>
           </w:pPr>
-          <w:hyperlink w:anchor="_Toc242020054" w:history="1">
+          <w:hyperlink w:anchor="_Toc242164440" w:history="1">
             <w:r>
               <w:rPr>
                 <w:rStyle w:val="Hyperlink"/>
@@ -2065,7 +2065,7 @@
               <w:rPr>
                 <w:noProof/>
               </w:rPr>
-              <w:instrText xml:space="preserve"> PAGEREF _Toc242020054 \h </w:instrText>
+              <w:instrText xml:space="preserve"> PAGEREF _Toc242164440 \h </w:instrText>
             </w:r>
             <w:r>
               <w:rPr>
@@ -2108,7 +2108,7 @@
               <w14:ligatures w14:val="standardContextual"/>
             </w:rPr>
           </w:pPr>
-          <w:hyperlink w:anchor="_Toc242020055" w:history="1">
+          <w:hyperlink w:anchor="_Toc242164441" w:history="1">
             <w:r>
               <w:rPr>
                 <w:rStyle w:val="Hyperlink"/>
@@ -2132,7 +2132,7 @@
               <w:rPr>
                 <w:noProof/>
               </w:rPr>
-              <w:instrText xml:space="preserve"> PAGEREF _Toc242020055 \h </w:instrText>
+              <w:instrText xml:space="preserve"> PAGEREF _Toc242164441 \h </w:instrText>
             </w:r>
             <w:r>
               <w:rPr>
@@ -2175,7 +2175,7 @@
               <w14:ligatures w14:val="standardContextual"/>
             </w:rPr>
           </w:pPr>
-          <w:hyperlink w:anchor="_Toc242020056" w:history="1">
+          <w:hyperlink w:anchor="_Toc242164442" w:history="1">
             <w:r>
               <w:rPr>
                 <w:rStyle w:val="Hyperlink"/>
@@ -2199,7 +2199,7 @@
               <w:rPr>
                 <w:noProof/>
               </w:rPr>
-              <w:instrText xml:space="preserve"> PAGEREF _Toc242020056 \h </w:instrText>
+              <w:instrText xml:space="preserve"> PAGEREF _Toc242164442 \h </w:instrText>
             </w:r>
             <w:r>
               <w:rPr>
@@ -2242,7 +2242,7 @@
               <w14:ligatures w14:val="standardContextual"/>
             </w:rPr>
           </w:pPr>
-          <w:hyperlink w:anchor="_Toc242020057" w:history="1">
+          <w:hyperlink w:anchor="_Toc242164443" w:history="1">
             <w:r>
               <w:rPr>
                 <w:rStyle w:val="Hyperlink"/>
@@ -2266,7 +2266,7 @@
               <w:rPr>
                 <w:noProof/>
               </w:rPr>
-              <w:instrText xml:space="preserve"> PAGEREF _Toc242020057 \h </w:instrText>
+              <w:instrText xml:space="preserve"> PAGEREF _Toc242164443 \h </w:instrText>
             </w:r>
             <w:r>
               <w:rPr>
@@ -2309,7 +2309,7 @@
               <w14:ligatures w14:val="standardContextual"/>
             </w:rPr>
           </w:pPr>
-          <w:hyperlink w:anchor="_Toc242020058" w:history="1">
+          <w:hyperlink w:anchor="_Toc242164444" w:history="1">
             <w:r>
               <w:rPr>
                 <w:rStyle w:val="Hyperlink"/>
@@ -2333,7 +2333,7 @@
               <w:rPr>
                 <w:noProof/>
               </w:rPr>
-              <w:instrText xml:space="preserve"> PAGEREF _Toc242020058 \h </w:instrText>
+              <w:instrText xml:space="preserve"> PAGEREF _Toc242164444 \h </w:instrText>
             </w:r>
             <w:r>
               <w:rPr>
@@ -2372,7 +2372,7 @@
         <w:pStyle w:val="Heading1"/>
         <w:pageBreakBefore/>
       </w:pPr>
-      <w:bookmarkStart w:id="0" w:name="_Toc242020032"/>
+      <w:bookmarkStart w:id="0" w:name="_Toc242164418"/>
       <w:r>
         <w:lastRenderedPageBreak/>
         <w:t>1. Your role at a glance</w:t>
@@ -2553,7 +2553,7 @@
         <w:pStyle w:val="Heading1"/>
         <w:pageBreakBefore/>
       </w:pPr>
-      <w:bookmarkStart w:id="1" w:name="_Toc242020033"/>
+      <w:bookmarkStart w:id="1" w:name="_Toc242164419"/>
       <w:r>
         <w:lastRenderedPageBreak/>
         <w:t>2. Signing in and your screens</w:t>
@@ -2564,7 +2564,7 @@
       <w:pPr>
         <w:pStyle w:val="Heading2"/>
       </w:pPr>
-      <w:bookmarkStart w:id="2" w:name="_Toc242020034"/>
+      <w:bookmarkStart w:id="2" w:name="_Toc242164420"/>
       <w:r>
         <w:t>Signing in</w:t>
       </w:r>
@@ -2647,7 +2647,7 @@
           <w:noProof/>
         </w:rPr>
         <w:drawing>
-          <wp:inline distT="0" distB="0" distL="0" distR="0">
+          <wp:inline distT="0" distB="0" distL="0" distR="0" wp14:anchorId="485E3B80" wp14:editId="621D7BD5">
             <wp:extent cx="5334000" cy="2333625"/>
             <wp:effectExtent l="0" t="0" r="0" b="0"/>
             <wp:docPr id="1" name="adm_login.jpg" descr="The sign-in screen for all internal staff." title="The sign-in screen for all internal staff."/>
@@ -2814,7 +2814,7 @@
       <w:pPr>
         <w:pStyle w:val="Heading2"/>
       </w:pPr>
-      <w:bookmarkStart w:id="3" w:name="_Toc242020035"/>
+      <w:bookmarkStart w:id="3" w:name="_Toc242164421"/>
       <w:r>
         <w:t>Finding your way around</w:t>
       </w:r>
@@ -2999,7 +2999,7 @@
         </w:rPr>
         <w:lastRenderedPageBreak/>
         <w:drawing>
-          <wp:inline distT="0" distB="0" distL="0" distR="0">
+          <wp:inline distT="0" distB="0" distL="0" distR="0" wp14:anchorId="20248E85" wp14:editId="357C4CA0">
             <wp:extent cx="5715000" cy="1876425"/>
             <wp:effectExtent l="0" t="0" r="0" b="0"/>
             <wp:docPr id="2" name="adm_not_your_role.jpg" descr="Opening a screen outside your role (for example from an old bookmark) shows this card instead of the screen." title="Opening a screen outside your role (for example from an old bookmark) shows this card instead of the screen."/>
@@ -3068,7 +3068,7 @@
       <w:pPr>
         <w:pStyle w:val="Heading2"/>
       </w:pPr>
-      <w:bookmarkStart w:id="4" w:name="_Toc242020036"/>
+      <w:bookmarkStart w:id="4" w:name="_Toc242164422"/>
       <w:r>
         <w:t>Your screens</w:t>
       </w:r>
@@ -3402,7 +3402,7 @@
       <w:pPr>
         <w:pStyle w:val="Heading2"/>
       </w:pPr>
-      <w:bookmarkStart w:id="5" w:name="_Toc242020037"/>
+      <w:bookmarkStart w:id="5" w:name="_Toc242164423"/>
       <w:r>
         <w:t>Changing your password</w:t>
       </w:r>
@@ -3485,7 +3485,7 @@
           <w:noProof/>
         </w:rPr>
         <w:drawing>
-          <wp:inline distT="0" distB="0" distL="0" distR="0">
+          <wp:inline distT="0" distB="0" distL="0" distR="0" wp14:anchorId="7C945476" wp14:editId="617937DD">
             <wp:extent cx="5334000" cy="2171700"/>
             <wp:effectExtent l="0" t="0" r="0" b="0"/>
             <wp:docPr id="3" name="adm_account.jpg" descr="Change Password screen." title="Change Password screen."/>
@@ -3573,7 +3573,7 @@
         <w:pStyle w:val="Heading1"/>
         <w:pageBreakBefore/>
       </w:pPr>
-      <w:bookmarkStart w:id="6" w:name="_Toc242020038"/>
+      <w:bookmarkStart w:id="6" w:name="_Toc242164424"/>
       <w:r>
         <w:lastRenderedPageBreak/>
         <w:t>3. Your routine</w:t>
@@ -3858,7 +3858,7 @@
         <w:pStyle w:val="Heading1"/>
         <w:pageBreakBefore/>
       </w:pPr>
-      <w:bookmarkStart w:id="7" w:name="_Toc242020039"/>
+      <w:bookmarkStart w:id="7" w:name="_Toc242164425"/>
       <w:r>
         <w:lastRenderedPageBreak/>
         <w:t>4. Step-by-step tasks</w:t>
@@ -3869,7 +3869,7 @@
       <w:pPr>
         <w:pStyle w:val="Heading2"/>
       </w:pPr>
-      <w:bookmarkStart w:id="8" w:name="_Toc242020040"/>
+      <w:bookmarkStart w:id="8" w:name="_Toc242164426"/>
       <w:r>
         <w:t>4.1 Your start screen</w:t>
       </w:r>
@@ -3886,7 +3886,7 @@
           <w:noProof/>
         </w:rPr>
         <w:drawing>
-          <wp:inline distT="0" distB="0" distL="0" distR="0">
+          <wp:inline distT="0" distB="0" distL="0" distR="0" wp14:anchorId="02610303" wp14:editId="5EBD48E1">
             <wp:extent cx="5715000" cy="3571875"/>
             <wp:effectExtent l="0" t="0" r="0" b="0"/>
             <wp:docPr id="4" name="an_dashboard.jpg" descr="Executive Dashboard as seen by the Analyst." title="Executive Dashboard as seen by the Analyst."/>
@@ -3955,7 +3955,7 @@
       <w:pPr>
         <w:pStyle w:val="Heading2"/>
       </w:pPr>
-      <w:bookmarkStart w:id="9" w:name="_Toc242020041"/>
+      <w:bookmarkStart w:id="9" w:name="_Toc242164427"/>
       <w:r>
         <w:t>4.2 Reading the dashboards</w:t>
       </w:r>
@@ -3981,7 +3981,7 @@
         </w:rPr>
         <w:lastRenderedPageBreak/>
         <w:drawing>
-          <wp:inline distT="0" distB="0" distL="0" distR="0">
+          <wp:inline distT="0" distB="0" distL="0" distR="0" wp14:anchorId="1EA1C1D3" wp14:editId="3E957D37">
             <wp:extent cx="5715000" cy="3571875"/>
             <wp:effectExtent l="0" t="0" r="0" b="0"/>
             <wp:docPr id="5" name="adm_exec_dashboard.jpg" descr="Executive Dashboard: completions against the 400 / 60 / 50–75 targets, days to data lock, spend, and the lowest-filled strata." title="Executive Dashboard: completions against the 400 / 60 / 50–75 targets, days to data lock, spend, and the lowest-filled strata."/>
@@ -4646,7 +4646,7 @@
       <w:pPr>
         <w:pStyle w:val="Heading2"/>
       </w:pPr>
-      <w:bookmarkStart w:id="10" w:name="_Toc242020042"/>
+      <w:bookmarkStart w:id="10" w:name="_Toc242164428"/>
       <w:r>
         <w:t>4.3 Using Reports (analytics and charts)</w:t>
       </w:r>
@@ -4687,7 +4687,7 @@
         </w:rPr>
         <w:lastRenderedPageBreak/>
         <w:drawing>
-          <wp:inline distT="0" distB="0" distL="0" distR="0">
+          <wp:inline distT="0" distB="0" distL="0" distR="0" wp14:anchorId="07F17E5A" wp14:editId="5688EE3A">
             <wp:extent cx="5334000" cy="3333750"/>
             <wp:effectExtent l="0" t="0" r="0" b="0"/>
             <wp:docPr id="6" name="adm_reports_top.jpg" descr="Reports: headline figures for the chosen period." title="Reports: headline figures for the chosen period."/>
@@ -4829,7 +4829,7 @@
           <w:noProof/>
         </w:rPr>
         <w:drawing>
-          <wp:inline distT="0" distB="0" distL="0" distR="0">
+          <wp:inline distT="0" distB="0" distL="0" distR="0" wp14:anchorId="5E28155D" wp14:editId="42C87903">
             <wp:extent cx="5334000" cy="3409950"/>
             <wp:effectExtent l="0" t="0" r="0" b="0"/>
             <wp:docPr id="7" name="adm_reports_funnel.jpg" descr="Case funnel: each case counted once at every stage it has reached." title="Case funnel: each case counted once at every stage it has reached."/>
@@ -4929,7 +4929,7 @@
         </w:rPr>
         <w:lastRenderedPageBreak/>
         <w:drawing>
-          <wp:inline distT="0" distB="0" distL="0" distR="0">
+          <wp:inline distT="0" distB="0" distL="0" distR="0" wp14:anchorId="1FD734F8" wp14:editId="1E17CF82">
             <wp:extent cx="5334000" cy="3248025"/>
             <wp:effectExtent l="0" t="0" r="0" b="0"/>
             <wp:docPr id="8" name="adm_reports_funnel_table.jpg" descr="The same chart as a table." title="The same chart as a table."/>
@@ -5028,7 +5028,7 @@
           <w:noProof/>
         </w:rPr>
         <w:drawing>
-          <wp:inline distT="0" distB="0" distL="0" distR="0">
+          <wp:inline distT="0" distB="0" distL="0" distR="0" wp14:anchorId="128077A9" wp14:editId="657B422B">
             <wp:extent cx="5334000" cy="2628900"/>
             <wp:effectExtent l="0" t="0" r="0" b="0"/>
             <wp:docPr id="9" name="adm_reports_coverage.jpg" descr="Coverage by group." title="Coverage by group."/>
@@ -5128,7 +5128,7 @@
         </w:rPr>
         <w:lastRenderedPageBreak/>
         <w:drawing>
-          <wp:inline distT="0" distB="0" distL="0" distR="0">
+          <wp:inline distT="0" distB="0" distL="0" distR="0" wp14:anchorId="44A6592B" wp14:editId="3CB78F87">
             <wp:extent cx="5334000" cy="2600325"/>
             <wp:effectExtent l="0" t="0" r="0" b="0"/>
             <wp:docPr id="10" name="adm_reports_modes.jpg" descr="Administration modes." title="Administration modes."/>
@@ -5237,7 +5237,7 @@
           <w:noProof/>
         </w:rPr>
         <w:drawing>
-          <wp:inline distT="0" distB="0" distL="0" distR="0">
+          <wp:inline distT="0" distB="0" distL="0" distR="0" wp14:anchorId="6909FDC4" wp14:editId="3F592C3C">
             <wp:extent cx="5334000" cy="2905125"/>
             <wp:effectExtent l="0" t="0" r="0" b="0"/>
             <wp:docPr id="11" name="adm_reports_duration.jpg" descr="Completion-time distribution." title="Completion-time distribution."/>
@@ -5319,7 +5319,7 @@
       <w:pPr>
         <w:pStyle w:val="Heading2"/>
       </w:pPr>
-      <w:bookmarkStart w:id="11" w:name="_Toc242020043"/>
+      <w:bookmarkStart w:id="11" w:name="_Toc242164429"/>
       <w:r>
         <w:lastRenderedPageBreak/>
         <w:t>4.4 Downloading data</w:t>
@@ -5337,7 +5337,7 @@
           <w:noProof/>
         </w:rPr>
         <w:drawing>
-          <wp:inline distT="0" distB="0" distL="0" distR="0">
+          <wp:inline distT="0" distB="0" distL="0" distR="0" wp14:anchorId="5B02C014" wp14:editId="138FA7A5">
             <wp:extent cx="5715000" cy="1876425"/>
             <wp:effectExtent l="0" t="0" r="0" b="0"/>
             <wp:docPr id="12" name="an_export.jpg" descr="Data Export." title="Data Export."/>
@@ -5939,7 +5939,7 @@
       <w:pPr>
         <w:pStyle w:val="Heading2"/>
       </w:pPr>
-      <w:bookmarkStart w:id="12" w:name="_Toc242020044"/>
+      <w:bookmarkStart w:id="12" w:name="_Toc242164430"/>
       <w:r>
         <w:t>4.5 Working with the analysis export</w:t>
       </w:r>
@@ -6085,7 +6085,7 @@
         <w:pStyle w:val="Heading1"/>
         <w:pageBreakBefore/>
       </w:pPr>
-      <w:bookmarkStart w:id="13" w:name="_Toc242020045"/>
+      <w:bookmarkStart w:id="13" w:name="_Toc242164431"/>
       <w:r>
         <w:lastRenderedPageBreak/>
         <w:t>5. Rules you must follow</w:t>
@@ -6223,7 +6223,7 @@
         <w:pStyle w:val="Heading1"/>
         <w:pageBreakBefore/>
       </w:pPr>
-      <w:bookmarkStart w:id="14" w:name="_Toc242020046"/>
+      <w:bookmarkStart w:id="14" w:name="_Toc242164432"/>
       <w:r>
         <w:lastRenderedPageBreak/>
         <w:t>6. Troubleshooting</w:t>
@@ -7518,7 +7518,7 @@
         <w:pStyle w:val="Heading1"/>
         <w:pageBreakBefore/>
       </w:pPr>
-      <w:bookmarkStart w:id="15" w:name="_Toc242020047"/>
+      <w:bookmarkStart w:id="15" w:name="_Toc242164433"/>
       <w:r>
         <w:lastRenderedPageBreak/>
         <w:t>7. Quick reference</w:t>
@@ -7797,7 +7797,7 @@
         <w:pStyle w:val="Heading1"/>
         <w:pageBreakBefore/>
       </w:pPr>
-      <w:bookmarkStart w:id="16" w:name="_Toc242020048"/>
+      <w:bookmarkStart w:id="16" w:name="_Toc242164434"/>
       <w:r>
         <w:lastRenderedPageBreak/>
         <w:t>8. Every screen and button for your role</w:t>
@@ -7960,7 +7960,7 @@
       <w:pPr>
         <w:pStyle w:val="Heading2"/>
       </w:pPr>
-      <w:bookmarkStart w:id="17" w:name="_Toc242020049"/>
+      <w:bookmarkStart w:id="17" w:name="_Toc242164435"/>
       <w:r>
         <w:t>8.1 Sign in</w:t>
       </w:r>
@@ -8473,7 +8473,7 @@
       <w:pPr>
         <w:pStyle w:val="Heading2"/>
       </w:pPr>
-      <w:bookmarkStart w:id="18" w:name="_Toc242020050"/>
+      <w:bookmarkStart w:id="18" w:name="_Toc242164436"/>
       <w:r>
         <w:t>8.2 The header and menu bar (every screen)</w:t>
       </w:r>
@@ -9197,7 +9197,7 @@
       <w:pPr>
         <w:pStyle w:val="Heading2"/>
       </w:pPr>
-      <w:bookmarkStart w:id="19" w:name="_Toc242020051"/>
+      <w:bookmarkStart w:id="19" w:name="_Toc242164437"/>
       <w:r>
         <w:t>8.3 Change Password</w:t>
       </w:r>
@@ -9817,7 +9817,7 @@
       <w:pPr>
         <w:pStyle w:val="Heading2"/>
       </w:pPr>
-      <w:bookmarkStart w:id="20" w:name="_Toc242020052"/>
+      <w:bookmarkStart w:id="20" w:name="_Toc242164438"/>
       <w:r>
         <w:t>8.4 Executive Dashboard</w:t>
       </w:r>
@@ -10331,7 +10331,7 @@
       <w:pPr>
         <w:pStyle w:val="Heading2"/>
       </w:pPr>
-      <w:bookmarkStart w:id="21" w:name="_Toc242020053"/>
+      <w:bookmarkStart w:id="21" w:name="_Toc242164439"/>
       <w:r>
         <w:t>8.5 Sampling Dashboard</w:t>
       </w:r>
@@ -10844,7 +10844,7 @@
       <w:pPr>
         <w:pStyle w:val="Heading2"/>
       </w:pPr>
-      <w:bookmarkStart w:id="22" w:name="_Toc242020054"/>
+      <w:bookmarkStart w:id="22" w:name="_Toc242164440"/>
       <w:r>
         <w:t>8.6 Contact Dashboard</w:t>
       </w:r>
@@ -11147,7 +11147,7 @@
       <w:pPr>
         <w:pStyle w:val="Heading2"/>
       </w:pPr>
-      <w:bookmarkStart w:id="23" w:name="_Toc242020055"/>
+      <w:bookmarkStart w:id="23" w:name="_Toc242164441"/>
       <w:r>
         <w:lastRenderedPageBreak/>
         <w:t>8.7 KII / Document Dashboard</w:t>
@@ -11558,7 +11558,7 @@
       <w:pPr>
         <w:pStyle w:val="Heading2"/>
       </w:pPr>
-      <w:bookmarkStart w:id="24" w:name="_Toc242020056"/>
+      <w:bookmarkStart w:id="24" w:name="_Toc242164442"/>
       <w:r>
         <w:t>8.8 Reports</w:t>
       </w:r>
@@ -12071,7 +12071,7 @@
       <w:pPr>
         <w:pStyle w:val="Heading2"/>
       </w:pPr>
-      <w:bookmarkStart w:id="25" w:name="_Toc242020057"/>
+      <w:bookmarkStart w:id="25" w:name="_Toc242164443"/>
       <w:r>
         <w:t>8.9 Cost Dashboard</w:t>
       </w:r>
@@ -12374,7 +12374,7 @@
       <w:pPr>
         <w:pStyle w:val="Heading2"/>
       </w:pPr>
-      <w:bookmarkStart w:id="26" w:name="_Toc242020058"/>
+      <w:bookmarkStart w:id="26" w:name="_Toc242164444"/>
       <w:r>
         <w:lastRenderedPageBreak/>
         <w:t>8.10 Export</w:t>
@@ -12722,7 +12722,7 @@
         <w:sz w:val="16"/>
         <w:szCs w:val="16"/>
       </w:rPr>
-      <w:t>Version 1.22 · 4 October 2026</w:t>
+      <w:t>Version 1.23 · 6 October 2026</w:t>
     </w:r>
     <w:r>
       <w:rPr>
@@ -12895,68 +12895,155 @@
 <file path=word/numbering.xml><?xml version="1.0" encoding="utf-8"?>
 <w:numbering xmlns:wpc="http://schemas.microsoft.com/office/word/2010/wordprocessingCanvas" xmlns:cx="http://schemas.microsoft.com/office/drawing/2014/chartex" xmlns:cx1="http://schemas.microsoft.com/office/drawing/2015/9/8/chartex" xmlns:cx2="http://schemas.microsoft.com/office/drawing/2015/10/21/chartex" xmlns:cx3="http://schemas.microsoft.com/office/drawing/2016/5/9/chartex" xmlns:cx4="http://schemas.microsoft.com/office/drawing/2016/5/10/chartex" xmlns:cx5="http://schemas.microsoft.com/office/drawing/2016/5/11/chartex" xmlns:cx6="http://schemas.microsoft.com/office/drawing/2016/5/12/chartex" xmlns:cx7="http://schemas.microsoft.com/office/drawing/2016/5/13/chartex" xmlns:cx8="http://schemas.microsoft.com/office/drawing/2016/5/14/chartex" xmlns:mc="http://schemas.openxmlformats.org/markup-compatibility/2006" xmlns:aink="http://schemas.microsoft.com/office/drawing/2016/ink" xmlns:am3d="http://schemas.microsoft.com/office/drawing/2017/model3d" xmlns:o="urn:schemas-microsoft-com:office:office" xmlns:oel="http://schemas.microsoft.com/office/2019/extlst" xmlns:r="http://schemas.openxmlformats.org/officeDocument/2006/relationships" xmlns:m="http://schemas.openxmlformats.org/officeDocument/2006/math" xmlns:v="urn:schemas-microsoft-com:vml" xmlns:wp14="http://schemas.microsoft.com/office/word/2010/wordprocessingDrawing" xmlns:wp="http://schemas.openxmlformats.org/drawingml/2006/wordprocessingDrawing" xmlns:w10="urn:schemas-microsoft-com:office:word" xmlns:w="http://schemas.openxmlformats.org/wordprocessingml/2006/main" xmlns:w14="http://schemas.microsoft.com/office/word/2010/wordml" xmlns:w15="http://schemas.microsoft.com/office/word/2012/wordml" xmlns:w16cex="http://schemas.microsoft.com/office/word/2018/wordml/cex" xmlns:w16cid="http://schemas.microsoft.com/office/word/2016/wordml/cid" xmlns:w16="http://schemas.microsoft.com/office/word/2018/wordml" xmlns:w16sdtdh="http://schemas.microsoft.com/office/word/2020/wordml/sdtdatahash" xmlns:w16se="http://schemas.microsoft.com/office/word/2015/wordml/symex" xmlns:wpg="http://schemas.microsoft.com/office/word/2010/wordprocessingGroup" xmlns:wpi="http://schemas.microsoft.com/office/word/2010/wordprocessingInk" xmlns:wne="http://schemas.microsoft.com/office/word/2006/wordml" xmlns:wps="http://schemas.microsoft.com/office/word/2010/wordprocessingShape" mc:Ignorable="w14 w15 w16se w16cid w16 w16cex w16sdtdh wp14">
   <w:abstractNum w:abstractNumId="0" w15:restartNumberingAfterBreak="0">
-    <w:nsid w:val="44AD7528"/>
+    <w:nsid w:val="182E48B1"/>
     <w:multiLevelType w:val="hybridMultilevel"/>
-    <w:tmpl w:val="A4A607A8"/>
-    <w:lvl w:ilvl="0" w:tplc="36026EC2">
+    <w:tmpl w:val="DD22F568"/>
+    <w:lvl w:ilvl="0" w:tplc="31E815B2">
       <w:start w:val="1"/>
-      <w:numFmt w:val="bullet"/>
-      <w:lvlText w:val="•"/>
+      <w:numFmt w:val="decimal"/>
+      <w:lvlText w:val="%1."/>
       <w:lvlJc w:val="left"/>
       <w:pPr>
-        <w:ind w:left="460" w:hanging="280"/>
-      </w:pPr>
+        <w:ind w:left="460" w:hanging="360"/>
+      </w:pPr>
+      <w:rPr>
+        <w:b/>
+        <w:bCs/>
+        <w:color w:val="A67C27"/>
+      </w:rPr>
     </w:lvl>
-    <w:lvl w:ilvl="1" w:tplc="7E16787E">
-      <w:start w:val="1"/>
-      <w:numFmt w:val="bullet"/>
-      <w:lvlText w:val="–"/>
-      <w:lvlJc w:val="left"/>
-      <w:pPr>
-        <w:ind w:left="900" w:hanging="280"/>
-      </w:pPr>
-    </w:lvl>
-    <w:lvl w:ilvl="2" w:tplc="EBF25D00">
+    <w:lvl w:ilvl="1" w:tplc="D0F009FC">
       <w:numFmt w:val="decimal"/>
       <w:lvlText w:val=""/>
       <w:lvlJc w:val="left"/>
     </w:lvl>
-    <w:lvl w:ilvl="3" w:tplc="52C82054">
+    <w:lvl w:ilvl="2" w:tplc="6F0A3CC4">
       <w:numFmt w:val="decimal"/>
       <w:lvlText w:val=""/>
       <w:lvlJc w:val="left"/>
     </w:lvl>
-    <w:lvl w:ilvl="4" w:tplc="ACD020FA">
+    <w:lvl w:ilvl="3" w:tplc="87D8CEE8">
       <w:numFmt w:val="decimal"/>
       <w:lvlText w:val=""/>
       <w:lvlJc w:val="left"/>
     </w:lvl>
-    <w:lvl w:ilvl="5" w:tplc="7A92B88E">
+    <w:lvl w:ilvl="4" w:tplc="10AE21D0">
       <w:numFmt w:val="decimal"/>
       <w:lvlText w:val=""/>
       <w:lvlJc w:val="left"/>
     </w:lvl>
-    <w:lvl w:ilvl="6" w:tplc="CF547362">
+    <w:lvl w:ilvl="5" w:tplc="A044C0A8">
       <w:numFmt w:val="decimal"/>
       <w:lvlText w:val=""/>
       <w:lvlJc w:val="left"/>
     </w:lvl>
-    <w:lvl w:ilvl="7" w:tplc="E71E1CAC">
+    <w:lvl w:ilvl="6" w:tplc="8350002A">
       <w:numFmt w:val="decimal"/>
       <w:lvlText w:val=""/>
       <w:lvlJc w:val="left"/>
     </w:lvl>
-    <w:lvl w:ilvl="8" w:tplc="654A32D8">
+    <w:lvl w:ilvl="7" w:tplc="AB243468">
+      <w:numFmt w:val="decimal"/>
+      <w:lvlText w:val=""/>
+      <w:lvlJc w:val="left"/>
+    </w:lvl>
+    <w:lvl w:ilvl="8" w:tplc="F2428880">
       <w:numFmt w:val="decimal"/>
       <w:lvlText w:val=""/>
       <w:lvlJc w:val="left"/>
     </w:lvl>
   </w:abstractNum>
   <w:abstractNum w:abstractNumId="1" w15:restartNumberingAfterBreak="0">
-    <w:nsid w:val="4B5A7D7D"/>
+    <w:nsid w:val="22B95B0B"/>
     <w:multiLevelType w:val="hybridMultilevel"/>
-    <w:tmpl w:val="D8362072"/>
-    <w:lvl w:ilvl="0" w:tplc="28A824FC">
+    <w:tmpl w:val="DCC65AEA"/>
+    <w:lvl w:ilvl="0" w:tplc="3D3A632C">
+      <w:start w:val="1"/>
+      <w:numFmt w:val="bullet"/>
+      <w:lvlText w:val="●"/>
+      <w:lvlJc w:val="left"/>
+      <w:pPr>
+        <w:ind w:left="720" w:hanging="360"/>
+      </w:pPr>
+    </w:lvl>
+    <w:lvl w:ilvl="1" w:tplc="01E2B5EE">
+      <w:start w:val="1"/>
+      <w:numFmt w:val="bullet"/>
+      <w:lvlText w:val="○"/>
+      <w:lvlJc w:val="left"/>
+      <w:pPr>
+        <w:ind w:left="1440" w:hanging="360"/>
+      </w:pPr>
+    </w:lvl>
+    <w:lvl w:ilvl="2" w:tplc="F7924314">
+      <w:start w:val="1"/>
+      <w:numFmt w:val="bullet"/>
+      <w:lvlText w:val="■"/>
+      <w:lvlJc w:val="left"/>
+      <w:pPr>
+        <w:ind w:left="2160" w:hanging="360"/>
+      </w:pPr>
+    </w:lvl>
+    <w:lvl w:ilvl="3" w:tplc="E366760A">
+      <w:start w:val="1"/>
+      <w:numFmt w:val="bullet"/>
+      <w:lvlText w:val="●"/>
+      <w:lvlJc w:val="left"/>
+      <w:pPr>
+        <w:ind w:left="2880" w:hanging="360"/>
+      </w:pPr>
+    </w:lvl>
+    <w:lvl w:ilvl="4" w:tplc="C576B386">
+      <w:start w:val="1"/>
+      <w:numFmt w:val="bullet"/>
+      <w:lvlText w:val="○"/>
+      <w:lvlJc w:val="left"/>
+      <w:pPr>
+        <w:ind w:left="3600" w:hanging="360"/>
+      </w:pPr>
+    </w:lvl>
+    <w:lvl w:ilvl="5" w:tplc="B30C5102">
+      <w:start w:val="1"/>
+      <w:numFmt w:val="bullet"/>
+      <w:lvlText w:val="■"/>
+      <w:lvlJc w:val="left"/>
+      <w:pPr>
+        <w:ind w:left="4320" w:hanging="360"/>
+      </w:pPr>
+    </w:lvl>
+    <w:lvl w:ilvl="6" w:tplc="451C9848">
+      <w:start w:val="1"/>
+      <w:numFmt w:val="bullet"/>
+      <w:lvlText w:val="●"/>
+      <w:lvlJc w:val="left"/>
+      <w:pPr>
+        <w:ind w:left="5040" w:hanging="360"/>
+      </w:pPr>
+    </w:lvl>
+    <w:lvl w:ilvl="7" w:tplc="A786300A">
+      <w:start w:val="1"/>
+      <w:numFmt w:val="bullet"/>
+      <w:lvlText w:val="●"/>
+      <w:lvlJc w:val="left"/>
+      <w:pPr>
+        <w:ind w:left="5760" w:hanging="360"/>
+      </w:pPr>
+    </w:lvl>
+    <w:lvl w:ilvl="8" w:tplc="6CD8281C">
+      <w:start w:val="1"/>
+      <w:numFmt w:val="bullet"/>
+      <w:lvlText w:val="●"/>
+      <w:lvlJc w:val="left"/>
+      <w:pPr>
+        <w:ind w:left="6480" w:hanging="360"/>
+      </w:pPr>
+    </w:lvl>
+  </w:abstractNum>
+  <w:abstractNum w:abstractNumId="2" w15:restartNumberingAfterBreak="0">
+    <w:nsid w:val="3D87299E"/>
+    <w:multiLevelType w:val="hybridMultilevel"/>
+    <w:tmpl w:val="7D20939A"/>
+    <w:lvl w:ilvl="0" w:tplc="0608DD78">
       <w:start w:val="1"/>
       <w:numFmt w:val="decimal"/>
       <w:lvlText w:val="%1."/>
@@ -12970,138 +13057,52 @@
         <w:color w:val="A67C27"/>
       </w:rPr>
     </w:lvl>
-    <w:lvl w:ilvl="1" w:tplc="4134F10C">
+    <w:lvl w:ilvl="1" w:tplc="E624B4B8">
       <w:numFmt w:val="decimal"/>
       <w:lvlText w:val=""/>
       <w:lvlJc w:val="left"/>
     </w:lvl>
-    <w:lvl w:ilvl="2" w:tplc="0E26042E">
+    <w:lvl w:ilvl="2" w:tplc="9C305562">
       <w:numFmt w:val="decimal"/>
       <w:lvlText w:val=""/>
       <w:lvlJc w:val="left"/>
     </w:lvl>
-    <w:lvl w:ilvl="3" w:tplc="A09AC90C">
+    <w:lvl w:ilvl="3" w:tplc="0E620A0A">
       <w:numFmt w:val="decimal"/>
       <w:lvlText w:val=""/>
       <w:lvlJc w:val="left"/>
     </w:lvl>
-    <w:lvl w:ilvl="4" w:tplc="54E66046">
+    <w:lvl w:ilvl="4" w:tplc="6D78F4B0">
       <w:numFmt w:val="decimal"/>
       <w:lvlText w:val=""/>
       <w:lvlJc w:val="left"/>
     </w:lvl>
-    <w:lvl w:ilvl="5" w:tplc="B9C67FA0">
+    <w:lvl w:ilvl="5" w:tplc="BC64BE26">
       <w:numFmt w:val="decimal"/>
       <w:lvlText w:val=""/>
       <w:lvlJc w:val="left"/>
     </w:lvl>
-    <w:lvl w:ilvl="6" w:tplc="B41ADA50">
+    <w:lvl w:ilvl="6" w:tplc="5CFA5DB0">
       <w:numFmt w:val="decimal"/>
       <w:lvlText w:val=""/>
       <w:lvlJc w:val="left"/>
     </w:lvl>
-    <w:lvl w:ilvl="7" w:tplc="E9CE116C">
+    <w:lvl w:ilvl="7" w:tplc="BC489D26">
       <w:numFmt w:val="decimal"/>
       <w:lvlText w:val=""/>
       <w:lvlJc w:val="left"/>
     </w:lvl>
-    <w:lvl w:ilvl="8" w:tplc="DAF44810">
+    <w:lvl w:ilvl="8" w:tplc="5D62E5B6">
       <w:numFmt w:val="decimal"/>
       <w:lvlText w:val=""/>
       <w:lvlJc w:val="left"/>
     </w:lvl>
   </w:abstractNum>
-  <w:abstractNum w:abstractNumId="2" w15:restartNumberingAfterBreak="0">
-    <w:nsid w:val="54E1164B"/>
+  <w:abstractNum w:abstractNumId="3" w15:restartNumberingAfterBreak="0">
+    <w:nsid w:val="5F2D1E89"/>
     <w:multiLevelType w:val="hybridMultilevel"/>
-    <w:tmpl w:val="F6C6CB20"/>
-    <w:lvl w:ilvl="0" w:tplc="3FF270A6">
-      <w:start w:val="1"/>
-      <w:numFmt w:val="bullet"/>
-      <w:lvlText w:val="●"/>
-      <w:lvlJc w:val="left"/>
-      <w:pPr>
-        <w:ind w:left="720" w:hanging="360"/>
-      </w:pPr>
-    </w:lvl>
-    <w:lvl w:ilvl="1" w:tplc="17FC9F8E">
-      <w:start w:val="1"/>
-      <w:numFmt w:val="bullet"/>
-      <w:lvlText w:val="○"/>
-      <w:lvlJc w:val="left"/>
-      <w:pPr>
-        <w:ind w:left="1440" w:hanging="360"/>
-      </w:pPr>
-    </w:lvl>
-    <w:lvl w:ilvl="2" w:tplc="80B87EFA">
-      <w:start w:val="1"/>
-      <w:numFmt w:val="bullet"/>
-      <w:lvlText w:val="■"/>
-      <w:lvlJc w:val="left"/>
-      <w:pPr>
-        <w:ind w:left="2160" w:hanging="360"/>
-      </w:pPr>
-    </w:lvl>
-    <w:lvl w:ilvl="3" w:tplc="A400FBFA">
-      <w:start w:val="1"/>
-      <w:numFmt w:val="bullet"/>
-      <w:lvlText w:val="●"/>
-      <w:lvlJc w:val="left"/>
-      <w:pPr>
-        <w:ind w:left="2880" w:hanging="360"/>
-      </w:pPr>
-    </w:lvl>
-    <w:lvl w:ilvl="4" w:tplc="2B92FE66">
-      <w:start w:val="1"/>
-      <w:numFmt w:val="bullet"/>
-      <w:lvlText w:val="○"/>
-      <w:lvlJc w:val="left"/>
-      <w:pPr>
-        <w:ind w:left="3600" w:hanging="360"/>
-      </w:pPr>
-    </w:lvl>
-    <w:lvl w:ilvl="5" w:tplc="3592999A">
-      <w:start w:val="1"/>
-      <w:numFmt w:val="bullet"/>
-      <w:lvlText w:val="■"/>
-      <w:lvlJc w:val="left"/>
-      <w:pPr>
-        <w:ind w:left="4320" w:hanging="360"/>
-      </w:pPr>
-    </w:lvl>
-    <w:lvl w:ilvl="6" w:tplc="2590815C">
-      <w:start w:val="1"/>
-      <w:numFmt w:val="bullet"/>
-      <w:lvlText w:val="●"/>
-      <w:lvlJc w:val="left"/>
-      <w:pPr>
-        <w:ind w:left="5040" w:hanging="360"/>
-      </w:pPr>
-    </w:lvl>
-    <w:lvl w:ilvl="7" w:tplc="1C3E0080">
-      <w:start w:val="1"/>
-      <w:numFmt w:val="bullet"/>
-      <w:lvlText w:val="●"/>
-      <w:lvlJc w:val="left"/>
-      <w:pPr>
-        <w:ind w:left="5760" w:hanging="360"/>
-      </w:pPr>
-    </w:lvl>
-    <w:lvl w:ilvl="8" w:tplc="A85A1EC2">
-      <w:start w:val="1"/>
-      <w:numFmt w:val="bullet"/>
-      <w:lvlText w:val="●"/>
-      <w:lvlJc w:val="left"/>
-      <w:pPr>
-        <w:ind w:left="6480" w:hanging="360"/>
-      </w:pPr>
-    </w:lvl>
-  </w:abstractNum>
-  <w:abstractNum w:abstractNumId="3" w15:restartNumberingAfterBreak="0">
-    <w:nsid w:val="6B6D105A"/>
-    <w:multiLevelType w:val="hybridMultilevel"/>
-    <w:tmpl w:val="FA681B64"/>
-    <w:lvl w:ilvl="0" w:tplc="1FE638A2">
+    <w:tmpl w:val="62549456"/>
+    <w:lvl w:ilvl="0" w:tplc="3D9A89E6">
       <w:start w:val="1"/>
       <w:numFmt w:val="decimal"/>
       <w:lvlText w:val="%1."/>
@@ -13115,132 +13116,131 @@
         <w:color w:val="A67C27"/>
       </w:rPr>
     </w:lvl>
-    <w:lvl w:ilvl="1" w:tplc="03E6F1AC">
+    <w:lvl w:ilvl="1" w:tplc="A17CA038">
       <w:numFmt w:val="decimal"/>
       <w:lvlText w:val=""/>
       <w:lvlJc w:val="left"/>
     </w:lvl>
-    <w:lvl w:ilvl="2" w:tplc="17127334">
+    <w:lvl w:ilvl="2" w:tplc="1B8C0C1A">
       <w:numFmt w:val="decimal"/>
       <w:lvlText w:val=""/>
       <w:lvlJc w:val="left"/>
     </w:lvl>
-    <w:lvl w:ilvl="3" w:tplc="3022177E">
+    <w:lvl w:ilvl="3" w:tplc="BFF49614">
       <w:numFmt w:val="decimal"/>
       <w:lvlText w:val=""/>
       <w:lvlJc w:val="left"/>
     </w:lvl>
-    <w:lvl w:ilvl="4" w:tplc="96B89E3C">
+    <w:lvl w:ilvl="4" w:tplc="1EDC22CE">
       <w:numFmt w:val="decimal"/>
       <w:lvlText w:val=""/>
       <w:lvlJc w:val="left"/>
     </w:lvl>
-    <w:lvl w:ilvl="5" w:tplc="DF86D418">
+    <w:lvl w:ilvl="5" w:tplc="AD22616A">
       <w:numFmt w:val="decimal"/>
       <w:lvlText w:val=""/>
       <w:lvlJc w:val="left"/>
     </w:lvl>
-    <w:lvl w:ilvl="6" w:tplc="3DEC014A">
+    <w:lvl w:ilvl="6" w:tplc="9B7087EA">
       <w:numFmt w:val="decimal"/>
       <w:lvlText w:val=""/>
       <w:lvlJc w:val="left"/>
     </w:lvl>
-    <w:lvl w:ilvl="7" w:tplc="EF448728">
+    <w:lvl w:ilvl="7" w:tplc="BA5E505A">
       <w:numFmt w:val="decimal"/>
       <w:lvlText w:val=""/>
       <w:lvlJc w:val="left"/>
     </w:lvl>
-    <w:lvl w:ilvl="8" w:tplc="8C10B036">
+    <w:lvl w:ilvl="8" w:tplc="E09A02B6">
       <w:numFmt w:val="decimal"/>
       <w:lvlText w:val=""/>
       <w:lvlJc w:val="left"/>
     </w:lvl>
   </w:abstractNum>
   <w:abstractNum w:abstractNumId="4" w15:restartNumberingAfterBreak="0">
-    <w:nsid w:val="766D7DDC"/>
+    <w:nsid w:val="770974CA"/>
     <w:multiLevelType w:val="hybridMultilevel"/>
-    <w:tmpl w:val="6A105AAA"/>
-    <w:lvl w:ilvl="0" w:tplc="926A56DA">
+    <w:tmpl w:val="940653EA"/>
+    <w:lvl w:ilvl="0" w:tplc="9ADC51D8">
       <w:start w:val="1"/>
-      <w:numFmt w:val="decimal"/>
-      <w:lvlText w:val="%1."/>
+      <w:numFmt w:val="bullet"/>
+      <w:lvlText w:val="•"/>
       <w:lvlJc w:val="left"/>
       <w:pPr>
-        <w:ind w:left="460" w:hanging="360"/>
-      </w:pPr>
-      <w:rPr>
-        <w:b/>
-        <w:bCs/>
-        <w:color w:val="A67C27"/>
-      </w:rPr>
+        <w:ind w:left="460" w:hanging="280"/>
+      </w:pPr>
     </w:lvl>
-    <w:lvl w:ilvl="1" w:tplc="45C8A0E8">
+    <w:lvl w:ilvl="1" w:tplc="572CCA20">
+      <w:start w:val="1"/>
+      <w:numFmt w:val="bullet"/>
+      <w:lvlText w:val="–"/>
+      <w:lvlJc w:val="left"/>
+      <w:pPr>
+        <w:ind w:left="900" w:hanging="280"/>
+      </w:pPr>
+    </w:lvl>
+    <w:lvl w:ilvl="2" w:tplc="DC7C1B88">
       <w:numFmt w:val="decimal"/>
       <w:lvlText w:val=""/>
       <w:lvlJc w:val="left"/>
     </w:lvl>
-    <w:lvl w:ilvl="2" w:tplc="6AE4337A">
+    <w:lvl w:ilvl="3" w:tplc="7B3AC2E8">
       <w:numFmt w:val="decimal"/>
       <w:lvlText w:val=""/>
       <w:lvlJc w:val="left"/>
     </w:lvl>
-    <w:lvl w:ilvl="3" w:tplc="558655EA">
+    <w:lvl w:ilvl="4" w:tplc="E8BE82D2">
       <w:numFmt w:val="decimal"/>
       <w:lvlText w:val=""/>
       <w:lvlJc w:val="left"/>
     </w:lvl>
-    <w:lvl w:ilvl="4" w:tplc="4790EAC2">
+    <w:lvl w:ilvl="5" w:tplc="5B289AA8">
       <w:numFmt w:val="decimal"/>
       <w:lvlText w:val=""/>
       <w:lvlJc w:val="left"/>
     </w:lvl>
-    <w:lvl w:ilvl="5" w:tplc="9448321C">
+    <w:lvl w:ilvl="6" w:tplc="B7A02A9A">
       <w:numFmt w:val="decimal"/>
       <w:lvlText w:val=""/>
       <w:lvlJc w:val="left"/>
     </w:lvl>
-    <w:lvl w:ilvl="6" w:tplc="DD34CCF2">
+    <w:lvl w:ilvl="7" w:tplc="A8C64728">
       <w:numFmt w:val="decimal"/>
       <w:lvlText w:val=""/>
       <w:lvlJc w:val="left"/>
     </w:lvl>
-    <w:lvl w:ilvl="7" w:tplc="F782BBD6">
-      <w:numFmt w:val="decimal"/>
-      <w:lvlText w:val=""/>
-      <w:lvlJc w:val="left"/>
-    </w:lvl>
-    <w:lvl w:ilvl="8" w:tplc="A09CE8F6">
+    <w:lvl w:ilvl="8" w:tplc="4EE4E43E">
       <w:numFmt w:val="decimal"/>
       <w:lvlText w:val=""/>
       <w:lvlJc w:val="left"/>
     </w:lvl>
   </w:abstractNum>
-  <w:num w:numId="1" w16cid:durableId="1028216830">
-    <w:abstractNumId w:val="2"/>
+  <w:num w:numId="1" w16cid:durableId="1057360750">
+    <w:abstractNumId w:val="1"/>
     <w:lvlOverride w:ilvl="0">
       <w:startOverride w:val="1"/>
     </w:lvlOverride>
   </w:num>
-  <w:num w:numId="2" w16cid:durableId="1928928583">
+  <w:num w:numId="2" w16cid:durableId="1414351433">
+    <w:abstractNumId w:val="4"/>
+    <w:lvlOverride w:ilvl="0">
+      <w:startOverride w:val="1"/>
+    </w:lvlOverride>
+  </w:num>
+  <w:num w:numId="3" w16cid:durableId="537426244">
     <w:abstractNumId w:val="0"/>
     <w:lvlOverride w:ilvl="0">
       <w:startOverride w:val="1"/>
     </w:lvlOverride>
   </w:num>
-  <w:num w:numId="3" w16cid:durableId="524951931">
-    <w:abstractNumId w:val="4"/>
+  <w:num w:numId="4" w16cid:durableId="1722171987">
+    <w:abstractNumId w:val="3"/>
     <w:lvlOverride w:ilvl="0">
       <w:startOverride w:val="1"/>
     </w:lvlOverride>
   </w:num>
-  <w:num w:numId="4" w16cid:durableId="2082634010">
-    <w:abstractNumId w:val="1"/>
-    <w:lvlOverride w:ilvl="0">
-      <w:startOverride w:val="1"/>
-    </w:lvlOverride>
-  </w:num>
-  <w:num w:numId="5" w16cid:durableId="1982492751">
-    <w:abstractNumId w:val="3"/>
+  <w:num w:numId="5" w16cid:durableId="1607344922">
+    <w:abstractNumId w:val="2"/>
     <w:lvlOverride w:ilvl="0">
       <w:startOverride w:val="1"/>
     </w:lvlOverride>
@@ -13865,7 +13865,7 @@
     <w:autoRedefine/>
     <w:uiPriority w:val="39"/>
     <w:unhideWhenUsed/>
-    <w:rsid w:val="008F05CA"/>
+    <w:rsid w:val="00943B27"/>
     <w:pPr>
       <w:spacing w:after="100"/>
     </w:pPr>
@@ -13877,7 +13877,7 @@
     <w:autoRedefine/>
     <w:uiPriority w:val="39"/>
     <w:unhideWhenUsed/>
-    <w:rsid w:val="008F05CA"/>
+    <w:rsid w:val="00943B27"/>
     <w:pPr>
       <w:spacing w:after="100"/>
       <w:ind w:left="210"/>

--- a/docs/manuals/Role_Guide_7_Analyst.docx
+++ b/docs/manuals/Role_Guide_7_Analyst.docx
@@ -469,7 +469,7 @@
                 <w:sz w:val="19"/>
                 <w:szCs w:val="19"/>
               </w:rPr>
-              <w:t>Version 1.23 · 6 October 2026</w:t>
+              <w:t>Version 1.24 · 6 October 2026</w:t>
             </w:r>
           </w:p>
         </w:tc>
@@ -538,7 +538,7 @@
     <w:sdt>
       <w:sdtPr>
         <w:alias w:val="Contents"/>
-        <w:id w:val="1459760169"/>
+        <w:id w:val="673850608"/>
       </w:sdtPr>
       <w:sdtEndPr/>
       <w:sdtContent>
@@ -567,7 +567,7 @@
           <w:r>
             <w:fldChar w:fldCharType="separate"/>
           </w:r>
-          <w:hyperlink w:anchor="_Toc242164418" w:history="1">
+          <w:hyperlink w:anchor="_Toc242182299" w:history="1">
             <w:r>
               <w:rPr>
                 <w:rStyle w:val="Hyperlink"/>
@@ -591,7 +591,7 @@
               <w:rPr>
                 <w:noProof/>
               </w:rPr>
-              <w:instrText xml:space="preserve"> PAGEREF _Toc242164418 \h </w:instrText>
+              <w:instrText xml:space="preserve"> PAGEREF _Toc242182299 \h </w:instrText>
             </w:r>
             <w:r>
               <w:rPr>
@@ -634,7 +634,7 @@
               <w14:ligatures w14:val="standardContextual"/>
             </w:rPr>
           </w:pPr>
-          <w:hyperlink w:anchor="_Toc242164419" w:history="1">
+          <w:hyperlink w:anchor="_Toc242182300" w:history="1">
             <w:r>
               <w:rPr>
                 <w:rStyle w:val="Hyperlink"/>
@@ -658,7 +658,7 @@
               <w:rPr>
                 <w:noProof/>
               </w:rPr>
-              <w:instrText xml:space="preserve"> PAGEREF _Toc242164419 \h </w:instrText>
+              <w:instrText xml:space="preserve"> PAGEREF _Toc242182300 \h </w:instrText>
             </w:r>
             <w:r>
               <w:rPr>
@@ -701,7 +701,7 @@
               <w14:ligatures w14:val="standardContextual"/>
             </w:rPr>
           </w:pPr>
-          <w:hyperlink w:anchor="_Toc242164420" w:history="1">
+          <w:hyperlink w:anchor="_Toc242182301" w:history="1">
             <w:r>
               <w:rPr>
                 <w:rStyle w:val="Hyperlink"/>
@@ -725,7 +725,7 @@
               <w:rPr>
                 <w:noProof/>
               </w:rPr>
-              <w:instrText xml:space="preserve"> PAGEREF _Toc242164420 \h </w:instrText>
+              <w:instrText xml:space="preserve"> PAGEREF _Toc242182301 \h </w:instrText>
             </w:r>
             <w:r>
               <w:rPr>
@@ -768,7 +768,7 @@
               <w14:ligatures w14:val="standardContextual"/>
             </w:rPr>
           </w:pPr>
-          <w:hyperlink w:anchor="_Toc242164421" w:history="1">
+          <w:hyperlink w:anchor="_Toc242182302" w:history="1">
             <w:r>
               <w:rPr>
                 <w:rStyle w:val="Hyperlink"/>
@@ -792,7 +792,7 @@
               <w:rPr>
                 <w:noProof/>
               </w:rPr>
-              <w:instrText xml:space="preserve"> PAGEREF _Toc242164421 \h </w:instrText>
+              <w:instrText xml:space="preserve"> PAGEREF _Toc242182302 \h </w:instrText>
             </w:r>
             <w:r>
               <w:rPr>
@@ -835,7 +835,7 @@
               <w14:ligatures w14:val="standardContextual"/>
             </w:rPr>
           </w:pPr>
-          <w:hyperlink w:anchor="_Toc242164422" w:history="1">
+          <w:hyperlink w:anchor="_Toc242182303" w:history="1">
             <w:r>
               <w:rPr>
                 <w:rStyle w:val="Hyperlink"/>
@@ -859,7 +859,7 @@
               <w:rPr>
                 <w:noProof/>
               </w:rPr>
-              <w:instrText xml:space="preserve"> PAGEREF _Toc242164422 \h </w:instrText>
+              <w:instrText xml:space="preserve"> PAGEREF _Toc242182303 \h </w:instrText>
             </w:r>
             <w:r>
               <w:rPr>
@@ -902,7 +902,7 @@
               <w14:ligatures w14:val="standardContextual"/>
             </w:rPr>
           </w:pPr>
-          <w:hyperlink w:anchor="_Toc242164423" w:history="1">
+          <w:hyperlink w:anchor="_Toc242182304" w:history="1">
             <w:r>
               <w:rPr>
                 <w:rStyle w:val="Hyperlink"/>
@@ -926,7 +926,7 @@
               <w:rPr>
                 <w:noProof/>
               </w:rPr>
-              <w:instrText xml:space="preserve"> PAGEREF _Toc242164423 \h </w:instrText>
+              <w:instrText xml:space="preserve"> PAGEREF _Toc242182304 \h </w:instrText>
             </w:r>
             <w:r>
               <w:rPr>
@@ -969,7 +969,7 @@
               <w14:ligatures w14:val="standardContextual"/>
             </w:rPr>
           </w:pPr>
-          <w:hyperlink w:anchor="_Toc242164424" w:history="1">
+          <w:hyperlink w:anchor="_Toc242182305" w:history="1">
             <w:r>
               <w:rPr>
                 <w:rStyle w:val="Hyperlink"/>
@@ -993,7 +993,7 @@
               <w:rPr>
                 <w:noProof/>
               </w:rPr>
-              <w:instrText xml:space="preserve"> PAGEREF _Toc242164424 \h </w:instrText>
+              <w:instrText xml:space="preserve"> PAGEREF _Toc242182305 \h </w:instrText>
             </w:r>
             <w:r>
               <w:rPr>
@@ -1036,7 +1036,7 @@
               <w14:ligatures w14:val="standardContextual"/>
             </w:rPr>
           </w:pPr>
-          <w:hyperlink w:anchor="_Toc242164425" w:history="1">
+          <w:hyperlink w:anchor="_Toc242182306" w:history="1">
             <w:r>
               <w:rPr>
                 <w:rStyle w:val="Hyperlink"/>
@@ -1060,7 +1060,7 @@
               <w:rPr>
                 <w:noProof/>
               </w:rPr>
-              <w:instrText xml:space="preserve"> PAGEREF _Toc242164425 \h </w:instrText>
+              <w:instrText xml:space="preserve"> PAGEREF _Toc242182306 \h </w:instrText>
             </w:r>
             <w:r>
               <w:rPr>
@@ -1103,7 +1103,7 @@
               <w14:ligatures w14:val="standardContextual"/>
             </w:rPr>
           </w:pPr>
-          <w:hyperlink w:anchor="_Toc242164426" w:history="1">
+          <w:hyperlink w:anchor="_Toc242182307" w:history="1">
             <w:r>
               <w:rPr>
                 <w:rStyle w:val="Hyperlink"/>
@@ -1127,7 +1127,7 @@
               <w:rPr>
                 <w:noProof/>
               </w:rPr>
-              <w:instrText xml:space="preserve"> PAGEREF _Toc242164426 \h </w:instrText>
+              <w:instrText xml:space="preserve"> PAGEREF _Toc242182307 \h </w:instrText>
             </w:r>
             <w:r>
               <w:rPr>
@@ -1170,7 +1170,7 @@
               <w14:ligatures w14:val="standardContextual"/>
             </w:rPr>
           </w:pPr>
-          <w:hyperlink w:anchor="_Toc242164427" w:history="1">
+          <w:hyperlink w:anchor="_Toc242182308" w:history="1">
             <w:r>
               <w:rPr>
                 <w:rStyle w:val="Hyperlink"/>
@@ -1194,7 +1194,7 @@
               <w:rPr>
                 <w:noProof/>
               </w:rPr>
-              <w:instrText xml:space="preserve"> PAGEREF _Toc242164427 \h </w:instrText>
+              <w:instrText xml:space="preserve"> PAGEREF _Toc242182308 \h </w:instrText>
             </w:r>
             <w:r>
               <w:rPr>
@@ -1237,7 +1237,7 @@
               <w14:ligatures w14:val="standardContextual"/>
             </w:rPr>
           </w:pPr>
-          <w:hyperlink w:anchor="_Toc242164428" w:history="1">
+          <w:hyperlink w:anchor="_Toc242182309" w:history="1">
             <w:r>
               <w:rPr>
                 <w:rStyle w:val="Hyperlink"/>
@@ -1261,7 +1261,7 @@
               <w:rPr>
                 <w:noProof/>
               </w:rPr>
-              <w:instrText xml:space="preserve"> PAGEREF _Toc242164428 \h </w:instrText>
+              <w:instrText xml:space="preserve"> PAGEREF _Toc242182309 \h </w:instrText>
             </w:r>
             <w:r>
               <w:rPr>
@@ -1304,7 +1304,7 @@
               <w14:ligatures w14:val="standardContextual"/>
             </w:rPr>
           </w:pPr>
-          <w:hyperlink w:anchor="_Toc242164429" w:history="1">
+          <w:hyperlink w:anchor="_Toc242182310" w:history="1">
             <w:r>
               <w:rPr>
                 <w:rStyle w:val="Hyperlink"/>
@@ -1328,7 +1328,7 @@
               <w:rPr>
                 <w:noProof/>
               </w:rPr>
-              <w:instrText xml:space="preserve"> PAGEREF _Toc242164429 \h </w:instrText>
+              <w:instrText xml:space="preserve"> PAGEREF _Toc242182310 \h </w:instrText>
             </w:r>
             <w:r>
               <w:rPr>
@@ -1371,7 +1371,7 @@
               <w14:ligatures w14:val="standardContextual"/>
             </w:rPr>
           </w:pPr>
-          <w:hyperlink w:anchor="_Toc242164430" w:history="1">
+          <w:hyperlink w:anchor="_Toc242182311" w:history="1">
             <w:r>
               <w:rPr>
                 <w:rStyle w:val="Hyperlink"/>
@@ -1395,7 +1395,7 @@
               <w:rPr>
                 <w:noProof/>
               </w:rPr>
-              <w:instrText xml:space="preserve"> PAGEREF _Toc242164430 \h </w:instrText>
+              <w:instrText xml:space="preserve"> PAGEREF _Toc242182311 \h </w:instrText>
             </w:r>
             <w:r>
               <w:rPr>
@@ -1438,7 +1438,7 @@
               <w14:ligatures w14:val="standardContextual"/>
             </w:rPr>
           </w:pPr>
-          <w:hyperlink w:anchor="_Toc242164431" w:history="1">
+          <w:hyperlink w:anchor="_Toc242182312" w:history="1">
             <w:r>
               <w:rPr>
                 <w:rStyle w:val="Hyperlink"/>
@@ -1462,7 +1462,7 @@
               <w:rPr>
                 <w:noProof/>
               </w:rPr>
-              <w:instrText xml:space="preserve"> PAGEREF _Toc242164431 \h </w:instrText>
+              <w:instrText xml:space="preserve"> PAGEREF _Toc242182312 \h </w:instrText>
             </w:r>
             <w:r>
               <w:rPr>
@@ -1505,7 +1505,7 @@
               <w14:ligatures w14:val="standardContextual"/>
             </w:rPr>
           </w:pPr>
-          <w:hyperlink w:anchor="_Toc242164432" w:history="1">
+          <w:hyperlink w:anchor="_Toc242182313" w:history="1">
             <w:r>
               <w:rPr>
                 <w:rStyle w:val="Hyperlink"/>
@@ -1529,7 +1529,7 @@
               <w:rPr>
                 <w:noProof/>
               </w:rPr>
-              <w:instrText xml:space="preserve"> PAGEREF _Toc242164432 \h </w:instrText>
+              <w:instrText xml:space="preserve"> PAGEREF _Toc242182313 \h </w:instrText>
             </w:r>
             <w:r>
               <w:rPr>
@@ -1572,7 +1572,7 @@
               <w14:ligatures w14:val="standardContextual"/>
             </w:rPr>
           </w:pPr>
-          <w:hyperlink w:anchor="_Toc242164433" w:history="1">
+          <w:hyperlink w:anchor="_Toc242182314" w:history="1">
             <w:r>
               <w:rPr>
                 <w:rStyle w:val="Hyperlink"/>
@@ -1596,7 +1596,7 @@
               <w:rPr>
                 <w:noProof/>
               </w:rPr>
-              <w:instrText xml:space="preserve"> PAGEREF _Toc242164433 \h </w:instrText>
+              <w:instrText xml:space="preserve"> PAGEREF _Toc242182314 \h </w:instrText>
             </w:r>
             <w:r>
               <w:rPr>
@@ -1639,7 +1639,7 @@
               <w14:ligatures w14:val="standardContextual"/>
             </w:rPr>
           </w:pPr>
-          <w:hyperlink w:anchor="_Toc242164434" w:history="1">
+          <w:hyperlink w:anchor="_Toc242182315" w:history="1">
             <w:r>
               <w:rPr>
                 <w:rStyle w:val="Hyperlink"/>
@@ -1663,7 +1663,7 @@
               <w:rPr>
                 <w:noProof/>
               </w:rPr>
-              <w:instrText xml:space="preserve"> PAGEREF _Toc242164434 \h </w:instrText>
+              <w:instrText xml:space="preserve"> PAGEREF _Toc242182315 \h </w:instrText>
             </w:r>
             <w:r>
               <w:rPr>
@@ -1706,7 +1706,7 @@
               <w14:ligatures w14:val="standardContextual"/>
             </w:rPr>
           </w:pPr>
-          <w:hyperlink w:anchor="_Toc242164435" w:history="1">
+          <w:hyperlink w:anchor="_Toc242182316" w:history="1">
             <w:r>
               <w:rPr>
                 <w:rStyle w:val="Hyperlink"/>
@@ -1730,7 +1730,7 @@
               <w:rPr>
                 <w:noProof/>
               </w:rPr>
-              <w:instrText xml:space="preserve"> PAGEREF _Toc242164435 \h </w:instrText>
+              <w:instrText xml:space="preserve"> PAGEREF _Toc242182316 \h </w:instrText>
             </w:r>
             <w:r>
               <w:rPr>
@@ -1773,7 +1773,7 @@
               <w14:ligatures w14:val="standardContextual"/>
             </w:rPr>
           </w:pPr>
-          <w:hyperlink w:anchor="_Toc242164436" w:history="1">
+          <w:hyperlink w:anchor="_Toc242182317" w:history="1">
             <w:r>
               <w:rPr>
                 <w:rStyle w:val="Hyperlink"/>
@@ -1797,7 +1797,7 @@
               <w:rPr>
                 <w:noProof/>
               </w:rPr>
-              <w:instrText xml:space="preserve"> PAGEREF _Toc242164436 \h </w:instrText>
+              <w:instrText xml:space="preserve"> PAGEREF _Toc242182317 \h </w:instrText>
             </w:r>
             <w:r>
               <w:rPr>
@@ -1840,7 +1840,7 @@
               <w14:ligatures w14:val="standardContextual"/>
             </w:rPr>
           </w:pPr>
-          <w:hyperlink w:anchor="_Toc242164437" w:history="1">
+          <w:hyperlink w:anchor="_Toc242182318" w:history="1">
             <w:r>
               <w:rPr>
                 <w:rStyle w:val="Hyperlink"/>
@@ -1864,7 +1864,7 @@
               <w:rPr>
                 <w:noProof/>
               </w:rPr>
-              <w:instrText xml:space="preserve"> PAGEREF _Toc242164437 \h </w:instrText>
+              <w:instrText xml:space="preserve"> PAGEREF _Toc242182318 \h </w:instrText>
             </w:r>
             <w:r>
               <w:rPr>
@@ -1907,7 +1907,7 @@
               <w14:ligatures w14:val="standardContextual"/>
             </w:rPr>
           </w:pPr>
-          <w:hyperlink w:anchor="_Toc242164438" w:history="1">
+          <w:hyperlink w:anchor="_Toc242182319" w:history="1">
             <w:r>
               <w:rPr>
                 <w:rStyle w:val="Hyperlink"/>
@@ -1931,7 +1931,7 @@
               <w:rPr>
                 <w:noProof/>
               </w:rPr>
-              <w:instrText xml:space="preserve"> PAGEREF _Toc242164438 \h </w:instrText>
+              <w:instrText xml:space="preserve"> PAGEREF _Toc242182319 \h </w:instrText>
             </w:r>
             <w:r>
               <w:rPr>
@@ -1974,7 +1974,7 @@
               <w14:ligatures w14:val="standardContextual"/>
             </w:rPr>
           </w:pPr>
-          <w:hyperlink w:anchor="_Toc242164439" w:history="1">
+          <w:hyperlink w:anchor="_Toc242182320" w:history="1">
             <w:r>
               <w:rPr>
                 <w:rStyle w:val="Hyperlink"/>
@@ -1998,7 +1998,7 @@
               <w:rPr>
                 <w:noProof/>
               </w:rPr>
-              <w:instrText xml:space="preserve"> PAGEREF _Toc242164439 \h </w:instrText>
+              <w:instrText xml:space="preserve"> PAGEREF _Toc242182320 \h </w:instrText>
             </w:r>
             <w:r>
               <w:rPr>
@@ -2041,7 +2041,7 @@
               <w14:ligatures w14:val="standardContextual"/>
             </w:rPr>
           </w:pPr>
-          <w:hyperlink w:anchor="_Toc242164440" w:history="1">
+          <w:hyperlink w:anchor="_Toc242182321" w:history="1">
             <w:r>
               <w:rPr>
                 <w:rStyle w:val="Hyperlink"/>
@@ -2065,7 +2065,7 @@
               <w:rPr>
                 <w:noProof/>
               </w:rPr>
-              <w:instrText xml:space="preserve"> PAGEREF _Toc242164440 \h </w:instrText>
+              <w:instrText xml:space="preserve"> PAGEREF _Toc242182321 \h </w:instrText>
             </w:r>
             <w:r>
               <w:rPr>
@@ -2108,7 +2108,7 @@
               <w14:ligatures w14:val="standardContextual"/>
             </w:rPr>
           </w:pPr>
-          <w:hyperlink w:anchor="_Toc242164441" w:history="1">
+          <w:hyperlink w:anchor="_Toc242182322" w:history="1">
             <w:r>
               <w:rPr>
                 <w:rStyle w:val="Hyperlink"/>
@@ -2132,7 +2132,7 @@
               <w:rPr>
                 <w:noProof/>
               </w:rPr>
-              <w:instrText xml:space="preserve"> PAGEREF _Toc242164441 \h </w:instrText>
+              <w:instrText xml:space="preserve"> PAGEREF _Toc242182322 \h </w:instrText>
             </w:r>
             <w:r>
               <w:rPr>
@@ -2175,7 +2175,7 @@
               <w14:ligatures w14:val="standardContextual"/>
             </w:rPr>
           </w:pPr>
-          <w:hyperlink w:anchor="_Toc242164442" w:history="1">
+          <w:hyperlink w:anchor="_Toc242182323" w:history="1">
             <w:r>
               <w:rPr>
                 <w:rStyle w:val="Hyperlink"/>
@@ -2199,7 +2199,7 @@
               <w:rPr>
                 <w:noProof/>
               </w:rPr>
-              <w:instrText xml:space="preserve"> PAGEREF _Toc242164442 \h </w:instrText>
+              <w:instrText xml:space="preserve"> PAGEREF _Toc242182323 \h </w:instrText>
             </w:r>
             <w:r>
               <w:rPr>
@@ -2242,7 +2242,7 @@
               <w14:ligatures w14:val="standardContextual"/>
             </w:rPr>
           </w:pPr>
-          <w:hyperlink w:anchor="_Toc242164443" w:history="1">
+          <w:hyperlink w:anchor="_Toc242182324" w:history="1">
             <w:r>
               <w:rPr>
                 <w:rStyle w:val="Hyperlink"/>
@@ -2266,7 +2266,7 @@
               <w:rPr>
                 <w:noProof/>
               </w:rPr>
-              <w:instrText xml:space="preserve"> PAGEREF _Toc242164443 \h </w:instrText>
+              <w:instrText xml:space="preserve"> PAGEREF _Toc242182324 \h </w:instrText>
             </w:r>
             <w:r>
               <w:rPr>
@@ -2309,7 +2309,7 @@
               <w14:ligatures w14:val="standardContextual"/>
             </w:rPr>
           </w:pPr>
-          <w:hyperlink w:anchor="_Toc242164444" w:history="1">
+          <w:hyperlink w:anchor="_Toc242182325" w:history="1">
             <w:r>
               <w:rPr>
                 <w:rStyle w:val="Hyperlink"/>
@@ -2333,7 +2333,7 @@
               <w:rPr>
                 <w:noProof/>
               </w:rPr>
-              <w:instrText xml:space="preserve"> PAGEREF _Toc242164444 \h </w:instrText>
+              <w:instrText xml:space="preserve"> PAGEREF _Toc242182325 \h </w:instrText>
             </w:r>
             <w:r>
               <w:rPr>
@@ -2372,7 +2372,7 @@
         <w:pStyle w:val="Heading1"/>
         <w:pageBreakBefore/>
       </w:pPr>
-      <w:bookmarkStart w:id="0" w:name="_Toc242164418"/>
+      <w:bookmarkStart w:id="0" w:name="_Toc242182299"/>
       <w:r>
         <w:lastRenderedPageBreak/>
         <w:t>1. Your role at a glance</w:t>
@@ -2553,7 +2553,7 @@
         <w:pStyle w:val="Heading1"/>
         <w:pageBreakBefore/>
       </w:pPr>
-      <w:bookmarkStart w:id="1" w:name="_Toc242164419"/>
+      <w:bookmarkStart w:id="1" w:name="_Toc242182300"/>
       <w:r>
         <w:lastRenderedPageBreak/>
         <w:t>2. Signing in and your screens</w:t>
@@ -2564,7 +2564,7 @@
       <w:pPr>
         <w:pStyle w:val="Heading2"/>
       </w:pPr>
-      <w:bookmarkStart w:id="2" w:name="_Toc242164420"/>
+      <w:bookmarkStart w:id="2" w:name="_Toc242182301"/>
       <w:r>
         <w:t>Signing in</w:t>
       </w:r>
@@ -2647,7 +2647,7 @@
           <w:noProof/>
         </w:rPr>
         <w:drawing>
-          <wp:inline distT="0" distB="0" distL="0" distR="0" wp14:anchorId="485E3B80" wp14:editId="621D7BD5">
+          <wp:inline distT="0" distB="0" distL="0" distR="0" wp14:anchorId="43DB0CFB" wp14:editId="458DD7AB">
             <wp:extent cx="5334000" cy="2333625"/>
             <wp:effectExtent l="0" t="0" r="0" b="0"/>
             <wp:docPr id="1" name="adm_login.jpg" descr="The sign-in screen for all internal staff." title="The sign-in screen for all internal staff."/>
@@ -2814,7 +2814,7 @@
       <w:pPr>
         <w:pStyle w:val="Heading2"/>
       </w:pPr>
-      <w:bookmarkStart w:id="3" w:name="_Toc242164421"/>
+      <w:bookmarkStart w:id="3" w:name="_Toc242182302"/>
       <w:r>
         <w:t>Finding your way around</w:t>
       </w:r>
@@ -2999,7 +2999,7 @@
         </w:rPr>
         <w:lastRenderedPageBreak/>
         <w:drawing>
-          <wp:inline distT="0" distB="0" distL="0" distR="0" wp14:anchorId="20248E85" wp14:editId="357C4CA0">
+          <wp:inline distT="0" distB="0" distL="0" distR="0" wp14:anchorId="6D9796D5" wp14:editId="6B824FCE">
             <wp:extent cx="5715000" cy="1876425"/>
             <wp:effectExtent l="0" t="0" r="0" b="0"/>
             <wp:docPr id="2" name="adm_not_your_role.jpg" descr="Opening a screen outside your role (for example from an old bookmark) shows this card instead of the screen." title="Opening a screen outside your role (for example from an old bookmark) shows this card instead of the screen."/>
@@ -3068,7 +3068,7 @@
       <w:pPr>
         <w:pStyle w:val="Heading2"/>
       </w:pPr>
-      <w:bookmarkStart w:id="4" w:name="_Toc242164422"/>
+      <w:bookmarkStart w:id="4" w:name="_Toc242182303"/>
       <w:r>
         <w:t>Your screens</w:t>
       </w:r>
@@ -3402,7 +3402,7 @@
       <w:pPr>
         <w:pStyle w:val="Heading2"/>
       </w:pPr>
-      <w:bookmarkStart w:id="5" w:name="_Toc242164423"/>
+      <w:bookmarkStart w:id="5" w:name="_Toc242182304"/>
       <w:r>
         <w:t>Changing your password</w:t>
       </w:r>
@@ -3485,7 +3485,7 @@
           <w:noProof/>
         </w:rPr>
         <w:drawing>
-          <wp:inline distT="0" distB="0" distL="0" distR="0" wp14:anchorId="7C945476" wp14:editId="617937DD">
+          <wp:inline distT="0" distB="0" distL="0" distR="0" wp14:anchorId="013C775E" wp14:editId="07BC096C">
             <wp:extent cx="5334000" cy="2171700"/>
             <wp:effectExtent l="0" t="0" r="0" b="0"/>
             <wp:docPr id="3" name="adm_account.jpg" descr="Change Password screen." title="Change Password screen."/>
@@ -3573,7 +3573,7 @@
         <w:pStyle w:val="Heading1"/>
         <w:pageBreakBefore/>
       </w:pPr>
-      <w:bookmarkStart w:id="6" w:name="_Toc242164424"/>
+      <w:bookmarkStart w:id="6" w:name="_Toc242182305"/>
       <w:r>
         <w:lastRenderedPageBreak/>
         <w:t>3. Your routine</w:t>
@@ -3858,7 +3858,7 @@
         <w:pStyle w:val="Heading1"/>
         <w:pageBreakBefore/>
       </w:pPr>
-      <w:bookmarkStart w:id="7" w:name="_Toc242164425"/>
+      <w:bookmarkStart w:id="7" w:name="_Toc242182306"/>
       <w:r>
         <w:lastRenderedPageBreak/>
         <w:t>4. Step-by-step tasks</w:t>
@@ -3869,7 +3869,7 @@
       <w:pPr>
         <w:pStyle w:val="Heading2"/>
       </w:pPr>
-      <w:bookmarkStart w:id="8" w:name="_Toc242164426"/>
+      <w:bookmarkStart w:id="8" w:name="_Toc242182307"/>
       <w:r>
         <w:t>4.1 Your start screen</w:t>
       </w:r>
@@ -3886,7 +3886,7 @@
           <w:noProof/>
         </w:rPr>
         <w:drawing>
-          <wp:inline distT="0" distB="0" distL="0" distR="0" wp14:anchorId="02610303" wp14:editId="5EBD48E1">
+          <wp:inline distT="0" distB="0" distL="0" distR="0" wp14:anchorId="53C23785" wp14:editId="5CD8D300">
             <wp:extent cx="5715000" cy="3571875"/>
             <wp:effectExtent l="0" t="0" r="0" b="0"/>
             <wp:docPr id="4" name="an_dashboard.jpg" descr="Executive Dashboard as seen by the Analyst." title="Executive Dashboard as seen by the Analyst."/>
@@ -3955,7 +3955,7 @@
       <w:pPr>
         <w:pStyle w:val="Heading2"/>
       </w:pPr>
-      <w:bookmarkStart w:id="9" w:name="_Toc242164427"/>
+      <w:bookmarkStart w:id="9" w:name="_Toc242182308"/>
       <w:r>
         <w:t>4.2 Reading the dashboards</w:t>
       </w:r>
@@ -3981,7 +3981,7 @@
         </w:rPr>
         <w:lastRenderedPageBreak/>
         <w:drawing>
-          <wp:inline distT="0" distB="0" distL="0" distR="0" wp14:anchorId="1EA1C1D3" wp14:editId="3E957D37">
+          <wp:inline distT="0" distB="0" distL="0" distR="0" wp14:anchorId="05239BE4" wp14:editId="42203B17">
             <wp:extent cx="5715000" cy="3571875"/>
             <wp:effectExtent l="0" t="0" r="0" b="0"/>
             <wp:docPr id="5" name="adm_exec_dashboard.jpg" descr="Executive Dashboard: completions against the 400 / 60 / 50–75 targets, days to data lock, spend, and the lowest-filled strata." title="Executive Dashboard: completions against the 400 / 60 / 50–75 targets, days to data lock, spend, and the lowest-filled strata."/>
@@ -4646,7 +4646,7 @@
       <w:pPr>
         <w:pStyle w:val="Heading2"/>
       </w:pPr>
-      <w:bookmarkStart w:id="10" w:name="_Toc242164428"/>
+      <w:bookmarkStart w:id="10" w:name="_Toc242182309"/>
       <w:r>
         <w:t>4.3 Using Reports (analytics and charts)</w:t>
       </w:r>
@@ -4687,7 +4687,7 @@
         </w:rPr>
         <w:lastRenderedPageBreak/>
         <w:drawing>
-          <wp:inline distT="0" distB="0" distL="0" distR="0" wp14:anchorId="07F17E5A" wp14:editId="5688EE3A">
+          <wp:inline distT="0" distB="0" distL="0" distR="0" wp14:anchorId="6987C336" wp14:editId="1858D100">
             <wp:extent cx="5334000" cy="3333750"/>
             <wp:effectExtent l="0" t="0" r="0" b="0"/>
             <wp:docPr id="6" name="adm_reports_top.jpg" descr="Reports: headline figures for the chosen period." title="Reports: headline figures for the chosen period."/>
@@ -4829,7 +4829,7 @@
           <w:noProof/>
         </w:rPr>
         <w:drawing>
-          <wp:inline distT="0" distB="0" distL="0" distR="0" wp14:anchorId="5E28155D" wp14:editId="42C87903">
+          <wp:inline distT="0" distB="0" distL="0" distR="0" wp14:anchorId="2256B36F" wp14:editId="732E7945">
             <wp:extent cx="5334000" cy="3409950"/>
             <wp:effectExtent l="0" t="0" r="0" b="0"/>
             <wp:docPr id="7" name="adm_reports_funnel.jpg" descr="Case funnel: each case counted once at every stage it has reached." title="Case funnel: each case counted once at every stage it has reached."/>
@@ -4929,7 +4929,7 @@
         </w:rPr>
         <w:lastRenderedPageBreak/>
         <w:drawing>
-          <wp:inline distT="0" distB="0" distL="0" distR="0" wp14:anchorId="1FD734F8" wp14:editId="1E17CF82">
+          <wp:inline distT="0" distB="0" distL="0" distR="0" wp14:anchorId="58EF4500" wp14:editId="6E36F16E">
             <wp:extent cx="5334000" cy="3248025"/>
             <wp:effectExtent l="0" t="0" r="0" b="0"/>
             <wp:docPr id="8" name="adm_reports_funnel_table.jpg" descr="The same chart as a table." title="The same chart as a table."/>
@@ -5028,7 +5028,7 @@
           <w:noProof/>
         </w:rPr>
         <w:drawing>
-          <wp:inline distT="0" distB="0" distL="0" distR="0" wp14:anchorId="128077A9" wp14:editId="657B422B">
+          <wp:inline distT="0" distB="0" distL="0" distR="0" wp14:anchorId="4CD90065" wp14:editId="3BF11136">
             <wp:extent cx="5334000" cy="2628900"/>
             <wp:effectExtent l="0" t="0" r="0" b="0"/>
             <wp:docPr id="9" name="adm_reports_coverage.jpg" descr="Coverage by group." title="Coverage by group."/>
@@ -5128,7 +5128,7 @@
         </w:rPr>
         <w:lastRenderedPageBreak/>
         <w:drawing>
-          <wp:inline distT="0" distB="0" distL="0" distR="0" wp14:anchorId="44A6592B" wp14:editId="3CB78F87">
+          <wp:inline distT="0" distB="0" distL="0" distR="0" wp14:anchorId="2A2E1B63" wp14:editId="45DD657A">
             <wp:extent cx="5334000" cy="2600325"/>
             <wp:effectExtent l="0" t="0" r="0" b="0"/>
             <wp:docPr id="10" name="adm_reports_modes.jpg" descr="Administration modes." title="Administration modes."/>
@@ -5237,7 +5237,7 @@
           <w:noProof/>
         </w:rPr>
         <w:drawing>
-          <wp:inline distT="0" distB="0" distL="0" distR="0" wp14:anchorId="6909FDC4" wp14:editId="3F592C3C">
+          <wp:inline distT="0" distB="0" distL="0" distR="0" wp14:anchorId="598AE238" wp14:editId="40156392">
             <wp:extent cx="5334000" cy="2905125"/>
             <wp:effectExtent l="0" t="0" r="0" b="0"/>
             <wp:docPr id="11" name="adm_reports_duration.jpg" descr="Completion-time distribution." title="Completion-time distribution."/>
@@ -5319,7 +5319,7 @@
       <w:pPr>
         <w:pStyle w:val="Heading2"/>
       </w:pPr>
-      <w:bookmarkStart w:id="11" w:name="_Toc242164429"/>
+      <w:bookmarkStart w:id="11" w:name="_Toc242182310"/>
       <w:r>
         <w:lastRenderedPageBreak/>
         <w:t>4.4 Downloading data</w:t>
@@ -5337,7 +5337,7 @@
           <w:noProof/>
         </w:rPr>
         <w:drawing>
-          <wp:inline distT="0" distB="0" distL="0" distR="0" wp14:anchorId="5B02C014" wp14:editId="138FA7A5">
+          <wp:inline distT="0" distB="0" distL="0" distR="0" wp14:anchorId="0F99C118" wp14:editId="18915C29">
             <wp:extent cx="5715000" cy="1876425"/>
             <wp:effectExtent l="0" t="0" r="0" b="0"/>
             <wp:docPr id="12" name="an_export.jpg" descr="Data Export." title="Data Export."/>
@@ -5939,7 +5939,7 @@
       <w:pPr>
         <w:pStyle w:val="Heading2"/>
       </w:pPr>
-      <w:bookmarkStart w:id="12" w:name="_Toc242164430"/>
+      <w:bookmarkStart w:id="12" w:name="_Toc242182311"/>
       <w:r>
         <w:t>4.5 Working with the analysis export</w:t>
       </w:r>
@@ -6085,7 +6085,7 @@
         <w:pStyle w:val="Heading1"/>
         <w:pageBreakBefore/>
       </w:pPr>
-      <w:bookmarkStart w:id="13" w:name="_Toc242164431"/>
+      <w:bookmarkStart w:id="13" w:name="_Toc242182312"/>
       <w:r>
         <w:lastRenderedPageBreak/>
         <w:t>5. Rules you must follow</w:t>
@@ -6223,7 +6223,7 @@
         <w:pStyle w:val="Heading1"/>
         <w:pageBreakBefore/>
       </w:pPr>
-      <w:bookmarkStart w:id="14" w:name="_Toc242164432"/>
+      <w:bookmarkStart w:id="14" w:name="_Toc242182313"/>
       <w:r>
         <w:lastRenderedPageBreak/>
         <w:t>6. Troubleshooting</w:t>
@@ -7518,7 +7518,7 @@
         <w:pStyle w:val="Heading1"/>
         <w:pageBreakBefore/>
       </w:pPr>
-      <w:bookmarkStart w:id="15" w:name="_Toc242164433"/>
+      <w:bookmarkStart w:id="15" w:name="_Toc242182314"/>
       <w:r>
         <w:lastRenderedPageBreak/>
         <w:t>7. Quick reference</w:t>
@@ -7797,7 +7797,7 @@
         <w:pStyle w:val="Heading1"/>
         <w:pageBreakBefore/>
       </w:pPr>
-      <w:bookmarkStart w:id="16" w:name="_Toc242164434"/>
+      <w:bookmarkStart w:id="16" w:name="_Toc242182315"/>
       <w:r>
         <w:lastRenderedPageBreak/>
         <w:t>8. Every screen and button for your role</w:t>
@@ -7960,7 +7960,7 @@
       <w:pPr>
         <w:pStyle w:val="Heading2"/>
       </w:pPr>
-      <w:bookmarkStart w:id="17" w:name="_Toc242164435"/>
+      <w:bookmarkStart w:id="17" w:name="_Toc242182316"/>
       <w:r>
         <w:t>8.1 Sign in</w:t>
       </w:r>
@@ -8473,7 +8473,7 @@
       <w:pPr>
         <w:pStyle w:val="Heading2"/>
       </w:pPr>
-      <w:bookmarkStart w:id="18" w:name="_Toc242164436"/>
+      <w:bookmarkStart w:id="18" w:name="_Toc242182317"/>
       <w:r>
         <w:t>8.2 The header and menu bar (every screen)</w:t>
       </w:r>
@@ -9197,7 +9197,7 @@
       <w:pPr>
         <w:pStyle w:val="Heading2"/>
       </w:pPr>
-      <w:bookmarkStart w:id="19" w:name="_Toc242164437"/>
+      <w:bookmarkStart w:id="19" w:name="_Toc242182318"/>
       <w:r>
         <w:t>8.3 Change Password</w:t>
       </w:r>
@@ -9817,7 +9817,7 @@
       <w:pPr>
         <w:pStyle w:val="Heading2"/>
       </w:pPr>
-      <w:bookmarkStart w:id="20" w:name="_Toc242164438"/>
+      <w:bookmarkStart w:id="20" w:name="_Toc242182319"/>
       <w:r>
         <w:t>8.4 Executive Dashboard</w:t>
       </w:r>
@@ -10331,7 +10331,7 @@
       <w:pPr>
         <w:pStyle w:val="Heading2"/>
       </w:pPr>
-      <w:bookmarkStart w:id="21" w:name="_Toc242164439"/>
+      <w:bookmarkStart w:id="21" w:name="_Toc242182320"/>
       <w:r>
         <w:t>8.5 Sampling Dashboard</w:t>
       </w:r>
@@ -10844,7 +10844,7 @@
       <w:pPr>
         <w:pStyle w:val="Heading2"/>
       </w:pPr>
-      <w:bookmarkStart w:id="22" w:name="_Toc242164440"/>
+      <w:bookmarkStart w:id="22" w:name="_Toc242182321"/>
       <w:r>
         <w:t>8.6 Contact Dashboard</w:t>
       </w:r>
@@ -11147,7 +11147,7 @@
       <w:pPr>
         <w:pStyle w:val="Heading2"/>
       </w:pPr>
-      <w:bookmarkStart w:id="23" w:name="_Toc242164441"/>
+      <w:bookmarkStart w:id="23" w:name="_Toc242182322"/>
       <w:r>
         <w:lastRenderedPageBreak/>
         <w:t>8.7 KII / Document Dashboard</w:t>
@@ -11558,7 +11558,7 @@
       <w:pPr>
         <w:pStyle w:val="Heading2"/>
       </w:pPr>
-      <w:bookmarkStart w:id="24" w:name="_Toc242164442"/>
+      <w:bookmarkStart w:id="24" w:name="_Toc242182323"/>
       <w:r>
         <w:t>8.8 Reports</w:t>
       </w:r>
@@ -12071,7 +12071,7 @@
       <w:pPr>
         <w:pStyle w:val="Heading2"/>
       </w:pPr>
-      <w:bookmarkStart w:id="25" w:name="_Toc242164443"/>
+      <w:bookmarkStart w:id="25" w:name="_Toc242182324"/>
       <w:r>
         <w:t>8.9 Cost Dashboard</w:t>
       </w:r>
@@ -12374,7 +12374,7 @@
       <w:pPr>
         <w:pStyle w:val="Heading2"/>
       </w:pPr>
-      <w:bookmarkStart w:id="26" w:name="_Toc242164444"/>
+      <w:bookmarkStart w:id="26" w:name="_Toc242182325"/>
       <w:r>
         <w:lastRenderedPageBreak/>
         <w:t>8.10 Export</w:t>
@@ -12722,7 +12722,7 @@
         <w:sz w:val="16"/>
         <w:szCs w:val="16"/>
       </w:rPr>
-      <w:t>Version 1.23 · 6 October 2026</w:t>
+      <w:t>Version 1.24 · 6 October 2026</w:t>
     </w:r>
     <w:r>
       <w:rPr>
@@ -12895,10 +12895,10 @@
 <file path=word/numbering.xml><?xml version="1.0" encoding="utf-8"?>
 <w:numbering xmlns:wpc="http://schemas.microsoft.com/office/word/2010/wordprocessingCanvas" xmlns:cx="http://schemas.microsoft.com/office/drawing/2014/chartex" xmlns:cx1="http://schemas.microsoft.com/office/drawing/2015/9/8/chartex" xmlns:cx2="http://schemas.microsoft.com/office/drawing/2015/10/21/chartex" xmlns:cx3="http://schemas.microsoft.com/office/drawing/2016/5/9/chartex" xmlns:cx4="http://schemas.microsoft.com/office/drawing/2016/5/10/chartex" xmlns:cx5="http://schemas.microsoft.com/office/drawing/2016/5/11/chartex" xmlns:cx6="http://schemas.microsoft.com/office/drawing/2016/5/12/chartex" xmlns:cx7="http://schemas.microsoft.com/office/drawing/2016/5/13/chartex" xmlns:cx8="http://schemas.microsoft.com/office/drawing/2016/5/14/chartex" xmlns:mc="http://schemas.openxmlformats.org/markup-compatibility/2006" xmlns:aink="http://schemas.microsoft.com/office/drawing/2016/ink" xmlns:am3d="http://schemas.microsoft.com/office/drawing/2017/model3d" xmlns:o="urn:schemas-microsoft-com:office:office" xmlns:oel="http://schemas.microsoft.com/office/2019/extlst" xmlns:r="http://schemas.openxmlformats.org/officeDocument/2006/relationships" xmlns:m="http://schemas.openxmlformats.org/officeDocument/2006/math" xmlns:v="urn:schemas-microsoft-com:vml" xmlns:wp14="http://schemas.microsoft.com/office/word/2010/wordprocessingDrawing" xmlns:wp="http://schemas.openxmlformats.org/drawingml/2006/wordprocessingDrawing" xmlns:w10="urn:schemas-microsoft-com:office:word" xmlns:w="http://schemas.openxmlformats.org/wordprocessingml/2006/main" xmlns:w14="http://schemas.microsoft.com/office/word/2010/wordml" xmlns:w15="http://schemas.microsoft.com/office/word/2012/wordml" xmlns:w16cex="http://schemas.microsoft.com/office/word/2018/wordml/cex" xmlns:w16cid="http://schemas.microsoft.com/office/word/2016/wordml/cid" xmlns:w16="http://schemas.microsoft.com/office/word/2018/wordml" xmlns:w16sdtdh="http://schemas.microsoft.com/office/word/2020/wordml/sdtdatahash" xmlns:w16se="http://schemas.microsoft.com/office/word/2015/wordml/symex" xmlns:wpg="http://schemas.microsoft.com/office/word/2010/wordprocessingGroup" xmlns:wpi="http://schemas.microsoft.com/office/word/2010/wordprocessingInk" xmlns:wne="http://schemas.microsoft.com/office/word/2006/wordml" xmlns:wps="http://schemas.microsoft.com/office/word/2010/wordprocessingShape" mc:Ignorable="w14 w15 w16se w16cid w16 w16cex w16sdtdh wp14">
   <w:abstractNum w:abstractNumId="0" w15:restartNumberingAfterBreak="0">
-    <w:nsid w:val="182E48B1"/>
+    <w:nsid w:val="1CC27FD9"/>
     <w:multiLevelType w:val="hybridMultilevel"/>
-    <w:tmpl w:val="DD22F568"/>
-    <w:lvl w:ilvl="0" w:tplc="31E815B2">
+    <w:tmpl w:val="10EEFAD4"/>
+    <w:lvl w:ilvl="0" w:tplc="5FE2E3E6">
       <w:start w:val="1"/>
       <w:numFmt w:val="decimal"/>
       <w:lvlText w:val="%1."/>
@@ -12912,138 +12912,52 @@
         <w:color w:val="A67C27"/>
       </w:rPr>
     </w:lvl>
-    <w:lvl w:ilvl="1" w:tplc="D0F009FC">
+    <w:lvl w:ilvl="1" w:tplc="6EB0F3B4">
       <w:numFmt w:val="decimal"/>
       <w:lvlText w:val=""/>
       <w:lvlJc w:val="left"/>
     </w:lvl>
-    <w:lvl w:ilvl="2" w:tplc="6F0A3CC4">
+    <w:lvl w:ilvl="2" w:tplc="0652B90C">
       <w:numFmt w:val="decimal"/>
       <w:lvlText w:val=""/>
       <w:lvlJc w:val="left"/>
     </w:lvl>
-    <w:lvl w:ilvl="3" w:tplc="87D8CEE8">
+    <w:lvl w:ilvl="3" w:tplc="A3E87A6A">
       <w:numFmt w:val="decimal"/>
       <w:lvlText w:val=""/>
       <w:lvlJc w:val="left"/>
     </w:lvl>
-    <w:lvl w:ilvl="4" w:tplc="10AE21D0">
+    <w:lvl w:ilvl="4" w:tplc="9C001D5E">
       <w:numFmt w:val="decimal"/>
       <w:lvlText w:val=""/>
       <w:lvlJc w:val="left"/>
     </w:lvl>
-    <w:lvl w:ilvl="5" w:tplc="A044C0A8">
+    <w:lvl w:ilvl="5" w:tplc="FE7470CC">
       <w:numFmt w:val="decimal"/>
       <w:lvlText w:val=""/>
       <w:lvlJc w:val="left"/>
     </w:lvl>
-    <w:lvl w:ilvl="6" w:tplc="8350002A">
+    <w:lvl w:ilvl="6" w:tplc="D1B6B81A">
       <w:numFmt w:val="decimal"/>
       <w:lvlText w:val=""/>
       <w:lvlJc w:val="left"/>
     </w:lvl>
-    <w:lvl w:ilvl="7" w:tplc="AB243468">
+    <w:lvl w:ilvl="7" w:tplc="5A086C26">
       <w:numFmt w:val="decimal"/>
       <w:lvlText w:val=""/>
       <w:lvlJc w:val="left"/>
     </w:lvl>
-    <w:lvl w:ilvl="8" w:tplc="F2428880">
+    <w:lvl w:ilvl="8" w:tplc="44F83EE6">
       <w:numFmt w:val="decimal"/>
       <w:lvlText w:val=""/>
       <w:lvlJc w:val="left"/>
     </w:lvl>
   </w:abstractNum>
   <w:abstractNum w:abstractNumId="1" w15:restartNumberingAfterBreak="0">
-    <w:nsid w:val="22B95B0B"/>
+    <w:nsid w:val="2DC34098"/>
     <w:multiLevelType w:val="hybridMultilevel"/>
-    <w:tmpl w:val="DCC65AEA"/>
-    <w:lvl w:ilvl="0" w:tplc="3D3A632C">
-      <w:start w:val="1"/>
-      <w:numFmt w:val="bullet"/>
-      <w:lvlText w:val="●"/>
-      <w:lvlJc w:val="left"/>
-      <w:pPr>
-        <w:ind w:left="720" w:hanging="360"/>
-      </w:pPr>
-    </w:lvl>
-    <w:lvl w:ilvl="1" w:tplc="01E2B5EE">
-      <w:start w:val="1"/>
-      <w:numFmt w:val="bullet"/>
-      <w:lvlText w:val="○"/>
-      <w:lvlJc w:val="left"/>
-      <w:pPr>
-        <w:ind w:left="1440" w:hanging="360"/>
-      </w:pPr>
-    </w:lvl>
-    <w:lvl w:ilvl="2" w:tplc="F7924314">
-      <w:start w:val="1"/>
-      <w:numFmt w:val="bullet"/>
-      <w:lvlText w:val="■"/>
-      <w:lvlJc w:val="left"/>
-      <w:pPr>
-        <w:ind w:left="2160" w:hanging="360"/>
-      </w:pPr>
-    </w:lvl>
-    <w:lvl w:ilvl="3" w:tplc="E366760A">
-      <w:start w:val="1"/>
-      <w:numFmt w:val="bullet"/>
-      <w:lvlText w:val="●"/>
-      <w:lvlJc w:val="left"/>
-      <w:pPr>
-        <w:ind w:left="2880" w:hanging="360"/>
-      </w:pPr>
-    </w:lvl>
-    <w:lvl w:ilvl="4" w:tplc="C576B386">
-      <w:start w:val="1"/>
-      <w:numFmt w:val="bullet"/>
-      <w:lvlText w:val="○"/>
-      <w:lvlJc w:val="left"/>
-      <w:pPr>
-        <w:ind w:left="3600" w:hanging="360"/>
-      </w:pPr>
-    </w:lvl>
-    <w:lvl w:ilvl="5" w:tplc="B30C5102">
-      <w:start w:val="1"/>
-      <w:numFmt w:val="bullet"/>
-      <w:lvlText w:val="■"/>
-      <w:lvlJc w:val="left"/>
-      <w:pPr>
-        <w:ind w:left="4320" w:hanging="360"/>
-      </w:pPr>
-    </w:lvl>
-    <w:lvl w:ilvl="6" w:tplc="451C9848">
-      <w:start w:val="1"/>
-      <w:numFmt w:val="bullet"/>
-      <w:lvlText w:val="●"/>
-      <w:lvlJc w:val="left"/>
-      <w:pPr>
-        <w:ind w:left="5040" w:hanging="360"/>
-      </w:pPr>
-    </w:lvl>
-    <w:lvl w:ilvl="7" w:tplc="A786300A">
-      <w:start w:val="1"/>
-      <w:numFmt w:val="bullet"/>
-      <w:lvlText w:val="●"/>
-      <w:lvlJc w:val="left"/>
-      <w:pPr>
-        <w:ind w:left="5760" w:hanging="360"/>
-      </w:pPr>
-    </w:lvl>
-    <w:lvl w:ilvl="8" w:tplc="6CD8281C">
-      <w:start w:val="1"/>
-      <w:numFmt w:val="bullet"/>
-      <w:lvlText w:val="●"/>
-      <w:lvlJc w:val="left"/>
-      <w:pPr>
-        <w:ind w:left="6480" w:hanging="360"/>
-      </w:pPr>
-    </w:lvl>
-  </w:abstractNum>
-  <w:abstractNum w:abstractNumId="2" w15:restartNumberingAfterBreak="0">
-    <w:nsid w:val="3D87299E"/>
-    <w:multiLevelType w:val="hybridMultilevel"/>
-    <w:tmpl w:val="7D20939A"/>
-    <w:lvl w:ilvl="0" w:tplc="0608DD78">
+    <w:tmpl w:val="82427E94"/>
+    <w:lvl w:ilvl="0" w:tplc="83863C6A">
       <w:start w:val="1"/>
       <w:numFmt w:val="decimal"/>
       <w:lvlText w:val="%1."/>
@@ -13057,52 +12971,138 @@
         <w:color w:val="A67C27"/>
       </w:rPr>
     </w:lvl>
-    <w:lvl w:ilvl="1" w:tplc="E624B4B8">
+    <w:lvl w:ilvl="1" w:tplc="1886499C">
       <w:numFmt w:val="decimal"/>
       <w:lvlText w:val=""/>
       <w:lvlJc w:val="left"/>
     </w:lvl>
-    <w:lvl w:ilvl="2" w:tplc="9C305562">
+    <w:lvl w:ilvl="2" w:tplc="746CE8D8">
       <w:numFmt w:val="decimal"/>
       <w:lvlText w:val=""/>
       <w:lvlJc w:val="left"/>
     </w:lvl>
-    <w:lvl w:ilvl="3" w:tplc="0E620A0A">
+    <w:lvl w:ilvl="3" w:tplc="608E8BCA">
       <w:numFmt w:val="decimal"/>
       <w:lvlText w:val=""/>
       <w:lvlJc w:val="left"/>
     </w:lvl>
-    <w:lvl w:ilvl="4" w:tplc="6D78F4B0">
+    <w:lvl w:ilvl="4" w:tplc="6C78B698">
       <w:numFmt w:val="decimal"/>
       <w:lvlText w:val=""/>
       <w:lvlJc w:val="left"/>
     </w:lvl>
-    <w:lvl w:ilvl="5" w:tplc="BC64BE26">
+    <w:lvl w:ilvl="5" w:tplc="8110B730">
       <w:numFmt w:val="decimal"/>
       <w:lvlText w:val=""/>
       <w:lvlJc w:val="left"/>
     </w:lvl>
-    <w:lvl w:ilvl="6" w:tplc="5CFA5DB0">
+    <w:lvl w:ilvl="6" w:tplc="2B6AE2EE">
       <w:numFmt w:val="decimal"/>
       <w:lvlText w:val=""/>
       <w:lvlJc w:val="left"/>
     </w:lvl>
-    <w:lvl w:ilvl="7" w:tplc="BC489D26">
+    <w:lvl w:ilvl="7" w:tplc="7B5C13E6">
       <w:numFmt w:val="decimal"/>
       <w:lvlText w:val=""/>
       <w:lvlJc w:val="left"/>
     </w:lvl>
-    <w:lvl w:ilvl="8" w:tplc="5D62E5B6">
+    <w:lvl w:ilvl="8" w:tplc="B7107C74">
       <w:numFmt w:val="decimal"/>
       <w:lvlText w:val=""/>
       <w:lvlJc w:val="left"/>
     </w:lvl>
   </w:abstractNum>
+  <w:abstractNum w:abstractNumId="2" w15:restartNumberingAfterBreak="0">
+    <w:nsid w:val="334A5967"/>
+    <w:multiLevelType w:val="hybridMultilevel"/>
+    <w:tmpl w:val="FAAC585C"/>
+    <w:lvl w:ilvl="0" w:tplc="51EC1FB0">
+      <w:start w:val="1"/>
+      <w:numFmt w:val="bullet"/>
+      <w:lvlText w:val="●"/>
+      <w:lvlJc w:val="left"/>
+      <w:pPr>
+        <w:ind w:left="720" w:hanging="360"/>
+      </w:pPr>
+    </w:lvl>
+    <w:lvl w:ilvl="1" w:tplc="0CFA24D8">
+      <w:start w:val="1"/>
+      <w:numFmt w:val="bullet"/>
+      <w:lvlText w:val="○"/>
+      <w:lvlJc w:val="left"/>
+      <w:pPr>
+        <w:ind w:left="1440" w:hanging="360"/>
+      </w:pPr>
+    </w:lvl>
+    <w:lvl w:ilvl="2" w:tplc="D4207CB0">
+      <w:start w:val="1"/>
+      <w:numFmt w:val="bullet"/>
+      <w:lvlText w:val="■"/>
+      <w:lvlJc w:val="left"/>
+      <w:pPr>
+        <w:ind w:left="2160" w:hanging="360"/>
+      </w:pPr>
+    </w:lvl>
+    <w:lvl w:ilvl="3" w:tplc="02EC53CC">
+      <w:start w:val="1"/>
+      <w:numFmt w:val="bullet"/>
+      <w:lvlText w:val="●"/>
+      <w:lvlJc w:val="left"/>
+      <w:pPr>
+        <w:ind w:left="2880" w:hanging="360"/>
+      </w:pPr>
+    </w:lvl>
+    <w:lvl w:ilvl="4" w:tplc="3516D4DA">
+      <w:start w:val="1"/>
+      <w:numFmt w:val="bullet"/>
+      <w:lvlText w:val="○"/>
+      <w:lvlJc w:val="left"/>
+      <w:pPr>
+        <w:ind w:left="3600" w:hanging="360"/>
+      </w:pPr>
+    </w:lvl>
+    <w:lvl w:ilvl="5" w:tplc="41D4C0E2">
+      <w:start w:val="1"/>
+      <w:numFmt w:val="bullet"/>
+      <w:lvlText w:val="■"/>
+      <w:lvlJc w:val="left"/>
+      <w:pPr>
+        <w:ind w:left="4320" w:hanging="360"/>
+      </w:pPr>
+    </w:lvl>
+    <w:lvl w:ilvl="6" w:tplc="2648ECC6">
+      <w:start w:val="1"/>
+      <w:numFmt w:val="bullet"/>
+      <w:lvlText w:val="●"/>
+      <w:lvlJc w:val="left"/>
+      <w:pPr>
+        <w:ind w:left="5040" w:hanging="360"/>
+      </w:pPr>
+    </w:lvl>
+    <w:lvl w:ilvl="7" w:tplc="1A465BA2">
+      <w:start w:val="1"/>
+      <w:numFmt w:val="bullet"/>
+      <w:lvlText w:val="●"/>
+      <w:lvlJc w:val="left"/>
+      <w:pPr>
+        <w:ind w:left="5760" w:hanging="360"/>
+      </w:pPr>
+    </w:lvl>
+    <w:lvl w:ilvl="8" w:tplc="BD3E887A">
+      <w:start w:val="1"/>
+      <w:numFmt w:val="bullet"/>
+      <w:lvlText w:val="●"/>
+      <w:lvlJc w:val="left"/>
+      <w:pPr>
+        <w:ind w:left="6480" w:hanging="360"/>
+      </w:pPr>
+    </w:lvl>
+  </w:abstractNum>
   <w:abstractNum w:abstractNumId="3" w15:restartNumberingAfterBreak="0">
-    <w:nsid w:val="5F2D1E89"/>
+    <w:nsid w:val="36B468A6"/>
     <w:multiLevelType w:val="hybridMultilevel"/>
-    <w:tmpl w:val="62549456"/>
-    <w:lvl w:ilvl="0" w:tplc="3D9A89E6">
+    <w:tmpl w:val="03B8F616"/>
+    <w:lvl w:ilvl="0" w:tplc="638EC5FC">
       <w:start w:val="1"/>
       <w:numFmt w:val="decimal"/>
       <w:lvlText w:val="%1."/>
@@ -13116,52 +13116,52 @@
         <w:color w:val="A67C27"/>
       </w:rPr>
     </w:lvl>
-    <w:lvl w:ilvl="1" w:tplc="A17CA038">
+    <w:lvl w:ilvl="1" w:tplc="019C188E">
       <w:numFmt w:val="decimal"/>
       <w:lvlText w:val=""/>
       <w:lvlJc w:val="left"/>
     </w:lvl>
-    <w:lvl w:ilvl="2" w:tplc="1B8C0C1A">
+    <w:lvl w:ilvl="2" w:tplc="7D023A44">
       <w:numFmt w:val="decimal"/>
       <w:lvlText w:val=""/>
       <w:lvlJc w:val="left"/>
     </w:lvl>
-    <w:lvl w:ilvl="3" w:tplc="BFF49614">
+    <w:lvl w:ilvl="3" w:tplc="BE62416A">
       <w:numFmt w:val="decimal"/>
       <w:lvlText w:val=""/>
       <w:lvlJc w:val="left"/>
     </w:lvl>
-    <w:lvl w:ilvl="4" w:tplc="1EDC22CE">
+    <w:lvl w:ilvl="4" w:tplc="F676A392">
       <w:numFmt w:val="decimal"/>
       <w:lvlText w:val=""/>
       <w:lvlJc w:val="left"/>
     </w:lvl>
-    <w:lvl w:ilvl="5" w:tplc="AD22616A">
+    <w:lvl w:ilvl="5" w:tplc="C72802B8">
       <w:numFmt w:val="decimal"/>
       <w:lvlText w:val=""/>
       <w:lvlJc w:val="left"/>
     </w:lvl>
-    <w:lvl w:ilvl="6" w:tplc="9B7087EA">
+    <w:lvl w:ilvl="6" w:tplc="95DC7C0C">
       <w:numFmt w:val="decimal"/>
       <w:lvlText w:val=""/>
       <w:lvlJc w:val="left"/>
     </w:lvl>
-    <w:lvl w:ilvl="7" w:tplc="BA5E505A">
+    <w:lvl w:ilvl="7" w:tplc="58842C32">
       <w:numFmt w:val="decimal"/>
       <w:lvlText w:val=""/>
       <w:lvlJc w:val="left"/>
     </w:lvl>
-    <w:lvl w:ilvl="8" w:tplc="E09A02B6">
+    <w:lvl w:ilvl="8" w:tplc="C810C4C8">
       <w:numFmt w:val="decimal"/>
       <w:lvlText w:val=""/>
       <w:lvlJc w:val="left"/>
     </w:lvl>
   </w:abstractNum>
   <w:abstractNum w:abstractNumId="4" w15:restartNumberingAfterBreak="0">
-    <w:nsid w:val="770974CA"/>
+    <w:nsid w:val="41260E16"/>
     <w:multiLevelType w:val="hybridMultilevel"/>
-    <w:tmpl w:val="940653EA"/>
-    <w:lvl w:ilvl="0" w:tplc="9ADC51D8">
+    <w:tmpl w:val="121E8914"/>
+    <w:lvl w:ilvl="0" w:tplc="402AE06E">
       <w:start w:val="1"/>
       <w:numFmt w:val="bullet"/>
       <w:lvlText w:val="•"/>
@@ -13170,7 +13170,7 @@
         <w:ind w:left="460" w:hanging="280"/>
       </w:pPr>
     </w:lvl>
-    <w:lvl w:ilvl="1" w:tplc="572CCA20">
+    <w:lvl w:ilvl="1" w:tplc="980EEC14">
       <w:start w:val="1"/>
       <w:numFmt w:val="bullet"/>
       <w:lvlText w:val="–"/>
@@ -13179,68 +13179,68 @@
         <w:ind w:left="900" w:hanging="280"/>
       </w:pPr>
     </w:lvl>
-    <w:lvl w:ilvl="2" w:tplc="DC7C1B88">
+    <w:lvl w:ilvl="2" w:tplc="5E8A62B8">
       <w:numFmt w:val="decimal"/>
       <w:lvlText w:val=""/>
       <w:lvlJc w:val="left"/>
     </w:lvl>
-    <w:lvl w:ilvl="3" w:tplc="7B3AC2E8">
+    <w:lvl w:ilvl="3" w:tplc="97D41382">
       <w:numFmt w:val="decimal"/>
       <w:lvlText w:val=""/>
       <w:lvlJc w:val="left"/>
     </w:lvl>
-    <w:lvl w:ilvl="4" w:tplc="E8BE82D2">
+    <w:lvl w:ilvl="4" w:tplc="C5EEE200">
       <w:numFmt w:val="decimal"/>
       <w:lvlText w:val=""/>
       <w:lvlJc w:val="left"/>
     </w:lvl>
-    <w:lvl w:ilvl="5" w:tplc="5B289AA8">
+    <w:lvl w:ilvl="5" w:tplc="DC02DD5E">
       <w:numFmt w:val="decimal"/>
       <w:lvlText w:val=""/>
       <w:lvlJc w:val="left"/>
     </w:lvl>
-    <w:lvl w:ilvl="6" w:tplc="B7A02A9A">
+    <w:lvl w:ilvl="6" w:tplc="EBC0D27C">
       <w:numFmt w:val="decimal"/>
       <w:lvlText w:val=""/>
       <w:lvlJc w:val="left"/>
     </w:lvl>
-    <w:lvl w:ilvl="7" w:tplc="A8C64728">
+    <w:lvl w:ilvl="7" w:tplc="71568FAC">
       <w:numFmt w:val="decimal"/>
       <w:lvlText w:val=""/>
       <w:lvlJc w:val="left"/>
     </w:lvl>
-    <w:lvl w:ilvl="8" w:tplc="4EE4E43E">
+    <w:lvl w:ilvl="8" w:tplc="3C32D824">
       <w:numFmt w:val="decimal"/>
       <w:lvlText w:val=""/>
       <w:lvlJc w:val="left"/>
     </w:lvl>
   </w:abstractNum>
-  <w:num w:numId="1" w16cid:durableId="1057360750">
+  <w:num w:numId="1" w16cid:durableId="1035812182">
+    <w:abstractNumId w:val="2"/>
+    <w:lvlOverride w:ilvl="0">
+      <w:startOverride w:val="1"/>
+    </w:lvlOverride>
+  </w:num>
+  <w:num w:numId="2" w16cid:durableId="942811110">
+    <w:abstractNumId w:val="4"/>
+    <w:lvlOverride w:ilvl="0">
+      <w:startOverride w:val="1"/>
+    </w:lvlOverride>
+  </w:num>
+  <w:num w:numId="3" w16cid:durableId="816798853">
     <w:abstractNumId w:val="1"/>
     <w:lvlOverride w:ilvl="0">
       <w:startOverride w:val="1"/>
     </w:lvlOverride>
   </w:num>
-  <w:num w:numId="2" w16cid:durableId="1414351433">
-    <w:abstractNumId w:val="4"/>
-    <w:lvlOverride w:ilvl="0">
-      <w:startOverride w:val="1"/>
-    </w:lvlOverride>
-  </w:num>
-  <w:num w:numId="3" w16cid:durableId="537426244">
+  <w:num w:numId="4" w16cid:durableId="411126278">
     <w:abstractNumId w:val="0"/>
     <w:lvlOverride w:ilvl="0">
       <w:startOverride w:val="1"/>
     </w:lvlOverride>
   </w:num>
-  <w:num w:numId="4" w16cid:durableId="1722171987">
+  <w:num w:numId="5" w16cid:durableId="746733248">
     <w:abstractNumId w:val="3"/>
-    <w:lvlOverride w:ilvl="0">
-      <w:startOverride w:val="1"/>
-    </w:lvlOverride>
-  </w:num>
-  <w:num w:numId="5" w16cid:durableId="1607344922">
-    <w:abstractNumId w:val="2"/>
     <w:lvlOverride w:ilvl="0">
       <w:startOverride w:val="1"/>
     </w:lvlOverride>
@@ -13865,7 +13865,7 @@
     <w:autoRedefine/>
     <w:uiPriority w:val="39"/>
     <w:unhideWhenUsed/>
-    <w:rsid w:val="00943B27"/>
+    <w:rsid w:val="00BC572D"/>
     <w:pPr>
       <w:spacing w:after="100"/>
     </w:pPr>
@@ -13877,7 +13877,7 @@
     <w:autoRedefine/>
     <w:uiPriority w:val="39"/>
     <w:unhideWhenUsed/>
-    <w:rsid w:val="00943B27"/>
+    <w:rsid w:val="00BC572D"/>
     <w:pPr>
       <w:spacing w:after="100"/>
       <w:ind w:left="210"/>

--- a/docs/manuals/Role_Guide_7_Analyst.docx
+++ b/docs/manuals/Role_Guide_7_Analyst.docx
@@ -469,7 +469,7 @@
                 <w:sz w:val="19"/>
                 <w:szCs w:val="19"/>
               </w:rPr>
-              <w:t>Version 1.24 · 6 October 2026</w:t>
+              <w:t>Version 1.25 · 6 October 2026</w:t>
             </w:r>
           </w:p>
         </w:tc>
@@ -538,7 +538,7 @@
     <w:sdt>
       <w:sdtPr>
         <w:alias w:val="Contents"/>
-        <w:id w:val="673850608"/>
+        <w:id w:val="-1387634041"/>
       </w:sdtPr>
       <w:sdtEndPr/>
       <w:sdtContent>
@@ -567,7 +567,7 @@
           <w:r>
             <w:fldChar w:fldCharType="separate"/>
           </w:r>
-          <w:hyperlink w:anchor="_Toc242182299" w:history="1">
+          <w:hyperlink w:anchor="_Toc242190118" w:history="1">
             <w:r>
               <w:rPr>
                 <w:rStyle w:val="Hyperlink"/>
@@ -591,7 +591,7 @@
               <w:rPr>
                 <w:noProof/>
               </w:rPr>
-              <w:instrText xml:space="preserve"> PAGEREF _Toc242182299 \h </w:instrText>
+              <w:instrText xml:space="preserve"> PAGEREF _Toc242190118 \h </w:instrText>
             </w:r>
             <w:r>
               <w:rPr>
@@ -634,7 +634,7 @@
               <w14:ligatures w14:val="standardContextual"/>
             </w:rPr>
           </w:pPr>
-          <w:hyperlink w:anchor="_Toc242182300" w:history="1">
+          <w:hyperlink w:anchor="_Toc242190119" w:history="1">
             <w:r>
               <w:rPr>
                 <w:rStyle w:val="Hyperlink"/>
@@ -658,7 +658,7 @@
               <w:rPr>
                 <w:noProof/>
               </w:rPr>
-              <w:instrText xml:space="preserve"> PAGEREF _Toc242182300 \h </w:instrText>
+              <w:instrText xml:space="preserve"> PAGEREF _Toc242190119 \h </w:instrText>
             </w:r>
             <w:r>
               <w:rPr>
@@ -701,7 +701,7 @@
               <w14:ligatures w14:val="standardContextual"/>
             </w:rPr>
           </w:pPr>
-          <w:hyperlink w:anchor="_Toc242182301" w:history="1">
+          <w:hyperlink w:anchor="_Toc242190120" w:history="1">
             <w:r>
               <w:rPr>
                 <w:rStyle w:val="Hyperlink"/>
@@ -725,7 +725,7 @@
               <w:rPr>
                 <w:noProof/>
               </w:rPr>
-              <w:instrText xml:space="preserve"> PAGEREF _Toc242182301 \h </w:instrText>
+              <w:instrText xml:space="preserve"> PAGEREF _Toc242190120 \h </w:instrText>
             </w:r>
             <w:r>
               <w:rPr>
@@ -768,7 +768,7 @@
               <w14:ligatures w14:val="standardContextual"/>
             </w:rPr>
           </w:pPr>
-          <w:hyperlink w:anchor="_Toc242182302" w:history="1">
+          <w:hyperlink w:anchor="_Toc242190121" w:history="1">
             <w:r>
               <w:rPr>
                 <w:rStyle w:val="Hyperlink"/>
@@ -792,7 +792,7 @@
               <w:rPr>
                 <w:noProof/>
               </w:rPr>
-              <w:instrText xml:space="preserve"> PAGEREF _Toc242182302 \h </w:instrText>
+              <w:instrText xml:space="preserve"> PAGEREF _Toc242190121 \h </w:instrText>
             </w:r>
             <w:r>
               <w:rPr>
@@ -835,7 +835,7 @@
               <w14:ligatures w14:val="standardContextual"/>
             </w:rPr>
           </w:pPr>
-          <w:hyperlink w:anchor="_Toc242182303" w:history="1">
+          <w:hyperlink w:anchor="_Toc242190122" w:history="1">
             <w:r>
               <w:rPr>
                 <w:rStyle w:val="Hyperlink"/>
@@ -859,7 +859,7 @@
               <w:rPr>
                 <w:noProof/>
               </w:rPr>
-              <w:instrText xml:space="preserve"> PAGEREF _Toc242182303 \h </w:instrText>
+              <w:instrText xml:space="preserve"> PAGEREF _Toc242190122 \h </w:instrText>
             </w:r>
             <w:r>
               <w:rPr>
@@ -902,7 +902,7 @@
               <w14:ligatures w14:val="standardContextual"/>
             </w:rPr>
           </w:pPr>
-          <w:hyperlink w:anchor="_Toc242182304" w:history="1">
+          <w:hyperlink w:anchor="_Toc242190123" w:history="1">
             <w:r>
               <w:rPr>
                 <w:rStyle w:val="Hyperlink"/>
@@ -926,7 +926,7 @@
               <w:rPr>
                 <w:noProof/>
               </w:rPr>
-              <w:instrText xml:space="preserve"> PAGEREF _Toc242182304 \h </w:instrText>
+              <w:instrText xml:space="preserve"> PAGEREF _Toc242190123 \h </w:instrText>
             </w:r>
             <w:r>
               <w:rPr>
@@ -969,7 +969,7 @@
               <w14:ligatures w14:val="standardContextual"/>
             </w:rPr>
           </w:pPr>
-          <w:hyperlink w:anchor="_Toc242182305" w:history="1">
+          <w:hyperlink w:anchor="_Toc242190124" w:history="1">
             <w:r>
               <w:rPr>
                 <w:rStyle w:val="Hyperlink"/>
@@ -993,7 +993,7 @@
               <w:rPr>
                 <w:noProof/>
               </w:rPr>
-              <w:instrText xml:space="preserve"> PAGEREF _Toc242182305 \h </w:instrText>
+              <w:instrText xml:space="preserve"> PAGEREF _Toc242190124 \h </w:instrText>
             </w:r>
             <w:r>
               <w:rPr>
@@ -1036,7 +1036,7 @@
               <w14:ligatures w14:val="standardContextual"/>
             </w:rPr>
           </w:pPr>
-          <w:hyperlink w:anchor="_Toc242182306" w:history="1">
+          <w:hyperlink w:anchor="_Toc242190125" w:history="1">
             <w:r>
               <w:rPr>
                 <w:rStyle w:val="Hyperlink"/>
@@ -1060,7 +1060,7 @@
               <w:rPr>
                 <w:noProof/>
               </w:rPr>
-              <w:instrText xml:space="preserve"> PAGEREF _Toc242182306 \h </w:instrText>
+              <w:instrText xml:space="preserve"> PAGEREF _Toc242190125 \h </w:instrText>
             </w:r>
             <w:r>
               <w:rPr>
@@ -1103,7 +1103,7 @@
               <w14:ligatures w14:val="standardContextual"/>
             </w:rPr>
           </w:pPr>
-          <w:hyperlink w:anchor="_Toc242182307" w:history="1">
+          <w:hyperlink w:anchor="_Toc242190126" w:history="1">
             <w:r>
               <w:rPr>
                 <w:rStyle w:val="Hyperlink"/>
@@ -1127,7 +1127,7 @@
               <w:rPr>
                 <w:noProof/>
               </w:rPr>
-              <w:instrText xml:space="preserve"> PAGEREF _Toc242182307 \h </w:instrText>
+              <w:instrText xml:space="preserve"> PAGEREF _Toc242190126 \h </w:instrText>
             </w:r>
             <w:r>
               <w:rPr>
@@ -1170,7 +1170,7 @@
               <w14:ligatures w14:val="standardContextual"/>
             </w:rPr>
           </w:pPr>
-          <w:hyperlink w:anchor="_Toc242182308" w:history="1">
+          <w:hyperlink w:anchor="_Toc242190127" w:history="1">
             <w:r>
               <w:rPr>
                 <w:rStyle w:val="Hyperlink"/>
@@ -1194,7 +1194,7 @@
               <w:rPr>
                 <w:noProof/>
               </w:rPr>
-              <w:instrText xml:space="preserve"> PAGEREF _Toc242182308 \h </w:instrText>
+              <w:instrText xml:space="preserve"> PAGEREF _Toc242190127 \h </w:instrText>
             </w:r>
             <w:r>
               <w:rPr>
@@ -1237,7 +1237,7 @@
               <w14:ligatures w14:val="standardContextual"/>
             </w:rPr>
           </w:pPr>
-          <w:hyperlink w:anchor="_Toc242182309" w:history="1">
+          <w:hyperlink w:anchor="_Toc242190128" w:history="1">
             <w:r>
               <w:rPr>
                 <w:rStyle w:val="Hyperlink"/>
@@ -1261,7 +1261,7 @@
               <w:rPr>
                 <w:noProof/>
               </w:rPr>
-              <w:instrText xml:space="preserve"> PAGEREF _Toc242182309 \h </w:instrText>
+              <w:instrText xml:space="preserve"> PAGEREF _Toc242190128 \h </w:instrText>
             </w:r>
             <w:r>
               <w:rPr>
@@ -1304,7 +1304,7 @@
               <w14:ligatures w14:val="standardContextual"/>
             </w:rPr>
           </w:pPr>
-          <w:hyperlink w:anchor="_Toc242182310" w:history="1">
+          <w:hyperlink w:anchor="_Toc242190129" w:history="1">
             <w:r>
               <w:rPr>
                 <w:rStyle w:val="Hyperlink"/>
@@ -1328,7 +1328,7 @@
               <w:rPr>
                 <w:noProof/>
               </w:rPr>
-              <w:instrText xml:space="preserve"> PAGEREF _Toc242182310 \h </w:instrText>
+              <w:instrText xml:space="preserve"> PAGEREF _Toc242190129 \h </w:instrText>
             </w:r>
             <w:r>
               <w:rPr>
@@ -1371,7 +1371,7 @@
               <w14:ligatures w14:val="standardContextual"/>
             </w:rPr>
           </w:pPr>
-          <w:hyperlink w:anchor="_Toc242182311" w:history="1">
+          <w:hyperlink w:anchor="_Toc242190130" w:history="1">
             <w:r>
               <w:rPr>
                 <w:rStyle w:val="Hyperlink"/>
@@ -1395,7 +1395,7 @@
               <w:rPr>
                 <w:noProof/>
               </w:rPr>
-              <w:instrText xml:space="preserve"> PAGEREF _Toc242182311 \h </w:instrText>
+              <w:instrText xml:space="preserve"> PAGEREF _Toc242190130 \h </w:instrText>
             </w:r>
             <w:r>
               <w:rPr>
@@ -1438,7 +1438,7 @@
               <w14:ligatures w14:val="standardContextual"/>
             </w:rPr>
           </w:pPr>
-          <w:hyperlink w:anchor="_Toc242182312" w:history="1">
+          <w:hyperlink w:anchor="_Toc242190131" w:history="1">
             <w:r>
               <w:rPr>
                 <w:rStyle w:val="Hyperlink"/>
@@ -1462,7 +1462,7 @@
               <w:rPr>
                 <w:noProof/>
               </w:rPr>
-              <w:instrText xml:space="preserve"> PAGEREF _Toc242182312 \h </w:instrText>
+              <w:instrText xml:space="preserve"> PAGEREF _Toc242190131 \h </w:instrText>
             </w:r>
             <w:r>
               <w:rPr>
@@ -1505,7 +1505,7 @@
               <w14:ligatures w14:val="standardContextual"/>
             </w:rPr>
           </w:pPr>
-          <w:hyperlink w:anchor="_Toc242182313" w:history="1">
+          <w:hyperlink w:anchor="_Toc242190132" w:history="1">
             <w:r>
               <w:rPr>
                 <w:rStyle w:val="Hyperlink"/>
@@ -1529,7 +1529,7 @@
               <w:rPr>
                 <w:noProof/>
               </w:rPr>
-              <w:instrText xml:space="preserve"> PAGEREF _Toc242182313 \h </w:instrText>
+              <w:instrText xml:space="preserve"> PAGEREF _Toc242190132 \h </w:instrText>
             </w:r>
             <w:r>
               <w:rPr>
@@ -1572,7 +1572,7 @@
               <w14:ligatures w14:val="standardContextual"/>
             </w:rPr>
           </w:pPr>
-          <w:hyperlink w:anchor="_Toc242182314" w:history="1">
+          <w:hyperlink w:anchor="_Toc242190133" w:history="1">
             <w:r>
               <w:rPr>
                 <w:rStyle w:val="Hyperlink"/>
@@ -1596,7 +1596,7 @@
               <w:rPr>
                 <w:noProof/>
               </w:rPr>
-              <w:instrText xml:space="preserve"> PAGEREF _Toc242182314 \h </w:instrText>
+              <w:instrText xml:space="preserve"> PAGEREF _Toc242190133 \h </w:instrText>
             </w:r>
             <w:r>
               <w:rPr>
@@ -1639,7 +1639,7 @@
               <w14:ligatures w14:val="standardContextual"/>
             </w:rPr>
           </w:pPr>
-          <w:hyperlink w:anchor="_Toc242182315" w:history="1">
+          <w:hyperlink w:anchor="_Toc242190134" w:history="1">
             <w:r>
               <w:rPr>
                 <w:rStyle w:val="Hyperlink"/>
@@ -1663,7 +1663,7 @@
               <w:rPr>
                 <w:noProof/>
               </w:rPr>
-              <w:instrText xml:space="preserve"> PAGEREF _Toc242182315 \h </w:instrText>
+              <w:instrText xml:space="preserve"> PAGEREF _Toc242190134 \h </w:instrText>
             </w:r>
             <w:r>
               <w:rPr>
@@ -1706,7 +1706,7 @@
               <w14:ligatures w14:val="standardContextual"/>
             </w:rPr>
           </w:pPr>
-          <w:hyperlink w:anchor="_Toc242182316" w:history="1">
+          <w:hyperlink w:anchor="_Toc242190135" w:history="1">
             <w:r>
               <w:rPr>
                 <w:rStyle w:val="Hyperlink"/>
@@ -1730,7 +1730,7 @@
               <w:rPr>
                 <w:noProof/>
               </w:rPr>
-              <w:instrText xml:space="preserve"> PAGEREF _Toc242182316 \h </w:instrText>
+              <w:instrText xml:space="preserve"> PAGEREF _Toc242190135 \h </w:instrText>
             </w:r>
             <w:r>
               <w:rPr>
@@ -1773,7 +1773,7 @@
               <w14:ligatures w14:val="standardContextual"/>
             </w:rPr>
           </w:pPr>
-          <w:hyperlink w:anchor="_Toc242182317" w:history="1">
+          <w:hyperlink w:anchor="_Toc242190136" w:history="1">
             <w:r>
               <w:rPr>
                 <w:rStyle w:val="Hyperlink"/>
@@ -1797,7 +1797,7 @@
               <w:rPr>
                 <w:noProof/>
               </w:rPr>
-              <w:instrText xml:space="preserve"> PAGEREF _Toc242182317 \h </w:instrText>
+              <w:instrText xml:space="preserve"> PAGEREF _Toc242190136 \h </w:instrText>
             </w:r>
             <w:r>
               <w:rPr>
@@ -1840,7 +1840,7 @@
               <w14:ligatures w14:val="standardContextual"/>
             </w:rPr>
           </w:pPr>
-          <w:hyperlink w:anchor="_Toc242182318" w:history="1">
+          <w:hyperlink w:anchor="_Toc242190137" w:history="1">
             <w:r>
               <w:rPr>
                 <w:rStyle w:val="Hyperlink"/>
@@ -1864,7 +1864,7 @@
               <w:rPr>
                 <w:noProof/>
               </w:rPr>
-              <w:instrText xml:space="preserve"> PAGEREF _Toc242182318 \h </w:instrText>
+              <w:instrText xml:space="preserve"> PAGEREF _Toc242190137 \h </w:instrText>
             </w:r>
             <w:r>
               <w:rPr>
@@ -1907,7 +1907,7 @@
               <w14:ligatures w14:val="standardContextual"/>
             </w:rPr>
           </w:pPr>
-          <w:hyperlink w:anchor="_Toc242182319" w:history="1">
+          <w:hyperlink w:anchor="_Toc242190138" w:history="1">
             <w:r>
               <w:rPr>
                 <w:rStyle w:val="Hyperlink"/>
@@ -1931,7 +1931,7 @@
               <w:rPr>
                 <w:noProof/>
               </w:rPr>
-              <w:instrText xml:space="preserve"> PAGEREF _Toc242182319 \h </w:instrText>
+              <w:instrText xml:space="preserve"> PAGEREF _Toc242190138 \h </w:instrText>
             </w:r>
             <w:r>
               <w:rPr>
@@ -1974,7 +1974,7 @@
               <w14:ligatures w14:val="standardContextual"/>
             </w:rPr>
           </w:pPr>
-          <w:hyperlink w:anchor="_Toc242182320" w:history="1">
+          <w:hyperlink w:anchor="_Toc242190139" w:history="1">
             <w:r>
               <w:rPr>
                 <w:rStyle w:val="Hyperlink"/>
@@ -1998,7 +1998,7 @@
               <w:rPr>
                 <w:noProof/>
               </w:rPr>
-              <w:instrText xml:space="preserve"> PAGEREF _Toc242182320 \h </w:instrText>
+              <w:instrText xml:space="preserve"> PAGEREF _Toc242190139 \h </w:instrText>
             </w:r>
             <w:r>
               <w:rPr>
@@ -2041,7 +2041,7 @@
               <w14:ligatures w14:val="standardContextual"/>
             </w:rPr>
           </w:pPr>
-          <w:hyperlink w:anchor="_Toc242182321" w:history="1">
+          <w:hyperlink w:anchor="_Toc242190140" w:history="1">
             <w:r>
               <w:rPr>
                 <w:rStyle w:val="Hyperlink"/>
@@ -2065,7 +2065,7 @@
               <w:rPr>
                 <w:noProof/>
               </w:rPr>
-              <w:instrText xml:space="preserve"> PAGEREF _Toc242182321 \h </w:instrText>
+              <w:instrText xml:space="preserve"> PAGEREF _Toc242190140 \h </w:instrText>
             </w:r>
             <w:r>
               <w:rPr>
@@ -2108,7 +2108,7 @@
               <w14:ligatures w14:val="standardContextual"/>
             </w:rPr>
           </w:pPr>
-          <w:hyperlink w:anchor="_Toc242182322" w:history="1">
+          <w:hyperlink w:anchor="_Toc242190141" w:history="1">
             <w:r>
               <w:rPr>
                 <w:rStyle w:val="Hyperlink"/>
@@ -2132,7 +2132,7 @@
               <w:rPr>
                 <w:noProof/>
               </w:rPr>
-              <w:instrText xml:space="preserve"> PAGEREF _Toc242182322 \h </w:instrText>
+              <w:instrText xml:space="preserve"> PAGEREF _Toc242190141 \h </w:instrText>
             </w:r>
             <w:r>
               <w:rPr>
@@ -2175,7 +2175,7 @@
               <w14:ligatures w14:val="standardContextual"/>
             </w:rPr>
           </w:pPr>
-          <w:hyperlink w:anchor="_Toc242182323" w:history="1">
+          <w:hyperlink w:anchor="_Toc242190142" w:history="1">
             <w:r>
               <w:rPr>
                 <w:rStyle w:val="Hyperlink"/>
@@ -2199,7 +2199,7 @@
               <w:rPr>
                 <w:noProof/>
               </w:rPr>
-              <w:instrText xml:space="preserve"> PAGEREF _Toc242182323 \h </w:instrText>
+              <w:instrText xml:space="preserve"> PAGEREF _Toc242190142 \h </w:instrText>
             </w:r>
             <w:r>
               <w:rPr>
@@ -2242,7 +2242,7 @@
               <w14:ligatures w14:val="standardContextual"/>
             </w:rPr>
           </w:pPr>
-          <w:hyperlink w:anchor="_Toc242182324" w:history="1">
+          <w:hyperlink w:anchor="_Toc242190143" w:history="1">
             <w:r>
               <w:rPr>
                 <w:rStyle w:val="Hyperlink"/>
@@ -2266,7 +2266,7 @@
               <w:rPr>
                 <w:noProof/>
               </w:rPr>
-              <w:instrText xml:space="preserve"> PAGEREF _Toc242182324 \h </w:instrText>
+              <w:instrText xml:space="preserve"> PAGEREF _Toc242190143 \h </w:instrText>
             </w:r>
             <w:r>
               <w:rPr>
@@ -2309,7 +2309,7 @@
               <w14:ligatures w14:val="standardContextual"/>
             </w:rPr>
           </w:pPr>
-          <w:hyperlink w:anchor="_Toc242182325" w:history="1">
+          <w:hyperlink w:anchor="_Toc242190144" w:history="1">
             <w:r>
               <w:rPr>
                 <w:rStyle w:val="Hyperlink"/>
@@ -2333,7 +2333,7 @@
               <w:rPr>
                 <w:noProof/>
               </w:rPr>
-              <w:instrText xml:space="preserve"> PAGEREF _Toc242182325 \h </w:instrText>
+              <w:instrText xml:space="preserve"> PAGEREF _Toc242190144 \h </w:instrText>
             </w:r>
             <w:r>
               <w:rPr>
@@ -2372,7 +2372,7 @@
         <w:pStyle w:val="Heading1"/>
         <w:pageBreakBefore/>
       </w:pPr>
-      <w:bookmarkStart w:id="0" w:name="_Toc242182299"/>
+      <w:bookmarkStart w:id="0" w:name="_Toc242190118"/>
       <w:r>
         <w:lastRenderedPageBreak/>
         <w:t>1. Your role at a glance</w:t>
@@ -2553,7 +2553,7 @@
         <w:pStyle w:val="Heading1"/>
         <w:pageBreakBefore/>
       </w:pPr>
-      <w:bookmarkStart w:id="1" w:name="_Toc242182300"/>
+      <w:bookmarkStart w:id="1" w:name="_Toc242190119"/>
       <w:r>
         <w:lastRenderedPageBreak/>
         <w:t>2. Signing in and your screens</w:t>
@@ -2564,7 +2564,7 @@
       <w:pPr>
         <w:pStyle w:val="Heading2"/>
       </w:pPr>
-      <w:bookmarkStart w:id="2" w:name="_Toc242182301"/>
+      <w:bookmarkStart w:id="2" w:name="_Toc242190120"/>
       <w:r>
         <w:t>Signing in</w:t>
       </w:r>
@@ -2647,7 +2647,7 @@
           <w:noProof/>
         </w:rPr>
         <w:drawing>
-          <wp:inline distT="0" distB="0" distL="0" distR="0" wp14:anchorId="43DB0CFB" wp14:editId="458DD7AB">
+          <wp:inline distT="0" distB="0" distL="0" distR="0" wp14:anchorId="04E4A28C" wp14:editId="523C98F8">
             <wp:extent cx="5334000" cy="2333625"/>
             <wp:effectExtent l="0" t="0" r="0" b="0"/>
             <wp:docPr id="1" name="adm_login.jpg" descr="The sign-in screen for all internal staff." title="The sign-in screen for all internal staff."/>
@@ -2814,7 +2814,7 @@
       <w:pPr>
         <w:pStyle w:val="Heading2"/>
       </w:pPr>
-      <w:bookmarkStart w:id="3" w:name="_Toc242182302"/>
+      <w:bookmarkStart w:id="3" w:name="_Toc242190121"/>
       <w:r>
         <w:t>Finding your way around</w:t>
       </w:r>
@@ -2999,7 +2999,7 @@
         </w:rPr>
         <w:lastRenderedPageBreak/>
         <w:drawing>
-          <wp:inline distT="0" distB="0" distL="0" distR="0" wp14:anchorId="6D9796D5" wp14:editId="6B824FCE">
+          <wp:inline distT="0" distB="0" distL="0" distR="0" wp14:anchorId="79C54033" wp14:editId="1F3CEA20">
             <wp:extent cx="5715000" cy="1876425"/>
             <wp:effectExtent l="0" t="0" r="0" b="0"/>
             <wp:docPr id="2" name="adm_not_your_role.jpg" descr="Opening a screen outside your role (for example from an old bookmark) shows this card instead of the screen." title="Opening a screen outside your role (for example from an old bookmark) shows this card instead of the screen."/>
@@ -3068,7 +3068,7 @@
       <w:pPr>
         <w:pStyle w:val="Heading2"/>
       </w:pPr>
-      <w:bookmarkStart w:id="4" w:name="_Toc242182303"/>
+      <w:bookmarkStart w:id="4" w:name="_Toc242190122"/>
       <w:r>
         <w:t>Your screens</w:t>
       </w:r>
@@ -3402,7 +3402,7 @@
       <w:pPr>
         <w:pStyle w:val="Heading2"/>
       </w:pPr>
-      <w:bookmarkStart w:id="5" w:name="_Toc242182304"/>
+      <w:bookmarkStart w:id="5" w:name="_Toc242190123"/>
       <w:r>
         <w:t>Changing your password</w:t>
       </w:r>
@@ -3485,7 +3485,7 @@
           <w:noProof/>
         </w:rPr>
         <w:drawing>
-          <wp:inline distT="0" distB="0" distL="0" distR="0" wp14:anchorId="013C775E" wp14:editId="07BC096C">
+          <wp:inline distT="0" distB="0" distL="0" distR="0" wp14:anchorId="7EEEA25E" wp14:editId="23D7DAB3">
             <wp:extent cx="5334000" cy="2171700"/>
             <wp:effectExtent l="0" t="0" r="0" b="0"/>
             <wp:docPr id="3" name="adm_account.jpg" descr="Change Password screen." title="Change Password screen."/>
@@ -3573,7 +3573,7 @@
         <w:pStyle w:val="Heading1"/>
         <w:pageBreakBefore/>
       </w:pPr>
-      <w:bookmarkStart w:id="6" w:name="_Toc242182305"/>
+      <w:bookmarkStart w:id="6" w:name="_Toc242190124"/>
       <w:r>
         <w:lastRenderedPageBreak/>
         <w:t>3. Your routine</w:t>
@@ -3858,7 +3858,7 @@
         <w:pStyle w:val="Heading1"/>
         <w:pageBreakBefore/>
       </w:pPr>
-      <w:bookmarkStart w:id="7" w:name="_Toc242182306"/>
+      <w:bookmarkStart w:id="7" w:name="_Toc242190125"/>
       <w:r>
         <w:lastRenderedPageBreak/>
         <w:t>4. Step-by-step tasks</w:t>
@@ -3869,7 +3869,7 @@
       <w:pPr>
         <w:pStyle w:val="Heading2"/>
       </w:pPr>
-      <w:bookmarkStart w:id="8" w:name="_Toc242182307"/>
+      <w:bookmarkStart w:id="8" w:name="_Toc242190126"/>
       <w:r>
         <w:t>4.1 Your start screen</w:t>
       </w:r>
@@ -3886,7 +3886,7 @@
           <w:noProof/>
         </w:rPr>
         <w:drawing>
-          <wp:inline distT="0" distB="0" distL="0" distR="0" wp14:anchorId="53C23785" wp14:editId="5CD8D300">
+          <wp:inline distT="0" distB="0" distL="0" distR="0" wp14:anchorId="2AEDC3E5" wp14:editId="7E80EAE0">
             <wp:extent cx="5715000" cy="3571875"/>
             <wp:effectExtent l="0" t="0" r="0" b="0"/>
             <wp:docPr id="4" name="an_dashboard.jpg" descr="Executive Dashboard as seen by the Analyst." title="Executive Dashboard as seen by the Analyst."/>
@@ -3955,7 +3955,7 @@
       <w:pPr>
         <w:pStyle w:val="Heading2"/>
       </w:pPr>
-      <w:bookmarkStart w:id="9" w:name="_Toc242182308"/>
+      <w:bookmarkStart w:id="9" w:name="_Toc242190127"/>
       <w:r>
         <w:t>4.2 Reading the dashboards</w:t>
       </w:r>
@@ -3981,7 +3981,7 @@
         </w:rPr>
         <w:lastRenderedPageBreak/>
         <w:drawing>
-          <wp:inline distT="0" distB="0" distL="0" distR="0" wp14:anchorId="05239BE4" wp14:editId="42203B17">
+          <wp:inline distT="0" distB="0" distL="0" distR="0" wp14:anchorId="32BF868A" wp14:editId="78993D03">
             <wp:extent cx="5715000" cy="3571875"/>
             <wp:effectExtent l="0" t="0" r="0" b="0"/>
             <wp:docPr id="5" name="adm_exec_dashboard.jpg" descr="Executive Dashboard: completions against the 400 / 60 / 50–75 targets, days to data lock, spend, and the lowest-filled strata." title="Executive Dashboard: completions against the 400 / 60 / 50–75 targets, days to data lock, spend, and the lowest-filled strata."/>
@@ -4646,7 +4646,7 @@
       <w:pPr>
         <w:pStyle w:val="Heading2"/>
       </w:pPr>
-      <w:bookmarkStart w:id="10" w:name="_Toc242182309"/>
+      <w:bookmarkStart w:id="10" w:name="_Toc242190128"/>
       <w:r>
         <w:t>4.3 Using Reports (analytics and charts)</w:t>
       </w:r>
@@ -4687,7 +4687,7 @@
         </w:rPr>
         <w:lastRenderedPageBreak/>
         <w:drawing>
-          <wp:inline distT="0" distB="0" distL="0" distR="0" wp14:anchorId="6987C336" wp14:editId="1858D100">
+          <wp:inline distT="0" distB="0" distL="0" distR="0" wp14:anchorId="29C696F9" wp14:editId="429AA41A">
             <wp:extent cx="5334000" cy="3333750"/>
             <wp:effectExtent l="0" t="0" r="0" b="0"/>
             <wp:docPr id="6" name="adm_reports_top.jpg" descr="Reports: headline figures for the chosen period." title="Reports: headline figures for the chosen period."/>
@@ -4829,7 +4829,7 @@
           <w:noProof/>
         </w:rPr>
         <w:drawing>
-          <wp:inline distT="0" distB="0" distL="0" distR="0" wp14:anchorId="2256B36F" wp14:editId="732E7945">
+          <wp:inline distT="0" distB="0" distL="0" distR="0" wp14:anchorId="41964486" wp14:editId="3CCFA2AB">
             <wp:extent cx="5334000" cy="3409950"/>
             <wp:effectExtent l="0" t="0" r="0" b="0"/>
             <wp:docPr id="7" name="adm_reports_funnel.jpg" descr="Case funnel: each case counted once at every stage it has reached." title="Case funnel: each case counted once at every stage it has reached."/>
@@ -4929,7 +4929,7 @@
         </w:rPr>
         <w:lastRenderedPageBreak/>
         <w:drawing>
-          <wp:inline distT="0" distB="0" distL="0" distR="0" wp14:anchorId="58EF4500" wp14:editId="6E36F16E">
+          <wp:inline distT="0" distB="0" distL="0" distR="0" wp14:anchorId="04A059BC" wp14:editId="169F2C15">
             <wp:extent cx="5334000" cy="3248025"/>
             <wp:effectExtent l="0" t="0" r="0" b="0"/>
             <wp:docPr id="8" name="adm_reports_funnel_table.jpg" descr="The same chart as a table." title="The same chart as a table."/>
@@ -5028,7 +5028,7 @@
           <w:noProof/>
         </w:rPr>
         <w:drawing>
-          <wp:inline distT="0" distB="0" distL="0" distR="0" wp14:anchorId="4CD90065" wp14:editId="3BF11136">
+          <wp:inline distT="0" distB="0" distL="0" distR="0" wp14:anchorId="736AF09A" wp14:editId="689D2F04">
             <wp:extent cx="5334000" cy="2628900"/>
             <wp:effectExtent l="0" t="0" r="0" b="0"/>
             <wp:docPr id="9" name="adm_reports_coverage.jpg" descr="Coverage by group." title="Coverage by group."/>
@@ -5128,7 +5128,7 @@
         </w:rPr>
         <w:lastRenderedPageBreak/>
         <w:drawing>
-          <wp:inline distT="0" distB="0" distL="0" distR="0" wp14:anchorId="2A2E1B63" wp14:editId="45DD657A">
+          <wp:inline distT="0" distB="0" distL="0" distR="0" wp14:anchorId="71219C05" wp14:editId="316B576A">
             <wp:extent cx="5334000" cy="2600325"/>
             <wp:effectExtent l="0" t="0" r="0" b="0"/>
             <wp:docPr id="10" name="adm_reports_modes.jpg" descr="Administration modes." title="Administration modes."/>
@@ -5237,7 +5237,7 @@
           <w:noProof/>
         </w:rPr>
         <w:drawing>
-          <wp:inline distT="0" distB="0" distL="0" distR="0" wp14:anchorId="598AE238" wp14:editId="40156392">
+          <wp:inline distT="0" distB="0" distL="0" distR="0" wp14:anchorId="7E05510D" wp14:editId="2D034DDE">
             <wp:extent cx="5334000" cy="2905125"/>
             <wp:effectExtent l="0" t="0" r="0" b="0"/>
             <wp:docPr id="11" name="adm_reports_duration.jpg" descr="Completion-time distribution." title="Completion-time distribution."/>
@@ -5319,7 +5319,7 @@
       <w:pPr>
         <w:pStyle w:val="Heading2"/>
       </w:pPr>
-      <w:bookmarkStart w:id="11" w:name="_Toc242182310"/>
+      <w:bookmarkStart w:id="11" w:name="_Toc242190129"/>
       <w:r>
         <w:lastRenderedPageBreak/>
         <w:t>4.4 Downloading data</w:t>
@@ -5337,7 +5337,7 @@
           <w:noProof/>
         </w:rPr>
         <w:drawing>
-          <wp:inline distT="0" distB="0" distL="0" distR="0" wp14:anchorId="0F99C118" wp14:editId="18915C29">
+          <wp:inline distT="0" distB="0" distL="0" distR="0" wp14:anchorId="72CF1816" wp14:editId="0DDBE70D">
             <wp:extent cx="5715000" cy="1876425"/>
             <wp:effectExtent l="0" t="0" r="0" b="0"/>
             <wp:docPr id="12" name="an_export.jpg" descr="Data Export." title="Data Export."/>
@@ -5939,7 +5939,7 @@
       <w:pPr>
         <w:pStyle w:val="Heading2"/>
       </w:pPr>
-      <w:bookmarkStart w:id="12" w:name="_Toc242182311"/>
+      <w:bookmarkStart w:id="12" w:name="_Toc242190130"/>
       <w:r>
         <w:t>4.5 Working with the analysis export</w:t>
       </w:r>
@@ -6085,7 +6085,7 @@
         <w:pStyle w:val="Heading1"/>
         <w:pageBreakBefore/>
       </w:pPr>
-      <w:bookmarkStart w:id="13" w:name="_Toc242182312"/>
+      <w:bookmarkStart w:id="13" w:name="_Toc242190131"/>
       <w:r>
         <w:lastRenderedPageBreak/>
         <w:t>5. Rules you must follow</w:t>
@@ -6223,7 +6223,7 @@
         <w:pStyle w:val="Heading1"/>
         <w:pageBreakBefore/>
       </w:pPr>
-      <w:bookmarkStart w:id="14" w:name="_Toc242182313"/>
+      <w:bookmarkStart w:id="14" w:name="_Toc242190132"/>
       <w:r>
         <w:lastRenderedPageBreak/>
         <w:t>6. Troubleshooting</w:t>
@@ -7518,7 +7518,7 @@
         <w:pStyle w:val="Heading1"/>
         <w:pageBreakBefore/>
       </w:pPr>
-      <w:bookmarkStart w:id="15" w:name="_Toc242182314"/>
+      <w:bookmarkStart w:id="15" w:name="_Toc242190133"/>
       <w:r>
         <w:lastRenderedPageBreak/>
         <w:t>7. Quick reference</w:t>
@@ -7797,7 +7797,7 @@
         <w:pStyle w:val="Heading1"/>
         <w:pageBreakBefore/>
       </w:pPr>
-      <w:bookmarkStart w:id="16" w:name="_Toc242182315"/>
+      <w:bookmarkStart w:id="16" w:name="_Toc242190134"/>
       <w:r>
         <w:lastRenderedPageBreak/>
         <w:t>8. Every screen and button for your role</w:t>
@@ -7960,7 +7960,7 @@
       <w:pPr>
         <w:pStyle w:val="Heading2"/>
       </w:pPr>
-      <w:bookmarkStart w:id="17" w:name="_Toc242182316"/>
+      <w:bookmarkStart w:id="17" w:name="_Toc242190135"/>
       <w:r>
         <w:t>8.1 Sign in</w:t>
       </w:r>
@@ -8473,7 +8473,7 @@
       <w:pPr>
         <w:pStyle w:val="Heading2"/>
       </w:pPr>
-      <w:bookmarkStart w:id="18" w:name="_Toc242182317"/>
+      <w:bookmarkStart w:id="18" w:name="_Toc242190136"/>
       <w:r>
         <w:t>8.2 The header and menu bar (every screen)</w:t>
       </w:r>
@@ -9197,7 +9197,7 @@
       <w:pPr>
         <w:pStyle w:val="Heading2"/>
       </w:pPr>
-      <w:bookmarkStart w:id="19" w:name="_Toc242182318"/>
+      <w:bookmarkStart w:id="19" w:name="_Toc242190137"/>
       <w:r>
         <w:t>8.3 Change Password</w:t>
       </w:r>
@@ -9817,7 +9817,7 @@
       <w:pPr>
         <w:pStyle w:val="Heading2"/>
       </w:pPr>
-      <w:bookmarkStart w:id="20" w:name="_Toc242182319"/>
+      <w:bookmarkStart w:id="20" w:name="_Toc242190138"/>
       <w:r>
         <w:t>8.4 Executive Dashboard</w:t>
       </w:r>
@@ -10331,7 +10331,7 @@
       <w:pPr>
         <w:pStyle w:val="Heading2"/>
       </w:pPr>
-      <w:bookmarkStart w:id="21" w:name="_Toc242182320"/>
+      <w:bookmarkStart w:id="21" w:name="_Toc242190139"/>
       <w:r>
         <w:t>8.5 Sampling Dashboard</w:t>
       </w:r>
@@ -10844,7 +10844,7 @@
       <w:pPr>
         <w:pStyle w:val="Heading2"/>
       </w:pPr>
-      <w:bookmarkStart w:id="22" w:name="_Toc242182321"/>
+      <w:bookmarkStart w:id="22" w:name="_Toc242190140"/>
       <w:r>
         <w:t>8.6 Contact Dashboard</w:t>
       </w:r>
@@ -11147,7 +11147,7 @@
       <w:pPr>
         <w:pStyle w:val="Heading2"/>
       </w:pPr>
-      <w:bookmarkStart w:id="23" w:name="_Toc242182322"/>
+      <w:bookmarkStart w:id="23" w:name="_Toc242190141"/>
       <w:r>
         <w:lastRenderedPageBreak/>
         <w:t>8.7 KII / Document Dashboard</w:t>
@@ -11558,7 +11558,7 @@
       <w:pPr>
         <w:pStyle w:val="Heading2"/>
       </w:pPr>
-      <w:bookmarkStart w:id="24" w:name="_Toc242182323"/>
+      <w:bookmarkStart w:id="24" w:name="_Toc242190142"/>
       <w:r>
         <w:t>8.8 Reports</w:t>
       </w:r>
@@ -12071,7 +12071,7 @@
       <w:pPr>
         <w:pStyle w:val="Heading2"/>
       </w:pPr>
-      <w:bookmarkStart w:id="25" w:name="_Toc242182324"/>
+      <w:bookmarkStart w:id="25" w:name="_Toc242190143"/>
       <w:r>
         <w:t>8.9 Cost Dashboard</w:t>
       </w:r>
@@ -12374,7 +12374,7 @@
       <w:pPr>
         <w:pStyle w:val="Heading2"/>
       </w:pPr>
-      <w:bookmarkStart w:id="26" w:name="_Toc242182325"/>
+      <w:bookmarkStart w:id="26" w:name="_Toc242190144"/>
       <w:r>
         <w:lastRenderedPageBreak/>
         <w:t>8.10 Export</w:t>
@@ -12722,7 +12722,7 @@
         <w:sz w:val="16"/>
         <w:szCs w:val="16"/>
       </w:rPr>
-      <w:t>Version 1.24 · 6 October 2026</w:t>
+      <w:t>Version 1.25 · 6 October 2026</w:t>
     </w:r>
     <w:r>
       <w:rPr>
@@ -12895,10 +12895,10 @@
 <file path=word/numbering.xml><?xml version="1.0" encoding="utf-8"?>
 <w:numbering xmlns:wpc="http://schemas.microsoft.com/office/word/2010/wordprocessingCanvas" xmlns:cx="http://schemas.microsoft.com/office/drawing/2014/chartex" xmlns:cx1="http://schemas.microsoft.com/office/drawing/2015/9/8/chartex" xmlns:cx2="http://schemas.microsoft.com/office/drawing/2015/10/21/chartex" xmlns:cx3="http://schemas.microsoft.com/office/drawing/2016/5/9/chartex" xmlns:cx4="http://schemas.microsoft.com/office/drawing/2016/5/10/chartex" xmlns:cx5="http://schemas.microsoft.com/office/drawing/2016/5/11/chartex" xmlns:cx6="http://schemas.microsoft.com/office/drawing/2016/5/12/chartex" xmlns:cx7="http://schemas.microsoft.com/office/drawing/2016/5/13/chartex" xmlns:cx8="http://schemas.microsoft.com/office/drawing/2016/5/14/chartex" xmlns:mc="http://schemas.openxmlformats.org/markup-compatibility/2006" xmlns:aink="http://schemas.microsoft.com/office/drawing/2016/ink" xmlns:am3d="http://schemas.microsoft.com/office/drawing/2017/model3d" xmlns:o="urn:schemas-microsoft-com:office:office" xmlns:oel="http://schemas.microsoft.com/office/2019/extlst" xmlns:r="http://schemas.openxmlformats.org/officeDocument/2006/relationships" xmlns:m="http://schemas.openxmlformats.org/officeDocument/2006/math" xmlns:v="urn:schemas-microsoft-com:vml" xmlns:wp14="http://schemas.microsoft.com/office/word/2010/wordprocessingDrawing" xmlns:wp="http://schemas.openxmlformats.org/drawingml/2006/wordprocessingDrawing" xmlns:w10="urn:schemas-microsoft-com:office:word" xmlns:w="http://schemas.openxmlformats.org/wordprocessingml/2006/main" xmlns:w14="http://schemas.microsoft.com/office/word/2010/wordml" xmlns:w15="http://schemas.microsoft.com/office/word/2012/wordml" xmlns:w16cex="http://schemas.microsoft.com/office/word/2018/wordml/cex" xmlns:w16cid="http://schemas.microsoft.com/office/word/2016/wordml/cid" xmlns:w16="http://schemas.microsoft.com/office/word/2018/wordml" xmlns:w16sdtdh="http://schemas.microsoft.com/office/word/2020/wordml/sdtdatahash" xmlns:w16se="http://schemas.microsoft.com/office/word/2015/wordml/symex" xmlns:wpg="http://schemas.microsoft.com/office/word/2010/wordprocessingGroup" xmlns:wpi="http://schemas.microsoft.com/office/word/2010/wordprocessingInk" xmlns:wne="http://schemas.microsoft.com/office/word/2006/wordml" xmlns:wps="http://schemas.microsoft.com/office/word/2010/wordprocessingShape" mc:Ignorable="w14 w15 w16se w16cid w16 w16cex w16sdtdh wp14">
   <w:abstractNum w:abstractNumId="0" w15:restartNumberingAfterBreak="0">
-    <w:nsid w:val="1CC27FD9"/>
+    <w:nsid w:val="026F0B64"/>
     <w:multiLevelType w:val="hybridMultilevel"/>
-    <w:tmpl w:val="10EEFAD4"/>
-    <w:lvl w:ilvl="0" w:tplc="5FE2E3E6">
+    <w:tmpl w:val="6D48D594"/>
+    <w:lvl w:ilvl="0" w:tplc="19485DB8">
       <w:start w:val="1"/>
       <w:numFmt w:val="decimal"/>
       <w:lvlText w:val="%1."/>
@@ -12912,52 +12912,52 @@
         <w:color w:val="A67C27"/>
       </w:rPr>
     </w:lvl>
-    <w:lvl w:ilvl="1" w:tplc="6EB0F3B4">
+    <w:lvl w:ilvl="1" w:tplc="C9DCB926">
       <w:numFmt w:val="decimal"/>
       <w:lvlText w:val=""/>
       <w:lvlJc w:val="left"/>
     </w:lvl>
-    <w:lvl w:ilvl="2" w:tplc="0652B90C">
+    <w:lvl w:ilvl="2" w:tplc="7E7E4012">
       <w:numFmt w:val="decimal"/>
       <w:lvlText w:val=""/>
       <w:lvlJc w:val="left"/>
     </w:lvl>
-    <w:lvl w:ilvl="3" w:tplc="A3E87A6A">
+    <w:lvl w:ilvl="3" w:tplc="452280F4">
       <w:numFmt w:val="decimal"/>
       <w:lvlText w:val=""/>
       <w:lvlJc w:val="left"/>
     </w:lvl>
-    <w:lvl w:ilvl="4" w:tplc="9C001D5E">
+    <w:lvl w:ilvl="4" w:tplc="A8E04940">
       <w:numFmt w:val="decimal"/>
       <w:lvlText w:val=""/>
       <w:lvlJc w:val="left"/>
     </w:lvl>
-    <w:lvl w:ilvl="5" w:tplc="FE7470CC">
+    <w:lvl w:ilvl="5" w:tplc="7A58E7F2">
       <w:numFmt w:val="decimal"/>
       <w:lvlText w:val=""/>
       <w:lvlJc w:val="left"/>
     </w:lvl>
-    <w:lvl w:ilvl="6" w:tplc="D1B6B81A">
+    <w:lvl w:ilvl="6" w:tplc="EE6411C6">
       <w:numFmt w:val="decimal"/>
       <w:lvlText w:val=""/>
       <w:lvlJc w:val="left"/>
     </w:lvl>
-    <w:lvl w:ilvl="7" w:tplc="5A086C26">
+    <w:lvl w:ilvl="7" w:tplc="45FE8204">
       <w:numFmt w:val="decimal"/>
       <w:lvlText w:val=""/>
       <w:lvlJc w:val="left"/>
     </w:lvl>
-    <w:lvl w:ilvl="8" w:tplc="44F83EE6">
+    <w:lvl w:ilvl="8" w:tplc="6B7CD486">
       <w:numFmt w:val="decimal"/>
       <w:lvlText w:val=""/>
       <w:lvlJc w:val="left"/>
     </w:lvl>
   </w:abstractNum>
   <w:abstractNum w:abstractNumId="1" w15:restartNumberingAfterBreak="0">
-    <w:nsid w:val="2DC34098"/>
+    <w:nsid w:val="0A8258E8"/>
     <w:multiLevelType w:val="hybridMultilevel"/>
-    <w:tmpl w:val="82427E94"/>
-    <w:lvl w:ilvl="0" w:tplc="83863C6A">
+    <w:tmpl w:val="16BA2962"/>
+    <w:lvl w:ilvl="0" w:tplc="039CEA80">
       <w:start w:val="1"/>
       <w:numFmt w:val="decimal"/>
       <w:lvlText w:val="%1."/>
@@ -12971,52 +12971,52 @@
         <w:color w:val="A67C27"/>
       </w:rPr>
     </w:lvl>
-    <w:lvl w:ilvl="1" w:tplc="1886499C">
+    <w:lvl w:ilvl="1" w:tplc="EAB0F662">
       <w:numFmt w:val="decimal"/>
       <w:lvlText w:val=""/>
       <w:lvlJc w:val="left"/>
     </w:lvl>
-    <w:lvl w:ilvl="2" w:tplc="746CE8D8">
+    <w:lvl w:ilvl="2" w:tplc="BAD4CB8C">
       <w:numFmt w:val="decimal"/>
       <w:lvlText w:val=""/>
       <w:lvlJc w:val="left"/>
     </w:lvl>
-    <w:lvl w:ilvl="3" w:tplc="608E8BCA">
+    <w:lvl w:ilvl="3" w:tplc="74D6C786">
       <w:numFmt w:val="decimal"/>
       <w:lvlText w:val=""/>
       <w:lvlJc w:val="left"/>
     </w:lvl>
-    <w:lvl w:ilvl="4" w:tplc="6C78B698">
+    <w:lvl w:ilvl="4" w:tplc="04CC5406">
       <w:numFmt w:val="decimal"/>
       <w:lvlText w:val=""/>
       <w:lvlJc w:val="left"/>
     </w:lvl>
-    <w:lvl w:ilvl="5" w:tplc="8110B730">
+    <w:lvl w:ilvl="5" w:tplc="F17E1448">
       <w:numFmt w:val="decimal"/>
       <w:lvlText w:val=""/>
       <w:lvlJc w:val="left"/>
     </w:lvl>
-    <w:lvl w:ilvl="6" w:tplc="2B6AE2EE">
+    <w:lvl w:ilvl="6" w:tplc="724E8AA4">
       <w:numFmt w:val="decimal"/>
       <w:lvlText w:val=""/>
       <w:lvlJc w:val="left"/>
     </w:lvl>
-    <w:lvl w:ilvl="7" w:tplc="7B5C13E6">
+    <w:lvl w:ilvl="7" w:tplc="4E6CD64C">
       <w:numFmt w:val="decimal"/>
       <w:lvlText w:val=""/>
       <w:lvlJc w:val="left"/>
     </w:lvl>
-    <w:lvl w:ilvl="8" w:tplc="B7107C74">
+    <w:lvl w:ilvl="8" w:tplc="9CDE752C">
       <w:numFmt w:val="decimal"/>
       <w:lvlText w:val=""/>
       <w:lvlJc w:val="left"/>
     </w:lvl>
   </w:abstractNum>
   <w:abstractNum w:abstractNumId="2" w15:restartNumberingAfterBreak="0">
-    <w:nsid w:val="334A5967"/>
+    <w:nsid w:val="2AD57574"/>
     <w:multiLevelType w:val="hybridMultilevel"/>
-    <w:tmpl w:val="FAAC585C"/>
-    <w:lvl w:ilvl="0" w:tplc="51EC1FB0">
+    <w:tmpl w:val="5E78A148"/>
+    <w:lvl w:ilvl="0" w:tplc="F6F6F5CE">
       <w:start w:val="1"/>
       <w:numFmt w:val="bullet"/>
       <w:lvlText w:val="●"/>
@@ -13025,7 +13025,7 @@
         <w:ind w:left="720" w:hanging="360"/>
       </w:pPr>
     </w:lvl>
-    <w:lvl w:ilvl="1" w:tplc="0CFA24D8">
+    <w:lvl w:ilvl="1" w:tplc="98CC3C68">
       <w:start w:val="1"/>
       <w:numFmt w:val="bullet"/>
       <w:lvlText w:val="○"/>
@@ -13034,7 +13034,7 @@
         <w:ind w:left="1440" w:hanging="360"/>
       </w:pPr>
     </w:lvl>
-    <w:lvl w:ilvl="2" w:tplc="D4207CB0">
+    <w:lvl w:ilvl="2" w:tplc="EB4C7A8C">
       <w:start w:val="1"/>
       <w:numFmt w:val="bullet"/>
       <w:lvlText w:val="■"/>
@@ -13043,7 +13043,7 @@
         <w:ind w:left="2160" w:hanging="360"/>
       </w:pPr>
     </w:lvl>
-    <w:lvl w:ilvl="3" w:tplc="02EC53CC">
+    <w:lvl w:ilvl="3" w:tplc="B226CA52">
       <w:start w:val="1"/>
       <w:numFmt w:val="bullet"/>
       <w:lvlText w:val="●"/>
@@ -13052,7 +13052,7 @@
         <w:ind w:left="2880" w:hanging="360"/>
       </w:pPr>
     </w:lvl>
-    <w:lvl w:ilvl="4" w:tplc="3516D4DA">
+    <w:lvl w:ilvl="4" w:tplc="481485C8">
       <w:start w:val="1"/>
       <w:numFmt w:val="bullet"/>
       <w:lvlText w:val="○"/>
@@ -13061,7 +13061,7 @@
         <w:ind w:left="3600" w:hanging="360"/>
       </w:pPr>
     </w:lvl>
-    <w:lvl w:ilvl="5" w:tplc="41D4C0E2">
+    <w:lvl w:ilvl="5" w:tplc="EDD6A8C8">
       <w:start w:val="1"/>
       <w:numFmt w:val="bullet"/>
       <w:lvlText w:val="■"/>
@@ -13070,7 +13070,7 @@
         <w:ind w:left="4320" w:hanging="360"/>
       </w:pPr>
     </w:lvl>
-    <w:lvl w:ilvl="6" w:tplc="2648ECC6">
+    <w:lvl w:ilvl="6" w:tplc="9464299E">
       <w:start w:val="1"/>
       <w:numFmt w:val="bullet"/>
       <w:lvlText w:val="●"/>
@@ -13079,7 +13079,7 @@
         <w:ind w:left="5040" w:hanging="360"/>
       </w:pPr>
     </w:lvl>
-    <w:lvl w:ilvl="7" w:tplc="1A465BA2">
+    <w:lvl w:ilvl="7" w:tplc="E7C071F8">
       <w:start w:val="1"/>
       <w:numFmt w:val="bullet"/>
       <w:lvlText w:val="●"/>
@@ -13088,7 +13088,7 @@
         <w:ind w:left="5760" w:hanging="360"/>
       </w:pPr>
     </w:lvl>
-    <w:lvl w:ilvl="8" w:tplc="BD3E887A">
+    <w:lvl w:ilvl="8" w:tplc="CD3E4888">
       <w:start w:val="1"/>
       <w:numFmt w:val="bullet"/>
       <w:lvlText w:val="●"/>
@@ -13099,10 +13099,10 @@
     </w:lvl>
   </w:abstractNum>
   <w:abstractNum w:abstractNumId="3" w15:restartNumberingAfterBreak="0">
-    <w:nsid w:val="36B468A6"/>
+    <w:nsid w:val="4A2F3D64"/>
     <w:multiLevelType w:val="hybridMultilevel"/>
-    <w:tmpl w:val="03B8F616"/>
-    <w:lvl w:ilvl="0" w:tplc="638EC5FC">
+    <w:tmpl w:val="E44E335E"/>
+    <w:lvl w:ilvl="0" w:tplc="E73440FE">
       <w:start w:val="1"/>
       <w:numFmt w:val="decimal"/>
       <w:lvlText w:val="%1."/>
@@ -13116,52 +13116,52 @@
         <w:color w:val="A67C27"/>
       </w:rPr>
     </w:lvl>
-    <w:lvl w:ilvl="1" w:tplc="019C188E">
+    <w:lvl w:ilvl="1" w:tplc="D3C0FC82">
       <w:numFmt w:val="decimal"/>
       <w:lvlText w:val=""/>
       <w:lvlJc w:val="left"/>
     </w:lvl>
-    <w:lvl w:ilvl="2" w:tplc="7D023A44">
+    <w:lvl w:ilvl="2" w:tplc="A3FEE93C">
       <w:numFmt w:val="decimal"/>
       <w:lvlText w:val=""/>
       <w:lvlJc w:val="left"/>
     </w:lvl>
-    <w:lvl w:ilvl="3" w:tplc="BE62416A">
+    <w:lvl w:ilvl="3" w:tplc="561E3C3C">
       <w:numFmt w:val="decimal"/>
       <w:lvlText w:val=""/>
       <w:lvlJc w:val="left"/>
     </w:lvl>
-    <w:lvl w:ilvl="4" w:tplc="F676A392">
+    <w:lvl w:ilvl="4" w:tplc="2CF66550">
       <w:numFmt w:val="decimal"/>
       <w:lvlText w:val=""/>
       <w:lvlJc w:val="left"/>
     </w:lvl>
-    <w:lvl w:ilvl="5" w:tplc="C72802B8">
+    <w:lvl w:ilvl="5" w:tplc="1EE81E20">
       <w:numFmt w:val="decimal"/>
       <w:lvlText w:val=""/>
       <w:lvlJc w:val="left"/>
     </w:lvl>
-    <w:lvl w:ilvl="6" w:tplc="95DC7C0C">
+    <w:lvl w:ilvl="6" w:tplc="282CAC2A">
       <w:numFmt w:val="decimal"/>
       <w:lvlText w:val=""/>
       <w:lvlJc w:val="left"/>
     </w:lvl>
-    <w:lvl w:ilvl="7" w:tplc="58842C32">
+    <w:lvl w:ilvl="7" w:tplc="4F249B68">
       <w:numFmt w:val="decimal"/>
       <w:lvlText w:val=""/>
       <w:lvlJc w:val="left"/>
     </w:lvl>
-    <w:lvl w:ilvl="8" w:tplc="C810C4C8">
+    <w:lvl w:ilvl="8" w:tplc="6A04BA92">
       <w:numFmt w:val="decimal"/>
       <w:lvlText w:val=""/>
       <w:lvlJc w:val="left"/>
     </w:lvl>
   </w:abstractNum>
   <w:abstractNum w:abstractNumId="4" w15:restartNumberingAfterBreak="0">
-    <w:nsid w:val="41260E16"/>
+    <w:nsid w:val="4B4F5C45"/>
     <w:multiLevelType w:val="hybridMultilevel"/>
-    <w:tmpl w:val="121E8914"/>
-    <w:lvl w:ilvl="0" w:tplc="402AE06E">
+    <w:tmpl w:val="0630A982"/>
+    <w:lvl w:ilvl="0" w:tplc="94483820">
       <w:start w:val="1"/>
       <w:numFmt w:val="bullet"/>
       <w:lvlText w:val="•"/>
@@ -13170,7 +13170,7 @@
         <w:ind w:left="460" w:hanging="280"/>
       </w:pPr>
     </w:lvl>
-    <w:lvl w:ilvl="1" w:tplc="980EEC14">
+    <w:lvl w:ilvl="1" w:tplc="AE161658">
       <w:start w:val="1"/>
       <w:numFmt w:val="bullet"/>
       <w:lvlText w:val="–"/>
@@ -13179,68 +13179,68 @@
         <w:ind w:left="900" w:hanging="280"/>
       </w:pPr>
     </w:lvl>
-    <w:lvl w:ilvl="2" w:tplc="5E8A62B8">
+    <w:lvl w:ilvl="2" w:tplc="8FD08C00">
       <w:numFmt w:val="decimal"/>
       <w:lvlText w:val=""/>
       <w:lvlJc w:val="left"/>
     </w:lvl>
-    <w:lvl w:ilvl="3" w:tplc="97D41382">
+    <w:lvl w:ilvl="3" w:tplc="439AC946">
       <w:numFmt w:val="decimal"/>
       <w:lvlText w:val=""/>
       <w:lvlJc w:val="left"/>
     </w:lvl>
-    <w:lvl w:ilvl="4" w:tplc="C5EEE200">
+    <w:lvl w:ilvl="4" w:tplc="3926C89A">
       <w:numFmt w:val="decimal"/>
       <w:lvlText w:val=""/>
       <w:lvlJc w:val="left"/>
     </w:lvl>
-    <w:lvl w:ilvl="5" w:tplc="DC02DD5E">
+    <w:lvl w:ilvl="5" w:tplc="4DA400DE">
       <w:numFmt w:val="decimal"/>
       <w:lvlText w:val=""/>
       <w:lvlJc w:val="left"/>
     </w:lvl>
-    <w:lvl w:ilvl="6" w:tplc="EBC0D27C">
+    <w:lvl w:ilvl="6" w:tplc="7C44CB7C">
       <w:numFmt w:val="decimal"/>
       <w:lvlText w:val=""/>
       <w:lvlJc w:val="left"/>
     </w:lvl>
-    <w:lvl w:ilvl="7" w:tplc="71568FAC">
+    <w:lvl w:ilvl="7" w:tplc="CF2C7A72">
       <w:numFmt w:val="decimal"/>
       <w:lvlText w:val=""/>
       <w:lvlJc w:val="left"/>
     </w:lvl>
-    <w:lvl w:ilvl="8" w:tplc="3C32D824">
+    <w:lvl w:ilvl="8" w:tplc="0DD6420A">
       <w:numFmt w:val="decimal"/>
       <w:lvlText w:val=""/>
       <w:lvlJc w:val="left"/>
     </w:lvl>
   </w:abstractNum>
-  <w:num w:numId="1" w16cid:durableId="1035812182">
+  <w:num w:numId="1" w16cid:durableId="974526992">
     <w:abstractNumId w:val="2"/>
     <w:lvlOverride w:ilvl="0">
       <w:startOverride w:val="1"/>
     </w:lvlOverride>
   </w:num>
-  <w:num w:numId="2" w16cid:durableId="942811110">
+  <w:num w:numId="2" w16cid:durableId="1955091390">
     <w:abstractNumId w:val="4"/>
     <w:lvlOverride w:ilvl="0">
       <w:startOverride w:val="1"/>
     </w:lvlOverride>
   </w:num>
-  <w:num w:numId="3" w16cid:durableId="816798853">
-    <w:abstractNumId w:val="1"/>
-    <w:lvlOverride w:ilvl="0">
-      <w:startOverride w:val="1"/>
-    </w:lvlOverride>
-  </w:num>
-  <w:num w:numId="4" w16cid:durableId="411126278">
+  <w:num w:numId="3" w16cid:durableId="2024815404">
     <w:abstractNumId w:val="0"/>
     <w:lvlOverride w:ilvl="0">
       <w:startOverride w:val="1"/>
     </w:lvlOverride>
   </w:num>
-  <w:num w:numId="5" w16cid:durableId="746733248">
+  <w:num w:numId="4" w16cid:durableId="1999336846">
     <w:abstractNumId w:val="3"/>
+    <w:lvlOverride w:ilvl="0">
+      <w:startOverride w:val="1"/>
+    </w:lvlOverride>
+  </w:num>
+  <w:num w:numId="5" w16cid:durableId="858006066">
+    <w:abstractNumId w:val="1"/>
     <w:lvlOverride w:ilvl="0">
       <w:startOverride w:val="1"/>
     </w:lvlOverride>
@@ -13865,7 +13865,7 @@
     <w:autoRedefine/>
     <w:uiPriority w:val="39"/>
     <w:unhideWhenUsed/>
-    <w:rsid w:val="00BC572D"/>
+    <w:rsid w:val="003D4C14"/>
     <w:pPr>
       <w:spacing w:after="100"/>
     </w:pPr>
@@ -13877,7 +13877,7 @@
     <w:autoRedefine/>
     <w:uiPriority w:val="39"/>
     <w:unhideWhenUsed/>
-    <w:rsid w:val="00BC572D"/>
+    <w:rsid w:val="003D4C14"/>
     <w:pPr>
       <w:spacing w:after="100"/>
       <w:ind w:left="210"/>

--- a/docs/manuals/Role_Guide_7_Analyst.docx
+++ b/docs/manuals/Role_Guide_7_Analyst.docx
@@ -469,7 +469,7 @@
                 <w:sz w:val="19"/>
                 <w:szCs w:val="19"/>
               </w:rPr>
-              <w:t>Version 1.25 · 6 October 2026</w:t>
+              <w:t>Version 1.26 · 6 October 2026</w:t>
             </w:r>
           </w:p>
         </w:tc>
@@ -538,7 +538,7 @@
     <w:sdt>
       <w:sdtPr>
         <w:alias w:val="Contents"/>
-        <w:id w:val="-1387634041"/>
+        <w:id w:val="-1015614233"/>
       </w:sdtPr>
       <w:sdtEndPr/>
       <w:sdtContent>
@@ -567,7 +567,7 @@
           <w:r>
             <w:fldChar w:fldCharType="separate"/>
           </w:r>
-          <w:hyperlink w:anchor="_Toc242190118" w:history="1">
+          <w:hyperlink w:anchor="_Toc242194552" w:history="1">
             <w:r>
               <w:rPr>
                 <w:rStyle w:val="Hyperlink"/>
@@ -591,7 +591,7 @@
               <w:rPr>
                 <w:noProof/>
               </w:rPr>
-              <w:instrText xml:space="preserve"> PAGEREF _Toc242190118 \h </w:instrText>
+              <w:instrText xml:space="preserve"> PAGEREF _Toc242194552 \h </w:instrText>
             </w:r>
             <w:r>
               <w:rPr>
@@ -634,7 +634,7 @@
               <w14:ligatures w14:val="standardContextual"/>
             </w:rPr>
           </w:pPr>
-          <w:hyperlink w:anchor="_Toc242190119" w:history="1">
+          <w:hyperlink w:anchor="_Toc242194553" w:history="1">
             <w:r>
               <w:rPr>
                 <w:rStyle w:val="Hyperlink"/>
@@ -658,7 +658,7 @@
               <w:rPr>
                 <w:noProof/>
               </w:rPr>
-              <w:instrText xml:space="preserve"> PAGEREF _Toc242190119 \h </w:instrText>
+              <w:instrText xml:space="preserve"> PAGEREF _Toc242194553 \h </w:instrText>
             </w:r>
             <w:r>
               <w:rPr>
@@ -701,7 +701,7 @@
               <w14:ligatures w14:val="standardContextual"/>
             </w:rPr>
           </w:pPr>
-          <w:hyperlink w:anchor="_Toc242190120" w:history="1">
+          <w:hyperlink w:anchor="_Toc242194554" w:history="1">
             <w:r>
               <w:rPr>
                 <w:rStyle w:val="Hyperlink"/>
@@ -725,7 +725,7 @@
               <w:rPr>
                 <w:noProof/>
               </w:rPr>
-              <w:instrText xml:space="preserve"> PAGEREF _Toc242190120 \h </w:instrText>
+              <w:instrText xml:space="preserve"> PAGEREF _Toc242194554 \h </w:instrText>
             </w:r>
             <w:r>
               <w:rPr>
@@ -768,7 +768,7 @@
               <w14:ligatures w14:val="standardContextual"/>
             </w:rPr>
           </w:pPr>
-          <w:hyperlink w:anchor="_Toc242190121" w:history="1">
+          <w:hyperlink w:anchor="_Toc242194555" w:history="1">
             <w:r>
               <w:rPr>
                 <w:rStyle w:val="Hyperlink"/>
@@ -792,7 +792,7 @@
               <w:rPr>
                 <w:noProof/>
               </w:rPr>
-              <w:instrText xml:space="preserve"> PAGEREF _Toc242190121 \h </w:instrText>
+              <w:instrText xml:space="preserve"> PAGEREF _Toc242194555 \h </w:instrText>
             </w:r>
             <w:r>
               <w:rPr>
@@ -835,7 +835,7 @@
               <w14:ligatures w14:val="standardContextual"/>
             </w:rPr>
           </w:pPr>
-          <w:hyperlink w:anchor="_Toc242190122" w:history="1">
+          <w:hyperlink w:anchor="_Toc242194556" w:history="1">
             <w:r>
               <w:rPr>
                 <w:rStyle w:val="Hyperlink"/>
@@ -859,7 +859,7 @@
               <w:rPr>
                 <w:noProof/>
               </w:rPr>
-              <w:instrText xml:space="preserve"> PAGEREF _Toc242190122 \h </w:instrText>
+              <w:instrText xml:space="preserve"> PAGEREF _Toc242194556 \h </w:instrText>
             </w:r>
             <w:r>
               <w:rPr>
@@ -902,7 +902,7 @@
               <w14:ligatures w14:val="standardContextual"/>
             </w:rPr>
           </w:pPr>
-          <w:hyperlink w:anchor="_Toc242190123" w:history="1">
+          <w:hyperlink w:anchor="_Toc242194557" w:history="1">
             <w:r>
               <w:rPr>
                 <w:rStyle w:val="Hyperlink"/>
@@ -926,7 +926,7 @@
               <w:rPr>
                 <w:noProof/>
               </w:rPr>
-              <w:instrText xml:space="preserve"> PAGEREF _Toc242190123 \h </w:instrText>
+              <w:instrText xml:space="preserve"> PAGEREF _Toc242194557 \h </w:instrText>
             </w:r>
             <w:r>
               <w:rPr>
@@ -969,7 +969,7 @@
               <w14:ligatures w14:val="standardContextual"/>
             </w:rPr>
           </w:pPr>
-          <w:hyperlink w:anchor="_Toc242190124" w:history="1">
+          <w:hyperlink w:anchor="_Toc242194558" w:history="1">
             <w:r>
               <w:rPr>
                 <w:rStyle w:val="Hyperlink"/>
@@ -993,7 +993,7 @@
               <w:rPr>
                 <w:noProof/>
               </w:rPr>
-              <w:instrText xml:space="preserve"> PAGEREF _Toc242190124 \h </w:instrText>
+              <w:instrText xml:space="preserve"> PAGEREF _Toc242194558 \h </w:instrText>
             </w:r>
             <w:r>
               <w:rPr>
@@ -1036,7 +1036,7 @@
               <w14:ligatures w14:val="standardContextual"/>
             </w:rPr>
           </w:pPr>
-          <w:hyperlink w:anchor="_Toc242190125" w:history="1">
+          <w:hyperlink w:anchor="_Toc242194559" w:history="1">
             <w:r>
               <w:rPr>
                 <w:rStyle w:val="Hyperlink"/>
@@ -1060,7 +1060,7 @@
               <w:rPr>
                 <w:noProof/>
               </w:rPr>
-              <w:instrText xml:space="preserve"> PAGEREF _Toc242190125 \h </w:instrText>
+              <w:instrText xml:space="preserve"> PAGEREF _Toc242194559 \h </w:instrText>
             </w:r>
             <w:r>
               <w:rPr>
@@ -1103,7 +1103,7 @@
               <w14:ligatures w14:val="standardContextual"/>
             </w:rPr>
           </w:pPr>
-          <w:hyperlink w:anchor="_Toc242190126" w:history="1">
+          <w:hyperlink w:anchor="_Toc242194560" w:history="1">
             <w:r>
               <w:rPr>
                 <w:rStyle w:val="Hyperlink"/>
@@ -1127,7 +1127,7 @@
               <w:rPr>
                 <w:noProof/>
               </w:rPr>
-              <w:instrText xml:space="preserve"> PAGEREF _Toc242190126 \h </w:instrText>
+              <w:instrText xml:space="preserve"> PAGEREF _Toc242194560 \h </w:instrText>
             </w:r>
             <w:r>
               <w:rPr>
@@ -1170,7 +1170,7 @@
               <w14:ligatures w14:val="standardContextual"/>
             </w:rPr>
           </w:pPr>
-          <w:hyperlink w:anchor="_Toc242190127" w:history="1">
+          <w:hyperlink w:anchor="_Toc242194561" w:history="1">
             <w:r>
               <w:rPr>
                 <w:rStyle w:val="Hyperlink"/>
@@ -1194,7 +1194,7 @@
               <w:rPr>
                 <w:noProof/>
               </w:rPr>
-              <w:instrText xml:space="preserve"> PAGEREF _Toc242190127 \h </w:instrText>
+              <w:instrText xml:space="preserve"> PAGEREF _Toc242194561 \h </w:instrText>
             </w:r>
             <w:r>
               <w:rPr>
@@ -1237,7 +1237,7 @@
               <w14:ligatures w14:val="standardContextual"/>
             </w:rPr>
           </w:pPr>
-          <w:hyperlink w:anchor="_Toc242190128" w:history="1">
+          <w:hyperlink w:anchor="_Toc242194562" w:history="1">
             <w:r>
               <w:rPr>
                 <w:rStyle w:val="Hyperlink"/>
@@ -1261,7 +1261,7 @@
               <w:rPr>
                 <w:noProof/>
               </w:rPr>
-              <w:instrText xml:space="preserve"> PAGEREF _Toc242190128 \h </w:instrText>
+              <w:instrText xml:space="preserve"> PAGEREF _Toc242194562 \h </w:instrText>
             </w:r>
             <w:r>
               <w:rPr>
@@ -1304,7 +1304,7 @@
               <w14:ligatures w14:val="standardContextual"/>
             </w:rPr>
           </w:pPr>
-          <w:hyperlink w:anchor="_Toc242190129" w:history="1">
+          <w:hyperlink w:anchor="_Toc242194563" w:history="1">
             <w:r>
               <w:rPr>
                 <w:rStyle w:val="Hyperlink"/>
@@ -1328,7 +1328,7 @@
               <w:rPr>
                 <w:noProof/>
               </w:rPr>
-              <w:instrText xml:space="preserve"> PAGEREF _Toc242190129 \h </w:instrText>
+              <w:instrText xml:space="preserve"> PAGEREF _Toc242194563 \h </w:instrText>
             </w:r>
             <w:r>
               <w:rPr>
@@ -1371,7 +1371,7 @@
               <w14:ligatures w14:val="standardContextual"/>
             </w:rPr>
           </w:pPr>
-          <w:hyperlink w:anchor="_Toc242190130" w:history="1">
+          <w:hyperlink w:anchor="_Toc242194564" w:history="1">
             <w:r>
               <w:rPr>
                 <w:rStyle w:val="Hyperlink"/>
@@ -1395,7 +1395,7 @@
               <w:rPr>
                 <w:noProof/>
               </w:rPr>
-              <w:instrText xml:space="preserve"> PAGEREF _Toc242190130 \h </w:instrText>
+              <w:instrText xml:space="preserve"> PAGEREF _Toc242194564 \h </w:instrText>
             </w:r>
             <w:r>
               <w:rPr>
@@ -1412,7 +1412,7 @@
               <w:rPr>
                 <w:noProof/>
               </w:rPr>
-              <w:t>12</w:t>
+              <w:t>13</w:t>
             </w:r>
             <w:r>
               <w:rPr>
@@ -1438,7 +1438,7 @@
               <w14:ligatures w14:val="standardContextual"/>
             </w:rPr>
           </w:pPr>
-          <w:hyperlink w:anchor="_Toc242190131" w:history="1">
+          <w:hyperlink w:anchor="_Toc242194565" w:history="1">
             <w:r>
               <w:rPr>
                 <w:rStyle w:val="Hyperlink"/>
@@ -1462,7 +1462,7 @@
               <w:rPr>
                 <w:noProof/>
               </w:rPr>
-              <w:instrText xml:space="preserve"> PAGEREF _Toc242190131 \h </w:instrText>
+              <w:instrText xml:space="preserve"> PAGEREF _Toc242194565 \h </w:instrText>
             </w:r>
             <w:r>
               <w:rPr>
@@ -1505,7 +1505,7 @@
               <w14:ligatures w14:val="standardContextual"/>
             </w:rPr>
           </w:pPr>
-          <w:hyperlink w:anchor="_Toc242190132" w:history="1">
+          <w:hyperlink w:anchor="_Toc242194566" w:history="1">
             <w:r>
               <w:rPr>
                 <w:rStyle w:val="Hyperlink"/>
@@ -1529,7 +1529,7 @@
               <w:rPr>
                 <w:noProof/>
               </w:rPr>
-              <w:instrText xml:space="preserve"> PAGEREF _Toc242190132 \h </w:instrText>
+              <w:instrText xml:space="preserve"> PAGEREF _Toc242194566 \h </w:instrText>
             </w:r>
             <w:r>
               <w:rPr>
@@ -1572,7 +1572,7 @@
               <w14:ligatures w14:val="standardContextual"/>
             </w:rPr>
           </w:pPr>
-          <w:hyperlink w:anchor="_Toc242190133" w:history="1">
+          <w:hyperlink w:anchor="_Toc242194567" w:history="1">
             <w:r>
               <w:rPr>
                 <w:rStyle w:val="Hyperlink"/>
@@ -1596,7 +1596,7 @@
               <w:rPr>
                 <w:noProof/>
               </w:rPr>
-              <w:instrText xml:space="preserve"> PAGEREF _Toc242190133 \h </w:instrText>
+              <w:instrText xml:space="preserve"> PAGEREF _Toc242194567 \h </w:instrText>
             </w:r>
             <w:r>
               <w:rPr>
@@ -1639,7 +1639,7 @@
               <w14:ligatures w14:val="standardContextual"/>
             </w:rPr>
           </w:pPr>
-          <w:hyperlink w:anchor="_Toc242190134" w:history="1">
+          <w:hyperlink w:anchor="_Toc242194568" w:history="1">
             <w:r>
               <w:rPr>
                 <w:rStyle w:val="Hyperlink"/>
@@ -1663,7 +1663,7 @@
               <w:rPr>
                 <w:noProof/>
               </w:rPr>
-              <w:instrText xml:space="preserve"> PAGEREF _Toc242190134 \h </w:instrText>
+              <w:instrText xml:space="preserve"> PAGEREF _Toc242194568 \h </w:instrText>
             </w:r>
             <w:r>
               <w:rPr>
@@ -1706,7 +1706,7 @@
               <w14:ligatures w14:val="standardContextual"/>
             </w:rPr>
           </w:pPr>
-          <w:hyperlink w:anchor="_Toc242190135" w:history="1">
+          <w:hyperlink w:anchor="_Toc242194569" w:history="1">
             <w:r>
               <w:rPr>
                 <w:rStyle w:val="Hyperlink"/>
@@ -1730,7 +1730,7 @@
               <w:rPr>
                 <w:noProof/>
               </w:rPr>
-              <w:instrText xml:space="preserve"> PAGEREF _Toc242190135 \h </w:instrText>
+              <w:instrText xml:space="preserve"> PAGEREF _Toc242194569 \h </w:instrText>
             </w:r>
             <w:r>
               <w:rPr>
@@ -1773,7 +1773,7 @@
               <w14:ligatures w14:val="standardContextual"/>
             </w:rPr>
           </w:pPr>
-          <w:hyperlink w:anchor="_Toc242190136" w:history="1">
+          <w:hyperlink w:anchor="_Toc242194570" w:history="1">
             <w:r>
               <w:rPr>
                 <w:rStyle w:val="Hyperlink"/>
@@ -1797,7 +1797,7 @@
               <w:rPr>
                 <w:noProof/>
               </w:rPr>
-              <w:instrText xml:space="preserve"> PAGEREF _Toc242190136 \h </w:instrText>
+              <w:instrText xml:space="preserve"> PAGEREF _Toc242194570 \h </w:instrText>
             </w:r>
             <w:r>
               <w:rPr>
@@ -1840,7 +1840,7 @@
               <w14:ligatures w14:val="standardContextual"/>
             </w:rPr>
           </w:pPr>
-          <w:hyperlink w:anchor="_Toc242190137" w:history="1">
+          <w:hyperlink w:anchor="_Toc242194571" w:history="1">
             <w:r>
               <w:rPr>
                 <w:rStyle w:val="Hyperlink"/>
@@ -1864,7 +1864,7 @@
               <w:rPr>
                 <w:noProof/>
               </w:rPr>
-              <w:instrText xml:space="preserve"> PAGEREF _Toc242190137 \h </w:instrText>
+              <w:instrText xml:space="preserve"> PAGEREF _Toc242194571 \h </w:instrText>
             </w:r>
             <w:r>
               <w:rPr>
@@ -1907,7 +1907,7 @@
               <w14:ligatures w14:val="standardContextual"/>
             </w:rPr>
           </w:pPr>
-          <w:hyperlink w:anchor="_Toc242190138" w:history="1">
+          <w:hyperlink w:anchor="_Toc242194572" w:history="1">
             <w:r>
               <w:rPr>
                 <w:rStyle w:val="Hyperlink"/>
@@ -1931,7 +1931,7 @@
               <w:rPr>
                 <w:noProof/>
               </w:rPr>
-              <w:instrText xml:space="preserve"> PAGEREF _Toc242190138 \h </w:instrText>
+              <w:instrText xml:space="preserve"> PAGEREF _Toc242194572 \h </w:instrText>
             </w:r>
             <w:r>
               <w:rPr>
@@ -1974,7 +1974,7 @@
               <w14:ligatures w14:val="standardContextual"/>
             </w:rPr>
           </w:pPr>
-          <w:hyperlink w:anchor="_Toc242190139" w:history="1">
+          <w:hyperlink w:anchor="_Toc242194573" w:history="1">
             <w:r>
               <w:rPr>
                 <w:rStyle w:val="Hyperlink"/>
@@ -1998,7 +1998,7 @@
               <w:rPr>
                 <w:noProof/>
               </w:rPr>
-              <w:instrText xml:space="preserve"> PAGEREF _Toc242190139 \h </w:instrText>
+              <w:instrText xml:space="preserve"> PAGEREF _Toc242194573 \h </w:instrText>
             </w:r>
             <w:r>
               <w:rPr>
@@ -2041,7 +2041,7 @@
               <w14:ligatures w14:val="standardContextual"/>
             </w:rPr>
           </w:pPr>
-          <w:hyperlink w:anchor="_Toc242190140" w:history="1">
+          <w:hyperlink w:anchor="_Toc242194574" w:history="1">
             <w:r>
               <w:rPr>
                 <w:rStyle w:val="Hyperlink"/>
@@ -2065,7 +2065,7 @@
               <w:rPr>
                 <w:noProof/>
               </w:rPr>
-              <w:instrText xml:space="preserve"> PAGEREF _Toc242190140 \h </w:instrText>
+              <w:instrText xml:space="preserve"> PAGEREF _Toc242194574 \h </w:instrText>
             </w:r>
             <w:r>
               <w:rPr>
@@ -2108,7 +2108,7 @@
               <w14:ligatures w14:val="standardContextual"/>
             </w:rPr>
           </w:pPr>
-          <w:hyperlink w:anchor="_Toc242190141" w:history="1">
+          <w:hyperlink w:anchor="_Toc242194575" w:history="1">
             <w:r>
               <w:rPr>
                 <w:rStyle w:val="Hyperlink"/>
@@ -2132,7 +2132,7 @@
               <w:rPr>
                 <w:noProof/>
               </w:rPr>
-              <w:instrText xml:space="preserve"> PAGEREF _Toc242190141 \h </w:instrText>
+              <w:instrText xml:space="preserve"> PAGEREF _Toc242194575 \h </w:instrText>
             </w:r>
             <w:r>
               <w:rPr>
@@ -2175,7 +2175,7 @@
               <w14:ligatures w14:val="standardContextual"/>
             </w:rPr>
           </w:pPr>
-          <w:hyperlink w:anchor="_Toc242190142" w:history="1">
+          <w:hyperlink w:anchor="_Toc242194576" w:history="1">
             <w:r>
               <w:rPr>
                 <w:rStyle w:val="Hyperlink"/>
@@ -2199,7 +2199,7 @@
               <w:rPr>
                 <w:noProof/>
               </w:rPr>
-              <w:instrText xml:space="preserve"> PAGEREF _Toc242190142 \h </w:instrText>
+              <w:instrText xml:space="preserve"> PAGEREF _Toc242194576 \h </w:instrText>
             </w:r>
             <w:r>
               <w:rPr>
@@ -2242,7 +2242,7 @@
               <w14:ligatures w14:val="standardContextual"/>
             </w:rPr>
           </w:pPr>
-          <w:hyperlink w:anchor="_Toc242190143" w:history="1">
+          <w:hyperlink w:anchor="_Toc242194577" w:history="1">
             <w:r>
               <w:rPr>
                 <w:rStyle w:val="Hyperlink"/>
@@ -2266,7 +2266,7 @@
               <w:rPr>
                 <w:noProof/>
               </w:rPr>
-              <w:instrText xml:space="preserve"> PAGEREF _Toc242190143 \h </w:instrText>
+              <w:instrText xml:space="preserve"> PAGEREF _Toc242194577 \h </w:instrText>
             </w:r>
             <w:r>
               <w:rPr>
@@ -2309,7 +2309,7 @@
               <w14:ligatures w14:val="standardContextual"/>
             </w:rPr>
           </w:pPr>
-          <w:hyperlink w:anchor="_Toc242190144" w:history="1">
+          <w:hyperlink w:anchor="_Toc242194578" w:history="1">
             <w:r>
               <w:rPr>
                 <w:rStyle w:val="Hyperlink"/>
@@ -2333,7 +2333,7 @@
               <w:rPr>
                 <w:noProof/>
               </w:rPr>
-              <w:instrText xml:space="preserve"> PAGEREF _Toc242190144 \h </w:instrText>
+              <w:instrText xml:space="preserve"> PAGEREF _Toc242194578 \h </w:instrText>
             </w:r>
             <w:r>
               <w:rPr>
@@ -2372,7 +2372,7 @@
         <w:pStyle w:val="Heading1"/>
         <w:pageBreakBefore/>
       </w:pPr>
-      <w:bookmarkStart w:id="0" w:name="_Toc242190118"/>
+      <w:bookmarkStart w:id="0" w:name="_Toc242194552"/>
       <w:r>
         <w:lastRenderedPageBreak/>
         <w:t>1. Your role at a glance</w:t>
@@ -2553,7 +2553,7 @@
         <w:pStyle w:val="Heading1"/>
         <w:pageBreakBefore/>
       </w:pPr>
-      <w:bookmarkStart w:id="1" w:name="_Toc242190119"/>
+      <w:bookmarkStart w:id="1" w:name="_Toc242194553"/>
       <w:r>
         <w:lastRenderedPageBreak/>
         <w:t>2. Signing in and your screens</w:t>
@@ -2564,7 +2564,7 @@
       <w:pPr>
         <w:pStyle w:val="Heading2"/>
       </w:pPr>
-      <w:bookmarkStart w:id="2" w:name="_Toc242190120"/>
+      <w:bookmarkStart w:id="2" w:name="_Toc242194554"/>
       <w:r>
         <w:t>Signing in</w:t>
       </w:r>
@@ -2647,7 +2647,7 @@
           <w:noProof/>
         </w:rPr>
         <w:drawing>
-          <wp:inline distT="0" distB="0" distL="0" distR="0" wp14:anchorId="04E4A28C" wp14:editId="523C98F8">
+          <wp:inline distT="0" distB="0" distL="0" distR="0" wp14:anchorId="2F70484A" wp14:editId="019200AD">
             <wp:extent cx="5334000" cy="2333625"/>
             <wp:effectExtent l="0" t="0" r="0" b="0"/>
             <wp:docPr id="1" name="adm_login.jpg" descr="The sign-in screen for all internal staff." title="The sign-in screen for all internal staff."/>
@@ -2814,7 +2814,7 @@
       <w:pPr>
         <w:pStyle w:val="Heading2"/>
       </w:pPr>
-      <w:bookmarkStart w:id="3" w:name="_Toc242190121"/>
+      <w:bookmarkStart w:id="3" w:name="_Toc242194555"/>
       <w:r>
         <w:t>Finding your way around</w:t>
       </w:r>
@@ -2999,7 +2999,7 @@
         </w:rPr>
         <w:lastRenderedPageBreak/>
         <w:drawing>
-          <wp:inline distT="0" distB="0" distL="0" distR="0" wp14:anchorId="79C54033" wp14:editId="1F3CEA20">
+          <wp:inline distT="0" distB="0" distL="0" distR="0" wp14:anchorId="59308C64" wp14:editId="3686C43A">
             <wp:extent cx="5715000" cy="1876425"/>
             <wp:effectExtent l="0" t="0" r="0" b="0"/>
             <wp:docPr id="2" name="adm_not_your_role.jpg" descr="Opening a screen outside your role (for example from an old bookmark) shows this card instead of the screen." title="Opening a screen outside your role (for example from an old bookmark) shows this card instead of the screen."/>
@@ -3068,7 +3068,7 @@
       <w:pPr>
         <w:pStyle w:val="Heading2"/>
       </w:pPr>
-      <w:bookmarkStart w:id="4" w:name="_Toc242190122"/>
+      <w:bookmarkStart w:id="4" w:name="_Toc242194556"/>
       <w:r>
         <w:t>Your screens</w:t>
       </w:r>
@@ -3402,7 +3402,7 @@
       <w:pPr>
         <w:pStyle w:val="Heading2"/>
       </w:pPr>
-      <w:bookmarkStart w:id="5" w:name="_Toc242190123"/>
+      <w:bookmarkStart w:id="5" w:name="_Toc242194557"/>
       <w:r>
         <w:t>Changing your password</w:t>
       </w:r>
@@ -3485,7 +3485,7 @@
           <w:noProof/>
         </w:rPr>
         <w:drawing>
-          <wp:inline distT="0" distB="0" distL="0" distR="0" wp14:anchorId="7EEEA25E" wp14:editId="23D7DAB3">
+          <wp:inline distT="0" distB="0" distL="0" distR="0" wp14:anchorId="6B22B996" wp14:editId="2E36AB80">
             <wp:extent cx="5334000" cy="2171700"/>
             <wp:effectExtent l="0" t="0" r="0" b="0"/>
             <wp:docPr id="3" name="adm_account.jpg" descr="Change Password screen." title="Change Password screen."/>
@@ -3573,7 +3573,7 @@
         <w:pStyle w:val="Heading1"/>
         <w:pageBreakBefore/>
       </w:pPr>
-      <w:bookmarkStart w:id="6" w:name="_Toc242190124"/>
+      <w:bookmarkStart w:id="6" w:name="_Toc242194558"/>
       <w:r>
         <w:lastRenderedPageBreak/>
         <w:t>3. Your routine</w:t>
@@ -3858,7 +3858,7 @@
         <w:pStyle w:val="Heading1"/>
         <w:pageBreakBefore/>
       </w:pPr>
-      <w:bookmarkStart w:id="7" w:name="_Toc242190125"/>
+      <w:bookmarkStart w:id="7" w:name="_Toc242194559"/>
       <w:r>
         <w:lastRenderedPageBreak/>
         <w:t>4. Step-by-step tasks</w:t>
@@ -3869,7 +3869,7 @@
       <w:pPr>
         <w:pStyle w:val="Heading2"/>
       </w:pPr>
-      <w:bookmarkStart w:id="8" w:name="_Toc242190126"/>
+      <w:bookmarkStart w:id="8" w:name="_Toc242194560"/>
       <w:r>
         <w:t>4.1 Your start screen</w:t>
       </w:r>
@@ -3886,7 +3886,7 @@
           <w:noProof/>
         </w:rPr>
         <w:drawing>
-          <wp:inline distT="0" distB="0" distL="0" distR="0" wp14:anchorId="2AEDC3E5" wp14:editId="7E80EAE0">
+          <wp:inline distT="0" distB="0" distL="0" distR="0" wp14:anchorId="025E18A8" wp14:editId="6EE49F9F">
             <wp:extent cx="5715000" cy="3571875"/>
             <wp:effectExtent l="0" t="0" r="0" b="0"/>
             <wp:docPr id="4" name="an_dashboard.jpg" descr="Executive Dashboard as seen by the Analyst." title="Executive Dashboard as seen by the Analyst."/>
@@ -3955,7 +3955,7 @@
       <w:pPr>
         <w:pStyle w:val="Heading2"/>
       </w:pPr>
-      <w:bookmarkStart w:id="9" w:name="_Toc242190127"/>
+      <w:bookmarkStart w:id="9" w:name="_Toc242194561"/>
       <w:r>
         <w:t>4.2 Reading the dashboards</w:t>
       </w:r>
@@ -3981,7 +3981,7 @@
         </w:rPr>
         <w:lastRenderedPageBreak/>
         <w:drawing>
-          <wp:inline distT="0" distB="0" distL="0" distR="0" wp14:anchorId="32BF868A" wp14:editId="78993D03">
+          <wp:inline distT="0" distB="0" distL="0" distR="0" wp14:anchorId="53CC989D" wp14:editId="6B07A78F">
             <wp:extent cx="5715000" cy="3571875"/>
             <wp:effectExtent l="0" t="0" r="0" b="0"/>
             <wp:docPr id="5" name="adm_exec_dashboard.jpg" descr="Executive Dashboard: completions against the 400 / 60 / 50–75 targets, days to data lock, spend, and the lowest-filled strata." title="Executive Dashboard: completions against the 400 / 60 / 50–75 targets, days to data lock, spend, and the lowest-filled strata."/>
@@ -4646,7 +4646,7 @@
       <w:pPr>
         <w:pStyle w:val="Heading2"/>
       </w:pPr>
-      <w:bookmarkStart w:id="10" w:name="_Toc242190128"/>
+      <w:bookmarkStart w:id="10" w:name="_Toc242194562"/>
       <w:r>
         <w:t>4.3 Using Reports (analytics and charts)</w:t>
       </w:r>
@@ -4687,7 +4687,7 @@
         </w:rPr>
         <w:lastRenderedPageBreak/>
         <w:drawing>
-          <wp:inline distT="0" distB="0" distL="0" distR="0" wp14:anchorId="29C696F9" wp14:editId="429AA41A">
+          <wp:inline distT="0" distB="0" distL="0" distR="0" wp14:anchorId="1FB401B4" wp14:editId="57B20778">
             <wp:extent cx="5334000" cy="3333750"/>
             <wp:effectExtent l="0" t="0" r="0" b="0"/>
             <wp:docPr id="6" name="adm_reports_top.jpg" descr="Reports: headline figures for the chosen period." title="Reports: headline figures for the chosen period."/>
@@ -4829,7 +4829,7 @@
           <w:noProof/>
         </w:rPr>
         <w:drawing>
-          <wp:inline distT="0" distB="0" distL="0" distR="0" wp14:anchorId="41964486" wp14:editId="3CCFA2AB">
+          <wp:inline distT="0" distB="0" distL="0" distR="0" wp14:anchorId="63D55F75" wp14:editId="0BBBF5AE">
             <wp:extent cx="5334000" cy="3409950"/>
             <wp:effectExtent l="0" t="0" r="0" b="0"/>
             <wp:docPr id="7" name="adm_reports_funnel.jpg" descr="Case funnel: each case counted once at every stage it has reached." title="Case funnel: each case counted once at every stage it has reached."/>
@@ -4929,7 +4929,7 @@
         </w:rPr>
         <w:lastRenderedPageBreak/>
         <w:drawing>
-          <wp:inline distT="0" distB="0" distL="0" distR="0" wp14:anchorId="04A059BC" wp14:editId="169F2C15">
+          <wp:inline distT="0" distB="0" distL="0" distR="0" wp14:anchorId="44CCD673" wp14:editId="014BC323">
             <wp:extent cx="5334000" cy="3248025"/>
             <wp:effectExtent l="0" t="0" r="0" b="0"/>
             <wp:docPr id="8" name="adm_reports_funnel_table.jpg" descr="The same chart as a table." title="The same chart as a table."/>
@@ -5028,7 +5028,7 @@
           <w:noProof/>
         </w:rPr>
         <w:drawing>
-          <wp:inline distT="0" distB="0" distL="0" distR="0" wp14:anchorId="736AF09A" wp14:editId="689D2F04">
+          <wp:inline distT="0" distB="0" distL="0" distR="0" wp14:anchorId="5289C285" wp14:editId="09F859FD">
             <wp:extent cx="5334000" cy="2628900"/>
             <wp:effectExtent l="0" t="0" r="0" b="0"/>
             <wp:docPr id="9" name="adm_reports_coverage.jpg" descr="Coverage by group." title="Coverage by group."/>
@@ -5128,7 +5128,7 @@
         </w:rPr>
         <w:lastRenderedPageBreak/>
         <w:drawing>
-          <wp:inline distT="0" distB="0" distL="0" distR="0" wp14:anchorId="71219C05" wp14:editId="316B576A">
+          <wp:inline distT="0" distB="0" distL="0" distR="0" wp14:anchorId="17A0EC8B" wp14:editId="139F5BBA">
             <wp:extent cx="5334000" cy="2600325"/>
             <wp:effectExtent l="0" t="0" r="0" b="0"/>
             <wp:docPr id="10" name="adm_reports_modes.jpg" descr="Administration modes." title="Administration modes."/>
@@ -5237,7 +5237,7 @@
           <w:noProof/>
         </w:rPr>
         <w:drawing>
-          <wp:inline distT="0" distB="0" distL="0" distR="0" wp14:anchorId="7E05510D" wp14:editId="2D034DDE">
+          <wp:inline distT="0" distB="0" distL="0" distR="0" wp14:anchorId="638EB021" wp14:editId="7407DFB7">
             <wp:extent cx="5334000" cy="2905125"/>
             <wp:effectExtent l="0" t="0" r="0" b="0"/>
             <wp:docPr id="11" name="adm_reports_duration.jpg" descr="Completion-time distribution." title="Completion-time distribution."/>
@@ -5319,7 +5319,7 @@
       <w:pPr>
         <w:pStyle w:val="Heading2"/>
       </w:pPr>
-      <w:bookmarkStart w:id="11" w:name="_Toc242190129"/>
+      <w:bookmarkStart w:id="11" w:name="_Toc242194563"/>
       <w:r>
         <w:lastRenderedPageBreak/>
         <w:t>4.4 Downloading data</w:t>
@@ -5337,7 +5337,7 @@
           <w:noProof/>
         </w:rPr>
         <w:drawing>
-          <wp:inline distT="0" distB="0" distL="0" distR="0" wp14:anchorId="72CF1816" wp14:editId="0DDBE70D">
+          <wp:inline distT="0" distB="0" distL="0" distR="0" wp14:anchorId="6D1E67BD" wp14:editId="427EAC08">
             <wp:extent cx="5715000" cy="1876425"/>
             <wp:effectExtent l="0" t="0" r="0" b="0"/>
             <wp:docPr id="12" name="an_export.jpg" descr="Data Export." title="Data Export."/>
@@ -5708,7 +5708,7 @@
                 <w:sz w:val="19"/>
                 <w:szCs w:val="19"/>
               </w:rPr>
-              <w:t>KoboToolbox data: Excel workbook</w:t>
+              <w:t>Respondents and outreach (Excel)</w:t>
             </w:r>
           </w:p>
         </w:tc>
@@ -5731,7 +5731,14 @@
                 <w:sz w:val="19"/>
                 <w:szCs w:val="19"/>
               </w:rPr>
-              <w:t>Every submission's answers for one form: data_codes (codes for SPSS/Stata/R), data_labels, a sheet per repeat group, the questions dictionary, the choices lists, and for the questionnaire the matched case, QA status, withdrawal flag and workflow status.</w:t>
+              <w:t>Everyone the study can contact or has contacted, not only those who submitted. Sheet 1: every Main-400 respondent (one row per person, and a row for a case with nobody recorded yet) with phone, WhatsApp, email, gatekeeper, the latest invitation (channel, date, who sent it, status, whether the portal emailed it), reminders marked as sent and the last contact attempt. Sheet 2: every KII informant with contact details and latest invitation. Sheet 3: a log of every invitation ever sent. A WhatsApp invitation is</w:t>
+            </w:r>
+            <w:r>
+              <w:rPr>
+                <w:sz w:val="19"/>
+                <w:szCs w:val="19"/>
+              </w:rPr>
+              <w:t xml:space="preserve"> recorded when it is created; WhatsApp does not tell the portal whether it was delivered or read.</w:t>
             </w:r>
           </w:p>
         </w:tc>
@@ -5789,7 +5796,7 @@
                 <w:sz w:val="19"/>
                 <w:szCs w:val="19"/>
               </w:rPr>
-              <w:t>KoboToolbox data: All completed forms (PDF ZIP)</w:t>
+              <w:t>KoboToolbox data: Excel workbook</w:t>
             </w:r>
           </w:p>
         </w:tc>
@@ -5813,7 +5820,7 @@
                 <w:sz w:val="19"/>
                 <w:szCs w:val="19"/>
               </w:rPr>
-              <w:t>Every completed form as a PDF, with manifest.csv listing file, record, KoboToolbox id and submission time.</w:t>
+              <w:t>Every submission's answers for one form: data_codes (codes for SPSS/Stata/R), data_labels, a sheet per repeat group, the questions dictionary, the choices lists, and for the questionnaire the matched case, QA status, withdrawal flag and workflow status.</w:t>
             </w:r>
           </w:p>
         </w:tc>
@@ -5871,6 +5878,87 @@
                 <w:sz w:val="19"/>
                 <w:szCs w:val="19"/>
               </w:rPr>
+              <w:t>KoboToolbox data: All completed forms (PDF ZIP)</w:t>
+            </w:r>
+          </w:p>
+        </w:tc>
+        <w:tc>
+          <w:tcPr>
+            <w:tcW w:w="4988" w:type="dxa"/>
+            <w:tcMar>
+              <w:top w:w="70" w:type="dxa"/>
+              <w:left w:w="110" w:type="dxa"/>
+              <w:bottom w:w="70" w:type="dxa"/>
+              <w:right w:w="110" w:type="dxa"/>
+            </w:tcMar>
+          </w:tcPr>
+          <w:p>
+            <w:pPr>
+              <w:spacing w:after="40"/>
+            </w:pPr>
+            <w:r>
+              <w:rPr>
+                <w:sz w:val="19"/>
+                <w:szCs w:val="19"/>
+              </w:rPr>
+              <w:t>Every completed form as a PDF, with manifest.csv listing file, record, KoboToolbox id and submission time.</w:t>
+            </w:r>
+          </w:p>
+        </w:tc>
+        <w:tc>
+          <w:tcPr>
+            <w:tcW w:w="1883" w:type="dxa"/>
+            <w:tcMar>
+              <w:top w:w="70" w:type="dxa"/>
+              <w:left w:w="110" w:type="dxa"/>
+              <w:bottom w:w="70" w:type="dxa"/>
+              <w:right w:w="110" w:type="dxa"/>
+            </w:tcMar>
+          </w:tcPr>
+          <w:p>
+            <w:pPr>
+              <w:spacing w:after="40"/>
+            </w:pPr>
+            <w:r>
+              <w:rPr>
+                <w:sz w:val="19"/>
+                <w:szCs w:val="19"/>
+              </w:rPr>
+              <w:t>PI only</w:t>
+            </w:r>
+          </w:p>
+        </w:tc>
+      </w:tr>
+      <w:tr>
+        <w:tblPrEx>
+          <w:tblCellMar>
+            <w:top w:w="0" w:type="dxa"/>
+            <w:bottom w:w="0" w:type="dxa"/>
+          </w:tblCellMar>
+        </w:tblPrEx>
+        <w:trPr>
+          <w:cantSplit/>
+        </w:trPr>
+        <w:tc>
+          <w:tcPr>
+            <w:tcW w:w="2541" w:type="dxa"/>
+            <w:shd w:val="clear" w:color="auto" w:fill="F8FAFB"/>
+            <w:tcMar>
+              <w:top w:w="70" w:type="dxa"/>
+              <w:left w:w="110" w:type="dxa"/>
+              <w:bottom w:w="70" w:type="dxa"/>
+              <w:right w:w="110" w:type="dxa"/>
+            </w:tcMar>
+          </w:tcPr>
+          <w:p>
+            <w:pPr>
+              <w:spacing w:after="40"/>
+            </w:pPr>
+            <w:r>
+              <w:rPr>
+                <w:sz w:val="19"/>
+                <w:szCs w:val="19"/>
+              </w:rPr>
               <w:t>Analysis packs: SmartPLS 4 and ATLAS.ti</w:t>
             </w:r>
           </w:p>
@@ -5878,6 +5966,7 @@
         <w:tc>
           <w:tcPr>
             <w:tcW w:w="4988" w:type="dxa"/>
+            <w:shd w:val="clear" w:color="auto" w:fill="F8FAFB"/>
             <w:tcMar>
               <w:top w:w="70" w:type="dxa"/>
               <w:left w:w="110" w:type="dxa"/>
@@ -5908,6 +5997,7 @@
         <w:tc>
           <w:tcPr>
             <w:tcW w:w="1883" w:type="dxa"/>
+            <w:shd w:val="clear" w:color="auto" w:fill="F8FAFB"/>
             <w:tcMar>
               <w:top w:w="70" w:type="dxa"/>
               <w:left w:w="110" w:type="dxa"/>
@@ -5939,8 +6029,9 @@
       <w:pPr>
         <w:pStyle w:val="Heading2"/>
       </w:pPr>
-      <w:bookmarkStart w:id="12" w:name="_Toc242190130"/>
-      <w:r>
+      <w:bookmarkStart w:id="12" w:name="_Toc242194564"/>
+      <w:r>
+        <w:lastRenderedPageBreak/>
         <w:t>4.5 Working with the analysis export</w:t>
       </w:r>
       <w:bookmarkEnd w:id="12"/>
@@ -6071,7 +6162,6 @@
         <w:spacing w:after="60" w:line="276" w:lineRule="auto"/>
       </w:pPr>
       <w:r>
-        <w:lastRenderedPageBreak/>
         <w:t>Store exports only on encrypted, access-controlled storage and delete working copies when no longer needed.</w:t>
       </w:r>
     </w:p>
@@ -6085,7 +6175,7 @@
         <w:pStyle w:val="Heading1"/>
         <w:pageBreakBefore/>
       </w:pPr>
-      <w:bookmarkStart w:id="13" w:name="_Toc242190131"/>
+      <w:bookmarkStart w:id="13" w:name="_Toc242194565"/>
       <w:r>
         <w:lastRenderedPageBreak/>
         <w:t>5. Rules you must follow</w:t>
@@ -6223,7 +6313,7 @@
         <w:pStyle w:val="Heading1"/>
         <w:pageBreakBefore/>
       </w:pPr>
-      <w:bookmarkStart w:id="14" w:name="_Toc242190132"/>
+      <w:bookmarkStart w:id="14" w:name="_Toc242194566"/>
       <w:r>
         <w:lastRenderedPageBreak/>
         <w:t>6. Troubleshooting</w:t>
@@ -7518,7 +7608,7 @@
         <w:pStyle w:val="Heading1"/>
         <w:pageBreakBefore/>
       </w:pPr>
-      <w:bookmarkStart w:id="15" w:name="_Toc242190133"/>
+      <w:bookmarkStart w:id="15" w:name="_Toc242194567"/>
       <w:r>
         <w:lastRenderedPageBreak/>
         <w:t>7. Quick reference</w:t>
@@ -7797,7 +7887,7 @@
         <w:pStyle w:val="Heading1"/>
         <w:pageBreakBefore/>
       </w:pPr>
-      <w:bookmarkStart w:id="16" w:name="_Toc242190134"/>
+      <w:bookmarkStart w:id="16" w:name="_Toc242194568"/>
       <w:r>
         <w:lastRenderedPageBreak/>
         <w:t>8. Every screen and button for your role</w:t>
@@ -7960,7 +8050,7 @@
       <w:pPr>
         <w:pStyle w:val="Heading2"/>
       </w:pPr>
-      <w:bookmarkStart w:id="17" w:name="_Toc242190135"/>
+      <w:bookmarkStart w:id="17" w:name="_Toc242194569"/>
       <w:r>
         <w:t>8.1 Sign in</w:t>
       </w:r>
@@ -8473,7 +8563,7 @@
       <w:pPr>
         <w:pStyle w:val="Heading2"/>
       </w:pPr>
-      <w:bookmarkStart w:id="18" w:name="_Toc242190136"/>
+      <w:bookmarkStart w:id="18" w:name="_Toc242194570"/>
       <w:r>
         <w:t>8.2 The header and menu bar (every screen)</w:t>
       </w:r>
@@ -9197,7 +9287,7 @@
       <w:pPr>
         <w:pStyle w:val="Heading2"/>
       </w:pPr>
-      <w:bookmarkStart w:id="19" w:name="_Toc242190137"/>
+      <w:bookmarkStart w:id="19" w:name="_Toc242194571"/>
       <w:r>
         <w:t>8.3 Change Password</w:t>
       </w:r>
@@ -9817,7 +9907,7 @@
       <w:pPr>
         <w:pStyle w:val="Heading2"/>
       </w:pPr>
-      <w:bookmarkStart w:id="20" w:name="_Toc242190138"/>
+      <w:bookmarkStart w:id="20" w:name="_Toc242194572"/>
       <w:r>
         <w:t>8.4 Executive Dashboard</w:t>
       </w:r>
@@ -10331,7 +10421,7 @@
       <w:pPr>
         <w:pStyle w:val="Heading2"/>
       </w:pPr>
-      <w:bookmarkStart w:id="21" w:name="_Toc242190139"/>
+      <w:bookmarkStart w:id="21" w:name="_Toc242194573"/>
       <w:r>
         <w:t>8.5 Sampling Dashboard</w:t>
       </w:r>
@@ -10844,7 +10934,7 @@
       <w:pPr>
         <w:pStyle w:val="Heading2"/>
       </w:pPr>
-      <w:bookmarkStart w:id="22" w:name="_Toc242190140"/>
+      <w:bookmarkStart w:id="22" w:name="_Toc242194574"/>
       <w:r>
         <w:t>8.6 Contact Dashboard</w:t>
       </w:r>
@@ -11147,7 +11237,7 @@
       <w:pPr>
         <w:pStyle w:val="Heading2"/>
       </w:pPr>
-      <w:bookmarkStart w:id="23" w:name="_Toc242190141"/>
+      <w:bookmarkStart w:id="23" w:name="_Toc242194575"/>
       <w:r>
         <w:lastRenderedPageBreak/>
         <w:t>8.7 KII / Document Dashboard</w:t>
@@ -11558,7 +11648,7 @@
       <w:pPr>
         <w:pStyle w:val="Heading2"/>
       </w:pPr>
-      <w:bookmarkStart w:id="24" w:name="_Toc242190142"/>
+      <w:bookmarkStart w:id="24" w:name="_Toc242194576"/>
       <w:r>
         <w:t>8.8 Reports</w:t>
       </w:r>
@@ -12071,7 +12161,7 @@
       <w:pPr>
         <w:pStyle w:val="Heading2"/>
       </w:pPr>
-      <w:bookmarkStart w:id="25" w:name="_Toc242190143"/>
+      <w:bookmarkStart w:id="25" w:name="_Toc242194577"/>
       <w:r>
         <w:t>8.9 Cost Dashboard</w:t>
       </w:r>
@@ -12374,7 +12464,7 @@
       <w:pPr>
         <w:pStyle w:val="Heading2"/>
       </w:pPr>
-      <w:bookmarkStart w:id="26" w:name="_Toc242190144"/>
+      <w:bookmarkStart w:id="26" w:name="_Toc242194578"/>
       <w:r>
         <w:lastRenderedPageBreak/>
         <w:t>8.10 Export</w:t>
@@ -12722,7 +12812,7 @@
         <w:sz w:val="16"/>
         <w:szCs w:val="16"/>
       </w:rPr>
-      <w:t>Version 1.25 · 6 October 2026</w:t>
+      <w:t>Version 1.26 · 6 October 2026</w:t>
     </w:r>
     <w:r>
       <w:rPr>
@@ -12895,10 +12985,10 @@
 <file path=word/numbering.xml><?xml version="1.0" encoding="utf-8"?>
 <w:numbering xmlns:wpc="http://schemas.microsoft.com/office/word/2010/wordprocessingCanvas" xmlns:cx="http://schemas.microsoft.com/office/drawing/2014/chartex" xmlns:cx1="http://schemas.microsoft.com/office/drawing/2015/9/8/chartex" xmlns:cx2="http://schemas.microsoft.com/office/drawing/2015/10/21/chartex" xmlns:cx3="http://schemas.microsoft.com/office/drawing/2016/5/9/chartex" xmlns:cx4="http://schemas.microsoft.com/office/drawing/2016/5/10/chartex" xmlns:cx5="http://schemas.microsoft.com/office/drawing/2016/5/11/chartex" xmlns:cx6="http://schemas.microsoft.com/office/drawing/2016/5/12/chartex" xmlns:cx7="http://schemas.microsoft.com/office/drawing/2016/5/13/chartex" xmlns:cx8="http://schemas.microsoft.com/office/drawing/2016/5/14/chartex" xmlns:mc="http://schemas.openxmlformats.org/markup-compatibility/2006" xmlns:aink="http://schemas.microsoft.com/office/drawing/2016/ink" xmlns:am3d="http://schemas.microsoft.com/office/drawing/2017/model3d" xmlns:o="urn:schemas-microsoft-com:office:office" xmlns:oel="http://schemas.microsoft.com/office/2019/extlst" xmlns:r="http://schemas.openxmlformats.org/officeDocument/2006/relationships" xmlns:m="http://schemas.openxmlformats.org/officeDocument/2006/math" xmlns:v="urn:schemas-microsoft-com:vml" xmlns:wp14="http://schemas.microsoft.com/office/word/2010/wordprocessingDrawing" xmlns:wp="http://schemas.openxmlformats.org/drawingml/2006/wordprocessingDrawing" xmlns:w10="urn:schemas-microsoft-com:office:word" xmlns:w="http://schemas.openxmlformats.org/wordprocessingml/2006/main" xmlns:w14="http://schemas.microsoft.com/office/word/2010/wordml" xmlns:w15="http://schemas.microsoft.com/office/word/2012/wordml" xmlns:w16cex="http://schemas.microsoft.com/office/word/2018/wordml/cex" xmlns:w16cid="http://schemas.microsoft.com/office/word/2016/wordml/cid" xmlns:w16="http://schemas.microsoft.com/office/word/2018/wordml" xmlns:w16sdtdh="http://schemas.microsoft.com/office/word/2020/wordml/sdtdatahash" xmlns:w16se="http://schemas.microsoft.com/office/word/2015/wordml/symex" xmlns:wpg="http://schemas.microsoft.com/office/word/2010/wordprocessingGroup" xmlns:wpi="http://schemas.microsoft.com/office/word/2010/wordprocessingInk" xmlns:wne="http://schemas.microsoft.com/office/word/2006/wordml" xmlns:wps="http://schemas.microsoft.com/office/word/2010/wordprocessingShape" mc:Ignorable="w14 w15 w16se w16cid w16 w16cex w16sdtdh wp14">
   <w:abstractNum w:abstractNumId="0" w15:restartNumberingAfterBreak="0">
-    <w:nsid w:val="026F0B64"/>
+    <w:nsid w:val="0D1164B3"/>
     <w:multiLevelType w:val="hybridMultilevel"/>
-    <w:tmpl w:val="6D48D594"/>
-    <w:lvl w:ilvl="0" w:tplc="19485DB8">
+    <w:tmpl w:val="E3586002"/>
+    <w:lvl w:ilvl="0" w:tplc="C3E6D136">
       <w:start w:val="1"/>
       <w:numFmt w:val="decimal"/>
       <w:lvlText w:val="%1."/>
@@ -12912,52 +13002,110 @@
         <w:color w:val="A67C27"/>
       </w:rPr>
     </w:lvl>
-    <w:lvl w:ilvl="1" w:tplc="C9DCB926">
+    <w:lvl w:ilvl="1" w:tplc="92DA3642">
       <w:numFmt w:val="decimal"/>
       <w:lvlText w:val=""/>
       <w:lvlJc w:val="left"/>
     </w:lvl>
-    <w:lvl w:ilvl="2" w:tplc="7E7E4012">
+    <w:lvl w:ilvl="2" w:tplc="DC646AD4">
       <w:numFmt w:val="decimal"/>
       <w:lvlText w:val=""/>
       <w:lvlJc w:val="left"/>
     </w:lvl>
-    <w:lvl w:ilvl="3" w:tplc="452280F4">
+    <w:lvl w:ilvl="3" w:tplc="B4325114">
       <w:numFmt w:val="decimal"/>
       <w:lvlText w:val=""/>
       <w:lvlJc w:val="left"/>
     </w:lvl>
-    <w:lvl w:ilvl="4" w:tplc="A8E04940">
+    <w:lvl w:ilvl="4" w:tplc="F448EDAE">
       <w:numFmt w:val="decimal"/>
       <w:lvlText w:val=""/>
       <w:lvlJc w:val="left"/>
     </w:lvl>
-    <w:lvl w:ilvl="5" w:tplc="7A58E7F2">
+    <w:lvl w:ilvl="5" w:tplc="E0E8B934">
       <w:numFmt w:val="decimal"/>
       <w:lvlText w:val=""/>
       <w:lvlJc w:val="left"/>
     </w:lvl>
-    <w:lvl w:ilvl="6" w:tplc="EE6411C6">
+    <w:lvl w:ilvl="6" w:tplc="7F066AA2">
       <w:numFmt w:val="decimal"/>
       <w:lvlText w:val=""/>
       <w:lvlJc w:val="left"/>
     </w:lvl>
-    <w:lvl w:ilvl="7" w:tplc="45FE8204">
+    <w:lvl w:ilvl="7" w:tplc="27E00722">
       <w:numFmt w:val="decimal"/>
       <w:lvlText w:val=""/>
       <w:lvlJc w:val="left"/>
     </w:lvl>
-    <w:lvl w:ilvl="8" w:tplc="6B7CD486">
+    <w:lvl w:ilvl="8" w:tplc="0A247F3A">
       <w:numFmt w:val="decimal"/>
       <w:lvlText w:val=""/>
       <w:lvlJc w:val="left"/>
     </w:lvl>
   </w:abstractNum>
   <w:abstractNum w:abstractNumId="1" w15:restartNumberingAfterBreak="0">
-    <w:nsid w:val="0A8258E8"/>
+    <w:nsid w:val="0F210C4E"/>
     <w:multiLevelType w:val="hybridMultilevel"/>
-    <w:tmpl w:val="16BA2962"/>
-    <w:lvl w:ilvl="0" w:tplc="039CEA80">
+    <w:tmpl w:val="6F7A14B0"/>
+    <w:lvl w:ilvl="0" w:tplc="19F6607C">
+      <w:start w:val="1"/>
+      <w:numFmt w:val="bullet"/>
+      <w:lvlText w:val="•"/>
+      <w:lvlJc w:val="left"/>
+      <w:pPr>
+        <w:ind w:left="460" w:hanging="280"/>
+      </w:pPr>
+    </w:lvl>
+    <w:lvl w:ilvl="1" w:tplc="E56019E2">
+      <w:start w:val="1"/>
+      <w:numFmt w:val="bullet"/>
+      <w:lvlText w:val="–"/>
+      <w:lvlJc w:val="left"/>
+      <w:pPr>
+        <w:ind w:left="900" w:hanging="280"/>
+      </w:pPr>
+    </w:lvl>
+    <w:lvl w:ilvl="2" w:tplc="3A400F3E">
+      <w:numFmt w:val="decimal"/>
+      <w:lvlText w:val=""/>
+      <w:lvlJc w:val="left"/>
+    </w:lvl>
+    <w:lvl w:ilvl="3" w:tplc="135E407C">
+      <w:numFmt w:val="decimal"/>
+      <w:lvlText w:val=""/>
+      <w:lvlJc w:val="left"/>
+    </w:lvl>
+    <w:lvl w:ilvl="4" w:tplc="25B4CB04">
+      <w:numFmt w:val="decimal"/>
+      <w:lvlText w:val=""/>
+      <w:lvlJc w:val="left"/>
+    </w:lvl>
+    <w:lvl w:ilvl="5" w:tplc="017C531A">
+      <w:numFmt w:val="decimal"/>
+      <w:lvlText w:val=""/>
+      <w:lvlJc w:val="left"/>
+    </w:lvl>
+    <w:lvl w:ilvl="6" w:tplc="7E585BAA">
+      <w:numFmt w:val="decimal"/>
+      <w:lvlText w:val=""/>
+      <w:lvlJc w:val="left"/>
+    </w:lvl>
+    <w:lvl w:ilvl="7" w:tplc="FDAE9BAE">
+      <w:numFmt w:val="decimal"/>
+      <w:lvlText w:val=""/>
+      <w:lvlJc w:val="left"/>
+    </w:lvl>
+    <w:lvl w:ilvl="8" w:tplc="DC86899E">
+      <w:numFmt w:val="decimal"/>
+      <w:lvlText w:val=""/>
+      <w:lvlJc w:val="left"/>
+    </w:lvl>
+  </w:abstractNum>
+  <w:abstractNum w:abstractNumId="2" w15:restartNumberingAfterBreak="0">
+    <w:nsid w:val="25C66854"/>
+    <w:multiLevelType w:val="hybridMultilevel"/>
+    <w:tmpl w:val="350A4BFA"/>
+    <w:lvl w:ilvl="0" w:tplc="34B46168">
       <w:start w:val="1"/>
       <w:numFmt w:val="decimal"/>
       <w:lvlText w:val="%1."/>
@@ -12971,138 +13119,52 @@
         <w:color w:val="A67C27"/>
       </w:rPr>
     </w:lvl>
-    <w:lvl w:ilvl="1" w:tplc="EAB0F662">
+    <w:lvl w:ilvl="1" w:tplc="54A81B74">
       <w:numFmt w:val="decimal"/>
       <w:lvlText w:val=""/>
       <w:lvlJc w:val="left"/>
     </w:lvl>
-    <w:lvl w:ilvl="2" w:tplc="BAD4CB8C">
+    <w:lvl w:ilvl="2" w:tplc="7AFA4FB8">
       <w:numFmt w:val="decimal"/>
       <w:lvlText w:val=""/>
       <w:lvlJc w:val="left"/>
     </w:lvl>
-    <w:lvl w:ilvl="3" w:tplc="74D6C786">
+    <w:lvl w:ilvl="3" w:tplc="C35E8DB2">
       <w:numFmt w:val="decimal"/>
       <w:lvlText w:val=""/>
       <w:lvlJc w:val="left"/>
     </w:lvl>
-    <w:lvl w:ilvl="4" w:tplc="04CC5406">
+    <w:lvl w:ilvl="4" w:tplc="6246846C">
       <w:numFmt w:val="decimal"/>
       <w:lvlText w:val=""/>
       <w:lvlJc w:val="left"/>
     </w:lvl>
-    <w:lvl w:ilvl="5" w:tplc="F17E1448">
+    <w:lvl w:ilvl="5" w:tplc="946CA16E">
       <w:numFmt w:val="decimal"/>
       <w:lvlText w:val=""/>
       <w:lvlJc w:val="left"/>
     </w:lvl>
-    <w:lvl w:ilvl="6" w:tplc="724E8AA4">
+    <w:lvl w:ilvl="6" w:tplc="9EF6C3EC">
       <w:numFmt w:val="decimal"/>
       <w:lvlText w:val=""/>
       <w:lvlJc w:val="left"/>
     </w:lvl>
-    <w:lvl w:ilvl="7" w:tplc="4E6CD64C">
+    <w:lvl w:ilvl="7" w:tplc="DE7236B2">
       <w:numFmt w:val="decimal"/>
       <w:lvlText w:val=""/>
       <w:lvlJc w:val="left"/>
     </w:lvl>
-    <w:lvl w:ilvl="8" w:tplc="9CDE752C">
+    <w:lvl w:ilvl="8" w:tplc="A942E994">
       <w:numFmt w:val="decimal"/>
       <w:lvlText w:val=""/>
       <w:lvlJc w:val="left"/>
     </w:lvl>
   </w:abstractNum>
-  <w:abstractNum w:abstractNumId="2" w15:restartNumberingAfterBreak="0">
-    <w:nsid w:val="2AD57574"/>
+  <w:abstractNum w:abstractNumId="3" w15:restartNumberingAfterBreak="0">
+    <w:nsid w:val="5F83649B"/>
     <w:multiLevelType w:val="hybridMultilevel"/>
-    <w:tmpl w:val="5E78A148"/>
-    <w:lvl w:ilvl="0" w:tplc="F6F6F5CE">
-      <w:start w:val="1"/>
-      <w:numFmt w:val="bullet"/>
-      <w:lvlText w:val="●"/>
-      <w:lvlJc w:val="left"/>
-      <w:pPr>
-        <w:ind w:left="720" w:hanging="360"/>
-      </w:pPr>
-    </w:lvl>
-    <w:lvl w:ilvl="1" w:tplc="98CC3C68">
-      <w:start w:val="1"/>
-      <w:numFmt w:val="bullet"/>
-      <w:lvlText w:val="○"/>
-      <w:lvlJc w:val="left"/>
-      <w:pPr>
-        <w:ind w:left="1440" w:hanging="360"/>
-      </w:pPr>
-    </w:lvl>
-    <w:lvl w:ilvl="2" w:tplc="EB4C7A8C">
-      <w:start w:val="1"/>
-      <w:numFmt w:val="bullet"/>
-      <w:lvlText w:val="■"/>
-      <w:lvlJc w:val="left"/>
-      <w:pPr>
-        <w:ind w:left="2160" w:hanging="360"/>
-      </w:pPr>
-    </w:lvl>
-    <w:lvl w:ilvl="3" w:tplc="B226CA52">
-      <w:start w:val="1"/>
-      <w:numFmt w:val="bullet"/>
-      <w:lvlText w:val="●"/>
-      <w:lvlJc w:val="left"/>
-      <w:pPr>
-        <w:ind w:left="2880" w:hanging="360"/>
-      </w:pPr>
-    </w:lvl>
-    <w:lvl w:ilvl="4" w:tplc="481485C8">
-      <w:start w:val="1"/>
-      <w:numFmt w:val="bullet"/>
-      <w:lvlText w:val="○"/>
-      <w:lvlJc w:val="left"/>
-      <w:pPr>
-        <w:ind w:left="3600" w:hanging="360"/>
-      </w:pPr>
-    </w:lvl>
-    <w:lvl w:ilvl="5" w:tplc="EDD6A8C8">
-      <w:start w:val="1"/>
-      <w:numFmt w:val="bullet"/>
-      <w:lvlText w:val="■"/>
-      <w:lvlJc w:val="left"/>
-      <w:pPr>
-        <w:ind w:left="4320" w:hanging="360"/>
-      </w:pPr>
-    </w:lvl>
-    <w:lvl w:ilvl="6" w:tplc="9464299E">
-      <w:start w:val="1"/>
-      <w:numFmt w:val="bullet"/>
-      <w:lvlText w:val="●"/>
-      <w:lvlJc w:val="left"/>
-      <w:pPr>
-        <w:ind w:left="5040" w:hanging="360"/>
-      </w:pPr>
-    </w:lvl>
-    <w:lvl w:ilvl="7" w:tplc="E7C071F8">
-      <w:start w:val="1"/>
-      <w:numFmt w:val="bullet"/>
-      <w:lvlText w:val="●"/>
-      <w:lvlJc w:val="left"/>
-      <w:pPr>
-        <w:ind w:left="5760" w:hanging="360"/>
-      </w:pPr>
-    </w:lvl>
-    <w:lvl w:ilvl="8" w:tplc="CD3E4888">
-      <w:start w:val="1"/>
-      <w:numFmt w:val="bullet"/>
-      <w:lvlText w:val="●"/>
-      <w:lvlJc w:val="left"/>
-      <w:pPr>
-        <w:ind w:left="6480" w:hanging="360"/>
-      </w:pPr>
-    </w:lvl>
-  </w:abstractNum>
-  <w:abstractNum w:abstractNumId="3" w15:restartNumberingAfterBreak="0">
-    <w:nsid w:val="4A2F3D64"/>
-    <w:multiLevelType w:val="hybridMultilevel"/>
-    <w:tmpl w:val="E44E335E"/>
-    <w:lvl w:ilvl="0" w:tplc="E73440FE">
+    <w:tmpl w:val="D4F8E7B0"/>
+    <w:lvl w:ilvl="0" w:tplc="D6423F26">
       <w:start w:val="1"/>
       <w:numFmt w:val="decimal"/>
       <w:lvlText w:val="%1."/>
@@ -13116,131 +13178,159 @@
         <w:color w:val="A67C27"/>
       </w:rPr>
     </w:lvl>
-    <w:lvl w:ilvl="1" w:tplc="D3C0FC82">
+    <w:lvl w:ilvl="1" w:tplc="222C7BFE">
       <w:numFmt w:val="decimal"/>
       <w:lvlText w:val=""/>
       <w:lvlJc w:val="left"/>
     </w:lvl>
-    <w:lvl w:ilvl="2" w:tplc="A3FEE93C">
+    <w:lvl w:ilvl="2" w:tplc="5D8649E2">
       <w:numFmt w:val="decimal"/>
       <w:lvlText w:val=""/>
       <w:lvlJc w:val="left"/>
     </w:lvl>
-    <w:lvl w:ilvl="3" w:tplc="561E3C3C">
+    <w:lvl w:ilvl="3" w:tplc="DE6A04AC">
       <w:numFmt w:val="decimal"/>
       <w:lvlText w:val=""/>
       <w:lvlJc w:val="left"/>
     </w:lvl>
-    <w:lvl w:ilvl="4" w:tplc="2CF66550">
+    <w:lvl w:ilvl="4" w:tplc="B9046EA8">
       <w:numFmt w:val="decimal"/>
       <w:lvlText w:val=""/>
       <w:lvlJc w:val="left"/>
     </w:lvl>
-    <w:lvl w:ilvl="5" w:tplc="1EE81E20">
+    <w:lvl w:ilvl="5" w:tplc="814A5E4C">
       <w:numFmt w:val="decimal"/>
       <w:lvlText w:val=""/>
       <w:lvlJc w:val="left"/>
     </w:lvl>
-    <w:lvl w:ilvl="6" w:tplc="282CAC2A">
+    <w:lvl w:ilvl="6" w:tplc="1B643DB6">
       <w:numFmt w:val="decimal"/>
       <w:lvlText w:val=""/>
       <w:lvlJc w:val="left"/>
     </w:lvl>
-    <w:lvl w:ilvl="7" w:tplc="4F249B68">
+    <w:lvl w:ilvl="7" w:tplc="E4A2D004">
       <w:numFmt w:val="decimal"/>
       <w:lvlText w:val=""/>
       <w:lvlJc w:val="left"/>
     </w:lvl>
-    <w:lvl w:ilvl="8" w:tplc="6A04BA92">
+    <w:lvl w:ilvl="8" w:tplc="E3EC5B34">
       <w:numFmt w:val="decimal"/>
       <w:lvlText w:val=""/>
       <w:lvlJc w:val="left"/>
     </w:lvl>
   </w:abstractNum>
   <w:abstractNum w:abstractNumId="4" w15:restartNumberingAfterBreak="0">
-    <w:nsid w:val="4B4F5C45"/>
+    <w:nsid w:val="77A553D2"/>
     <w:multiLevelType w:val="hybridMultilevel"/>
-    <w:tmpl w:val="0630A982"/>
-    <w:lvl w:ilvl="0" w:tplc="94483820">
+    <w:tmpl w:val="E8B0435C"/>
+    <w:lvl w:ilvl="0" w:tplc="A57871A6">
       <w:start w:val="1"/>
       <w:numFmt w:val="bullet"/>
-      <w:lvlText w:val="•"/>
+      <w:lvlText w:val="●"/>
       <w:lvlJc w:val="left"/>
       <w:pPr>
-        <w:ind w:left="460" w:hanging="280"/>
+        <w:ind w:left="720" w:hanging="360"/>
       </w:pPr>
     </w:lvl>
-    <w:lvl w:ilvl="1" w:tplc="AE161658">
+    <w:lvl w:ilvl="1" w:tplc="7BF01C8C">
       <w:start w:val="1"/>
       <w:numFmt w:val="bullet"/>
-      <w:lvlText w:val="–"/>
+      <w:lvlText w:val="○"/>
       <w:lvlJc w:val="left"/>
       <w:pPr>
-        <w:ind w:left="900" w:hanging="280"/>
+        <w:ind w:left="1440" w:hanging="360"/>
       </w:pPr>
     </w:lvl>
-    <w:lvl w:ilvl="2" w:tplc="8FD08C00">
-      <w:numFmt w:val="decimal"/>
-      <w:lvlText w:val=""/>
+    <w:lvl w:ilvl="2" w:tplc="7E96E384">
+      <w:start w:val="1"/>
+      <w:numFmt w:val="bullet"/>
+      <w:lvlText w:val="■"/>
       <w:lvlJc w:val="left"/>
+      <w:pPr>
+        <w:ind w:left="2160" w:hanging="360"/>
+      </w:pPr>
     </w:lvl>
-    <w:lvl w:ilvl="3" w:tplc="439AC946">
-      <w:numFmt w:val="decimal"/>
-      <w:lvlText w:val=""/>
+    <w:lvl w:ilvl="3" w:tplc="E67CE7CA">
+      <w:start w:val="1"/>
+      <w:numFmt w:val="bullet"/>
+      <w:lvlText w:val="●"/>
       <w:lvlJc w:val="left"/>
+      <w:pPr>
+        <w:ind w:left="2880" w:hanging="360"/>
+      </w:pPr>
     </w:lvl>
-    <w:lvl w:ilvl="4" w:tplc="3926C89A">
-      <w:numFmt w:val="decimal"/>
-      <w:lvlText w:val=""/>
+    <w:lvl w:ilvl="4" w:tplc="D40EAD62">
+      <w:start w:val="1"/>
+      <w:numFmt w:val="bullet"/>
+      <w:lvlText w:val="○"/>
       <w:lvlJc w:val="left"/>
+      <w:pPr>
+        <w:ind w:left="3600" w:hanging="360"/>
+      </w:pPr>
     </w:lvl>
-    <w:lvl w:ilvl="5" w:tplc="4DA400DE">
-      <w:numFmt w:val="decimal"/>
-      <w:lvlText w:val=""/>
+    <w:lvl w:ilvl="5" w:tplc="1E949D7E">
+      <w:start w:val="1"/>
+      <w:numFmt w:val="bullet"/>
+      <w:lvlText w:val="■"/>
       <w:lvlJc w:val="left"/>
+      <w:pPr>
+        <w:ind w:left="4320" w:hanging="360"/>
+      </w:pPr>
     </w:lvl>
-    <w:lvl w:ilvl="6" w:tplc="7C44CB7C">
-      <w:numFmt w:val="decimal"/>
-      <w:lvlText w:val=""/>
+    <w:lvl w:ilvl="6" w:tplc="7C54FF18">
+      <w:start w:val="1"/>
+      <w:numFmt w:val="bullet"/>
+      <w:lvlText w:val="●"/>
       <w:lvlJc w:val="left"/>
+      <w:pPr>
+        <w:ind w:left="5040" w:hanging="360"/>
+      </w:pPr>
     </w:lvl>
-    <w:lvl w:ilvl="7" w:tplc="CF2C7A72">
-      <w:numFmt w:val="decimal"/>
-      <w:lvlText w:val=""/>
+    <w:lvl w:ilvl="7" w:tplc="015C8B14">
+      <w:start w:val="1"/>
+      <w:numFmt w:val="bullet"/>
+      <w:lvlText w:val="●"/>
       <w:lvlJc w:val="left"/>
+      <w:pPr>
+        <w:ind w:left="5760" w:hanging="360"/>
+      </w:pPr>
     </w:lvl>
-    <w:lvl w:ilvl="8" w:tplc="0DD6420A">
-      <w:numFmt w:val="decimal"/>
-      <w:lvlText w:val=""/>
+    <w:lvl w:ilvl="8" w:tplc="129EA9D6">
+      <w:start w:val="1"/>
+      <w:numFmt w:val="bullet"/>
+      <w:lvlText w:val="●"/>
       <w:lvlJc w:val="left"/>
+      <w:pPr>
+        <w:ind w:left="6480" w:hanging="360"/>
+      </w:pPr>
     </w:lvl>
   </w:abstractNum>
-  <w:num w:numId="1" w16cid:durableId="974526992">
+  <w:num w:numId="1" w16cid:durableId="1728069617">
+    <w:abstractNumId w:val="4"/>
+    <w:lvlOverride w:ilvl="0">
+      <w:startOverride w:val="1"/>
+    </w:lvlOverride>
+  </w:num>
+  <w:num w:numId="2" w16cid:durableId="887760058">
+    <w:abstractNumId w:val="1"/>
+    <w:lvlOverride w:ilvl="0">
+      <w:startOverride w:val="1"/>
+    </w:lvlOverride>
+  </w:num>
+  <w:num w:numId="3" w16cid:durableId="414860899">
     <w:abstractNumId w:val="2"/>
     <w:lvlOverride w:ilvl="0">
       <w:startOverride w:val="1"/>
     </w:lvlOverride>
   </w:num>
-  <w:num w:numId="2" w16cid:durableId="1955091390">
-    <w:abstractNumId w:val="4"/>
-    <w:lvlOverride w:ilvl="0">
-      <w:startOverride w:val="1"/>
-    </w:lvlOverride>
-  </w:num>
-  <w:num w:numId="3" w16cid:durableId="2024815404">
+  <w:num w:numId="4" w16cid:durableId="2066683147">
     <w:abstractNumId w:val="0"/>
     <w:lvlOverride w:ilvl="0">
       <w:startOverride w:val="1"/>
     </w:lvlOverride>
   </w:num>
-  <w:num w:numId="4" w16cid:durableId="1999336846">
+  <w:num w:numId="5" w16cid:durableId="622347756">
     <w:abstractNumId w:val="3"/>
-    <w:lvlOverride w:ilvl="0">
-      <w:startOverride w:val="1"/>
-    </w:lvlOverride>
-  </w:num>
-  <w:num w:numId="5" w16cid:durableId="858006066">
-    <w:abstractNumId w:val="1"/>
     <w:lvlOverride w:ilvl="0">
       <w:startOverride w:val="1"/>
     </w:lvlOverride>
@@ -13865,7 +13955,7 @@
     <w:autoRedefine/>
     <w:uiPriority w:val="39"/>
     <w:unhideWhenUsed/>
-    <w:rsid w:val="003D4C14"/>
+    <w:rsid w:val="00BE6A2C"/>
     <w:pPr>
       <w:spacing w:after="100"/>
     </w:pPr>
@@ -13877,7 +13967,7 @@
     <w:autoRedefine/>
     <w:uiPriority w:val="39"/>
     <w:unhideWhenUsed/>
-    <w:rsid w:val="003D4C14"/>
+    <w:rsid w:val="00BE6A2C"/>
     <w:pPr>
       <w:spacing w:after="100"/>
       <w:ind w:left="210"/>

--- a/docs/manuals/Role_Guide_7_Analyst.docx
+++ b/docs/manuals/Role_Guide_7_Analyst.docx
@@ -469,7 +469,7 @@
                 <w:sz w:val="19"/>
                 <w:szCs w:val="19"/>
               </w:rPr>
-              <w:t>Version 1.26 · 6 October 2026</w:t>
+              <w:t>Version 1.27 · 6 October 2026</w:t>
             </w:r>
           </w:p>
         </w:tc>
@@ -538,7 +538,7 @@
     <w:sdt>
       <w:sdtPr>
         <w:alias w:val="Contents"/>
-        <w:id w:val="-1015614233"/>
+        <w:id w:val="-1978908177"/>
       </w:sdtPr>
       <w:sdtEndPr/>
       <w:sdtContent>
@@ -567,7 +567,7 @@
           <w:r>
             <w:fldChar w:fldCharType="separate"/>
           </w:r>
-          <w:hyperlink w:anchor="_Toc242194552" w:history="1">
+          <w:hyperlink w:anchor="_Toc242204677" w:history="1">
             <w:r>
               <w:rPr>
                 <w:rStyle w:val="Hyperlink"/>
@@ -591,7 +591,7 @@
               <w:rPr>
                 <w:noProof/>
               </w:rPr>
-              <w:instrText xml:space="preserve"> PAGEREF _Toc242194552 \h </w:instrText>
+              <w:instrText xml:space="preserve"> PAGEREF _Toc242204677 \h </w:instrText>
             </w:r>
             <w:r>
               <w:rPr>
@@ -634,7 +634,7 @@
               <w14:ligatures w14:val="standardContextual"/>
             </w:rPr>
           </w:pPr>
-          <w:hyperlink w:anchor="_Toc242194553" w:history="1">
+          <w:hyperlink w:anchor="_Toc242204678" w:history="1">
             <w:r>
               <w:rPr>
                 <w:rStyle w:val="Hyperlink"/>
@@ -658,7 +658,7 @@
               <w:rPr>
                 <w:noProof/>
               </w:rPr>
-              <w:instrText xml:space="preserve"> PAGEREF _Toc242194553 \h </w:instrText>
+              <w:instrText xml:space="preserve"> PAGEREF _Toc242204678 \h </w:instrText>
             </w:r>
             <w:r>
               <w:rPr>
@@ -701,7 +701,7 @@
               <w14:ligatures w14:val="standardContextual"/>
             </w:rPr>
           </w:pPr>
-          <w:hyperlink w:anchor="_Toc242194554" w:history="1">
+          <w:hyperlink w:anchor="_Toc242204679" w:history="1">
             <w:r>
               <w:rPr>
                 <w:rStyle w:val="Hyperlink"/>
@@ -725,7 +725,7 @@
               <w:rPr>
                 <w:noProof/>
               </w:rPr>
-              <w:instrText xml:space="preserve"> PAGEREF _Toc242194554 \h </w:instrText>
+              <w:instrText xml:space="preserve"> PAGEREF _Toc242204679 \h </w:instrText>
             </w:r>
             <w:r>
               <w:rPr>
@@ -768,7 +768,7 @@
               <w14:ligatures w14:val="standardContextual"/>
             </w:rPr>
           </w:pPr>
-          <w:hyperlink w:anchor="_Toc242194555" w:history="1">
+          <w:hyperlink w:anchor="_Toc242204680" w:history="1">
             <w:r>
               <w:rPr>
                 <w:rStyle w:val="Hyperlink"/>
@@ -792,7 +792,7 @@
               <w:rPr>
                 <w:noProof/>
               </w:rPr>
-              <w:instrText xml:space="preserve"> PAGEREF _Toc242194555 \h </w:instrText>
+              <w:instrText xml:space="preserve"> PAGEREF _Toc242204680 \h </w:instrText>
             </w:r>
             <w:r>
               <w:rPr>
@@ -835,7 +835,7 @@
               <w14:ligatures w14:val="standardContextual"/>
             </w:rPr>
           </w:pPr>
-          <w:hyperlink w:anchor="_Toc242194556" w:history="1">
+          <w:hyperlink w:anchor="_Toc242204681" w:history="1">
             <w:r>
               <w:rPr>
                 <w:rStyle w:val="Hyperlink"/>
@@ -859,7 +859,7 @@
               <w:rPr>
                 <w:noProof/>
               </w:rPr>
-              <w:instrText xml:space="preserve"> PAGEREF _Toc242194556 \h </w:instrText>
+              <w:instrText xml:space="preserve"> PAGEREF _Toc242204681 \h </w:instrText>
             </w:r>
             <w:r>
               <w:rPr>
@@ -902,7 +902,7 @@
               <w14:ligatures w14:val="standardContextual"/>
             </w:rPr>
           </w:pPr>
-          <w:hyperlink w:anchor="_Toc242194557" w:history="1">
+          <w:hyperlink w:anchor="_Toc242204682" w:history="1">
             <w:r>
               <w:rPr>
                 <w:rStyle w:val="Hyperlink"/>
@@ -926,7 +926,7 @@
               <w:rPr>
                 <w:noProof/>
               </w:rPr>
-              <w:instrText xml:space="preserve"> PAGEREF _Toc242194557 \h </w:instrText>
+              <w:instrText xml:space="preserve"> PAGEREF _Toc242204682 \h </w:instrText>
             </w:r>
             <w:r>
               <w:rPr>
@@ -969,7 +969,7 @@
               <w14:ligatures w14:val="standardContextual"/>
             </w:rPr>
           </w:pPr>
-          <w:hyperlink w:anchor="_Toc242194558" w:history="1">
+          <w:hyperlink w:anchor="_Toc242204683" w:history="1">
             <w:r>
               <w:rPr>
                 <w:rStyle w:val="Hyperlink"/>
@@ -993,7 +993,7 @@
               <w:rPr>
                 <w:noProof/>
               </w:rPr>
-              <w:instrText xml:space="preserve"> PAGEREF _Toc242194558 \h </w:instrText>
+              <w:instrText xml:space="preserve"> PAGEREF _Toc242204683 \h </w:instrText>
             </w:r>
             <w:r>
               <w:rPr>
@@ -1036,7 +1036,7 @@
               <w14:ligatures w14:val="standardContextual"/>
             </w:rPr>
           </w:pPr>
-          <w:hyperlink w:anchor="_Toc242194559" w:history="1">
+          <w:hyperlink w:anchor="_Toc242204684" w:history="1">
             <w:r>
               <w:rPr>
                 <w:rStyle w:val="Hyperlink"/>
@@ -1060,7 +1060,7 @@
               <w:rPr>
                 <w:noProof/>
               </w:rPr>
-              <w:instrText xml:space="preserve"> PAGEREF _Toc242194559 \h </w:instrText>
+              <w:instrText xml:space="preserve"> PAGEREF _Toc242204684 \h </w:instrText>
             </w:r>
             <w:r>
               <w:rPr>
@@ -1103,7 +1103,7 @@
               <w14:ligatures w14:val="standardContextual"/>
             </w:rPr>
           </w:pPr>
-          <w:hyperlink w:anchor="_Toc242194560" w:history="1">
+          <w:hyperlink w:anchor="_Toc242204685" w:history="1">
             <w:r>
               <w:rPr>
                 <w:rStyle w:val="Hyperlink"/>
@@ -1127,7 +1127,7 @@
               <w:rPr>
                 <w:noProof/>
               </w:rPr>
-              <w:instrText xml:space="preserve"> PAGEREF _Toc242194560 \h </w:instrText>
+              <w:instrText xml:space="preserve"> PAGEREF _Toc242204685 \h </w:instrText>
             </w:r>
             <w:r>
               <w:rPr>
@@ -1170,7 +1170,7 @@
               <w14:ligatures w14:val="standardContextual"/>
             </w:rPr>
           </w:pPr>
-          <w:hyperlink w:anchor="_Toc242194561" w:history="1">
+          <w:hyperlink w:anchor="_Toc242204686" w:history="1">
             <w:r>
               <w:rPr>
                 <w:rStyle w:val="Hyperlink"/>
@@ -1194,7 +1194,7 @@
               <w:rPr>
                 <w:noProof/>
               </w:rPr>
-              <w:instrText xml:space="preserve"> PAGEREF _Toc242194561 \h </w:instrText>
+              <w:instrText xml:space="preserve"> PAGEREF _Toc242204686 \h </w:instrText>
             </w:r>
             <w:r>
               <w:rPr>
@@ -1237,7 +1237,7 @@
               <w14:ligatures w14:val="standardContextual"/>
             </w:rPr>
           </w:pPr>
-          <w:hyperlink w:anchor="_Toc242194562" w:history="1">
+          <w:hyperlink w:anchor="_Toc242204687" w:history="1">
             <w:r>
               <w:rPr>
                 <w:rStyle w:val="Hyperlink"/>
@@ -1261,7 +1261,7 @@
               <w:rPr>
                 <w:noProof/>
               </w:rPr>
-              <w:instrText xml:space="preserve"> PAGEREF _Toc242194562 \h </w:instrText>
+              <w:instrText xml:space="preserve"> PAGEREF _Toc242204687 \h </w:instrText>
             </w:r>
             <w:r>
               <w:rPr>
@@ -1304,7 +1304,7 @@
               <w14:ligatures w14:val="standardContextual"/>
             </w:rPr>
           </w:pPr>
-          <w:hyperlink w:anchor="_Toc242194563" w:history="1">
+          <w:hyperlink w:anchor="_Toc242204688" w:history="1">
             <w:r>
               <w:rPr>
                 <w:rStyle w:val="Hyperlink"/>
@@ -1328,7 +1328,7 @@
               <w:rPr>
                 <w:noProof/>
               </w:rPr>
-              <w:instrText xml:space="preserve"> PAGEREF _Toc242194563 \h </w:instrText>
+              <w:instrText xml:space="preserve"> PAGEREF _Toc242204688 \h </w:instrText>
             </w:r>
             <w:r>
               <w:rPr>
@@ -1371,7 +1371,7 @@
               <w14:ligatures w14:val="standardContextual"/>
             </w:rPr>
           </w:pPr>
-          <w:hyperlink w:anchor="_Toc242194564" w:history="1">
+          <w:hyperlink w:anchor="_Toc242204689" w:history="1">
             <w:r>
               <w:rPr>
                 <w:rStyle w:val="Hyperlink"/>
@@ -1395,7 +1395,7 @@
               <w:rPr>
                 <w:noProof/>
               </w:rPr>
-              <w:instrText xml:space="preserve"> PAGEREF _Toc242194564 \h </w:instrText>
+              <w:instrText xml:space="preserve"> PAGEREF _Toc242204689 \h </w:instrText>
             </w:r>
             <w:r>
               <w:rPr>
@@ -1438,7 +1438,7 @@
               <w14:ligatures w14:val="standardContextual"/>
             </w:rPr>
           </w:pPr>
-          <w:hyperlink w:anchor="_Toc242194565" w:history="1">
+          <w:hyperlink w:anchor="_Toc242204690" w:history="1">
             <w:r>
               <w:rPr>
                 <w:rStyle w:val="Hyperlink"/>
@@ -1462,7 +1462,7 @@
               <w:rPr>
                 <w:noProof/>
               </w:rPr>
-              <w:instrText xml:space="preserve"> PAGEREF _Toc242194565 \h </w:instrText>
+              <w:instrText xml:space="preserve"> PAGEREF _Toc242204690 \h </w:instrText>
             </w:r>
             <w:r>
               <w:rPr>
@@ -1505,7 +1505,7 @@
               <w14:ligatures w14:val="standardContextual"/>
             </w:rPr>
           </w:pPr>
-          <w:hyperlink w:anchor="_Toc242194566" w:history="1">
+          <w:hyperlink w:anchor="_Toc242204691" w:history="1">
             <w:r>
               <w:rPr>
                 <w:rStyle w:val="Hyperlink"/>
@@ -1529,7 +1529,7 @@
               <w:rPr>
                 <w:noProof/>
               </w:rPr>
-              <w:instrText xml:space="preserve"> PAGEREF _Toc242194566 \h </w:instrText>
+              <w:instrText xml:space="preserve"> PAGEREF _Toc242204691 \h </w:instrText>
             </w:r>
             <w:r>
               <w:rPr>
@@ -1572,7 +1572,7 @@
               <w14:ligatures w14:val="standardContextual"/>
             </w:rPr>
           </w:pPr>
-          <w:hyperlink w:anchor="_Toc242194567" w:history="1">
+          <w:hyperlink w:anchor="_Toc242204692" w:history="1">
             <w:r>
               <w:rPr>
                 <w:rStyle w:val="Hyperlink"/>
@@ -1596,7 +1596,7 @@
               <w:rPr>
                 <w:noProof/>
               </w:rPr>
-              <w:instrText xml:space="preserve"> PAGEREF _Toc242194567 \h </w:instrText>
+              <w:instrText xml:space="preserve"> PAGEREF _Toc242204692 \h </w:instrText>
             </w:r>
             <w:r>
               <w:rPr>
@@ -1639,7 +1639,7 @@
               <w14:ligatures w14:val="standardContextual"/>
             </w:rPr>
           </w:pPr>
-          <w:hyperlink w:anchor="_Toc242194568" w:history="1">
+          <w:hyperlink w:anchor="_Toc242204693" w:history="1">
             <w:r>
               <w:rPr>
                 <w:rStyle w:val="Hyperlink"/>
@@ -1663,7 +1663,7 @@
               <w:rPr>
                 <w:noProof/>
               </w:rPr>
-              <w:instrText xml:space="preserve"> PAGEREF _Toc242194568 \h </w:instrText>
+              <w:instrText xml:space="preserve"> PAGEREF _Toc242204693 \h </w:instrText>
             </w:r>
             <w:r>
               <w:rPr>
@@ -1706,7 +1706,7 @@
               <w14:ligatures w14:val="standardContextual"/>
             </w:rPr>
           </w:pPr>
-          <w:hyperlink w:anchor="_Toc242194569" w:history="1">
+          <w:hyperlink w:anchor="_Toc242204694" w:history="1">
             <w:r>
               <w:rPr>
                 <w:rStyle w:val="Hyperlink"/>
@@ -1730,7 +1730,7 @@
               <w:rPr>
                 <w:noProof/>
               </w:rPr>
-              <w:instrText xml:space="preserve"> PAGEREF _Toc242194569 \h </w:instrText>
+              <w:instrText xml:space="preserve"> PAGEREF _Toc242204694 \h </w:instrText>
             </w:r>
             <w:r>
               <w:rPr>
@@ -1773,7 +1773,7 @@
               <w14:ligatures w14:val="standardContextual"/>
             </w:rPr>
           </w:pPr>
-          <w:hyperlink w:anchor="_Toc242194570" w:history="1">
+          <w:hyperlink w:anchor="_Toc242204695" w:history="1">
             <w:r>
               <w:rPr>
                 <w:rStyle w:val="Hyperlink"/>
@@ -1797,7 +1797,7 @@
               <w:rPr>
                 <w:noProof/>
               </w:rPr>
-              <w:instrText xml:space="preserve"> PAGEREF _Toc242194570 \h </w:instrText>
+              <w:instrText xml:space="preserve"> PAGEREF _Toc242204695 \h </w:instrText>
             </w:r>
             <w:r>
               <w:rPr>
@@ -1840,7 +1840,7 @@
               <w14:ligatures w14:val="standardContextual"/>
             </w:rPr>
           </w:pPr>
-          <w:hyperlink w:anchor="_Toc242194571" w:history="1">
+          <w:hyperlink w:anchor="_Toc242204696" w:history="1">
             <w:r>
               <w:rPr>
                 <w:rStyle w:val="Hyperlink"/>
@@ -1864,7 +1864,7 @@
               <w:rPr>
                 <w:noProof/>
               </w:rPr>
-              <w:instrText xml:space="preserve"> PAGEREF _Toc242194571 \h </w:instrText>
+              <w:instrText xml:space="preserve"> PAGEREF _Toc242204696 \h </w:instrText>
             </w:r>
             <w:r>
               <w:rPr>
@@ -1907,7 +1907,7 @@
               <w14:ligatures w14:val="standardContextual"/>
             </w:rPr>
           </w:pPr>
-          <w:hyperlink w:anchor="_Toc242194572" w:history="1">
+          <w:hyperlink w:anchor="_Toc242204697" w:history="1">
             <w:r>
               <w:rPr>
                 <w:rStyle w:val="Hyperlink"/>
@@ -1931,7 +1931,7 @@
               <w:rPr>
                 <w:noProof/>
               </w:rPr>
-              <w:instrText xml:space="preserve"> PAGEREF _Toc242194572 \h </w:instrText>
+              <w:instrText xml:space="preserve"> PAGEREF _Toc242204697 \h </w:instrText>
             </w:r>
             <w:r>
               <w:rPr>
@@ -1974,7 +1974,7 @@
               <w14:ligatures w14:val="standardContextual"/>
             </w:rPr>
           </w:pPr>
-          <w:hyperlink w:anchor="_Toc242194573" w:history="1">
+          <w:hyperlink w:anchor="_Toc242204698" w:history="1">
             <w:r>
               <w:rPr>
                 <w:rStyle w:val="Hyperlink"/>
@@ -1998,7 +1998,7 @@
               <w:rPr>
                 <w:noProof/>
               </w:rPr>
-              <w:instrText xml:space="preserve"> PAGEREF _Toc242194573 \h </w:instrText>
+              <w:instrText xml:space="preserve"> PAGEREF _Toc242204698 \h </w:instrText>
             </w:r>
             <w:r>
               <w:rPr>
@@ -2041,7 +2041,7 @@
               <w14:ligatures w14:val="standardContextual"/>
             </w:rPr>
           </w:pPr>
-          <w:hyperlink w:anchor="_Toc242194574" w:history="1">
+          <w:hyperlink w:anchor="_Toc242204699" w:history="1">
             <w:r>
               <w:rPr>
                 <w:rStyle w:val="Hyperlink"/>
@@ -2065,7 +2065,7 @@
               <w:rPr>
                 <w:noProof/>
               </w:rPr>
-              <w:instrText xml:space="preserve"> PAGEREF _Toc242194574 \h </w:instrText>
+              <w:instrText xml:space="preserve"> PAGEREF _Toc242204699 \h </w:instrText>
             </w:r>
             <w:r>
               <w:rPr>
@@ -2108,7 +2108,7 @@
               <w14:ligatures w14:val="standardContextual"/>
             </w:rPr>
           </w:pPr>
-          <w:hyperlink w:anchor="_Toc242194575" w:history="1">
+          <w:hyperlink w:anchor="_Toc242204700" w:history="1">
             <w:r>
               <w:rPr>
                 <w:rStyle w:val="Hyperlink"/>
@@ -2132,7 +2132,7 @@
               <w:rPr>
                 <w:noProof/>
               </w:rPr>
-              <w:instrText xml:space="preserve"> PAGEREF _Toc242194575 \h </w:instrText>
+              <w:instrText xml:space="preserve"> PAGEREF _Toc242204700 \h </w:instrText>
             </w:r>
             <w:r>
               <w:rPr>
@@ -2175,7 +2175,7 @@
               <w14:ligatures w14:val="standardContextual"/>
             </w:rPr>
           </w:pPr>
-          <w:hyperlink w:anchor="_Toc242194576" w:history="1">
+          <w:hyperlink w:anchor="_Toc242204701" w:history="1">
             <w:r>
               <w:rPr>
                 <w:rStyle w:val="Hyperlink"/>
@@ -2199,7 +2199,7 @@
               <w:rPr>
                 <w:noProof/>
               </w:rPr>
-              <w:instrText xml:space="preserve"> PAGEREF _Toc242194576 \h </w:instrText>
+              <w:instrText xml:space="preserve"> PAGEREF _Toc242204701 \h </w:instrText>
             </w:r>
             <w:r>
               <w:rPr>
@@ -2242,7 +2242,7 @@
               <w14:ligatures w14:val="standardContextual"/>
             </w:rPr>
           </w:pPr>
-          <w:hyperlink w:anchor="_Toc242194577" w:history="1">
+          <w:hyperlink w:anchor="_Toc242204702" w:history="1">
             <w:r>
               <w:rPr>
                 <w:rStyle w:val="Hyperlink"/>
@@ -2266,7 +2266,7 @@
               <w:rPr>
                 <w:noProof/>
               </w:rPr>
-              <w:instrText xml:space="preserve"> PAGEREF _Toc242194577 \h </w:instrText>
+              <w:instrText xml:space="preserve"> PAGEREF _Toc242204702 \h </w:instrText>
             </w:r>
             <w:r>
               <w:rPr>
@@ -2309,7 +2309,7 @@
               <w14:ligatures w14:val="standardContextual"/>
             </w:rPr>
           </w:pPr>
-          <w:hyperlink w:anchor="_Toc242194578" w:history="1">
+          <w:hyperlink w:anchor="_Toc242204703" w:history="1">
             <w:r>
               <w:rPr>
                 <w:rStyle w:val="Hyperlink"/>
@@ -2333,7 +2333,7 @@
               <w:rPr>
                 <w:noProof/>
               </w:rPr>
-              <w:instrText xml:space="preserve"> PAGEREF _Toc242194578 \h </w:instrText>
+              <w:instrText xml:space="preserve"> PAGEREF _Toc242204703 \h </w:instrText>
             </w:r>
             <w:r>
               <w:rPr>
@@ -2372,7 +2372,7 @@
         <w:pStyle w:val="Heading1"/>
         <w:pageBreakBefore/>
       </w:pPr>
-      <w:bookmarkStart w:id="0" w:name="_Toc242194552"/>
+      <w:bookmarkStart w:id="0" w:name="_Toc242204677"/>
       <w:r>
         <w:lastRenderedPageBreak/>
         <w:t>1. Your role at a glance</w:t>
@@ -2553,7 +2553,7 @@
         <w:pStyle w:val="Heading1"/>
         <w:pageBreakBefore/>
       </w:pPr>
-      <w:bookmarkStart w:id="1" w:name="_Toc242194553"/>
+      <w:bookmarkStart w:id="1" w:name="_Toc242204678"/>
       <w:r>
         <w:lastRenderedPageBreak/>
         <w:t>2. Signing in and your screens</w:t>
@@ -2564,7 +2564,7 @@
       <w:pPr>
         <w:pStyle w:val="Heading2"/>
       </w:pPr>
-      <w:bookmarkStart w:id="2" w:name="_Toc242194554"/>
+      <w:bookmarkStart w:id="2" w:name="_Toc242204679"/>
       <w:r>
         <w:t>Signing in</w:t>
       </w:r>
@@ -2647,7 +2647,7 @@
           <w:noProof/>
         </w:rPr>
         <w:drawing>
-          <wp:inline distT="0" distB="0" distL="0" distR="0" wp14:anchorId="2F70484A" wp14:editId="019200AD">
+          <wp:inline distT="0" distB="0" distL="0" distR="0" wp14:anchorId="16676663" wp14:editId="17CF956C">
             <wp:extent cx="5334000" cy="2333625"/>
             <wp:effectExtent l="0" t="0" r="0" b="0"/>
             <wp:docPr id="1" name="adm_login.jpg" descr="The sign-in screen for all internal staff." title="The sign-in screen for all internal staff."/>
@@ -2814,7 +2814,7 @@
       <w:pPr>
         <w:pStyle w:val="Heading2"/>
       </w:pPr>
-      <w:bookmarkStart w:id="3" w:name="_Toc242194555"/>
+      <w:bookmarkStart w:id="3" w:name="_Toc242204680"/>
       <w:r>
         <w:t>Finding your way around</w:t>
       </w:r>
@@ -2999,7 +2999,7 @@
         </w:rPr>
         <w:lastRenderedPageBreak/>
         <w:drawing>
-          <wp:inline distT="0" distB="0" distL="0" distR="0" wp14:anchorId="59308C64" wp14:editId="3686C43A">
+          <wp:inline distT="0" distB="0" distL="0" distR="0" wp14:anchorId="11A3FF38" wp14:editId="5B82B68C">
             <wp:extent cx="5715000" cy="1876425"/>
             <wp:effectExtent l="0" t="0" r="0" b="0"/>
             <wp:docPr id="2" name="adm_not_your_role.jpg" descr="Opening a screen outside your role (for example from an old bookmark) shows this card instead of the screen." title="Opening a screen outside your role (for example from an old bookmark) shows this card instead of the screen."/>
@@ -3068,7 +3068,7 @@
       <w:pPr>
         <w:pStyle w:val="Heading2"/>
       </w:pPr>
-      <w:bookmarkStart w:id="4" w:name="_Toc242194556"/>
+      <w:bookmarkStart w:id="4" w:name="_Toc242204681"/>
       <w:r>
         <w:t>Your screens</w:t>
       </w:r>
@@ -3402,7 +3402,7 @@
       <w:pPr>
         <w:pStyle w:val="Heading2"/>
       </w:pPr>
-      <w:bookmarkStart w:id="5" w:name="_Toc242194557"/>
+      <w:bookmarkStart w:id="5" w:name="_Toc242204682"/>
       <w:r>
         <w:t>Changing your password</w:t>
       </w:r>
@@ -3485,7 +3485,7 @@
           <w:noProof/>
         </w:rPr>
         <w:drawing>
-          <wp:inline distT="0" distB="0" distL="0" distR="0" wp14:anchorId="6B22B996" wp14:editId="2E36AB80">
+          <wp:inline distT="0" distB="0" distL="0" distR="0" wp14:anchorId="40A20355" wp14:editId="2266B1FE">
             <wp:extent cx="5334000" cy="2171700"/>
             <wp:effectExtent l="0" t="0" r="0" b="0"/>
             <wp:docPr id="3" name="adm_account.jpg" descr="Change Password screen." title="Change Password screen."/>
@@ -3573,7 +3573,7 @@
         <w:pStyle w:val="Heading1"/>
         <w:pageBreakBefore/>
       </w:pPr>
-      <w:bookmarkStart w:id="6" w:name="_Toc242194558"/>
+      <w:bookmarkStart w:id="6" w:name="_Toc242204683"/>
       <w:r>
         <w:lastRenderedPageBreak/>
         <w:t>3. Your routine</w:t>
@@ -3858,7 +3858,7 @@
         <w:pStyle w:val="Heading1"/>
         <w:pageBreakBefore/>
       </w:pPr>
-      <w:bookmarkStart w:id="7" w:name="_Toc242194559"/>
+      <w:bookmarkStart w:id="7" w:name="_Toc242204684"/>
       <w:r>
         <w:lastRenderedPageBreak/>
         <w:t>4. Step-by-step tasks</w:t>
@@ -3869,7 +3869,7 @@
       <w:pPr>
         <w:pStyle w:val="Heading2"/>
       </w:pPr>
-      <w:bookmarkStart w:id="8" w:name="_Toc242194560"/>
+      <w:bookmarkStart w:id="8" w:name="_Toc242204685"/>
       <w:r>
         <w:t>4.1 Your start screen</w:t>
       </w:r>
@@ -3886,7 +3886,7 @@
           <w:noProof/>
         </w:rPr>
         <w:drawing>
-          <wp:inline distT="0" distB="0" distL="0" distR="0" wp14:anchorId="025E18A8" wp14:editId="6EE49F9F">
+          <wp:inline distT="0" distB="0" distL="0" distR="0" wp14:anchorId="58C71625" wp14:editId="68A95E1C">
             <wp:extent cx="5715000" cy="3571875"/>
             <wp:effectExtent l="0" t="0" r="0" b="0"/>
             <wp:docPr id="4" name="an_dashboard.jpg" descr="Executive Dashboard as seen by the Analyst." title="Executive Dashboard as seen by the Analyst."/>
@@ -3955,7 +3955,7 @@
       <w:pPr>
         <w:pStyle w:val="Heading2"/>
       </w:pPr>
-      <w:bookmarkStart w:id="9" w:name="_Toc242194561"/>
+      <w:bookmarkStart w:id="9" w:name="_Toc242204686"/>
       <w:r>
         <w:t>4.2 Reading the dashboards</w:t>
       </w:r>
@@ -3981,7 +3981,7 @@
         </w:rPr>
         <w:lastRenderedPageBreak/>
         <w:drawing>
-          <wp:inline distT="0" distB="0" distL="0" distR="0" wp14:anchorId="53CC989D" wp14:editId="6B07A78F">
+          <wp:inline distT="0" distB="0" distL="0" distR="0" wp14:anchorId="448C3BC0" wp14:editId="52DD1DF3">
             <wp:extent cx="5715000" cy="3571875"/>
             <wp:effectExtent l="0" t="0" r="0" b="0"/>
             <wp:docPr id="5" name="adm_exec_dashboard.jpg" descr="Executive Dashboard: completions against the 400 / 60 / 50–75 targets, days to data lock, spend, and the lowest-filled strata." title="Executive Dashboard: completions against the 400 / 60 / 50–75 targets, days to data lock, spend, and the lowest-filled strata."/>
@@ -4646,7 +4646,7 @@
       <w:pPr>
         <w:pStyle w:val="Heading2"/>
       </w:pPr>
-      <w:bookmarkStart w:id="10" w:name="_Toc242194562"/>
+      <w:bookmarkStart w:id="10" w:name="_Toc242204687"/>
       <w:r>
         <w:t>4.3 Using Reports (analytics and charts)</w:t>
       </w:r>
@@ -4687,7 +4687,7 @@
         </w:rPr>
         <w:lastRenderedPageBreak/>
         <w:drawing>
-          <wp:inline distT="0" distB="0" distL="0" distR="0" wp14:anchorId="1FB401B4" wp14:editId="57B20778">
+          <wp:inline distT="0" distB="0" distL="0" distR="0" wp14:anchorId="07D2CE05" wp14:editId="3D364805">
             <wp:extent cx="5334000" cy="3333750"/>
             <wp:effectExtent l="0" t="0" r="0" b="0"/>
             <wp:docPr id="6" name="adm_reports_top.jpg" descr="Reports: headline figures for the chosen period." title="Reports: headline figures for the chosen period."/>
@@ -4829,7 +4829,7 @@
           <w:noProof/>
         </w:rPr>
         <w:drawing>
-          <wp:inline distT="0" distB="0" distL="0" distR="0" wp14:anchorId="63D55F75" wp14:editId="0BBBF5AE">
+          <wp:inline distT="0" distB="0" distL="0" distR="0" wp14:anchorId="6675B61D" wp14:editId="4CD86F9E">
             <wp:extent cx="5334000" cy="3409950"/>
             <wp:effectExtent l="0" t="0" r="0" b="0"/>
             <wp:docPr id="7" name="adm_reports_funnel.jpg" descr="Case funnel: each case counted once at every stage it has reached." title="Case funnel: each case counted once at every stage it has reached."/>
@@ -4929,7 +4929,7 @@
         </w:rPr>
         <w:lastRenderedPageBreak/>
         <w:drawing>
-          <wp:inline distT="0" distB="0" distL="0" distR="0" wp14:anchorId="44CCD673" wp14:editId="014BC323">
+          <wp:inline distT="0" distB="0" distL="0" distR="0" wp14:anchorId="263EEE9F" wp14:editId="575504A7">
             <wp:extent cx="5334000" cy="3248025"/>
             <wp:effectExtent l="0" t="0" r="0" b="0"/>
             <wp:docPr id="8" name="adm_reports_funnel_table.jpg" descr="The same chart as a table." title="The same chart as a table."/>
@@ -5028,7 +5028,7 @@
           <w:noProof/>
         </w:rPr>
         <w:drawing>
-          <wp:inline distT="0" distB="0" distL="0" distR="0" wp14:anchorId="5289C285" wp14:editId="09F859FD">
+          <wp:inline distT="0" distB="0" distL="0" distR="0" wp14:anchorId="73A07207" wp14:editId="6D435DF1">
             <wp:extent cx="5334000" cy="2628900"/>
             <wp:effectExtent l="0" t="0" r="0" b="0"/>
             <wp:docPr id="9" name="adm_reports_coverage.jpg" descr="Coverage by group." title="Coverage by group."/>
@@ -5128,7 +5128,7 @@
         </w:rPr>
         <w:lastRenderedPageBreak/>
         <w:drawing>
-          <wp:inline distT="0" distB="0" distL="0" distR="0" wp14:anchorId="17A0EC8B" wp14:editId="139F5BBA">
+          <wp:inline distT="0" distB="0" distL="0" distR="0" wp14:anchorId="4C77D9DD" wp14:editId="2CEDE21B">
             <wp:extent cx="5334000" cy="2600325"/>
             <wp:effectExtent l="0" t="0" r="0" b="0"/>
             <wp:docPr id="10" name="adm_reports_modes.jpg" descr="Administration modes." title="Administration modes."/>
@@ -5237,7 +5237,7 @@
           <w:noProof/>
         </w:rPr>
         <w:drawing>
-          <wp:inline distT="0" distB="0" distL="0" distR="0" wp14:anchorId="638EB021" wp14:editId="7407DFB7">
+          <wp:inline distT="0" distB="0" distL="0" distR="0" wp14:anchorId="3D07F216" wp14:editId="74DF0C62">
             <wp:extent cx="5334000" cy="2905125"/>
             <wp:effectExtent l="0" t="0" r="0" b="0"/>
             <wp:docPr id="11" name="adm_reports_duration.jpg" descr="Completion-time distribution." title="Completion-time distribution."/>
@@ -5319,7 +5319,7 @@
       <w:pPr>
         <w:pStyle w:val="Heading2"/>
       </w:pPr>
-      <w:bookmarkStart w:id="11" w:name="_Toc242194563"/>
+      <w:bookmarkStart w:id="11" w:name="_Toc242204688"/>
       <w:r>
         <w:lastRenderedPageBreak/>
         <w:t>4.4 Downloading data</w:t>
@@ -5337,7 +5337,7 @@
           <w:noProof/>
         </w:rPr>
         <w:drawing>
-          <wp:inline distT="0" distB="0" distL="0" distR="0" wp14:anchorId="6D1E67BD" wp14:editId="427EAC08">
+          <wp:inline distT="0" distB="0" distL="0" distR="0" wp14:anchorId="2BEAF600" wp14:editId="6FEC3524">
             <wp:extent cx="5715000" cy="1876425"/>
             <wp:effectExtent l="0" t="0" r="0" b="0"/>
             <wp:docPr id="12" name="an_export.jpg" descr="Data Export." title="Data Export."/>
@@ -6029,7 +6029,7 @@
       <w:pPr>
         <w:pStyle w:val="Heading2"/>
       </w:pPr>
-      <w:bookmarkStart w:id="12" w:name="_Toc242194564"/>
+      <w:bookmarkStart w:id="12" w:name="_Toc242204689"/>
       <w:r>
         <w:lastRenderedPageBreak/>
         <w:t>4.5 Working with the analysis export</w:t>
@@ -6175,7 +6175,7 @@
         <w:pStyle w:val="Heading1"/>
         <w:pageBreakBefore/>
       </w:pPr>
-      <w:bookmarkStart w:id="13" w:name="_Toc242194565"/>
+      <w:bookmarkStart w:id="13" w:name="_Toc242204690"/>
       <w:r>
         <w:lastRenderedPageBreak/>
         <w:t>5. Rules you must follow</w:t>
@@ -6313,7 +6313,7 @@
         <w:pStyle w:val="Heading1"/>
         <w:pageBreakBefore/>
       </w:pPr>
-      <w:bookmarkStart w:id="14" w:name="_Toc242194566"/>
+      <w:bookmarkStart w:id="14" w:name="_Toc242204691"/>
       <w:r>
         <w:lastRenderedPageBreak/>
         <w:t>6. Troubleshooting</w:t>
@@ -7608,7 +7608,7 @@
         <w:pStyle w:val="Heading1"/>
         <w:pageBreakBefore/>
       </w:pPr>
-      <w:bookmarkStart w:id="15" w:name="_Toc242194567"/>
+      <w:bookmarkStart w:id="15" w:name="_Toc242204692"/>
       <w:r>
         <w:lastRenderedPageBreak/>
         <w:t>7. Quick reference</w:t>
@@ -7887,7 +7887,7 @@
         <w:pStyle w:val="Heading1"/>
         <w:pageBreakBefore/>
       </w:pPr>
-      <w:bookmarkStart w:id="16" w:name="_Toc242194568"/>
+      <w:bookmarkStart w:id="16" w:name="_Toc242204693"/>
       <w:r>
         <w:lastRenderedPageBreak/>
         <w:t>8. Every screen and button for your role</w:t>
@@ -8050,7 +8050,7 @@
       <w:pPr>
         <w:pStyle w:val="Heading2"/>
       </w:pPr>
-      <w:bookmarkStart w:id="17" w:name="_Toc242194569"/>
+      <w:bookmarkStart w:id="17" w:name="_Toc242204694"/>
       <w:r>
         <w:t>8.1 Sign in</w:t>
       </w:r>
@@ -8563,7 +8563,7 @@
       <w:pPr>
         <w:pStyle w:val="Heading2"/>
       </w:pPr>
-      <w:bookmarkStart w:id="18" w:name="_Toc242194570"/>
+      <w:bookmarkStart w:id="18" w:name="_Toc242204695"/>
       <w:r>
         <w:t>8.2 The header and menu bar (every screen)</w:t>
       </w:r>
@@ -9287,7 +9287,7 @@
       <w:pPr>
         <w:pStyle w:val="Heading2"/>
       </w:pPr>
-      <w:bookmarkStart w:id="19" w:name="_Toc242194571"/>
+      <w:bookmarkStart w:id="19" w:name="_Toc242204696"/>
       <w:r>
         <w:t>8.3 Change Password</w:t>
       </w:r>
@@ -9907,7 +9907,7 @@
       <w:pPr>
         <w:pStyle w:val="Heading2"/>
       </w:pPr>
-      <w:bookmarkStart w:id="20" w:name="_Toc242194572"/>
+      <w:bookmarkStart w:id="20" w:name="_Toc242204697"/>
       <w:r>
         <w:t>8.4 Executive Dashboard</w:t>
       </w:r>
@@ -10421,7 +10421,7 @@
       <w:pPr>
         <w:pStyle w:val="Heading2"/>
       </w:pPr>
-      <w:bookmarkStart w:id="21" w:name="_Toc242194573"/>
+      <w:bookmarkStart w:id="21" w:name="_Toc242204698"/>
       <w:r>
         <w:t>8.5 Sampling Dashboard</w:t>
       </w:r>
@@ -10934,7 +10934,7 @@
       <w:pPr>
         <w:pStyle w:val="Heading2"/>
       </w:pPr>
-      <w:bookmarkStart w:id="22" w:name="_Toc242194574"/>
+      <w:bookmarkStart w:id="22" w:name="_Toc242204699"/>
       <w:r>
         <w:t>8.6 Contact Dashboard</w:t>
       </w:r>
@@ -11237,7 +11237,7 @@
       <w:pPr>
         <w:pStyle w:val="Heading2"/>
       </w:pPr>
-      <w:bookmarkStart w:id="23" w:name="_Toc242194575"/>
+      <w:bookmarkStart w:id="23" w:name="_Toc242204700"/>
       <w:r>
         <w:lastRenderedPageBreak/>
         <w:t>8.7 KII / Document Dashboard</w:t>
@@ -11648,7 +11648,7 @@
       <w:pPr>
         <w:pStyle w:val="Heading2"/>
       </w:pPr>
-      <w:bookmarkStart w:id="24" w:name="_Toc242194576"/>
+      <w:bookmarkStart w:id="24" w:name="_Toc242204701"/>
       <w:r>
         <w:t>8.8 Reports</w:t>
       </w:r>
@@ -12161,7 +12161,7 @@
       <w:pPr>
         <w:pStyle w:val="Heading2"/>
       </w:pPr>
-      <w:bookmarkStart w:id="25" w:name="_Toc242194577"/>
+      <w:bookmarkStart w:id="25" w:name="_Toc242204702"/>
       <w:r>
         <w:t>8.9 Cost Dashboard</w:t>
       </w:r>
@@ -12464,7 +12464,7 @@
       <w:pPr>
         <w:pStyle w:val="Heading2"/>
       </w:pPr>
-      <w:bookmarkStart w:id="26" w:name="_Toc242194578"/>
+      <w:bookmarkStart w:id="26" w:name="_Toc242204703"/>
       <w:r>
         <w:lastRenderedPageBreak/>
         <w:t>8.10 Export</w:t>
@@ -12812,7 +12812,7 @@
         <w:sz w:val="16"/>
         <w:szCs w:val="16"/>
       </w:rPr>
-      <w:t>Version 1.26 · 6 October 2026</w:t>
+      <w:t>Version 1.27 · 6 October 2026</w:t>
     </w:r>
     <w:r>
       <w:rPr>
@@ -12985,10 +12985,10 @@
 <file path=word/numbering.xml><?xml version="1.0" encoding="utf-8"?>
 <w:numbering xmlns:wpc="http://schemas.microsoft.com/office/word/2010/wordprocessingCanvas" xmlns:cx="http://schemas.microsoft.com/office/drawing/2014/chartex" xmlns:cx1="http://schemas.microsoft.com/office/drawing/2015/9/8/chartex" xmlns:cx2="http://schemas.microsoft.com/office/drawing/2015/10/21/chartex" xmlns:cx3="http://schemas.microsoft.com/office/drawing/2016/5/9/chartex" xmlns:cx4="http://schemas.microsoft.com/office/drawing/2016/5/10/chartex" xmlns:cx5="http://schemas.microsoft.com/office/drawing/2016/5/11/chartex" xmlns:cx6="http://schemas.microsoft.com/office/drawing/2016/5/12/chartex" xmlns:cx7="http://schemas.microsoft.com/office/drawing/2016/5/13/chartex" xmlns:cx8="http://schemas.microsoft.com/office/drawing/2016/5/14/chartex" xmlns:mc="http://schemas.openxmlformats.org/markup-compatibility/2006" xmlns:aink="http://schemas.microsoft.com/office/drawing/2016/ink" xmlns:am3d="http://schemas.microsoft.com/office/drawing/2017/model3d" xmlns:o="urn:schemas-microsoft-com:office:office" xmlns:oel="http://schemas.microsoft.com/office/2019/extlst" xmlns:r="http://schemas.openxmlformats.org/officeDocument/2006/relationships" xmlns:m="http://schemas.openxmlformats.org/officeDocument/2006/math" xmlns:v="urn:schemas-microsoft-com:vml" xmlns:wp14="http://schemas.microsoft.com/office/word/2010/wordprocessingDrawing" xmlns:wp="http://schemas.openxmlformats.org/drawingml/2006/wordprocessingDrawing" xmlns:w10="urn:schemas-microsoft-com:office:word" xmlns:w="http://schemas.openxmlformats.org/wordprocessingml/2006/main" xmlns:w14="http://schemas.microsoft.com/office/word/2010/wordml" xmlns:w15="http://schemas.microsoft.com/office/word/2012/wordml" xmlns:w16cex="http://schemas.microsoft.com/office/word/2018/wordml/cex" xmlns:w16cid="http://schemas.microsoft.com/office/word/2016/wordml/cid" xmlns:w16="http://schemas.microsoft.com/office/word/2018/wordml" xmlns:w16sdtdh="http://schemas.microsoft.com/office/word/2020/wordml/sdtdatahash" xmlns:w16se="http://schemas.microsoft.com/office/word/2015/wordml/symex" xmlns:wpg="http://schemas.microsoft.com/office/word/2010/wordprocessingGroup" xmlns:wpi="http://schemas.microsoft.com/office/word/2010/wordprocessingInk" xmlns:wne="http://schemas.microsoft.com/office/word/2006/wordml" xmlns:wps="http://schemas.microsoft.com/office/word/2010/wordprocessingShape" mc:Ignorable="w14 w15 w16se w16cid w16 w16cex w16sdtdh wp14">
   <w:abstractNum w:abstractNumId="0" w15:restartNumberingAfterBreak="0">
-    <w:nsid w:val="0D1164B3"/>
+    <w:nsid w:val="0ADB34EA"/>
     <w:multiLevelType w:val="hybridMultilevel"/>
-    <w:tmpl w:val="E3586002"/>
-    <w:lvl w:ilvl="0" w:tplc="C3E6D136">
+    <w:tmpl w:val="6CE29550"/>
+    <w:lvl w:ilvl="0" w:tplc="883028C2">
       <w:start w:val="1"/>
       <w:numFmt w:val="decimal"/>
       <w:lvlText w:val="%1."/>
@@ -13002,110 +13002,111 @@
         <w:color w:val="A67C27"/>
       </w:rPr>
     </w:lvl>
-    <w:lvl w:ilvl="1" w:tplc="92DA3642">
+    <w:lvl w:ilvl="1" w:tplc="E026963C">
       <w:numFmt w:val="decimal"/>
       <w:lvlText w:val=""/>
       <w:lvlJc w:val="left"/>
     </w:lvl>
-    <w:lvl w:ilvl="2" w:tplc="DC646AD4">
+    <w:lvl w:ilvl="2" w:tplc="E6FE1E5C">
       <w:numFmt w:val="decimal"/>
       <w:lvlText w:val=""/>
       <w:lvlJc w:val="left"/>
     </w:lvl>
-    <w:lvl w:ilvl="3" w:tplc="B4325114">
+    <w:lvl w:ilvl="3" w:tplc="125A6752">
       <w:numFmt w:val="decimal"/>
       <w:lvlText w:val=""/>
       <w:lvlJc w:val="left"/>
     </w:lvl>
-    <w:lvl w:ilvl="4" w:tplc="F448EDAE">
+    <w:lvl w:ilvl="4" w:tplc="2F8EE51E">
       <w:numFmt w:val="decimal"/>
       <w:lvlText w:val=""/>
       <w:lvlJc w:val="left"/>
     </w:lvl>
-    <w:lvl w:ilvl="5" w:tplc="E0E8B934">
+    <w:lvl w:ilvl="5" w:tplc="67B2ACCE">
       <w:numFmt w:val="decimal"/>
       <w:lvlText w:val=""/>
       <w:lvlJc w:val="left"/>
     </w:lvl>
-    <w:lvl w:ilvl="6" w:tplc="7F066AA2">
+    <w:lvl w:ilvl="6" w:tplc="C8B20776">
       <w:numFmt w:val="decimal"/>
       <w:lvlText w:val=""/>
       <w:lvlJc w:val="left"/>
     </w:lvl>
-    <w:lvl w:ilvl="7" w:tplc="27E00722">
+    <w:lvl w:ilvl="7" w:tplc="BD002D40">
       <w:numFmt w:val="decimal"/>
       <w:lvlText w:val=""/>
       <w:lvlJc w:val="left"/>
     </w:lvl>
-    <w:lvl w:ilvl="8" w:tplc="0A247F3A">
+    <w:lvl w:ilvl="8" w:tplc="6C9E8AFA">
       <w:numFmt w:val="decimal"/>
       <w:lvlText w:val=""/>
       <w:lvlJc w:val="left"/>
     </w:lvl>
   </w:abstractNum>
   <w:abstractNum w:abstractNumId="1" w15:restartNumberingAfterBreak="0">
-    <w:nsid w:val="0F210C4E"/>
+    <w:nsid w:val="15F16514"/>
     <w:multiLevelType w:val="hybridMultilevel"/>
-    <w:tmpl w:val="6F7A14B0"/>
-    <w:lvl w:ilvl="0" w:tplc="19F6607C">
+    <w:tmpl w:val="E6583E84"/>
+    <w:lvl w:ilvl="0" w:tplc="C5DE584E">
       <w:start w:val="1"/>
-      <w:numFmt w:val="bullet"/>
-      <w:lvlText w:val="•"/>
+      <w:numFmt w:val="decimal"/>
+      <w:lvlText w:val="%1."/>
       <w:lvlJc w:val="left"/>
       <w:pPr>
-        <w:ind w:left="460" w:hanging="280"/>
-      </w:pPr>
+        <w:ind w:left="460" w:hanging="360"/>
+      </w:pPr>
+      <w:rPr>
+        <w:b/>
+        <w:bCs/>
+        <w:color w:val="A67C27"/>
+      </w:rPr>
     </w:lvl>
-    <w:lvl w:ilvl="1" w:tplc="E56019E2">
-      <w:start w:val="1"/>
-      <w:numFmt w:val="bullet"/>
-      <w:lvlText w:val="–"/>
-      <w:lvlJc w:val="left"/>
-      <w:pPr>
-        <w:ind w:left="900" w:hanging="280"/>
-      </w:pPr>
-    </w:lvl>
-    <w:lvl w:ilvl="2" w:tplc="3A400F3E">
+    <w:lvl w:ilvl="1" w:tplc="334C37C8">
       <w:numFmt w:val="decimal"/>
       <w:lvlText w:val=""/>
       <w:lvlJc w:val="left"/>
     </w:lvl>
-    <w:lvl w:ilvl="3" w:tplc="135E407C">
+    <w:lvl w:ilvl="2" w:tplc="7CD0CDF6">
       <w:numFmt w:val="decimal"/>
       <w:lvlText w:val=""/>
       <w:lvlJc w:val="left"/>
     </w:lvl>
-    <w:lvl w:ilvl="4" w:tplc="25B4CB04">
+    <w:lvl w:ilvl="3" w:tplc="D0C49EC0">
       <w:numFmt w:val="decimal"/>
       <w:lvlText w:val=""/>
       <w:lvlJc w:val="left"/>
     </w:lvl>
-    <w:lvl w:ilvl="5" w:tplc="017C531A">
+    <w:lvl w:ilvl="4" w:tplc="D35E59D2">
       <w:numFmt w:val="decimal"/>
       <w:lvlText w:val=""/>
       <w:lvlJc w:val="left"/>
     </w:lvl>
-    <w:lvl w:ilvl="6" w:tplc="7E585BAA">
+    <w:lvl w:ilvl="5" w:tplc="30EC337A">
       <w:numFmt w:val="decimal"/>
       <w:lvlText w:val=""/>
       <w:lvlJc w:val="left"/>
     </w:lvl>
-    <w:lvl w:ilvl="7" w:tplc="FDAE9BAE">
+    <w:lvl w:ilvl="6" w:tplc="60BECD92">
       <w:numFmt w:val="decimal"/>
       <w:lvlText w:val=""/>
       <w:lvlJc w:val="left"/>
     </w:lvl>
-    <w:lvl w:ilvl="8" w:tplc="DC86899E">
+    <w:lvl w:ilvl="7" w:tplc="06F64F9C">
+      <w:numFmt w:val="decimal"/>
+      <w:lvlText w:val=""/>
+      <w:lvlJc w:val="left"/>
+    </w:lvl>
+    <w:lvl w:ilvl="8" w:tplc="8D6E3134">
       <w:numFmt w:val="decimal"/>
       <w:lvlText w:val=""/>
       <w:lvlJc w:val="left"/>
     </w:lvl>
   </w:abstractNum>
   <w:abstractNum w:abstractNumId="2" w15:restartNumberingAfterBreak="0">
-    <w:nsid w:val="25C66854"/>
+    <w:nsid w:val="235F22CF"/>
     <w:multiLevelType w:val="hybridMultilevel"/>
-    <w:tmpl w:val="350A4BFA"/>
-    <w:lvl w:ilvl="0" w:tplc="34B46168">
+    <w:tmpl w:val="2124CA08"/>
+    <w:lvl w:ilvl="0" w:tplc="238C1B5C">
       <w:start w:val="1"/>
       <w:numFmt w:val="decimal"/>
       <w:lvlText w:val="%1."/>
@@ -13119,111 +13120,110 @@
         <w:color w:val="A67C27"/>
       </w:rPr>
     </w:lvl>
-    <w:lvl w:ilvl="1" w:tplc="54A81B74">
+    <w:lvl w:ilvl="1" w:tplc="F500C11C">
       <w:numFmt w:val="decimal"/>
       <w:lvlText w:val=""/>
       <w:lvlJc w:val="left"/>
     </w:lvl>
-    <w:lvl w:ilvl="2" w:tplc="7AFA4FB8">
+    <w:lvl w:ilvl="2" w:tplc="F6E8C986">
       <w:numFmt w:val="decimal"/>
       <w:lvlText w:val=""/>
       <w:lvlJc w:val="left"/>
     </w:lvl>
-    <w:lvl w:ilvl="3" w:tplc="C35E8DB2">
+    <w:lvl w:ilvl="3" w:tplc="C03AE7F8">
       <w:numFmt w:val="decimal"/>
       <w:lvlText w:val=""/>
       <w:lvlJc w:val="left"/>
     </w:lvl>
-    <w:lvl w:ilvl="4" w:tplc="6246846C">
+    <w:lvl w:ilvl="4" w:tplc="B6F2DDBA">
       <w:numFmt w:val="decimal"/>
       <w:lvlText w:val=""/>
       <w:lvlJc w:val="left"/>
     </w:lvl>
-    <w:lvl w:ilvl="5" w:tplc="946CA16E">
+    <w:lvl w:ilvl="5" w:tplc="C794F77C">
       <w:numFmt w:val="decimal"/>
       <w:lvlText w:val=""/>
       <w:lvlJc w:val="left"/>
     </w:lvl>
-    <w:lvl w:ilvl="6" w:tplc="9EF6C3EC">
+    <w:lvl w:ilvl="6" w:tplc="07BCF2DC">
       <w:numFmt w:val="decimal"/>
       <w:lvlText w:val=""/>
       <w:lvlJc w:val="left"/>
     </w:lvl>
-    <w:lvl w:ilvl="7" w:tplc="DE7236B2">
+    <w:lvl w:ilvl="7" w:tplc="8D7C7732">
       <w:numFmt w:val="decimal"/>
       <w:lvlText w:val=""/>
       <w:lvlJc w:val="left"/>
     </w:lvl>
-    <w:lvl w:ilvl="8" w:tplc="A942E994">
+    <w:lvl w:ilvl="8" w:tplc="53D2161E">
       <w:numFmt w:val="decimal"/>
       <w:lvlText w:val=""/>
       <w:lvlJc w:val="left"/>
     </w:lvl>
   </w:abstractNum>
   <w:abstractNum w:abstractNumId="3" w15:restartNumberingAfterBreak="0">
-    <w:nsid w:val="5F83649B"/>
+    <w:nsid w:val="4C9C4837"/>
     <w:multiLevelType w:val="hybridMultilevel"/>
-    <w:tmpl w:val="D4F8E7B0"/>
-    <w:lvl w:ilvl="0" w:tplc="D6423F26">
+    <w:tmpl w:val="4DBCA0CC"/>
+    <w:lvl w:ilvl="0" w:tplc="4332489C">
       <w:start w:val="1"/>
-      <w:numFmt w:val="decimal"/>
-      <w:lvlText w:val="%1."/>
+      <w:numFmt w:val="bullet"/>
+      <w:lvlText w:val="•"/>
       <w:lvlJc w:val="left"/>
       <w:pPr>
-        <w:ind w:left="460" w:hanging="360"/>
-      </w:pPr>
-      <w:rPr>
-        <w:b/>
-        <w:bCs/>
-        <w:color w:val="A67C27"/>
-      </w:rPr>
+        <w:ind w:left="460" w:hanging="280"/>
+      </w:pPr>
     </w:lvl>
-    <w:lvl w:ilvl="1" w:tplc="222C7BFE">
+    <w:lvl w:ilvl="1" w:tplc="1840D890">
+      <w:start w:val="1"/>
+      <w:numFmt w:val="bullet"/>
+      <w:lvlText w:val="–"/>
+      <w:lvlJc w:val="left"/>
+      <w:pPr>
+        <w:ind w:left="900" w:hanging="280"/>
+      </w:pPr>
+    </w:lvl>
+    <w:lvl w:ilvl="2" w:tplc="B8AC2B00">
       <w:numFmt w:val="decimal"/>
       <w:lvlText w:val=""/>
       <w:lvlJc w:val="left"/>
     </w:lvl>
-    <w:lvl w:ilvl="2" w:tplc="5D8649E2">
+    <w:lvl w:ilvl="3" w:tplc="072EDF80">
       <w:numFmt w:val="decimal"/>
       <w:lvlText w:val=""/>
       <w:lvlJc w:val="left"/>
     </w:lvl>
-    <w:lvl w:ilvl="3" w:tplc="DE6A04AC">
+    <w:lvl w:ilvl="4" w:tplc="F2761AE4">
       <w:numFmt w:val="decimal"/>
       <w:lvlText w:val=""/>
       <w:lvlJc w:val="left"/>
     </w:lvl>
-    <w:lvl w:ilvl="4" w:tplc="B9046EA8">
+    <w:lvl w:ilvl="5" w:tplc="1AFA59FC">
       <w:numFmt w:val="decimal"/>
       <w:lvlText w:val=""/>
       <w:lvlJc w:val="left"/>
     </w:lvl>
-    <w:lvl w:ilvl="5" w:tplc="814A5E4C">
+    <w:lvl w:ilvl="6" w:tplc="80EC66DC">
       <w:numFmt w:val="decimal"/>
       <w:lvlText w:val=""/>
       <w:lvlJc w:val="left"/>
     </w:lvl>
-    <w:lvl w:ilvl="6" w:tplc="1B643DB6">
+    <w:lvl w:ilvl="7" w:tplc="9940C15A">
       <w:numFmt w:val="decimal"/>
       <w:lvlText w:val=""/>
       <w:lvlJc w:val="left"/>
     </w:lvl>
-    <w:lvl w:ilvl="7" w:tplc="E4A2D004">
-      <w:numFmt w:val="decimal"/>
-      <w:lvlText w:val=""/>
-      <w:lvlJc w:val="left"/>
-    </w:lvl>
-    <w:lvl w:ilvl="8" w:tplc="E3EC5B34">
+    <w:lvl w:ilvl="8" w:tplc="29D4353A">
       <w:numFmt w:val="decimal"/>
       <w:lvlText w:val=""/>
       <w:lvlJc w:val="left"/>
     </w:lvl>
   </w:abstractNum>
   <w:abstractNum w:abstractNumId="4" w15:restartNumberingAfterBreak="0">
-    <w:nsid w:val="77A553D2"/>
+    <w:nsid w:val="66964CE5"/>
     <w:multiLevelType w:val="hybridMultilevel"/>
-    <w:tmpl w:val="E8B0435C"/>
-    <w:lvl w:ilvl="0" w:tplc="A57871A6">
+    <w:tmpl w:val="7FA09E1E"/>
+    <w:lvl w:ilvl="0" w:tplc="57E43D4A">
       <w:start w:val="1"/>
       <w:numFmt w:val="bullet"/>
       <w:lvlText w:val="●"/>
@@ -13232,7 +13232,7 @@
         <w:ind w:left="720" w:hanging="360"/>
       </w:pPr>
     </w:lvl>
-    <w:lvl w:ilvl="1" w:tplc="7BF01C8C">
+    <w:lvl w:ilvl="1" w:tplc="919A48BA">
       <w:start w:val="1"/>
       <w:numFmt w:val="bullet"/>
       <w:lvlText w:val="○"/>
@@ -13241,7 +13241,7 @@
         <w:ind w:left="1440" w:hanging="360"/>
       </w:pPr>
     </w:lvl>
-    <w:lvl w:ilvl="2" w:tplc="7E96E384">
+    <w:lvl w:ilvl="2" w:tplc="77BE1270">
       <w:start w:val="1"/>
       <w:numFmt w:val="bullet"/>
       <w:lvlText w:val="■"/>
@@ -13250,7 +13250,7 @@
         <w:ind w:left="2160" w:hanging="360"/>
       </w:pPr>
     </w:lvl>
-    <w:lvl w:ilvl="3" w:tplc="E67CE7CA">
+    <w:lvl w:ilvl="3" w:tplc="AFBE8362">
       <w:start w:val="1"/>
       <w:numFmt w:val="bullet"/>
       <w:lvlText w:val="●"/>
@@ -13259,7 +13259,7 @@
         <w:ind w:left="2880" w:hanging="360"/>
       </w:pPr>
     </w:lvl>
-    <w:lvl w:ilvl="4" w:tplc="D40EAD62">
+    <w:lvl w:ilvl="4" w:tplc="D94E1E76">
       <w:start w:val="1"/>
       <w:numFmt w:val="bullet"/>
       <w:lvlText w:val="○"/>
@@ -13268,7 +13268,7 @@
         <w:ind w:left="3600" w:hanging="360"/>
       </w:pPr>
     </w:lvl>
-    <w:lvl w:ilvl="5" w:tplc="1E949D7E">
+    <w:lvl w:ilvl="5" w:tplc="076657E0">
       <w:start w:val="1"/>
       <w:numFmt w:val="bullet"/>
       <w:lvlText w:val="■"/>
@@ -13277,7 +13277,7 @@
         <w:ind w:left="4320" w:hanging="360"/>
       </w:pPr>
     </w:lvl>
-    <w:lvl w:ilvl="6" w:tplc="7C54FF18">
+    <w:lvl w:ilvl="6" w:tplc="8BF4AD90">
       <w:start w:val="1"/>
       <w:numFmt w:val="bullet"/>
       <w:lvlText w:val="●"/>
@@ -13286,7 +13286,7 @@
         <w:ind w:left="5040" w:hanging="360"/>
       </w:pPr>
     </w:lvl>
-    <w:lvl w:ilvl="7" w:tplc="015C8B14">
+    <w:lvl w:ilvl="7" w:tplc="EDAEED92">
       <w:start w:val="1"/>
       <w:numFmt w:val="bullet"/>
       <w:lvlText w:val="●"/>
@@ -13295,7 +13295,7 @@
         <w:ind w:left="5760" w:hanging="360"/>
       </w:pPr>
     </w:lvl>
-    <w:lvl w:ilvl="8" w:tplc="129EA9D6">
+    <w:lvl w:ilvl="8" w:tplc="C354E1C6">
       <w:start w:val="1"/>
       <w:numFmt w:val="bullet"/>
       <w:lvlText w:val="●"/>
@@ -13305,32 +13305,32 @@
       </w:pPr>
     </w:lvl>
   </w:abstractNum>
-  <w:num w:numId="1" w16cid:durableId="1728069617">
+  <w:num w:numId="1" w16cid:durableId="523786058">
     <w:abstractNumId w:val="4"/>
     <w:lvlOverride w:ilvl="0">
       <w:startOverride w:val="1"/>
     </w:lvlOverride>
   </w:num>
-  <w:num w:numId="2" w16cid:durableId="887760058">
+  <w:num w:numId="2" w16cid:durableId="479807406">
+    <w:abstractNumId w:val="3"/>
+    <w:lvlOverride w:ilvl="0">
+      <w:startOverride w:val="1"/>
+    </w:lvlOverride>
+  </w:num>
+  <w:num w:numId="3" w16cid:durableId="1353527658">
+    <w:abstractNumId w:val="2"/>
+    <w:lvlOverride w:ilvl="0">
+      <w:startOverride w:val="1"/>
+    </w:lvlOverride>
+  </w:num>
+  <w:num w:numId="4" w16cid:durableId="403529462">
     <w:abstractNumId w:val="1"/>
     <w:lvlOverride w:ilvl="0">
       <w:startOverride w:val="1"/>
     </w:lvlOverride>
   </w:num>
-  <w:num w:numId="3" w16cid:durableId="414860899">
-    <w:abstractNumId w:val="2"/>
-    <w:lvlOverride w:ilvl="0">
-      <w:startOverride w:val="1"/>
-    </w:lvlOverride>
-  </w:num>
-  <w:num w:numId="4" w16cid:durableId="2066683147">
+  <w:num w:numId="5" w16cid:durableId="1950503747">
     <w:abstractNumId w:val="0"/>
-    <w:lvlOverride w:ilvl="0">
-      <w:startOverride w:val="1"/>
-    </w:lvlOverride>
-  </w:num>
-  <w:num w:numId="5" w16cid:durableId="622347756">
-    <w:abstractNumId w:val="3"/>
     <w:lvlOverride w:ilvl="0">
       <w:startOverride w:val="1"/>
     </w:lvlOverride>
@@ -13955,7 +13955,7 @@
     <w:autoRedefine/>
     <w:uiPriority w:val="39"/>
     <w:unhideWhenUsed/>
-    <w:rsid w:val="00BE6A2C"/>
+    <w:rsid w:val="0065436A"/>
     <w:pPr>
       <w:spacing w:after="100"/>
     </w:pPr>
@@ -13967,7 +13967,7 @@
     <w:autoRedefine/>
     <w:uiPriority w:val="39"/>
     <w:unhideWhenUsed/>
-    <w:rsid w:val="00BE6A2C"/>
+    <w:rsid w:val="0065436A"/>
     <w:pPr>
       <w:spacing w:after="100"/>
       <w:ind w:left="210"/>

--- a/docs/manuals/Role_Guide_7_Analyst.docx
+++ b/docs/manuals/Role_Guide_7_Analyst.docx
@@ -469,7 +469,7 @@
                 <w:sz w:val="19"/>
                 <w:szCs w:val="19"/>
               </w:rPr>
-              <w:t>Version 1.27 · 6 October 2026</w:t>
+              <w:t>Version 1.28 · 6 October 2026</w:t>
             </w:r>
           </w:p>
         </w:tc>
@@ -538,7 +538,7 @@
     <w:sdt>
       <w:sdtPr>
         <w:alias w:val="Contents"/>
-        <w:id w:val="-1978908177"/>
+        <w:id w:val="-944687372"/>
       </w:sdtPr>
       <w:sdtEndPr/>
       <w:sdtContent>
@@ -567,7 +567,7 @@
           <w:r>
             <w:fldChar w:fldCharType="separate"/>
           </w:r>
-          <w:hyperlink w:anchor="_Toc242204677" w:history="1">
+          <w:hyperlink w:anchor="_Toc242217146" w:history="1">
             <w:r>
               <w:rPr>
                 <w:rStyle w:val="Hyperlink"/>
@@ -591,7 +591,7 @@
               <w:rPr>
                 <w:noProof/>
               </w:rPr>
-              <w:instrText xml:space="preserve"> PAGEREF _Toc242204677 \h </w:instrText>
+              <w:instrText xml:space="preserve"> PAGEREF _Toc242217146 \h </w:instrText>
             </w:r>
             <w:r>
               <w:rPr>
@@ -634,7 +634,7 @@
               <w14:ligatures w14:val="standardContextual"/>
             </w:rPr>
           </w:pPr>
-          <w:hyperlink w:anchor="_Toc242204678" w:history="1">
+          <w:hyperlink w:anchor="_Toc242217147" w:history="1">
             <w:r>
               <w:rPr>
                 <w:rStyle w:val="Hyperlink"/>
@@ -658,7 +658,7 @@
               <w:rPr>
                 <w:noProof/>
               </w:rPr>
-              <w:instrText xml:space="preserve"> PAGEREF _Toc242204678 \h </w:instrText>
+              <w:instrText xml:space="preserve"> PAGEREF _Toc242217147 \h </w:instrText>
             </w:r>
             <w:r>
               <w:rPr>
@@ -701,7 +701,7 @@
               <w14:ligatures w14:val="standardContextual"/>
             </w:rPr>
           </w:pPr>
-          <w:hyperlink w:anchor="_Toc242204679" w:history="1">
+          <w:hyperlink w:anchor="_Toc242217148" w:history="1">
             <w:r>
               <w:rPr>
                 <w:rStyle w:val="Hyperlink"/>
@@ -725,7 +725,7 @@
               <w:rPr>
                 <w:noProof/>
               </w:rPr>
-              <w:instrText xml:space="preserve"> PAGEREF _Toc242204679 \h </w:instrText>
+              <w:instrText xml:space="preserve"> PAGEREF _Toc242217148 \h </w:instrText>
             </w:r>
             <w:r>
               <w:rPr>
@@ -768,7 +768,7 @@
               <w14:ligatures w14:val="standardContextual"/>
             </w:rPr>
           </w:pPr>
-          <w:hyperlink w:anchor="_Toc242204680" w:history="1">
+          <w:hyperlink w:anchor="_Toc242217149" w:history="1">
             <w:r>
               <w:rPr>
                 <w:rStyle w:val="Hyperlink"/>
@@ -792,7 +792,7 @@
               <w:rPr>
                 <w:noProof/>
               </w:rPr>
-              <w:instrText xml:space="preserve"> PAGEREF _Toc242204680 \h </w:instrText>
+              <w:instrText xml:space="preserve"> PAGEREF _Toc242217149 \h </w:instrText>
             </w:r>
             <w:r>
               <w:rPr>
@@ -835,7 +835,7 @@
               <w14:ligatures w14:val="standardContextual"/>
             </w:rPr>
           </w:pPr>
-          <w:hyperlink w:anchor="_Toc242204681" w:history="1">
+          <w:hyperlink w:anchor="_Toc242217150" w:history="1">
             <w:r>
               <w:rPr>
                 <w:rStyle w:val="Hyperlink"/>
@@ -859,7 +859,7 @@
               <w:rPr>
                 <w:noProof/>
               </w:rPr>
-              <w:instrText xml:space="preserve"> PAGEREF _Toc242204681 \h </w:instrText>
+              <w:instrText xml:space="preserve"> PAGEREF _Toc242217150 \h </w:instrText>
             </w:r>
             <w:r>
               <w:rPr>
@@ -902,7 +902,7 @@
               <w14:ligatures w14:val="standardContextual"/>
             </w:rPr>
           </w:pPr>
-          <w:hyperlink w:anchor="_Toc242204682" w:history="1">
+          <w:hyperlink w:anchor="_Toc242217151" w:history="1">
             <w:r>
               <w:rPr>
                 <w:rStyle w:val="Hyperlink"/>
@@ -926,7 +926,7 @@
               <w:rPr>
                 <w:noProof/>
               </w:rPr>
-              <w:instrText xml:space="preserve"> PAGEREF _Toc242204682 \h </w:instrText>
+              <w:instrText xml:space="preserve"> PAGEREF _Toc242217151 \h </w:instrText>
             </w:r>
             <w:r>
               <w:rPr>
@@ -969,7 +969,7 @@
               <w14:ligatures w14:val="standardContextual"/>
             </w:rPr>
           </w:pPr>
-          <w:hyperlink w:anchor="_Toc242204683" w:history="1">
+          <w:hyperlink w:anchor="_Toc242217152" w:history="1">
             <w:r>
               <w:rPr>
                 <w:rStyle w:val="Hyperlink"/>
@@ -993,7 +993,7 @@
               <w:rPr>
                 <w:noProof/>
               </w:rPr>
-              <w:instrText xml:space="preserve"> PAGEREF _Toc242204683 \h </w:instrText>
+              <w:instrText xml:space="preserve"> PAGEREF _Toc242217152 \h </w:instrText>
             </w:r>
             <w:r>
               <w:rPr>
@@ -1036,7 +1036,7 @@
               <w14:ligatures w14:val="standardContextual"/>
             </w:rPr>
           </w:pPr>
-          <w:hyperlink w:anchor="_Toc242204684" w:history="1">
+          <w:hyperlink w:anchor="_Toc242217153" w:history="1">
             <w:r>
               <w:rPr>
                 <w:rStyle w:val="Hyperlink"/>
@@ -1060,7 +1060,7 @@
               <w:rPr>
                 <w:noProof/>
               </w:rPr>
-              <w:instrText xml:space="preserve"> PAGEREF _Toc242204684 \h </w:instrText>
+              <w:instrText xml:space="preserve"> PAGEREF _Toc242217153 \h </w:instrText>
             </w:r>
             <w:r>
               <w:rPr>
@@ -1103,7 +1103,7 @@
               <w14:ligatures w14:val="standardContextual"/>
             </w:rPr>
           </w:pPr>
-          <w:hyperlink w:anchor="_Toc242204685" w:history="1">
+          <w:hyperlink w:anchor="_Toc242217154" w:history="1">
             <w:r>
               <w:rPr>
                 <w:rStyle w:val="Hyperlink"/>
@@ -1127,7 +1127,7 @@
               <w:rPr>
                 <w:noProof/>
               </w:rPr>
-              <w:instrText xml:space="preserve"> PAGEREF _Toc242204685 \h </w:instrText>
+              <w:instrText xml:space="preserve"> PAGEREF _Toc242217154 \h </w:instrText>
             </w:r>
             <w:r>
               <w:rPr>
@@ -1170,7 +1170,7 @@
               <w14:ligatures w14:val="standardContextual"/>
             </w:rPr>
           </w:pPr>
-          <w:hyperlink w:anchor="_Toc242204686" w:history="1">
+          <w:hyperlink w:anchor="_Toc242217155" w:history="1">
             <w:r>
               <w:rPr>
                 <w:rStyle w:val="Hyperlink"/>
@@ -1194,7 +1194,7 @@
               <w:rPr>
                 <w:noProof/>
               </w:rPr>
-              <w:instrText xml:space="preserve"> PAGEREF _Toc242204686 \h </w:instrText>
+              <w:instrText xml:space="preserve"> PAGEREF _Toc242217155 \h </w:instrText>
             </w:r>
             <w:r>
               <w:rPr>
@@ -1237,7 +1237,7 @@
               <w14:ligatures w14:val="standardContextual"/>
             </w:rPr>
           </w:pPr>
-          <w:hyperlink w:anchor="_Toc242204687" w:history="1">
+          <w:hyperlink w:anchor="_Toc242217156" w:history="1">
             <w:r>
               <w:rPr>
                 <w:rStyle w:val="Hyperlink"/>
@@ -1261,7 +1261,7 @@
               <w:rPr>
                 <w:noProof/>
               </w:rPr>
-              <w:instrText xml:space="preserve"> PAGEREF _Toc242204687 \h </w:instrText>
+              <w:instrText xml:space="preserve"> PAGEREF _Toc242217156 \h </w:instrText>
             </w:r>
             <w:r>
               <w:rPr>
@@ -1304,7 +1304,7 @@
               <w14:ligatures w14:val="standardContextual"/>
             </w:rPr>
           </w:pPr>
-          <w:hyperlink w:anchor="_Toc242204688" w:history="1">
+          <w:hyperlink w:anchor="_Toc242217157" w:history="1">
             <w:r>
               <w:rPr>
                 <w:rStyle w:val="Hyperlink"/>
@@ -1328,7 +1328,7 @@
               <w:rPr>
                 <w:noProof/>
               </w:rPr>
-              <w:instrText xml:space="preserve"> PAGEREF _Toc242204688 \h </w:instrText>
+              <w:instrText xml:space="preserve"> PAGEREF _Toc242217157 \h </w:instrText>
             </w:r>
             <w:r>
               <w:rPr>
@@ -1371,7 +1371,7 @@
               <w14:ligatures w14:val="standardContextual"/>
             </w:rPr>
           </w:pPr>
-          <w:hyperlink w:anchor="_Toc242204689" w:history="1">
+          <w:hyperlink w:anchor="_Toc242217158" w:history="1">
             <w:r>
               <w:rPr>
                 <w:rStyle w:val="Hyperlink"/>
@@ -1395,7 +1395,7 @@
               <w:rPr>
                 <w:noProof/>
               </w:rPr>
-              <w:instrText xml:space="preserve"> PAGEREF _Toc242204689 \h </w:instrText>
+              <w:instrText xml:space="preserve"> PAGEREF _Toc242217158 \h </w:instrText>
             </w:r>
             <w:r>
               <w:rPr>
@@ -1438,7 +1438,7 @@
               <w14:ligatures w14:val="standardContextual"/>
             </w:rPr>
           </w:pPr>
-          <w:hyperlink w:anchor="_Toc242204690" w:history="1">
+          <w:hyperlink w:anchor="_Toc242217159" w:history="1">
             <w:r>
               <w:rPr>
                 <w:rStyle w:val="Hyperlink"/>
@@ -1462,7 +1462,7 @@
               <w:rPr>
                 <w:noProof/>
               </w:rPr>
-              <w:instrText xml:space="preserve"> PAGEREF _Toc242204690 \h </w:instrText>
+              <w:instrText xml:space="preserve"> PAGEREF _Toc242217159 \h </w:instrText>
             </w:r>
             <w:r>
               <w:rPr>
@@ -1505,7 +1505,7 @@
               <w14:ligatures w14:val="standardContextual"/>
             </w:rPr>
           </w:pPr>
-          <w:hyperlink w:anchor="_Toc242204691" w:history="1">
+          <w:hyperlink w:anchor="_Toc242217160" w:history="1">
             <w:r>
               <w:rPr>
                 <w:rStyle w:val="Hyperlink"/>
@@ -1529,7 +1529,7 @@
               <w:rPr>
                 <w:noProof/>
               </w:rPr>
-              <w:instrText xml:space="preserve"> PAGEREF _Toc242204691 \h </w:instrText>
+              <w:instrText xml:space="preserve"> PAGEREF _Toc242217160 \h </w:instrText>
             </w:r>
             <w:r>
               <w:rPr>
@@ -1572,7 +1572,7 @@
               <w14:ligatures w14:val="standardContextual"/>
             </w:rPr>
           </w:pPr>
-          <w:hyperlink w:anchor="_Toc242204692" w:history="1">
+          <w:hyperlink w:anchor="_Toc242217161" w:history="1">
             <w:r>
               <w:rPr>
                 <w:rStyle w:val="Hyperlink"/>
@@ -1596,7 +1596,7 @@
               <w:rPr>
                 <w:noProof/>
               </w:rPr>
-              <w:instrText xml:space="preserve"> PAGEREF _Toc242204692 \h </w:instrText>
+              <w:instrText xml:space="preserve"> PAGEREF _Toc242217161 \h </w:instrText>
             </w:r>
             <w:r>
               <w:rPr>
@@ -1639,7 +1639,7 @@
               <w14:ligatures w14:val="standardContextual"/>
             </w:rPr>
           </w:pPr>
-          <w:hyperlink w:anchor="_Toc242204693" w:history="1">
+          <w:hyperlink w:anchor="_Toc242217162" w:history="1">
             <w:r>
               <w:rPr>
                 <w:rStyle w:val="Hyperlink"/>
@@ -1663,7 +1663,7 @@
               <w:rPr>
                 <w:noProof/>
               </w:rPr>
-              <w:instrText xml:space="preserve"> PAGEREF _Toc242204693 \h </w:instrText>
+              <w:instrText xml:space="preserve"> PAGEREF _Toc242217162 \h </w:instrText>
             </w:r>
             <w:r>
               <w:rPr>
@@ -1706,7 +1706,7 @@
               <w14:ligatures w14:val="standardContextual"/>
             </w:rPr>
           </w:pPr>
-          <w:hyperlink w:anchor="_Toc242204694" w:history="1">
+          <w:hyperlink w:anchor="_Toc242217163" w:history="1">
             <w:r>
               <w:rPr>
                 <w:rStyle w:val="Hyperlink"/>
@@ -1730,7 +1730,7 @@
               <w:rPr>
                 <w:noProof/>
               </w:rPr>
-              <w:instrText xml:space="preserve"> PAGEREF _Toc242204694 \h </w:instrText>
+              <w:instrText xml:space="preserve"> PAGEREF _Toc242217163 \h </w:instrText>
             </w:r>
             <w:r>
               <w:rPr>
@@ -1773,7 +1773,7 @@
               <w14:ligatures w14:val="standardContextual"/>
             </w:rPr>
           </w:pPr>
-          <w:hyperlink w:anchor="_Toc242204695" w:history="1">
+          <w:hyperlink w:anchor="_Toc242217164" w:history="1">
             <w:r>
               <w:rPr>
                 <w:rStyle w:val="Hyperlink"/>
@@ -1797,7 +1797,7 @@
               <w:rPr>
                 <w:noProof/>
               </w:rPr>
-              <w:instrText xml:space="preserve"> PAGEREF _Toc242204695 \h </w:instrText>
+              <w:instrText xml:space="preserve"> PAGEREF _Toc242217164 \h </w:instrText>
             </w:r>
             <w:r>
               <w:rPr>
@@ -1840,7 +1840,7 @@
               <w14:ligatures w14:val="standardContextual"/>
             </w:rPr>
           </w:pPr>
-          <w:hyperlink w:anchor="_Toc242204696" w:history="1">
+          <w:hyperlink w:anchor="_Toc242217165" w:history="1">
             <w:r>
               <w:rPr>
                 <w:rStyle w:val="Hyperlink"/>
@@ -1864,7 +1864,7 @@
               <w:rPr>
                 <w:noProof/>
               </w:rPr>
-              <w:instrText xml:space="preserve"> PAGEREF _Toc242204696 \h </w:instrText>
+              <w:instrText xml:space="preserve"> PAGEREF _Toc242217165 \h </w:instrText>
             </w:r>
             <w:r>
               <w:rPr>
@@ -1907,7 +1907,7 @@
               <w14:ligatures w14:val="standardContextual"/>
             </w:rPr>
           </w:pPr>
-          <w:hyperlink w:anchor="_Toc242204697" w:history="1">
+          <w:hyperlink w:anchor="_Toc242217166" w:history="1">
             <w:r>
               <w:rPr>
                 <w:rStyle w:val="Hyperlink"/>
@@ -1931,7 +1931,7 @@
               <w:rPr>
                 <w:noProof/>
               </w:rPr>
-              <w:instrText xml:space="preserve"> PAGEREF _Toc242204697 \h </w:instrText>
+              <w:instrText xml:space="preserve"> PAGEREF _Toc242217166 \h </w:instrText>
             </w:r>
             <w:r>
               <w:rPr>
@@ -1974,7 +1974,7 @@
               <w14:ligatures w14:val="standardContextual"/>
             </w:rPr>
           </w:pPr>
-          <w:hyperlink w:anchor="_Toc242204698" w:history="1">
+          <w:hyperlink w:anchor="_Toc242217167" w:history="1">
             <w:r>
               <w:rPr>
                 <w:rStyle w:val="Hyperlink"/>
@@ -1998,7 +1998,7 @@
               <w:rPr>
                 <w:noProof/>
               </w:rPr>
-              <w:instrText xml:space="preserve"> PAGEREF _Toc242204698 \h </w:instrText>
+              <w:instrText xml:space="preserve"> PAGEREF _Toc242217167 \h </w:instrText>
             </w:r>
             <w:r>
               <w:rPr>
@@ -2041,7 +2041,7 @@
               <w14:ligatures w14:val="standardContextual"/>
             </w:rPr>
           </w:pPr>
-          <w:hyperlink w:anchor="_Toc242204699" w:history="1">
+          <w:hyperlink w:anchor="_Toc242217168" w:history="1">
             <w:r>
               <w:rPr>
                 <w:rStyle w:val="Hyperlink"/>
@@ -2065,7 +2065,7 @@
               <w:rPr>
                 <w:noProof/>
               </w:rPr>
-              <w:instrText xml:space="preserve"> PAGEREF _Toc242204699 \h </w:instrText>
+              <w:instrText xml:space="preserve"> PAGEREF _Toc242217168 \h </w:instrText>
             </w:r>
             <w:r>
               <w:rPr>
@@ -2108,7 +2108,7 @@
               <w14:ligatures w14:val="standardContextual"/>
             </w:rPr>
           </w:pPr>
-          <w:hyperlink w:anchor="_Toc242204700" w:history="1">
+          <w:hyperlink w:anchor="_Toc242217169" w:history="1">
             <w:r>
               <w:rPr>
                 <w:rStyle w:val="Hyperlink"/>
@@ -2132,7 +2132,7 @@
               <w:rPr>
                 <w:noProof/>
               </w:rPr>
-              <w:instrText xml:space="preserve"> PAGEREF _Toc242204700 \h </w:instrText>
+              <w:instrText xml:space="preserve"> PAGEREF _Toc242217169 \h </w:instrText>
             </w:r>
             <w:r>
               <w:rPr>
@@ -2175,7 +2175,7 @@
               <w14:ligatures w14:val="standardContextual"/>
             </w:rPr>
           </w:pPr>
-          <w:hyperlink w:anchor="_Toc242204701" w:history="1">
+          <w:hyperlink w:anchor="_Toc242217170" w:history="1">
             <w:r>
               <w:rPr>
                 <w:rStyle w:val="Hyperlink"/>
@@ -2199,7 +2199,7 @@
               <w:rPr>
                 <w:noProof/>
               </w:rPr>
-              <w:instrText xml:space="preserve"> PAGEREF _Toc242204701 \h </w:instrText>
+              <w:instrText xml:space="preserve"> PAGEREF _Toc242217170 \h </w:instrText>
             </w:r>
             <w:r>
               <w:rPr>
@@ -2242,7 +2242,7 @@
               <w14:ligatures w14:val="standardContextual"/>
             </w:rPr>
           </w:pPr>
-          <w:hyperlink w:anchor="_Toc242204702" w:history="1">
+          <w:hyperlink w:anchor="_Toc242217171" w:history="1">
             <w:r>
               <w:rPr>
                 <w:rStyle w:val="Hyperlink"/>
@@ -2266,7 +2266,7 @@
               <w:rPr>
                 <w:noProof/>
               </w:rPr>
-              <w:instrText xml:space="preserve"> PAGEREF _Toc242204702 \h </w:instrText>
+              <w:instrText xml:space="preserve"> PAGEREF _Toc242217171 \h </w:instrText>
             </w:r>
             <w:r>
               <w:rPr>
@@ -2309,7 +2309,7 @@
               <w14:ligatures w14:val="standardContextual"/>
             </w:rPr>
           </w:pPr>
-          <w:hyperlink w:anchor="_Toc242204703" w:history="1">
+          <w:hyperlink w:anchor="_Toc242217172" w:history="1">
             <w:r>
               <w:rPr>
                 <w:rStyle w:val="Hyperlink"/>
@@ -2333,7 +2333,7 @@
               <w:rPr>
                 <w:noProof/>
               </w:rPr>
-              <w:instrText xml:space="preserve"> PAGEREF _Toc242204703 \h </w:instrText>
+              <w:instrText xml:space="preserve"> PAGEREF _Toc242217172 \h </w:instrText>
             </w:r>
             <w:r>
               <w:rPr>
@@ -2372,7 +2372,7 @@
         <w:pStyle w:val="Heading1"/>
         <w:pageBreakBefore/>
       </w:pPr>
-      <w:bookmarkStart w:id="0" w:name="_Toc242204677"/>
+      <w:bookmarkStart w:id="0" w:name="_Toc242217146"/>
       <w:r>
         <w:lastRenderedPageBreak/>
         <w:t>1. Your role at a glance</w:t>
@@ -2553,7 +2553,7 @@
         <w:pStyle w:val="Heading1"/>
         <w:pageBreakBefore/>
       </w:pPr>
-      <w:bookmarkStart w:id="1" w:name="_Toc242204678"/>
+      <w:bookmarkStart w:id="1" w:name="_Toc242217147"/>
       <w:r>
         <w:lastRenderedPageBreak/>
         <w:t>2. Signing in and your screens</w:t>
@@ -2564,7 +2564,7 @@
       <w:pPr>
         <w:pStyle w:val="Heading2"/>
       </w:pPr>
-      <w:bookmarkStart w:id="2" w:name="_Toc242204679"/>
+      <w:bookmarkStart w:id="2" w:name="_Toc242217148"/>
       <w:r>
         <w:t>Signing in</w:t>
       </w:r>
@@ -2647,7 +2647,7 @@
           <w:noProof/>
         </w:rPr>
         <w:drawing>
-          <wp:inline distT="0" distB="0" distL="0" distR="0" wp14:anchorId="16676663" wp14:editId="17CF956C">
+          <wp:inline distT="0" distB="0" distL="0" distR="0" wp14:anchorId="56DD8310" wp14:editId="0AF9EFC2">
             <wp:extent cx="5334000" cy="2333625"/>
             <wp:effectExtent l="0" t="0" r="0" b="0"/>
             <wp:docPr id="1" name="adm_login.jpg" descr="The sign-in screen for all internal staff." title="The sign-in screen for all internal staff."/>
@@ -2814,7 +2814,7 @@
       <w:pPr>
         <w:pStyle w:val="Heading2"/>
       </w:pPr>
-      <w:bookmarkStart w:id="3" w:name="_Toc242204680"/>
+      <w:bookmarkStart w:id="3" w:name="_Toc242217149"/>
       <w:r>
         <w:t>Finding your way around</w:t>
       </w:r>
@@ -2999,7 +2999,7 @@
         </w:rPr>
         <w:lastRenderedPageBreak/>
         <w:drawing>
-          <wp:inline distT="0" distB="0" distL="0" distR="0" wp14:anchorId="11A3FF38" wp14:editId="5B82B68C">
+          <wp:inline distT="0" distB="0" distL="0" distR="0" wp14:anchorId="316F8B04" wp14:editId="1F34F25F">
             <wp:extent cx="5715000" cy="1876425"/>
             <wp:effectExtent l="0" t="0" r="0" b="0"/>
             <wp:docPr id="2" name="adm_not_your_role.jpg" descr="Opening a screen outside your role (for example from an old bookmark) shows this card instead of the screen." title="Opening a screen outside your role (for example from an old bookmark) shows this card instead of the screen."/>
@@ -3068,7 +3068,7 @@
       <w:pPr>
         <w:pStyle w:val="Heading2"/>
       </w:pPr>
-      <w:bookmarkStart w:id="4" w:name="_Toc242204681"/>
+      <w:bookmarkStart w:id="4" w:name="_Toc242217150"/>
       <w:r>
         <w:t>Your screens</w:t>
       </w:r>
@@ -3402,7 +3402,7 @@
       <w:pPr>
         <w:pStyle w:val="Heading2"/>
       </w:pPr>
-      <w:bookmarkStart w:id="5" w:name="_Toc242204682"/>
+      <w:bookmarkStart w:id="5" w:name="_Toc242217151"/>
       <w:r>
         <w:t>Changing your password</w:t>
       </w:r>
@@ -3485,7 +3485,7 @@
           <w:noProof/>
         </w:rPr>
         <w:drawing>
-          <wp:inline distT="0" distB="0" distL="0" distR="0" wp14:anchorId="40A20355" wp14:editId="2266B1FE">
+          <wp:inline distT="0" distB="0" distL="0" distR="0" wp14:anchorId="4D42D8CA" wp14:editId="188392A7">
             <wp:extent cx="5334000" cy="2171700"/>
             <wp:effectExtent l="0" t="0" r="0" b="0"/>
             <wp:docPr id="3" name="adm_account.jpg" descr="Change Password screen." title="Change Password screen."/>
@@ -3573,7 +3573,7 @@
         <w:pStyle w:val="Heading1"/>
         <w:pageBreakBefore/>
       </w:pPr>
-      <w:bookmarkStart w:id="6" w:name="_Toc242204683"/>
+      <w:bookmarkStart w:id="6" w:name="_Toc242217152"/>
       <w:r>
         <w:lastRenderedPageBreak/>
         <w:t>3. Your routine</w:t>
@@ -3858,7 +3858,7 @@
         <w:pStyle w:val="Heading1"/>
         <w:pageBreakBefore/>
       </w:pPr>
-      <w:bookmarkStart w:id="7" w:name="_Toc242204684"/>
+      <w:bookmarkStart w:id="7" w:name="_Toc242217153"/>
       <w:r>
         <w:lastRenderedPageBreak/>
         <w:t>4. Step-by-step tasks</w:t>
@@ -3869,7 +3869,7 @@
       <w:pPr>
         <w:pStyle w:val="Heading2"/>
       </w:pPr>
-      <w:bookmarkStart w:id="8" w:name="_Toc242204685"/>
+      <w:bookmarkStart w:id="8" w:name="_Toc242217154"/>
       <w:r>
         <w:t>4.1 Your start screen</w:t>
       </w:r>
@@ -3886,7 +3886,7 @@
           <w:noProof/>
         </w:rPr>
         <w:drawing>
-          <wp:inline distT="0" distB="0" distL="0" distR="0" wp14:anchorId="58C71625" wp14:editId="68A95E1C">
+          <wp:inline distT="0" distB="0" distL="0" distR="0" wp14:anchorId="0A9DDF45" wp14:editId="658B224C">
             <wp:extent cx="5715000" cy="3571875"/>
             <wp:effectExtent l="0" t="0" r="0" b="0"/>
             <wp:docPr id="4" name="an_dashboard.jpg" descr="Executive Dashboard as seen by the Analyst." title="Executive Dashboard as seen by the Analyst."/>
@@ -3955,7 +3955,7 @@
       <w:pPr>
         <w:pStyle w:val="Heading2"/>
       </w:pPr>
-      <w:bookmarkStart w:id="9" w:name="_Toc242204686"/>
+      <w:bookmarkStart w:id="9" w:name="_Toc242217155"/>
       <w:r>
         <w:t>4.2 Reading the dashboards</w:t>
       </w:r>
@@ -3981,7 +3981,7 @@
         </w:rPr>
         <w:lastRenderedPageBreak/>
         <w:drawing>
-          <wp:inline distT="0" distB="0" distL="0" distR="0" wp14:anchorId="448C3BC0" wp14:editId="52DD1DF3">
+          <wp:inline distT="0" distB="0" distL="0" distR="0" wp14:anchorId="25AF9B59" wp14:editId="5CE761B9">
             <wp:extent cx="5715000" cy="3571875"/>
             <wp:effectExtent l="0" t="0" r="0" b="0"/>
             <wp:docPr id="5" name="adm_exec_dashboard.jpg" descr="Executive Dashboard: completions against the 400 / 60 / 50–75 targets, days to data lock, spend, and the lowest-filled strata." title="Executive Dashboard: completions against the 400 / 60 / 50–75 targets, days to data lock, spend, and the lowest-filled strata."/>
@@ -4646,7 +4646,7 @@
       <w:pPr>
         <w:pStyle w:val="Heading2"/>
       </w:pPr>
-      <w:bookmarkStart w:id="10" w:name="_Toc242204687"/>
+      <w:bookmarkStart w:id="10" w:name="_Toc242217156"/>
       <w:r>
         <w:t>4.3 Using Reports (analytics and charts)</w:t>
       </w:r>
@@ -4687,7 +4687,7 @@
         </w:rPr>
         <w:lastRenderedPageBreak/>
         <w:drawing>
-          <wp:inline distT="0" distB="0" distL="0" distR="0" wp14:anchorId="07D2CE05" wp14:editId="3D364805">
+          <wp:inline distT="0" distB="0" distL="0" distR="0" wp14:anchorId="339CDF7B" wp14:editId="24365364">
             <wp:extent cx="5334000" cy="3333750"/>
             <wp:effectExtent l="0" t="0" r="0" b="0"/>
             <wp:docPr id="6" name="adm_reports_top.jpg" descr="Reports: headline figures for the chosen period." title="Reports: headline figures for the chosen period."/>
@@ -4829,7 +4829,7 @@
           <w:noProof/>
         </w:rPr>
         <w:drawing>
-          <wp:inline distT="0" distB="0" distL="0" distR="0" wp14:anchorId="6675B61D" wp14:editId="4CD86F9E">
+          <wp:inline distT="0" distB="0" distL="0" distR="0" wp14:anchorId="5329F7C5" wp14:editId="0C13359C">
             <wp:extent cx="5334000" cy="3409950"/>
             <wp:effectExtent l="0" t="0" r="0" b="0"/>
             <wp:docPr id="7" name="adm_reports_funnel.jpg" descr="Case funnel: each case counted once at every stage it has reached." title="Case funnel: each case counted once at every stage it has reached."/>
@@ -4929,7 +4929,7 @@
         </w:rPr>
         <w:lastRenderedPageBreak/>
         <w:drawing>
-          <wp:inline distT="0" distB="0" distL="0" distR="0" wp14:anchorId="263EEE9F" wp14:editId="575504A7">
+          <wp:inline distT="0" distB="0" distL="0" distR="0" wp14:anchorId="57FC4A82" wp14:editId="04C336D8">
             <wp:extent cx="5334000" cy="3248025"/>
             <wp:effectExtent l="0" t="0" r="0" b="0"/>
             <wp:docPr id="8" name="adm_reports_funnel_table.jpg" descr="The same chart as a table." title="The same chart as a table."/>
@@ -5028,7 +5028,7 @@
           <w:noProof/>
         </w:rPr>
         <w:drawing>
-          <wp:inline distT="0" distB="0" distL="0" distR="0" wp14:anchorId="73A07207" wp14:editId="6D435DF1">
+          <wp:inline distT="0" distB="0" distL="0" distR="0" wp14:anchorId="501BB93C" wp14:editId="529E188C">
             <wp:extent cx="5334000" cy="2628900"/>
             <wp:effectExtent l="0" t="0" r="0" b="0"/>
             <wp:docPr id="9" name="adm_reports_coverage.jpg" descr="Coverage by group." title="Coverage by group."/>
@@ -5128,7 +5128,7 @@
         </w:rPr>
         <w:lastRenderedPageBreak/>
         <w:drawing>
-          <wp:inline distT="0" distB="0" distL="0" distR="0" wp14:anchorId="4C77D9DD" wp14:editId="2CEDE21B">
+          <wp:inline distT="0" distB="0" distL="0" distR="0" wp14:anchorId="1620A654" wp14:editId="7D999477">
             <wp:extent cx="5334000" cy="2600325"/>
             <wp:effectExtent l="0" t="0" r="0" b="0"/>
             <wp:docPr id="10" name="adm_reports_modes.jpg" descr="Administration modes." title="Administration modes."/>
@@ -5237,7 +5237,7 @@
           <w:noProof/>
         </w:rPr>
         <w:drawing>
-          <wp:inline distT="0" distB="0" distL="0" distR="0" wp14:anchorId="3D07F216" wp14:editId="74DF0C62">
+          <wp:inline distT="0" distB="0" distL="0" distR="0" wp14:anchorId="07E1A307" wp14:editId="7637F884">
             <wp:extent cx="5334000" cy="2905125"/>
             <wp:effectExtent l="0" t="0" r="0" b="0"/>
             <wp:docPr id="11" name="adm_reports_duration.jpg" descr="Completion-time distribution." title="Completion-time distribution."/>
@@ -5319,7 +5319,7 @@
       <w:pPr>
         <w:pStyle w:val="Heading2"/>
       </w:pPr>
-      <w:bookmarkStart w:id="11" w:name="_Toc242204688"/>
+      <w:bookmarkStart w:id="11" w:name="_Toc242217157"/>
       <w:r>
         <w:lastRenderedPageBreak/>
         <w:t>4.4 Downloading data</w:t>
@@ -5337,7 +5337,7 @@
           <w:noProof/>
         </w:rPr>
         <w:drawing>
-          <wp:inline distT="0" distB="0" distL="0" distR="0" wp14:anchorId="2BEAF600" wp14:editId="6FEC3524">
+          <wp:inline distT="0" distB="0" distL="0" distR="0" wp14:anchorId="5C45C9E6" wp14:editId="7C5F76C2">
             <wp:extent cx="5715000" cy="1876425"/>
             <wp:effectExtent l="0" t="0" r="0" b="0"/>
             <wp:docPr id="12" name="an_export.jpg" descr="Data Export." title="Data Export."/>
@@ -6029,7 +6029,7 @@
       <w:pPr>
         <w:pStyle w:val="Heading2"/>
       </w:pPr>
-      <w:bookmarkStart w:id="12" w:name="_Toc242204689"/>
+      <w:bookmarkStart w:id="12" w:name="_Toc242217158"/>
       <w:r>
         <w:lastRenderedPageBreak/>
         <w:t>4.5 Working with the analysis export</w:t>
@@ -6175,7 +6175,7 @@
         <w:pStyle w:val="Heading1"/>
         <w:pageBreakBefore/>
       </w:pPr>
-      <w:bookmarkStart w:id="13" w:name="_Toc242204690"/>
+      <w:bookmarkStart w:id="13" w:name="_Toc242217159"/>
       <w:r>
         <w:lastRenderedPageBreak/>
         <w:t>5. Rules you must follow</w:t>
@@ -6313,7 +6313,7 @@
         <w:pStyle w:val="Heading1"/>
         <w:pageBreakBefore/>
       </w:pPr>
-      <w:bookmarkStart w:id="14" w:name="_Toc242204691"/>
+      <w:bookmarkStart w:id="14" w:name="_Toc242217160"/>
       <w:r>
         <w:lastRenderedPageBreak/>
         <w:t>6. Troubleshooting</w:t>
@@ -7608,7 +7608,7 @@
         <w:pStyle w:val="Heading1"/>
         <w:pageBreakBefore/>
       </w:pPr>
-      <w:bookmarkStart w:id="15" w:name="_Toc242204692"/>
+      <w:bookmarkStart w:id="15" w:name="_Toc242217161"/>
       <w:r>
         <w:lastRenderedPageBreak/>
         <w:t>7. Quick reference</w:t>
@@ -7887,7 +7887,7 @@
         <w:pStyle w:val="Heading1"/>
         <w:pageBreakBefore/>
       </w:pPr>
-      <w:bookmarkStart w:id="16" w:name="_Toc242204693"/>
+      <w:bookmarkStart w:id="16" w:name="_Toc242217162"/>
       <w:r>
         <w:lastRenderedPageBreak/>
         <w:t>8. Every screen and button for your role</w:t>
@@ -8050,7 +8050,7 @@
       <w:pPr>
         <w:pStyle w:val="Heading2"/>
       </w:pPr>
-      <w:bookmarkStart w:id="17" w:name="_Toc242204694"/>
+      <w:bookmarkStart w:id="17" w:name="_Toc242217163"/>
       <w:r>
         <w:t>8.1 Sign in</w:t>
       </w:r>
@@ -8563,7 +8563,7 @@
       <w:pPr>
         <w:pStyle w:val="Heading2"/>
       </w:pPr>
-      <w:bookmarkStart w:id="18" w:name="_Toc242204695"/>
+      <w:bookmarkStart w:id="18" w:name="_Toc242217164"/>
       <w:r>
         <w:t>8.2 The header and menu bar (every screen)</w:t>
       </w:r>
@@ -9287,7 +9287,7 @@
       <w:pPr>
         <w:pStyle w:val="Heading2"/>
       </w:pPr>
-      <w:bookmarkStart w:id="19" w:name="_Toc242204696"/>
+      <w:bookmarkStart w:id="19" w:name="_Toc242217165"/>
       <w:r>
         <w:t>8.3 Change Password</w:t>
       </w:r>
@@ -9907,7 +9907,7 @@
       <w:pPr>
         <w:pStyle w:val="Heading2"/>
       </w:pPr>
-      <w:bookmarkStart w:id="20" w:name="_Toc242204697"/>
+      <w:bookmarkStart w:id="20" w:name="_Toc242217166"/>
       <w:r>
         <w:t>8.4 Executive Dashboard</w:t>
       </w:r>
@@ -10421,7 +10421,7 @@
       <w:pPr>
         <w:pStyle w:val="Heading2"/>
       </w:pPr>
-      <w:bookmarkStart w:id="21" w:name="_Toc242204698"/>
+      <w:bookmarkStart w:id="21" w:name="_Toc242217167"/>
       <w:r>
         <w:t>8.5 Sampling Dashboard</w:t>
       </w:r>
@@ -10934,7 +10934,7 @@
       <w:pPr>
         <w:pStyle w:val="Heading2"/>
       </w:pPr>
-      <w:bookmarkStart w:id="22" w:name="_Toc242204699"/>
+      <w:bookmarkStart w:id="22" w:name="_Toc242217168"/>
       <w:r>
         <w:t>8.6 Contact Dashboard</w:t>
       </w:r>
@@ -11237,7 +11237,7 @@
       <w:pPr>
         <w:pStyle w:val="Heading2"/>
       </w:pPr>
-      <w:bookmarkStart w:id="23" w:name="_Toc242204700"/>
+      <w:bookmarkStart w:id="23" w:name="_Toc242217169"/>
       <w:r>
         <w:lastRenderedPageBreak/>
         <w:t>8.7 KII / Document Dashboard</w:t>
@@ -11648,7 +11648,7 @@
       <w:pPr>
         <w:pStyle w:val="Heading2"/>
       </w:pPr>
-      <w:bookmarkStart w:id="24" w:name="_Toc242204701"/>
+      <w:bookmarkStart w:id="24" w:name="_Toc242217170"/>
       <w:r>
         <w:t>8.8 Reports</w:t>
       </w:r>
@@ -12161,7 +12161,7 @@
       <w:pPr>
         <w:pStyle w:val="Heading2"/>
       </w:pPr>
-      <w:bookmarkStart w:id="25" w:name="_Toc242204702"/>
+      <w:bookmarkStart w:id="25" w:name="_Toc242217171"/>
       <w:r>
         <w:t>8.9 Cost Dashboard</w:t>
       </w:r>
@@ -12464,7 +12464,7 @@
       <w:pPr>
         <w:pStyle w:val="Heading2"/>
       </w:pPr>
-      <w:bookmarkStart w:id="26" w:name="_Toc242204703"/>
+      <w:bookmarkStart w:id="26" w:name="_Toc242217172"/>
       <w:r>
         <w:lastRenderedPageBreak/>
         <w:t>8.10 Export</w:t>
@@ -12812,7 +12812,7 @@
         <w:sz w:val="16"/>
         <w:szCs w:val="16"/>
       </w:rPr>
-      <w:t>Version 1.27 · 6 October 2026</w:t>
+      <w:t>Version 1.28 · 6 October 2026</w:t>
     </w:r>
     <w:r>
       <w:rPr>
@@ -12985,10 +12985,10 @@
 <file path=word/numbering.xml><?xml version="1.0" encoding="utf-8"?>
 <w:numbering xmlns:wpc="http://schemas.microsoft.com/office/word/2010/wordprocessingCanvas" xmlns:cx="http://schemas.microsoft.com/office/drawing/2014/chartex" xmlns:cx1="http://schemas.microsoft.com/office/drawing/2015/9/8/chartex" xmlns:cx2="http://schemas.microsoft.com/office/drawing/2015/10/21/chartex" xmlns:cx3="http://schemas.microsoft.com/office/drawing/2016/5/9/chartex" xmlns:cx4="http://schemas.microsoft.com/office/drawing/2016/5/10/chartex" xmlns:cx5="http://schemas.microsoft.com/office/drawing/2016/5/11/chartex" xmlns:cx6="http://schemas.microsoft.com/office/drawing/2016/5/12/chartex" xmlns:cx7="http://schemas.microsoft.com/office/drawing/2016/5/13/chartex" xmlns:cx8="http://schemas.microsoft.com/office/drawing/2016/5/14/chartex" xmlns:mc="http://schemas.openxmlformats.org/markup-compatibility/2006" xmlns:aink="http://schemas.microsoft.com/office/drawing/2016/ink" xmlns:am3d="http://schemas.microsoft.com/office/drawing/2017/model3d" xmlns:o="urn:schemas-microsoft-com:office:office" xmlns:oel="http://schemas.microsoft.com/office/2019/extlst" xmlns:r="http://schemas.openxmlformats.org/officeDocument/2006/relationships" xmlns:m="http://schemas.openxmlformats.org/officeDocument/2006/math" xmlns:v="urn:schemas-microsoft-com:vml" xmlns:wp14="http://schemas.microsoft.com/office/word/2010/wordprocessingDrawing" xmlns:wp="http://schemas.openxmlformats.org/drawingml/2006/wordprocessingDrawing" xmlns:w10="urn:schemas-microsoft-com:office:word" xmlns:w="http://schemas.openxmlformats.org/wordprocessingml/2006/main" xmlns:w14="http://schemas.microsoft.com/office/word/2010/wordml" xmlns:w15="http://schemas.microsoft.com/office/word/2012/wordml" xmlns:w16cex="http://schemas.microsoft.com/office/word/2018/wordml/cex" xmlns:w16cid="http://schemas.microsoft.com/office/word/2016/wordml/cid" xmlns:w16="http://schemas.microsoft.com/office/word/2018/wordml" xmlns:w16sdtdh="http://schemas.microsoft.com/office/word/2020/wordml/sdtdatahash" xmlns:w16se="http://schemas.microsoft.com/office/word/2015/wordml/symex" xmlns:wpg="http://schemas.microsoft.com/office/word/2010/wordprocessingGroup" xmlns:wpi="http://schemas.microsoft.com/office/word/2010/wordprocessingInk" xmlns:wne="http://schemas.microsoft.com/office/word/2006/wordml" xmlns:wps="http://schemas.microsoft.com/office/word/2010/wordprocessingShape" mc:Ignorable="w14 w15 w16se w16cid w16 w16cex w16sdtdh wp14">
   <w:abstractNum w:abstractNumId="0" w15:restartNumberingAfterBreak="0">
-    <w:nsid w:val="0ADB34EA"/>
+    <w:nsid w:val="39970B4F"/>
     <w:multiLevelType w:val="hybridMultilevel"/>
-    <w:tmpl w:val="6CE29550"/>
-    <w:lvl w:ilvl="0" w:tplc="883028C2">
+    <w:tmpl w:val="E89C2C02"/>
+    <w:lvl w:ilvl="0" w:tplc="99444E8E">
       <w:start w:val="1"/>
       <w:numFmt w:val="decimal"/>
       <w:lvlText w:val="%1."/>
@@ -13002,52 +13002,138 @@
         <w:color w:val="A67C27"/>
       </w:rPr>
     </w:lvl>
-    <w:lvl w:ilvl="1" w:tplc="E026963C">
+    <w:lvl w:ilvl="1" w:tplc="0BEE2AC2">
       <w:numFmt w:val="decimal"/>
       <w:lvlText w:val=""/>
       <w:lvlJc w:val="left"/>
     </w:lvl>
-    <w:lvl w:ilvl="2" w:tplc="E6FE1E5C">
+    <w:lvl w:ilvl="2" w:tplc="D5D4C2EC">
       <w:numFmt w:val="decimal"/>
       <w:lvlText w:val=""/>
       <w:lvlJc w:val="left"/>
     </w:lvl>
-    <w:lvl w:ilvl="3" w:tplc="125A6752">
+    <w:lvl w:ilvl="3" w:tplc="486497AA">
       <w:numFmt w:val="decimal"/>
       <w:lvlText w:val=""/>
       <w:lvlJc w:val="left"/>
     </w:lvl>
-    <w:lvl w:ilvl="4" w:tplc="2F8EE51E">
+    <w:lvl w:ilvl="4" w:tplc="CFEE79CE">
       <w:numFmt w:val="decimal"/>
       <w:lvlText w:val=""/>
       <w:lvlJc w:val="left"/>
     </w:lvl>
-    <w:lvl w:ilvl="5" w:tplc="67B2ACCE">
+    <w:lvl w:ilvl="5" w:tplc="333AB7AE">
       <w:numFmt w:val="decimal"/>
       <w:lvlText w:val=""/>
       <w:lvlJc w:val="left"/>
     </w:lvl>
-    <w:lvl w:ilvl="6" w:tplc="C8B20776">
+    <w:lvl w:ilvl="6" w:tplc="3D0ECF00">
       <w:numFmt w:val="decimal"/>
       <w:lvlText w:val=""/>
       <w:lvlJc w:val="left"/>
     </w:lvl>
-    <w:lvl w:ilvl="7" w:tplc="BD002D40">
+    <w:lvl w:ilvl="7" w:tplc="E7DA35E6">
       <w:numFmt w:val="decimal"/>
       <w:lvlText w:val=""/>
       <w:lvlJc w:val="left"/>
     </w:lvl>
-    <w:lvl w:ilvl="8" w:tplc="6C9E8AFA">
+    <w:lvl w:ilvl="8" w:tplc="23888998">
       <w:numFmt w:val="decimal"/>
       <w:lvlText w:val=""/>
       <w:lvlJc w:val="left"/>
     </w:lvl>
   </w:abstractNum>
   <w:abstractNum w:abstractNumId="1" w15:restartNumberingAfterBreak="0">
-    <w:nsid w:val="15F16514"/>
+    <w:nsid w:val="3F4E52E8"/>
     <w:multiLevelType w:val="hybridMultilevel"/>
-    <w:tmpl w:val="E6583E84"/>
-    <w:lvl w:ilvl="0" w:tplc="C5DE584E">
+    <w:tmpl w:val="BB7C1442"/>
+    <w:lvl w:ilvl="0" w:tplc="9A0AD85E">
+      <w:start w:val="1"/>
+      <w:numFmt w:val="bullet"/>
+      <w:lvlText w:val="●"/>
+      <w:lvlJc w:val="left"/>
+      <w:pPr>
+        <w:ind w:left="720" w:hanging="360"/>
+      </w:pPr>
+    </w:lvl>
+    <w:lvl w:ilvl="1" w:tplc="1AEA0CEA">
+      <w:start w:val="1"/>
+      <w:numFmt w:val="bullet"/>
+      <w:lvlText w:val="○"/>
+      <w:lvlJc w:val="left"/>
+      <w:pPr>
+        <w:ind w:left="1440" w:hanging="360"/>
+      </w:pPr>
+    </w:lvl>
+    <w:lvl w:ilvl="2" w:tplc="D3F03526">
+      <w:start w:val="1"/>
+      <w:numFmt w:val="bullet"/>
+      <w:lvlText w:val="■"/>
+      <w:lvlJc w:val="left"/>
+      <w:pPr>
+        <w:ind w:left="2160" w:hanging="360"/>
+      </w:pPr>
+    </w:lvl>
+    <w:lvl w:ilvl="3" w:tplc="7C6245B6">
+      <w:start w:val="1"/>
+      <w:numFmt w:val="bullet"/>
+      <w:lvlText w:val="●"/>
+      <w:lvlJc w:val="left"/>
+      <w:pPr>
+        <w:ind w:left="2880" w:hanging="360"/>
+      </w:pPr>
+    </w:lvl>
+    <w:lvl w:ilvl="4" w:tplc="A726FE72">
+      <w:start w:val="1"/>
+      <w:numFmt w:val="bullet"/>
+      <w:lvlText w:val="○"/>
+      <w:lvlJc w:val="left"/>
+      <w:pPr>
+        <w:ind w:left="3600" w:hanging="360"/>
+      </w:pPr>
+    </w:lvl>
+    <w:lvl w:ilvl="5" w:tplc="F0A6D7F2">
+      <w:start w:val="1"/>
+      <w:numFmt w:val="bullet"/>
+      <w:lvlText w:val="■"/>
+      <w:lvlJc w:val="left"/>
+      <w:pPr>
+        <w:ind w:left="4320" w:hanging="360"/>
+      </w:pPr>
+    </w:lvl>
+    <w:lvl w:ilvl="6" w:tplc="F65A78E0">
+      <w:start w:val="1"/>
+      <w:numFmt w:val="bullet"/>
+      <w:lvlText w:val="●"/>
+      <w:lvlJc w:val="left"/>
+      <w:pPr>
+        <w:ind w:left="5040" w:hanging="360"/>
+      </w:pPr>
+    </w:lvl>
+    <w:lvl w:ilvl="7" w:tplc="B3904566">
+      <w:start w:val="1"/>
+      <w:numFmt w:val="bullet"/>
+      <w:lvlText w:val="●"/>
+      <w:lvlJc w:val="left"/>
+      <w:pPr>
+        <w:ind w:left="5760" w:hanging="360"/>
+      </w:pPr>
+    </w:lvl>
+    <w:lvl w:ilvl="8" w:tplc="E5C66DF6">
+      <w:start w:val="1"/>
+      <w:numFmt w:val="bullet"/>
+      <w:lvlText w:val="●"/>
+      <w:lvlJc w:val="left"/>
+      <w:pPr>
+        <w:ind w:left="6480" w:hanging="360"/>
+      </w:pPr>
+    </w:lvl>
+  </w:abstractNum>
+  <w:abstractNum w:abstractNumId="2" w15:restartNumberingAfterBreak="0">
+    <w:nsid w:val="6C3F77A1"/>
+    <w:multiLevelType w:val="hybridMultilevel"/>
+    <w:tmpl w:val="6F30FE5C"/>
+    <w:lvl w:ilvl="0" w:tplc="ADF657B8">
       <w:start w:val="1"/>
       <w:numFmt w:val="decimal"/>
       <w:lvlText w:val="%1."/>
@@ -13061,52 +13147,52 @@
         <w:color w:val="A67C27"/>
       </w:rPr>
     </w:lvl>
-    <w:lvl w:ilvl="1" w:tplc="334C37C8">
+    <w:lvl w:ilvl="1" w:tplc="C1903770">
       <w:numFmt w:val="decimal"/>
       <w:lvlText w:val=""/>
       <w:lvlJc w:val="left"/>
     </w:lvl>
-    <w:lvl w:ilvl="2" w:tplc="7CD0CDF6">
+    <w:lvl w:ilvl="2" w:tplc="39E8D99A">
       <w:numFmt w:val="decimal"/>
       <w:lvlText w:val=""/>
       <w:lvlJc w:val="left"/>
     </w:lvl>
-    <w:lvl w:ilvl="3" w:tplc="D0C49EC0">
+    <w:lvl w:ilvl="3" w:tplc="A8B6BCC6">
       <w:numFmt w:val="decimal"/>
       <w:lvlText w:val=""/>
       <w:lvlJc w:val="left"/>
     </w:lvl>
-    <w:lvl w:ilvl="4" w:tplc="D35E59D2">
+    <w:lvl w:ilvl="4" w:tplc="B0A66208">
       <w:numFmt w:val="decimal"/>
       <w:lvlText w:val=""/>
       <w:lvlJc w:val="left"/>
     </w:lvl>
-    <w:lvl w:ilvl="5" w:tplc="30EC337A">
+    <w:lvl w:ilvl="5" w:tplc="63BEDCDE">
       <w:numFmt w:val="decimal"/>
       <w:lvlText w:val=""/>
       <w:lvlJc w:val="left"/>
     </w:lvl>
-    <w:lvl w:ilvl="6" w:tplc="60BECD92">
+    <w:lvl w:ilvl="6" w:tplc="D876D078">
       <w:numFmt w:val="decimal"/>
       <w:lvlText w:val=""/>
       <w:lvlJc w:val="left"/>
     </w:lvl>
-    <w:lvl w:ilvl="7" w:tplc="06F64F9C">
+    <w:lvl w:ilvl="7" w:tplc="23C462B8">
       <w:numFmt w:val="decimal"/>
       <w:lvlText w:val=""/>
       <w:lvlJc w:val="left"/>
     </w:lvl>
-    <w:lvl w:ilvl="8" w:tplc="8D6E3134">
+    <w:lvl w:ilvl="8" w:tplc="BE30AB44">
       <w:numFmt w:val="decimal"/>
       <w:lvlText w:val=""/>
       <w:lvlJc w:val="left"/>
     </w:lvl>
   </w:abstractNum>
-  <w:abstractNum w:abstractNumId="2" w15:restartNumberingAfterBreak="0">
-    <w:nsid w:val="235F22CF"/>
+  <w:abstractNum w:abstractNumId="3" w15:restartNumberingAfterBreak="0">
+    <w:nsid w:val="76C70A79"/>
     <w:multiLevelType w:val="hybridMultilevel"/>
-    <w:tmpl w:val="2124CA08"/>
-    <w:lvl w:ilvl="0" w:tplc="238C1B5C">
+    <w:tmpl w:val="037031E6"/>
+    <w:lvl w:ilvl="0" w:tplc="B6F66B02">
       <w:start w:val="1"/>
       <w:numFmt w:val="decimal"/>
       <w:lvlText w:val="%1."/>
@@ -13120,216 +13206,130 @@
         <w:color w:val="A67C27"/>
       </w:rPr>
     </w:lvl>
-    <w:lvl w:ilvl="1" w:tplc="F500C11C">
+    <w:lvl w:ilvl="1" w:tplc="BDEA69C2">
       <w:numFmt w:val="decimal"/>
       <w:lvlText w:val=""/>
       <w:lvlJc w:val="left"/>
     </w:lvl>
-    <w:lvl w:ilvl="2" w:tplc="F6E8C986">
+    <w:lvl w:ilvl="2" w:tplc="C9369244">
       <w:numFmt w:val="decimal"/>
       <w:lvlText w:val=""/>
       <w:lvlJc w:val="left"/>
     </w:lvl>
-    <w:lvl w:ilvl="3" w:tplc="C03AE7F8">
+    <w:lvl w:ilvl="3" w:tplc="D912325A">
       <w:numFmt w:val="decimal"/>
       <w:lvlText w:val=""/>
       <w:lvlJc w:val="left"/>
     </w:lvl>
-    <w:lvl w:ilvl="4" w:tplc="B6F2DDBA">
+    <w:lvl w:ilvl="4" w:tplc="27E4B492">
       <w:numFmt w:val="decimal"/>
       <w:lvlText w:val=""/>
       <w:lvlJc w:val="left"/>
     </w:lvl>
-    <w:lvl w:ilvl="5" w:tplc="C794F77C">
+    <w:lvl w:ilvl="5" w:tplc="D5C8F51A">
       <w:numFmt w:val="decimal"/>
       <w:lvlText w:val=""/>
       <w:lvlJc w:val="left"/>
     </w:lvl>
-    <w:lvl w:ilvl="6" w:tplc="07BCF2DC">
+    <w:lvl w:ilvl="6" w:tplc="A95814B4">
       <w:numFmt w:val="decimal"/>
       <w:lvlText w:val=""/>
       <w:lvlJc w:val="left"/>
     </w:lvl>
-    <w:lvl w:ilvl="7" w:tplc="8D7C7732">
+    <w:lvl w:ilvl="7" w:tplc="C5807CC8">
       <w:numFmt w:val="decimal"/>
       <w:lvlText w:val=""/>
       <w:lvlJc w:val="left"/>
     </w:lvl>
-    <w:lvl w:ilvl="8" w:tplc="53D2161E">
-      <w:numFmt w:val="decimal"/>
-      <w:lvlText w:val=""/>
-      <w:lvlJc w:val="left"/>
-    </w:lvl>
-  </w:abstractNum>
-  <w:abstractNum w:abstractNumId="3" w15:restartNumberingAfterBreak="0">
-    <w:nsid w:val="4C9C4837"/>
-    <w:multiLevelType w:val="hybridMultilevel"/>
-    <w:tmpl w:val="4DBCA0CC"/>
-    <w:lvl w:ilvl="0" w:tplc="4332489C">
-      <w:start w:val="1"/>
-      <w:numFmt w:val="bullet"/>
-      <w:lvlText w:val="•"/>
-      <w:lvlJc w:val="left"/>
-      <w:pPr>
-        <w:ind w:left="460" w:hanging="280"/>
-      </w:pPr>
-    </w:lvl>
-    <w:lvl w:ilvl="1" w:tplc="1840D890">
-      <w:start w:val="1"/>
-      <w:numFmt w:val="bullet"/>
-      <w:lvlText w:val="–"/>
-      <w:lvlJc w:val="left"/>
-      <w:pPr>
-        <w:ind w:left="900" w:hanging="280"/>
-      </w:pPr>
-    </w:lvl>
-    <w:lvl w:ilvl="2" w:tplc="B8AC2B00">
-      <w:numFmt w:val="decimal"/>
-      <w:lvlText w:val=""/>
-      <w:lvlJc w:val="left"/>
-    </w:lvl>
-    <w:lvl w:ilvl="3" w:tplc="072EDF80">
-      <w:numFmt w:val="decimal"/>
-      <w:lvlText w:val=""/>
-      <w:lvlJc w:val="left"/>
-    </w:lvl>
-    <w:lvl w:ilvl="4" w:tplc="F2761AE4">
-      <w:numFmt w:val="decimal"/>
-      <w:lvlText w:val=""/>
-      <w:lvlJc w:val="left"/>
-    </w:lvl>
-    <w:lvl w:ilvl="5" w:tplc="1AFA59FC">
-      <w:numFmt w:val="decimal"/>
-      <w:lvlText w:val=""/>
-      <w:lvlJc w:val="left"/>
-    </w:lvl>
-    <w:lvl w:ilvl="6" w:tplc="80EC66DC">
-      <w:numFmt w:val="decimal"/>
-      <w:lvlText w:val=""/>
-      <w:lvlJc w:val="left"/>
-    </w:lvl>
-    <w:lvl w:ilvl="7" w:tplc="9940C15A">
-      <w:numFmt w:val="decimal"/>
-      <w:lvlText w:val=""/>
-      <w:lvlJc w:val="left"/>
-    </w:lvl>
-    <w:lvl w:ilvl="8" w:tplc="29D4353A">
+    <w:lvl w:ilvl="8" w:tplc="81A40FE2">
       <w:numFmt w:val="decimal"/>
       <w:lvlText w:val=""/>
       <w:lvlJc w:val="left"/>
     </w:lvl>
   </w:abstractNum>
   <w:abstractNum w:abstractNumId="4" w15:restartNumberingAfterBreak="0">
-    <w:nsid w:val="66964CE5"/>
+    <w:nsid w:val="7F077AB9"/>
     <w:multiLevelType w:val="hybridMultilevel"/>
-    <w:tmpl w:val="7FA09E1E"/>
-    <w:lvl w:ilvl="0" w:tplc="57E43D4A">
+    <w:tmpl w:val="BD5E6EEE"/>
+    <w:lvl w:ilvl="0" w:tplc="19948A60">
       <w:start w:val="1"/>
       <w:numFmt w:val="bullet"/>
-      <w:lvlText w:val="●"/>
+      <w:lvlText w:val="•"/>
       <w:lvlJc w:val="left"/>
       <w:pPr>
-        <w:ind w:left="720" w:hanging="360"/>
+        <w:ind w:left="460" w:hanging="280"/>
       </w:pPr>
     </w:lvl>
-    <w:lvl w:ilvl="1" w:tplc="919A48BA">
+    <w:lvl w:ilvl="1" w:tplc="F4FACBDC">
       <w:start w:val="1"/>
       <w:numFmt w:val="bullet"/>
-      <w:lvlText w:val="○"/>
+      <w:lvlText w:val="–"/>
       <w:lvlJc w:val="left"/>
       <w:pPr>
-        <w:ind w:left="1440" w:hanging="360"/>
+        <w:ind w:left="900" w:hanging="280"/>
       </w:pPr>
     </w:lvl>
-    <w:lvl w:ilvl="2" w:tplc="77BE1270">
-      <w:start w:val="1"/>
-      <w:numFmt w:val="bullet"/>
-      <w:lvlText w:val="■"/>
+    <w:lvl w:ilvl="2" w:tplc="349A66DC">
+      <w:numFmt w:val="decimal"/>
+      <w:lvlText w:val=""/>
       <w:lvlJc w:val="left"/>
-      <w:pPr>
-        <w:ind w:left="2160" w:hanging="360"/>
-      </w:pPr>
     </w:lvl>
-    <w:lvl w:ilvl="3" w:tplc="AFBE8362">
-      <w:start w:val="1"/>
-      <w:numFmt w:val="bullet"/>
-      <w:lvlText w:val="●"/>
+    <w:lvl w:ilvl="3" w:tplc="9D1E1398">
+      <w:numFmt w:val="decimal"/>
+      <w:lvlText w:val=""/>
       <w:lvlJc w:val="left"/>
-      <w:pPr>
-        <w:ind w:left="2880" w:hanging="360"/>
-      </w:pPr>
     </w:lvl>
-    <w:lvl w:ilvl="4" w:tplc="D94E1E76">
-      <w:start w:val="1"/>
-      <w:numFmt w:val="bullet"/>
-      <w:lvlText w:val="○"/>
+    <w:lvl w:ilvl="4" w:tplc="F8D8FAEC">
+      <w:numFmt w:val="decimal"/>
+      <w:lvlText w:val=""/>
       <w:lvlJc w:val="left"/>
-      <w:pPr>
-        <w:ind w:left="3600" w:hanging="360"/>
-      </w:pPr>
     </w:lvl>
-    <w:lvl w:ilvl="5" w:tplc="076657E0">
-      <w:start w:val="1"/>
-      <w:numFmt w:val="bullet"/>
-      <w:lvlText w:val="■"/>
+    <w:lvl w:ilvl="5" w:tplc="E538343A">
+      <w:numFmt w:val="decimal"/>
+      <w:lvlText w:val=""/>
       <w:lvlJc w:val="left"/>
-      <w:pPr>
-        <w:ind w:left="4320" w:hanging="360"/>
-      </w:pPr>
     </w:lvl>
-    <w:lvl w:ilvl="6" w:tplc="8BF4AD90">
-      <w:start w:val="1"/>
-      <w:numFmt w:val="bullet"/>
-      <w:lvlText w:val="●"/>
+    <w:lvl w:ilvl="6" w:tplc="EA08FA70">
+      <w:numFmt w:val="decimal"/>
+      <w:lvlText w:val=""/>
       <w:lvlJc w:val="left"/>
-      <w:pPr>
-        <w:ind w:left="5040" w:hanging="360"/>
-      </w:pPr>
     </w:lvl>
-    <w:lvl w:ilvl="7" w:tplc="EDAEED92">
-      <w:start w:val="1"/>
-      <w:numFmt w:val="bullet"/>
-      <w:lvlText w:val="●"/>
+    <w:lvl w:ilvl="7" w:tplc="2D36FBF8">
+      <w:numFmt w:val="decimal"/>
+      <w:lvlText w:val=""/>
       <w:lvlJc w:val="left"/>
-      <w:pPr>
-        <w:ind w:left="5760" w:hanging="360"/>
-      </w:pPr>
     </w:lvl>
-    <w:lvl w:ilvl="8" w:tplc="C354E1C6">
-      <w:start w:val="1"/>
-      <w:numFmt w:val="bullet"/>
-      <w:lvlText w:val="●"/>
+    <w:lvl w:ilvl="8" w:tplc="E90276F6">
+      <w:numFmt w:val="decimal"/>
+      <w:lvlText w:val=""/>
       <w:lvlJc w:val="left"/>
-      <w:pPr>
-        <w:ind w:left="6480" w:hanging="360"/>
-      </w:pPr>
     </w:lvl>
   </w:abstractNum>
-  <w:num w:numId="1" w16cid:durableId="523786058">
+  <w:num w:numId="1" w16cid:durableId="1977366716">
+    <w:abstractNumId w:val="1"/>
+    <w:lvlOverride w:ilvl="0">
+      <w:startOverride w:val="1"/>
+    </w:lvlOverride>
+  </w:num>
+  <w:num w:numId="2" w16cid:durableId="1914046759">
     <w:abstractNumId w:val="4"/>
     <w:lvlOverride w:ilvl="0">
       <w:startOverride w:val="1"/>
     </w:lvlOverride>
   </w:num>
-  <w:num w:numId="2" w16cid:durableId="479807406">
+  <w:num w:numId="3" w16cid:durableId="360278379">
+    <w:abstractNumId w:val="2"/>
+    <w:lvlOverride w:ilvl="0">
+      <w:startOverride w:val="1"/>
+    </w:lvlOverride>
+  </w:num>
+  <w:num w:numId="4" w16cid:durableId="1433821556">
     <w:abstractNumId w:val="3"/>
     <w:lvlOverride w:ilvl="0">
       <w:startOverride w:val="1"/>
     </w:lvlOverride>
   </w:num>
-  <w:num w:numId="3" w16cid:durableId="1353527658">
-    <w:abstractNumId w:val="2"/>
-    <w:lvlOverride w:ilvl="0">
-      <w:startOverride w:val="1"/>
-    </w:lvlOverride>
-  </w:num>
-  <w:num w:numId="4" w16cid:durableId="403529462">
-    <w:abstractNumId w:val="1"/>
-    <w:lvlOverride w:ilvl="0">
-      <w:startOverride w:val="1"/>
-    </w:lvlOverride>
-  </w:num>
-  <w:num w:numId="5" w16cid:durableId="1950503747">
+  <w:num w:numId="5" w16cid:durableId="388502553">
     <w:abstractNumId w:val="0"/>
     <w:lvlOverride w:ilvl="0">
       <w:startOverride w:val="1"/>
@@ -13955,7 +13955,7 @@
     <w:autoRedefine/>
     <w:uiPriority w:val="39"/>
     <w:unhideWhenUsed/>
-    <w:rsid w:val="0065436A"/>
+    <w:rsid w:val="004E6BD1"/>
     <w:pPr>
       <w:spacing w:after="100"/>
     </w:pPr>
@@ -13967,7 +13967,7 @@
     <w:autoRedefine/>
     <w:uiPriority w:val="39"/>
     <w:unhideWhenUsed/>
-    <w:rsid w:val="0065436A"/>
+    <w:rsid w:val="004E6BD1"/>
     <w:pPr>
       <w:spacing w:after="100"/>
       <w:ind w:left="210"/>

--- a/docs/manuals/Role_Guide_7_Analyst.docx
+++ b/docs/manuals/Role_Guide_7_Analyst.docx
@@ -469,7 +469,7 @@
                 <w:sz w:val="19"/>
                 <w:szCs w:val="19"/>
               </w:rPr>
-              <w:t>Version 1.28 · 6 October 2026</w:t>
+              <w:t>Version 1.29 · 7 October 2026</w:t>
             </w:r>
           </w:p>
         </w:tc>
@@ -538,7 +538,7 @@
     <w:sdt>
       <w:sdtPr>
         <w:alias w:val="Contents"/>
-        <w:id w:val="-944687372"/>
+        <w:id w:val="1145860079"/>
       </w:sdtPr>
       <w:sdtEndPr/>
       <w:sdtContent>
@@ -567,7 +567,7 @@
           <w:r>
             <w:fldChar w:fldCharType="separate"/>
           </w:r>
-          <w:hyperlink w:anchor="_Toc242217146" w:history="1">
+          <w:hyperlink w:anchor="_Toc242273737" w:history="1">
             <w:r>
               <w:rPr>
                 <w:rStyle w:val="Hyperlink"/>
@@ -591,7 +591,7 @@
               <w:rPr>
                 <w:noProof/>
               </w:rPr>
-              <w:instrText xml:space="preserve"> PAGEREF _Toc242217146 \h </w:instrText>
+              <w:instrText xml:space="preserve"> PAGEREF _Toc242273737 \h </w:instrText>
             </w:r>
             <w:r>
               <w:rPr>
@@ -634,7 +634,7 @@
               <w14:ligatures w14:val="standardContextual"/>
             </w:rPr>
           </w:pPr>
-          <w:hyperlink w:anchor="_Toc242217147" w:history="1">
+          <w:hyperlink w:anchor="_Toc242273738" w:history="1">
             <w:r>
               <w:rPr>
                 <w:rStyle w:val="Hyperlink"/>
@@ -658,7 +658,7 @@
               <w:rPr>
                 <w:noProof/>
               </w:rPr>
-              <w:instrText xml:space="preserve"> PAGEREF _Toc242217147 \h </w:instrText>
+              <w:instrText xml:space="preserve"> PAGEREF _Toc242273738 \h </w:instrText>
             </w:r>
             <w:r>
               <w:rPr>
@@ -701,7 +701,7 @@
               <w14:ligatures w14:val="standardContextual"/>
             </w:rPr>
           </w:pPr>
-          <w:hyperlink w:anchor="_Toc242217148" w:history="1">
+          <w:hyperlink w:anchor="_Toc242273739" w:history="1">
             <w:r>
               <w:rPr>
                 <w:rStyle w:val="Hyperlink"/>
@@ -725,7 +725,7 @@
               <w:rPr>
                 <w:noProof/>
               </w:rPr>
-              <w:instrText xml:space="preserve"> PAGEREF _Toc242217148 \h </w:instrText>
+              <w:instrText xml:space="preserve"> PAGEREF _Toc242273739 \h </w:instrText>
             </w:r>
             <w:r>
               <w:rPr>
@@ -768,7 +768,7 @@
               <w14:ligatures w14:val="standardContextual"/>
             </w:rPr>
           </w:pPr>
-          <w:hyperlink w:anchor="_Toc242217149" w:history="1">
+          <w:hyperlink w:anchor="_Toc242273740" w:history="1">
             <w:r>
               <w:rPr>
                 <w:rStyle w:val="Hyperlink"/>
@@ -792,7 +792,7 @@
               <w:rPr>
                 <w:noProof/>
               </w:rPr>
-              <w:instrText xml:space="preserve"> PAGEREF _Toc242217149 \h </w:instrText>
+              <w:instrText xml:space="preserve"> PAGEREF _Toc242273740 \h </w:instrText>
             </w:r>
             <w:r>
               <w:rPr>
@@ -835,7 +835,7 @@
               <w14:ligatures w14:val="standardContextual"/>
             </w:rPr>
           </w:pPr>
-          <w:hyperlink w:anchor="_Toc242217150" w:history="1">
+          <w:hyperlink w:anchor="_Toc242273741" w:history="1">
             <w:r>
               <w:rPr>
                 <w:rStyle w:val="Hyperlink"/>
@@ -859,7 +859,7 @@
               <w:rPr>
                 <w:noProof/>
               </w:rPr>
-              <w:instrText xml:space="preserve"> PAGEREF _Toc242217150 \h </w:instrText>
+              <w:instrText xml:space="preserve"> PAGEREF _Toc242273741 \h </w:instrText>
             </w:r>
             <w:r>
               <w:rPr>
@@ -902,7 +902,7 @@
               <w14:ligatures w14:val="standardContextual"/>
             </w:rPr>
           </w:pPr>
-          <w:hyperlink w:anchor="_Toc242217151" w:history="1">
+          <w:hyperlink w:anchor="_Toc242273742" w:history="1">
             <w:r>
               <w:rPr>
                 <w:rStyle w:val="Hyperlink"/>
@@ -926,7 +926,7 @@
               <w:rPr>
                 <w:noProof/>
               </w:rPr>
-              <w:instrText xml:space="preserve"> PAGEREF _Toc242217151 \h </w:instrText>
+              <w:instrText xml:space="preserve"> PAGEREF _Toc242273742 \h </w:instrText>
             </w:r>
             <w:r>
               <w:rPr>
@@ -969,7 +969,7 @@
               <w14:ligatures w14:val="standardContextual"/>
             </w:rPr>
           </w:pPr>
-          <w:hyperlink w:anchor="_Toc242217152" w:history="1">
+          <w:hyperlink w:anchor="_Toc242273743" w:history="1">
             <w:r>
               <w:rPr>
                 <w:rStyle w:val="Hyperlink"/>
@@ -993,7 +993,7 @@
               <w:rPr>
                 <w:noProof/>
               </w:rPr>
-              <w:instrText xml:space="preserve"> PAGEREF _Toc242217152 \h </w:instrText>
+              <w:instrText xml:space="preserve"> PAGEREF _Toc242273743 \h </w:instrText>
             </w:r>
             <w:r>
               <w:rPr>
@@ -1036,7 +1036,7 @@
               <w14:ligatures w14:val="standardContextual"/>
             </w:rPr>
           </w:pPr>
-          <w:hyperlink w:anchor="_Toc242217153" w:history="1">
+          <w:hyperlink w:anchor="_Toc242273744" w:history="1">
             <w:r>
               <w:rPr>
                 <w:rStyle w:val="Hyperlink"/>
@@ -1060,7 +1060,7 @@
               <w:rPr>
                 <w:noProof/>
               </w:rPr>
-              <w:instrText xml:space="preserve"> PAGEREF _Toc242217153 \h </w:instrText>
+              <w:instrText xml:space="preserve"> PAGEREF _Toc242273744 \h </w:instrText>
             </w:r>
             <w:r>
               <w:rPr>
@@ -1103,7 +1103,7 @@
               <w14:ligatures w14:val="standardContextual"/>
             </w:rPr>
           </w:pPr>
-          <w:hyperlink w:anchor="_Toc242217154" w:history="1">
+          <w:hyperlink w:anchor="_Toc242273745" w:history="1">
             <w:r>
               <w:rPr>
                 <w:rStyle w:val="Hyperlink"/>
@@ -1127,7 +1127,7 @@
               <w:rPr>
                 <w:noProof/>
               </w:rPr>
-              <w:instrText xml:space="preserve"> PAGEREF _Toc242217154 \h </w:instrText>
+              <w:instrText xml:space="preserve"> PAGEREF _Toc242273745 \h </w:instrText>
             </w:r>
             <w:r>
               <w:rPr>
@@ -1170,7 +1170,7 @@
               <w14:ligatures w14:val="standardContextual"/>
             </w:rPr>
           </w:pPr>
-          <w:hyperlink w:anchor="_Toc242217155" w:history="1">
+          <w:hyperlink w:anchor="_Toc242273746" w:history="1">
             <w:r>
               <w:rPr>
                 <w:rStyle w:val="Hyperlink"/>
@@ -1194,7 +1194,7 @@
               <w:rPr>
                 <w:noProof/>
               </w:rPr>
-              <w:instrText xml:space="preserve"> PAGEREF _Toc242217155 \h </w:instrText>
+              <w:instrText xml:space="preserve"> PAGEREF _Toc242273746 \h </w:instrText>
             </w:r>
             <w:r>
               <w:rPr>
@@ -1237,7 +1237,7 @@
               <w14:ligatures w14:val="standardContextual"/>
             </w:rPr>
           </w:pPr>
-          <w:hyperlink w:anchor="_Toc242217156" w:history="1">
+          <w:hyperlink w:anchor="_Toc242273747" w:history="1">
             <w:r>
               <w:rPr>
                 <w:rStyle w:val="Hyperlink"/>
@@ -1261,7 +1261,7 @@
               <w:rPr>
                 <w:noProof/>
               </w:rPr>
-              <w:instrText xml:space="preserve"> PAGEREF _Toc242217156 \h </w:instrText>
+              <w:instrText xml:space="preserve"> PAGEREF _Toc242273747 \h </w:instrText>
             </w:r>
             <w:r>
               <w:rPr>
@@ -1304,7 +1304,7 @@
               <w14:ligatures w14:val="standardContextual"/>
             </w:rPr>
           </w:pPr>
-          <w:hyperlink w:anchor="_Toc242217157" w:history="1">
+          <w:hyperlink w:anchor="_Toc242273748" w:history="1">
             <w:r>
               <w:rPr>
                 <w:rStyle w:val="Hyperlink"/>
@@ -1328,7 +1328,7 @@
               <w:rPr>
                 <w:noProof/>
               </w:rPr>
-              <w:instrText xml:space="preserve"> PAGEREF _Toc242217157 \h </w:instrText>
+              <w:instrText xml:space="preserve"> PAGEREF _Toc242273748 \h </w:instrText>
             </w:r>
             <w:r>
               <w:rPr>
@@ -1371,7 +1371,7 @@
               <w14:ligatures w14:val="standardContextual"/>
             </w:rPr>
           </w:pPr>
-          <w:hyperlink w:anchor="_Toc242217158" w:history="1">
+          <w:hyperlink w:anchor="_Toc242273749" w:history="1">
             <w:r>
               <w:rPr>
                 <w:rStyle w:val="Hyperlink"/>
@@ -1395,7 +1395,7 @@
               <w:rPr>
                 <w:noProof/>
               </w:rPr>
-              <w:instrText xml:space="preserve"> PAGEREF _Toc242217158 \h </w:instrText>
+              <w:instrText xml:space="preserve"> PAGEREF _Toc242273749 \h </w:instrText>
             </w:r>
             <w:r>
               <w:rPr>
@@ -1438,7 +1438,7 @@
               <w14:ligatures w14:val="standardContextual"/>
             </w:rPr>
           </w:pPr>
-          <w:hyperlink w:anchor="_Toc242217159" w:history="1">
+          <w:hyperlink w:anchor="_Toc242273750" w:history="1">
             <w:r>
               <w:rPr>
                 <w:rStyle w:val="Hyperlink"/>
@@ -1462,7 +1462,7 @@
               <w:rPr>
                 <w:noProof/>
               </w:rPr>
-              <w:instrText xml:space="preserve"> PAGEREF _Toc242217159 \h </w:instrText>
+              <w:instrText xml:space="preserve"> PAGEREF _Toc242273750 \h </w:instrText>
             </w:r>
             <w:r>
               <w:rPr>
@@ -1505,7 +1505,7 @@
               <w14:ligatures w14:val="standardContextual"/>
             </w:rPr>
           </w:pPr>
-          <w:hyperlink w:anchor="_Toc242217160" w:history="1">
+          <w:hyperlink w:anchor="_Toc242273751" w:history="1">
             <w:r>
               <w:rPr>
                 <w:rStyle w:val="Hyperlink"/>
@@ -1529,7 +1529,7 @@
               <w:rPr>
                 <w:noProof/>
               </w:rPr>
-              <w:instrText xml:space="preserve"> PAGEREF _Toc242217160 \h </w:instrText>
+              <w:instrText xml:space="preserve"> PAGEREF _Toc242273751 \h </w:instrText>
             </w:r>
             <w:r>
               <w:rPr>
@@ -1572,7 +1572,7 @@
               <w14:ligatures w14:val="standardContextual"/>
             </w:rPr>
           </w:pPr>
-          <w:hyperlink w:anchor="_Toc242217161" w:history="1">
+          <w:hyperlink w:anchor="_Toc242273752" w:history="1">
             <w:r>
               <w:rPr>
                 <w:rStyle w:val="Hyperlink"/>
@@ -1596,7 +1596,7 @@
               <w:rPr>
                 <w:noProof/>
               </w:rPr>
-              <w:instrText xml:space="preserve"> PAGEREF _Toc242217161 \h </w:instrText>
+              <w:instrText xml:space="preserve"> PAGEREF _Toc242273752 \h </w:instrText>
             </w:r>
             <w:r>
               <w:rPr>
@@ -1639,7 +1639,7 @@
               <w14:ligatures w14:val="standardContextual"/>
             </w:rPr>
           </w:pPr>
-          <w:hyperlink w:anchor="_Toc242217162" w:history="1">
+          <w:hyperlink w:anchor="_Toc242273753" w:history="1">
             <w:r>
               <w:rPr>
                 <w:rStyle w:val="Hyperlink"/>
@@ -1663,7 +1663,7 @@
               <w:rPr>
                 <w:noProof/>
               </w:rPr>
-              <w:instrText xml:space="preserve"> PAGEREF _Toc242217162 \h </w:instrText>
+              <w:instrText xml:space="preserve"> PAGEREF _Toc242273753 \h </w:instrText>
             </w:r>
             <w:r>
               <w:rPr>
@@ -1706,7 +1706,7 @@
               <w14:ligatures w14:val="standardContextual"/>
             </w:rPr>
           </w:pPr>
-          <w:hyperlink w:anchor="_Toc242217163" w:history="1">
+          <w:hyperlink w:anchor="_Toc242273754" w:history="1">
             <w:r>
               <w:rPr>
                 <w:rStyle w:val="Hyperlink"/>
@@ -1730,7 +1730,7 @@
               <w:rPr>
                 <w:noProof/>
               </w:rPr>
-              <w:instrText xml:space="preserve"> PAGEREF _Toc242217163 \h </w:instrText>
+              <w:instrText xml:space="preserve"> PAGEREF _Toc242273754 \h </w:instrText>
             </w:r>
             <w:r>
               <w:rPr>
@@ -1773,7 +1773,7 @@
               <w14:ligatures w14:val="standardContextual"/>
             </w:rPr>
           </w:pPr>
-          <w:hyperlink w:anchor="_Toc242217164" w:history="1">
+          <w:hyperlink w:anchor="_Toc242273755" w:history="1">
             <w:r>
               <w:rPr>
                 <w:rStyle w:val="Hyperlink"/>
@@ -1797,7 +1797,7 @@
               <w:rPr>
                 <w:noProof/>
               </w:rPr>
-              <w:instrText xml:space="preserve"> PAGEREF _Toc242217164 \h </w:instrText>
+              <w:instrText xml:space="preserve"> PAGEREF _Toc242273755 \h </w:instrText>
             </w:r>
             <w:r>
               <w:rPr>
@@ -1840,7 +1840,7 @@
               <w14:ligatures w14:val="standardContextual"/>
             </w:rPr>
           </w:pPr>
-          <w:hyperlink w:anchor="_Toc242217165" w:history="1">
+          <w:hyperlink w:anchor="_Toc242273756" w:history="1">
             <w:r>
               <w:rPr>
                 <w:rStyle w:val="Hyperlink"/>
@@ -1864,7 +1864,7 @@
               <w:rPr>
                 <w:noProof/>
               </w:rPr>
-              <w:instrText xml:space="preserve"> PAGEREF _Toc242217165 \h </w:instrText>
+              <w:instrText xml:space="preserve"> PAGEREF _Toc242273756 \h </w:instrText>
             </w:r>
             <w:r>
               <w:rPr>
@@ -1907,7 +1907,7 @@
               <w14:ligatures w14:val="standardContextual"/>
             </w:rPr>
           </w:pPr>
-          <w:hyperlink w:anchor="_Toc242217166" w:history="1">
+          <w:hyperlink w:anchor="_Toc242273757" w:history="1">
             <w:r>
               <w:rPr>
                 <w:rStyle w:val="Hyperlink"/>
@@ -1931,7 +1931,7 @@
               <w:rPr>
                 <w:noProof/>
               </w:rPr>
-              <w:instrText xml:space="preserve"> PAGEREF _Toc242217166 \h </w:instrText>
+              <w:instrText xml:space="preserve"> PAGEREF _Toc242273757 \h </w:instrText>
             </w:r>
             <w:r>
               <w:rPr>
@@ -1974,7 +1974,7 @@
               <w14:ligatures w14:val="standardContextual"/>
             </w:rPr>
           </w:pPr>
-          <w:hyperlink w:anchor="_Toc242217167" w:history="1">
+          <w:hyperlink w:anchor="_Toc242273758" w:history="1">
             <w:r>
               <w:rPr>
                 <w:rStyle w:val="Hyperlink"/>
@@ -1998,7 +1998,7 @@
               <w:rPr>
                 <w:noProof/>
               </w:rPr>
-              <w:instrText xml:space="preserve"> PAGEREF _Toc242217167 \h </w:instrText>
+              <w:instrText xml:space="preserve"> PAGEREF _Toc242273758 \h </w:instrText>
             </w:r>
             <w:r>
               <w:rPr>
@@ -2041,7 +2041,7 @@
               <w14:ligatures w14:val="standardContextual"/>
             </w:rPr>
           </w:pPr>
-          <w:hyperlink w:anchor="_Toc242217168" w:history="1">
+          <w:hyperlink w:anchor="_Toc242273759" w:history="1">
             <w:r>
               <w:rPr>
                 <w:rStyle w:val="Hyperlink"/>
@@ -2065,7 +2065,7 @@
               <w:rPr>
                 <w:noProof/>
               </w:rPr>
-              <w:instrText xml:space="preserve"> PAGEREF _Toc242217168 \h </w:instrText>
+              <w:instrText xml:space="preserve"> PAGEREF _Toc242273759 \h </w:instrText>
             </w:r>
             <w:r>
               <w:rPr>
@@ -2108,7 +2108,7 @@
               <w14:ligatures w14:val="standardContextual"/>
             </w:rPr>
           </w:pPr>
-          <w:hyperlink w:anchor="_Toc242217169" w:history="1">
+          <w:hyperlink w:anchor="_Toc242273760" w:history="1">
             <w:r>
               <w:rPr>
                 <w:rStyle w:val="Hyperlink"/>
@@ -2132,7 +2132,7 @@
               <w:rPr>
                 <w:noProof/>
               </w:rPr>
-              <w:instrText xml:space="preserve"> PAGEREF _Toc242217169 \h </w:instrText>
+              <w:instrText xml:space="preserve"> PAGEREF _Toc242273760 \h </w:instrText>
             </w:r>
             <w:r>
               <w:rPr>
@@ -2175,7 +2175,7 @@
               <w14:ligatures w14:val="standardContextual"/>
             </w:rPr>
           </w:pPr>
-          <w:hyperlink w:anchor="_Toc242217170" w:history="1">
+          <w:hyperlink w:anchor="_Toc242273761" w:history="1">
             <w:r>
               <w:rPr>
                 <w:rStyle w:val="Hyperlink"/>
@@ -2199,7 +2199,7 @@
               <w:rPr>
                 <w:noProof/>
               </w:rPr>
-              <w:instrText xml:space="preserve"> PAGEREF _Toc242217170 \h </w:instrText>
+              <w:instrText xml:space="preserve"> PAGEREF _Toc242273761 \h </w:instrText>
             </w:r>
             <w:r>
               <w:rPr>
@@ -2242,7 +2242,7 @@
               <w14:ligatures w14:val="standardContextual"/>
             </w:rPr>
           </w:pPr>
-          <w:hyperlink w:anchor="_Toc242217171" w:history="1">
+          <w:hyperlink w:anchor="_Toc242273762" w:history="1">
             <w:r>
               <w:rPr>
                 <w:rStyle w:val="Hyperlink"/>
@@ -2266,7 +2266,7 @@
               <w:rPr>
                 <w:noProof/>
               </w:rPr>
-              <w:instrText xml:space="preserve"> PAGEREF _Toc242217171 \h </w:instrText>
+              <w:instrText xml:space="preserve"> PAGEREF _Toc242273762 \h </w:instrText>
             </w:r>
             <w:r>
               <w:rPr>
@@ -2309,7 +2309,7 @@
               <w14:ligatures w14:val="standardContextual"/>
             </w:rPr>
           </w:pPr>
-          <w:hyperlink w:anchor="_Toc242217172" w:history="1">
+          <w:hyperlink w:anchor="_Toc242273763" w:history="1">
             <w:r>
               <w:rPr>
                 <w:rStyle w:val="Hyperlink"/>
@@ -2333,7 +2333,7 @@
               <w:rPr>
                 <w:noProof/>
               </w:rPr>
-              <w:instrText xml:space="preserve"> PAGEREF _Toc242217172 \h </w:instrText>
+              <w:instrText xml:space="preserve"> PAGEREF _Toc242273763 \h </w:instrText>
             </w:r>
             <w:r>
               <w:rPr>
@@ -2372,7 +2372,7 @@
         <w:pStyle w:val="Heading1"/>
         <w:pageBreakBefore/>
       </w:pPr>
-      <w:bookmarkStart w:id="0" w:name="_Toc242217146"/>
+      <w:bookmarkStart w:id="0" w:name="_Toc242273737"/>
       <w:r>
         <w:lastRenderedPageBreak/>
         <w:t>1. Your role at a glance</w:t>
@@ -2553,7 +2553,7 @@
         <w:pStyle w:val="Heading1"/>
         <w:pageBreakBefore/>
       </w:pPr>
-      <w:bookmarkStart w:id="1" w:name="_Toc242217147"/>
+      <w:bookmarkStart w:id="1" w:name="_Toc242273738"/>
       <w:r>
         <w:lastRenderedPageBreak/>
         <w:t>2. Signing in and your screens</w:t>
@@ -2564,7 +2564,7 @@
       <w:pPr>
         <w:pStyle w:val="Heading2"/>
       </w:pPr>
-      <w:bookmarkStart w:id="2" w:name="_Toc242217148"/>
+      <w:bookmarkStart w:id="2" w:name="_Toc242273739"/>
       <w:r>
         <w:t>Signing in</w:t>
       </w:r>
@@ -2647,7 +2647,7 @@
           <w:noProof/>
         </w:rPr>
         <w:drawing>
-          <wp:inline distT="0" distB="0" distL="0" distR="0" wp14:anchorId="56DD8310" wp14:editId="0AF9EFC2">
+          <wp:inline distT="0" distB="0" distL="0" distR="0">
             <wp:extent cx="5334000" cy="2333625"/>
             <wp:effectExtent l="0" t="0" r="0" b="0"/>
             <wp:docPr id="1" name="adm_login.jpg" descr="The sign-in screen for all internal staff." title="The sign-in screen for all internal staff."/>
@@ -2814,7 +2814,7 @@
       <w:pPr>
         <w:pStyle w:val="Heading2"/>
       </w:pPr>
-      <w:bookmarkStart w:id="3" w:name="_Toc242217149"/>
+      <w:bookmarkStart w:id="3" w:name="_Toc242273740"/>
       <w:r>
         <w:t>Finding your way around</w:t>
       </w:r>
@@ -2999,7 +2999,7 @@
         </w:rPr>
         <w:lastRenderedPageBreak/>
         <w:drawing>
-          <wp:inline distT="0" distB="0" distL="0" distR="0" wp14:anchorId="316F8B04" wp14:editId="1F34F25F">
+          <wp:inline distT="0" distB="0" distL="0" distR="0">
             <wp:extent cx="5715000" cy="1876425"/>
             <wp:effectExtent l="0" t="0" r="0" b="0"/>
             <wp:docPr id="2" name="adm_not_your_role.jpg" descr="Opening a screen outside your role (for example from an old bookmark) shows this card instead of the screen." title="Opening a screen outside your role (for example from an old bookmark) shows this card instead of the screen."/>
@@ -3068,7 +3068,7 @@
       <w:pPr>
         <w:pStyle w:val="Heading2"/>
       </w:pPr>
-      <w:bookmarkStart w:id="4" w:name="_Toc242217150"/>
+      <w:bookmarkStart w:id="4" w:name="_Toc242273741"/>
       <w:r>
         <w:t>Your screens</w:t>
       </w:r>
@@ -3402,7 +3402,7 @@
       <w:pPr>
         <w:pStyle w:val="Heading2"/>
       </w:pPr>
-      <w:bookmarkStart w:id="5" w:name="_Toc242217151"/>
+      <w:bookmarkStart w:id="5" w:name="_Toc242273742"/>
       <w:r>
         <w:t>Changing your password</w:t>
       </w:r>
@@ -3485,7 +3485,7 @@
           <w:noProof/>
         </w:rPr>
         <w:drawing>
-          <wp:inline distT="0" distB="0" distL="0" distR="0" wp14:anchorId="4D42D8CA" wp14:editId="188392A7">
+          <wp:inline distT="0" distB="0" distL="0" distR="0">
             <wp:extent cx="5334000" cy="2171700"/>
             <wp:effectExtent l="0" t="0" r="0" b="0"/>
             <wp:docPr id="3" name="adm_account.jpg" descr="Change Password screen." title="Change Password screen."/>
@@ -3573,7 +3573,7 @@
         <w:pStyle w:val="Heading1"/>
         <w:pageBreakBefore/>
       </w:pPr>
-      <w:bookmarkStart w:id="6" w:name="_Toc242217152"/>
+      <w:bookmarkStart w:id="6" w:name="_Toc242273743"/>
       <w:r>
         <w:lastRenderedPageBreak/>
         <w:t>3. Your routine</w:t>
@@ -3858,7 +3858,7 @@
         <w:pStyle w:val="Heading1"/>
         <w:pageBreakBefore/>
       </w:pPr>
-      <w:bookmarkStart w:id="7" w:name="_Toc242217153"/>
+      <w:bookmarkStart w:id="7" w:name="_Toc242273744"/>
       <w:r>
         <w:lastRenderedPageBreak/>
         <w:t>4. Step-by-step tasks</w:t>
@@ -3869,7 +3869,7 @@
       <w:pPr>
         <w:pStyle w:val="Heading2"/>
       </w:pPr>
-      <w:bookmarkStart w:id="8" w:name="_Toc242217154"/>
+      <w:bookmarkStart w:id="8" w:name="_Toc242273745"/>
       <w:r>
         <w:t>4.1 Your start screen</w:t>
       </w:r>
@@ -3886,7 +3886,7 @@
           <w:noProof/>
         </w:rPr>
         <w:drawing>
-          <wp:inline distT="0" distB="0" distL="0" distR="0" wp14:anchorId="0A9DDF45" wp14:editId="658B224C">
+          <wp:inline distT="0" distB="0" distL="0" distR="0">
             <wp:extent cx="5715000" cy="3571875"/>
             <wp:effectExtent l="0" t="0" r="0" b="0"/>
             <wp:docPr id="4" name="an_dashboard.jpg" descr="Executive Dashboard as seen by the Analyst." title="Executive Dashboard as seen by the Analyst."/>
@@ -3955,7 +3955,7 @@
       <w:pPr>
         <w:pStyle w:val="Heading2"/>
       </w:pPr>
-      <w:bookmarkStart w:id="9" w:name="_Toc242217155"/>
+      <w:bookmarkStart w:id="9" w:name="_Toc242273746"/>
       <w:r>
         <w:t>4.2 Reading the dashboards</w:t>
       </w:r>
@@ -3981,7 +3981,7 @@
         </w:rPr>
         <w:lastRenderedPageBreak/>
         <w:drawing>
-          <wp:inline distT="0" distB="0" distL="0" distR="0" wp14:anchorId="25AF9B59" wp14:editId="5CE761B9">
+          <wp:inline distT="0" distB="0" distL="0" distR="0">
             <wp:extent cx="5715000" cy="3571875"/>
             <wp:effectExtent l="0" t="0" r="0" b="0"/>
             <wp:docPr id="5" name="adm_exec_dashboard.jpg" descr="Executive Dashboard: completions against the 400 / 60 / 50–75 targets, days to data lock, spend, and the lowest-filled strata." title="Executive Dashboard: completions against the 400 / 60 / 50–75 targets, days to data lock, spend, and the lowest-filled strata."/>
@@ -4646,7 +4646,7 @@
       <w:pPr>
         <w:pStyle w:val="Heading2"/>
       </w:pPr>
-      <w:bookmarkStart w:id="10" w:name="_Toc242217156"/>
+      <w:bookmarkStart w:id="10" w:name="_Toc242273747"/>
       <w:r>
         <w:t>4.3 Using Reports (analytics and charts)</w:t>
       </w:r>
@@ -4687,7 +4687,7 @@
         </w:rPr>
         <w:lastRenderedPageBreak/>
         <w:drawing>
-          <wp:inline distT="0" distB="0" distL="0" distR="0" wp14:anchorId="339CDF7B" wp14:editId="24365364">
+          <wp:inline distT="0" distB="0" distL="0" distR="0">
             <wp:extent cx="5334000" cy="3333750"/>
             <wp:effectExtent l="0" t="0" r="0" b="0"/>
             <wp:docPr id="6" name="adm_reports_top.jpg" descr="Reports: headline figures for the chosen period." title="Reports: headline figures for the chosen period."/>
@@ -4829,7 +4829,7 @@
           <w:noProof/>
         </w:rPr>
         <w:drawing>
-          <wp:inline distT="0" distB="0" distL="0" distR="0" wp14:anchorId="5329F7C5" wp14:editId="0C13359C">
+          <wp:inline distT="0" distB="0" distL="0" distR="0">
             <wp:extent cx="5334000" cy="3409950"/>
             <wp:effectExtent l="0" t="0" r="0" b="0"/>
             <wp:docPr id="7" name="adm_reports_funnel.jpg" descr="Case funnel: each case counted once at every stage it has reached." title="Case funnel: each case counted once at every stage it has reached."/>
@@ -4929,7 +4929,7 @@
         </w:rPr>
         <w:lastRenderedPageBreak/>
         <w:drawing>
-          <wp:inline distT="0" distB="0" distL="0" distR="0" wp14:anchorId="57FC4A82" wp14:editId="04C336D8">
+          <wp:inline distT="0" distB="0" distL="0" distR="0">
             <wp:extent cx="5334000" cy="3248025"/>
             <wp:effectExtent l="0" t="0" r="0" b="0"/>
             <wp:docPr id="8" name="adm_reports_funnel_table.jpg" descr="The same chart as a table." title="The same chart as a table."/>
@@ -5028,7 +5028,7 @@
           <w:noProof/>
         </w:rPr>
         <w:drawing>
-          <wp:inline distT="0" distB="0" distL="0" distR="0" wp14:anchorId="501BB93C" wp14:editId="529E188C">
+          <wp:inline distT="0" distB="0" distL="0" distR="0">
             <wp:extent cx="5334000" cy="2628900"/>
             <wp:effectExtent l="0" t="0" r="0" b="0"/>
             <wp:docPr id="9" name="adm_reports_coverage.jpg" descr="Coverage by group." title="Coverage by group."/>
@@ -5128,7 +5128,7 @@
         </w:rPr>
         <w:lastRenderedPageBreak/>
         <w:drawing>
-          <wp:inline distT="0" distB="0" distL="0" distR="0" wp14:anchorId="1620A654" wp14:editId="7D999477">
+          <wp:inline distT="0" distB="0" distL="0" distR="0">
             <wp:extent cx="5334000" cy="2600325"/>
             <wp:effectExtent l="0" t="0" r="0" b="0"/>
             <wp:docPr id="10" name="adm_reports_modes.jpg" descr="Administration modes." title="Administration modes."/>
@@ -5237,7 +5237,7 @@
           <w:noProof/>
         </w:rPr>
         <w:drawing>
-          <wp:inline distT="0" distB="0" distL="0" distR="0" wp14:anchorId="07E1A307" wp14:editId="7637F884">
+          <wp:inline distT="0" distB="0" distL="0" distR="0">
             <wp:extent cx="5334000" cy="2905125"/>
             <wp:effectExtent l="0" t="0" r="0" b="0"/>
             <wp:docPr id="11" name="adm_reports_duration.jpg" descr="Completion-time distribution." title="Completion-time distribution."/>
@@ -5319,7 +5319,7 @@
       <w:pPr>
         <w:pStyle w:val="Heading2"/>
       </w:pPr>
-      <w:bookmarkStart w:id="11" w:name="_Toc242217157"/>
+      <w:bookmarkStart w:id="11" w:name="_Toc242273748"/>
       <w:r>
         <w:lastRenderedPageBreak/>
         <w:t>4.4 Downloading data</w:t>
@@ -5337,7 +5337,7 @@
           <w:noProof/>
         </w:rPr>
         <w:drawing>
-          <wp:inline distT="0" distB="0" distL="0" distR="0" wp14:anchorId="5C45C9E6" wp14:editId="7C5F76C2">
+          <wp:inline distT="0" distB="0" distL="0" distR="0">
             <wp:extent cx="5715000" cy="1876425"/>
             <wp:effectExtent l="0" t="0" r="0" b="0"/>
             <wp:docPr id="12" name="an_export.jpg" descr="Data Export." title="Data Export."/>
@@ -6029,7 +6029,7 @@
       <w:pPr>
         <w:pStyle w:val="Heading2"/>
       </w:pPr>
-      <w:bookmarkStart w:id="12" w:name="_Toc242217158"/>
+      <w:bookmarkStart w:id="12" w:name="_Toc242273749"/>
       <w:r>
         <w:lastRenderedPageBreak/>
         <w:t>4.5 Working with the analysis export</w:t>
@@ -6175,7 +6175,7 @@
         <w:pStyle w:val="Heading1"/>
         <w:pageBreakBefore/>
       </w:pPr>
-      <w:bookmarkStart w:id="13" w:name="_Toc242217159"/>
+      <w:bookmarkStart w:id="13" w:name="_Toc242273750"/>
       <w:r>
         <w:lastRenderedPageBreak/>
         <w:t>5. Rules you must follow</w:t>
@@ -6313,7 +6313,7 @@
         <w:pStyle w:val="Heading1"/>
         <w:pageBreakBefore/>
       </w:pPr>
-      <w:bookmarkStart w:id="14" w:name="_Toc242217160"/>
+      <w:bookmarkStart w:id="14" w:name="_Toc242273751"/>
       <w:r>
         <w:lastRenderedPageBreak/>
         <w:t>6. Troubleshooting</w:t>
@@ -7196,7 +7196,7 @@
                 <w:sz w:val="19"/>
                 <w:szCs w:val="19"/>
               </w:rPr>
-              <w:t>Email invitations says email isn't set up</w:t>
+              <w:t>Send invitations says email isn't set up</w:t>
             </w:r>
           </w:p>
         </w:tc>
@@ -7293,7 +7293,7 @@
                 <w:sz w:val="19"/>
                 <w:szCs w:val="19"/>
               </w:rPr>
-              <w:t>A WhatsApp invitation was prepared but never sent</w:t>
+              <w:t>Send invitations says SMS or WhatsApp isn't set up</w:t>
             </w:r>
           </w:p>
         </w:tc>
@@ -7316,14 +7316,7 @@
                 <w:sz w:val="19"/>
                 <w:szCs w:val="19"/>
               </w:rPr>
-              <w:t>Prepare</w:t>
-            </w:r>
-            <w:r>
-              <w:rPr>
-                <w:sz w:val="19"/>
-                <w:szCs w:val="19"/>
-              </w:rPr>
-              <w:t xml:space="preserve"> counts it as sent and moves the case to S05.</w:t>
+              <w:t>Twilio has not been configured on the server, or (WhatsApp) Meta has not approved the sender and templates yet.</w:t>
             </w:r>
           </w:p>
         </w:tc>
@@ -7346,7 +7339,22 @@
                 <w:sz w:val="19"/>
                 <w:szCs w:val="19"/>
               </w:rPr>
-              <w:t>Open the case and Revoke that invitation; send a new one from the case's Invitations panel when you can reach the person.</w:t>
+              <w:t xml:space="preserve">Ask the administrator to run </w:t>
+            </w:r>
+            <w:r>
+              <w:rPr>
+                <w:rFonts w:ascii="Consolas" w:eastAsia="Consolas" w:hAnsi="Consolas" w:cs="Consolas"/>
+                <w:sz w:val="19"/>
+                <w:szCs w:val="19"/>
+              </w:rPr>
+              <w:t>configure-twilio.sh</w:t>
+            </w:r>
+            <w:r>
+              <w:rPr>
+                <w:sz w:val="19"/>
+                <w:szCs w:val="19"/>
+              </w:rPr>
+              <w:t>. Until then, send by email, or by hand from the study WhatsApp number.</w:t>
             </w:r>
           </w:p>
         </w:tc>
@@ -7381,7 +7389,7 @@
                 <w:sz w:val="19"/>
                 <w:szCs w:val="19"/>
               </w:rPr>
-              <w:t>A case is missing from the WhatsApp or email queue</w:t>
+              <w:t>A WhatsApp invitation was prepared but never sent</w:t>
             </w:r>
           </w:p>
         </w:tc>
@@ -7405,7 +7413,7 @@
                 <w:sz w:val="19"/>
                 <w:szCs w:val="19"/>
               </w:rPr>
-              <w:t>It is not verified (S03 or S04), has no number or email on file, already has an open invitation, or is assigned to another Contact RA.</w:t>
+              <w:t>Prepare counts it as sent and moves the case to S05.</w:t>
             </w:r>
           </w:p>
         </w:tc>
@@ -7429,7 +7437,7 @@
                 <w:sz w:val="19"/>
                 <w:szCs w:val="19"/>
               </w:rPr>
-              <w:t>Verify the case, add the contact detail, or check its invitation history.</w:t>
+              <w:t>Open the case and Revoke that invitation; send a new one from the case's Invitations panel when you can reach the person.</w:t>
             </w:r>
           </w:p>
         </w:tc>
@@ -7463,7 +7471,7 @@
                 <w:sz w:val="19"/>
                 <w:szCs w:val="19"/>
               </w:rPr>
-              <w:t>The contact finder says it would overwrite a detail</w:t>
+              <w:t>A case is missing from the WhatsApp or email queue</w:t>
             </w:r>
           </w:p>
         </w:tc>
@@ -7486,7 +7494,7 @@
                 <w:sz w:val="19"/>
                 <w:szCs w:val="19"/>
               </w:rPr>
-              <w:t>The organisation contact already has a different phone or email.</w:t>
+              <w:t>It is not verified (S03 or S04), has no number or email on file, already has an open invitation, or is assigned to another Contact RA.</w:t>
             </w:r>
           </w:p>
         </w:tc>
@@ -7509,7 +7517,7 @@
                 <w:sz w:val="19"/>
                 <w:szCs w:val="19"/>
               </w:rPr>
-              <w:t>Check which is right and correct it under Respondents and contact details.</w:t>
+              <w:t>Verify the case, add the contact detail, or check its invitation history.</w:t>
             </w:r>
           </w:p>
         </w:tc>
@@ -7544,7 +7552,7 @@
                 <w:sz w:val="19"/>
                 <w:szCs w:val="19"/>
               </w:rPr>
-              <w:t>A file upload seems stuck</w:t>
+              <w:t>The contact finder says it would overwrite a detail</w:t>
             </w:r>
           </w:p>
         </w:tc>
@@ -7568,7 +7576,7 @@
                 <w:sz w:val="19"/>
                 <w:szCs w:val="19"/>
               </w:rPr>
-              <w:t>A large file on a slow connection takes time; the bar shows how much has been sent.</w:t>
+              <w:t>The organisation contact already has a different phone or email.</w:t>
             </w:r>
           </w:p>
         </w:tc>
@@ -7592,6 +7600,86 @@
                 <w:sz w:val="19"/>
                 <w:szCs w:val="19"/>
               </w:rPr>
+              <w:t>Check which is right and correct it under Respondents and contact details.</w:t>
+            </w:r>
+          </w:p>
+        </w:tc>
+      </w:tr>
+      <w:tr>
+        <w:tblPrEx>
+          <w:tblCellMar>
+            <w:top w:w="0" w:type="dxa"/>
+            <w:bottom w:w="0" w:type="dxa"/>
+          </w:tblCellMar>
+        </w:tblPrEx>
+        <w:trPr>
+          <w:cantSplit/>
+        </w:trPr>
+        <w:tc>
+          <w:tcPr>
+            <w:tcW w:w="2635" w:type="dxa"/>
+            <w:tcMar>
+              <w:top w:w="70" w:type="dxa"/>
+              <w:left w:w="110" w:type="dxa"/>
+              <w:bottom w:w="70" w:type="dxa"/>
+              <w:right w:w="110" w:type="dxa"/>
+            </w:tcMar>
+          </w:tcPr>
+          <w:p>
+            <w:pPr>
+              <w:spacing w:after="40"/>
+            </w:pPr>
+            <w:r>
+              <w:rPr>
+                <w:sz w:val="19"/>
+                <w:szCs w:val="19"/>
+              </w:rPr>
+              <w:t>A file upload seems stuck</w:t>
+            </w:r>
+          </w:p>
+        </w:tc>
+        <w:tc>
+          <w:tcPr>
+            <w:tcW w:w="3200" w:type="dxa"/>
+            <w:tcMar>
+              <w:top w:w="70" w:type="dxa"/>
+              <w:left w:w="110" w:type="dxa"/>
+              <w:bottom w:w="70" w:type="dxa"/>
+              <w:right w:w="110" w:type="dxa"/>
+            </w:tcMar>
+          </w:tcPr>
+          <w:p>
+            <w:pPr>
+              <w:spacing w:after="40"/>
+            </w:pPr>
+            <w:r>
+              <w:rPr>
+                <w:sz w:val="19"/>
+                <w:szCs w:val="19"/>
+              </w:rPr>
+              <w:t>A large file on a slow connection takes time; the bar shows how much has been sent.</w:t>
+            </w:r>
+          </w:p>
+        </w:tc>
+        <w:tc>
+          <w:tcPr>
+            <w:tcW w:w="3577" w:type="dxa"/>
+            <w:tcMar>
+              <w:top w:w="70" w:type="dxa"/>
+              <w:left w:w="110" w:type="dxa"/>
+              <w:bottom w:w="70" w:type="dxa"/>
+              <w:right w:w="110" w:type="dxa"/>
+            </w:tcMar>
+          </w:tcPr>
+          <w:p>
+            <w:pPr>
+              <w:spacing w:after="40"/>
+            </w:pPr>
+            <w:r>
+              <w:rPr>
+                <w:sz w:val="19"/>
+                <w:szCs w:val="19"/>
+              </w:rPr>
               <w:t>Wait for Saving… and the file name. If it fails, try again or upload a smaller version.</w:t>
             </w:r>
           </w:p>
@@ -7608,7 +7696,7 @@
         <w:pStyle w:val="Heading1"/>
         <w:pageBreakBefore/>
       </w:pPr>
-      <w:bookmarkStart w:id="15" w:name="_Toc242217161"/>
+      <w:bookmarkStart w:id="15" w:name="_Toc242273752"/>
       <w:r>
         <w:lastRenderedPageBreak/>
         <w:t>7. Quick reference</w:t>
@@ -7887,7 +7975,7 @@
         <w:pStyle w:val="Heading1"/>
         <w:pageBreakBefore/>
       </w:pPr>
-      <w:bookmarkStart w:id="16" w:name="_Toc242217162"/>
+      <w:bookmarkStart w:id="16" w:name="_Toc242273753"/>
       <w:r>
         <w:lastRenderedPageBreak/>
         <w:t>8. Every screen and button for your role</w:t>
@@ -8050,7 +8138,7 @@
       <w:pPr>
         <w:pStyle w:val="Heading2"/>
       </w:pPr>
-      <w:bookmarkStart w:id="17" w:name="_Toc242217163"/>
+      <w:bookmarkStart w:id="17" w:name="_Toc242273754"/>
       <w:r>
         <w:t>8.1 Sign in</w:t>
       </w:r>
@@ -8563,7 +8651,7 @@
       <w:pPr>
         <w:pStyle w:val="Heading2"/>
       </w:pPr>
-      <w:bookmarkStart w:id="18" w:name="_Toc242217164"/>
+      <w:bookmarkStart w:id="18" w:name="_Toc242273755"/>
       <w:r>
         <w:t>8.2 The header and menu bar (every screen)</w:t>
       </w:r>
@@ -9287,7 +9375,7 @@
       <w:pPr>
         <w:pStyle w:val="Heading2"/>
       </w:pPr>
-      <w:bookmarkStart w:id="19" w:name="_Toc242217165"/>
+      <w:bookmarkStart w:id="19" w:name="_Toc242273756"/>
       <w:r>
         <w:t>8.3 Change Password</w:t>
       </w:r>
@@ -9907,7 +9995,7 @@
       <w:pPr>
         <w:pStyle w:val="Heading2"/>
       </w:pPr>
-      <w:bookmarkStart w:id="20" w:name="_Toc242217166"/>
+      <w:bookmarkStart w:id="20" w:name="_Toc242273757"/>
       <w:r>
         <w:t>8.4 Executive Dashboard</w:t>
       </w:r>
@@ -10421,7 +10509,7 @@
       <w:pPr>
         <w:pStyle w:val="Heading2"/>
       </w:pPr>
-      <w:bookmarkStart w:id="21" w:name="_Toc242217167"/>
+      <w:bookmarkStart w:id="21" w:name="_Toc242273758"/>
       <w:r>
         <w:t>8.5 Sampling Dashboard</w:t>
       </w:r>
@@ -10934,7 +11022,7 @@
       <w:pPr>
         <w:pStyle w:val="Heading2"/>
       </w:pPr>
-      <w:bookmarkStart w:id="22" w:name="_Toc242217168"/>
+      <w:bookmarkStart w:id="22" w:name="_Toc242273759"/>
       <w:r>
         <w:t>8.6 Contact Dashboard</w:t>
       </w:r>
@@ -11237,7 +11325,7 @@
       <w:pPr>
         <w:pStyle w:val="Heading2"/>
       </w:pPr>
-      <w:bookmarkStart w:id="23" w:name="_Toc242217169"/>
+      <w:bookmarkStart w:id="23" w:name="_Toc242273760"/>
       <w:r>
         <w:lastRenderedPageBreak/>
         <w:t>8.7 KII / Document Dashboard</w:t>
@@ -11648,7 +11736,7 @@
       <w:pPr>
         <w:pStyle w:val="Heading2"/>
       </w:pPr>
-      <w:bookmarkStart w:id="24" w:name="_Toc242217170"/>
+      <w:bookmarkStart w:id="24" w:name="_Toc242273761"/>
       <w:r>
         <w:t>8.8 Reports</w:t>
       </w:r>
@@ -12161,7 +12249,7 @@
       <w:pPr>
         <w:pStyle w:val="Heading2"/>
       </w:pPr>
-      <w:bookmarkStart w:id="25" w:name="_Toc242217171"/>
+      <w:bookmarkStart w:id="25" w:name="_Toc242273762"/>
       <w:r>
         <w:t>8.9 Cost Dashboard</w:t>
       </w:r>
@@ -12464,7 +12552,7 @@
       <w:pPr>
         <w:pStyle w:val="Heading2"/>
       </w:pPr>
-      <w:bookmarkStart w:id="26" w:name="_Toc242217172"/>
+      <w:bookmarkStart w:id="26" w:name="_Toc242273763"/>
       <w:r>
         <w:lastRenderedPageBreak/>
         <w:t>8.10 Export</w:t>
@@ -12812,7 +12900,7 @@
         <w:sz w:val="16"/>
         <w:szCs w:val="16"/>
       </w:rPr>
-      <w:t>Version 1.28 · 6 October 2026</w:t>
+      <w:t>Version 1.29 · 7 October 2026</w:t>
     </w:r>
     <w:r>
       <w:rPr>
@@ -12985,10 +13073,96 @@
 <file path=word/numbering.xml><?xml version="1.0" encoding="utf-8"?>
 <w:numbering xmlns:wpc="http://schemas.microsoft.com/office/word/2010/wordprocessingCanvas" xmlns:cx="http://schemas.microsoft.com/office/drawing/2014/chartex" xmlns:cx1="http://schemas.microsoft.com/office/drawing/2015/9/8/chartex" xmlns:cx2="http://schemas.microsoft.com/office/drawing/2015/10/21/chartex" xmlns:cx3="http://schemas.microsoft.com/office/drawing/2016/5/9/chartex" xmlns:cx4="http://schemas.microsoft.com/office/drawing/2016/5/10/chartex" xmlns:cx5="http://schemas.microsoft.com/office/drawing/2016/5/11/chartex" xmlns:cx6="http://schemas.microsoft.com/office/drawing/2016/5/12/chartex" xmlns:cx7="http://schemas.microsoft.com/office/drawing/2016/5/13/chartex" xmlns:cx8="http://schemas.microsoft.com/office/drawing/2016/5/14/chartex" xmlns:mc="http://schemas.openxmlformats.org/markup-compatibility/2006" xmlns:aink="http://schemas.microsoft.com/office/drawing/2016/ink" xmlns:am3d="http://schemas.microsoft.com/office/drawing/2017/model3d" xmlns:o="urn:schemas-microsoft-com:office:office" xmlns:oel="http://schemas.microsoft.com/office/2019/extlst" xmlns:r="http://schemas.openxmlformats.org/officeDocument/2006/relationships" xmlns:m="http://schemas.openxmlformats.org/officeDocument/2006/math" xmlns:v="urn:schemas-microsoft-com:vml" xmlns:wp14="http://schemas.microsoft.com/office/word/2010/wordprocessingDrawing" xmlns:wp="http://schemas.openxmlformats.org/drawingml/2006/wordprocessingDrawing" xmlns:w10="urn:schemas-microsoft-com:office:word" xmlns:w="http://schemas.openxmlformats.org/wordprocessingml/2006/main" xmlns:w14="http://schemas.microsoft.com/office/word/2010/wordml" xmlns:w15="http://schemas.microsoft.com/office/word/2012/wordml" xmlns:w16cex="http://schemas.microsoft.com/office/word/2018/wordml/cex" xmlns:w16cid="http://schemas.microsoft.com/office/word/2016/wordml/cid" xmlns:w16="http://schemas.microsoft.com/office/word/2018/wordml" xmlns:w16sdtdh="http://schemas.microsoft.com/office/word/2020/wordml/sdtdatahash" xmlns:w16se="http://schemas.microsoft.com/office/word/2015/wordml/symex" xmlns:wpg="http://schemas.microsoft.com/office/word/2010/wordprocessingGroup" xmlns:wpi="http://schemas.microsoft.com/office/word/2010/wordprocessingInk" xmlns:wne="http://schemas.microsoft.com/office/word/2006/wordml" xmlns:wps="http://schemas.microsoft.com/office/word/2010/wordprocessingShape" mc:Ignorable="w14 w15 w16se w16cid w16 w16cex w16sdtdh wp14">
   <w:abstractNum w:abstractNumId="0" w15:restartNumberingAfterBreak="0">
-    <w:nsid w:val="39970B4F"/>
+    <w:nsid w:val="04AD15ED"/>
     <w:multiLevelType w:val="hybridMultilevel"/>
-    <w:tmpl w:val="E89C2C02"/>
-    <w:lvl w:ilvl="0" w:tplc="99444E8E">
+    <w:tmpl w:val="C938EF44"/>
+    <w:lvl w:ilvl="0" w:tplc="C9CACD8E">
+      <w:start w:val="1"/>
+      <w:numFmt w:val="bullet"/>
+      <w:lvlText w:val="●"/>
+      <w:lvlJc w:val="left"/>
+      <w:pPr>
+        <w:ind w:left="720" w:hanging="360"/>
+      </w:pPr>
+    </w:lvl>
+    <w:lvl w:ilvl="1" w:tplc="462439A4">
+      <w:start w:val="1"/>
+      <w:numFmt w:val="bullet"/>
+      <w:lvlText w:val="○"/>
+      <w:lvlJc w:val="left"/>
+      <w:pPr>
+        <w:ind w:left="1440" w:hanging="360"/>
+      </w:pPr>
+    </w:lvl>
+    <w:lvl w:ilvl="2" w:tplc="A6FA3CB2">
+      <w:start w:val="1"/>
+      <w:numFmt w:val="bullet"/>
+      <w:lvlText w:val="■"/>
+      <w:lvlJc w:val="left"/>
+      <w:pPr>
+        <w:ind w:left="2160" w:hanging="360"/>
+      </w:pPr>
+    </w:lvl>
+    <w:lvl w:ilvl="3" w:tplc="DAD26420">
+      <w:start w:val="1"/>
+      <w:numFmt w:val="bullet"/>
+      <w:lvlText w:val="●"/>
+      <w:lvlJc w:val="left"/>
+      <w:pPr>
+        <w:ind w:left="2880" w:hanging="360"/>
+      </w:pPr>
+    </w:lvl>
+    <w:lvl w:ilvl="4" w:tplc="86944DCA">
+      <w:start w:val="1"/>
+      <w:numFmt w:val="bullet"/>
+      <w:lvlText w:val="○"/>
+      <w:lvlJc w:val="left"/>
+      <w:pPr>
+        <w:ind w:left="3600" w:hanging="360"/>
+      </w:pPr>
+    </w:lvl>
+    <w:lvl w:ilvl="5" w:tplc="CA1AEB12">
+      <w:start w:val="1"/>
+      <w:numFmt w:val="bullet"/>
+      <w:lvlText w:val="■"/>
+      <w:lvlJc w:val="left"/>
+      <w:pPr>
+        <w:ind w:left="4320" w:hanging="360"/>
+      </w:pPr>
+    </w:lvl>
+    <w:lvl w:ilvl="6" w:tplc="A4F48D66">
+      <w:start w:val="1"/>
+      <w:numFmt w:val="bullet"/>
+      <w:lvlText w:val="●"/>
+      <w:lvlJc w:val="left"/>
+      <w:pPr>
+        <w:ind w:left="5040" w:hanging="360"/>
+      </w:pPr>
+    </w:lvl>
+    <w:lvl w:ilvl="7" w:tplc="131A3944">
+      <w:start w:val="1"/>
+      <w:numFmt w:val="bullet"/>
+      <w:lvlText w:val="●"/>
+      <w:lvlJc w:val="left"/>
+      <w:pPr>
+        <w:ind w:left="5760" w:hanging="360"/>
+      </w:pPr>
+    </w:lvl>
+    <w:lvl w:ilvl="8" w:tplc="77823392">
+      <w:start w:val="1"/>
+      <w:numFmt w:val="bullet"/>
+      <w:lvlText w:val="●"/>
+      <w:lvlJc w:val="left"/>
+      <w:pPr>
+        <w:ind w:left="6480" w:hanging="360"/>
+      </w:pPr>
+    </w:lvl>
+  </w:abstractNum>
+  <w:abstractNum w:abstractNumId="1" w15:restartNumberingAfterBreak="0">
+    <w:nsid w:val="0FFC5C23"/>
+    <w:multiLevelType w:val="hybridMultilevel"/>
+    <w:tmpl w:val="C69AAED8"/>
+    <w:lvl w:ilvl="0" w:tplc="2F704082">
       <w:start w:val="1"/>
       <w:numFmt w:val="decimal"/>
       <w:lvlText w:val="%1."/>
@@ -13002,138 +13176,52 @@
         <w:color w:val="A67C27"/>
       </w:rPr>
     </w:lvl>
-    <w:lvl w:ilvl="1" w:tplc="0BEE2AC2">
+    <w:lvl w:ilvl="1" w:tplc="203AB5A4">
       <w:numFmt w:val="decimal"/>
       <w:lvlText w:val=""/>
       <w:lvlJc w:val="left"/>
     </w:lvl>
-    <w:lvl w:ilvl="2" w:tplc="D5D4C2EC">
+    <w:lvl w:ilvl="2" w:tplc="010477C8">
       <w:numFmt w:val="decimal"/>
       <w:lvlText w:val=""/>
       <w:lvlJc w:val="left"/>
     </w:lvl>
-    <w:lvl w:ilvl="3" w:tplc="486497AA">
+    <w:lvl w:ilvl="3" w:tplc="C18EE99C">
       <w:numFmt w:val="decimal"/>
       <w:lvlText w:val=""/>
       <w:lvlJc w:val="left"/>
     </w:lvl>
-    <w:lvl w:ilvl="4" w:tplc="CFEE79CE">
+    <w:lvl w:ilvl="4" w:tplc="C3B213F2">
       <w:numFmt w:val="decimal"/>
       <w:lvlText w:val=""/>
       <w:lvlJc w:val="left"/>
     </w:lvl>
-    <w:lvl w:ilvl="5" w:tplc="333AB7AE">
+    <w:lvl w:ilvl="5" w:tplc="84EA7F7C">
       <w:numFmt w:val="decimal"/>
       <w:lvlText w:val=""/>
       <w:lvlJc w:val="left"/>
     </w:lvl>
-    <w:lvl w:ilvl="6" w:tplc="3D0ECF00">
+    <w:lvl w:ilvl="6" w:tplc="3AF42378">
       <w:numFmt w:val="decimal"/>
       <w:lvlText w:val=""/>
       <w:lvlJc w:val="left"/>
     </w:lvl>
-    <w:lvl w:ilvl="7" w:tplc="E7DA35E6">
+    <w:lvl w:ilvl="7" w:tplc="FF760ACE">
       <w:numFmt w:val="decimal"/>
       <w:lvlText w:val=""/>
       <w:lvlJc w:val="left"/>
     </w:lvl>
-    <w:lvl w:ilvl="8" w:tplc="23888998">
+    <w:lvl w:ilvl="8" w:tplc="DCDA1B4A">
       <w:numFmt w:val="decimal"/>
       <w:lvlText w:val=""/>
       <w:lvlJc w:val="left"/>
     </w:lvl>
   </w:abstractNum>
-  <w:abstractNum w:abstractNumId="1" w15:restartNumberingAfterBreak="0">
-    <w:nsid w:val="3F4E52E8"/>
+  <w:abstractNum w:abstractNumId="2" w15:restartNumberingAfterBreak="0">
+    <w:nsid w:val="1FB11082"/>
     <w:multiLevelType w:val="hybridMultilevel"/>
-    <w:tmpl w:val="BB7C1442"/>
-    <w:lvl w:ilvl="0" w:tplc="9A0AD85E">
-      <w:start w:val="1"/>
-      <w:numFmt w:val="bullet"/>
-      <w:lvlText w:val="●"/>
-      <w:lvlJc w:val="left"/>
-      <w:pPr>
-        <w:ind w:left="720" w:hanging="360"/>
-      </w:pPr>
-    </w:lvl>
-    <w:lvl w:ilvl="1" w:tplc="1AEA0CEA">
-      <w:start w:val="1"/>
-      <w:numFmt w:val="bullet"/>
-      <w:lvlText w:val="○"/>
-      <w:lvlJc w:val="left"/>
-      <w:pPr>
-        <w:ind w:left="1440" w:hanging="360"/>
-      </w:pPr>
-    </w:lvl>
-    <w:lvl w:ilvl="2" w:tplc="D3F03526">
-      <w:start w:val="1"/>
-      <w:numFmt w:val="bullet"/>
-      <w:lvlText w:val="■"/>
-      <w:lvlJc w:val="left"/>
-      <w:pPr>
-        <w:ind w:left="2160" w:hanging="360"/>
-      </w:pPr>
-    </w:lvl>
-    <w:lvl w:ilvl="3" w:tplc="7C6245B6">
-      <w:start w:val="1"/>
-      <w:numFmt w:val="bullet"/>
-      <w:lvlText w:val="●"/>
-      <w:lvlJc w:val="left"/>
-      <w:pPr>
-        <w:ind w:left="2880" w:hanging="360"/>
-      </w:pPr>
-    </w:lvl>
-    <w:lvl w:ilvl="4" w:tplc="A726FE72">
-      <w:start w:val="1"/>
-      <w:numFmt w:val="bullet"/>
-      <w:lvlText w:val="○"/>
-      <w:lvlJc w:val="left"/>
-      <w:pPr>
-        <w:ind w:left="3600" w:hanging="360"/>
-      </w:pPr>
-    </w:lvl>
-    <w:lvl w:ilvl="5" w:tplc="F0A6D7F2">
-      <w:start w:val="1"/>
-      <w:numFmt w:val="bullet"/>
-      <w:lvlText w:val="■"/>
-      <w:lvlJc w:val="left"/>
-      <w:pPr>
-        <w:ind w:left="4320" w:hanging="360"/>
-      </w:pPr>
-    </w:lvl>
-    <w:lvl w:ilvl="6" w:tplc="F65A78E0">
-      <w:start w:val="1"/>
-      <w:numFmt w:val="bullet"/>
-      <w:lvlText w:val="●"/>
-      <w:lvlJc w:val="left"/>
-      <w:pPr>
-        <w:ind w:left="5040" w:hanging="360"/>
-      </w:pPr>
-    </w:lvl>
-    <w:lvl w:ilvl="7" w:tplc="B3904566">
-      <w:start w:val="1"/>
-      <w:numFmt w:val="bullet"/>
-      <w:lvlText w:val="●"/>
-      <w:lvlJc w:val="left"/>
-      <w:pPr>
-        <w:ind w:left="5760" w:hanging="360"/>
-      </w:pPr>
-    </w:lvl>
-    <w:lvl w:ilvl="8" w:tplc="E5C66DF6">
-      <w:start w:val="1"/>
-      <w:numFmt w:val="bullet"/>
-      <w:lvlText w:val="●"/>
-      <w:lvlJc w:val="left"/>
-      <w:pPr>
-        <w:ind w:left="6480" w:hanging="360"/>
-      </w:pPr>
-    </w:lvl>
-  </w:abstractNum>
-  <w:abstractNum w:abstractNumId="2" w15:restartNumberingAfterBreak="0">
-    <w:nsid w:val="6C3F77A1"/>
-    <w:multiLevelType w:val="hybridMultilevel"/>
-    <w:tmpl w:val="6F30FE5C"/>
-    <w:lvl w:ilvl="0" w:tplc="ADF657B8">
+    <w:tmpl w:val="EFA096BC"/>
+    <w:lvl w:ilvl="0" w:tplc="144E4B44">
       <w:start w:val="1"/>
       <w:numFmt w:val="decimal"/>
       <w:lvlText w:val="%1."/>
@@ -13147,52 +13235,52 @@
         <w:color w:val="A67C27"/>
       </w:rPr>
     </w:lvl>
-    <w:lvl w:ilvl="1" w:tplc="C1903770">
+    <w:lvl w:ilvl="1" w:tplc="C188FFD2">
       <w:numFmt w:val="decimal"/>
       <w:lvlText w:val=""/>
       <w:lvlJc w:val="left"/>
     </w:lvl>
-    <w:lvl w:ilvl="2" w:tplc="39E8D99A">
+    <w:lvl w:ilvl="2" w:tplc="A6A23C22">
       <w:numFmt w:val="decimal"/>
       <w:lvlText w:val=""/>
       <w:lvlJc w:val="left"/>
     </w:lvl>
-    <w:lvl w:ilvl="3" w:tplc="A8B6BCC6">
+    <w:lvl w:ilvl="3" w:tplc="78FA910C">
       <w:numFmt w:val="decimal"/>
       <w:lvlText w:val=""/>
       <w:lvlJc w:val="left"/>
     </w:lvl>
-    <w:lvl w:ilvl="4" w:tplc="B0A66208">
+    <w:lvl w:ilvl="4" w:tplc="E5C66304">
       <w:numFmt w:val="decimal"/>
       <w:lvlText w:val=""/>
       <w:lvlJc w:val="left"/>
     </w:lvl>
-    <w:lvl w:ilvl="5" w:tplc="63BEDCDE">
+    <w:lvl w:ilvl="5" w:tplc="1892F7A6">
       <w:numFmt w:val="decimal"/>
       <w:lvlText w:val=""/>
       <w:lvlJc w:val="left"/>
     </w:lvl>
-    <w:lvl w:ilvl="6" w:tplc="D876D078">
+    <w:lvl w:ilvl="6" w:tplc="2DAC98D4">
       <w:numFmt w:val="decimal"/>
       <w:lvlText w:val=""/>
       <w:lvlJc w:val="left"/>
     </w:lvl>
-    <w:lvl w:ilvl="7" w:tplc="23C462B8">
+    <w:lvl w:ilvl="7" w:tplc="74009486">
       <w:numFmt w:val="decimal"/>
       <w:lvlText w:val=""/>
       <w:lvlJc w:val="left"/>
     </w:lvl>
-    <w:lvl w:ilvl="8" w:tplc="BE30AB44">
+    <w:lvl w:ilvl="8" w:tplc="4ACE5854">
       <w:numFmt w:val="decimal"/>
       <w:lvlText w:val=""/>
       <w:lvlJc w:val="left"/>
     </w:lvl>
   </w:abstractNum>
   <w:abstractNum w:abstractNumId="3" w15:restartNumberingAfterBreak="0">
-    <w:nsid w:val="76C70A79"/>
+    <w:nsid w:val="2749456E"/>
     <w:multiLevelType w:val="hybridMultilevel"/>
-    <w:tmpl w:val="037031E6"/>
-    <w:lvl w:ilvl="0" w:tplc="B6F66B02">
+    <w:tmpl w:val="822AE572"/>
+    <w:lvl w:ilvl="0" w:tplc="F77E3F04">
       <w:start w:val="1"/>
       <w:numFmt w:val="decimal"/>
       <w:lvlText w:val="%1."/>
@@ -13206,52 +13294,52 @@
         <w:color w:val="A67C27"/>
       </w:rPr>
     </w:lvl>
-    <w:lvl w:ilvl="1" w:tplc="BDEA69C2">
+    <w:lvl w:ilvl="1" w:tplc="D244311E">
       <w:numFmt w:val="decimal"/>
       <w:lvlText w:val=""/>
       <w:lvlJc w:val="left"/>
     </w:lvl>
-    <w:lvl w:ilvl="2" w:tplc="C9369244">
+    <w:lvl w:ilvl="2" w:tplc="A18E5CF2">
       <w:numFmt w:val="decimal"/>
       <w:lvlText w:val=""/>
       <w:lvlJc w:val="left"/>
     </w:lvl>
-    <w:lvl w:ilvl="3" w:tplc="D912325A">
+    <w:lvl w:ilvl="3" w:tplc="4E245516">
       <w:numFmt w:val="decimal"/>
       <w:lvlText w:val=""/>
       <w:lvlJc w:val="left"/>
     </w:lvl>
-    <w:lvl w:ilvl="4" w:tplc="27E4B492">
+    <w:lvl w:ilvl="4" w:tplc="C6CE4D18">
       <w:numFmt w:val="decimal"/>
       <w:lvlText w:val=""/>
       <w:lvlJc w:val="left"/>
     </w:lvl>
-    <w:lvl w:ilvl="5" w:tplc="D5C8F51A">
+    <w:lvl w:ilvl="5" w:tplc="0674E754">
       <w:numFmt w:val="decimal"/>
       <w:lvlText w:val=""/>
       <w:lvlJc w:val="left"/>
     </w:lvl>
-    <w:lvl w:ilvl="6" w:tplc="A95814B4">
+    <w:lvl w:ilvl="6" w:tplc="09402A3C">
       <w:numFmt w:val="decimal"/>
       <w:lvlText w:val=""/>
       <w:lvlJc w:val="left"/>
     </w:lvl>
-    <w:lvl w:ilvl="7" w:tplc="C5807CC8">
+    <w:lvl w:ilvl="7" w:tplc="9B849202">
       <w:numFmt w:val="decimal"/>
       <w:lvlText w:val=""/>
       <w:lvlJc w:val="left"/>
     </w:lvl>
-    <w:lvl w:ilvl="8" w:tplc="81A40FE2">
+    <w:lvl w:ilvl="8" w:tplc="0160247E">
       <w:numFmt w:val="decimal"/>
       <w:lvlText w:val=""/>
       <w:lvlJc w:val="left"/>
     </w:lvl>
   </w:abstractNum>
   <w:abstractNum w:abstractNumId="4" w15:restartNumberingAfterBreak="0">
-    <w:nsid w:val="7F077AB9"/>
+    <w:nsid w:val="644B7018"/>
     <w:multiLevelType w:val="hybridMultilevel"/>
-    <w:tmpl w:val="BD5E6EEE"/>
-    <w:lvl w:ilvl="0" w:tplc="19948A60">
+    <w:tmpl w:val="21E6FD88"/>
+    <w:lvl w:ilvl="0" w:tplc="1144BA04">
       <w:start w:val="1"/>
       <w:numFmt w:val="bullet"/>
       <w:lvlText w:val="•"/>
@@ -13260,7 +13348,7 @@
         <w:ind w:left="460" w:hanging="280"/>
       </w:pPr>
     </w:lvl>
-    <w:lvl w:ilvl="1" w:tplc="F4FACBDC">
+    <w:lvl w:ilvl="1" w:tplc="A77CD1F0">
       <w:start w:val="1"/>
       <w:numFmt w:val="bullet"/>
       <w:lvlText w:val="–"/>
@@ -13269,68 +13357,68 @@
         <w:ind w:left="900" w:hanging="280"/>
       </w:pPr>
     </w:lvl>
-    <w:lvl w:ilvl="2" w:tplc="349A66DC">
+    <w:lvl w:ilvl="2" w:tplc="A384AC7C">
       <w:numFmt w:val="decimal"/>
       <w:lvlText w:val=""/>
       <w:lvlJc w:val="left"/>
     </w:lvl>
-    <w:lvl w:ilvl="3" w:tplc="9D1E1398">
+    <w:lvl w:ilvl="3" w:tplc="A2B44404">
       <w:numFmt w:val="decimal"/>
       <w:lvlText w:val=""/>
       <w:lvlJc w:val="left"/>
     </w:lvl>
-    <w:lvl w:ilvl="4" w:tplc="F8D8FAEC">
+    <w:lvl w:ilvl="4" w:tplc="A88A66F8">
       <w:numFmt w:val="decimal"/>
       <w:lvlText w:val=""/>
       <w:lvlJc w:val="left"/>
     </w:lvl>
-    <w:lvl w:ilvl="5" w:tplc="E538343A">
+    <w:lvl w:ilvl="5" w:tplc="B08EA5F6">
       <w:numFmt w:val="decimal"/>
       <w:lvlText w:val=""/>
       <w:lvlJc w:val="left"/>
     </w:lvl>
-    <w:lvl w:ilvl="6" w:tplc="EA08FA70">
+    <w:lvl w:ilvl="6" w:tplc="6D64FDEC">
       <w:numFmt w:val="decimal"/>
       <w:lvlText w:val=""/>
       <w:lvlJc w:val="left"/>
     </w:lvl>
-    <w:lvl w:ilvl="7" w:tplc="2D36FBF8">
+    <w:lvl w:ilvl="7" w:tplc="01EE3E6A">
       <w:numFmt w:val="decimal"/>
       <w:lvlText w:val=""/>
       <w:lvlJc w:val="left"/>
     </w:lvl>
-    <w:lvl w:ilvl="8" w:tplc="E90276F6">
+    <w:lvl w:ilvl="8" w:tplc="D1788520">
       <w:numFmt w:val="decimal"/>
       <w:lvlText w:val=""/>
       <w:lvlJc w:val="left"/>
     </w:lvl>
   </w:abstractNum>
-  <w:num w:numId="1" w16cid:durableId="1977366716">
+  <w:num w:numId="1" w16cid:durableId="711460740">
+    <w:abstractNumId w:val="0"/>
+    <w:lvlOverride w:ilvl="0">
+      <w:startOverride w:val="1"/>
+    </w:lvlOverride>
+  </w:num>
+  <w:num w:numId="2" w16cid:durableId="648169209">
+    <w:abstractNumId w:val="4"/>
+    <w:lvlOverride w:ilvl="0">
+      <w:startOverride w:val="1"/>
+    </w:lvlOverride>
+  </w:num>
+  <w:num w:numId="3" w16cid:durableId="400910434">
+    <w:abstractNumId w:val="3"/>
+    <w:lvlOverride w:ilvl="0">
+      <w:startOverride w:val="1"/>
+    </w:lvlOverride>
+  </w:num>
+  <w:num w:numId="4" w16cid:durableId="144013000">
     <w:abstractNumId w:val="1"/>
     <w:lvlOverride w:ilvl="0">
       <w:startOverride w:val="1"/>
     </w:lvlOverride>
   </w:num>
-  <w:num w:numId="2" w16cid:durableId="1914046759">
-    <w:abstractNumId w:val="4"/>
-    <w:lvlOverride w:ilvl="0">
-      <w:startOverride w:val="1"/>
-    </w:lvlOverride>
-  </w:num>
-  <w:num w:numId="3" w16cid:durableId="360278379">
+  <w:num w:numId="5" w16cid:durableId="1867328357">
     <w:abstractNumId w:val="2"/>
-    <w:lvlOverride w:ilvl="0">
-      <w:startOverride w:val="1"/>
-    </w:lvlOverride>
-  </w:num>
-  <w:num w:numId="4" w16cid:durableId="1433821556">
-    <w:abstractNumId w:val="3"/>
-    <w:lvlOverride w:ilvl="0">
-      <w:startOverride w:val="1"/>
-    </w:lvlOverride>
-  </w:num>
-  <w:num w:numId="5" w16cid:durableId="388502553">
-    <w:abstractNumId w:val="0"/>
     <w:lvlOverride w:ilvl="0">
       <w:startOverride w:val="1"/>
     </w:lvlOverride>
@@ -13955,7 +14043,7 @@
     <w:autoRedefine/>
     <w:uiPriority w:val="39"/>
     <w:unhideWhenUsed/>
-    <w:rsid w:val="004E6BD1"/>
+    <w:rsid w:val="00032179"/>
     <w:pPr>
       <w:spacing w:after="100"/>
     </w:pPr>
@@ -13967,7 +14055,7 @@
     <w:autoRedefine/>
     <w:uiPriority w:val="39"/>
     <w:unhideWhenUsed/>
-    <w:rsid w:val="004E6BD1"/>
+    <w:rsid w:val="00032179"/>
     <w:pPr>
       <w:spacing w:after="100"/>
       <w:ind w:left="210"/>

--- a/docs/manuals/Role_Guide_7_Analyst.docx
+++ b/docs/manuals/Role_Guide_7_Analyst.docx
@@ -469,7 +469,7 @@
                 <w:sz w:val="19"/>
                 <w:szCs w:val="19"/>
               </w:rPr>
-              <w:t>Version 1.29 · 7 October 2026</w:t>
+              <w:t>Version 1.30 · 7 October 2026</w:t>
             </w:r>
           </w:p>
         </w:tc>
@@ -538,7 +538,7 @@
     <w:sdt>
       <w:sdtPr>
         <w:alias w:val="Contents"/>
-        <w:id w:val="1145860079"/>
+        <w:id w:val="-363991961"/>
       </w:sdtPr>
       <w:sdtEndPr/>
       <w:sdtContent>
@@ -567,7 +567,7 @@
           <w:r>
             <w:fldChar w:fldCharType="separate"/>
           </w:r>
-          <w:hyperlink w:anchor="_Toc242273737" w:history="1">
+          <w:hyperlink w:anchor="_Toc242277793" w:history="1">
             <w:r>
               <w:rPr>
                 <w:rStyle w:val="Hyperlink"/>
@@ -591,7 +591,7 @@
               <w:rPr>
                 <w:noProof/>
               </w:rPr>
-              <w:instrText xml:space="preserve"> PAGEREF _Toc242273737 \h </w:instrText>
+              <w:instrText xml:space="preserve"> PAGEREF _Toc242277793 \h </w:instrText>
             </w:r>
             <w:r>
               <w:rPr>
@@ -634,7 +634,7 @@
               <w14:ligatures w14:val="standardContextual"/>
             </w:rPr>
           </w:pPr>
-          <w:hyperlink w:anchor="_Toc242273738" w:history="1">
+          <w:hyperlink w:anchor="_Toc242277794" w:history="1">
             <w:r>
               <w:rPr>
                 <w:rStyle w:val="Hyperlink"/>
@@ -658,7 +658,7 @@
               <w:rPr>
                 <w:noProof/>
               </w:rPr>
-              <w:instrText xml:space="preserve"> PAGEREF _Toc242273738 \h </w:instrText>
+              <w:instrText xml:space="preserve"> PAGEREF _Toc242277794 \h </w:instrText>
             </w:r>
             <w:r>
               <w:rPr>
@@ -701,7 +701,7 @@
               <w14:ligatures w14:val="standardContextual"/>
             </w:rPr>
           </w:pPr>
-          <w:hyperlink w:anchor="_Toc242273739" w:history="1">
+          <w:hyperlink w:anchor="_Toc242277795" w:history="1">
             <w:r>
               <w:rPr>
                 <w:rStyle w:val="Hyperlink"/>
@@ -725,7 +725,7 @@
               <w:rPr>
                 <w:noProof/>
               </w:rPr>
-              <w:instrText xml:space="preserve"> PAGEREF _Toc242273739 \h </w:instrText>
+              <w:instrText xml:space="preserve"> PAGEREF _Toc242277795 \h </w:instrText>
             </w:r>
             <w:r>
               <w:rPr>
@@ -768,7 +768,7 @@
               <w14:ligatures w14:val="standardContextual"/>
             </w:rPr>
           </w:pPr>
-          <w:hyperlink w:anchor="_Toc242273740" w:history="1">
+          <w:hyperlink w:anchor="_Toc242277796" w:history="1">
             <w:r>
               <w:rPr>
                 <w:rStyle w:val="Hyperlink"/>
@@ -792,7 +792,7 @@
               <w:rPr>
                 <w:noProof/>
               </w:rPr>
-              <w:instrText xml:space="preserve"> PAGEREF _Toc242273740 \h </w:instrText>
+              <w:instrText xml:space="preserve"> PAGEREF _Toc242277796 \h </w:instrText>
             </w:r>
             <w:r>
               <w:rPr>
@@ -835,7 +835,7 @@
               <w14:ligatures w14:val="standardContextual"/>
             </w:rPr>
           </w:pPr>
-          <w:hyperlink w:anchor="_Toc242273741" w:history="1">
+          <w:hyperlink w:anchor="_Toc242277797" w:history="1">
             <w:r>
               <w:rPr>
                 <w:rStyle w:val="Hyperlink"/>
@@ -859,7 +859,7 @@
               <w:rPr>
                 <w:noProof/>
               </w:rPr>
-              <w:instrText xml:space="preserve"> PAGEREF _Toc242273741 \h </w:instrText>
+              <w:instrText xml:space="preserve"> PAGEREF _Toc242277797 \h </w:instrText>
             </w:r>
             <w:r>
               <w:rPr>
@@ -902,7 +902,7 @@
               <w14:ligatures w14:val="standardContextual"/>
             </w:rPr>
           </w:pPr>
-          <w:hyperlink w:anchor="_Toc242273742" w:history="1">
+          <w:hyperlink w:anchor="_Toc242277798" w:history="1">
             <w:r>
               <w:rPr>
                 <w:rStyle w:val="Hyperlink"/>
@@ -926,7 +926,7 @@
               <w:rPr>
                 <w:noProof/>
               </w:rPr>
-              <w:instrText xml:space="preserve"> PAGEREF _Toc242273742 \h </w:instrText>
+              <w:instrText xml:space="preserve"> PAGEREF _Toc242277798 \h </w:instrText>
             </w:r>
             <w:r>
               <w:rPr>
@@ -969,7 +969,7 @@
               <w14:ligatures w14:val="standardContextual"/>
             </w:rPr>
           </w:pPr>
-          <w:hyperlink w:anchor="_Toc242273743" w:history="1">
+          <w:hyperlink w:anchor="_Toc242277799" w:history="1">
             <w:r>
               <w:rPr>
                 <w:rStyle w:val="Hyperlink"/>
@@ -993,7 +993,7 @@
               <w:rPr>
                 <w:noProof/>
               </w:rPr>
-              <w:instrText xml:space="preserve"> PAGEREF _Toc242273743 \h </w:instrText>
+              <w:instrText xml:space="preserve"> PAGEREF _Toc242277799 \h </w:instrText>
             </w:r>
             <w:r>
               <w:rPr>
@@ -1036,7 +1036,7 @@
               <w14:ligatures w14:val="standardContextual"/>
             </w:rPr>
           </w:pPr>
-          <w:hyperlink w:anchor="_Toc242273744" w:history="1">
+          <w:hyperlink w:anchor="_Toc242277800" w:history="1">
             <w:r>
               <w:rPr>
                 <w:rStyle w:val="Hyperlink"/>
@@ -1060,7 +1060,7 @@
               <w:rPr>
                 <w:noProof/>
               </w:rPr>
-              <w:instrText xml:space="preserve"> PAGEREF _Toc242273744 \h </w:instrText>
+              <w:instrText xml:space="preserve"> PAGEREF _Toc242277800 \h </w:instrText>
             </w:r>
             <w:r>
               <w:rPr>
@@ -1103,7 +1103,7 @@
               <w14:ligatures w14:val="standardContextual"/>
             </w:rPr>
           </w:pPr>
-          <w:hyperlink w:anchor="_Toc242273745" w:history="1">
+          <w:hyperlink w:anchor="_Toc242277801" w:history="1">
             <w:r>
               <w:rPr>
                 <w:rStyle w:val="Hyperlink"/>
@@ -1127,7 +1127,7 @@
               <w:rPr>
                 <w:noProof/>
               </w:rPr>
-              <w:instrText xml:space="preserve"> PAGEREF _Toc242273745 \h </w:instrText>
+              <w:instrText xml:space="preserve"> PAGEREF _Toc242277801 \h </w:instrText>
             </w:r>
             <w:r>
               <w:rPr>
@@ -1170,7 +1170,7 @@
               <w14:ligatures w14:val="standardContextual"/>
             </w:rPr>
           </w:pPr>
-          <w:hyperlink w:anchor="_Toc242273746" w:history="1">
+          <w:hyperlink w:anchor="_Toc242277802" w:history="1">
             <w:r>
               <w:rPr>
                 <w:rStyle w:val="Hyperlink"/>
@@ -1194,7 +1194,7 @@
               <w:rPr>
                 <w:noProof/>
               </w:rPr>
-              <w:instrText xml:space="preserve"> PAGEREF _Toc242273746 \h </w:instrText>
+              <w:instrText xml:space="preserve"> PAGEREF _Toc242277802 \h </w:instrText>
             </w:r>
             <w:r>
               <w:rPr>
@@ -1237,7 +1237,7 @@
               <w14:ligatures w14:val="standardContextual"/>
             </w:rPr>
           </w:pPr>
-          <w:hyperlink w:anchor="_Toc242273747" w:history="1">
+          <w:hyperlink w:anchor="_Toc242277803" w:history="1">
             <w:r>
               <w:rPr>
                 <w:rStyle w:val="Hyperlink"/>
@@ -1261,7 +1261,7 @@
               <w:rPr>
                 <w:noProof/>
               </w:rPr>
-              <w:instrText xml:space="preserve"> PAGEREF _Toc242273747 \h </w:instrText>
+              <w:instrText xml:space="preserve"> PAGEREF _Toc242277803 \h </w:instrText>
             </w:r>
             <w:r>
               <w:rPr>
@@ -1304,7 +1304,7 @@
               <w14:ligatures w14:val="standardContextual"/>
             </w:rPr>
           </w:pPr>
-          <w:hyperlink w:anchor="_Toc242273748" w:history="1">
+          <w:hyperlink w:anchor="_Toc242277804" w:history="1">
             <w:r>
               <w:rPr>
                 <w:rStyle w:val="Hyperlink"/>
@@ -1328,7 +1328,7 @@
               <w:rPr>
                 <w:noProof/>
               </w:rPr>
-              <w:instrText xml:space="preserve"> PAGEREF _Toc242273748 \h </w:instrText>
+              <w:instrText xml:space="preserve"> PAGEREF _Toc242277804 \h </w:instrText>
             </w:r>
             <w:r>
               <w:rPr>
@@ -1371,7 +1371,7 @@
               <w14:ligatures w14:val="standardContextual"/>
             </w:rPr>
           </w:pPr>
-          <w:hyperlink w:anchor="_Toc242273749" w:history="1">
+          <w:hyperlink w:anchor="_Toc242277805" w:history="1">
             <w:r>
               <w:rPr>
                 <w:rStyle w:val="Hyperlink"/>
@@ -1395,7 +1395,7 @@
               <w:rPr>
                 <w:noProof/>
               </w:rPr>
-              <w:instrText xml:space="preserve"> PAGEREF _Toc242273749 \h </w:instrText>
+              <w:instrText xml:space="preserve"> PAGEREF _Toc242277805 \h </w:instrText>
             </w:r>
             <w:r>
               <w:rPr>
@@ -1438,7 +1438,7 @@
               <w14:ligatures w14:val="standardContextual"/>
             </w:rPr>
           </w:pPr>
-          <w:hyperlink w:anchor="_Toc242273750" w:history="1">
+          <w:hyperlink w:anchor="_Toc242277806" w:history="1">
             <w:r>
               <w:rPr>
                 <w:rStyle w:val="Hyperlink"/>
@@ -1462,7 +1462,7 @@
               <w:rPr>
                 <w:noProof/>
               </w:rPr>
-              <w:instrText xml:space="preserve"> PAGEREF _Toc242273750 \h </w:instrText>
+              <w:instrText xml:space="preserve"> PAGEREF _Toc242277806 \h </w:instrText>
             </w:r>
             <w:r>
               <w:rPr>
@@ -1505,7 +1505,7 @@
               <w14:ligatures w14:val="standardContextual"/>
             </w:rPr>
           </w:pPr>
-          <w:hyperlink w:anchor="_Toc242273751" w:history="1">
+          <w:hyperlink w:anchor="_Toc242277807" w:history="1">
             <w:r>
               <w:rPr>
                 <w:rStyle w:val="Hyperlink"/>
@@ -1529,7 +1529,7 @@
               <w:rPr>
                 <w:noProof/>
               </w:rPr>
-              <w:instrText xml:space="preserve"> PAGEREF _Toc242273751 \h </w:instrText>
+              <w:instrText xml:space="preserve"> PAGEREF _Toc242277807 \h </w:instrText>
             </w:r>
             <w:r>
               <w:rPr>
@@ -1572,7 +1572,7 @@
               <w14:ligatures w14:val="standardContextual"/>
             </w:rPr>
           </w:pPr>
-          <w:hyperlink w:anchor="_Toc242273752" w:history="1">
+          <w:hyperlink w:anchor="_Toc242277808" w:history="1">
             <w:r>
               <w:rPr>
                 <w:rStyle w:val="Hyperlink"/>
@@ -1596,7 +1596,7 @@
               <w:rPr>
                 <w:noProof/>
               </w:rPr>
-              <w:instrText xml:space="preserve"> PAGEREF _Toc242273752 \h </w:instrText>
+              <w:instrText xml:space="preserve"> PAGEREF _Toc242277808 \h </w:instrText>
             </w:r>
             <w:r>
               <w:rPr>
@@ -1639,7 +1639,7 @@
               <w14:ligatures w14:val="standardContextual"/>
             </w:rPr>
           </w:pPr>
-          <w:hyperlink w:anchor="_Toc242273753" w:history="1">
+          <w:hyperlink w:anchor="_Toc242277809" w:history="1">
             <w:r>
               <w:rPr>
                 <w:rStyle w:val="Hyperlink"/>
@@ -1663,7 +1663,7 @@
               <w:rPr>
                 <w:noProof/>
               </w:rPr>
-              <w:instrText xml:space="preserve"> PAGEREF _Toc242273753 \h </w:instrText>
+              <w:instrText xml:space="preserve"> PAGEREF _Toc242277809 \h </w:instrText>
             </w:r>
             <w:r>
               <w:rPr>
@@ -1706,7 +1706,7 @@
               <w14:ligatures w14:val="standardContextual"/>
             </w:rPr>
           </w:pPr>
-          <w:hyperlink w:anchor="_Toc242273754" w:history="1">
+          <w:hyperlink w:anchor="_Toc242277810" w:history="1">
             <w:r>
               <w:rPr>
                 <w:rStyle w:val="Hyperlink"/>
@@ -1730,7 +1730,7 @@
               <w:rPr>
                 <w:noProof/>
               </w:rPr>
-              <w:instrText xml:space="preserve"> PAGEREF _Toc242273754 \h </w:instrText>
+              <w:instrText xml:space="preserve"> PAGEREF _Toc242277810 \h </w:instrText>
             </w:r>
             <w:r>
               <w:rPr>
@@ -1773,7 +1773,7 @@
               <w14:ligatures w14:val="standardContextual"/>
             </w:rPr>
           </w:pPr>
-          <w:hyperlink w:anchor="_Toc242273755" w:history="1">
+          <w:hyperlink w:anchor="_Toc242277811" w:history="1">
             <w:r>
               <w:rPr>
                 <w:rStyle w:val="Hyperlink"/>
@@ -1797,7 +1797,7 @@
               <w:rPr>
                 <w:noProof/>
               </w:rPr>
-              <w:instrText xml:space="preserve"> PAGEREF _Toc242273755 \h </w:instrText>
+              <w:instrText xml:space="preserve"> PAGEREF _Toc242277811 \h </w:instrText>
             </w:r>
             <w:r>
               <w:rPr>
@@ -1840,7 +1840,7 @@
               <w14:ligatures w14:val="standardContextual"/>
             </w:rPr>
           </w:pPr>
-          <w:hyperlink w:anchor="_Toc242273756" w:history="1">
+          <w:hyperlink w:anchor="_Toc242277812" w:history="1">
             <w:r>
               <w:rPr>
                 <w:rStyle w:val="Hyperlink"/>
@@ -1864,7 +1864,7 @@
               <w:rPr>
                 <w:noProof/>
               </w:rPr>
-              <w:instrText xml:space="preserve"> PAGEREF _Toc242273756 \h </w:instrText>
+              <w:instrText xml:space="preserve"> PAGEREF _Toc242277812 \h </w:instrText>
             </w:r>
             <w:r>
               <w:rPr>
@@ -1907,7 +1907,7 @@
               <w14:ligatures w14:val="standardContextual"/>
             </w:rPr>
           </w:pPr>
-          <w:hyperlink w:anchor="_Toc242273757" w:history="1">
+          <w:hyperlink w:anchor="_Toc242277813" w:history="1">
             <w:r>
               <w:rPr>
                 <w:rStyle w:val="Hyperlink"/>
@@ -1931,7 +1931,7 @@
               <w:rPr>
                 <w:noProof/>
               </w:rPr>
-              <w:instrText xml:space="preserve"> PAGEREF _Toc242273757 \h </w:instrText>
+              <w:instrText xml:space="preserve"> PAGEREF _Toc242277813 \h </w:instrText>
             </w:r>
             <w:r>
               <w:rPr>
@@ -1974,7 +1974,7 @@
               <w14:ligatures w14:val="standardContextual"/>
             </w:rPr>
           </w:pPr>
-          <w:hyperlink w:anchor="_Toc242273758" w:history="1">
+          <w:hyperlink w:anchor="_Toc242277814" w:history="1">
             <w:r>
               <w:rPr>
                 <w:rStyle w:val="Hyperlink"/>
@@ -1998,7 +1998,7 @@
               <w:rPr>
                 <w:noProof/>
               </w:rPr>
-              <w:instrText xml:space="preserve"> PAGEREF _Toc242273758 \h </w:instrText>
+              <w:instrText xml:space="preserve"> PAGEREF _Toc242277814 \h </w:instrText>
             </w:r>
             <w:r>
               <w:rPr>
@@ -2041,7 +2041,7 @@
               <w14:ligatures w14:val="standardContextual"/>
             </w:rPr>
           </w:pPr>
-          <w:hyperlink w:anchor="_Toc242273759" w:history="1">
+          <w:hyperlink w:anchor="_Toc242277815" w:history="1">
             <w:r>
               <w:rPr>
                 <w:rStyle w:val="Hyperlink"/>
@@ -2065,7 +2065,7 @@
               <w:rPr>
                 <w:noProof/>
               </w:rPr>
-              <w:instrText xml:space="preserve"> PAGEREF _Toc242273759 \h </w:instrText>
+              <w:instrText xml:space="preserve"> PAGEREF _Toc242277815 \h </w:instrText>
             </w:r>
             <w:r>
               <w:rPr>
@@ -2108,7 +2108,7 @@
               <w14:ligatures w14:val="standardContextual"/>
             </w:rPr>
           </w:pPr>
-          <w:hyperlink w:anchor="_Toc242273760" w:history="1">
+          <w:hyperlink w:anchor="_Toc242277816" w:history="1">
             <w:r>
               <w:rPr>
                 <w:rStyle w:val="Hyperlink"/>
@@ -2132,7 +2132,7 @@
               <w:rPr>
                 <w:noProof/>
               </w:rPr>
-              <w:instrText xml:space="preserve"> PAGEREF _Toc242273760 \h </w:instrText>
+              <w:instrText xml:space="preserve"> PAGEREF _Toc242277816 \h </w:instrText>
             </w:r>
             <w:r>
               <w:rPr>
@@ -2175,7 +2175,7 @@
               <w14:ligatures w14:val="standardContextual"/>
             </w:rPr>
           </w:pPr>
-          <w:hyperlink w:anchor="_Toc242273761" w:history="1">
+          <w:hyperlink w:anchor="_Toc242277817" w:history="1">
             <w:r>
               <w:rPr>
                 <w:rStyle w:val="Hyperlink"/>
@@ -2199,7 +2199,7 @@
               <w:rPr>
                 <w:noProof/>
               </w:rPr>
-              <w:instrText xml:space="preserve"> PAGEREF _Toc242273761 \h </w:instrText>
+              <w:instrText xml:space="preserve"> PAGEREF _Toc242277817 \h </w:instrText>
             </w:r>
             <w:r>
               <w:rPr>
@@ -2242,7 +2242,7 @@
               <w14:ligatures w14:val="standardContextual"/>
             </w:rPr>
           </w:pPr>
-          <w:hyperlink w:anchor="_Toc242273762" w:history="1">
+          <w:hyperlink w:anchor="_Toc242277818" w:history="1">
             <w:r>
               <w:rPr>
                 <w:rStyle w:val="Hyperlink"/>
@@ -2266,7 +2266,7 @@
               <w:rPr>
                 <w:noProof/>
               </w:rPr>
-              <w:instrText xml:space="preserve"> PAGEREF _Toc242273762 \h </w:instrText>
+              <w:instrText xml:space="preserve"> PAGEREF _Toc242277818 \h </w:instrText>
             </w:r>
             <w:r>
               <w:rPr>
@@ -2309,7 +2309,7 @@
               <w14:ligatures w14:val="standardContextual"/>
             </w:rPr>
           </w:pPr>
-          <w:hyperlink w:anchor="_Toc242273763" w:history="1">
+          <w:hyperlink w:anchor="_Toc242277819" w:history="1">
             <w:r>
               <w:rPr>
                 <w:rStyle w:val="Hyperlink"/>
@@ -2333,7 +2333,7 @@
               <w:rPr>
                 <w:noProof/>
               </w:rPr>
-              <w:instrText xml:space="preserve"> PAGEREF _Toc242273763 \h </w:instrText>
+              <w:instrText xml:space="preserve"> PAGEREF _Toc242277819 \h </w:instrText>
             </w:r>
             <w:r>
               <w:rPr>
@@ -2372,7 +2372,7 @@
         <w:pStyle w:val="Heading1"/>
         <w:pageBreakBefore/>
       </w:pPr>
-      <w:bookmarkStart w:id="0" w:name="_Toc242273737"/>
+      <w:bookmarkStart w:id="0" w:name="_Toc242277793"/>
       <w:r>
         <w:lastRenderedPageBreak/>
         <w:t>1. Your role at a glance</w:t>
@@ -2553,7 +2553,7 @@
         <w:pStyle w:val="Heading1"/>
         <w:pageBreakBefore/>
       </w:pPr>
-      <w:bookmarkStart w:id="1" w:name="_Toc242273738"/>
+      <w:bookmarkStart w:id="1" w:name="_Toc242277794"/>
       <w:r>
         <w:lastRenderedPageBreak/>
         <w:t>2. Signing in and your screens</w:t>
@@ -2564,7 +2564,7 @@
       <w:pPr>
         <w:pStyle w:val="Heading2"/>
       </w:pPr>
-      <w:bookmarkStart w:id="2" w:name="_Toc242273739"/>
+      <w:bookmarkStart w:id="2" w:name="_Toc242277795"/>
       <w:r>
         <w:t>Signing in</w:t>
       </w:r>
@@ -2814,7 +2814,7 @@
       <w:pPr>
         <w:pStyle w:val="Heading2"/>
       </w:pPr>
-      <w:bookmarkStart w:id="3" w:name="_Toc242273740"/>
+      <w:bookmarkStart w:id="3" w:name="_Toc242277796"/>
       <w:r>
         <w:t>Finding your way around</w:t>
       </w:r>
@@ -3068,7 +3068,7 @@
       <w:pPr>
         <w:pStyle w:val="Heading2"/>
       </w:pPr>
-      <w:bookmarkStart w:id="4" w:name="_Toc242273741"/>
+      <w:bookmarkStart w:id="4" w:name="_Toc242277797"/>
       <w:r>
         <w:t>Your screens</w:t>
       </w:r>
@@ -3402,7 +3402,7 @@
       <w:pPr>
         <w:pStyle w:val="Heading2"/>
       </w:pPr>
-      <w:bookmarkStart w:id="5" w:name="_Toc242273742"/>
+      <w:bookmarkStart w:id="5" w:name="_Toc242277798"/>
       <w:r>
         <w:t>Changing your password</w:t>
       </w:r>
@@ -3573,7 +3573,7 @@
         <w:pStyle w:val="Heading1"/>
         <w:pageBreakBefore/>
       </w:pPr>
-      <w:bookmarkStart w:id="6" w:name="_Toc242273743"/>
+      <w:bookmarkStart w:id="6" w:name="_Toc242277799"/>
       <w:r>
         <w:lastRenderedPageBreak/>
         <w:t>3. Your routine</w:t>
@@ -3858,7 +3858,7 @@
         <w:pStyle w:val="Heading1"/>
         <w:pageBreakBefore/>
       </w:pPr>
-      <w:bookmarkStart w:id="7" w:name="_Toc242273744"/>
+      <w:bookmarkStart w:id="7" w:name="_Toc242277800"/>
       <w:r>
         <w:lastRenderedPageBreak/>
         <w:t>4. Step-by-step tasks</w:t>
@@ -3869,7 +3869,7 @@
       <w:pPr>
         <w:pStyle w:val="Heading2"/>
       </w:pPr>
-      <w:bookmarkStart w:id="8" w:name="_Toc242273745"/>
+      <w:bookmarkStart w:id="8" w:name="_Toc242277801"/>
       <w:r>
         <w:t>4.1 Your start screen</w:t>
       </w:r>
@@ -3955,7 +3955,7 @@
       <w:pPr>
         <w:pStyle w:val="Heading2"/>
       </w:pPr>
-      <w:bookmarkStart w:id="9" w:name="_Toc242273746"/>
+      <w:bookmarkStart w:id="9" w:name="_Toc242277802"/>
       <w:r>
         <w:t>4.2 Reading the dashboards</w:t>
       </w:r>
@@ -4646,7 +4646,7 @@
       <w:pPr>
         <w:pStyle w:val="Heading2"/>
       </w:pPr>
-      <w:bookmarkStart w:id="10" w:name="_Toc242273747"/>
+      <w:bookmarkStart w:id="10" w:name="_Toc242277803"/>
       <w:r>
         <w:t>4.3 Using Reports (analytics and charts)</w:t>
       </w:r>
@@ -5319,7 +5319,7 @@
       <w:pPr>
         <w:pStyle w:val="Heading2"/>
       </w:pPr>
-      <w:bookmarkStart w:id="11" w:name="_Toc242273748"/>
+      <w:bookmarkStart w:id="11" w:name="_Toc242277804"/>
       <w:r>
         <w:lastRenderedPageBreak/>
         <w:t>4.4 Downloading data</w:t>
@@ -6029,7 +6029,7 @@
       <w:pPr>
         <w:pStyle w:val="Heading2"/>
       </w:pPr>
-      <w:bookmarkStart w:id="12" w:name="_Toc242273749"/>
+      <w:bookmarkStart w:id="12" w:name="_Toc242277805"/>
       <w:r>
         <w:lastRenderedPageBreak/>
         <w:t>4.5 Working with the analysis export</w:t>
@@ -6175,7 +6175,7 @@
         <w:pStyle w:val="Heading1"/>
         <w:pageBreakBefore/>
       </w:pPr>
-      <w:bookmarkStart w:id="13" w:name="_Toc242273750"/>
+      <w:bookmarkStart w:id="13" w:name="_Toc242277806"/>
       <w:r>
         <w:lastRenderedPageBreak/>
         <w:t>5. Rules you must follow</w:t>
@@ -6313,7 +6313,7 @@
         <w:pStyle w:val="Heading1"/>
         <w:pageBreakBefore/>
       </w:pPr>
-      <w:bookmarkStart w:id="14" w:name="_Toc242273751"/>
+      <w:bookmarkStart w:id="14" w:name="_Toc242277807"/>
       <w:r>
         <w:lastRenderedPageBreak/>
         <w:t>6. Troubleshooting</w:t>
@@ -7696,7 +7696,7 @@
         <w:pStyle w:val="Heading1"/>
         <w:pageBreakBefore/>
       </w:pPr>
-      <w:bookmarkStart w:id="15" w:name="_Toc242273752"/>
+      <w:bookmarkStart w:id="15" w:name="_Toc242277808"/>
       <w:r>
         <w:lastRenderedPageBreak/>
         <w:t>7. Quick reference</w:t>
@@ -7975,7 +7975,7 @@
         <w:pStyle w:val="Heading1"/>
         <w:pageBreakBefore/>
       </w:pPr>
-      <w:bookmarkStart w:id="16" w:name="_Toc242273753"/>
+      <w:bookmarkStart w:id="16" w:name="_Toc242277809"/>
       <w:r>
         <w:lastRenderedPageBreak/>
         <w:t>8. Every screen and button for your role</w:t>
@@ -8138,7 +8138,7 @@
       <w:pPr>
         <w:pStyle w:val="Heading2"/>
       </w:pPr>
-      <w:bookmarkStart w:id="17" w:name="_Toc242273754"/>
+      <w:bookmarkStart w:id="17" w:name="_Toc242277810"/>
       <w:r>
         <w:t>8.1 Sign in</w:t>
       </w:r>
@@ -8651,7 +8651,7 @@
       <w:pPr>
         <w:pStyle w:val="Heading2"/>
       </w:pPr>
-      <w:bookmarkStart w:id="18" w:name="_Toc242273755"/>
+      <w:bookmarkStart w:id="18" w:name="_Toc242277811"/>
       <w:r>
         <w:t>8.2 The header and menu bar (every screen)</w:t>
       </w:r>
@@ -9375,7 +9375,7 @@
       <w:pPr>
         <w:pStyle w:val="Heading2"/>
       </w:pPr>
-      <w:bookmarkStart w:id="19" w:name="_Toc242273756"/>
+      <w:bookmarkStart w:id="19" w:name="_Toc242277812"/>
       <w:r>
         <w:t>8.3 Change Password</w:t>
       </w:r>
@@ -9995,7 +9995,7 @@
       <w:pPr>
         <w:pStyle w:val="Heading2"/>
       </w:pPr>
-      <w:bookmarkStart w:id="20" w:name="_Toc242273757"/>
+      <w:bookmarkStart w:id="20" w:name="_Toc242277813"/>
       <w:r>
         <w:t>8.4 Executive Dashboard</w:t>
       </w:r>
@@ -10509,7 +10509,7 @@
       <w:pPr>
         <w:pStyle w:val="Heading2"/>
       </w:pPr>
-      <w:bookmarkStart w:id="21" w:name="_Toc242273758"/>
+      <w:bookmarkStart w:id="21" w:name="_Toc242277814"/>
       <w:r>
         <w:t>8.5 Sampling Dashboard</w:t>
       </w:r>
@@ -11022,7 +11022,7 @@
       <w:pPr>
         <w:pStyle w:val="Heading2"/>
       </w:pPr>
-      <w:bookmarkStart w:id="22" w:name="_Toc242273759"/>
+      <w:bookmarkStart w:id="22" w:name="_Toc242277815"/>
       <w:r>
         <w:t>8.6 Contact Dashboard</w:t>
       </w:r>
@@ -11325,7 +11325,7 @@
       <w:pPr>
         <w:pStyle w:val="Heading2"/>
       </w:pPr>
-      <w:bookmarkStart w:id="23" w:name="_Toc242273760"/>
+      <w:bookmarkStart w:id="23" w:name="_Toc242277816"/>
       <w:r>
         <w:lastRenderedPageBreak/>
         <w:t>8.7 KII / Document Dashboard</w:t>
@@ -11736,7 +11736,7 @@
       <w:pPr>
         <w:pStyle w:val="Heading2"/>
       </w:pPr>
-      <w:bookmarkStart w:id="24" w:name="_Toc242273761"/>
+      <w:bookmarkStart w:id="24" w:name="_Toc242277817"/>
       <w:r>
         <w:t>8.8 Reports</w:t>
       </w:r>
@@ -12249,7 +12249,7 @@
       <w:pPr>
         <w:pStyle w:val="Heading2"/>
       </w:pPr>
-      <w:bookmarkStart w:id="25" w:name="_Toc242273762"/>
+      <w:bookmarkStart w:id="25" w:name="_Toc242277818"/>
       <w:r>
         <w:t>8.9 Cost Dashboard</w:t>
       </w:r>
@@ -12552,7 +12552,7 @@
       <w:pPr>
         <w:pStyle w:val="Heading2"/>
       </w:pPr>
-      <w:bookmarkStart w:id="26" w:name="_Toc242273763"/>
+      <w:bookmarkStart w:id="26" w:name="_Toc242277819"/>
       <w:r>
         <w:lastRenderedPageBreak/>
         <w:t>8.10 Export</w:t>
@@ -12900,7 +12900,7 @@
         <w:sz w:val="16"/>
         <w:szCs w:val="16"/>
       </w:rPr>
-      <w:t>Version 1.29 · 7 October 2026</w:t>
+      <w:t>Version 1.30 · 7 October 2026</w:t>
     </w:r>
     <w:r>
       <w:rPr>
@@ -13073,96 +13073,10 @@
 <file path=word/numbering.xml><?xml version="1.0" encoding="utf-8"?>
 <w:numbering xmlns:wpc="http://schemas.microsoft.com/office/word/2010/wordprocessingCanvas" xmlns:cx="http://schemas.microsoft.com/office/drawing/2014/chartex" xmlns:cx1="http://schemas.microsoft.com/office/drawing/2015/9/8/chartex" xmlns:cx2="http://schemas.microsoft.com/office/drawing/2015/10/21/chartex" xmlns:cx3="http://schemas.microsoft.com/office/drawing/2016/5/9/chartex" xmlns:cx4="http://schemas.microsoft.com/office/drawing/2016/5/10/chartex" xmlns:cx5="http://schemas.microsoft.com/office/drawing/2016/5/11/chartex" xmlns:cx6="http://schemas.microsoft.com/office/drawing/2016/5/12/chartex" xmlns:cx7="http://schemas.microsoft.com/office/drawing/2016/5/13/chartex" xmlns:cx8="http://schemas.microsoft.com/office/drawing/2016/5/14/chartex" xmlns:mc="http://schemas.openxmlformats.org/markup-compatibility/2006" xmlns:aink="http://schemas.microsoft.com/office/drawing/2016/ink" xmlns:am3d="http://schemas.microsoft.com/office/drawing/2017/model3d" xmlns:o="urn:schemas-microsoft-com:office:office" xmlns:oel="http://schemas.microsoft.com/office/2019/extlst" xmlns:r="http://schemas.openxmlformats.org/officeDocument/2006/relationships" xmlns:m="http://schemas.openxmlformats.org/officeDocument/2006/math" xmlns:v="urn:schemas-microsoft-com:vml" xmlns:wp14="http://schemas.microsoft.com/office/word/2010/wordprocessingDrawing" xmlns:wp="http://schemas.openxmlformats.org/drawingml/2006/wordprocessingDrawing" xmlns:w10="urn:schemas-microsoft-com:office:word" xmlns:w="http://schemas.openxmlformats.org/wordprocessingml/2006/main" xmlns:w14="http://schemas.microsoft.com/office/word/2010/wordml" xmlns:w15="http://schemas.microsoft.com/office/word/2012/wordml" xmlns:w16cex="http://schemas.microsoft.com/office/word/2018/wordml/cex" xmlns:w16cid="http://schemas.microsoft.com/office/word/2016/wordml/cid" xmlns:w16="http://schemas.microsoft.com/office/word/2018/wordml" xmlns:w16sdtdh="http://schemas.microsoft.com/office/word/2020/wordml/sdtdatahash" xmlns:w16se="http://schemas.microsoft.com/office/word/2015/wordml/symex" xmlns:wpg="http://schemas.microsoft.com/office/word/2010/wordprocessingGroup" xmlns:wpi="http://schemas.microsoft.com/office/word/2010/wordprocessingInk" xmlns:wne="http://schemas.microsoft.com/office/word/2006/wordml" xmlns:wps="http://schemas.microsoft.com/office/word/2010/wordprocessingShape" mc:Ignorable="w14 w15 w16se w16cid w16 w16cex w16sdtdh wp14">
   <w:abstractNum w:abstractNumId="0" w15:restartNumberingAfterBreak="0">
-    <w:nsid w:val="04AD15ED"/>
+    <w:nsid w:val="0A9B7D0A"/>
     <w:multiLevelType w:val="hybridMultilevel"/>
-    <w:tmpl w:val="C938EF44"/>
-    <w:lvl w:ilvl="0" w:tplc="C9CACD8E">
-      <w:start w:val="1"/>
-      <w:numFmt w:val="bullet"/>
-      <w:lvlText w:val="●"/>
-      <w:lvlJc w:val="left"/>
-      <w:pPr>
-        <w:ind w:left="720" w:hanging="360"/>
-      </w:pPr>
-    </w:lvl>
-    <w:lvl w:ilvl="1" w:tplc="462439A4">
-      <w:start w:val="1"/>
-      <w:numFmt w:val="bullet"/>
-      <w:lvlText w:val="○"/>
-      <w:lvlJc w:val="left"/>
-      <w:pPr>
-        <w:ind w:left="1440" w:hanging="360"/>
-      </w:pPr>
-    </w:lvl>
-    <w:lvl w:ilvl="2" w:tplc="A6FA3CB2">
-      <w:start w:val="1"/>
-      <w:numFmt w:val="bullet"/>
-      <w:lvlText w:val="■"/>
-      <w:lvlJc w:val="left"/>
-      <w:pPr>
-        <w:ind w:left="2160" w:hanging="360"/>
-      </w:pPr>
-    </w:lvl>
-    <w:lvl w:ilvl="3" w:tplc="DAD26420">
-      <w:start w:val="1"/>
-      <w:numFmt w:val="bullet"/>
-      <w:lvlText w:val="●"/>
-      <w:lvlJc w:val="left"/>
-      <w:pPr>
-        <w:ind w:left="2880" w:hanging="360"/>
-      </w:pPr>
-    </w:lvl>
-    <w:lvl w:ilvl="4" w:tplc="86944DCA">
-      <w:start w:val="1"/>
-      <w:numFmt w:val="bullet"/>
-      <w:lvlText w:val="○"/>
-      <w:lvlJc w:val="left"/>
-      <w:pPr>
-        <w:ind w:left="3600" w:hanging="360"/>
-      </w:pPr>
-    </w:lvl>
-    <w:lvl w:ilvl="5" w:tplc="CA1AEB12">
-      <w:start w:val="1"/>
-      <w:numFmt w:val="bullet"/>
-      <w:lvlText w:val="■"/>
-      <w:lvlJc w:val="left"/>
-      <w:pPr>
-        <w:ind w:left="4320" w:hanging="360"/>
-      </w:pPr>
-    </w:lvl>
-    <w:lvl w:ilvl="6" w:tplc="A4F48D66">
-      <w:start w:val="1"/>
-      <w:numFmt w:val="bullet"/>
-      <w:lvlText w:val="●"/>
-      <w:lvlJc w:val="left"/>
-      <w:pPr>
-        <w:ind w:left="5040" w:hanging="360"/>
-      </w:pPr>
-    </w:lvl>
-    <w:lvl w:ilvl="7" w:tplc="131A3944">
-      <w:start w:val="1"/>
-      <w:numFmt w:val="bullet"/>
-      <w:lvlText w:val="●"/>
-      <w:lvlJc w:val="left"/>
-      <w:pPr>
-        <w:ind w:left="5760" w:hanging="360"/>
-      </w:pPr>
-    </w:lvl>
-    <w:lvl w:ilvl="8" w:tplc="77823392">
-      <w:start w:val="1"/>
-      <w:numFmt w:val="bullet"/>
-      <w:lvlText w:val="●"/>
-      <w:lvlJc w:val="left"/>
-      <w:pPr>
-        <w:ind w:left="6480" w:hanging="360"/>
-      </w:pPr>
-    </w:lvl>
-  </w:abstractNum>
-  <w:abstractNum w:abstractNumId="1" w15:restartNumberingAfterBreak="0">
-    <w:nsid w:val="0FFC5C23"/>
-    <w:multiLevelType w:val="hybridMultilevel"/>
-    <w:tmpl w:val="C69AAED8"/>
-    <w:lvl w:ilvl="0" w:tplc="2F704082">
+    <w:tmpl w:val="7354D3D2"/>
+    <w:lvl w:ilvl="0" w:tplc="C98CBDC4">
       <w:start w:val="1"/>
       <w:numFmt w:val="decimal"/>
       <w:lvlText w:val="%1."/>
@@ -13176,52 +13090,110 @@
         <w:color w:val="A67C27"/>
       </w:rPr>
     </w:lvl>
-    <w:lvl w:ilvl="1" w:tplc="203AB5A4">
+    <w:lvl w:ilvl="1" w:tplc="917E3916">
       <w:numFmt w:val="decimal"/>
       <w:lvlText w:val=""/>
       <w:lvlJc w:val="left"/>
     </w:lvl>
-    <w:lvl w:ilvl="2" w:tplc="010477C8">
+    <w:lvl w:ilvl="2" w:tplc="81ECD0AA">
       <w:numFmt w:val="decimal"/>
       <w:lvlText w:val=""/>
       <w:lvlJc w:val="left"/>
     </w:lvl>
-    <w:lvl w:ilvl="3" w:tplc="C18EE99C">
+    <w:lvl w:ilvl="3" w:tplc="8C7E46C2">
       <w:numFmt w:val="decimal"/>
       <w:lvlText w:val=""/>
       <w:lvlJc w:val="left"/>
     </w:lvl>
-    <w:lvl w:ilvl="4" w:tplc="C3B213F2">
+    <w:lvl w:ilvl="4" w:tplc="D04C7296">
       <w:numFmt w:val="decimal"/>
       <w:lvlText w:val=""/>
       <w:lvlJc w:val="left"/>
     </w:lvl>
-    <w:lvl w:ilvl="5" w:tplc="84EA7F7C">
+    <w:lvl w:ilvl="5" w:tplc="4A4CD82E">
       <w:numFmt w:val="decimal"/>
       <w:lvlText w:val=""/>
       <w:lvlJc w:val="left"/>
     </w:lvl>
-    <w:lvl w:ilvl="6" w:tplc="3AF42378">
+    <w:lvl w:ilvl="6" w:tplc="DE029F04">
       <w:numFmt w:val="decimal"/>
       <w:lvlText w:val=""/>
       <w:lvlJc w:val="left"/>
     </w:lvl>
-    <w:lvl w:ilvl="7" w:tplc="FF760ACE">
+    <w:lvl w:ilvl="7" w:tplc="FC04C5B0">
       <w:numFmt w:val="decimal"/>
       <w:lvlText w:val=""/>
       <w:lvlJc w:val="left"/>
     </w:lvl>
-    <w:lvl w:ilvl="8" w:tplc="DCDA1B4A">
+    <w:lvl w:ilvl="8" w:tplc="9B385ADE">
+      <w:numFmt w:val="decimal"/>
+      <w:lvlText w:val=""/>
+      <w:lvlJc w:val="left"/>
+    </w:lvl>
+  </w:abstractNum>
+  <w:abstractNum w:abstractNumId="1" w15:restartNumberingAfterBreak="0">
+    <w:nsid w:val="4AA8416C"/>
+    <w:multiLevelType w:val="hybridMultilevel"/>
+    <w:tmpl w:val="1DFCC61A"/>
+    <w:lvl w:ilvl="0" w:tplc="7158A5A6">
+      <w:start w:val="1"/>
+      <w:numFmt w:val="bullet"/>
+      <w:lvlText w:val="•"/>
+      <w:lvlJc w:val="left"/>
+      <w:pPr>
+        <w:ind w:left="460" w:hanging="280"/>
+      </w:pPr>
+    </w:lvl>
+    <w:lvl w:ilvl="1" w:tplc="395E3C56">
+      <w:start w:val="1"/>
+      <w:numFmt w:val="bullet"/>
+      <w:lvlText w:val="–"/>
+      <w:lvlJc w:val="left"/>
+      <w:pPr>
+        <w:ind w:left="900" w:hanging="280"/>
+      </w:pPr>
+    </w:lvl>
+    <w:lvl w:ilvl="2" w:tplc="35681EDA">
+      <w:numFmt w:val="decimal"/>
+      <w:lvlText w:val=""/>
+      <w:lvlJc w:val="left"/>
+    </w:lvl>
+    <w:lvl w:ilvl="3" w:tplc="EA78C604">
+      <w:numFmt w:val="decimal"/>
+      <w:lvlText w:val=""/>
+      <w:lvlJc w:val="left"/>
+    </w:lvl>
+    <w:lvl w:ilvl="4" w:tplc="01DCB41C">
+      <w:numFmt w:val="decimal"/>
+      <w:lvlText w:val=""/>
+      <w:lvlJc w:val="left"/>
+    </w:lvl>
+    <w:lvl w:ilvl="5" w:tplc="0A8852AA">
+      <w:numFmt w:val="decimal"/>
+      <w:lvlText w:val=""/>
+      <w:lvlJc w:val="left"/>
+    </w:lvl>
+    <w:lvl w:ilvl="6" w:tplc="BDC0FB96">
+      <w:numFmt w:val="decimal"/>
+      <w:lvlText w:val=""/>
+      <w:lvlJc w:val="left"/>
+    </w:lvl>
+    <w:lvl w:ilvl="7" w:tplc="36D88ACC">
+      <w:numFmt w:val="decimal"/>
+      <w:lvlText w:val=""/>
+      <w:lvlJc w:val="left"/>
+    </w:lvl>
+    <w:lvl w:ilvl="8" w:tplc="2A80CD12">
       <w:numFmt w:val="decimal"/>
       <w:lvlText w:val=""/>
       <w:lvlJc w:val="left"/>
     </w:lvl>
   </w:abstractNum>
   <w:abstractNum w:abstractNumId="2" w15:restartNumberingAfterBreak="0">
-    <w:nsid w:val="1FB11082"/>
+    <w:nsid w:val="4CB34223"/>
     <w:multiLevelType w:val="hybridMultilevel"/>
-    <w:tmpl w:val="EFA096BC"/>
-    <w:lvl w:ilvl="0" w:tplc="144E4B44">
+    <w:tmpl w:val="D3DAF9FC"/>
+    <w:lvl w:ilvl="0" w:tplc="CD4EB98C">
       <w:start w:val="1"/>
       <w:numFmt w:val="decimal"/>
       <w:lvlText w:val="%1."/>
@@ -13235,52 +13207,52 @@
         <w:color w:val="A67C27"/>
       </w:rPr>
     </w:lvl>
-    <w:lvl w:ilvl="1" w:tplc="C188FFD2">
+    <w:lvl w:ilvl="1" w:tplc="AD0E9252">
       <w:numFmt w:val="decimal"/>
       <w:lvlText w:val=""/>
       <w:lvlJc w:val="left"/>
     </w:lvl>
-    <w:lvl w:ilvl="2" w:tplc="A6A23C22">
+    <w:lvl w:ilvl="2" w:tplc="ED127396">
       <w:numFmt w:val="decimal"/>
       <w:lvlText w:val=""/>
       <w:lvlJc w:val="left"/>
   